--- a/model-validation-handout.docx
+++ b/model-validation-handout.docx
@@ -15,7 +15,7 @@
         <w:pStyle w:val="Date"/>
       </w:pPr>
       <w:r>
-        <w:t xml:space="preserve">Last modified: 2026-10-02 01:38:37 (PDT)</w:t>
+        <w:t xml:space="preserve">Last modified: 2026-10-02 01:47:22 (PDT)</w:t>
       </w:r>
     </w:p>
     <w:bookmarkStart w:id="12" w:name="overfitting"/>

--- a/model-validation-handout.docx
+++ b/model-validation-handout.docx
@@ -15,7 +15,7 @@
         <w:pStyle w:val="Date"/>
       </w:pPr>
       <w:r>
-        <w:t xml:space="preserve">Last modified: 2026-10-02 01:47:22 (PDT)</w:t>
+        <w:t xml:space="preserve">Last modified: 2026-10-02 10:09:58 (PDT)</w:t>
       </w:r>
     </w:p>
     <w:bookmarkStart w:id="12" w:name="overfitting"/>

--- a/model-validation-handout.docx
+++ b/model-validation-handout.docx
@@ -15,7 +15,7 @@
         <w:pStyle w:val="Date"/>
       </w:pPr>
       <w:r>
-        <w:t xml:space="preserve">Last modified: 2026-10-02 10:09:58 (PDT)</w:t>
+        <w:t xml:space="preserve">Last modified: 2026-10-02 10:23:53 (PDT)</w:t>
       </w:r>
     </w:p>
     <w:bookmarkStart w:id="12" w:name="overfitting"/>

--- a/model-validation-handout.docx
+++ b/model-validation-handout.docx
@@ -15,7 +15,7 @@
         <w:pStyle w:val="Date"/>
       </w:pPr>
       <w:r>
-        <w:t xml:space="preserve">Last modified: 2026-10-02 10:23:53 (PDT)</w:t>
+        <w:t xml:space="preserve">Last modified: 2026-10-05 02:04:09 (PDT)</w:t>
       </w:r>
     </w:p>
     <w:bookmarkStart w:id="12" w:name="overfitting"/>

--- a/model-validation-handout.docx
+++ b/model-validation-handout.docx
@@ -15,7 +15,7 @@
         <w:pStyle w:val="Date"/>
       </w:pPr>
       <w:r>
-        <w:t xml:space="preserve">Last modified: 2026-10-05 02:04:09 (PDT)</w:t>
+        <w:t xml:space="preserve">Last modified: 2026-10-05 02:17:22 (PDT)</w:t>
       </w:r>
     </w:p>
     <w:bookmarkStart w:id="12" w:name="overfitting"/>

--- a/model-validation-handout.docx
+++ b/model-validation-handout.docx
@@ -15,10 +15,10 @@
         <w:pStyle w:val="Date"/>
       </w:pPr>
       <w:r>
-        <w:t xml:space="preserve">Last modified: 2026-10-05 02:17:22 (PDT)</w:t>
+        <w:t xml:space="preserve">Last modified: 2026-10-05 16:04:28 (PDT)</w:t>
       </w:r>
     </w:p>
-    <w:bookmarkStart w:id="12" w:name="overfitting"/>
+    <w:bookmarkStart w:id="13" w:name="overfitting"/>
     <w:p>
       <w:pPr>
         <w:pStyle w:val="Heading2"/>
@@ -27,7 +27,7 @@
         <w:t xml:space="preserve">1 Overfitting</w:t>
       </w:r>
     </w:p>
-    <w:bookmarkStart w:id="9" w:name="exr-overfitting"/>
+    <w:bookmarkStart w:id="10" w:name="exr-overfitting"/>
     <w:p>
       <w:pPr>
         <w:pStyle w:val="FirstParagraph"/>
@@ -132,7 +132,27 @@
         <w:t xml:space="preserve"> </w:t>
       </w:r>
       <w:r>
-        <w:t xml:space="preserve">For each model, compute the root mean squared error (RMSE)</w:t>
+        <w:t xml:space="preserve">For each model, compute the root mean squared error (RMSE),</w:t>
+      </w:r>
+      <w:r>
+        <w:t xml:space="preserve"> </w:t>
+      </w:r>
+      <w:r>
+        <w:t xml:space="preserve">the square root of the</w:t>
+      </w:r>
+      <w:r>
+        <w:t xml:space="preserve"> </w:t>
+      </w:r>
+      <w:hyperlink r:id="rId9">
+        <w:r>
+          <w:rPr>
+            <w:rStyle w:val="Hyperlink"/>
+          </w:rPr>
+          <w:t xml:space="preserve">mean squared error of its predictions</w:t>
+        </w:r>
+      </w:hyperlink>
+      <w:r>
+        <w:t xml:space="preserve">,</w:t>
       </w:r>
       <w:r>
         <w:t xml:space="preserve"> </w:t>
@@ -189,8 +209,8 @@
         <w:t xml:space="preserve">improve predictions for the held-out cars?</w:t>
       </w:r>
     </w:p>
-    <w:bookmarkEnd w:id="9"/>
-    <w:bookmarkStart w:id="10" w:name="sol-overfitting"/>
+    <w:bookmarkEnd w:id="10"/>
+    <w:bookmarkStart w:id="11" w:name="sol-overfitting"/>
     <w:p>
       <w:pPr>
         <w:pStyle w:val="FirstParagraph"/>
@@ -1072,6 +1092,66 @@
           <w:rStyle w:val="NormalTok"/>
         </w:rPr>
         <w:t xml:space="preserve">]</w:t>
+      </w:r>
+      <w:r>
+        <w:br/>
+      </w:r>
+      <w:r>
+        <w:br/>
+      </w:r>
+      <w:r>
+        <w:rPr>
+          <w:rStyle w:val="FunctionTok"/>
+        </w:rPr>
+        <w:t xml:space="preserve">c</w:t>
+      </w:r>
+      <w:r>
+        <w:rPr>
+          <w:rStyle w:val="NormalTok"/>
+        </w:rPr>
+        <w:t xml:space="preserve">(</w:t>
+      </w:r>
+      <w:r>
+        <w:rPr>
+          <w:rStyle w:val="AttributeTok"/>
+        </w:rPr>
+        <w:t xml:space="preserve">best_train =</w:t>
+      </w:r>
+      <w:r>
+        <w:rPr>
+          <w:rStyle w:val="NormalTok"/>
+        </w:rPr>
+        <w:t xml:space="preserve"> best_train, </w:t>
+      </w:r>
+      <w:r>
+        <w:rPr>
+          <w:rStyle w:val="AttributeTok"/>
+        </w:rPr>
+        <w:t xml:space="preserve">best_held_out =</w:t>
+      </w:r>
+      <w:r>
+        <w:rPr>
+          <w:rStyle w:val="NormalTok"/>
+        </w:rPr>
+        <w:t xml:space="preserve"> best_held_out)</w:t>
+      </w:r>
+      <w:r>
+        <w:br/>
+      </w:r>
+      <w:r>
+        <w:rPr>
+          <w:rStyle w:val="CommentTok"/>
+        </w:rPr>
+        <w:t xml:space="preserve">#&gt;    best_train best_held_out </w:t>
+      </w:r>
+      <w:r>
+        <w:br/>
+      </w:r>
+      <w:r>
+        <w:rPr>
+          <w:rStyle w:val="CommentTok"/>
+        </w:rPr>
+        <w:t xml:space="preserve">#&gt;             4             2</w:t>
       </w:r>
     </w:p>
     <w:p>
@@ -1161,8 +1241,8 @@
         <w:t xml:space="preserve">there the held-out RMSE also falls.</w:t>
       </w:r>
     </w:p>
-    <w:bookmarkEnd w:id="10"/>
-    <w:bookmarkStart w:id="11" w:name="def-overfitting"/>
+    <w:bookmarkEnd w:id="11"/>
+    <w:bookmarkStart w:id="12" w:name="def-overfitting"/>
     <w:p>
       <w:pPr>
         <w:pStyle w:val="FirstParagraph"/>
@@ -1209,7 +1289,7 @@
         <w:t xml:space="preserve">relative to the effective sample size.</w:t>
       </w:r>
     </w:p>
-    <w:bookmarkEnd w:id="11"/>
+    <w:bookmarkEnd w:id="12"/>
     <w:p>
       <w:pPr>
         <w:pStyle w:val="BodyText"/>
@@ -1256,8 +1336,8 @@
         <w:t xml:space="preserve">it is the beginning of overfitting, not a dramatic case.</w:t>
       </w:r>
     </w:p>
-    <w:bookmarkEnd w:id="12"/>
-    <w:bookmarkStart w:id="36" w:name="sec-data-splits"/>
+    <w:bookmarkEnd w:id="13"/>
+    <w:bookmarkStart w:id="37" w:name="sec-data-splits"/>
     <w:p>
       <w:pPr>
         <w:pStyle w:val="Heading2"/>
@@ -1266,7 +1346,7 @@
         <w:t xml:space="preserve">2 Training, validation, and test sets</w:t>
       </w:r>
     </w:p>
-    <w:bookmarkStart w:id="13" w:name="exr-data-splits"/>
+    <w:bookmarkStart w:id="14" w:name="exr-data-splits"/>
     <w:p>
       <w:pPr>
         <w:pStyle w:val="FirstParagraph"/>
@@ -1399,8 +1479,8 @@
         <w:t xml:space="preserve">How many cars are in each set?</w:t>
       </w:r>
     </w:p>
-    <w:bookmarkEnd w:id="13"/>
-    <w:bookmarkStart w:id="14" w:name="sol-data-splits"/>
+    <w:bookmarkEnd w:id="14"/>
+    <w:bookmarkStart w:id="15" w:name="sol-data-splits"/>
     <w:p>
       <w:pPr>
         <w:pStyle w:val="BodyText"/>
@@ -1590,8 +1670,8 @@
         <w:t xml:space="preserve">test cars.</w:t>
       </w:r>
     </w:p>
-    <w:bookmarkEnd w:id="14"/>
-    <w:bookmarkStart w:id="15" w:name="def-data-splits"/>
+    <w:bookmarkEnd w:id="15"/>
+    <w:bookmarkStart w:id="16" w:name="def-data-splits"/>
     <w:p>
       <w:pPr>
         <w:pStyle w:val="BodyText"/>
@@ -1728,7 +1808,7 @@
         <w:t xml:space="preserve">to estimate final out-of-sample performance.</w:t>
       </w:r>
     </w:p>
-    <w:bookmarkEnd w:id="15"/>
+    <w:bookmarkEnd w:id="16"/>
     <w:p>
       <w:pPr>
         <w:pStyle w:val="FirstParagraph"/>
@@ -1845,7 +1925,7 @@
         <w:t xml:space="preserve">and the 7 test cars are used only once, after the model is chosen.</w:t>
       </w:r>
     </w:p>
-    <w:bookmarkStart w:id="35" w:name="exm-train-validation-test-split"/>
+    <w:bookmarkStart w:id="36" w:name="exm-train-validation-test-split"/>
     <w:p>
       <w:pPr>
         <w:pStyle w:val="BodyText"/>
@@ -2066,15 +2146,1045 @@
         <w:t xml:space="preserve">.</w:t>
       </w:r>
     </w:p>
+    <w:tbl>
+      <w:tblPr>
+        <w:tblStyle w:val="Table"/>
+        <w:tblW w:type="pct" w:w="5000"/>
+        <w:tblLayout w:type="fixed"/>
+        <w:tblLook w:firstRow="0" w:lastRow="0" w:firstColumn="0" w:lastColumn="0" w:noHBand="0" w:noVBand="0" w:val="0000"/>
+      </w:tblPr>
+      <w:tblGrid>
+        <w:gridCol w:w="7920"/>
+      </w:tblGrid>
+      <w:tr>
+        <w:tc>
+          <w:tcPr/>
+          <w:bookmarkStart w:id="17" w:name="tbl-train-validation-test-split-sizes"/>
+          <w:p>
+            <w:pPr>
+              <w:jc w:val="center"/>
+            </w:pPr>
+            <w:pPr>
+              <w:jc w:val="left"/>
+              <w:spacing w:before="200"/>
+              <w:pStyle w:val="ImageCaption"/>
+            </w:pPr>
+            <w:r>
+              <w:t xml:space="preserve">Table 1: Sizes of the training,</w:t>
+            </w:r>
+            <w:r>
+              <w:t xml:space="preserve"> </w:t>
+            </w:r>
+            <w:r>
+              <w:t xml:space="preserve">validation,</w:t>
+            </w:r>
+            <w:r>
+              <w:t xml:space="preserve"> </w:t>
+            </w:r>
+            <w:r>
+              <w:t xml:space="preserve">and test splits</w:t>
+            </w:r>
+          </w:p>
+          <w:p>
+            <w:pPr>
+              <w:pStyle w:val="SourceCode"/>
+              <w:jc w:val="center"/>
+            </w:pPr>
+            <w:r>
+              <w:rPr>
+                <w:rStyle w:val="FunctionTok"/>
+              </w:rPr>
+              <w:t xml:space="preserve">set.seed</w:t>
+            </w:r>
+            <w:r>
+              <w:rPr>
+                <w:rStyle w:val="NormalTok"/>
+              </w:rPr>
+              <w:t xml:space="preserve">(</w:t>
+            </w:r>
+            <w:r>
+              <w:rPr>
+                <w:rStyle w:val="DecValTok"/>
+              </w:rPr>
+              <w:t xml:space="preserve">108</w:t>
+            </w:r>
+            <w:r>
+              <w:rPr>
+                <w:rStyle w:val="NormalTok"/>
+              </w:rPr>
+              <w:t xml:space="preserve">)</w:t>
+            </w:r>
+            <w:r>
+              <w:br/>
+            </w:r>
+            <w:r>
+              <w:rPr>
+                <w:rStyle w:val="NormalTok"/>
+              </w:rPr>
+              <w:t xml:space="preserve">n </w:t>
+            </w:r>
+            <w:r>
+              <w:rPr>
+                <w:rStyle w:val="OtherTok"/>
+              </w:rPr>
+              <w:t xml:space="preserve">&lt;-</w:t>
+            </w:r>
+            <w:r>
+              <w:rPr>
+                <w:rStyle w:val="NormalTok"/>
+              </w:rPr>
+              <w:t xml:space="preserve"> </w:t>
+            </w:r>
+            <w:r>
+              <w:rPr>
+                <w:rStyle w:val="FunctionTok"/>
+              </w:rPr>
+              <w:t xml:space="preserve">nrow</w:t>
+            </w:r>
+            <w:r>
+              <w:rPr>
+                <w:rStyle w:val="NormalTok"/>
+              </w:rPr>
+              <w:t xml:space="preserve">(mtcars)</w:t>
+            </w:r>
+            <w:r>
+              <w:br/>
+            </w:r>
+            <w:r>
+              <w:br/>
+            </w:r>
+            <w:r>
+              <w:rPr>
+                <w:rStyle w:val="NormalTok"/>
+              </w:rPr>
+              <w:t xml:space="preserve">n_train </w:t>
+            </w:r>
+            <w:r>
+              <w:rPr>
+                <w:rStyle w:val="OtherTok"/>
+              </w:rPr>
+              <w:t xml:space="preserve">&lt;-</w:t>
+            </w:r>
+            <w:r>
+              <w:rPr>
+                <w:rStyle w:val="NormalTok"/>
+              </w:rPr>
+              <w:t xml:space="preserve"> </w:t>
+            </w:r>
+            <w:r>
+              <w:rPr>
+                <w:rStyle w:val="FunctionTok"/>
+              </w:rPr>
+              <w:t xml:space="preserve">floor</w:t>
+            </w:r>
+            <w:r>
+              <w:rPr>
+                <w:rStyle w:val="NormalTok"/>
+              </w:rPr>
+              <w:t xml:space="preserve">(</w:t>
+            </w:r>
+            <w:r>
+              <w:rPr>
+                <w:rStyle w:val="FloatTok"/>
+              </w:rPr>
+              <w:t xml:space="preserve">0.6</w:t>
+            </w:r>
+            <w:r>
+              <w:rPr>
+                <w:rStyle w:val="NormalTok"/>
+              </w:rPr>
+              <w:t xml:space="preserve"> </w:t>
+            </w:r>
+            <w:r>
+              <w:rPr>
+                <w:rStyle w:val="SpecialCharTok"/>
+              </w:rPr>
+              <w:t xml:space="preserve">*</w:t>
+            </w:r>
+            <w:r>
+              <w:rPr>
+                <w:rStyle w:val="NormalTok"/>
+              </w:rPr>
+              <w:t xml:space="preserve"> n)</w:t>
+            </w:r>
+            <w:r>
+              <w:br/>
+            </w:r>
+            <w:r>
+              <w:rPr>
+                <w:rStyle w:val="NormalTok"/>
+              </w:rPr>
+              <w:t xml:space="preserve">n_valid </w:t>
+            </w:r>
+            <w:r>
+              <w:rPr>
+                <w:rStyle w:val="OtherTok"/>
+              </w:rPr>
+              <w:t xml:space="preserve">&lt;-</w:t>
+            </w:r>
+            <w:r>
+              <w:rPr>
+                <w:rStyle w:val="NormalTok"/>
+              </w:rPr>
+              <w:t xml:space="preserve"> </w:t>
+            </w:r>
+            <w:r>
+              <w:rPr>
+                <w:rStyle w:val="FunctionTok"/>
+              </w:rPr>
+              <w:t xml:space="preserve">floor</w:t>
+            </w:r>
+            <w:r>
+              <w:rPr>
+                <w:rStyle w:val="NormalTok"/>
+              </w:rPr>
+              <w:t xml:space="preserve">(</w:t>
+            </w:r>
+            <w:r>
+              <w:rPr>
+                <w:rStyle w:val="FloatTok"/>
+              </w:rPr>
+              <w:t xml:space="preserve">0.2</w:t>
+            </w:r>
+            <w:r>
+              <w:rPr>
+                <w:rStyle w:val="NormalTok"/>
+              </w:rPr>
+              <w:t xml:space="preserve"> </w:t>
+            </w:r>
+            <w:r>
+              <w:rPr>
+                <w:rStyle w:val="SpecialCharTok"/>
+              </w:rPr>
+              <w:t xml:space="preserve">*</w:t>
+            </w:r>
+            <w:r>
+              <w:rPr>
+                <w:rStyle w:val="NormalTok"/>
+              </w:rPr>
+              <w:t xml:space="preserve"> n)</w:t>
+            </w:r>
+            <w:r>
+              <w:br/>
+            </w:r>
+            <w:r>
+              <w:br/>
+            </w:r>
+            <w:r>
+              <w:rPr>
+                <w:rStyle w:val="NormalTok"/>
+              </w:rPr>
+              <w:t xml:space="preserve">idx_train </w:t>
+            </w:r>
+            <w:r>
+              <w:rPr>
+                <w:rStyle w:val="OtherTok"/>
+              </w:rPr>
+              <w:t xml:space="preserve">&lt;-</w:t>
+            </w:r>
+            <w:r>
+              <w:rPr>
+                <w:rStyle w:val="NormalTok"/>
+              </w:rPr>
+              <w:t xml:space="preserve"> </w:t>
+            </w:r>
+            <w:r>
+              <w:rPr>
+                <w:rStyle w:val="FunctionTok"/>
+              </w:rPr>
+              <w:t xml:space="preserve">sample.int</w:t>
+            </w:r>
+            <w:r>
+              <w:rPr>
+                <w:rStyle w:val="NormalTok"/>
+              </w:rPr>
+              <w:t xml:space="preserve">(n, </w:t>
+            </w:r>
+            <w:r>
+              <w:rPr>
+                <w:rStyle w:val="AttributeTok"/>
+              </w:rPr>
+              <w:t xml:space="preserve">size =</w:t>
+            </w:r>
+            <w:r>
+              <w:rPr>
+                <w:rStyle w:val="NormalTok"/>
+              </w:rPr>
+              <w:t xml:space="preserve"> n_train)</w:t>
+            </w:r>
+            <w:r>
+              <w:br/>
+            </w:r>
+            <w:r>
+              <w:rPr>
+                <w:rStyle w:val="NormalTok"/>
+              </w:rPr>
+              <w:t xml:space="preserve">idx_remaining </w:t>
+            </w:r>
+            <w:r>
+              <w:rPr>
+                <w:rStyle w:val="OtherTok"/>
+              </w:rPr>
+              <w:t xml:space="preserve">&lt;-</w:t>
+            </w:r>
+            <w:r>
+              <w:rPr>
+                <w:rStyle w:val="NormalTok"/>
+              </w:rPr>
+              <w:t xml:space="preserve"> </w:t>
+            </w:r>
+            <w:r>
+              <w:rPr>
+                <w:rStyle w:val="FunctionTok"/>
+              </w:rPr>
+              <w:t xml:space="preserve">setdiff</w:t>
+            </w:r>
+            <w:r>
+              <w:rPr>
+                <w:rStyle w:val="NormalTok"/>
+              </w:rPr>
+              <w:t xml:space="preserve">(</w:t>
+            </w:r>
+            <w:r>
+              <w:rPr>
+                <w:rStyle w:val="FunctionTok"/>
+              </w:rPr>
+              <w:t xml:space="preserve">seq_len</w:t>
+            </w:r>
+            <w:r>
+              <w:rPr>
+                <w:rStyle w:val="NormalTok"/>
+              </w:rPr>
+              <w:t xml:space="preserve">(n), idx_train)</w:t>
+            </w:r>
+            <w:r>
+              <w:br/>
+            </w:r>
+            <w:r>
+              <w:rPr>
+                <w:rStyle w:val="NormalTok"/>
+              </w:rPr>
+              <w:t xml:space="preserve">idx_valid </w:t>
+            </w:r>
+            <w:r>
+              <w:rPr>
+                <w:rStyle w:val="OtherTok"/>
+              </w:rPr>
+              <w:t xml:space="preserve">&lt;-</w:t>
+            </w:r>
+            <w:r>
+              <w:rPr>
+                <w:rStyle w:val="NormalTok"/>
+              </w:rPr>
+              <w:t xml:space="preserve"> </w:t>
+            </w:r>
+            <w:r>
+              <w:rPr>
+                <w:rStyle w:val="FunctionTok"/>
+              </w:rPr>
+              <w:t xml:space="preserve">sample</w:t>
+            </w:r>
+            <w:r>
+              <w:rPr>
+                <w:rStyle w:val="NormalTok"/>
+              </w:rPr>
+              <w:t xml:space="preserve">(idx_remaining, </w:t>
+            </w:r>
+            <w:r>
+              <w:rPr>
+                <w:rStyle w:val="AttributeTok"/>
+              </w:rPr>
+              <w:t xml:space="preserve">size =</w:t>
+            </w:r>
+            <w:r>
+              <w:rPr>
+                <w:rStyle w:val="NormalTok"/>
+              </w:rPr>
+              <w:t xml:space="preserve"> n_valid)</w:t>
+            </w:r>
+            <w:r>
+              <w:br/>
+            </w:r>
+            <w:r>
+              <w:rPr>
+                <w:rStyle w:val="NormalTok"/>
+              </w:rPr>
+              <w:t xml:space="preserve">idx_test </w:t>
+            </w:r>
+            <w:r>
+              <w:rPr>
+                <w:rStyle w:val="OtherTok"/>
+              </w:rPr>
+              <w:t xml:space="preserve">&lt;-</w:t>
+            </w:r>
+            <w:r>
+              <w:rPr>
+                <w:rStyle w:val="NormalTok"/>
+              </w:rPr>
+              <w:t xml:space="preserve"> </w:t>
+            </w:r>
+            <w:r>
+              <w:rPr>
+                <w:rStyle w:val="FunctionTok"/>
+              </w:rPr>
+              <w:t xml:space="preserve">setdiff</w:t>
+            </w:r>
+            <w:r>
+              <w:rPr>
+                <w:rStyle w:val="NormalTok"/>
+              </w:rPr>
+              <w:t xml:space="preserve">(idx_remaining, idx_valid)</w:t>
+            </w:r>
+            <w:r>
+              <w:br/>
+            </w:r>
+            <w:r>
+              <w:br/>
+            </w:r>
+            <w:r>
+              <w:rPr>
+                <w:rStyle w:val="NormalTok"/>
+              </w:rPr>
+              <w:t xml:space="preserve">split_sizes </w:t>
+            </w:r>
+            <w:r>
+              <w:rPr>
+                <w:rStyle w:val="OtherTok"/>
+              </w:rPr>
+              <w:t xml:space="preserve">&lt;-</w:t>
+            </w:r>
+            <w:r>
+              <w:rPr>
+                <w:rStyle w:val="NormalTok"/>
+              </w:rPr>
+              <w:t xml:space="preserve"> tibble</w:t>
+            </w:r>
+            <w:r>
+              <w:rPr>
+                <w:rStyle w:val="SpecialCharTok"/>
+              </w:rPr>
+              <w:t xml:space="preserve">::</w:t>
+            </w:r>
+            <w:r>
+              <w:rPr>
+                <w:rStyle w:val="FunctionTok"/>
+              </w:rPr>
+              <w:t xml:space="preserve">tibble</w:t>
+            </w:r>
+            <w:r>
+              <w:rPr>
+                <w:rStyle w:val="NormalTok"/>
+              </w:rPr>
+              <w:t xml:space="preserve">(</w:t>
+            </w:r>
+            <w:r>
+              <w:br/>
+            </w:r>
+            <w:r>
+              <w:rPr>
+                <w:rStyle w:val="NormalTok"/>
+              </w:rPr>
+              <w:t xml:space="preserve">  </w:t>
+            </w:r>
+            <w:r>
+              <w:rPr>
+                <w:rStyle w:val="AttributeTok"/>
+              </w:rPr>
+              <w:t xml:space="preserve">split =</w:t>
+            </w:r>
+            <w:r>
+              <w:rPr>
+                <w:rStyle w:val="NormalTok"/>
+              </w:rPr>
+              <w:t xml:space="preserve"> </w:t>
+            </w:r>
+            <w:r>
+              <w:rPr>
+                <w:rStyle w:val="FunctionTok"/>
+              </w:rPr>
+              <w:t xml:space="preserve">c</w:t>
+            </w:r>
+            <w:r>
+              <w:rPr>
+                <w:rStyle w:val="NormalTok"/>
+              </w:rPr>
+              <w:t xml:space="preserve">(</w:t>
+            </w:r>
+            <w:r>
+              <w:rPr>
+                <w:rStyle w:val="StringTok"/>
+              </w:rPr>
+              <w:t xml:space="preserve">"training"</w:t>
+            </w:r>
+            <w:r>
+              <w:rPr>
+                <w:rStyle w:val="NormalTok"/>
+              </w:rPr>
+              <w:t xml:space="preserve">, </w:t>
+            </w:r>
+            <w:r>
+              <w:rPr>
+                <w:rStyle w:val="StringTok"/>
+              </w:rPr>
+              <w:t xml:space="preserve">"validation"</w:t>
+            </w:r>
+            <w:r>
+              <w:rPr>
+                <w:rStyle w:val="NormalTok"/>
+              </w:rPr>
+              <w:t xml:space="preserve">, </w:t>
+            </w:r>
+            <w:r>
+              <w:rPr>
+                <w:rStyle w:val="StringTok"/>
+              </w:rPr>
+              <w:t xml:space="preserve">"test"</w:t>
+            </w:r>
+            <w:r>
+              <w:rPr>
+                <w:rStyle w:val="NormalTok"/>
+              </w:rPr>
+              <w:t xml:space="preserve">),</w:t>
+            </w:r>
+            <w:r>
+              <w:br/>
+            </w:r>
+            <w:r>
+              <w:rPr>
+                <w:rStyle w:val="NormalTok"/>
+              </w:rPr>
+              <w:t xml:space="preserve">  </w:t>
+            </w:r>
+            <w:r>
+              <w:rPr>
+                <w:rStyle w:val="AttributeTok"/>
+              </w:rPr>
+              <w:t xml:space="preserve">n =</w:t>
+            </w:r>
+            <w:r>
+              <w:rPr>
+                <w:rStyle w:val="NormalTok"/>
+              </w:rPr>
+              <w:t xml:space="preserve"> </w:t>
+            </w:r>
+            <w:r>
+              <w:rPr>
+                <w:rStyle w:val="FunctionTok"/>
+              </w:rPr>
+              <w:t xml:space="preserve">c</w:t>
+            </w:r>
+            <w:r>
+              <w:rPr>
+                <w:rStyle w:val="NormalTok"/>
+              </w:rPr>
+              <w:t xml:space="preserve">(</w:t>
+            </w:r>
+            <w:r>
+              <w:rPr>
+                <w:rStyle w:val="FunctionTok"/>
+              </w:rPr>
+              <w:t xml:space="preserve">length</w:t>
+            </w:r>
+            <w:r>
+              <w:rPr>
+                <w:rStyle w:val="NormalTok"/>
+              </w:rPr>
+              <w:t xml:space="preserve">(idx_train), </w:t>
+            </w:r>
+            <w:r>
+              <w:rPr>
+                <w:rStyle w:val="FunctionTok"/>
+              </w:rPr>
+              <w:t xml:space="preserve">length</w:t>
+            </w:r>
+            <w:r>
+              <w:rPr>
+                <w:rStyle w:val="NormalTok"/>
+              </w:rPr>
+              <w:t xml:space="preserve">(idx_valid), </w:t>
+            </w:r>
+            <w:r>
+              <w:rPr>
+                <w:rStyle w:val="FunctionTok"/>
+              </w:rPr>
+              <w:t xml:space="preserve">length</w:t>
+            </w:r>
+            <w:r>
+              <w:rPr>
+                <w:rStyle w:val="NormalTok"/>
+              </w:rPr>
+              <w:t xml:space="preserve">(idx_test))</w:t>
+            </w:r>
+            <w:r>
+              <w:br/>
+            </w:r>
+            <w:r>
+              <w:rPr>
+                <w:rStyle w:val="NormalTok"/>
+              </w:rPr>
+              <w:t xml:space="preserve">)</w:t>
+            </w:r>
+            <w:r>
+              <w:br/>
+            </w:r>
+            <w:r>
+              <w:br/>
+            </w:r>
+            <w:r>
+              <w:rPr>
+                <w:rStyle w:val="NormalTok"/>
+              </w:rPr>
+              <w:t xml:space="preserve">split_sizes</w:t>
+            </w:r>
+            <w:r>
+              <w:br/>
+            </w:r>
+            <w:r>
+              <w:rPr>
+                <w:rStyle w:val="CommentTok"/>
+              </w:rPr>
+              <w:t xml:space="preserve">#&gt; # A tibble: 3 × 2</w:t>
+            </w:r>
+            <w:r>
+              <w:br/>
+            </w:r>
+            <w:r>
+              <w:rPr>
+                <w:rStyle w:val="CommentTok"/>
+              </w:rPr>
+              <w:t xml:space="preserve">#&gt;   split          n</w:t>
+            </w:r>
+            <w:r>
+              <w:br/>
+            </w:r>
+            <w:r>
+              <w:rPr>
+                <w:rStyle w:val="CommentTok"/>
+              </w:rPr>
+              <w:t xml:space="preserve">#&gt;   &lt;chr&gt;      &lt;int&gt;</w:t>
+            </w:r>
+            <w:r>
+              <w:br/>
+            </w:r>
+            <w:r>
+              <w:rPr>
+                <w:rStyle w:val="CommentTok"/>
+              </w:rPr>
+              <w:t xml:space="preserve">#&gt; 1 training      19</w:t>
+            </w:r>
+            <w:r>
+              <w:br/>
+            </w:r>
+            <w:r>
+              <w:rPr>
+                <w:rStyle w:val="CommentTok"/>
+              </w:rPr>
+              <w:t xml:space="preserve">#&gt; 2 validation     6</w:t>
+            </w:r>
+            <w:r>
+              <w:br/>
+            </w:r>
+            <w:r>
+              <w:rPr>
+                <w:rStyle w:val="CommentTok"/>
+              </w:rPr>
+              <w:t xml:space="preserve">#&gt; 3 test           7</w:t>
+            </w:r>
+          </w:p>
+          <w:bookmarkEnd w:id="17"/>
+        </w:tc>
+      </w:tr>
+    </w:tbl>
     <w:p>
       <w:pPr>
         <w:pStyle w:val="SourceCode"/>
       </w:pPr>
       <w:r>
         <w:rPr>
+          <w:rStyle w:val="NormalTok"/>
+        </w:rPr>
+        <w:t xml:space="preserve">train_dat </w:t>
+      </w:r>
+      <w:r>
+        <w:rPr>
+          <w:rStyle w:val="OtherTok"/>
+        </w:rPr>
+        <w:t xml:space="preserve">&lt;-</w:t>
+      </w:r>
+      <w:r>
+        <w:rPr>
+          <w:rStyle w:val="NormalTok"/>
+        </w:rPr>
+        <w:t xml:space="preserve"> mtcars[idx_train, ]</w:t>
+      </w:r>
+      <w:r>
+        <w:br/>
+      </w:r>
+      <w:r>
+        <w:rPr>
+          <w:rStyle w:val="NormalTok"/>
+        </w:rPr>
+        <w:t xml:space="preserve">valid_dat </w:t>
+      </w:r>
+      <w:r>
+        <w:rPr>
+          <w:rStyle w:val="OtherTok"/>
+        </w:rPr>
+        <w:t xml:space="preserve">&lt;-</w:t>
+      </w:r>
+      <w:r>
+        <w:rPr>
+          <w:rStyle w:val="NormalTok"/>
+        </w:rPr>
+        <w:t xml:space="preserve"> mtcars[idx_valid, ]</w:t>
+      </w:r>
+      <w:r>
+        <w:br/>
+      </w:r>
+      <w:r>
+        <w:rPr>
+          <w:rStyle w:val="NormalTok"/>
+        </w:rPr>
+        <w:t xml:space="preserve">test_dat </w:t>
+      </w:r>
+      <w:r>
+        <w:rPr>
+          <w:rStyle w:val="OtherTok"/>
+        </w:rPr>
+        <w:t xml:space="preserve">&lt;-</w:t>
+      </w:r>
+      <w:r>
+        <w:rPr>
+          <w:rStyle w:val="NormalTok"/>
+        </w:rPr>
+        <w:t xml:space="preserve"> mtcars[idx_test, ]</w:t>
+      </w:r>
+      <w:r>
+        <w:br/>
+      </w:r>
+      <w:r>
+        <w:br/>
+      </w:r>
+      <w:r>
+        <w:rPr>
+          <w:rStyle w:val="NormalTok"/>
+        </w:rPr>
+        <w:t xml:space="preserve">model_linear </w:t>
+      </w:r>
+      <w:r>
+        <w:rPr>
+          <w:rStyle w:val="OtherTok"/>
+        </w:rPr>
+        <w:t xml:space="preserve">&lt;-</w:t>
+      </w:r>
+      <w:r>
+        <w:rPr>
+          <w:rStyle w:val="NormalTok"/>
+        </w:rPr>
+        <w:t xml:space="preserve"> </w:t>
+      </w:r>
+      <w:r>
+        <w:rPr>
           <w:rStyle w:val="FunctionTok"/>
         </w:rPr>
-        <w:t xml:space="preserve">set.seed</w:t>
+        <w:t xml:space="preserve">lm</w:t>
+      </w:r>
+      <w:r>
+        <w:rPr>
+          <w:rStyle w:val="NormalTok"/>
+        </w:rPr>
+        <w:t xml:space="preserve">(mpg </w:t>
+      </w:r>
+      <w:r>
+        <w:rPr>
+          <w:rStyle w:val="SpecialCharTok"/>
+        </w:rPr>
+        <w:t xml:space="preserve">~</w:t>
+      </w:r>
+      <w:r>
+        <w:rPr>
+          <w:rStyle w:val="NormalTok"/>
+        </w:rPr>
+        <w:t xml:space="preserve"> wt, </w:t>
+      </w:r>
+      <w:r>
+        <w:rPr>
+          <w:rStyle w:val="AttributeTok"/>
+        </w:rPr>
+        <w:t xml:space="preserve">data =</w:t>
+      </w:r>
+      <w:r>
+        <w:rPr>
+          <w:rStyle w:val="NormalTok"/>
+        </w:rPr>
+        <w:t xml:space="preserve"> train_dat)</w:t>
+      </w:r>
+      <w:r>
+        <w:br/>
+      </w:r>
+      <w:r>
+        <w:rPr>
+          <w:rStyle w:val="NormalTok"/>
+        </w:rPr>
+        <w:t xml:space="preserve">model_quadratic </w:t>
+      </w:r>
+      <w:r>
+        <w:rPr>
+          <w:rStyle w:val="OtherTok"/>
+        </w:rPr>
+        <w:t xml:space="preserve">&lt;-</w:t>
+      </w:r>
+      <w:r>
+        <w:rPr>
+          <w:rStyle w:val="NormalTok"/>
+        </w:rPr>
+        <w:t xml:space="preserve"> </w:t>
+      </w:r>
+      <w:r>
+        <w:rPr>
+          <w:rStyle w:val="FunctionTok"/>
+        </w:rPr>
+        <w:t xml:space="preserve">lm</w:t>
+      </w:r>
+      <w:r>
+        <w:rPr>
+          <w:rStyle w:val="NormalTok"/>
+        </w:rPr>
+        <w:t xml:space="preserve">(mpg </w:t>
+      </w:r>
+      <w:r>
+        <w:rPr>
+          <w:rStyle w:val="SpecialCharTok"/>
+        </w:rPr>
+        <w:t xml:space="preserve">~</w:t>
+      </w:r>
+      <w:r>
+        <w:rPr>
+          <w:rStyle w:val="NormalTok"/>
+        </w:rPr>
+        <w:t xml:space="preserve"> wt </w:t>
+      </w:r>
+      <w:r>
+        <w:rPr>
+          <w:rStyle w:val="SpecialCharTok"/>
+        </w:rPr>
+        <w:t xml:space="preserve">+</w:t>
+      </w:r>
+      <w:r>
+        <w:rPr>
+          <w:rStyle w:val="NormalTok"/>
+        </w:rPr>
+        <w:t xml:space="preserve"> </w:t>
+      </w:r>
+      <w:r>
+        <w:rPr>
+          <w:rStyle w:val="FunctionTok"/>
+        </w:rPr>
+        <w:t xml:space="preserve">I</w:t>
+      </w:r>
+      <w:r>
+        <w:rPr>
+          <w:rStyle w:val="NormalTok"/>
+        </w:rPr>
+        <w:t xml:space="preserve">(wt</w:t>
+      </w:r>
+      <w:r>
+        <w:rPr>
+          <w:rStyle w:val="SpecialCharTok"/>
+        </w:rPr>
+        <w:t xml:space="preserve">^</w:t>
+      </w:r>
+      <w:r>
+        <w:rPr>
+          <w:rStyle w:val="DecValTok"/>
+        </w:rPr>
+        <w:t xml:space="preserve">2</w:t>
+      </w:r>
+      <w:r>
+        <w:rPr>
+          <w:rStyle w:val="NormalTok"/>
+        </w:rPr>
+        <w:t xml:space="preserve">), </w:t>
+      </w:r>
+      <w:r>
+        <w:rPr>
+          <w:rStyle w:val="AttributeTok"/>
+        </w:rPr>
+        <w:t xml:space="preserve">data =</w:t>
+      </w:r>
+      <w:r>
+        <w:rPr>
+          <w:rStyle w:val="NormalTok"/>
+        </w:rPr>
+        <w:t xml:space="preserve"> train_dat)</w:t>
+      </w:r>
+      <w:r>
+        <w:br/>
+      </w:r>
+      <w:r>
+        <w:rPr>
+          <w:rStyle w:val="NormalTok"/>
+        </w:rPr>
+        <w:t xml:space="preserve">model_cubic </w:t>
+      </w:r>
+      <w:r>
+        <w:rPr>
+          <w:rStyle w:val="OtherTok"/>
+        </w:rPr>
+        <w:t xml:space="preserve">&lt;-</w:t>
+      </w:r>
+      <w:r>
+        <w:rPr>
+          <w:rStyle w:val="NormalTok"/>
+        </w:rPr>
+        <w:t xml:space="preserve"> </w:t>
+      </w:r>
+      <w:r>
+        <w:rPr>
+          <w:rStyle w:val="FunctionTok"/>
+        </w:rPr>
+        <w:t xml:space="preserve">lm</w:t>
+      </w:r>
+      <w:r>
+        <w:rPr>
+          <w:rStyle w:val="NormalTok"/>
+        </w:rPr>
+        <w:t xml:space="preserve">(mpg </w:t>
+      </w:r>
+      <w:r>
+        <w:rPr>
+          <w:rStyle w:val="SpecialCharTok"/>
+        </w:rPr>
+        <w:t xml:space="preserve">~</w:t>
+      </w:r>
+      <w:r>
+        <w:rPr>
+          <w:rStyle w:val="NormalTok"/>
+        </w:rPr>
+        <w:t xml:space="preserve"> wt </w:t>
+      </w:r>
+      <w:r>
+        <w:rPr>
+          <w:rStyle w:val="SpecialCharTok"/>
+        </w:rPr>
+        <w:t xml:space="preserve">+</w:t>
+      </w:r>
+      <w:r>
+        <w:rPr>
+          <w:rStyle w:val="NormalTok"/>
+        </w:rPr>
+        <w:t xml:space="preserve"> </w:t>
+      </w:r>
+      <w:r>
+        <w:rPr>
+          <w:rStyle w:val="FunctionTok"/>
+        </w:rPr>
+        <w:t xml:space="preserve">I</w:t>
+      </w:r>
+      <w:r>
+        <w:rPr>
+          <w:rStyle w:val="NormalTok"/>
+        </w:rPr>
+        <w:t xml:space="preserve">(wt</w:t>
+      </w:r>
+      <w:r>
+        <w:rPr>
+          <w:rStyle w:val="SpecialCharTok"/>
+        </w:rPr>
+        <w:t xml:space="preserve">^</w:t>
+      </w:r>
+      <w:r>
+        <w:rPr>
+          <w:rStyle w:val="DecValTok"/>
+        </w:rPr>
+        <w:t xml:space="preserve">2</w:t>
+      </w:r>
+      <w:r>
+        <w:rPr>
+          <w:rStyle w:val="NormalTok"/>
+        </w:rPr>
+        <w:t xml:space="preserve">) </w:t>
+      </w:r>
+      <w:r>
+        <w:rPr>
+          <w:rStyle w:val="SpecialCharTok"/>
+        </w:rPr>
+        <w:t xml:space="preserve">+</w:t>
+      </w:r>
+      <w:r>
+        <w:rPr>
+          <w:rStyle w:val="NormalTok"/>
+        </w:rPr>
+        <w:t xml:space="preserve"> </w:t>
+      </w:r>
+      <w:r>
+        <w:rPr>
+          <w:rStyle w:val="FunctionTok"/>
+        </w:rPr>
+        <w:t xml:space="preserve">I</w:t>
+      </w:r>
+      <w:r>
+        <w:rPr>
+          <w:rStyle w:val="NormalTok"/>
+        </w:rPr>
+        <w:t xml:space="preserve">(wt</w:t>
+      </w:r>
+      <w:r>
+        <w:rPr>
+          <w:rStyle w:val="SpecialCharTok"/>
+        </w:rPr>
+        <w:t xml:space="preserve">^</w:t>
+      </w:r>
+      <w:r>
+        <w:rPr>
+          <w:rStyle w:val="DecValTok"/>
+        </w:rPr>
+        <w:t xml:space="preserve">3</w:t>
+      </w:r>
+      <w:r>
+        <w:rPr>
+          <w:rStyle w:val="NormalTok"/>
+        </w:rPr>
+        <w:t xml:space="preserve">), </w:t>
+      </w:r>
+      <w:r>
+        <w:rPr>
+          <w:rStyle w:val="AttributeTok"/>
+        </w:rPr>
+        <w:t xml:space="preserve">data =</w:t>
+      </w:r>
+      <w:r>
+        <w:rPr>
+          <w:rStyle w:val="NormalTok"/>
+        </w:rPr>
+        <w:t xml:space="preserve"> train_dat)</w:t>
+      </w:r>
+      <w:r>
+        <w:br/>
+      </w:r>
+      <w:r>
+        <w:rPr>
+          <w:rStyle w:val="NormalTok"/>
+        </w:rPr>
+        <w:t xml:space="preserve">model_quartic </w:t>
+      </w:r>
+      <w:r>
+        <w:rPr>
+          <w:rStyle w:val="OtherTok"/>
+        </w:rPr>
+        <w:t xml:space="preserve">&lt;-</w:t>
+      </w:r>
+      <w:r>
+        <w:rPr>
+          <w:rStyle w:val="NormalTok"/>
+        </w:rPr>
+        <w:t xml:space="preserve"> </w:t>
+      </w:r>
+      <w:r>
+        <w:rPr>
+          <w:rStyle w:val="FunctionTok"/>
+        </w:rPr>
+        <w:t xml:space="preserve">lm</w:t>
       </w:r>
       <w:r>
         <w:rPr>
@@ -2083,10 +3193,175 @@
         <w:t xml:space="preserve">(</w:t>
       </w:r>
       <w:r>
+        <w:br/>
+      </w:r>
+      <w:r>
+        <w:rPr>
+          <w:rStyle w:val="NormalTok"/>
+        </w:rPr>
+        <w:t xml:space="preserve">  mpg </w:t>
+      </w:r>
+      <w:r>
+        <w:rPr>
+          <w:rStyle w:val="SpecialCharTok"/>
+        </w:rPr>
+        <w:t xml:space="preserve">~</w:t>
+      </w:r>
+      <w:r>
+        <w:rPr>
+          <w:rStyle w:val="NormalTok"/>
+        </w:rPr>
+        <w:t xml:space="preserve"> wt </w:t>
+      </w:r>
+      <w:r>
+        <w:rPr>
+          <w:rStyle w:val="SpecialCharTok"/>
+        </w:rPr>
+        <w:t xml:space="preserve">+</w:t>
+      </w:r>
+      <w:r>
+        <w:rPr>
+          <w:rStyle w:val="NormalTok"/>
+        </w:rPr>
+        <w:t xml:space="preserve"> </w:t>
+      </w:r>
+      <w:r>
+        <w:rPr>
+          <w:rStyle w:val="FunctionTok"/>
+        </w:rPr>
+        <w:t xml:space="preserve">I</w:t>
+      </w:r>
+      <w:r>
+        <w:rPr>
+          <w:rStyle w:val="NormalTok"/>
+        </w:rPr>
+        <w:t xml:space="preserve">(wt</w:t>
+      </w:r>
+      <w:r>
+        <w:rPr>
+          <w:rStyle w:val="SpecialCharTok"/>
+        </w:rPr>
+        <w:t xml:space="preserve">^</w:t>
+      </w:r>
+      <w:r>
         <w:rPr>
           <w:rStyle w:val="DecValTok"/>
         </w:rPr>
-        <w:t xml:space="preserve">108</w:t>
+        <w:t xml:space="preserve">2</w:t>
+      </w:r>
+      <w:r>
+        <w:rPr>
+          <w:rStyle w:val="NormalTok"/>
+        </w:rPr>
+        <w:t xml:space="preserve">) </w:t>
+      </w:r>
+      <w:r>
+        <w:rPr>
+          <w:rStyle w:val="SpecialCharTok"/>
+        </w:rPr>
+        <w:t xml:space="preserve">+</w:t>
+      </w:r>
+      <w:r>
+        <w:rPr>
+          <w:rStyle w:val="NormalTok"/>
+        </w:rPr>
+        <w:t xml:space="preserve"> </w:t>
+      </w:r>
+      <w:r>
+        <w:rPr>
+          <w:rStyle w:val="FunctionTok"/>
+        </w:rPr>
+        <w:t xml:space="preserve">I</w:t>
+      </w:r>
+      <w:r>
+        <w:rPr>
+          <w:rStyle w:val="NormalTok"/>
+        </w:rPr>
+        <w:t xml:space="preserve">(wt</w:t>
+      </w:r>
+      <w:r>
+        <w:rPr>
+          <w:rStyle w:val="SpecialCharTok"/>
+        </w:rPr>
+        <w:t xml:space="preserve">^</w:t>
+      </w:r>
+      <w:r>
+        <w:rPr>
+          <w:rStyle w:val="DecValTok"/>
+        </w:rPr>
+        <w:t xml:space="preserve">3</w:t>
+      </w:r>
+      <w:r>
+        <w:rPr>
+          <w:rStyle w:val="NormalTok"/>
+        </w:rPr>
+        <w:t xml:space="preserve">) </w:t>
+      </w:r>
+      <w:r>
+        <w:rPr>
+          <w:rStyle w:val="SpecialCharTok"/>
+        </w:rPr>
+        <w:t xml:space="preserve">+</w:t>
+      </w:r>
+      <w:r>
+        <w:rPr>
+          <w:rStyle w:val="NormalTok"/>
+        </w:rPr>
+        <w:t xml:space="preserve"> </w:t>
+      </w:r>
+      <w:r>
+        <w:rPr>
+          <w:rStyle w:val="FunctionTok"/>
+        </w:rPr>
+        <w:t xml:space="preserve">I</w:t>
+      </w:r>
+      <w:r>
+        <w:rPr>
+          <w:rStyle w:val="NormalTok"/>
+        </w:rPr>
+        <w:t xml:space="preserve">(wt</w:t>
+      </w:r>
+      <w:r>
+        <w:rPr>
+          <w:rStyle w:val="SpecialCharTok"/>
+        </w:rPr>
+        <w:t xml:space="preserve">^</w:t>
+      </w:r>
+      <w:r>
+        <w:rPr>
+          <w:rStyle w:val="DecValTok"/>
+        </w:rPr>
+        <w:t xml:space="preserve">4</w:t>
+      </w:r>
+      <w:r>
+        <w:rPr>
+          <w:rStyle w:val="NormalTok"/>
+        </w:rPr>
+        <w:t xml:space="preserve">),</w:t>
+      </w:r>
+      <w:r>
+        <w:br/>
+      </w:r>
+      <w:r>
+        <w:rPr>
+          <w:rStyle w:val="NormalTok"/>
+        </w:rPr>
+        <w:t xml:space="preserve">  </w:t>
+      </w:r>
+      <w:r>
+        <w:rPr>
+          <w:rStyle w:val="AttributeTok"/>
+        </w:rPr>
+        <w:t xml:space="preserve">data =</w:t>
+      </w:r>
+      <w:r>
+        <w:rPr>
+          <w:rStyle w:val="NormalTok"/>
+        </w:rPr>
+        <w:t xml:space="preserve"> train_dat</w:t>
+      </w:r>
+      <w:r>
+        <w:br/>
       </w:r>
       <w:r>
         <w:rPr>
@@ -2098,10 +3373,13 @@
         <w:br/>
       </w:r>
       <w:r>
-        <w:rPr>
-          <w:rStyle w:val="NormalTok"/>
-        </w:rPr>
-        <w:t xml:space="preserve">n </w:t>
+        <w:br/>
+      </w:r>
+      <w:r>
+        <w:rPr>
+          <w:rStyle w:val="NormalTok"/>
+        </w:rPr>
+        <w:t xml:space="preserve">compute_rmse </w:t>
       </w:r>
       <w:r>
         <w:rPr>
@@ -2117,27 +3395,135 @@
       </w:r>
       <w:r>
         <w:rPr>
+          <w:rStyle w:val="ControlFlowTok"/>
+        </w:rPr>
+        <w:t xml:space="preserve">function</w:t>
+      </w:r>
+      <w:r>
+        <w:rPr>
+          <w:rStyle w:val="NormalTok"/>
+        </w:rPr>
+        <w:t xml:space="preserve">(model, data) {</w:t>
+      </w:r>
+      <w:r>
+        <w:br/>
+      </w:r>
+      <w:r>
+        <w:rPr>
+          <w:rStyle w:val="NormalTok"/>
+        </w:rPr>
+        <w:t xml:space="preserve">  </w:t>
+      </w:r>
+      <w:r>
+        <w:rPr>
           <w:rStyle w:val="FunctionTok"/>
         </w:rPr>
-        <w:t xml:space="preserve">nrow</w:t>
-      </w:r>
-      <w:r>
-        <w:rPr>
-          <w:rStyle w:val="NormalTok"/>
-        </w:rPr>
-        <w:t xml:space="preserve">(mtcars)</w:t>
-      </w:r>
-      <w:r>
-        <w:br/>
-      </w:r>
-      <w:r>
-        <w:br/>
-      </w:r>
-      <w:r>
-        <w:rPr>
-          <w:rStyle w:val="NormalTok"/>
-        </w:rPr>
-        <w:t xml:space="preserve">n_train </w:t>
+        <w:t xml:space="preserve">sqrt</w:t>
+      </w:r>
+      <w:r>
+        <w:rPr>
+          <w:rStyle w:val="NormalTok"/>
+        </w:rPr>
+        <w:t xml:space="preserve">(</w:t>
+      </w:r>
+      <w:r>
+        <w:rPr>
+          <w:rStyle w:val="FunctionTok"/>
+        </w:rPr>
+        <w:t xml:space="preserve">mean</w:t>
+      </w:r>
+      <w:r>
+        <w:rPr>
+          <w:rStyle w:val="NormalTok"/>
+        </w:rPr>
+        <w:t xml:space="preserve">((data</w:t>
+      </w:r>
+      <w:r>
+        <w:rPr>
+          <w:rStyle w:val="SpecialCharTok"/>
+        </w:rPr>
+        <w:t xml:space="preserve">$</w:t>
+      </w:r>
+      <w:r>
+        <w:rPr>
+          <w:rStyle w:val="NormalTok"/>
+        </w:rPr>
+        <w:t xml:space="preserve">mpg </w:t>
+      </w:r>
+      <w:r>
+        <w:rPr>
+          <w:rStyle w:val="SpecialCharTok"/>
+        </w:rPr>
+        <w:t xml:space="preserve">-</w:t>
+      </w:r>
+      <w:r>
+        <w:rPr>
+          <w:rStyle w:val="NormalTok"/>
+        </w:rPr>
+        <w:t xml:space="preserve"> </w:t>
+      </w:r>
+      <w:r>
+        <w:rPr>
+          <w:rStyle w:val="FunctionTok"/>
+        </w:rPr>
+        <w:t xml:space="preserve">predict</w:t>
+      </w:r>
+      <w:r>
+        <w:rPr>
+          <w:rStyle w:val="NormalTok"/>
+        </w:rPr>
+        <w:t xml:space="preserve">(model, </w:t>
+      </w:r>
+      <w:r>
+        <w:rPr>
+          <w:rStyle w:val="AttributeTok"/>
+        </w:rPr>
+        <w:t xml:space="preserve">newdata =</w:t>
+      </w:r>
+      <w:r>
+        <w:rPr>
+          <w:rStyle w:val="NormalTok"/>
+        </w:rPr>
+        <w:t xml:space="preserve"> data))</w:t>
+      </w:r>
+      <w:r>
+        <w:rPr>
+          <w:rStyle w:val="SpecialCharTok"/>
+        </w:rPr>
+        <w:t xml:space="preserve">^</w:t>
+      </w:r>
+      <w:r>
+        <w:rPr>
+          <w:rStyle w:val="DecValTok"/>
+        </w:rPr>
+        <w:t xml:space="preserve">2</w:t>
+      </w:r>
+      <w:r>
+        <w:rPr>
+          <w:rStyle w:val="NormalTok"/>
+        </w:rPr>
+        <w:t xml:space="preserve">))</w:t>
+      </w:r>
+      <w:r>
+        <w:br/>
+      </w:r>
+      <w:r>
+        <w:rPr>
+          <w:rStyle w:val="NormalTok"/>
+        </w:rPr>
+        <w:t xml:space="preserve">}</w:t>
+      </w:r>
+      <w:r>
+        <w:br/>
+      </w:r>
+      <w:r>
+        <w:br/>
+      </w:r>
+      <w:r>
+        <w:rPr>
+          <w:rStyle w:val="NormalTok"/>
+        </w:rPr>
+        <w:t xml:space="preserve">candidate_models </w:t>
       </w:r>
       <w:r>
         <w:rPr>
@@ -2155,7 +3541,7 @@
         <w:rPr>
           <w:rStyle w:val="FunctionTok"/>
         </w:rPr>
-        <w:t xml:space="preserve">floor</w:t>
+        <w:t xml:space="preserve">list</w:t>
       </w:r>
       <w:r>
         <w:rPr>
@@ -2164,37 +3550,391 @@
         <w:t xml:space="preserve">(</w:t>
       </w:r>
       <w:r>
-        <w:rPr>
-          <w:rStyle w:val="FloatTok"/>
-        </w:rPr>
-        <w:t xml:space="preserve">0.6</w:t>
-      </w:r>
-      <w:r>
-        <w:rPr>
-          <w:rStyle w:val="NormalTok"/>
-        </w:rPr>
-        <w:t xml:space="preserve"> </w:t>
+        <w:br/>
+      </w:r>
+      <w:r>
+        <w:rPr>
+          <w:rStyle w:val="NormalTok"/>
+        </w:rPr>
+        <w:t xml:space="preserve">  </w:t>
+      </w:r>
+      <w:r>
+        <w:rPr>
+          <w:rStyle w:val="AttributeTok"/>
+        </w:rPr>
+        <w:t xml:space="preserve">linear =</w:t>
+      </w:r>
+      <w:r>
+        <w:rPr>
+          <w:rStyle w:val="NormalTok"/>
+        </w:rPr>
+        <w:t xml:space="preserve"> model_linear,</w:t>
+      </w:r>
+      <w:r>
+        <w:br/>
+      </w:r>
+      <w:r>
+        <w:rPr>
+          <w:rStyle w:val="NormalTok"/>
+        </w:rPr>
+        <w:t xml:space="preserve">  </w:t>
+      </w:r>
+      <w:r>
+        <w:rPr>
+          <w:rStyle w:val="AttributeTok"/>
+        </w:rPr>
+        <w:t xml:space="preserve">quadratic =</w:t>
+      </w:r>
+      <w:r>
+        <w:rPr>
+          <w:rStyle w:val="NormalTok"/>
+        </w:rPr>
+        <w:t xml:space="preserve"> model_quadratic,</w:t>
+      </w:r>
+      <w:r>
+        <w:br/>
+      </w:r>
+      <w:r>
+        <w:rPr>
+          <w:rStyle w:val="NormalTok"/>
+        </w:rPr>
+        <w:t xml:space="preserve">  </w:t>
+      </w:r>
+      <w:r>
+        <w:rPr>
+          <w:rStyle w:val="AttributeTok"/>
+        </w:rPr>
+        <w:t xml:space="preserve">cubic =</w:t>
+      </w:r>
+      <w:r>
+        <w:rPr>
+          <w:rStyle w:val="NormalTok"/>
+        </w:rPr>
+        <w:t xml:space="preserve"> model_cubic,</w:t>
+      </w:r>
+      <w:r>
+        <w:br/>
+      </w:r>
+      <w:r>
+        <w:rPr>
+          <w:rStyle w:val="NormalTok"/>
+        </w:rPr>
+        <w:t xml:space="preserve">  </w:t>
+      </w:r>
+      <w:r>
+        <w:rPr>
+          <w:rStyle w:val="AttributeTok"/>
+        </w:rPr>
+        <w:t xml:space="preserve">quartic =</w:t>
+      </w:r>
+      <w:r>
+        <w:rPr>
+          <w:rStyle w:val="NormalTok"/>
+        </w:rPr>
+        <w:t xml:space="preserve"> model_quartic</w:t>
+      </w:r>
+      <w:r>
+        <w:br/>
+      </w:r>
+      <w:r>
+        <w:rPr>
+          <w:rStyle w:val="NormalTok"/>
+        </w:rPr>
+        <w:t xml:space="preserve">)</w:t>
+      </w:r>
+      <w:r>
+        <w:br/>
+      </w:r>
+      <w:r>
+        <w:br/>
+      </w:r>
+      <w:r>
+        <w:rPr>
+          <w:rStyle w:val="NormalTok"/>
+        </w:rPr>
+        <w:t xml:space="preserve">validation_results </w:t>
+      </w:r>
+      <w:r>
+        <w:rPr>
+          <w:rStyle w:val="OtherTok"/>
+        </w:rPr>
+        <w:t xml:space="preserve">&lt;-</w:t>
+      </w:r>
+      <w:r>
+        <w:rPr>
+          <w:rStyle w:val="NormalTok"/>
+        </w:rPr>
+        <w:t xml:space="preserve"> tibble</w:t>
       </w:r>
       <w:r>
         <w:rPr>
           <w:rStyle w:val="SpecialCharTok"/>
         </w:rPr>
-        <w:t xml:space="preserve">*</w:t>
-      </w:r>
-      <w:r>
-        <w:rPr>
-          <w:rStyle w:val="NormalTok"/>
-        </w:rPr>
-        <w:t xml:space="preserve"> n)</w:t>
-      </w:r>
-      <w:r>
-        <w:br/>
-      </w:r>
-      <w:r>
-        <w:rPr>
-          <w:rStyle w:val="NormalTok"/>
-        </w:rPr>
-        <w:t xml:space="preserve">n_valid </w:t>
+        <w:t xml:space="preserve">::</w:t>
+      </w:r>
+      <w:r>
+        <w:rPr>
+          <w:rStyle w:val="FunctionTok"/>
+        </w:rPr>
+        <w:t xml:space="preserve">tibble</w:t>
+      </w:r>
+      <w:r>
+        <w:rPr>
+          <w:rStyle w:val="NormalTok"/>
+        </w:rPr>
+        <w:t xml:space="preserve">(</w:t>
+      </w:r>
+      <w:r>
+        <w:br/>
+      </w:r>
+      <w:r>
+        <w:rPr>
+          <w:rStyle w:val="NormalTok"/>
+        </w:rPr>
+        <w:t xml:space="preserve">  </w:t>
+      </w:r>
+      <w:r>
+        <w:rPr>
+          <w:rStyle w:val="AttributeTok"/>
+        </w:rPr>
+        <w:t xml:space="preserve">model =</w:t>
+      </w:r>
+      <w:r>
+        <w:rPr>
+          <w:rStyle w:val="NormalTok"/>
+        </w:rPr>
+        <w:t xml:space="preserve"> </w:t>
+      </w:r>
+      <w:r>
+        <w:rPr>
+          <w:rStyle w:val="FunctionTok"/>
+        </w:rPr>
+        <w:t xml:space="preserve">names</w:t>
+      </w:r>
+      <w:r>
+        <w:rPr>
+          <w:rStyle w:val="NormalTok"/>
+        </w:rPr>
+        <w:t xml:space="preserve">(candidate_models)</w:t>
+      </w:r>
+      <w:r>
+        <w:br/>
+      </w:r>
+      <w:r>
+        <w:rPr>
+          <w:rStyle w:val="NormalTok"/>
+        </w:rPr>
+        <w:t xml:space="preserve">) </w:t>
+      </w:r>
+      <w:r>
+        <w:rPr>
+          <w:rStyle w:val="SpecialCharTok"/>
+        </w:rPr>
+        <w:t xml:space="preserve">|&gt;</w:t>
+      </w:r>
+      <w:r>
+        <w:br/>
+      </w:r>
+      <w:r>
+        <w:rPr>
+          <w:rStyle w:val="NormalTok"/>
+        </w:rPr>
+        <w:t xml:space="preserve">  dplyr</w:t>
+      </w:r>
+      <w:r>
+        <w:rPr>
+          <w:rStyle w:val="SpecialCharTok"/>
+        </w:rPr>
+        <w:t xml:space="preserve">::</w:t>
+      </w:r>
+      <w:r>
+        <w:rPr>
+          <w:rStyle w:val="FunctionTok"/>
+        </w:rPr>
+        <w:t xml:space="preserve">mutate</w:t>
+      </w:r>
+      <w:r>
+        <w:rPr>
+          <w:rStyle w:val="NormalTok"/>
+        </w:rPr>
+        <w:t xml:space="preserve">(</w:t>
+      </w:r>
+      <w:r>
+        <w:br/>
+      </w:r>
+      <w:r>
+        <w:rPr>
+          <w:rStyle w:val="NormalTok"/>
+        </w:rPr>
+        <w:t xml:space="preserve">    </w:t>
+      </w:r>
+      <w:r>
+        <w:rPr>
+          <w:rStyle w:val="AttributeTok"/>
+        </w:rPr>
+        <w:t xml:space="preserve">training_RMSE =</w:t>
+      </w:r>
+      <w:r>
+        <w:rPr>
+          <w:rStyle w:val="NormalTok"/>
+        </w:rPr>
+        <w:t xml:space="preserve"> purrr</w:t>
+      </w:r>
+      <w:r>
+        <w:rPr>
+          <w:rStyle w:val="SpecialCharTok"/>
+        </w:rPr>
+        <w:t xml:space="preserve">::</w:t>
+      </w:r>
+      <w:r>
+        <w:rPr>
+          <w:rStyle w:val="FunctionTok"/>
+        </w:rPr>
+        <w:t xml:space="preserve">map_dbl</w:t>
+      </w:r>
+      <w:r>
+        <w:rPr>
+          <w:rStyle w:val="NormalTok"/>
+        </w:rPr>
+        <w:t xml:space="preserve">(</w:t>
+      </w:r>
+      <w:r>
+        <w:br/>
+      </w:r>
+      <w:r>
+        <w:rPr>
+          <w:rStyle w:val="NormalTok"/>
+        </w:rPr>
+        <w:t xml:space="preserve">      model,</w:t>
+      </w:r>
+      <w:r>
+        <w:br/>
+      </w:r>
+      <w:r>
+        <w:rPr>
+          <w:rStyle w:val="NormalTok"/>
+        </w:rPr>
+        <w:t xml:space="preserve">      \(model_name) </w:t>
+      </w:r>
+      <w:r>
+        <w:rPr>
+          <w:rStyle w:val="FunctionTok"/>
+        </w:rPr>
+        <w:t xml:space="preserve">compute_rmse</w:t>
+      </w:r>
+      <w:r>
+        <w:rPr>
+          <w:rStyle w:val="NormalTok"/>
+        </w:rPr>
+        <w:t xml:space="preserve">(candidate_models[[model_name]], train_dat)</w:t>
+      </w:r>
+      <w:r>
+        <w:br/>
+      </w:r>
+      <w:r>
+        <w:rPr>
+          <w:rStyle w:val="NormalTok"/>
+        </w:rPr>
+        <w:t xml:space="preserve">    ),</w:t>
+      </w:r>
+      <w:r>
+        <w:br/>
+      </w:r>
+      <w:r>
+        <w:rPr>
+          <w:rStyle w:val="NormalTok"/>
+        </w:rPr>
+        <w:t xml:space="preserve">    </w:t>
+      </w:r>
+      <w:r>
+        <w:rPr>
+          <w:rStyle w:val="AttributeTok"/>
+        </w:rPr>
+        <w:t xml:space="preserve">validation_RMSE =</w:t>
+      </w:r>
+      <w:r>
+        <w:rPr>
+          <w:rStyle w:val="NormalTok"/>
+        </w:rPr>
+        <w:t xml:space="preserve"> purrr</w:t>
+      </w:r>
+      <w:r>
+        <w:rPr>
+          <w:rStyle w:val="SpecialCharTok"/>
+        </w:rPr>
+        <w:t xml:space="preserve">::</w:t>
+      </w:r>
+      <w:r>
+        <w:rPr>
+          <w:rStyle w:val="FunctionTok"/>
+        </w:rPr>
+        <w:t xml:space="preserve">map_dbl</w:t>
+      </w:r>
+      <w:r>
+        <w:rPr>
+          <w:rStyle w:val="NormalTok"/>
+        </w:rPr>
+        <w:t xml:space="preserve">(</w:t>
+      </w:r>
+      <w:r>
+        <w:br/>
+      </w:r>
+      <w:r>
+        <w:rPr>
+          <w:rStyle w:val="NormalTok"/>
+        </w:rPr>
+        <w:t xml:space="preserve">      model,</w:t>
+      </w:r>
+      <w:r>
+        <w:br/>
+      </w:r>
+      <w:r>
+        <w:rPr>
+          <w:rStyle w:val="NormalTok"/>
+        </w:rPr>
+        <w:t xml:space="preserve">      \(model_name) </w:t>
+      </w:r>
+      <w:r>
+        <w:rPr>
+          <w:rStyle w:val="FunctionTok"/>
+        </w:rPr>
+        <w:t xml:space="preserve">compute_rmse</w:t>
+      </w:r>
+      <w:r>
+        <w:rPr>
+          <w:rStyle w:val="NormalTok"/>
+        </w:rPr>
+        <w:t xml:space="preserve">(candidate_models[[model_name]], valid_dat)</w:t>
+      </w:r>
+      <w:r>
+        <w:br/>
+      </w:r>
+      <w:r>
+        <w:rPr>
+          <w:rStyle w:val="NormalTok"/>
+        </w:rPr>
+        <w:t xml:space="preserve">    )</w:t>
+      </w:r>
+      <w:r>
+        <w:br/>
+      </w:r>
+      <w:r>
+        <w:rPr>
+          <w:rStyle w:val="NormalTok"/>
+        </w:rPr>
+        <w:t xml:space="preserve">  )</w:t>
+      </w:r>
+      <w:r>
+        <w:br/>
+      </w:r>
+      <w:r>
+        <w:br/>
+      </w:r>
+      <w:r>
+        <w:rPr>
+          <w:rStyle w:val="NormalTok"/>
+        </w:rPr>
+        <w:t xml:space="preserve">model_labels </w:t>
       </w:r>
       <w:r>
         <w:rPr>
@@ -2212,7 +3952,7 @@
         <w:rPr>
           <w:rStyle w:val="FunctionTok"/>
         </w:rPr>
-        <w:t xml:space="preserve">floor</w:t>
+        <w:t xml:space="preserve">c</w:t>
       </w:r>
       <w:r>
         <w:rPr>
@@ -2221,40 +3961,289 @@
         <w:t xml:space="preserve">(</w:t>
       </w:r>
       <w:r>
-        <w:rPr>
-          <w:rStyle w:val="FloatTok"/>
-        </w:rPr>
-        <w:t xml:space="preserve">0.2</w:t>
-      </w:r>
-      <w:r>
-        <w:rPr>
-          <w:rStyle w:val="NormalTok"/>
-        </w:rPr>
-        <w:t xml:space="preserve"> </w:t>
+        <w:br/>
+      </w:r>
+      <w:r>
+        <w:rPr>
+          <w:rStyle w:val="NormalTok"/>
+        </w:rPr>
+        <w:t xml:space="preserve">  </w:t>
+      </w:r>
+      <w:r>
+        <w:rPr>
+          <w:rStyle w:val="AttributeTok"/>
+        </w:rPr>
+        <w:t xml:space="preserve">linear =</w:t>
+      </w:r>
+      <w:r>
+        <w:rPr>
+          <w:rStyle w:val="NormalTok"/>
+        </w:rPr>
+        <w:t xml:space="preserve"> </w:t>
+      </w:r>
+      <w:r>
+        <w:rPr>
+          <w:rStyle w:val="StringTok"/>
+        </w:rPr>
+        <w:t xml:space="preserve">"linear model"</w:t>
+      </w:r>
+      <w:r>
+        <w:rPr>
+          <w:rStyle w:val="NormalTok"/>
+        </w:rPr>
+        <w:t xml:space="preserve">,</w:t>
+      </w:r>
+      <w:r>
+        <w:br/>
+      </w:r>
+      <w:r>
+        <w:rPr>
+          <w:rStyle w:val="NormalTok"/>
+        </w:rPr>
+        <w:t xml:space="preserve">  </w:t>
+      </w:r>
+      <w:r>
+        <w:rPr>
+          <w:rStyle w:val="AttributeTok"/>
+        </w:rPr>
+        <w:t xml:space="preserve">quadratic =</w:t>
+      </w:r>
+      <w:r>
+        <w:rPr>
+          <w:rStyle w:val="NormalTok"/>
+        </w:rPr>
+        <w:t xml:space="preserve"> </w:t>
+      </w:r>
+      <w:r>
+        <w:rPr>
+          <w:rStyle w:val="StringTok"/>
+        </w:rPr>
+        <w:t xml:space="preserve">"quadratic model"</w:t>
+      </w:r>
+      <w:r>
+        <w:rPr>
+          <w:rStyle w:val="NormalTok"/>
+        </w:rPr>
+        <w:t xml:space="preserve">,</w:t>
+      </w:r>
+      <w:r>
+        <w:br/>
+      </w:r>
+      <w:r>
+        <w:rPr>
+          <w:rStyle w:val="NormalTok"/>
+        </w:rPr>
+        <w:t xml:space="preserve">  </w:t>
+      </w:r>
+      <w:r>
+        <w:rPr>
+          <w:rStyle w:val="AttributeTok"/>
+        </w:rPr>
+        <w:t xml:space="preserve">cubic =</w:t>
+      </w:r>
+      <w:r>
+        <w:rPr>
+          <w:rStyle w:val="NormalTok"/>
+        </w:rPr>
+        <w:t xml:space="preserve"> </w:t>
+      </w:r>
+      <w:r>
+        <w:rPr>
+          <w:rStyle w:val="StringTok"/>
+        </w:rPr>
+        <w:t xml:space="preserve">"cubic model"</w:t>
+      </w:r>
+      <w:r>
+        <w:rPr>
+          <w:rStyle w:val="NormalTok"/>
+        </w:rPr>
+        <w:t xml:space="preserve">,</w:t>
+      </w:r>
+      <w:r>
+        <w:br/>
+      </w:r>
+      <w:r>
+        <w:rPr>
+          <w:rStyle w:val="NormalTok"/>
+        </w:rPr>
+        <w:t xml:space="preserve">  </w:t>
+      </w:r>
+      <w:r>
+        <w:rPr>
+          <w:rStyle w:val="AttributeTok"/>
+        </w:rPr>
+        <w:t xml:space="preserve">quartic =</w:t>
+      </w:r>
+      <w:r>
+        <w:rPr>
+          <w:rStyle w:val="NormalTok"/>
+        </w:rPr>
+        <w:t xml:space="preserve"> </w:t>
+      </w:r>
+      <w:r>
+        <w:rPr>
+          <w:rStyle w:val="StringTok"/>
+        </w:rPr>
+        <w:t xml:space="preserve">"quartic model"</w:t>
+      </w:r>
+      <w:r>
+        <w:br/>
+      </w:r>
+      <w:r>
+        <w:rPr>
+          <w:rStyle w:val="NormalTok"/>
+        </w:rPr>
+        <w:t xml:space="preserve">)</w:t>
+      </w:r>
+      <w:r>
+        <w:br/>
+      </w:r>
+      <w:r>
+        <w:br/>
+      </w:r>
+      <w:r>
+        <w:rPr>
+          <w:rStyle w:val="NormalTok"/>
+        </w:rPr>
+        <w:t xml:space="preserve">chosen_model_name </w:t>
+      </w:r>
+      <w:r>
+        <w:rPr>
+          <w:rStyle w:val="OtherTok"/>
+        </w:rPr>
+        <w:t xml:space="preserve">&lt;-</w:t>
+      </w:r>
+      <w:r>
+        <w:br/>
+      </w:r>
+      <w:r>
+        <w:rPr>
+          <w:rStyle w:val="NormalTok"/>
+        </w:rPr>
+        <w:t xml:space="preserve">  validation_results </w:t>
       </w:r>
       <w:r>
         <w:rPr>
           <w:rStyle w:val="SpecialCharTok"/>
         </w:rPr>
-        <w:t xml:space="preserve">*</w:t>
-      </w:r>
-      <w:r>
-        <w:rPr>
-          <w:rStyle w:val="NormalTok"/>
-        </w:rPr>
-        <w:t xml:space="preserve"> n)</w:t>
-      </w:r>
-      <w:r>
-        <w:br/>
-      </w:r>
-      <w:r>
-        <w:br/>
-      </w:r>
-      <w:r>
-        <w:rPr>
-          <w:rStyle w:val="NormalTok"/>
-        </w:rPr>
-        <w:t xml:space="preserve">idx_train </w:t>
+        <w:t xml:space="preserve">|&gt;</w:t>
+      </w:r>
+      <w:r>
+        <w:br/>
+      </w:r>
+      <w:r>
+        <w:rPr>
+          <w:rStyle w:val="NormalTok"/>
+        </w:rPr>
+        <w:t xml:space="preserve">  dplyr</w:t>
+      </w:r>
+      <w:r>
+        <w:rPr>
+          <w:rStyle w:val="SpecialCharTok"/>
+        </w:rPr>
+        <w:t xml:space="preserve">::</w:t>
+      </w:r>
+      <w:r>
+        <w:rPr>
+          <w:rStyle w:val="FunctionTok"/>
+        </w:rPr>
+        <w:t xml:space="preserve">arrange</w:t>
+      </w:r>
+      <w:r>
+        <w:rPr>
+          <w:rStyle w:val="NormalTok"/>
+        </w:rPr>
+        <w:t xml:space="preserve">(validation_RMSE) </w:t>
+      </w:r>
+      <w:r>
+        <w:rPr>
+          <w:rStyle w:val="SpecialCharTok"/>
+        </w:rPr>
+        <w:t xml:space="preserve">|&gt;</w:t>
+      </w:r>
+      <w:r>
+        <w:br/>
+      </w:r>
+      <w:r>
+        <w:rPr>
+          <w:rStyle w:val="NormalTok"/>
+        </w:rPr>
+        <w:t xml:space="preserve">  dplyr</w:t>
+      </w:r>
+      <w:r>
+        <w:rPr>
+          <w:rStyle w:val="SpecialCharTok"/>
+        </w:rPr>
+        <w:t xml:space="preserve">::</w:t>
+      </w:r>
+      <w:r>
+        <w:rPr>
+          <w:rStyle w:val="FunctionTok"/>
+        </w:rPr>
+        <w:t xml:space="preserve">slice</w:t>
+      </w:r>
+      <w:r>
+        <w:rPr>
+          <w:rStyle w:val="NormalTok"/>
+        </w:rPr>
+        <w:t xml:space="preserve">(</w:t>
+      </w:r>
+      <w:r>
+        <w:rPr>
+          <w:rStyle w:val="DecValTok"/>
+        </w:rPr>
+        <w:t xml:space="preserve">1</w:t>
+      </w:r>
+      <w:r>
+        <w:rPr>
+          <w:rStyle w:val="NormalTok"/>
+        </w:rPr>
+        <w:t xml:space="preserve">) </w:t>
+      </w:r>
+      <w:r>
+        <w:rPr>
+          <w:rStyle w:val="SpecialCharTok"/>
+        </w:rPr>
+        <w:t xml:space="preserve">|&gt;</w:t>
+      </w:r>
+      <w:r>
+        <w:br/>
+      </w:r>
+      <w:r>
+        <w:rPr>
+          <w:rStyle w:val="NormalTok"/>
+        </w:rPr>
+        <w:t xml:space="preserve">  dplyr</w:t>
+      </w:r>
+      <w:r>
+        <w:rPr>
+          <w:rStyle w:val="SpecialCharTok"/>
+        </w:rPr>
+        <w:t xml:space="preserve">::</w:t>
+      </w:r>
+      <w:r>
+        <w:rPr>
+          <w:rStyle w:val="FunctionTok"/>
+        </w:rPr>
+        <w:t xml:space="preserve">pull</w:t>
+      </w:r>
+      <w:r>
+        <w:rPr>
+          <w:rStyle w:val="NormalTok"/>
+        </w:rPr>
+        <w:t xml:space="preserve">(model)</w:t>
+      </w:r>
+      <w:r>
+        <w:br/>
+      </w:r>
+      <w:r>
+        <w:br/>
+      </w:r>
+      <w:r>
+        <w:rPr>
+          <w:rStyle w:val="NormalTok"/>
+        </w:rPr>
+        <w:t xml:space="preserve">chosen_model_label </w:t>
       </w:r>
       <w:r>
         <w:rPr>
@@ -2266,40 +4255,297 @@
         <w:rPr>
           <w:rStyle w:val="NormalTok"/>
         </w:rPr>
+        <w:t xml:space="preserve"> model_labels[[chosen_model_name]]</w:t>
+      </w:r>
+      <w:r>
+        <w:br/>
+      </w:r>
+      <w:r>
+        <w:br/>
+      </w:r>
+      <w:r>
+        <w:rPr>
+          <w:rStyle w:val="NormalTok"/>
+        </w:rPr>
+        <w:t xml:space="preserve">chosen_model </w:t>
+      </w:r>
+      <w:r>
+        <w:rPr>
+          <w:rStyle w:val="OtherTok"/>
+        </w:rPr>
+        <w:t xml:space="preserve">&lt;-</w:t>
+      </w:r>
+      <w:r>
+        <w:rPr>
+          <w:rStyle w:val="NormalTok"/>
+        </w:rPr>
+        <w:t xml:space="preserve"> candidate_models[[chosen_model_name]]</w:t>
+      </w:r>
+      <w:r>
+        <w:br/>
+      </w:r>
+      <w:r>
+        <w:rPr>
+          <w:rStyle w:val="NormalTok"/>
+        </w:rPr>
+        <w:t xml:space="preserve">chosen_model_validation_rmse </w:t>
+      </w:r>
+      <w:r>
+        <w:rPr>
+          <w:rStyle w:val="OtherTok"/>
+        </w:rPr>
+        <w:t xml:space="preserve">&lt;-</w:t>
+      </w:r>
+      <w:r>
+        <w:rPr>
+          <w:rStyle w:val="NormalTok"/>
+        </w:rPr>
         <w:t xml:space="preserve"> </w:t>
       </w:r>
       <w:r>
         <w:rPr>
           <w:rStyle w:val="FunctionTok"/>
         </w:rPr>
-        <w:t xml:space="preserve">sample.int</w:t>
-      </w:r>
-      <w:r>
-        <w:rPr>
-          <w:rStyle w:val="NormalTok"/>
-        </w:rPr>
-        <w:t xml:space="preserve">(n, </w:t>
+        <w:t xml:space="preserve">compute_rmse</w:t>
+      </w:r>
+      <w:r>
+        <w:rPr>
+          <w:rStyle w:val="NormalTok"/>
+        </w:rPr>
+        <w:t xml:space="preserve">(chosen_model, valid_dat)</w:t>
+      </w:r>
+      <w:r>
+        <w:br/>
+      </w:r>
+      <w:r>
+        <w:br/>
+      </w:r>
+      <w:r>
+        <w:rPr>
+          <w:rStyle w:val="NormalTok"/>
+        </w:rPr>
+        <w:t xml:space="preserve">performance_comparison </w:t>
+      </w:r>
+      <w:r>
+        <w:rPr>
+          <w:rStyle w:val="OtherTok"/>
+        </w:rPr>
+        <w:t xml:space="preserve">&lt;-</w:t>
+      </w:r>
+      <w:r>
+        <w:rPr>
+          <w:rStyle w:val="NormalTok"/>
+        </w:rPr>
+        <w:t xml:space="preserve"> tibble</w:t>
+      </w:r>
+      <w:r>
+        <w:rPr>
+          <w:rStyle w:val="SpecialCharTok"/>
+        </w:rPr>
+        <w:t xml:space="preserve">::</w:t>
+      </w:r>
+      <w:r>
+        <w:rPr>
+          <w:rStyle w:val="FunctionTok"/>
+        </w:rPr>
+        <w:t xml:space="preserve">tibble</w:t>
+      </w:r>
+      <w:r>
+        <w:rPr>
+          <w:rStyle w:val="NormalTok"/>
+        </w:rPr>
+        <w:t xml:space="preserve">(</w:t>
+      </w:r>
+      <w:r>
+        <w:br/>
+      </w:r>
+      <w:r>
+        <w:rPr>
+          <w:rStyle w:val="NormalTok"/>
+        </w:rPr>
+        <w:t xml:space="preserve">  </w:t>
       </w:r>
       <w:r>
         <w:rPr>
           <w:rStyle w:val="AttributeTok"/>
         </w:rPr>
-        <w:t xml:space="preserve">size =</w:t>
-      </w:r>
-      <w:r>
-        <w:rPr>
-          <w:rStyle w:val="NormalTok"/>
-        </w:rPr>
-        <w:t xml:space="preserve"> n_train)</w:t>
-      </w:r>
-      <w:r>
-        <w:br/>
-      </w:r>
-      <w:r>
-        <w:rPr>
-          <w:rStyle w:val="NormalTok"/>
-        </w:rPr>
-        <w:t xml:space="preserve">idx_remaining </w:t>
+        <w:t xml:space="preserve">split =</w:t>
+      </w:r>
+      <w:r>
+        <w:rPr>
+          <w:rStyle w:val="NormalTok"/>
+        </w:rPr>
+        <w:t xml:space="preserve"> </w:t>
+      </w:r>
+      <w:r>
+        <w:rPr>
+          <w:rStyle w:val="FunctionTok"/>
+        </w:rPr>
+        <w:t xml:space="preserve">c</w:t>
+      </w:r>
+      <w:r>
+        <w:rPr>
+          <w:rStyle w:val="NormalTok"/>
+        </w:rPr>
+        <w:t xml:space="preserve">(</w:t>
+      </w:r>
+      <w:r>
+        <w:rPr>
+          <w:rStyle w:val="StringTok"/>
+        </w:rPr>
+        <w:t xml:space="preserve">"validation"</w:t>
+      </w:r>
+      <w:r>
+        <w:rPr>
+          <w:rStyle w:val="NormalTok"/>
+        </w:rPr>
+        <w:t xml:space="preserve">, </w:t>
+      </w:r>
+      <w:r>
+        <w:rPr>
+          <w:rStyle w:val="StringTok"/>
+        </w:rPr>
+        <w:t xml:space="preserve">"test"</w:t>
+      </w:r>
+      <w:r>
+        <w:rPr>
+          <w:rStyle w:val="NormalTok"/>
+        </w:rPr>
+        <w:t xml:space="preserve">),</w:t>
+      </w:r>
+      <w:r>
+        <w:br/>
+      </w:r>
+      <w:r>
+        <w:rPr>
+          <w:rStyle w:val="NormalTok"/>
+        </w:rPr>
+        <w:t xml:space="preserve">  </w:t>
+      </w:r>
+      <w:r>
+        <w:rPr>
+          <w:rStyle w:val="AttributeTok"/>
+        </w:rPr>
+        <w:t xml:space="preserve">model =</w:t>
+      </w:r>
+      <w:r>
+        <w:rPr>
+          <w:rStyle w:val="NormalTok"/>
+        </w:rPr>
+        <w:t xml:space="preserve"> chosen_model_name,</w:t>
+      </w:r>
+      <w:r>
+        <w:br/>
+      </w:r>
+      <w:r>
+        <w:rPr>
+          <w:rStyle w:val="NormalTok"/>
+        </w:rPr>
+        <w:t xml:space="preserve">  </w:t>
+      </w:r>
+      <w:r>
+        <w:rPr>
+          <w:rStyle w:val="AttributeTok"/>
+        </w:rPr>
+        <w:t xml:space="preserve">RMSE =</w:t>
+      </w:r>
+      <w:r>
+        <w:rPr>
+          <w:rStyle w:val="NormalTok"/>
+        </w:rPr>
+        <w:t xml:space="preserve"> </w:t>
+      </w:r>
+      <w:r>
+        <w:rPr>
+          <w:rStyle w:val="FunctionTok"/>
+        </w:rPr>
+        <w:t xml:space="preserve">c</w:t>
+      </w:r>
+      <w:r>
+        <w:rPr>
+          <w:rStyle w:val="NormalTok"/>
+        </w:rPr>
+        <w:t xml:space="preserve">(</w:t>
+      </w:r>
+      <w:r>
+        <w:br/>
+      </w:r>
+      <w:r>
+        <w:rPr>
+          <w:rStyle w:val="NormalTok"/>
+        </w:rPr>
+        <w:t xml:space="preserve">    chosen_model_validation_rmse,</w:t>
+      </w:r>
+      <w:r>
+        <w:br/>
+      </w:r>
+      <w:r>
+        <w:rPr>
+          <w:rStyle w:val="NormalTok"/>
+        </w:rPr>
+        <w:t xml:space="preserve">    </w:t>
+      </w:r>
+      <w:r>
+        <w:rPr>
+          <w:rStyle w:val="FunctionTok"/>
+        </w:rPr>
+        <w:t xml:space="preserve">compute_rmse</w:t>
+      </w:r>
+      <w:r>
+        <w:rPr>
+          <w:rStyle w:val="NormalTok"/>
+        </w:rPr>
+        <w:t xml:space="preserve">(chosen_model, test_dat)</w:t>
+      </w:r>
+      <w:r>
+        <w:br/>
+      </w:r>
+      <w:r>
+        <w:rPr>
+          <w:rStyle w:val="NormalTok"/>
+        </w:rPr>
+        <w:t xml:space="preserve">  )</w:t>
+      </w:r>
+      <w:r>
+        <w:br/>
+      </w:r>
+      <w:r>
+        <w:rPr>
+          <w:rStyle w:val="NormalTok"/>
+        </w:rPr>
+        <w:t xml:space="preserve">)</w:t>
+      </w:r>
+      <w:r>
+        <w:br/>
+      </w:r>
+      <w:r>
+        <w:br/>
+      </w:r>
+      <w:r>
+        <w:rPr>
+          <w:rStyle w:val="NormalTok"/>
+        </w:rPr>
+        <w:t xml:space="preserve">chosen_model_name</w:t>
+      </w:r>
+      <w:r>
+        <w:br/>
+      </w:r>
+      <w:r>
+        <w:rPr>
+          <w:rStyle w:val="CommentTok"/>
+        </w:rPr>
+        <w:t xml:space="preserve">#&gt; [1] "linear"</w:t>
+      </w:r>
+    </w:p>
+    <w:p>
+      <w:pPr>
+        <w:pStyle w:val="SourceCode"/>
+      </w:pPr>
+      <w:r>
+        <w:rPr>
+          <w:rStyle w:val="NormalTok"/>
+        </w:rPr>
+        <w:t xml:space="preserve">partition_colors </w:t>
       </w:r>
       <w:r>
         <w:rPr>
@@ -2317,7 +4563,7 @@
         <w:rPr>
           <w:rStyle w:val="FunctionTok"/>
         </w:rPr>
-        <w:t xml:space="preserve">setdiff</w:t>
+        <w:t xml:space="preserve">c</w:t>
       </w:r>
       <w:r>
         <w:rPr>
@@ -2326,25 +4572,250 @@
         <w:t xml:space="preserve">(</w:t>
       </w:r>
       <w:r>
+        <w:br/>
+      </w:r>
+      <w:r>
+        <w:rPr>
+          <w:rStyle w:val="NormalTok"/>
+        </w:rPr>
+        <w:t xml:space="preserve">  </w:t>
+      </w:r>
+      <w:r>
+        <w:rPr>
+          <w:rStyle w:val="AttributeTok"/>
+        </w:rPr>
+        <w:t xml:space="preserve">training =</w:t>
+      </w:r>
+      <w:r>
+        <w:rPr>
+          <w:rStyle w:val="NormalTok"/>
+        </w:rPr>
+        <w:t xml:space="preserve"> </w:t>
+      </w:r>
+      <w:r>
+        <w:rPr>
+          <w:rStyle w:val="StringTok"/>
+        </w:rPr>
+        <w:t xml:space="preserve">"#1b9e77"</w:t>
+      </w:r>
+      <w:r>
+        <w:rPr>
+          <w:rStyle w:val="NormalTok"/>
+        </w:rPr>
+        <w:t xml:space="preserve">,</w:t>
+      </w:r>
+      <w:r>
+        <w:br/>
+      </w:r>
+      <w:r>
+        <w:rPr>
+          <w:rStyle w:val="NormalTok"/>
+        </w:rPr>
+        <w:t xml:space="preserve">  </w:t>
+      </w:r>
+      <w:r>
+        <w:rPr>
+          <w:rStyle w:val="AttributeTok"/>
+        </w:rPr>
+        <w:t xml:space="preserve">validation =</w:t>
+      </w:r>
+      <w:r>
+        <w:rPr>
+          <w:rStyle w:val="NormalTok"/>
+        </w:rPr>
+        <w:t xml:space="preserve"> </w:t>
+      </w:r>
+      <w:r>
+        <w:rPr>
+          <w:rStyle w:val="StringTok"/>
+        </w:rPr>
+        <w:t xml:space="preserve">"#d95f02"</w:t>
+      </w:r>
+      <w:r>
+        <w:rPr>
+          <w:rStyle w:val="NormalTok"/>
+        </w:rPr>
+        <w:t xml:space="preserve">,</w:t>
+      </w:r>
+      <w:r>
+        <w:br/>
+      </w:r>
+      <w:r>
+        <w:rPr>
+          <w:rStyle w:val="NormalTok"/>
+        </w:rPr>
+        <w:t xml:space="preserve">  </w:t>
+      </w:r>
+      <w:r>
+        <w:rPr>
+          <w:rStyle w:val="AttributeTok"/>
+        </w:rPr>
+        <w:t xml:space="preserve">test =</w:t>
+      </w:r>
+      <w:r>
+        <w:rPr>
+          <w:rStyle w:val="NormalTok"/>
+        </w:rPr>
+        <w:t xml:space="preserve"> </w:t>
+      </w:r>
+      <w:r>
+        <w:rPr>
+          <w:rStyle w:val="StringTok"/>
+        </w:rPr>
+        <w:t xml:space="preserve">"#7570b3"</w:t>
+      </w:r>
+      <w:r>
+        <w:br/>
+      </w:r>
+      <w:r>
+        <w:rPr>
+          <w:rStyle w:val="NormalTok"/>
+        </w:rPr>
+        <w:t xml:space="preserve">)</w:t>
+      </w:r>
+      <w:r>
+        <w:br/>
+      </w:r>
+      <w:r>
+        <w:rPr>
+          <w:rStyle w:val="NormalTok"/>
+        </w:rPr>
+        <w:t xml:space="preserve">partition_shapes </w:t>
+      </w:r>
+      <w:r>
+        <w:rPr>
+          <w:rStyle w:val="OtherTok"/>
+        </w:rPr>
+        <w:t xml:space="preserve">&lt;-</w:t>
+      </w:r>
+      <w:r>
+        <w:rPr>
+          <w:rStyle w:val="NormalTok"/>
+        </w:rPr>
+        <w:t xml:space="preserve"> </w:t>
+      </w:r>
+      <w:r>
         <w:rPr>
           <w:rStyle w:val="FunctionTok"/>
         </w:rPr>
-        <w:t xml:space="preserve">seq_len</w:t>
-      </w:r>
-      <w:r>
-        <w:rPr>
-          <w:rStyle w:val="NormalTok"/>
-        </w:rPr>
-        <w:t xml:space="preserve">(n), idx_train)</w:t>
-      </w:r>
-      <w:r>
-        <w:br/>
-      </w:r>
-      <w:r>
-        <w:rPr>
-          <w:rStyle w:val="NormalTok"/>
-        </w:rPr>
-        <w:t xml:space="preserve">idx_valid </w:t>
+        <w:t xml:space="preserve">c</w:t>
+      </w:r>
+      <w:r>
+        <w:rPr>
+          <w:rStyle w:val="NormalTok"/>
+        </w:rPr>
+        <w:t xml:space="preserve">(</w:t>
+      </w:r>
+      <w:r>
+        <w:br/>
+      </w:r>
+      <w:r>
+        <w:rPr>
+          <w:rStyle w:val="NormalTok"/>
+        </w:rPr>
+        <w:t xml:space="preserve">  </w:t>
+      </w:r>
+      <w:r>
+        <w:rPr>
+          <w:rStyle w:val="AttributeTok"/>
+        </w:rPr>
+        <w:t xml:space="preserve">training =</w:t>
+      </w:r>
+      <w:r>
+        <w:rPr>
+          <w:rStyle w:val="NormalTok"/>
+        </w:rPr>
+        <w:t xml:space="preserve"> </w:t>
+      </w:r>
+      <w:r>
+        <w:rPr>
+          <w:rStyle w:val="DecValTok"/>
+        </w:rPr>
+        <w:t xml:space="preserve">16</w:t>
+      </w:r>
+      <w:r>
+        <w:rPr>
+          <w:rStyle w:val="NormalTok"/>
+        </w:rPr>
+        <w:t xml:space="preserve">,</w:t>
+      </w:r>
+      <w:r>
+        <w:br/>
+      </w:r>
+      <w:r>
+        <w:rPr>
+          <w:rStyle w:val="NormalTok"/>
+        </w:rPr>
+        <w:t xml:space="preserve">  </w:t>
+      </w:r>
+      <w:r>
+        <w:rPr>
+          <w:rStyle w:val="AttributeTok"/>
+        </w:rPr>
+        <w:t xml:space="preserve">validation =</w:t>
+      </w:r>
+      <w:r>
+        <w:rPr>
+          <w:rStyle w:val="NormalTok"/>
+        </w:rPr>
+        <w:t xml:space="preserve"> </w:t>
+      </w:r>
+      <w:r>
+        <w:rPr>
+          <w:rStyle w:val="DecValTok"/>
+        </w:rPr>
+        <w:t xml:space="preserve">17</w:t>
+      </w:r>
+      <w:r>
+        <w:rPr>
+          <w:rStyle w:val="NormalTok"/>
+        </w:rPr>
+        <w:t xml:space="preserve">,</w:t>
+      </w:r>
+      <w:r>
+        <w:br/>
+      </w:r>
+      <w:r>
+        <w:rPr>
+          <w:rStyle w:val="NormalTok"/>
+        </w:rPr>
+        <w:t xml:space="preserve">  </w:t>
+      </w:r>
+      <w:r>
+        <w:rPr>
+          <w:rStyle w:val="AttributeTok"/>
+        </w:rPr>
+        <w:t xml:space="preserve">test =</w:t>
+      </w:r>
+      <w:r>
+        <w:rPr>
+          <w:rStyle w:val="NormalTok"/>
+        </w:rPr>
+        <w:t xml:space="preserve"> </w:t>
+      </w:r>
+      <w:r>
+        <w:rPr>
+          <w:rStyle w:val="DecValTok"/>
+        </w:rPr>
+        <w:t xml:space="preserve">15</w:t>
+      </w:r>
+      <w:r>
+        <w:br/>
+      </w:r>
+      <w:r>
+        <w:rPr>
+          <w:rStyle w:val="NormalTok"/>
+        </w:rPr>
+        <w:t xml:space="preserve">)</w:t>
+      </w:r>
+      <w:r>
+        <w:br/>
+      </w:r>
+      <w:r>
+        <w:rPr>
+          <w:rStyle w:val="NormalTok"/>
+        </w:rPr>
+        <w:t xml:space="preserve">wt_range </w:t>
       </w:r>
       <w:r>
         <w:rPr>
@@ -2362,34 +4833,235 @@
         <w:rPr>
           <w:rStyle w:val="FunctionTok"/>
         </w:rPr>
-        <w:t xml:space="preserve">sample</w:t>
-      </w:r>
-      <w:r>
-        <w:rPr>
-          <w:rStyle w:val="NormalTok"/>
-        </w:rPr>
-        <w:t xml:space="preserve">(idx_remaining, </w:t>
+        <w:t xml:space="preserve">range</w:t>
+      </w:r>
+      <w:r>
+        <w:rPr>
+          <w:rStyle w:val="NormalTok"/>
+        </w:rPr>
+        <w:t xml:space="preserve">(</w:t>
+      </w:r>
+      <w:r>
+        <w:rPr>
+          <w:rStyle w:val="FunctionTok"/>
+        </w:rPr>
+        <w:t xml:space="preserve">c</w:t>
+      </w:r>
+      <w:r>
+        <w:rPr>
+          <w:rStyle w:val="NormalTok"/>
+        </w:rPr>
+        <w:t xml:space="preserve">(train_dat</w:t>
+      </w:r>
+      <w:r>
+        <w:rPr>
+          <w:rStyle w:val="SpecialCharTok"/>
+        </w:rPr>
+        <w:t xml:space="preserve">$</w:t>
+      </w:r>
+      <w:r>
+        <w:rPr>
+          <w:rStyle w:val="NormalTok"/>
+        </w:rPr>
+        <w:t xml:space="preserve">wt, valid_dat</w:t>
+      </w:r>
+      <w:r>
+        <w:rPr>
+          <w:rStyle w:val="SpecialCharTok"/>
+        </w:rPr>
+        <w:t xml:space="preserve">$</w:t>
+      </w:r>
+      <w:r>
+        <w:rPr>
+          <w:rStyle w:val="NormalTok"/>
+        </w:rPr>
+        <w:t xml:space="preserve">wt, test_dat</w:t>
+      </w:r>
+      <w:r>
+        <w:rPr>
+          <w:rStyle w:val="SpecialCharTok"/>
+        </w:rPr>
+        <w:t xml:space="preserve">$</w:t>
+      </w:r>
+      <w:r>
+        <w:rPr>
+          <w:rStyle w:val="NormalTok"/>
+        </w:rPr>
+        <w:t xml:space="preserve">wt))</w:t>
+      </w:r>
+      <w:r>
+        <w:br/>
+      </w:r>
+      <w:r>
+        <w:rPr>
+          <w:rStyle w:val="NormalTok"/>
+        </w:rPr>
+        <w:t xml:space="preserve">mpg_range </w:t>
+      </w:r>
+      <w:r>
+        <w:rPr>
+          <w:rStyle w:val="OtherTok"/>
+        </w:rPr>
+        <w:t xml:space="preserve">&lt;-</w:t>
+      </w:r>
+      <w:r>
+        <w:rPr>
+          <w:rStyle w:val="NormalTok"/>
+        </w:rPr>
+        <w:t xml:space="preserve"> </w:t>
+      </w:r>
+      <w:r>
+        <w:rPr>
+          <w:rStyle w:val="FunctionTok"/>
+        </w:rPr>
+        <w:t xml:space="preserve">range</w:t>
+      </w:r>
+      <w:r>
+        <w:rPr>
+          <w:rStyle w:val="NormalTok"/>
+        </w:rPr>
+        <w:t xml:space="preserve">(</w:t>
+      </w:r>
+      <w:r>
+        <w:rPr>
+          <w:rStyle w:val="FunctionTok"/>
+        </w:rPr>
+        <w:t xml:space="preserve">c</w:t>
+      </w:r>
+      <w:r>
+        <w:rPr>
+          <w:rStyle w:val="NormalTok"/>
+        </w:rPr>
+        <w:t xml:space="preserve">(train_dat</w:t>
+      </w:r>
+      <w:r>
+        <w:rPr>
+          <w:rStyle w:val="SpecialCharTok"/>
+        </w:rPr>
+        <w:t xml:space="preserve">$</w:t>
+      </w:r>
+      <w:r>
+        <w:rPr>
+          <w:rStyle w:val="NormalTok"/>
+        </w:rPr>
+        <w:t xml:space="preserve">mpg, valid_dat</w:t>
+      </w:r>
+      <w:r>
+        <w:rPr>
+          <w:rStyle w:val="SpecialCharTok"/>
+        </w:rPr>
+        <w:t xml:space="preserve">$</w:t>
+      </w:r>
+      <w:r>
+        <w:rPr>
+          <w:rStyle w:val="NormalTok"/>
+        </w:rPr>
+        <w:t xml:space="preserve">mpg, test_dat</w:t>
+      </w:r>
+      <w:r>
+        <w:rPr>
+          <w:rStyle w:val="SpecialCharTok"/>
+        </w:rPr>
+        <w:t xml:space="preserve">$</w:t>
+      </w:r>
+      <w:r>
+        <w:rPr>
+          <w:rStyle w:val="NormalTok"/>
+        </w:rPr>
+        <w:t xml:space="preserve">mpg))</w:t>
+      </w:r>
+      <w:r>
+        <w:br/>
+      </w:r>
+      <w:r>
+        <w:rPr>
+          <w:rStyle w:val="NormalTok"/>
+        </w:rPr>
+        <w:t xml:space="preserve">wt_grid </w:t>
+      </w:r>
+      <w:r>
+        <w:rPr>
+          <w:rStyle w:val="OtherTok"/>
+        </w:rPr>
+        <w:t xml:space="preserve">&lt;-</w:t>
+      </w:r>
+      <w:r>
+        <w:rPr>
+          <w:rStyle w:val="NormalTok"/>
+        </w:rPr>
+        <w:t xml:space="preserve"> </w:t>
+      </w:r>
+      <w:r>
+        <w:rPr>
+          <w:rStyle w:val="FunctionTok"/>
+        </w:rPr>
+        <w:t xml:space="preserve">seq</w:t>
+      </w:r>
+      <w:r>
+        <w:rPr>
+          <w:rStyle w:val="NormalTok"/>
+        </w:rPr>
+        <w:t xml:space="preserve">(wt_range[</w:t>
+      </w:r>
+      <w:r>
+        <w:rPr>
+          <w:rStyle w:val="DecValTok"/>
+        </w:rPr>
+        <w:t xml:space="preserve">1</w:t>
+      </w:r>
+      <w:r>
+        <w:rPr>
+          <w:rStyle w:val="NormalTok"/>
+        </w:rPr>
+        <w:t xml:space="preserve">], wt_range[</w:t>
+      </w:r>
+      <w:r>
+        <w:rPr>
+          <w:rStyle w:val="DecValTok"/>
+        </w:rPr>
+        <w:t xml:space="preserve">2</w:t>
+      </w:r>
+      <w:r>
+        <w:rPr>
+          <w:rStyle w:val="NormalTok"/>
+        </w:rPr>
+        <w:t xml:space="preserve">], </w:t>
       </w:r>
       <w:r>
         <w:rPr>
           <w:rStyle w:val="AttributeTok"/>
         </w:rPr>
-        <w:t xml:space="preserve">size =</w:t>
-      </w:r>
-      <w:r>
-        <w:rPr>
-          <w:rStyle w:val="NormalTok"/>
-        </w:rPr>
-        <w:t xml:space="preserve"> n_valid)</w:t>
-      </w:r>
-      <w:r>
-        <w:br/>
-      </w:r>
-      <w:r>
-        <w:rPr>
-          <w:rStyle w:val="NormalTok"/>
-        </w:rPr>
-        <w:t xml:space="preserve">idx_test </w:t>
+        <w:t xml:space="preserve">length.out =</w:t>
+      </w:r>
+      <w:r>
+        <w:rPr>
+          <w:rStyle w:val="NormalTok"/>
+        </w:rPr>
+        <w:t xml:space="preserve"> </w:t>
+      </w:r>
+      <w:r>
+        <w:rPr>
+          <w:rStyle w:val="DecValTok"/>
+        </w:rPr>
+        <w:t xml:space="preserve">200</w:t>
+      </w:r>
+      <w:r>
+        <w:rPr>
+          <w:rStyle w:val="NormalTok"/>
+        </w:rPr>
+        <w:t xml:space="preserve">)</w:t>
+      </w:r>
+      <w:r>
+        <w:br/>
+      </w:r>
+      <w:r>
+        <w:br/>
+      </w:r>
+      <w:r>
+        <w:rPr>
+          <w:rStyle w:val="NormalTok"/>
+        </w:rPr>
+        <w:t xml:space="preserve">plot_partitions_with_fit </w:t>
       </w:r>
       <w:r>
         <w:rPr>
@@ -2405,27 +5077,546 @@
       </w:r>
       <w:r>
         <w:rPr>
+          <w:rStyle w:val="ControlFlowTok"/>
+        </w:rPr>
+        <w:t xml:space="preserve">function</w:t>
+      </w:r>
+      <w:r>
+        <w:rPr>
+          <w:rStyle w:val="NormalTok"/>
+        </w:rPr>
+        <w:t xml:space="preserve">(model, fit_label) {</w:t>
+      </w:r>
+      <w:r>
+        <w:br/>
+      </w:r>
+      <w:r>
+        <w:rPr>
+          <w:rStyle w:val="NormalTok"/>
+        </w:rPr>
+        <w:t xml:space="preserve">  </w:t>
+      </w:r>
+      <w:r>
+        <w:rPr>
           <w:rStyle w:val="FunctionTok"/>
         </w:rPr>
-        <w:t xml:space="preserve">setdiff</w:t>
-      </w:r>
-      <w:r>
-        <w:rPr>
-          <w:rStyle w:val="NormalTok"/>
-        </w:rPr>
-        <w:t xml:space="preserve">(idx_remaining, idx_valid)</w:t>
-      </w:r>
-      <w:r>
-        <w:br/>
-      </w:r>
-      <w:r>
-        <w:br/>
-      </w:r>
-      <w:r>
-        <w:rPr>
-          <w:rStyle w:val="NormalTok"/>
-        </w:rPr>
-        <w:t xml:space="preserve">split_sizes </w:t>
+        <w:t xml:space="preserve">plot</w:t>
+      </w:r>
+      <w:r>
+        <w:rPr>
+          <w:rStyle w:val="NormalTok"/>
+        </w:rPr>
+        <w:t xml:space="preserve">(</w:t>
+      </w:r>
+      <w:r>
+        <w:br/>
+      </w:r>
+      <w:r>
+        <w:rPr>
+          <w:rStyle w:val="NormalTok"/>
+        </w:rPr>
+        <w:t xml:space="preserve">    train_dat</w:t>
+      </w:r>
+      <w:r>
+        <w:rPr>
+          <w:rStyle w:val="SpecialCharTok"/>
+        </w:rPr>
+        <w:t xml:space="preserve">$</w:t>
+      </w:r>
+      <w:r>
+        <w:rPr>
+          <w:rStyle w:val="NormalTok"/>
+        </w:rPr>
+        <w:t xml:space="preserve">wt,</w:t>
+      </w:r>
+      <w:r>
+        <w:br/>
+      </w:r>
+      <w:r>
+        <w:rPr>
+          <w:rStyle w:val="NormalTok"/>
+        </w:rPr>
+        <w:t xml:space="preserve">    train_dat</w:t>
+      </w:r>
+      <w:r>
+        <w:rPr>
+          <w:rStyle w:val="SpecialCharTok"/>
+        </w:rPr>
+        <w:t xml:space="preserve">$</w:t>
+      </w:r>
+      <w:r>
+        <w:rPr>
+          <w:rStyle w:val="NormalTok"/>
+        </w:rPr>
+        <w:t xml:space="preserve">mpg,</w:t>
+      </w:r>
+      <w:r>
+        <w:br/>
+      </w:r>
+      <w:r>
+        <w:rPr>
+          <w:rStyle w:val="NormalTok"/>
+        </w:rPr>
+        <w:t xml:space="preserve">    </w:t>
+      </w:r>
+      <w:r>
+        <w:rPr>
+          <w:rStyle w:val="AttributeTok"/>
+        </w:rPr>
+        <w:t xml:space="preserve">xlab =</w:t>
+      </w:r>
+      <w:r>
+        <w:rPr>
+          <w:rStyle w:val="NormalTok"/>
+        </w:rPr>
+        <w:t xml:space="preserve"> </w:t>
+      </w:r>
+      <w:r>
+        <w:rPr>
+          <w:rStyle w:val="StringTok"/>
+        </w:rPr>
+        <w:t xml:space="preserve">"wt"</w:t>
+      </w:r>
+      <w:r>
+        <w:rPr>
+          <w:rStyle w:val="NormalTok"/>
+        </w:rPr>
+        <w:t xml:space="preserve">,</w:t>
+      </w:r>
+      <w:r>
+        <w:br/>
+      </w:r>
+      <w:r>
+        <w:rPr>
+          <w:rStyle w:val="NormalTok"/>
+        </w:rPr>
+        <w:t xml:space="preserve">    </w:t>
+      </w:r>
+      <w:r>
+        <w:rPr>
+          <w:rStyle w:val="AttributeTok"/>
+        </w:rPr>
+        <w:t xml:space="preserve">ylab =</w:t>
+      </w:r>
+      <w:r>
+        <w:rPr>
+          <w:rStyle w:val="NormalTok"/>
+        </w:rPr>
+        <w:t xml:space="preserve"> </w:t>
+      </w:r>
+      <w:r>
+        <w:rPr>
+          <w:rStyle w:val="StringTok"/>
+        </w:rPr>
+        <w:t xml:space="preserve">"mpg"</w:t>
+      </w:r>
+      <w:r>
+        <w:rPr>
+          <w:rStyle w:val="NormalTok"/>
+        </w:rPr>
+        <w:t xml:space="preserve">,</w:t>
+      </w:r>
+      <w:r>
+        <w:br/>
+      </w:r>
+      <w:r>
+        <w:rPr>
+          <w:rStyle w:val="NormalTok"/>
+        </w:rPr>
+        <w:t xml:space="preserve">    </w:t>
+      </w:r>
+      <w:r>
+        <w:rPr>
+          <w:rStyle w:val="AttributeTok"/>
+        </w:rPr>
+        <w:t xml:space="preserve">pch =</w:t>
+      </w:r>
+      <w:r>
+        <w:rPr>
+          <w:rStyle w:val="NormalTok"/>
+        </w:rPr>
+        <w:t xml:space="preserve"> partition_shapes[[</w:t>
+      </w:r>
+      <w:r>
+        <w:rPr>
+          <w:rStyle w:val="StringTok"/>
+        </w:rPr>
+        <w:t xml:space="preserve">"training"</w:t>
+      </w:r>
+      <w:r>
+        <w:rPr>
+          <w:rStyle w:val="NormalTok"/>
+        </w:rPr>
+        <w:t xml:space="preserve">]],</w:t>
+      </w:r>
+      <w:r>
+        <w:br/>
+      </w:r>
+      <w:r>
+        <w:rPr>
+          <w:rStyle w:val="NormalTok"/>
+        </w:rPr>
+        <w:t xml:space="preserve">    </w:t>
+      </w:r>
+      <w:r>
+        <w:rPr>
+          <w:rStyle w:val="AttributeTok"/>
+        </w:rPr>
+        <w:t xml:space="preserve">xlim =</w:t>
+      </w:r>
+      <w:r>
+        <w:rPr>
+          <w:rStyle w:val="NormalTok"/>
+        </w:rPr>
+        <w:t xml:space="preserve"> wt_range,</w:t>
+      </w:r>
+      <w:r>
+        <w:br/>
+      </w:r>
+      <w:r>
+        <w:rPr>
+          <w:rStyle w:val="NormalTok"/>
+        </w:rPr>
+        <w:t xml:space="preserve">    </w:t>
+      </w:r>
+      <w:r>
+        <w:rPr>
+          <w:rStyle w:val="AttributeTok"/>
+        </w:rPr>
+        <w:t xml:space="preserve">ylim =</w:t>
+      </w:r>
+      <w:r>
+        <w:rPr>
+          <w:rStyle w:val="NormalTok"/>
+        </w:rPr>
+        <w:t xml:space="preserve"> mpg_range,</w:t>
+      </w:r>
+      <w:r>
+        <w:br/>
+      </w:r>
+      <w:r>
+        <w:rPr>
+          <w:rStyle w:val="NormalTok"/>
+        </w:rPr>
+        <w:t xml:space="preserve">    </w:t>
+      </w:r>
+      <w:r>
+        <w:rPr>
+          <w:rStyle w:val="AttributeTok"/>
+        </w:rPr>
+        <w:t xml:space="preserve">col =</w:t>
+      </w:r>
+      <w:r>
+        <w:rPr>
+          <w:rStyle w:val="NormalTok"/>
+        </w:rPr>
+        <w:t xml:space="preserve"> partition_colors[[</w:t>
+      </w:r>
+      <w:r>
+        <w:rPr>
+          <w:rStyle w:val="StringTok"/>
+        </w:rPr>
+        <w:t xml:space="preserve">"training"</w:t>
+      </w:r>
+      <w:r>
+        <w:rPr>
+          <w:rStyle w:val="NormalTok"/>
+        </w:rPr>
+        <w:t xml:space="preserve">]]</w:t>
+      </w:r>
+      <w:r>
+        <w:br/>
+      </w:r>
+      <w:r>
+        <w:rPr>
+          <w:rStyle w:val="NormalTok"/>
+        </w:rPr>
+        <w:t xml:space="preserve">  )</w:t>
+      </w:r>
+      <w:r>
+        <w:br/>
+      </w:r>
+      <w:r>
+        <w:rPr>
+          <w:rStyle w:val="NormalTok"/>
+        </w:rPr>
+        <w:t xml:space="preserve">  </w:t>
+      </w:r>
+      <w:r>
+        <w:rPr>
+          <w:rStyle w:val="FunctionTok"/>
+        </w:rPr>
+        <w:t xml:space="preserve">points</w:t>
+      </w:r>
+      <w:r>
+        <w:rPr>
+          <w:rStyle w:val="NormalTok"/>
+        </w:rPr>
+        <w:t xml:space="preserve">(</w:t>
+      </w:r>
+      <w:r>
+        <w:br/>
+      </w:r>
+      <w:r>
+        <w:rPr>
+          <w:rStyle w:val="NormalTok"/>
+        </w:rPr>
+        <w:t xml:space="preserve">    valid_dat</w:t>
+      </w:r>
+      <w:r>
+        <w:rPr>
+          <w:rStyle w:val="SpecialCharTok"/>
+        </w:rPr>
+        <w:t xml:space="preserve">$</w:t>
+      </w:r>
+      <w:r>
+        <w:rPr>
+          <w:rStyle w:val="NormalTok"/>
+        </w:rPr>
+        <w:t xml:space="preserve">wt,</w:t>
+      </w:r>
+      <w:r>
+        <w:br/>
+      </w:r>
+      <w:r>
+        <w:rPr>
+          <w:rStyle w:val="NormalTok"/>
+        </w:rPr>
+        <w:t xml:space="preserve">    valid_dat</w:t>
+      </w:r>
+      <w:r>
+        <w:rPr>
+          <w:rStyle w:val="SpecialCharTok"/>
+        </w:rPr>
+        <w:t xml:space="preserve">$</w:t>
+      </w:r>
+      <w:r>
+        <w:rPr>
+          <w:rStyle w:val="NormalTok"/>
+        </w:rPr>
+        <w:t xml:space="preserve">mpg,</w:t>
+      </w:r>
+      <w:r>
+        <w:br/>
+      </w:r>
+      <w:r>
+        <w:rPr>
+          <w:rStyle w:val="NormalTok"/>
+        </w:rPr>
+        <w:t xml:space="preserve">    </w:t>
+      </w:r>
+      <w:r>
+        <w:rPr>
+          <w:rStyle w:val="AttributeTok"/>
+        </w:rPr>
+        <w:t xml:space="preserve">pch =</w:t>
+      </w:r>
+      <w:r>
+        <w:rPr>
+          <w:rStyle w:val="NormalTok"/>
+        </w:rPr>
+        <w:t xml:space="preserve"> partition_shapes[[</w:t>
+      </w:r>
+      <w:r>
+        <w:rPr>
+          <w:rStyle w:val="StringTok"/>
+        </w:rPr>
+        <w:t xml:space="preserve">"validation"</w:t>
+      </w:r>
+      <w:r>
+        <w:rPr>
+          <w:rStyle w:val="NormalTok"/>
+        </w:rPr>
+        <w:t xml:space="preserve">]],</w:t>
+      </w:r>
+      <w:r>
+        <w:br/>
+      </w:r>
+      <w:r>
+        <w:rPr>
+          <w:rStyle w:val="NormalTok"/>
+        </w:rPr>
+        <w:t xml:space="preserve">    </w:t>
+      </w:r>
+      <w:r>
+        <w:rPr>
+          <w:rStyle w:val="AttributeTok"/>
+        </w:rPr>
+        <w:t xml:space="preserve">col =</w:t>
+      </w:r>
+      <w:r>
+        <w:rPr>
+          <w:rStyle w:val="NormalTok"/>
+        </w:rPr>
+        <w:t xml:space="preserve"> partition_colors[[</w:t>
+      </w:r>
+      <w:r>
+        <w:rPr>
+          <w:rStyle w:val="StringTok"/>
+        </w:rPr>
+        <w:t xml:space="preserve">"validation"</w:t>
+      </w:r>
+      <w:r>
+        <w:rPr>
+          <w:rStyle w:val="NormalTok"/>
+        </w:rPr>
+        <w:t xml:space="preserve">]]</w:t>
+      </w:r>
+      <w:r>
+        <w:br/>
+      </w:r>
+      <w:r>
+        <w:rPr>
+          <w:rStyle w:val="NormalTok"/>
+        </w:rPr>
+        <w:t xml:space="preserve">  )</w:t>
+      </w:r>
+      <w:r>
+        <w:br/>
+      </w:r>
+      <w:r>
+        <w:rPr>
+          <w:rStyle w:val="NormalTok"/>
+        </w:rPr>
+        <w:t xml:space="preserve">  </w:t>
+      </w:r>
+      <w:r>
+        <w:rPr>
+          <w:rStyle w:val="FunctionTok"/>
+        </w:rPr>
+        <w:t xml:space="preserve">points</w:t>
+      </w:r>
+      <w:r>
+        <w:rPr>
+          <w:rStyle w:val="NormalTok"/>
+        </w:rPr>
+        <w:t xml:space="preserve">(</w:t>
+      </w:r>
+      <w:r>
+        <w:br/>
+      </w:r>
+      <w:r>
+        <w:rPr>
+          <w:rStyle w:val="NormalTok"/>
+        </w:rPr>
+        <w:t xml:space="preserve">    test_dat</w:t>
+      </w:r>
+      <w:r>
+        <w:rPr>
+          <w:rStyle w:val="SpecialCharTok"/>
+        </w:rPr>
+        <w:t xml:space="preserve">$</w:t>
+      </w:r>
+      <w:r>
+        <w:rPr>
+          <w:rStyle w:val="NormalTok"/>
+        </w:rPr>
+        <w:t xml:space="preserve">wt,</w:t>
+      </w:r>
+      <w:r>
+        <w:br/>
+      </w:r>
+      <w:r>
+        <w:rPr>
+          <w:rStyle w:val="NormalTok"/>
+        </w:rPr>
+        <w:t xml:space="preserve">    test_dat</w:t>
+      </w:r>
+      <w:r>
+        <w:rPr>
+          <w:rStyle w:val="SpecialCharTok"/>
+        </w:rPr>
+        <w:t xml:space="preserve">$</w:t>
+      </w:r>
+      <w:r>
+        <w:rPr>
+          <w:rStyle w:val="NormalTok"/>
+        </w:rPr>
+        <w:t xml:space="preserve">mpg,</w:t>
+      </w:r>
+      <w:r>
+        <w:br/>
+      </w:r>
+      <w:r>
+        <w:rPr>
+          <w:rStyle w:val="NormalTok"/>
+        </w:rPr>
+        <w:t xml:space="preserve">    </w:t>
+      </w:r>
+      <w:r>
+        <w:rPr>
+          <w:rStyle w:val="AttributeTok"/>
+        </w:rPr>
+        <w:t xml:space="preserve">pch =</w:t>
+      </w:r>
+      <w:r>
+        <w:rPr>
+          <w:rStyle w:val="NormalTok"/>
+        </w:rPr>
+        <w:t xml:space="preserve"> partition_shapes[[</w:t>
+      </w:r>
+      <w:r>
+        <w:rPr>
+          <w:rStyle w:val="StringTok"/>
+        </w:rPr>
+        <w:t xml:space="preserve">"test"</w:t>
+      </w:r>
+      <w:r>
+        <w:rPr>
+          <w:rStyle w:val="NormalTok"/>
+        </w:rPr>
+        <w:t xml:space="preserve">]],</w:t>
+      </w:r>
+      <w:r>
+        <w:br/>
+      </w:r>
+      <w:r>
+        <w:rPr>
+          <w:rStyle w:val="NormalTok"/>
+        </w:rPr>
+        <w:t xml:space="preserve">    </w:t>
+      </w:r>
+      <w:r>
+        <w:rPr>
+          <w:rStyle w:val="AttributeTok"/>
+        </w:rPr>
+        <w:t xml:space="preserve">col =</w:t>
+      </w:r>
+      <w:r>
+        <w:rPr>
+          <w:rStyle w:val="NormalTok"/>
+        </w:rPr>
+        <w:t xml:space="preserve"> partition_colors[[</w:t>
+      </w:r>
+      <w:r>
+        <w:rPr>
+          <w:rStyle w:val="StringTok"/>
+        </w:rPr>
+        <w:t xml:space="preserve">"test"</w:t>
+      </w:r>
+      <w:r>
+        <w:rPr>
+          <w:rStyle w:val="NormalTok"/>
+        </w:rPr>
+        <w:t xml:space="preserve">]]</w:t>
+      </w:r>
+      <w:r>
+        <w:br/>
+      </w:r>
+      <w:r>
+        <w:rPr>
+          <w:rStyle w:val="NormalTok"/>
+        </w:rPr>
+        <w:t xml:space="preserve">  )</w:t>
+      </w:r>
+      <w:r>
+        <w:br/>
+      </w:r>
+      <w:r>
+        <w:rPr>
+          <w:rStyle w:val="NormalTok"/>
+        </w:rPr>
+        <w:t xml:space="preserve">  fitted_curve </w:t>
       </w:r>
       <w:r>
         <w:rPr>
@@ -2437,19 +5628,37 @@
         <w:rPr>
           <w:rStyle w:val="NormalTok"/>
         </w:rPr>
-        <w:t xml:space="preserve"> tibble</w:t>
-      </w:r>
-      <w:r>
-        <w:rPr>
-          <w:rStyle w:val="SpecialCharTok"/>
-        </w:rPr>
-        <w:t xml:space="preserve">::</w:t>
+        <w:t xml:space="preserve"> </w:t>
       </w:r>
       <w:r>
         <w:rPr>
           <w:rStyle w:val="FunctionTok"/>
         </w:rPr>
-        <w:t xml:space="preserve">tibble</w:t>
+        <w:t xml:space="preserve">predict</w:t>
+      </w:r>
+      <w:r>
+        <w:rPr>
+          <w:rStyle w:val="NormalTok"/>
+        </w:rPr>
+        <w:t xml:space="preserve">(model, </w:t>
+      </w:r>
+      <w:r>
+        <w:rPr>
+          <w:rStyle w:val="AttributeTok"/>
+        </w:rPr>
+        <w:t xml:space="preserve">newdata =</w:t>
+      </w:r>
+      <w:r>
+        <w:rPr>
+          <w:rStyle w:val="NormalTok"/>
+        </w:rPr>
+        <w:t xml:space="preserve"> </w:t>
+      </w:r>
+      <w:r>
+        <w:rPr>
+          <w:rStyle w:val="FunctionTok"/>
+        </w:rPr>
+        <w:t xml:space="preserve">data.frame</w:t>
       </w:r>
       <w:r>
         <w:rPr>
@@ -2458,6 +5667,18 @@
         <w:t xml:space="preserve">(</w:t>
       </w:r>
       <w:r>
+        <w:rPr>
+          <w:rStyle w:val="AttributeTok"/>
+        </w:rPr>
+        <w:t xml:space="preserve">wt =</w:t>
+      </w:r>
+      <w:r>
+        <w:rPr>
+          <w:rStyle w:val="NormalTok"/>
+        </w:rPr>
+        <w:t xml:space="preserve"> wt_grid))</w:t>
+      </w:r>
+      <w:r>
         <w:br/>
       </w:r>
       <w:r>
@@ -2468,20 +5689,131 @@
       </w:r>
       <w:r>
         <w:rPr>
+          <w:rStyle w:val="FunctionTok"/>
+        </w:rPr>
+        <w:t xml:space="preserve">lines</w:t>
+      </w:r>
+      <w:r>
+        <w:rPr>
+          <w:rStyle w:val="NormalTok"/>
+        </w:rPr>
+        <w:t xml:space="preserve">(wt_grid, fitted_curve, </w:t>
+      </w:r>
+      <w:r>
+        <w:rPr>
           <w:rStyle w:val="AttributeTok"/>
         </w:rPr>
-        <w:t xml:space="preserve">split =</w:t>
-      </w:r>
-      <w:r>
-        <w:rPr>
-          <w:rStyle w:val="NormalTok"/>
-        </w:rPr>
-        <w:t xml:space="preserve"> </w:t>
+        <w:t xml:space="preserve">col =</w:t>
+      </w:r>
+      <w:r>
+        <w:rPr>
+          <w:rStyle w:val="NormalTok"/>
+        </w:rPr>
+        <w:t xml:space="preserve"> </w:t>
+      </w:r>
+      <w:r>
+        <w:rPr>
+          <w:rStyle w:val="StringTok"/>
+        </w:rPr>
+        <w:t xml:space="preserve">"blue"</w:t>
+      </w:r>
+      <w:r>
+        <w:rPr>
+          <w:rStyle w:val="NormalTok"/>
+        </w:rPr>
+        <w:t xml:space="preserve">, </w:t>
+      </w:r>
+      <w:r>
+        <w:rPr>
+          <w:rStyle w:val="AttributeTok"/>
+        </w:rPr>
+        <w:t xml:space="preserve">lwd =</w:t>
+      </w:r>
+      <w:r>
+        <w:rPr>
+          <w:rStyle w:val="NormalTok"/>
+        </w:rPr>
+        <w:t xml:space="preserve"> </w:t>
+      </w:r>
+      <w:r>
+        <w:rPr>
+          <w:rStyle w:val="DecValTok"/>
+        </w:rPr>
+        <w:t xml:space="preserve">2</w:t>
+      </w:r>
+      <w:r>
+        <w:rPr>
+          <w:rStyle w:val="NormalTok"/>
+        </w:rPr>
+        <w:t xml:space="preserve">)</w:t>
+      </w:r>
+      <w:r>
+        <w:br/>
+      </w:r>
+      <w:r>
+        <w:rPr>
+          <w:rStyle w:val="NormalTok"/>
+        </w:rPr>
+        <w:t xml:space="preserve">  </w:t>
       </w:r>
       <w:r>
         <w:rPr>
           <w:rStyle w:val="FunctionTok"/>
         </w:rPr>
+        <w:t xml:space="preserve">legend</w:t>
+      </w:r>
+      <w:r>
+        <w:rPr>
+          <w:rStyle w:val="NormalTok"/>
+        </w:rPr>
+        <w:t xml:space="preserve">(</w:t>
+      </w:r>
+      <w:r>
+        <w:br/>
+      </w:r>
+      <w:r>
+        <w:rPr>
+          <w:rStyle w:val="NormalTok"/>
+        </w:rPr>
+        <w:t xml:space="preserve">    </w:t>
+      </w:r>
+      <w:r>
+        <w:rPr>
+          <w:rStyle w:val="StringTok"/>
+        </w:rPr>
+        <w:t xml:space="preserve">"topright"</w:t>
+      </w:r>
+      <w:r>
+        <w:rPr>
+          <w:rStyle w:val="NormalTok"/>
+        </w:rPr>
+        <w:t xml:space="preserve">,</w:t>
+      </w:r>
+      <w:r>
+        <w:br/>
+      </w:r>
+      <w:r>
+        <w:rPr>
+          <w:rStyle w:val="NormalTok"/>
+        </w:rPr>
+        <w:t xml:space="preserve">    </w:t>
+      </w:r>
+      <w:r>
+        <w:rPr>
+          <w:rStyle w:val="AttributeTok"/>
+        </w:rPr>
+        <w:t xml:space="preserve">legend =</w:t>
+      </w:r>
+      <w:r>
+        <w:rPr>
+          <w:rStyle w:val="NormalTok"/>
+        </w:rPr>
+        <w:t xml:space="preserve"> </w:t>
+      </w:r>
+      <w:r>
+        <w:rPr>
+          <w:rStyle w:val="FunctionTok"/>
+        </w:rPr>
         <w:t xml:space="preserve">c</w:t>
       </w:r>
       <w:r>
@@ -2524,6 +5856,63 @@
         <w:rPr>
           <w:rStyle w:val="NormalTok"/>
         </w:rPr>
+        <w:t xml:space="preserve">, fit_label),</w:t>
+      </w:r>
+      <w:r>
+        <w:br/>
+      </w:r>
+      <w:r>
+        <w:rPr>
+          <w:rStyle w:val="NormalTok"/>
+        </w:rPr>
+        <w:t xml:space="preserve">    </w:t>
+      </w:r>
+      <w:r>
+        <w:rPr>
+          <w:rStyle w:val="AttributeTok"/>
+        </w:rPr>
+        <w:t xml:space="preserve">col =</w:t>
+      </w:r>
+      <w:r>
+        <w:rPr>
+          <w:rStyle w:val="NormalTok"/>
+        </w:rPr>
+        <w:t xml:space="preserve"> </w:t>
+      </w:r>
+      <w:r>
+        <w:rPr>
+          <w:rStyle w:val="FunctionTok"/>
+        </w:rPr>
+        <w:t xml:space="preserve">c</w:t>
+      </w:r>
+      <w:r>
+        <w:rPr>
+          <w:rStyle w:val="NormalTok"/>
+        </w:rPr>
+        <w:t xml:space="preserve">(</w:t>
+      </w:r>
+      <w:r>
+        <w:rPr>
+          <w:rStyle w:val="FunctionTok"/>
+        </w:rPr>
+        <w:t xml:space="preserve">unname</w:t>
+      </w:r>
+      <w:r>
+        <w:rPr>
+          <w:rStyle w:val="NormalTok"/>
+        </w:rPr>
+        <w:t xml:space="preserve">(partition_colors), </w:t>
+      </w:r>
+      <w:r>
+        <w:rPr>
+          <w:rStyle w:val="StringTok"/>
+        </w:rPr>
+        <w:t xml:space="preserve">"blue"</w:t>
+      </w:r>
+      <w:r>
+        <w:rPr>
+          <w:rStyle w:val="NormalTok"/>
+        </w:rPr>
         <w:t xml:space="preserve">),</w:t>
       </w:r>
       <w:r>
@@ -2533,13 +5922,13 @@
         <w:rPr>
           <w:rStyle w:val="NormalTok"/>
         </w:rPr>
-        <w:t xml:space="preserve">  </w:t>
+        <w:t xml:space="preserve">    </w:t>
       </w:r>
       <w:r>
         <w:rPr>
           <w:rStyle w:val="AttributeTok"/>
         </w:rPr>
-        <w:t xml:space="preserve">n =</w:t>
+        <w:t xml:space="preserve">pch =</w:t>
       </w:r>
       <w:r>
         <w:rPr>
@@ -2563,46 +5952,301 @@
         <w:rPr>
           <w:rStyle w:val="FunctionTok"/>
         </w:rPr>
-        <w:t xml:space="preserve">length</w:t>
-      </w:r>
-      <w:r>
-        <w:rPr>
-          <w:rStyle w:val="NormalTok"/>
-        </w:rPr>
-        <w:t xml:space="preserve">(idx_train), </w:t>
+        <w:t xml:space="preserve">unname</w:t>
+      </w:r>
+      <w:r>
+        <w:rPr>
+          <w:rStyle w:val="NormalTok"/>
+        </w:rPr>
+        <w:t xml:space="preserve">(partition_shapes), </w:t>
+      </w:r>
+      <w:r>
+        <w:rPr>
+          <w:rStyle w:val="ConstantTok"/>
+        </w:rPr>
+        <w:t xml:space="preserve">NA</w:t>
+      </w:r>
+      <w:r>
+        <w:rPr>
+          <w:rStyle w:val="NormalTok"/>
+        </w:rPr>
+        <w:t xml:space="preserve">),</w:t>
+      </w:r>
+      <w:r>
+        <w:br/>
+      </w:r>
+      <w:r>
+        <w:rPr>
+          <w:rStyle w:val="NormalTok"/>
+        </w:rPr>
+        <w:t xml:space="preserve">    </w:t>
+      </w:r>
+      <w:r>
+        <w:rPr>
+          <w:rStyle w:val="AttributeTok"/>
+        </w:rPr>
+        <w:t xml:space="preserve">lty =</w:t>
+      </w:r>
+      <w:r>
+        <w:rPr>
+          <w:rStyle w:val="NormalTok"/>
+        </w:rPr>
+        <w:t xml:space="preserve"> </w:t>
       </w:r>
       <w:r>
         <w:rPr>
           <w:rStyle w:val="FunctionTok"/>
         </w:rPr>
-        <w:t xml:space="preserve">length</w:t>
-      </w:r>
-      <w:r>
-        <w:rPr>
-          <w:rStyle w:val="NormalTok"/>
-        </w:rPr>
-        <w:t xml:space="preserve">(idx_valid), </w:t>
+        <w:t xml:space="preserve">c</w:t>
+      </w:r>
+      <w:r>
+        <w:rPr>
+          <w:rStyle w:val="NormalTok"/>
+        </w:rPr>
+        <w:t xml:space="preserve">(</w:t>
+      </w:r>
+      <w:r>
+        <w:rPr>
+          <w:rStyle w:val="ConstantTok"/>
+        </w:rPr>
+        <w:t xml:space="preserve">NA</w:t>
+      </w:r>
+      <w:r>
+        <w:rPr>
+          <w:rStyle w:val="NormalTok"/>
+        </w:rPr>
+        <w:t xml:space="preserve">, </w:t>
+      </w:r>
+      <w:r>
+        <w:rPr>
+          <w:rStyle w:val="ConstantTok"/>
+        </w:rPr>
+        <w:t xml:space="preserve">NA</w:t>
+      </w:r>
+      <w:r>
+        <w:rPr>
+          <w:rStyle w:val="NormalTok"/>
+        </w:rPr>
+        <w:t xml:space="preserve">, </w:t>
+      </w:r>
+      <w:r>
+        <w:rPr>
+          <w:rStyle w:val="ConstantTok"/>
+        </w:rPr>
+        <w:t xml:space="preserve">NA</w:t>
+      </w:r>
+      <w:r>
+        <w:rPr>
+          <w:rStyle w:val="NormalTok"/>
+        </w:rPr>
+        <w:t xml:space="preserve">, </w:t>
+      </w:r>
+      <w:r>
+        <w:rPr>
+          <w:rStyle w:val="DecValTok"/>
+        </w:rPr>
+        <w:t xml:space="preserve">1</w:t>
+      </w:r>
+      <w:r>
+        <w:rPr>
+          <w:rStyle w:val="NormalTok"/>
+        </w:rPr>
+        <w:t xml:space="preserve">),</w:t>
+      </w:r>
+      <w:r>
+        <w:br/>
+      </w:r>
+      <w:r>
+        <w:rPr>
+          <w:rStyle w:val="NormalTok"/>
+        </w:rPr>
+        <w:t xml:space="preserve">    </w:t>
+      </w:r>
+      <w:r>
+        <w:rPr>
+          <w:rStyle w:val="AttributeTok"/>
+        </w:rPr>
+        <w:t xml:space="preserve">lwd =</w:t>
+      </w:r>
+      <w:r>
+        <w:rPr>
+          <w:rStyle w:val="NormalTok"/>
+        </w:rPr>
+        <w:t xml:space="preserve"> </w:t>
       </w:r>
       <w:r>
         <w:rPr>
           <w:rStyle w:val="FunctionTok"/>
         </w:rPr>
-        <w:t xml:space="preserve">length</w:t>
-      </w:r>
-      <w:r>
-        <w:rPr>
-          <w:rStyle w:val="NormalTok"/>
-        </w:rPr>
-        <w:t xml:space="preserve">(idx_test))</w:t>
-      </w:r>
-      <w:r>
-        <w:br/>
-      </w:r>
-      <w:r>
-        <w:rPr>
-          <w:rStyle w:val="NormalTok"/>
-        </w:rPr>
-        <w:t xml:space="preserve">)</w:t>
+        <w:t xml:space="preserve">c</w:t>
+      </w:r>
+      <w:r>
+        <w:rPr>
+          <w:rStyle w:val="NormalTok"/>
+        </w:rPr>
+        <w:t xml:space="preserve">(</w:t>
+      </w:r>
+      <w:r>
+        <w:rPr>
+          <w:rStyle w:val="ConstantTok"/>
+        </w:rPr>
+        <w:t xml:space="preserve">NA</w:t>
+      </w:r>
+      <w:r>
+        <w:rPr>
+          <w:rStyle w:val="NormalTok"/>
+        </w:rPr>
+        <w:t xml:space="preserve">, </w:t>
+      </w:r>
+      <w:r>
+        <w:rPr>
+          <w:rStyle w:val="ConstantTok"/>
+        </w:rPr>
+        <w:t xml:space="preserve">NA</w:t>
+      </w:r>
+      <w:r>
+        <w:rPr>
+          <w:rStyle w:val="NormalTok"/>
+        </w:rPr>
+        <w:t xml:space="preserve">, </w:t>
+      </w:r>
+      <w:r>
+        <w:rPr>
+          <w:rStyle w:val="ConstantTok"/>
+        </w:rPr>
+        <w:t xml:space="preserve">NA</w:t>
+      </w:r>
+      <w:r>
+        <w:rPr>
+          <w:rStyle w:val="NormalTok"/>
+        </w:rPr>
+        <w:t xml:space="preserve">, </w:t>
+      </w:r>
+      <w:r>
+        <w:rPr>
+          <w:rStyle w:val="DecValTok"/>
+        </w:rPr>
+        <w:t xml:space="preserve">2</w:t>
+      </w:r>
+      <w:r>
+        <w:rPr>
+          <w:rStyle w:val="NormalTok"/>
+        </w:rPr>
+        <w:t xml:space="preserve">),</w:t>
+      </w:r>
+      <w:r>
+        <w:br/>
+      </w:r>
+      <w:r>
+        <w:rPr>
+          <w:rStyle w:val="NormalTok"/>
+        </w:rPr>
+        <w:t xml:space="preserve">    </w:t>
+      </w:r>
+      <w:r>
+        <w:rPr>
+          <w:rStyle w:val="AttributeTok"/>
+        </w:rPr>
+        <w:t xml:space="preserve">bty =</w:t>
+      </w:r>
+      <w:r>
+        <w:rPr>
+          <w:rStyle w:val="NormalTok"/>
+        </w:rPr>
+        <w:t xml:space="preserve"> </w:t>
+      </w:r>
+      <w:r>
+        <w:rPr>
+          <w:rStyle w:val="StringTok"/>
+        </w:rPr>
+        <w:t xml:space="preserve">"n"</w:t>
+      </w:r>
+      <w:r>
+        <w:br/>
+      </w:r>
+      <w:r>
+        <w:rPr>
+          <w:rStyle w:val="NormalTok"/>
+        </w:rPr>
+        <w:t xml:space="preserve">  )</w:t>
+      </w:r>
+      <w:r>
+        <w:br/>
+      </w:r>
+      <w:r>
+        <w:rPr>
+          <w:rStyle w:val="NormalTok"/>
+        </w:rPr>
+        <w:t xml:space="preserve">}</w:t>
+      </w:r>
+      <w:r>
+        <w:br/>
+      </w:r>
+      <w:r>
+        <w:br/>
+      </w:r>
+      <w:r>
+        <w:rPr>
+          <w:rStyle w:val="FunctionTok"/>
+        </w:rPr>
+        <w:t xml:space="preserve">rbind</w:t>
+      </w:r>
+      <w:r>
+        <w:rPr>
+          <w:rStyle w:val="NormalTok"/>
+        </w:rPr>
+        <w:t xml:space="preserve">(</w:t>
+      </w:r>
+      <w:r>
+        <w:rPr>
+          <w:rStyle w:val="AttributeTok"/>
+        </w:rPr>
+        <w:t xml:space="preserve">wt =</w:t>
+      </w:r>
+      <w:r>
+        <w:rPr>
+          <w:rStyle w:val="NormalTok"/>
+        </w:rPr>
+        <w:t xml:space="preserve"> wt_range, </w:t>
+      </w:r>
+      <w:r>
+        <w:rPr>
+          <w:rStyle w:val="AttributeTok"/>
+        </w:rPr>
+        <w:t xml:space="preserve">mpg =</w:t>
+      </w:r>
+      <w:r>
+        <w:rPr>
+          <w:rStyle w:val="NormalTok"/>
+        </w:rPr>
+        <w:t xml:space="preserve"> mpg_range)</w:t>
+      </w:r>
+      <w:r>
+        <w:br/>
+      </w:r>
+      <w:r>
+        <w:rPr>
+          <w:rStyle w:val="CommentTok"/>
+        </w:rPr>
+        <w:t xml:space="preserve">#&gt;       [,1]   [,2]</w:t>
+      </w:r>
+      <w:r>
+        <w:br/>
+      </w:r>
+      <w:r>
+        <w:rPr>
+          <w:rStyle w:val="CommentTok"/>
+        </w:rPr>
+        <w:t xml:space="preserve">#&gt; wt   1.513  5.424</w:t>
+      </w:r>
+      <w:r>
+        <w:br/>
+      </w:r>
+      <w:r>
+        <w:rPr>
+          <w:rStyle w:val="CommentTok"/>
+        </w:rPr>
+        <w:t xml:space="preserve">#&gt; mpg 10.400 33.900</w:t>
       </w:r>
     </w:p>
     <w:tbl>
@@ -2618,32 +6262,7 @@
       <w:tr>
         <w:tc>
           <w:tcPr/>
-          <w:bookmarkStart w:id="16" w:name="tbl-train-validation-test-split-sizes"/>
-          <w:p>
-            <w:pPr>
-              <w:jc w:val="center"/>
-            </w:pPr>
-            <w:pPr>
-              <w:jc w:val="left"/>
-              <w:spacing w:before="200"/>
-              <w:pStyle w:val="ImageCaption"/>
-            </w:pPr>
-            <w:r>
-              <w:t xml:space="preserve">Table 1: Sizes of the training,</w:t>
-            </w:r>
-            <w:r>
-              <w:t xml:space="preserve"> </w:t>
-            </w:r>
-            <w:r>
-              <w:t xml:space="preserve">validation,</w:t>
-            </w:r>
-            <w:r>
-              <w:t xml:space="preserve"> </w:t>
-            </w:r>
-            <w:r>
-              <w:t xml:space="preserve">and test splits</w:t>
-            </w:r>
-          </w:p>
+          <w:bookmarkStart w:id="21" w:name="fig-linear-model-superimposed"/>
           <w:p>
             <w:pPr>
               <w:pStyle w:val="SourceCode"/>
@@ -2651,3454 +6270,6 @@
             </w:pPr>
             <w:r>
               <w:rPr>
-                <w:rStyle w:val="NormalTok"/>
-              </w:rPr>
-              <w:t xml:space="preserve">split_sizes</w:t>
-            </w:r>
-            <w:r>
-              <w:br/>
-            </w:r>
-            <w:r>
-              <w:rPr>
-                <w:rStyle w:val="CommentTok"/>
-              </w:rPr>
-              <w:t xml:space="preserve">#&gt; # A tibble: 3 × 2</w:t>
-            </w:r>
-            <w:r>
-              <w:br/>
-            </w:r>
-            <w:r>
-              <w:rPr>
-                <w:rStyle w:val="CommentTok"/>
-              </w:rPr>
-              <w:t xml:space="preserve">#&gt;   split          n</w:t>
-            </w:r>
-            <w:r>
-              <w:br/>
-            </w:r>
-            <w:r>
-              <w:rPr>
-                <w:rStyle w:val="CommentTok"/>
-              </w:rPr>
-              <w:t xml:space="preserve">#&gt;   &lt;chr&gt;      &lt;int&gt;</w:t>
-            </w:r>
-            <w:r>
-              <w:br/>
-            </w:r>
-            <w:r>
-              <w:rPr>
-                <w:rStyle w:val="CommentTok"/>
-              </w:rPr>
-              <w:t xml:space="preserve">#&gt; 1 training      19</w:t>
-            </w:r>
-            <w:r>
-              <w:br/>
-            </w:r>
-            <w:r>
-              <w:rPr>
-                <w:rStyle w:val="CommentTok"/>
-              </w:rPr>
-              <w:t xml:space="preserve">#&gt; 2 validation     6</w:t>
-            </w:r>
-            <w:r>
-              <w:br/>
-            </w:r>
-            <w:r>
-              <w:rPr>
-                <w:rStyle w:val="CommentTok"/>
-              </w:rPr>
-              <w:t xml:space="preserve">#&gt; 3 test           7</w:t>
-            </w:r>
-          </w:p>
-          <w:bookmarkEnd w:id="16"/>
-        </w:tc>
-      </w:tr>
-    </w:tbl>
-    <w:p>
-      <w:pPr>
-        <w:pStyle w:val="SourceCode"/>
-      </w:pPr>
-      <w:r>
-        <w:rPr>
-          <w:rStyle w:val="NormalTok"/>
-        </w:rPr>
-        <w:t xml:space="preserve">train_dat </w:t>
-      </w:r>
-      <w:r>
-        <w:rPr>
-          <w:rStyle w:val="OtherTok"/>
-        </w:rPr>
-        <w:t xml:space="preserve">&lt;-</w:t>
-      </w:r>
-      <w:r>
-        <w:rPr>
-          <w:rStyle w:val="NormalTok"/>
-        </w:rPr>
-        <w:t xml:space="preserve"> mtcars[idx_train, ]</w:t>
-      </w:r>
-      <w:r>
-        <w:br/>
-      </w:r>
-      <w:r>
-        <w:rPr>
-          <w:rStyle w:val="NormalTok"/>
-        </w:rPr>
-        <w:t xml:space="preserve">valid_dat </w:t>
-      </w:r>
-      <w:r>
-        <w:rPr>
-          <w:rStyle w:val="OtherTok"/>
-        </w:rPr>
-        <w:t xml:space="preserve">&lt;-</w:t>
-      </w:r>
-      <w:r>
-        <w:rPr>
-          <w:rStyle w:val="NormalTok"/>
-        </w:rPr>
-        <w:t xml:space="preserve"> mtcars[idx_valid, ]</w:t>
-      </w:r>
-      <w:r>
-        <w:br/>
-      </w:r>
-      <w:r>
-        <w:rPr>
-          <w:rStyle w:val="NormalTok"/>
-        </w:rPr>
-        <w:t xml:space="preserve">test_dat </w:t>
-      </w:r>
-      <w:r>
-        <w:rPr>
-          <w:rStyle w:val="OtherTok"/>
-        </w:rPr>
-        <w:t xml:space="preserve">&lt;-</w:t>
-      </w:r>
-      <w:r>
-        <w:rPr>
-          <w:rStyle w:val="NormalTok"/>
-        </w:rPr>
-        <w:t xml:space="preserve"> mtcars[idx_test, ]</w:t>
-      </w:r>
-      <w:r>
-        <w:br/>
-      </w:r>
-      <w:r>
-        <w:br/>
-      </w:r>
-      <w:r>
-        <w:rPr>
-          <w:rStyle w:val="NormalTok"/>
-        </w:rPr>
-        <w:t xml:space="preserve">model_linear </w:t>
-      </w:r>
-      <w:r>
-        <w:rPr>
-          <w:rStyle w:val="OtherTok"/>
-        </w:rPr>
-        <w:t xml:space="preserve">&lt;-</w:t>
-      </w:r>
-      <w:r>
-        <w:rPr>
-          <w:rStyle w:val="NormalTok"/>
-        </w:rPr>
-        <w:t xml:space="preserve"> </w:t>
-      </w:r>
-      <w:r>
-        <w:rPr>
-          <w:rStyle w:val="FunctionTok"/>
-        </w:rPr>
-        <w:t xml:space="preserve">lm</w:t>
-      </w:r>
-      <w:r>
-        <w:rPr>
-          <w:rStyle w:val="NormalTok"/>
-        </w:rPr>
-        <w:t xml:space="preserve">(mpg </w:t>
-      </w:r>
-      <w:r>
-        <w:rPr>
-          <w:rStyle w:val="SpecialCharTok"/>
-        </w:rPr>
-        <w:t xml:space="preserve">~</w:t>
-      </w:r>
-      <w:r>
-        <w:rPr>
-          <w:rStyle w:val="NormalTok"/>
-        </w:rPr>
-        <w:t xml:space="preserve"> wt, </w:t>
-      </w:r>
-      <w:r>
-        <w:rPr>
-          <w:rStyle w:val="AttributeTok"/>
-        </w:rPr>
-        <w:t xml:space="preserve">data =</w:t>
-      </w:r>
-      <w:r>
-        <w:rPr>
-          <w:rStyle w:val="NormalTok"/>
-        </w:rPr>
-        <w:t xml:space="preserve"> train_dat)</w:t>
-      </w:r>
-      <w:r>
-        <w:br/>
-      </w:r>
-      <w:r>
-        <w:rPr>
-          <w:rStyle w:val="NormalTok"/>
-        </w:rPr>
-        <w:t xml:space="preserve">model_quadratic </w:t>
-      </w:r>
-      <w:r>
-        <w:rPr>
-          <w:rStyle w:val="OtherTok"/>
-        </w:rPr>
-        <w:t xml:space="preserve">&lt;-</w:t>
-      </w:r>
-      <w:r>
-        <w:rPr>
-          <w:rStyle w:val="NormalTok"/>
-        </w:rPr>
-        <w:t xml:space="preserve"> </w:t>
-      </w:r>
-      <w:r>
-        <w:rPr>
-          <w:rStyle w:val="FunctionTok"/>
-        </w:rPr>
-        <w:t xml:space="preserve">lm</w:t>
-      </w:r>
-      <w:r>
-        <w:rPr>
-          <w:rStyle w:val="NormalTok"/>
-        </w:rPr>
-        <w:t xml:space="preserve">(mpg </w:t>
-      </w:r>
-      <w:r>
-        <w:rPr>
-          <w:rStyle w:val="SpecialCharTok"/>
-        </w:rPr>
-        <w:t xml:space="preserve">~</w:t>
-      </w:r>
-      <w:r>
-        <w:rPr>
-          <w:rStyle w:val="NormalTok"/>
-        </w:rPr>
-        <w:t xml:space="preserve"> wt </w:t>
-      </w:r>
-      <w:r>
-        <w:rPr>
-          <w:rStyle w:val="SpecialCharTok"/>
-        </w:rPr>
-        <w:t xml:space="preserve">+</w:t>
-      </w:r>
-      <w:r>
-        <w:rPr>
-          <w:rStyle w:val="NormalTok"/>
-        </w:rPr>
-        <w:t xml:space="preserve"> </w:t>
-      </w:r>
-      <w:r>
-        <w:rPr>
-          <w:rStyle w:val="FunctionTok"/>
-        </w:rPr>
-        <w:t xml:space="preserve">I</w:t>
-      </w:r>
-      <w:r>
-        <w:rPr>
-          <w:rStyle w:val="NormalTok"/>
-        </w:rPr>
-        <w:t xml:space="preserve">(wt</w:t>
-      </w:r>
-      <w:r>
-        <w:rPr>
-          <w:rStyle w:val="SpecialCharTok"/>
-        </w:rPr>
-        <w:t xml:space="preserve">^</w:t>
-      </w:r>
-      <w:r>
-        <w:rPr>
-          <w:rStyle w:val="DecValTok"/>
-        </w:rPr>
-        <w:t xml:space="preserve">2</w:t>
-      </w:r>
-      <w:r>
-        <w:rPr>
-          <w:rStyle w:val="NormalTok"/>
-        </w:rPr>
-        <w:t xml:space="preserve">), </w:t>
-      </w:r>
-      <w:r>
-        <w:rPr>
-          <w:rStyle w:val="AttributeTok"/>
-        </w:rPr>
-        <w:t xml:space="preserve">data =</w:t>
-      </w:r>
-      <w:r>
-        <w:rPr>
-          <w:rStyle w:val="NormalTok"/>
-        </w:rPr>
-        <w:t xml:space="preserve"> train_dat)</w:t>
-      </w:r>
-      <w:r>
-        <w:br/>
-      </w:r>
-      <w:r>
-        <w:rPr>
-          <w:rStyle w:val="NormalTok"/>
-        </w:rPr>
-        <w:t xml:space="preserve">model_cubic </w:t>
-      </w:r>
-      <w:r>
-        <w:rPr>
-          <w:rStyle w:val="OtherTok"/>
-        </w:rPr>
-        <w:t xml:space="preserve">&lt;-</w:t>
-      </w:r>
-      <w:r>
-        <w:rPr>
-          <w:rStyle w:val="NormalTok"/>
-        </w:rPr>
-        <w:t xml:space="preserve"> </w:t>
-      </w:r>
-      <w:r>
-        <w:rPr>
-          <w:rStyle w:val="FunctionTok"/>
-        </w:rPr>
-        <w:t xml:space="preserve">lm</w:t>
-      </w:r>
-      <w:r>
-        <w:rPr>
-          <w:rStyle w:val="NormalTok"/>
-        </w:rPr>
-        <w:t xml:space="preserve">(mpg </w:t>
-      </w:r>
-      <w:r>
-        <w:rPr>
-          <w:rStyle w:val="SpecialCharTok"/>
-        </w:rPr>
-        <w:t xml:space="preserve">~</w:t>
-      </w:r>
-      <w:r>
-        <w:rPr>
-          <w:rStyle w:val="NormalTok"/>
-        </w:rPr>
-        <w:t xml:space="preserve"> wt </w:t>
-      </w:r>
-      <w:r>
-        <w:rPr>
-          <w:rStyle w:val="SpecialCharTok"/>
-        </w:rPr>
-        <w:t xml:space="preserve">+</w:t>
-      </w:r>
-      <w:r>
-        <w:rPr>
-          <w:rStyle w:val="NormalTok"/>
-        </w:rPr>
-        <w:t xml:space="preserve"> </w:t>
-      </w:r>
-      <w:r>
-        <w:rPr>
-          <w:rStyle w:val="FunctionTok"/>
-        </w:rPr>
-        <w:t xml:space="preserve">I</w:t>
-      </w:r>
-      <w:r>
-        <w:rPr>
-          <w:rStyle w:val="NormalTok"/>
-        </w:rPr>
-        <w:t xml:space="preserve">(wt</w:t>
-      </w:r>
-      <w:r>
-        <w:rPr>
-          <w:rStyle w:val="SpecialCharTok"/>
-        </w:rPr>
-        <w:t xml:space="preserve">^</w:t>
-      </w:r>
-      <w:r>
-        <w:rPr>
-          <w:rStyle w:val="DecValTok"/>
-        </w:rPr>
-        <w:t xml:space="preserve">2</w:t>
-      </w:r>
-      <w:r>
-        <w:rPr>
-          <w:rStyle w:val="NormalTok"/>
-        </w:rPr>
-        <w:t xml:space="preserve">) </w:t>
-      </w:r>
-      <w:r>
-        <w:rPr>
-          <w:rStyle w:val="SpecialCharTok"/>
-        </w:rPr>
-        <w:t xml:space="preserve">+</w:t>
-      </w:r>
-      <w:r>
-        <w:rPr>
-          <w:rStyle w:val="NormalTok"/>
-        </w:rPr>
-        <w:t xml:space="preserve"> </w:t>
-      </w:r>
-      <w:r>
-        <w:rPr>
-          <w:rStyle w:val="FunctionTok"/>
-        </w:rPr>
-        <w:t xml:space="preserve">I</w:t>
-      </w:r>
-      <w:r>
-        <w:rPr>
-          <w:rStyle w:val="NormalTok"/>
-        </w:rPr>
-        <w:t xml:space="preserve">(wt</w:t>
-      </w:r>
-      <w:r>
-        <w:rPr>
-          <w:rStyle w:val="SpecialCharTok"/>
-        </w:rPr>
-        <w:t xml:space="preserve">^</w:t>
-      </w:r>
-      <w:r>
-        <w:rPr>
-          <w:rStyle w:val="DecValTok"/>
-        </w:rPr>
-        <w:t xml:space="preserve">3</w:t>
-      </w:r>
-      <w:r>
-        <w:rPr>
-          <w:rStyle w:val="NormalTok"/>
-        </w:rPr>
-        <w:t xml:space="preserve">), </w:t>
-      </w:r>
-      <w:r>
-        <w:rPr>
-          <w:rStyle w:val="AttributeTok"/>
-        </w:rPr>
-        <w:t xml:space="preserve">data =</w:t>
-      </w:r>
-      <w:r>
-        <w:rPr>
-          <w:rStyle w:val="NormalTok"/>
-        </w:rPr>
-        <w:t xml:space="preserve"> train_dat)</w:t>
-      </w:r>
-      <w:r>
-        <w:br/>
-      </w:r>
-      <w:r>
-        <w:rPr>
-          <w:rStyle w:val="NormalTok"/>
-        </w:rPr>
-        <w:t xml:space="preserve">model_quartic </w:t>
-      </w:r>
-      <w:r>
-        <w:rPr>
-          <w:rStyle w:val="OtherTok"/>
-        </w:rPr>
-        <w:t xml:space="preserve">&lt;-</w:t>
-      </w:r>
-      <w:r>
-        <w:rPr>
-          <w:rStyle w:val="NormalTok"/>
-        </w:rPr>
-        <w:t xml:space="preserve"> </w:t>
-      </w:r>
-      <w:r>
-        <w:rPr>
-          <w:rStyle w:val="FunctionTok"/>
-        </w:rPr>
-        <w:t xml:space="preserve">lm</w:t>
-      </w:r>
-      <w:r>
-        <w:rPr>
-          <w:rStyle w:val="NormalTok"/>
-        </w:rPr>
-        <w:t xml:space="preserve">(</w:t>
-      </w:r>
-      <w:r>
-        <w:br/>
-      </w:r>
-      <w:r>
-        <w:rPr>
-          <w:rStyle w:val="NormalTok"/>
-        </w:rPr>
-        <w:t xml:space="preserve">  mpg </w:t>
-      </w:r>
-      <w:r>
-        <w:rPr>
-          <w:rStyle w:val="SpecialCharTok"/>
-        </w:rPr>
-        <w:t xml:space="preserve">~</w:t>
-      </w:r>
-      <w:r>
-        <w:rPr>
-          <w:rStyle w:val="NormalTok"/>
-        </w:rPr>
-        <w:t xml:space="preserve"> wt </w:t>
-      </w:r>
-      <w:r>
-        <w:rPr>
-          <w:rStyle w:val="SpecialCharTok"/>
-        </w:rPr>
-        <w:t xml:space="preserve">+</w:t>
-      </w:r>
-      <w:r>
-        <w:rPr>
-          <w:rStyle w:val="NormalTok"/>
-        </w:rPr>
-        <w:t xml:space="preserve"> </w:t>
-      </w:r>
-      <w:r>
-        <w:rPr>
-          <w:rStyle w:val="FunctionTok"/>
-        </w:rPr>
-        <w:t xml:space="preserve">I</w:t>
-      </w:r>
-      <w:r>
-        <w:rPr>
-          <w:rStyle w:val="NormalTok"/>
-        </w:rPr>
-        <w:t xml:space="preserve">(wt</w:t>
-      </w:r>
-      <w:r>
-        <w:rPr>
-          <w:rStyle w:val="SpecialCharTok"/>
-        </w:rPr>
-        <w:t xml:space="preserve">^</w:t>
-      </w:r>
-      <w:r>
-        <w:rPr>
-          <w:rStyle w:val="DecValTok"/>
-        </w:rPr>
-        <w:t xml:space="preserve">2</w:t>
-      </w:r>
-      <w:r>
-        <w:rPr>
-          <w:rStyle w:val="NormalTok"/>
-        </w:rPr>
-        <w:t xml:space="preserve">) </w:t>
-      </w:r>
-      <w:r>
-        <w:rPr>
-          <w:rStyle w:val="SpecialCharTok"/>
-        </w:rPr>
-        <w:t xml:space="preserve">+</w:t>
-      </w:r>
-      <w:r>
-        <w:rPr>
-          <w:rStyle w:val="NormalTok"/>
-        </w:rPr>
-        <w:t xml:space="preserve"> </w:t>
-      </w:r>
-      <w:r>
-        <w:rPr>
-          <w:rStyle w:val="FunctionTok"/>
-        </w:rPr>
-        <w:t xml:space="preserve">I</w:t>
-      </w:r>
-      <w:r>
-        <w:rPr>
-          <w:rStyle w:val="NormalTok"/>
-        </w:rPr>
-        <w:t xml:space="preserve">(wt</w:t>
-      </w:r>
-      <w:r>
-        <w:rPr>
-          <w:rStyle w:val="SpecialCharTok"/>
-        </w:rPr>
-        <w:t xml:space="preserve">^</w:t>
-      </w:r>
-      <w:r>
-        <w:rPr>
-          <w:rStyle w:val="DecValTok"/>
-        </w:rPr>
-        <w:t xml:space="preserve">3</w:t>
-      </w:r>
-      <w:r>
-        <w:rPr>
-          <w:rStyle w:val="NormalTok"/>
-        </w:rPr>
-        <w:t xml:space="preserve">) </w:t>
-      </w:r>
-      <w:r>
-        <w:rPr>
-          <w:rStyle w:val="SpecialCharTok"/>
-        </w:rPr>
-        <w:t xml:space="preserve">+</w:t>
-      </w:r>
-      <w:r>
-        <w:rPr>
-          <w:rStyle w:val="NormalTok"/>
-        </w:rPr>
-        <w:t xml:space="preserve"> </w:t>
-      </w:r>
-      <w:r>
-        <w:rPr>
-          <w:rStyle w:val="FunctionTok"/>
-        </w:rPr>
-        <w:t xml:space="preserve">I</w:t>
-      </w:r>
-      <w:r>
-        <w:rPr>
-          <w:rStyle w:val="NormalTok"/>
-        </w:rPr>
-        <w:t xml:space="preserve">(wt</w:t>
-      </w:r>
-      <w:r>
-        <w:rPr>
-          <w:rStyle w:val="SpecialCharTok"/>
-        </w:rPr>
-        <w:t xml:space="preserve">^</w:t>
-      </w:r>
-      <w:r>
-        <w:rPr>
-          <w:rStyle w:val="DecValTok"/>
-        </w:rPr>
-        <w:t xml:space="preserve">4</w:t>
-      </w:r>
-      <w:r>
-        <w:rPr>
-          <w:rStyle w:val="NormalTok"/>
-        </w:rPr>
-        <w:t xml:space="preserve">),</w:t>
-      </w:r>
-      <w:r>
-        <w:br/>
-      </w:r>
-      <w:r>
-        <w:rPr>
-          <w:rStyle w:val="NormalTok"/>
-        </w:rPr>
-        <w:t xml:space="preserve">  </w:t>
-      </w:r>
-      <w:r>
-        <w:rPr>
-          <w:rStyle w:val="AttributeTok"/>
-        </w:rPr>
-        <w:t xml:space="preserve">data =</w:t>
-      </w:r>
-      <w:r>
-        <w:rPr>
-          <w:rStyle w:val="NormalTok"/>
-        </w:rPr>
-        <w:t xml:space="preserve"> train_dat</w:t>
-      </w:r>
-      <w:r>
-        <w:br/>
-      </w:r>
-      <w:r>
-        <w:rPr>
-          <w:rStyle w:val="NormalTok"/>
-        </w:rPr>
-        <w:t xml:space="preserve">)</w:t>
-      </w:r>
-      <w:r>
-        <w:br/>
-      </w:r>
-      <w:r>
-        <w:br/>
-      </w:r>
-      <w:r>
-        <w:rPr>
-          <w:rStyle w:val="NormalTok"/>
-        </w:rPr>
-        <w:t xml:space="preserve">compute_rmse </w:t>
-      </w:r>
-      <w:r>
-        <w:rPr>
-          <w:rStyle w:val="OtherTok"/>
-        </w:rPr>
-        <w:t xml:space="preserve">&lt;-</w:t>
-      </w:r>
-      <w:r>
-        <w:rPr>
-          <w:rStyle w:val="NormalTok"/>
-        </w:rPr>
-        <w:t xml:space="preserve"> </w:t>
-      </w:r>
-      <w:r>
-        <w:rPr>
-          <w:rStyle w:val="ControlFlowTok"/>
-        </w:rPr>
-        <w:t xml:space="preserve">function</w:t>
-      </w:r>
-      <w:r>
-        <w:rPr>
-          <w:rStyle w:val="NormalTok"/>
-        </w:rPr>
-        <w:t xml:space="preserve">(model, data) {</w:t>
-      </w:r>
-      <w:r>
-        <w:br/>
-      </w:r>
-      <w:r>
-        <w:rPr>
-          <w:rStyle w:val="NormalTok"/>
-        </w:rPr>
-        <w:t xml:space="preserve">  </w:t>
-      </w:r>
-      <w:r>
-        <w:rPr>
-          <w:rStyle w:val="FunctionTok"/>
-        </w:rPr>
-        <w:t xml:space="preserve">sqrt</w:t>
-      </w:r>
-      <w:r>
-        <w:rPr>
-          <w:rStyle w:val="NormalTok"/>
-        </w:rPr>
-        <w:t xml:space="preserve">(</w:t>
-      </w:r>
-      <w:r>
-        <w:rPr>
-          <w:rStyle w:val="FunctionTok"/>
-        </w:rPr>
-        <w:t xml:space="preserve">mean</w:t>
-      </w:r>
-      <w:r>
-        <w:rPr>
-          <w:rStyle w:val="NormalTok"/>
-        </w:rPr>
-        <w:t xml:space="preserve">((data</w:t>
-      </w:r>
-      <w:r>
-        <w:rPr>
-          <w:rStyle w:val="SpecialCharTok"/>
-        </w:rPr>
-        <w:t xml:space="preserve">$</w:t>
-      </w:r>
-      <w:r>
-        <w:rPr>
-          <w:rStyle w:val="NormalTok"/>
-        </w:rPr>
-        <w:t xml:space="preserve">mpg </w:t>
-      </w:r>
-      <w:r>
-        <w:rPr>
-          <w:rStyle w:val="SpecialCharTok"/>
-        </w:rPr>
-        <w:t xml:space="preserve">-</w:t>
-      </w:r>
-      <w:r>
-        <w:rPr>
-          <w:rStyle w:val="NormalTok"/>
-        </w:rPr>
-        <w:t xml:space="preserve"> </w:t>
-      </w:r>
-      <w:r>
-        <w:rPr>
-          <w:rStyle w:val="FunctionTok"/>
-        </w:rPr>
-        <w:t xml:space="preserve">predict</w:t>
-      </w:r>
-      <w:r>
-        <w:rPr>
-          <w:rStyle w:val="NormalTok"/>
-        </w:rPr>
-        <w:t xml:space="preserve">(model, </w:t>
-      </w:r>
-      <w:r>
-        <w:rPr>
-          <w:rStyle w:val="AttributeTok"/>
-        </w:rPr>
-        <w:t xml:space="preserve">newdata =</w:t>
-      </w:r>
-      <w:r>
-        <w:rPr>
-          <w:rStyle w:val="NormalTok"/>
-        </w:rPr>
-        <w:t xml:space="preserve"> data))</w:t>
-      </w:r>
-      <w:r>
-        <w:rPr>
-          <w:rStyle w:val="SpecialCharTok"/>
-        </w:rPr>
-        <w:t xml:space="preserve">^</w:t>
-      </w:r>
-      <w:r>
-        <w:rPr>
-          <w:rStyle w:val="DecValTok"/>
-        </w:rPr>
-        <w:t xml:space="preserve">2</w:t>
-      </w:r>
-      <w:r>
-        <w:rPr>
-          <w:rStyle w:val="NormalTok"/>
-        </w:rPr>
-        <w:t xml:space="preserve">))</w:t>
-      </w:r>
-      <w:r>
-        <w:br/>
-      </w:r>
-      <w:r>
-        <w:rPr>
-          <w:rStyle w:val="NormalTok"/>
-        </w:rPr>
-        <w:t xml:space="preserve">}</w:t>
-      </w:r>
-      <w:r>
-        <w:br/>
-      </w:r>
-      <w:r>
-        <w:br/>
-      </w:r>
-      <w:r>
-        <w:rPr>
-          <w:rStyle w:val="NormalTok"/>
-        </w:rPr>
-        <w:t xml:space="preserve">candidate_models </w:t>
-      </w:r>
-      <w:r>
-        <w:rPr>
-          <w:rStyle w:val="OtherTok"/>
-        </w:rPr>
-        <w:t xml:space="preserve">&lt;-</w:t>
-      </w:r>
-      <w:r>
-        <w:rPr>
-          <w:rStyle w:val="NormalTok"/>
-        </w:rPr>
-        <w:t xml:space="preserve"> </w:t>
-      </w:r>
-      <w:r>
-        <w:rPr>
-          <w:rStyle w:val="FunctionTok"/>
-        </w:rPr>
-        <w:t xml:space="preserve">list</w:t>
-      </w:r>
-      <w:r>
-        <w:rPr>
-          <w:rStyle w:val="NormalTok"/>
-        </w:rPr>
-        <w:t xml:space="preserve">(</w:t>
-      </w:r>
-      <w:r>
-        <w:br/>
-      </w:r>
-      <w:r>
-        <w:rPr>
-          <w:rStyle w:val="NormalTok"/>
-        </w:rPr>
-        <w:t xml:space="preserve">  </w:t>
-      </w:r>
-      <w:r>
-        <w:rPr>
-          <w:rStyle w:val="AttributeTok"/>
-        </w:rPr>
-        <w:t xml:space="preserve">linear =</w:t>
-      </w:r>
-      <w:r>
-        <w:rPr>
-          <w:rStyle w:val="NormalTok"/>
-        </w:rPr>
-        <w:t xml:space="preserve"> model_linear,</w:t>
-      </w:r>
-      <w:r>
-        <w:br/>
-      </w:r>
-      <w:r>
-        <w:rPr>
-          <w:rStyle w:val="NormalTok"/>
-        </w:rPr>
-        <w:t xml:space="preserve">  </w:t>
-      </w:r>
-      <w:r>
-        <w:rPr>
-          <w:rStyle w:val="AttributeTok"/>
-        </w:rPr>
-        <w:t xml:space="preserve">quadratic =</w:t>
-      </w:r>
-      <w:r>
-        <w:rPr>
-          <w:rStyle w:val="NormalTok"/>
-        </w:rPr>
-        <w:t xml:space="preserve"> model_quadratic,</w:t>
-      </w:r>
-      <w:r>
-        <w:br/>
-      </w:r>
-      <w:r>
-        <w:rPr>
-          <w:rStyle w:val="NormalTok"/>
-        </w:rPr>
-        <w:t xml:space="preserve">  </w:t>
-      </w:r>
-      <w:r>
-        <w:rPr>
-          <w:rStyle w:val="AttributeTok"/>
-        </w:rPr>
-        <w:t xml:space="preserve">cubic =</w:t>
-      </w:r>
-      <w:r>
-        <w:rPr>
-          <w:rStyle w:val="NormalTok"/>
-        </w:rPr>
-        <w:t xml:space="preserve"> model_cubic,</w:t>
-      </w:r>
-      <w:r>
-        <w:br/>
-      </w:r>
-      <w:r>
-        <w:rPr>
-          <w:rStyle w:val="NormalTok"/>
-        </w:rPr>
-        <w:t xml:space="preserve">  </w:t>
-      </w:r>
-      <w:r>
-        <w:rPr>
-          <w:rStyle w:val="AttributeTok"/>
-        </w:rPr>
-        <w:t xml:space="preserve">quartic =</w:t>
-      </w:r>
-      <w:r>
-        <w:rPr>
-          <w:rStyle w:val="NormalTok"/>
-        </w:rPr>
-        <w:t xml:space="preserve"> model_quartic</w:t>
-      </w:r>
-      <w:r>
-        <w:br/>
-      </w:r>
-      <w:r>
-        <w:rPr>
-          <w:rStyle w:val="NormalTok"/>
-        </w:rPr>
-        <w:t xml:space="preserve">)</w:t>
-      </w:r>
-      <w:r>
-        <w:br/>
-      </w:r>
-      <w:r>
-        <w:br/>
-      </w:r>
-      <w:r>
-        <w:rPr>
-          <w:rStyle w:val="NormalTok"/>
-        </w:rPr>
-        <w:t xml:space="preserve">validation_results </w:t>
-      </w:r>
-      <w:r>
-        <w:rPr>
-          <w:rStyle w:val="OtherTok"/>
-        </w:rPr>
-        <w:t xml:space="preserve">&lt;-</w:t>
-      </w:r>
-      <w:r>
-        <w:rPr>
-          <w:rStyle w:val="NormalTok"/>
-        </w:rPr>
-        <w:t xml:space="preserve"> tibble</w:t>
-      </w:r>
-      <w:r>
-        <w:rPr>
-          <w:rStyle w:val="SpecialCharTok"/>
-        </w:rPr>
-        <w:t xml:space="preserve">::</w:t>
-      </w:r>
-      <w:r>
-        <w:rPr>
-          <w:rStyle w:val="FunctionTok"/>
-        </w:rPr>
-        <w:t xml:space="preserve">tibble</w:t>
-      </w:r>
-      <w:r>
-        <w:rPr>
-          <w:rStyle w:val="NormalTok"/>
-        </w:rPr>
-        <w:t xml:space="preserve">(</w:t>
-      </w:r>
-      <w:r>
-        <w:br/>
-      </w:r>
-      <w:r>
-        <w:rPr>
-          <w:rStyle w:val="NormalTok"/>
-        </w:rPr>
-        <w:t xml:space="preserve">  </w:t>
-      </w:r>
-      <w:r>
-        <w:rPr>
-          <w:rStyle w:val="AttributeTok"/>
-        </w:rPr>
-        <w:t xml:space="preserve">model =</w:t>
-      </w:r>
-      <w:r>
-        <w:rPr>
-          <w:rStyle w:val="NormalTok"/>
-        </w:rPr>
-        <w:t xml:space="preserve"> </w:t>
-      </w:r>
-      <w:r>
-        <w:rPr>
-          <w:rStyle w:val="FunctionTok"/>
-        </w:rPr>
-        <w:t xml:space="preserve">names</w:t>
-      </w:r>
-      <w:r>
-        <w:rPr>
-          <w:rStyle w:val="NormalTok"/>
-        </w:rPr>
-        <w:t xml:space="preserve">(candidate_models)</w:t>
-      </w:r>
-      <w:r>
-        <w:br/>
-      </w:r>
-      <w:r>
-        <w:rPr>
-          <w:rStyle w:val="NormalTok"/>
-        </w:rPr>
-        <w:t xml:space="preserve">) </w:t>
-      </w:r>
-      <w:r>
-        <w:rPr>
-          <w:rStyle w:val="SpecialCharTok"/>
-        </w:rPr>
-        <w:t xml:space="preserve">|&gt;</w:t>
-      </w:r>
-      <w:r>
-        <w:br/>
-      </w:r>
-      <w:r>
-        <w:rPr>
-          <w:rStyle w:val="NormalTok"/>
-        </w:rPr>
-        <w:t xml:space="preserve">  dplyr</w:t>
-      </w:r>
-      <w:r>
-        <w:rPr>
-          <w:rStyle w:val="SpecialCharTok"/>
-        </w:rPr>
-        <w:t xml:space="preserve">::</w:t>
-      </w:r>
-      <w:r>
-        <w:rPr>
-          <w:rStyle w:val="FunctionTok"/>
-        </w:rPr>
-        <w:t xml:space="preserve">mutate</w:t>
-      </w:r>
-      <w:r>
-        <w:rPr>
-          <w:rStyle w:val="NormalTok"/>
-        </w:rPr>
-        <w:t xml:space="preserve">(</w:t>
-      </w:r>
-      <w:r>
-        <w:br/>
-      </w:r>
-      <w:r>
-        <w:rPr>
-          <w:rStyle w:val="NormalTok"/>
-        </w:rPr>
-        <w:t xml:space="preserve">    </w:t>
-      </w:r>
-      <w:r>
-        <w:rPr>
-          <w:rStyle w:val="AttributeTok"/>
-        </w:rPr>
-        <w:t xml:space="preserve">training_RMSE =</w:t>
-      </w:r>
-      <w:r>
-        <w:rPr>
-          <w:rStyle w:val="NormalTok"/>
-        </w:rPr>
-        <w:t xml:space="preserve"> purrr</w:t>
-      </w:r>
-      <w:r>
-        <w:rPr>
-          <w:rStyle w:val="SpecialCharTok"/>
-        </w:rPr>
-        <w:t xml:space="preserve">::</w:t>
-      </w:r>
-      <w:r>
-        <w:rPr>
-          <w:rStyle w:val="FunctionTok"/>
-        </w:rPr>
-        <w:t xml:space="preserve">map_dbl</w:t>
-      </w:r>
-      <w:r>
-        <w:rPr>
-          <w:rStyle w:val="NormalTok"/>
-        </w:rPr>
-        <w:t xml:space="preserve">(</w:t>
-      </w:r>
-      <w:r>
-        <w:br/>
-      </w:r>
-      <w:r>
-        <w:rPr>
-          <w:rStyle w:val="NormalTok"/>
-        </w:rPr>
-        <w:t xml:space="preserve">      model,</w:t>
-      </w:r>
-      <w:r>
-        <w:br/>
-      </w:r>
-      <w:r>
-        <w:rPr>
-          <w:rStyle w:val="NormalTok"/>
-        </w:rPr>
-        <w:t xml:space="preserve">      \(model_name) </w:t>
-      </w:r>
-      <w:r>
-        <w:rPr>
-          <w:rStyle w:val="FunctionTok"/>
-        </w:rPr>
-        <w:t xml:space="preserve">compute_rmse</w:t>
-      </w:r>
-      <w:r>
-        <w:rPr>
-          <w:rStyle w:val="NormalTok"/>
-        </w:rPr>
-        <w:t xml:space="preserve">(candidate_models[[model_name]], train_dat)</w:t>
-      </w:r>
-      <w:r>
-        <w:br/>
-      </w:r>
-      <w:r>
-        <w:rPr>
-          <w:rStyle w:val="NormalTok"/>
-        </w:rPr>
-        <w:t xml:space="preserve">    ),</w:t>
-      </w:r>
-      <w:r>
-        <w:br/>
-      </w:r>
-      <w:r>
-        <w:rPr>
-          <w:rStyle w:val="NormalTok"/>
-        </w:rPr>
-        <w:t xml:space="preserve">    </w:t>
-      </w:r>
-      <w:r>
-        <w:rPr>
-          <w:rStyle w:val="AttributeTok"/>
-        </w:rPr>
-        <w:t xml:space="preserve">validation_RMSE =</w:t>
-      </w:r>
-      <w:r>
-        <w:rPr>
-          <w:rStyle w:val="NormalTok"/>
-        </w:rPr>
-        <w:t xml:space="preserve"> purrr</w:t>
-      </w:r>
-      <w:r>
-        <w:rPr>
-          <w:rStyle w:val="SpecialCharTok"/>
-        </w:rPr>
-        <w:t xml:space="preserve">::</w:t>
-      </w:r>
-      <w:r>
-        <w:rPr>
-          <w:rStyle w:val="FunctionTok"/>
-        </w:rPr>
-        <w:t xml:space="preserve">map_dbl</w:t>
-      </w:r>
-      <w:r>
-        <w:rPr>
-          <w:rStyle w:val="NormalTok"/>
-        </w:rPr>
-        <w:t xml:space="preserve">(</w:t>
-      </w:r>
-      <w:r>
-        <w:br/>
-      </w:r>
-      <w:r>
-        <w:rPr>
-          <w:rStyle w:val="NormalTok"/>
-        </w:rPr>
-        <w:t xml:space="preserve">      model,</w:t>
-      </w:r>
-      <w:r>
-        <w:br/>
-      </w:r>
-      <w:r>
-        <w:rPr>
-          <w:rStyle w:val="NormalTok"/>
-        </w:rPr>
-        <w:t xml:space="preserve">      \(model_name) </w:t>
-      </w:r>
-      <w:r>
-        <w:rPr>
-          <w:rStyle w:val="FunctionTok"/>
-        </w:rPr>
-        <w:t xml:space="preserve">compute_rmse</w:t>
-      </w:r>
-      <w:r>
-        <w:rPr>
-          <w:rStyle w:val="NormalTok"/>
-        </w:rPr>
-        <w:t xml:space="preserve">(candidate_models[[model_name]], valid_dat)</w:t>
-      </w:r>
-      <w:r>
-        <w:br/>
-      </w:r>
-      <w:r>
-        <w:rPr>
-          <w:rStyle w:val="NormalTok"/>
-        </w:rPr>
-        <w:t xml:space="preserve">    )</w:t>
-      </w:r>
-      <w:r>
-        <w:br/>
-      </w:r>
-      <w:r>
-        <w:rPr>
-          <w:rStyle w:val="NormalTok"/>
-        </w:rPr>
-        <w:t xml:space="preserve">  )</w:t>
-      </w:r>
-      <w:r>
-        <w:br/>
-      </w:r>
-      <w:r>
-        <w:br/>
-      </w:r>
-      <w:r>
-        <w:rPr>
-          <w:rStyle w:val="NormalTok"/>
-        </w:rPr>
-        <w:t xml:space="preserve">model_labels </w:t>
-      </w:r>
-      <w:r>
-        <w:rPr>
-          <w:rStyle w:val="OtherTok"/>
-        </w:rPr>
-        <w:t xml:space="preserve">&lt;-</w:t>
-      </w:r>
-      <w:r>
-        <w:rPr>
-          <w:rStyle w:val="NormalTok"/>
-        </w:rPr>
-        <w:t xml:space="preserve"> </w:t>
-      </w:r>
-      <w:r>
-        <w:rPr>
-          <w:rStyle w:val="FunctionTok"/>
-        </w:rPr>
-        <w:t xml:space="preserve">c</w:t>
-      </w:r>
-      <w:r>
-        <w:rPr>
-          <w:rStyle w:val="NormalTok"/>
-        </w:rPr>
-        <w:t xml:space="preserve">(</w:t>
-      </w:r>
-      <w:r>
-        <w:br/>
-      </w:r>
-      <w:r>
-        <w:rPr>
-          <w:rStyle w:val="NormalTok"/>
-        </w:rPr>
-        <w:t xml:space="preserve">  </w:t>
-      </w:r>
-      <w:r>
-        <w:rPr>
-          <w:rStyle w:val="AttributeTok"/>
-        </w:rPr>
-        <w:t xml:space="preserve">linear =</w:t>
-      </w:r>
-      <w:r>
-        <w:rPr>
-          <w:rStyle w:val="NormalTok"/>
-        </w:rPr>
-        <w:t xml:space="preserve"> </w:t>
-      </w:r>
-      <w:r>
-        <w:rPr>
-          <w:rStyle w:val="StringTok"/>
-        </w:rPr>
-        <w:t xml:space="preserve">"linear model"</w:t>
-      </w:r>
-      <w:r>
-        <w:rPr>
-          <w:rStyle w:val="NormalTok"/>
-        </w:rPr>
-        <w:t xml:space="preserve">,</w:t>
-      </w:r>
-      <w:r>
-        <w:br/>
-      </w:r>
-      <w:r>
-        <w:rPr>
-          <w:rStyle w:val="NormalTok"/>
-        </w:rPr>
-        <w:t xml:space="preserve">  </w:t>
-      </w:r>
-      <w:r>
-        <w:rPr>
-          <w:rStyle w:val="AttributeTok"/>
-        </w:rPr>
-        <w:t xml:space="preserve">quadratic =</w:t>
-      </w:r>
-      <w:r>
-        <w:rPr>
-          <w:rStyle w:val="NormalTok"/>
-        </w:rPr>
-        <w:t xml:space="preserve"> </w:t>
-      </w:r>
-      <w:r>
-        <w:rPr>
-          <w:rStyle w:val="StringTok"/>
-        </w:rPr>
-        <w:t xml:space="preserve">"quadratic model"</w:t>
-      </w:r>
-      <w:r>
-        <w:rPr>
-          <w:rStyle w:val="NormalTok"/>
-        </w:rPr>
-        <w:t xml:space="preserve">,</w:t>
-      </w:r>
-      <w:r>
-        <w:br/>
-      </w:r>
-      <w:r>
-        <w:rPr>
-          <w:rStyle w:val="NormalTok"/>
-        </w:rPr>
-        <w:t xml:space="preserve">  </w:t>
-      </w:r>
-      <w:r>
-        <w:rPr>
-          <w:rStyle w:val="AttributeTok"/>
-        </w:rPr>
-        <w:t xml:space="preserve">cubic =</w:t>
-      </w:r>
-      <w:r>
-        <w:rPr>
-          <w:rStyle w:val="NormalTok"/>
-        </w:rPr>
-        <w:t xml:space="preserve"> </w:t>
-      </w:r>
-      <w:r>
-        <w:rPr>
-          <w:rStyle w:val="StringTok"/>
-        </w:rPr>
-        <w:t xml:space="preserve">"cubic model"</w:t>
-      </w:r>
-      <w:r>
-        <w:rPr>
-          <w:rStyle w:val="NormalTok"/>
-        </w:rPr>
-        <w:t xml:space="preserve">,</w:t>
-      </w:r>
-      <w:r>
-        <w:br/>
-      </w:r>
-      <w:r>
-        <w:rPr>
-          <w:rStyle w:val="NormalTok"/>
-        </w:rPr>
-        <w:t xml:space="preserve">  </w:t>
-      </w:r>
-      <w:r>
-        <w:rPr>
-          <w:rStyle w:val="AttributeTok"/>
-        </w:rPr>
-        <w:t xml:space="preserve">quartic =</w:t>
-      </w:r>
-      <w:r>
-        <w:rPr>
-          <w:rStyle w:val="NormalTok"/>
-        </w:rPr>
-        <w:t xml:space="preserve"> </w:t>
-      </w:r>
-      <w:r>
-        <w:rPr>
-          <w:rStyle w:val="StringTok"/>
-        </w:rPr>
-        <w:t xml:space="preserve">"quartic model"</w:t>
-      </w:r>
-      <w:r>
-        <w:br/>
-      </w:r>
-      <w:r>
-        <w:rPr>
-          <w:rStyle w:val="NormalTok"/>
-        </w:rPr>
-        <w:t xml:space="preserve">)</w:t>
-      </w:r>
-      <w:r>
-        <w:br/>
-      </w:r>
-      <w:r>
-        <w:br/>
-      </w:r>
-      <w:r>
-        <w:rPr>
-          <w:rStyle w:val="NormalTok"/>
-        </w:rPr>
-        <w:t xml:space="preserve">chosen_model_name </w:t>
-      </w:r>
-      <w:r>
-        <w:rPr>
-          <w:rStyle w:val="OtherTok"/>
-        </w:rPr>
-        <w:t xml:space="preserve">&lt;-</w:t>
-      </w:r>
-      <w:r>
-        <w:br/>
-      </w:r>
-      <w:r>
-        <w:rPr>
-          <w:rStyle w:val="NormalTok"/>
-        </w:rPr>
-        <w:t xml:space="preserve">  validation_results </w:t>
-      </w:r>
-      <w:r>
-        <w:rPr>
-          <w:rStyle w:val="SpecialCharTok"/>
-        </w:rPr>
-        <w:t xml:space="preserve">|&gt;</w:t>
-      </w:r>
-      <w:r>
-        <w:br/>
-      </w:r>
-      <w:r>
-        <w:rPr>
-          <w:rStyle w:val="NormalTok"/>
-        </w:rPr>
-        <w:t xml:space="preserve">  dplyr</w:t>
-      </w:r>
-      <w:r>
-        <w:rPr>
-          <w:rStyle w:val="SpecialCharTok"/>
-        </w:rPr>
-        <w:t xml:space="preserve">::</w:t>
-      </w:r>
-      <w:r>
-        <w:rPr>
-          <w:rStyle w:val="FunctionTok"/>
-        </w:rPr>
-        <w:t xml:space="preserve">arrange</w:t>
-      </w:r>
-      <w:r>
-        <w:rPr>
-          <w:rStyle w:val="NormalTok"/>
-        </w:rPr>
-        <w:t xml:space="preserve">(validation_RMSE) </w:t>
-      </w:r>
-      <w:r>
-        <w:rPr>
-          <w:rStyle w:val="SpecialCharTok"/>
-        </w:rPr>
-        <w:t xml:space="preserve">|&gt;</w:t>
-      </w:r>
-      <w:r>
-        <w:br/>
-      </w:r>
-      <w:r>
-        <w:rPr>
-          <w:rStyle w:val="NormalTok"/>
-        </w:rPr>
-        <w:t xml:space="preserve">  dplyr</w:t>
-      </w:r>
-      <w:r>
-        <w:rPr>
-          <w:rStyle w:val="SpecialCharTok"/>
-        </w:rPr>
-        <w:t xml:space="preserve">::</w:t>
-      </w:r>
-      <w:r>
-        <w:rPr>
-          <w:rStyle w:val="FunctionTok"/>
-        </w:rPr>
-        <w:t xml:space="preserve">slice</w:t>
-      </w:r>
-      <w:r>
-        <w:rPr>
-          <w:rStyle w:val="NormalTok"/>
-        </w:rPr>
-        <w:t xml:space="preserve">(</w:t>
-      </w:r>
-      <w:r>
-        <w:rPr>
-          <w:rStyle w:val="DecValTok"/>
-        </w:rPr>
-        <w:t xml:space="preserve">1</w:t>
-      </w:r>
-      <w:r>
-        <w:rPr>
-          <w:rStyle w:val="NormalTok"/>
-        </w:rPr>
-        <w:t xml:space="preserve">) </w:t>
-      </w:r>
-      <w:r>
-        <w:rPr>
-          <w:rStyle w:val="SpecialCharTok"/>
-        </w:rPr>
-        <w:t xml:space="preserve">|&gt;</w:t>
-      </w:r>
-      <w:r>
-        <w:br/>
-      </w:r>
-      <w:r>
-        <w:rPr>
-          <w:rStyle w:val="NormalTok"/>
-        </w:rPr>
-        <w:t xml:space="preserve">  dplyr</w:t>
-      </w:r>
-      <w:r>
-        <w:rPr>
-          <w:rStyle w:val="SpecialCharTok"/>
-        </w:rPr>
-        <w:t xml:space="preserve">::</w:t>
-      </w:r>
-      <w:r>
-        <w:rPr>
-          <w:rStyle w:val="FunctionTok"/>
-        </w:rPr>
-        <w:t xml:space="preserve">pull</w:t>
-      </w:r>
-      <w:r>
-        <w:rPr>
-          <w:rStyle w:val="NormalTok"/>
-        </w:rPr>
-        <w:t xml:space="preserve">(model)</w:t>
-      </w:r>
-      <w:r>
-        <w:br/>
-      </w:r>
-      <w:r>
-        <w:br/>
-      </w:r>
-      <w:r>
-        <w:rPr>
-          <w:rStyle w:val="NormalTok"/>
-        </w:rPr>
-        <w:t xml:space="preserve">chosen_model_label </w:t>
-      </w:r>
-      <w:r>
-        <w:rPr>
-          <w:rStyle w:val="OtherTok"/>
-        </w:rPr>
-        <w:t xml:space="preserve">&lt;-</w:t>
-      </w:r>
-      <w:r>
-        <w:rPr>
-          <w:rStyle w:val="NormalTok"/>
-        </w:rPr>
-        <w:t xml:space="preserve"> model_labels[[chosen_model_name]]</w:t>
-      </w:r>
-      <w:r>
-        <w:br/>
-      </w:r>
-      <w:r>
-        <w:br/>
-      </w:r>
-      <w:r>
-        <w:rPr>
-          <w:rStyle w:val="NormalTok"/>
-        </w:rPr>
-        <w:t xml:space="preserve">chosen_model </w:t>
-      </w:r>
-      <w:r>
-        <w:rPr>
-          <w:rStyle w:val="OtherTok"/>
-        </w:rPr>
-        <w:t xml:space="preserve">&lt;-</w:t>
-      </w:r>
-      <w:r>
-        <w:rPr>
-          <w:rStyle w:val="NormalTok"/>
-        </w:rPr>
-        <w:t xml:space="preserve"> candidate_models[[chosen_model_name]]</w:t>
-      </w:r>
-      <w:r>
-        <w:br/>
-      </w:r>
-      <w:r>
-        <w:rPr>
-          <w:rStyle w:val="NormalTok"/>
-        </w:rPr>
-        <w:t xml:space="preserve">chosen_model_validation_rmse </w:t>
-      </w:r>
-      <w:r>
-        <w:rPr>
-          <w:rStyle w:val="OtherTok"/>
-        </w:rPr>
-        <w:t xml:space="preserve">&lt;-</w:t>
-      </w:r>
-      <w:r>
-        <w:rPr>
-          <w:rStyle w:val="NormalTok"/>
-        </w:rPr>
-        <w:t xml:space="preserve"> </w:t>
-      </w:r>
-      <w:r>
-        <w:rPr>
-          <w:rStyle w:val="FunctionTok"/>
-        </w:rPr>
-        <w:t xml:space="preserve">compute_rmse</w:t>
-      </w:r>
-      <w:r>
-        <w:rPr>
-          <w:rStyle w:val="NormalTok"/>
-        </w:rPr>
-        <w:t xml:space="preserve">(chosen_model, valid_dat)</w:t>
-      </w:r>
-      <w:r>
-        <w:br/>
-      </w:r>
-      <w:r>
-        <w:br/>
-      </w:r>
-      <w:r>
-        <w:rPr>
-          <w:rStyle w:val="NormalTok"/>
-        </w:rPr>
-        <w:t xml:space="preserve">performance_comparison </w:t>
-      </w:r>
-      <w:r>
-        <w:rPr>
-          <w:rStyle w:val="OtherTok"/>
-        </w:rPr>
-        <w:t xml:space="preserve">&lt;-</w:t>
-      </w:r>
-      <w:r>
-        <w:rPr>
-          <w:rStyle w:val="NormalTok"/>
-        </w:rPr>
-        <w:t xml:space="preserve"> tibble</w:t>
-      </w:r>
-      <w:r>
-        <w:rPr>
-          <w:rStyle w:val="SpecialCharTok"/>
-        </w:rPr>
-        <w:t xml:space="preserve">::</w:t>
-      </w:r>
-      <w:r>
-        <w:rPr>
-          <w:rStyle w:val="FunctionTok"/>
-        </w:rPr>
-        <w:t xml:space="preserve">tibble</w:t>
-      </w:r>
-      <w:r>
-        <w:rPr>
-          <w:rStyle w:val="NormalTok"/>
-        </w:rPr>
-        <w:t xml:space="preserve">(</w:t>
-      </w:r>
-      <w:r>
-        <w:br/>
-      </w:r>
-      <w:r>
-        <w:rPr>
-          <w:rStyle w:val="NormalTok"/>
-        </w:rPr>
-        <w:t xml:space="preserve">  </w:t>
-      </w:r>
-      <w:r>
-        <w:rPr>
-          <w:rStyle w:val="AttributeTok"/>
-        </w:rPr>
-        <w:t xml:space="preserve">split =</w:t>
-      </w:r>
-      <w:r>
-        <w:rPr>
-          <w:rStyle w:val="NormalTok"/>
-        </w:rPr>
-        <w:t xml:space="preserve"> </w:t>
-      </w:r>
-      <w:r>
-        <w:rPr>
-          <w:rStyle w:val="FunctionTok"/>
-        </w:rPr>
-        <w:t xml:space="preserve">c</w:t>
-      </w:r>
-      <w:r>
-        <w:rPr>
-          <w:rStyle w:val="NormalTok"/>
-        </w:rPr>
-        <w:t xml:space="preserve">(</w:t>
-      </w:r>
-      <w:r>
-        <w:rPr>
-          <w:rStyle w:val="StringTok"/>
-        </w:rPr>
-        <w:t xml:space="preserve">"validation"</w:t>
-      </w:r>
-      <w:r>
-        <w:rPr>
-          <w:rStyle w:val="NormalTok"/>
-        </w:rPr>
-        <w:t xml:space="preserve">, </w:t>
-      </w:r>
-      <w:r>
-        <w:rPr>
-          <w:rStyle w:val="StringTok"/>
-        </w:rPr>
-        <w:t xml:space="preserve">"test"</w:t>
-      </w:r>
-      <w:r>
-        <w:rPr>
-          <w:rStyle w:val="NormalTok"/>
-        </w:rPr>
-        <w:t xml:space="preserve">),</w:t>
-      </w:r>
-      <w:r>
-        <w:br/>
-      </w:r>
-      <w:r>
-        <w:rPr>
-          <w:rStyle w:val="NormalTok"/>
-        </w:rPr>
-        <w:t xml:space="preserve">  </w:t>
-      </w:r>
-      <w:r>
-        <w:rPr>
-          <w:rStyle w:val="AttributeTok"/>
-        </w:rPr>
-        <w:t xml:space="preserve">model =</w:t>
-      </w:r>
-      <w:r>
-        <w:rPr>
-          <w:rStyle w:val="NormalTok"/>
-        </w:rPr>
-        <w:t xml:space="preserve"> chosen_model_name,</w:t>
-      </w:r>
-      <w:r>
-        <w:br/>
-      </w:r>
-      <w:r>
-        <w:rPr>
-          <w:rStyle w:val="NormalTok"/>
-        </w:rPr>
-        <w:t xml:space="preserve">  </w:t>
-      </w:r>
-      <w:r>
-        <w:rPr>
-          <w:rStyle w:val="AttributeTok"/>
-        </w:rPr>
-        <w:t xml:space="preserve">RMSE =</w:t>
-      </w:r>
-      <w:r>
-        <w:rPr>
-          <w:rStyle w:val="NormalTok"/>
-        </w:rPr>
-        <w:t xml:space="preserve"> </w:t>
-      </w:r>
-      <w:r>
-        <w:rPr>
-          <w:rStyle w:val="FunctionTok"/>
-        </w:rPr>
-        <w:t xml:space="preserve">c</w:t>
-      </w:r>
-      <w:r>
-        <w:rPr>
-          <w:rStyle w:val="NormalTok"/>
-        </w:rPr>
-        <w:t xml:space="preserve">(</w:t>
-      </w:r>
-      <w:r>
-        <w:br/>
-      </w:r>
-      <w:r>
-        <w:rPr>
-          <w:rStyle w:val="NormalTok"/>
-        </w:rPr>
-        <w:t xml:space="preserve">    chosen_model_validation_rmse,</w:t>
-      </w:r>
-      <w:r>
-        <w:br/>
-      </w:r>
-      <w:r>
-        <w:rPr>
-          <w:rStyle w:val="NormalTok"/>
-        </w:rPr>
-        <w:t xml:space="preserve">    </w:t>
-      </w:r>
-      <w:r>
-        <w:rPr>
-          <w:rStyle w:val="FunctionTok"/>
-        </w:rPr>
-        <w:t xml:space="preserve">compute_rmse</w:t>
-      </w:r>
-      <w:r>
-        <w:rPr>
-          <w:rStyle w:val="NormalTok"/>
-        </w:rPr>
-        <w:t xml:space="preserve">(chosen_model, test_dat)</w:t>
-      </w:r>
-      <w:r>
-        <w:br/>
-      </w:r>
-      <w:r>
-        <w:rPr>
-          <w:rStyle w:val="NormalTok"/>
-        </w:rPr>
-        <w:t xml:space="preserve">  )</w:t>
-      </w:r>
-      <w:r>
-        <w:br/>
-      </w:r>
-      <w:r>
-        <w:rPr>
-          <w:rStyle w:val="NormalTok"/>
-        </w:rPr>
-        <w:t xml:space="preserve">)</w:t>
-      </w:r>
-    </w:p>
-    <w:p>
-      <w:pPr>
-        <w:pStyle w:val="SourceCode"/>
-      </w:pPr>
-      <w:r>
-        <w:rPr>
-          <w:rStyle w:val="NormalTok"/>
-        </w:rPr>
-        <w:t xml:space="preserve">partition_colors </w:t>
-      </w:r>
-      <w:r>
-        <w:rPr>
-          <w:rStyle w:val="OtherTok"/>
-        </w:rPr>
-        <w:t xml:space="preserve">&lt;-</w:t>
-      </w:r>
-      <w:r>
-        <w:rPr>
-          <w:rStyle w:val="NormalTok"/>
-        </w:rPr>
-        <w:t xml:space="preserve"> </w:t>
-      </w:r>
-      <w:r>
-        <w:rPr>
-          <w:rStyle w:val="FunctionTok"/>
-        </w:rPr>
-        <w:t xml:space="preserve">c</w:t>
-      </w:r>
-      <w:r>
-        <w:rPr>
-          <w:rStyle w:val="NormalTok"/>
-        </w:rPr>
-        <w:t xml:space="preserve">(</w:t>
-      </w:r>
-      <w:r>
-        <w:br/>
-      </w:r>
-      <w:r>
-        <w:rPr>
-          <w:rStyle w:val="NormalTok"/>
-        </w:rPr>
-        <w:t xml:space="preserve">  </w:t>
-      </w:r>
-      <w:r>
-        <w:rPr>
-          <w:rStyle w:val="AttributeTok"/>
-        </w:rPr>
-        <w:t xml:space="preserve">training =</w:t>
-      </w:r>
-      <w:r>
-        <w:rPr>
-          <w:rStyle w:val="NormalTok"/>
-        </w:rPr>
-        <w:t xml:space="preserve"> </w:t>
-      </w:r>
-      <w:r>
-        <w:rPr>
-          <w:rStyle w:val="StringTok"/>
-        </w:rPr>
-        <w:t xml:space="preserve">"#1b9e77"</w:t>
-      </w:r>
-      <w:r>
-        <w:rPr>
-          <w:rStyle w:val="NormalTok"/>
-        </w:rPr>
-        <w:t xml:space="preserve">,</w:t>
-      </w:r>
-      <w:r>
-        <w:br/>
-      </w:r>
-      <w:r>
-        <w:rPr>
-          <w:rStyle w:val="NormalTok"/>
-        </w:rPr>
-        <w:t xml:space="preserve">  </w:t>
-      </w:r>
-      <w:r>
-        <w:rPr>
-          <w:rStyle w:val="AttributeTok"/>
-        </w:rPr>
-        <w:t xml:space="preserve">validation =</w:t>
-      </w:r>
-      <w:r>
-        <w:rPr>
-          <w:rStyle w:val="NormalTok"/>
-        </w:rPr>
-        <w:t xml:space="preserve"> </w:t>
-      </w:r>
-      <w:r>
-        <w:rPr>
-          <w:rStyle w:val="StringTok"/>
-        </w:rPr>
-        <w:t xml:space="preserve">"#d95f02"</w:t>
-      </w:r>
-      <w:r>
-        <w:rPr>
-          <w:rStyle w:val="NormalTok"/>
-        </w:rPr>
-        <w:t xml:space="preserve">,</w:t>
-      </w:r>
-      <w:r>
-        <w:br/>
-      </w:r>
-      <w:r>
-        <w:rPr>
-          <w:rStyle w:val="NormalTok"/>
-        </w:rPr>
-        <w:t xml:space="preserve">  </w:t>
-      </w:r>
-      <w:r>
-        <w:rPr>
-          <w:rStyle w:val="AttributeTok"/>
-        </w:rPr>
-        <w:t xml:space="preserve">test =</w:t>
-      </w:r>
-      <w:r>
-        <w:rPr>
-          <w:rStyle w:val="NormalTok"/>
-        </w:rPr>
-        <w:t xml:space="preserve"> </w:t>
-      </w:r>
-      <w:r>
-        <w:rPr>
-          <w:rStyle w:val="StringTok"/>
-        </w:rPr>
-        <w:t xml:space="preserve">"#7570b3"</w:t>
-      </w:r>
-      <w:r>
-        <w:br/>
-      </w:r>
-      <w:r>
-        <w:rPr>
-          <w:rStyle w:val="NormalTok"/>
-        </w:rPr>
-        <w:t xml:space="preserve">)</w:t>
-      </w:r>
-      <w:r>
-        <w:br/>
-      </w:r>
-      <w:r>
-        <w:rPr>
-          <w:rStyle w:val="NormalTok"/>
-        </w:rPr>
-        <w:t xml:space="preserve">partition_shapes </w:t>
-      </w:r>
-      <w:r>
-        <w:rPr>
-          <w:rStyle w:val="OtherTok"/>
-        </w:rPr>
-        <w:t xml:space="preserve">&lt;-</w:t>
-      </w:r>
-      <w:r>
-        <w:rPr>
-          <w:rStyle w:val="NormalTok"/>
-        </w:rPr>
-        <w:t xml:space="preserve"> </w:t>
-      </w:r>
-      <w:r>
-        <w:rPr>
-          <w:rStyle w:val="FunctionTok"/>
-        </w:rPr>
-        <w:t xml:space="preserve">c</w:t>
-      </w:r>
-      <w:r>
-        <w:rPr>
-          <w:rStyle w:val="NormalTok"/>
-        </w:rPr>
-        <w:t xml:space="preserve">(</w:t>
-      </w:r>
-      <w:r>
-        <w:br/>
-      </w:r>
-      <w:r>
-        <w:rPr>
-          <w:rStyle w:val="NormalTok"/>
-        </w:rPr>
-        <w:t xml:space="preserve">  </w:t>
-      </w:r>
-      <w:r>
-        <w:rPr>
-          <w:rStyle w:val="AttributeTok"/>
-        </w:rPr>
-        <w:t xml:space="preserve">training =</w:t>
-      </w:r>
-      <w:r>
-        <w:rPr>
-          <w:rStyle w:val="NormalTok"/>
-        </w:rPr>
-        <w:t xml:space="preserve"> </w:t>
-      </w:r>
-      <w:r>
-        <w:rPr>
-          <w:rStyle w:val="DecValTok"/>
-        </w:rPr>
-        <w:t xml:space="preserve">16</w:t>
-      </w:r>
-      <w:r>
-        <w:rPr>
-          <w:rStyle w:val="NormalTok"/>
-        </w:rPr>
-        <w:t xml:space="preserve">,</w:t>
-      </w:r>
-      <w:r>
-        <w:br/>
-      </w:r>
-      <w:r>
-        <w:rPr>
-          <w:rStyle w:val="NormalTok"/>
-        </w:rPr>
-        <w:t xml:space="preserve">  </w:t>
-      </w:r>
-      <w:r>
-        <w:rPr>
-          <w:rStyle w:val="AttributeTok"/>
-        </w:rPr>
-        <w:t xml:space="preserve">validation =</w:t>
-      </w:r>
-      <w:r>
-        <w:rPr>
-          <w:rStyle w:val="NormalTok"/>
-        </w:rPr>
-        <w:t xml:space="preserve"> </w:t>
-      </w:r>
-      <w:r>
-        <w:rPr>
-          <w:rStyle w:val="DecValTok"/>
-        </w:rPr>
-        <w:t xml:space="preserve">17</w:t>
-      </w:r>
-      <w:r>
-        <w:rPr>
-          <w:rStyle w:val="NormalTok"/>
-        </w:rPr>
-        <w:t xml:space="preserve">,</w:t>
-      </w:r>
-      <w:r>
-        <w:br/>
-      </w:r>
-      <w:r>
-        <w:rPr>
-          <w:rStyle w:val="NormalTok"/>
-        </w:rPr>
-        <w:t xml:space="preserve">  </w:t>
-      </w:r>
-      <w:r>
-        <w:rPr>
-          <w:rStyle w:val="AttributeTok"/>
-        </w:rPr>
-        <w:t xml:space="preserve">test =</w:t>
-      </w:r>
-      <w:r>
-        <w:rPr>
-          <w:rStyle w:val="NormalTok"/>
-        </w:rPr>
-        <w:t xml:space="preserve"> </w:t>
-      </w:r>
-      <w:r>
-        <w:rPr>
-          <w:rStyle w:val="DecValTok"/>
-        </w:rPr>
-        <w:t xml:space="preserve">15</w:t>
-      </w:r>
-      <w:r>
-        <w:br/>
-      </w:r>
-      <w:r>
-        <w:rPr>
-          <w:rStyle w:val="NormalTok"/>
-        </w:rPr>
-        <w:t xml:space="preserve">)</w:t>
-      </w:r>
-      <w:r>
-        <w:br/>
-      </w:r>
-      <w:r>
-        <w:rPr>
-          <w:rStyle w:val="NormalTok"/>
-        </w:rPr>
-        <w:t xml:space="preserve">wt_range </w:t>
-      </w:r>
-      <w:r>
-        <w:rPr>
-          <w:rStyle w:val="OtherTok"/>
-        </w:rPr>
-        <w:t xml:space="preserve">&lt;-</w:t>
-      </w:r>
-      <w:r>
-        <w:rPr>
-          <w:rStyle w:val="NormalTok"/>
-        </w:rPr>
-        <w:t xml:space="preserve"> </w:t>
-      </w:r>
-      <w:r>
-        <w:rPr>
-          <w:rStyle w:val="FunctionTok"/>
-        </w:rPr>
-        <w:t xml:space="preserve">range</w:t>
-      </w:r>
-      <w:r>
-        <w:rPr>
-          <w:rStyle w:val="NormalTok"/>
-        </w:rPr>
-        <w:t xml:space="preserve">(</w:t>
-      </w:r>
-      <w:r>
-        <w:rPr>
-          <w:rStyle w:val="FunctionTok"/>
-        </w:rPr>
-        <w:t xml:space="preserve">c</w:t>
-      </w:r>
-      <w:r>
-        <w:rPr>
-          <w:rStyle w:val="NormalTok"/>
-        </w:rPr>
-        <w:t xml:space="preserve">(train_dat</w:t>
-      </w:r>
-      <w:r>
-        <w:rPr>
-          <w:rStyle w:val="SpecialCharTok"/>
-        </w:rPr>
-        <w:t xml:space="preserve">$</w:t>
-      </w:r>
-      <w:r>
-        <w:rPr>
-          <w:rStyle w:val="NormalTok"/>
-        </w:rPr>
-        <w:t xml:space="preserve">wt, valid_dat</w:t>
-      </w:r>
-      <w:r>
-        <w:rPr>
-          <w:rStyle w:val="SpecialCharTok"/>
-        </w:rPr>
-        <w:t xml:space="preserve">$</w:t>
-      </w:r>
-      <w:r>
-        <w:rPr>
-          <w:rStyle w:val="NormalTok"/>
-        </w:rPr>
-        <w:t xml:space="preserve">wt, test_dat</w:t>
-      </w:r>
-      <w:r>
-        <w:rPr>
-          <w:rStyle w:val="SpecialCharTok"/>
-        </w:rPr>
-        <w:t xml:space="preserve">$</w:t>
-      </w:r>
-      <w:r>
-        <w:rPr>
-          <w:rStyle w:val="NormalTok"/>
-        </w:rPr>
-        <w:t xml:space="preserve">wt))</w:t>
-      </w:r>
-      <w:r>
-        <w:br/>
-      </w:r>
-      <w:r>
-        <w:rPr>
-          <w:rStyle w:val="NormalTok"/>
-        </w:rPr>
-        <w:t xml:space="preserve">mpg_range </w:t>
-      </w:r>
-      <w:r>
-        <w:rPr>
-          <w:rStyle w:val="OtherTok"/>
-        </w:rPr>
-        <w:t xml:space="preserve">&lt;-</w:t>
-      </w:r>
-      <w:r>
-        <w:rPr>
-          <w:rStyle w:val="NormalTok"/>
-        </w:rPr>
-        <w:t xml:space="preserve"> </w:t>
-      </w:r>
-      <w:r>
-        <w:rPr>
-          <w:rStyle w:val="FunctionTok"/>
-        </w:rPr>
-        <w:t xml:space="preserve">range</w:t>
-      </w:r>
-      <w:r>
-        <w:rPr>
-          <w:rStyle w:val="NormalTok"/>
-        </w:rPr>
-        <w:t xml:space="preserve">(</w:t>
-      </w:r>
-      <w:r>
-        <w:rPr>
-          <w:rStyle w:val="FunctionTok"/>
-        </w:rPr>
-        <w:t xml:space="preserve">c</w:t>
-      </w:r>
-      <w:r>
-        <w:rPr>
-          <w:rStyle w:val="NormalTok"/>
-        </w:rPr>
-        <w:t xml:space="preserve">(train_dat</w:t>
-      </w:r>
-      <w:r>
-        <w:rPr>
-          <w:rStyle w:val="SpecialCharTok"/>
-        </w:rPr>
-        <w:t xml:space="preserve">$</w:t>
-      </w:r>
-      <w:r>
-        <w:rPr>
-          <w:rStyle w:val="NormalTok"/>
-        </w:rPr>
-        <w:t xml:space="preserve">mpg, valid_dat</w:t>
-      </w:r>
-      <w:r>
-        <w:rPr>
-          <w:rStyle w:val="SpecialCharTok"/>
-        </w:rPr>
-        <w:t xml:space="preserve">$</w:t>
-      </w:r>
-      <w:r>
-        <w:rPr>
-          <w:rStyle w:val="NormalTok"/>
-        </w:rPr>
-        <w:t xml:space="preserve">mpg, test_dat</w:t>
-      </w:r>
-      <w:r>
-        <w:rPr>
-          <w:rStyle w:val="SpecialCharTok"/>
-        </w:rPr>
-        <w:t xml:space="preserve">$</w:t>
-      </w:r>
-      <w:r>
-        <w:rPr>
-          <w:rStyle w:val="NormalTok"/>
-        </w:rPr>
-        <w:t xml:space="preserve">mpg))</w:t>
-      </w:r>
-      <w:r>
-        <w:br/>
-      </w:r>
-      <w:r>
-        <w:rPr>
-          <w:rStyle w:val="NormalTok"/>
-        </w:rPr>
-        <w:t xml:space="preserve">wt_grid </w:t>
-      </w:r>
-      <w:r>
-        <w:rPr>
-          <w:rStyle w:val="OtherTok"/>
-        </w:rPr>
-        <w:t xml:space="preserve">&lt;-</w:t>
-      </w:r>
-      <w:r>
-        <w:rPr>
-          <w:rStyle w:val="NormalTok"/>
-        </w:rPr>
-        <w:t xml:space="preserve"> </w:t>
-      </w:r>
-      <w:r>
-        <w:rPr>
-          <w:rStyle w:val="FunctionTok"/>
-        </w:rPr>
-        <w:t xml:space="preserve">seq</w:t>
-      </w:r>
-      <w:r>
-        <w:rPr>
-          <w:rStyle w:val="NormalTok"/>
-        </w:rPr>
-        <w:t xml:space="preserve">(wt_range[</w:t>
-      </w:r>
-      <w:r>
-        <w:rPr>
-          <w:rStyle w:val="DecValTok"/>
-        </w:rPr>
-        <w:t xml:space="preserve">1</w:t>
-      </w:r>
-      <w:r>
-        <w:rPr>
-          <w:rStyle w:val="NormalTok"/>
-        </w:rPr>
-        <w:t xml:space="preserve">], wt_range[</w:t>
-      </w:r>
-      <w:r>
-        <w:rPr>
-          <w:rStyle w:val="DecValTok"/>
-        </w:rPr>
-        <w:t xml:space="preserve">2</w:t>
-      </w:r>
-      <w:r>
-        <w:rPr>
-          <w:rStyle w:val="NormalTok"/>
-        </w:rPr>
-        <w:t xml:space="preserve">], </w:t>
-      </w:r>
-      <w:r>
-        <w:rPr>
-          <w:rStyle w:val="AttributeTok"/>
-        </w:rPr>
-        <w:t xml:space="preserve">length.out =</w:t>
-      </w:r>
-      <w:r>
-        <w:rPr>
-          <w:rStyle w:val="NormalTok"/>
-        </w:rPr>
-        <w:t xml:space="preserve"> </w:t>
-      </w:r>
-      <w:r>
-        <w:rPr>
-          <w:rStyle w:val="DecValTok"/>
-        </w:rPr>
-        <w:t xml:space="preserve">200</w:t>
-      </w:r>
-      <w:r>
-        <w:rPr>
-          <w:rStyle w:val="NormalTok"/>
-        </w:rPr>
-        <w:t xml:space="preserve">)</w:t>
-      </w:r>
-      <w:r>
-        <w:br/>
-      </w:r>
-      <w:r>
-        <w:br/>
-      </w:r>
-      <w:r>
-        <w:rPr>
-          <w:rStyle w:val="NormalTok"/>
-        </w:rPr>
-        <w:t xml:space="preserve">plot_partitions_with_fit </w:t>
-      </w:r>
-      <w:r>
-        <w:rPr>
-          <w:rStyle w:val="OtherTok"/>
-        </w:rPr>
-        <w:t xml:space="preserve">&lt;-</w:t>
-      </w:r>
-      <w:r>
-        <w:rPr>
-          <w:rStyle w:val="NormalTok"/>
-        </w:rPr>
-        <w:t xml:space="preserve"> </w:t>
-      </w:r>
-      <w:r>
-        <w:rPr>
-          <w:rStyle w:val="ControlFlowTok"/>
-        </w:rPr>
-        <w:t xml:space="preserve">function</w:t>
-      </w:r>
-      <w:r>
-        <w:rPr>
-          <w:rStyle w:val="NormalTok"/>
-        </w:rPr>
-        <w:t xml:space="preserve">(model, fit_label) {</w:t>
-      </w:r>
-      <w:r>
-        <w:br/>
-      </w:r>
-      <w:r>
-        <w:rPr>
-          <w:rStyle w:val="NormalTok"/>
-        </w:rPr>
-        <w:t xml:space="preserve">  </w:t>
-      </w:r>
-      <w:r>
-        <w:rPr>
-          <w:rStyle w:val="FunctionTok"/>
-        </w:rPr>
-        <w:t xml:space="preserve">plot</w:t>
-      </w:r>
-      <w:r>
-        <w:rPr>
-          <w:rStyle w:val="NormalTok"/>
-        </w:rPr>
-        <w:t xml:space="preserve">(</w:t>
-      </w:r>
-      <w:r>
-        <w:br/>
-      </w:r>
-      <w:r>
-        <w:rPr>
-          <w:rStyle w:val="NormalTok"/>
-        </w:rPr>
-        <w:t xml:space="preserve">    train_dat</w:t>
-      </w:r>
-      <w:r>
-        <w:rPr>
-          <w:rStyle w:val="SpecialCharTok"/>
-        </w:rPr>
-        <w:t xml:space="preserve">$</w:t>
-      </w:r>
-      <w:r>
-        <w:rPr>
-          <w:rStyle w:val="NormalTok"/>
-        </w:rPr>
-        <w:t xml:space="preserve">wt,</w:t>
-      </w:r>
-      <w:r>
-        <w:br/>
-      </w:r>
-      <w:r>
-        <w:rPr>
-          <w:rStyle w:val="NormalTok"/>
-        </w:rPr>
-        <w:t xml:space="preserve">    train_dat</w:t>
-      </w:r>
-      <w:r>
-        <w:rPr>
-          <w:rStyle w:val="SpecialCharTok"/>
-        </w:rPr>
-        <w:t xml:space="preserve">$</w:t>
-      </w:r>
-      <w:r>
-        <w:rPr>
-          <w:rStyle w:val="NormalTok"/>
-        </w:rPr>
-        <w:t xml:space="preserve">mpg,</w:t>
-      </w:r>
-      <w:r>
-        <w:br/>
-      </w:r>
-      <w:r>
-        <w:rPr>
-          <w:rStyle w:val="NormalTok"/>
-        </w:rPr>
-        <w:t xml:space="preserve">    </w:t>
-      </w:r>
-      <w:r>
-        <w:rPr>
-          <w:rStyle w:val="AttributeTok"/>
-        </w:rPr>
-        <w:t xml:space="preserve">xlab =</w:t>
-      </w:r>
-      <w:r>
-        <w:rPr>
-          <w:rStyle w:val="NormalTok"/>
-        </w:rPr>
-        <w:t xml:space="preserve"> </w:t>
-      </w:r>
-      <w:r>
-        <w:rPr>
-          <w:rStyle w:val="StringTok"/>
-        </w:rPr>
-        <w:t xml:space="preserve">"wt"</w:t>
-      </w:r>
-      <w:r>
-        <w:rPr>
-          <w:rStyle w:val="NormalTok"/>
-        </w:rPr>
-        <w:t xml:space="preserve">,</w:t>
-      </w:r>
-      <w:r>
-        <w:br/>
-      </w:r>
-      <w:r>
-        <w:rPr>
-          <w:rStyle w:val="NormalTok"/>
-        </w:rPr>
-        <w:t xml:space="preserve">    </w:t>
-      </w:r>
-      <w:r>
-        <w:rPr>
-          <w:rStyle w:val="AttributeTok"/>
-        </w:rPr>
-        <w:t xml:space="preserve">ylab =</w:t>
-      </w:r>
-      <w:r>
-        <w:rPr>
-          <w:rStyle w:val="NormalTok"/>
-        </w:rPr>
-        <w:t xml:space="preserve"> </w:t>
-      </w:r>
-      <w:r>
-        <w:rPr>
-          <w:rStyle w:val="StringTok"/>
-        </w:rPr>
-        <w:t xml:space="preserve">"mpg"</w:t>
-      </w:r>
-      <w:r>
-        <w:rPr>
-          <w:rStyle w:val="NormalTok"/>
-        </w:rPr>
-        <w:t xml:space="preserve">,</w:t>
-      </w:r>
-      <w:r>
-        <w:br/>
-      </w:r>
-      <w:r>
-        <w:rPr>
-          <w:rStyle w:val="NormalTok"/>
-        </w:rPr>
-        <w:t xml:space="preserve">    </w:t>
-      </w:r>
-      <w:r>
-        <w:rPr>
-          <w:rStyle w:val="AttributeTok"/>
-        </w:rPr>
-        <w:t xml:space="preserve">pch =</w:t>
-      </w:r>
-      <w:r>
-        <w:rPr>
-          <w:rStyle w:val="NormalTok"/>
-        </w:rPr>
-        <w:t xml:space="preserve"> partition_shapes[[</w:t>
-      </w:r>
-      <w:r>
-        <w:rPr>
-          <w:rStyle w:val="StringTok"/>
-        </w:rPr>
-        <w:t xml:space="preserve">"training"</w:t>
-      </w:r>
-      <w:r>
-        <w:rPr>
-          <w:rStyle w:val="NormalTok"/>
-        </w:rPr>
-        <w:t xml:space="preserve">]],</w:t>
-      </w:r>
-      <w:r>
-        <w:br/>
-      </w:r>
-      <w:r>
-        <w:rPr>
-          <w:rStyle w:val="NormalTok"/>
-        </w:rPr>
-        <w:t xml:space="preserve">    </w:t>
-      </w:r>
-      <w:r>
-        <w:rPr>
-          <w:rStyle w:val="AttributeTok"/>
-        </w:rPr>
-        <w:t xml:space="preserve">xlim =</w:t>
-      </w:r>
-      <w:r>
-        <w:rPr>
-          <w:rStyle w:val="NormalTok"/>
-        </w:rPr>
-        <w:t xml:space="preserve"> wt_range,</w:t>
-      </w:r>
-      <w:r>
-        <w:br/>
-      </w:r>
-      <w:r>
-        <w:rPr>
-          <w:rStyle w:val="NormalTok"/>
-        </w:rPr>
-        <w:t xml:space="preserve">    </w:t>
-      </w:r>
-      <w:r>
-        <w:rPr>
-          <w:rStyle w:val="AttributeTok"/>
-        </w:rPr>
-        <w:t xml:space="preserve">ylim =</w:t>
-      </w:r>
-      <w:r>
-        <w:rPr>
-          <w:rStyle w:val="NormalTok"/>
-        </w:rPr>
-        <w:t xml:space="preserve"> mpg_range,</w:t>
-      </w:r>
-      <w:r>
-        <w:br/>
-      </w:r>
-      <w:r>
-        <w:rPr>
-          <w:rStyle w:val="NormalTok"/>
-        </w:rPr>
-        <w:t xml:space="preserve">    </w:t>
-      </w:r>
-      <w:r>
-        <w:rPr>
-          <w:rStyle w:val="AttributeTok"/>
-        </w:rPr>
-        <w:t xml:space="preserve">col =</w:t>
-      </w:r>
-      <w:r>
-        <w:rPr>
-          <w:rStyle w:val="NormalTok"/>
-        </w:rPr>
-        <w:t xml:space="preserve"> partition_colors[[</w:t>
-      </w:r>
-      <w:r>
-        <w:rPr>
-          <w:rStyle w:val="StringTok"/>
-        </w:rPr>
-        <w:t xml:space="preserve">"training"</w:t>
-      </w:r>
-      <w:r>
-        <w:rPr>
-          <w:rStyle w:val="NormalTok"/>
-        </w:rPr>
-        <w:t xml:space="preserve">]]</w:t>
-      </w:r>
-      <w:r>
-        <w:br/>
-      </w:r>
-      <w:r>
-        <w:rPr>
-          <w:rStyle w:val="NormalTok"/>
-        </w:rPr>
-        <w:t xml:space="preserve">  )</w:t>
-      </w:r>
-      <w:r>
-        <w:br/>
-      </w:r>
-      <w:r>
-        <w:rPr>
-          <w:rStyle w:val="NormalTok"/>
-        </w:rPr>
-        <w:t xml:space="preserve">  </w:t>
-      </w:r>
-      <w:r>
-        <w:rPr>
-          <w:rStyle w:val="FunctionTok"/>
-        </w:rPr>
-        <w:t xml:space="preserve">points</w:t>
-      </w:r>
-      <w:r>
-        <w:rPr>
-          <w:rStyle w:val="NormalTok"/>
-        </w:rPr>
-        <w:t xml:space="preserve">(</w:t>
-      </w:r>
-      <w:r>
-        <w:br/>
-      </w:r>
-      <w:r>
-        <w:rPr>
-          <w:rStyle w:val="NormalTok"/>
-        </w:rPr>
-        <w:t xml:space="preserve">    valid_dat</w:t>
-      </w:r>
-      <w:r>
-        <w:rPr>
-          <w:rStyle w:val="SpecialCharTok"/>
-        </w:rPr>
-        <w:t xml:space="preserve">$</w:t>
-      </w:r>
-      <w:r>
-        <w:rPr>
-          <w:rStyle w:val="NormalTok"/>
-        </w:rPr>
-        <w:t xml:space="preserve">wt,</w:t>
-      </w:r>
-      <w:r>
-        <w:br/>
-      </w:r>
-      <w:r>
-        <w:rPr>
-          <w:rStyle w:val="NormalTok"/>
-        </w:rPr>
-        <w:t xml:space="preserve">    valid_dat</w:t>
-      </w:r>
-      <w:r>
-        <w:rPr>
-          <w:rStyle w:val="SpecialCharTok"/>
-        </w:rPr>
-        <w:t xml:space="preserve">$</w:t>
-      </w:r>
-      <w:r>
-        <w:rPr>
-          <w:rStyle w:val="NormalTok"/>
-        </w:rPr>
-        <w:t xml:space="preserve">mpg,</w:t>
-      </w:r>
-      <w:r>
-        <w:br/>
-      </w:r>
-      <w:r>
-        <w:rPr>
-          <w:rStyle w:val="NormalTok"/>
-        </w:rPr>
-        <w:t xml:space="preserve">    </w:t>
-      </w:r>
-      <w:r>
-        <w:rPr>
-          <w:rStyle w:val="AttributeTok"/>
-        </w:rPr>
-        <w:t xml:space="preserve">pch =</w:t>
-      </w:r>
-      <w:r>
-        <w:rPr>
-          <w:rStyle w:val="NormalTok"/>
-        </w:rPr>
-        <w:t xml:space="preserve"> partition_shapes[[</w:t>
-      </w:r>
-      <w:r>
-        <w:rPr>
-          <w:rStyle w:val="StringTok"/>
-        </w:rPr>
-        <w:t xml:space="preserve">"validation"</w:t>
-      </w:r>
-      <w:r>
-        <w:rPr>
-          <w:rStyle w:val="NormalTok"/>
-        </w:rPr>
-        <w:t xml:space="preserve">]],</w:t>
-      </w:r>
-      <w:r>
-        <w:br/>
-      </w:r>
-      <w:r>
-        <w:rPr>
-          <w:rStyle w:val="NormalTok"/>
-        </w:rPr>
-        <w:t xml:space="preserve">    </w:t>
-      </w:r>
-      <w:r>
-        <w:rPr>
-          <w:rStyle w:val="AttributeTok"/>
-        </w:rPr>
-        <w:t xml:space="preserve">col =</w:t>
-      </w:r>
-      <w:r>
-        <w:rPr>
-          <w:rStyle w:val="NormalTok"/>
-        </w:rPr>
-        <w:t xml:space="preserve"> partition_colors[[</w:t>
-      </w:r>
-      <w:r>
-        <w:rPr>
-          <w:rStyle w:val="StringTok"/>
-        </w:rPr>
-        <w:t xml:space="preserve">"validation"</w:t>
-      </w:r>
-      <w:r>
-        <w:rPr>
-          <w:rStyle w:val="NormalTok"/>
-        </w:rPr>
-        <w:t xml:space="preserve">]]</w:t>
-      </w:r>
-      <w:r>
-        <w:br/>
-      </w:r>
-      <w:r>
-        <w:rPr>
-          <w:rStyle w:val="NormalTok"/>
-        </w:rPr>
-        <w:t xml:space="preserve">  )</w:t>
-      </w:r>
-      <w:r>
-        <w:br/>
-      </w:r>
-      <w:r>
-        <w:rPr>
-          <w:rStyle w:val="NormalTok"/>
-        </w:rPr>
-        <w:t xml:space="preserve">  </w:t>
-      </w:r>
-      <w:r>
-        <w:rPr>
-          <w:rStyle w:val="FunctionTok"/>
-        </w:rPr>
-        <w:t xml:space="preserve">points</w:t>
-      </w:r>
-      <w:r>
-        <w:rPr>
-          <w:rStyle w:val="NormalTok"/>
-        </w:rPr>
-        <w:t xml:space="preserve">(</w:t>
-      </w:r>
-      <w:r>
-        <w:br/>
-      </w:r>
-      <w:r>
-        <w:rPr>
-          <w:rStyle w:val="NormalTok"/>
-        </w:rPr>
-        <w:t xml:space="preserve">    test_dat</w:t>
-      </w:r>
-      <w:r>
-        <w:rPr>
-          <w:rStyle w:val="SpecialCharTok"/>
-        </w:rPr>
-        <w:t xml:space="preserve">$</w:t>
-      </w:r>
-      <w:r>
-        <w:rPr>
-          <w:rStyle w:val="NormalTok"/>
-        </w:rPr>
-        <w:t xml:space="preserve">wt,</w:t>
-      </w:r>
-      <w:r>
-        <w:br/>
-      </w:r>
-      <w:r>
-        <w:rPr>
-          <w:rStyle w:val="NormalTok"/>
-        </w:rPr>
-        <w:t xml:space="preserve">    test_dat</w:t>
-      </w:r>
-      <w:r>
-        <w:rPr>
-          <w:rStyle w:val="SpecialCharTok"/>
-        </w:rPr>
-        <w:t xml:space="preserve">$</w:t>
-      </w:r>
-      <w:r>
-        <w:rPr>
-          <w:rStyle w:val="NormalTok"/>
-        </w:rPr>
-        <w:t xml:space="preserve">mpg,</w:t>
-      </w:r>
-      <w:r>
-        <w:br/>
-      </w:r>
-      <w:r>
-        <w:rPr>
-          <w:rStyle w:val="NormalTok"/>
-        </w:rPr>
-        <w:t xml:space="preserve">    </w:t>
-      </w:r>
-      <w:r>
-        <w:rPr>
-          <w:rStyle w:val="AttributeTok"/>
-        </w:rPr>
-        <w:t xml:space="preserve">pch =</w:t>
-      </w:r>
-      <w:r>
-        <w:rPr>
-          <w:rStyle w:val="NormalTok"/>
-        </w:rPr>
-        <w:t xml:space="preserve"> partition_shapes[[</w:t>
-      </w:r>
-      <w:r>
-        <w:rPr>
-          <w:rStyle w:val="StringTok"/>
-        </w:rPr>
-        <w:t xml:space="preserve">"test"</w:t>
-      </w:r>
-      <w:r>
-        <w:rPr>
-          <w:rStyle w:val="NormalTok"/>
-        </w:rPr>
-        <w:t xml:space="preserve">]],</w:t>
-      </w:r>
-      <w:r>
-        <w:br/>
-      </w:r>
-      <w:r>
-        <w:rPr>
-          <w:rStyle w:val="NormalTok"/>
-        </w:rPr>
-        <w:t xml:space="preserve">    </w:t>
-      </w:r>
-      <w:r>
-        <w:rPr>
-          <w:rStyle w:val="AttributeTok"/>
-        </w:rPr>
-        <w:t xml:space="preserve">col =</w:t>
-      </w:r>
-      <w:r>
-        <w:rPr>
-          <w:rStyle w:val="NormalTok"/>
-        </w:rPr>
-        <w:t xml:space="preserve"> partition_colors[[</w:t>
-      </w:r>
-      <w:r>
-        <w:rPr>
-          <w:rStyle w:val="StringTok"/>
-        </w:rPr>
-        <w:t xml:space="preserve">"test"</w:t>
-      </w:r>
-      <w:r>
-        <w:rPr>
-          <w:rStyle w:val="NormalTok"/>
-        </w:rPr>
-        <w:t xml:space="preserve">]]</w:t>
-      </w:r>
-      <w:r>
-        <w:br/>
-      </w:r>
-      <w:r>
-        <w:rPr>
-          <w:rStyle w:val="NormalTok"/>
-        </w:rPr>
-        <w:t xml:space="preserve">  )</w:t>
-      </w:r>
-      <w:r>
-        <w:br/>
-      </w:r>
-      <w:r>
-        <w:rPr>
-          <w:rStyle w:val="NormalTok"/>
-        </w:rPr>
-        <w:t xml:space="preserve">  fitted_curve </w:t>
-      </w:r>
-      <w:r>
-        <w:rPr>
-          <w:rStyle w:val="OtherTok"/>
-        </w:rPr>
-        <w:t xml:space="preserve">&lt;-</w:t>
-      </w:r>
-      <w:r>
-        <w:rPr>
-          <w:rStyle w:val="NormalTok"/>
-        </w:rPr>
-        <w:t xml:space="preserve"> </w:t>
-      </w:r>
-      <w:r>
-        <w:rPr>
-          <w:rStyle w:val="FunctionTok"/>
-        </w:rPr>
-        <w:t xml:space="preserve">predict</w:t>
-      </w:r>
-      <w:r>
-        <w:rPr>
-          <w:rStyle w:val="NormalTok"/>
-        </w:rPr>
-        <w:t xml:space="preserve">(model, </w:t>
-      </w:r>
-      <w:r>
-        <w:rPr>
-          <w:rStyle w:val="AttributeTok"/>
-        </w:rPr>
-        <w:t xml:space="preserve">newdata =</w:t>
-      </w:r>
-      <w:r>
-        <w:rPr>
-          <w:rStyle w:val="NormalTok"/>
-        </w:rPr>
-        <w:t xml:space="preserve"> </w:t>
-      </w:r>
-      <w:r>
-        <w:rPr>
-          <w:rStyle w:val="FunctionTok"/>
-        </w:rPr>
-        <w:t xml:space="preserve">data.frame</w:t>
-      </w:r>
-      <w:r>
-        <w:rPr>
-          <w:rStyle w:val="NormalTok"/>
-        </w:rPr>
-        <w:t xml:space="preserve">(</w:t>
-      </w:r>
-      <w:r>
-        <w:rPr>
-          <w:rStyle w:val="AttributeTok"/>
-        </w:rPr>
-        <w:t xml:space="preserve">wt =</w:t>
-      </w:r>
-      <w:r>
-        <w:rPr>
-          <w:rStyle w:val="NormalTok"/>
-        </w:rPr>
-        <w:t xml:space="preserve"> wt_grid))</w:t>
-      </w:r>
-      <w:r>
-        <w:br/>
-      </w:r>
-      <w:r>
-        <w:rPr>
-          <w:rStyle w:val="NormalTok"/>
-        </w:rPr>
-        <w:t xml:space="preserve">  </w:t>
-      </w:r>
-      <w:r>
-        <w:rPr>
-          <w:rStyle w:val="FunctionTok"/>
-        </w:rPr>
-        <w:t xml:space="preserve">lines</w:t>
-      </w:r>
-      <w:r>
-        <w:rPr>
-          <w:rStyle w:val="NormalTok"/>
-        </w:rPr>
-        <w:t xml:space="preserve">(wt_grid, fitted_curve, </w:t>
-      </w:r>
-      <w:r>
-        <w:rPr>
-          <w:rStyle w:val="AttributeTok"/>
-        </w:rPr>
-        <w:t xml:space="preserve">col =</w:t>
-      </w:r>
-      <w:r>
-        <w:rPr>
-          <w:rStyle w:val="NormalTok"/>
-        </w:rPr>
-        <w:t xml:space="preserve"> </w:t>
-      </w:r>
-      <w:r>
-        <w:rPr>
-          <w:rStyle w:val="StringTok"/>
-        </w:rPr>
-        <w:t xml:space="preserve">"blue"</w:t>
-      </w:r>
-      <w:r>
-        <w:rPr>
-          <w:rStyle w:val="NormalTok"/>
-        </w:rPr>
-        <w:t xml:space="preserve">, </w:t>
-      </w:r>
-      <w:r>
-        <w:rPr>
-          <w:rStyle w:val="AttributeTok"/>
-        </w:rPr>
-        <w:t xml:space="preserve">lwd =</w:t>
-      </w:r>
-      <w:r>
-        <w:rPr>
-          <w:rStyle w:val="NormalTok"/>
-        </w:rPr>
-        <w:t xml:space="preserve"> </w:t>
-      </w:r>
-      <w:r>
-        <w:rPr>
-          <w:rStyle w:val="DecValTok"/>
-        </w:rPr>
-        <w:t xml:space="preserve">2</w:t>
-      </w:r>
-      <w:r>
-        <w:rPr>
-          <w:rStyle w:val="NormalTok"/>
-        </w:rPr>
-        <w:t xml:space="preserve">)</w:t>
-      </w:r>
-      <w:r>
-        <w:br/>
-      </w:r>
-      <w:r>
-        <w:rPr>
-          <w:rStyle w:val="NormalTok"/>
-        </w:rPr>
-        <w:t xml:space="preserve">  </w:t>
-      </w:r>
-      <w:r>
-        <w:rPr>
-          <w:rStyle w:val="FunctionTok"/>
-        </w:rPr>
-        <w:t xml:space="preserve">legend</w:t>
-      </w:r>
-      <w:r>
-        <w:rPr>
-          <w:rStyle w:val="NormalTok"/>
-        </w:rPr>
-        <w:t xml:space="preserve">(</w:t>
-      </w:r>
-      <w:r>
-        <w:br/>
-      </w:r>
-      <w:r>
-        <w:rPr>
-          <w:rStyle w:val="NormalTok"/>
-        </w:rPr>
-        <w:t xml:space="preserve">    </w:t>
-      </w:r>
-      <w:r>
-        <w:rPr>
-          <w:rStyle w:val="StringTok"/>
-        </w:rPr>
-        <w:t xml:space="preserve">"topright"</w:t>
-      </w:r>
-      <w:r>
-        <w:rPr>
-          <w:rStyle w:val="NormalTok"/>
-        </w:rPr>
-        <w:t xml:space="preserve">,</w:t>
-      </w:r>
-      <w:r>
-        <w:br/>
-      </w:r>
-      <w:r>
-        <w:rPr>
-          <w:rStyle w:val="NormalTok"/>
-        </w:rPr>
-        <w:t xml:space="preserve">    </w:t>
-      </w:r>
-      <w:r>
-        <w:rPr>
-          <w:rStyle w:val="AttributeTok"/>
-        </w:rPr>
-        <w:t xml:space="preserve">legend =</w:t>
-      </w:r>
-      <w:r>
-        <w:rPr>
-          <w:rStyle w:val="NormalTok"/>
-        </w:rPr>
-        <w:t xml:space="preserve"> </w:t>
-      </w:r>
-      <w:r>
-        <w:rPr>
-          <w:rStyle w:val="FunctionTok"/>
-        </w:rPr>
-        <w:t xml:space="preserve">c</w:t>
-      </w:r>
-      <w:r>
-        <w:rPr>
-          <w:rStyle w:val="NormalTok"/>
-        </w:rPr>
-        <w:t xml:space="preserve">(</w:t>
-      </w:r>
-      <w:r>
-        <w:rPr>
-          <w:rStyle w:val="StringTok"/>
-        </w:rPr>
-        <w:t xml:space="preserve">"training"</w:t>
-      </w:r>
-      <w:r>
-        <w:rPr>
-          <w:rStyle w:val="NormalTok"/>
-        </w:rPr>
-        <w:t xml:space="preserve">, </w:t>
-      </w:r>
-      <w:r>
-        <w:rPr>
-          <w:rStyle w:val="StringTok"/>
-        </w:rPr>
-        <w:t xml:space="preserve">"validation"</w:t>
-      </w:r>
-      <w:r>
-        <w:rPr>
-          <w:rStyle w:val="NormalTok"/>
-        </w:rPr>
-        <w:t xml:space="preserve">, </w:t>
-      </w:r>
-      <w:r>
-        <w:rPr>
-          <w:rStyle w:val="StringTok"/>
-        </w:rPr>
-        <w:t xml:space="preserve">"test"</w:t>
-      </w:r>
-      <w:r>
-        <w:rPr>
-          <w:rStyle w:val="NormalTok"/>
-        </w:rPr>
-        <w:t xml:space="preserve">, fit_label),</w:t>
-      </w:r>
-      <w:r>
-        <w:br/>
-      </w:r>
-      <w:r>
-        <w:rPr>
-          <w:rStyle w:val="NormalTok"/>
-        </w:rPr>
-        <w:t xml:space="preserve">    </w:t>
-      </w:r>
-      <w:r>
-        <w:rPr>
-          <w:rStyle w:val="AttributeTok"/>
-        </w:rPr>
-        <w:t xml:space="preserve">col =</w:t>
-      </w:r>
-      <w:r>
-        <w:rPr>
-          <w:rStyle w:val="NormalTok"/>
-        </w:rPr>
-        <w:t xml:space="preserve"> </w:t>
-      </w:r>
-      <w:r>
-        <w:rPr>
-          <w:rStyle w:val="FunctionTok"/>
-        </w:rPr>
-        <w:t xml:space="preserve">c</w:t>
-      </w:r>
-      <w:r>
-        <w:rPr>
-          <w:rStyle w:val="NormalTok"/>
-        </w:rPr>
-        <w:t xml:space="preserve">(</w:t>
-      </w:r>
-      <w:r>
-        <w:rPr>
-          <w:rStyle w:val="FunctionTok"/>
-        </w:rPr>
-        <w:t xml:space="preserve">unname</w:t>
-      </w:r>
-      <w:r>
-        <w:rPr>
-          <w:rStyle w:val="NormalTok"/>
-        </w:rPr>
-        <w:t xml:space="preserve">(partition_colors), </w:t>
-      </w:r>
-      <w:r>
-        <w:rPr>
-          <w:rStyle w:val="StringTok"/>
-        </w:rPr>
-        <w:t xml:space="preserve">"blue"</w:t>
-      </w:r>
-      <w:r>
-        <w:rPr>
-          <w:rStyle w:val="NormalTok"/>
-        </w:rPr>
-        <w:t xml:space="preserve">),</w:t>
-      </w:r>
-      <w:r>
-        <w:br/>
-      </w:r>
-      <w:r>
-        <w:rPr>
-          <w:rStyle w:val="NormalTok"/>
-        </w:rPr>
-        <w:t xml:space="preserve">    </w:t>
-      </w:r>
-      <w:r>
-        <w:rPr>
-          <w:rStyle w:val="AttributeTok"/>
-        </w:rPr>
-        <w:t xml:space="preserve">pch =</w:t>
-      </w:r>
-      <w:r>
-        <w:rPr>
-          <w:rStyle w:val="NormalTok"/>
-        </w:rPr>
-        <w:t xml:space="preserve"> </w:t>
-      </w:r>
-      <w:r>
-        <w:rPr>
-          <w:rStyle w:val="FunctionTok"/>
-        </w:rPr>
-        <w:t xml:space="preserve">c</w:t>
-      </w:r>
-      <w:r>
-        <w:rPr>
-          <w:rStyle w:val="NormalTok"/>
-        </w:rPr>
-        <w:t xml:space="preserve">(</w:t>
-      </w:r>
-      <w:r>
-        <w:rPr>
-          <w:rStyle w:val="FunctionTok"/>
-        </w:rPr>
-        <w:t xml:space="preserve">unname</w:t>
-      </w:r>
-      <w:r>
-        <w:rPr>
-          <w:rStyle w:val="NormalTok"/>
-        </w:rPr>
-        <w:t xml:space="preserve">(partition_shapes), </w:t>
-      </w:r>
-      <w:r>
-        <w:rPr>
-          <w:rStyle w:val="ConstantTok"/>
-        </w:rPr>
-        <w:t xml:space="preserve">NA</w:t>
-      </w:r>
-      <w:r>
-        <w:rPr>
-          <w:rStyle w:val="NormalTok"/>
-        </w:rPr>
-        <w:t xml:space="preserve">),</w:t>
-      </w:r>
-      <w:r>
-        <w:br/>
-      </w:r>
-      <w:r>
-        <w:rPr>
-          <w:rStyle w:val="NormalTok"/>
-        </w:rPr>
-        <w:t xml:space="preserve">    </w:t>
-      </w:r>
-      <w:r>
-        <w:rPr>
-          <w:rStyle w:val="AttributeTok"/>
-        </w:rPr>
-        <w:t xml:space="preserve">lty =</w:t>
-      </w:r>
-      <w:r>
-        <w:rPr>
-          <w:rStyle w:val="NormalTok"/>
-        </w:rPr>
-        <w:t xml:space="preserve"> </w:t>
-      </w:r>
-      <w:r>
-        <w:rPr>
-          <w:rStyle w:val="FunctionTok"/>
-        </w:rPr>
-        <w:t xml:space="preserve">c</w:t>
-      </w:r>
-      <w:r>
-        <w:rPr>
-          <w:rStyle w:val="NormalTok"/>
-        </w:rPr>
-        <w:t xml:space="preserve">(</w:t>
-      </w:r>
-      <w:r>
-        <w:rPr>
-          <w:rStyle w:val="ConstantTok"/>
-        </w:rPr>
-        <w:t xml:space="preserve">NA</w:t>
-      </w:r>
-      <w:r>
-        <w:rPr>
-          <w:rStyle w:val="NormalTok"/>
-        </w:rPr>
-        <w:t xml:space="preserve">, </w:t>
-      </w:r>
-      <w:r>
-        <w:rPr>
-          <w:rStyle w:val="ConstantTok"/>
-        </w:rPr>
-        <w:t xml:space="preserve">NA</w:t>
-      </w:r>
-      <w:r>
-        <w:rPr>
-          <w:rStyle w:val="NormalTok"/>
-        </w:rPr>
-        <w:t xml:space="preserve">, </w:t>
-      </w:r>
-      <w:r>
-        <w:rPr>
-          <w:rStyle w:val="ConstantTok"/>
-        </w:rPr>
-        <w:t xml:space="preserve">NA</w:t>
-      </w:r>
-      <w:r>
-        <w:rPr>
-          <w:rStyle w:val="NormalTok"/>
-        </w:rPr>
-        <w:t xml:space="preserve">, </w:t>
-      </w:r>
-      <w:r>
-        <w:rPr>
-          <w:rStyle w:val="DecValTok"/>
-        </w:rPr>
-        <w:t xml:space="preserve">1</w:t>
-      </w:r>
-      <w:r>
-        <w:rPr>
-          <w:rStyle w:val="NormalTok"/>
-        </w:rPr>
-        <w:t xml:space="preserve">),</w:t>
-      </w:r>
-      <w:r>
-        <w:br/>
-      </w:r>
-      <w:r>
-        <w:rPr>
-          <w:rStyle w:val="NormalTok"/>
-        </w:rPr>
-        <w:t xml:space="preserve">    </w:t>
-      </w:r>
-      <w:r>
-        <w:rPr>
-          <w:rStyle w:val="AttributeTok"/>
-        </w:rPr>
-        <w:t xml:space="preserve">lwd =</w:t>
-      </w:r>
-      <w:r>
-        <w:rPr>
-          <w:rStyle w:val="NormalTok"/>
-        </w:rPr>
-        <w:t xml:space="preserve"> </w:t>
-      </w:r>
-      <w:r>
-        <w:rPr>
-          <w:rStyle w:val="FunctionTok"/>
-        </w:rPr>
-        <w:t xml:space="preserve">c</w:t>
-      </w:r>
-      <w:r>
-        <w:rPr>
-          <w:rStyle w:val="NormalTok"/>
-        </w:rPr>
-        <w:t xml:space="preserve">(</w:t>
-      </w:r>
-      <w:r>
-        <w:rPr>
-          <w:rStyle w:val="ConstantTok"/>
-        </w:rPr>
-        <w:t xml:space="preserve">NA</w:t>
-      </w:r>
-      <w:r>
-        <w:rPr>
-          <w:rStyle w:val="NormalTok"/>
-        </w:rPr>
-        <w:t xml:space="preserve">, </w:t>
-      </w:r>
-      <w:r>
-        <w:rPr>
-          <w:rStyle w:val="ConstantTok"/>
-        </w:rPr>
-        <w:t xml:space="preserve">NA</w:t>
-      </w:r>
-      <w:r>
-        <w:rPr>
-          <w:rStyle w:val="NormalTok"/>
-        </w:rPr>
-        <w:t xml:space="preserve">, </w:t>
-      </w:r>
-      <w:r>
-        <w:rPr>
-          <w:rStyle w:val="ConstantTok"/>
-        </w:rPr>
-        <w:t xml:space="preserve">NA</w:t>
-      </w:r>
-      <w:r>
-        <w:rPr>
-          <w:rStyle w:val="NormalTok"/>
-        </w:rPr>
-        <w:t xml:space="preserve">, </w:t>
-      </w:r>
-      <w:r>
-        <w:rPr>
-          <w:rStyle w:val="DecValTok"/>
-        </w:rPr>
-        <w:t xml:space="preserve">2</w:t>
-      </w:r>
-      <w:r>
-        <w:rPr>
-          <w:rStyle w:val="NormalTok"/>
-        </w:rPr>
-        <w:t xml:space="preserve">),</w:t>
-      </w:r>
-      <w:r>
-        <w:br/>
-      </w:r>
-      <w:r>
-        <w:rPr>
-          <w:rStyle w:val="NormalTok"/>
-        </w:rPr>
-        <w:t xml:space="preserve">    </w:t>
-      </w:r>
-      <w:r>
-        <w:rPr>
-          <w:rStyle w:val="AttributeTok"/>
-        </w:rPr>
-        <w:t xml:space="preserve">bty =</w:t>
-      </w:r>
-      <w:r>
-        <w:rPr>
-          <w:rStyle w:val="NormalTok"/>
-        </w:rPr>
-        <w:t xml:space="preserve"> </w:t>
-      </w:r>
-      <w:r>
-        <w:rPr>
-          <w:rStyle w:val="StringTok"/>
-        </w:rPr>
-        <w:t xml:space="preserve">"n"</w:t>
-      </w:r>
-      <w:r>
-        <w:br/>
-      </w:r>
-      <w:r>
-        <w:rPr>
-          <w:rStyle w:val="NormalTok"/>
-        </w:rPr>
-        <w:t xml:space="preserve">  )</w:t>
-      </w:r>
-      <w:r>
-        <w:br/>
-      </w:r>
-      <w:r>
-        <w:rPr>
-          <w:rStyle w:val="NormalTok"/>
-        </w:rPr>
-        <w:t xml:space="preserve">}</w:t>
-      </w:r>
-    </w:p>
-    <w:tbl>
-      <w:tblPr>
-        <w:tblStyle w:val="Table"/>
-        <w:tblW w:type="pct" w:w="5000"/>
-        <w:tblLayout w:type="fixed"/>
-        <w:tblLook w:firstRow="0" w:lastRow="0" w:firstColumn="0" w:lastColumn="0" w:noHBand="0" w:noVBand="0" w:val="0000"/>
-      </w:tblPr>
-      <w:tblGrid>
-        <w:gridCol w:w="7920"/>
-      </w:tblGrid>
-      <w:tr>
-        <w:tc>
-          <w:tcPr/>
-          <w:bookmarkStart w:id="20" w:name="fig-linear-model-superimposed"/>
-          <w:p>
-            <w:pPr>
-              <w:pStyle w:val="SourceCode"/>
-              <w:jc w:val="center"/>
-            </w:pPr>
-            <w:r>
-              <w:rPr>
                 <w:rStyle w:val="FunctionTok"/>
               </w:rPr>
               <w:t xml:space="preserve">plot_partitions_with_fit</w:t>
@@ -6131,18 +6302,18 @@
                 <wp:inline>
                   <wp:extent cx="4620126" cy="3696101"/>
                   <wp:effectExtent b="0" l="0" r="0" t="0"/>
-                  <wp:docPr descr="" title="" id="18" name="Picture"/>
+                  <wp:docPr descr="" title="" id="19" name="Picture"/>
                   <a:graphic>
                     <a:graphicData uri="http://schemas.openxmlformats.org/drawingml/2006/picture">
                       <pic:pic>
                         <pic:nvPicPr>
-                          <pic:cNvPr descr="model-validation_files/figure-docx/unnamed-chunk-4-1.png" id="19" name="Picture"/>
+                          <pic:cNvPr descr="model-validation_files/figure-docx/unnamed-chunk-3-1.png" id="20" name="Picture"/>
                           <pic:cNvPicPr>
                             <a:picLocks noChangeArrowheads="1" noChangeAspect="1"/>
                           </pic:cNvPicPr>
                         </pic:nvPicPr>
                         <pic:blipFill>
-                          <a:blip r:embed="rId17"/>
+                          <a:blip r:embed="rId18"/>
                           <a:stretch>
                             <a:fillRect/>
                           </a:stretch>
@@ -6182,7 +6353,7 @@
               <w:t xml:space="preserve">Figure 1: Linear model fit superimposed on data partitions</w:t>
             </w:r>
           </w:p>
-          <w:bookmarkEnd w:id="20"/>
+          <w:bookmarkEnd w:id="21"/>
         </w:tc>
       </w:tr>
     </w:tbl>
@@ -6207,7 +6378,7 @@
       <w:tr>
         <w:tc>
           <w:tcPr/>
-          <w:bookmarkStart w:id="24" w:name="fig-quadratic-model-superimposed"/>
+          <w:bookmarkStart w:id="25" w:name="fig-quadratic-model-superimposed"/>
           <w:p>
             <w:pPr>
               <w:pStyle w:val="SourceCode"/>
@@ -6247,18 +6418,18 @@
                 <wp:inline>
                   <wp:extent cx="4620126" cy="3696101"/>
                   <wp:effectExtent b="0" l="0" r="0" t="0"/>
-                  <wp:docPr descr="" title="" id="22" name="Picture"/>
+                  <wp:docPr descr="" title="" id="23" name="Picture"/>
                   <a:graphic>
                     <a:graphicData uri="http://schemas.openxmlformats.org/drawingml/2006/picture">
                       <pic:pic>
                         <pic:nvPicPr>
-                          <pic:cNvPr descr="model-validation_files/figure-docx/unnamed-chunk-5-1.png" id="23" name="Picture"/>
+                          <pic:cNvPr descr="model-validation_files/figure-docx/unnamed-chunk-4-1.png" id="24" name="Picture"/>
                           <pic:cNvPicPr>
                             <a:picLocks noChangeArrowheads="1" noChangeAspect="1"/>
                           </pic:cNvPicPr>
                         </pic:nvPicPr>
                         <pic:blipFill>
-                          <a:blip r:embed="rId21"/>
+                          <a:blip r:embed="rId22"/>
                           <a:stretch>
                             <a:fillRect/>
                           </a:stretch>
@@ -6298,7 +6469,7 @@
               <w:t xml:space="preserve">Figure 2: Quadratic model fit superimposed on data partitions</w:t>
             </w:r>
           </w:p>
-          <w:bookmarkEnd w:id="24"/>
+          <w:bookmarkEnd w:id="25"/>
         </w:tc>
       </w:tr>
     </w:tbl>
@@ -6323,7 +6494,7 @@
       <w:tr>
         <w:tc>
           <w:tcPr/>
-          <w:bookmarkStart w:id="28" w:name="fig-cubic-model-superimposed"/>
+          <w:bookmarkStart w:id="29" w:name="fig-cubic-model-superimposed"/>
           <w:p>
             <w:pPr>
               <w:pStyle w:val="SourceCode"/>
@@ -6363,18 +6534,18 @@
                 <wp:inline>
                   <wp:extent cx="4620126" cy="3696101"/>
                   <wp:effectExtent b="0" l="0" r="0" t="0"/>
-                  <wp:docPr descr="" title="" id="26" name="Picture"/>
+                  <wp:docPr descr="" title="" id="27" name="Picture"/>
                   <a:graphic>
                     <a:graphicData uri="http://schemas.openxmlformats.org/drawingml/2006/picture">
                       <pic:pic>
                         <pic:nvPicPr>
-                          <pic:cNvPr descr="model-validation_files/figure-docx/unnamed-chunk-6-1.png" id="27" name="Picture"/>
+                          <pic:cNvPr descr="model-validation_files/figure-docx/unnamed-chunk-5-1.png" id="28" name="Picture"/>
                           <pic:cNvPicPr>
                             <a:picLocks noChangeArrowheads="1" noChangeAspect="1"/>
                           </pic:cNvPicPr>
                         </pic:nvPicPr>
                         <pic:blipFill>
-                          <a:blip r:embed="rId25"/>
+                          <a:blip r:embed="rId26"/>
                           <a:stretch>
                             <a:fillRect/>
                           </a:stretch>
@@ -6414,7 +6585,7 @@
               <w:t xml:space="preserve">Figure 3: Cubic model fit superimposed on data partitions</w:t>
             </w:r>
           </w:p>
-          <w:bookmarkEnd w:id="28"/>
+          <w:bookmarkEnd w:id="29"/>
         </w:tc>
       </w:tr>
     </w:tbl>
@@ -6439,7 +6610,7 @@
       <w:tr>
         <w:tc>
           <w:tcPr/>
-          <w:bookmarkStart w:id="32" w:name="fig-quartic-model-superimposed"/>
+          <w:bookmarkStart w:id="33" w:name="fig-quartic-model-superimposed"/>
           <w:p>
             <w:pPr>
               <w:pStyle w:val="SourceCode"/>
@@ -6479,18 +6650,18 @@
                 <wp:inline>
                   <wp:extent cx="4620126" cy="3696101"/>
                   <wp:effectExtent b="0" l="0" r="0" t="0"/>
-                  <wp:docPr descr="" title="" id="30" name="Picture"/>
+                  <wp:docPr descr="" title="" id="31" name="Picture"/>
                   <a:graphic>
                     <a:graphicData uri="http://schemas.openxmlformats.org/drawingml/2006/picture">
                       <pic:pic>
                         <pic:nvPicPr>
-                          <pic:cNvPr descr="model-validation_files/figure-docx/unnamed-chunk-7-1.png" id="31" name="Picture"/>
+                          <pic:cNvPr descr="model-validation_files/figure-docx/unnamed-chunk-6-1.png" id="32" name="Picture"/>
                           <pic:cNvPicPr>
                             <a:picLocks noChangeArrowheads="1" noChangeAspect="1"/>
                           </pic:cNvPicPr>
                         </pic:nvPicPr>
                         <pic:blipFill>
-                          <a:blip r:embed="rId29"/>
+                          <a:blip r:embed="rId30"/>
                           <a:stretch>
                             <a:fillRect/>
                           </a:stretch>
@@ -6530,7 +6701,7 @@
               <w:t xml:space="preserve">Figure 4: Quartic model fit superimposed on data partitions</w:t>
             </w:r>
           </w:p>
-          <w:bookmarkEnd w:id="32"/>
+          <w:bookmarkEnd w:id="33"/>
         </w:tc>
       </w:tr>
     </w:tbl>
@@ -6555,7 +6726,7 @@
       <w:tr>
         <w:tc>
           <w:tcPr/>
-          <w:bookmarkStart w:id="33" w:name="tbl-train-validation-results"/>
+          <w:bookmarkStart w:id="34" w:name="tbl-train-validation-results"/>
           <w:p>
             <w:pPr>
               <w:jc w:val="center"/>
@@ -6644,7 +6815,7 @@
               <w:t xml:space="preserve">#&gt; 4 quartic            1.90            3.97</w:t>
             </w:r>
           </w:p>
-          <w:bookmarkEnd w:id="33"/>
+          <w:bookmarkEnd w:id="34"/>
         </w:tc>
       </w:tr>
     </w:tbl>
@@ -6713,7 +6884,7 @@
       <w:tr>
         <w:tc>
           <w:tcPr/>
-          <w:bookmarkStart w:id="34" w:name="tbl-train-validation-test-rmse"/>
+          <w:bookmarkStart w:id="35" w:name="tbl-train-validation-test-rmse"/>
           <w:p>
             <w:pPr>
               <w:jc w:val="center"/>
@@ -6790,13 +6961,13 @@
               <w:t xml:space="preserve">#&gt; 2 test       linear  2.44</w:t>
             </w:r>
           </w:p>
-          <w:bookmarkEnd w:id="34"/>
+          <w:bookmarkEnd w:id="35"/>
         </w:tc>
       </w:tr>
     </w:tbl>
-    <w:bookmarkEnd w:id="35"/>
     <w:bookmarkEnd w:id="36"/>
-    <w:bookmarkStart w:id="40" w:name="sec-kfold"/>
+    <w:bookmarkEnd w:id="37"/>
+    <w:bookmarkStart w:id="41" w:name="sec-kfold"/>
     <w:p>
       <w:pPr>
         <w:pStyle w:val="Heading2"/>
@@ -6816,7 +6987,7 @@
         <w:t xml:space="preserve">-fold cross-validation</w:t>
       </w:r>
     </w:p>
-    <w:bookmarkStart w:id="37" w:name="exr-kfold"/>
+    <w:bookmarkStart w:id="38" w:name="exr-kfold"/>
     <w:p>
       <w:pPr>
         <w:pStyle w:val="FirstParagraph"/>
@@ -6967,8 +7138,8 @@
         <w:t xml:space="preserve">How many times is a given car used for fitting, and how many times for prediction?</w:t>
       </w:r>
     </w:p>
-    <w:bookmarkEnd w:id="37"/>
-    <w:bookmarkStart w:id="38" w:name="sol-kfold"/>
+    <w:bookmarkEnd w:id="38"/>
+    <w:bookmarkStart w:id="39" w:name="sol-kfold"/>
     <w:p>
       <w:pPr>
         <w:pStyle w:val="FirstParagraph"/>
@@ -7142,8 +7313,8 @@
         <w:t xml:space="preserve">fits.</w:t>
       </w:r>
     </w:p>
-    <w:bookmarkEnd w:id="38"/>
-    <w:bookmarkStart w:id="39" w:name="def-kfold"/>
+    <w:bookmarkEnd w:id="39"/>
+    <w:bookmarkStart w:id="40" w:name="def-kfold"/>
     <w:p>
       <w:pPr>
         <w:pStyle w:val="FirstParagraph"/>
@@ -7405,7 +7576,7 @@
         <w:t xml:space="preserve">are typical.</w:t>
       </w:r>
     </w:p>
-    <w:bookmarkEnd w:id="39"/>
+    <w:bookmarkEnd w:id="40"/>
     <w:p>
       <w:pPr>
         <w:pStyle w:val="BodyText"/>
@@ -7497,8 +7668,8 @@
         <w:t xml:space="preserve">give 4 fits on 24 cars each.</w:t>
       </w:r>
     </w:p>
-    <w:bookmarkEnd w:id="40"/>
-    <w:bookmarkStart w:id="44" w:name="references"/>
+    <w:bookmarkEnd w:id="41"/>
+    <w:bookmarkStart w:id="45" w:name="references"/>
     <w:p>
       <w:pPr>
         <w:pStyle w:val="Heading2"/>
@@ -7507,8 +7678,8 @@
         <w:t xml:space="preserve">References</w:t>
       </w:r>
     </w:p>
-    <w:bookmarkStart w:id="43" w:name="refs"/>
-    <w:bookmarkStart w:id="42" w:name="ref-james2021islr2e"/>
+    <w:bookmarkStart w:id="44" w:name="refs"/>
+    <w:bookmarkStart w:id="43" w:name="ref-james2021islr2e"/>
     <w:p>
       <w:pPr>
         <w:pStyle w:val="Bibliography"/>
@@ -7546,7 +7717,7 @@
       <w:r>
         <w:t xml:space="preserve"> </w:t>
       </w:r>
-      <w:hyperlink r:id="rId41">
+      <w:hyperlink r:id="rId42">
         <w:r>
           <w:rPr>
             <w:rStyle w:val="Hyperlink"/>
@@ -7558,9 +7729,9 @@
         <w:t xml:space="preserve">.</w:t>
       </w:r>
     </w:p>
-    <w:bookmarkEnd w:id="42"/>
     <w:bookmarkEnd w:id="43"/>
     <w:bookmarkEnd w:id="44"/>
+    <w:bookmarkEnd w:id="45"/>
     <w:sectPr>
       <w:footnotePr>
         <w:numRestart w:val="eachSect"/>

--- a/model-validation-handout.docx
+++ b/model-validation-handout.docx
@@ -15,7 +15,7 @@
         <w:pStyle w:val="Date"/>
       </w:pPr>
       <w:r>
-        <w:t xml:space="preserve">Last modified: 2026-10-05 21:00:14 (PDT)</w:t>
+        <w:t xml:space="preserve">Last modified: 2026-10-05 23:57:11 (PDT)</w:t>
       </w:r>
     </w:p>
     <w:bookmarkStart w:id="33" w:name="sec-prediction-rules"/>
@@ -43030,7 +43030,7 @@
         <w:rPr>
           <w:rStyle w:val="CommentTok"/>
         </w:rPr>
-        <w:t xml:space="preserve">#&gt;    8.88178e-15    2.00000e+00</w:t>
+        <w:t xml:space="preserve">#&gt;    7.10543e-15    2.00000e+00</w:t>
       </w:r>
     </w:p>
     <w:p>
@@ -43038,7 +43038,7 @@
         <w:pStyle w:val="FirstParagraph"/>
       </w:pPr>
       <w:r>
-        <w:t xml:space="preserve">The two columns differ by at most 8.9e-15,</w:t>
+        <w:t xml:space="preserve">The two columns differ by at most 7.1e-15,</w:t>
       </w:r>
       <w:r>
         <w:t xml:space="preserve"> </w:t>

--- a/model-validation-handout.docx
+++ b/model-validation-handout.docx
@@ -15,7 +15,7 @@
         <w:pStyle w:val="Date"/>
       </w:pPr>
       <w:r>
-        <w:t xml:space="preserve">Last modified: 2026-10-05 23:57:11 (PDT)</w:t>
+        <w:t xml:space="preserve">Last modified: 2026-10-06 01:02:59 (PDT)</w:t>
       </w:r>
     </w:p>
     <w:bookmarkStart w:id="33" w:name="sec-prediction-rules"/>
@@ -43030,7 +43030,7 @@
         <w:rPr>
           <w:rStyle w:val="CommentTok"/>
         </w:rPr>
-        <w:t xml:space="preserve">#&gt;    7.10543e-15    2.00000e+00</w:t>
+        <w:t xml:space="preserve">#&gt;    8.88178e-15    2.00000e+00</w:t>
       </w:r>
     </w:p>
     <w:p>
@@ -43038,7 +43038,7 @@
         <w:pStyle w:val="FirstParagraph"/>
       </w:pPr>
       <w:r>
-        <w:t xml:space="preserve">The two columns differ by at most 7.1e-15,</w:t>
+        <w:t xml:space="preserve">The two columns differ by at most 8.9e-15,</w:t>
       </w:r>
       <w:r>
         <w:t xml:space="preserve"> </w:t>

--- a/model-validation-handout.docx
+++ b/model-validation-handout.docx
@@ -15,7 +15,7 @@
         <w:pStyle w:val="Date"/>
       </w:pPr>
       <w:r>
-        <w:t xml:space="preserve">Last modified: 2026-10-06 01:02:59 (PDT)</w:t>
+        <w:t xml:space="preserve">Last modified: 2026-10-06 01:19:38 (PDT)</w:t>
       </w:r>
     </w:p>
     <w:bookmarkStart w:id="33" w:name="sec-prediction-rules"/>

--- a/model-validation-handout.docx
+++ b/model-validation-handout.docx
@@ -15,7 +15,7 @@
         <w:pStyle w:val="Date"/>
       </w:pPr>
       <w:r>
-        <w:t xml:space="preserve">Last modified: 2026-10-06 01:19:38 (PDT)</w:t>
+        <w:t xml:space="preserve">Last modified: 2026-10-06 01:35:15 (PDT)</w:t>
       </w:r>
     </w:p>
     <w:bookmarkStart w:id="33" w:name="sec-prediction-rules"/>
@@ -43030,7 +43030,7 @@
         <w:rPr>
           <w:rStyle w:val="CommentTok"/>
         </w:rPr>
-        <w:t xml:space="preserve">#&gt;    8.88178e-15    2.00000e+00</w:t>
+        <w:t xml:space="preserve">#&gt;    7.10543e-15    2.00000e+00</w:t>
       </w:r>
     </w:p>
     <w:p>
@@ -43038,7 +43038,7 @@
         <w:pStyle w:val="FirstParagraph"/>
       </w:pPr>
       <w:r>
-        <w:t xml:space="preserve">The two columns differ by at most 8.9e-15,</w:t>
+        <w:t xml:space="preserve">The two columns differ by at most 7.1e-15,</w:t>
       </w:r>
       <w:r>
         <w:t xml:space="preserve"> </w:t>

--- a/model-validation-handout.docx
+++ b/model-validation-handout.docx
@@ -15,7 +15,7 @@
         <w:pStyle w:val="Date"/>
       </w:pPr>
       <w:r>
-        <w:t xml:space="preserve">Last modified: 2026-10-06 01:35:15 (PDT)</w:t>
+        <w:t xml:space="preserve">Last modified: 2026-10-06 01:50:41 (PDT)</w:t>
       </w:r>
     </w:p>
     <w:bookmarkStart w:id="33" w:name="sec-prediction-rules"/>
@@ -43030,7 +43030,7 @@
         <w:rPr>
           <w:rStyle w:val="CommentTok"/>
         </w:rPr>
-        <w:t xml:space="preserve">#&gt;    7.10543e-15    2.00000e+00</w:t>
+        <w:t xml:space="preserve">#&gt;    8.88178e-15    2.00000e+00</w:t>
       </w:r>
     </w:p>
     <w:p>
@@ -43038,7 +43038,7 @@
         <w:pStyle w:val="FirstParagraph"/>
       </w:pPr>
       <w:r>
-        <w:t xml:space="preserve">The two columns differ by at most 7.1e-15,</w:t>
+        <w:t xml:space="preserve">The two columns differ by at most 8.9e-15,</w:t>
       </w:r>
       <w:r>
         <w:t xml:space="preserve"> </w:t>

--- a/model-validation-handout.docx
+++ b/model-validation-handout.docx
@@ -15,7 +15,7 @@
         <w:pStyle w:val="Date"/>
       </w:pPr>
       <w:r>
-        <w:t xml:space="preserve">Last modified: 2026-10-06 01:50:41 (PDT)</w:t>
+        <w:t xml:space="preserve">Last modified: 2026-10-07 17:50:26 (PDT)</w:t>
       </w:r>
     </w:p>
     <w:bookmarkStart w:id="33" w:name="sec-prediction-rules"/>
@@ -43030,7 +43030,7 @@
         <w:rPr>
           <w:rStyle w:val="CommentTok"/>
         </w:rPr>
-        <w:t xml:space="preserve">#&gt;    8.88178e-15    2.00000e+00</w:t>
+        <w:t xml:space="preserve">#&gt;    7.10543e-15    2.00000e+00</w:t>
       </w:r>
     </w:p>
     <w:p>
@@ -43038,7 +43038,7 @@
         <w:pStyle w:val="FirstParagraph"/>
       </w:pPr>
       <w:r>
-        <w:t xml:space="preserve">The two columns differ by at most 8.9e-15,</w:t>
+        <w:t xml:space="preserve">The two columns differ by at most 7.1e-15,</w:t>
       </w:r>
       <w:r>
         <w:t xml:space="preserve"> </w:t>

--- a/model-validation-handout.docx
+++ b/model-validation-handout.docx
@@ -15,7 +15,7 @@
         <w:pStyle w:val="Date"/>
       </w:pPr>
       <w:r>
-        <w:t xml:space="preserve">Last modified: 2026-10-07 17:50:26 (PDT)</w:t>
+        <w:t xml:space="preserve">Last modified: 2026-10-07 20:21:34 (PDT)</w:t>
       </w:r>
     </w:p>
     <w:bookmarkStart w:id="33" w:name="sec-prediction-rules"/>
@@ -2623,7 +2623,7 @@
     </w:tbl>
     <w:bookmarkEnd w:id="32"/>
     <w:bookmarkEnd w:id="33"/>
-    <w:bookmarkStart w:id="37" w:name="overfitting"/>
+    <w:bookmarkStart w:id="38" w:name="overfitting"/>
     <w:p>
       <w:pPr>
         <w:pStyle w:val="Heading2"/>
@@ -4140,10 +4140,21 @@
       </w:r>
     </w:p>
     <w:bookmarkEnd w:id="36"/>
+    <w:bookmarkStart w:id="37" w:name="exm-overfitting-polynomial-cars"/>
     <w:p>
       <w:pPr>
         <w:pStyle w:val="BodyText"/>
       </w:pPr>
+      <w:r>
+        <w:rPr>
+          <w:b/>
+          <w:bCs/>
+        </w:rPr>
+        <w:t xml:space="preserve">Example 1 (Overfitting in polynomial fits to cars)</w:t>
+      </w:r>
+      <w:r>
+        <w:t xml:space="preserve"> </w:t>
+      </w:r>
       <w:r>
         <w:t xml:space="preserve">In</w:t>
       </w:r>
@@ -4187,7 +4198,8 @@
       </w:r>
     </w:p>
     <w:bookmarkEnd w:id="37"/>
-    <w:bookmarkStart w:id="89" w:name="sec-generalization-error"/>
+    <w:bookmarkEnd w:id="38"/>
+    <w:bookmarkStart w:id="90" w:name="sec-generalization-error"/>
     <w:p>
       <w:pPr>
         <w:pStyle w:val="Heading2"/>
@@ -4196,7 +4208,7 @@
         <w:t xml:space="preserve">3 Generalization error</w:t>
       </w:r>
     </w:p>
-    <w:bookmarkStart w:id="39" w:name="exr-generalization-error"/>
+    <w:bookmarkStart w:id="40" w:name="exr-generalization-error"/>
     <w:p>
       <w:pPr>
         <w:pStyle w:val="FirstParagraph"/>
@@ -4428,7 +4440,7 @@
       <w:r>
         <w:t xml:space="preserve"> </w:t>
       </w:r>
-      <w:hyperlink r:id="rId38">
+      <w:hyperlink r:id="rId39">
         <w:r>
           <w:rPr>
             <w:rStyle w:val="Hyperlink"/>
@@ -4579,8 +4591,8 @@
         <w:t xml:space="preserve">use in place of your expectation?</w:t>
       </w:r>
     </w:p>
-    <w:bookmarkEnd w:id="39"/>
-    <w:bookmarkStart w:id="40" w:name="sol-generalization-error"/>
+    <w:bookmarkEnd w:id="40"/>
+    <w:bookmarkStart w:id="41" w:name="sol-generalization-error"/>
     <w:p>
       <w:pPr>
         <w:pStyle w:val="FirstParagraph"/>
@@ -5081,8 +5093,8 @@
         <w:t xml:space="preserve">was chosen to fit them.</w:t>
       </w:r>
     </w:p>
-    <w:bookmarkEnd w:id="40"/>
-    <w:bookmarkStart w:id="44" w:name="def-generalization-error"/>
+    <w:bookmarkEnd w:id="41"/>
+    <w:bookmarkStart w:id="45" w:name="def-generalization-error"/>
     <w:p>
       <w:pPr>
         <w:pStyle w:val="FirstParagraph"/>
@@ -5180,7 +5192,7 @@
       <w:r>
         <w:t xml:space="preserve"> </w:t>
       </w:r>
-      <w:hyperlink r:id="rId38">
+      <w:hyperlink r:id="rId39">
         <w:r>
           <w:rPr>
             <w:rStyle w:val="Hyperlink"/>
@@ -5291,7 +5303,7 @@
       <w:pPr>
         <w:pStyle w:val="BodyText"/>
       </w:pPr>
-      <w:bookmarkStart w:id="41" w:name="eq-generalization-error"/>
+      <w:bookmarkStart w:id="42" w:name="eq-generalization-error"/>
       <m:oMathPara>
         <m:oMathParaPr>
           <m:jc m:val="center"/>
@@ -5473,7 +5485,7 @@
           </m:r>
         </m:oMath>
       </m:oMathPara>
-      <w:bookmarkEnd w:id="41"/>
+      <w:bookmarkEnd w:id="42"/>
     </w:p>
     <w:tbl>
       <w:tblPr>
@@ -5516,12 +5528,12 @@
                 <wp:inline>
                   <wp:extent cx="152400" cy="152400"/>
                   <wp:effectExtent b="0" l="0" r="0" t="0"/>
-                  <wp:docPr descr="" title="" id="42" name="Picture"/>
+                  <wp:docPr descr="" title="" id="43" name="Picture"/>
                   <a:graphic>
                     <a:graphicData uri="http://schemas.openxmlformats.org/drawingml/2006/picture">
                       <pic:pic>
                         <pic:nvPicPr>
-                          <pic:cNvPr descr="/opt/quarto/share/formats/docx/note.png" id="43" name="Picture"/>
+                          <pic:cNvPr descr="/opt/quarto/share/formats/docx/note.png" id="44" name="Picture"/>
                           <pic:cNvPicPr>
                             <a:picLocks noChangeArrowheads="1" noChangeAspect="1"/>
                           </pic:cNvPicPr>
@@ -5612,8 +5624,8 @@
         </w:tc>
       </w:tr>
     </w:tbl>
-    <w:bookmarkEnd w:id="44"/>
-    <w:bookmarkStart w:id="48" w:name="def-expected-generalization-error"/>
+    <w:bookmarkEnd w:id="45"/>
+    <w:bookmarkStart w:id="49" w:name="def-expected-generalization-error"/>
     <w:p>
       <w:pPr>
         <w:pStyle w:val="BodyText"/>
@@ -5815,7 +5827,7 @@
       <w:pPr>
         <w:pStyle w:val="BodyText"/>
       </w:pPr>
-      <w:bookmarkStart w:id="45" w:name="eq-expected-generalization-error"/>
+      <w:bookmarkStart w:id="46" w:name="eq-expected-generalization-error"/>
       <m:oMathPara>
         <m:oMathParaPr>
           <m:jc m:val="center"/>
@@ -6076,7 +6088,7 @@
           </m:r>
         </m:oMath>
       </m:oMathPara>
-      <w:bookmarkEnd w:id="45"/>
+      <w:bookmarkEnd w:id="46"/>
     </w:p>
     <w:tbl>
       <w:tblPr>
@@ -6119,12 +6131,12 @@
                 <wp:inline>
                   <wp:extent cx="152400" cy="152400"/>
                   <wp:effectExtent b="0" l="0" r="0" t="0"/>
-                  <wp:docPr descr="" title="" id="46" name="Picture"/>
+                  <wp:docPr descr="" title="" id="47" name="Picture"/>
                   <a:graphic>
                     <a:graphicData uri="http://schemas.openxmlformats.org/drawingml/2006/picture">
                       <pic:pic>
                         <pic:nvPicPr>
-                          <pic:cNvPr descr="/opt/quarto/share/formats/docx/note.png" id="47" name="Picture"/>
+                          <pic:cNvPr descr="/opt/quarto/share/formats/docx/note.png" id="48" name="Picture"/>
                           <pic:cNvPicPr>
                             <a:picLocks noChangeArrowheads="1" noChangeAspect="1"/>
                           </pic:cNvPicPr>
@@ -6254,8 +6266,8 @@
         </w:tc>
       </w:tr>
     </w:tbl>
-    <w:bookmarkEnd w:id="48"/>
-    <w:bookmarkStart w:id="50" w:name="def-mean-function"/>
+    <w:bookmarkEnd w:id="49"/>
+    <w:bookmarkStart w:id="51" w:name="def-mean-function"/>
     <w:p>
       <w:pPr>
         <w:pStyle w:val="BodyText"/>
@@ -6378,7 +6390,7 @@
       <w:pPr>
         <w:pStyle w:val="BodyText"/>
       </w:pPr>
-      <w:bookmarkStart w:id="49" w:name="eq-mean-function"/>
+      <w:bookmarkStart w:id="50" w:name="eq-mean-function"/>
       <m:oMathPara>
         <m:oMathParaPr>
           <m:jc m:val="center"/>
@@ -6490,10 +6502,10 @@
           </m:r>
         </m:oMath>
       </m:oMathPara>
-      <w:bookmarkEnd w:id="49"/>
+      <w:bookmarkEnd w:id="50"/>
     </w:p>
-    <w:bookmarkEnd w:id="50"/>
-    <w:bookmarkStart w:id="54" w:name="def-epe"/>
+    <w:bookmarkEnd w:id="51"/>
+    <w:bookmarkStart w:id="55" w:name="def-epe"/>
     <w:p>
       <w:pPr>
         <w:pStyle w:val="FirstParagraph"/>
@@ -6581,7 +6593,7 @@
       <w:r>
         <w:t xml:space="preserve"> </w:t>
       </w:r>
-      <w:hyperlink r:id="rId38">
+      <w:hyperlink r:id="rId39">
         <w:r>
           <w:rPr>
             <w:rStyle w:val="Hyperlink"/>
@@ -6797,7 +6809,7 @@
       <w:pPr>
         <w:pStyle w:val="BodyText"/>
       </w:pPr>
-      <w:bookmarkStart w:id="51" w:name="eq-epe"/>
+      <w:bookmarkStart w:id="52" w:name="eq-epe"/>
       <m:oMathPara>
         <m:oMathParaPr>
           <m:jc m:val="center"/>
@@ -7014,7 +7026,7 @@
           </m:r>
         </m:oMath>
       </m:oMathPara>
-      <w:bookmarkEnd w:id="51"/>
+      <w:bookmarkEnd w:id="52"/>
     </w:p>
     <w:tbl>
       <w:tblPr>
@@ -7057,12 +7069,12 @@
                 <wp:inline>
                   <wp:extent cx="152400" cy="152400"/>
                   <wp:effectExtent b="0" l="0" r="0" t="0"/>
-                  <wp:docPr descr="" title="" id="52" name="Picture"/>
+                  <wp:docPr descr="" title="" id="53" name="Picture"/>
                   <a:graphic>
                     <a:graphicData uri="http://schemas.openxmlformats.org/drawingml/2006/picture">
                       <pic:pic>
                         <pic:nvPicPr>
-                          <pic:cNvPr descr="/opt/quarto/share/formats/docx/note.png" id="53" name="Picture"/>
+                          <pic:cNvPr descr="/opt/quarto/share/formats/docx/note.png" id="54" name="Picture"/>
                           <pic:cNvPicPr>
                             <a:picLocks noChangeArrowheads="1" noChangeAspect="1"/>
                           </pic:cNvPicPr>
@@ -7173,8 +7185,8 @@
         </w:tc>
       </w:tr>
     </w:tbl>
-    <w:bookmarkEnd w:id="54"/>
-    <w:bookmarkStart w:id="55" w:name="exr-expected-error-epe"/>
+    <w:bookmarkEnd w:id="55"/>
+    <w:bookmarkStart w:id="56" w:name="exr-expected-error-epe"/>
     <w:p>
       <w:pPr>
         <w:pStyle w:val="BodyText"/>
@@ -7525,8 +7537,8 @@
         </m:oMath>
       </m:oMathPara>
     </w:p>
-    <w:bookmarkEnd w:id="55"/>
-    <w:bookmarkStart w:id="57" w:name="sol-expected-error-epe"/>
+    <w:bookmarkEnd w:id="56"/>
+    <w:bookmarkStart w:id="58" w:name="sol-expected-error-epe"/>
     <w:p>
       <w:pPr>
         <w:pStyle w:val="FirstParagraph"/>
@@ -8613,7 +8625,7 @@
       <w:r>
         <w:t xml:space="preserve"> </w:t>
       </w:r>
-      <w:hyperlink r:id="rId56">
+      <w:hyperlink r:id="rId57">
         <w:r>
           <w:rPr>
             <w:rStyle w:val="Hyperlink"/>
@@ -8819,8 +8831,8 @@
         <w:t xml:space="preserve">requires.</w:t>
       </w:r>
     </w:p>
-    <w:bookmarkEnd w:id="57"/>
-    <w:bookmarkStart w:id="59" w:name="thm-expected-error-epe"/>
+    <w:bookmarkEnd w:id="58"/>
+    <w:bookmarkStart w:id="60" w:name="thm-expected-error-epe"/>
     <w:p>
       <w:pPr>
         <w:pStyle w:val="BodyText"/>
@@ -9018,7 +9030,7 @@
       <w:pPr>
         <w:pStyle w:val="BodyText"/>
       </w:pPr>
-      <w:bookmarkStart w:id="58" w:name="eq-expected-error-epe"/>
+      <w:bookmarkStart w:id="59" w:name="eq-expected-error-epe"/>
       <m:oMathPara>
         <m:oMathParaPr>
           <m:jc m:val="center"/>
@@ -9160,9 +9172,9 @@
           </m:r>
         </m:oMath>
       </m:oMathPara>
-      <w:bookmarkEnd w:id="58"/>
+      <w:bookmarkEnd w:id="59"/>
     </w:p>
-    <w:bookmarkEnd w:id="59"/>
+    <w:bookmarkEnd w:id="60"/>
     <w:p>
       <w:pPr>
         <w:pStyle w:val="FirstParagraph"/>
@@ -9195,7 +9207,7 @@
         <w:t xml:space="preserve">.</w:t>
       </w:r>
     </w:p>
-    <w:bookmarkStart w:id="63" w:name="thm-epe-decomposition"/>
+    <w:bookmarkStart w:id="64" w:name="thm-epe-decomposition"/>
     <w:p>
       <w:pPr>
         <w:pStyle w:val="BodyText"/>
@@ -9475,7 +9487,7 @@
       <w:r>
         <w:t xml:space="preserve"> </w:t>
       </w:r>
-      <w:hyperlink r:id="rId60">
+      <w:hyperlink r:id="rId61">
         <w:r>
           <w:rPr>
             <w:rStyle w:val="Hyperlink"/>
@@ -9570,7 +9582,7 @@
       <w:r>
         <w:t xml:space="preserve"> </w:t>
       </w:r>
-      <w:hyperlink r:id="rId61">
+      <w:hyperlink r:id="rId62">
         <w:r>
           <w:rPr>
             <w:rStyle w:val="Hyperlink"/>
@@ -9612,7 +9624,7 @@
       <w:pPr>
         <w:pStyle w:val="BodyText"/>
       </w:pPr>
-      <w:bookmarkStart w:id="62" w:name="eq-epe-decomposition"/>
+      <w:bookmarkStart w:id="63" w:name="eq-epe-decomposition"/>
       <m:oMathPara>
         <m:oMathParaPr>
           <m:jc m:val="center"/>
@@ -9876,9 +9888,9 @@
           </m:r>
         </m:oMath>
       </m:oMathPara>
-      <w:bookmarkEnd w:id="62"/>
+      <w:bookmarkEnd w:id="63"/>
     </w:p>
-    <w:bookmarkEnd w:id="63"/>
+    <w:bookmarkEnd w:id="64"/>
     <w:p>
       <w:pPr>
         <w:pStyle w:val="FirstParagraph"/>
@@ -9899,7 +9911,7 @@
       <w:r>
         <w:t xml:space="preserve"> </w:t>
       </w:r>
-      <w:hyperlink r:id="rId64">
+      <w:hyperlink r:id="rId65">
         <w:r>
           <w:rPr>
             <w:rStyle w:val="Hyperlink"/>
@@ -10324,7 +10336,7 @@
         <w:t xml:space="preserve">.</w:t>
       </w:r>
     </w:p>
-    <w:bookmarkStart w:id="67" w:name="rem-generalization-error"/>
+    <w:bookmarkStart w:id="68" w:name="rem-generalization-error"/>
     <w:p>
       <w:pPr>
         <w:pStyle w:val="BodyText"/>
@@ -10422,7 +10434,7 @@
       <w:r>
         <w:t xml:space="preserve"> </w:t>
       </w:r>
-      <w:hyperlink r:id="rId65">
+      <w:hyperlink r:id="rId66">
         <w:r>
           <w:rPr>
             <w:rStyle w:val="Hyperlink"/>
@@ -10484,7 +10496,7 @@
       <w:r>
         <w:t xml:space="preserve"> </w:t>
       </w:r>
-      <w:hyperlink r:id="rId66">
+      <w:hyperlink r:id="rId67">
         <w:r>
           <w:rPr>
             <w:rStyle w:val="Hyperlink"/>
@@ -10694,8 +10706,8 @@
         <w:t xml:space="preserve">into a squared bias, a variance and a noise variance.</w:t>
       </w:r>
     </w:p>
-    <w:bookmarkEnd w:id="67"/>
-    <w:bookmarkStart w:id="71" w:name="def-flexibility"/>
+    <w:bookmarkEnd w:id="68"/>
+    <w:bookmarkStart w:id="72" w:name="def-flexibility"/>
     <w:p>
       <w:pPr>
         <w:pStyle w:val="BodyText"/>
@@ -10969,7 +10981,7 @@
       <w:pPr>
         <w:pStyle w:val="BodyText"/>
       </w:pPr>
-      <w:bookmarkStart w:id="68" w:name="eq-flexibility"/>
+      <w:bookmarkStart w:id="69" w:name="eq-flexibility"/>
       <m:oMathPara>
         <m:oMathParaPr>
           <m:jc m:val="center"/>
@@ -11039,7 +11051,7 @@
           </m:r>
         </m:oMath>
       </m:oMathPara>
-      <w:bookmarkEnd w:id="68"/>
+      <w:bookmarkEnd w:id="69"/>
     </w:p>
     <w:tbl>
       <w:tblPr>
@@ -11082,12 +11094,12 @@
                 <wp:inline>
                   <wp:extent cx="152400" cy="152400"/>
                   <wp:effectExtent b="0" l="0" r="0" t="0"/>
-                  <wp:docPr descr="" title="" id="69" name="Picture"/>
+                  <wp:docPr descr="" title="" id="70" name="Picture"/>
                   <a:graphic>
                     <a:graphicData uri="http://schemas.openxmlformats.org/drawingml/2006/picture">
                       <pic:pic>
                         <pic:nvPicPr>
-                          <pic:cNvPr descr="/opt/quarto/share/formats/docx/note.png" id="70" name="Picture"/>
+                          <pic:cNvPr descr="/opt/quarto/share/formats/docx/note.png" id="71" name="Picture"/>
                           <pic:cNvPicPr>
                             <a:picLocks noChangeArrowheads="1" noChangeAspect="1"/>
                           </pic:cNvPicPr>
@@ -11163,8 +11175,8 @@
         </w:tc>
       </w:tr>
     </w:tbl>
-    <w:bookmarkEnd w:id="71"/>
-    <w:bookmarkStart w:id="72" w:name="rem-flexibility"/>
+    <w:bookmarkEnd w:id="72"/>
+    <w:bookmarkStart w:id="73" w:name="rem-flexibility"/>
     <w:p>
       <w:pPr>
         <w:pStyle w:val="BodyText"/>
@@ -11397,8 +11409,8 @@
         <w:t xml:space="preserve">.</w:t>
       </w:r>
     </w:p>
-    <w:bookmarkEnd w:id="72"/>
-    <w:bookmarkStart w:id="76" w:name="def-bias-variance-tradeoff"/>
+    <w:bookmarkEnd w:id="73"/>
+    <w:bookmarkStart w:id="77" w:name="def-bias-variance-tradeoff"/>
     <w:p>
       <w:pPr>
         <w:pStyle w:val="BodyText"/>
@@ -11632,7 +11644,7 @@
       <w:r>
         <w:t xml:space="preserve"> </w:t>
       </w:r>
-      <w:hyperlink r:id="rId60">
+      <w:hyperlink r:id="rId61">
         <w:r>
           <w:rPr>
             <w:rStyle w:val="Hyperlink"/>
@@ -11681,7 +11693,7 @@
       <w:r>
         <w:t xml:space="preserve"> </w:t>
       </w:r>
-      <w:hyperlink r:id="rId61">
+      <w:hyperlink r:id="rId62">
         <w:r>
           <w:rPr>
             <w:rStyle w:val="Hyperlink"/>
@@ -11700,7 +11712,7 @@
       <w:pPr>
         <w:pStyle w:val="BodyText"/>
       </w:pPr>
-      <w:bookmarkStart w:id="73" w:name="eq-bias-variance-tradeoff"/>
+      <w:bookmarkStart w:id="74" w:name="eq-bias-variance-tradeoff"/>
       <m:oMathPara>
         <m:oMathParaPr>
           <m:jc m:val="center"/>
@@ -12145,7 +12157,7 @@
           </m:r>
         </m:oMath>
       </m:oMathPara>
-      <w:bookmarkEnd w:id="73"/>
+      <w:bookmarkEnd w:id="74"/>
     </w:p>
     <w:tbl>
       <w:tblPr>
@@ -12188,12 +12200,12 @@
                 <wp:inline>
                   <wp:extent cx="152400" cy="152400"/>
                   <wp:effectExtent b="0" l="0" r="0" t="0"/>
-                  <wp:docPr descr="" title="" id="74" name="Picture"/>
+                  <wp:docPr descr="" title="" id="75" name="Picture"/>
                   <a:graphic>
                     <a:graphicData uri="http://schemas.openxmlformats.org/drawingml/2006/picture">
                       <pic:pic>
                         <pic:nvPicPr>
-                          <pic:cNvPr descr="/opt/quarto/share/formats/docx/note.png" id="75" name="Picture"/>
+                          <pic:cNvPr descr="/opt/quarto/share/formats/docx/note.png" id="76" name="Picture"/>
                           <pic:cNvPicPr>
                             <a:picLocks noChangeArrowheads="1" noChangeAspect="1"/>
                           </pic:cNvPicPr>
@@ -12266,8 +12278,8 @@
         </w:tc>
       </w:tr>
     </w:tbl>
-    <w:bookmarkEnd w:id="76"/>
-    <w:bookmarkStart w:id="77" w:name="rem-overfitting-tradeoff"/>
+    <w:bookmarkEnd w:id="77"/>
+    <w:bookmarkStart w:id="78" w:name="rem-overfitting-tradeoff"/>
     <w:p>
       <w:pPr>
         <w:pStyle w:val="BodyText"/>
@@ -12882,8 +12894,8 @@
         <w:t xml:space="preserve">but predict new observations worse.</w:t>
       </w:r>
     </w:p>
-    <w:bookmarkEnd w:id="77"/>
-    <w:bookmarkStart w:id="78" w:name="rem-overfitting-causes"/>
+    <w:bookmarkEnd w:id="78"/>
+    <w:bookmarkStart w:id="79" w:name="rem-overfitting-causes"/>
     <w:p>
       <w:pPr>
         <w:pStyle w:val="BodyText"/>
@@ -13001,8 +13013,8 @@
         <w:t xml:space="preserve">the degree-4 fit has five coefficients for those 20 cars.</w:t>
       </w:r>
     </w:p>
-    <w:bookmarkEnd w:id="78"/>
-    <w:bookmarkStart w:id="79" w:name="exr-held-out-unbiased"/>
+    <w:bookmarkEnd w:id="79"/>
+    <w:bookmarkStart w:id="80" w:name="exr-held-out-unbiased"/>
     <w:p>
       <w:pPr>
         <w:pStyle w:val="BodyText"/>
@@ -13643,8 +13655,8 @@
         </m:oMath>
       </m:oMathPara>
     </w:p>
-    <w:bookmarkEnd w:id="79"/>
-    <w:bookmarkStart w:id="80" w:name="sol-held-out-unbiased"/>
+    <w:bookmarkEnd w:id="80"/>
+    <w:bookmarkStart w:id="81" w:name="sol-held-out-unbiased"/>
     <w:p>
       <w:pPr>
         <w:pStyle w:val="FirstParagraph"/>
@@ -15067,8 +15079,8 @@
         <w:t xml:space="preserve">.</w:t>
       </w:r>
     </w:p>
-    <w:bookmarkEnd w:id="80"/>
-    <w:bookmarkStart w:id="81" w:name="thm-held-out-unbiased"/>
+    <w:bookmarkEnd w:id="81"/>
+    <w:bookmarkStart w:id="82" w:name="thm-held-out-unbiased"/>
     <w:p>
       <w:pPr>
         <w:pStyle w:val="BodyText"/>
@@ -15683,7 +15695,7 @@
         </m:oMath>
       </m:oMathPara>
     </w:p>
-    <w:bookmarkEnd w:id="81"/>
+    <w:bookmarkEnd w:id="82"/>
     <w:p>
       <w:pPr>
         <w:pStyle w:val="FirstParagraph"/>
@@ -15716,7 +15728,7 @@
         <w:t xml:space="preserve">.</w:t>
       </w:r>
     </w:p>
-    <w:bookmarkStart w:id="82" w:name="rem-training-mse-optimistic"/>
+    <w:bookmarkStart w:id="83" w:name="rem-training-mse-optimistic"/>
     <w:p>
       <w:pPr>
         <w:pStyle w:val="BodyText"/>
@@ -15958,8 +15970,8 @@
         <w:t xml:space="preserve">while held-out RMSE does not.</w:t>
       </w:r>
     </w:p>
-    <w:bookmarkEnd w:id="82"/>
-    <w:bookmarkStart w:id="88" w:name="exm-train-test-error-simulated"/>
+    <w:bookmarkEnd w:id="83"/>
+    <w:bookmarkStart w:id="89" w:name="exm-train-test-error-simulated"/>
     <w:p>
       <w:pPr>
         <w:pStyle w:val="BodyText"/>
@@ -15969,7 +15981,7 @@
           <w:b/>
           <w:bCs/>
         </w:rPr>
-        <w:t xml:space="preserve">Example 1 (Training error and generalization error by degree)</w:t>
+        <w:t xml:space="preserve">Example 2 (Training error and generalization error by degree)</w:t>
       </w:r>
       <w:r>
         <w:t xml:space="preserve"> </w:t>
@@ -17297,7 +17309,7 @@
       <w:tr>
         <w:tc>
           <w:tcPr/>
-          <w:bookmarkStart w:id="87" w:name="fig-train-test-error"/>
+          <w:bookmarkStart w:id="88" w:name="fig-train-test-error"/>
           <w:p>
             <w:pPr>
               <w:pStyle w:val="SourceCode"/>
@@ -18030,18 +18042,18 @@
                 <wp:inline>
                   <wp:extent cx="4620126" cy="3696101"/>
                   <wp:effectExtent b="0" l="0" r="0" t="0"/>
-                  <wp:docPr descr="" title="" id="84" name="Picture"/>
+                  <wp:docPr descr="" title="" id="85" name="Picture"/>
                   <a:graphic>
                     <a:graphicData uri="http://schemas.openxmlformats.org/drawingml/2006/picture">
                       <pic:pic>
                         <pic:nvPicPr>
-                          <pic:cNvPr descr="model-validation_files/figure-docx/train-test-error-plot-1.png" id="85" name="Picture"/>
+                          <pic:cNvPr descr="model-validation_files/figure-docx/train-test-error-plot-1.png" id="86" name="Picture"/>
                           <pic:cNvPicPr>
                             <a:picLocks noChangeArrowheads="1" noChangeAspect="1"/>
                           </pic:cNvPicPr>
                         </pic:nvPicPr>
                         <pic:blipFill>
-                          <a:blip r:embed="rId83"/>
+                          <a:blip r:embed="rId84"/>
                           <a:stretch>
                             <a:fillRect/>
                           </a:stretch>
@@ -18170,7 +18182,7 @@
             <w:r>
               <w:t xml:space="preserve"> </w:t>
             </w:r>
-            <w:hyperlink r:id="rId86">
+            <w:hyperlink r:id="rId87">
               <w:r>
                 <w:rPr>
                   <w:rStyle w:val="Hyperlink"/>
@@ -18182,7 +18194,7 @@
               <w:t xml:space="preserve">.</w:t>
             </w:r>
           </w:p>
-          <w:bookmarkEnd w:id="87"/>
+          <w:bookmarkEnd w:id="88"/>
         </w:tc>
       </w:tr>
     </w:tbl>
@@ -18742,9 +18754,9 @@
         <w:t xml:space="preserve">.</w:t>
       </w:r>
     </w:p>
-    <w:bookmarkEnd w:id="88"/>
     <w:bookmarkEnd w:id="89"/>
-    <w:bookmarkStart w:id="128" w:name="sec-data-splits"/>
+    <w:bookmarkEnd w:id="90"/>
+    <w:bookmarkStart w:id="130" w:name="sec-data-splits"/>
     <w:p>
       <w:pPr>
         <w:pStyle w:val="Heading2"/>
@@ -18753,7 +18765,7 @@
         <w:t xml:space="preserve">4 Training, validation, and test sets</w:t>
       </w:r>
     </w:p>
-    <w:bookmarkStart w:id="90" w:name="exr-data-splits"/>
+    <w:bookmarkStart w:id="91" w:name="exr-data-splits"/>
     <w:p>
       <w:pPr>
         <w:pStyle w:val="FirstParagraph"/>
@@ -18886,8 +18898,8 @@
         <w:t xml:space="preserve">How many cars are in each set?</w:t>
       </w:r>
     </w:p>
-    <w:bookmarkEnd w:id="90"/>
-    <w:bookmarkStart w:id="91" w:name="sol-data-splits"/>
+    <w:bookmarkEnd w:id="91"/>
+    <w:bookmarkStart w:id="92" w:name="sol-data-splits"/>
     <w:p>
       <w:pPr>
         <w:pStyle w:val="BodyText"/>
@@ -19077,8 +19089,8 @@
         <w:t xml:space="preserve">test cars.</w:t>
       </w:r>
     </w:p>
-    <w:bookmarkEnd w:id="91"/>
-    <w:bookmarkStart w:id="95" w:name="def-data-splits"/>
+    <w:bookmarkEnd w:id="92"/>
+    <w:bookmarkStart w:id="96" w:name="def-data-splits"/>
     <w:p>
       <w:pPr>
         <w:pStyle w:val="BodyText"/>
@@ -19280,7 +19292,7 @@
       <w:pPr>
         <w:pStyle w:val="BodyText"/>
       </w:pPr>
-      <w:bookmarkStart w:id="92" w:name="eq-data-splits"/>
+      <w:bookmarkStart w:id="93" w:name="eq-data-splits"/>
       <m:oMathPara>
         <m:oMathParaPr>
           <m:jc m:val="center"/>
@@ -19687,7 +19699,7 @@
           </m:r>
         </m:oMath>
       </m:oMathPara>
-      <w:bookmarkEnd w:id="92"/>
+      <w:bookmarkEnd w:id="93"/>
     </w:p>
     <w:tbl>
       <w:tblPr>
@@ -19730,12 +19742,12 @@
                 <wp:inline>
                   <wp:extent cx="152400" cy="152400"/>
                   <wp:effectExtent b="0" l="0" r="0" t="0"/>
-                  <wp:docPr descr="" title="" id="93" name="Picture"/>
+                  <wp:docPr descr="" title="" id="94" name="Picture"/>
                   <a:graphic>
                     <a:graphicData uri="http://schemas.openxmlformats.org/drawingml/2006/picture">
                       <pic:pic>
                         <pic:nvPicPr>
-                          <pic:cNvPr descr="/opt/quarto/share/formats/docx/note.png" id="94" name="Picture"/>
+                          <pic:cNvPr descr="/opt/quarto/share/formats/docx/note.png" id="95" name="Picture"/>
                           <pic:cNvPicPr>
                             <a:picLocks noChangeArrowheads="1" noChangeAspect="1"/>
                           </pic:cNvPicPr>
@@ -19808,11 +19820,22 @@
         </w:tc>
       </w:tr>
     </w:tbl>
-    <w:bookmarkEnd w:id="95"/>
+    <w:bookmarkEnd w:id="96"/>
+    <w:bookmarkStart w:id="97" w:name="exm-data-splits-sizes"/>
     <w:p>
       <w:pPr>
         <w:pStyle w:val="BodyText"/>
       </w:pPr>
+      <w:r>
+        <w:rPr>
+          <w:b/>
+          <w:bCs/>
+        </w:rPr>
+        <w:t xml:space="preserve">Example 3 (Split sizes for 32 cars)</w:t>
+      </w:r>
+      <w:r>
+        <w:t xml:space="preserve"> </w:t>
+      </w:r>
       <w:r>
         <w:t xml:space="preserve">In</w:t>
       </w:r>
@@ -19872,7 +19895,8 @@
         <w:t xml:space="preserve">and the 7 test cars are used only once, after the model is chosen.</w:t>
       </w:r>
     </w:p>
-    <w:bookmarkStart w:id="97" w:name="def-tuning-parameter"/>
+    <w:bookmarkEnd w:id="97"/>
+    <w:bookmarkStart w:id="99" w:name="def-tuning-parameter"/>
     <w:p>
       <w:pPr>
         <w:pStyle w:val="BodyText"/>
@@ -19962,7 +19986,7 @@
       <w:pPr>
         <w:pStyle w:val="BodyText"/>
       </w:pPr>
-      <w:bookmarkStart w:id="96" w:name="eq-tuning-parameter"/>
+      <w:bookmarkStart w:id="98" w:name="eq-tuning-parameter"/>
       <m:oMathPara>
         <m:oMathParaPr>
           <m:jc m:val="center"/>
@@ -20069,10 +20093,10 @@
           </m:r>
         </m:oMath>
       </m:oMathPara>
-      <w:bookmarkEnd w:id="96"/>
+      <w:bookmarkEnd w:id="98"/>
     </w:p>
-    <w:bookmarkEnd w:id="97"/>
-    <w:bookmarkStart w:id="98" w:name="exm-tuning-parameter"/>
+    <w:bookmarkEnd w:id="99"/>
+    <w:bookmarkStart w:id="100" w:name="exm-tuning-parameter"/>
     <w:p>
       <w:pPr>
         <w:pStyle w:val="FirstParagraph"/>
@@ -20082,7 +20106,7 @@
           <w:b/>
           <w:bCs/>
         </w:rPr>
-        <w:t xml:space="preserve">Example 2 (Polynomial degree)</w:t>
+        <w:t xml:space="preserve">Example 4 (Polynomial degree)</w:t>
       </w:r>
       <w:r>
         <w:t xml:space="preserve"> </w:t>
@@ -20257,8 +20281,8 @@
         <w:t xml:space="preserve">.</w:t>
       </w:r>
     </w:p>
-    <w:bookmarkEnd w:id="98"/>
-    <w:bookmarkStart w:id="100" w:name="def-validation-set"/>
+    <w:bookmarkEnd w:id="100"/>
+    <w:bookmarkStart w:id="102" w:name="def-validation-set"/>
     <w:p>
       <w:pPr>
         <w:pStyle w:val="BodyText"/>
@@ -20378,7 +20402,7 @@
       <w:pPr>
         <w:pStyle w:val="BodyText"/>
       </w:pPr>
-      <w:bookmarkStart w:id="99" w:name="eq-validation-set"/>
+      <w:bookmarkStart w:id="101" w:name="eq-validation-set"/>
       <m:oMathPara>
         <m:oMathParaPr>
           <m:jc m:val="center"/>
@@ -20499,10 +20523,10 @@
           </m:r>
         </m:oMath>
       </m:oMathPara>
-      <w:bookmarkEnd w:id="99"/>
+      <w:bookmarkEnd w:id="101"/>
     </w:p>
-    <w:bookmarkEnd w:id="100"/>
-    <w:bookmarkStart w:id="102" w:name="def-validation-choice"/>
+    <w:bookmarkEnd w:id="102"/>
+    <w:bookmarkStart w:id="104" w:name="def-validation-choice"/>
     <w:p>
       <w:pPr>
         <w:pStyle w:val="FirstParagraph"/>
@@ -20695,7 +20719,7 @@
       <w:pPr>
         <w:pStyle w:val="BodyText"/>
       </w:pPr>
-      <w:bookmarkStart w:id="101" w:name="eq-validation-choice"/>
+      <w:bookmarkStart w:id="103" w:name="eq-validation-choice"/>
       <m:oMathPara>
         <m:oMathParaPr>
           <m:jc m:val="center"/>
@@ -20959,10 +20983,10 @@
           </m:r>
         </m:oMath>
       </m:oMathPara>
-      <w:bookmarkEnd w:id="101"/>
+      <w:bookmarkEnd w:id="103"/>
     </w:p>
-    <w:bookmarkEnd w:id="102"/>
-    <w:bookmarkStart w:id="104" w:name="def-test-set"/>
+    <w:bookmarkEnd w:id="104"/>
+    <w:bookmarkStart w:id="106" w:name="def-test-set"/>
     <w:p>
       <w:pPr>
         <w:pStyle w:val="FirstParagraph"/>
@@ -21106,7 +21130,7 @@
       <w:pPr>
         <w:pStyle w:val="BodyText"/>
       </w:pPr>
-      <w:bookmarkStart w:id="103" w:name="eq-test-set"/>
+      <w:bookmarkStart w:id="105" w:name="eq-test-set"/>
       <m:oMathPara>
         <m:oMathParaPr>
           <m:jc m:val="center"/>
@@ -21227,10 +21251,10 @@
           </m:r>
         </m:oMath>
       </m:oMathPara>
-      <w:bookmarkEnd w:id="103"/>
+      <w:bookmarkEnd w:id="105"/>
     </w:p>
-    <w:bookmarkEnd w:id="104"/>
-    <w:bookmarkStart w:id="105" w:name="rem-data-splits"/>
+    <w:bookmarkEnd w:id="106"/>
+    <w:bookmarkStart w:id="107" w:name="rem-data-splits"/>
     <w:p>
       <w:pPr>
         <w:pStyle w:val="FirstParagraph"/>
@@ -21389,8 +21413,8 @@
         <w:t xml:space="preserve">is what makes its score free of that optimism.</w:t>
       </w:r>
     </w:p>
-    <w:bookmarkEnd w:id="105"/>
-    <w:bookmarkStart w:id="127" w:name="exm-train-validation-test-split"/>
+    <w:bookmarkEnd w:id="107"/>
+    <w:bookmarkStart w:id="129" w:name="exm-train-validation-test-split"/>
     <w:p>
       <w:pPr>
         <w:pStyle w:val="BodyText"/>
@@ -21400,7 +21424,7 @@
           <w:b/>
           <w:bCs/>
         </w:rPr>
-        <w:t xml:space="preserve">Example 3 (Numerical example)</w:t>
+        <w:t xml:space="preserve">Example 5 (Numerical example)</w:t>
       </w:r>
       <w:r>
         <w:t xml:space="preserve"> </w:t>
@@ -21413,7 +21437,7 @@
           <w:rPr>
             <w:rStyle w:val="Hyperlink"/>
           </w:rPr>
-          <w:t xml:space="preserve">Example 3</w:t>
+          <w:t xml:space="preserve">Example 5</w:t>
         </w:r>
       </w:hyperlink>
       <w:r>
@@ -21624,7 +21648,7 @@
       <w:tr>
         <w:tc>
           <w:tcPr/>
-          <w:bookmarkStart w:id="106" w:name="tbl-train-validation-test-split-sizes"/>
+          <w:bookmarkStart w:id="108" w:name="tbl-train-validation-test-split-sizes"/>
           <w:p>
             <w:pPr>
               <w:jc w:val="center"/>
@@ -22256,7 +22280,7 @@
               <w:t xml:space="preserve">#&gt; 3 test           7</w:t>
             </w:r>
           </w:p>
-          <w:bookmarkEnd w:id="106"/>
+          <w:bookmarkEnd w:id="108"/>
         </w:tc>
       </w:tr>
     </w:tbl>
@@ -25583,7 +25607,7 @@
       <w:tr>
         <w:tc>
           <w:tcPr/>
-          <w:bookmarkStart w:id="110" w:name="fig-linear-model-superimposed"/>
+          <w:bookmarkStart w:id="112" w:name="fig-linear-model-superimposed"/>
           <w:p>
             <w:pPr>
               <w:pStyle w:val="SourceCode"/>
@@ -25623,18 +25647,18 @@
                 <wp:inline>
                   <wp:extent cx="4620126" cy="3696101"/>
                   <wp:effectExtent b="0" l="0" r="0" t="0"/>
-                  <wp:docPr descr="" title="" id="108" name="Picture"/>
+                  <wp:docPr descr="" title="" id="110" name="Picture"/>
                   <a:graphic>
                     <a:graphicData uri="http://schemas.openxmlformats.org/drawingml/2006/picture">
                       <pic:pic>
                         <pic:nvPicPr>
-                          <pic:cNvPr descr="model-validation_files/figure-docx/unnamed-chunk-3-1.png" id="109" name="Picture"/>
+                          <pic:cNvPr descr="model-validation_files/figure-docx/unnamed-chunk-3-1.png" id="111" name="Picture"/>
                           <pic:cNvPicPr>
                             <a:picLocks noChangeArrowheads="1" noChangeAspect="1"/>
                           </pic:cNvPicPr>
                         </pic:nvPicPr>
                         <pic:blipFill>
-                          <a:blip r:embed="rId107"/>
+                          <a:blip r:embed="rId109"/>
                           <a:stretch>
                             <a:fillRect/>
                           </a:stretch>
@@ -25674,7 +25698,7 @@
               <w:t xml:space="preserve">Figure 2: Linear model fit superimposed on data partitions</w:t>
             </w:r>
           </w:p>
-          <w:bookmarkEnd w:id="110"/>
+          <w:bookmarkEnd w:id="112"/>
         </w:tc>
       </w:tr>
     </w:tbl>
@@ -25699,7 +25723,7 @@
       <w:tr>
         <w:tc>
           <w:tcPr/>
-          <w:bookmarkStart w:id="114" w:name="fig-quadratic-model-superimposed"/>
+          <w:bookmarkStart w:id="116" w:name="fig-quadratic-model-superimposed"/>
           <w:p>
             <w:pPr>
               <w:pStyle w:val="SourceCode"/>
@@ -25739,18 +25763,18 @@
                 <wp:inline>
                   <wp:extent cx="4620126" cy="3696101"/>
                   <wp:effectExtent b="0" l="0" r="0" t="0"/>
-                  <wp:docPr descr="" title="" id="112" name="Picture"/>
+                  <wp:docPr descr="" title="" id="114" name="Picture"/>
                   <a:graphic>
                     <a:graphicData uri="http://schemas.openxmlformats.org/drawingml/2006/picture">
                       <pic:pic>
                         <pic:nvPicPr>
-                          <pic:cNvPr descr="model-validation_files/figure-docx/unnamed-chunk-4-1.png" id="113" name="Picture"/>
+                          <pic:cNvPr descr="model-validation_files/figure-docx/unnamed-chunk-4-1.png" id="115" name="Picture"/>
                           <pic:cNvPicPr>
                             <a:picLocks noChangeArrowheads="1" noChangeAspect="1"/>
                           </pic:cNvPicPr>
                         </pic:nvPicPr>
                         <pic:blipFill>
-                          <a:blip r:embed="rId111"/>
+                          <a:blip r:embed="rId113"/>
                           <a:stretch>
                             <a:fillRect/>
                           </a:stretch>
@@ -25790,7 +25814,7 @@
               <w:t xml:space="preserve">Figure 3: Quadratic model fit superimposed on data partitions</w:t>
             </w:r>
           </w:p>
-          <w:bookmarkEnd w:id="114"/>
+          <w:bookmarkEnd w:id="116"/>
         </w:tc>
       </w:tr>
     </w:tbl>
@@ -25815,7 +25839,7 @@
       <w:tr>
         <w:tc>
           <w:tcPr/>
-          <w:bookmarkStart w:id="118" w:name="fig-cubic-model-superimposed"/>
+          <w:bookmarkStart w:id="120" w:name="fig-cubic-model-superimposed"/>
           <w:p>
             <w:pPr>
               <w:pStyle w:val="SourceCode"/>
@@ -25855,18 +25879,18 @@
                 <wp:inline>
                   <wp:extent cx="4620126" cy="3696101"/>
                   <wp:effectExtent b="0" l="0" r="0" t="0"/>
-                  <wp:docPr descr="" title="" id="116" name="Picture"/>
+                  <wp:docPr descr="" title="" id="118" name="Picture"/>
                   <a:graphic>
                     <a:graphicData uri="http://schemas.openxmlformats.org/drawingml/2006/picture">
                       <pic:pic>
                         <pic:nvPicPr>
-                          <pic:cNvPr descr="model-validation_files/figure-docx/unnamed-chunk-5-1.png" id="117" name="Picture"/>
+                          <pic:cNvPr descr="model-validation_files/figure-docx/unnamed-chunk-5-1.png" id="119" name="Picture"/>
                           <pic:cNvPicPr>
                             <a:picLocks noChangeArrowheads="1" noChangeAspect="1"/>
                           </pic:cNvPicPr>
                         </pic:nvPicPr>
                         <pic:blipFill>
-                          <a:blip r:embed="rId115"/>
+                          <a:blip r:embed="rId117"/>
                           <a:stretch>
                             <a:fillRect/>
                           </a:stretch>
@@ -25906,7 +25930,7 @@
               <w:t xml:space="preserve">Figure 4: Cubic model fit superimposed on data partitions</w:t>
             </w:r>
           </w:p>
-          <w:bookmarkEnd w:id="118"/>
+          <w:bookmarkEnd w:id="120"/>
         </w:tc>
       </w:tr>
     </w:tbl>
@@ -25931,7 +25955,7 @@
       <w:tr>
         <w:tc>
           <w:tcPr/>
-          <w:bookmarkStart w:id="122" w:name="fig-quartic-model-superimposed"/>
+          <w:bookmarkStart w:id="124" w:name="fig-quartic-model-superimposed"/>
           <w:p>
             <w:pPr>
               <w:pStyle w:val="SourceCode"/>
@@ -25971,18 +25995,18 @@
                 <wp:inline>
                   <wp:extent cx="4620126" cy="3696101"/>
                   <wp:effectExtent b="0" l="0" r="0" t="0"/>
-                  <wp:docPr descr="" title="" id="120" name="Picture"/>
+                  <wp:docPr descr="" title="" id="122" name="Picture"/>
                   <a:graphic>
                     <a:graphicData uri="http://schemas.openxmlformats.org/drawingml/2006/picture">
                       <pic:pic>
                         <pic:nvPicPr>
-                          <pic:cNvPr descr="model-validation_files/figure-docx/unnamed-chunk-6-1.png" id="121" name="Picture"/>
+                          <pic:cNvPr descr="model-validation_files/figure-docx/unnamed-chunk-6-1.png" id="123" name="Picture"/>
                           <pic:cNvPicPr>
                             <a:picLocks noChangeArrowheads="1" noChangeAspect="1"/>
                           </pic:cNvPicPr>
                         </pic:nvPicPr>
                         <pic:blipFill>
-                          <a:blip r:embed="rId119"/>
+                          <a:blip r:embed="rId121"/>
                           <a:stretch>
                             <a:fillRect/>
                           </a:stretch>
@@ -26022,7 +26046,7 @@
               <w:t xml:space="preserve">Figure 5: Quartic model fit superimposed on data partitions</w:t>
             </w:r>
           </w:p>
-          <w:bookmarkEnd w:id="122"/>
+          <w:bookmarkEnd w:id="124"/>
         </w:tc>
       </w:tr>
     </w:tbl>
@@ -26047,7 +26071,7 @@
       <w:tr>
         <w:tc>
           <w:tcPr/>
-          <w:bookmarkStart w:id="123" w:name="tbl-train-validation-results"/>
+          <w:bookmarkStart w:id="125" w:name="tbl-train-validation-results"/>
           <w:p>
             <w:pPr>
               <w:jc w:val="center"/>
@@ -26136,7 +26160,7 @@
               <w:t xml:space="preserve">#&gt; 4 quartic            1.90            3.97</w:t>
             </w:r>
           </w:p>
-          <w:bookmarkEnd w:id="123"/>
+          <w:bookmarkEnd w:id="125"/>
         </w:tc>
       </w:tr>
     </w:tbl>
@@ -26205,7 +26229,7 @@
       <w:tr>
         <w:tc>
           <w:tcPr/>
-          <w:bookmarkStart w:id="124" w:name="tbl-train-validation-test-rmse"/>
+          <w:bookmarkStart w:id="126" w:name="tbl-train-validation-test-rmse"/>
           <w:p>
             <w:pPr>
               <w:jc w:val="center"/>
@@ -26282,7 +26306,7 @@
               <w:t xml:space="preserve">#&gt; 2 test       linear  2.44</w:t>
             </w:r>
           </w:p>
-          <w:bookmarkEnd w:id="124"/>
+          <w:bookmarkEnd w:id="126"/>
         </w:tc>
       </w:tr>
     </w:tbl>
@@ -26335,12 +26359,12 @@
                 <wp:inline>
                   <wp:extent cx="152400" cy="152400"/>
                   <wp:effectExtent b="0" l="0" r="0" t="0"/>
-                  <wp:docPr descr="" title="" id="125" name="Picture"/>
+                  <wp:docPr descr="" title="" id="127" name="Picture"/>
                   <a:graphic>
                     <a:graphicData uri="http://schemas.openxmlformats.org/drawingml/2006/picture">
                       <pic:pic>
                         <pic:nvPicPr>
-                          <pic:cNvPr descr="/opt/quarto/share/formats/docx/note.png" id="126" name="Picture"/>
+                          <pic:cNvPr descr="/opt/quarto/share/formats/docx/note.png" id="128" name="Picture"/>
                           <pic:cNvPicPr>
                             <a:picLocks noChangeArrowheads="1" noChangeAspect="1"/>
                           </pic:cNvPicPr>
@@ -26419,9 +26443,9 @@
         </w:tc>
       </w:tr>
     </w:tbl>
-    <w:bookmarkEnd w:id="127"/>
-    <w:bookmarkEnd w:id="128"/>
-    <w:bookmarkStart w:id="168" w:name="sec-kfold"/>
+    <w:bookmarkEnd w:id="129"/>
+    <w:bookmarkEnd w:id="130"/>
+    <w:bookmarkStart w:id="171" w:name="sec-kfold"/>
     <w:p>
       <w:pPr>
         <w:pStyle w:val="Heading2"/>
@@ -26441,7 +26465,7 @@
         <w:t xml:space="preserve">-fold cross-validation</w:t>
       </w:r>
     </w:p>
-    <w:bookmarkStart w:id="129" w:name="exr-kfold"/>
+    <w:bookmarkStart w:id="131" w:name="exr-kfold"/>
     <w:p>
       <w:pPr>
         <w:pStyle w:val="FirstParagraph"/>
@@ -26592,8 +26616,8 @@
         <w:t xml:space="preserve">How many times is a given car used for fitting, and how many times for prediction?</w:t>
       </w:r>
     </w:p>
-    <w:bookmarkEnd w:id="129"/>
-    <w:bookmarkStart w:id="130" w:name="sol-kfold"/>
+    <w:bookmarkEnd w:id="131"/>
+    <w:bookmarkStart w:id="132" w:name="sol-kfold"/>
     <w:p>
       <w:pPr>
         <w:pStyle w:val="FirstParagraph"/>
@@ -26767,8 +26791,8 @@
         <w:t xml:space="preserve">fits.</w:t>
       </w:r>
     </w:p>
-    <w:bookmarkEnd w:id="130"/>
-    <w:bookmarkStart w:id="134" w:name="def-folds"/>
+    <w:bookmarkEnd w:id="132"/>
+    <w:bookmarkStart w:id="136" w:name="def-folds"/>
     <w:p>
       <w:pPr>
         <w:pStyle w:val="FirstParagraph"/>
@@ -26944,7 +26968,7 @@
       <w:pPr>
         <w:pStyle w:val="BodyText"/>
       </w:pPr>
-      <w:bookmarkStart w:id="131" w:name="eq-folds"/>
+      <w:bookmarkStart w:id="133" w:name="eq-folds"/>
       <m:oMathPara>
         <m:oMathParaPr>
           <m:jc m:val="center"/>
@@ -27035,7 +27059,7 @@
           </m:r>
         </m:oMath>
       </m:oMathPara>
-      <w:bookmarkEnd w:id="131"/>
+      <w:bookmarkEnd w:id="133"/>
     </w:p>
     <w:tbl>
       <w:tblPr>
@@ -27078,12 +27102,12 @@
                 <wp:inline>
                   <wp:extent cx="152400" cy="152400"/>
                   <wp:effectExtent b="0" l="0" r="0" t="0"/>
-                  <wp:docPr descr="" title="" id="132" name="Picture"/>
+                  <wp:docPr descr="" title="" id="134" name="Picture"/>
                   <a:graphic>
                     <a:graphicData uri="http://schemas.openxmlformats.org/drawingml/2006/picture">
                       <pic:pic>
                         <pic:nvPicPr>
-                          <pic:cNvPr descr="/opt/quarto/share/formats/docx/note.png" id="133" name="Picture"/>
+                          <pic:cNvPr descr="/opt/quarto/share/formats/docx/note.png" id="135" name="Picture"/>
                           <pic:cNvPicPr>
                             <a:picLocks noChangeArrowheads="1" noChangeAspect="1"/>
                           </pic:cNvPicPr>
@@ -27188,8 +27212,8 @@
         </w:tc>
       </w:tr>
     </w:tbl>
-    <w:bookmarkEnd w:id="134"/>
-    <w:bookmarkStart w:id="136" w:name="def-fold-size"/>
+    <w:bookmarkEnd w:id="136"/>
+    <w:bookmarkStart w:id="138" w:name="def-fold-size"/>
     <w:p>
       <w:pPr>
         <w:pStyle w:val="BodyText"/>
@@ -27283,7 +27307,7 @@
       <w:pPr>
         <w:pStyle w:val="BodyText"/>
       </w:pPr>
-      <w:bookmarkStart w:id="135" w:name="eq-fold-size"/>
+      <w:bookmarkStart w:id="137" w:name="eq-fold-size"/>
       <m:oMathPara>
         <m:oMathParaPr>
           <m:jc m:val="center"/>
@@ -27378,10 +27402,10 @@
           </m:r>
         </m:oMath>
       </m:oMathPara>
-      <w:bookmarkEnd w:id="135"/>
+      <w:bookmarkEnd w:id="137"/>
     </w:p>
-    <w:bookmarkEnd w:id="136"/>
-    <w:bookmarkStart w:id="140" w:name="def-fold-assignment"/>
+    <w:bookmarkEnd w:id="138"/>
+    <w:bookmarkStart w:id="142" w:name="def-fold-assignment"/>
     <w:p>
       <w:pPr>
         <w:pStyle w:val="FirstParagraph"/>
@@ -27532,7 +27556,7 @@
       <w:pPr>
         <w:pStyle w:val="BodyText"/>
       </w:pPr>
-      <w:bookmarkStart w:id="137" w:name="eq-fold-assignment"/>
+      <w:bookmarkStart w:id="139" w:name="eq-fold-assignment"/>
       <m:oMathPara>
         <m:oMathParaPr>
           <m:jc m:val="center"/>
@@ -27604,7 +27628,7 @@
           </m:r>
         </m:oMath>
       </m:oMathPara>
-      <w:bookmarkEnd w:id="137"/>
+      <w:bookmarkEnd w:id="139"/>
     </w:p>
     <w:tbl>
       <w:tblPr>
@@ -27647,12 +27671,12 @@
                 <wp:inline>
                   <wp:extent cx="152400" cy="152400"/>
                   <wp:effectExtent b="0" l="0" r="0" t="0"/>
-                  <wp:docPr descr="" title="" id="138" name="Picture"/>
+                  <wp:docPr descr="" title="" id="140" name="Picture"/>
                   <a:graphic>
                     <a:graphicData uri="http://schemas.openxmlformats.org/drawingml/2006/picture">
                       <pic:pic>
                         <pic:nvPicPr>
-                          <pic:cNvPr descr="/opt/quarto/share/formats/docx/note.png" id="139" name="Picture"/>
+                          <pic:cNvPr descr="/opt/quarto/share/formats/docx/note.png" id="141" name="Picture"/>
                           <pic:cNvPicPr>
                             <a:picLocks noChangeArrowheads="1" noChangeAspect="1"/>
                           </pic:cNvPicPr>
@@ -27760,8 +27784,8 @@
         </w:tc>
       </w:tr>
     </w:tbl>
-    <w:bookmarkEnd w:id="140"/>
-    <w:bookmarkStart w:id="144" w:name="def-fold-out-rule"/>
+    <w:bookmarkEnd w:id="142"/>
+    <w:bookmarkStart w:id="146" w:name="def-fold-out-rule"/>
     <w:p>
       <w:pPr>
         <w:pStyle w:val="BodyText"/>
@@ -27953,7 +27977,7 @@
       <w:pPr>
         <w:pStyle w:val="BodyText"/>
       </w:pPr>
-      <w:bookmarkStart w:id="141" w:name="eq-fold-out-rule"/>
+      <w:bookmarkStart w:id="143" w:name="eq-fold-out-rule"/>
       <m:oMathPara>
         <m:oMathParaPr>
           <m:jc m:val="center"/>
@@ -28186,7 +28210,7 @@
           </m:r>
         </m:oMath>
       </m:oMathPara>
-      <w:bookmarkEnd w:id="141"/>
+      <w:bookmarkEnd w:id="143"/>
     </w:p>
     <w:tbl>
       <w:tblPr>
@@ -28229,12 +28253,12 @@
                 <wp:inline>
                   <wp:extent cx="152400" cy="152400"/>
                   <wp:effectExtent b="0" l="0" r="0" t="0"/>
-                  <wp:docPr descr="" title="" id="142" name="Picture"/>
+                  <wp:docPr descr="" title="" id="144" name="Picture"/>
                   <a:graphic>
                     <a:graphicData uri="http://schemas.openxmlformats.org/drawingml/2006/picture">
                       <pic:pic>
                         <pic:nvPicPr>
-                          <pic:cNvPr descr="/opt/quarto/share/formats/docx/note.png" id="143" name="Picture"/>
+                          <pic:cNvPr descr="/opt/quarto/share/formats/docx/note.png" id="145" name="Picture"/>
                           <pic:cNvPicPr>
                             <a:picLocks noChangeArrowheads="1" noChangeAspect="1"/>
                           </pic:cNvPicPr>
@@ -28357,8 +28381,8 @@
         </w:tc>
       </w:tr>
     </w:tbl>
-    <w:bookmarkEnd w:id="144"/>
-    <w:bookmarkStart w:id="145" w:name="def-kfold"/>
+    <w:bookmarkEnd w:id="146"/>
+    <w:bookmarkStart w:id="147" w:name="def-kfold"/>
     <w:p>
       <w:pPr>
         <w:pStyle w:val="BodyText"/>
@@ -28705,11 +28729,22 @@
         <w:t xml:space="preserve">Compute a summary prediction-error measure across all folds.</w:t>
       </w:r>
     </w:p>
-    <w:bookmarkEnd w:id="145"/>
+    <w:bookmarkEnd w:id="147"/>
+    <w:bookmarkStart w:id="148" w:name="rem-kfold-vs-validation-set"/>
     <w:p>
       <w:pPr>
         <w:pStyle w:val="FirstParagraph"/>
       </w:pPr>
+      <w:r>
+        <w:rPr>
+          <w:i/>
+          <w:iCs/>
+        </w:rPr>
+        <w:t xml:space="preserve">Remark 7</w:t>
+      </w:r>
+      <w:r>
+        <w:t xml:space="preserve"> (Cross-validation instead of a single validation set). </w:t>
+      </w:r>
       <w:r>
         <w:t xml:space="preserve">If data are limited,</w:t>
       </w:r>
@@ -28797,7 +28832,8 @@
         <w:t xml:space="preserve">give 4 fits on 24 cars each.</w:t>
       </w:r>
     </w:p>
-    <w:bookmarkStart w:id="149" w:name="def-cv-estimate"/>
+    <w:bookmarkEnd w:id="148"/>
+    <w:bookmarkStart w:id="152" w:name="def-cv-estimate"/>
     <w:p>
       <w:pPr>
         <w:pStyle w:val="BodyText"/>
@@ -29009,7 +29045,7 @@
       <w:pPr>
         <w:pStyle w:val="BodyText"/>
       </w:pPr>
-      <w:bookmarkStart w:id="146" w:name="eq-cv-estimate"/>
+      <w:bookmarkStart w:id="149" w:name="eq-cv-estimate"/>
       <m:oMathPara>
         <m:oMathParaPr>
           <m:jc m:val="center"/>
@@ -29268,7 +29304,7 @@
           </m:r>
         </m:oMath>
       </m:oMathPara>
-      <w:bookmarkEnd w:id="146"/>
+      <w:bookmarkEnd w:id="149"/>
     </w:p>
     <w:tbl>
       <w:tblPr>
@@ -29311,12 +29347,12 @@
                 <wp:inline>
                   <wp:extent cx="152400" cy="152400"/>
                   <wp:effectExtent b="0" l="0" r="0" t="0"/>
-                  <wp:docPr descr="" title="" id="147" name="Picture"/>
+                  <wp:docPr descr="" title="" id="150" name="Picture"/>
                   <a:graphic>
                     <a:graphicData uri="http://schemas.openxmlformats.org/drawingml/2006/picture">
                       <pic:pic>
                         <pic:nvPicPr>
-                          <pic:cNvPr descr="/opt/quarto/share/formats/docx/note.png" id="148" name="Picture"/>
+                          <pic:cNvPr descr="/opt/quarto/share/formats/docx/note.png" id="151" name="Picture"/>
                           <pic:cNvPicPr>
                             <a:picLocks noChangeArrowheads="1" noChangeAspect="1"/>
                           </pic:cNvPicPr>
@@ -29415,8 +29451,8 @@
         </w:tc>
       </w:tr>
     </w:tbl>
-    <w:bookmarkEnd w:id="149"/>
-    <w:bookmarkStart w:id="150" w:name="exr-cv-estimate-by-fold"/>
+    <w:bookmarkEnd w:id="152"/>
+    <w:bookmarkStart w:id="153" w:name="exr-cv-estimate-by-fold"/>
     <w:p>
       <w:pPr>
         <w:pStyle w:val="BodyText"/>
@@ -29617,8 +29653,8 @@
         <w:t xml:space="preserve">.</w:t>
       </w:r>
     </w:p>
-    <w:bookmarkEnd w:id="150"/>
-    <w:bookmarkStart w:id="151" w:name="sol-cv-estimate-by-fold"/>
+    <w:bookmarkEnd w:id="153"/>
+    <w:bookmarkStart w:id="154" w:name="sol-cv-estimate-by-fold"/>
     <w:p>
       <w:pPr>
         <w:pStyle w:val="BodyText"/>
@@ -30759,8 +30795,8 @@
         <w:t xml:space="preserve">so each inner sum uses a single fitted rule.</w:t>
       </w:r>
     </w:p>
-    <w:bookmarkEnd w:id="151"/>
-    <w:bookmarkStart w:id="153" w:name="thm-cv-estimate-by-fold"/>
+    <w:bookmarkEnd w:id="154"/>
+    <w:bookmarkStart w:id="156" w:name="thm-cv-estimate-by-fold"/>
     <w:p>
       <w:pPr>
         <w:pStyle w:val="BodyText"/>
@@ -30849,7 +30885,7 @@
       <w:pPr>
         <w:pStyle w:val="BodyText"/>
       </w:pPr>
-      <w:bookmarkStart w:id="152" w:name="eq-cv-estimate-by-fold"/>
+      <w:bookmarkStart w:id="155" w:name="eq-cv-estimate-by-fold"/>
       <m:oMathPara>
         <m:oMathParaPr>
           <m:jc m:val="center"/>
@@ -31122,9 +31158,9 @@
           </m:r>
         </m:oMath>
       </m:oMathPara>
-      <w:bookmarkEnd w:id="152"/>
+      <w:bookmarkEnd w:id="155"/>
     </w:p>
-    <w:bookmarkEnd w:id="153"/>
+    <w:bookmarkEnd w:id="156"/>
     <w:p>
       <w:pPr>
         <w:pStyle w:val="FirstParagraph"/>
@@ -31157,7 +31193,7 @@
         <w:t xml:space="preserve">.</w:t>
       </w:r>
     </w:p>
-    <w:bookmarkStart w:id="157" w:name="def-fold-mse"/>
+    <w:bookmarkStart w:id="160" w:name="def-fold-mse"/>
     <w:p>
       <w:pPr>
         <w:pStyle w:val="BodyText"/>
@@ -31325,7 +31361,7 @@
       <w:pPr>
         <w:pStyle w:val="BodyText"/>
       </w:pPr>
-      <w:bookmarkStart w:id="154" w:name="eq-fold-mse"/>
+      <w:bookmarkStart w:id="157" w:name="eq-fold-mse"/>
       <m:oMathPara>
         <m:oMathParaPr>
           <m:jc m:val="center"/>
@@ -31565,7 +31601,7 @@
           </m:r>
         </m:oMath>
       </m:oMathPara>
-      <w:bookmarkEnd w:id="154"/>
+      <w:bookmarkEnd w:id="157"/>
     </w:p>
     <w:tbl>
       <w:tblPr>
@@ -31608,12 +31644,12 @@
                 <wp:inline>
                   <wp:extent cx="152400" cy="152400"/>
                   <wp:effectExtent b="0" l="0" r="0" t="0"/>
-                  <wp:docPr descr="" title="" id="155" name="Picture"/>
+                  <wp:docPr descr="" title="" id="158" name="Picture"/>
                   <a:graphic>
                     <a:graphicData uri="http://schemas.openxmlformats.org/drawingml/2006/picture">
                       <pic:pic>
                         <pic:nvPicPr>
-                          <pic:cNvPr descr="/opt/quarto/share/formats/docx/note.png" id="156" name="Picture"/>
+                          <pic:cNvPr descr="/opt/quarto/share/formats/docx/note.png" id="159" name="Picture"/>
                           <pic:cNvPicPr>
                             <a:picLocks noChangeArrowheads="1" noChangeAspect="1"/>
                           </pic:cNvPicPr>
@@ -31744,8 +31780,8 @@
         </w:tc>
       </w:tr>
     </w:tbl>
-    <w:bookmarkEnd w:id="157"/>
-    <w:bookmarkStart w:id="158" w:name="rem-cv-estimate"/>
+    <w:bookmarkEnd w:id="160"/>
+    <w:bookmarkStart w:id="161" w:name="rem-cv-estimate"/>
     <w:p>
       <w:pPr>
         <w:pStyle w:val="BodyText"/>
@@ -31755,7 +31791,7 @@
           <w:i/>
           <w:iCs/>
         </w:rPr>
-        <w:t xml:space="preserve">Remark 7</w:t>
+        <w:t xml:space="preserve">Remark 8</w:t>
       </w:r>
       <w:r>
         <w:t xml:space="preserve"> (What the cross-validation estimate estimates). </w:t>
@@ -32411,8 +32447,8 @@
         <w:t xml:space="preserve">use.</w:t>
       </w:r>
     </w:p>
-    <w:bookmarkEnd w:id="158"/>
-    <w:bookmarkStart w:id="159" w:name="rem-choosing-k"/>
+    <w:bookmarkEnd w:id="161"/>
+    <w:bookmarkStart w:id="162" w:name="rem-choosing-k"/>
     <w:p>
       <w:pPr>
         <w:pStyle w:val="BodyText"/>
@@ -32422,7 +32458,7 @@
           <w:i/>
           <w:iCs/>
         </w:rPr>
-        <w:t xml:space="preserve">Remark 8</w:t>
+        <w:t xml:space="preserve">Remark 9</w:t>
       </w:r>
       <w:r>
         <w:t xml:space="preserve"> (Choosing the number of folds). </w:t>
@@ -32819,8 +32855,8 @@
         <w:t xml:space="preserve">is the usual compromise.</w:t>
       </w:r>
     </w:p>
-    <w:bookmarkEnd w:id="159"/>
-    <w:bookmarkStart w:id="164" w:name="exm-kfold-simulated"/>
+    <w:bookmarkEnd w:id="162"/>
+    <w:bookmarkStart w:id="167" w:name="exm-kfold-simulated"/>
     <w:p>
       <w:pPr>
         <w:pStyle w:val="BodyText"/>
@@ -32830,7 +32866,7 @@
           <w:b/>
           <w:bCs/>
         </w:rPr>
-        <w:t xml:space="preserve">Example 4 (Cross-validation versus the generalization error)</w:t>
+        <w:t xml:space="preserve">Example 6 (Cross-validation versus the generalization error)</w:t>
       </w:r>
       <w:r>
         <w:t xml:space="preserve"> </w:t>
@@ -32891,7 +32927,7 @@
           <w:rPr>
             <w:rStyle w:val="Hyperlink"/>
           </w:rPr>
-          <w:t xml:space="preserve">Example 1</w:t>
+          <w:t xml:space="preserve">Example 2</w:t>
         </w:r>
       </w:hyperlink>
       <w:r>
@@ -34014,7 +34050,7 @@
       <w:tr>
         <w:tc>
           <w:tcPr/>
-          <w:bookmarkStart w:id="163" w:name="fig-cv-simulated"/>
+          <w:bookmarkStart w:id="166" w:name="fig-cv-simulated"/>
           <w:p>
             <w:pPr>
               <w:pStyle w:val="SourceCode"/>
@@ -34978,18 +35014,18 @@
                 <wp:inline>
                   <wp:extent cx="4620126" cy="3696101"/>
                   <wp:effectExtent b="0" l="0" r="0" t="0"/>
-                  <wp:docPr descr="" title="" id="161" name="Picture"/>
+                  <wp:docPr descr="" title="" id="164" name="Picture"/>
                   <a:graphic>
                     <a:graphicData uri="http://schemas.openxmlformats.org/drawingml/2006/picture">
                       <pic:pic>
                         <pic:nvPicPr>
-                          <pic:cNvPr descr="model-validation_files/figure-docx/cv-simulated-plot-1.png" id="162" name="Picture"/>
+                          <pic:cNvPr descr="model-validation_files/figure-docx/cv-simulated-plot-1.png" id="165" name="Picture"/>
                           <pic:cNvPicPr>
                             <a:picLocks noChangeArrowheads="1" noChangeAspect="1"/>
                           </pic:cNvPicPr>
                         </pic:nvPicPr>
                         <pic:blipFill>
-                          <a:blip r:embed="rId160"/>
+                          <a:blip r:embed="rId163"/>
                           <a:stretch>
                             <a:fillRect/>
                           </a:stretch>
@@ -35058,7 +35094,7 @@
               <w:t xml:space="preserve">could be computed from real data.</w:t>
             </w:r>
           </w:p>
-          <w:bookmarkEnd w:id="163"/>
+          <w:bookmarkEnd w:id="166"/>
         </w:tc>
       </w:tr>
     </w:tbl>
@@ -35526,7 +35562,7 @@
           <w:rPr>
             <w:rStyle w:val="Hyperlink"/>
           </w:rPr>
-          <w:t xml:space="preserve">Remark 7</w:t>
+          <w:t xml:space="preserve">Remark 8</w:t>
         </w:r>
       </w:hyperlink>
       <w:r>
@@ -35590,7 +35626,7 @@
           <w:rPr>
             <w:rStyle w:val="Hyperlink"/>
           </w:rPr>
-          <w:t xml:space="preserve">Remark 7</w:t>
+          <w:t xml:space="preserve">Remark 8</w:t>
         </w:r>
       </w:hyperlink>
       <w:r>
@@ -36940,8 +36976,8 @@
         <w:t xml:space="preserve">new ones.</w:t>
       </w:r>
     </w:p>
-    <w:bookmarkEnd w:id="164"/>
-    <w:bookmarkStart w:id="167" w:name="exm-kfold-mtcars"/>
+    <w:bookmarkEnd w:id="167"/>
+    <w:bookmarkStart w:id="170" w:name="exm-kfold-mtcars"/>
     <w:p>
       <w:pPr>
         <w:pStyle w:val="BodyText"/>
@@ -36951,7 +36987,7 @@
           <w:b/>
           <w:bCs/>
         </w:rPr>
-        <w:t xml:space="preserve">Example 5 (Four-fold cross-validation of the</w:t>
+        <w:t xml:space="preserve">Example 7 (Four-fold cross-validation of the</w:t>
       </w:r>
       <w:r>
         <w:rPr>
@@ -37100,7 +37136,7 @@
           <w:rPr>
             <w:rStyle w:val="Hyperlink"/>
           </w:rPr>
-          <w:t xml:space="preserve">Example 4</w:t>
+          <w:t xml:space="preserve">Example 6</w:t>
         </w:r>
       </w:hyperlink>
       <w:r>
@@ -37144,7 +37180,7 @@
       <w:tr>
         <w:tc>
           <w:tcPr/>
-          <w:bookmarkStart w:id="165" w:name="tbl-cv-mtcars-repeats"/>
+          <w:bookmarkStart w:id="168" w:name="tbl-cv-mtcars-repeats"/>
           <w:p>
             <w:pPr>
               <w:jc w:val="center"/>
@@ -37800,7 +37836,7 @@
               <w:t xml:space="preserve">#&gt; 5         5     3.38     2.74     2.78     2.81</w:t>
             </w:r>
           </w:p>
-          <w:bookmarkEnd w:id="165"/>
+          <w:bookmarkEnd w:id="168"/>
         </w:tc>
       </w:tr>
     </w:tbl>
@@ -37825,7 +37861,7 @@
       <w:tr>
         <w:tc>
           <w:tcPr/>
-          <w:bookmarkStart w:id="166" w:name="tbl-cv-mtcars"/>
+          <w:bookmarkStart w:id="169" w:name="tbl-cv-mtcars"/>
           <w:p>
             <w:pPr>
               <w:jc w:val="center"/>
@@ -38181,7 +38217,7 @@
               <w:t xml:space="preserve">#&gt; 5         5 2       2.74</w:t>
             </w:r>
           </w:p>
-          <w:bookmarkEnd w:id="166"/>
+          <w:bookmarkEnd w:id="169"/>
         </w:tc>
       </w:tr>
     </w:tbl>
@@ -38871,9 +38907,9 @@
         <w:t xml:space="preserve">may not survive a different split.</w:t>
       </w:r>
     </w:p>
-    <w:bookmarkEnd w:id="167"/>
-    <w:bookmarkEnd w:id="168"/>
-    <w:bookmarkStart w:id="193" w:name="sec-loocv"/>
+    <w:bookmarkEnd w:id="170"/>
+    <w:bookmarkEnd w:id="171"/>
+    <w:bookmarkStart w:id="196" w:name="sec-loocv"/>
     <w:p>
       <w:pPr>
         <w:pStyle w:val="Heading2"/>
@@ -38882,7 +38918,7 @@
         <w:t xml:space="preserve">6 Leave-one-out cross-validation</w:t>
       </w:r>
     </w:p>
-    <w:bookmarkStart w:id="169" w:name="exr-loocv"/>
+    <w:bookmarkStart w:id="172" w:name="exr-loocv"/>
     <w:p>
       <w:pPr>
         <w:pStyle w:val="FirstParagraph"/>
@@ -39092,8 +39128,8 @@
         <w:t xml:space="preserve">) differ?</w:t>
       </w:r>
     </w:p>
-    <w:bookmarkEnd w:id="169"/>
-    <w:bookmarkStart w:id="170" w:name="sol-loocv"/>
+    <w:bookmarkEnd w:id="172"/>
+    <w:bookmarkStart w:id="173" w:name="sol-loocv"/>
     <w:p>
       <w:pPr>
         <w:pStyle w:val="FirstParagraph"/>
@@ -39277,7 +39313,7 @@
           <w:rPr>
             <w:rStyle w:val="Hyperlink"/>
           </w:rPr>
-          <w:t xml:space="preserve">Example 5</w:t>
+          <w:t xml:space="preserve">Example 7</w:t>
         </w:r>
       </w:hyperlink>
       <w:r>
@@ -39290,8 +39326,8 @@
         <w:t xml:space="preserve">the estimate is not random.</w:t>
       </w:r>
     </w:p>
-    <w:bookmarkEnd w:id="170"/>
-    <w:bookmarkStart w:id="174" w:name="def-loocv"/>
+    <w:bookmarkEnd w:id="173"/>
+    <w:bookmarkStart w:id="177" w:name="def-loocv"/>
     <w:p>
       <w:pPr>
         <w:pStyle w:val="FirstParagraph"/>
@@ -39595,7 +39631,7 @@
       <w:pPr>
         <w:pStyle w:val="BodyText"/>
       </w:pPr>
-      <w:bookmarkStart w:id="171" w:name="eq-loocv"/>
+      <w:bookmarkStart w:id="174" w:name="eq-loocv"/>
       <m:oMathPara>
         <m:oMathParaPr>
           <m:jc m:val="center"/>
@@ -39841,7 +39877,7 @@
           </m:r>
         </m:oMath>
       </m:oMathPara>
-      <w:bookmarkEnd w:id="171"/>
+      <w:bookmarkEnd w:id="174"/>
     </w:p>
     <w:tbl>
       <w:tblPr>
@@ -39884,12 +39920,12 @@
                 <wp:inline>
                   <wp:extent cx="152400" cy="152400"/>
                   <wp:effectExtent b="0" l="0" r="0" t="0"/>
-                  <wp:docPr descr="" title="" id="172" name="Picture"/>
+                  <wp:docPr descr="" title="" id="175" name="Picture"/>
                   <a:graphic>
                     <a:graphicData uri="http://schemas.openxmlformats.org/drawingml/2006/picture">
                       <pic:pic>
                         <pic:nvPicPr>
-                          <pic:cNvPr descr="/opt/quarto/share/formats/docx/note.png" id="173" name="Picture"/>
+                          <pic:cNvPr descr="/opt/quarto/share/formats/docx/note.png" id="176" name="Picture"/>
                           <pic:cNvPicPr>
                             <a:picLocks noChangeArrowheads="1" noChangeAspect="1"/>
                           </pic:cNvPicPr>
@@ -39962,8 +39998,8 @@
         </w:tc>
       </w:tr>
     </w:tbl>
-    <w:bookmarkEnd w:id="174"/>
-    <w:bookmarkStart w:id="176" w:name="def-term-vector"/>
+    <w:bookmarkEnd w:id="177"/>
+    <w:bookmarkStart w:id="179" w:name="def-term-vector"/>
     <w:p>
       <w:pPr>
         <w:pStyle w:val="BodyText"/>
@@ -40200,7 +40236,7 @@
       <w:pPr>
         <w:pStyle w:val="BodyText"/>
       </w:pPr>
-      <w:bookmarkStart w:id="175" w:name="eq-term-vector"/>
+      <w:bookmarkStart w:id="178" w:name="eq-term-vector"/>
       <m:oMathPara>
         <m:oMathParaPr>
           <m:jc m:val="center"/>
@@ -40388,10 +40424,10 @@
           </m:r>
         </m:oMath>
       </m:oMathPara>
-      <w:bookmarkEnd w:id="175"/>
+      <w:bookmarkEnd w:id="178"/>
     </w:p>
-    <w:bookmarkEnd w:id="176"/>
-    <w:bookmarkStart w:id="178" w:name="rem-term-vector"/>
+    <w:bookmarkEnd w:id="179"/>
+    <w:bookmarkStart w:id="181" w:name="rem-term-vector"/>
     <w:p>
       <w:pPr>
         <w:pStyle w:val="FirstParagraph"/>
@@ -40401,7 +40437,7 @@
           <w:i/>
           <w:iCs/>
         </w:rPr>
-        <w:t xml:space="preserve">Remark 9</w:t>
+        <w:t xml:space="preserve">Remark 10</w:t>
       </w:r>
       <w:r>
         <w:t xml:space="preserve"> (The term vector of simple linear regression). </w:t>
@@ -40484,7 +40520,7 @@
       <w:r>
         <w:t xml:space="preserve"> </w:t>
       </w:r>
-      <w:hyperlink r:id="rId177">
+      <w:hyperlink r:id="rId180">
         <w:r>
           <w:rPr>
             <w:rStyle w:val="Hyperlink"/>
@@ -40520,8 +40556,8 @@
         <w:t xml:space="preserve">.</w:t>
       </w:r>
     </w:p>
-    <w:bookmarkEnd w:id="178"/>
-    <w:bookmarkStart w:id="180" w:name="def-cross-product-matrix"/>
+    <w:bookmarkEnd w:id="181"/>
+    <w:bookmarkStart w:id="183" w:name="def-cross-product-matrix"/>
     <w:p>
       <w:pPr>
         <w:pStyle w:val="BodyText"/>
@@ -40643,7 +40679,7 @@
       <w:pPr>
         <w:pStyle w:val="BodyText"/>
       </w:pPr>
-      <w:bookmarkStart w:id="179" w:name="eq-cross-product-matrix"/>
+      <w:bookmarkStart w:id="182" w:name="eq-cross-product-matrix"/>
       <m:oMathPara>
         <m:oMathParaPr>
           <m:jc m:val="center"/>
@@ -40776,10 +40812,10 @@
           </m:r>
         </m:oMath>
       </m:oMathPara>
-      <w:bookmarkEnd w:id="179"/>
+      <w:bookmarkEnd w:id="182"/>
     </w:p>
-    <w:bookmarkEnd w:id="180"/>
-    <w:bookmarkStart w:id="186" w:name="def-leverage"/>
+    <w:bookmarkEnd w:id="183"/>
+    <w:bookmarkStart w:id="189" w:name="def-leverage"/>
     <w:p>
       <w:pPr>
         <w:pStyle w:val="FirstParagraph"/>
@@ -40800,7 +40836,7 @@
       <w:r>
         <w:t xml:space="preserve"> </w:t>
       </w:r>
-      <w:hyperlink r:id="rId181">
+      <w:hyperlink r:id="rId184">
         <w:r>
           <w:rPr>
             <w:rStyle w:val="Hyperlink"/>
@@ -40944,7 +40980,7 @@
       <w:pPr>
         <w:pStyle w:val="BodyText"/>
       </w:pPr>
-      <w:bookmarkStart w:id="182" w:name="eq-leverage"/>
+      <w:bookmarkStart w:id="185" w:name="eq-leverage"/>
       <m:oMathPara>
         <m:oMathParaPr>
           <m:jc m:val="center"/>
@@ -41075,7 +41111,7 @@
           </m:r>
         </m:oMath>
       </m:oMathPara>
-      <w:bookmarkEnd w:id="182"/>
+      <w:bookmarkEnd w:id="185"/>
     </w:p>
     <w:tbl>
       <w:tblPr>
@@ -41118,12 +41154,12 @@
                 <wp:inline>
                   <wp:extent cx="152400" cy="152400"/>
                   <wp:effectExtent b="0" l="0" r="0" t="0"/>
-                  <wp:docPr descr="" title="" id="183" name="Picture"/>
+                  <wp:docPr descr="" title="" id="186" name="Picture"/>
                   <a:graphic>
                     <a:graphicData uri="http://schemas.openxmlformats.org/drawingml/2006/picture">
                       <pic:pic>
                         <pic:nvPicPr>
-                          <pic:cNvPr descr="/opt/quarto/share/formats/docx/note.png" id="184" name="Picture"/>
+                          <pic:cNvPr descr="/opt/quarto/share/formats/docx/note.png" id="187" name="Picture"/>
                           <pic:cNvPicPr>
                             <a:picLocks noChangeArrowheads="1" noChangeAspect="1"/>
                           </pic:cNvPicPr>
@@ -41217,7 +41253,7 @@
             <w:r>
               <w:t xml:space="preserve"> </w:t>
             </w:r>
-            <w:hyperlink r:id="rId185">
+            <w:hyperlink r:id="rId188">
               <w:r>
                 <w:rPr>
                   <w:rStyle w:val="Hyperlink"/>
@@ -41233,8 +41269,8 @@
         </w:tc>
       </w:tr>
     </w:tbl>
-    <w:bookmarkEnd w:id="186"/>
-    <w:bookmarkStart w:id="190" w:name="thm-loocv-shortcut"/>
+    <w:bookmarkEnd w:id="189"/>
+    <w:bookmarkStart w:id="193" w:name="thm-loocv-shortcut"/>
     <w:p>
       <w:pPr>
         <w:pStyle w:val="BodyText"/>
@@ -41255,7 +41291,7 @@
       <w:r>
         <w:t xml:space="preserve"> </w:t>
       </w:r>
-      <w:hyperlink r:id="rId181">
+      <w:hyperlink r:id="rId184">
         <w:r>
           <w:rPr>
             <w:rStyle w:val="Hyperlink"/>
@@ -41399,7 +41435,7 @@
       <w:r>
         <w:t xml:space="preserve"> </w:t>
       </w:r>
-      <w:hyperlink r:id="rId38">
+      <w:hyperlink r:id="rId39">
         <w:r>
           <w:rPr>
             <w:rStyle w:val="Hyperlink"/>
@@ -41481,7 +41517,7 @@
       <w:pPr>
         <w:pStyle w:val="BodyText"/>
       </w:pPr>
-      <w:bookmarkStart w:id="187" w:name="eq-loocv-shortcut"/>
+      <w:bookmarkStart w:id="190" w:name="eq-loocv-shortcut"/>
       <m:oMathPara>
         <m:oMathParaPr>
           <m:jc m:val="center"/>
@@ -41671,7 +41707,7 @@
           </m:r>
         </m:oMath>
       </m:oMathPara>
-      <w:bookmarkEnd w:id="187"/>
+      <w:bookmarkEnd w:id="190"/>
     </w:p>
     <w:tbl>
       <w:tblPr>
@@ -41714,12 +41750,12 @@
                 <wp:inline>
                   <wp:extent cx="152400" cy="152400"/>
                   <wp:effectExtent b="0" l="0" r="0" t="0"/>
-                  <wp:docPr descr="" title="" id="188" name="Picture"/>
+                  <wp:docPr descr="" title="" id="191" name="Picture"/>
                   <a:graphic>
                     <a:graphicData uri="http://schemas.openxmlformats.org/drawingml/2006/picture">
                       <pic:pic>
                         <pic:nvPicPr>
-                          <pic:cNvPr descr="/opt/quarto/share/formats/docx/note.png" id="189" name="Picture"/>
+                          <pic:cNvPr descr="/opt/quarto/share/formats/docx/note.png" id="192" name="Picture"/>
                           <pic:cNvPicPr>
                             <a:picLocks noChangeArrowheads="1" noChangeAspect="1"/>
                           </pic:cNvPicPr>
@@ -41813,7 +41849,7 @@
         </w:tc>
       </w:tr>
     </w:tbl>
-    <w:bookmarkEnd w:id="190"/>
+    <w:bookmarkEnd w:id="193"/>
     <w:p>
       <w:pPr>
         <w:pStyle w:val="BodyText"/>
@@ -41942,7 +41978,7 @@
         <w:t xml:space="preserve">which this page does not develop.</w:t>
       </w:r>
     </w:p>
-    <w:bookmarkStart w:id="191" w:name="exm-loocv-shortcut"/>
+    <w:bookmarkStart w:id="194" w:name="exm-loocv-shortcut"/>
     <w:p>
       <w:pPr>
         <w:pStyle w:val="BodyText"/>
@@ -41952,7 +41988,7 @@
           <w:b/>
           <w:bCs/>
         </w:rPr>
-        <w:t xml:space="preserve">Example 6 (Leave-one-out cross-validation of the</w:t>
+        <w:t xml:space="preserve">Example 8 (Leave-one-out cross-validation of the</w:t>
       </w:r>
       <w:r>
         <w:rPr>
@@ -43030,7 +43066,7 @@
         <w:rPr>
           <w:rStyle w:val="CommentTok"/>
         </w:rPr>
-        <w:t xml:space="preserve">#&gt;    7.10543e-15    2.00000e+00</w:t>
+        <w:t xml:space="preserve">#&gt;    8.88178e-15    2.00000e+00</w:t>
       </w:r>
     </w:p>
     <w:p>
@@ -43038,7 +43074,7 @@
         <w:pStyle w:val="FirstParagraph"/>
       </w:pPr>
       <w:r>
-        <w:t xml:space="preserve">The two columns differ by at most 7.1e-15,</w:t>
+        <w:t xml:space="preserve">The two columns differ by at most 8.9e-15,</w:t>
       </w:r>
       <w:r>
         <w:t xml:space="preserve"> </w:t>
@@ -43082,8 +43118,8 @@
         <w:t xml:space="preserve">rerunning it always gives the same choice.</w:t>
       </w:r>
     </w:p>
-    <w:bookmarkEnd w:id="191"/>
-    <w:bookmarkStart w:id="192" w:name="rem-loocv"/>
+    <w:bookmarkEnd w:id="194"/>
+    <w:bookmarkStart w:id="195" w:name="rem-loocv"/>
     <w:p>
       <w:pPr>
         <w:pStyle w:val="BodyText"/>
@@ -43093,7 +43129,7 @@
           <w:i/>
           <w:iCs/>
         </w:rPr>
-        <w:t xml:space="preserve">Remark 10</w:t>
+        <w:t xml:space="preserve">Remark 11</w:t>
       </w:r>
       <w:r>
         <w:t xml:space="preserve"> (When to use leave-one-out cross-validation). </w:t>
@@ -43132,7 +43168,7 @@
           <w:rPr>
             <w:rStyle w:val="Hyperlink"/>
           </w:rPr>
-          <w:t xml:space="preserve">Remark 8</w:t>
+          <w:t xml:space="preserve">Remark 9</w:t>
         </w:r>
       </w:hyperlink>
       <w:r>
@@ -43152,7 +43188,7 @@
           <w:rPr>
             <w:rStyle w:val="Hyperlink"/>
           </w:rPr>
-          <w:t xml:space="preserve">Remark 7</w:t>
+          <w:t xml:space="preserve">Remark 8</w:t>
         </w:r>
       </w:hyperlink>
       <w:r>
@@ -43555,9 +43591,9 @@
         <w:t xml:space="preserve">fits.</w:t>
       </w:r>
     </w:p>
-    <w:bookmarkEnd w:id="192"/>
-    <w:bookmarkEnd w:id="193"/>
-    <w:bookmarkStart w:id="226" w:name="sec-cv-model-choice"/>
+    <w:bookmarkEnd w:id="195"/>
+    <w:bookmarkEnd w:id="196"/>
+    <w:bookmarkStart w:id="229" w:name="sec-cv-model-choice"/>
     <w:p>
       <w:pPr>
         <w:pStyle w:val="Heading2"/>
@@ -43566,7 +43602,7 @@
         <w:t xml:space="preserve">7 Choosing a model by cross-validation</w:t>
       </w:r>
     </w:p>
-    <w:bookmarkStart w:id="195" w:name="def-cv-estimate-indexed"/>
+    <w:bookmarkStart w:id="198" w:name="def-cv-estimate-indexed"/>
     <w:p>
       <w:pPr>
         <w:pStyle w:val="FirstParagraph"/>
@@ -43892,7 +43928,7 @@
       <w:pPr>
         <w:pStyle w:val="BodyText"/>
       </w:pPr>
-      <w:bookmarkStart w:id="194" w:name="eq-cv-estimate-indexed"/>
+      <w:bookmarkStart w:id="197" w:name="eq-cv-estimate-indexed"/>
       <m:oMathPara>
         <m:oMathParaPr>
           <m:jc m:val="center"/>
@@ -44285,10 +44321,10 @@
           </m:r>
         </m:oMath>
       </m:oMathPara>
-      <w:bookmarkEnd w:id="194"/>
+      <w:bookmarkEnd w:id="197"/>
     </w:p>
-    <w:bookmarkEnd w:id="195"/>
-    <w:bookmarkStart w:id="197" w:name="def-cv-choice"/>
+    <w:bookmarkEnd w:id="198"/>
+    <w:bookmarkStart w:id="200" w:name="def-cv-choice"/>
     <w:p>
       <w:pPr>
         <w:pStyle w:val="FirstParagraph"/>
@@ -44578,7 +44614,7 @@
       <w:pPr>
         <w:pStyle w:val="BodyText"/>
       </w:pPr>
-      <w:bookmarkStart w:id="196" w:name="eq-cv-choice"/>
+      <w:bookmarkStart w:id="199" w:name="eq-cv-choice"/>
       <m:oMathPara>
         <m:oMathParaPr>
           <m:jc m:val="center"/>
@@ -44823,10 +44859,10 @@
           </m:r>
         </m:oMath>
       </m:oMathPara>
-      <w:bookmarkEnd w:id="196"/>
+      <w:bookmarkEnd w:id="199"/>
     </w:p>
-    <w:bookmarkEnd w:id="197"/>
-    <w:bookmarkStart w:id="201" w:name="def-nested-cv"/>
+    <w:bookmarkEnd w:id="200"/>
+    <w:bookmarkStart w:id="204" w:name="def-nested-cv"/>
     <w:p>
       <w:pPr>
         <w:pStyle w:val="FirstParagraph"/>
@@ -44940,7 +44976,7 @@
       <w:pPr>
         <w:pStyle w:val="BodyText"/>
       </w:pPr>
-      <w:bookmarkStart w:id="198" w:name="eq-nested-cv"/>
+      <w:bookmarkStart w:id="201" w:name="eq-nested-cv"/>
       <m:oMathPara>
         <m:oMathParaPr>
           <m:jc m:val="center"/>
@@ -45054,7 +45090,7 @@
           </m:r>
         </m:oMath>
       </m:oMathPara>
-      <w:bookmarkEnd w:id="198"/>
+      <w:bookmarkEnd w:id="201"/>
     </w:p>
     <w:tbl>
       <w:tblPr>
@@ -45097,12 +45133,12 @@
                 <wp:inline>
                   <wp:extent cx="152400" cy="152400"/>
                   <wp:effectExtent b="0" l="0" r="0" t="0"/>
-                  <wp:docPr descr="" title="" id="199" name="Picture"/>
+                  <wp:docPr descr="" title="" id="202" name="Picture"/>
                   <a:graphic>
                     <a:graphicData uri="http://schemas.openxmlformats.org/drawingml/2006/picture">
                       <pic:pic>
                         <pic:nvPicPr>
-                          <pic:cNvPr descr="/opt/quarto/share/formats/docx/note.png" id="200" name="Picture"/>
+                          <pic:cNvPr descr="/opt/quarto/share/formats/docx/note.png" id="203" name="Picture"/>
                           <pic:cNvPicPr>
                             <a:picLocks noChangeArrowheads="1" noChangeAspect="1"/>
                           </pic:cNvPicPr>
@@ -45184,8 +45220,8 @@
         </w:tc>
       </w:tr>
     </w:tbl>
-    <w:bookmarkEnd w:id="201"/>
-    <w:bookmarkStart w:id="202" w:name="rem-nested-cv"/>
+    <w:bookmarkEnd w:id="204"/>
+    <w:bookmarkStart w:id="205" w:name="rem-nested-cv"/>
     <w:p>
       <w:pPr>
         <w:pStyle w:val="BodyText"/>
@@ -45195,7 +45231,7 @@
           <w:i/>
           <w:iCs/>
         </w:rPr>
-        <w:t xml:space="preserve">Remark 11</w:t>
+        <w:t xml:space="preserve">Remark 12</w:t>
       </w:r>
       <w:r>
         <w:t xml:space="preserve"> (What is nested). </w:t>
@@ -45341,8 +45377,8 @@
         <w:t xml:space="preserve">That inner cross-validation is the nested one.</w:t>
       </w:r>
     </w:p>
-    <w:bookmarkEnd w:id="202"/>
-    <w:bookmarkStart w:id="205" w:name="rem-cv-winner-optimistic"/>
+    <w:bookmarkEnd w:id="205"/>
+    <w:bookmarkStart w:id="208" w:name="rem-cv-winner-optimistic"/>
     <w:p>
       <w:pPr>
         <w:pStyle w:val="BodyText"/>
@@ -45352,7 +45388,7 @@
           <w:i/>
           <w:iCs/>
         </w:rPr>
-        <w:t xml:space="preserve">Remark 12</w:t>
+        <w:t xml:space="preserve">Remark 13</w:t>
       </w:r>
       <w:r>
         <w:t xml:space="preserve"> (Cross-validation replaces the validation set, not the test set). </w:t>
@@ -45535,12 +45571,12 @@
                 <wp:inline>
                   <wp:extent cx="152400" cy="152400"/>
                   <wp:effectExtent b="0" l="0" r="0" t="0"/>
-                  <wp:docPr descr="" title="" id="203" name="Picture"/>
+                  <wp:docPr descr="" title="" id="206" name="Picture"/>
                   <a:graphic>
                     <a:graphicData uri="http://schemas.openxmlformats.org/drawingml/2006/picture">
                       <pic:pic>
                         <pic:nvPicPr>
-                          <pic:cNvPr descr="/opt/quarto/share/formats/docx/note.png" id="204" name="Picture"/>
+                          <pic:cNvPr descr="/opt/quarto/share/formats/docx/note.png" id="207" name="Picture"/>
                           <pic:cNvPicPr>
                             <a:picLocks noChangeArrowheads="1" noChangeAspect="1"/>
                           </pic:cNvPicPr>
@@ -45610,8 +45646,8 @@
         </w:tc>
       </w:tr>
     </w:tbl>
-    <w:bookmarkEnd w:id="205"/>
-    <w:bookmarkStart w:id="210" w:name="def-cv-se"/>
+    <w:bookmarkEnd w:id="208"/>
+    <w:bookmarkStart w:id="213" w:name="def-cv-se"/>
     <w:p>
       <w:pPr>
         <w:pStyle w:val="BodyText"/>
@@ -45715,7 +45751,7 @@
       <w:r>
         <w:t xml:space="preserve"> </w:t>
       </w:r>
-      <w:hyperlink r:id="rId206">
+      <w:hyperlink r:id="rId209">
         <w:r>
           <w:rPr>
             <w:rStyle w:val="Hyperlink"/>
@@ -45781,7 +45817,7 @@
       <w:pPr>
         <w:pStyle w:val="BodyText"/>
       </w:pPr>
-      <w:bookmarkStart w:id="207" w:name="eq-cv-se"/>
+      <w:bookmarkStart w:id="210" w:name="eq-cv-se"/>
       <m:oMathPara>
         <m:oMathParaPr>
           <m:jc m:val="center"/>
@@ -45956,7 +45992,7 @@
           </m:r>
         </m:oMath>
       </m:oMathPara>
-      <w:bookmarkEnd w:id="207"/>
+      <w:bookmarkEnd w:id="210"/>
     </w:p>
     <w:tbl>
       <w:tblPr>
@@ -45999,12 +46035,12 @@
                 <wp:inline>
                   <wp:extent cx="152400" cy="152400"/>
                   <wp:effectExtent b="0" l="0" r="0" t="0"/>
-                  <wp:docPr descr="" title="" id="208" name="Picture"/>
+                  <wp:docPr descr="" title="" id="211" name="Picture"/>
                   <a:graphic>
                     <a:graphicData uri="http://schemas.openxmlformats.org/drawingml/2006/picture">
                       <pic:pic>
                         <pic:nvPicPr>
-                          <pic:cNvPr descr="/opt/quarto/share/formats/docx/note.png" id="209" name="Picture"/>
+                          <pic:cNvPr descr="/opt/quarto/share/formats/docx/note.png" id="212" name="Picture"/>
                           <pic:cNvPicPr>
                             <a:picLocks noChangeArrowheads="1" noChangeAspect="1"/>
                           </pic:cNvPicPr>
@@ -46077,8 +46113,8 @@
         </w:tc>
       </w:tr>
     </w:tbl>
-    <w:bookmarkEnd w:id="210"/>
-    <w:bookmarkStart w:id="212" w:name="rem-cv-se"/>
+    <w:bookmarkEnd w:id="213"/>
+    <w:bookmarkStart w:id="215" w:name="rem-cv-se"/>
     <w:p>
       <w:pPr>
         <w:pStyle w:val="BodyText"/>
@@ -46088,7 +46124,7 @@
           <w:i/>
           <w:iCs/>
         </w:rPr>
-        <w:t xml:space="preserve">Remark 13</w:t>
+        <w:t xml:space="preserve">Remark 14</w:t>
       </w:r>
       <w:r>
         <w:t xml:space="preserve"> (The fold-based standard error is only a rough guide). </w:t>
@@ -46301,7 +46337,7 @@
       <w:r>
         <w:t xml:space="preserve"> </w:t>
       </w:r>
-      <w:hyperlink r:id="rId211">
+      <w:hyperlink r:id="rId214">
         <w:r>
           <w:rPr>
             <w:rStyle w:val="Hyperlink"/>
@@ -46365,8 +46401,8 @@
         <w:t xml:space="preserve">.</w:t>
       </w:r>
     </w:p>
-    <w:bookmarkEnd w:id="212"/>
-    <w:bookmarkStart w:id="214" w:name="def-fold-mse-indexed"/>
+    <w:bookmarkEnd w:id="215"/>
+    <w:bookmarkStart w:id="217" w:name="def-fold-mse-indexed"/>
     <w:p>
       <w:pPr>
         <w:pStyle w:val="BodyText"/>
@@ -46531,7 +46567,7 @@
       <w:pPr>
         <w:pStyle w:val="BodyText"/>
       </w:pPr>
-      <w:bookmarkStart w:id="213" w:name="eq-fold-mse-indexed"/>
+      <w:bookmarkStart w:id="216" w:name="eq-fold-mse-indexed"/>
       <m:oMathPara>
         <m:oMathParaPr>
           <m:jc m:val="center"/>
@@ -46905,10 +46941,10 @@
           </m:r>
         </m:oMath>
       </m:oMathPara>
-      <w:bookmarkEnd w:id="213"/>
+      <w:bookmarkEnd w:id="216"/>
     </w:p>
-    <w:bookmarkEnd w:id="214"/>
-    <w:bookmarkStart w:id="216" w:name="def-cv-se-indexed"/>
+    <w:bookmarkEnd w:id="217"/>
+    <w:bookmarkStart w:id="219" w:name="def-cv-se-indexed"/>
     <w:p>
       <w:pPr>
         <w:pStyle w:val="FirstParagraph"/>
@@ -47088,7 +47124,7 @@
       <w:pPr>
         <w:pStyle w:val="BodyText"/>
       </w:pPr>
-      <w:bookmarkStart w:id="215" w:name="eq-cv-se-indexed"/>
+      <w:bookmarkStart w:id="218" w:name="eq-cv-se-indexed"/>
       <m:oMathPara>
         <m:oMathParaPr>
           <m:jc m:val="center"/>
@@ -47347,10 +47383,10 @@
           </m:r>
         </m:oMath>
       </m:oMathPara>
-      <w:bookmarkEnd w:id="215"/>
+      <w:bookmarkEnd w:id="218"/>
     </w:p>
-    <w:bookmarkEnd w:id="216"/>
-    <w:bookmarkStart w:id="220" w:name="def-one-se-rule"/>
+    <w:bookmarkEnd w:id="219"/>
+    <w:bookmarkStart w:id="223" w:name="def-one-se-rule"/>
     <w:p>
       <w:pPr>
         <w:pStyle w:val="FirstParagraph"/>
@@ -47595,7 +47631,7 @@
       <w:pPr>
         <w:pStyle w:val="BodyText"/>
       </w:pPr>
-      <w:bookmarkStart w:id="217" w:name="eq-one-se-rule"/>
+      <w:bookmarkStart w:id="220" w:name="eq-one-se-rule"/>
       <m:oMathPara>
         <m:oMathParaPr>
           <m:jc m:val="center"/>
@@ -47890,7 +47926,7 @@
           </m:r>
         </m:oMath>
       </m:oMathPara>
-      <w:bookmarkEnd w:id="217"/>
+      <w:bookmarkEnd w:id="220"/>
     </w:p>
     <w:tbl>
       <w:tblPr>
@@ -47933,12 +47969,12 @@
                 <wp:inline>
                   <wp:extent cx="152400" cy="152400"/>
                   <wp:effectExtent b="0" l="0" r="0" t="0"/>
-                  <wp:docPr descr="" title="" id="218" name="Picture"/>
+                  <wp:docPr descr="" title="" id="221" name="Picture"/>
                   <a:graphic>
                     <a:graphicData uri="http://schemas.openxmlformats.org/drawingml/2006/picture">
                       <pic:pic>
                         <pic:nvPicPr>
-                          <pic:cNvPr descr="/opt/quarto/share/formats/docx/note.png" id="219" name="Picture"/>
+                          <pic:cNvPr descr="/opt/quarto/share/formats/docx/note.png" id="222" name="Picture"/>
                           <pic:cNvPicPr>
                             <a:picLocks noChangeArrowheads="1" noChangeAspect="1"/>
                           </pic:cNvPicPr>
@@ -48020,8 +48056,8 @@
         </w:tc>
       </w:tr>
     </w:tbl>
-    <w:bookmarkEnd w:id="220"/>
-    <w:bookmarkStart w:id="225" w:name="exm-one-se-rule"/>
+    <w:bookmarkEnd w:id="223"/>
+    <w:bookmarkStart w:id="228" w:name="exm-one-se-rule"/>
     <w:p>
       <w:pPr>
         <w:pStyle w:val="BodyText"/>
@@ -48031,7 +48067,7 @@
           <w:b/>
           <w:bCs/>
         </w:rPr>
-        <w:t xml:space="preserve">Example 7 (The one-standard-error rule for the simulated polynomials)</w:t>
+        <w:t xml:space="preserve">Example 9 (The one-standard-error rule for the simulated polynomials)</w:t>
       </w:r>
       <w:r>
         <w:t xml:space="preserve"> </w:t>
@@ -48053,7 +48089,7 @@
           <w:rPr>
             <w:rStyle w:val="Hyperlink"/>
           </w:rPr>
-          <w:t xml:space="preserve">Example 1</w:t>
+          <w:t xml:space="preserve">Example 2</w:t>
         </w:r>
       </w:hyperlink>
       <w:r>
@@ -49073,7 +49109,7 @@
           <w:rPr>
             <w:rStyle w:val="Hyperlink"/>
           </w:rPr>
-          <w:t xml:space="preserve">Remark 7</w:t>
+          <w:t xml:space="preserve">Remark 8</w:t>
         </w:r>
       </w:hyperlink>
       <w:r>
@@ -49093,7 +49129,7 @@
       <w:tr>
         <w:tc>
           <w:tcPr/>
-          <w:bookmarkStart w:id="224" w:name="fig-one-se-rule"/>
+          <w:bookmarkStart w:id="227" w:name="fig-one-se-rule"/>
           <w:p>
             <w:pPr>
               <w:pStyle w:val="SourceCode"/>
@@ -49706,18 +49742,18 @@
                 <wp:inline>
                   <wp:extent cx="4620126" cy="3696101"/>
                   <wp:effectExtent b="0" l="0" r="0" t="0"/>
-                  <wp:docPr descr="" title="" id="222" name="Picture"/>
+                  <wp:docPr descr="" title="" id="225" name="Picture"/>
                   <a:graphic>
                     <a:graphicData uri="http://schemas.openxmlformats.org/drawingml/2006/picture">
                       <pic:pic>
                         <pic:nvPicPr>
-                          <pic:cNvPr descr="model-validation_files/figure-docx/one-se-rule-plot-1.png" id="223" name="Picture"/>
+                          <pic:cNvPr descr="model-validation_files/figure-docx/one-se-rule-plot-1.png" id="226" name="Picture"/>
                           <pic:cNvPicPr>
                             <a:picLocks noChangeArrowheads="1" noChangeAspect="1"/>
                           </pic:cNvPicPr>
                         </pic:nvPicPr>
                         <pic:blipFill>
-                          <a:blip r:embed="rId221"/>
+                          <a:blip r:embed="rId224"/>
                           <a:stretch>
                             <a:fillRect/>
                           </a:stretch>
@@ -49797,7 +49833,7 @@
               <w:t xml:space="preserve">The dashed line is one fold-based standard error above the smallest estimate.</w:t>
             </w:r>
           </w:p>
-          <w:bookmarkEnd w:id="224"/>
+          <w:bookmarkEnd w:id="227"/>
         </w:tc>
       </w:tr>
     </w:tbl>
@@ -49864,7 +49900,7 @@
           <w:rPr>
             <w:rStyle w:val="Hyperlink"/>
           </w:rPr>
-          <w:t xml:space="preserve">Example 1</w:t>
+          <w:t xml:space="preserve">Example 2</w:t>
         </w:r>
       </w:hyperlink>
       <w:r>
@@ -49883,9 +49919,9 @@
         <w:t xml:space="preserve">and 0.099 for degree 3.</w:t>
       </w:r>
     </w:p>
-    <w:bookmarkEnd w:id="225"/>
-    <w:bookmarkEnd w:id="226"/>
-    <w:bookmarkStart w:id="233" w:name="sec-cv-whole-procedure"/>
+    <w:bookmarkEnd w:id="228"/>
+    <w:bookmarkEnd w:id="229"/>
+    <w:bookmarkStart w:id="236" w:name="sec-cv-whole-procedure"/>
     <w:p>
       <w:pPr>
         <w:pStyle w:val="Heading2"/>
@@ -49894,7 +49930,7 @@
         <w:t xml:space="preserve">8 Cross-validating the whole procedure</w:t>
       </w:r>
     </w:p>
-    <w:bookmarkStart w:id="229" w:name="exr-cv-screening"/>
+    <w:bookmarkStart w:id="232" w:name="exr-cv-screening"/>
     <w:p>
       <w:pPr>
         <w:pStyle w:val="FirstParagraph"/>
@@ -50194,12 +50230,12 @@
                 <wp:inline>
                   <wp:extent cx="152400" cy="152400"/>
                   <wp:effectExtent b="0" l="0" r="0" t="0"/>
-                  <wp:docPr descr="" title="" id="227" name="Picture"/>
+                  <wp:docPr descr="" title="" id="230" name="Picture"/>
                   <a:graphic>
                     <a:graphicData uri="http://schemas.openxmlformats.org/drawingml/2006/picture">
                       <pic:pic>
                         <pic:nvPicPr>
-                          <pic:cNvPr descr="/opt/quarto/share/formats/docx/note.png" id="228" name="Picture"/>
+                          <pic:cNvPr descr="/opt/quarto/share/formats/docx/note.png" id="231" name="Picture"/>
                           <pic:cNvPicPr>
                             <a:picLocks noChangeArrowheads="1" noChangeAspect="1"/>
                           </pic:cNvPicPr>
@@ -50287,8 +50323,8 @@
         </w:tc>
       </w:tr>
     </w:tbl>
-    <w:bookmarkEnd w:id="229"/>
-    <w:bookmarkStart w:id="230" w:name="sol-cv-screening"/>
+    <w:bookmarkEnd w:id="232"/>
+    <w:bookmarkStart w:id="233" w:name="sol-cv-screening"/>
     <w:p>
       <w:pPr>
         <w:pStyle w:val="BodyText"/>
@@ -52159,8 +52195,8 @@
         <w:t xml:space="preserve">needs fails.</w:t>
       </w:r>
     </w:p>
-    <w:bookmarkEnd w:id="230"/>
-    <w:bookmarkStart w:id="232" w:name="rem-cv-every-step"/>
+    <w:bookmarkEnd w:id="233"/>
+    <w:bookmarkStart w:id="235" w:name="rem-cv-every-step"/>
     <w:p>
       <w:pPr>
         <w:pStyle w:val="BodyText"/>
@@ -52170,7 +52206,7 @@
           <w:i/>
           <w:iCs/>
         </w:rPr>
-        <w:t xml:space="preserve">Remark 14</w:t>
+        <w:t xml:space="preserve">Remark 15</w:t>
       </w:r>
       <w:r>
         <w:t xml:space="preserve"> (Cross-validate the whole procedure). </w:t>
@@ -52316,7 +52352,7 @@
       <w:r>
         <w:t xml:space="preserve"> </w:t>
       </w:r>
-      <w:hyperlink r:id="rId231">
+      <w:hyperlink r:id="rId234">
         <w:r>
           <w:rPr>
             <w:rStyle w:val="Hyperlink"/>
@@ -52340,9 +52376,9 @@
         <w:t xml:space="preserve">when they are computed without the outcome.</w:t>
       </w:r>
     </w:p>
-    <w:bookmarkEnd w:id="232"/>
-    <w:bookmarkEnd w:id="233"/>
-    <w:bookmarkStart w:id="239" w:name="references"/>
+    <w:bookmarkEnd w:id="235"/>
+    <w:bookmarkEnd w:id="236"/>
+    <w:bookmarkStart w:id="242" w:name="references"/>
     <w:p>
       <w:pPr>
         <w:pStyle w:val="Heading2"/>
@@ -52351,8 +52387,8 @@
         <w:t xml:space="preserve">References</w:t>
       </w:r>
     </w:p>
-    <w:bookmarkStart w:id="238" w:name="refs"/>
-    <w:bookmarkStart w:id="235" w:name="ref-hastie2009elements"/>
+    <w:bookmarkStart w:id="241" w:name="refs"/>
+    <w:bookmarkStart w:id="238" w:name="ref-hastie2009elements"/>
     <w:p>
       <w:pPr>
         <w:pStyle w:val="Bibliography"/>
@@ -52376,7 +52412,7 @@
       <w:r>
         <w:t xml:space="preserve"> </w:t>
       </w:r>
-      <w:hyperlink r:id="rId234">
+      <w:hyperlink r:id="rId237">
         <w:r>
           <w:rPr>
             <w:rStyle w:val="Hyperlink"/>
@@ -52388,8 +52424,8 @@
         <w:t xml:space="preserve">.</w:t>
       </w:r>
     </w:p>
-    <w:bookmarkEnd w:id="235"/>
-    <w:bookmarkStart w:id="237" w:name="ref-james2021islr2e"/>
+    <w:bookmarkEnd w:id="238"/>
+    <w:bookmarkStart w:id="240" w:name="ref-james2021islr2e"/>
     <w:p>
       <w:pPr>
         <w:pStyle w:val="Bibliography"/>
@@ -52427,7 +52463,7 @@
       <w:r>
         <w:t xml:space="preserve"> </w:t>
       </w:r>
-      <w:hyperlink r:id="rId236">
+      <w:hyperlink r:id="rId239">
         <w:r>
           <w:rPr>
             <w:rStyle w:val="Hyperlink"/>
@@ -52439,9 +52475,9 @@
         <w:t xml:space="preserve">.</w:t>
       </w:r>
     </w:p>
-    <w:bookmarkEnd w:id="237"/>
-    <w:bookmarkEnd w:id="238"/>
-    <w:bookmarkEnd w:id="239"/>
+    <w:bookmarkEnd w:id="240"/>
+    <w:bookmarkEnd w:id="241"/>
+    <w:bookmarkEnd w:id="242"/>
     <w:sectPr>
       <w:footnotePr>
         <w:numRestart w:val="eachSect"/>

--- a/model-validation-handout.docx
+++ b/model-validation-handout.docx
@@ -15,7 +15,7 @@
         <w:pStyle w:val="Date"/>
       </w:pPr>
       <w:r>
-        <w:t xml:space="preserve">Last modified: 2026-10-07 20:21:34 (PDT)</w:t>
+        <w:t xml:space="preserve">Last modified: 2026-10-07 23:40:32 (PDT)</w:t>
       </w:r>
     </w:p>
     <w:bookmarkStart w:id="33" w:name="sec-prediction-rules"/>

--- a/model-validation-handout.docx
+++ b/model-validation-handout.docx
@@ -15,7 +15,7 @@
         <w:pStyle w:val="Date"/>
       </w:pPr>
       <w:r>
-        <w:t xml:space="preserve">Last modified: 2026-10-07 23:40:32 (PDT)</w:t>
+        <w:t xml:space="preserve">Last modified: 2026-10-08 02:08:11 (PDT)</w:t>
       </w:r>
     </w:p>
     <w:bookmarkStart w:id="33" w:name="sec-prediction-rules"/>
@@ -43066,7 +43066,7 @@
         <w:rPr>
           <w:rStyle w:val="CommentTok"/>
         </w:rPr>
-        <w:t xml:space="preserve">#&gt;    8.88178e-15    2.00000e+00</w:t>
+        <w:t xml:space="preserve">#&gt;    7.10543e-15    2.00000e+00</w:t>
       </w:r>
     </w:p>
     <w:p>
@@ -43074,7 +43074,7 @@
         <w:pStyle w:val="FirstParagraph"/>
       </w:pPr>
       <w:r>
-        <w:t xml:space="preserve">The two columns differ by at most 8.9e-15,</w:t>
+        <w:t xml:space="preserve">The two columns differ by at most 7.1e-15,</w:t>
       </w:r>
       <w:r>
         <w:t xml:space="preserve"> </w:t>

--- a/model-validation-handout.docx
+++ b/model-validation-handout.docx
@@ -15,7 +15,7 @@
         <w:pStyle w:val="Date"/>
       </w:pPr>
       <w:r>
-        <w:t xml:space="preserve">Last modified: 2026-10-08 02:08:11 (PDT)</w:t>
+        <w:t xml:space="preserve">Last modified: 2026-10-08 02:08:04 (PDT)</w:t>
       </w:r>
     </w:p>
     <w:bookmarkStart w:id="33" w:name="sec-prediction-rules"/>

--- a/model-validation-handout.docx
+++ b/model-validation-handout.docx
@@ -15,7 +15,7 @@
         <w:pStyle w:val="Date"/>
       </w:pPr>
       <w:r>
-        <w:t xml:space="preserve">Last modified: 2026-10-08 02:08:04 (PDT)</w:t>
+        <w:t xml:space="preserve">Last modified: 2026-10-08 02:08:30 (PDT)</w:t>
       </w:r>
     </w:p>
     <w:bookmarkStart w:id="33" w:name="sec-prediction-rules"/>

--- a/model-validation-handout.docx
+++ b/model-validation-handout.docx
@@ -15,7 +15,7 @@
         <w:pStyle w:val="Date"/>
       </w:pPr>
       <w:r>
-        <w:t xml:space="preserve">Last modified: 2026-10-08 02:08:30 (PDT)</w:t>
+        <w:t xml:space="preserve">Last modified: 2026-10-08 02:07:46 (PDT)</w:t>
       </w:r>
     </w:p>
     <w:bookmarkStart w:id="33" w:name="sec-prediction-rules"/>
@@ -43066,7 +43066,7 @@
         <w:rPr>
           <w:rStyle w:val="CommentTok"/>
         </w:rPr>
-        <w:t xml:space="preserve">#&gt;    7.10543e-15    2.00000e+00</w:t>
+        <w:t xml:space="preserve">#&gt;    8.88178e-15    2.00000e+00</w:t>
       </w:r>
     </w:p>
     <w:p>
@@ -43074,7 +43074,7 @@
         <w:pStyle w:val="FirstParagraph"/>
       </w:pPr>
       <w:r>
-        <w:t xml:space="preserve">The two columns differ by at most 7.1e-15,</w:t>
+        <w:t xml:space="preserve">The two columns differ by at most 8.9e-15,</w:t>
       </w:r>
       <w:r>
         <w:t xml:space="preserve"> </w:t>

--- a/model-validation-handout.docx
+++ b/model-validation-handout.docx
@@ -15,7 +15,7 @@
         <w:pStyle w:val="Date"/>
       </w:pPr>
       <w:r>
-        <w:t xml:space="preserve">Last modified: 2026-10-08 02:07:46 (PDT)</w:t>
+        <w:t xml:space="preserve">Last modified: 2026-10-08 02:08:18 (PDT)</w:t>
       </w:r>
     </w:p>
     <w:bookmarkStart w:id="33" w:name="sec-prediction-rules"/>

--- a/model-validation-handout.docx
+++ b/model-validation-handout.docx
@@ -15,7 +15,7 @@
         <w:pStyle w:val="Date"/>
       </w:pPr>
       <w:r>
-        <w:t xml:space="preserve">Last modified: 2026-10-08 02:08:18 (PDT)</w:t>
+        <w:t xml:space="preserve">Last modified: 2026-10-08 11:58:11 (PDT)</w:t>
       </w:r>
     </w:p>
     <w:bookmarkStart w:id="33" w:name="sec-prediction-rules"/>
@@ -43066,7 +43066,7 @@
         <w:rPr>
           <w:rStyle w:val="CommentTok"/>
         </w:rPr>
-        <w:t xml:space="preserve">#&gt;    8.88178e-15    2.00000e+00</w:t>
+        <w:t xml:space="preserve">#&gt;    7.10543e-15    2.00000e+00</w:t>
       </w:r>
     </w:p>
     <w:p>
@@ -43074,7 +43074,7 @@
         <w:pStyle w:val="FirstParagraph"/>
       </w:pPr>
       <w:r>
-        <w:t xml:space="preserve">The two columns differ by at most 8.9e-15,</w:t>
+        <w:t xml:space="preserve">The two columns differ by at most 7.1e-15,</w:t>
       </w:r>
       <w:r>
         <w:t xml:space="preserve"> </w:t>

--- a/model-validation-handout.docx
+++ b/model-validation-handout.docx
@@ -15,7 +15,7 @@
         <w:pStyle w:val="Date"/>
       </w:pPr>
       <w:r>
-        <w:t xml:space="preserve">Last modified: 2026-10-08 11:58:11 (PDT)</w:t>
+        <w:t xml:space="preserve">Last modified: 2026-10-08 14:34:43 (PDT)</w:t>
       </w:r>
     </w:p>
     <w:bookmarkStart w:id="33" w:name="sec-prediction-rules"/>

--- a/model-validation-handout.docx
+++ b/model-validation-handout.docx
@@ -15,7 +15,7 @@
         <w:pStyle w:val="Date"/>
       </w:pPr>
       <w:r>
-        <w:t xml:space="preserve">Last modified: 2026-10-08 14:34:43 (PDT)</w:t>
+        <w:t xml:space="preserve">Last modified: 2026-10-08 15:00:32 (PDT)</w:t>
       </w:r>
     </w:p>
     <w:bookmarkStart w:id="33" w:name="sec-prediction-rules"/>

--- a/model-validation-handout.docx
+++ b/model-validation-handout.docx
@@ -15,7 +15,7 @@
         <w:pStyle w:val="Date"/>
       </w:pPr>
       <w:r>
-        <w:t xml:space="preserve">Last modified: 2026-10-08 15:00:32 (PDT)</w:t>
+        <w:t xml:space="preserve">Last modified: 2026-10-08 15:39:20 (PDT)</w:t>
       </w:r>
     </w:p>
     <w:bookmarkStart w:id="33" w:name="sec-prediction-rules"/>

--- a/model-validation-handout.docx
+++ b/model-validation-handout.docx
@@ -15,7 +15,7 @@
         <w:pStyle w:val="Date"/>
       </w:pPr>
       <w:r>
-        <w:t xml:space="preserve">Last modified: 2026-10-08 15:39:20 (PDT)</w:t>
+        <w:t xml:space="preserve">Last modified: 2026-10-08 23:14:25 (UTC)</w:t>
       </w:r>
     </w:p>
     <w:bookmarkStart w:id="33" w:name="sec-prediction-rules"/>
@@ -43066,7 +43066,7 @@
         <w:rPr>
           <w:rStyle w:val="CommentTok"/>
         </w:rPr>
-        <w:t xml:space="preserve">#&gt;    7.10543e-15    2.00000e+00</w:t>
+        <w:t xml:space="preserve">#&gt;    8.88178e-15    2.00000e+00</w:t>
       </w:r>
     </w:p>
     <w:p>
@@ -43074,7 +43074,7 @@
         <w:pStyle w:val="FirstParagraph"/>
       </w:pPr>
       <w:r>
-        <w:t xml:space="preserve">The two columns differ by at most 7.1e-15,</w:t>
+        <w:t xml:space="preserve">The two columns differ by at most 8.9e-15,</w:t>
       </w:r>
       <w:r>
         <w:t xml:space="preserve"> </w:t>

--- a/model-validation-handout.docx
+++ b/model-validation-handout.docx
@@ -15,7 +15,7 @@
         <w:pStyle w:val="Date"/>
       </w:pPr>
       <w:r>
-        <w:t xml:space="preserve">Last modified: 2026-10-08 23:14:25 (UTC)</w:t>
+        <w:t xml:space="preserve">Last modified: 2026-10-09 00:28:12 (UTC)</w:t>
       </w:r>
     </w:p>
     <w:bookmarkStart w:id="33" w:name="sec-prediction-rules"/>

--- a/model-validation-handout.docx
+++ b/model-validation-handout.docx
@@ -15,7 +15,7 @@
         <w:pStyle w:val="Date"/>
       </w:pPr>
       <w:r>
-        <w:t xml:space="preserve">Last modified: 2026-10-09 00:28:12 (UTC)</w:t>
+        <w:t xml:space="preserve">Last modified: 2026-10-08 18:31:00 (PDT)</w:t>
       </w:r>
     </w:p>
     <w:bookmarkStart w:id="33" w:name="sec-prediction-rules"/>

--- a/model-validation-handout.docx
+++ b/model-validation-handout.docx
@@ -15,7 +15,7 @@
         <w:pStyle w:val="Date"/>
       </w:pPr>
       <w:r>
-        <w:t xml:space="preserve">Last modified: 2026-10-08 18:31:00 (PDT)</w:t>
+        <w:t xml:space="preserve">Last modified: 2026-10-08 21:40:49 (PDT)</w:t>
       </w:r>
     </w:p>
     <w:bookmarkStart w:id="33" w:name="sec-prediction-rules"/>

--- a/model-validation-handout.docx
+++ b/model-validation-handout.docx
@@ -15,7 +15,7 @@
         <w:pStyle w:val="Date"/>
       </w:pPr>
       <w:r>
-        <w:t xml:space="preserve">Last modified: 2026-10-08 21:40:49 (PDT)</w:t>
+        <w:t xml:space="preserve">Last modified: 2026-10-08 23:15:22 (PDT)</w:t>
       </w:r>
     </w:p>
     <w:bookmarkStart w:id="33" w:name="sec-prediction-rules"/>
@@ -19464,6 +19464,23 @@
                 </m:rPr>
                 <m:t>=</m:t>
               </m:r>
+              <m:r>
+                <m:rPr>
+                  <m:sty m:val="p"/>
+                </m:rPr>
+                <m:t>∅</m:t>
+              </m:r>
+              <m:r>
+                <m:rPr>
+                  <m:sty m:val="p"/>
+                </m:rPr>
+                <m:t>,</m:t>
+              </m:r>
+            </m:e>
+            <m:e>
+              <m:r>
+                <m:t>&amp;</m:t>
+              </m:r>
               <m:sSub>
                 <m:e>
                   <m:r>
@@ -19507,6 +19524,23 @@
                   <m:sty m:val="p"/>
                 </m:rPr>
                 <m:t>=</m:t>
+              </m:r>
+              <m:r>
+                <m:rPr>
+                  <m:sty m:val="p"/>
+                </m:rPr>
+                <m:t>∅</m:t>
+              </m:r>
+              <m:r>
+                <m:rPr>
+                  <m:sty m:val="p"/>
+                </m:rPr>
+                <m:t>,</m:t>
+              </m:r>
+            </m:e>
+            <m:e>
+              <m:r>
+                <m:t>&amp;</m:t>
               </m:r>
               <m:sSub>
                 <m:e>

--- a/model-validation-handout.docx
+++ b/model-validation-handout.docx
@@ -15,7 +15,7 @@
         <w:pStyle w:val="Date"/>
       </w:pPr>
       <w:r>
-        <w:t xml:space="preserve">Last modified: 2026-10-08 23:15:22 (PDT)</w:t>
+        <w:t xml:space="preserve">Last modified: 2026-10-09 01:37:12 (PDT)</w:t>
       </w:r>
     </w:p>
     <w:bookmarkStart w:id="33" w:name="sec-prediction-rules"/>

--- a/model-validation-handout.docx
+++ b/model-validation-handout.docx
@@ -15,7 +15,7 @@
         <w:pStyle w:val="Date"/>
       </w:pPr>
       <w:r>
-        <w:t xml:space="preserve">Last modified: 2026-10-09 01:37:12 (PDT)</w:t>
+        <w:t xml:space="preserve">Last modified: 2026-10-09 02:03:36 (PDT)</w:t>
       </w:r>
     </w:p>
     <w:bookmarkStart w:id="33" w:name="sec-prediction-rules"/>

--- a/model-validation-handout.docx
+++ b/model-validation-handout.docx
@@ -15,7 +15,7 @@
         <w:pStyle w:val="Date"/>
       </w:pPr>
       <w:r>
-        <w:t xml:space="preserve">Last modified: 2026-10-09 02:03:36 (PDT)</w:t>
+        <w:t xml:space="preserve">Last modified: 2026-10-09 09:51:12 (PDT)</w:t>
       </w:r>
     </w:p>
     <w:bookmarkStart w:id="33" w:name="sec-prediction-rules"/>

--- a/model-validation-handout.docx
+++ b/model-validation-handout.docx
@@ -15,7 +15,7 @@
         <w:pStyle w:val="Date"/>
       </w:pPr>
       <w:r>
-        <w:t xml:space="preserve">Last modified: 2026-10-09 09:51:12 (PDT)</w:t>
+        <w:t xml:space="preserve">Last modified: 2026-10-09 10:02:46 (PDT)</w:t>
       </w:r>
     </w:p>
     <w:bookmarkStart w:id="33" w:name="sec-prediction-rules"/>

--- a/model-validation-handout.docx
+++ b/model-validation-handout.docx
@@ -15,7 +15,7 @@
         <w:pStyle w:val="Date"/>
       </w:pPr>
       <w:r>
-        <w:t xml:space="preserve">Last modified: 2026-10-09 10:02:46 (PDT)</w:t>
+        <w:t xml:space="preserve">Last modified: 2026-10-09 10:13:53 (PDT)</w:t>
       </w:r>
     </w:p>
     <w:bookmarkStart w:id="33" w:name="sec-prediction-rules"/>

--- a/model-validation-handout.docx
+++ b/model-validation-handout.docx
@@ -15,7 +15,7 @@
         <w:pStyle w:val="Date"/>
       </w:pPr>
       <w:r>
-        <w:t xml:space="preserve">Last modified: 2026-10-09 10:13:53 (PDT)</w:t>
+        <w:t xml:space="preserve">Last modified: 2026-10-09 10:25:47 (PDT)</w:t>
       </w:r>
     </w:p>
     <w:bookmarkStart w:id="33" w:name="sec-prediction-rules"/>
@@ -18914,130 +18914,175 @@
       <w:r>
         <w:t xml:space="preserve">. </w:t>
       </w:r>
-      <m:oMath>
-        <m:r>
-          <m:rPr>
-            <m:sty m:val="p"/>
-          </m:rPr>
-          <m:t>⌊</m:t>
-        </m:r>
-        <m:r>
-          <m:t>0.6</m:t>
-        </m:r>
-        <m:r>
-          <m:rPr>
-            <m:sty m:val="p"/>
-          </m:rPr>
-          <m:t>⋅</m:t>
-        </m:r>
-        <m:r>
-          <m:t>32</m:t>
-        </m:r>
-        <m:r>
-          <m:rPr>
-            <m:sty m:val="p"/>
-          </m:rPr>
-          <m:t>⌋</m:t>
-        </m:r>
-        <m:r>
-          <m:rPr>
-            <m:sty m:val="p"/>
-          </m:rPr>
-          <m:t>=</m:t>
-        </m:r>
-        <m:r>
-          <m:rPr>
-            <m:sty m:val="p"/>
-          </m:rPr>
-          <m:t>⌊</m:t>
-        </m:r>
-        <m:r>
-          <m:t>19.2</m:t>
-        </m:r>
-        <m:r>
-          <m:rPr>
-            <m:sty m:val="p"/>
-          </m:rPr>
-          <m:t>⌋</m:t>
-        </m:r>
-        <m:r>
-          <m:rPr>
-            <m:sty m:val="p"/>
-          </m:rPr>
-          <m:t>=</m:t>
-        </m:r>
-        <m:r>
-          <m:t>19</m:t>
-        </m:r>
-      </m:oMath>
-      <w:r>
-        <w:t xml:space="preserve"> </w:t>
-      </w:r>
+    </w:p>
+    <w:p>
+      <w:pPr>
+        <w:pStyle w:val="BodyText"/>
+      </w:pPr>
+      <m:oMathPara>
+        <m:oMathParaPr>
+          <m:jc m:val="center"/>
+        </m:oMathParaPr>
+        <m:oMath>
+          <m:eqArr>
+            <m:e>
+              <m:r>
+                <m:rPr>
+                  <m:sty m:val="p"/>
+                </m:rPr>
+                <m:t>⌊</m:t>
+              </m:r>
+              <m:r>
+                <m:t>0.6</m:t>
+              </m:r>
+              <m:r>
+                <m:rPr>
+                  <m:sty m:val="p"/>
+                </m:rPr>
+                <m:t>⋅</m:t>
+              </m:r>
+              <m:r>
+                <m:t>32</m:t>
+              </m:r>
+              <m:r>
+                <m:rPr>
+                  <m:sty m:val="p"/>
+                </m:rPr>
+                <m:t>⌋</m:t>
+              </m:r>
+              <m:r>
+                <m:t>&amp;</m:t>
+              </m:r>
+              <m:r>
+                <m:rPr>
+                  <m:sty m:val="p"/>
+                </m:rPr>
+                <m:t>=</m:t>
+              </m:r>
+              <m:r>
+                <m:rPr>
+                  <m:sty m:val="p"/>
+                </m:rPr>
+                <m:t>⌊</m:t>
+              </m:r>
+              <m:r>
+                <m:t>19.2</m:t>
+              </m:r>
+              <m:r>
+                <m:rPr>
+                  <m:sty m:val="p"/>
+                </m:rPr>
+                <m:t>⌋</m:t>
+              </m:r>
+            </m:e>
+            <m:e>
+              <m:r>
+                <m:t>&amp;</m:t>
+              </m:r>
+              <m:r>
+                <m:rPr>
+                  <m:sty m:val="p"/>
+                </m:rPr>
+                <m:t>=</m:t>
+              </m:r>
+              <m:r>
+                <m:t>19</m:t>
+              </m:r>
+            </m:e>
+          </m:eqArr>
+        </m:oMath>
+      </m:oMathPara>
+    </w:p>
+    <w:p>
+      <w:pPr>
+        <w:pStyle w:val="FirstParagraph"/>
+      </w:pPr>
       <w:r>
         <w:t xml:space="preserve">training cars,</w:t>
       </w:r>
-      <w:r>
-        <w:t xml:space="preserve"> </w:t>
-      </w:r>
-      <m:oMath>
-        <m:r>
-          <m:rPr>
-            <m:sty m:val="p"/>
-          </m:rPr>
-          <m:t>⌊</m:t>
-        </m:r>
-        <m:r>
-          <m:t>0.2</m:t>
-        </m:r>
-        <m:r>
-          <m:rPr>
-            <m:sty m:val="p"/>
-          </m:rPr>
-          <m:t>⋅</m:t>
-        </m:r>
-        <m:r>
-          <m:t>32</m:t>
-        </m:r>
-        <m:r>
-          <m:rPr>
-            <m:sty m:val="p"/>
-          </m:rPr>
-          <m:t>⌋</m:t>
-        </m:r>
-        <m:r>
-          <m:rPr>
-            <m:sty m:val="p"/>
-          </m:rPr>
-          <m:t>=</m:t>
-        </m:r>
-        <m:r>
-          <m:rPr>
-            <m:sty m:val="p"/>
-          </m:rPr>
-          <m:t>⌊</m:t>
-        </m:r>
-        <m:r>
-          <m:t>6.4</m:t>
-        </m:r>
-        <m:r>
-          <m:rPr>
-            <m:sty m:val="p"/>
-          </m:rPr>
-          <m:t>⌋</m:t>
-        </m:r>
-        <m:r>
-          <m:rPr>
-            <m:sty m:val="p"/>
-          </m:rPr>
-          <m:t>=</m:t>
-        </m:r>
-        <m:r>
-          <m:t>6</m:t>
-        </m:r>
-      </m:oMath>
-      <w:r>
-        <w:t xml:space="preserve"> </w:t>
-      </w:r>
+    </w:p>
+    <w:p>
+      <w:pPr>
+        <w:pStyle w:val="BodyText"/>
+      </w:pPr>
+      <m:oMathPara>
+        <m:oMathParaPr>
+          <m:jc m:val="center"/>
+        </m:oMathParaPr>
+        <m:oMath>
+          <m:eqArr>
+            <m:e>
+              <m:r>
+                <m:rPr>
+                  <m:sty m:val="p"/>
+                </m:rPr>
+                <m:t>⌊</m:t>
+              </m:r>
+              <m:r>
+                <m:t>0.2</m:t>
+              </m:r>
+              <m:r>
+                <m:rPr>
+                  <m:sty m:val="p"/>
+                </m:rPr>
+                <m:t>⋅</m:t>
+              </m:r>
+              <m:r>
+                <m:t>32</m:t>
+              </m:r>
+              <m:r>
+                <m:rPr>
+                  <m:sty m:val="p"/>
+                </m:rPr>
+                <m:t>⌋</m:t>
+              </m:r>
+              <m:r>
+                <m:t>&amp;</m:t>
+              </m:r>
+              <m:r>
+                <m:rPr>
+                  <m:sty m:val="p"/>
+                </m:rPr>
+                <m:t>=</m:t>
+              </m:r>
+              <m:r>
+                <m:rPr>
+                  <m:sty m:val="p"/>
+                </m:rPr>
+                <m:t>⌊</m:t>
+              </m:r>
+              <m:r>
+                <m:t>6.4</m:t>
+              </m:r>
+              <m:r>
+                <m:rPr>
+                  <m:sty m:val="p"/>
+                </m:rPr>
+                <m:t>⌋</m:t>
+              </m:r>
+            </m:e>
+            <m:e>
+              <m:r>
+                <m:t>&amp;</m:t>
+              </m:r>
+              <m:r>
+                <m:rPr>
+                  <m:sty m:val="p"/>
+                </m:rPr>
+                <m:t>=</m:t>
+              </m:r>
+              <m:r>
+                <m:t>6</m:t>
+              </m:r>
+            </m:e>
+          </m:eqArr>
+        </m:oMath>
+      </m:oMathPara>
+    </w:p>
+    <w:p>
+      <w:pPr>
+        <w:pStyle w:val="FirstParagraph"/>
+      </w:pPr>
       <w:r>
         <w:t xml:space="preserve">validation cars,</w:t>
       </w:r>

--- a/model-validation-handout.docx
+++ b/model-validation-handout.docx
@@ -15,7 +15,7 @@
         <w:pStyle w:val="Date"/>
       </w:pPr>
       <w:r>
-        <w:t xml:space="preserve">Last modified: 2026-10-09 10:25:47 (PDT)</w:t>
+        <w:t xml:space="preserve">Last modified: 2026-10-09 10:39:54 (PDT)</w:t>
       </w:r>
     </w:p>
     <w:bookmarkStart w:id="33" w:name="sec-prediction-rules"/>
@@ -24485,6 +24485,147 @@
         <w:rPr>
           <w:rStyle w:val="NormalTok"/>
         </w:rPr>
+        <w:t xml:space="preserve">partition_data </w:t>
+      </w:r>
+      <w:r>
+        <w:rPr>
+          <w:rStyle w:val="OtherTok"/>
+        </w:rPr>
+        <w:t xml:space="preserve">&lt;-</w:t>
+      </w:r>
+      <w:r>
+        <w:rPr>
+          <w:rStyle w:val="NormalTok"/>
+        </w:rPr>
+        <w:t xml:space="preserve"> dplyr</w:t>
+      </w:r>
+      <w:r>
+        <w:rPr>
+          <w:rStyle w:val="SpecialCharTok"/>
+        </w:rPr>
+        <w:t xml:space="preserve">::</w:t>
+      </w:r>
+      <w:r>
+        <w:rPr>
+          <w:rStyle w:val="FunctionTok"/>
+        </w:rPr>
+        <w:t xml:space="preserve">bind_rows</w:t>
+      </w:r>
+      <w:r>
+        <w:rPr>
+          <w:rStyle w:val="NormalTok"/>
+        </w:rPr>
+        <w:t xml:space="preserve">(</w:t>
+      </w:r>
+      <w:r>
+        <w:br/>
+      </w:r>
+      <w:r>
+        <w:rPr>
+          <w:rStyle w:val="NormalTok"/>
+        </w:rPr>
+        <w:t xml:space="preserve">  </w:t>
+      </w:r>
+      <w:r>
+        <w:rPr>
+          <w:rStyle w:val="AttributeTok"/>
+        </w:rPr>
+        <w:t xml:space="preserve">training =</w:t>
+      </w:r>
+      <w:r>
+        <w:rPr>
+          <w:rStyle w:val="NormalTok"/>
+        </w:rPr>
+        <w:t xml:space="preserve"> train_dat,</w:t>
+      </w:r>
+      <w:r>
+        <w:br/>
+      </w:r>
+      <w:r>
+        <w:rPr>
+          <w:rStyle w:val="NormalTok"/>
+        </w:rPr>
+        <w:t xml:space="preserve">  </w:t>
+      </w:r>
+      <w:r>
+        <w:rPr>
+          <w:rStyle w:val="AttributeTok"/>
+        </w:rPr>
+        <w:t xml:space="preserve">validation =</w:t>
+      </w:r>
+      <w:r>
+        <w:rPr>
+          <w:rStyle w:val="NormalTok"/>
+        </w:rPr>
+        <w:t xml:space="preserve"> valid_dat,</w:t>
+      </w:r>
+      <w:r>
+        <w:br/>
+      </w:r>
+      <w:r>
+        <w:rPr>
+          <w:rStyle w:val="NormalTok"/>
+        </w:rPr>
+        <w:t xml:space="preserve">  </w:t>
+      </w:r>
+      <w:r>
+        <w:rPr>
+          <w:rStyle w:val="AttributeTok"/>
+        </w:rPr>
+        <w:t xml:space="preserve">test =</w:t>
+      </w:r>
+      <w:r>
+        <w:rPr>
+          <w:rStyle w:val="NormalTok"/>
+        </w:rPr>
+        <w:t xml:space="preserve"> test_dat,</w:t>
+      </w:r>
+      <w:r>
+        <w:br/>
+      </w:r>
+      <w:r>
+        <w:rPr>
+          <w:rStyle w:val="NormalTok"/>
+        </w:rPr>
+        <w:t xml:space="preserve">  </w:t>
+      </w:r>
+      <w:r>
+        <w:rPr>
+          <w:rStyle w:val="AttributeTok"/>
+        </w:rPr>
+        <w:t xml:space="preserve">.id =</w:t>
+      </w:r>
+      <w:r>
+        <w:rPr>
+          <w:rStyle w:val="NormalTok"/>
+        </w:rPr>
+        <w:t xml:space="preserve"> </w:t>
+      </w:r>
+      <w:r>
+        <w:rPr>
+          <w:rStyle w:val="StringTok"/>
+        </w:rPr>
+        <w:t xml:space="preserve">"series"</w:t>
+      </w:r>
+      <w:r>
+        <w:br/>
+      </w:r>
+      <w:r>
+        <w:rPr>
+          <w:rStyle w:val="NormalTok"/>
+        </w:rPr>
+        <w:t xml:space="preserve">)</w:t>
+      </w:r>
+      <w:r>
+        <w:br/>
+      </w:r>
+      <w:r>
+        <w:br/>
+      </w:r>
+      <w:r>
+        <w:rPr>
+          <w:rStyle w:val="NormalTok"/>
+        </w:rPr>
         <w:t xml:space="preserve">plot_partitions_with_fit </w:t>
       </w:r>
       <w:r>
@@ -24518,13 +24659,325 @@
         <w:rPr>
           <w:rStyle w:val="NormalTok"/>
         </w:rPr>
+        <w:t xml:space="preserve">  series_levels </w:t>
+      </w:r>
+      <w:r>
+        <w:rPr>
+          <w:rStyle w:val="OtherTok"/>
+        </w:rPr>
+        <w:t xml:space="preserve">&lt;-</w:t>
+      </w:r>
+      <w:r>
+        <w:rPr>
+          <w:rStyle w:val="NormalTok"/>
+        </w:rPr>
+        <w:t xml:space="preserve"> </w:t>
+      </w:r>
+      <w:r>
+        <w:rPr>
+          <w:rStyle w:val="FunctionTok"/>
+        </w:rPr>
+        <w:t xml:space="preserve">c</w:t>
+      </w:r>
+      <w:r>
+        <w:rPr>
+          <w:rStyle w:val="NormalTok"/>
+        </w:rPr>
+        <w:t xml:space="preserve">(</w:t>
+      </w:r>
+      <w:r>
+        <w:rPr>
+          <w:rStyle w:val="FunctionTok"/>
+        </w:rPr>
+        <w:t xml:space="preserve">names</w:t>
+      </w:r>
+      <w:r>
+        <w:rPr>
+          <w:rStyle w:val="NormalTok"/>
+        </w:rPr>
+        <w:t xml:space="preserve">(partition_colors), fit_label)</w:t>
+      </w:r>
+      <w:r>
+        <w:br/>
+      </w:r>
+      <w:r>
+        <w:rPr>
+          <w:rStyle w:val="NormalTok"/>
+        </w:rPr>
+        <w:t xml:space="preserve">  partition_data</w:t>
+      </w:r>
+      <w:r>
+        <w:rPr>
+          <w:rStyle w:val="SpecialCharTok"/>
+        </w:rPr>
+        <w:t xml:space="preserve">$</w:t>
+      </w:r>
+      <w:r>
+        <w:rPr>
+          <w:rStyle w:val="NormalTok"/>
+        </w:rPr>
+        <w:t xml:space="preserve">series </w:t>
+      </w:r>
+      <w:r>
+        <w:rPr>
+          <w:rStyle w:val="OtherTok"/>
+        </w:rPr>
+        <w:t xml:space="preserve">&lt;-</w:t>
+      </w:r>
+      <w:r>
+        <w:rPr>
+          <w:rStyle w:val="NormalTok"/>
+        </w:rPr>
+        <w:t xml:space="preserve"> </w:t>
+      </w:r>
+      <w:r>
+        <w:rPr>
+          <w:rStyle w:val="FunctionTok"/>
+        </w:rPr>
+        <w:t xml:space="preserve">factor</w:t>
+      </w:r>
+      <w:r>
+        <w:rPr>
+          <w:rStyle w:val="NormalTok"/>
+        </w:rPr>
+        <w:t xml:space="preserve">(partition_data</w:t>
+      </w:r>
+      <w:r>
+        <w:rPr>
+          <w:rStyle w:val="SpecialCharTok"/>
+        </w:rPr>
+        <w:t xml:space="preserve">$</w:t>
+      </w:r>
+      <w:r>
+        <w:rPr>
+          <w:rStyle w:val="NormalTok"/>
+        </w:rPr>
+        <w:t xml:space="preserve">series, </w:t>
+      </w:r>
+      <w:r>
+        <w:rPr>
+          <w:rStyle w:val="AttributeTok"/>
+        </w:rPr>
+        <w:t xml:space="preserve">levels =</w:t>
+      </w:r>
+      <w:r>
+        <w:rPr>
+          <w:rStyle w:val="NormalTok"/>
+        </w:rPr>
+        <w:t xml:space="preserve"> series_levels)</w:t>
+      </w:r>
+      <w:r>
+        <w:br/>
+      </w:r>
+      <w:r>
+        <w:rPr>
+          <w:rStyle w:val="NormalTok"/>
+        </w:rPr>
+        <w:t xml:space="preserve">  fitted_curve </w:t>
+      </w:r>
+      <w:r>
+        <w:rPr>
+          <w:rStyle w:val="OtherTok"/>
+        </w:rPr>
+        <w:t xml:space="preserve">&lt;-</w:t>
+      </w:r>
+      <w:r>
+        <w:rPr>
+          <w:rStyle w:val="NormalTok"/>
+        </w:rPr>
+        <w:t xml:space="preserve"> </w:t>
+      </w:r>
+      <w:r>
+        <w:rPr>
+          <w:rStyle w:val="FunctionTok"/>
+        </w:rPr>
+        <w:t xml:space="preserve">data.frame</w:t>
+      </w:r>
+      <w:r>
+        <w:rPr>
+          <w:rStyle w:val="NormalTok"/>
+        </w:rPr>
+        <w:t xml:space="preserve">(</w:t>
+      </w:r>
+      <w:r>
+        <w:br/>
+      </w:r>
+      <w:r>
+        <w:rPr>
+          <w:rStyle w:val="NormalTok"/>
+        </w:rPr>
+        <w:t xml:space="preserve">    </w:t>
+      </w:r>
+      <w:r>
+        <w:rPr>
+          <w:rStyle w:val="AttributeTok"/>
+        </w:rPr>
+        <w:t xml:space="preserve">wt =</w:t>
+      </w:r>
+      <w:r>
+        <w:rPr>
+          <w:rStyle w:val="NormalTok"/>
+        </w:rPr>
+        <w:t xml:space="preserve"> wt_grid,</w:t>
+      </w:r>
+      <w:r>
+        <w:br/>
+      </w:r>
+      <w:r>
+        <w:rPr>
+          <w:rStyle w:val="NormalTok"/>
+        </w:rPr>
+        <w:t xml:space="preserve">    </w:t>
+      </w:r>
+      <w:r>
+        <w:rPr>
+          <w:rStyle w:val="AttributeTok"/>
+        </w:rPr>
+        <w:t xml:space="preserve">mpg =</w:t>
+      </w:r>
+      <w:r>
+        <w:rPr>
+          <w:rStyle w:val="NormalTok"/>
+        </w:rPr>
+        <w:t xml:space="preserve"> </w:t>
+      </w:r>
+      <w:r>
+        <w:rPr>
+          <w:rStyle w:val="FunctionTok"/>
+        </w:rPr>
+        <w:t xml:space="preserve">predict</w:t>
+      </w:r>
+      <w:r>
+        <w:rPr>
+          <w:rStyle w:val="NormalTok"/>
+        </w:rPr>
+        <w:t xml:space="preserve">(model, </w:t>
+      </w:r>
+      <w:r>
+        <w:rPr>
+          <w:rStyle w:val="AttributeTok"/>
+        </w:rPr>
+        <w:t xml:space="preserve">newdata =</w:t>
+      </w:r>
+      <w:r>
+        <w:rPr>
+          <w:rStyle w:val="NormalTok"/>
+        </w:rPr>
+        <w:t xml:space="preserve"> </w:t>
+      </w:r>
+      <w:r>
+        <w:rPr>
+          <w:rStyle w:val="FunctionTok"/>
+        </w:rPr>
+        <w:t xml:space="preserve">data.frame</w:t>
+      </w:r>
+      <w:r>
+        <w:rPr>
+          <w:rStyle w:val="NormalTok"/>
+        </w:rPr>
+        <w:t xml:space="preserve">(</w:t>
+      </w:r>
+      <w:r>
+        <w:rPr>
+          <w:rStyle w:val="AttributeTok"/>
+        </w:rPr>
+        <w:t xml:space="preserve">wt =</w:t>
+      </w:r>
+      <w:r>
+        <w:rPr>
+          <w:rStyle w:val="NormalTok"/>
+        </w:rPr>
+        <w:t xml:space="preserve"> wt_grid)),</w:t>
+      </w:r>
+      <w:r>
+        <w:br/>
+      </w:r>
+      <w:r>
+        <w:rPr>
+          <w:rStyle w:val="NormalTok"/>
+        </w:rPr>
+        <w:t xml:space="preserve">    </w:t>
+      </w:r>
+      <w:r>
+        <w:rPr>
+          <w:rStyle w:val="AttributeTok"/>
+        </w:rPr>
+        <w:t xml:space="preserve">series =</w:t>
+      </w:r>
+      <w:r>
+        <w:rPr>
+          <w:rStyle w:val="NormalTok"/>
+        </w:rPr>
+        <w:t xml:space="preserve"> </w:t>
+      </w:r>
+      <w:r>
+        <w:rPr>
+          <w:rStyle w:val="FunctionTok"/>
+        </w:rPr>
+        <w:t xml:space="preserve">factor</w:t>
+      </w:r>
+      <w:r>
+        <w:rPr>
+          <w:rStyle w:val="NormalTok"/>
+        </w:rPr>
+        <w:t xml:space="preserve">(fit_label, </w:t>
+      </w:r>
+      <w:r>
+        <w:rPr>
+          <w:rStyle w:val="AttributeTok"/>
+        </w:rPr>
+        <w:t xml:space="preserve">levels =</w:t>
+      </w:r>
+      <w:r>
+        <w:rPr>
+          <w:rStyle w:val="NormalTok"/>
+        </w:rPr>
+        <w:t xml:space="preserve"> series_levels)</w:t>
+      </w:r>
+      <w:r>
+        <w:br/>
+      </w:r>
+      <w:r>
+        <w:rPr>
+          <w:rStyle w:val="NormalTok"/>
+        </w:rPr>
+        <w:t xml:space="preserve">  )</w:t>
+      </w:r>
+      <w:r>
+        <w:br/>
+      </w:r>
+      <w:r>
+        <w:rPr>
+          <w:rStyle w:val="NormalTok"/>
+        </w:rPr>
         <w:t xml:space="preserve">  </w:t>
       </w:r>
       <w:r>
         <w:rPr>
+          <w:rStyle w:val="CommentTok"/>
+        </w:rPr>
+        <w:t xml:space="preserve"># nolint start: object_usage_linter.</w:t>
+      </w:r>
+      <w:r>
+        <w:br/>
+      </w:r>
+      <w:r>
+        <w:rPr>
+          <w:rStyle w:val="NormalTok"/>
+        </w:rPr>
+        <w:t xml:space="preserve">  ggplot2</w:t>
+      </w:r>
+      <w:r>
+        <w:rPr>
+          <w:rStyle w:val="SpecialCharTok"/>
+        </w:rPr>
+        <w:t xml:space="preserve">::</w:t>
+      </w:r>
+      <w:r>
+        <w:rPr>
           <w:rStyle w:val="FunctionTok"/>
         </w:rPr>
-        <w:t xml:space="preserve">plot</w:t>
+        <w:t xml:space="preserve">ggplot</w:t>
       </w:r>
       <w:r>
         <w:rPr>
@@ -24539,19 +24992,34 @@
         <w:rPr>
           <w:rStyle w:val="NormalTok"/>
         </w:rPr>
-        <w:t xml:space="preserve">    train_dat</w:t>
+        <w:t xml:space="preserve">    partition_data,</w:t>
+      </w:r>
+      <w:r>
+        <w:br/>
+      </w:r>
+      <w:r>
+        <w:rPr>
+          <w:rStyle w:val="NormalTok"/>
+        </w:rPr>
+        <w:t xml:space="preserve">    ggplot2</w:t>
       </w:r>
       <w:r>
         <w:rPr>
           <w:rStyle w:val="SpecialCharTok"/>
         </w:rPr>
-        <w:t xml:space="preserve">$</w:t>
-      </w:r>
-      <w:r>
-        <w:rPr>
-          <w:rStyle w:val="NormalTok"/>
-        </w:rPr>
-        <w:t xml:space="preserve">wt,</w:t>
+        <w:t xml:space="preserve">::</w:t>
+      </w:r>
+      <w:r>
+        <w:rPr>
+          <w:rStyle w:val="FunctionTok"/>
+        </w:rPr>
+        <w:t xml:space="preserve">aes</w:t>
+      </w:r>
+      <w:r>
+        <w:rPr>
+          <w:rStyle w:val="NormalTok"/>
+        </w:rPr>
+        <w:t xml:space="preserve">(</w:t>
       </w:r>
       <w:r>
         <w:br/>
@@ -24560,19 +25028,106 @@
         <w:rPr>
           <w:rStyle w:val="NormalTok"/>
         </w:rPr>
-        <w:t xml:space="preserve">    train_dat</w:t>
+        <w:t xml:space="preserve">      </w:t>
+      </w:r>
+      <w:r>
+        <w:rPr>
+          <w:rStyle w:val="AttributeTok"/>
+        </w:rPr>
+        <w:t xml:space="preserve">x =</w:t>
+      </w:r>
+      <w:r>
+        <w:rPr>
+          <w:rStyle w:val="NormalTok"/>
+        </w:rPr>
+        <w:t xml:space="preserve"> wt,</w:t>
+      </w:r>
+      <w:r>
+        <w:br/>
+      </w:r>
+      <w:r>
+        <w:rPr>
+          <w:rStyle w:val="NormalTok"/>
+        </w:rPr>
+        <w:t xml:space="preserve">      </w:t>
+      </w:r>
+      <w:r>
+        <w:rPr>
+          <w:rStyle w:val="AttributeTok"/>
+        </w:rPr>
+        <w:t xml:space="preserve">y =</w:t>
+      </w:r>
+      <w:r>
+        <w:rPr>
+          <w:rStyle w:val="NormalTok"/>
+        </w:rPr>
+        <w:t xml:space="preserve"> mpg,</w:t>
+      </w:r>
+      <w:r>
+        <w:br/>
+      </w:r>
+      <w:r>
+        <w:rPr>
+          <w:rStyle w:val="NormalTok"/>
+        </w:rPr>
+        <w:t xml:space="preserve">      </w:t>
+      </w:r>
+      <w:r>
+        <w:rPr>
+          <w:rStyle w:val="AttributeTok"/>
+        </w:rPr>
+        <w:t xml:space="preserve">color =</w:t>
+      </w:r>
+      <w:r>
+        <w:rPr>
+          <w:rStyle w:val="NormalTok"/>
+        </w:rPr>
+        <w:t xml:space="preserve"> series,</w:t>
+      </w:r>
+      <w:r>
+        <w:br/>
+      </w:r>
+      <w:r>
+        <w:rPr>
+          <w:rStyle w:val="NormalTok"/>
+        </w:rPr>
+        <w:t xml:space="preserve">      </w:t>
+      </w:r>
+      <w:r>
+        <w:rPr>
+          <w:rStyle w:val="AttributeTok"/>
+        </w:rPr>
+        <w:t xml:space="preserve">shape =</w:t>
+      </w:r>
+      <w:r>
+        <w:rPr>
+          <w:rStyle w:val="NormalTok"/>
+        </w:rPr>
+        <w:t xml:space="preserve"> series</w:t>
+      </w:r>
+      <w:r>
+        <w:br/>
+      </w:r>
+      <w:r>
+        <w:rPr>
+          <w:rStyle w:val="NormalTok"/>
+        </w:rPr>
+        <w:t xml:space="preserve">    )</w:t>
+      </w:r>
+      <w:r>
+        <w:br/>
+      </w:r>
+      <w:r>
+        <w:rPr>
+          <w:rStyle w:val="NormalTok"/>
+        </w:rPr>
+        <w:t xml:space="preserve">  ) </w:t>
       </w:r>
       <w:r>
         <w:rPr>
           <w:rStyle w:val="SpecialCharTok"/>
         </w:rPr>
-        <w:t xml:space="preserve">$</w:t>
-      </w:r>
-      <w:r>
-        <w:rPr>
-          <w:rStyle w:val="NormalTok"/>
-        </w:rPr>
-        <w:t xml:space="preserve">mpg,</w:t>
+        <w:t xml:space="preserve">+</w:t>
       </w:r>
       <w:r>
         <w:br/>
@@ -24581,25 +25136,823 @@
         <w:rPr>
           <w:rStyle w:val="NormalTok"/>
         </w:rPr>
-        <w:t xml:space="preserve">    </w:t>
+        <w:t xml:space="preserve">    ggplot2</w:t>
+      </w:r>
+      <w:r>
+        <w:rPr>
+          <w:rStyle w:val="SpecialCharTok"/>
+        </w:rPr>
+        <w:t xml:space="preserve">::</w:t>
+      </w:r>
+      <w:r>
+        <w:rPr>
+          <w:rStyle w:val="FunctionTok"/>
+        </w:rPr>
+        <w:t xml:space="preserve">geom_point</w:t>
+      </w:r>
+      <w:r>
+        <w:rPr>
+          <w:rStyle w:val="NormalTok"/>
+        </w:rPr>
+        <w:t xml:space="preserve">() </w:t>
+      </w:r>
+      <w:r>
+        <w:rPr>
+          <w:rStyle w:val="SpecialCharTok"/>
+        </w:rPr>
+        <w:t xml:space="preserve">+</w:t>
+      </w:r>
+      <w:r>
+        <w:br/>
+      </w:r>
+      <w:r>
+        <w:rPr>
+          <w:rStyle w:val="NormalTok"/>
+        </w:rPr>
+        <w:t xml:space="preserve">    ggplot2</w:t>
+      </w:r>
+      <w:r>
+        <w:rPr>
+          <w:rStyle w:val="SpecialCharTok"/>
+        </w:rPr>
+        <w:t xml:space="preserve">::</w:t>
+      </w:r>
+      <w:r>
+        <w:rPr>
+          <w:rStyle w:val="FunctionTok"/>
+        </w:rPr>
+        <w:t xml:space="preserve">geom_line</w:t>
+      </w:r>
+      <w:r>
+        <w:rPr>
+          <w:rStyle w:val="NormalTok"/>
+        </w:rPr>
+        <w:t xml:space="preserve">(</w:t>
+      </w:r>
+      <w:r>
+        <w:br/>
+      </w:r>
+      <w:r>
+        <w:rPr>
+          <w:rStyle w:val="NormalTok"/>
+        </w:rPr>
+        <w:t xml:space="preserve">      ggplot2</w:t>
+      </w:r>
+      <w:r>
+        <w:rPr>
+          <w:rStyle w:val="SpecialCharTok"/>
+        </w:rPr>
+        <w:t xml:space="preserve">::</w:t>
+      </w:r>
+      <w:r>
+        <w:rPr>
+          <w:rStyle w:val="FunctionTok"/>
+        </w:rPr>
+        <w:t xml:space="preserve">aes</w:t>
+      </w:r>
+      <w:r>
+        <w:rPr>
+          <w:rStyle w:val="NormalTok"/>
+        </w:rPr>
+        <w:t xml:space="preserve">(</w:t>
       </w:r>
       <w:r>
         <w:rPr>
           <w:rStyle w:val="AttributeTok"/>
         </w:rPr>
-        <w:t xml:space="preserve">xlab =</w:t>
-      </w:r>
-      <w:r>
-        <w:rPr>
-          <w:rStyle w:val="NormalTok"/>
-        </w:rPr>
-        <w:t xml:space="preserve"> </w:t>
+        <w:t xml:space="preserve">linetype =</w:t>
+      </w:r>
+      <w:r>
+        <w:rPr>
+          <w:rStyle w:val="NormalTok"/>
+        </w:rPr>
+        <w:t xml:space="preserve"> series),</w:t>
+      </w:r>
+      <w:r>
+        <w:br/>
+      </w:r>
+      <w:r>
+        <w:rPr>
+          <w:rStyle w:val="NormalTok"/>
+        </w:rPr>
+        <w:t xml:space="preserve">      </w:t>
+      </w:r>
+      <w:r>
+        <w:rPr>
+          <w:rStyle w:val="AttributeTok"/>
+        </w:rPr>
+        <w:t xml:space="preserve">data =</w:t>
+      </w:r>
+      <w:r>
+        <w:rPr>
+          <w:rStyle w:val="NormalTok"/>
+        </w:rPr>
+        <w:t xml:space="preserve"> fitted_curve,</w:t>
+      </w:r>
+      <w:r>
+        <w:br/>
+      </w:r>
+      <w:r>
+        <w:rPr>
+          <w:rStyle w:val="NormalTok"/>
+        </w:rPr>
+        <w:t xml:space="preserve">      </w:t>
+      </w:r>
+      <w:r>
+        <w:rPr>
+          <w:rStyle w:val="AttributeTok"/>
+        </w:rPr>
+        <w:t xml:space="preserve">linewidth =</w:t>
+      </w:r>
+      <w:r>
+        <w:rPr>
+          <w:rStyle w:val="NormalTok"/>
+        </w:rPr>
+        <w:t xml:space="preserve"> </w:t>
+      </w:r>
+      <w:r>
+        <w:rPr>
+          <w:rStyle w:val="DecValTok"/>
+        </w:rPr>
+        <w:t xml:space="preserve">1</w:t>
+      </w:r>
+      <w:r>
+        <w:br/>
+      </w:r>
+      <w:r>
+        <w:rPr>
+          <w:rStyle w:val="NormalTok"/>
+        </w:rPr>
+        <w:t xml:space="preserve">    ) </w:t>
+      </w:r>
+      <w:r>
+        <w:rPr>
+          <w:rStyle w:val="SpecialCharTok"/>
+        </w:rPr>
+        <w:t xml:space="preserve">+</w:t>
+      </w:r>
+      <w:r>
+        <w:br/>
+      </w:r>
+      <w:r>
+        <w:rPr>
+          <w:rStyle w:val="NormalTok"/>
+        </w:rPr>
+        <w:t xml:space="preserve">    ggplot2</w:t>
+      </w:r>
+      <w:r>
+        <w:rPr>
+          <w:rStyle w:val="SpecialCharTok"/>
+        </w:rPr>
+        <w:t xml:space="preserve">::</w:t>
+      </w:r>
+      <w:r>
+        <w:rPr>
+          <w:rStyle w:val="FunctionTok"/>
+        </w:rPr>
+        <w:t xml:space="preserve">scale_color_manual</w:t>
+      </w:r>
+      <w:r>
+        <w:rPr>
+          <w:rStyle w:val="NormalTok"/>
+        </w:rPr>
+        <w:t xml:space="preserve">(</w:t>
+      </w:r>
+      <w:r>
+        <w:br/>
+      </w:r>
+      <w:r>
+        <w:rPr>
+          <w:rStyle w:val="NormalTok"/>
+        </w:rPr>
+        <w:t xml:space="preserve">      </w:t>
+      </w:r>
+      <w:r>
+        <w:rPr>
+          <w:rStyle w:val="AttributeTok"/>
+        </w:rPr>
+        <w:t xml:space="preserve">limits =</w:t>
+      </w:r>
+      <w:r>
+        <w:rPr>
+          <w:rStyle w:val="NormalTok"/>
+        </w:rPr>
+        <w:t xml:space="preserve"> series_levels,</w:t>
+      </w:r>
+      <w:r>
+        <w:br/>
+      </w:r>
+      <w:r>
+        <w:rPr>
+          <w:rStyle w:val="NormalTok"/>
+        </w:rPr>
+        <w:t xml:space="preserve">      </w:t>
+      </w:r>
+      <w:r>
+        <w:rPr>
+          <w:rStyle w:val="AttributeTok"/>
+        </w:rPr>
+        <w:t xml:space="preserve">values =</w:t>
+      </w:r>
+      <w:r>
+        <w:rPr>
+          <w:rStyle w:val="NormalTok"/>
+        </w:rPr>
+        <w:t xml:space="preserve"> </w:t>
+      </w:r>
+      <w:r>
+        <w:rPr>
+          <w:rStyle w:val="FunctionTok"/>
+        </w:rPr>
+        <w:t xml:space="preserve">c</w:t>
+      </w:r>
+      <w:r>
+        <w:rPr>
+          <w:rStyle w:val="NormalTok"/>
+        </w:rPr>
+        <w:t xml:space="preserve">(partition_colors, stats</w:t>
+      </w:r>
+      <w:r>
+        <w:rPr>
+          <w:rStyle w:val="SpecialCharTok"/>
+        </w:rPr>
+        <w:t xml:space="preserve">::</w:t>
+      </w:r>
+      <w:r>
+        <w:rPr>
+          <w:rStyle w:val="FunctionTok"/>
+        </w:rPr>
+        <w:t xml:space="preserve">setNames</w:t>
+      </w:r>
+      <w:r>
+        <w:rPr>
+          <w:rStyle w:val="NormalTok"/>
+        </w:rPr>
+        <w:t xml:space="preserve">(</w:t>
       </w:r>
       <w:r>
         <w:rPr>
           <w:rStyle w:val="StringTok"/>
         </w:rPr>
-        <w:t xml:space="preserve">"wt"</w:t>
+        <w:t xml:space="preserve">"blue"</w:t>
+      </w:r>
+      <w:r>
+        <w:rPr>
+          <w:rStyle w:val="NormalTok"/>
+        </w:rPr>
+        <w:t xml:space="preserve">, fit_label))</w:t>
+      </w:r>
+      <w:r>
+        <w:br/>
+      </w:r>
+      <w:r>
+        <w:rPr>
+          <w:rStyle w:val="NormalTok"/>
+        </w:rPr>
+        <w:t xml:space="preserve">    ) </w:t>
+      </w:r>
+      <w:r>
+        <w:rPr>
+          <w:rStyle w:val="SpecialCharTok"/>
+        </w:rPr>
+        <w:t xml:space="preserve">+</w:t>
+      </w:r>
+      <w:r>
+        <w:br/>
+      </w:r>
+      <w:r>
+        <w:rPr>
+          <w:rStyle w:val="NormalTok"/>
+        </w:rPr>
+        <w:t xml:space="preserve">    ggplot2</w:t>
+      </w:r>
+      <w:r>
+        <w:rPr>
+          <w:rStyle w:val="SpecialCharTok"/>
+        </w:rPr>
+        <w:t xml:space="preserve">::</w:t>
+      </w:r>
+      <w:r>
+        <w:rPr>
+          <w:rStyle w:val="FunctionTok"/>
+        </w:rPr>
+        <w:t xml:space="preserve">scale_shape_manual</w:t>
+      </w:r>
+      <w:r>
+        <w:rPr>
+          <w:rStyle w:val="NormalTok"/>
+        </w:rPr>
+        <w:t xml:space="preserve">(</w:t>
+      </w:r>
+      <w:r>
+        <w:br/>
+      </w:r>
+      <w:r>
+        <w:rPr>
+          <w:rStyle w:val="NormalTok"/>
+        </w:rPr>
+        <w:t xml:space="preserve">      </w:t>
+      </w:r>
+      <w:r>
+        <w:rPr>
+          <w:rStyle w:val="AttributeTok"/>
+        </w:rPr>
+        <w:t xml:space="preserve">limits =</w:t>
+      </w:r>
+      <w:r>
+        <w:rPr>
+          <w:rStyle w:val="NormalTok"/>
+        </w:rPr>
+        <w:t xml:space="preserve"> series_levels,</w:t>
+      </w:r>
+      <w:r>
+        <w:br/>
+      </w:r>
+      <w:r>
+        <w:rPr>
+          <w:rStyle w:val="NormalTok"/>
+        </w:rPr>
+        <w:t xml:space="preserve">      </w:t>
+      </w:r>
+      <w:r>
+        <w:rPr>
+          <w:rStyle w:val="AttributeTok"/>
+        </w:rPr>
+        <w:t xml:space="preserve">values =</w:t>
+      </w:r>
+      <w:r>
+        <w:rPr>
+          <w:rStyle w:val="NormalTok"/>
+        </w:rPr>
+        <w:t xml:space="preserve"> </w:t>
+      </w:r>
+      <w:r>
+        <w:rPr>
+          <w:rStyle w:val="FunctionTok"/>
+        </w:rPr>
+        <w:t xml:space="preserve">c</w:t>
+      </w:r>
+      <w:r>
+        <w:rPr>
+          <w:rStyle w:val="NormalTok"/>
+        </w:rPr>
+        <w:t xml:space="preserve">(partition_shapes, stats</w:t>
+      </w:r>
+      <w:r>
+        <w:rPr>
+          <w:rStyle w:val="SpecialCharTok"/>
+        </w:rPr>
+        <w:t xml:space="preserve">::</w:t>
+      </w:r>
+      <w:r>
+        <w:rPr>
+          <w:rStyle w:val="FunctionTok"/>
+        </w:rPr>
+        <w:t xml:space="preserve">setNames</w:t>
+      </w:r>
+      <w:r>
+        <w:rPr>
+          <w:rStyle w:val="NormalTok"/>
+        </w:rPr>
+        <w:t xml:space="preserve">(</w:t>
+      </w:r>
+      <w:r>
+        <w:rPr>
+          <w:rStyle w:val="ConstantTok"/>
+        </w:rPr>
+        <w:t xml:space="preserve">NA</w:t>
+      </w:r>
+      <w:r>
+        <w:rPr>
+          <w:rStyle w:val="NormalTok"/>
+        </w:rPr>
+        <w:t xml:space="preserve">, fit_label))</w:t>
+      </w:r>
+      <w:r>
+        <w:br/>
+      </w:r>
+      <w:r>
+        <w:rPr>
+          <w:rStyle w:val="NormalTok"/>
+        </w:rPr>
+        <w:t xml:space="preserve">    ) </w:t>
+      </w:r>
+      <w:r>
+        <w:rPr>
+          <w:rStyle w:val="SpecialCharTok"/>
+        </w:rPr>
+        <w:t xml:space="preserve">+</w:t>
+      </w:r>
+      <w:r>
+        <w:br/>
+      </w:r>
+      <w:r>
+        <w:rPr>
+          <w:rStyle w:val="NormalTok"/>
+        </w:rPr>
+        <w:t xml:space="preserve">    ggplot2</w:t>
+      </w:r>
+      <w:r>
+        <w:rPr>
+          <w:rStyle w:val="SpecialCharTok"/>
+        </w:rPr>
+        <w:t xml:space="preserve">::</w:t>
+      </w:r>
+      <w:r>
+        <w:rPr>
+          <w:rStyle w:val="FunctionTok"/>
+        </w:rPr>
+        <w:t xml:space="preserve">scale_linetype_manual</w:t>
+      </w:r>
+      <w:r>
+        <w:rPr>
+          <w:rStyle w:val="NormalTok"/>
+        </w:rPr>
+        <w:t xml:space="preserve">(</w:t>
+      </w:r>
+      <w:r>
+        <w:br/>
+      </w:r>
+      <w:r>
+        <w:rPr>
+          <w:rStyle w:val="NormalTok"/>
+        </w:rPr>
+        <w:t xml:space="preserve">      </w:t>
+      </w:r>
+      <w:r>
+        <w:rPr>
+          <w:rStyle w:val="AttributeTok"/>
+        </w:rPr>
+        <w:t xml:space="preserve">limits =</w:t>
+      </w:r>
+      <w:r>
+        <w:rPr>
+          <w:rStyle w:val="NormalTok"/>
+        </w:rPr>
+        <w:t xml:space="preserve"> series_levels,</w:t>
+      </w:r>
+      <w:r>
+        <w:br/>
+      </w:r>
+      <w:r>
+        <w:rPr>
+          <w:rStyle w:val="NormalTok"/>
+        </w:rPr>
+        <w:t xml:space="preserve">      </w:t>
+      </w:r>
+      <w:r>
+        <w:rPr>
+          <w:rStyle w:val="AttributeTok"/>
+        </w:rPr>
+        <w:t xml:space="preserve">values =</w:t>
+      </w:r>
+      <w:r>
+        <w:rPr>
+          <w:rStyle w:val="NormalTok"/>
+        </w:rPr>
+        <w:t xml:space="preserve"> stats</w:t>
+      </w:r>
+      <w:r>
+        <w:rPr>
+          <w:rStyle w:val="SpecialCharTok"/>
+        </w:rPr>
+        <w:t xml:space="preserve">::</w:t>
+      </w:r>
+      <w:r>
+        <w:rPr>
+          <w:rStyle w:val="FunctionTok"/>
+        </w:rPr>
+        <w:t xml:space="preserve">setNames</w:t>
+      </w:r>
+      <w:r>
+        <w:rPr>
+          <w:rStyle w:val="NormalTok"/>
+        </w:rPr>
+        <w:t xml:space="preserve">(</w:t>
+      </w:r>
+      <w:r>
+        <w:rPr>
+          <w:rStyle w:val="FunctionTok"/>
+        </w:rPr>
+        <w:t xml:space="preserve">c</w:t>
+      </w:r>
+      <w:r>
+        <w:rPr>
+          <w:rStyle w:val="NormalTok"/>
+        </w:rPr>
+        <w:t xml:space="preserve">(</w:t>
+      </w:r>
+      <w:r>
+        <w:rPr>
+          <w:rStyle w:val="DecValTok"/>
+        </w:rPr>
+        <w:t xml:space="preserve">0</w:t>
+      </w:r>
+      <w:r>
+        <w:rPr>
+          <w:rStyle w:val="NormalTok"/>
+        </w:rPr>
+        <w:t xml:space="preserve">, </w:t>
+      </w:r>
+      <w:r>
+        <w:rPr>
+          <w:rStyle w:val="DecValTok"/>
+        </w:rPr>
+        <w:t xml:space="preserve">0</w:t>
+      </w:r>
+      <w:r>
+        <w:rPr>
+          <w:rStyle w:val="NormalTok"/>
+        </w:rPr>
+        <w:t xml:space="preserve">, </w:t>
+      </w:r>
+      <w:r>
+        <w:rPr>
+          <w:rStyle w:val="DecValTok"/>
+        </w:rPr>
+        <w:t xml:space="preserve">0</w:t>
+      </w:r>
+      <w:r>
+        <w:rPr>
+          <w:rStyle w:val="NormalTok"/>
+        </w:rPr>
+        <w:t xml:space="preserve">, </w:t>
+      </w:r>
+      <w:r>
+        <w:rPr>
+          <w:rStyle w:val="DecValTok"/>
+        </w:rPr>
+        <w:t xml:space="preserve">1</w:t>
+      </w:r>
+      <w:r>
+        <w:rPr>
+          <w:rStyle w:val="NormalTok"/>
+        </w:rPr>
+        <w:t xml:space="preserve">), series_levels)</w:t>
+      </w:r>
+      <w:r>
+        <w:br/>
+      </w:r>
+      <w:r>
+        <w:rPr>
+          <w:rStyle w:val="NormalTok"/>
+        </w:rPr>
+        <w:t xml:space="preserve">    ) </w:t>
+      </w:r>
+      <w:r>
+        <w:rPr>
+          <w:rStyle w:val="SpecialCharTok"/>
+        </w:rPr>
+        <w:t xml:space="preserve">+</w:t>
+      </w:r>
+      <w:r>
+        <w:br/>
+      </w:r>
+      <w:r>
+        <w:rPr>
+          <w:rStyle w:val="NormalTok"/>
+        </w:rPr>
+        <w:t xml:space="preserve">    ggplot2</w:t>
+      </w:r>
+      <w:r>
+        <w:rPr>
+          <w:rStyle w:val="SpecialCharTok"/>
+        </w:rPr>
+        <w:t xml:space="preserve">::</w:t>
+      </w:r>
+      <w:r>
+        <w:rPr>
+          <w:rStyle w:val="FunctionTok"/>
+        </w:rPr>
+        <w:t xml:space="preserve">coord_cartesian</w:t>
+      </w:r>
+      <w:r>
+        <w:rPr>
+          <w:rStyle w:val="NormalTok"/>
+        </w:rPr>
+        <w:t xml:space="preserve">(</w:t>
+      </w:r>
+      <w:r>
+        <w:rPr>
+          <w:rStyle w:val="AttributeTok"/>
+        </w:rPr>
+        <w:t xml:space="preserve">xlim =</w:t>
+      </w:r>
+      <w:r>
+        <w:rPr>
+          <w:rStyle w:val="NormalTok"/>
+        </w:rPr>
+        <w:t xml:space="preserve"> wt_range, </w:t>
+      </w:r>
+      <w:r>
+        <w:rPr>
+          <w:rStyle w:val="AttributeTok"/>
+        </w:rPr>
+        <w:t xml:space="preserve">ylim =</w:t>
+      </w:r>
+      <w:r>
+        <w:rPr>
+          <w:rStyle w:val="NormalTok"/>
+        </w:rPr>
+        <w:t xml:space="preserve"> mpg_range) </w:t>
+      </w:r>
+      <w:r>
+        <w:rPr>
+          <w:rStyle w:val="SpecialCharTok"/>
+        </w:rPr>
+        <w:t xml:space="preserve">+</w:t>
+      </w:r>
+      <w:r>
+        <w:br/>
+      </w:r>
+      <w:r>
+        <w:rPr>
+          <w:rStyle w:val="NormalTok"/>
+        </w:rPr>
+        <w:t xml:space="preserve">    ggplot2</w:t>
+      </w:r>
+      <w:r>
+        <w:rPr>
+          <w:rStyle w:val="SpecialCharTok"/>
+        </w:rPr>
+        <w:t xml:space="preserve">::</w:t>
+      </w:r>
+      <w:r>
+        <w:rPr>
+          <w:rStyle w:val="FunctionTok"/>
+        </w:rPr>
+        <w:t xml:space="preserve">labs</w:t>
+      </w:r>
+      <w:r>
+        <w:rPr>
+          <w:rStyle w:val="NormalTok"/>
+        </w:rPr>
+        <w:t xml:space="preserve">(</w:t>
+      </w:r>
+      <w:r>
+        <w:rPr>
+          <w:rStyle w:val="AttributeTok"/>
+        </w:rPr>
+        <w:t xml:space="preserve">color =</w:t>
+      </w:r>
+      <w:r>
+        <w:rPr>
+          <w:rStyle w:val="NormalTok"/>
+        </w:rPr>
+        <w:t xml:space="preserve"> </w:t>
+      </w:r>
+      <w:r>
+        <w:rPr>
+          <w:rStyle w:val="ConstantTok"/>
+        </w:rPr>
+        <w:t xml:space="preserve">NULL</w:t>
+      </w:r>
+      <w:r>
+        <w:rPr>
+          <w:rStyle w:val="NormalTok"/>
+        </w:rPr>
+        <w:t xml:space="preserve">, </w:t>
+      </w:r>
+      <w:r>
+        <w:rPr>
+          <w:rStyle w:val="AttributeTok"/>
+        </w:rPr>
+        <w:t xml:space="preserve">shape =</w:t>
+      </w:r>
+      <w:r>
+        <w:rPr>
+          <w:rStyle w:val="NormalTok"/>
+        </w:rPr>
+        <w:t xml:space="preserve"> </w:t>
+      </w:r>
+      <w:r>
+        <w:rPr>
+          <w:rStyle w:val="ConstantTok"/>
+        </w:rPr>
+        <w:t xml:space="preserve">NULL</w:t>
+      </w:r>
+      <w:r>
+        <w:rPr>
+          <w:rStyle w:val="NormalTok"/>
+        </w:rPr>
+        <w:t xml:space="preserve">, </w:t>
+      </w:r>
+      <w:r>
+        <w:rPr>
+          <w:rStyle w:val="AttributeTok"/>
+        </w:rPr>
+        <w:t xml:space="preserve">linetype =</w:t>
+      </w:r>
+      <w:r>
+        <w:rPr>
+          <w:rStyle w:val="NormalTok"/>
+        </w:rPr>
+        <w:t xml:space="preserve"> </w:t>
+      </w:r>
+      <w:r>
+        <w:rPr>
+          <w:rStyle w:val="ConstantTok"/>
+        </w:rPr>
+        <w:t xml:space="preserve">NULL</w:t>
+      </w:r>
+      <w:r>
+        <w:rPr>
+          <w:rStyle w:val="NormalTok"/>
+        </w:rPr>
+        <w:t xml:space="preserve">) </w:t>
+      </w:r>
+      <w:r>
+        <w:rPr>
+          <w:rStyle w:val="SpecialCharTok"/>
+        </w:rPr>
+        <w:t xml:space="preserve">+</w:t>
+      </w:r>
+      <w:r>
+        <w:br/>
+      </w:r>
+      <w:r>
+        <w:rPr>
+          <w:rStyle w:val="NormalTok"/>
+        </w:rPr>
+        <w:t xml:space="preserve">    ggplot2</w:t>
+      </w:r>
+      <w:r>
+        <w:rPr>
+          <w:rStyle w:val="SpecialCharTok"/>
+        </w:rPr>
+        <w:t xml:space="preserve">::</w:t>
+      </w:r>
+      <w:r>
+        <w:rPr>
+          <w:rStyle w:val="FunctionTok"/>
+        </w:rPr>
+        <w:t xml:space="preserve">theme_minimal</w:t>
+      </w:r>
+      <w:r>
+        <w:rPr>
+          <w:rStyle w:val="NormalTok"/>
+        </w:rPr>
+        <w:t xml:space="preserve">() </w:t>
+      </w:r>
+      <w:r>
+        <w:rPr>
+          <w:rStyle w:val="SpecialCharTok"/>
+        </w:rPr>
+        <w:t xml:space="preserve">+</w:t>
+      </w:r>
+      <w:r>
+        <w:br/>
+      </w:r>
+      <w:r>
+        <w:rPr>
+          <w:rStyle w:val="NormalTok"/>
+        </w:rPr>
+        <w:t xml:space="preserve">    ggplot2</w:t>
+      </w:r>
+      <w:r>
+        <w:rPr>
+          <w:rStyle w:val="SpecialCharTok"/>
+        </w:rPr>
+        <w:t xml:space="preserve">::</w:t>
+      </w:r>
+      <w:r>
+        <w:rPr>
+          <w:rStyle w:val="FunctionTok"/>
+        </w:rPr>
+        <w:t xml:space="preserve">theme</w:t>
+      </w:r>
+      <w:r>
+        <w:rPr>
+          <w:rStyle w:val="NormalTok"/>
+        </w:rPr>
+        <w:t xml:space="preserve">(</w:t>
+      </w:r>
+      <w:r>
+        <w:br/>
+      </w:r>
+      <w:r>
+        <w:rPr>
+          <w:rStyle w:val="NormalTok"/>
+        </w:rPr>
+        <w:t xml:space="preserve">      </w:t>
+      </w:r>
+      <w:r>
+        <w:rPr>
+          <w:rStyle w:val="AttributeTok"/>
+        </w:rPr>
+        <w:t xml:space="preserve">legend.position =</w:t>
+      </w:r>
+      <w:r>
+        <w:rPr>
+          <w:rStyle w:val="NormalTok"/>
+        </w:rPr>
+        <w:t xml:space="preserve"> </w:t>
+      </w:r>
+      <w:r>
+        <w:rPr>
+          <w:rStyle w:val="StringTok"/>
+        </w:rPr>
+        <w:t xml:space="preserve">"inside"</w:t>
       </w:r>
       <w:r>
         <w:rPr>
@@ -24614,31 +25967,55 @@
         <w:rPr>
           <w:rStyle w:val="NormalTok"/>
         </w:rPr>
-        <w:t xml:space="preserve">    </w:t>
+        <w:t xml:space="preserve">      </w:t>
       </w:r>
       <w:r>
         <w:rPr>
           <w:rStyle w:val="AttributeTok"/>
         </w:rPr>
-        <w:t xml:space="preserve">ylab =</w:t>
-      </w:r>
-      <w:r>
-        <w:rPr>
-          <w:rStyle w:val="NormalTok"/>
-        </w:rPr>
-        <w:t xml:space="preserve"> </w:t>
-      </w:r>
-      <w:r>
-        <w:rPr>
-          <w:rStyle w:val="StringTok"/>
-        </w:rPr>
-        <w:t xml:space="preserve">"mpg"</w:t>
-      </w:r>
-      <w:r>
-        <w:rPr>
-          <w:rStyle w:val="NormalTok"/>
-        </w:rPr>
-        <w:t xml:space="preserve">,</w:t>
+        <w:t xml:space="preserve">legend.position.inside =</w:t>
+      </w:r>
+      <w:r>
+        <w:rPr>
+          <w:rStyle w:val="NormalTok"/>
+        </w:rPr>
+        <w:t xml:space="preserve"> </w:t>
+      </w:r>
+      <w:r>
+        <w:rPr>
+          <w:rStyle w:val="FunctionTok"/>
+        </w:rPr>
+        <w:t xml:space="preserve">c</w:t>
+      </w:r>
+      <w:r>
+        <w:rPr>
+          <w:rStyle w:val="NormalTok"/>
+        </w:rPr>
+        <w:t xml:space="preserve">(</w:t>
+      </w:r>
+      <w:r>
+        <w:rPr>
+          <w:rStyle w:val="FloatTok"/>
+        </w:rPr>
+        <w:t xml:space="preserve">0.85</w:t>
+      </w:r>
+      <w:r>
+        <w:rPr>
+          <w:rStyle w:val="NormalTok"/>
+        </w:rPr>
+        <w:t xml:space="preserve">, </w:t>
+      </w:r>
+      <w:r>
+        <w:rPr>
+          <w:rStyle w:val="FloatTok"/>
+        </w:rPr>
+        <w:t xml:space="preserve">0.8</w:t>
+      </w:r>
+      <w:r>
+        <w:rPr>
+          <w:rStyle w:val="NormalTok"/>
+        </w:rPr>
+        <w:t xml:space="preserve">)</w:t>
       </w:r>
       <w:r>
         <w:br/>
@@ -24647,31 +26024,7 @@
         <w:rPr>
           <w:rStyle w:val="NormalTok"/>
         </w:rPr>
-        <w:t xml:space="preserve">    </w:t>
-      </w:r>
-      <w:r>
-        <w:rPr>
-          <w:rStyle w:val="AttributeTok"/>
-        </w:rPr>
-        <w:t xml:space="preserve">pch =</w:t>
-      </w:r>
-      <w:r>
-        <w:rPr>
-          <w:rStyle w:val="NormalTok"/>
-        </w:rPr>
-        <w:t xml:space="preserve"> partition_shapes[[</w:t>
-      </w:r>
-      <w:r>
-        <w:rPr>
-          <w:rStyle w:val="StringTok"/>
-        </w:rPr>
-        <w:t xml:space="preserve">"training"</w:t>
-      </w:r>
-      <w:r>
-        <w:rPr>
-          <w:rStyle w:val="NormalTok"/>
-        </w:rPr>
-        <w:t xml:space="preserve">]],</w:t>
+        <w:t xml:space="preserve">    )</w:t>
       </w:r>
       <w:r>
         <w:br/>
@@ -24680,919 +26033,13 @@
         <w:rPr>
           <w:rStyle w:val="NormalTok"/>
         </w:rPr>
-        <w:t xml:space="preserve">    </w:t>
-      </w:r>
-      <w:r>
-        <w:rPr>
-          <w:rStyle w:val="AttributeTok"/>
-        </w:rPr>
-        <w:t xml:space="preserve">xlim =</w:t>
-      </w:r>
-      <w:r>
-        <w:rPr>
-          <w:rStyle w:val="NormalTok"/>
-        </w:rPr>
-        <w:t xml:space="preserve"> wt_range,</w:t>
-      </w:r>
-      <w:r>
-        <w:br/>
-      </w:r>
-      <w:r>
-        <w:rPr>
-          <w:rStyle w:val="NormalTok"/>
-        </w:rPr>
-        <w:t xml:space="preserve">    </w:t>
-      </w:r>
-      <w:r>
-        <w:rPr>
-          <w:rStyle w:val="AttributeTok"/>
-        </w:rPr>
-        <w:t xml:space="preserve">ylim =</w:t>
-      </w:r>
-      <w:r>
-        <w:rPr>
-          <w:rStyle w:val="NormalTok"/>
-        </w:rPr>
-        <w:t xml:space="preserve"> mpg_range,</w:t>
-      </w:r>
-      <w:r>
-        <w:br/>
-      </w:r>
-      <w:r>
-        <w:rPr>
-          <w:rStyle w:val="NormalTok"/>
-        </w:rPr>
-        <w:t xml:space="preserve">    </w:t>
-      </w:r>
-      <w:r>
-        <w:rPr>
-          <w:rStyle w:val="AttributeTok"/>
-        </w:rPr>
-        <w:t xml:space="preserve">col =</w:t>
-      </w:r>
-      <w:r>
-        <w:rPr>
-          <w:rStyle w:val="NormalTok"/>
-        </w:rPr>
-        <w:t xml:space="preserve"> partition_colors[[</w:t>
-      </w:r>
-      <w:r>
-        <w:rPr>
-          <w:rStyle w:val="StringTok"/>
-        </w:rPr>
-        <w:t xml:space="preserve">"training"</w:t>
-      </w:r>
-      <w:r>
-        <w:rPr>
-          <w:rStyle w:val="NormalTok"/>
-        </w:rPr>
-        <w:t xml:space="preserve">]]</w:t>
-      </w:r>
-      <w:r>
-        <w:br/>
-      </w:r>
-      <w:r>
-        <w:rPr>
-          <w:rStyle w:val="NormalTok"/>
-        </w:rPr>
-        <w:t xml:space="preserve">  )</w:t>
-      </w:r>
-      <w:r>
-        <w:br/>
-      </w:r>
-      <w:r>
-        <w:rPr>
-          <w:rStyle w:val="NormalTok"/>
-        </w:rPr>
         <w:t xml:space="preserve">  </w:t>
       </w:r>
       <w:r>
         <w:rPr>
-          <w:rStyle w:val="FunctionTok"/>
-        </w:rPr>
-        <w:t xml:space="preserve">points</w:t>
-      </w:r>
-      <w:r>
-        <w:rPr>
-          <w:rStyle w:val="NormalTok"/>
-        </w:rPr>
-        <w:t xml:space="preserve">(</w:t>
-      </w:r>
-      <w:r>
-        <w:br/>
-      </w:r>
-      <w:r>
-        <w:rPr>
-          <w:rStyle w:val="NormalTok"/>
-        </w:rPr>
-        <w:t xml:space="preserve">    valid_dat</w:t>
-      </w:r>
-      <w:r>
-        <w:rPr>
-          <w:rStyle w:val="SpecialCharTok"/>
-        </w:rPr>
-        <w:t xml:space="preserve">$</w:t>
-      </w:r>
-      <w:r>
-        <w:rPr>
-          <w:rStyle w:val="NormalTok"/>
-        </w:rPr>
-        <w:t xml:space="preserve">wt,</w:t>
-      </w:r>
-      <w:r>
-        <w:br/>
-      </w:r>
-      <w:r>
-        <w:rPr>
-          <w:rStyle w:val="NormalTok"/>
-        </w:rPr>
-        <w:t xml:space="preserve">    valid_dat</w:t>
-      </w:r>
-      <w:r>
-        <w:rPr>
-          <w:rStyle w:val="SpecialCharTok"/>
-        </w:rPr>
-        <w:t xml:space="preserve">$</w:t>
-      </w:r>
-      <w:r>
-        <w:rPr>
-          <w:rStyle w:val="NormalTok"/>
-        </w:rPr>
-        <w:t xml:space="preserve">mpg,</w:t>
-      </w:r>
-      <w:r>
-        <w:br/>
-      </w:r>
-      <w:r>
-        <w:rPr>
-          <w:rStyle w:val="NormalTok"/>
-        </w:rPr>
-        <w:t xml:space="preserve">    </w:t>
-      </w:r>
-      <w:r>
-        <w:rPr>
-          <w:rStyle w:val="AttributeTok"/>
-        </w:rPr>
-        <w:t xml:space="preserve">pch =</w:t>
-      </w:r>
-      <w:r>
-        <w:rPr>
-          <w:rStyle w:val="NormalTok"/>
-        </w:rPr>
-        <w:t xml:space="preserve"> partition_shapes[[</w:t>
-      </w:r>
-      <w:r>
-        <w:rPr>
-          <w:rStyle w:val="StringTok"/>
-        </w:rPr>
-        <w:t xml:space="preserve">"validation"</w:t>
-      </w:r>
-      <w:r>
-        <w:rPr>
-          <w:rStyle w:val="NormalTok"/>
-        </w:rPr>
-        <w:t xml:space="preserve">]],</w:t>
-      </w:r>
-      <w:r>
-        <w:br/>
-      </w:r>
-      <w:r>
-        <w:rPr>
-          <w:rStyle w:val="NormalTok"/>
-        </w:rPr>
-        <w:t xml:space="preserve">    </w:t>
-      </w:r>
-      <w:r>
-        <w:rPr>
-          <w:rStyle w:val="AttributeTok"/>
-        </w:rPr>
-        <w:t xml:space="preserve">col =</w:t>
-      </w:r>
-      <w:r>
-        <w:rPr>
-          <w:rStyle w:val="NormalTok"/>
-        </w:rPr>
-        <w:t xml:space="preserve"> partition_colors[[</w:t>
-      </w:r>
-      <w:r>
-        <w:rPr>
-          <w:rStyle w:val="StringTok"/>
-        </w:rPr>
-        <w:t xml:space="preserve">"validation"</w:t>
-      </w:r>
-      <w:r>
-        <w:rPr>
-          <w:rStyle w:val="NormalTok"/>
-        </w:rPr>
-        <w:t xml:space="preserve">]]</w:t>
-      </w:r>
-      <w:r>
-        <w:br/>
-      </w:r>
-      <w:r>
-        <w:rPr>
-          <w:rStyle w:val="NormalTok"/>
-        </w:rPr>
-        <w:t xml:space="preserve">  )</w:t>
-      </w:r>
-      <w:r>
-        <w:br/>
-      </w:r>
-      <w:r>
-        <w:rPr>
-          <w:rStyle w:val="NormalTok"/>
-        </w:rPr>
-        <w:t xml:space="preserve">  </w:t>
-      </w:r>
-      <w:r>
-        <w:rPr>
-          <w:rStyle w:val="FunctionTok"/>
-        </w:rPr>
-        <w:t xml:space="preserve">points</w:t>
-      </w:r>
-      <w:r>
-        <w:rPr>
-          <w:rStyle w:val="NormalTok"/>
-        </w:rPr>
-        <w:t xml:space="preserve">(</w:t>
-      </w:r>
-      <w:r>
-        <w:br/>
-      </w:r>
-      <w:r>
-        <w:rPr>
-          <w:rStyle w:val="NormalTok"/>
-        </w:rPr>
-        <w:t xml:space="preserve">    test_dat</w:t>
-      </w:r>
-      <w:r>
-        <w:rPr>
-          <w:rStyle w:val="SpecialCharTok"/>
-        </w:rPr>
-        <w:t xml:space="preserve">$</w:t>
-      </w:r>
-      <w:r>
-        <w:rPr>
-          <w:rStyle w:val="NormalTok"/>
-        </w:rPr>
-        <w:t xml:space="preserve">wt,</w:t>
-      </w:r>
-      <w:r>
-        <w:br/>
-      </w:r>
-      <w:r>
-        <w:rPr>
-          <w:rStyle w:val="NormalTok"/>
-        </w:rPr>
-        <w:t xml:space="preserve">    test_dat</w:t>
-      </w:r>
-      <w:r>
-        <w:rPr>
-          <w:rStyle w:val="SpecialCharTok"/>
-        </w:rPr>
-        <w:t xml:space="preserve">$</w:t>
-      </w:r>
-      <w:r>
-        <w:rPr>
-          <w:rStyle w:val="NormalTok"/>
-        </w:rPr>
-        <w:t xml:space="preserve">mpg,</w:t>
-      </w:r>
-      <w:r>
-        <w:br/>
-      </w:r>
-      <w:r>
-        <w:rPr>
-          <w:rStyle w:val="NormalTok"/>
-        </w:rPr>
-        <w:t xml:space="preserve">    </w:t>
-      </w:r>
-      <w:r>
-        <w:rPr>
-          <w:rStyle w:val="AttributeTok"/>
-        </w:rPr>
-        <w:t xml:space="preserve">pch =</w:t>
-      </w:r>
-      <w:r>
-        <w:rPr>
-          <w:rStyle w:val="NormalTok"/>
-        </w:rPr>
-        <w:t xml:space="preserve"> partition_shapes[[</w:t>
-      </w:r>
-      <w:r>
-        <w:rPr>
-          <w:rStyle w:val="StringTok"/>
-        </w:rPr>
-        <w:t xml:space="preserve">"test"</w:t>
-      </w:r>
-      <w:r>
-        <w:rPr>
-          <w:rStyle w:val="NormalTok"/>
-        </w:rPr>
-        <w:t xml:space="preserve">]],</w:t>
-      </w:r>
-      <w:r>
-        <w:br/>
-      </w:r>
-      <w:r>
-        <w:rPr>
-          <w:rStyle w:val="NormalTok"/>
-        </w:rPr>
-        <w:t xml:space="preserve">    </w:t>
-      </w:r>
-      <w:r>
-        <w:rPr>
-          <w:rStyle w:val="AttributeTok"/>
-        </w:rPr>
-        <w:t xml:space="preserve">col =</w:t>
-      </w:r>
-      <w:r>
-        <w:rPr>
-          <w:rStyle w:val="NormalTok"/>
-        </w:rPr>
-        <w:t xml:space="preserve"> partition_colors[[</w:t>
-      </w:r>
-      <w:r>
-        <w:rPr>
-          <w:rStyle w:val="StringTok"/>
-        </w:rPr>
-        <w:t xml:space="preserve">"test"</w:t>
-      </w:r>
-      <w:r>
-        <w:rPr>
-          <w:rStyle w:val="NormalTok"/>
-        </w:rPr>
-        <w:t xml:space="preserve">]]</w:t>
-      </w:r>
-      <w:r>
-        <w:br/>
-      </w:r>
-      <w:r>
-        <w:rPr>
-          <w:rStyle w:val="NormalTok"/>
-        </w:rPr>
-        <w:t xml:space="preserve">  )</w:t>
-      </w:r>
-      <w:r>
-        <w:br/>
-      </w:r>
-      <w:r>
-        <w:rPr>
-          <w:rStyle w:val="NormalTok"/>
-        </w:rPr>
-        <w:t xml:space="preserve">  fitted_curve </w:t>
-      </w:r>
-      <w:r>
-        <w:rPr>
-          <w:rStyle w:val="OtherTok"/>
-        </w:rPr>
-        <w:t xml:space="preserve">&lt;-</w:t>
-      </w:r>
-      <w:r>
-        <w:rPr>
-          <w:rStyle w:val="NormalTok"/>
-        </w:rPr>
-        <w:t xml:space="preserve"> </w:t>
-      </w:r>
-      <w:r>
-        <w:rPr>
-          <w:rStyle w:val="FunctionTok"/>
-        </w:rPr>
-        <w:t xml:space="preserve">predict</w:t>
-      </w:r>
-      <w:r>
-        <w:rPr>
-          <w:rStyle w:val="NormalTok"/>
-        </w:rPr>
-        <w:t xml:space="preserve">(model, </w:t>
-      </w:r>
-      <w:r>
-        <w:rPr>
-          <w:rStyle w:val="AttributeTok"/>
-        </w:rPr>
-        <w:t xml:space="preserve">newdata =</w:t>
-      </w:r>
-      <w:r>
-        <w:rPr>
-          <w:rStyle w:val="NormalTok"/>
-        </w:rPr>
-        <w:t xml:space="preserve"> </w:t>
-      </w:r>
-      <w:r>
-        <w:rPr>
-          <w:rStyle w:val="FunctionTok"/>
-        </w:rPr>
-        <w:t xml:space="preserve">data.frame</w:t>
-      </w:r>
-      <w:r>
-        <w:rPr>
-          <w:rStyle w:val="NormalTok"/>
-        </w:rPr>
-        <w:t xml:space="preserve">(</w:t>
-      </w:r>
-      <w:r>
-        <w:rPr>
-          <w:rStyle w:val="AttributeTok"/>
-        </w:rPr>
-        <w:t xml:space="preserve">wt =</w:t>
-      </w:r>
-      <w:r>
-        <w:rPr>
-          <w:rStyle w:val="NormalTok"/>
-        </w:rPr>
-        <w:t xml:space="preserve"> wt_grid))</w:t>
-      </w:r>
-      <w:r>
-        <w:br/>
-      </w:r>
-      <w:r>
-        <w:rPr>
-          <w:rStyle w:val="NormalTok"/>
-        </w:rPr>
-        <w:t xml:space="preserve">  </w:t>
-      </w:r>
-      <w:r>
-        <w:rPr>
-          <w:rStyle w:val="FunctionTok"/>
-        </w:rPr>
-        <w:t xml:space="preserve">lines</w:t>
-      </w:r>
-      <w:r>
-        <w:rPr>
-          <w:rStyle w:val="NormalTok"/>
-        </w:rPr>
-        <w:t xml:space="preserve">(wt_grid, fitted_curve, </w:t>
-      </w:r>
-      <w:r>
-        <w:rPr>
-          <w:rStyle w:val="AttributeTok"/>
-        </w:rPr>
-        <w:t xml:space="preserve">col =</w:t>
-      </w:r>
-      <w:r>
-        <w:rPr>
-          <w:rStyle w:val="NormalTok"/>
-        </w:rPr>
-        <w:t xml:space="preserve"> </w:t>
-      </w:r>
-      <w:r>
-        <w:rPr>
-          <w:rStyle w:val="StringTok"/>
-        </w:rPr>
-        <w:t xml:space="preserve">"blue"</w:t>
-      </w:r>
-      <w:r>
-        <w:rPr>
-          <w:rStyle w:val="NormalTok"/>
-        </w:rPr>
-        <w:t xml:space="preserve">, </w:t>
-      </w:r>
-      <w:r>
-        <w:rPr>
-          <w:rStyle w:val="AttributeTok"/>
-        </w:rPr>
-        <w:t xml:space="preserve">lwd =</w:t>
-      </w:r>
-      <w:r>
-        <w:rPr>
-          <w:rStyle w:val="NormalTok"/>
-        </w:rPr>
-        <w:t xml:space="preserve"> </w:t>
-      </w:r>
-      <w:r>
-        <w:rPr>
-          <w:rStyle w:val="DecValTok"/>
-        </w:rPr>
-        <w:t xml:space="preserve">2</w:t>
-      </w:r>
-      <w:r>
-        <w:rPr>
-          <w:rStyle w:val="NormalTok"/>
-        </w:rPr>
-        <w:t xml:space="preserve">)</w:t>
-      </w:r>
-      <w:r>
-        <w:br/>
-      </w:r>
-      <w:r>
-        <w:rPr>
-          <w:rStyle w:val="NormalTok"/>
-        </w:rPr>
-        <w:t xml:space="preserve">  </w:t>
-      </w:r>
-      <w:r>
-        <w:rPr>
-          <w:rStyle w:val="FunctionTok"/>
-        </w:rPr>
-        <w:t xml:space="preserve">legend</w:t>
-      </w:r>
-      <w:r>
-        <w:rPr>
-          <w:rStyle w:val="NormalTok"/>
-        </w:rPr>
-        <w:t xml:space="preserve">(</w:t>
-      </w:r>
-      <w:r>
-        <w:br/>
-      </w:r>
-      <w:r>
-        <w:rPr>
-          <w:rStyle w:val="NormalTok"/>
-        </w:rPr>
-        <w:t xml:space="preserve">    </w:t>
-      </w:r>
-      <w:r>
-        <w:rPr>
-          <w:rStyle w:val="StringTok"/>
-        </w:rPr>
-        <w:t xml:space="preserve">"topright"</w:t>
-      </w:r>
-      <w:r>
-        <w:rPr>
-          <w:rStyle w:val="NormalTok"/>
-        </w:rPr>
-        <w:t xml:space="preserve">,</w:t>
-      </w:r>
-      <w:r>
-        <w:br/>
-      </w:r>
-      <w:r>
-        <w:rPr>
-          <w:rStyle w:val="NormalTok"/>
-        </w:rPr>
-        <w:t xml:space="preserve">    </w:t>
-      </w:r>
-      <w:r>
-        <w:rPr>
-          <w:rStyle w:val="AttributeTok"/>
-        </w:rPr>
-        <w:t xml:space="preserve">legend =</w:t>
-      </w:r>
-      <w:r>
-        <w:rPr>
-          <w:rStyle w:val="NormalTok"/>
-        </w:rPr>
-        <w:t xml:space="preserve"> </w:t>
-      </w:r>
-      <w:r>
-        <w:rPr>
-          <w:rStyle w:val="FunctionTok"/>
-        </w:rPr>
-        <w:t xml:space="preserve">c</w:t>
-      </w:r>
-      <w:r>
-        <w:rPr>
-          <w:rStyle w:val="NormalTok"/>
-        </w:rPr>
-        <w:t xml:space="preserve">(</w:t>
-      </w:r>
-      <w:r>
-        <w:rPr>
-          <w:rStyle w:val="StringTok"/>
-        </w:rPr>
-        <w:t xml:space="preserve">"training"</w:t>
-      </w:r>
-      <w:r>
-        <w:rPr>
-          <w:rStyle w:val="NormalTok"/>
-        </w:rPr>
-        <w:t xml:space="preserve">, </w:t>
-      </w:r>
-      <w:r>
-        <w:rPr>
-          <w:rStyle w:val="StringTok"/>
-        </w:rPr>
-        <w:t xml:space="preserve">"validation"</w:t>
-      </w:r>
-      <w:r>
-        <w:rPr>
-          <w:rStyle w:val="NormalTok"/>
-        </w:rPr>
-        <w:t xml:space="preserve">, </w:t>
-      </w:r>
-      <w:r>
-        <w:rPr>
-          <w:rStyle w:val="StringTok"/>
-        </w:rPr>
-        <w:t xml:space="preserve">"test"</w:t>
-      </w:r>
-      <w:r>
-        <w:rPr>
-          <w:rStyle w:val="NormalTok"/>
-        </w:rPr>
-        <w:t xml:space="preserve">, fit_label),</w:t>
-      </w:r>
-      <w:r>
-        <w:br/>
-      </w:r>
-      <w:r>
-        <w:rPr>
-          <w:rStyle w:val="NormalTok"/>
-        </w:rPr>
-        <w:t xml:space="preserve">    </w:t>
-      </w:r>
-      <w:r>
-        <w:rPr>
-          <w:rStyle w:val="AttributeTok"/>
-        </w:rPr>
-        <w:t xml:space="preserve">col =</w:t>
-      </w:r>
-      <w:r>
-        <w:rPr>
-          <w:rStyle w:val="NormalTok"/>
-        </w:rPr>
-        <w:t xml:space="preserve"> </w:t>
-      </w:r>
-      <w:r>
-        <w:rPr>
-          <w:rStyle w:val="FunctionTok"/>
-        </w:rPr>
-        <w:t xml:space="preserve">c</w:t>
-      </w:r>
-      <w:r>
-        <w:rPr>
-          <w:rStyle w:val="NormalTok"/>
-        </w:rPr>
-        <w:t xml:space="preserve">(</w:t>
-      </w:r>
-      <w:r>
-        <w:rPr>
-          <w:rStyle w:val="FunctionTok"/>
-        </w:rPr>
-        <w:t xml:space="preserve">unname</w:t>
-      </w:r>
-      <w:r>
-        <w:rPr>
-          <w:rStyle w:val="NormalTok"/>
-        </w:rPr>
-        <w:t xml:space="preserve">(partition_colors), </w:t>
-      </w:r>
-      <w:r>
-        <w:rPr>
-          <w:rStyle w:val="StringTok"/>
-        </w:rPr>
-        <w:t xml:space="preserve">"blue"</w:t>
-      </w:r>
-      <w:r>
-        <w:rPr>
-          <w:rStyle w:val="NormalTok"/>
-        </w:rPr>
-        <w:t xml:space="preserve">),</w:t>
-      </w:r>
-      <w:r>
-        <w:br/>
-      </w:r>
-      <w:r>
-        <w:rPr>
-          <w:rStyle w:val="NormalTok"/>
-        </w:rPr>
-        <w:t xml:space="preserve">    </w:t>
-      </w:r>
-      <w:r>
-        <w:rPr>
-          <w:rStyle w:val="AttributeTok"/>
-        </w:rPr>
-        <w:t xml:space="preserve">pch =</w:t>
-      </w:r>
-      <w:r>
-        <w:rPr>
-          <w:rStyle w:val="NormalTok"/>
-        </w:rPr>
-        <w:t xml:space="preserve"> </w:t>
-      </w:r>
-      <w:r>
-        <w:rPr>
-          <w:rStyle w:val="FunctionTok"/>
-        </w:rPr>
-        <w:t xml:space="preserve">c</w:t>
-      </w:r>
-      <w:r>
-        <w:rPr>
-          <w:rStyle w:val="NormalTok"/>
-        </w:rPr>
-        <w:t xml:space="preserve">(</w:t>
-      </w:r>
-      <w:r>
-        <w:rPr>
-          <w:rStyle w:val="FunctionTok"/>
-        </w:rPr>
-        <w:t xml:space="preserve">unname</w:t>
-      </w:r>
-      <w:r>
-        <w:rPr>
-          <w:rStyle w:val="NormalTok"/>
-        </w:rPr>
-        <w:t xml:space="preserve">(partition_shapes), </w:t>
-      </w:r>
-      <w:r>
-        <w:rPr>
-          <w:rStyle w:val="ConstantTok"/>
-        </w:rPr>
-        <w:t xml:space="preserve">NA</w:t>
-      </w:r>
-      <w:r>
-        <w:rPr>
-          <w:rStyle w:val="NormalTok"/>
-        </w:rPr>
-        <w:t xml:space="preserve">),</w:t>
-      </w:r>
-      <w:r>
-        <w:br/>
-      </w:r>
-      <w:r>
-        <w:rPr>
-          <w:rStyle w:val="NormalTok"/>
-        </w:rPr>
-        <w:t xml:space="preserve">    </w:t>
-      </w:r>
-      <w:r>
-        <w:rPr>
-          <w:rStyle w:val="AttributeTok"/>
-        </w:rPr>
-        <w:t xml:space="preserve">lty =</w:t>
-      </w:r>
-      <w:r>
-        <w:rPr>
-          <w:rStyle w:val="NormalTok"/>
-        </w:rPr>
-        <w:t xml:space="preserve"> </w:t>
-      </w:r>
-      <w:r>
-        <w:rPr>
-          <w:rStyle w:val="FunctionTok"/>
-        </w:rPr>
-        <w:t xml:space="preserve">c</w:t>
-      </w:r>
-      <w:r>
-        <w:rPr>
-          <w:rStyle w:val="NormalTok"/>
-        </w:rPr>
-        <w:t xml:space="preserve">(</w:t>
-      </w:r>
-      <w:r>
-        <w:rPr>
-          <w:rStyle w:val="ConstantTok"/>
-        </w:rPr>
-        <w:t xml:space="preserve">NA</w:t>
-      </w:r>
-      <w:r>
-        <w:rPr>
-          <w:rStyle w:val="NormalTok"/>
-        </w:rPr>
-        <w:t xml:space="preserve">, </w:t>
-      </w:r>
-      <w:r>
-        <w:rPr>
-          <w:rStyle w:val="ConstantTok"/>
-        </w:rPr>
-        <w:t xml:space="preserve">NA</w:t>
-      </w:r>
-      <w:r>
-        <w:rPr>
-          <w:rStyle w:val="NormalTok"/>
-        </w:rPr>
-        <w:t xml:space="preserve">, </w:t>
-      </w:r>
-      <w:r>
-        <w:rPr>
-          <w:rStyle w:val="ConstantTok"/>
-        </w:rPr>
-        <w:t xml:space="preserve">NA</w:t>
-      </w:r>
-      <w:r>
-        <w:rPr>
-          <w:rStyle w:val="NormalTok"/>
-        </w:rPr>
-        <w:t xml:space="preserve">, </w:t>
-      </w:r>
-      <w:r>
-        <w:rPr>
-          <w:rStyle w:val="DecValTok"/>
-        </w:rPr>
-        <w:t xml:space="preserve">1</w:t>
-      </w:r>
-      <w:r>
-        <w:rPr>
-          <w:rStyle w:val="NormalTok"/>
-        </w:rPr>
-        <w:t xml:space="preserve">),</w:t>
-      </w:r>
-      <w:r>
-        <w:br/>
-      </w:r>
-      <w:r>
-        <w:rPr>
-          <w:rStyle w:val="NormalTok"/>
-        </w:rPr>
-        <w:t xml:space="preserve">    </w:t>
-      </w:r>
-      <w:r>
-        <w:rPr>
-          <w:rStyle w:val="AttributeTok"/>
-        </w:rPr>
-        <w:t xml:space="preserve">lwd =</w:t>
-      </w:r>
-      <w:r>
-        <w:rPr>
-          <w:rStyle w:val="NormalTok"/>
-        </w:rPr>
-        <w:t xml:space="preserve"> </w:t>
-      </w:r>
-      <w:r>
-        <w:rPr>
-          <w:rStyle w:val="FunctionTok"/>
-        </w:rPr>
-        <w:t xml:space="preserve">c</w:t>
-      </w:r>
-      <w:r>
-        <w:rPr>
-          <w:rStyle w:val="NormalTok"/>
-        </w:rPr>
-        <w:t xml:space="preserve">(</w:t>
-      </w:r>
-      <w:r>
-        <w:rPr>
-          <w:rStyle w:val="ConstantTok"/>
-        </w:rPr>
-        <w:t xml:space="preserve">NA</w:t>
-      </w:r>
-      <w:r>
-        <w:rPr>
-          <w:rStyle w:val="NormalTok"/>
-        </w:rPr>
-        <w:t xml:space="preserve">, </w:t>
-      </w:r>
-      <w:r>
-        <w:rPr>
-          <w:rStyle w:val="ConstantTok"/>
-        </w:rPr>
-        <w:t xml:space="preserve">NA</w:t>
-      </w:r>
-      <w:r>
-        <w:rPr>
-          <w:rStyle w:val="NormalTok"/>
-        </w:rPr>
-        <w:t xml:space="preserve">, </w:t>
-      </w:r>
-      <w:r>
-        <w:rPr>
-          <w:rStyle w:val="ConstantTok"/>
-        </w:rPr>
-        <w:t xml:space="preserve">NA</w:t>
-      </w:r>
-      <w:r>
-        <w:rPr>
-          <w:rStyle w:val="NormalTok"/>
-        </w:rPr>
-        <w:t xml:space="preserve">, </w:t>
-      </w:r>
-      <w:r>
-        <w:rPr>
-          <w:rStyle w:val="DecValTok"/>
-        </w:rPr>
-        <w:t xml:space="preserve">2</w:t>
-      </w:r>
-      <w:r>
-        <w:rPr>
-          <w:rStyle w:val="NormalTok"/>
-        </w:rPr>
-        <w:t xml:space="preserve">),</w:t>
-      </w:r>
-      <w:r>
-        <w:br/>
-      </w:r>
-      <w:r>
-        <w:rPr>
-          <w:rStyle w:val="NormalTok"/>
-        </w:rPr>
-        <w:t xml:space="preserve">    </w:t>
-      </w:r>
-      <w:r>
-        <w:rPr>
-          <w:rStyle w:val="AttributeTok"/>
-        </w:rPr>
-        <w:t xml:space="preserve">bty =</w:t>
-      </w:r>
-      <w:r>
-        <w:rPr>
-          <w:rStyle w:val="NormalTok"/>
-        </w:rPr>
-        <w:t xml:space="preserve"> </w:t>
-      </w:r>
-      <w:r>
-        <w:rPr>
-          <w:rStyle w:val="StringTok"/>
-        </w:rPr>
-        <w:t xml:space="preserve">"n"</w:t>
-      </w:r>
-      <w:r>
-        <w:br/>
-      </w:r>
-      <w:r>
-        <w:rPr>
-          <w:rStyle w:val="NormalTok"/>
-        </w:rPr>
-        <w:t xml:space="preserve">  )</w:t>
+          <w:rStyle w:val="CommentTok"/>
+        </w:rPr>
+        <w:t xml:space="preserve"># nolint end</w:t>
       </w:r>
       <w:r>
         <w:br/>
@@ -43145,7 +43592,7 @@
         <w:rPr>
           <w:rStyle w:val="CommentTok"/>
         </w:rPr>
-        <w:t xml:space="preserve">#&gt;    8.88178e-15    2.00000e+00</w:t>
+        <w:t xml:space="preserve">#&gt;    7.10543e-15    2.00000e+00</w:t>
       </w:r>
     </w:p>
     <w:p>
@@ -43153,7 +43600,7 @@
         <w:pStyle w:val="FirstParagraph"/>
       </w:pPr>
       <w:r>
-        <w:t xml:space="preserve">The two columns differ by at most 8.9e-15,</w:t>
+        <w:t xml:space="preserve">The two columns differ by at most 7.1e-15,</w:t>
       </w:r>
       <w:r>
         <w:t xml:space="preserve"> </w:t>

--- a/model-validation-handout.docx
+++ b/model-validation-handout.docx
@@ -15,7 +15,7 @@
         <w:pStyle w:val="Date"/>
       </w:pPr>
       <w:r>
-        <w:t xml:space="preserve">Last modified: 2026-10-09 10:39:54 (PDT)</w:t>
+        <w:t xml:space="preserve">Last modified: 2026-10-09 12:07:46 (PDT)</w:t>
       </w:r>
     </w:p>
     <w:bookmarkStart w:id="33" w:name="sec-prediction-rules"/>
@@ -24704,19 +24704,127 @@
         <w:rPr>
           <w:rStyle w:val="NormalTok"/>
         </w:rPr>
-        <w:t xml:space="preserve">  partition_data</w:t>
+        <w:t xml:space="preserve">  partition_data </w:t>
+      </w:r>
+      <w:r>
+        <w:rPr>
+          <w:rStyle w:val="OtherTok"/>
+        </w:rPr>
+        <w:t xml:space="preserve">&lt;-</w:t>
+      </w:r>
+      <w:r>
+        <w:rPr>
+          <w:rStyle w:val="NormalTok"/>
+        </w:rPr>
+        <w:t xml:space="preserve"> partition_data </w:t>
       </w:r>
       <w:r>
         <w:rPr>
           <w:rStyle w:val="SpecialCharTok"/>
         </w:rPr>
+        <w:t xml:space="preserve">|&gt;</w:t>
+      </w:r>
+      <w:r>
+        <w:br/>
+      </w:r>
+      <w:r>
+        <w:rPr>
+          <w:rStyle w:val="NormalTok"/>
+        </w:rPr>
+        <w:t xml:space="preserve">    dplyr</w:t>
+      </w:r>
+      <w:r>
+        <w:rPr>
+          <w:rStyle w:val="SpecialCharTok"/>
+        </w:rPr>
+        <w:t xml:space="preserve">::</w:t>
+      </w:r>
+      <w:r>
+        <w:rPr>
+          <w:rStyle w:val="FunctionTok"/>
+        </w:rPr>
+        <w:t xml:space="preserve">mutate</w:t>
+      </w:r>
+      <w:r>
+        <w:rPr>
+          <w:rStyle w:val="NormalTok"/>
+        </w:rPr>
+        <w:t xml:space="preserve">(</w:t>
+      </w:r>
+      <w:r>
+        <w:br/>
+      </w:r>
+      <w:r>
+        <w:rPr>
+          <w:rStyle w:val="NormalTok"/>
+        </w:rPr>
+        <w:t xml:space="preserve">      </w:t>
+      </w:r>
+      <w:r>
+        <w:rPr>
+          <w:rStyle w:val="AttributeTok"/>
+        </w:rPr>
+        <w:t xml:space="preserve">series =</w:t>
+      </w:r>
+      <w:r>
+        <w:rPr>
+          <w:rStyle w:val="NormalTok"/>
+        </w:rPr>
+        <w:t xml:space="preserve"> </w:t>
+      </w:r>
+      <w:r>
+        <w:rPr>
+          <w:rStyle w:val="FunctionTok"/>
+        </w:rPr>
+        <w:t xml:space="preserve">factor</w:t>
+      </w:r>
+      <w:r>
+        <w:rPr>
+          <w:rStyle w:val="NormalTok"/>
+        </w:rPr>
+        <w:t xml:space="preserve">(partition_data</w:t>
+      </w:r>
+      <w:r>
+        <w:rPr>
+          <w:rStyle w:val="SpecialCharTok"/>
+        </w:rPr>
         <w:t xml:space="preserve">$</w:t>
       </w:r>
       <w:r>
         <w:rPr>
           <w:rStyle w:val="NormalTok"/>
         </w:rPr>
-        <w:t xml:space="preserve">series </w:t>
+        <w:t xml:space="preserve">series, </w:t>
+      </w:r>
+      <w:r>
+        <w:rPr>
+          <w:rStyle w:val="AttributeTok"/>
+        </w:rPr>
+        <w:t xml:space="preserve">levels =</w:t>
+      </w:r>
+      <w:r>
+        <w:rPr>
+          <w:rStyle w:val="NormalTok"/>
+        </w:rPr>
+        <w:t xml:space="preserve"> series_levels)</w:t>
+      </w:r>
+      <w:r>
+        <w:br/>
+      </w:r>
+      <w:r>
+        <w:rPr>
+          <w:rStyle w:val="NormalTok"/>
+        </w:rPr>
+        <w:t xml:space="preserve">    )</w:t>
+      </w:r>
+      <w:r>
+        <w:br/>
+      </w:r>
+      <w:r>
+        <w:rPr>
+          <w:rStyle w:val="NormalTok"/>
+        </w:rPr>
+        <w:t xml:space="preserve">  grid_data </w:t>
       </w:r>
       <w:r>
         <w:rPr>
@@ -24728,43 +24836,97 @@
         <w:rPr>
           <w:rStyle w:val="NormalTok"/>
         </w:rPr>
-        <w:t xml:space="preserve"> </w:t>
+        <w:t xml:space="preserve"> tibble</w:t>
+      </w:r>
+      <w:r>
+        <w:rPr>
+          <w:rStyle w:val="SpecialCharTok"/>
+        </w:rPr>
+        <w:t xml:space="preserve">::</w:t>
       </w:r>
       <w:r>
         <w:rPr>
           <w:rStyle w:val="FunctionTok"/>
         </w:rPr>
-        <w:t xml:space="preserve">factor</w:t>
-      </w:r>
-      <w:r>
-        <w:rPr>
-          <w:rStyle w:val="NormalTok"/>
-        </w:rPr>
-        <w:t xml:space="preserve">(partition_data</w:t>
+        <w:t xml:space="preserve">tibble</w:t>
+      </w:r>
+      <w:r>
+        <w:rPr>
+          <w:rStyle w:val="NormalTok"/>
+        </w:rPr>
+        <w:t xml:space="preserve">(</w:t>
+      </w:r>
+      <w:r>
+        <w:rPr>
+          <w:rStyle w:val="AttributeTok"/>
+        </w:rPr>
+        <w:t xml:space="preserve">wt =</w:t>
+      </w:r>
+      <w:r>
+        <w:rPr>
+          <w:rStyle w:val="NormalTok"/>
+        </w:rPr>
+        <w:t xml:space="preserve"> wt_grid)</w:t>
+      </w:r>
+      <w:r>
+        <w:br/>
+      </w:r>
+      <w:r>
+        <w:rPr>
+          <w:rStyle w:val="NormalTok"/>
+        </w:rPr>
+        <w:t xml:space="preserve">  fitted_curve </w:t>
+      </w:r>
+      <w:r>
+        <w:rPr>
+          <w:rStyle w:val="OtherTok"/>
+        </w:rPr>
+        <w:t xml:space="preserve">&lt;-</w:t>
+      </w:r>
+      <w:r>
+        <w:rPr>
+          <w:rStyle w:val="NormalTok"/>
+        </w:rPr>
+        <w:t xml:space="preserve"> tibble</w:t>
       </w:r>
       <w:r>
         <w:rPr>
           <w:rStyle w:val="SpecialCharTok"/>
         </w:rPr>
-        <w:t xml:space="preserve">$</w:t>
-      </w:r>
-      <w:r>
-        <w:rPr>
-          <w:rStyle w:val="NormalTok"/>
-        </w:rPr>
-        <w:t xml:space="preserve">series, </w:t>
+        <w:t xml:space="preserve">::</w:t>
+      </w:r>
+      <w:r>
+        <w:rPr>
+          <w:rStyle w:val="FunctionTok"/>
+        </w:rPr>
+        <w:t xml:space="preserve">tibble</w:t>
+      </w:r>
+      <w:r>
+        <w:rPr>
+          <w:rStyle w:val="NormalTok"/>
+        </w:rPr>
+        <w:t xml:space="preserve">(</w:t>
+      </w:r>
+      <w:r>
+        <w:br/>
+      </w:r>
+      <w:r>
+        <w:rPr>
+          <w:rStyle w:val="NormalTok"/>
+        </w:rPr>
+        <w:t xml:space="preserve">    </w:t>
       </w:r>
       <w:r>
         <w:rPr>
           <w:rStyle w:val="AttributeTok"/>
         </w:rPr>
-        <w:t xml:space="preserve">levels =</w:t>
-      </w:r>
-      <w:r>
-        <w:rPr>
-          <w:rStyle w:val="NormalTok"/>
-        </w:rPr>
-        <w:t xml:space="preserve"> series_levels)</w:t>
+        <w:t xml:space="preserve">wt =</w:t>
+      </w:r>
+      <w:r>
+        <w:rPr>
+          <w:rStyle w:val="NormalTok"/>
+        </w:rPr>
+        <w:t xml:space="preserve"> wt_grid,</w:t>
       </w:r>
       <w:r>
         <w:br/>
@@ -24773,13 +24935,13 @@
         <w:rPr>
           <w:rStyle w:val="NormalTok"/>
         </w:rPr>
-        <w:t xml:space="preserve">  fitted_curve </w:t>
-      </w:r>
-      <w:r>
-        <w:rPr>
-          <w:rStyle w:val="OtherTok"/>
-        </w:rPr>
-        <w:t xml:space="preserve">&lt;-</w:t>
+        <w:t xml:space="preserve">    </w:t>
+      </w:r>
+      <w:r>
+        <w:rPr>
+          <w:rStyle w:val="AttributeTok"/>
+        </w:rPr>
+        <w:t xml:space="preserve">mpg =</w:t>
       </w:r>
       <w:r>
         <w:rPr>
@@ -24791,103 +24953,25 @@
         <w:rPr>
           <w:rStyle w:val="FunctionTok"/>
         </w:rPr>
-        <w:t xml:space="preserve">data.frame</w:t>
-      </w:r>
-      <w:r>
-        <w:rPr>
-          <w:rStyle w:val="NormalTok"/>
-        </w:rPr>
-        <w:t xml:space="preserve">(</w:t>
-      </w:r>
-      <w:r>
-        <w:br/>
-      </w:r>
-      <w:r>
-        <w:rPr>
-          <w:rStyle w:val="NormalTok"/>
-        </w:rPr>
-        <w:t xml:space="preserve">    </w:t>
+        <w:t xml:space="preserve">predict</w:t>
+      </w:r>
+      <w:r>
+        <w:rPr>
+          <w:rStyle w:val="NormalTok"/>
+        </w:rPr>
+        <w:t xml:space="preserve">(model, </w:t>
       </w:r>
       <w:r>
         <w:rPr>
           <w:rStyle w:val="AttributeTok"/>
         </w:rPr>
-        <w:t xml:space="preserve">wt =</w:t>
-      </w:r>
-      <w:r>
-        <w:rPr>
-          <w:rStyle w:val="NormalTok"/>
-        </w:rPr>
-        <w:t xml:space="preserve"> wt_grid,</w:t>
-      </w:r>
-      <w:r>
-        <w:br/>
-      </w:r>
-      <w:r>
-        <w:rPr>
-          <w:rStyle w:val="NormalTok"/>
-        </w:rPr>
-        <w:t xml:space="preserve">    </w:t>
-      </w:r>
-      <w:r>
-        <w:rPr>
-          <w:rStyle w:val="AttributeTok"/>
-        </w:rPr>
-        <w:t xml:space="preserve">mpg =</w:t>
-      </w:r>
-      <w:r>
-        <w:rPr>
-          <w:rStyle w:val="NormalTok"/>
-        </w:rPr>
-        <w:t xml:space="preserve"> </w:t>
-      </w:r>
-      <w:r>
-        <w:rPr>
-          <w:rStyle w:val="FunctionTok"/>
-        </w:rPr>
-        <w:t xml:space="preserve">predict</w:t>
-      </w:r>
-      <w:r>
-        <w:rPr>
-          <w:rStyle w:val="NormalTok"/>
-        </w:rPr>
-        <w:t xml:space="preserve">(model, </w:t>
-      </w:r>
-      <w:r>
-        <w:rPr>
-          <w:rStyle w:val="AttributeTok"/>
-        </w:rPr>
         <w:t xml:space="preserve">newdata =</w:t>
       </w:r>
       <w:r>
         <w:rPr>
           <w:rStyle w:val="NormalTok"/>
         </w:rPr>
-        <w:t xml:space="preserve"> </w:t>
-      </w:r>
-      <w:r>
-        <w:rPr>
-          <w:rStyle w:val="FunctionTok"/>
-        </w:rPr>
-        <w:t xml:space="preserve">data.frame</w:t>
-      </w:r>
-      <w:r>
-        <w:rPr>
-          <w:rStyle w:val="NormalTok"/>
-        </w:rPr>
-        <w:t xml:space="preserve">(</w:t>
-      </w:r>
-      <w:r>
-        <w:rPr>
-          <w:rStyle w:val="AttributeTok"/>
-        </w:rPr>
-        <w:t xml:space="preserve">wt =</w:t>
-      </w:r>
-      <w:r>
-        <w:rPr>
-          <w:rStyle w:val="NormalTok"/>
-        </w:rPr>
-        <w:t xml:space="preserve"> wt_grid)),</w:t>
+        <w:t xml:space="preserve"> grid_data),</w:t>
       </w:r>
       <w:r>
         <w:br/>
@@ -35770,19 +35854,25 @@
         <w:rPr>
           <w:rStyle w:val="NormalTok"/>
         </w:rPr>
-        <w:t xml:space="preserve"> sim_errors_cv[sim_errors_cv</w:t>
+        <w:t xml:space="preserve"> dplyr</w:t>
       </w:r>
       <w:r>
         <w:rPr>
           <w:rStyle w:val="SpecialCharTok"/>
         </w:rPr>
-        <w:t xml:space="preserve">$</w:t>
-      </w:r>
-      <w:r>
-        <w:rPr>
-          <w:rStyle w:val="NormalTok"/>
-        </w:rPr>
-        <w:t xml:space="preserve">degree </w:t>
+        <w:t xml:space="preserve">::</w:t>
+      </w:r>
+      <w:r>
+        <w:rPr>
+          <w:rStyle w:val="FunctionTok"/>
+        </w:rPr>
+        <w:t xml:space="preserve">filter</w:t>
+      </w:r>
+      <w:r>
+        <w:rPr>
+          <w:rStyle w:val="NormalTok"/>
+        </w:rPr>
+        <w:t xml:space="preserve">(sim_errors_cv, degree </w:t>
       </w:r>
       <w:r>
         <w:rPr>
@@ -35806,7 +35896,7 @@
         <w:rPr>
           <w:rStyle w:val="NormalTok"/>
         </w:rPr>
-        <w:t xml:space="preserve">(sim_degrees), ]</w:t>
+        <w:t xml:space="preserve">(sim_degrees))</w:t>
       </w:r>
       <w:r>
         <w:br/>
@@ -51516,13 +51606,19 @@
         <w:rPr>
           <w:rStyle w:val="NormalTok"/>
         </w:rPr>
-        <w:t xml:space="preserve"> </w:t>
+        <w:t xml:space="preserve"> tibble</w:t>
+      </w:r>
+      <w:r>
+        <w:rPr>
+          <w:rStyle w:val="SpecialCharTok"/>
+        </w:rPr>
+        <w:t xml:space="preserve">::</w:t>
       </w:r>
       <w:r>
         <w:rPr>
           <w:rStyle w:val="FunctionTok"/>
         </w:rPr>
-        <w:t xml:space="preserve">data.frame</w:t>
+        <w:t xml:space="preserve">tibble</w:t>
       </w:r>
       <w:r>
         <w:rPr>
@@ -51531,6 +51627,15 @@
         <w:t xml:space="preserve">(</w:t>
       </w:r>
       <w:r>
+        <w:br/>
+      </w:r>
+      <w:r>
+        <w:rPr>
+          <w:rStyle w:val="NormalTok"/>
+        </w:rPr>
+        <w:t xml:space="preserve">      </w:t>
+      </w:r>
+      <w:r>
         <w:rPr>
           <w:rStyle w:val="AttributeTok"/>
         </w:rPr>
@@ -51552,12 +51657,39 @@
         <w:rPr>
           <w:rStyle w:val="NormalTok"/>
         </w:rPr>
-        <w:t xml:space="preserve">in_fold], x[</w:t>
+        <w:t xml:space="preserve">in_fold],</w:t>
+      </w:r>
+      <w:r>
+        <w:br/>
+      </w:r>
+      <w:r>
+        <w:rPr>
+          <w:rStyle w:val="NormalTok"/>
+        </w:rPr>
+        <w:t xml:space="preserve">      tibble</w:t>
       </w:r>
       <w:r>
         <w:rPr>
           <w:rStyle w:val="SpecialCharTok"/>
         </w:rPr>
+        <w:t xml:space="preserve">::</w:t>
+      </w:r>
+      <w:r>
+        <w:rPr>
+          <w:rStyle w:val="FunctionTok"/>
+        </w:rPr>
+        <w:t xml:space="preserve">as_tibble</w:t>
+      </w:r>
+      <w:r>
+        <w:rPr>
+          <w:rStyle w:val="NormalTok"/>
+        </w:rPr>
+        <w:t xml:space="preserve">(x[</w:t>
+      </w:r>
+      <w:r>
+        <w:rPr>
+          <w:rStyle w:val="SpecialCharTok"/>
+        </w:rPr>
         <w:t xml:space="preserve">!</w:t>
       </w:r>
       <w:r>
@@ -51573,6 +51705,15 @@
         <w:rPr>
           <w:rStyle w:val="NormalTok"/>
         </w:rPr>
+        <w:t xml:space="preserve">    )</w:t>
+      </w:r>
+      <w:r>
+        <w:br/>
+      </w:r>
+      <w:r>
+        <w:rPr>
+          <w:rStyle w:val="NormalTok"/>
+        </w:rPr>
         <w:t xml:space="preserve">    fit </w:t>
       </w:r>
       <w:r>
@@ -51642,13 +51783,19 @@
         <w:rPr>
           <w:rStyle w:val="NormalTok"/>
         </w:rPr>
-        <w:t xml:space="preserve"> </w:t>
+        <w:t xml:space="preserve"> tibble</w:t>
+      </w:r>
+      <w:r>
+        <w:rPr>
+          <w:rStyle w:val="SpecialCharTok"/>
+        </w:rPr>
+        <w:t xml:space="preserve">::</w:t>
       </w:r>
       <w:r>
         <w:rPr>
           <w:rStyle w:val="FunctionTok"/>
         </w:rPr>
-        <w:t xml:space="preserve">data.frame</w:t>
+        <w:t xml:space="preserve">as_tibble</w:t>
       </w:r>
       <w:r>
         <w:rPr>

--- a/model-validation-handout.docx
+++ b/model-validation-handout.docx
@@ -15,7 +15,7 @@
         <w:pStyle w:val="Date"/>
       </w:pPr>
       <w:r>
-        <w:t xml:space="preserve">Last modified: 2026-10-09 12:07:46 (PDT)</w:t>
+        <w:t xml:space="preserve">Last modified: 2026-10-09 13:41:56 (PDT)</w:t>
       </w:r>
     </w:p>
     <w:bookmarkStart w:id="33" w:name="sec-prediction-rules"/>

--- a/model-validation-handout.docx
+++ b/model-validation-handout.docx
@@ -15,7 +15,7 @@
         <w:pStyle w:val="Date"/>
       </w:pPr>
       <w:r>
-        <w:t xml:space="preserve">Last modified: 2026-10-09 13:41:56 (PDT)</w:t>
+        <w:t xml:space="preserve">Last modified: 2026-10-11 00:38:03 (PDT)</w:t>
       </w:r>
     </w:p>
     <w:bookmarkStart w:id="33" w:name="sec-prediction-rules"/>

--- a/model-validation-handout.docx
+++ b/model-validation-handout.docx
@@ -15,7 +15,7 @@
         <w:pStyle w:val="Date"/>
       </w:pPr>
       <w:r>
-        <w:t xml:space="preserve">Last modified: 2026-10-11 00:38:03 (PDT)</w:t>
+        <w:t xml:space="preserve">Last modified: 2026-10-12 19:38:44 (PDT)</w:t>
       </w:r>
     </w:p>
     <w:bookmarkStart w:id="33" w:name="sec-prediction-rules"/>

--- a/model-validation-handout.docx
+++ b/model-validation-handout.docx
@@ -15,7 +15,7 @@
         <w:pStyle w:val="Date"/>
       </w:pPr>
       <w:r>
-        <w:t xml:space="preserve">Last modified: 2026-10-12 19:38:44 (PDT)</w:t>
+        <w:t xml:space="preserve">Last modified: 2026-10-12 20:15:07 (PDT)</w:t>
       </w:r>
     </w:p>
     <w:bookmarkStart w:id="33" w:name="sec-prediction-rules"/>

--- a/model-validation-handout.docx
+++ b/model-validation-handout.docx
@@ -15,7 +15,7 @@
         <w:pStyle w:val="Date"/>
       </w:pPr>
       <w:r>
-        <w:t xml:space="preserve">Last modified: 2026-10-12 20:15:07 (PDT)</w:t>
+        <w:t xml:space="preserve">Last modified: 2026-10-12 20:28:22 (PDT)</w:t>
       </w:r>
     </w:p>
     <w:bookmarkStart w:id="33" w:name="sec-prediction-rules"/>

--- a/model-validation-handout.docx
+++ b/model-validation-handout.docx
@@ -15,7 +15,7 @@
         <w:pStyle w:val="Date"/>
       </w:pPr>
       <w:r>
-        <w:t xml:space="preserve">Last modified: 2026-10-12 20:28:22 (PDT)</w:t>
+        <w:t xml:space="preserve">Last modified: 2026-10-12 20:39:40 (PDT)</w:t>
       </w:r>
     </w:p>
     <w:bookmarkStart w:id="33" w:name="sec-prediction-rules"/>

--- a/model-validation-handout.docx
+++ b/model-validation-handout.docx
@@ -15,7 +15,7 @@
         <w:pStyle w:val="Date"/>
       </w:pPr>
       <w:r>
-        <w:t xml:space="preserve">Last modified: 2026-10-12 20:39:40 (PDT)</w:t>
+        <w:t xml:space="preserve">Last modified: 2026-10-12 20:54:41 (PDT)</w:t>
       </w:r>
     </w:p>
     <w:bookmarkStart w:id="33" w:name="sec-prediction-rules"/>

--- a/model-validation-handout.docx
+++ b/model-validation-handout.docx
@@ -15,10 +15,10 @@
         <w:pStyle w:val="Date"/>
       </w:pPr>
       <w:r>
-        <w:t xml:space="preserve">Last modified: 2026-10-12 20:54:41 (PDT)</w:t>
+        <w:t xml:space="preserve">Last modified: 2026-10-12 22:10:07 (PDT)</w:t>
       </w:r>
     </w:p>
-    <w:bookmarkStart w:id="33" w:name="sec-prediction-rules"/>
+    <w:bookmarkStart w:id="38" w:name="sec-prediction-rules"/>
     <w:p>
       <w:pPr>
         <w:pStyle w:val="Heading2"/>
@@ -1333,7 +1333,7 @@
       <w:bookmarkEnd w:id="19"/>
     </w:p>
     <w:bookmarkEnd w:id="20"/>
-    <w:bookmarkStart w:id="24" w:name="def-held-out-set"/>
+    <w:bookmarkStart w:id="25" w:name="def-generalization-error"/>
     <w:p>
       <w:pPr>
         <w:pStyle w:val="FirstParagraph"/>
@@ -1343,13 +1343,13 @@
           <w:b/>
           <w:bCs/>
         </w:rPr>
-        <w:t xml:space="preserve">Definition 4 (Held-out set)</w:t>
-      </w:r>
-      <w:r>
-        <w:t xml:space="preserve"> </w:t>
-      </w:r>
-      <w:r>
-        <w:t xml:space="preserve">A</w:t>
+        <w:t xml:space="preserve">Definition 4 (Generalization error)</w:t>
+      </w:r>
+      <w:r>
+        <w:t xml:space="preserve"> </w:t>
+      </w:r>
+      <w:r>
+        <w:t xml:space="preserve">The</w:t>
       </w:r>
       <w:r>
         <w:t xml:space="preserve"> </w:t>
@@ -1359,106 +1359,13 @@
           <w:b/>
           <w:bCs/>
         </w:rPr>
-        <w:t xml:space="preserve">held-out set</w:t>
-      </w:r>
-      <w:r>
-        <w:t xml:space="preserve"> </w:t>
-      </w:r>
-      <w:r>
-        <w:t xml:space="preserve">for a</w:t>
-      </w:r>
-      <w:r>
-        <w:t xml:space="preserve"> </w:t>
-      </w:r>
-      <w:hyperlink w:anchor="def-training-set">
-        <w:r>
-          <w:rPr>
-            <w:rStyle w:val="Hyperlink"/>
-          </w:rPr>
-          <w:t xml:space="preserve">training set</w:t>
-        </w:r>
-      </w:hyperlink>
-      <w:r>
-        <w:t xml:space="preserve"> </w:t>
-      </w:r>
-      <m:oMath>
-        <m:r>
-          <m:rPr>
-            <m:scr m:val="script"/>
-            <m:sty m:val="p"/>
-          </m:rPr>
-          <m:t>T</m:t>
-        </m:r>
-      </m:oMath>
-      <w:r>
-        <w:t xml:space="preserve"> </w:t>
-      </w:r>
-      <w:r>
-        <w:t xml:space="preserve">is a list of</w:t>
-      </w:r>
-      <w:r>
-        <w:t xml:space="preserve"> </w:t>
-      </w:r>
-      <m:oMath>
-        <m:r>
-          <m:t>m</m:t>
-        </m:r>
-      </m:oMath>
-      <w:r>
-        <w:t xml:space="preserve"> </w:t>
-      </w:r>
-      <w:r>
-        <w:t xml:space="preserve">further observations,</w:t>
-      </w:r>
-      <w:r>
-        <w:t xml:space="preserve"> </w:t>
-      </w:r>
-      <w:r>
-        <w:t xml:space="preserve">none of them in</w:t>
-      </w:r>
-      <w:r>
-        <w:t xml:space="preserve"> </w:t>
-      </w:r>
-      <m:oMath>
-        <m:r>
-          <m:rPr>
-            <m:scr m:val="script"/>
-            <m:sty m:val="p"/>
-          </m:rPr>
-          <m:t>T</m:t>
-        </m:r>
-      </m:oMath>
-      <w:r>
-        <w:t xml:space="preserve">,</w:t>
-      </w:r>
-      <w:r>
-        <w:t xml:space="preserve"> </w:t>
-      </w:r>
-      <w:r>
-        <w:t xml:space="preserve">that the</w:t>
-      </w:r>
-      <w:r>
-        <w:t xml:space="preserve"> </w:t>
-      </w:r>
-      <w:hyperlink w:anchor="def-fitting-procedure">
-        <w:r>
-          <w:rPr>
-            <w:rStyle w:val="Hyperlink"/>
-          </w:rPr>
-          <w:t xml:space="preserve">fitting procedure</w:t>
-        </w:r>
-      </w:hyperlink>
-      <w:r>
-        <w:t xml:space="preserve"> </w:t>
-      </w:r>
-      <w:r>
-        <w:t xml:space="preserve">does not use</w:t>
-      </w:r>
-      <w:r>
-        <w:t xml:space="preserve"> </w:t>
-      </w:r>
-      <w:r>
-        <w:t xml:space="preserve">and on which the</w:t>
+        <w:t xml:space="preserve">generalization error</w:t>
+      </w:r>
+      <w:r>
+        <w:t xml:space="preserve"> </w:t>
+      </w:r>
+      <w:r>
+        <w:t xml:space="preserve">of a</w:t>
       </w:r>
       <w:r>
         <w:t xml:space="preserve"> </w:t>
@@ -1490,684 +1397,6 @@
         <w:t xml:space="preserve"> </w:t>
       </w:r>
       <w:r>
-        <w:t xml:space="preserve">is scored:</w:t>
-      </w:r>
-    </w:p>
-    <w:p>
-      <w:pPr>
-        <w:pStyle w:val="BodyText"/>
-      </w:pPr>
-      <w:bookmarkStart w:id="21" w:name="eq-held-out-set"/>
-      <m:oMathPara>
-        <m:oMathParaPr>
-          <m:jc m:val="center"/>
-        </m:oMathParaPr>
-        <m:oMath>
-          <m:r>
-            <m:t>​</m:t>
-          </m:r>
-          <m:d>
-            <m:dPr>
-              <m:begChr m:val="("/>
-              <m:sepChr m:val=""/>
-              <m:endChr m:val=")"/>
-              <m:grow/>
-            </m:dPr>
-            <m:e>
-              <m:r>
-                <m:rPr>
-                  <m:sty m:val="p"/>
-                </m:rPr>
-                <m:t>(</m:t>
-              </m:r>
-              <m:sSub>
-                <m:e>
-                  <m:r>
-                    <m:t>x</m:t>
-                  </m:r>
-                </m:e>
-                <m:sub>
-                  <m:r>
-                    <m:t>0</m:t>
-                  </m:r>
-                  <m:r>
-                    <m:rPr>
-                      <m:sty m:val="p"/>
-                    </m:rPr>
-                    <m:t>,</m:t>
-                  </m:r>
-                  <m:r>
-                    <m:t>1</m:t>
-                  </m:r>
-                </m:sub>
-              </m:sSub>
-              <m:r>
-                <m:rPr>
-                  <m:sty m:val="p"/>
-                </m:rPr>
-                <m:t>,</m:t>
-              </m:r>
-              <m:sSub>
-                <m:e>
-                  <m:r>
-                    <m:t>y</m:t>
-                  </m:r>
-                </m:e>
-                <m:sub>
-                  <m:r>
-                    <m:t>0</m:t>
-                  </m:r>
-                  <m:r>
-                    <m:rPr>
-                      <m:sty m:val="p"/>
-                    </m:rPr>
-                    <m:t>,</m:t>
-                  </m:r>
-                  <m:r>
-                    <m:t>1</m:t>
-                  </m:r>
-                </m:sub>
-              </m:sSub>
-              <m:r>
-                <m:rPr>
-                  <m:sty m:val="p"/>
-                </m:rPr>
-                <m:t>)</m:t>
-              </m:r>
-              <m:r>
-                <m:rPr>
-                  <m:sty m:val="p"/>
-                </m:rPr>
-                <m:t>,</m:t>
-              </m:r>
-              <m:r>
-                <m:rPr>
-                  <m:sty m:val="p"/>
-                </m:rPr>
-                <m:t>…</m:t>
-              </m:r>
-              <m:r>
-                <m:rPr>
-                  <m:sty m:val="p"/>
-                </m:rPr>
-                <m:t>,</m:t>
-              </m:r>
-              <m:r>
-                <m:rPr>
-                  <m:sty m:val="p"/>
-                </m:rPr>
-                <m:t>(</m:t>
-              </m:r>
-              <m:sSub>
-                <m:e>
-                  <m:r>
-                    <m:t>x</m:t>
-                  </m:r>
-                </m:e>
-                <m:sub>
-                  <m:r>
-                    <m:t>0</m:t>
-                  </m:r>
-                  <m:r>
-                    <m:rPr>
-                      <m:sty m:val="p"/>
-                    </m:rPr>
-                    <m:t>,</m:t>
-                  </m:r>
-                  <m:r>
-                    <m:t>m</m:t>
-                  </m:r>
-                </m:sub>
-              </m:sSub>
-              <m:r>
-                <m:rPr>
-                  <m:sty m:val="p"/>
-                </m:rPr>
-                <m:t>,</m:t>
-              </m:r>
-              <m:sSub>
-                <m:e>
-                  <m:r>
-                    <m:t>y</m:t>
-                  </m:r>
-                </m:e>
-                <m:sub>
-                  <m:r>
-                    <m:t>0</m:t>
-                  </m:r>
-                  <m:r>
-                    <m:rPr>
-                      <m:sty m:val="p"/>
-                    </m:rPr>
-                    <m:t>,</m:t>
-                  </m:r>
-                  <m:r>
-                    <m:t>m</m:t>
-                  </m:r>
-                </m:sub>
-              </m:sSub>
-              <m:r>
-                <m:rPr>
-                  <m:sty m:val="p"/>
-                </m:rPr>
-                <m:t>)</m:t>
-              </m:r>
-            </m:e>
-          </m:d>
-          <m:r>
-            <m:t>​</m:t>
-          </m:r>
-          <m:r>
-            <m:rPr>
-              <m:sty m:val="p"/>
-            </m:rPr>
-            <m:t>.</m:t>
-          </m:r>
-          <m:r>
-            <m:t>  </m:t>
-          </m:r>
-          <m:r>
-            <m:rPr>
-              <m:sty m:val="p"/>
-            </m:rPr>
-            <m:t>(</m:t>
-          </m:r>
-          <m:r>
-            <m:t>4</m:t>
-          </m:r>
-          <m:r>
-            <m:rPr>
-              <m:sty m:val="p"/>
-            </m:rPr>
-            <m:t>)</m:t>
-          </m:r>
-        </m:oMath>
-      </m:oMathPara>
-      <w:bookmarkEnd w:id="21"/>
-    </w:p>
-    <w:tbl>
-      <w:tblPr>
-        <w:tblStyle w:val="Table"/>
-        <w:tblLook w:firstRow="0" w:lastRow="0" w:firstColumn="0" w:lastColumn="0" w:noHBand="0" w:noVBand="0" w:val="0000"/>
-        <w:tblBorders>
-          <w:top w:val="single" w:sz="4" w:space="0" w:color="0758E5"/>
-          <w:left w:val="single" w:sz="24" w:space="0" w:color="0758E5"/>
-          <w:bottom w:val="single" w:sz="4" w:space="0" w:color="0758E5"/>
-          <w:right w:val="single" w:sz="4" w:space="0" w:color="0758E5"/>
-        </w:tblBorders>
-        <w:tblCellMar>
-          <w:left w:w="144" w:type="dxa"/>
-          <w:right w:w="144" w:type="dxa"/>
-        </w:tblCellMar>
-        <w:tblLook w:firstRow="0" w:lastRow="0" w:firstColumn="0" w:lastColumn="0" w:noHBand="0" w:noVBand="0" w:val="0000"/>
-      </w:tblPr>
-      <w:tr>
-        <w:trPr>
-          <w:cantSplit/>
-        </w:trPr>
-        <w:tc>
-          <w:tcPr>
-            <w:shd w:color="auto" w:fill="dae6fb" w:val="clear"/>
-            <w:tcMar>
-              <w:top w:w="92" w:type="dxa"/>
-              <w:bottom w:w="92" w:type="dxa"/>
-            </w:tcMar>
-          </w:tcPr>
-          <w:p>
-            <w:pPr>
-              <w:pStyle w:val="FirstParagraph"/>
-            </w:pPr>
-            <w:pPr>
-              <w:spacing w:before="0" w:after="0"/>
-              <w:textAlignment w:val="center"/>
-            </w:pPr>
-            <w:r>
-              <w:drawing>
-                <wp:inline>
-                  <wp:extent cx="152400" cy="152400"/>
-                  <wp:effectExtent b="0" l="0" r="0" t="0"/>
-                  <wp:docPr descr="" title="" id="22" name="Picture"/>
-                  <a:graphic>
-                    <a:graphicData uri="http://schemas.openxmlformats.org/drawingml/2006/picture">
-                      <pic:pic>
-                        <pic:nvPicPr>
-                          <pic:cNvPr descr="/opt/quarto/share/formats/docx/note.png" id="23" name="Picture"/>
-                          <pic:cNvPicPr>
-                            <a:picLocks noChangeArrowheads="1" noChangeAspect="1"/>
-                          </pic:cNvPicPr>
-                        </pic:nvPicPr>
-                        <pic:blipFill>
-                          <a:blip r:embed="rId11"/>
-                          <a:stretch>
-                            <a:fillRect/>
-                          </a:stretch>
-                        </pic:blipFill>
-                        <pic:spPr bwMode="auto">
-                          <a:xfrm>
-                            <a:off x="0" y="0"/>
-                            <a:ext cx="152400" cy="152400"/>
-                          </a:xfrm>
-                          <a:prstGeom prst="rect">
-                            <a:avLst/>
-                          </a:prstGeom>
-                          <a:noFill/>
-                          <a:ln w="9525">
-                            <a:noFill/>
-                            <a:headEnd/>
-                            <a:tailEnd/>
-                          </a:ln>
-                        </pic:spPr>
-                      </pic:pic>
-                    </a:graphicData>
-                  </a:graphic>
-                </wp:inline>
-              </w:drawing>
-            </w:r>
-            <w:r>
-              <w:t xml:space="preserve"> </w:t>
-            </w:r>
-            <w:r>
-              <w:t xml:space="preserve"> </w:t>
-            </w:r>
-            <w:r>
-              <w:t xml:space="preserve">Source</w:t>
-            </w:r>
-          </w:p>
-        </w:tc>
-      </w:tr>
-      <w:tr>
-        <w:trPr>
-          <w:cantSplit/>
-        </w:trPr>
-        <w:tc>
-          <w:tcPr>
-            <w:tcMar>
-              <w:top w:w="108" w:type="dxa"/>
-              <w:bottom w:w="108" w:type="dxa"/>
-            </w:tcMar>
-          </w:tcPr>
-          <w:p>
-            <w:pPr>
-              <w:pStyle w:val="BodyText"/>
-            </w:pPr>
-            <w:pPr>
-              <w:spacing w:before="16" w:after="16"/>
-            </w:pPr>
-            <w:r>
-              <w:t xml:space="preserve">James et al. (2021, sec. 5.1.1)</w:t>
-            </w:r>
-            <w:r>
-              <w:t xml:space="preserve">, who call it a hold-out set.</w:t>
-            </w:r>
-          </w:p>
-          <w:p/>
-        </w:tc>
-      </w:tr>
-    </w:tbl>
-    <w:bookmarkEnd w:id="24"/>
-    <w:bookmarkStart w:id="27" w:name="def-prediction-rmse"/>
-    <w:p>
-      <w:pPr>
-        <w:pStyle w:val="BodyText"/>
-      </w:pPr>
-      <w:r>
-        <w:rPr>
-          <w:b/>
-          <w:bCs/>
-        </w:rPr>
-        <w:t xml:space="preserve">Definition 5 (Root mean squared error of predictions)</w:t>
-      </w:r>
-      <w:r>
-        <w:t xml:space="preserve"> </w:t>
-      </w:r>
-      <w:r>
-        <w:t xml:space="preserve">The</w:t>
-      </w:r>
-      <w:r>
-        <w:t xml:space="preserve"> </w:t>
-      </w:r>
-      <w:r>
-        <w:rPr>
-          <w:b/>
-          <w:bCs/>
-        </w:rPr>
-        <w:t xml:space="preserve">root mean squared error</w:t>
-      </w:r>
-      <w:r>
-        <w:t xml:space="preserve"> </w:t>
-      </w:r>
-      <w:r>
-        <w:t xml:space="preserve">(RMSE) of predictions</w:t>
-      </w:r>
-      <w:r>
-        <w:t xml:space="preserve"> </w:t>
-      </w:r>
-      <m:oMath>
-        <m:sSub>
-          <m:e>
-            <m:acc>
-              <m:accPr>
-                <m:chr m:val="̂"/>
-              </m:accPr>
-              <m:e>
-                <m:r>
-                  <m:t>y</m:t>
-                </m:r>
-              </m:e>
-            </m:acc>
-          </m:e>
-          <m:sub>
-            <m:r>
-              <m:t>1</m:t>
-            </m:r>
-          </m:sub>
-        </m:sSub>
-        <m:r>
-          <m:rPr>
-            <m:sty m:val="p"/>
-          </m:rPr>
-          <m:t>,</m:t>
-        </m:r>
-        <m:r>
-          <m:rPr>
-            <m:sty m:val="p"/>
-          </m:rPr>
-          <m:t>…</m:t>
-        </m:r>
-        <m:r>
-          <m:rPr>
-            <m:sty m:val="p"/>
-          </m:rPr>
-          <m:t>,</m:t>
-        </m:r>
-        <m:sSub>
-          <m:e>
-            <m:acc>
-              <m:accPr>
-                <m:chr m:val="̂"/>
-              </m:accPr>
-              <m:e>
-                <m:r>
-                  <m:t>y</m:t>
-                </m:r>
-              </m:e>
-            </m:acc>
-          </m:e>
-          <m:sub>
-            <m:r>
-              <m:t>n</m:t>
-            </m:r>
-          </m:sub>
-        </m:sSub>
-      </m:oMath>
-      <w:r>
-        <w:t xml:space="preserve"> </w:t>
-      </w:r>
-      <w:r>
-        <w:t xml:space="preserve">of observed outcomes</w:t>
-      </w:r>
-      <w:r>
-        <w:t xml:space="preserve"> </w:t>
-      </w:r>
-      <m:oMath>
-        <m:sSub>
-          <m:e>
-            <m:r>
-              <m:t>y</m:t>
-            </m:r>
-          </m:e>
-          <m:sub>
-            <m:r>
-              <m:t>1</m:t>
-            </m:r>
-          </m:sub>
-        </m:sSub>
-        <m:r>
-          <m:rPr>
-            <m:sty m:val="p"/>
-          </m:rPr>
-          <m:t>,</m:t>
-        </m:r>
-        <m:r>
-          <m:rPr>
-            <m:sty m:val="p"/>
-          </m:rPr>
-          <m:t>…</m:t>
-        </m:r>
-        <m:r>
-          <m:rPr>
-            <m:sty m:val="p"/>
-          </m:rPr>
-          <m:t>,</m:t>
-        </m:r>
-        <m:sSub>
-          <m:e>
-            <m:r>
-              <m:t>y</m:t>
-            </m:r>
-          </m:e>
-          <m:sub>
-            <m:r>
-              <m:t>n</m:t>
-            </m:r>
-          </m:sub>
-        </m:sSub>
-      </m:oMath>
-      <w:r>
-        <w:t xml:space="preserve"> </w:t>
-      </w:r>
-      <w:r>
-        <w:t xml:space="preserve">is the square root of their</w:t>
-      </w:r>
-      <w:r>
-        <w:t xml:space="preserve"> </w:t>
-      </w:r>
-      <w:hyperlink r:id="rId25">
-        <w:r>
-          <w:rPr>
-            <w:rStyle w:val="Hyperlink"/>
-          </w:rPr>
-          <w:t xml:space="preserve">mean squared error</w:t>
-        </w:r>
-      </w:hyperlink>
-      <w:r>
-        <w:t xml:space="preserve">:</w:t>
-      </w:r>
-    </w:p>
-    <w:p>
-      <w:pPr>
-        <w:pStyle w:val="BodyText"/>
-      </w:pPr>
-      <w:bookmarkStart w:id="26" w:name="eq-prediction-rmse"/>
-      <m:oMathPara>
-        <m:oMathParaPr>
-          <m:jc m:val="center"/>
-        </m:oMathParaPr>
-        <m:oMath>
-          <m:r>
-            <m:rPr>
-              <m:sty m:val="p"/>
-            </m:rPr>
-            <m:t>RMSE</m:t>
-          </m:r>
-          <m:r>
-            <m:t>​</m:t>
-          </m:r>
-          <m:d>
-            <m:dPr>
-              <m:begChr m:val="("/>
-              <m:sepChr m:val=""/>
-              <m:endChr m:val=")"/>
-              <m:grow/>
-            </m:dPr>
-            <m:e>
-              <m:acc>
-                <m:accPr>
-                  <m:chr m:val="̂"/>
-                </m:accPr>
-                <m:e>
-                  <m:r>
-                    <m:t>y</m:t>
-                  </m:r>
-                </m:e>
-              </m:acc>
-            </m:e>
-          </m:d>
-          <m:r>
-            <m:t>​</m:t>
-          </m:r>
-          <m:limUpp>
-            <m:e>
-              <m:r>
-                <m:rPr>
-                  <m:sty m:val="p"/>
-                </m:rPr>
-                <m:t>=</m:t>
-              </m:r>
-            </m:e>
-            <m:lim>
-              <m:r>
-                <m:rPr>
-                  <m:nor/>
-                  <m:sty m:val="p"/>
-                </m:rPr>
-                <m:t>def</m:t>
-              </m:r>
-            </m:lim>
-          </m:limUpp>
-          <m:rad>
-            <m:radPr>
-              <m:degHide m:val="on"/>
-            </m:radPr>
-            <m:deg/>
-            <m:e>
-              <m:r>
-                <m:rPr>
-                  <m:sty m:val="p"/>
-                </m:rPr>
-                <m:t>MSE</m:t>
-              </m:r>
-              <m:r>
-                <m:t>​</m:t>
-              </m:r>
-              <m:d>
-                <m:dPr>
-                  <m:begChr m:val="("/>
-                  <m:sepChr m:val=""/>
-                  <m:endChr m:val=")"/>
-                  <m:grow/>
-                </m:dPr>
-                <m:e>
-                  <m:acc>
-                    <m:accPr>
-                      <m:chr m:val="̂"/>
-                    </m:accPr>
-                    <m:e>
-                      <m:r>
-                        <m:t>y</m:t>
-                      </m:r>
-                    </m:e>
-                  </m:acc>
-                </m:e>
-              </m:d>
-              <m:r>
-                <m:t>​</m:t>
-              </m:r>
-            </m:e>
-          </m:rad>
-          <m:r>
-            <m:rPr>
-              <m:sty m:val="p"/>
-            </m:rPr>
-            <m:t>.</m:t>
-          </m:r>
-          <m:r>
-            <m:t>  </m:t>
-          </m:r>
-          <m:r>
-            <m:rPr>
-              <m:sty m:val="p"/>
-            </m:rPr>
-            <m:t>(</m:t>
-          </m:r>
-          <m:r>
-            <m:t>5</m:t>
-          </m:r>
-          <m:r>
-            <m:rPr>
-              <m:sty m:val="p"/>
-            </m:rPr>
-            <m:t>)</m:t>
-          </m:r>
-        </m:oMath>
-      </m:oMathPara>
-      <w:bookmarkEnd w:id="26"/>
-    </w:p>
-    <w:bookmarkEnd w:id="27"/>
-    <w:bookmarkStart w:id="32" w:name="def-training-mse"/>
-    <w:p>
-      <w:pPr>
-        <w:pStyle w:val="FirstParagraph"/>
-      </w:pPr>
-      <w:r>
-        <w:rPr>
-          <w:b/>
-          <w:bCs/>
-        </w:rPr>
-        <w:t xml:space="preserve">Definition 6 (Training error)</w:t>
-      </w:r>
-      <w:r>
-        <w:t xml:space="preserve"> </w:t>
-      </w:r>
-      <w:r>
-        <w:t xml:space="preserve">The</w:t>
-      </w:r>
-      <w:r>
-        <w:t xml:space="preserve"> </w:t>
-      </w:r>
-      <w:r>
-        <w:rPr>
-          <w:b/>
-          <w:bCs/>
-        </w:rPr>
-        <w:t xml:space="preserve">training error</w:t>
-      </w:r>
-      <w:r>
-        <w:t xml:space="preserve"> </w:t>
-      </w:r>
-      <w:r>
-        <w:t xml:space="preserve">of a</w:t>
-      </w:r>
-      <w:r>
-        <w:t xml:space="preserve"> </w:t>
-      </w:r>
-      <w:hyperlink w:anchor="def-prediction-rule">
-        <w:r>
-          <w:rPr>
-            <w:rStyle w:val="Hyperlink"/>
-          </w:rPr>
-          <w:t xml:space="preserve">prediction rule</w:t>
-        </w:r>
-      </w:hyperlink>
-      <w:r>
-        <w:t xml:space="preserve"> </w:t>
-      </w:r>
-      <m:oMath>
-        <m:acc>
-          <m:accPr>
-            <m:chr m:val="̂"/>
-          </m:accPr>
-          <m:e>
-            <m:r>
-              <m:t>y</m:t>
-            </m:r>
-          </m:e>
-        </m:acc>
-      </m:oMath>
-      <w:r>
-        <w:t xml:space="preserve"> </w:t>
-      </w:r>
-      <w:r>
         <w:t xml:space="preserve">fitted to a</w:t>
       </w:r>
       <w:r>
@@ -2197,2135 +1426,24 @@
         <w:t xml:space="preserve"> </w:t>
       </w:r>
       <w:r>
-        <w:t xml:space="preserve">is the</w:t>
-      </w:r>
-      <w:r>
-        <w:t xml:space="preserve"> </w:t>
-      </w:r>
-      <w:hyperlink r:id="rId25">
+        <w:t xml:space="preserve">is its expected squared</w:t>
+      </w:r>
+      <w:r>
+        <w:t xml:space="preserve"> </w:t>
+      </w:r>
+      <w:hyperlink r:id="rId21">
         <w:r>
           <w:rPr>
             <w:rStyle w:val="Hyperlink"/>
           </w:rPr>
-          <w:t xml:space="preserve">mean squared error</w:t>
+          <w:t xml:space="preserve">prediction error</w:t>
         </w:r>
       </w:hyperlink>
       <w:r>
         <w:t xml:space="preserve"> </w:t>
       </w:r>
       <w:r>
-        <w:t xml:space="preserve">of its</w:t>
-      </w:r>
-      <w:r>
-        <w:t xml:space="preserve"> </w:t>
-      </w:r>
-      <w:hyperlink r:id="rId28">
-        <w:r>
-          <w:rPr>
-            <w:rStyle w:val="Hyperlink"/>
-          </w:rPr>
-          <w:t xml:space="preserve">fitted values</w:t>
-        </w:r>
-      </w:hyperlink>
-      <w:r>
-        <w:t xml:space="preserve"> </w:t>
-      </w:r>
-      <m:oMath>
-        <m:sSub>
-          <m:e>
-            <m:acc>
-              <m:accPr>
-                <m:chr m:val="̂"/>
-              </m:accPr>
-              <m:e>
-                <m:r>
-                  <m:t>y</m:t>
-                </m:r>
-              </m:e>
-            </m:acc>
-          </m:e>
-          <m:sub>
-            <m:r>
-              <m:t>i</m:t>
-            </m:r>
-          </m:sub>
-        </m:sSub>
-      </m:oMath>
-      <w:r>
-        <w:t xml:space="preserve">,</w:t>
-      </w:r>
-      <w:r>
-        <w:t xml:space="preserve"> </w:t>
-      </w:r>
-      <m:oMath>
-        <m:r>
-          <m:t>i</m:t>
-        </m:r>
-        <m:r>
-          <m:rPr>
-            <m:sty m:val="p"/>
-          </m:rPr>
-          <m:t>∈</m:t>
-        </m:r>
-        <m:r>
-          <m:t>I</m:t>
-        </m:r>
-      </m:oMath>
-      <w:r>
-        <w:t xml:space="preserve">,</w:t>
-      </w:r>
-      <w:r>
-        <w:t xml:space="preserve"> </w:t>
-      </w:r>
-      <w:r>
-        <w:t xml:space="preserve">as predictions of the training outcomes</w:t>
-      </w:r>
-      <w:r>
-        <w:t xml:space="preserve"> </w:t>
-      </w:r>
-      <m:oMath>
-        <m:sSub>
-          <m:e>
-            <m:r>
-              <m:t>y</m:t>
-            </m:r>
-          </m:e>
-          <m:sub>
-            <m:r>
-              <m:t>i</m:t>
-            </m:r>
-          </m:sub>
-        </m:sSub>
-      </m:oMath>
-      <w:r>
-        <w:t xml:space="preserve">:</w:t>
-      </w:r>
-    </w:p>
-    <w:p>
-      <w:pPr>
-        <w:pStyle w:val="BodyText"/>
-      </w:pPr>
-      <w:bookmarkStart w:id="29" w:name="eq-training-mse"/>
-      <m:oMathPara>
-        <m:oMathParaPr>
-          <m:jc m:val="center"/>
-        </m:oMathParaPr>
-        <m:oMath>
-          <m:bar>
-            <m:barPr>
-              <m:pos m:val="top"/>
-            </m:barPr>
-            <m:e>
-              <m:r>
-                <m:rPr>
-                  <m:sty m:val="p"/>
-                </m:rPr>
-                <m:t>err</m:t>
-              </m:r>
-            </m:e>
-          </m:bar>
-          <m:limUpp>
-            <m:e>
-              <m:r>
-                <m:rPr>
-                  <m:sty m:val="p"/>
-                </m:rPr>
-                <m:t>=</m:t>
-              </m:r>
-            </m:e>
-            <m:lim>
-              <m:r>
-                <m:rPr>
-                  <m:nor/>
-                  <m:sty m:val="p"/>
-                </m:rPr>
-                <m:t>def</m:t>
-              </m:r>
-            </m:lim>
-          </m:limUpp>
-          <m:f>
-            <m:fPr>
-              <m:type m:val="bar"/>
-            </m:fPr>
-            <m:num>
-              <m:r>
-                <m:t>1</m:t>
-              </m:r>
-            </m:num>
-            <m:den>
-              <m:r>
-                <m:t>n</m:t>
-              </m:r>
-            </m:den>
-          </m:f>
-          <m:nary>
-            <m:naryPr>
-              <m:chr m:val="∑"/>
-              <m:limLoc m:val="undOvr"/>
-              <m:subHide m:val="off"/>
-              <m:supHide m:val="on"/>
-            </m:naryPr>
-            <m:sub>
-              <m:r>
-                <m:t>i</m:t>
-              </m:r>
-              <m:r>
-                <m:rPr>
-                  <m:sty m:val="p"/>
-                </m:rPr>
-                <m:t>∈</m:t>
-              </m:r>
-              <m:r>
-                <m:t>I</m:t>
-              </m:r>
-            </m:sub>
-            <m:sup>
-              <m:r>
-                <m:t>​</m:t>
-              </m:r>
-            </m:sup>
-            <m:e>
-              <m:r>
-                <m:t>​</m:t>
-              </m:r>
-            </m:e>
-          </m:nary>
-          <m:sSup>
-            <m:e>
-              <m:d>
-                <m:dPr>
-                  <m:begChr m:val="("/>
-                  <m:sepChr m:val=""/>
-                  <m:endChr m:val=")"/>
-                  <m:grow/>
-                </m:dPr>
-                <m:e>
-                  <m:sSub>
-                    <m:e>
-                      <m:acc>
-                        <m:accPr>
-                          <m:chr m:val="̂"/>
-                        </m:accPr>
-                        <m:e>
-                          <m:r>
-                            <m:t>y</m:t>
-                          </m:r>
-                        </m:e>
-                      </m:acc>
-                    </m:e>
-                    <m:sub>
-                      <m:r>
-                        <m:t>i</m:t>
-                      </m:r>
-                    </m:sub>
-                  </m:sSub>
-                  <m:r>
-                    <m:rPr>
-                      <m:sty m:val="p"/>
-                    </m:rPr>
-                    <m:t>−</m:t>
-                  </m:r>
-                  <m:sSub>
-                    <m:e>
-                      <m:r>
-                        <m:t>y</m:t>
-                      </m:r>
-                    </m:e>
-                    <m:sub>
-                      <m:r>
-                        <m:t>i</m:t>
-                      </m:r>
-                    </m:sub>
-                  </m:sSub>
-                </m:e>
-              </m:d>
-            </m:e>
-            <m:sup>
-              <m:r>
-                <m:t>2</m:t>
-              </m:r>
-            </m:sup>
-          </m:sSup>
-          <m:r>
-            <m:t>​</m:t>
-          </m:r>
-          <m:r>
-            <m:rPr>
-              <m:sty m:val="p"/>
-            </m:rPr>
-            <m:t>.</m:t>
-          </m:r>
-          <m:r>
-            <m:t>  </m:t>
-          </m:r>
-          <m:r>
-            <m:rPr>
-              <m:sty m:val="p"/>
-            </m:rPr>
-            <m:t>(</m:t>
-          </m:r>
-          <m:r>
-            <m:t>6</m:t>
-          </m:r>
-          <m:r>
-            <m:rPr>
-              <m:sty m:val="p"/>
-            </m:rPr>
-            <m:t>)</m:t>
-          </m:r>
-        </m:oMath>
-      </m:oMathPara>
-      <w:bookmarkEnd w:id="29"/>
-    </w:p>
-    <w:tbl>
-      <w:tblPr>
-        <w:tblStyle w:val="Table"/>
-        <w:tblLook w:firstRow="0" w:lastRow="0" w:firstColumn="0" w:lastColumn="0" w:noHBand="0" w:noVBand="0" w:val="0000"/>
-        <w:tblBorders>
-          <w:top w:val="single" w:sz="4" w:space="0" w:color="0758E5"/>
-          <w:left w:val="single" w:sz="24" w:space="0" w:color="0758E5"/>
-          <w:bottom w:val="single" w:sz="4" w:space="0" w:color="0758E5"/>
-          <w:right w:val="single" w:sz="4" w:space="0" w:color="0758E5"/>
-        </w:tblBorders>
-        <w:tblCellMar>
-          <w:left w:w="144" w:type="dxa"/>
-          <w:right w:w="144" w:type="dxa"/>
-        </w:tblCellMar>
-        <w:tblLook w:firstRow="0" w:lastRow="0" w:firstColumn="0" w:lastColumn="0" w:noHBand="0" w:noVBand="0" w:val="0000"/>
-      </w:tblPr>
-      <w:tr>
-        <w:trPr>
-          <w:cantSplit/>
-        </w:trPr>
-        <w:tc>
-          <w:tcPr>
-            <w:shd w:color="auto" w:fill="dae6fb" w:val="clear"/>
-            <w:tcMar>
-              <w:top w:w="92" w:type="dxa"/>
-              <w:bottom w:w="92" w:type="dxa"/>
-            </w:tcMar>
-          </w:tcPr>
-          <w:p>
-            <w:pPr>
-              <w:pStyle w:val="FirstParagraph"/>
-            </w:pPr>
-            <w:pPr>
-              <w:spacing w:before="0" w:after="0"/>
-              <w:textAlignment w:val="center"/>
-            </w:pPr>
-            <w:r>
-              <w:drawing>
-                <wp:inline>
-                  <wp:extent cx="152400" cy="152400"/>
-                  <wp:effectExtent b="0" l="0" r="0" t="0"/>
-                  <wp:docPr descr="" title="" id="30" name="Picture"/>
-                  <a:graphic>
-                    <a:graphicData uri="http://schemas.openxmlformats.org/drawingml/2006/picture">
-                      <pic:pic>
-                        <pic:nvPicPr>
-                          <pic:cNvPr descr="/opt/quarto/share/formats/docx/note.png" id="31" name="Picture"/>
-                          <pic:cNvPicPr>
-                            <a:picLocks noChangeArrowheads="1" noChangeAspect="1"/>
-                          </pic:cNvPicPr>
-                        </pic:nvPicPr>
-                        <pic:blipFill>
-                          <a:blip r:embed="rId11"/>
-                          <a:stretch>
-                            <a:fillRect/>
-                          </a:stretch>
-                        </pic:blipFill>
-                        <pic:spPr bwMode="auto">
-                          <a:xfrm>
-                            <a:off x="0" y="0"/>
-                            <a:ext cx="152400" cy="152400"/>
-                          </a:xfrm>
-                          <a:prstGeom prst="rect">
-                            <a:avLst/>
-                          </a:prstGeom>
-                          <a:noFill/>
-                          <a:ln w="9525">
-                            <a:noFill/>
-                            <a:headEnd/>
-                            <a:tailEnd/>
-                          </a:ln>
-                        </pic:spPr>
-                      </pic:pic>
-                    </a:graphicData>
-                  </a:graphic>
-                </wp:inline>
-              </w:drawing>
-            </w:r>
-            <w:r>
-              <w:t xml:space="preserve"> </w:t>
-            </w:r>
-            <w:r>
-              <w:t xml:space="preserve"> </w:t>
-            </w:r>
-            <w:r>
-              <w:t xml:space="preserve">Source</w:t>
-            </w:r>
-          </w:p>
-        </w:tc>
-      </w:tr>
-      <w:tr>
-        <w:trPr>
-          <w:cantSplit/>
-        </w:trPr>
-        <w:tc>
-          <w:tcPr>
-            <w:tcMar>
-              <w:top w:w="108" w:type="dxa"/>
-              <w:bottom w:w="108" w:type="dxa"/>
-            </w:tcMar>
-          </w:tcPr>
-          <w:p>
-            <w:pPr>
-              <w:pStyle w:val="BodyText"/>
-            </w:pPr>
-            <w:pPr>
-              <w:spacing w:before="16" w:after="16"/>
-            </w:pPr>
-            <w:r>
-              <w:t xml:space="preserve">Hastie et al. (2009, sec. 7.2)</w:t>
-            </w:r>
-            <w:r>
-              <w:t xml:space="preserve">, who write the training error as</w:t>
-            </w:r>
-            <w:r>
-              <w:t xml:space="preserve"> </w:t>
-            </w:r>
-            <m:oMath>
-              <m:bar>
-                <m:barPr>
-                  <m:pos m:val="top"/>
-                </m:barPr>
-                <m:e>
-                  <m:r>
-                    <m:rPr>
-                      <m:nor/>
-                      <m:sty m:val="p"/>
-                    </m:rPr>
-                    <m:t>err</m:t>
-                  </m:r>
-                </m:e>
-              </m:bar>
-            </m:oMath>
-            <w:r>
-              <w:t xml:space="preserve"> </w:t>
-            </w:r>
-            <w:r>
-              <w:t xml:space="preserve">and define it for any loss.</w:t>
-            </w:r>
-          </w:p>
-          <w:p/>
-        </w:tc>
-      </w:tr>
-    </w:tbl>
-    <w:bookmarkEnd w:id="32"/>
-    <w:bookmarkEnd w:id="33"/>
-    <w:bookmarkStart w:id="38" w:name="overfitting"/>
-    <w:p>
-      <w:pPr>
-        <w:pStyle w:val="Heading2"/>
-      </w:pPr>
-      <w:r>
-        <w:t xml:space="preserve">2 Overfitting</w:t>
-      </w:r>
-    </w:p>
-    <w:bookmarkStart w:id="34" w:name="exr-overfitting"/>
-    <w:p>
-      <w:pPr>
-        <w:pStyle w:val="FirstParagraph"/>
-      </w:pPr>
-      <w:r>
-        <w:rPr>
-          <w:b/>
-          <w:bCs/>
-        </w:rPr>
-        <w:t xml:space="preserve">Exercise 1 (Training error versus error on new cars)</w:t>
-      </w:r>
-      <w:r>
-        <w:t xml:space="preserve"> </w:t>
-      </w:r>
-      <w:r>
-        <w:t xml:space="preserve">The built-in</w:t>
-      </w:r>
-      <w:r>
-        <w:t xml:space="preserve"> </w:t>
-      </w:r>
-      <w:r>
-        <w:rPr>
-          <w:rStyle w:val="VerbatimChar"/>
-        </w:rPr>
-        <w:t xml:space="preserve">mtcars</w:t>
-      </w:r>
-      <w:r>
-        <w:t xml:space="preserve"> </w:t>
-      </w:r>
-      <w:r>
-        <w:t xml:space="preserve">data frame has</w:t>
-      </w:r>
-      <w:r>
-        <w:t xml:space="preserve"> </w:t>
-      </w:r>
-      <m:oMath>
-        <m:r>
-          <m:t>n</m:t>
-        </m:r>
-        <m:r>
-          <m:rPr>
-            <m:sty m:val="p"/>
-          </m:rPr>
-          <m:t>=</m:t>
-        </m:r>
-        <m:r>
-          <m:t>32</m:t>
-        </m:r>
-      </m:oMath>
-      <w:r>
-        <w:t xml:space="preserve"> </w:t>
-      </w:r>
-      <w:r>
-        <w:t xml:space="preserve">cars.</w:t>
-      </w:r>
-      <w:r>
-        <w:t xml:space="preserve"> </w:t>
-      </w:r>
-      <w:r>
-        <w:t xml:space="preserve">Fit four models for fuel efficiency</w:t>
-      </w:r>
-      <w:r>
-        <w:t xml:space="preserve"> </w:t>
-      </w:r>
-      <w:r>
-        <w:rPr>
-          <w:rStyle w:val="VerbatimChar"/>
-        </w:rPr>
-        <w:t xml:space="preserve">mpg</w:t>
-      </w:r>
-      <w:r>
-        <w:t xml:space="preserve"> </w:t>
-      </w:r>
-      <w:r>
-        <w:t xml:space="preserve">as a polynomial in weight</w:t>
-      </w:r>
-      <w:r>
-        <w:t xml:space="preserve"> </w:t>
-      </w:r>
-      <w:r>
-        <w:rPr>
-          <w:rStyle w:val="VerbatimChar"/>
-        </w:rPr>
-        <w:t xml:space="preserve">wt</w:t>
-      </w:r>
-      <w:r>
-        <w:t xml:space="preserve">,</w:t>
-      </w:r>
-      <w:r>
-        <w:t xml:space="preserve"> </w:t>
-      </w:r>
-      <w:r>
-        <w:t xml:space="preserve">of degree 1, 2, 3, and 4,</w:t>
-      </w:r>
-      <w:r>
-        <w:t xml:space="preserve"> </w:t>
-      </w:r>
-      <w:r>
-        <w:t xml:space="preserve">using only the first 20 rows as the</w:t>
-      </w:r>
-      <w:r>
-        <w:t xml:space="preserve"> </w:t>
-      </w:r>
-      <w:hyperlink w:anchor="def-training-set">
-        <w:r>
-          <w:rPr>
-            <w:rStyle w:val="Hyperlink"/>
-          </w:rPr>
-          <w:t xml:space="preserve">training set</w:t>
-        </w:r>
-      </w:hyperlink>
-      <w:r>
-        <w:t xml:space="preserve">.</w:t>
-      </w:r>
-      <w:r>
-        <w:t xml:space="preserve"> </w:t>
-      </w:r>
-      <w:r>
-        <w:t xml:space="preserve">For each model, compute the</w:t>
-      </w:r>
-      <w:r>
-        <w:t xml:space="preserve"> </w:t>
-      </w:r>
-      <w:hyperlink w:anchor="def-prediction-rmse">
-        <w:r>
-          <w:rPr>
-            <w:rStyle w:val="Hyperlink"/>
-          </w:rPr>
-          <w:t xml:space="preserve">RMSE</w:t>
-        </w:r>
-      </w:hyperlink>
-      <w:r>
-        <w:t xml:space="preserve"> </w:t>
-      </w:r>
-      <w:r>
-        <w:t xml:space="preserve">of its predictions</w:t>
-      </w:r>
-      <w:r>
-        <w:t xml:space="preserve"> </w:t>
-      </w:r>
-      <w:r>
-        <w:t xml:space="preserve">on the 20 training rows</w:t>
-      </w:r>
-      <w:r>
-        <w:t xml:space="preserve"> </w:t>
-      </w:r>
-      <w:r>
-        <w:t xml:space="preserve">and on the remaining 12 rows,</w:t>
-      </w:r>
-      <w:r>
-        <w:t xml:space="preserve"> </w:t>
-      </w:r>
-      <w:r>
-        <w:t xml:space="preserve">a</w:t>
-      </w:r>
-      <w:r>
-        <w:t xml:space="preserve"> </w:t>
-      </w:r>
-      <w:hyperlink w:anchor="def-held-out-set">
-        <w:r>
-          <w:rPr>
-            <w:rStyle w:val="Hyperlink"/>
-          </w:rPr>
-          <w:t xml:space="preserve">held-out set</w:t>
-        </w:r>
-      </w:hyperlink>
-      <w:r>
-        <w:t xml:space="preserve">.</w:t>
-      </w:r>
-    </w:p>
-    <w:p>
-      <w:pPr>
-        <w:pStyle w:val="Compact"/>
-        <w:numPr>
-          <w:ilvl w:val="0"/>
-          <w:numId w:val="1001"/>
-        </w:numPr>
-      </w:pPr>
-      <w:r>
-        <w:t xml:space="preserve">Which degree has the smallest training RMSE?</w:t>
-      </w:r>
-    </w:p>
-    <w:p>
-      <w:pPr>
-        <w:pStyle w:val="Compact"/>
-        <w:numPr>
-          <w:ilvl w:val="0"/>
-          <w:numId w:val="1001"/>
-        </w:numPr>
-      </w:pPr>
-      <w:r>
-        <w:t xml:space="preserve">Which degree has the smallest RMSE on the 12 held-out rows?</w:t>
-      </w:r>
-    </w:p>
-    <w:p>
-      <w:pPr>
-        <w:pStyle w:val="Compact"/>
-        <w:numPr>
-          <w:ilvl w:val="0"/>
-          <w:numId w:val="1001"/>
-        </w:numPr>
-      </w:pPr>
-      <w:r>
-        <w:t xml:space="preserve">Do the terms added beyond degree 2</w:t>
-      </w:r>
-      <w:r>
-        <w:t xml:space="preserve"> </w:t>
-      </w:r>
-      <w:r>
-        <w:t xml:space="preserve">improve predictions for the held-out cars?</w:t>
-      </w:r>
-    </w:p>
-    <w:bookmarkEnd w:id="34"/>
-    <w:bookmarkStart w:id="35" w:name="sol-overfitting"/>
-    <w:p>
-      <w:pPr>
-        <w:pStyle w:val="FirstParagraph"/>
-      </w:pPr>
-      <w:r>
-        <w:rPr>
-          <w:i/>
-          <w:iCs/>
-        </w:rPr>
-        <w:t xml:space="preserve">Solution 1</w:t>
-      </w:r>
-      <w:r>
-        <w:t xml:space="preserve">. </w:t>
-      </w:r>
-    </w:p>
-    <w:p>
-      <w:pPr>
-        <w:pStyle w:val="SourceCode"/>
-      </w:pPr>
-      <w:r>
-        <w:rPr>
-          <w:rStyle w:val="NormalTok"/>
-        </w:rPr>
-        <w:t xml:space="preserve">train_cars </w:t>
-      </w:r>
-      <w:r>
-        <w:rPr>
-          <w:rStyle w:val="OtherTok"/>
-        </w:rPr>
-        <w:t xml:space="preserve">&lt;-</w:t>
-      </w:r>
-      <w:r>
-        <w:rPr>
-          <w:rStyle w:val="NormalTok"/>
-        </w:rPr>
-        <w:t xml:space="preserve"> mtcars[</w:t>
-      </w:r>
-      <w:r>
-        <w:rPr>
-          <w:rStyle w:val="DecValTok"/>
-        </w:rPr>
-        <w:t xml:space="preserve">1</w:t>
-      </w:r>
-      <w:r>
-        <w:rPr>
-          <w:rStyle w:val="SpecialCharTok"/>
-        </w:rPr>
-        <w:t xml:space="preserve">:</w:t>
-      </w:r>
-      <w:r>
-        <w:rPr>
-          <w:rStyle w:val="DecValTok"/>
-        </w:rPr>
-        <w:t xml:space="preserve">20</w:t>
-      </w:r>
-      <w:r>
-        <w:rPr>
-          <w:rStyle w:val="NormalTok"/>
-        </w:rPr>
-        <w:t xml:space="preserve">, ]</w:t>
-      </w:r>
-      <w:r>
-        <w:br/>
-      </w:r>
-      <w:r>
-        <w:rPr>
-          <w:rStyle w:val="NormalTok"/>
-        </w:rPr>
-        <w:t xml:space="preserve">held_out_cars </w:t>
-      </w:r>
-      <w:r>
-        <w:rPr>
-          <w:rStyle w:val="OtherTok"/>
-        </w:rPr>
-        <w:t xml:space="preserve">&lt;-</w:t>
-      </w:r>
-      <w:r>
-        <w:rPr>
-          <w:rStyle w:val="NormalTok"/>
-        </w:rPr>
-        <w:t xml:space="preserve"> mtcars[</w:t>
-      </w:r>
-      <w:r>
-        <w:rPr>
-          <w:rStyle w:val="DecValTok"/>
-        </w:rPr>
-        <w:t xml:space="preserve">21</w:t>
-      </w:r>
-      <w:r>
-        <w:rPr>
-          <w:rStyle w:val="SpecialCharTok"/>
-        </w:rPr>
-        <w:t xml:space="preserve">:</w:t>
-      </w:r>
-      <w:r>
-        <w:rPr>
-          <w:rStyle w:val="DecValTok"/>
-        </w:rPr>
-        <w:t xml:space="preserve">32</w:t>
-      </w:r>
-      <w:r>
-        <w:rPr>
-          <w:rStyle w:val="NormalTok"/>
-        </w:rPr>
-        <w:t xml:space="preserve">, ]</w:t>
-      </w:r>
-      <w:r>
-        <w:br/>
-      </w:r>
-      <w:r>
-        <w:br/>
-      </w:r>
-      <w:r>
-        <w:rPr>
-          <w:rStyle w:val="NormalTok"/>
-        </w:rPr>
-        <w:t xml:space="preserve">prediction_mse </w:t>
-      </w:r>
-      <w:r>
-        <w:rPr>
-          <w:rStyle w:val="OtherTok"/>
-        </w:rPr>
-        <w:t xml:space="preserve">&lt;-</w:t>
-      </w:r>
-      <w:r>
-        <w:rPr>
-          <w:rStyle w:val="NormalTok"/>
-        </w:rPr>
-        <w:t xml:space="preserve"> </w:t>
-      </w:r>
-      <w:r>
-        <w:rPr>
-          <w:rStyle w:val="ControlFlowTok"/>
-        </w:rPr>
-        <w:t xml:space="preserve">function</w:t>
-      </w:r>
-      <w:r>
-        <w:rPr>
-          <w:rStyle w:val="NormalTok"/>
-        </w:rPr>
-        <w:t xml:space="preserve">(model, data) {</w:t>
-      </w:r>
-      <w:r>
-        <w:br/>
-      </w:r>
-      <w:r>
-        <w:rPr>
-          <w:rStyle w:val="NormalTok"/>
-        </w:rPr>
-        <w:t xml:space="preserve">  response_only </w:t>
-      </w:r>
-      <w:r>
-        <w:rPr>
-          <w:rStyle w:val="OtherTok"/>
-        </w:rPr>
-        <w:t xml:space="preserve">&lt;-</w:t>
-      </w:r>
-      <w:r>
-        <w:rPr>
-          <w:rStyle w:val="NormalTok"/>
-        </w:rPr>
-        <w:t xml:space="preserve"> stats</w:t>
-      </w:r>
-      <w:r>
-        <w:rPr>
-          <w:rStyle w:val="SpecialCharTok"/>
-        </w:rPr>
-        <w:t xml:space="preserve">::</w:t>
-      </w:r>
-      <w:r>
-        <w:rPr>
-          <w:rStyle w:val="FunctionTok"/>
-        </w:rPr>
-        <w:t xml:space="preserve">update</w:t>
-      </w:r>
-      <w:r>
-        <w:rPr>
-          <w:rStyle w:val="NormalTok"/>
-        </w:rPr>
-        <w:t xml:space="preserve">(stats</w:t>
-      </w:r>
-      <w:r>
-        <w:rPr>
-          <w:rStyle w:val="SpecialCharTok"/>
-        </w:rPr>
-        <w:t xml:space="preserve">::</w:t>
-      </w:r>
-      <w:r>
-        <w:rPr>
-          <w:rStyle w:val="FunctionTok"/>
-        </w:rPr>
-        <w:t xml:space="preserve">formula</w:t>
-      </w:r>
-      <w:r>
-        <w:rPr>
-          <w:rStyle w:val="NormalTok"/>
-        </w:rPr>
-        <w:t xml:space="preserve">(model), . </w:t>
-      </w:r>
-      <w:r>
-        <w:rPr>
-          <w:rStyle w:val="SpecialCharTok"/>
-        </w:rPr>
-        <w:t xml:space="preserve">~</w:t>
-      </w:r>
-      <w:r>
-        <w:rPr>
-          <w:rStyle w:val="NormalTok"/>
-        </w:rPr>
-        <w:t xml:space="preserve"> </w:t>
-      </w:r>
-      <w:r>
-        <w:rPr>
-          <w:rStyle w:val="DecValTok"/>
-        </w:rPr>
-        <w:t xml:space="preserve">1</w:t>
-      </w:r>
-      <w:r>
-        <w:rPr>
-          <w:rStyle w:val="NormalTok"/>
-        </w:rPr>
-        <w:t xml:space="preserve">)</w:t>
-      </w:r>
-      <w:r>
-        <w:br/>
-      </w:r>
-      <w:r>
-        <w:rPr>
-          <w:rStyle w:val="NormalTok"/>
-        </w:rPr>
-        <w:t xml:space="preserve">  y </w:t>
-      </w:r>
-      <w:r>
-        <w:rPr>
-          <w:rStyle w:val="OtherTok"/>
-        </w:rPr>
-        <w:t xml:space="preserve">&lt;-</w:t>
-      </w:r>
-      <w:r>
-        <w:rPr>
-          <w:rStyle w:val="NormalTok"/>
-        </w:rPr>
-        <w:t xml:space="preserve"> stats</w:t>
-      </w:r>
-      <w:r>
-        <w:rPr>
-          <w:rStyle w:val="SpecialCharTok"/>
-        </w:rPr>
-        <w:t xml:space="preserve">::</w:t>
-      </w:r>
-      <w:r>
-        <w:rPr>
-          <w:rStyle w:val="FunctionTok"/>
-        </w:rPr>
-        <w:t xml:space="preserve">model.response</w:t>
-      </w:r>
-      <w:r>
-        <w:rPr>
-          <w:rStyle w:val="NormalTok"/>
-        </w:rPr>
-        <w:t xml:space="preserve">(stats</w:t>
-      </w:r>
-      <w:r>
-        <w:rPr>
-          <w:rStyle w:val="SpecialCharTok"/>
-        </w:rPr>
-        <w:t xml:space="preserve">::</w:t>
-      </w:r>
-      <w:r>
-        <w:rPr>
-          <w:rStyle w:val="FunctionTok"/>
-        </w:rPr>
-        <w:t xml:space="preserve">model.frame</w:t>
-      </w:r>
-      <w:r>
-        <w:rPr>
-          <w:rStyle w:val="NormalTok"/>
-        </w:rPr>
-        <w:t xml:space="preserve">(response_only, data))</w:t>
-      </w:r>
-      <w:r>
-        <w:br/>
-      </w:r>
-      <w:r>
-        <w:rPr>
-          <w:rStyle w:val="NormalTok"/>
-        </w:rPr>
-        <w:t xml:space="preserve">  </w:t>
-      </w:r>
-      <w:r>
-        <w:rPr>
-          <w:rStyle w:val="FunctionTok"/>
-        </w:rPr>
-        <w:t xml:space="preserve">mean</w:t>
-      </w:r>
-      <w:r>
-        <w:rPr>
-          <w:rStyle w:val="NormalTok"/>
-        </w:rPr>
-        <w:t xml:space="preserve">((</w:t>
-      </w:r>
-      <w:r>
-        <w:rPr>
-          <w:rStyle w:val="FunctionTok"/>
-        </w:rPr>
-        <w:t xml:space="preserve">predict</w:t>
-      </w:r>
-      <w:r>
-        <w:rPr>
-          <w:rStyle w:val="NormalTok"/>
-        </w:rPr>
-        <w:t xml:space="preserve">(model, </w:t>
-      </w:r>
-      <w:r>
-        <w:rPr>
-          <w:rStyle w:val="AttributeTok"/>
-        </w:rPr>
-        <w:t xml:space="preserve">newdata =</w:t>
-      </w:r>
-      <w:r>
-        <w:rPr>
-          <w:rStyle w:val="NormalTok"/>
-        </w:rPr>
-        <w:t xml:space="preserve"> data) </w:t>
-      </w:r>
-      <w:r>
-        <w:rPr>
-          <w:rStyle w:val="SpecialCharTok"/>
-        </w:rPr>
-        <w:t xml:space="preserve">-</w:t>
-      </w:r>
-      <w:r>
-        <w:rPr>
-          <w:rStyle w:val="NormalTok"/>
-        </w:rPr>
-        <w:t xml:space="preserve"> y)</w:t>
-      </w:r>
-      <w:r>
-        <w:rPr>
-          <w:rStyle w:val="SpecialCharTok"/>
-        </w:rPr>
-        <w:t xml:space="preserve">^</w:t>
-      </w:r>
-      <w:r>
-        <w:rPr>
-          <w:rStyle w:val="DecValTok"/>
-        </w:rPr>
-        <w:t xml:space="preserve">2</w:t>
-      </w:r>
-      <w:r>
-        <w:rPr>
-          <w:rStyle w:val="NormalTok"/>
-        </w:rPr>
-        <w:t xml:space="preserve">)</w:t>
-      </w:r>
-      <w:r>
-        <w:br/>
-      </w:r>
-      <w:r>
-        <w:rPr>
-          <w:rStyle w:val="NormalTok"/>
-        </w:rPr>
-        <w:t xml:space="preserve">}</w:t>
-      </w:r>
-      <w:r>
-        <w:br/>
-      </w:r>
-      <w:r>
-        <w:br/>
-      </w:r>
-      <w:r>
-        <w:rPr>
-          <w:rStyle w:val="NormalTok"/>
-        </w:rPr>
-        <w:t xml:space="preserve">rmse </w:t>
-      </w:r>
-      <w:r>
-        <w:rPr>
-          <w:rStyle w:val="OtherTok"/>
-        </w:rPr>
-        <w:t xml:space="preserve">&lt;-</w:t>
-      </w:r>
-      <w:r>
-        <w:rPr>
-          <w:rStyle w:val="NormalTok"/>
-        </w:rPr>
-        <w:t xml:space="preserve"> </w:t>
-      </w:r>
-      <w:r>
-        <w:rPr>
-          <w:rStyle w:val="ControlFlowTok"/>
-        </w:rPr>
-        <w:t xml:space="preserve">function</w:t>
-      </w:r>
-      <w:r>
-        <w:rPr>
-          <w:rStyle w:val="NormalTok"/>
-        </w:rPr>
-        <w:t xml:space="preserve">(model, data) {</w:t>
-      </w:r>
-      <w:r>
-        <w:br/>
-      </w:r>
-      <w:r>
-        <w:rPr>
-          <w:rStyle w:val="NormalTok"/>
-        </w:rPr>
-        <w:t xml:space="preserve">  </w:t>
-      </w:r>
-      <w:r>
-        <w:rPr>
-          <w:rStyle w:val="FunctionTok"/>
-        </w:rPr>
-        <w:t xml:space="preserve">sqrt</w:t>
-      </w:r>
-      <w:r>
-        <w:rPr>
-          <w:rStyle w:val="NormalTok"/>
-        </w:rPr>
-        <w:t xml:space="preserve">(</w:t>
-      </w:r>
-      <w:r>
-        <w:rPr>
-          <w:rStyle w:val="FunctionTok"/>
-        </w:rPr>
-        <w:t xml:space="preserve">prediction_mse</w:t>
-      </w:r>
-      <w:r>
-        <w:rPr>
-          <w:rStyle w:val="NormalTok"/>
-        </w:rPr>
-        <w:t xml:space="preserve">(model, data))</w:t>
-      </w:r>
-      <w:r>
-        <w:br/>
-      </w:r>
-      <w:r>
-        <w:rPr>
-          <w:rStyle w:val="NormalTok"/>
-        </w:rPr>
-        <w:t xml:space="preserve">}</w:t>
-      </w:r>
-      <w:r>
-        <w:br/>
-      </w:r>
-      <w:r>
-        <w:br/>
-      </w:r>
-      <w:r>
-        <w:rPr>
-          <w:rStyle w:val="NormalTok"/>
-        </w:rPr>
-        <w:t xml:space="preserve">overfitting_results </w:t>
-      </w:r>
-      <w:r>
-        <w:rPr>
-          <w:rStyle w:val="OtherTok"/>
-        </w:rPr>
-        <w:t xml:space="preserve">&lt;-</w:t>
-      </w:r>
-      <w:r>
-        <w:rPr>
-          <w:rStyle w:val="NormalTok"/>
-        </w:rPr>
-        <w:t xml:space="preserve"> tibble</w:t>
-      </w:r>
-      <w:r>
-        <w:rPr>
-          <w:rStyle w:val="SpecialCharTok"/>
-        </w:rPr>
-        <w:t xml:space="preserve">::</w:t>
-      </w:r>
-      <w:r>
-        <w:rPr>
-          <w:rStyle w:val="FunctionTok"/>
-        </w:rPr>
-        <w:t xml:space="preserve">tibble</w:t>
-      </w:r>
-      <w:r>
-        <w:rPr>
-          <w:rStyle w:val="NormalTok"/>
-        </w:rPr>
-        <w:t xml:space="preserve">(</w:t>
-      </w:r>
-      <w:r>
-        <w:rPr>
-          <w:rStyle w:val="AttributeTok"/>
-        </w:rPr>
-        <w:t xml:space="preserve">degree =</w:t>
-      </w:r>
-      <w:r>
-        <w:rPr>
-          <w:rStyle w:val="NormalTok"/>
-        </w:rPr>
-        <w:t xml:space="preserve"> </w:t>
-      </w:r>
-      <w:r>
-        <w:rPr>
-          <w:rStyle w:val="DecValTok"/>
-        </w:rPr>
-        <w:t xml:space="preserve">1</w:t>
-      </w:r>
-      <w:r>
-        <w:rPr>
-          <w:rStyle w:val="SpecialCharTok"/>
-        </w:rPr>
-        <w:t xml:space="preserve">:</w:t>
-      </w:r>
-      <w:r>
-        <w:rPr>
-          <w:rStyle w:val="DecValTok"/>
-        </w:rPr>
-        <w:t xml:space="preserve">4</w:t>
-      </w:r>
-      <w:r>
-        <w:rPr>
-          <w:rStyle w:val="NormalTok"/>
-        </w:rPr>
-        <w:t xml:space="preserve">) </w:t>
-      </w:r>
-      <w:r>
-        <w:rPr>
-          <w:rStyle w:val="SpecialCharTok"/>
-        </w:rPr>
-        <w:t xml:space="preserve">|&gt;</w:t>
-      </w:r>
-      <w:r>
-        <w:br/>
-      </w:r>
-      <w:r>
-        <w:rPr>
-          <w:rStyle w:val="NormalTok"/>
-        </w:rPr>
-        <w:t xml:space="preserve">  dplyr</w:t>
-      </w:r>
-      <w:r>
-        <w:rPr>
-          <w:rStyle w:val="SpecialCharTok"/>
-        </w:rPr>
-        <w:t xml:space="preserve">::</w:t>
-      </w:r>
-      <w:r>
-        <w:rPr>
-          <w:rStyle w:val="FunctionTok"/>
-        </w:rPr>
-        <w:t xml:space="preserve">mutate</w:t>
-      </w:r>
-      <w:r>
-        <w:rPr>
-          <w:rStyle w:val="NormalTok"/>
-        </w:rPr>
-        <w:t xml:space="preserve">(</w:t>
-      </w:r>
-      <w:r>
-        <w:br/>
-      </w:r>
-      <w:r>
-        <w:rPr>
-          <w:rStyle w:val="NormalTok"/>
-        </w:rPr>
-        <w:t xml:space="preserve">    </w:t>
-      </w:r>
-      <w:r>
-        <w:rPr>
-          <w:rStyle w:val="AttributeTok"/>
-        </w:rPr>
-        <w:t xml:space="preserve">fit =</w:t>
-      </w:r>
-      <w:r>
-        <w:rPr>
-          <w:rStyle w:val="NormalTok"/>
-        </w:rPr>
-        <w:t xml:space="preserve"> purrr</w:t>
-      </w:r>
-      <w:r>
-        <w:rPr>
-          <w:rStyle w:val="SpecialCharTok"/>
-        </w:rPr>
-        <w:t xml:space="preserve">::</w:t>
-      </w:r>
-      <w:r>
-        <w:rPr>
-          <w:rStyle w:val="FunctionTok"/>
-        </w:rPr>
-        <w:t xml:space="preserve">map</w:t>
-      </w:r>
-      <w:r>
-        <w:rPr>
-          <w:rStyle w:val="NormalTok"/>
-        </w:rPr>
-        <w:t xml:space="preserve">(</w:t>
-      </w:r>
-      <w:r>
-        <w:br/>
-      </w:r>
-      <w:r>
-        <w:rPr>
-          <w:rStyle w:val="NormalTok"/>
-        </w:rPr>
-        <w:t xml:space="preserve">      degree,</w:t>
-      </w:r>
-      <w:r>
-        <w:br/>
-      </w:r>
-      <w:r>
-        <w:rPr>
-          <w:rStyle w:val="NormalTok"/>
-        </w:rPr>
-        <w:t xml:space="preserve">      \(d) </w:t>
-      </w:r>
-      <w:r>
-        <w:rPr>
-          <w:rStyle w:val="FunctionTok"/>
-        </w:rPr>
-        <w:t xml:space="preserve">lm</w:t>
-      </w:r>
-      <w:r>
-        <w:rPr>
-          <w:rStyle w:val="NormalTok"/>
-        </w:rPr>
-        <w:t xml:space="preserve">(mpg </w:t>
-      </w:r>
-      <w:r>
-        <w:rPr>
-          <w:rStyle w:val="SpecialCharTok"/>
-        </w:rPr>
-        <w:t xml:space="preserve">~</w:t>
-      </w:r>
-      <w:r>
-        <w:rPr>
-          <w:rStyle w:val="NormalTok"/>
-        </w:rPr>
-        <w:t xml:space="preserve"> </w:t>
-      </w:r>
-      <w:r>
-        <w:rPr>
-          <w:rStyle w:val="FunctionTok"/>
-        </w:rPr>
-        <w:t xml:space="preserve">poly</w:t>
-      </w:r>
-      <w:r>
-        <w:rPr>
-          <w:rStyle w:val="NormalTok"/>
-        </w:rPr>
-        <w:t xml:space="preserve">(wt, d, </w:t>
-      </w:r>
-      <w:r>
-        <w:rPr>
-          <w:rStyle w:val="AttributeTok"/>
-        </w:rPr>
-        <w:t xml:space="preserve">raw =</w:t>
-      </w:r>
-      <w:r>
-        <w:rPr>
-          <w:rStyle w:val="NormalTok"/>
-        </w:rPr>
-        <w:t xml:space="preserve"> </w:t>
-      </w:r>
-      <w:r>
-        <w:rPr>
-          <w:rStyle w:val="ConstantTok"/>
-        </w:rPr>
-        <w:t xml:space="preserve">TRUE</w:t>
-      </w:r>
-      <w:r>
-        <w:rPr>
-          <w:rStyle w:val="NormalTok"/>
-        </w:rPr>
-        <w:t xml:space="preserve">), </w:t>
-      </w:r>
-      <w:r>
-        <w:rPr>
-          <w:rStyle w:val="AttributeTok"/>
-        </w:rPr>
-        <w:t xml:space="preserve">data =</w:t>
-      </w:r>
-      <w:r>
-        <w:rPr>
-          <w:rStyle w:val="NormalTok"/>
-        </w:rPr>
-        <w:t xml:space="preserve"> train_cars)</w:t>
-      </w:r>
-      <w:r>
-        <w:br/>
-      </w:r>
-      <w:r>
-        <w:rPr>
-          <w:rStyle w:val="NormalTok"/>
-        </w:rPr>
-        <w:t xml:space="preserve">    ),</w:t>
-      </w:r>
-      <w:r>
-        <w:br/>
-      </w:r>
-      <w:r>
-        <w:rPr>
-          <w:rStyle w:val="NormalTok"/>
-        </w:rPr>
-        <w:t xml:space="preserve">    </w:t>
-      </w:r>
-      <w:r>
-        <w:rPr>
-          <w:rStyle w:val="AttributeTok"/>
-        </w:rPr>
-        <w:t xml:space="preserve">training_RMSE =</w:t>
-      </w:r>
-      <w:r>
-        <w:rPr>
-          <w:rStyle w:val="NormalTok"/>
-        </w:rPr>
-        <w:t xml:space="preserve"> purrr</w:t>
-      </w:r>
-      <w:r>
-        <w:rPr>
-          <w:rStyle w:val="SpecialCharTok"/>
-        </w:rPr>
-        <w:t xml:space="preserve">::</w:t>
-      </w:r>
-      <w:r>
-        <w:rPr>
-          <w:rStyle w:val="FunctionTok"/>
-        </w:rPr>
-        <w:t xml:space="preserve">map_dbl</w:t>
-      </w:r>
-      <w:r>
-        <w:rPr>
-          <w:rStyle w:val="NormalTok"/>
-        </w:rPr>
-        <w:t xml:space="preserve">(fit, rmse, </w:t>
-      </w:r>
-      <w:r>
-        <w:rPr>
-          <w:rStyle w:val="AttributeTok"/>
-        </w:rPr>
-        <w:t xml:space="preserve">data =</w:t>
-      </w:r>
-      <w:r>
-        <w:rPr>
-          <w:rStyle w:val="NormalTok"/>
-        </w:rPr>
-        <w:t xml:space="preserve"> train_cars),</w:t>
-      </w:r>
-      <w:r>
-        <w:br/>
-      </w:r>
-      <w:r>
-        <w:rPr>
-          <w:rStyle w:val="NormalTok"/>
-        </w:rPr>
-        <w:t xml:space="preserve">    </w:t>
-      </w:r>
-      <w:r>
-        <w:rPr>
-          <w:rStyle w:val="AttributeTok"/>
-        </w:rPr>
-        <w:t xml:space="preserve">held_out_RMSE =</w:t>
-      </w:r>
-      <w:r>
-        <w:rPr>
-          <w:rStyle w:val="NormalTok"/>
-        </w:rPr>
-        <w:t xml:space="preserve"> purrr</w:t>
-      </w:r>
-      <w:r>
-        <w:rPr>
-          <w:rStyle w:val="SpecialCharTok"/>
-        </w:rPr>
-        <w:t xml:space="preserve">::</w:t>
-      </w:r>
-      <w:r>
-        <w:rPr>
-          <w:rStyle w:val="FunctionTok"/>
-        </w:rPr>
-        <w:t xml:space="preserve">map_dbl</w:t>
-      </w:r>
-      <w:r>
-        <w:rPr>
-          <w:rStyle w:val="NormalTok"/>
-        </w:rPr>
-        <w:t xml:space="preserve">(fit, rmse, </w:t>
-      </w:r>
-      <w:r>
-        <w:rPr>
-          <w:rStyle w:val="AttributeTok"/>
-        </w:rPr>
-        <w:t xml:space="preserve">data =</w:t>
-      </w:r>
-      <w:r>
-        <w:rPr>
-          <w:rStyle w:val="NormalTok"/>
-        </w:rPr>
-        <w:t xml:space="preserve"> held_out_cars)</w:t>
-      </w:r>
-      <w:r>
-        <w:br/>
-      </w:r>
-      <w:r>
-        <w:rPr>
-          <w:rStyle w:val="NormalTok"/>
-        </w:rPr>
-        <w:t xml:space="preserve">  ) </w:t>
-      </w:r>
-      <w:r>
-        <w:rPr>
-          <w:rStyle w:val="SpecialCharTok"/>
-        </w:rPr>
-        <w:t xml:space="preserve">|&gt;</w:t>
-      </w:r>
-      <w:r>
-        <w:br/>
-      </w:r>
-      <w:r>
-        <w:rPr>
-          <w:rStyle w:val="NormalTok"/>
-        </w:rPr>
-        <w:t xml:space="preserve">  dplyr</w:t>
-      </w:r>
-      <w:r>
-        <w:rPr>
-          <w:rStyle w:val="SpecialCharTok"/>
-        </w:rPr>
-        <w:t xml:space="preserve">::</w:t>
-      </w:r>
-      <w:r>
-        <w:rPr>
-          <w:rStyle w:val="FunctionTok"/>
-        </w:rPr>
-        <w:t xml:space="preserve">select</w:t>
-      </w:r>
-      <w:r>
-        <w:rPr>
-          <w:rStyle w:val="NormalTok"/>
-        </w:rPr>
-        <w:t xml:space="preserve">(</w:t>
-      </w:r>
-      <w:r>
-        <w:rPr>
-          <w:rStyle w:val="SpecialCharTok"/>
-        </w:rPr>
-        <w:t xml:space="preserve">-</w:t>
-      </w:r>
-      <w:r>
-        <w:rPr>
-          <w:rStyle w:val="NormalTok"/>
-        </w:rPr>
-        <w:t xml:space="preserve">fit)</w:t>
-      </w:r>
-      <w:r>
-        <w:br/>
-      </w:r>
-      <w:r>
-        <w:br/>
-      </w:r>
-      <w:r>
-        <w:rPr>
-          <w:rStyle w:val="NormalTok"/>
-        </w:rPr>
-        <w:t xml:space="preserve">overfitting_results</w:t>
-      </w:r>
-      <w:r>
-        <w:br/>
-      </w:r>
-      <w:r>
-        <w:rPr>
-          <w:rStyle w:val="CommentTok"/>
-        </w:rPr>
-        <w:t xml:space="preserve">#&gt; # A tibble: 4 × 3</w:t>
-      </w:r>
-      <w:r>
-        <w:br/>
-      </w:r>
-      <w:r>
-        <w:rPr>
-          <w:rStyle w:val="CommentTok"/>
-        </w:rPr>
-        <w:t xml:space="preserve">#&gt;   degree training_RMSE held_out_RMSE</w:t>
-      </w:r>
-      <w:r>
-        <w:br/>
-      </w:r>
-      <w:r>
-        <w:rPr>
-          <w:rStyle w:val="CommentTok"/>
-        </w:rPr>
-        <w:t xml:space="preserve">#&gt;    &lt;int&gt;         &lt;dbl&gt;         &lt;dbl&gt;</w:t>
-      </w:r>
-      <w:r>
-        <w:br/>
-      </w:r>
-      <w:r>
-        <w:rPr>
-          <w:rStyle w:val="CommentTok"/>
-        </w:rPr>
-        <w:t xml:space="preserve">#&gt; 1      1          2.91          3.45</w:t>
-      </w:r>
-      <w:r>
-        <w:br/>
-      </w:r>
-      <w:r>
-        <w:rPr>
-          <w:rStyle w:val="CommentTok"/>
-        </w:rPr>
-        <w:t xml:space="preserve">#&gt; 2      2          2.46          3.18</w:t>
-      </w:r>
-      <w:r>
-        <w:br/>
-      </w:r>
-      <w:r>
-        <w:rPr>
-          <w:rStyle w:val="CommentTok"/>
-        </w:rPr>
-        <w:t xml:space="preserve">#&gt; 3      3          2.45          3.21</w:t>
-      </w:r>
-      <w:r>
-        <w:br/>
-      </w:r>
-      <w:r>
-        <w:rPr>
-          <w:rStyle w:val="CommentTok"/>
-        </w:rPr>
-        <w:t xml:space="preserve">#&gt; 4      4          2.44          3.19</w:t>
-      </w:r>
-    </w:p>
-    <w:p>
-      <w:pPr>
-        <w:pStyle w:val="SourceCode"/>
-      </w:pPr>
-      <w:r>
-        <w:rPr>
-          <w:rStyle w:val="NormalTok"/>
-        </w:rPr>
-        <w:t xml:space="preserve">best_train </w:t>
-      </w:r>
-      <w:r>
-        <w:rPr>
-          <w:rStyle w:val="OtherTok"/>
-        </w:rPr>
-        <w:t xml:space="preserve">&lt;-</w:t>
-      </w:r>
-      <w:r>
-        <w:rPr>
-          <w:rStyle w:val="NormalTok"/>
-        </w:rPr>
-        <w:t xml:space="preserve"> overfitting_results</w:t>
-      </w:r>
-      <w:r>
-        <w:rPr>
-          <w:rStyle w:val="SpecialCharTok"/>
-        </w:rPr>
-        <w:t xml:space="preserve">$</w:t>
-      </w:r>
-      <w:r>
-        <w:rPr>
-          <w:rStyle w:val="NormalTok"/>
-        </w:rPr>
-        <w:t xml:space="preserve">degree[</w:t>
-      </w:r>
-      <w:r>
-        <w:br/>
-      </w:r>
-      <w:r>
-        <w:rPr>
-          <w:rStyle w:val="NormalTok"/>
-        </w:rPr>
-        <w:t xml:space="preserve">  </w:t>
-      </w:r>
-      <w:r>
-        <w:rPr>
-          <w:rStyle w:val="FunctionTok"/>
-        </w:rPr>
-        <w:t xml:space="preserve">which.min</w:t>
-      </w:r>
-      <w:r>
-        <w:rPr>
-          <w:rStyle w:val="NormalTok"/>
-        </w:rPr>
-        <w:t xml:space="preserve">(overfitting_results</w:t>
-      </w:r>
-      <w:r>
-        <w:rPr>
-          <w:rStyle w:val="SpecialCharTok"/>
-        </w:rPr>
-        <w:t xml:space="preserve">$</w:t>
-      </w:r>
-      <w:r>
-        <w:rPr>
-          <w:rStyle w:val="NormalTok"/>
-        </w:rPr>
-        <w:t xml:space="preserve">training_RMSE)</w:t>
-      </w:r>
-      <w:r>
-        <w:br/>
-      </w:r>
-      <w:r>
-        <w:rPr>
-          <w:rStyle w:val="NormalTok"/>
-        </w:rPr>
-        <w:t xml:space="preserve">]</w:t>
-      </w:r>
-      <w:r>
-        <w:br/>
-      </w:r>
-      <w:r>
-        <w:rPr>
-          <w:rStyle w:val="NormalTok"/>
-        </w:rPr>
-        <w:t xml:space="preserve">best_held_out </w:t>
-      </w:r>
-      <w:r>
-        <w:rPr>
-          <w:rStyle w:val="OtherTok"/>
-        </w:rPr>
-        <w:t xml:space="preserve">&lt;-</w:t>
-      </w:r>
-      <w:r>
-        <w:rPr>
-          <w:rStyle w:val="NormalTok"/>
-        </w:rPr>
-        <w:t xml:space="preserve"> overfitting_results</w:t>
-      </w:r>
-      <w:r>
-        <w:rPr>
-          <w:rStyle w:val="SpecialCharTok"/>
-        </w:rPr>
-        <w:t xml:space="preserve">$</w:t>
-      </w:r>
-      <w:r>
-        <w:rPr>
-          <w:rStyle w:val="NormalTok"/>
-        </w:rPr>
-        <w:t xml:space="preserve">degree[</w:t>
-      </w:r>
-      <w:r>
-        <w:br/>
-      </w:r>
-      <w:r>
-        <w:rPr>
-          <w:rStyle w:val="NormalTok"/>
-        </w:rPr>
-        <w:t xml:space="preserve">  </w:t>
-      </w:r>
-      <w:r>
-        <w:rPr>
-          <w:rStyle w:val="FunctionTok"/>
-        </w:rPr>
-        <w:t xml:space="preserve">which.min</w:t>
-      </w:r>
-      <w:r>
-        <w:rPr>
-          <w:rStyle w:val="NormalTok"/>
-        </w:rPr>
-        <w:t xml:space="preserve">(overfitting_results</w:t>
-      </w:r>
-      <w:r>
-        <w:rPr>
-          <w:rStyle w:val="SpecialCharTok"/>
-        </w:rPr>
-        <w:t xml:space="preserve">$</w:t>
-      </w:r>
-      <w:r>
-        <w:rPr>
-          <w:rStyle w:val="NormalTok"/>
-        </w:rPr>
-        <w:t xml:space="preserve">held_out_RMSE)</w:t>
-      </w:r>
-      <w:r>
-        <w:br/>
-      </w:r>
-      <w:r>
-        <w:rPr>
-          <w:rStyle w:val="NormalTok"/>
-        </w:rPr>
-        <w:t xml:space="preserve">]</w:t>
-      </w:r>
-      <w:r>
-        <w:br/>
-      </w:r>
-      <w:r>
-        <w:br/>
-      </w:r>
-      <w:r>
-        <w:rPr>
-          <w:rStyle w:val="FunctionTok"/>
-        </w:rPr>
-        <w:t xml:space="preserve">c</w:t>
-      </w:r>
-      <w:r>
-        <w:rPr>
-          <w:rStyle w:val="NormalTok"/>
-        </w:rPr>
-        <w:t xml:space="preserve">(</w:t>
-      </w:r>
-      <w:r>
-        <w:rPr>
-          <w:rStyle w:val="AttributeTok"/>
-        </w:rPr>
-        <w:t xml:space="preserve">best_train =</w:t>
-      </w:r>
-      <w:r>
-        <w:rPr>
-          <w:rStyle w:val="NormalTok"/>
-        </w:rPr>
-        <w:t xml:space="preserve"> best_train, </w:t>
-      </w:r>
-      <w:r>
-        <w:rPr>
-          <w:rStyle w:val="AttributeTok"/>
-        </w:rPr>
-        <w:t xml:space="preserve">best_held_out =</w:t>
-      </w:r>
-      <w:r>
-        <w:rPr>
-          <w:rStyle w:val="NormalTok"/>
-        </w:rPr>
-        <w:t xml:space="preserve"> best_held_out)</w:t>
-      </w:r>
-      <w:r>
-        <w:br/>
-      </w:r>
-      <w:r>
-        <w:rPr>
-          <w:rStyle w:val="CommentTok"/>
-        </w:rPr>
-        <w:t xml:space="preserve">#&gt;    best_train best_held_out </w:t>
-      </w:r>
-      <w:r>
-        <w:br/>
-      </w:r>
-      <w:r>
-        <w:rPr>
-          <w:rStyle w:val="CommentTok"/>
-        </w:rPr>
-        <w:t xml:space="preserve">#&gt;             4             2</w:t>
-      </w:r>
-    </w:p>
-    <w:p>
-      <w:pPr>
-        <w:numPr>
-          <w:ilvl w:val="0"/>
-          <w:numId w:val="1002"/>
-        </w:numPr>
-      </w:pPr>
-      <w:r>
-        <w:t xml:space="preserve">The smallest training RMSE is at degree 4.</w:t>
-      </w:r>
-      <w:r>
-        <w:t xml:space="preserve"> </w:t>
-      </w:r>
-      <w:r>
-        <w:t xml:space="preserve">Each model contains the previous one as a special case,</w:t>
-      </w:r>
-      <w:r>
-        <w:t xml:space="preserve"> </w:t>
-      </w:r>
-      <w:r>
-        <w:t xml:space="preserve">so its training RMSE cannot increase as the degree grows.</w:t>
-      </w:r>
-    </w:p>
-    <w:p>
-      <w:pPr>
-        <w:numPr>
-          <w:ilvl w:val="0"/>
-          <w:numId w:val="1002"/>
-        </w:numPr>
-      </w:pPr>
-      <w:r>
-        <w:t xml:space="preserve">The smallest held-out RMSE is at degree 2.</w:t>
-      </w:r>
-    </w:p>
-    <w:p>
-      <w:pPr>
-        <w:numPr>
-          <w:ilvl w:val="0"/>
-          <w:numId w:val="1002"/>
-        </w:numPr>
-      </w:pPr>
-      <w:r>
-        <w:t xml:space="preserve">No.</w:t>
-      </w:r>
-      <w:r>
-        <w:t xml:space="preserve"> </w:t>
-      </w:r>
-      <w:r>
-        <w:t xml:space="preserve">Going from degree 2 to degree 3 or 4 lowers the training RMSE a little</w:t>
-      </w:r>
-      <w:r>
-        <w:t xml:space="preserve"> </w:t>
-      </w:r>
-      <w:r>
-        <w:t xml:space="preserve">but leaves the held-out RMSE essentially unchanged</w:t>
-      </w:r>
-      <w:r>
-        <w:t xml:space="preserve"> </w:t>
-      </w:r>
-      <w:r>
-        <w:t xml:space="preserve">(it does not fall below its degree-2 value).</w:t>
-      </w:r>
-      <w:r>
-        <w:t xml:space="preserve"> </w:t>
-      </w:r>
-      <w:r>
-        <w:t xml:space="preserve">The terms beyond degree 2 improve the fit to the 20 training cars</w:t>
-      </w:r>
-      <w:r>
-        <w:t xml:space="preserve"> </w:t>
-      </w:r>
-      <w:r>
-        <w:t xml:space="preserve">without improving predictions for the 12 held-out cars.</w:t>
-      </w:r>
-      <w:r>
-        <w:t xml:space="preserve"> </w:t>
-      </w:r>
-      <w:r>
-        <w:t xml:space="preserve">Degree 1 to degree 2 is different:</w:t>
-      </w:r>
-      <w:r>
-        <w:t xml:space="preserve"> </w:t>
-      </w:r>
-      <w:r>
-        <w:t xml:space="preserve">there the held-out RMSE also falls.</w:t>
-      </w:r>
-    </w:p>
-    <w:bookmarkEnd w:id="35"/>
-    <w:bookmarkStart w:id="36" w:name="def-overfitting"/>
-    <w:p>
-      <w:pPr>
-        <w:pStyle w:val="FirstParagraph"/>
-      </w:pPr>
-      <w:r>
-        <w:rPr>
-          <w:b/>
-          <w:bCs/>
-        </w:rPr>
-        <w:t xml:space="preserve">Definition 7 (Overfitting)</w:t>
-      </w:r>
-      <w:r>
-        <w:t xml:space="preserve"> </w:t>
-      </w:r>
-      <w:r>
-        <w:rPr>
-          <w:b/>
-          <w:bCs/>
-        </w:rPr>
-        <w:t xml:space="preserve">Overfitting</w:t>
-      </w:r>
-      <w:r>
-        <w:t xml:space="preserve"> </w:t>
-      </w:r>
-      <w:r>
-        <w:t xml:space="preserve">occurs when a</w:t>
-      </w:r>
-      <w:r>
-        <w:t xml:space="preserve"> </w:t>
-      </w:r>
-      <w:hyperlink w:anchor="def-prediction-rule">
-        <w:r>
-          <w:rPr>
-            <w:rStyle w:val="Hyperlink"/>
-          </w:rPr>
-          <w:t xml:space="preserve">prediction rule</w:t>
-        </w:r>
-      </w:hyperlink>
-      <w:r>
-        <w:t xml:space="preserve"> </w:t>
-      </w:r>
-      <w:r>
-        <w:t xml:space="preserve">fits its</w:t>
-      </w:r>
-      <w:r>
-        <w:t xml:space="preserve"> </w:t>
-      </w:r>
-      <w:hyperlink w:anchor="def-training-set">
-        <w:r>
-          <w:rPr>
-            <w:rStyle w:val="Hyperlink"/>
-          </w:rPr>
-          <w:t xml:space="preserve">training set</w:t>
-        </w:r>
-      </w:hyperlink>
-      <w:r>
-        <w:t xml:space="preserve"> </w:t>
-      </w:r>
-      <w:r>
-        <w:t xml:space="preserve">well</w:t>
-      </w:r>
-      <w:r>
-        <w:t xml:space="preserve"> </w:t>
-      </w:r>
-      <w:r>
-        <w:t xml:space="preserve">but predicts poorly for new observations.</w:t>
-      </w:r>
-    </w:p>
-    <w:bookmarkEnd w:id="36"/>
-    <w:bookmarkStart w:id="37" w:name="exm-overfitting-polynomial-cars"/>
-    <w:p>
-      <w:pPr>
-        <w:pStyle w:val="BodyText"/>
-      </w:pPr>
-      <w:r>
-        <w:rPr>
-          <w:b/>
-          <w:bCs/>
-        </w:rPr>
-        <w:t xml:space="preserve">Example 1 (Overfitting in polynomial fits to cars)</w:t>
-      </w:r>
-      <w:r>
-        <w:t xml:space="preserve"> </w:t>
-      </w:r>
-      <w:r>
-        <w:t xml:space="preserve">In</w:t>
-      </w:r>
-      <w:r>
-        <w:t xml:space="preserve"> </w:t>
-      </w:r>
-      <w:hyperlink w:anchor="exr-overfitting">
-        <w:r>
-          <w:rPr>
-            <w:rStyle w:val="Hyperlink"/>
-          </w:rPr>
-          <w:t xml:space="preserve">Exercise 1</w:t>
-        </w:r>
-      </w:hyperlink>
-      <w:r>
-        <w:t xml:space="preserve">,</w:t>
-      </w:r>
-      <w:r>
-        <w:t xml:space="preserve"> </w:t>
-      </w:r>
-      <w:r>
-        <w:t xml:space="preserve">the terms beyond degree 2 fit the 20 training cars more closely</w:t>
-      </w:r>
-      <w:r>
-        <w:t xml:space="preserve"> </w:t>
-      </w:r>
-      <w:r>
-        <w:t xml:space="preserve">but do not predict the 12 held-out cars better.</w:t>
-      </w:r>
-      <w:r>
-        <w:t xml:space="preserve"> </w:t>
-      </w:r>
-      <w:r>
-        <w:t xml:space="preserve">The effect is small here:</w:t>
-      </w:r>
-      <w:r>
-        <w:t xml:space="preserve"> </w:t>
-      </w:r>
-      <w:r>
-        <w:t xml:space="preserve">it is the beginning of overfitting, not a dramatic case.</w:t>
-      </w:r>
-    </w:p>
-    <w:bookmarkEnd w:id="37"/>
-    <w:bookmarkEnd w:id="38"/>
-    <w:bookmarkStart w:id="90" w:name="sec-generalization-error"/>
-    <w:p>
-      <w:pPr>
-        <w:pStyle w:val="Heading2"/>
-      </w:pPr>
-      <w:r>
-        <w:t xml:space="preserve">3 Generalization error</w:t>
-      </w:r>
-    </w:p>
-    <w:bookmarkStart w:id="40" w:name="exr-generalization-error"/>
-    <w:p>
-      <w:pPr>
-        <w:pStyle w:val="FirstParagraph"/>
-      </w:pPr>
-      <w:r>
-        <w:rPr>
-          <w:b/>
-          <w:bCs/>
-        </w:rPr>
-        <w:t xml:space="preserve">Exercise 2 (Score a fitted model on a car it has not seen)</w:t>
-      </w:r>
-      <w:r>
-        <w:t xml:space="preserve"> </w:t>
-      </w:r>
-      <w:r>
-        <w:t xml:space="preserve">A</w:t>
-      </w:r>
-      <w:r>
-        <w:t xml:space="preserve"> </w:t>
-      </w:r>
-      <w:hyperlink w:anchor="def-prediction-rule">
-        <w:r>
-          <w:rPr>
-            <w:rStyle w:val="Hyperlink"/>
-          </w:rPr>
-          <w:t xml:space="preserve">prediction rule</w:t>
-        </w:r>
-      </w:hyperlink>
-      <w:r>
-        <w:t xml:space="preserve"> </w:t>
-      </w:r>
-      <m:oMath>
-        <m:acc>
-          <m:accPr>
-            <m:chr m:val="̂"/>
-          </m:accPr>
-          <m:e>
-            <m:r>
-              <m:t>y</m:t>
-            </m:r>
-          </m:e>
-        </m:acc>
-      </m:oMath>
-      <w:r>
-        <w:t xml:space="preserve"> </w:t>
-      </w:r>
-      <w:r>
-        <w:t xml:space="preserve">has been fitted to a</w:t>
-      </w:r>
-      <w:r>
-        <w:t xml:space="preserve"> </w:t>
-      </w:r>
-      <w:hyperlink w:anchor="def-training-set">
-        <w:r>
-          <w:rPr>
-            <w:rStyle w:val="Hyperlink"/>
-          </w:rPr>
-          <w:t xml:space="preserve">training set</w:t>
-        </w:r>
-      </w:hyperlink>
-      <w:r>
-        <w:t xml:space="preserve"> </w:t>
-      </w:r>
-      <m:oMath>
-        <m:r>
-          <m:rPr>
-            <m:scr m:val="script"/>
-            <m:sty m:val="p"/>
-          </m:rPr>
-          <m:t>T</m:t>
-        </m:r>
-      </m:oMath>
-      <w:r>
-        <w:t xml:space="preserve"> </w:t>
-      </w:r>
-      <w:r>
-        <w:t xml:space="preserve">of</w:t>
-      </w:r>
-      <w:r>
-        <w:t xml:space="preserve"> </w:t>
-      </w:r>
-      <m:oMath>
-        <m:r>
-          <m:t>n</m:t>
-        </m:r>
-      </m:oMath>
-      <w:r>
-        <w:t xml:space="preserve"> </w:t>
-      </w:r>
-      <w:r>
-        <w:t xml:space="preserve">observations,</w:t>
-      </w:r>
-      <w:r>
-        <w:t xml:space="preserve"> </w:t>
-      </w:r>
-      <w:r>
-        <w:t xml:space="preserve">such as the 20 training cars of</w:t>
-      </w:r>
-      <w:r>
-        <w:t xml:space="preserve"> </w:t>
-      </w:r>
-      <w:hyperlink w:anchor="exr-overfitting">
-        <w:r>
-          <w:rPr>
-            <w:rStyle w:val="Hyperlink"/>
-          </w:rPr>
-          <w:t xml:space="preserve">Exercise 1</w:t>
-        </w:r>
-      </w:hyperlink>
-      <w:r>
-        <w:t xml:space="preserve">.</w:t>
-      </w:r>
-      <w:r>
-        <w:t xml:space="preserve"> </w:t>
-      </w:r>
-      <w:r>
-        <w:t xml:space="preserve">A new car</w:t>
+        <w:t xml:space="preserve">on a new observation</w:t>
       </w:r>
       <w:r>
         <w:t xml:space="preserve"> </w:t>
@@ -4378,13 +1496,7 @@
         <w:t xml:space="preserve"> </w:t>
       </w:r>
       <w:r>
-        <w:t xml:space="preserve">is then drawn from the same population,</w:t>
-      </w:r>
-      <w:r>
-        <w:t xml:space="preserve"> </w:t>
-      </w:r>
-      <w:r>
-        <w:t xml:space="preserve">independently of</w:t>
+        <w:t xml:space="preserve">drawn from the same population independently of</w:t>
       </w:r>
       <w:r>
         <w:t xml:space="preserve"> </w:t>
@@ -4399,19 +1511,13 @@
         </m:r>
       </m:oMath>
       <w:r>
-        <w:t xml:space="preserve">.</w:t>
-      </w:r>
-    </w:p>
-    <w:p>
-      <w:pPr>
-        <w:pStyle w:val="Compact"/>
-        <w:numPr>
-          <w:ilvl w:val="0"/>
-          <w:numId w:val="1003"/>
-        </w:numPr>
-      </w:pPr>
-      <w:r>
-        <w:t xml:space="preserve">Holding</w:t>
+        <w:t xml:space="preserve">,</w:t>
+      </w:r>
+      <w:r>
+        <w:t xml:space="preserve"> </w:t>
+      </w:r>
+      <w:r>
+        <w:t xml:space="preserve">with</w:t>
       </w:r>
       <w:r>
         <w:t xml:space="preserve"> </w:t>
@@ -4429,294 +1535,57 @@
         <w:t xml:space="preserve"> </w:t>
       </w:r>
       <w:r>
-        <w:t xml:space="preserve">fixed,</w:t>
-      </w:r>
-      <w:r>
-        <w:t xml:space="preserve"> </w:t>
-      </w:r>
-      <w:r>
-        <w:t xml:space="preserve">write the average squared</w:t>
-      </w:r>
-      <w:r>
-        <w:t xml:space="preserve"> </w:t>
-      </w:r>
-      <w:hyperlink r:id="rId39">
-        <w:r>
-          <w:rPr>
-            <w:rStyle w:val="Hyperlink"/>
-          </w:rPr>
-          <w:t xml:space="preserve">prediction error</w:t>
-        </w:r>
-      </w:hyperlink>
-      <w:r>
-        <w:t xml:space="preserve"> </w:t>
-      </w:r>
-      <w:r>
-        <w:t xml:space="preserve">that</w:t>
-      </w:r>
-      <w:r>
-        <w:t xml:space="preserve"> </w:t>
-      </w:r>
-      <m:oMath>
-        <m:acc>
-          <m:accPr>
-            <m:chr m:val="̂"/>
-          </m:accPr>
-          <m:e>
-            <m:r>
-              <m:t>y</m:t>
-            </m:r>
-          </m:e>
-        </m:acc>
-      </m:oMath>
-      <w:r>
-        <w:t xml:space="preserve"> </w:t>
-      </w:r>
-      <w:r>
-        <w:t xml:space="preserve">would make over all such new cars,</w:t>
-      </w:r>
-      <w:r>
-        <w:t xml:space="preserve"> </w:t>
-      </w:r>
-      <w:r>
-        <w:t xml:space="preserve">as an expectation.</w:t>
-      </w:r>
-    </w:p>
-    <w:p>
-      <w:pPr>
-        <w:pStyle w:val="Compact"/>
-        <w:numPr>
-          <w:ilvl w:val="0"/>
-          <w:numId w:val="1003"/>
-        </w:numPr>
-      </w:pPr>
-      <w:r>
-        <w:t xml:space="preserve">Which parts of your expression do you know,</w:t>
-      </w:r>
-      <w:r>
-        <w:t xml:space="preserve"> </w:t>
-      </w:r>
-      <w:r>
-        <w:t xml:space="preserve">and which do you not know?</w:t>
-      </w:r>
-    </w:p>
-    <w:p>
-      <w:pPr>
-        <w:pStyle w:val="Compact"/>
-        <w:numPr>
-          <w:ilvl w:val="0"/>
-          <w:numId w:val="1003"/>
-        </w:numPr>
-      </w:pPr>
-      <w:r>
-        <w:t xml:space="preserve">The training RMSE of</w:t>
-      </w:r>
-      <w:r>
-        <w:t xml:space="preserve"> </w:t>
-      </w:r>
-      <w:hyperlink w:anchor="exr-overfitting">
-        <w:r>
-          <w:rPr>
-            <w:rStyle w:val="Hyperlink"/>
-          </w:rPr>
-          <w:t xml:space="preserve">Exercise 1</w:t>
-        </w:r>
-      </w:hyperlink>
-      <w:r>
-        <w:t xml:space="preserve"> </w:t>
-      </w:r>
-      <w:r>
-        <w:t xml:space="preserve">is the square root of the</w:t>
-      </w:r>
-      <w:r>
-        <w:t xml:space="preserve"> </w:t>
-      </w:r>
-      <w:hyperlink w:anchor="def-training-mse">
-        <w:r>
-          <w:rPr>
-            <w:rStyle w:val="Hyperlink"/>
-          </w:rPr>
-          <w:t xml:space="preserve">training error</w:t>
-        </w:r>
-      </w:hyperlink>
-      <w:r>
-        <w:t xml:space="preserve"> </w:t>
-      </w:r>
-      <m:oMath>
-        <m:bar>
-          <m:barPr>
-            <m:pos m:val="top"/>
-          </m:barPr>
-          <m:e>
-            <m:r>
-              <m:rPr>
-                <m:sty m:val="p"/>
-              </m:rPr>
-              <m:t>err</m:t>
-            </m:r>
-          </m:e>
-        </m:bar>
-      </m:oMath>
-      <w:r>
-        <w:t xml:space="preserve">.</w:t>
-      </w:r>
-      <w:r>
-        <w:t xml:space="preserve"> </w:t>
-      </w:r>
-      <w:r>
-        <w:t xml:space="preserve">What does</w:t>
-      </w:r>
-      <w:r>
-        <w:t xml:space="preserve"> </w:t>
-      </w:r>
-      <m:oMath>
-        <m:bar>
-          <m:barPr>
-            <m:pos m:val="top"/>
-          </m:barPr>
-          <m:e>
-            <m:r>
-              <m:rPr>
-                <m:sty m:val="p"/>
-              </m:rPr>
-              <m:t>err</m:t>
-            </m:r>
-          </m:e>
-        </m:bar>
-      </m:oMath>
-      <w:r>
-        <w:t xml:space="preserve"> </w:t>
-      </w:r>
-      <w:r>
-        <w:t xml:space="preserve">use in place of your expectation?</w:t>
-      </w:r>
-    </w:p>
-    <w:bookmarkEnd w:id="40"/>
-    <w:bookmarkStart w:id="41" w:name="sol-generalization-error"/>
-    <w:p>
-      <w:pPr>
-        <w:pStyle w:val="FirstParagraph"/>
-      </w:pPr>
-      <w:r>
-        <w:rPr>
-          <w:i/>
-          <w:iCs/>
-        </w:rPr>
-        <w:t xml:space="preserve">Solution 2</w:t>
-      </w:r>
-      <w:r>
-        <w:t xml:space="preserve">. </w:t>
-      </w:r>
-    </w:p>
-    <w:p>
-      <w:pPr>
-        <w:numPr>
-          <w:ilvl w:val="0"/>
-          <w:numId w:val="1004"/>
-        </w:numPr>
-      </w:pPr>
-      <w:r>
-        <w:t xml:space="preserve">Average the squared prediction error over the distribution of</w:t>
-      </w:r>
-      <w:r>
-        <w:t xml:space="preserve"> </w:t>
-      </w:r>
-      <m:oMath>
-        <m:r>
-          <m:rPr>
-            <m:sty m:val="p"/>
-          </m:rPr>
-          <m:t>(</m:t>
-        </m:r>
-        <m:sSub>
-          <m:e>
-            <m:r>
-              <m:t>X</m:t>
-            </m:r>
-          </m:e>
-          <m:sub>
-            <m:r>
-              <m:t>0</m:t>
-            </m:r>
-          </m:sub>
-        </m:sSub>
-        <m:r>
-          <m:rPr>
-            <m:sty m:val="p"/>
-          </m:rPr>
-          <m:t>,</m:t>
-        </m:r>
-        <m:sSub>
-          <m:e>
-            <m:r>
-              <m:t>Y</m:t>
-            </m:r>
-          </m:e>
-          <m:sub>
-            <m:r>
-              <m:t>0</m:t>
-            </m:r>
-          </m:sub>
-        </m:sSub>
-        <m:r>
-          <m:rPr>
-            <m:sty m:val="p"/>
-          </m:rPr>
-          <m:t>)</m:t>
-        </m:r>
-      </m:oMath>
-      <w:r>
-        <w:t xml:space="preserve">,</w:t>
-      </w:r>
-      <w:r>
-        <w:t xml:space="preserve"> </w:t>
-      </w:r>
-      <w:r>
-        <w:t xml:space="preserve">with</w:t>
-      </w:r>
-      <w:r>
-        <w:t xml:space="preserve"> </w:t>
-      </w:r>
-      <m:oMath>
-        <m:r>
-          <m:rPr>
-            <m:scr m:val="script"/>
-            <m:sty m:val="p"/>
-          </m:rPr>
-          <m:t>T</m:t>
-        </m:r>
-      </m:oMath>
-      <w:r>
-        <w:t xml:space="preserve">, and so the rule</w:t>
-      </w:r>
-      <w:r>
-        <w:t xml:space="preserve"> </w:t>
-      </w:r>
-      <m:oMath>
-        <m:acc>
-          <m:accPr>
-            <m:chr m:val="̂"/>
-          </m:accPr>
-          <m:e>
-            <m:r>
-              <m:t>y</m:t>
-            </m:r>
-          </m:e>
-        </m:acc>
-      </m:oMath>
-      <w:r>
-        <w:t xml:space="preserve">, held fixed:</w:t>
+        <w:t xml:space="preserve">held fixed:</w:t>
       </w:r>
     </w:p>
     <w:p>
       <w:pPr>
         <w:pStyle w:val="BodyText"/>
       </w:pPr>
+      <w:bookmarkStart w:id="22" w:name="eq-generalization-error"/>
       <m:oMathPara>
         <m:oMathParaPr>
           <m:jc m:val="center"/>
         </m:oMathParaPr>
         <m:oMath>
+          <m:sSub>
+            <m:e>
+              <m:r>
+                <m:rPr>
+                  <m:sty m:val="p"/>
+                </m:rPr>
+                <m:t>Err</m:t>
+              </m:r>
+            </m:e>
+            <m:sub>
+              <m:r>
+                <m:rPr>
+                  <m:scr m:val="script"/>
+                  <m:sty m:val="p"/>
+                </m:rPr>
+                <m:t>T</m:t>
+              </m:r>
+            </m:sub>
+          </m:sSub>
+          <m:limUpp>
+            <m:e>
+              <m:r>
+                <m:rPr>
+                  <m:sty m:val="p"/>
+                </m:rPr>
+                <m:t>=</m:t>
+              </m:r>
+            </m:e>
+            <m:lim>
+              <m:r>
+                <m:rPr>
+                  <m:nor/>
+                  <m:sty m:val="p"/>
+                </m:rPr>
+                <m:t>def</m:t>
+              </m:r>
+            </m:lim>
+          </m:limUpp>
           <m:r>
             <m:rPr>
               <m:sty m:val="p"/>
@@ -4835,19 +1704,304 @@
             </m:rPr>
             <m:t>.</m:t>
           </m:r>
+          <m:r>
+            <m:t>  </m:t>
+          </m:r>
+          <m:r>
+            <m:rPr>
+              <m:sty m:val="p"/>
+            </m:rPr>
+            <m:t>(</m:t>
+          </m:r>
+          <m:r>
+            <m:t>4</m:t>
+          </m:r>
+          <m:r>
+            <m:rPr>
+              <m:sty m:val="p"/>
+            </m:rPr>
+            <m:t>)</m:t>
+          </m:r>
         </m:oMath>
       </m:oMathPara>
+      <w:bookmarkEnd w:id="22"/>
     </w:p>
+    <w:tbl>
+      <w:tblPr>
+        <w:tblStyle w:val="Table"/>
+        <w:tblLook w:firstRow="0" w:lastRow="0" w:firstColumn="0" w:lastColumn="0" w:noHBand="0" w:noVBand="0" w:val="0000"/>
+        <w:tblBorders>
+          <w:top w:val="single" w:sz="4" w:space="0" w:color="0758E5"/>
+          <w:left w:val="single" w:sz="24" w:space="0" w:color="0758E5"/>
+          <w:bottom w:val="single" w:sz="4" w:space="0" w:color="0758E5"/>
+          <w:right w:val="single" w:sz="4" w:space="0" w:color="0758E5"/>
+        </w:tblBorders>
+        <w:tblCellMar>
+          <w:left w:w="144" w:type="dxa"/>
+          <w:right w:w="144" w:type="dxa"/>
+        </w:tblCellMar>
+        <w:tblLook w:firstRow="0" w:lastRow="0" w:firstColumn="0" w:lastColumn="0" w:noHBand="0" w:noVBand="0" w:val="0000"/>
+      </w:tblPr>
+      <w:tr>
+        <w:trPr>
+          <w:cantSplit/>
+        </w:trPr>
+        <w:tc>
+          <w:tcPr>
+            <w:shd w:color="auto" w:fill="dae6fb" w:val="clear"/>
+            <w:tcMar>
+              <w:top w:w="92" w:type="dxa"/>
+              <w:bottom w:w="92" w:type="dxa"/>
+            </w:tcMar>
+          </w:tcPr>
+          <w:p>
+            <w:pPr>
+              <w:pStyle w:val="FirstParagraph"/>
+            </w:pPr>
+            <w:pPr>
+              <w:spacing w:before="0" w:after="0"/>
+              <w:textAlignment w:val="center"/>
+            </w:pPr>
+            <w:r>
+              <w:drawing>
+                <wp:inline>
+                  <wp:extent cx="152400" cy="152400"/>
+                  <wp:effectExtent b="0" l="0" r="0" t="0"/>
+                  <wp:docPr descr="" title="" id="23" name="Picture"/>
+                  <a:graphic>
+                    <a:graphicData uri="http://schemas.openxmlformats.org/drawingml/2006/picture">
+                      <pic:pic>
+                        <pic:nvPicPr>
+                          <pic:cNvPr descr="/opt/quarto/share/formats/docx/note.png" id="24" name="Picture"/>
+                          <pic:cNvPicPr>
+                            <a:picLocks noChangeArrowheads="1" noChangeAspect="1"/>
+                          </pic:cNvPicPr>
+                        </pic:nvPicPr>
+                        <pic:blipFill>
+                          <a:blip r:embed="rId11"/>
+                          <a:stretch>
+                            <a:fillRect/>
+                          </a:stretch>
+                        </pic:blipFill>
+                        <pic:spPr bwMode="auto">
+                          <a:xfrm>
+                            <a:off x="0" y="0"/>
+                            <a:ext cx="152400" cy="152400"/>
+                          </a:xfrm>
+                          <a:prstGeom prst="rect">
+                            <a:avLst/>
+                          </a:prstGeom>
+                          <a:noFill/>
+                          <a:ln w="9525">
+                            <a:noFill/>
+                            <a:headEnd/>
+                            <a:tailEnd/>
+                          </a:ln>
+                        </pic:spPr>
+                      </pic:pic>
+                    </a:graphicData>
+                  </a:graphic>
+                </wp:inline>
+              </w:drawing>
+            </w:r>
+            <w:r>
+              <w:t xml:space="preserve"> </w:t>
+            </w:r>
+            <w:r>
+              <w:t xml:space="preserve"> </w:t>
+            </w:r>
+            <w:r>
+              <w:t xml:space="preserve">Source</w:t>
+            </w:r>
+          </w:p>
+        </w:tc>
+      </w:tr>
+      <w:tr>
+        <w:trPr>
+          <w:cantSplit/>
+        </w:trPr>
+        <w:tc>
+          <w:tcPr>
+            <w:tcMar>
+              <w:top w:w="108" w:type="dxa"/>
+              <w:bottom w:w="108" w:type="dxa"/>
+            </w:tcMar>
+          </w:tcPr>
+          <w:p>
+            <w:pPr>
+              <w:pStyle w:val="BodyText"/>
+            </w:pPr>
+            <w:pPr>
+              <w:spacing w:before="16" w:after="16"/>
+            </w:pPr>
+            <w:r>
+              <w:t xml:space="preserve">The risk form follows Brian Hutchinson’s Fall 2025 lecture notes;</w:t>
+            </w:r>
+            <w:r>
+              <w:t xml:space="preserve"> </w:t>
+            </w:r>
+            <w:r>
+              <w:t xml:space="preserve">the conditional form, with the training set held fixed,</w:t>
+            </w:r>
+            <w:r>
+              <w:t xml:space="preserve"> </w:t>
+            </w:r>
+            <w:r>
+              <w:t xml:space="preserve">follows</w:t>
+            </w:r>
+            <w:r>
+              <w:t xml:space="preserve"> </w:t>
+            </w:r>
+            <w:r>
+              <w:t xml:space="preserve">Hastie et al. (2009, sec. 7.2)</w:t>
+            </w:r>
+            <w:r>
+              <w:t xml:space="preserve">.</w:t>
+            </w:r>
+          </w:p>
+          <w:p/>
+        </w:tc>
+      </w:tr>
+    </w:tbl>
+    <w:bookmarkEnd w:id="25"/>
+    <w:bookmarkStart w:id="29" w:name="def-held-out-set"/>
     <w:p>
       <w:pPr>
-        <w:numPr>
-          <w:ilvl w:val="0"/>
-          <w:numId w:val="1004"/>
-        </w:numPr>
+        <w:pStyle w:val="BodyText"/>
       </w:pPr>
       <w:r>
-        <w:t xml:space="preserve">The rule</w:t>
-      </w:r>
+        <w:rPr>
+          <w:b/>
+          <w:bCs/>
+        </w:rPr>
+        <w:t xml:space="preserve">Definition 5 (Held-out set)</w:t>
+      </w:r>
+      <w:r>
+        <w:t xml:space="preserve"> </w:t>
+      </w:r>
+      <w:r>
+        <w:t xml:space="preserve">A</w:t>
+      </w:r>
+      <w:r>
+        <w:t xml:space="preserve"> </w:t>
+      </w:r>
+      <w:r>
+        <w:rPr>
+          <w:b/>
+          <w:bCs/>
+        </w:rPr>
+        <w:t xml:space="preserve">held-out set</w:t>
+      </w:r>
+      <w:r>
+        <w:t xml:space="preserve"> </w:t>
+      </w:r>
+      <w:r>
+        <w:t xml:space="preserve">for a</w:t>
+      </w:r>
+      <w:r>
+        <w:t xml:space="preserve"> </w:t>
+      </w:r>
+      <w:hyperlink w:anchor="def-training-set">
+        <w:r>
+          <w:rPr>
+            <w:rStyle w:val="Hyperlink"/>
+          </w:rPr>
+          <w:t xml:space="preserve">training set</w:t>
+        </w:r>
+      </w:hyperlink>
+      <w:r>
+        <w:t xml:space="preserve"> </w:t>
+      </w:r>
+      <m:oMath>
+        <m:r>
+          <m:rPr>
+            <m:scr m:val="script"/>
+            <m:sty m:val="p"/>
+          </m:rPr>
+          <m:t>T</m:t>
+        </m:r>
+      </m:oMath>
+      <w:r>
+        <w:t xml:space="preserve"> </w:t>
+      </w:r>
+      <w:r>
+        <w:t xml:space="preserve">is a list of</w:t>
+      </w:r>
+      <w:r>
+        <w:t xml:space="preserve"> </w:t>
+      </w:r>
+      <m:oMath>
+        <m:r>
+          <m:t>m</m:t>
+        </m:r>
+      </m:oMath>
+      <w:r>
+        <w:t xml:space="preserve"> </w:t>
+      </w:r>
+      <w:r>
+        <w:t xml:space="preserve">further observations,</w:t>
+      </w:r>
+      <w:r>
+        <w:t xml:space="preserve"> </w:t>
+      </w:r>
+      <w:r>
+        <w:t xml:space="preserve">none of them in</w:t>
+      </w:r>
+      <w:r>
+        <w:t xml:space="preserve"> </w:t>
+      </w:r>
+      <m:oMath>
+        <m:r>
+          <m:rPr>
+            <m:scr m:val="script"/>
+            <m:sty m:val="p"/>
+          </m:rPr>
+          <m:t>T</m:t>
+        </m:r>
+      </m:oMath>
+      <w:r>
+        <w:t xml:space="preserve">,</w:t>
+      </w:r>
+      <w:r>
+        <w:t xml:space="preserve"> </w:t>
+      </w:r>
+      <w:r>
+        <w:t xml:space="preserve">that the</w:t>
+      </w:r>
+      <w:r>
+        <w:t xml:space="preserve"> </w:t>
+      </w:r>
+      <w:hyperlink w:anchor="def-fitting-procedure">
+        <w:r>
+          <w:rPr>
+            <w:rStyle w:val="Hyperlink"/>
+          </w:rPr>
+          <w:t xml:space="preserve">fitting procedure</w:t>
+        </w:r>
+      </w:hyperlink>
+      <w:r>
+        <w:t xml:space="preserve"> </w:t>
+      </w:r>
+      <w:r>
+        <w:t xml:space="preserve">does not use</w:t>
+      </w:r>
+      <w:r>
+        <w:t xml:space="preserve"> </w:t>
+      </w:r>
+      <w:r>
+        <w:t xml:space="preserve">and on which the</w:t>
+      </w:r>
+      <w:r>
+        <w:t xml:space="preserve"> </w:t>
+      </w:r>
+      <w:hyperlink w:anchor="def-prediction-rule">
+        <w:r>
+          <w:rPr>
+            <w:rStyle w:val="Hyperlink"/>
+          </w:rPr>
+          <w:t xml:space="preserve">prediction rule</w:t>
+        </w:r>
+      </w:hyperlink>
       <w:r>
         <w:t xml:space="preserve"> </w:t>
       </w:r>
@@ -4867,13 +2021,2842 @@
         <w:t xml:space="preserve"> </w:t>
       </w:r>
       <w:r>
-        <w:t xml:space="preserve">is known, because we fitted it.</w:t>
-      </w:r>
-      <w:r>
-        <w:t xml:space="preserve"> </w:t>
-      </w:r>
-      <w:r>
-        <w:t xml:space="preserve">The joint distribution of</w:t>
+        <w:t xml:space="preserve">is scored:</w:t>
+      </w:r>
+    </w:p>
+    <w:p>
+      <w:pPr>
+        <w:pStyle w:val="BodyText"/>
+      </w:pPr>
+      <w:bookmarkStart w:id="26" w:name="eq-held-out-set"/>
+      <m:oMathPara>
+        <m:oMathParaPr>
+          <m:jc m:val="center"/>
+        </m:oMathParaPr>
+        <m:oMath>
+          <m:r>
+            <m:t>​</m:t>
+          </m:r>
+          <m:d>
+            <m:dPr>
+              <m:begChr m:val="("/>
+              <m:sepChr m:val=""/>
+              <m:endChr m:val=")"/>
+              <m:grow/>
+            </m:dPr>
+            <m:e>
+              <m:r>
+                <m:rPr>
+                  <m:sty m:val="p"/>
+                </m:rPr>
+                <m:t>(</m:t>
+              </m:r>
+              <m:sSub>
+                <m:e>
+                  <m:r>
+                    <m:t>x</m:t>
+                  </m:r>
+                </m:e>
+                <m:sub>
+                  <m:r>
+                    <m:t>0</m:t>
+                  </m:r>
+                  <m:r>
+                    <m:rPr>
+                      <m:sty m:val="p"/>
+                    </m:rPr>
+                    <m:t>,</m:t>
+                  </m:r>
+                  <m:r>
+                    <m:t>1</m:t>
+                  </m:r>
+                </m:sub>
+              </m:sSub>
+              <m:r>
+                <m:rPr>
+                  <m:sty m:val="p"/>
+                </m:rPr>
+                <m:t>,</m:t>
+              </m:r>
+              <m:sSub>
+                <m:e>
+                  <m:r>
+                    <m:t>y</m:t>
+                  </m:r>
+                </m:e>
+                <m:sub>
+                  <m:r>
+                    <m:t>0</m:t>
+                  </m:r>
+                  <m:r>
+                    <m:rPr>
+                      <m:sty m:val="p"/>
+                    </m:rPr>
+                    <m:t>,</m:t>
+                  </m:r>
+                  <m:r>
+                    <m:t>1</m:t>
+                  </m:r>
+                </m:sub>
+              </m:sSub>
+              <m:r>
+                <m:rPr>
+                  <m:sty m:val="p"/>
+                </m:rPr>
+                <m:t>)</m:t>
+              </m:r>
+              <m:r>
+                <m:rPr>
+                  <m:sty m:val="p"/>
+                </m:rPr>
+                <m:t>,</m:t>
+              </m:r>
+              <m:r>
+                <m:rPr>
+                  <m:sty m:val="p"/>
+                </m:rPr>
+                <m:t>…</m:t>
+              </m:r>
+              <m:r>
+                <m:rPr>
+                  <m:sty m:val="p"/>
+                </m:rPr>
+                <m:t>,</m:t>
+              </m:r>
+              <m:r>
+                <m:rPr>
+                  <m:sty m:val="p"/>
+                </m:rPr>
+                <m:t>(</m:t>
+              </m:r>
+              <m:sSub>
+                <m:e>
+                  <m:r>
+                    <m:t>x</m:t>
+                  </m:r>
+                </m:e>
+                <m:sub>
+                  <m:r>
+                    <m:t>0</m:t>
+                  </m:r>
+                  <m:r>
+                    <m:rPr>
+                      <m:sty m:val="p"/>
+                    </m:rPr>
+                    <m:t>,</m:t>
+                  </m:r>
+                  <m:r>
+                    <m:t>m</m:t>
+                  </m:r>
+                </m:sub>
+              </m:sSub>
+              <m:r>
+                <m:rPr>
+                  <m:sty m:val="p"/>
+                </m:rPr>
+                <m:t>,</m:t>
+              </m:r>
+              <m:sSub>
+                <m:e>
+                  <m:r>
+                    <m:t>y</m:t>
+                  </m:r>
+                </m:e>
+                <m:sub>
+                  <m:r>
+                    <m:t>0</m:t>
+                  </m:r>
+                  <m:r>
+                    <m:rPr>
+                      <m:sty m:val="p"/>
+                    </m:rPr>
+                    <m:t>,</m:t>
+                  </m:r>
+                  <m:r>
+                    <m:t>m</m:t>
+                  </m:r>
+                </m:sub>
+              </m:sSub>
+              <m:r>
+                <m:rPr>
+                  <m:sty m:val="p"/>
+                </m:rPr>
+                <m:t>)</m:t>
+              </m:r>
+            </m:e>
+          </m:d>
+          <m:r>
+            <m:t>​</m:t>
+          </m:r>
+          <m:r>
+            <m:rPr>
+              <m:sty m:val="p"/>
+            </m:rPr>
+            <m:t>.</m:t>
+          </m:r>
+          <m:r>
+            <m:t>  </m:t>
+          </m:r>
+          <m:r>
+            <m:rPr>
+              <m:sty m:val="p"/>
+            </m:rPr>
+            <m:t>(</m:t>
+          </m:r>
+          <m:r>
+            <m:t>5</m:t>
+          </m:r>
+          <m:r>
+            <m:rPr>
+              <m:sty m:val="p"/>
+            </m:rPr>
+            <m:t>)</m:t>
+          </m:r>
+        </m:oMath>
+      </m:oMathPara>
+      <w:bookmarkEnd w:id="26"/>
+    </w:p>
+    <w:tbl>
+      <w:tblPr>
+        <w:tblStyle w:val="Table"/>
+        <w:tblLook w:firstRow="0" w:lastRow="0" w:firstColumn="0" w:lastColumn="0" w:noHBand="0" w:noVBand="0" w:val="0000"/>
+        <w:tblBorders>
+          <w:top w:val="single" w:sz="4" w:space="0" w:color="0758E5"/>
+          <w:left w:val="single" w:sz="24" w:space="0" w:color="0758E5"/>
+          <w:bottom w:val="single" w:sz="4" w:space="0" w:color="0758E5"/>
+          <w:right w:val="single" w:sz="4" w:space="0" w:color="0758E5"/>
+        </w:tblBorders>
+        <w:tblCellMar>
+          <w:left w:w="144" w:type="dxa"/>
+          <w:right w:w="144" w:type="dxa"/>
+        </w:tblCellMar>
+        <w:tblLook w:firstRow="0" w:lastRow="0" w:firstColumn="0" w:lastColumn="0" w:noHBand="0" w:noVBand="0" w:val="0000"/>
+      </w:tblPr>
+      <w:tr>
+        <w:trPr>
+          <w:cantSplit/>
+        </w:trPr>
+        <w:tc>
+          <w:tcPr>
+            <w:shd w:color="auto" w:fill="dae6fb" w:val="clear"/>
+            <w:tcMar>
+              <w:top w:w="92" w:type="dxa"/>
+              <w:bottom w:w="92" w:type="dxa"/>
+            </w:tcMar>
+          </w:tcPr>
+          <w:p>
+            <w:pPr>
+              <w:pStyle w:val="FirstParagraph"/>
+            </w:pPr>
+            <w:pPr>
+              <w:spacing w:before="0" w:after="0"/>
+              <w:textAlignment w:val="center"/>
+            </w:pPr>
+            <w:r>
+              <w:drawing>
+                <wp:inline>
+                  <wp:extent cx="152400" cy="152400"/>
+                  <wp:effectExtent b="0" l="0" r="0" t="0"/>
+                  <wp:docPr descr="" title="" id="27" name="Picture"/>
+                  <a:graphic>
+                    <a:graphicData uri="http://schemas.openxmlformats.org/drawingml/2006/picture">
+                      <pic:pic>
+                        <pic:nvPicPr>
+                          <pic:cNvPr descr="/opt/quarto/share/formats/docx/note.png" id="28" name="Picture"/>
+                          <pic:cNvPicPr>
+                            <a:picLocks noChangeArrowheads="1" noChangeAspect="1"/>
+                          </pic:cNvPicPr>
+                        </pic:nvPicPr>
+                        <pic:blipFill>
+                          <a:blip r:embed="rId11"/>
+                          <a:stretch>
+                            <a:fillRect/>
+                          </a:stretch>
+                        </pic:blipFill>
+                        <pic:spPr bwMode="auto">
+                          <a:xfrm>
+                            <a:off x="0" y="0"/>
+                            <a:ext cx="152400" cy="152400"/>
+                          </a:xfrm>
+                          <a:prstGeom prst="rect">
+                            <a:avLst/>
+                          </a:prstGeom>
+                          <a:noFill/>
+                          <a:ln w="9525">
+                            <a:noFill/>
+                            <a:headEnd/>
+                            <a:tailEnd/>
+                          </a:ln>
+                        </pic:spPr>
+                      </pic:pic>
+                    </a:graphicData>
+                  </a:graphic>
+                </wp:inline>
+              </w:drawing>
+            </w:r>
+            <w:r>
+              <w:t xml:space="preserve"> </w:t>
+            </w:r>
+            <w:r>
+              <w:t xml:space="preserve"> </w:t>
+            </w:r>
+            <w:r>
+              <w:t xml:space="preserve">Source</w:t>
+            </w:r>
+          </w:p>
+        </w:tc>
+      </w:tr>
+      <w:tr>
+        <w:trPr>
+          <w:cantSplit/>
+        </w:trPr>
+        <w:tc>
+          <w:tcPr>
+            <w:tcMar>
+              <w:top w:w="108" w:type="dxa"/>
+              <w:bottom w:w="108" w:type="dxa"/>
+            </w:tcMar>
+          </w:tcPr>
+          <w:p>
+            <w:pPr>
+              <w:pStyle w:val="BodyText"/>
+            </w:pPr>
+            <w:pPr>
+              <w:spacing w:before="16" w:after="16"/>
+            </w:pPr>
+            <w:r>
+              <w:t xml:space="preserve">James et al. (2021, sec. 5.1.1)</w:t>
+            </w:r>
+            <w:r>
+              <w:t xml:space="preserve">, who call it a hold-out set.</w:t>
+            </w:r>
+          </w:p>
+          <w:p/>
+        </w:tc>
+      </w:tr>
+    </w:tbl>
+    <w:bookmarkEnd w:id="29"/>
+    <w:bookmarkStart w:id="32" w:name="def-prediction-rmse"/>
+    <w:p>
+      <w:pPr>
+        <w:pStyle w:val="BodyText"/>
+      </w:pPr>
+      <w:r>
+        <w:rPr>
+          <w:b/>
+          <w:bCs/>
+        </w:rPr>
+        <w:t xml:space="preserve">Definition 6 (Root mean squared error of predictions)</w:t>
+      </w:r>
+      <w:r>
+        <w:t xml:space="preserve"> </w:t>
+      </w:r>
+      <w:r>
+        <w:t xml:space="preserve">The</w:t>
+      </w:r>
+      <w:r>
+        <w:t xml:space="preserve"> </w:t>
+      </w:r>
+      <w:r>
+        <w:rPr>
+          <w:b/>
+          <w:bCs/>
+        </w:rPr>
+        <w:t xml:space="preserve">root mean squared error</w:t>
+      </w:r>
+      <w:r>
+        <w:t xml:space="preserve"> </w:t>
+      </w:r>
+      <w:r>
+        <w:t xml:space="preserve">(RMSE) of predictions</w:t>
+      </w:r>
+      <w:r>
+        <w:t xml:space="preserve"> </w:t>
+      </w:r>
+      <m:oMath>
+        <m:sSub>
+          <m:e>
+            <m:acc>
+              <m:accPr>
+                <m:chr m:val="̂"/>
+              </m:accPr>
+              <m:e>
+                <m:r>
+                  <m:t>y</m:t>
+                </m:r>
+              </m:e>
+            </m:acc>
+          </m:e>
+          <m:sub>
+            <m:r>
+              <m:t>1</m:t>
+            </m:r>
+          </m:sub>
+        </m:sSub>
+        <m:r>
+          <m:rPr>
+            <m:sty m:val="p"/>
+          </m:rPr>
+          <m:t>,</m:t>
+        </m:r>
+        <m:r>
+          <m:rPr>
+            <m:sty m:val="p"/>
+          </m:rPr>
+          <m:t>…</m:t>
+        </m:r>
+        <m:r>
+          <m:rPr>
+            <m:sty m:val="p"/>
+          </m:rPr>
+          <m:t>,</m:t>
+        </m:r>
+        <m:sSub>
+          <m:e>
+            <m:acc>
+              <m:accPr>
+                <m:chr m:val="̂"/>
+              </m:accPr>
+              <m:e>
+                <m:r>
+                  <m:t>y</m:t>
+                </m:r>
+              </m:e>
+            </m:acc>
+          </m:e>
+          <m:sub>
+            <m:r>
+              <m:t>n</m:t>
+            </m:r>
+          </m:sub>
+        </m:sSub>
+      </m:oMath>
+      <w:r>
+        <w:t xml:space="preserve"> </w:t>
+      </w:r>
+      <w:r>
+        <w:t xml:space="preserve">of observed outcomes</w:t>
+      </w:r>
+      <w:r>
+        <w:t xml:space="preserve"> </w:t>
+      </w:r>
+      <m:oMath>
+        <m:sSub>
+          <m:e>
+            <m:r>
+              <m:t>y</m:t>
+            </m:r>
+          </m:e>
+          <m:sub>
+            <m:r>
+              <m:t>1</m:t>
+            </m:r>
+          </m:sub>
+        </m:sSub>
+        <m:r>
+          <m:rPr>
+            <m:sty m:val="p"/>
+          </m:rPr>
+          <m:t>,</m:t>
+        </m:r>
+        <m:r>
+          <m:rPr>
+            <m:sty m:val="p"/>
+          </m:rPr>
+          <m:t>…</m:t>
+        </m:r>
+        <m:r>
+          <m:rPr>
+            <m:sty m:val="p"/>
+          </m:rPr>
+          <m:t>,</m:t>
+        </m:r>
+        <m:sSub>
+          <m:e>
+            <m:r>
+              <m:t>y</m:t>
+            </m:r>
+          </m:e>
+          <m:sub>
+            <m:r>
+              <m:t>n</m:t>
+            </m:r>
+          </m:sub>
+        </m:sSub>
+      </m:oMath>
+      <w:r>
+        <w:t xml:space="preserve"> </w:t>
+      </w:r>
+      <w:r>
+        <w:t xml:space="preserve">is the square root of their</w:t>
+      </w:r>
+      <w:r>
+        <w:t xml:space="preserve"> </w:t>
+      </w:r>
+      <w:hyperlink r:id="rId30">
+        <w:r>
+          <w:rPr>
+            <w:rStyle w:val="Hyperlink"/>
+          </w:rPr>
+          <w:t xml:space="preserve">mean squared error</w:t>
+        </w:r>
+      </w:hyperlink>
+      <w:r>
+        <w:t xml:space="preserve">:</w:t>
+      </w:r>
+    </w:p>
+    <w:p>
+      <w:pPr>
+        <w:pStyle w:val="BodyText"/>
+      </w:pPr>
+      <w:bookmarkStart w:id="31" w:name="eq-prediction-rmse"/>
+      <m:oMathPara>
+        <m:oMathParaPr>
+          <m:jc m:val="center"/>
+        </m:oMathParaPr>
+        <m:oMath>
+          <m:r>
+            <m:rPr>
+              <m:sty m:val="p"/>
+            </m:rPr>
+            <m:t>RMSE</m:t>
+          </m:r>
+          <m:r>
+            <m:t>​</m:t>
+          </m:r>
+          <m:d>
+            <m:dPr>
+              <m:begChr m:val="("/>
+              <m:sepChr m:val=""/>
+              <m:endChr m:val=")"/>
+              <m:grow/>
+            </m:dPr>
+            <m:e>
+              <m:acc>
+                <m:accPr>
+                  <m:chr m:val="̂"/>
+                </m:accPr>
+                <m:e>
+                  <m:r>
+                    <m:t>y</m:t>
+                  </m:r>
+                </m:e>
+              </m:acc>
+            </m:e>
+          </m:d>
+          <m:r>
+            <m:t>​</m:t>
+          </m:r>
+          <m:limUpp>
+            <m:e>
+              <m:r>
+                <m:rPr>
+                  <m:sty m:val="p"/>
+                </m:rPr>
+                <m:t>=</m:t>
+              </m:r>
+            </m:e>
+            <m:lim>
+              <m:r>
+                <m:rPr>
+                  <m:nor/>
+                  <m:sty m:val="p"/>
+                </m:rPr>
+                <m:t>def</m:t>
+              </m:r>
+            </m:lim>
+          </m:limUpp>
+          <m:rad>
+            <m:radPr>
+              <m:degHide m:val="on"/>
+            </m:radPr>
+            <m:deg/>
+            <m:e>
+              <m:r>
+                <m:rPr>
+                  <m:sty m:val="p"/>
+                </m:rPr>
+                <m:t>MSE</m:t>
+              </m:r>
+              <m:r>
+                <m:t>​</m:t>
+              </m:r>
+              <m:d>
+                <m:dPr>
+                  <m:begChr m:val="("/>
+                  <m:sepChr m:val=""/>
+                  <m:endChr m:val=")"/>
+                  <m:grow/>
+                </m:dPr>
+                <m:e>
+                  <m:acc>
+                    <m:accPr>
+                      <m:chr m:val="̂"/>
+                    </m:accPr>
+                    <m:e>
+                      <m:r>
+                        <m:t>y</m:t>
+                      </m:r>
+                    </m:e>
+                  </m:acc>
+                </m:e>
+              </m:d>
+              <m:r>
+                <m:t>​</m:t>
+              </m:r>
+            </m:e>
+          </m:rad>
+          <m:r>
+            <m:rPr>
+              <m:sty m:val="p"/>
+            </m:rPr>
+            <m:t>.</m:t>
+          </m:r>
+          <m:r>
+            <m:t>  </m:t>
+          </m:r>
+          <m:r>
+            <m:rPr>
+              <m:sty m:val="p"/>
+            </m:rPr>
+            <m:t>(</m:t>
+          </m:r>
+          <m:r>
+            <m:t>6</m:t>
+          </m:r>
+          <m:r>
+            <m:rPr>
+              <m:sty m:val="p"/>
+            </m:rPr>
+            <m:t>)</m:t>
+          </m:r>
+        </m:oMath>
+      </m:oMathPara>
+      <w:bookmarkEnd w:id="31"/>
+    </w:p>
+    <w:bookmarkEnd w:id="32"/>
+    <w:bookmarkStart w:id="37" w:name="def-training-mse"/>
+    <w:p>
+      <w:pPr>
+        <w:pStyle w:val="FirstParagraph"/>
+      </w:pPr>
+      <w:r>
+        <w:rPr>
+          <w:b/>
+          <w:bCs/>
+        </w:rPr>
+        <w:t xml:space="preserve">Definition 7 (Training error)</w:t>
+      </w:r>
+      <w:r>
+        <w:t xml:space="preserve"> </w:t>
+      </w:r>
+      <w:r>
+        <w:t xml:space="preserve">The</w:t>
+      </w:r>
+      <w:r>
+        <w:t xml:space="preserve"> </w:t>
+      </w:r>
+      <w:r>
+        <w:rPr>
+          <w:b/>
+          <w:bCs/>
+        </w:rPr>
+        <w:t xml:space="preserve">training error</w:t>
+      </w:r>
+      <w:r>
+        <w:t xml:space="preserve"> </w:t>
+      </w:r>
+      <w:r>
+        <w:t xml:space="preserve">of a</w:t>
+      </w:r>
+      <w:r>
+        <w:t xml:space="preserve"> </w:t>
+      </w:r>
+      <w:hyperlink w:anchor="def-prediction-rule">
+        <w:r>
+          <w:rPr>
+            <w:rStyle w:val="Hyperlink"/>
+          </w:rPr>
+          <w:t xml:space="preserve">prediction rule</w:t>
+        </w:r>
+      </w:hyperlink>
+      <w:r>
+        <w:t xml:space="preserve"> </w:t>
+      </w:r>
+      <m:oMath>
+        <m:acc>
+          <m:accPr>
+            <m:chr m:val="̂"/>
+          </m:accPr>
+          <m:e>
+            <m:r>
+              <m:t>y</m:t>
+            </m:r>
+          </m:e>
+        </m:acc>
+      </m:oMath>
+      <w:r>
+        <w:t xml:space="preserve"> </w:t>
+      </w:r>
+      <w:r>
+        <w:t xml:space="preserve">fitted to a</w:t>
+      </w:r>
+      <w:r>
+        <w:t xml:space="preserve"> </w:t>
+      </w:r>
+      <w:hyperlink w:anchor="def-training-set">
+        <w:r>
+          <w:rPr>
+            <w:rStyle w:val="Hyperlink"/>
+          </w:rPr>
+          <w:t xml:space="preserve">training set</w:t>
+        </w:r>
+      </w:hyperlink>
+      <w:r>
+        <w:t xml:space="preserve"> </w:t>
+      </w:r>
+      <m:oMath>
+        <m:r>
+          <m:rPr>
+            <m:scr m:val="script"/>
+            <m:sty m:val="p"/>
+          </m:rPr>
+          <m:t>T</m:t>
+        </m:r>
+      </m:oMath>
+      <w:r>
+        <w:t xml:space="preserve"> </w:t>
+      </w:r>
+      <w:r>
+        <w:t xml:space="preserve">is the</w:t>
+      </w:r>
+      <w:r>
+        <w:t xml:space="preserve"> </w:t>
+      </w:r>
+      <w:hyperlink r:id="rId30">
+        <w:r>
+          <w:rPr>
+            <w:rStyle w:val="Hyperlink"/>
+          </w:rPr>
+          <w:t xml:space="preserve">mean squared error</w:t>
+        </w:r>
+      </w:hyperlink>
+      <w:r>
+        <w:t xml:space="preserve"> </w:t>
+      </w:r>
+      <w:r>
+        <w:t xml:space="preserve">of its</w:t>
+      </w:r>
+      <w:r>
+        <w:t xml:space="preserve"> </w:t>
+      </w:r>
+      <w:hyperlink r:id="rId33">
+        <w:r>
+          <w:rPr>
+            <w:rStyle w:val="Hyperlink"/>
+          </w:rPr>
+          <w:t xml:space="preserve">fitted values</w:t>
+        </w:r>
+      </w:hyperlink>
+      <w:r>
+        <w:t xml:space="preserve"> </w:t>
+      </w:r>
+      <m:oMath>
+        <m:sSub>
+          <m:e>
+            <m:acc>
+              <m:accPr>
+                <m:chr m:val="̂"/>
+              </m:accPr>
+              <m:e>
+                <m:r>
+                  <m:t>y</m:t>
+                </m:r>
+              </m:e>
+            </m:acc>
+          </m:e>
+          <m:sub>
+            <m:r>
+              <m:t>i</m:t>
+            </m:r>
+          </m:sub>
+        </m:sSub>
+      </m:oMath>
+      <w:r>
+        <w:t xml:space="preserve">,</w:t>
+      </w:r>
+      <w:r>
+        <w:t xml:space="preserve"> </w:t>
+      </w:r>
+      <m:oMath>
+        <m:r>
+          <m:t>i</m:t>
+        </m:r>
+        <m:r>
+          <m:rPr>
+            <m:sty m:val="p"/>
+          </m:rPr>
+          <m:t>∈</m:t>
+        </m:r>
+        <m:r>
+          <m:t>I</m:t>
+        </m:r>
+      </m:oMath>
+      <w:r>
+        <w:t xml:space="preserve">,</w:t>
+      </w:r>
+      <w:r>
+        <w:t xml:space="preserve"> </w:t>
+      </w:r>
+      <w:r>
+        <w:t xml:space="preserve">as predictions of the training outcomes</w:t>
+      </w:r>
+      <w:r>
+        <w:t xml:space="preserve"> </w:t>
+      </w:r>
+      <m:oMath>
+        <m:sSub>
+          <m:e>
+            <m:r>
+              <m:t>y</m:t>
+            </m:r>
+          </m:e>
+          <m:sub>
+            <m:r>
+              <m:t>i</m:t>
+            </m:r>
+          </m:sub>
+        </m:sSub>
+      </m:oMath>
+      <w:r>
+        <w:t xml:space="preserve">:</w:t>
+      </w:r>
+    </w:p>
+    <w:p>
+      <w:pPr>
+        <w:pStyle w:val="BodyText"/>
+      </w:pPr>
+      <w:bookmarkStart w:id="34" w:name="eq-training-mse"/>
+      <m:oMathPara>
+        <m:oMathParaPr>
+          <m:jc m:val="center"/>
+        </m:oMathParaPr>
+        <m:oMath>
+          <m:bar>
+            <m:barPr>
+              <m:pos m:val="top"/>
+            </m:barPr>
+            <m:e>
+              <m:r>
+                <m:rPr>
+                  <m:sty m:val="p"/>
+                </m:rPr>
+                <m:t>err</m:t>
+              </m:r>
+            </m:e>
+          </m:bar>
+          <m:limUpp>
+            <m:e>
+              <m:r>
+                <m:rPr>
+                  <m:sty m:val="p"/>
+                </m:rPr>
+                <m:t>=</m:t>
+              </m:r>
+            </m:e>
+            <m:lim>
+              <m:r>
+                <m:rPr>
+                  <m:nor/>
+                  <m:sty m:val="p"/>
+                </m:rPr>
+                <m:t>def</m:t>
+              </m:r>
+            </m:lim>
+          </m:limUpp>
+          <m:f>
+            <m:fPr>
+              <m:type m:val="bar"/>
+            </m:fPr>
+            <m:num>
+              <m:r>
+                <m:t>1</m:t>
+              </m:r>
+            </m:num>
+            <m:den>
+              <m:r>
+                <m:t>n</m:t>
+              </m:r>
+            </m:den>
+          </m:f>
+          <m:nary>
+            <m:naryPr>
+              <m:chr m:val="∑"/>
+              <m:limLoc m:val="undOvr"/>
+              <m:subHide m:val="off"/>
+              <m:supHide m:val="on"/>
+            </m:naryPr>
+            <m:sub>
+              <m:r>
+                <m:t>i</m:t>
+              </m:r>
+              <m:r>
+                <m:rPr>
+                  <m:sty m:val="p"/>
+                </m:rPr>
+                <m:t>∈</m:t>
+              </m:r>
+              <m:r>
+                <m:t>I</m:t>
+              </m:r>
+            </m:sub>
+            <m:sup>
+              <m:r>
+                <m:t>​</m:t>
+              </m:r>
+            </m:sup>
+            <m:e>
+              <m:r>
+                <m:t>​</m:t>
+              </m:r>
+            </m:e>
+          </m:nary>
+          <m:sSup>
+            <m:e>
+              <m:d>
+                <m:dPr>
+                  <m:begChr m:val="("/>
+                  <m:sepChr m:val=""/>
+                  <m:endChr m:val=")"/>
+                  <m:grow/>
+                </m:dPr>
+                <m:e>
+                  <m:sSub>
+                    <m:e>
+                      <m:acc>
+                        <m:accPr>
+                          <m:chr m:val="̂"/>
+                        </m:accPr>
+                        <m:e>
+                          <m:r>
+                            <m:t>y</m:t>
+                          </m:r>
+                        </m:e>
+                      </m:acc>
+                    </m:e>
+                    <m:sub>
+                      <m:r>
+                        <m:t>i</m:t>
+                      </m:r>
+                    </m:sub>
+                  </m:sSub>
+                  <m:r>
+                    <m:rPr>
+                      <m:sty m:val="p"/>
+                    </m:rPr>
+                    <m:t>−</m:t>
+                  </m:r>
+                  <m:sSub>
+                    <m:e>
+                      <m:r>
+                        <m:t>y</m:t>
+                      </m:r>
+                    </m:e>
+                    <m:sub>
+                      <m:r>
+                        <m:t>i</m:t>
+                      </m:r>
+                    </m:sub>
+                  </m:sSub>
+                </m:e>
+              </m:d>
+            </m:e>
+            <m:sup>
+              <m:r>
+                <m:t>2</m:t>
+              </m:r>
+            </m:sup>
+          </m:sSup>
+          <m:r>
+            <m:t>​</m:t>
+          </m:r>
+          <m:r>
+            <m:rPr>
+              <m:sty m:val="p"/>
+            </m:rPr>
+            <m:t>.</m:t>
+          </m:r>
+          <m:r>
+            <m:t>  </m:t>
+          </m:r>
+          <m:r>
+            <m:rPr>
+              <m:sty m:val="p"/>
+            </m:rPr>
+            <m:t>(</m:t>
+          </m:r>
+          <m:r>
+            <m:t>7</m:t>
+          </m:r>
+          <m:r>
+            <m:rPr>
+              <m:sty m:val="p"/>
+            </m:rPr>
+            <m:t>)</m:t>
+          </m:r>
+        </m:oMath>
+      </m:oMathPara>
+      <w:bookmarkEnd w:id="34"/>
+    </w:p>
+    <w:tbl>
+      <w:tblPr>
+        <w:tblStyle w:val="Table"/>
+        <w:tblLook w:firstRow="0" w:lastRow="0" w:firstColumn="0" w:lastColumn="0" w:noHBand="0" w:noVBand="0" w:val="0000"/>
+        <w:tblBorders>
+          <w:top w:val="single" w:sz="4" w:space="0" w:color="0758E5"/>
+          <w:left w:val="single" w:sz="24" w:space="0" w:color="0758E5"/>
+          <w:bottom w:val="single" w:sz="4" w:space="0" w:color="0758E5"/>
+          <w:right w:val="single" w:sz="4" w:space="0" w:color="0758E5"/>
+        </w:tblBorders>
+        <w:tblCellMar>
+          <w:left w:w="144" w:type="dxa"/>
+          <w:right w:w="144" w:type="dxa"/>
+        </w:tblCellMar>
+        <w:tblLook w:firstRow="0" w:lastRow="0" w:firstColumn="0" w:lastColumn="0" w:noHBand="0" w:noVBand="0" w:val="0000"/>
+      </w:tblPr>
+      <w:tr>
+        <w:trPr>
+          <w:cantSplit/>
+        </w:trPr>
+        <w:tc>
+          <w:tcPr>
+            <w:shd w:color="auto" w:fill="dae6fb" w:val="clear"/>
+            <w:tcMar>
+              <w:top w:w="92" w:type="dxa"/>
+              <w:bottom w:w="92" w:type="dxa"/>
+            </w:tcMar>
+          </w:tcPr>
+          <w:p>
+            <w:pPr>
+              <w:pStyle w:val="FirstParagraph"/>
+            </w:pPr>
+            <w:pPr>
+              <w:spacing w:before="0" w:after="0"/>
+              <w:textAlignment w:val="center"/>
+            </w:pPr>
+            <w:r>
+              <w:drawing>
+                <wp:inline>
+                  <wp:extent cx="152400" cy="152400"/>
+                  <wp:effectExtent b="0" l="0" r="0" t="0"/>
+                  <wp:docPr descr="" title="" id="35" name="Picture"/>
+                  <a:graphic>
+                    <a:graphicData uri="http://schemas.openxmlformats.org/drawingml/2006/picture">
+                      <pic:pic>
+                        <pic:nvPicPr>
+                          <pic:cNvPr descr="/opt/quarto/share/formats/docx/note.png" id="36" name="Picture"/>
+                          <pic:cNvPicPr>
+                            <a:picLocks noChangeArrowheads="1" noChangeAspect="1"/>
+                          </pic:cNvPicPr>
+                        </pic:nvPicPr>
+                        <pic:blipFill>
+                          <a:blip r:embed="rId11"/>
+                          <a:stretch>
+                            <a:fillRect/>
+                          </a:stretch>
+                        </pic:blipFill>
+                        <pic:spPr bwMode="auto">
+                          <a:xfrm>
+                            <a:off x="0" y="0"/>
+                            <a:ext cx="152400" cy="152400"/>
+                          </a:xfrm>
+                          <a:prstGeom prst="rect">
+                            <a:avLst/>
+                          </a:prstGeom>
+                          <a:noFill/>
+                          <a:ln w="9525">
+                            <a:noFill/>
+                            <a:headEnd/>
+                            <a:tailEnd/>
+                          </a:ln>
+                        </pic:spPr>
+                      </pic:pic>
+                    </a:graphicData>
+                  </a:graphic>
+                </wp:inline>
+              </w:drawing>
+            </w:r>
+            <w:r>
+              <w:t xml:space="preserve"> </w:t>
+            </w:r>
+            <w:r>
+              <w:t xml:space="preserve"> </w:t>
+            </w:r>
+            <w:r>
+              <w:t xml:space="preserve">Source</w:t>
+            </w:r>
+          </w:p>
+        </w:tc>
+      </w:tr>
+      <w:tr>
+        <w:trPr>
+          <w:cantSplit/>
+        </w:trPr>
+        <w:tc>
+          <w:tcPr>
+            <w:tcMar>
+              <w:top w:w="108" w:type="dxa"/>
+              <w:bottom w:w="108" w:type="dxa"/>
+            </w:tcMar>
+          </w:tcPr>
+          <w:p>
+            <w:pPr>
+              <w:pStyle w:val="BodyText"/>
+            </w:pPr>
+            <w:pPr>
+              <w:spacing w:before="16" w:after="16"/>
+            </w:pPr>
+            <w:r>
+              <w:t xml:space="preserve">Hastie et al. (2009, sec. 7.2)</w:t>
+            </w:r>
+            <w:r>
+              <w:t xml:space="preserve">, who write the training error as</w:t>
+            </w:r>
+            <w:r>
+              <w:t xml:space="preserve"> </w:t>
+            </w:r>
+            <m:oMath>
+              <m:bar>
+                <m:barPr>
+                  <m:pos m:val="top"/>
+                </m:barPr>
+                <m:e>
+                  <m:r>
+                    <m:rPr>
+                      <m:nor/>
+                      <m:sty m:val="p"/>
+                    </m:rPr>
+                    <m:t>err</m:t>
+                  </m:r>
+                </m:e>
+              </m:bar>
+            </m:oMath>
+            <w:r>
+              <w:t xml:space="preserve"> </w:t>
+            </w:r>
+            <w:r>
+              <w:t xml:space="preserve">and define it for any loss.</w:t>
+            </w:r>
+          </w:p>
+          <w:p/>
+        </w:tc>
+      </w:tr>
+    </w:tbl>
+    <w:bookmarkEnd w:id="37"/>
+    <w:bookmarkEnd w:id="38"/>
+    <w:bookmarkStart w:id="43" w:name="overfitting"/>
+    <w:p>
+      <w:pPr>
+        <w:pStyle w:val="Heading2"/>
+      </w:pPr>
+      <w:r>
+        <w:t xml:space="preserve">2 Overfitting</w:t>
+      </w:r>
+    </w:p>
+    <w:bookmarkStart w:id="39" w:name="exr-overfitting"/>
+    <w:p>
+      <w:pPr>
+        <w:pStyle w:val="FirstParagraph"/>
+      </w:pPr>
+      <w:r>
+        <w:rPr>
+          <w:b/>
+          <w:bCs/>
+        </w:rPr>
+        <w:t xml:space="preserve">Exercise 1 (Training error versus error on new cars)</w:t>
+      </w:r>
+      <w:r>
+        <w:t xml:space="preserve"> </w:t>
+      </w:r>
+      <w:r>
+        <w:t xml:space="preserve">The built-in</w:t>
+      </w:r>
+      <w:r>
+        <w:t xml:space="preserve"> </w:t>
+      </w:r>
+      <w:r>
+        <w:rPr>
+          <w:rStyle w:val="VerbatimChar"/>
+        </w:rPr>
+        <w:t xml:space="preserve">mtcars</w:t>
+      </w:r>
+      <w:r>
+        <w:t xml:space="preserve"> </w:t>
+      </w:r>
+      <w:r>
+        <w:t xml:space="preserve">data frame has</w:t>
+      </w:r>
+      <w:r>
+        <w:t xml:space="preserve"> </w:t>
+      </w:r>
+      <m:oMath>
+        <m:r>
+          <m:t>n</m:t>
+        </m:r>
+        <m:r>
+          <m:rPr>
+            <m:sty m:val="p"/>
+          </m:rPr>
+          <m:t>=</m:t>
+        </m:r>
+        <m:r>
+          <m:t>32</m:t>
+        </m:r>
+      </m:oMath>
+      <w:r>
+        <w:t xml:space="preserve"> </w:t>
+      </w:r>
+      <w:r>
+        <w:t xml:space="preserve">cars.</w:t>
+      </w:r>
+      <w:r>
+        <w:t xml:space="preserve"> </w:t>
+      </w:r>
+      <w:r>
+        <w:t xml:space="preserve">Fit four models for fuel efficiency</w:t>
+      </w:r>
+      <w:r>
+        <w:t xml:space="preserve"> </w:t>
+      </w:r>
+      <w:r>
+        <w:rPr>
+          <w:rStyle w:val="VerbatimChar"/>
+        </w:rPr>
+        <w:t xml:space="preserve">mpg</w:t>
+      </w:r>
+      <w:r>
+        <w:t xml:space="preserve"> </w:t>
+      </w:r>
+      <w:r>
+        <w:t xml:space="preserve">as a polynomial in weight</w:t>
+      </w:r>
+      <w:r>
+        <w:t xml:space="preserve"> </w:t>
+      </w:r>
+      <w:r>
+        <w:rPr>
+          <w:rStyle w:val="VerbatimChar"/>
+        </w:rPr>
+        <w:t xml:space="preserve">wt</w:t>
+      </w:r>
+      <w:r>
+        <w:t xml:space="preserve">,</w:t>
+      </w:r>
+      <w:r>
+        <w:t xml:space="preserve"> </w:t>
+      </w:r>
+      <w:r>
+        <w:t xml:space="preserve">of degree 1, 2, 3, and 4,</w:t>
+      </w:r>
+      <w:r>
+        <w:t xml:space="preserve"> </w:t>
+      </w:r>
+      <w:r>
+        <w:t xml:space="preserve">using only the first 20 rows as the</w:t>
+      </w:r>
+      <w:r>
+        <w:t xml:space="preserve"> </w:t>
+      </w:r>
+      <w:hyperlink w:anchor="def-training-set">
+        <w:r>
+          <w:rPr>
+            <w:rStyle w:val="Hyperlink"/>
+          </w:rPr>
+          <w:t xml:space="preserve">training set</w:t>
+        </w:r>
+      </w:hyperlink>
+      <w:r>
+        <w:t xml:space="preserve">.</w:t>
+      </w:r>
+      <w:r>
+        <w:t xml:space="preserve"> </w:t>
+      </w:r>
+      <w:r>
+        <w:t xml:space="preserve">For each model, compute the</w:t>
+      </w:r>
+      <w:r>
+        <w:t xml:space="preserve"> </w:t>
+      </w:r>
+      <w:hyperlink w:anchor="def-prediction-rmse">
+        <w:r>
+          <w:rPr>
+            <w:rStyle w:val="Hyperlink"/>
+          </w:rPr>
+          <w:t xml:space="preserve">RMSE</w:t>
+        </w:r>
+      </w:hyperlink>
+      <w:r>
+        <w:t xml:space="preserve"> </w:t>
+      </w:r>
+      <w:r>
+        <w:t xml:space="preserve">of its predictions</w:t>
+      </w:r>
+      <w:r>
+        <w:t xml:space="preserve"> </w:t>
+      </w:r>
+      <w:r>
+        <w:t xml:space="preserve">on the 20 training rows</w:t>
+      </w:r>
+      <w:r>
+        <w:t xml:space="preserve"> </w:t>
+      </w:r>
+      <w:r>
+        <w:t xml:space="preserve">and on the remaining 12 rows,</w:t>
+      </w:r>
+      <w:r>
+        <w:t xml:space="preserve"> </w:t>
+      </w:r>
+      <w:r>
+        <w:t xml:space="preserve">a</w:t>
+      </w:r>
+      <w:r>
+        <w:t xml:space="preserve"> </w:t>
+      </w:r>
+      <w:hyperlink w:anchor="def-held-out-set">
+        <w:r>
+          <w:rPr>
+            <w:rStyle w:val="Hyperlink"/>
+          </w:rPr>
+          <w:t xml:space="preserve">held-out set</w:t>
+        </w:r>
+      </w:hyperlink>
+      <w:r>
+        <w:t xml:space="preserve">.</w:t>
+      </w:r>
+    </w:p>
+    <w:p>
+      <w:pPr>
+        <w:pStyle w:val="Compact"/>
+        <w:numPr>
+          <w:ilvl w:val="0"/>
+          <w:numId w:val="1001"/>
+        </w:numPr>
+      </w:pPr>
+      <w:r>
+        <w:t xml:space="preserve">Which degree has the smallest training RMSE?</w:t>
+      </w:r>
+    </w:p>
+    <w:p>
+      <w:pPr>
+        <w:pStyle w:val="Compact"/>
+        <w:numPr>
+          <w:ilvl w:val="0"/>
+          <w:numId w:val="1001"/>
+        </w:numPr>
+      </w:pPr>
+      <w:r>
+        <w:t xml:space="preserve">Which degree has the smallest RMSE on the 12 held-out rows?</w:t>
+      </w:r>
+    </w:p>
+    <w:p>
+      <w:pPr>
+        <w:pStyle w:val="Compact"/>
+        <w:numPr>
+          <w:ilvl w:val="0"/>
+          <w:numId w:val="1001"/>
+        </w:numPr>
+      </w:pPr>
+      <w:r>
+        <w:t xml:space="preserve">Do the terms added beyond degree 2</w:t>
+      </w:r>
+      <w:r>
+        <w:t xml:space="preserve"> </w:t>
+      </w:r>
+      <w:r>
+        <w:t xml:space="preserve">improve predictions for the held-out cars?</w:t>
+      </w:r>
+    </w:p>
+    <w:bookmarkEnd w:id="39"/>
+    <w:bookmarkStart w:id="40" w:name="sol-overfitting"/>
+    <w:p>
+      <w:pPr>
+        <w:pStyle w:val="FirstParagraph"/>
+      </w:pPr>
+      <w:r>
+        <w:rPr>
+          <w:i/>
+          <w:iCs/>
+        </w:rPr>
+        <w:t xml:space="preserve">Solution 1</w:t>
+      </w:r>
+      <w:r>
+        <w:t xml:space="preserve">. </w:t>
+      </w:r>
+    </w:p>
+    <w:p>
+      <w:pPr>
+        <w:pStyle w:val="SourceCode"/>
+      </w:pPr>
+      <w:r>
+        <w:rPr>
+          <w:rStyle w:val="NormalTok"/>
+        </w:rPr>
+        <w:t xml:space="preserve">train_cars </w:t>
+      </w:r>
+      <w:r>
+        <w:rPr>
+          <w:rStyle w:val="OtherTok"/>
+        </w:rPr>
+        <w:t xml:space="preserve">&lt;-</w:t>
+      </w:r>
+      <w:r>
+        <w:rPr>
+          <w:rStyle w:val="NormalTok"/>
+        </w:rPr>
+        <w:t xml:space="preserve"> mtcars[</w:t>
+      </w:r>
+      <w:r>
+        <w:rPr>
+          <w:rStyle w:val="DecValTok"/>
+        </w:rPr>
+        <w:t xml:space="preserve">1</w:t>
+      </w:r>
+      <w:r>
+        <w:rPr>
+          <w:rStyle w:val="SpecialCharTok"/>
+        </w:rPr>
+        <w:t xml:space="preserve">:</w:t>
+      </w:r>
+      <w:r>
+        <w:rPr>
+          <w:rStyle w:val="DecValTok"/>
+        </w:rPr>
+        <w:t xml:space="preserve">20</w:t>
+      </w:r>
+      <w:r>
+        <w:rPr>
+          <w:rStyle w:val="NormalTok"/>
+        </w:rPr>
+        <w:t xml:space="preserve">, ]</w:t>
+      </w:r>
+      <w:r>
+        <w:br/>
+      </w:r>
+      <w:r>
+        <w:rPr>
+          <w:rStyle w:val="NormalTok"/>
+        </w:rPr>
+        <w:t xml:space="preserve">held_out_cars </w:t>
+      </w:r>
+      <w:r>
+        <w:rPr>
+          <w:rStyle w:val="OtherTok"/>
+        </w:rPr>
+        <w:t xml:space="preserve">&lt;-</w:t>
+      </w:r>
+      <w:r>
+        <w:rPr>
+          <w:rStyle w:val="NormalTok"/>
+        </w:rPr>
+        <w:t xml:space="preserve"> mtcars[</w:t>
+      </w:r>
+      <w:r>
+        <w:rPr>
+          <w:rStyle w:val="DecValTok"/>
+        </w:rPr>
+        <w:t xml:space="preserve">21</w:t>
+      </w:r>
+      <w:r>
+        <w:rPr>
+          <w:rStyle w:val="SpecialCharTok"/>
+        </w:rPr>
+        <w:t xml:space="preserve">:</w:t>
+      </w:r>
+      <w:r>
+        <w:rPr>
+          <w:rStyle w:val="DecValTok"/>
+        </w:rPr>
+        <w:t xml:space="preserve">32</w:t>
+      </w:r>
+      <w:r>
+        <w:rPr>
+          <w:rStyle w:val="NormalTok"/>
+        </w:rPr>
+        <w:t xml:space="preserve">, ]</w:t>
+      </w:r>
+      <w:r>
+        <w:br/>
+      </w:r>
+      <w:r>
+        <w:br/>
+      </w:r>
+      <w:r>
+        <w:rPr>
+          <w:rStyle w:val="NormalTok"/>
+        </w:rPr>
+        <w:t xml:space="preserve">prediction_mse </w:t>
+      </w:r>
+      <w:r>
+        <w:rPr>
+          <w:rStyle w:val="OtherTok"/>
+        </w:rPr>
+        <w:t xml:space="preserve">&lt;-</w:t>
+      </w:r>
+      <w:r>
+        <w:rPr>
+          <w:rStyle w:val="NormalTok"/>
+        </w:rPr>
+        <w:t xml:space="preserve"> </w:t>
+      </w:r>
+      <w:r>
+        <w:rPr>
+          <w:rStyle w:val="ControlFlowTok"/>
+        </w:rPr>
+        <w:t xml:space="preserve">function</w:t>
+      </w:r>
+      <w:r>
+        <w:rPr>
+          <w:rStyle w:val="NormalTok"/>
+        </w:rPr>
+        <w:t xml:space="preserve">(model, data) {</w:t>
+      </w:r>
+      <w:r>
+        <w:br/>
+      </w:r>
+      <w:r>
+        <w:rPr>
+          <w:rStyle w:val="NormalTok"/>
+        </w:rPr>
+        <w:t xml:space="preserve">  response_only </w:t>
+      </w:r>
+      <w:r>
+        <w:rPr>
+          <w:rStyle w:val="OtherTok"/>
+        </w:rPr>
+        <w:t xml:space="preserve">&lt;-</w:t>
+      </w:r>
+      <w:r>
+        <w:rPr>
+          <w:rStyle w:val="NormalTok"/>
+        </w:rPr>
+        <w:t xml:space="preserve"> stats</w:t>
+      </w:r>
+      <w:r>
+        <w:rPr>
+          <w:rStyle w:val="SpecialCharTok"/>
+        </w:rPr>
+        <w:t xml:space="preserve">::</w:t>
+      </w:r>
+      <w:r>
+        <w:rPr>
+          <w:rStyle w:val="FunctionTok"/>
+        </w:rPr>
+        <w:t xml:space="preserve">update</w:t>
+      </w:r>
+      <w:r>
+        <w:rPr>
+          <w:rStyle w:val="NormalTok"/>
+        </w:rPr>
+        <w:t xml:space="preserve">(stats</w:t>
+      </w:r>
+      <w:r>
+        <w:rPr>
+          <w:rStyle w:val="SpecialCharTok"/>
+        </w:rPr>
+        <w:t xml:space="preserve">::</w:t>
+      </w:r>
+      <w:r>
+        <w:rPr>
+          <w:rStyle w:val="FunctionTok"/>
+        </w:rPr>
+        <w:t xml:space="preserve">formula</w:t>
+      </w:r>
+      <w:r>
+        <w:rPr>
+          <w:rStyle w:val="NormalTok"/>
+        </w:rPr>
+        <w:t xml:space="preserve">(model), . </w:t>
+      </w:r>
+      <w:r>
+        <w:rPr>
+          <w:rStyle w:val="SpecialCharTok"/>
+        </w:rPr>
+        <w:t xml:space="preserve">~</w:t>
+      </w:r>
+      <w:r>
+        <w:rPr>
+          <w:rStyle w:val="NormalTok"/>
+        </w:rPr>
+        <w:t xml:space="preserve"> </w:t>
+      </w:r>
+      <w:r>
+        <w:rPr>
+          <w:rStyle w:val="DecValTok"/>
+        </w:rPr>
+        <w:t xml:space="preserve">1</w:t>
+      </w:r>
+      <w:r>
+        <w:rPr>
+          <w:rStyle w:val="NormalTok"/>
+        </w:rPr>
+        <w:t xml:space="preserve">)</w:t>
+      </w:r>
+      <w:r>
+        <w:br/>
+      </w:r>
+      <w:r>
+        <w:rPr>
+          <w:rStyle w:val="NormalTok"/>
+        </w:rPr>
+        <w:t xml:space="preserve">  y </w:t>
+      </w:r>
+      <w:r>
+        <w:rPr>
+          <w:rStyle w:val="OtherTok"/>
+        </w:rPr>
+        <w:t xml:space="preserve">&lt;-</w:t>
+      </w:r>
+      <w:r>
+        <w:rPr>
+          <w:rStyle w:val="NormalTok"/>
+        </w:rPr>
+        <w:t xml:space="preserve"> stats</w:t>
+      </w:r>
+      <w:r>
+        <w:rPr>
+          <w:rStyle w:val="SpecialCharTok"/>
+        </w:rPr>
+        <w:t xml:space="preserve">::</w:t>
+      </w:r>
+      <w:r>
+        <w:rPr>
+          <w:rStyle w:val="FunctionTok"/>
+        </w:rPr>
+        <w:t xml:space="preserve">model.response</w:t>
+      </w:r>
+      <w:r>
+        <w:rPr>
+          <w:rStyle w:val="NormalTok"/>
+        </w:rPr>
+        <w:t xml:space="preserve">(stats</w:t>
+      </w:r>
+      <w:r>
+        <w:rPr>
+          <w:rStyle w:val="SpecialCharTok"/>
+        </w:rPr>
+        <w:t xml:space="preserve">::</w:t>
+      </w:r>
+      <w:r>
+        <w:rPr>
+          <w:rStyle w:val="FunctionTok"/>
+        </w:rPr>
+        <w:t xml:space="preserve">model.frame</w:t>
+      </w:r>
+      <w:r>
+        <w:rPr>
+          <w:rStyle w:val="NormalTok"/>
+        </w:rPr>
+        <w:t xml:space="preserve">(response_only, data))</w:t>
+      </w:r>
+      <w:r>
+        <w:br/>
+      </w:r>
+      <w:r>
+        <w:rPr>
+          <w:rStyle w:val="NormalTok"/>
+        </w:rPr>
+        <w:t xml:space="preserve">  </w:t>
+      </w:r>
+      <w:r>
+        <w:rPr>
+          <w:rStyle w:val="FunctionTok"/>
+        </w:rPr>
+        <w:t xml:space="preserve">mean</w:t>
+      </w:r>
+      <w:r>
+        <w:rPr>
+          <w:rStyle w:val="NormalTok"/>
+        </w:rPr>
+        <w:t xml:space="preserve">((</w:t>
+      </w:r>
+      <w:r>
+        <w:rPr>
+          <w:rStyle w:val="FunctionTok"/>
+        </w:rPr>
+        <w:t xml:space="preserve">predict</w:t>
+      </w:r>
+      <w:r>
+        <w:rPr>
+          <w:rStyle w:val="NormalTok"/>
+        </w:rPr>
+        <w:t xml:space="preserve">(model, </w:t>
+      </w:r>
+      <w:r>
+        <w:rPr>
+          <w:rStyle w:val="AttributeTok"/>
+        </w:rPr>
+        <w:t xml:space="preserve">newdata =</w:t>
+      </w:r>
+      <w:r>
+        <w:rPr>
+          <w:rStyle w:val="NormalTok"/>
+        </w:rPr>
+        <w:t xml:space="preserve"> data) </w:t>
+      </w:r>
+      <w:r>
+        <w:rPr>
+          <w:rStyle w:val="SpecialCharTok"/>
+        </w:rPr>
+        <w:t xml:space="preserve">-</w:t>
+      </w:r>
+      <w:r>
+        <w:rPr>
+          <w:rStyle w:val="NormalTok"/>
+        </w:rPr>
+        <w:t xml:space="preserve"> y)</w:t>
+      </w:r>
+      <w:r>
+        <w:rPr>
+          <w:rStyle w:val="SpecialCharTok"/>
+        </w:rPr>
+        <w:t xml:space="preserve">^</w:t>
+      </w:r>
+      <w:r>
+        <w:rPr>
+          <w:rStyle w:val="DecValTok"/>
+        </w:rPr>
+        <w:t xml:space="preserve">2</w:t>
+      </w:r>
+      <w:r>
+        <w:rPr>
+          <w:rStyle w:val="NormalTok"/>
+        </w:rPr>
+        <w:t xml:space="preserve">)</w:t>
+      </w:r>
+      <w:r>
+        <w:br/>
+      </w:r>
+      <w:r>
+        <w:rPr>
+          <w:rStyle w:val="NormalTok"/>
+        </w:rPr>
+        <w:t xml:space="preserve">}</w:t>
+      </w:r>
+      <w:r>
+        <w:br/>
+      </w:r>
+      <w:r>
+        <w:br/>
+      </w:r>
+      <w:r>
+        <w:rPr>
+          <w:rStyle w:val="NormalTok"/>
+        </w:rPr>
+        <w:t xml:space="preserve">rmse </w:t>
+      </w:r>
+      <w:r>
+        <w:rPr>
+          <w:rStyle w:val="OtherTok"/>
+        </w:rPr>
+        <w:t xml:space="preserve">&lt;-</w:t>
+      </w:r>
+      <w:r>
+        <w:rPr>
+          <w:rStyle w:val="NormalTok"/>
+        </w:rPr>
+        <w:t xml:space="preserve"> </w:t>
+      </w:r>
+      <w:r>
+        <w:rPr>
+          <w:rStyle w:val="ControlFlowTok"/>
+        </w:rPr>
+        <w:t xml:space="preserve">function</w:t>
+      </w:r>
+      <w:r>
+        <w:rPr>
+          <w:rStyle w:val="NormalTok"/>
+        </w:rPr>
+        <w:t xml:space="preserve">(model, data) {</w:t>
+      </w:r>
+      <w:r>
+        <w:br/>
+      </w:r>
+      <w:r>
+        <w:rPr>
+          <w:rStyle w:val="NormalTok"/>
+        </w:rPr>
+        <w:t xml:space="preserve">  </w:t>
+      </w:r>
+      <w:r>
+        <w:rPr>
+          <w:rStyle w:val="FunctionTok"/>
+        </w:rPr>
+        <w:t xml:space="preserve">sqrt</w:t>
+      </w:r>
+      <w:r>
+        <w:rPr>
+          <w:rStyle w:val="NormalTok"/>
+        </w:rPr>
+        <w:t xml:space="preserve">(</w:t>
+      </w:r>
+      <w:r>
+        <w:rPr>
+          <w:rStyle w:val="FunctionTok"/>
+        </w:rPr>
+        <w:t xml:space="preserve">prediction_mse</w:t>
+      </w:r>
+      <w:r>
+        <w:rPr>
+          <w:rStyle w:val="NormalTok"/>
+        </w:rPr>
+        <w:t xml:space="preserve">(model, data))</w:t>
+      </w:r>
+      <w:r>
+        <w:br/>
+      </w:r>
+      <w:r>
+        <w:rPr>
+          <w:rStyle w:val="NormalTok"/>
+        </w:rPr>
+        <w:t xml:space="preserve">}</w:t>
+      </w:r>
+      <w:r>
+        <w:br/>
+      </w:r>
+      <w:r>
+        <w:br/>
+      </w:r>
+      <w:r>
+        <w:rPr>
+          <w:rStyle w:val="NormalTok"/>
+        </w:rPr>
+        <w:t xml:space="preserve">overfitting_results </w:t>
+      </w:r>
+      <w:r>
+        <w:rPr>
+          <w:rStyle w:val="OtherTok"/>
+        </w:rPr>
+        <w:t xml:space="preserve">&lt;-</w:t>
+      </w:r>
+      <w:r>
+        <w:rPr>
+          <w:rStyle w:val="NormalTok"/>
+        </w:rPr>
+        <w:t xml:space="preserve"> tibble</w:t>
+      </w:r>
+      <w:r>
+        <w:rPr>
+          <w:rStyle w:val="SpecialCharTok"/>
+        </w:rPr>
+        <w:t xml:space="preserve">::</w:t>
+      </w:r>
+      <w:r>
+        <w:rPr>
+          <w:rStyle w:val="FunctionTok"/>
+        </w:rPr>
+        <w:t xml:space="preserve">tibble</w:t>
+      </w:r>
+      <w:r>
+        <w:rPr>
+          <w:rStyle w:val="NormalTok"/>
+        </w:rPr>
+        <w:t xml:space="preserve">(</w:t>
+      </w:r>
+      <w:r>
+        <w:rPr>
+          <w:rStyle w:val="AttributeTok"/>
+        </w:rPr>
+        <w:t xml:space="preserve">degree =</w:t>
+      </w:r>
+      <w:r>
+        <w:rPr>
+          <w:rStyle w:val="NormalTok"/>
+        </w:rPr>
+        <w:t xml:space="preserve"> </w:t>
+      </w:r>
+      <w:r>
+        <w:rPr>
+          <w:rStyle w:val="DecValTok"/>
+        </w:rPr>
+        <w:t xml:space="preserve">1</w:t>
+      </w:r>
+      <w:r>
+        <w:rPr>
+          <w:rStyle w:val="SpecialCharTok"/>
+        </w:rPr>
+        <w:t xml:space="preserve">:</w:t>
+      </w:r>
+      <w:r>
+        <w:rPr>
+          <w:rStyle w:val="DecValTok"/>
+        </w:rPr>
+        <w:t xml:space="preserve">4</w:t>
+      </w:r>
+      <w:r>
+        <w:rPr>
+          <w:rStyle w:val="NormalTok"/>
+        </w:rPr>
+        <w:t xml:space="preserve">) </w:t>
+      </w:r>
+      <w:r>
+        <w:rPr>
+          <w:rStyle w:val="SpecialCharTok"/>
+        </w:rPr>
+        <w:t xml:space="preserve">|&gt;</w:t>
+      </w:r>
+      <w:r>
+        <w:br/>
+      </w:r>
+      <w:r>
+        <w:rPr>
+          <w:rStyle w:val="NormalTok"/>
+        </w:rPr>
+        <w:t xml:space="preserve">  dplyr</w:t>
+      </w:r>
+      <w:r>
+        <w:rPr>
+          <w:rStyle w:val="SpecialCharTok"/>
+        </w:rPr>
+        <w:t xml:space="preserve">::</w:t>
+      </w:r>
+      <w:r>
+        <w:rPr>
+          <w:rStyle w:val="FunctionTok"/>
+        </w:rPr>
+        <w:t xml:space="preserve">mutate</w:t>
+      </w:r>
+      <w:r>
+        <w:rPr>
+          <w:rStyle w:val="NormalTok"/>
+        </w:rPr>
+        <w:t xml:space="preserve">(</w:t>
+      </w:r>
+      <w:r>
+        <w:br/>
+      </w:r>
+      <w:r>
+        <w:rPr>
+          <w:rStyle w:val="NormalTok"/>
+        </w:rPr>
+        <w:t xml:space="preserve">    </w:t>
+      </w:r>
+      <w:r>
+        <w:rPr>
+          <w:rStyle w:val="AttributeTok"/>
+        </w:rPr>
+        <w:t xml:space="preserve">fit =</w:t>
+      </w:r>
+      <w:r>
+        <w:rPr>
+          <w:rStyle w:val="NormalTok"/>
+        </w:rPr>
+        <w:t xml:space="preserve"> purrr</w:t>
+      </w:r>
+      <w:r>
+        <w:rPr>
+          <w:rStyle w:val="SpecialCharTok"/>
+        </w:rPr>
+        <w:t xml:space="preserve">::</w:t>
+      </w:r>
+      <w:r>
+        <w:rPr>
+          <w:rStyle w:val="FunctionTok"/>
+        </w:rPr>
+        <w:t xml:space="preserve">map</w:t>
+      </w:r>
+      <w:r>
+        <w:rPr>
+          <w:rStyle w:val="NormalTok"/>
+        </w:rPr>
+        <w:t xml:space="preserve">(</w:t>
+      </w:r>
+      <w:r>
+        <w:br/>
+      </w:r>
+      <w:r>
+        <w:rPr>
+          <w:rStyle w:val="NormalTok"/>
+        </w:rPr>
+        <w:t xml:space="preserve">      degree,</w:t>
+      </w:r>
+      <w:r>
+        <w:br/>
+      </w:r>
+      <w:r>
+        <w:rPr>
+          <w:rStyle w:val="NormalTok"/>
+        </w:rPr>
+        <w:t xml:space="preserve">      \(d) </w:t>
+      </w:r>
+      <w:r>
+        <w:rPr>
+          <w:rStyle w:val="FunctionTok"/>
+        </w:rPr>
+        <w:t xml:space="preserve">lm</w:t>
+      </w:r>
+      <w:r>
+        <w:rPr>
+          <w:rStyle w:val="NormalTok"/>
+        </w:rPr>
+        <w:t xml:space="preserve">(mpg </w:t>
+      </w:r>
+      <w:r>
+        <w:rPr>
+          <w:rStyle w:val="SpecialCharTok"/>
+        </w:rPr>
+        <w:t xml:space="preserve">~</w:t>
+      </w:r>
+      <w:r>
+        <w:rPr>
+          <w:rStyle w:val="NormalTok"/>
+        </w:rPr>
+        <w:t xml:space="preserve"> </w:t>
+      </w:r>
+      <w:r>
+        <w:rPr>
+          <w:rStyle w:val="FunctionTok"/>
+        </w:rPr>
+        <w:t xml:space="preserve">poly</w:t>
+      </w:r>
+      <w:r>
+        <w:rPr>
+          <w:rStyle w:val="NormalTok"/>
+        </w:rPr>
+        <w:t xml:space="preserve">(wt, d, </w:t>
+      </w:r>
+      <w:r>
+        <w:rPr>
+          <w:rStyle w:val="AttributeTok"/>
+        </w:rPr>
+        <w:t xml:space="preserve">raw =</w:t>
+      </w:r>
+      <w:r>
+        <w:rPr>
+          <w:rStyle w:val="NormalTok"/>
+        </w:rPr>
+        <w:t xml:space="preserve"> </w:t>
+      </w:r>
+      <w:r>
+        <w:rPr>
+          <w:rStyle w:val="ConstantTok"/>
+        </w:rPr>
+        <w:t xml:space="preserve">TRUE</w:t>
+      </w:r>
+      <w:r>
+        <w:rPr>
+          <w:rStyle w:val="NormalTok"/>
+        </w:rPr>
+        <w:t xml:space="preserve">), </w:t>
+      </w:r>
+      <w:r>
+        <w:rPr>
+          <w:rStyle w:val="AttributeTok"/>
+        </w:rPr>
+        <w:t xml:space="preserve">data =</w:t>
+      </w:r>
+      <w:r>
+        <w:rPr>
+          <w:rStyle w:val="NormalTok"/>
+        </w:rPr>
+        <w:t xml:space="preserve"> train_cars)</w:t>
+      </w:r>
+      <w:r>
+        <w:br/>
+      </w:r>
+      <w:r>
+        <w:rPr>
+          <w:rStyle w:val="NormalTok"/>
+        </w:rPr>
+        <w:t xml:space="preserve">    ),</w:t>
+      </w:r>
+      <w:r>
+        <w:br/>
+      </w:r>
+      <w:r>
+        <w:rPr>
+          <w:rStyle w:val="NormalTok"/>
+        </w:rPr>
+        <w:t xml:space="preserve">    </w:t>
+      </w:r>
+      <w:r>
+        <w:rPr>
+          <w:rStyle w:val="AttributeTok"/>
+        </w:rPr>
+        <w:t xml:space="preserve">training_RMSE =</w:t>
+      </w:r>
+      <w:r>
+        <w:rPr>
+          <w:rStyle w:val="NormalTok"/>
+        </w:rPr>
+        <w:t xml:space="preserve"> purrr</w:t>
+      </w:r>
+      <w:r>
+        <w:rPr>
+          <w:rStyle w:val="SpecialCharTok"/>
+        </w:rPr>
+        <w:t xml:space="preserve">::</w:t>
+      </w:r>
+      <w:r>
+        <w:rPr>
+          <w:rStyle w:val="FunctionTok"/>
+        </w:rPr>
+        <w:t xml:space="preserve">map_dbl</w:t>
+      </w:r>
+      <w:r>
+        <w:rPr>
+          <w:rStyle w:val="NormalTok"/>
+        </w:rPr>
+        <w:t xml:space="preserve">(fit, rmse, </w:t>
+      </w:r>
+      <w:r>
+        <w:rPr>
+          <w:rStyle w:val="AttributeTok"/>
+        </w:rPr>
+        <w:t xml:space="preserve">data =</w:t>
+      </w:r>
+      <w:r>
+        <w:rPr>
+          <w:rStyle w:val="NormalTok"/>
+        </w:rPr>
+        <w:t xml:space="preserve"> train_cars),</w:t>
+      </w:r>
+      <w:r>
+        <w:br/>
+      </w:r>
+      <w:r>
+        <w:rPr>
+          <w:rStyle w:val="NormalTok"/>
+        </w:rPr>
+        <w:t xml:space="preserve">    </w:t>
+      </w:r>
+      <w:r>
+        <w:rPr>
+          <w:rStyle w:val="AttributeTok"/>
+        </w:rPr>
+        <w:t xml:space="preserve">held_out_RMSE =</w:t>
+      </w:r>
+      <w:r>
+        <w:rPr>
+          <w:rStyle w:val="NormalTok"/>
+        </w:rPr>
+        <w:t xml:space="preserve"> purrr</w:t>
+      </w:r>
+      <w:r>
+        <w:rPr>
+          <w:rStyle w:val="SpecialCharTok"/>
+        </w:rPr>
+        <w:t xml:space="preserve">::</w:t>
+      </w:r>
+      <w:r>
+        <w:rPr>
+          <w:rStyle w:val="FunctionTok"/>
+        </w:rPr>
+        <w:t xml:space="preserve">map_dbl</w:t>
+      </w:r>
+      <w:r>
+        <w:rPr>
+          <w:rStyle w:val="NormalTok"/>
+        </w:rPr>
+        <w:t xml:space="preserve">(fit, rmse, </w:t>
+      </w:r>
+      <w:r>
+        <w:rPr>
+          <w:rStyle w:val="AttributeTok"/>
+        </w:rPr>
+        <w:t xml:space="preserve">data =</w:t>
+      </w:r>
+      <w:r>
+        <w:rPr>
+          <w:rStyle w:val="NormalTok"/>
+        </w:rPr>
+        <w:t xml:space="preserve"> held_out_cars)</w:t>
+      </w:r>
+      <w:r>
+        <w:br/>
+      </w:r>
+      <w:r>
+        <w:rPr>
+          <w:rStyle w:val="NormalTok"/>
+        </w:rPr>
+        <w:t xml:space="preserve">  ) </w:t>
+      </w:r>
+      <w:r>
+        <w:rPr>
+          <w:rStyle w:val="SpecialCharTok"/>
+        </w:rPr>
+        <w:t xml:space="preserve">|&gt;</w:t>
+      </w:r>
+      <w:r>
+        <w:br/>
+      </w:r>
+      <w:r>
+        <w:rPr>
+          <w:rStyle w:val="NormalTok"/>
+        </w:rPr>
+        <w:t xml:space="preserve">  dplyr</w:t>
+      </w:r>
+      <w:r>
+        <w:rPr>
+          <w:rStyle w:val="SpecialCharTok"/>
+        </w:rPr>
+        <w:t xml:space="preserve">::</w:t>
+      </w:r>
+      <w:r>
+        <w:rPr>
+          <w:rStyle w:val="FunctionTok"/>
+        </w:rPr>
+        <w:t xml:space="preserve">select</w:t>
+      </w:r>
+      <w:r>
+        <w:rPr>
+          <w:rStyle w:val="NormalTok"/>
+        </w:rPr>
+        <w:t xml:space="preserve">(</w:t>
+      </w:r>
+      <w:r>
+        <w:rPr>
+          <w:rStyle w:val="SpecialCharTok"/>
+        </w:rPr>
+        <w:t xml:space="preserve">-</w:t>
+      </w:r>
+      <w:r>
+        <w:rPr>
+          <w:rStyle w:val="NormalTok"/>
+        </w:rPr>
+        <w:t xml:space="preserve">fit)</w:t>
+      </w:r>
+      <w:r>
+        <w:br/>
+      </w:r>
+      <w:r>
+        <w:br/>
+      </w:r>
+      <w:r>
+        <w:rPr>
+          <w:rStyle w:val="NormalTok"/>
+        </w:rPr>
+        <w:t xml:space="preserve">overfitting_results</w:t>
+      </w:r>
+      <w:r>
+        <w:br/>
+      </w:r>
+      <w:r>
+        <w:rPr>
+          <w:rStyle w:val="CommentTok"/>
+        </w:rPr>
+        <w:t xml:space="preserve">#&gt; # A tibble: 4 × 3</w:t>
+      </w:r>
+      <w:r>
+        <w:br/>
+      </w:r>
+      <w:r>
+        <w:rPr>
+          <w:rStyle w:val="CommentTok"/>
+        </w:rPr>
+        <w:t xml:space="preserve">#&gt;   degree training_RMSE held_out_RMSE</w:t>
+      </w:r>
+      <w:r>
+        <w:br/>
+      </w:r>
+      <w:r>
+        <w:rPr>
+          <w:rStyle w:val="CommentTok"/>
+        </w:rPr>
+        <w:t xml:space="preserve">#&gt;    &lt;int&gt;         &lt;dbl&gt;         &lt;dbl&gt;</w:t>
+      </w:r>
+      <w:r>
+        <w:br/>
+      </w:r>
+      <w:r>
+        <w:rPr>
+          <w:rStyle w:val="CommentTok"/>
+        </w:rPr>
+        <w:t xml:space="preserve">#&gt; 1      1          2.91          3.45</w:t>
+      </w:r>
+      <w:r>
+        <w:br/>
+      </w:r>
+      <w:r>
+        <w:rPr>
+          <w:rStyle w:val="CommentTok"/>
+        </w:rPr>
+        <w:t xml:space="preserve">#&gt; 2      2          2.46          3.18</w:t>
+      </w:r>
+      <w:r>
+        <w:br/>
+      </w:r>
+      <w:r>
+        <w:rPr>
+          <w:rStyle w:val="CommentTok"/>
+        </w:rPr>
+        <w:t xml:space="preserve">#&gt; 3      3          2.45          3.21</w:t>
+      </w:r>
+      <w:r>
+        <w:br/>
+      </w:r>
+      <w:r>
+        <w:rPr>
+          <w:rStyle w:val="CommentTok"/>
+        </w:rPr>
+        <w:t xml:space="preserve">#&gt; 4      4          2.44          3.19</w:t>
+      </w:r>
+    </w:p>
+    <w:p>
+      <w:pPr>
+        <w:pStyle w:val="SourceCode"/>
+      </w:pPr>
+      <w:r>
+        <w:rPr>
+          <w:rStyle w:val="NormalTok"/>
+        </w:rPr>
+        <w:t xml:space="preserve">best_train </w:t>
+      </w:r>
+      <w:r>
+        <w:rPr>
+          <w:rStyle w:val="OtherTok"/>
+        </w:rPr>
+        <w:t xml:space="preserve">&lt;-</w:t>
+      </w:r>
+      <w:r>
+        <w:rPr>
+          <w:rStyle w:val="NormalTok"/>
+        </w:rPr>
+        <w:t xml:space="preserve"> overfitting_results</w:t>
+      </w:r>
+      <w:r>
+        <w:rPr>
+          <w:rStyle w:val="SpecialCharTok"/>
+        </w:rPr>
+        <w:t xml:space="preserve">$</w:t>
+      </w:r>
+      <w:r>
+        <w:rPr>
+          <w:rStyle w:val="NormalTok"/>
+        </w:rPr>
+        <w:t xml:space="preserve">degree[</w:t>
+      </w:r>
+      <w:r>
+        <w:br/>
+      </w:r>
+      <w:r>
+        <w:rPr>
+          <w:rStyle w:val="NormalTok"/>
+        </w:rPr>
+        <w:t xml:space="preserve">  </w:t>
+      </w:r>
+      <w:r>
+        <w:rPr>
+          <w:rStyle w:val="FunctionTok"/>
+        </w:rPr>
+        <w:t xml:space="preserve">which.min</w:t>
+      </w:r>
+      <w:r>
+        <w:rPr>
+          <w:rStyle w:val="NormalTok"/>
+        </w:rPr>
+        <w:t xml:space="preserve">(overfitting_results</w:t>
+      </w:r>
+      <w:r>
+        <w:rPr>
+          <w:rStyle w:val="SpecialCharTok"/>
+        </w:rPr>
+        <w:t xml:space="preserve">$</w:t>
+      </w:r>
+      <w:r>
+        <w:rPr>
+          <w:rStyle w:val="NormalTok"/>
+        </w:rPr>
+        <w:t xml:space="preserve">training_RMSE)</w:t>
+      </w:r>
+      <w:r>
+        <w:br/>
+      </w:r>
+      <w:r>
+        <w:rPr>
+          <w:rStyle w:val="NormalTok"/>
+        </w:rPr>
+        <w:t xml:space="preserve">]</w:t>
+      </w:r>
+      <w:r>
+        <w:br/>
+      </w:r>
+      <w:r>
+        <w:rPr>
+          <w:rStyle w:val="NormalTok"/>
+        </w:rPr>
+        <w:t xml:space="preserve">best_held_out </w:t>
+      </w:r>
+      <w:r>
+        <w:rPr>
+          <w:rStyle w:val="OtherTok"/>
+        </w:rPr>
+        <w:t xml:space="preserve">&lt;-</w:t>
+      </w:r>
+      <w:r>
+        <w:rPr>
+          <w:rStyle w:val="NormalTok"/>
+        </w:rPr>
+        <w:t xml:space="preserve"> overfitting_results</w:t>
+      </w:r>
+      <w:r>
+        <w:rPr>
+          <w:rStyle w:val="SpecialCharTok"/>
+        </w:rPr>
+        <w:t xml:space="preserve">$</w:t>
+      </w:r>
+      <w:r>
+        <w:rPr>
+          <w:rStyle w:val="NormalTok"/>
+        </w:rPr>
+        <w:t xml:space="preserve">degree[</w:t>
+      </w:r>
+      <w:r>
+        <w:br/>
+      </w:r>
+      <w:r>
+        <w:rPr>
+          <w:rStyle w:val="NormalTok"/>
+        </w:rPr>
+        <w:t xml:space="preserve">  </w:t>
+      </w:r>
+      <w:r>
+        <w:rPr>
+          <w:rStyle w:val="FunctionTok"/>
+        </w:rPr>
+        <w:t xml:space="preserve">which.min</w:t>
+      </w:r>
+      <w:r>
+        <w:rPr>
+          <w:rStyle w:val="NormalTok"/>
+        </w:rPr>
+        <w:t xml:space="preserve">(overfitting_results</w:t>
+      </w:r>
+      <w:r>
+        <w:rPr>
+          <w:rStyle w:val="SpecialCharTok"/>
+        </w:rPr>
+        <w:t xml:space="preserve">$</w:t>
+      </w:r>
+      <w:r>
+        <w:rPr>
+          <w:rStyle w:val="NormalTok"/>
+        </w:rPr>
+        <w:t xml:space="preserve">held_out_RMSE)</w:t>
+      </w:r>
+      <w:r>
+        <w:br/>
+      </w:r>
+      <w:r>
+        <w:rPr>
+          <w:rStyle w:val="NormalTok"/>
+        </w:rPr>
+        <w:t xml:space="preserve">]</w:t>
+      </w:r>
+      <w:r>
+        <w:br/>
+      </w:r>
+      <w:r>
+        <w:br/>
+      </w:r>
+      <w:r>
+        <w:rPr>
+          <w:rStyle w:val="FunctionTok"/>
+        </w:rPr>
+        <w:t xml:space="preserve">c</w:t>
+      </w:r>
+      <w:r>
+        <w:rPr>
+          <w:rStyle w:val="NormalTok"/>
+        </w:rPr>
+        <w:t xml:space="preserve">(</w:t>
+      </w:r>
+      <w:r>
+        <w:rPr>
+          <w:rStyle w:val="AttributeTok"/>
+        </w:rPr>
+        <w:t xml:space="preserve">best_train =</w:t>
+      </w:r>
+      <w:r>
+        <w:rPr>
+          <w:rStyle w:val="NormalTok"/>
+        </w:rPr>
+        <w:t xml:space="preserve"> best_train, </w:t>
+      </w:r>
+      <w:r>
+        <w:rPr>
+          <w:rStyle w:val="AttributeTok"/>
+        </w:rPr>
+        <w:t xml:space="preserve">best_held_out =</w:t>
+      </w:r>
+      <w:r>
+        <w:rPr>
+          <w:rStyle w:val="NormalTok"/>
+        </w:rPr>
+        <w:t xml:space="preserve"> best_held_out)</w:t>
+      </w:r>
+      <w:r>
+        <w:br/>
+      </w:r>
+      <w:r>
+        <w:rPr>
+          <w:rStyle w:val="CommentTok"/>
+        </w:rPr>
+        <w:t xml:space="preserve">#&gt;    best_train best_held_out </w:t>
+      </w:r>
+      <w:r>
+        <w:br/>
+      </w:r>
+      <w:r>
+        <w:rPr>
+          <w:rStyle w:val="CommentTok"/>
+        </w:rPr>
+        <w:t xml:space="preserve">#&gt;             4             2</w:t>
+      </w:r>
+    </w:p>
+    <w:p>
+      <w:pPr>
+        <w:numPr>
+          <w:ilvl w:val="0"/>
+          <w:numId w:val="1002"/>
+        </w:numPr>
+      </w:pPr>
+      <w:r>
+        <w:t xml:space="preserve">The smallest training RMSE is at degree 4.</w:t>
+      </w:r>
+      <w:r>
+        <w:t xml:space="preserve"> </w:t>
+      </w:r>
+      <w:r>
+        <w:t xml:space="preserve">Each model contains the previous one as a special case,</w:t>
+      </w:r>
+      <w:r>
+        <w:t xml:space="preserve"> </w:t>
+      </w:r>
+      <w:r>
+        <w:t xml:space="preserve">so its training RMSE cannot increase as the degree grows.</w:t>
+      </w:r>
+    </w:p>
+    <w:p>
+      <w:pPr>
+        <w:numPr>
+          <w:ilvl w:val="0"/>
+          <w:numId w:val="1002"/>
+        </w:numPr>
+      </w:pPr>
+      <w:r>
+        <w:t xml:space="preserve">The smallest held-out RMSE is at degree 2.</w:t>
+      </w:r>
+    </w:p>
+    <w:p>
+      <w:pPr>
+        <w:numPr>
+          <w:ilvl w:val="0"/>
+          <w:numId w:val="1002"/>
+        </w:numPr>
+      </w:pPr>
+      <w:r>
+        <w:t xml:space="preserve">No.</w:t>
+      </w:r>
+      <w:r>
+        <w:t xml:space="preserve"> </w:t>
+      </w:r>
+      <w:r>
+        <w:t xml:space="preserve">Going from degree 2 to degree 3 or 4 lowers the training RMSE a little</w:t>
+      </w:r>
+      <w:r>
+        <w:t xml:space="preserve"> </w:t>
+      </w:r>
+      <w:r>
+        <w:t xml:space="preserve">but leaves the held-out RMSE essentially unchanged</w:t>
+      </w:r>
+      <w:r>
+        <w:t xml:space="preserve"> </w:t>
+      </w:r>
+      <w:r>
+        <w:t xml:space="preserve">(it does not fall below its degree-2 value).</w:t>
+      </w:r>
+      <w:r>
+        <w:t xml:space="preserve"> </w:t>
+      </w:r>
+      <w:r>
+        <w:t xml:space="preserve">The terms beyond degree 2 improve the fit to the 20 training cars</w:t>
+      </w:r>
+      <w:r>
+        <w:t xml:space="preserve"> </w:t>
+      </w:r>
+      <w:r>
+        <w:t xml:space="preserve">without improving predictions for the 12 held-out cars.</w:t>
+      </w:r>
+      <w:r>
+        <w:t xml:space="preserve"> </w:t>
+      </w:r>
+      <w:r>
+        <w:t xml:space="preserve">Degree 1 to degree 2 is different:</w:t>
+      </w:r>
+      <w:r>
+        <w:t xml:space="preserve"> </w:t>
+      </w:r>
+      <w:r>
+        <w:t xml:space="preserve">there the held-out RMSE also falls.</w:t>
+      </w:r>
+    </w:p>
+    <w:bookmarkEnd w:id="40"/>
+    <w:bookmarkStart w:id="41" w:name="def-overfitting"/>
+    <w:p>
+      <w:pPr>
+        <w:pStyle w:val="FirstParagraph"/>
+      </w:pPr>
+      <w:r>
+        <w:rPr>
+          <w:b/>
+          <w:bCs/>
+        </w:rPr>
+        <w:t xml:space="preserve">Definition 8 (Overfitting)</w:t>
+      </w:r>
+      <w:r>
+        <w:t xml:space="preserve"> </w:t>
+      </w:r>
+      <w:r>
+        <w:rPr>
+          <w:b/>
+          <w:bCs/>
+        </w:rPr>
+        <w:t xml:space="preserve">Overfitting</w:t>
+      </w:r>
+      <w:r>
+        <w:t xml:space="preserve"> </w:t>
+      </w:r>
+      <w:r>
+        <w:t xml:space="preserve">occurs when a</w:t>
+      </w:r>
+      <w:r>
+        <w:t xml:space="preserve"> </w:t>
+      </w:r>
+      <w:hyperlink w:anchor="def-prediction-rule">
+        <w:r>
+          <w:rPr>
+            <w:rStyle w:val="Hyperlink"/>
+          </w:rPr>
+          <w:t xml:space="preserve">prediction rule</w:t>
+        </w:r>
+      </w:hyperlink>
+      <w:r>
+        <w:t xml:space="preserve"> </w:t>
+      </w:r>
+      <w:r>
+        <w:t xml:space="preserve">fits its</w:t>
+      </w:r>
+      <w:r>
+        <w:t xml:space="preserve"> </w:t>
+      </w:r>
+      <w:hyperlink w:anchor="def-training-set">
+        <w:r>
+          <w:rPr>
+            <w:rStyle w:val="Hyperlink"/>
+          </w:rPr>
+          <w:t xml:space="preserve">training set</w:t>
+        </w:r>
+      </w:hyperlink>
+      <w:r>
+        <w:t xml:space="preserve"> </w:t>
+      </w:r>
+      <w:r>
+        <w:t xml:space="preserve">well</w:t>
+      </w:r>
+      <w:r>
+        <w:t xml:space="preserve"> </w:t>
+      </w:r>
+      <w:r>
+        <w:t xml:space="preserve">but predicts poorly for new observations.</w:t>
+      </w:r>
+    </w:p>
+    <w:bookmarkEnd w:id="41"/>
+    <w:bookmarkStart w:id="42" w:name="exm-overfitting-polynomial-cars"/>
+    <w:p>
+      <w:pPr>
+        <w:pStyle w:val="BodyText"/>
+      </w:pPr>
+      <w:r>
+        <w:rPr>
+          <w:b/>
+          <w:bCs/>
+        </w:rPr>
+        <w:t xml:space="preserve">Example 1 (Overfitting in polynomial fits to cars)</w:t>
+      </w:r>
+      <w:r>
+        <w:t xml:space="preserve"> </w:t>
+      </w:r>
+      <w:r>
+        <w:t xml:space="preserve">In</w:t>
+      </w:r>
+      <w:r>
+        <w:t xml:space="preserve"> </w:t>
+      </w:r>
+      <w:hyperlink w:anchor="exr-overfitting">
+        <w:r>
+          <w:rPr>
+            <w:rStyle w:val="Hyperlink"/>
+          </w:rPr>
+          <w:t xml:space="preserve">Exercise 1</w:t>
+        </w:r>
+      </w:hyperlink>
+      <w:r>
+        <w:t xml:space="preserve">,</w:t>
+      </w:r>
+      <w:r>
+        <w:t xml:space="preserve"> </w:t>
+      </w:r>
+      <w:r>
+        <w:t xml:space="preserve">the terms beyond degree 2 fit the 20 training cars more closely</w:t>
+      </w:r>
+      <w:r>
+        <w:t xml:space="preserve"> </w:t>
+      </w:r>
+      <w:r>
+        <w:t xml:space="preserve">but do not predict the 12 held-out cars better.</w:t>
+      </w:r>
+      <w:r>
+        <w:t xml:space="preserve"> </w:t>
+      </w:r>
+      <w:r>
+        <w:t xml:space="preserve">The effect is small here:</w:t>
+      </w:r>
+      <w:r>
+        <w:t xml:space="preserve"> </w:t>
+      </w:r>
+      <w:r>
+        <w:t xml:space="preserve">it is the beginning of overfitting, not a dramatic case.</w:t>
+      </w:r>
+    </w:p>
+    <w:bookmarkEnd w:id="42"/>
+    <w:bookmarkEnd w:id="43"/>
+    <w:bookmarkStart w:id="90" w:name="sec-generalization-error"/>
+    <w:p>
+      <w:pPr>
+        <w:pStyle w:val="Heading2"/>
+      </w:pPr>
+      <w:r>
+        <w:t xml:space="preserve">3 Generalization error</w:t>
+      </w:r>
+    </w:p>
+    <w:bookmarkStart w:id="44" w:name="exr-generalization-error"/>
+    <w:p>
+      <w:pPr>
+        <w:pStyle w:val="FirstParagraph"/>
+      </w:pPr>
+      <w:r>
+        <w:rPr>
+          <w:b/>
+          <w:bCs/>
+        </w:rPr>
+        <w:t xml:space="preserve">Exercise 2 (Score a fitted model on a car it has not seen)</w:t>
+      </w:r>
+      <w:r>
+        <w:t xml:space="preserve"> </w:t>
+      </w:r>
+      <w:r>
+        <w:t xml:space="preserve">A</w:t>
+      </w:r>
+      <w:r>
+        <w:t xml:space="preserve"> </w:t>
+      </w:r>
+      <w:hyperlink w:anchor="def-prediction-rule">
+        <w:r>
+          <w:rPr>
+            <w:rStyle w:val="Hyperlink"/>
+          </w:rPr>
+          <w:t xml:space="preserve">prediction rule</w:t>
+        </w:r>
+      </w:hyperlink>
+      <w:r>
+        <w:t xml:space="preserve"> </w:t>
+      </w:r>
+      <m:oMath>
+        <m:acc>
+          <m:accPr>
+            <m:chr m:val="̂"/>
+          </m:accPr>
+          <m:e>
+            <m:r>
+              <m:t>y</m:t>
+            </m:r>
+          </m:e>
+        </m:acc>
+      </m:oMath>
+      <w:r>
+        <w:t xml:space="preserve"> </w:t>
+      </w:r>
+      <w:r>
+        <w:t xml:space="preserve">has been fitted to a</w:t>
+      </w:r>
+      <w:r>
+        <w:t xml:space="preserve"> </w:t>
+      </w:r>
+      <w:hyperlink w:anchor="def-training-set">
+        <w:r>
+          <w:rPr>
+            <w:rStyle w:val="Hyperlink"/>
+          </w:rPr>
+          <w:t xml:space="preserve">training set</w:t>
+        </w:r>
+      </w:hyperlink>
+      <w:r>
+        <w:t xml:space="preserve"> </w:t>
+      </w:r>
+      <m:oMath>
+        <m:r>
+          <m:rPr>
+            <m:scr m:val="script"/>
+            <m:sty m:val="p"/>
+          </m:rPr>
+          <m:t>T</m:t>
+        </m:r>
+      </m:oMath>
+      <w:r>
+        <w:t xml:space="preserve"> </w:t>
+      </w:r>
+      <w:r>
+        <w:t xml:space="preserve">of</w:t>
+      </w:r>
+      <w:r>
+        <w:t xml:space="preserve"> </w:t>
+      </w:r>
+      <m:oMath>
+        <m:r>
+          <m:t>n</m:t>
+        </m:r>
+      </m:oMath>
+      <w:r>
+        <w:t xml:space="preserve"> </w:t>
+      </w:r>
+      <w:r>
+        <w:t xml:space="preserve">observations,</w:t>
+      </w:r>
+      <w:r>
+        <w:t xml:space="preserve"> </w:t>
+      </w:r>
+      <w:r>
+        <w:t xml:space="preserve">such as the 20 training cars of</w:t>
+      </w:r>
+      <w:r>
+        <w:t xml:space="preserve"> </w:t>
+      </w:r>
+      <w:hyperlink w:anchor="exr-overfitting">
+        <w:r>
+          <w:rPr>
+            <w:rStyle w:val="Hyperlink"/>
+          </w:rPr>
+          <w:t xml:space="preserve">Exercise 1</w:t>
+        </w:r>
+      </w:hyperlink>
+      <w:r>
+        <w:t xml:space="preserve">.</w:t>
+      </w:r>
+      <w:r>
+        <w:t xml:space="preserve"> </w:t>
+      </w:r>
+      <w:r>
+        <w:t xml:space="preserve">A new car</w:t>
       </w:r>
       <w:r>
         <w:t xml:space="preserve"> </w:t>
@@ -4926,37 +4909,167 @@
         <w:t xml:space="preserve"> </w:t>
       </w:r>
       <w:r>
-        <w:t xml:space="preserve">is unknown,</w:t>
-      </w:r>
-      <w:r>
-        <w:t xml:space="preserve"> </w:t>
-      </w:r>
-      <w:r>
-        <w:t xml:space="preserve">so the expectation cannot be computed.</w:t>
-      </w:r>
-      <w:r>
-        <w:t xml:space="preserve"> </w:t>
-      </w:r>
-      <w:r>
-        <w:t xml:space="preserve">If we knew that distribution,</w:t>
-      </w:r>
-      <w:r>
-        <w:t xml:space="preserve"> </w:t>
-      </w:r>
-      <w:r>
-        <w:t xml:space="preserve">we would not need data to build a prediction rule.</w:t>
+        <w:t xml:space="preserve">is then drawn from the same population,</w:t>
+      </w:r>
+      <w:r>
+        <w:t xml:space="preserve"> </w:t>
+      </w:r>
+      <w:r>
+        <w:t xml:space="preserve">independently of</w:t>
+      </w:r>
+      <w:r>
+        <w:t xml:space="preserve"> </w:t>
+      </w:r>
+      <m:oMath>
+        <m:r>
+          <m:rPr>
+            <m:scr m:val="script"/>
+            <m:sty m:val="p"/>
+          </m:rPr>
+          <m:t>T</m:t>
+        </m:r>
+      </m:oMath>
+      <w:r>
+        <w:t xml:space="preserve">.</w:t>
       </w:r>
     </w:p>
     <w:p>
       <w:pPr>
+        <w:pStyle w:val="Compact"/>
         <w:numPr>
           <w:ilvl w:val="0"/>
-          <w:numId w:val="1004"/>
+          <w:numId w:val="1003"/>
         </w:numPr>
       </w:pPr>
       <w:r>
-        <w:t xml:space="preserve">The training error</w:t>
-      </w:r>
+        <w:t xml:space="preserve">Holding</w:t>
+      </w:r>
+      <w:r>
+        <w:t xml:space="preserve"> </w:t>
+      </w:r>
+      <m:oMath>
+        <m:r>
+          <m:rPr>
+            <m:scr m:val="script"/>
+            <m:sty m:val="p"/>
+          </m:rPr>
+          <m:t>T</m:t>
+        </m:r>
+      </m:oMath>
+      <w:r>
+        <w:t xml:space="preserve"> </w:t>
+      </w:r>
+      <w:r>
+        <w:t xml:space="preserve">fixed,</w:t>
+      </w:r>
+      <w:r>
+        <w:t xml:space="preserve"> </w:t>
+      </w:r>
+      <w:r>
+        <w:t xml:space="preserve">write the average squared</w:t>
+      </w:r>
+      <w:r>
+        <w:t xml:space="preserve"> </w:t>
+      </w:r>
+      <w:hyperlink r:id="rId21">
+        <w:r>
+          <w:rPr>
+            <w:rStyle w:val="Hyperlink"/>
+          </w:rPr>
+          <w:t xml:space="preserve">prediction error</w:t>
+        </w:r>
+      </w:hyperlink>
+      <w:r>
+        <w:t xml:space="preserve"> </w:t>
+      </w:r>
+      <w:r>
+        <w:t xml:space="preserve">that</w:t>
+      </w:r>
+      <w:r>
+        <w:t xml:space="preserve"> </w:t>
+      </w:r>
+      <m:oMath>
+        <m:acc>
+          <m:accPr>
+            <m:chr m:val="̂"/>
+          </m:accPr>
+          <m:e>
+            <m:r>
+              <m:t>y</m:t>
+            </m:r>
+          </m:e>
+        </m:acc>
+      </m:oMath>
+      <w:r>
+        <w:t xml:space="preserve"> </w:t>
+      </w:r>
+      <w:r>
+        <w:t xml:space="preserve">would make over all such new cars,</w:t>
+      </w:r>
+      <w:r>
+        <w:t xml:space="preserve"> </w:t>
+      </w:r>
+      <w:r>
+        <w:t xml:space="preserve">as an expectation.</w:t>
+      </w:r>
+    </w:p>
+    <w:p>
+      <w:pPr>
+        <w:pStyle w:val="Compact"/>
+        <w:numPr>
+          <w:ilvl w:val="0"/>
+          <w:numId w:val="1003"/>
+        </w:numPr>
+      </w:pPr>
+      <w:r>
+        <w:t xml:space="preserve">Which parts of your expression do you know,</w:t>
+      </w:r>
+      <w:r>
+        <w:t xml:space="preserve"> </w:t>
+      </w:r>
+      <w:r>
+        <w:t xml:space="preserve">and which do you not know?</w:t>
+      </w:r>
+    </w:p>
+    <w:p>
+      <w:pPr>
+        <w:pStyle w:val="Compact"/>
+        <w:numPr>
+          <w:ilvl w:val="0"/>
+          <w:numId w:val="1003"/>
+        </w:numPr>
+      </w:pPr>
+      <w:r>
+        <w:t xml:space="preserve">The training RMSE of</w:t>
+      </w:r>
+      <w:r>
+        <w:t xml:space="preserve"> </w:t>
+      </w:r>
+      <w:hyperlink w:anchor="exr-overfitting">
+        <w:r>
+          <w:rPr>
+            <w:rStyle w:val="Hyperlink"/>
+          </w:rPr>
+          <w:t xml:space="preserve">Exercise 1</w:t>
+        </w:r>
+      </w:hyperlink>
+      <w:r>
+        <w:t xml:space="preserve"> </w:t>
+      </w:r>
+      <w:r>
+        <w:t xml:space="preserve">is the square root of the</w:t>
+      </w:r>
+      <w:r>
+        <w:t xml:space="preserve"> </w:t>
+      </w:r>
+      <w:hyperlink w:anchor="def-training-mse">
+        <w:r>
+          <w:rPr>
+            <w:rStyle w:val="Hyperlink"/>
+          </w:rPr>
+          <w:t xml:space="preserve">training error</w:t>
+        </w:r>
+      </w:hyperlink>
       <w:r>
         <w:t xml:space="preserve"> </w:t>
       </w:r>
@@ -4976,48 +5089,121 @@
         </m:bar>
       </m:oMath>
       <w:r>
-        <w:t xml:space="preserve"> </w:t>
-      </w:r>
-      <w:r>
-        <w:t xml:space="preserve">replaces the expectation</w:t>
-      </w:r>
-      <w:r>
-        <w:t xml:space="preserve"> </w:t>
-      </w:r>
-      <w:r>
-        <w:t xml:space="preserve">over new cars</w:t>
-      </w:r>
-      <w:r>
-        <w:t xml:space="preserve"> </w:t>
-      </w:r>
-      <w:r>
-        <w:t xml:space="preserve">with an average over the</w:t>
+        <w:t xml:space="preserve">.</w:t>
+      </w:r>
+      <w:r>
+        <w:t xml:space="preserve"> </w:t>
+      </w:r>
+      <w:r>
+        <w:t xml:space="preserve">What does</w:t>
       </w:r>
       <w:r>
         <w:t xml:space="preserve"> </w:t>
       </w:r>
       <m:oMath>
-        <m:r>
-          <m:t>n</m:t>
-        </m:r>
+        <m:bar>
+          <m:barPr>
+            <m:pos m:val="top"/>
+          </m:barPr>
+          <m:e>
+            <m:r>
+              <m:rPr>
+                <m:sty m:val="p"/>
+              </m:rPr>
+              <m:t>err</m:t>
+            </m:r>
+          </m:e>
+        </m:bar>
       </m:oMath>
       <w:r>
         <w:t xml:space="preserve"> </w:t>
       </w:r>
       <w:r>
-        <w:t xml:space="preserve">training cars.</w:t>
-      </w:r>
-      <w:r>
-        <w:t xml:space="preserve"> </w:t>
-      </w:r>
-      <w:r>
-        <w:t xml:space="preserve">Those cars are draws from the same population,</w:t>
-      </w:r>
-      <w:r>
-        <w:t xml:space="preserve"> </w:t>
-      </w:r>
-      <w:r>
-        <w:t xml:space="preserve">but they are not independent of</w:t>
+        <w:t xml:space="preserve">use in place of your expectation?</w:t>
+      </w:r>
+    </w:p>
+    <w:bookmarkEnd w:id="44"/>
+    <w:bookmarkStart w:id="45" w:name="sol-generalization-error"/>
+    <w:p>
+      <w:pPr>
+        <w:pStyle w:val="FirstParagraph"/>
+      </w:pPr>
+      <w:r>
+        <w:rPr>
+          <w:i/>
+          <w:iCs/>
+        </w:rPr>
+        <w:t xml:space="preserve">Solution 2</w:t>
+      </w:r>
+      <w:r>
+        <w:t xml:space="preserve">. </w:t>
+      </w:r>
+    </w:p>
+    <w:p>
+      <w:pPr>
+        <w:numPr>
+          <w:ilvl w:val="0"/>
+          <w:numId w:val="1004"/>
+        </w:numPr>
+      </w:pPr>
+      <w:r>
+        <w:t xml:space="preserve">Average the squared prediction error over the distribution of</w:t>
+      </w:r>
+      <w:r>
+        <w:t xml:space="preserve"> </w:t>
+      </w:r>
+      <m:oMath>
+        <m:r>
+          <m:rPr>
+            <m:sty m:val="p"/>
+          </m:rPr>
+          <m:t>(</m:t>
+        </m:r>
+        <m:sSub>
+          <m:e>
+            <m:r>
+              <m:t>X</m:t>
+            </m:r>
+          </m:e>
+          <m:sub>
+            <m:r>
+              <m:t>0</m:t>
+            </m:r>
+          </m:sub>
+        </m:sSub>
+        <m:r>
+          <m:rPr>
+            <m:sty m:val="p"/>
+          </m:rPr>
+          <m:t>,</m:t>
+        </m:r>
+        <m:sSub>
+          <m:e>
+            <m:r>
+              <m:t>Y</m:t>
+            </m:r>
+          </m:e>
+          <m:sub>
+            <m:r>
+              <m:t>0</m:t>
+            </m:r>
+          </m:sub>
+        </m:sSub>
+        <m:r>
+          <m:rPr>
+            <m:sty m:val="p"/>
+          </m:rPr>
+          <m:t>)</m:t>
+        </m:r>
+      </m:oMath>
+      <w:r>
+        <w:t xml:space="preserve">,</w:t>
+      </w:r>
+      <w:r>
+        <w:t xml:space="preserve"> </w:t>
+      </w:r>
+      <w:r>
+        <w:t xml:space="preserve">with</w:t>
       </w:r>
       <w:r>
         <w:t xml:space="preserve"> </w:t>
@@ -5032,44 +5218,7 @@
         </m:r>
       </m:oMath>
       <w:r>
-        <w:t xml:space="preserve">:</w:t>
-      </w:r>
-      <w:r>
-        <w:t xml:space="preserve"> </w:t>
-      </w:r>
-      <w:r>
-        <w:t xml:space="preserve">they</w:t>
-      </w:r>
-      <w:r>
-        <w:t xml:space="preserve"> </w:t>
-      </w:r>
-      <w:r>
-        <w:rPr>
-          <w:i/>
-          <w:iCs/>
-        </w:rPr>
-        <w:t xml:space="preserve">are</w:t>
-      </w:r>
-      <w:r>
-        <w:t xml:space="preserve"> </w:t>
-      </w:r>
-      <m:oMath>
-        <m:r>
-          <m:rPr>
-            <m:scr m:val="script"/>
-            <m:sty m:val="p"/>
-          </m:rPr>
-          <m:t>T</m:t>
-        </m:r>
-      </m:oMath>
-      <w:r>
-        <w:t xml:space="preserve">,</w:t>
-      </w:r>
-      <w:r>
-        <w:t xml:space="preserve"> </w:t>
-      </w:r>
-      <w:r>
-        <w:t xml:space="preserve">and</w:t>
+        <w:t xml:space="preserve">, and so the rule</w:t>
       </w:r>
       <w:r>
         <w:t xml:space="preserve"> </w:t>
@@ -5087,266 +5236,18 @@
         </m:acc>
       </m:oMath>
       <w:r>
-        <w:t xml:space="preserve"> </w:t>
-      </w:r>
-      <w:r>
-        <w:t xml:space="preserve">was chosen to fit them.</w:t>
-      </w:r>
-    </w:p>
-    <w:bookmarkEnd w:id="41"/>
-    <w:bookmarkStart w:id="45" w:name="def-generalization-error"/>
-    <w:p>
-      <w:pPr>
-        <w:pStyle w:val="FirstParagraph"/>
-      </w:pPr>
-      <w:r>
-        <w:rPr>
-          <w:b/>
-          <w:bCs/>
-        </w:rPr>
-        <w:t xml:space="preserve">Definition 8 (Generalization error)</w:t>
-      </w:r>
-      <w:r>
-        <w:t xml:space="preserve"> </w:t>
-      </w:r>
-      <w:r>
-        <w:t xml:space="preserve">The</w:t>
-      </w:r>
-      <w:r>
-        <w:t xml:space="preserve"> </w:t>
-      </w:r>
-      <w:r>
-        <w:rPr>
-          <w:b/>
-          <w:bCs/>
-        </w:rPr>
-        <w:t xml:space="preserve">generalization error</w:t>
-      </w:r>
-      <w:r>
-        <w:t xml:space="preserve"> </w:t>
-      </w:r>
-      <w:r>
-        <w:t xml:space="preserve">of a</w:t>
-      </w:r>
-      <w:r>
-        <w:t xml:space="preserve"> </w:t>
-      </w:r>
-      <w:hyperlink w:anchor="def-prediction-rule">
-        <w:r>
-          <w:rPr>
-            <w:rStyle w:val="Hyperlink"/>
-          </w:rPr>
-          <w:t xml:space="preserve">prediction rule</w:t>
-        </w:r>
-      </w:hyperlink>
-      <w:r>
-        <w:t xml:space="preserve"> </w:t>
-      </w:r>
-      <m:oMath>
-        <m:acc>
-          <m:accPr>
-            <m:chr m:val="̂"/>
-          </m:accPr>
-          <m:e>
-            <m:r>
-              <m:t>y</m:t>
-            </m:r>
-          </m:e>
-        </m:acc>
-      </m:oMath>
-      <w:r>
-        <w:t xml:space="preserve"> </w:t>
-      </w:r>
-      <w:r>
-        <w:t xml:space="preserve">fitted to a</w:t>
-      </w:r>
-      <w:r>
-        <w:t xml:space="preserve"> </w:t>
-      </w:r>
-      <w:hyperlink w:anchor="def-training-set">
-        <w:r>
-          <w:rPr>
-            <w:rStyle w:val="Hyperlink"/>
-          </w:rPr>
-          <w:t xml:space="preserve">training set</w:t>
-        </w:r>
-      </w:hyperlink>
-      <w:r>
-        <w:t xml:space="preserve"> </w:t>
-      </w:r>
-      <m:oMath>
-        <m:r>
-          <m:rPr>
-            <m:scr m:val="script"/>
-            <m:sty m:val="p"/>
-          </m:rPr>
-          <m:t>T</m:t>
-        </m:r>
-      </m:oMath>
-      <w:r>
-        <w:t xml:space="preserve"> </w:t>
-      </w:r>
-      <w:r>
-        <w:t xml:space="preserve">is its expected squared</w:t>
-      </w:r>
-      <w:r>
-        <w:t xml:space="preserve"> </w:t>
-      </w:r>
-      <w:hyperlink r:id="rId39">
-        <w:r>
-          <w:rPr>
-            <w:rStyle w:val="Hyperlink"/>
-          </w:rPr>
-          <w:t xml:space="preserve">prediction error</w:t>
-        </w:r>
-      </w:hyperlink>
-      <w:r>
-        <w:t xml:space="preserve"> </w:t>
-      </w:r>
-      <w:r>
-        <w:t xml:space="preserve">on a new observation</w:t>
-      </w:r>
-      <w:r>
-        <w:t xml:space="preserve"> </w:t>
-      </w:r>
-      <m:oMath>
-        <m:r>
-          <m:rPr>
-            <m:sty m:val="p"/>
-          </m:rPr>
-          <m:t>(</m:t>
-        </m:r>
-        <m:sSub>
-          <m:e>
-            <m:r>
-              <m:t>X</m:t>
-            </m:r>
-          </m:e>
-          <m:sub>
-            <m:r>
-              <m:t>0</m:t>
-            </m:r>
-          </m:sub>
-        </m:sSub>
-        <m:r>
-          <m:rPr>
-            <m:sty m:val="p"/>
-          </m:rPr>
-          <m:t>,</m:t>
-        </m:r>
-        <m:sSub>
-          <m:e>
-            <m:r>
-              <m:t>Y</m:t>
-            </m:r>
-          </m:e>
-          <m:sub>
-            <m:r>
-              <m:t>0</m:t>
-            </m:r>
-          </m:sub>
-        </m:sSub>
-        <m:r>
-          <m:rPr>
-            <m:sty m:val="p"/>
-          </m:rPr>
-          <m:t>)</m:t>
-        </m:r>
-      </m:oMath>
-      <w:r>
-        <w:t xml:space="preserve"> </w:t>
-      </w:r>
-      <w:r>
-        <w:t xml:space="preserve">drawn from the same population independently of</w:t>
-      </w:r>
-      <w:r>
-        <w:t xml:space="preserve"> </w:t>
-      </w:r>
-      <m:oMath>
-        <m:r>
-          <m:rPr>
-            <m:scr m:val="script"/>
-            <m:sty m:val="p"/>
-          </m:rPr>
-          <m:t>T</m:t>
-        </m:r>
-      </m:oMath>
-      <w:r>
-        <w:t xml:space="preserve">,</w:t>
-      </w:r>
-      <w:r>
-        <w:t xml:space="preserve"> </w:t>
-      </w:r>
-      <w:r>
-        <w:t xml:space="preserve">with</w:t>
-      </w:r>
-      <w:r>
-        <w:t xml:space="preserve"> </w:t>
-      </w:r>
-      <m:oMath>
-        <m:r>
-          <m:rPr>
-            <m:scr m:val="script"/>
-            <m:sty m:val="p"/>
-          </m:rPr>
-          <m:t>T</m:t>
-        </m:r>
-      </m:oMath>
-      <w:r>
-        <w:t xml:space="preserve"> </w:t>
-      </w:r>
-      <w:r>
-        <w:t xml:space="preserve">held fixed:</w:t>
+        <w:t xml:space="preserve">, held fixed:</w:t>
       </w:r>
     </w:p>
     <w:p>
       <w:pPr>
         <w:pStyle w:val="BodyText"/>
       </w:pPr>
-      <w:bookmarkStart w:id="42" w:name="eq-generalization-error"/>
       <m:oMathPara>
         <m:oMathParaPr>
           <m:jc m:val="center"/>
         </m:oMathParaPr>
         <m:oMath>
-          <m:sSub>
-            <m:e>
-              <m:r>
-                <m:rPr>
-                  <m:sty m:val="p"/>
-                </m:rPr>
-                <m:t>Err</m:t>
-              </m:r>
-            </m:e>
-            <m:sub>
-              <m:r>
-                <m:rPr>
-                  <m:scr m:val="script"/>
-                  <m:sty m:val="p"/>
-                </m:rPr>
-                <m:t>T</m:t>
-              </m:r>
-            </m:sub>
-          </m:sSub>
-          <m:limUpp>
-            <m:e>
-              <m:r>
-                <m:rPr>
-                  <m:sty m:val="p"/>
-                </m:rPr>
-                <m:t>=</m:t>
-              </m:r>
-            </m:e>
-            <m:lim>
-              <m:r>
-                <m:rPr>
-                  <m:nor/>
-                  <m:sty m:val="p"/>
-                </m:rPr>
-                <m:t>def</m:t>
-              </m:r>
-            </m:lim>
-          </m:limUpp>
           <m:r>
             <m:rPr>
               <m:sty m:val="p"/>
@@ -5465,170 +5366,269 @@
             </m:rPr>
             <m:t>.</m:t>
           </m:r>
-          <m:r>
-            <m:t>  </m:t>
-          </m:r>
-          <m:r>
-            <m:rPr>
-              <m:sty m:val="p"/>
-            </m:rPr>
-            <m:t>(</m:t>
-          </m:r>
-          <m:r>
-            <m:t>7</m:t>
-          </m:r>
-          <m:r>
-            <m:rPr>
-              <m:sty m:val="p"/>
-            </m:rPr>
-            <m:t>)</m:t>
-          </m:r>
         </m:oMath>
       </m:oMathPara>
-      <w:bookmarkEnd w:id="42"/>
     </w:p>
-    <w:tbl>
-      <w:tblPr>
-        <w:tblStyle w:val="Table"/>
-        <w:tblLook w:firstRow="0" w:lastRow="0" w:firstColumn="0" w:lastColumn="0" w:noHBand="0" w:noVBand="0" w:val="0000"/>
-        <w:tblBorders>
-          <w:top w:val="single" w:sz="4" w:space="0" w:color="0758E5"/>
-          <w:left w:val="single" w:sz="24" w:space="0" w:color="0758E5"/>
-          <w:bottom w:val="single" w:sz="4" w:space="0" w:color="0758E5"/>
-          <w:right w:val="single" w:sz="4" w:space="0" w:color="0758E5"/>
-        </w:tblBorders>
-        <w:tblCellMar>
-          <w:left w:w="144" w:type="dxa"/>
-          <w:right w:w="144" w:type="dxa"/>
-        </w:tblCellMar>
-        <w:tblLook w:firstRow="0" w:lastRow="0" w:firstColumn="0" w:lastColumn="0" w:noHBand="0" w:noVBand="0" w:val="0000"/>
-      </w:tblPr>
-      <w:tr>
-        <w:trPr>
-          <w:cantSplit/>
-        </w:trPr>
-        <w:tc>
-          <w:tcPr>
-            <w:shd w:color="auto" w:fill="dae6fb" w:val="clear"/>
-            <w:tcMar>
-              <w:top w:w="92" w:type="dxa"/>
-              <w:bottom w:w="92" w:type="dxa"/>
-            </w:tcMar>
-          </w:tcPr>
-          <w:p>
-            <w:pPr>
-              <w:pStyle w:val="FirstParagraph"/>
-            </w:pPr>
-            <w:pPr>
-              <w:spacing w:before="0" w:after="0"/>
-              <w:textAlignment w:val="center"/>
-            </w:pPr>
-            <w:r>
-              <w:drawing>
-                <wp:inline>
-                  <wp:extent cx="152400" cy="152400"/>
-                  <wp:effectExtent b="0" l="0" r="0" t="0"/>
-                  <wp:docPr descr="" title="" id="43" name="Picture"/>
-                  <a:graphic>
-                    <a:graphicData uri="http://schemas.openxmlformats.org/drawingml/2006/picture">
-                      <pic:pic>
-                        <pic:nvPicPr>
-                          <pic:cNvPr descr="/opt/quarto/share/formats/docx/note.png" id="44" name="Picture"/>
-                          <pic:cNvPicPr>
-                            <a:picLocks noChangeArrowheads="1" noChangeAspect="1"/>
-                          </pic:cNvPicPr>
-                        </pic:nvPicPr>
-                        <pic:blipFill>
-                          <a:blip r:embed="rId11"/>
-                          <a:stretch>
-                            <a:fillRect/>
-                          </a:stretch>
-                        </pic:blipFill>
-                        <pic:spPr bwMode="auto">
-                          <a:xfrm>
-                            <a:off x="0" y="0"/>
-                            <a:ext cx="152400" cy="152400"/>
-                          </a:xfrm>
-                          <a:prstGeom prst="rect">
-                            <a:avLst/>
-                          </a:prstGeom>
-                          <a:noFill/>
-                          <a:ln w="9525">
-                            <a:noFill/>
-                            <a:headEnd/>
-                            <a:tailEnd/>
-                          </a:ln>
-                        </pic:spPr>
-                      </pic:pic>
-                    </a:graphicData>
-                  </a:graphic>
-                </wp:inline>
-              </w:drawing>
-            </w:r>
-            <w:r>
-              <w:t xml:space="preserve"> </w:t>
-            </w:r>
-            <w:r>
-              <w:t xml:space="preserve"> </w:t>
-            </w:r>
-            <w:r>
-              <w:t xml:space="preserve">Source</w:t>
-            </w:r>
-          </w:p>
-        </w:tc>
-      </w:tr>
-      <w:tr>
-        <w:trPr>
-          <w:cantSplit/>
-        </w:trPr>
-        <w:tc>
-          <w:tcPr>
-            <w:tcMar>
-              <w:top w:w="108" w:type="dxa"/>
-              <w:bottom w:w="108" w:type="dxa"/>
-            </w:tcMar>
-          </w:tcPr>
-          <w:p>
-            <w:pPr>
-              <w:pStyle w:val="BodyText"/>
-            </w:pPr>
-            <w:pPr>
-              <w:spacing w:before="16" w:after="16"/>
-            </w:pPr>
-            <w:r>
-              <w:t xml:space="preserve">The risk form follows Brian Hutchinson’s Fall 2025 lecture notes;</w:t>
-            </w:r>
-            <w:r>
-              <w:t xml:space="preserve"> </w:t>
-            </w:r>
-            <w:r>
-              <w:t xml:space="preserve">the conditional form, with the training set held fixed,</w:t>
-            </w:r>
-            <w:r>
-              <w:t xml:space="preserve"> </w:t>
-            </w:r>
-            <w:r>
-              <w:t xml:space="preserve">follows</w:t>
-            </w:r>
-            <w:r>
-              <w:t xml:space="preserve"> </w:t>
-            </w:r>
-            <w:r>
-              <w:t xml:space="preserve">Hastie et al. (2009, sec. 7.2)</w:t>
-            </w:r>
-            <w:r>
-              <w:t xml:space="preserve">.</w:t>
-            </w:r>
-          </w:p>
-          <w:p/>
-        </w:tc>
-      </w:tr>
-    </w:tbl>
+    <w:p>
+      <w:pPr>
+        <w:numPr>
+          <w:ilvl w:val="0"/>
+          <w:numId w:val="1004"/>
+        </w:numPr>
+      </w:pPr>
+      <w:r>
+        <w:t xml:space="preserve">The rule</w:t>
+      </w:r>
+      <w:r>
+        <w:t xml:space="preserve"> </w:t>
+      </w:r>
+      <m:oMath>
+        <m:acc>
+          <m:accPr>
+            <m:chr m:val="̂"/>
+          </m:accPr>
+          <m:e>
+            <m:r>
+              <m:t>y</m:t>
+            </m:r>
+          </m:e>
+        </m:acc>
+      </m:oMath>
+      <w:r>
+        <w:t xml:space="preserve"> </w:t>
+      </w:r>
+      <w:r>
+        <w:t xml:space="preserve">is known, because we fitted it.</w:t>
+      </w:r>
+      <w:r>
+        <w:t xml:space="preserve"> </w:t>
+      </w:r>
+      <w:r>
+        <w:t xml:space="preserve">The joint distribution of</w:t>
+      </w:r>
+      <w:r>
+        <w:t xml:space="preserve"> </w:t>
+      </w:r>
+      <m:oMath>
+        <m:r>
+          <m:rPr>
+            <m:sty m:val="p"/>
+          </m:rPr>
+          <m:t>(</m:t>
+        </m:r>
+        <m:sSub>
+          <m:e>
+            <m:r>
+              <m:t>X</m:t>
+            </m:r>
+          </m:e>
+          <m:sub>
+            <m:r>
+              <m:t>0</m:t>
+            </m:r>
+          </m:sub>
+        </m:sSub>
+        <m:r>
+          <m:rPr>
+            <m:sty m:val="p"/>
+          </m:rPr>
+          <m:t>,</m:t>
+        </m:r>
+        <m:sSub>
+          <m:e>
+            <m:r>
+              <m:t>Y</m:t>
+            </m:r>
+          </m:e>
+          <m:sub>
+            <m:r>
+              <m:t>0</m:t>
+            </m:r>
+          </m:sub>
+        </m:sSub>
+        <m:r>
+          <m:rPr>
+            <m:sty m:val="p"/>
+          </m:rPr>
+          <m:t>)</m:t>
+        </m:r>
+      </m:oMath>
+      <w:r>
+        <w:t xml:space="preserve"> </w:t>
+      </w:r>
+      <w:r>
+        <w:t xml:space="preserve">is unknown,</w:t>
+      </w:r>
+      <w:r>
+        <w:t xml:space="preserve"> </w:t>
+      </w:r>
+      <w:r>
+        <w:t xml:space="preserve">so the expectation cannot be computed.</w:t>
+      </w:r>
+      <w:r>
+        <w:t xml:space="preserve"> </w:t>
+      </w:r>
+      <w:r>
+        <w:t xml:space="preserve">If we knew that distribution,</w:t>
+      </w:r>
+      <w:r>
+        <w:t xml:space="preserve"> </w:t>
+      </w:r>
+      <w:r>
+        <w:t xml:space="preserve">we would not need data to build a prediction rule.</w:t>
+      </w:r>
+    </w:p>
+    <w:p>
+      <w:pPr>
+        <w:numPr>
+          <w:ilvl w:val="0"/>
+          <w:numId w:val="1004"/>
+        </w:numPr>
+      </w:pPr>
+      <w:r>
+        <w:t xml:space="preserve">The training error</w:t>
+      </w:r>
+      <w:r>
+        <w:t xml:space="preserve"> </w:t>
+      </w:r>
+      <m:oMath>
+        <m:bar>
+          <m:barPr>
+            <m:pos m:val="top"/>
+          </m:barPr>
+          <m:e>
+            <m:r>
+              <m:rPr>
+                <m:sty m:val="p"/>
+              </m:rPr>
+              <m:t>err</m:t>
+            </m:r>
+          </m:e>
+        </m:bar>
+      </m:oMath>
+      <w:r>
+        <w:t xml:space="preserve"> </w:t>
+      </w:r>
+      <w:r>
+        <w:t xml:space="preserve">replaces the expectation</w:t>
+      </w:r>
+      <w:r>
+        <w:t xml:space="preserve"> </w:t>
+      </w:r>
+      <w:r>
+        <w:t xml:space="preserve">over new cars</w:t>
+      </w:r>
+      <w:r>
+        <w:t xml:space="preserve"> </w:t>
+      </w:r>
+      <w:r>
+        <w:t xml:space="preserve">with an average over the</w:t>
+      </w:r>
+      <w:r>
+        <w:t xml:space="preserve"> </w:t>
+      </w:r>
+      <m:oMath>
+        <m:r>
+          <m:t>n</m:t>
+        </m:r>
+      </m:oMath>
+      <w:r>
+        <w:t xml:space="preserve"> </w:t>
+      </w:r>
+      <w:r>
+        <w:t xml:space="preserve">training cars.</w:t>
+      </w:r>
+      <w:r>
+        <w:t xml:space="preserve"> </w:t>
+      </w:r>
+      <w:r>
+        <w:t xml:space="preserve">Those cars are draws from the same population,</w:t>
+      </w:r>
+      <w:r>
+        <w:t xml:space="preserve"> </w:t>
+      </w:r>
+      <w:r>
+        <w:t xml:space="preserve">but they are not independent of</w:t>
+      </w:r>
+      <w:r>
+        <w:t xml:space="preserve"> </w:t>
+      </w:r>
+      <m:oMath>
+        <m:r>
+          <m:rPr>
+            <m:scr m:val="script"/>
+            <m:sty m:val="p"/>
+          </m:rPr>
+          <m:t>T</m:t>
+        </m:r>
+      </m:oMath>
+      <w:r>
+        <w:t xml:space="preserve">:</w:t>
+      </w:r>
+      <w:r>
+        <w:t xml:space="preserve"> </w:t>
+      </w:r>
+      <w:r>
+        <w:t xml:space="preserve">they</w:t>
+      </w:r>
+      <w:r>
+        <w:t xml:space="preserve"> </w:t>
+      </w:r>
+      <w:r>
+        <w:rPr>
+          <w:i/>
+          <w:iCs/>
+        </w:rPr>
+        <w:t xml:space="preserve">are</w:t>
+      </w:r>
+      <w:r>
+        <w:t xml:space="preserve"> </w:t>
+      </w:r>
+      <m:oMath>
+        <m:r>
+          <m:rPr>
+            <m:scr m:val="script"/>
+            <m:sty m:val="p"/>
+          </m:rPr>
+          <m:t>T</m:t>
+        </m:r>
+      </m:oMath>
+      <w:r>
+        <w:t xml:space="preserve">,</w:t>
+      </w:r>
+      <w:r>
+        <w:t xml:space="preserve"> </w:t>
+      </w:r>
+      <w:r>
+        <w:t xml:space="preserve">and</w:t>
+      </w:r>
+      <w:r>
+        <w:t xml:space="preserve"> </w:t>
+      </w:r>
+      <m:oMath>
+        <m:acc>
+          <m:accPr>
+            <m:chr m:val="̂"/>
+          </m:accPr>
+          <m:e>
+            <m:r>
+              <m:t>y</m:t>
+            </m:r>
+          </m:e>
+        </m:acc>
+      </m:oMath>
+      <w:r>
+        <w:t xml:space="preserve"> </w:t>
+      </w:r>
+      <w:r>
+        <w:t xml:space="preserve">was chosen to fit them.</w:t>
+      </w:r>
+    </w:p>
     <w:bookmarkEnd w:id="45"/>
     <w:bookmarkStart w:id="49" w:name="def-expected-generalization-error"/>
     <w:p>
       <w:pPr>
-        <w:pStyle w:val="BodyText"/>
+        <w:pStyle w:val="FirstParagraph"/>
       </w:pPr>
       <w:r>
         <w:rPr>
@@ -6593,7 +6593,7 @@
       <w:r>
         <w:t xml:space="preserve"> </w:t>
       </w:r>
-      <w:hyperlink r:id="rId39">
+      <w:hyperlink r:id="rId21">
         <w:r>
           <w:rPr>
             <w:rStyle w:val="Hyperlink"/>
@@ -8457,7 +8457,7 @@
           <w:rPr>
             <w:rStyle w:val="Hyperlink"/>
           </w:rPr>
-          <w:t xml:space="preserve">Equation 7</w:t>
+          <w:t xml:space="preserve">Equation 4</w:t>
         </w:r>
       </w:hyperlink>
       <w:r>
@@ -13337,7 +13337,7 @@
           <w:rPr>
             <w:rStyle w:val="Hyperlink"/>
           </w:rPr>
-          <w:t xml:space="preserve">Definition 8</w:t>
+          <w:t xml:space="preserve">Definition 4</w:t>
         </w:r>
       </w:hyperlink>
       <w:r>
@@ -13396,7 +13396,7 @@
       <w:r>
         <w:t xml:space="preserve"> </w:t>
       </w:r>
-      <w:hyperlink r:id="rId25">
+      <w:hyperlink r:id="rId30">
         <w:r>
           <w:rPr>
             <w:rStyle w:val="Hyperlink"/>
@@ -13964,7 +13964,7 @@
           <w:rPr>
             <w:rStyle w:val="Hyperlink"/>
           </w:rPr>
-          <w:t xml:space="preserve">Equation 7</w:t>
+          <w:t xml:space="preserve">Equation 4</w:t>
         </w:r>
       </w:hyperlink>
       <w:r>
@@ -15443,7 +15443,7 @@
       <w:r>
         <w:t xml:space="preserve"> </w:t>
       </w:r>
-      <w:hyperlink r:id="rId25">
+      <w:hyperlink r:id="rId30">
         <w:r>
           <w:rPr>
             <w:rStyle w:val="Hyperlink"/>
@@ -20765,7 +20765,7 @@
       <w:r>
         <w:t xml:space="preserve"> </w:t>
       </w:r>
-      <w:hyperlink r:id="rId25">
+      <w:hyperlink r:id="rId30">
         <w:r>
           <w:rPr>
             <w:rStyle w:val="Hyperlink"/>
@@ -29531,7 +29531,7 @@
       <w:r>
         <w:t xml:space="preserve"> </w:t>
       </w:r>
-      <w:hyperlink r:id="rId25">
+      <w:hyperlink r:id="rId30">
         <w:r>
           <w:rPr>
             <w:rStyle w:val="Hyperlink"/>
@@ -31898,7 +31898,7 @@
       <w:r>
         <w:t xml:space="preserve"> </w:t>
       </w:r>
-      <w:hyperlink r:id="rId25">
+      <w:hyperlink r:id="rId30">
         <w:r>
           <w:rPr>
             <w:rStyle w:val="Hyperlink"/>
@@ -42007,7 +42007,7 @@
       <w:r>
         <w:t xml:space="preserve"> </w:t>
       </w:r>
-      <w:hyperlink r:id="rId28">
+      <w:hyperlink r:id="rId33">
         <w:r>
           <w:rPr>
             <w:rStyle w:val="Hyperlink"/>
@@ -42051,7 +42051,7 @@
       <w:r>
         <w:t xml:space="preserve"> </w:t>
       </w:r>
-      <w:hyperlink r:id="rId39">
+      <w:hyperlink r:id="rId21">
         <w:r>
           <w:rPr>
             <w:rStyle w:val="Hyperlink"/>
@@ -50730,7 +50730,7 @@
           <w:rPr>
             <w:rStyle w:val="Hyperlink"/>
           </w:rPr>
-          <w:t xml:space="preserve">Equation 7</w:t>
+          <w:t xml:space="preserve">Equation 4</w:t>
         </w:r>
       </w:hyperlink>
       <w:r>

--- a/model-validation-handout.docx
+++ b/model-validation-handout.docx
@@ -15,7 +15,7 @@
         <w:pStyle w:val="Date"/>
       </w:pPr>
       <w:r>
-        <w:t xml:space="preserve">Last modified: 2026-10-12 22:10:07 (PDT)</w:t>
+        <w:t xml:space="preserve">Last modified: 2026-10-12 23:11:59 (PDT)</w:t>
       </w:r>
     </w:p>
     <w:bookmarkStart w:id="38" w:name="sec-prediction-rules"/>

--- a/model-validation-handout.docx
+++ b/model-validation-handout.docx
@@ -15,7 +15,7 @@
         <w:pStyle w:val="Date"/>
       </w:pPr>
       <w:r>
-        <w:t xml:space="preserve">Last modified: 2026-10-12 23:11:59 (PDT)</w:t>
+        <w:t xml:space="preserve">Last modified: 2026-10-13 00:51:10 (PDT)</w:t>
       </w:r>
     </w:p>
     <w:bookmarkStart w:id="38" w:name="sec-prediction-rules"/>

--- a/model-validation-handout.docx
+++ b/model-validation-handout.docx
@@ -15,7 +15,7 @@
         <w:pStyle w:val="Date"/>
       </w:pPr>
       <w:r>
-        <w:t xml:space="preserve">Last modified: 2026-10-13 00:51:10 (PDT)</w:t>
+        <w:t xml:space="preserve">Last modified: 2026-10-13 16:43:17 (PDT)</w:t>
       </w:r>
     </w:p>
     <w:bookmarkStart w:id="38" w:name="sec-prediction-rules"/>

--- a/model-validation-handout.docx
+++ b/model-validation-handout.docx
@@ -15,7 +15,7 @@
         <w:pStyle w:val="Date"/>
       </w:pPr>
       <w:r>
-        <w:t xml:space="preserve">Last modified: 2026-10-13 16:43:17 (PDT)</w:t>
+        <w:t xml:space="preserve">Last modified: 2026-10-13 18:24:21 (PDT)</w:t>
       </w:r>
     </w:p>
     <w:bookmarkStart w:id="38" w:name="sec-prediction-rules"/>
@@ -18756,7 +18756,7 @@
     </w:p>
     <w:bookmarkEnd w:id="89"/>
     <w:bookmarkEnd w:id="90"/>
-    <w:bookmarkStart w:id="130" w:name="sec-data-splits"/>
+    <w:bookmarkStart w:id="133" w:name="sec-data-splits"/>
     <w:p>
       <w:pPr>
         <w:pStyle w:val="Heading2"/>
@@ -21333,7 +21333,7 @@
       <w:bookmarkEnd w:id="105"/>
     </w:p>
     <w:bookmarkEnd w:id="106"/>
-    <w:bookmarkStart w:id="107" w:name="rem-data-splits"/>
+    <w:bookmarkStart w:id="110" w:name="rem-data-splits"/>
     <w:p>
       <w:pPr>
         <w:pStyle w:val="FirstParagraph"/>
@@ -21492,8 +21492,82 @@
         <w:t xml:space="preserve">is what makes its score free of that optimism.</w:t>
       </w:r>
     </w:p>
-    <w:bookmarkEnd w:id="107"/>
-    <w:bookmarkStart w:id="129" w:name="exm-train-validation-test-split"/>
+    <w:p>
+      <w:pPr>
+        <w:pStyle w:val="BodyText"/>
+      </w:pPr>
+      <w:r>
+        <w:t xml:space="preserve">For further reading, the machine learning notes define the same three sets in their own notation:</w:t>
+      </w:r>
+      <w:r>
+        <w:t xml:space="preserve"> </w:t>
+      </w:r>
+      <w:r>
+        <w:t xml:space="preserve">the</w:t>
+      </w:r>
+      <w:r>
+        <w:t xml:space="preserve"> </w:t>
+      </w:r>
+      <w:hyperlink r:id="rId107">
+        <w:r>
+          <w:rPr>
+            <w:rStyle w:val="Hyperlink"/>
+          </w:rPr>
+          <w:t xml:space="preserve">training set</w:t>
+        </w:r>
+      </w:hyperlink>
+      <w:r>
+        <w:t xml:space="preserve">,</w:t>
+      </w:r>
+      <w:r>
+        <w:t xml:space="preserve"> </w:t>
+      </w:r>
+      <w:r>
+        <w:t xml:space="preserve">the</w:t>
+      </w:r>
+      <w:r>
+        <w:t xml:space="preserve"> </w:t>
+      </w:r>
+      <w:hyperlink r:id="rId108">
+        <w:r>
+          <w:rPr>
+            <w:rStyle w:val="Hyperlink"/>
+          </w:rPr>
+          <w:t xml:space="preserve">validation set</w:t>
+        </w:r>
+      </w:hyperlink>
+      <w:r>
+        <w:t xml:space="preserve">,</w:t>
+      </w:r>
+      <w:r>
+        <w:t xml:space="preserve"> </w:t>
+      </w:r>
+      <w:r>
+        <w:t xml:space="preserve">and the</w:t>
+      </w:r>
+      <w:r>
+        <w:t xml:space="preserve"> </w:t>
+      </w:r>
+      <w:hyperlink r:id="rId109">
+        <w:r>
+          <w:rPr>
+            <w:rStyle w:val="Hyperlink"/>
+          </w:rPr>
+          <w:t xml:space="preserve">test set</w:t>
+        </w:r>
+      </w:hyperlink>
+      <w:r>
+        <w:t xml:space="preserve">.</w:t>
+      </w:r>
+      <w:r>
+        <w:t xml:space="preserve"> </w:t>
+      </w:r>
+      <w:r>
+        <w:t xml:space="preserve">They use a different symbol for the training set and a parenthesized observation index, but the same three-way split.</w:t>
+      </w:r>
+    </w:p>
+    <w:bookmarkEnd w:id="110"/>
+    <w:bookmarkStart w:id="132" w:name="exm-train-validation-test-split"/>
     <w:p>
       <w:pPr>
         <w:pStyle w:val="BodyText"/>
@@ -21727,7 +21801,7 @@
       <w:tr>
         <w:tc>
           <w:tcPr/>
-          <w:bookmarkStart w:id="108" w:name="tbl-train-validation-test-split-sizes"/>
+          <w:bookmarkStart w:id="111" w:name="tbl-train-validation-test-split-sizes"/>
           <w:p>
             <w:pPr>
               <w:jc w:val="center"/>
@@ -22359,7 +22433,7 @@
               <w:t xml:space="preserve">#&gt; 3 test           7</w:t>
             </w:r>
           </w:p>
-          <w:bookmarkEnd w:id="108"/>
+          <w:bookmarkEnd w:id="111"/>
         </w:tc>
       </w:tr>
     </w:tbl>
@@ -26217,7 +26291,7 @@
       <w:tr>
         <w:tc>
           <w:tcPr/>
-          <w:bookmarkStart w:id="112" w:name="fig-linear-model-superimposed"/>
+          <w:bookmarkStart w:id="115" w:name="fig-linear-model-superimposed"/>
           <w:p>
             <w:pPr>
               <w:pStyle w:val="SourceCode"/>
@@ -26257,18 +26331,18 @@
                 <wp:inline>
                   <wp:extent cx="4620126" cy="3696101"/>
                   <wp:effectExtent b="0" l="0" r="0" t="0"/>
-                  <wp:docPr descr="" title="" id="110" name="Picture"/>
+                  <wp:docPr descr="" title="" id="113" name="Picture"/>
                   <a:graphic>
                     <a:graphicData uri="http://schemas.openxmlformats.org/drawingml/2006/picture">
                       <pic:pic>
                         <pic:nvPicPr>
-                          <pic:cNvPr descr="model-validation_files/figure-docx/unnamed-chunk-3-1.png" id="111" name="Picture"/>
+                          <pic:cNvPr descr="model-validation_files/figure-docx/unnamed-chunk-3-1.png" id="114" name="Picture"/>
                           <pic:cNvPicPr>
                             <a:picLocks noChangeArrowheads="1" noChangeAspect="1"/>
                           </pic:cNvPicPr>
                         </pic:nvPicPr>
                         <pic:blipFill>
-                          <a:blip r:embed="rId109"/>
+                          <a:blip r:embed="rId112"/>
                           <a:stretch>
                             <a:fillRect/>
                           </a:stretch>
@@ -26308,7 +26382,7 @@
               <w:t xml:space="preserve">Figure 2: Linear model fit superimposed on data partitions</w:t>
             </w:r>
           </w:p>
-          <w:bookmarkEnd w:id="112"/>
+          <w:bookmarkEnd w:id="115"/>
         </w:tc>
       </w:tr>
     </w:tbl>
@@ -26333,7 +26407,7 @@
       <w:tr>
         <w:tc>
           <w:tcPr/>
-          <w:bookmarkStart w:id="116" w:name="fig-quadratic-model-superimposed"/>
+          <w:bookmarkStart w:id="119" w:name="fig-quadratic-model-superimposed"/>
           <w:p>
             <w:pPr>
               <w:pStyle w:val="SourceCode"/>
@@ -26373,18 +26447,18 @@
                 <wp:inline>
                   <wp:extent cx="4620126" cy="3696101"/>
                   <wp:effectExtent b="0" l="0" r="0" t="0"/>
-                  <wp:docPr descr="" title="" id="114" name="Picture"/>
+                  <wp:docPr descr="" title="" id="117" name="Picture"/>
                   <a:graphic>
                     <a:graphicData uri="http://schemas.openxmlformats.org/drawingml/2006/picture">
                       <pic:pic>
                         <pic:nvPicPr>
-                          <pic:cNvPr descr="model-validation_files/figure-docx/unnamed-chunk-4-1.png" id="115" name="Picture"/>
+                          <pic:cNvPr descr="model-validation_files/figure-docx/unnamed-chunk-4-1.png" id="118" name="Picture"/>
                           <pic:cNvPicPr>
                             <a:picLocks noChangeArrowheads="1" noChangeAspect="1"/>
                           </pic:cNvPicPr>
                         </pic:nvPicPr>
                         <pic:blipFill>
-                          <a:blip r:embed="rId113"/>
+                          <a:blip r:embed="rId116"/>
                           <a:stretch>
                             <a:fillRect/>
                           </a:stretch>
@@ -26424,7 +26498,7 @@
               <w:t xml:space="preserve">Figure 3: Quadratic model fit superimposed on data partitions</w:t>
             </w:r>
           </w:p>
-          <w:bookmarkEnd w:id="116"/>
+          <w:bookmarkEnd w:id="119"/>
         </w:tc>
       </w:tr>
     </w:tbl>
@@ -26449,7 +26523,7 @@
       <w:tr>
         <w:tc>
           <w:tcPr/>
-          <w:bookmarkStart w:id="120" w:name="fig-cubic-model-superimposed"/>
+          <w:bookmarkStart w:id="123" w:name="fig-cubic-model-superimposed"/>
           <w:p>
             <w:pPr>
               <w:pStyle w:val="SourceCode"/>
@@ -26489,18 +26563,18 @@
                 <wp:inline>
                   <wp:extent cx="4620126" cy="3696101"/>
                   <wp:effectExtent b="0" l="0" r="0" t="0"/>
-                  <wp:docPr descr="" title="" id="118" name="Picture"/>
+                  <wp:docPr descr="" title="" id="121" name="Picture"/>
                   <a:graphic>
                     <a:graphicData uri="http://schemas.openxmlformats.org/drawingml/2006/picture">
                       <pic:pic>
                         <pic:nvPicPr>
-                          <pic:cNvPr descr="model-validation_files/figure-docx/unnamed-chunk-5-1.png" id="119" name="Picture"/>
+                          <pic:cNvPr descr="model-validation_files/figure-docx/unnamed-chunk-5-1.png" id="122" name="Picture"/>
                           <pic:cNvPicPr>
                             <a:picLocks noChangeArrowheads="1" noChangeAspect="1"/>
                           </pic:cNvPicPr>
                         </pic:nvPicPr>
                         <pic:blipFill>
-                          <a:blip r:embed="rId117"/>
+                          <a:blip r:embed="rId120"/>
                           <a:stretch>
                             <a:fillRect/>
                           </a:stretch>
@@ -26540,7 +26614,7 @@
               <w:t xml:space="preserve">Figure 4: Cubic model fit superimposed on data partitions</w:t>
             </w:r>
           </w:p>
-          <w:bookmarkEnd w:id="120"/>
+          <w:bookmarkEnd w:id="123"/>
         </w:tc>
       </w:tr>
     </w:tbl>
@@ -26565,7 +26639,7 @@
       <w:tr>
         <w:tc>
           <w:tcPr/>
-          <w:bookmarkStart w:id="124" w:name="fig-quartic-model-superimposed"/>
+          <w:bookmarkStart w:id="127" w:name="fig-quartic-model-superimposed"/>
           <w:p>
             <w:pPr>
               <w:pStyle w:val="SourceCode"/>
@@ -26605,18 +26679,18 @@
                 <wp:inline>
                   <wp:extent cx="4620126" cy="3696101"/>
                   <wp:effectExtent b="0" l="0" r="0" t="0"/>
-                  <wp:docPr descr="" title="" id="122" name="Picture"/>
+                  <wp:docPr descr="" title="" id="125" name="Picture"/>
                   <a:graphic>
                     <a:graphicData uri="http://schemas.openxmlformats.org/drawingml/2006/picture">
                       <pic:pic>
                         <pic:nvPicPr>
-                          <pic:cNvPr descr="model-validation_files/figure-docx/unnamed-chunk-6-1.png" id="123" name="Picture"/>
+                          <pic:cNvPr descr="model-validation_files/figure-docx/unnamed-chunk-6-1.png" id="126" name="Picture"/>
                           <pic:cNvPicPr>
                             <a:picLocks noChangeArrowheads="1" noChangeAspect="1"/>
                           </pic:cNvPicPr>
                         </pic:nvPicPr>
                         <pic:blipFill>
-                          <a:blip r:embed="rId121"/>
+                          <a:blip r:embed="rId124"/>
                           <a:stretch>
                             <a:fillRect/>
                           </a:stretch>
@@ -26656,7 +26730,7 @@
               <w:t xml:space="preserve">Figure 5: Quartic model fit superimposed on data partitions</w:t>
             </w:r>
           </w:p>
-          <w:bookmarkEnd w:id="124"/>
+          <w:bookmarkEnd w:id="127"/>
         </w:tc>
       </w:tr>
     </w:tbl>
@@ -26681,7 +26755,7 @@
       <w:tr>
         <w:tc>
           <w:tcPr/>
-          <w:bookmarkStart w:id="125" w:name="tbl-train-validation-results"/>
+          <w:bookmarkStart w:id="128" w:name="tbl-train-validation-results"/>
           <w:p>
             <w:pPr>
               <w:jc w:val="center"/>
@@ -26770,7 +26844,7 @@
               <w:t xml:space="preserve">#&gt; 4 quartic            1.90            3.97</w:t>
             </w:r>
           </w:p>
-          <w:bookmarkEnd w:id="125"/>
+          <w:bookmarkEnd w:id="128"/>
         </w:tc>
       </w:tr>
     </w:tbl>
@@ -26839,7 +26913,7 @@
       <w:tr>
         <w:tc>
           <w:tcPr/>
-          <w:bookmarkStart w:id="126" w:name="tbl-train-validation-test-rmse"/>
+          <w:bookmarkStart w:id="129" w:name="tbl-train-validation-test-rmse"/>
           <w:p>
             <w:pPr>
               <w:jc w:val="center"/>
@@ -26916,7 +26990,7 @@
               <w:t xml:space="preserve">#&gt; 2 test       linear  2.44</w:t>
             </w:r>
           </w:p>
-          <w:bookmarkEnd w:id="126"/>
+          <w:bookmarkEnd w:id="129"/>
         </w:tc>
       </w:tr>
     </w:tbl>
@@ -26969,12 +27043,12 @@
                 <wp:inline>
                   <wp:extent cx="152400" cy="152400"/>
                   <wp:effectExtent b="0" l="0" r="0" t="0"/>
-                  <wp:docPr descr="" title="" id="127" name="Picture"/>
+                  <wp:docPr descr="" title="" id="130" name="Picture"/>
                   <a:graphic>
                     <a:graphicData uri="http://schemas.openxmlformats.org/drawingml/2006/picture">
                       <pic:pic>
                         <pic:nvPicPr>
-                          <pic:cNvPr descr="/opt/quarto/share/formats/docx/note.png" id="128" name="Picture"/>
+                          <pic:cNvPr descr="/opt/quarto/share/formats/docx/note.png" id="131" name="Picture"/>
                           <pic:cNvPicPr>
                             <a:picLocks noChangeArrowheads="1" noChangeAspect="1"/>
                           </pic:cNvPicPr>
@@ -27053,9 +27127,9 @@
         </w:tc>
       </w:tr>
     </w:tbl>
-    <w:bookmarkEnd w:id="129"/>
-    <w:bookmarkEnd w:id="130"/>
-    <w:bookmarkStart w:id="171" w:name="sec-kfold"/>
+    <w:bookmarkEnd w:id="132"/>
+    <w:bookmarkEnd w:id="133"/>
+    <w:bookmarkStart w:id="174" w:name="sec-kfold"/>
     <w:p>
       <w:pPr>
         <w:pStyle w:val="Heading2"/>
@@ -27075,7 +27149,7 @@
         <w:t xml:space="preserve">-fold cross-validation</w:t>
       </w:r>
     </w:p>
-    <w:bookmarkStart w:id="131" w:name="exr-kfold"/>
+    <w:bookmarkStart w:id="134" w:name="exr-kfold"/>
     <w:p>
       <w:pPr>
         <w:pStyle w:val="FirstParagraph"/>
@@ -27226,8 +27300,8 @@
         <w:t xml:space="preserve">How many times is a given car used for fitting, and how many times for prediction?</w:t>
       </w:r>
     </w:p>
-    <w:bookmarkEnd w:id="131"/>
-    <w:bookmarkStart w:id="132" w:name="sol-kfold"/>
+    <w:bookmarkEnd w:id="134"/>
+    <w:bookmarkStart w:id="135" w:name="sol-kfold"/>
     <w:p>
       <w:pPr>
         <w:pStyle w:val="FirstParagraph"/>
@@ -27401,8 +27475,8 @@
         <w:t xml:space="preserve">fits.</w:t>
       </w:r>
     </w:p>
-    <w:bookmarkEnd w:id="132"/>
-    <w:bookmarkStart w:id="136" w:name="def-folds"/>
+    <w:bookmarkEnd w:id="135"/>
+    <w:bookmarkStart w:id="139" w:name="def-folds"/>
     <w:p>
       <w:pPr>
         <w:pStyle w:val="FirstParagraph"/>
@@ -27578,7 +27652,7 @@
       <w:pPr>
         <w:pStyle w:val="BodyText"/>
       </w:pPr>
-      <w:bookmarkStart w:id="133" w:name="eq-folds"/>
+      <w:bookmarkStart w:id="136" w:name="eq-folds"/>
       <m:oMathPara>
         <m:oMathParaPr>
           <m:jc m:val="center"/>
@@ -27669,7 +27743,7 @@
           </m:r>
         </m:oMath>
       </m:oMathPara>
-      <w:bookmarkEnd w:id="133"/>
+      <w:bookmarkEnd w:id="136"/>
     </w:p>
     <w:tbl>
       <w:tblPr>
@@ -27712,12 +27786,12 @@
                 <wp:inline>
                   <wp:extent cx="152400" cy="152400"/>
                   <wp:effectExtent b="0" l="0" r="0" t="0"/>
-                  <wp:docPr descr="" title="" id="134" name="Picture"/>
+                  <wp:docPr descr="" title="" id="137" name="Picture"/>
                   <a:graphic>
                     <a:graphicData uri="http://schemas.openxmlformats.org/drawingml/2006/picture">
                       <pic:pic>
                         <pic:nvPicPr>
-                          <pic:cNvPr descr="/opt/quarto/share/formats/docx/note.png" id="135" name="Picture"/>
+                          <pic:cNvPr descr="/opt/quarto/share/formats/docx/note.png" id="138" name="Picture"/>
                           <pic:cNvPicPr>
                             <a:picLocks noChangeArrowheads="1" noChangeAspect="1"/>
                           </pic:cNvPicPr>
@@ -27822,8 +27896,8 @@
         </w:tc>
       </w:tr>
     </w:tbl>
-    <w:bookmarkEnd w:id="136"/>
-    <w:bookmarkStart w:id="138" w:name="def-fold-size"/>
+    <w:bookmarkEnd w:id="139"/>
+    <w:bookmarkStart w:id="141" w:name="def-fold-size"/>
     <w:p>
       <w:pPr>
         <w:pStyle w:val="BodyText"/>
@@ -27917,7 +27991,7 @@
       <w:pPr>
         <w:pStyle w:val="BodyText"/>
       </w:pPr>
-      <w:bookmarkStart w:id="137" w:name="eq-fold-size"/>
+      <w:bookmarkStart w:id="140" w:name="eq-fold-size"/>
       <m:oMathPara>
         <m:oMathParaPr>
           <m:jc m:val="center"/>
@@ -28012,10 +28086,10 @@
           </m:r>
         </m:oMath>
       </m:oMathPara>
-      <w:bookmarkEnd w:id="137"/>
+      <w:bookmarkEnd w:id="140"/>
     </w:p>
-    <w:bookmarkEnd w:id="138"/>
-    <w:bookmarkStart w:id="142" w:name="def-fold-assignment"/>
+    <w:bookmarkEnd w:id="141"/>
+    <w:bookmarkStart w:id="145" w:name="def-fold-assignment"/>
     <w:p>
       <w:pPr>
         <w:pStyle w:val="FirstParagraph"/>
@@ -28166,7 +28240,7 @@
       <w:pPr>
         <w:pStyle w:val="BodyText"/>
       </w:pPr>
-      <w:bookmarkStart w:id="139" w:name="eq-fold-assignment"/>
+      <w:bookmarkStart w:id="142" w:name="eq-fold-assignment"/>
       <m:oMathPara>
         <m:oMathParaPr>
           <m:jc m:val="center"/>
@@ -28238,7 +28312,7 @@
           </m:r>
         </m:oMath>
       </m:oMathPara>
-      <w:bookmarkEnd w:id="139"/>
+      <w:bookmarkEnd w:id="142"/>
     </w:p>
     <w:tbl>
       <w:tblPr>
@@ -28281,12 +28355,12 @@
                 <wp:inline>
                   <wp:extent cx="152400" cy="152400"/>
                   <wp:effectExtent b="0" l="0" r="0" t="0"/>
-                  <wp:docPr descr="" title="" id="140" name="Picture"/>
+                  <wp:docPr descr="" title="" id="143" name="Picture"/>
                   <a:graphic>
                     <a:graphicData uri="http://schemas.openxmlformats.org/drawingml/2006/picture">
                       <pic:pic>
                         <pic:nvPicPr>
-                          <pic:cNvPr descr="/opt/quarto/share/formats/docx/note.png" id="141" name="Picture"/>
+                          <pic:cNvPr descr="/opt/quarto/share/formats/docx/note.png" id="144" name="Picture"/>
                           <pic:cNvPicPr>
                             <a:picLocks noChangeArrowheads="1" noChangeAspect="1"/>
                           </pic:cNvPicPr>
@@ -28394,8 +28468,8 @@
         </w:tc>
       </w:tr>
     </w:tbl>
-    <w:bookmarkEnd w:id="142"/>
-    <w:bookmarkStart w:id="146" w:name="def-fold-out-rule"/>
+    <w:bookmarkEnd w:id="145"/>
+    <w:bookmarkStart w:id="149" w:name="def-fold-out-rule"/>
     <w:p>
       <w:pPr>
         <w:pStyle w:val="BodyText"/>
@@ -28587,7 +28661,7 @@
       <w:pPr>
         <w:pStyle w:val="BodyText"/>
       </w:pPr>
-      <w:bookmarkStart w:id="143" w:name="eq-fold-out-rule"/>
+      <w:bookmarkStart w:id="146" w:name="eq-fold-out-rule"/>
       <m:oMathPara>
         <m:oMathParaPr>
           <m:jc m:val="center"/>
@@ -28820,7 +28894,7 @@
           </m:r>
         </m:oMath>
       </m:oMathPara>
-      <w:bookmarkEnd w:id="143"/>
+      <w:bookmarkEnd w:id="146"/>
     </w:p>
     <w:tbl>
       <w:tblPr>
@@ -28863,12 +28937,12 @@
                 <wp:inline>
                   <wp:extent cx="152400" cy="152400"/>
                   <wp:effectExtent b="0" l="0" r="0" t="0"/>
-                  <wp:docPr descr="" title="" id="144" name="Picture"/>
+                  <wp:docPr descr="" title="" id="147" name="Picture"/>
                   <a:graphic>
                     <a:graphicData uri="http://schemas.openxmlformats.org/drawingml/2006/picture">
                       <pic:pic>
                         <pic:nvPicPr>
-                          <pic:cNvPr descr="/opt/quarto/share/formats/docx/note.png" id="145" name="Picture"/>
+                          <pic:cNvPr descr="/opt/quarto/share/formats/docx/note.png" id="148" name="Picture"/>
                           <pic:cNvPicPr>
                             <a:picLocks noChangeArrowheads="1" noChangeAspect="1"/>
                           </pic:cNvPicPr>
@@ -28991,8 +29065,8 @@
         </w:tc>
       </w:tr>
     </w:tbl>
-    <w:bookmarkEnd w:id="146"/>
-    <w:bookmarkStart w:id="147" w:name="def-kfold"/>
+    <w:bookmarkEnd w:id="149"/>
+    <w:bookmarkStart w:id="150" w:name="def-kfold"/>
     <w:p>
       <w:pPr>
         <w:pStyle w:val="BodyText"/>
@@ -29339,8 +29413,8 @@
         <w:t xml:space="preserve">Compute a summary prediction-error measure across all folds.</w:t>
       </w:r>
     </w:p>
-    <w:bookmarkEnd w:id="147"/>
-    <w:bookmarkStart w:id="148" w:name="rem-kfold-vs-validation-set"/>
+    <w:bookmarkEnd w:id="150"/>
+    <w:bookmarkStart w:id="151" w:name="rem-kfold-vs-validation-set"/>
     <w:p>
       <w:pPr>
         <w:pStyle w:val="FirstParagraph"/>
@@ -29442,8 +29516,8 @@
         <w:t xml:space="preserve">give 4 fits on 24 cars each.</w:t>
       </w:r>
     </w:p>
-    <w:bookmarkEnd w:id="148"/>
-    <w:bookmarkStart w:id="152" w:name="def-cv-estimate"/>
+    <w:bookmarkEnd w:id="151"/>
+    <w:bookmarkStart w:id="155" w:name="def-cv-estimate"/>
     <w:p>
       <w:pPr>
         <w:pStyle w:val="BodyText"/>
@@ -29655,7 +29729,7 @@
       <w:pPr>
         <w:pStyle w:val="BodyText"/>
       </w:pPr>
-      <w:bookmarkStart w:id="149" w:name="eq-cv-estimate"/>
+      <w:bookmarkStart w:id="152" w:name="eq-cv-estimate"/>
       <m:oMathPara>
         <m:oMathParaPr>
           <m:jc m:val="center"/>
@@ -29914,7 +29988,7 @@
           </m:r>
         </m:oMath>
       </m:oMathPara>
-      <w:bookmarkEnd w:id="149"/>
+      <w:bookmarkEnd w:id="152"/>
     </w:p>
     <w:tbl>
       <w:tblPr>
@@ -29957,12 +30031,12 @@
                 <wp:inline>
                   <wp:extent cx="152400" cy="152400"/>
                   <wp:effectExtent b="0" l="0" r="0" t="0"/>
-                  <wp:docPr descr="" title="" id="150" name="Picture"/>
+                  <wp:docPr descr="" title="" id="153" name="Picture"/>
                   <a:graphic>
                     <a:graphicData uri="http://schemas.openxmlformats.org/drawingml/2006/picture">
                       <pic:pic>
                         <pic:nvPicPr>
-                          <pic:cNvPr descr="/opt/quarto/share/formats/docx/note.png" id="151" name="Picture"/>
+                          <pic:cNvPr descr="/opt/quarto/share/formats/docx/note.png" id="154" name="Picture"/>
                           <pic:cNvPicPr>
                             <a:picLocks noChangeArrowheads="1" noChangeAspect="1"/>
                           </pic:cNvPicPr>
@@ -30061,8 +30135,8 @@
         </w:tc>
       </w:tr>
     </w:tbl>
-    <w:bookmarkEnd w:id="152"/>
-    <w:bookmarkStart w:id="153" w:name="exr-cv-estimate-by-fold"/>
+    <w:bookmarkEnd w:id="155"/>
+    <w:bookmarkStart w:id="156" w:name="exr-cv-estimate-by-fold"/>
     <w:p>
       <w:pPr>
         <w:pStyle w:val="BodyText"/>
@@ -30263,8 +30337,8 @@
         <w:t xml:space="preserve">.</w:t>
       </w:r>
     </w:p>
-    <w:bookmarkEnd w:id="153"/>
-    <w:bookmarkStart w:id="154" w:name="sol-cv-estimate-by-fold"/>
+    <w:bookmarkEnd w:id="156"/>
+    <w:bookmarkStart w:id="157" w:name="sol-cv-estimate-by-fold"/>
     <w:p>
       <w:pPr>
         <w:pStyle w:val="BodyText"/>
@@ -31405,8 +31479,8 @@
         <w:t xml:space="preserve">so each inner sum uses a single fitted rule.</w:t>
       </w:r>
     </w:p>
-    <w:bookmarkEnd w:id="154"/>
-    <w:bookmarkStart w:id="156" w:name="thm-cv-estimate-by-fold"/>
+    <w:bookmarkEnd w:id="157"/>
+    <w:bookmarkStart w:id="159" w:name="thm-cv-estimate-by-fold"/>
     <w:p>
       <w:pPr>
         <w:pStyle w:val="BodyText"/>
@@ -31495,7 +31569,7 @@
       <w:pPr>
         <w:pStyle w:val="BodyText"/>
       </w:pPr>
-      <w:bookmarkStart w:id="155" w:name="eq-cv-estimate-by-fold"/>
+      <w:bookmarkStart w:id="158" w:name="eq-cv-estimate-by-fold"/>
       <m:oMathPara>
         <m:oMathParaPr>
           <m:jc m:val="center"/>
@@ -31768,9 +31842,9 @@
           </m:r>
         </m:oMath>
       </m:oMathPara>
-      <w:bookmarkEnd w:id="155"/>
+      <w:bookmarkEnd w:id="158"/>
     </w:p>
-    <w:bookmarkEnd w:id="156"/>
+    <w:bookmarkEnd w:id="159"/>
     <w:p>
       <w:pPr>
         <w:pStyle w:val="FirstParagraph"/>
@@ -31803,7 +31877,7 @@
         <w:t xml:space="preserve">.</w:t>
       </w:r>
     </w:p>
-    <w:bookmarkStart w:id="160" w:name="def-fold-mse"/>
+    <w:bookmarkStart w:id="163" w:name="def-fold-mse"/>
     <w:p>
       <w:pPr>
         <w:pStyle w:val="BodyText"/>
@@ -31971,7 +32045,7 @@
       <w:pPr>
         <w:pStyle w:val="BodyText"/>
       </w:pPr>
-      <w:bookmarkStart w:id="157" w:name="eq-fold-mse"/>
+      <w:bookmarkStart w:id="160" w:name="eq-fold-mse"/>
       <m:oMathPara>
         <m:oMathParaPr>
           <m:jc m:val="center"/>
@@ -32211,7 +32285,7 @@
           </m:r>
         </m:oMath>
       </m:oMathPara>
-      <w:bookmarkEnd w:id="157"/>
+      <w:bookmarkEnd w:id="160"/>
     </w:p>
     <w:tbl>
       <w:tblPr>
@@ -32254,12 +32328,12 @@
                 <wp:inline>
                   <wp:extent cx="152400" cy="152400"/>
                   <wp:effectExtent b="0" l="0" r="0" t="0"/>
-                  <wp:docPr descr="" title="" id="158" name="Picture"/>
+                  <wp:docPr descr="" title="" id="161" name="Picture"/>
                   <a:graphic>
                     <a:graphicData uri="http://schemas.openxmlformats.org/drawingml/2006/picture">
                       <pic:pic>
                         <pic:nvPicPr>
-                          <pic:cNvPr descr="/opt/quarto/share/formats/docx/note.png" id="159" name="Picture"/>
+                          <pic:cNvPr descr="/opt/quarto/share/formats/docx/note.png" id="162" name="Picture"/>
                           <pic:cNvPicPr>
                             <a:picLocks noChangeArrowheads="1" noChangeAspect="1"/>
                           </pic:cNvPicPr>
@@ -32390,8 +32464,8 @@
         </w:tc>
       </w:tr>
     </w:tbl>
-    <w:bookmarkEnd w:id="160"/>
-    <w:bookmarkStart w:id="161" w:name="rem-cv-estimate"/>
+    <w:bookmarkEnd w:id="163"/>
+    <w:bookmarkStart w:id="164" w:name="rem-cv-estimate"/>
     <w:p>
       <w:pPr>
         <w:pStyle w:val="BodyText"/>
@@ -33057,8 +33131,8 @@
         <w:t xml:space="preserve">use.</w:t>
       </w:r>
     </w:p>
-    <w:bookmarkEnd w:id="161"/>
-    <w:bookmarkStart w:id="162" w:name="rem-choosing-k"/>
+    <w:bookmarkEnd w:id="164"/>
+    <w:bookmarkStart w:id="165" w:name="rem-choosing-k"/>
     <w:p>
       <w:pPr>
         <w:pStyle w:val="BodyText"/>
@@ -33465,8 +33539,8 @@
         <w:t xml:space="preserve">is the usual compromise.</w:t>
       </w:r>
     </w:p>
-    <w:bookmarkEnd w:id="162"/>
-    <w:bookmarkStart w:id="167" w:name="exm-kfold-simulated"/>
+    <w:bookmarkEnd w:id="165"/>
+    <w:bookmarkStart w:id="170" w:name="exm-kfold-simulated"/>
     <w:p>
       <w:pPr>
         <w:pStyle w:val="BodyText"/>
@@ -34660,7 +34734,7 @@
       <w:tr>
         <w:tc>
           <w:tcPr/>
-          <w:bookmarkStart w:id="166" w:name="fig-cv-simulated"/>
+          <w:bookmarkStart w:id="169" w:name="fig-cv-simulated"/>
           <w:p>
             <w:pPr>
               <w:pStyle w:val="SourceCode"/>
@@ -35624,18 +35698,18 @@
                 <wp:inline>
                   <wp:extent cx="4620126" cy="3696101"/>
                   <wp:effectExtent b="0" l="0" r="0" t="0"/>
-                  <wp:docPr descr="" title="" id="164" name="Picture"/>
+                  <wp:docPr descr="" title="" id="167" name="Picture"/>
                   <a:graphic>
                     <a:graphicData uri="http://schemas.openxmlformats.org/drawingml/2006/picture">
                       <pic:pic>
                         <pic:nvPicPr>
-                          <pic:cNvPr descr="model-validation_files/figure-docx/cv-simulated-plot-1.png" id="165" name="Picture"/>
+                          <pic:cNvPr descr="model-validation_files/figure-docx/cv-simulated-plot-1.png" id="168" name="Picture"/>
                           <pic:cNvPicPr>
                             <a:picLocks noChangeArrowheads="1" noChangeAspect="1"/>
                           </pic:cNvPicPr>
                         </pic:nvPicPr>
                         <pic:blipFill>
-                          <a:blip r:embed="rId163"/>
+                          <a:blip r:embed="rId166"/>
                           <a:stretch>
                             <a:fillRect/>
                           </a:stretch>
@@ -35704,7 +35778,7 @@
               <w:t xml:space="preserve">could be computed from real data.</w:t>
             </w:r>
           </w:p>
-          <w:bookmarkEnd w:id="166"/>
+          <w:bookmarkEnd w:id="169"/>
         </w:tc>
       </w:tr>
     </w:tbl>
@@ -37592,8 +37666,8 @@
         <w:t xml:space="preserve">new ones.</w:t>
       </w:r>
     </w:p>
-    <w:bookmarkEnd w:id="167"/>
-    <w:bookmarkStart w:id="170" w:name="exm-kfold-mtcars"/>
+    <w:bookmarkEnd w:id="170"/>
+    <w:bookmarkStart w:id="173" w:name="exm-kfold-mtcars"/>
     <w:p>
       <w:pPr>
         <w:pStyle w:val="BodyText"/>
@@ -37796,7 +37870,7 @@
       <w:tr>
         <w:tc>
           <w:tcPr/>
-          <w:bookmarkStart w:id="168" w:name="tbl-cv-mtcars-repeats"/>
+          <w:bookmarkStart w:id="171" w:name="tbl-cv-mtcars-repeats"/>
           <w:p>
             <w:pPr>
               <w:jc w:val="center"/>
@@ -38452,7 +38526,7 @@
               <w:t xml:space="preserve">#&gt; 5         5     3.38     2.74     2.78     2.81</w:t>
             </w:r>
           </w:p>
-          <w:bookmarkEnd w:id="168"/>
+          <w:bookmarkEnd w:id="171"/>
         </w:tc>
       </w:tr>
     </w:tbl>
@@ -38477,7 +38551,7 @@
       <w:tr>
         <w:tc>
           <w:tcPr/>
-          <w:bookmarkStart w:id="169" w:name="tbl-cv-mtcars"/>
+          <w:bookmarkStart w:id="172" w:name="tbl-cv-mtcars"/>
           <w:p>
             <w:pPr>
               <w:jc w:val="center"/>
@@ -38833,7 +38907,7 @@
               <w:t xml:space="preserve">#&gt; 5         5 2       2.74</w:t>
             </w:r>
           </w:p>
-          <w:bookmarkEnd w:id="169"/>
+          <w:bookmarkEnd w:id="172"/>
         </w:tc>
       </w:tr>
     </w:tbl>
@@ -39523,9 +39597,9 @@
         <w:t xml:space="preserve">may not survive a different split.</w:t>
       </w:r>
     </w:p>
-    <w:bookmarkEnd w:id="170"/>
-    <w:bookmarkEnd w:id="171"/>
-    <w:bookmarkStart w:id="196" w:name="sec-loocv"/>
+    <w:bookmarkEnd w:id="173"/>
+    <w:bookmarkEnd w:id="174"/>
+    <w:bookmarkStart w:id="199" w:name="sec-loocv"/>
     <w:p>
       <w:pPr>
         <w:pStyle w:val="Heading2"/>
@@ -39534,7 +39608,7 @@
         <w:t xml:space="preserve">6 Leave-one-out cross-validation</w:t>
       </w:r>
     </w:p>
-    <w:bookmarkStart w:id="172" w:name="exr-loocv"/>
+    <w:bookmarkStart w:id="175" w:name="exr-loocv"/>
     <w:p>
       <w:pPr>
         <w:pStyle w:val="FirstParagraph"/>
@@ -39744,8 +39818,8 @@
         <w:t xml:space="preserve">) differ?</w:t>
       </w:r>
     </w:p>
-    <w:bookmarkEnd w:id="172"/>
-    <w:bookmarkStart w:id="173" w:name="sol-loocv"/>
+    <w:bookmarkEnd w:id="175"/>
+    <w:bookmarkStart w:id="176" w:name="sol-loocv"/>
     <w:p>
       <w:pPr>
         <w:pStyle w:val="FirstParagraph"/>
@@ -39942,8 +40016,8 @@
         <w:t xml:space="preserve">the estimate is not random.</w:t>
       </w:r>
     </w:p>
-    <w:bookmarkEnd w:id="173"/>
-    <w:bookmarkStart w:id="177" w:name="def-loocv"/>
+    <w:bookmarkEnd w:id="176"/>
+    <w:bookmarkStart w:id="180" w:name="def-loocv"/>
     <w:p>
       <w:pPr>
         <w:pStyle w:val="FirstParagraph"/>
@@ -40247,7 +40321,7 @@
       <w:pPr>
         <w:pStyle w:val="BodyText"/>
       </w:pPr>
-      <w:bookmarkStart w:id="174" w:name="eq-loocv"/>
+      <w:bookmarkStart w:id="177" w:name="eq-loocv"/>
       <m:oMathPara>
         <m:oMathParaPr>
           <m:jc m:val="center"/>
@@ -40493,7 +40567,7 @@
           </m:r>
         </m:oMath>
       </m:oMathPara>
-      <w:bookmarkEnd w:id="174"/>
+      <w:bookmarkEnd w:id="177"/>
     </w:p>
     <w:tbl>
       <w:tblPr>
@@ -40536,12 +40610,12 @@
                 <wp:inline>
                   <wp:extent cx="152400" cy="152400"/>
                   <wp:effectExtent b="0" l="0" r="0" t="0"/>
-                  <wp:docPr descr="" title="" id="175" name="Picture"/>
+                  <wp:docPr descr="" title="" id="178" name="Picture"/>
                   <a:graphic>
                     <a:graphicData uri="http://schemas.openxmlformats.org/drawingml/2006/picture">
                       <pic:pic>
                         <pic:nvPicPr>
-                          <pic:cNvPr descr="/opt/quarto/share/formats/docx/note.png" id="176" name="Picture"/>
+                          <pic:cNvPr descr="/opt/quarto/share/formats/docx/note.png" id="179" name="Picture"/>
                           <pic:cNvPicPr>
                             <a:picLocks noChangeArrowheads="1" noChangeAspect="1"/>
                           </pic:cNvPicPr>
@@ -40614,8 +40688,8 @@
         </w:tc>
       </w:tr>
     </w:tbl>
-    <w:bookmarkEnd w:id="177"/>
-    <w:bookmarkStart w:id="179" w:name="def-term-vector"/>
+    <w:bookmarkEnd w:id="180"/>
+    <w:bookmarkStart w:id="182" w:name="def-term-vector"/>
     <w:p>
       <w:pPr>
         <w:pStyle w:val="BodyText"/>
@@ -40852,7 +40926,7 @@
       <w:pPr>
         <w:pStyle w:val="BodyText"/>
       </w:pPr>
-      <w:bookmarkStart w:id="178" w:name="eq-term-vector"/>
+      <w:bookmarkStart w:id="181" w:name="eq-term-vector"/>
       <m:oMathPara>
         <m:oMathParaPr>
           <m:jc m:val="center"/>
@@ -41040,10 +41114,10 @@
           </m:r>
         </m:oMath>
       </m:oMathPara>
-      <w:bookmarkEnd w:id="178"/>
+      <w:bookmarkEnd w:id="181"/>
     </w:p>
-    <w:bookmarkEnd w:id="179"/>
-    <w:bookmarkStart w:id="181" w:name="rem-term-vector"/>
+    <w:bookmarkEnd w:id="182"/>
+    <w:bookmarkStart w:id="184" w:name="rem-term-vector"/>
     <w:p>
       <w:pPr>
         <w:pStyle w:val="FirstParagraph"/>
@@ -41136,7 +41210,7 @@
       <w:r>
         <w:t xml:space="preserve"> </w:t>
       </w:r>
-      <w:hyperlink r:id="rId180">
+      <w:hyperlink r:id="rId183">
         <w:r>
           <w:rPr>
             <w:rStyle w:val="Hyperlink"/>
@@ -41172,8 +41246,8 @@
         <w:t xml:space="preserve">.</w:t>
       </w:r>
     </w:p>
-    <w:bookmarkEnd w:id="181"/>
-    <w:bookmarkStart w:id="183" w:name="def-cross-product-matrix"/>
+    <w:bookmarkEnd w:id="184"/>
+    <w:bookmarkStart w:id="186" w:name="def-cross-product-matrix"/>
     <w:p>
       <w:pPr>
         <w:pStyle w:val="BodyText"/>
@@ -41295,7 +41369,7 @@
       <w:pPr>
         <w:pStyle w:val="BodyText"/>
       </w:pPr>
-      <w:bookmarkStart w:id="182" w:name="eq-cross-product-matrix"/>
+      <w:bookmarkStart w:id="185" w:name="eq-cross-product-matrix"/>
       <m:oMathPara>
         <m:oMathParaPr>
           <m:jc m:val="center"/>
@@ -41428,10 +41502,10 @@
           </m:r>
         </m:oMath>
       </m:oMathPara>
-      <w:bookmarkEnd w:id="182"/>
+      <w:bookmarkEnd w:id="185"/>
     </w:p>
-    <w:bookmarkEnd w:id="183"/>
-    <w:bookmarkStart w:id="189" w:name="def-leverage"/>
+    <w:bookmarkEnd w:id="186"/>
+    <w:bookmarkStart w:id="192" w:name="def-leverage"/>
     <w:p>
       <w:pPr>
         <w:pStyle w:val="FirstParagraph"/>
@@ -41452,7 +41526,7 @@
       <w:r>
         <w:t xml:space="preserve"> </w:t>
       </w:r>
-      <w:hyperlink r:id="rId184">
+      <w:hyperlink r:id="rId187">
         <w:r>
           <w:rPr>
             <w:rStyle w:val="Hyperlink"/>
@@ -41596,7 +41670,7 @@
       <w:pPr>
         <w:pStyle w:val="BodyText"/>
       </w:pPr>
-      <w:bookmarkStart w:id="185" w:name="eq-leverage"/>
+      <w:bookmarkStart w:id="188" w:name="eq-leverage"/>
       <m:oMathPara>
         <m:oMathParaPr>
           <m:jc m:val="center"/>
@@ -41727,7 +41801,7 @@
           </m:r>
         </m:oMath>
       </m:oMathPara>
-      <w:bookmarkEnd w:id="185"/>
+      <w:bookmarkEnd w:id="188"/>
     </w:p>
     <w:tbl>
       <w:tblPr>
@@ -41770,12 +41844,12 @@
                 <wp:inline>
                   <wp:extent cx="152400" cy="152400"/>
                   <wp:effectExtent b="0" l="0" r="0" t="0"/>
-                  <wp:docPr descr="" title="" id="186" name="Picture"/>
+                  <wp:docPr descr="" title="" id="189" name="Picture"/>
                   <a:graphic>
                     <a:graphicData uri="http://schemas.openxmlformats.org/drawingml/2006/picture">
                       <pic:pic>
                         <pic:nvPicPr>
-                          <pic:cNvPr descr="/opt/quarto/share/formats/docx/note.png" id="187" name="Picture"/>
+                          <pic:cNvPr descr="/opt/quarto/share/formats/docx/note.png" id="190" name="Picture"/>
                           <pic:cNvPicPr>
                             <a:picLocks noChangeArrowheads="1" noChangeAspect="1"/>
                           </pic:cNvPicPr>
@@ -41869,7 +41943,7 @@
             <w:r>
               <w:t xml:space="preserve"> </w:t>
             </w:r>
-            <w:hyperlink r:id="rId188">
+            <w:hyperlink r:id="rId191">
               <w:r>
                 <w:rPr>
                   <w:rStyle w:val="Hyperlink"/>
@@ -41885,8 +41959,8 @@
         </w:tc>
       </w:tr>
     </w:tbl>
-    <w:bookmarkEnd w:id="189"/>
-    <w:bookmarkStart w:id="193" w:name="thm-loocv-shortcut"/>
+    <w:bookmarkEnd w:id="192"/>
+    <w:bookmarkStart w:id="196" w:name="thm-loocv-shortcut"/>
     <w:p>
       <w:pPr>
         <w:pStyle w:val="BodyText"/>
@@ -41907,7 +41981,7 @@
       <w:r>
         <w:t xml:space="preserve"> </w:t>
       </w:r>
-      <w:hyperlink r:id="rId184">
+      <w:hyperlink r:id="rId187">
         <w:r>
           <w:rPr>
             <w:rStyle w:val="Hyperlink"/>
@@ -42133,7 +42207,7 @@
       <w:pPr>
         <w:pStyle w:val="BodyText"/>
       </w:pPr>
-      <w:bookmarkStart w:id="190" w:name="eq-loocv-shortcut"/>
+      <w:bookmarkStart w:id="193" w:name="eq-loocv-shortcut"/>
       <m:oMathPara>
         <m:oMathParaPr>
           <m:jc m:val="center"/>
@@ -42323,7 +42397,7 @@
           </m:r>
         </m:oMath>
       </m:oMathPara>
-      <w:bookmarkEnd w:id="190"/>
+      <w:bookmarkEnd w:id="193"/>
     </w:p>
     <w:tbl>
       <w:tblPr>
@@ -42366,12 +42440,12 @@
                 <wp:inline>
                   <wp:extent cx="152400" cy="152400"/>
                   <wp:effectExtent b="0" l="0" r="0" t="0"/>
-                  <wp:docPr descr="" title="" id="191" name="Picture"/>
+                  <wp:docPr descr="" title="" id="194" name="Picture"/>
                   <a:graphic>
                     <a:graphicData uri="http://schemas.openxmlformats.org/drawingml/2006/picture">
                       <pic:pic>
                         <pic:nvPicPr>
-                          <pic:cNvPr descr="/opt/quarto/share/formats/docx/note.png" id="192" name="Picture"/>
+                          <pic:cNvPr descr="/opt/quarto/share/formats/docx/note.png" id="195" name="Picture"/>
                           <pic:cNvPicPr>
                             <a:picLocks noChangeArrowheads="1" noChangeAspect="1"/>
                           </pic:cNvPicPr>
@@ -42465,7 +42539,7 @@
         </w:tc>
       </w:tr>
     </w:tbl>
-    <w:bookmarkEnd w:id="193"/>
+    <w:bookmarkEnd w:id="196"/>
     <w:p>
       <w:pPr>
         <w:pStyle w:val="BodyText"/>
@@ -42594,7 +42668,7 @@
         <w:t xml:space="preserve">which this page does not develop.</w:t>
       </w:r>
     </w:p>
-    <w:bookmarkStart w:id="194" w:name="exm-loocv-shortcut"/>
+    <w:bookmarkStart w:id="197" w:name="exm-loocv-shortcut"/>
     <w:p>
       <w:pPr>
         <w:pStyle w:val="BodyText"/>
@@ -43682,7 +43756,7 @@
         <w:rPr>
           <w:rStyle w:val="CommentTok"/>
         </w:rPr>
-        <w:t xml:space="preserve">#&gt;    7.10543e-15    2.00000e+00</w:t>
+        <w:t xml:space="preserve">#&gt;    8.88178e-15    2.00000e+00</w:t>
       </w:r>
     </w:p>
     <w:p>
@@ -43690,7 +43764,7 @@
         <w:pStyle w:val="FirstParagraph"/>
       </w:pPr>
       <w:r>
-        <w:t xml:space="preserve">The two columns differ by at most 7.1e-15,</w:t>
+        <w:t xml:space="preserve">The two columns differ by at most 8.9e-15,</w:t>
       </w:r>
       <w:r>
         <w:t xml:space="preserve"> </w:t>
@@ -43734,8 +43808,8 @@
         <w:t xml:space="preserve">rerunning it always gives the same choice.</w:t>
       </w:r>
     </w:p>
-    <w:bookmarkEnd w:id="194"/>
-    <w:bookmarkStart w:id="195" w:name="rem-loocv"/>
+    <w:bookmarkEnd w:id="197"/>
+    <w:bookmarkStart w:id="198" w:name="rem-loocv"/>
     <w:p>
       <w:pPr>
         <w:pStyle w:val="BodyText"/>
@@ -44207,9 +44281,9 @@
         <w:t xml:space="preserve">fits.</w:t>
       </w:r>
     </w:p>
-    <w:bookmarkEnd w:id="195"/>
-    <w:bookmarkEnd w:id="196"/>
-    <w:bookmarkStart w:id="229" w:name="sec-cv-model-choice"/>
+    <w:bookmarkEnd w:id="198"/>
+    <w:bookmarkEnd w:id="199"/>
+    <w:bookmarkStart w:id="232" w:name="sec-cv-model-choice"/>
     <w:p>
       <w:pPr>
         <w:pStyle w:val="Heading2"/>
@@ -44218,7 +44292,7 @@
         <w:t xml:space="preserve">7 Choosing a model by cross-validation</w:t>
       </w:r>
     </w:p>
-    <w:bookmarkStart w:id="198" w:name="def-cv-estimate-indexed"/>
+    <w:bookmarkStart w:id="201" w:name="def-cv-estimate-indexed"/>
     <w:p>
       <w:pPr>
         <w:pStyle w:val="FirstParagraph"/>
@@ -44544,7 +44618,7 @@
       <w:pPr>
         <w:pStyle w:val="BodyText"/>
       </w:pPr>
-      <w:bookmarkStart w:id="197" w:name="eq-cv-estimate-indexed"/>
+      <w:bookmarkStart w:id="200" w:name="eq-cv-estimate-indexed"/>
       <m:oMathPara>
         <m:oMathParaPr>
           <m:jc m:val="center"/>
@@ -44937,10 +45011,10 @@
           </m:r>
         </m:oMath>
       </m:oMathPara>
-      <w:bookmarkEnd w:id="197"/>
+      <w:bookmarkEnd w:id="200"/>
     </w:p>
-    <w:bookmarkEnd w:id="198"/>
-    <w:bookmarkStart w:id="200" w:name="def-cv-choice"/>
+    <w:bookmarkEnd w:id="201"/>
+    <w:bookmarkStart w:id="203" w:name="def-cv-choice"/>
     <w:p>
       <w:pPr>
         <w:pStyle w:val="FirstParagraph"/>
@@ -45230,7 +45304,7 @@
       <w:pPr>
         <w:pStyle w:val="BodyText"/>
       </w:pPr>
-      <w:bookmarkStart w:id="199" w:name="eq-cv-choice"/>
+      <w:bookmarkStart w:id="202" w:name="eq-cv-choice"/>
       <m:oMathPara>
         <m:oMathParaPr>
           <m:jc m:val="center"/>
@@ -45475,10 +45549,10 @@
           </m:r>
         </m:oMath>
       </m:oMathPara>
-      <w:bookmarkEnd w:id="199"/>
+      <w:bookmarkEnd w:id="202"/>
     </w:p>
-    <w:bookmarkEnd w:id="200"/>
-    <w:bookmarkStart w:id="204" w:name="def-nested-cv"/>
+    <w:bookmarkEnd w:id="203"/>
+    <w:bookmarkStart w:id="207" w:name="def-nested-cv"/>
     <w:p>
       <w:pPr>
         <w:pStyle w:val="FirstParagraph"/>
@@ -45592,7 +45666,7 @@
       <w:pPr>
         <w:pStyle w:val="BodyText"/>
       </w:pPr>
-      <w:bookmarkStart w:id="201" w:name="eq-nested-cv"/>
+      <w:bookmarkStart w:id="204" w:name="eq-nested-cv"/>
       <m:oMathPara>
         <m:oMathParaPr>
           <m:jc m:val="center"/>
@@ -45706,7 +45780,7 @@
           </m:r>
         </m:oMath>
       </m:oMathPara>
-      <w:bookmarkEnd w:id="201"/>
+      <w:bookmarkEnd w:id="204"/>
     </w:p>
     <w:tbl>
       <w:tblPr>
@@ -45749,12 +45823,12 @@
                 <wp:inline>
                   <wp:extent cx="152400" cy="152400"/>
                   <wp:effectExtent b="0" l="0" r="0" t="0"/>
-                  <wp:docPr descr="" title="" id="202" name="Picture"/>
+                  <wp:docPr descr="" title="" id="205" name="Picture"/>
                   <a:graphic>
                     <a:graphicData uri="http://schemas.openxmlformats.org/drawingml/2006/picture">
                       <pic:pic>
                         <pic:nvPicPr>
-                          <pic:cNvPr descr="/opt/quarto/share/formats/docx/note.png" id="203" name="Picture"/>
+                          <pic:cNvPr descr="/opt/quarto/share/formats/docx/note.png" id="206" name="Picture"/>
                           <pic:cNvPicPr>
                             <a:picLocks noChangeArrowheads="1" noChangeAspect="1"/>
                           </pic:cNvPicPr>
@@ -45836,8 +45910,8 @@
         </w:tc>
       </w:tr>
     </w:tbl>
-    <w:bookmarkEnd w:id="204"/>
-    <w:bookmarkStart w:id="205" w:name="rem-nested-cv"/>
+    <w:bookmarkEnd w:id="207"/>
+    <w:bookmarkStart w:id="208" w:name="rem-nested-cv"/>
     <w:p>
       <w:pPr>
         <w:pStyle w:val="BodyText"/>
@@ -45993,8 +46067,8 @@
         <w:t xml:space="preserve">That inner cross-validation is the nested one.</w:t>
       </w:r>
     </w:p>
-    <w:bookmarkEnd w:id="205"/>
-    <w:bookmarkStart w:id="208" w:name="rem-cv-winner-optimistic"/>
+    <w:bookmarkEnd w:id="208"/>
+    <w:bookmarkStart w:id="211" w:name="rem-cv-winner-optimistic"/>
     <w:p>
       <w:pPr>
         <w:pStyle w:val="BodyText"/>
@@ -46187,12 +46261,12 @@
                 <wp:inline>
                   <wp:extent cx="152400" cy="152400"/>
                   <wp:effectExtent b="0" l="0" r="0" t="0"/>
-                  <wp:docPr descr="" title="" id="206" name="Picture"/>
+                  <wp:docPr descr="" title="" id="209" name="Picture"/>
                   <a:graphic>
                     <a:graphicData uri="http://schemas.openxmlformats.org/drawingml/2006/picture">
                       <pic:pic>
                         <pic:nvPicPr>
-                          <pic:cNvPr descr="/opt/quarto/share/formats/docx/note.png" id="207" name="Picture"/>
+                          <pic:cNvPr descr="/opt/quarto/share/formats/docx/note.png" id="210" name="Picture"/>
                           <pic:cNvPicPr>
                             <a:picLocks noChangeArrowheads="1" noChangeAspect="1"/>
                           </pic:cNvPicPr>
@@ -46262,8 +46336,8 @@
         </w:tc>
       </w:tr>
     </w:tbl>
-    <w:bookmarkEnd w:id="208"/>
-    <w:bookmarkStart w:id="213" w:name="def-cv-se"/>
+    <w:bookmarkEnd w:id="211"/>
+    <w:bookmarkStart w:id="216" w:name="def-cv-se"/>
     <w:p>
       <w:pPr>
         <w:pStyle w:val="BodyText"/>
@@ -46367,7 +46441,7 @@
       <w:r>
         <w:t xml:space="preserve"> </w:t>
       </w:r>
-      <w:hyperlink r:id="rId209">
+      <w:hyperlink r:id="rId212">
         <w:r>
           <w:rPr>
             <w:rStyle w:val="Hyperlink"/>
@@ -46433,7 +46507,7 @@
       <w:pPr>
         <w:pStyle w:val="BodyText"/>
       </w:pPr>
-      <w:bookmarkStart w:id="210" w:name="eq-cv-se"/>
+      <w:bookmarkStart w:id="213" w:name="eq-cv-se"/>
       <m:oMathPara>
         <m:oMathParaPr>
           <m:jc m:val="center"/>
@@ -46608,7 +46682,7 @@
           </m:r>
         </m:oMath>
       </m:oMathPara>
-      <w:bookmarkEnd w:id="210"/>
+      <w:bookmarkEnd w:id="213"/>
     </w:p>
     <w:tbl>
       <w:tblPr>
@@ -46651,12 +46725,12 @@
                 <wp:inline>
                   <wp:extent cx="152400" cy="152400"/>
                   <wp:effectExtent b="0" l="0" r="0" t="0"/>
-                  <wp:docPr descr="" title="" id="211" name="Picture"/>
+                  <wp:docPr descr="" title="" id="214" name="Picture"/>
                   <a:graphic>
                     <a:graphicData uri="http://schemas.openxmlformats.org/drawingml/2006/picture">
                       <pic:pic>
                         <pic:nvPicPr>
-                          <pic:cNvPr descr="/opt/quarto/share/formats/docx/note.png" id="212" name="Picture"/>
+                          <pic:cNvPr descr="/opt/quarto/share/formats/docx/note.png" id="215" name="Picture"/>
                           <pic:cNvPicPr>
                             <a:picLocks noChangeArrowheads="1" noChangeAspect="1"/>
                           </pic:cNvPicPr>
@@ -46729,8 +46803,8 @@
         </w:tc>
       </w:tr>
     </w:tbl>
-    <w:bookmarkEnd w:id="213"/>
-    <w:bookmarkStart w:id="215" w:name="rem-cv-se"/>
+    <w:bookmarkEnd w:id="216"/>
+    <w:bookmarkStart w:id="218" w:name="rem-cv-se"/>
     <w:p>
       <w:pPr>
         <w:pStyle w:val="BodyText"/>
@@ -46953,7 +47027,7 @@
       <w:r>
         <w:t xml:space="preserve"> </w:t>
       </w:r>
-      <w:hyperlink r:id="rId214">
+      <w:hyperlink r:id="rId217">
         <w:r>
           <w:rPr>
             <w:rStyle w:val="Hyperlink"/>
@@ -47017,8 +47091,8 @@
         <w:t xml:space="preserve">.</w:t>
       </w:r>
     </w:p>
-    <w:bookmarkEnd w:id="215"/>
-    <w:bookmarkStart w:id="217" w:name="def-fold-mse-indexed"/>
+    <w:bookmarkEnd w:id="218"/>
+    <w:bookmarkStart w:id="220" w:name="def-fold-mse-indexed"/>
     <w:p>
       <w:pPr>
         <w:pStyle w:val="BodyText"/>
@@ -47183,7 +47257,7 @@
       <w:pPr>
         <w:pStyle w:val="BodyText"/>
       </w:pPr>
-      <w:bookmarkStart w:id="216" w:name="eq-fold-mse-indexed"/>
+      <w:bookmarkStart w:id="219" w:name="eq-fold-mse-indexed"/>
       <m:oMathPara>
         <m:oMathParaPr>
           <m:jc m:val="center"/>
@@ -47557,10 +47631,10 @@
           </m:r>
         </m:oMath>
       </m:oMathPara>
-      <w:bookmarkEnd w:id="216"/>
+      <w:bookmarkEnd w:id="219"/>
     </w:p>
-    <w:bookmarkEnd w:id="217"/>
-    <w:bookmarkStart w:id="219" w:name="def-cv-se-indexed"/>
+    <w:bookmarkEnd w:id="220"/>
+    <w:bookmarkStart w:id="222" w:name="def-cv-se-indexed"/>
     <w:p>
       <w:pPr>
         <w:pStyle w:val="FirstParagraph"/>
@@ -47740,7 +47814,7 @@
       <w:pPr>
         <w:pStyle w:val="BodyText"/>
       </w:pPr>
-      <w:bookmarkStart w:id="218" w:name="eq-cv-se-indexed"/>
+      <w:bookmarkStart w:id="221" w:name="eq-cv-se-indexed"/>
       <m:oMathPara>
         <m:oMathParaPr>
           <m:jc m:val="center"/>
@@ -47999,10 +48073,10 @@
           </m:r>
         </m:oMath>
       </m:oMathPara>
-      <w:bookmarkEnd w:id="218"/>
+      <w:bookmarkEnd w:id="221"/>
     </w:p>
-    <w:bookmarkEnd w:id="219"/>
-    <w:bookmarkStart w:id="223" w:name="def-one-se-rule"/>
+    <w:bookmarkEnd w:id="222"/>
+    <w:bookmarkStart w:id="226" w:name="def-one-se-rule"/>
     <w:p>
       <w:pPr>
         <w:pStyle w:val="FirstParagraph"/>
@@ -48247,7 +48321,7 @@
       <w:pPr>
         <w:pStyle w:val="BodyText"/>
       </w:pPr>
-      <w:bookmarkStart w:id="220" w:name="eq-one-se-rule"/>
+      <w:bookmarkStart w:id="223" w:name="eq-one-se-rule"/>
       <m:oMathPara>
         <m:oMathParaPr>
           <m:jc m:val="center"/>
@@ -48542,7 +48616,7 @@
           </m:r>
         </m:oMath>
       </m:oMathPara>
-      <w:bookmarkEnd w:id="220"/>
+      <w:bookmarkEnd w:id="223"/>
     </w:p>
     <w:tbl>
       <w:tblPr>
@@ -48585,12 +48659,12 @@
                 <wp:inline>
                   <wp:extent cx="152400" cy="152400"/>
                   <wp:effectExtent b="0" l="0" r="0" t="0"/>
-                  <wp:docPr descr="" title="" id="221" name="Picture"/>
+                  <wp:docPr descr="" title="" id="224" name="Picture"/>
                   <a:graphic>
                     <a:graphicData uri="http://schemas.openxmlformats.org/drawingml/2006/picture">
                       <pic:pic>
                         <pic:nvPicPr>
-                          <pic:cNvPr descr="/opt/quarto/share/formats/docx/note.png" id="222" name="Picture"/>
+                          <pic:cNvPr descr="/opt/quarto/share/formats/docx/note.png" id="225" name="Picture"/>
                           <pic:cNvPicPr>
                             <a:picLocks noChangeArrowheads="1" noChangeAspect="1"/>
                           </pic:cNvPicPr>
@@ -48672,8 +48746,8 @@
         </w:tc>
       </w:tr>
     </w:tbl>
-    <w:bookmarkEnd w:id="223"/>
-    <w:bookmarkStart w:id="228" w:name="exm-one-se-rule"/>
+    <w:bookmarkEnd w:id="226"/>
+    <w:bookmarkStart w:id="231" w:name="exm-one-se-rule"/>
     <w:p>
       <w:pPr>
         <w:pStyle w:val="BodyText"/>
@@ -49745,7 +49819,7 @@
       <w:tr>
         <w:tc>
           <w:tcPr/>
-          <w:bookmarkStart w:id="227" w:name="fig-one-se-rule"/>
+          <w:bookmarkStart w:id="230" w:name="fig-one-se-rule"/>
           <w:p>
             <w:pPr>
               <w:pStyle w:val="SourceCode"/>
@@ -50358,18 +50432,18 @@
                 <wp:inline>
                   <wp:extent cx="4620126" cy="3696101"/>
                   <wp:effectExtent b="0" l="0" r="0" t="0"/>
-                  <wp:docPr descr="" title="" id="225" name="Picture"/>
+                  <wp:docPr descr="" title="" id="228" name="Picture"/>
                   <a:graphic>
                     <a:graphicData uri="http://schemas.openxmlformats.org/drawingml/2006/picture">
                       <pic:pic>
                         <pic:nvPicPr>
-                          <pic:cNvPr descr="model-validation_files/figure-docx/one-se-rule-plot-1.png" id="226" name="Picture"/>
+                          <pic:cNvPr descr="model-validation_files/figure-docx/one-se-rule-plot-1.png" id="229" name="Picture"/>
                           <pic:cNvPicPr>
                             <a:picLocks noChangeArrowheads="1" noChangeAspect="1"/>
                           </pic:cNvPicPr>
                         </pic:nvPicPr>
                         <pic:blipFill>
-                          <a:blip r:embed="rId224"/>
+                          <a:blip r:embed="rId227"/>
                           <a:stretch>
                             <a:fillRect/>
                           </a:stretch>
@@ -50449,7 +50523,7 @@
               <w:t xml:space="preserve">The dashed line is one fold-based standard error above the smallest estimate.</w:t>
             </w:r>
           </w:p>
-          <w:bookmarkEnd w:id="227"/>
+          <w:bookmarkEnd w:id="230"/>
         </w:tc>
       </w:tr>
     </w:tbl>
@@ -50535,9 +50609,9 @@
         <w:t xml:space="preserve">and 0.099 for degree 3.</w:t>
       </w:r>
     </w:p>
-    <w:bookmarkEnd w:id="228"/>
-    <w:bookmarkEnd w:id="229"/>
-    <w:bookmarkStart w:id="236" w:name="sec-cv-whole-procedure"/>
+    <w:bookmarkEnd w:id="231"/>
+    <w:bookmarkEnd w:id="232"/>
+    <w:bookmarkStart w:id="239" w:name="sec-cv-whole-procedure"/>
     <w:p>
       <w:pPr>
         <w:pStyle w:val="Heading2"/>
@@ -50546,7 +50620,7 @@
         <w:t xml:space="preserve">8 Cross-validating the whole procedure</w:t>
       </w:r>
     </w:p>
-    <w:bookmarkStart w:id="232" w:name="exr-cv-screening"/>
+    <w:bookmarkStart w:id="235" w:name="exr-cv-screening"/>
     <w:p>
       <w:pPr>
         <w:pStyle w:val="FirstParagraph"/>
@@ -50846,12 +50920,12 @@
                 <wp:inline>
                   <wp:extent cx="152400" cy="152400"/>
                   <wp:effectExtent b="0" l="0" r="0" t="0"/>
-                  <wp:docPr descr="" title="" id="230" name="Picture"/>
+                  <wp:docPr descr="" title="" id="233" name="Picture"/>
                   <a:graphic>
                     <a:graphicData uri="http://schemas.openxmlformats.org/drawingml/2006/picture">
                       <pic:pic>
                         <pic:nvPicPr>
-                          <pic:cNvPr descr="/opt/quarto/share/formats/docx/note.png" id="231" name="Picture"/>
+                          <pic:cNvPr descr="/opt/quarto/share/formats/docx/note.png" id="234" name="Picture"/>
                           <pic:cNvPicPr>
                             <a:picLocks noChangeArrowheads="1" noChangeAspect="1"/>
                           </pic:cNvPicPr>
@@ -50939,8 +51013,8 @@
         </w:tc>
       </w:tr>
     </w:tbl>
-    <w:bookmarkEnd w:id="232"/>
-    <w:bookmarkStart w:id="233" w:name="sol-cv-screening"/>
+    <w:bookmarkEnd w:id="235"/>
+    <w:bookmarkStart w:id="236" w:name="sol-cv-screening"/>
     <w:p>
       <w:pPr>
         <w:pStyle w:val="BodyText"/>
@@ -52868,8 +52942,8 @@
         <w:t xml:space="preserve">needs fails.</w:t>
       </w:r>
     </w:p>
-    <w:bookmarkEnd w:id="233"/>
-    <w:bookmarkStart w:id="235" w:name="rem-cv-every-step"/>
+    <w:bookmarkEnd w:id="236"/>
+    <w:bookmarkStart w:id="238" w:name="rem-cv-every-step"/>
     <w:p>
       <w:pPr>
         <w:pStyle w:val="BodyText"/>
@@ -53025,7 +53099,7 @@
       <w:r>
         <w:t xml:space="preserve"> </w:t>
       </w:r>
-      <w:hyperlink r:id="rId234">
+      <w:hyperlink r:id="rId237">
         <w:r>
           <w:rPr>
             <w:rStyle w:val="Hyperlink"/>
@@ -53049,9 +53123,9 @@
         <w:t xml:space="preserve">when they are computed without the outcome.</w:t>
       </w:r>
     </w:p>
-    <w:bookmarkEnd w:id="235"/>
-    <w:bookmarkEnd w:id="236"/>
-    <w:bookmarkStart w:id="242" w:name="references"/>
+    <w:bookmarkEnd w:id="238"/>
+    <w:bookmarkEnd w:id="239"/>
+    <w:bookmarkStart w:id="245" w:name="references"/>
     <w:p>
       <w:pPr>
         <w:pStyle w:val="Heading2"/>
@@ -53060,8 +53134,8 @@
         <w:t xml:space="preserve">References</w:t>
       </w:r>
     </w:p>
-    <w:bookmarkStart w:id="241" w:name="refs"/>
-    <w:bookmarkStart w:id="238" w:name="ref-hastie2009elements"/>
+    <w:bookmarkStart w:id="244" w:name="refs"/>
+    <w:bookmarkStart w:id="241" w:name="ref-hastie2009elements"/>
     <w:p>
       <w:pPr>
         <w:pStyle w:val="Bibliography"/>
@@ -53085,7 +53159,7 @@
       <w:r>
         <w:t xml:space="preserve"> </w:t>
       </w:r>
-      <w:hyperlink r:id="rId237">
+      <w:hyperlink r:id="rId240">
         <w:r>
           <w:rPr>
             <w:rStyle w:val="Hyperlink"/>
@@ -53097,8 +53171,8 @@
         <w:t xml:space="preserve">.</w:t>
       </w:r>
     </w:p>
-    <w:bookmarkEnd w:id="238"/>
-    <w:bookmarkStart w:id="240" w:name="ref-james2021islr2e"/>
+    <w:bookmarkEnd w:id="241"/>
+    <w:bookmarkStart w:id="243" w:name="ref-james2021islr2e"/>
     <w:p>
       <w:pPr>
         <w:pStyle w:val="Bibliography"/>
@@ -53136,7 +53210,7 @@
       <w:r>
         <w:t xml:space="preserve"> </w:t>
       </w:r>
-      <w:hyperlink r:id="rId239">
+      <w:hyperlink r:id="rId242">
         <w:r>
           <w:rPr>
             <w:rStyle w:val="Hyperlink"/>
@@ -53148,9 +53222,9 @@
         <w:t xml:space="preserve">.</w:t>
       </w:r>
     </w:p>
-    <w:bookmarkEnd w:id="240"/>
-    <w:bookmarkEnd w:id="241"/>
-    <w:bookmarkEnd w:id="242"/>
+    <w:bookmarkEnd w:id="243"/>
+    <w:bookmarkEnd w:id="244"/>
+    <w:bookmarkEnd w:id="245"/>
     <w:sectPr>
       <w:footnotePr>
         <w:numRestart w:val="eachSect"/>

--- a/model-validation-handout.docx
+++ b/model-validation-handout.docx
@@ -15,7 +15,7 @@
         <w:pStyle w:val="Date"/>
       </w:pPr>
       <w:r>
-        <w:t xml:space="preserve">Last modified: 2026-10-13 18:24:21 (PDT)</w:t>
+        <w:t xml:space="preserve">Last modified: 2026-10-13 19:33:04 (PDT)</w:t>
       </w:r>
     </w:p>
     <w:bookmarkStart w:id="38" w:name="sec-prediction-rules"/>

--- a/model-validation-handout.docx
+++ b/model-validation-handout.docx
@@ -15,7 +15,7 @@
         <w:pStyle w:val="Date"/>
       </w:pPr>
       <w:r>
-        <w:t xml:space="preserve">Last modified: 2026-10-13 19:33:04 (PDT)</w:t>
+        <w:t xml:space="preserve">Last modified: 2026-10-13 22:24:25 (PDT)</w:t>
       </w:r>
     </w:p>
     <w:bookmarkStart w:id="38" w:name="sec-prediction-rules"/>

--- a/model-validation-handout.docx
+++ b/model-validation-handout.docx
@@ -15,7 +15,7 @@
         <w:pStyle w:val="Date"/>
       </w:pPr>
       <w:r>
-        <w:t xml:space="preserve">Last modified: 2026-10-13 22:24:25 (PDT)</w:t>
+        <w:t xml:space="preserve">Last modified: 2026-10-13 22:36:40 (PDT)</w:t>
       </w:r>
     </w:p>
     <w:bookmarkStart w:id="38" w:name="sec-prediction-rules"/>

--- a/model-validation-handout.docx
+++ b/model-validation-handout.docx
@@ -15,7 +15,7 @@
         <w:pStyle w:val="Date"/>
       </w:pPr>
       <w:r>
-        <w:t xml:space="preserve">Last modified: 2026-10-13 22:36:40 (PDT)</w:t>
+        <w:t xml:space="preserve">Last modified: 2026-10-13 22:49:53 (PDT)</w:t>
       </w:r>
     </w:p>
     <w:bookmarkStart w:id="38" w:name="sec-prediction-rules"/>

--- a/model-validation-handout.docx
+++ b/model-validation-handout.docx
@@ -15,7 +15,7 @@
         <w:pStyle w:val="Date"/>
       </w:pPr>
       <w:r>
-        <w:t xml:space="preserve">Last modified: 2026-10-13 22:49:53 (PDT)</w:t>
+        <w:t xml:space="preserve">Last modified: 2026-10-14 00:15:52 (PDT)</w:t>
       </w:r>
     </w:p>
     <w:bookmarkStart w:id="38" w:name="sec-prediction-rules"/>
@@ -18803,7 +18803,7 @@
       </w:r>
       <m:oMath>
         <m:r>
-          <m:t>N</m:t>
+          <m:t>n</m:t>
         </m:r>
         <m:r>
           <m:rPr>
@@ -18841,7 +18841,7 @@
           <m:t>0.6</m:t>
         </m:r>
         <m:r>
-          <m:t>N</m:t>
+          <m:t>n</m:t>
         </m:r>
         <m:r>
           <m:rPr>
@@ -18870,7 +18870,7 @@
           <m:t>0.2</m:t>
         </m:r>
         <m:r>
-          <m:t>N</m:t>
+          <m:t>n</m:t>
         </m:r>
         <m:r>
           <m:rPr>
@@ -19195,7 +19195,7 @@
           <m:t>,</m:t>
         </m:r>
         <m:r>
-          <m:t>N</m:t>
+          <m:t>n</m:t>
         </m:r>
       </m:oMath>
       <w:r>
@@ -19447,7 +19447,7 @@
                     <m:t>,</m:t>
                   </m:r>
                   <m:r>
-                    <m:t>N</m:t>
+                    <m:t>n</m:t>
                   </m:r>
                 </m:e>
               </m:d>
@@ -19943,7 +19943,7 @@
       </w:r>
       <m:oMath>
         <m:r>
-          <m:t>N</m:t>
+          <m:t>n</m:t>
         </m:r>
         <m:r>
           <m:rPr>
@@ -43756,7 +43756,7 @@
         <w:rPr>
           <w:rStyle w:val="CommentTok"/>
         </w:rPr>
-        <w:t xml:space="preserve">#&gt;    8.88178e-15    2.00000e+00</w:t>
+        <w:t xml:space="preserve">#&gt;    7.10543e-15    2.00000e+00</w:t>
       </w:r>
     </w:p>
     <w:p>
@@ -43764,7 +43764,7 @@
         <w:pStyle w:val="FirstParagraph"/>
       </w:pPr>
       <w:r>
-        <w:t xml:space="preserve">The two columns differ by at most 8.9e-15,</w:t>
+        <w:t xml:space="preserve">The two columns differ by at most 7.1e-15,</w:t>
       </w:r>
       <w:r>
         <w:t xml:space="preserve"> </w:t>

--- a/model-validation-handout.docx
+++ b/model-validation-handout.docx
@@ -15,7 +15,7 @@
         <w:pStyle w:val="Date"/>
       </w:pPr>
       <w:r>
-        <w:t xml:space="preserve">Last modified: 2026-10-14 00:15:52 (PDT)</w:t>
+        <w:t xml:space="preserve">Last modified: 2026-10-14 00:24:30 (PDT)</w:t>
       </w:r>
     </w:p>
     <w:bookmarkStart w:id="38" w:name="sec-prediction-rules"/>
@@ -17047,7 +17047,7 @@
         <w:rPr>
           <w:rStyle w:val="NormalTok"/>
         </w:rPr>
-        <w:t xml:space="preserve">(fit, prediction_mse, </w:t>
+        <w:t xml:space="preserve">(fit, rmse, </w:t>
       </w:r>
       <w:r>
         <w:rPr>
@@ -17098,7 +17098,7 @@
         <w:rPr>
           <w:rStyle w:val="NormalTok"/>
         </w:rPr>
-        <w:t xml:space="preserve">(fit, prediction_mse, </w:t>
+        <w:t xml:space="preserve">(fit, rmse, </w:t>
       </w:r>
       <w:r>
         <w:rPr>
@@ -17212,7 +17212,7 @@
         <w:rPr>
           <w:rStyle w:val="CommentTok"/>
         </w:rPr>
-        <w:t xml:space="preserve">#&gt;  1      1   0.321          0.299 </w:t>
+        <w:t xml:space="preserve">#&gt;  1      1    0.567          0.547</w:t>
       </w:r>
       <w:r>
         <w:br/>
@@ -17221,7 +17221,7 @@
         <w:rPr>
           <w:rStyle w:val="CommentTok"/>
         </w:rPr>
-        <w:t xml:space="preserve">#&gt;  2      2   0.313          0.310 </w:t>
+        <w:t xml:space="preserve">#&gt;  2      2    0.560          0.557</w:t>
       </w:r>
       <w:r>
         <w:br/>
@@ -17230,7 +17230,7 @@
         <w:rPr>
           <w:rStyle w:val="CommentTok"/>
         </w:rPr>
-        <w:t xml:space="preserve">#&gt;  3      3   0.0535         0.0994</w:t>
+        <w:t xml:space="preserve">#&gt;  3      3    0.231          0.315</w:t>
       </w:r>
       <w:r>
         <w:br/>
@@ -17239,7 +17239,7 @@
         <w:rPr>
           <w:rStyle w:val="CommentTok"/>
         </w:rPr>
-        <w:t xml:space="preserve">#&gt;  4      4   0.0535         0.0994</w:t>
+        <w:t xml:space="preserve">#&gt;  4      4    0.231          0.315</w:t>
       </w:r>
       <w:r>
         <w:br/>
@@ -17248,7 +17248,7 @@
         <w:rPr>
           <w:rStyle w:val="CommentTok"/>
         </w:rPr>
-        <w:t xml:space="preserve">#&gt;  5      5   0.0465         0.0939</w:t>
+        <w:t xml:space="preserve">#&gt;  5      5    0.216          0.306</w:t>
       </w:r>
       <w:r>
         <w:br/>
@@ -17257,7 +17257,7 @@
         <w:rPr>
           <w:rStyle w:val="CommentTok"/>
         </w:rPr>
-        <w:t xml:space="preserve">#&gt;  6      6   0.0381         0.105 </w:t>
+        <w:t xml:space="preserve">#&gt;  6      6    0.195          0.324</w:t>
       </w:r>
       <w:r>
         <w:br/>
@@ -17266,7 +17266,7 @@
         <w:rPr>
           <w:rStyle w:val="CommentTok"/>
         </w:rPr>
-        <w:t xml:space="preserve">#&gt;  7      7   0.0377         0.106 </w:t>
+        <w:t xml:space="preserve">#&gt;  7      7    0.194          0.326</w:t>
       </w:r>
       <w:r>
         <w:br/>
@@ -17275,7 +17275,7 @@
         <w:rPr>
           <w:rStyle w:val="CommentTok"/>
         </w:rPr>
-        <w:t xml:space="preserve">#&gt;  8      8   0.0340         0.112 </w:t>
+        <w:t xml:space="preserve">#&gt;  8      8    0.184          0.335</w:t>
       </w:r>
       <w:r>
         <w:br/>
@@ -17284,7 +17284,7 @@
         <w:rPr>
           <w:rStyle w:val="CommentTok"/>
         </w:rPr>
-        <w:t xml:space="preserve">#&gt;  9      9   0.0333         0.112 </w:t>
+        <w:t xml:space="preserve">#&gt;  9      9    0.183          0.335</w:t>
       </w:r>
       <w:r>
         <w:br/>
@@ -17293,7 +17293,7 @@
         <w:rPr>
           <w:rStyle w:val="CommentTok"/>
         </w:rPr>
-        <w:t xml:space="preserve">#&gt; 10     10   0.0326         0.116</w:t>
+        <w:t xml:space="preserve">#&gt; 10     10    0.180          0.341</w:t>
       </w:r>
     </w:p>
     <w:tbl>
@@ -17433,7 +17433,7 @@
               <w:rPr>
                 <w:rStyle w:val="StringTok"/>
               </w:rPr>
-              <w:t xml:space="preserve">"mse"</w:t>
+              <w:t xml:space="preserve">"rmse"</w:t>
             </w:r>
             <w:r>
               <w:br/>
@@ -17493,7 +17493,7 @@
               <w:rPr>
                 <w:rStyle w:val="NormalTok"/>
               </w:rPr>
-              <w:t xml:space="preserve">(degree, mse, </w:t>
+              <w:t xml:space="preserve">(degree, rmse, </w:t>
             </w:r>
             <w:r>
               <w:rPr>
@@ -17562,13 +17562,109 @@
               <w:rPr>
                 <w:rStyle w:val="NormalTok"/>
               </w:rPr>
-              <w:t xml:space="preserve"> sim_sigma</w:t>
+              <w:t xml:space="preserve"> sim_sigma, </w:t>
+            </w:r>
+            <w:r>
+              <w:rPr>
+                <w:rStyle w:val="AttributeTok"/>
+              </w:rPr>
+              <w:t xml:space="preserve">linetype =</w:t>
+            </w:r>
+            <w:r>
+              <w:rPr>
+                <w:rStyle w:val="NormalTok"/>
+              </w:rPr>
+              <w:t xml:space="preserve"> </w:t>
+            </w:r>
+            <w:r>
+              <w:rPr>
+                <w:rStyle w:val="StringTok"/>
+              </w:rPr>
+              <w:t xml:space="preserve">"dashed"</w:t>
+            </w:r>
+            <w:r>
+              <w:rPr>
+                <w:rStyle w:val="NormalTok"/>
+              </w:rPr>
+              <w:t xml:space="preserve">) </w:t>
             </w:r>
             <w:r>
               <w:rPr>
                 <w:rStyle w:val="SpecialCharTok"/>
               </w:rPr>
-              <w:t xml:space="preserve">^</w:t>
+              <w:t xml:space="preserve">+</w:t>
+            </w:r>
+            <w:r>
+              <w:br/>
+            </w:r>
+            <w:r>
+              <w:rPr>
+                <w:rStyle w:val="NormalTok"/>
+              </w:rPr>
+              <w:t xml:space="preserve">  ggplot2</w:t>
+            </w:r>
+            <w:r>
+              <w:rPr>
+                <w:rStyle w:val="SpecialCharTok"/>
+              </w:rPr>
+              <w:t xml:space="preserve">::</w:t>
+            </w:r>
+            <w:r>
+              <w:rPr>
+                <w:rStyle w:val="FunctionTok"/>
+              </w:rPr>
+              <w:t xml:space="preserve">geom_line</w:t>
+            </w:r>
+            <w:r>
+              <w:rPr>
+                <w:rStyle w:val="NormalTok"/>
+              </w:rPr>
+              <w:t xml:space="preserve">() </w:t>
+            </w:r>
+            <w:r>
+              <w:rPr>
+                <w:rStyle w:val="SpecialCharTok"/>
+              </w:rPr>
+              <w:t xml:space="preserve">+</w:t>
+            </w:r>
+            <w:r>
+              <w:br/>
+            </w:r>
+            <w:r>
+              <w:rPr>
+                <w:rStyle w:val="NormalTok"/>
+              </w:rPr>
+              <w:t xml:space="preserve">  ggplot2</w:t>
+            </w:r>
+            <w:r>
+              <w:rPr>
+                <w:rStyle w:val="SpecialCharTok"/>
+              </w:rPr>
+              <w:t xml:space="preserve">::</w:t>
+            </w:r>
+            <w:r>
+              <w:rPr>
+                <w:rStyle w:val="FunctionTok"/>
+              </w:rPr>
+              <w:t xml:space="preserve">geom_point</w:t>
+            </w:r>
+            <w:r>
+              <w:rPr>
+                <w:rStyle w:val="NormalTok"/>
+              </w:rPr>
+              <w:t xml:space="preserve">(</w:t>
+            </w:r>
+            <w:r>
+              <w:rPr>
+                <w:rStyle w:val="AttributeTok"/>
+              </w:rPr>
+              <w:t xml:space="preserve">size =</w:t>
+            </w:r>
+            <w:r>
+              <w:rPr>
+                <w:rStyle w:val="NormalTok"/>
+              </w:rPr>
+              <w:t xml:space="preserve"> </w:t>
             </w:r>
             <w:r>
               <w:rPr>
@@ -17580,37 +17676,151 @@
               <w:rPr>
                 <w:rStyle w:val="NormalTok"/>
               </w:rPr>
-              <w:t xml:space="preserve">, </w:t>
+              <w:t xml:space="preserve">) </w:t>
+            </w:r>
+            <w:r>
+              <w:rPr>
+                <w:rStyle w:val="SpecialCharTok"/>
+              </w:rPr>
+              <w:t xml:space="preserve">+</w:t>
+            </w:r>
+            <w:r>
+              <w:br/>
+            </w:r>
+            <w:r>
+              <w:rPr>
+                <w:rStyle w:val="NormalTok"/>
+              </w:rPr>
+              <w:t xml:space="preserve">  ggplot2</w:t>
+            </w:r>
+            <w:r>
+              <w:rPr>
+                <w:rStyle w:val="SpecialCharTok"/>
+              </w:rPr>
+              <w:t xml:space="preserve">::</w:t>
+            </w:r>
+            <w:r>
+              <w:rPr>
+                <w:rStyle w:val="FunctionTok"/>
+              </w:rPr>
+              <w:t xml:space="preserve">scale_x_continuous</w:t>
+            </w:r>
+            <w:r>
+              <w:rPr>
+                <w:rStyle w:val="NormalTok"/>
+              </w:rPr>
+              <w:t xml:space="preserve">(</w:t>
             </w:r>
             <w:r>
               <w:rPr>
                 <w:rStyle w:val="AttributeTok"/>
               </w:rPr>
-              <w:t xml:space="preserve">linetype =</w:t>
+              <w:t xml:space="preserve">breaks =</w:t>
             </w:r>
             <w:r>
               <w:rPr>
                 <w:rStyle w:val="NormalTok"/>
               </w:rPr>
+              <w:t xml:space="preserve"> sim_degrees) </w:t>
+            </w:r>
+            <w:r>
+              <w:rPr>
+                <w:rStyle w:val="SpecialCharTok"/>
+              </w:rPr>
+              <w:t xml:space="preserve">+</w:t>
+            </w:r>
+            <w:r>
+              <w:br/>
+            </w:r>
+            <w:r>
+              <w:rPr>
+                <w:rStyle w:val="NormalTok"/>
+              </w:rPr>
+              <w:t xml:space="preserve">  ggplot2</w:t>
+            </w:r>
+            <w:r>
+              <w:rPr>
+                <w:rStyle w:val="SpecialCharTok"/>
+              </w:rPr>
+              <w:t xml:space="preserve">::</w:t>
+            </w:r>
+            <w:r>
+              <w:rPr>
+                <w:rStyle w:val="FunctionTok"/>
+              </w:rPr>
+              <w:t xml:space="preserve">scale_y_log10</w:t>
+            </w:r>
+            <w:r>
+              <w:rPr>
+                <w:rStyle w:val="NormalTok"/>
+              </w:rPr>
+              <w:t xml:space="preserve">() </w:t>
+            </w:r>
+            <w:r>
+              <w:rPr>
+                <w:rStyle w:val="SpecialCharTok"/>
+              </w:rPr>
+              <w:t xml:space="preserve">+</w:t>
+            </w:r>
+            <w:r>
+              <w:br/>
+            </w:r>
+            <w:r>
+              <w:rPr>
+                <w:rStyle w:val="NormalTok"/>
+              </w:rPr>
+              <w:t xml:space="preserve">  ggplot2</w:t>
+            </w:r>
+            <w:r>
+              <w:rPr>
+                <w:rStyle w:val="SpecialCharTok"/>
+              </w:rPr>
+              <w:t xml:space="preserve">::</w:t>
+            </w:r>
+            <w:r>
+              <w:rPr>
+                <w:rStyle w:val="FunctionTok"/>
+              </w:rPr>
+              <w:t xml:space="preserve">labs</w:t>
+            </w:r>
+            <w:r>
+              <w:rPr>
+                <w:rStyle w:val="NormalTok"/>
+              </w:rPr>
+              <w:t xml:space="preserve">(</w:t>
+            </w:r>
+            <w:r>
+              <w:br/>
+            </w:r>
+            <w:r>
+              <w:rPr>
+                <w:rStyle w:val="NormalTok"/>
+              </w:rPr>
+              <w:t xml:space="preserve">    </w:t>
+            </w:r>
+            <w:r>
+              <w:rPr>
+                <w:rStyle w:val="AttributeTok"/>
+              </w:rPr>
+              <w:t xml:space="preserve">x =</w:t>
+            </w:r>
+            <w:r>
+              <w:rPr>
+                <w:rStyle w:val="NormalTok"/>
+              </w:rPr>
               <w:t xml:space="preserve"> </w:t>
             </w:r>
             <w:r>
               <w:rPr>
                 <w:rStyle w:val="StringTok"/>
               </w:rPr>
-              <w:t xml:space="preserve">"dashed"</w:t>
+              <w:t xml:space="preserve">"polynomial degree"</w:t>
             </w:r>
             <w:r>
               <w:rPr>
                 <w:rStyle w:val="NormalTok"/>
               </w:rPr>
-              <w:t xml:space="preserve">) </w:t>
-            </w:r>
-            <w:r>
-              <w:rPr>
-                <w:rStyle w:val="SpecialCharTok"/>
-              </w:rPr>
-              <w:t xml:space="preserve">+</w:t>
+              <w:t xml:space="preserve">,</w:t>
             </w:r>
             <w:r>
               <w:br/>
@@ -17619,253 +17829,25 @@
               <w:rPr>
                 <w:rStyle w:val="NormalTok"/>
               </w:rPr>
-              <w:t xml:space="preserve">  ggplot2</w:t>
-            </w:r>
-            <w:r>
-              <w:rPr>
-                <w:rStyle w:val="SpecialCharTok"/>
-              </w:rPr>
-              <w:t xml:space="preserve">::</w:t>
-            </w:r>
-            <w:r>
-              <w:rPr>
-                <w:rStyle w:val="FunctionTok"/>
-              </w:rPr>
-              <w:t xml:space="preserve">geom_line</w:t>
+              <w:t xml:space="preserve">    </w:t>
+            </w:r>
+            <w:r>
+              <w:rPr>
+                <w:rStyle w:val="AttributeTok"/>
+              </w:rPr>
+              <w:t xml:space="preserve">y =</w:t>
             </w:r>
             <w:r>
               <w:rPr>
                 <w:rStyle w:val="NormalTok"/>
               </w:rPr>
-              <w:t xml:space="preserve">() </w:t>
-            </w:r>
-            <w:r>
-              <w:rPr>
-                <w:rStyle w:val="SpecialCharTok"/>
-              </w:rPr>
-              <w:t xml:space="preserve">+</w:t>
-            </w:r>
-            <w:r>
-              <w:br/>
-            </w:r>
-            <w:r>
-              <w:rPr>
-                <w:rStyle w:val="NormalTok"/>
-              </w:rPr>
-              <w:t xml:space="preserve">  ggplot2</w:t>
-            </w:r>
-            <w:r>
-              <w:rPr>
-                <w:rStyle w:val="SpecialCharTok"/>
-              </w:rPr>
-              <w:t xml:space="preserve">::</w:t>
-            </w:r>
-            <w:r>
-              <w:rPr>
-                <w:rStyle w:val="FunctionTok"/>
-              </w:rPr>
-              <w:t xml:space="preserve">geom_point</w:t>
-            </w:r>
-            <w:r>
-              <w:rPr>
-                <w:rStyle w:val="NormalTok"/>
-              </w:rPr>
-              <w:t xml:space="preserve">(</w:t>
-            </w:r>
-            <w:r>
-              <w:rPr>
-                <w:rStyle w:val="AttributeTok"/>
-              </w:rPr>
-              <w:t xml:space="preserve">size =</w:t>
-            </w:r>
-            <w:r>
-              <w:rPr>
-                <w:rStyle w:val="NormalTok"/>
-              </w:rPr>
               <w:t xml:space="preserve"> </w:t>
             </w:r>
             <w:r>
               <w:rPr>
-                <w:rStyle w:val="DecValTok"/>
-              </w:rPr>
-              <w:t xml:space="preserve">2</w:t>
-            </w:r>
-            <w:r>
-              <w:rPr>
-                <w:rStyle w:val="NormalTok"/>
-              </w:rPr>
-              <w:t xml:space="preserve">) </w:t>
-            </w:r>
-            <w:r>
-              <w:rPr>
-                <w:rStyle w:val="SpecialCharTok"/>
-              </w:rPr>
-              <w:t xml:space="preserve">+</w:t>
-            </w:r>
-            <w:r>
-              <w:br/>
-            </w:r>
-            <w:r>
-              <w:rPr>
-                <w:rStyle w:val="NormalTok"/>
-              </w:rPr>
-              <w:t xml:space="preserve">  ggplot2</w:t>
-            </w:r>
-            <w:r>
-              <w:rPr>
-                <w:rStyle w:val="SpecialCharTok"/>
-              </w:rPr>
-              <w:t xml:space="preserve">::</w:t>
-            </w:r>
-            <w:r>
-              <w:rPr>
-                <w:rStyle w:val="FunctionTok"/>
-              </w:rPr>
-              <w:t xml:space="preserve">scale_x_continuous</w:t>
-            </w:r>
-            <w:r>
-              <w:rPr>
-                <w:rStyle w:val="NormalTok"/>
-              </w:rPr>
-              <w:t xml:space="preserve">(</w:t>
-            </w:r>
-            <w:r>
-              <w:rPr>
-                <w:rStyle w:val="AttributeTok"/>
-              </w:rPr>
-              <w:t xml:space="preserve">breaks =</w:t>
-            </w:r>
-            <w:r>
-              <w:rPr>
-                <w:rStyle w:val="NormalTok"/>
-              </w:rPr>
-              <w:t xml:space="preserve"> sim_degrees) </w:t>
-            </w:r>
-            <w:r>
-              <w:rPr>
-                <w:rStyle w:val="SpecialCharTok"/>
-              </w:rPr>
-              <w:t xml:space="preserve">+</w:t>
-            </w:r>
-            <w:r>
-              <w:br/>
-            </w:r>
-            <w:r>
-              <w:rPr>
-                <w:rStyle w:val="NormalTok"/>
-              </w:rPr>
-              <w:t xml:space="preserve">  ggplot2</w:t>
-            </w:r>
-            <w:r>
-              <w:rPr>
-                <w:rStyle w:val="SpecialCharTok"/>
-              </w:rPr>
-              <w:t xml:space="preserve">::</w:t>
-            </w:r>
-            <w:r>
-              <w:rPr>
-                <w:rStyle w:val="FunctionTok"/>
-              </w:rPr>
-              <w:t xml:space="preserve">scale_y_log10</w:t>
-            </w:r>
-            <w:r>
-              <w:rPr>
-                <w:rStyle w:val="NormalTok"/>
-              </w:rPr>
-              <w:t xml:space="preserve">() </w:t>
-            </w:r>
-            <w:r>
-              <w:rPr>
-                <w:rStyle w:val="SpecialCharTok"/>
-              </w:rPr>
-              <w:t xml:space="preserve">+</w:t>
-            </w:r>
-            <w:r>
-              <w:br/>
-            </w:r>
-            <w:r>
-              <w:rPr>
-                <w:rStyle w:val="NormalTok"/>
-              </w:rPr>
-              <w:t xml:space="preserve">  ggplot2</w:t>
-            </w:r>
-            <w:r>
-              <w:rPr>
-                <w:rStyle w:val="SpecialCharTok"/>
-              </w:rPr>
-              <w:t xml:space="preserve">::</w:t>
-            </w:r>
-            <w:r>
-              <w:rPr>
-                <w:rStyle w:val="FunctionTok"/>
-              </w:rPr>
-              <w:t xml:space="preserve">labs</w:t>
-            </w:r>
-            <w:r>
-              <w:rPr>
-                <w:rStyle w:val="NormalTok"/>
-              </w:rPr>
-              <w:t xml:space="preserve">(</w:t>
-            </w:r>
-            <w:r>
-              <w:br/>
-            </w:r>
-            <w:r>
-              <w:rPr>
-                <w:rStyle w:val="NormalTok"/>
-              </w:rPr>
-              <w:t xml:space="preserve">    </w:t>
-            </w:r>
-            <w:r>
-              <w:rPr>
-                <w:rStyle w:val="AttributeTok"/>
-              </w:rPr>
-              <w:t xml:space="preserve">x =</w:t>
-            </w:r>
-            <w:r>
-              <w:rPr>
-                <w:rStyle w:val="NormalTok"/>
-              </w:rPr>
-              <w:t xml:space="preserve"> </w:t>
-            </w:r>
-            <w:r>
-              <w:rPr>
                 <w:rStyle w:val="StringTok"/>
               </w:rPr>
-              <w:t xml:space="preserve">"polynomial degree"</w:t>
-            </w:r>
-            <w:r>
-              <w:rPr>
-                <w:rStyle w:val="NormalTok"/>
-              </w:rPr>
-              <w:t xml:space="preserve">,</w:t>
-            </w:r>
-            <w:r>
-              <w:br/>
-            </w:r>
-            <w:r>
-              <w:rPr>
-                <w:rStyle w:val="NormalTok"/>
-              </w:rPr>
-              <w:t xml:space="preserve">    </w:t>
-            </w:r>
-            <w:r>
-              <w:rPr>
-                <w:rStyle w:val="AttributeTok"/>
-              </w:rPr>
-              <w:t xml:space="preserve">y =</w:t>
-            </w:r>
-            <w:r>
-              <w:rPr>
-                <w:rStyle w:val="NormalTok"/>
-              </w:rPr>
-              <w:t xml:space="preserve"> </w:t>
-            </w:r>
-            <w:r>
-              <w:rPr>
-                <w:rStyle w:val="StringTok"/>
-              </w:rPr>
-              <w:t xml:space="preserve">"mean squared error (log scale)"</w:t>
+              <w:t xml:space="preserve">"root mean squared error (log scale)"</w:t>
             </w:r>
             <w:r>
               <w:rPr>
@@ -18090,13 +18072,13 @@
               <w:pStyle w:val="ImageCaption"/>
             </w:pPr>
             <w:r>
-              <w:t xml:space="preserve">Figure 1: Training mean squared error and estimated generalization error</w:t>
+              <w:t xml:space="preserve">Figure 1: Training RMSE and estimated generalization error</w:t>
             </w:r>
             <w:r>
               <w:t xml:space="preserve"> </w:t>
             </w:r>
             <w:r>
-              <w:t xml:space="preserve">(mean squared error on</w:t>
+              <w:t xml:space="preserve">(RMSE on</w:t>
             </w:r>
             <w:r>
               <w:t xml:space="preserve"> </w:t>
@@ -18151,24 +18133,15 @@
               <w:t xml:space="preserve"> </w:t>
             </w:r>
             <w:r>
-              <w:t xml:space="preserve">The dashed line is the noise variance</w:t>
+              <w:t xml:space="preserve">The dashed line is the noise standard deviation</w:t>
             </w:r>
             <w:r>
               <w:t xml:space="preserve"> </w:t>
             </w:r>
             <m:oMath>
-              <m:sSup>
-                <m:e>
-                  <m:r>
-                    <m:t>σ</m:t>
-                  </m:r>
-                </m:e>
-                <m:sup>
-                  <m:r>
-                    <m:t>2</m:t>
-                  </m:r>
-                </m:sup>
-              </m:sSup>
+              <m:r>
+                <m:t>σ</m:t>
+              </m:r>
             </m:oMath>
             <w:r>
               <w:t xml:space="preserve">,</w:t>
@@ -18177,7 +18150,7 @@
               <w:t xml:space="preserve"> </w:t>
             </w:r>
             <w:r>
-              <w:t xml:space="preserve">the</w:t>
+              <w:t xml:space="preserve">the square root of the</w:t>
             </w:r>
             <w:r>
               <w:t xml:space="preserve"> </w:t>
@@ -18404,100 +18377,64 @@
         <w:rPr>
           <w:rStyle w:val="NormalTok"/>
         </w:rPr>
-        <w:t xml:space="preserve"> sim_sigma</w:t>
+        <w:t xml:space="preserve"> sim_sigma),</w:t>
+      </w:r>
+      <w:r>
+        <w:br/>
+      </w:r>
+      <w:r>
+        <w:rPr>
+          <w:rStyle w:val="NormalTok"/>
+        </w:rPr>
+        <w:t xml:space="preserve">  </w:t>
+      </w:r>
+      <w:r>
+        <w:rPr>
+          <w:rStyle w:val="AttributeTok"/>
+        </w:rPr>
+        <w:t xml:space="preserve">generalization =</w:t>
+      </w:r>
+      <w:r>
+        <w:rPr>
+          <w:rStyle w:val="NormalTok"/>
+        </w:rPr>
+        <w:t xml:space="preserve"> </w:t>
+      </w:r>
+      <w:r>
+        <w:rPr>
+          <w:rStyle w:val="FunctionTok"/>
+        </w:rPr>
+        <w:t xml:space="preserve">sum</w:t>
+      </w:r>
+      <w:r>
+        <w:rPr>
+          <w:rStyle w:val="NormalTok"/>
+        </w:rPr>
+        <w:t xml:space="preserve">(sim_errors</w:t>
       </w:r>
       <w:r>
         <w:rPr>
           <w:rStyle w:val="SpecialCharTok"/>
         </w:rPr>
-        <w:t xml:space="preserve">^</w:t>
-      </w:r>
-      <w:r>
-        <w:rPr>
-          <w:rStyle w:val="DecValTok"/>
-        </w:rPr>
-        <w:t xml:space="preserve">2</w:t>
-      </w:r>
-      <w:r>
-        <w:rPr>
-          <w:rStyle w:val="NormalTok"/>
-        </w:rPr>
-        <w:t xml:space="preserve">),</w:t>
-      </w:r>
-      <w:r>
-        <w:br/>
-      </w:r>
-      <w:r>
-        <w:rPr>
-          <w:rStyle w:val="NormalTok"/>
-        </w:rPr>
-        <w:t xml:space="preserve">  </w:t>
-      </w:r>
-      <w:r>
-        <w:rPr>
-          <w:rStyle w:val="AttributeTok"/>
-        </w:rPr>
-        <w:t xml:space="preserve">generalization =</w:t>
-      </w:r>
-      <w:r>
-        <w:rPr>
-          <w:rStyle w:val="NormalTok"/>
-        </w:rPr>
-        <w:t xml:space="preserve"> </w:t>
-      </w:r>
-      <w:r>
-        <w:rPr>
-          <w:rStyle w:val="FunctionTok"/>
-        </w:rPr>
-        <w:t xml:space="preserve">sum</w:t>
-      </w:r>
-      <w:r>
-        <w:rPr>
-          <w:rStyle w:val="NormalTok"/>
-        </w:rPr>
-        <w:t xml:space="preserve">(sim_errors</w:t>
+        <w:t xml:space="preserve">$</w:t>
+      </w:r>
+      <w:r>
+        <w:rPr>
+          <w:rStyle w:val="NormalTok"/>
+        </w:rPr>
+        <w:t xml:space="preserve">generalization </w:t>
       </w:r>
       <w:r>
         <w:rPr>
           <w:rStyle w:val="SpecialCharTok"/>
         </w:rPr>
-        <w:t xml:space="preserve">$</w:t>
-      </w:r>
-      <w:r>
-        <w:rPr>
-          <w:rStyle w:val="NormalTok"/>
-        </w:rPr>
-        <w:t xml:space="preserve">generalization </w:t>
-      </w:r>
-      <w:r>
-        <w:rPr>
-          <w:rStyle w:val="SpecialCharTok"/>
-        </w:rPr>
         <w:t xml:space="preserve">&lt;</w:t>
       </w:r>
       <w:r>
         <w:rPr>
           <w:rStyle w:val="NormalTok"/>
         </w:rPr>
-        <w:t xml:space="preserve"> sim_sigma</w:t>
-      </w:r>
-      <w:r>
-        <w:rPr>
-          <w:rStyle w:val="SpecialCharTok"/>
-        </w:rPr>
-        <w:t xml:space="preserve">^</w:t>
-      </w:r>
-      <w:r>
-        <w:rPr>
-          <w:rStyle w:val="DecValTok"/>
-        </w:rPr>
-        <w:t xml:space="preserve">2</w:t>
-      </w:r>
-      <w:r>
-        <w:rPr>
-          <w:rStyle w:val="NormalTok"/>
-        </w:rPr>
-        <w:t xml:space="preserve">)</w:t>
+        <w:t xml:space="preserve"> sim_sigma)</w:t>
       </w:r>
       <w:r>
         <w:br/>
@@ -18661,24 +18598,15 @@
         <w:t xml:space="preserve"> </w:t>
       </w:r>
       <w:r>
-        <w:t xml:space="preserve">No prediction rule can have generalization error below</w:t>
+        <w:t xml:space="preserve">No prediction rule can have generalization RMSE below</w:t>
       </w:r>
       <w:r>
         <w:t xml:space="preserve"> </w:t>
       </w:r>
       <m:oMath>
-        <m:sSup>
-          <m:e>
-            <m:r>
-              <m:t>σ</m:t>
-            </m:r>
-          </m:e>
-          <m:sup>
-            <m:r>
-              <m:t>2</m:t>
-            </m:r>
-          </m:sup>
-        </m:sSup>
+        <m:r>
+          <m:t>σ</m:t>
+        </m:r>
         <m:r>
           <m:rPr>
             <m:sty m:val="p"/>
@@ -18686,7 +18614,7 @@
           <m:t>=</m:t>
         </m:r>
         <m:r>
-          <m:t>0.09</m:t>
+          <m:t>0.3</m:t>
         </m:r>
       </m:oMath>
       <w:r>
@@ -18696,24 +18624,15 @@
         <w:t xml:space="preserve"> </w:t>
       </w:r>
       <w:r>
-        <w:t xml:space="preserve">Yet the training error falls below</w:t>
+        <w:t xml:space="preserve">Yet the training RMSE falls below</w:t>
       </w:r>
       <w:r>
         <w:t xml:space="preserve"> </w:t>
       </w:r>
       <m:oMath>
-        <m:sSup>
-          <m:e>
-            <m:r>
-              <m:t>σ</m:t>
-            </m:r>
-          </m:e>
-          <m:sup>
-            <m:r>
-              <m:t>2</m:t>
-            </m:r>
-          </m:sup>
-        </m:sSup>
+        <m:r>
+          <m:t>σ</m:t>
+        </m:r>
       </m:oMath>
       <w:r>
         <w:t xml:space="preserve"> </w:t>
@@ -34424,6 +34343,32 @@
       <w:r>
         <w:t xml:space="preserve">so the degrees are compared on the same splits.</w:t>
       </w:r>
+      <w:r>
+        <w:t xml:space="preserve"> </w:t>
+      </w:r>
+      <w:r>
+        <w:t xml:space="preserve">The table and figure report the square root of each cross-validation estimate,</w:t>
+      </w:r>
+      <w:r>
+        <w:t xml:space="preserve"> </w:t>
+      </w:r>
+      <w:r>
+        <w:t xml:space="preserve">so that it is in the same unit as the training and generalization RMSE of</w:t>
+      </w:r>
+      <w:r>
+        <w:t xml:space="preserve"> </w:t>
+      </w:r>
+      <w:hyperlink w:anchor="exm-train-test-error-simulated">
+        <w:r>
+          <w:rPr>
+            <w:rStyle w:val="Hyperlink"/>
+          </w:rPr>
+          <w:t xml:space="preserve">Example 2</w:t>
+        </w:r>
+      </w:hyperlink>
+      <w:r>
+        <w:t xml:space="preserve">.</w:t>
+      </w:r>
     </w:p>
     <w:p>
       <w:pPr>
@@ -34541,6 +34486,18 @@
         <w:rPr>
           <w:rStyle w:val="FunctionTok"/>
         </w:rPr>
+        <w:t xml:space="preserve">sqrt</w:t>
+      </w:r>
+      <w:r>
+        <w:rPr>
+          <w:rStyle w:val="NormalTok"/>
+        </w:rPr>
+        <w:t xml:space="preserve">(</w:t>
+      </w:r>
+      <w:r>
+        <w:rPr>
+          <w:rStyle w:val="FunctionTok"/>
+        </w:rPr>
         <w:t xml:space="preserve">cv_mse</w:t>
       </w:r>
       <w:r>
@@ -34571,7 +34528,7 @@
         <w:rPr>
           <w:rStyle w:val="NormalTok"/>
         </w:rPr>
-        <w:t xml:space="preserve">(x, d), sim_train, sim_folds)</w:t>
+        <w:t xml:space="preserve">(x, d), sim_train, sim_folds))</w:t>
       </w:r>
       <w:r>
         <w:br/>
@@ -34619,7 +34576,7 @@
         <w:rPr>
           <w:rStyle w:val="CommentTok"/>
         </w:rPr>
-        <w:t xml:space="preserve">#&gt;    degree training generalization   cv_5</w:t>
+        <w:t xml:space="preserve">#&gt;    degree training generalization  cv_5</w:t>
       </w:r>
       <w:r>
         <w:br/>
@@ -34628,7 +34585,7 @@
         <w:rPr>
           <w:rStyle w:val="CommentTok"/>
         </w:rPr>
-        <w:t xml:space="preserve">#&gt;     &lt;int&gt;    &lt;dbl&gt;          &lt;dbl&gt;  &lt;dbl&gt;</w:t>
+        <w:t xml:space="preserve">#&gt;     &lt;int&gt;    &lt;dbl&gt;          &lt;dbl&gt; &lt;dbl&gt;</w:t>
       </w:r>
       <w:r>
         <w:br/>
@@ -34637,7 +34594,7 @@
         <w:rPr>
           <w:rStyle w:val="CommentTok"/>
         </w:rPr>
-        <w:t xml:space="preserve">#&gt;  1      1   0.321          0.299  0.356 </w:t>
+        <w:t xml:space="preserve">#&gt;  1      1    0.567          0.547 0.597</w:t>
       </w:r>
       <w:r>
         <w:br/>
@@ -34646,7 +34603,7 @@
         <w:rPr>
           <w:rStyle w:val="CommentTok"/>
         </w:rPr>
-        <w:t xml:space="preserve">#&gt;  2      2   0.313          0.310  0.372 </w:t>
+        <w:t xml:space="preserve">#&gt;  2      2    0.560          0.557 0.610</w:t>
       </w:r>
       <w:r>
         <w:br/>
@@ -34655,7 +34612,7 @@
         <w:rPr>
           <w:rStyle w:val="CommentTok"/>
         </w:rPr>
-        <w:t xml:space="preserve">#&gt;  3      3   0.0535         0.0994 0.0821</w:t>
+        <w:t xml:space="preserve">#&gt;  3      3    0.231          0.315 0.287</w:t>
       </w:r>
       <w:r>
         <w:br/>
@@ -34664,7 +34621,7 @@
         <w:rPr>
           <w:rStyle w:val="CommentTok"/>
         </w:rPr>
-        <w:t xml:space="preserve">#&gt;  4      4   0.0535         0.0994 0.0982</w:t>
+        <w:t xml:space="preserve">#&gt;  4      4    0.231          0.315 0.313</w:t>
       </w:r>
       <w:r>
         <w:br/>
@@ -34673,7 +34630,7 @@
         <w:rPr>
           <w:rStyle w:val="CommentTok"/>
         </w:rPr>
-        <w:t xml:space="preserve">#&gt;  5      5   0.0465         0.0939 0.104 </w:t>
+        <w:t xml:space="preserve">#&gt;  5      5    0.216          0.306 0.323</w:t>
       </w:r>
       <w:r>
         <w:br/>
@@ -34682,7 +34639,7 @@
         <w:rPr>
           <w:rStyle w:val="CommentTok"/>
         </w:rPr>
-        <w:t xml:space="preserve">#&gt;  6      6   0.0381         0.105  0.0941</w:t>
+        <w:t xml:space="preserve">#&gt;  6      6    0.195          0.324 0.307</w:t>
       </w:r>
       <w:r>
         <w:br/>
@@ -34691,7 +34648,7 @@
         <w:rPr>
           <w:rStyle w:val="CommentTok"/>
         </w:rPr>
-        <w:t xml:space="preserve">#&gt;  7      7   0.0377         0.106  0.156 </w:t>
+        <w:t xml:space="preserve">#&gt;  7      7    0.194          0.326 0.395</w:t>
       </w:r>
       <w:r>
         <w:br/>
@@ -34700,7 +34657,7 @@
         <w:rPr>
           <w:rStyle w:val="CommentTok"/>
         </w:rPr>
-        <w:t xml:space="preserve">#&gt;  8      8   0.0340         0.112  0.100 </w:t>
+        <w:t xml:space="preserve">#&gt;  8      8    0.184          0.335 0.316</w:t>
       </w:r>
       <w:r>
         <w:br/>
@@ -34709,7 +34666,7 @@
         <w:rPr>
           <w:rStyle w:val="CommentTok"/>
         </w:rPr>
-        <w:t xml:space="preserve">#&gt;  9      9   0.0333         0.112  0.287 </w:t>
+        <w:t xml:space="preserve">#&gt;  9      9    0.183          0.335 0.536</w:t>
       </w:r>
       <w:r>
         <w:br/>
@@ -34718,7 +34675,7 @@
         <w:rPr>
           <w:rStyle w:val="CommentTok"/>
         </w:rPr>
-        <w:t xml:space="preserve">#&gt; 10     10   0.0326         0.116  1.92</w:t>
+        <w:t xml:space="preserve">#&gt; 10     10    0.180          0.341 1.39</w:t>
       </w:r>
     </w:p>
     <w:tbl>
@@ -34858,7 +34815,7 @@
               <w:rPr>
                 <w:rStyle w:val="StringTok"/>
               </w:rPr>
-              <w:t xml:space="preserve">"mse"</w:t>
+              <w:t xml:space="preserve">"rmse"</w:t>
             </w:r>
             <w:r>
               <w:br/>
@@ -35149,7 +35106,7 @@
               <w:rPr>
                 <w:rStyle w:val="NormalTok"/>
               </w:rPr>
-              <w:t xml:space="preserve">(degree, mse, </w:t>
+              <w:t xml:space="preserve">(degree, rmse, </w:t>
             </w:r>
             <w:r>
               <w:rPr>
@@ -35218,13 +35175,109 @@
               <w:rPr>
                 <w:rStyle w:val="NormalTok"/>
               </w:rPr>
-              <w:t xml:space="preserve"> sim_sigma</w:t>
+              <w:t xml:space="preserve"> sim_sigma, </w:t>
+            </w:r>
+            <w:r>
+              <w:rPr>
+                <w:rStyle w:val="AttributeTok"/>
+              </w:rPr>
+              <w:t xml:space="preserve">linetype =</w:t>
+            </w:r>
+            <w:r>
+              <w:rPr>
+                <w:rStyle w:val="NormalTok"/>
+              </w:rPr>
+              <w:t xml:space="preserve"> </w:t>
+            </w:r>
+            <w:r>
+              <w:rPr>
+                <w:rStyle w:val="StringTok"/>
+              </w:rPr>
+              <w:t xml:space="preserve">"dashed"</w:t>
+            </w:r>
+            <w:r>
+              <w:rPr>
+                <w:rStyle w:val="NormalTok"/>
+              </w:rPr>
+              <w:t xml:space="preserve">) </w:t>
             </w:r>
             <w:r>
               <w:rPr>
                 <w:rStyle w:val="SpecialCharTok"/>
               </w:rPr>
-              <w:t xml:space="preserve">^</w:t>
+              <w:t xml:space="preserve">+</w:t>
+            </w:r>
+            <w:r>
+              <w:br/>
+            </w:r>
+            <w:r>
+              <w:rPr>
+                <w:rStyle w:val="NormalTok"/>
+              </w:rPr>
+              <w:t xml:space="preserve">  ggplot2</w:t>
+            </w:r>
+            <w:r>
+              <w:rPr>
+                <w:rStyle w:val="SpecialCharTok"/>
+              </w:rPr>
+              <w:t xml:space="preserve">::</w:t>
+            </w:r>
+            <w:r>
+              <w:rPr>
+                <w:rStyle w:val="FunctionTok"/>
+              </w:rPr>
+              <w:t xml:space="preserve">geom_line</w:t>
+            </w:r>
+            <w:r>
+              <w:rPr>
+                <w:rStyle w:val="NormalTok"/>
+              </w:rPr>
+              <w:t xml:space="preserve">() </w:t>
+            </w:r>
+            <w:r>
+              <w:rPr>
+                <w:rStyle w:val="SpecialCharTok"/>
+              </w:rPr>
+              <w:t xml:space="preserve">+</w:t>
+            </w:r>
+            <w:r>
+              <w:br/>
+            </w:r>
+            <w:r>
+              <w:rPr>
+                <w:rStyle w:val="NormalTok"/>
+              </w:rPr>
+              <w:t xml:space="preserve">  ggplot2</w:t>
+            </w:r>
+            <w:r>
+              <w:rPr>
+                <w:rStyle w:val="SpecialCharTok"/>
+              </w:rPr>
+              <w:t xml:space="preserve">::</w:t>
+            </w:r>
+            <w:r>
+              <w:rPr>
+                <w:rStyle w:val="FunctionTok"/>
+              </w:rPr>
+              <w:t xml:space="preserve">geom_point</w:t>
+            </w:r>
+            <w:r>
+              <w:rPr>
+                <w:rStyle w:val="NormalTok"/>
+              </w:rPr>
+              <w:t xml:space="preserve">(</w:t>
+            </w:r>
+            <w:r>
+              <w:rPr>
+                <w:rStyle w:val="AttributeTok"/>
+              </w:rPr>
+              <w:t xml:space="preserve">size =</w:t>
+            </w:r>
+            <w:r>
+              <w:rPr>
+                <w:rStyle w:val="NormalTok"/>
+              </w:rPr>
+              <w:t xml:space="preserve"> </w:t>
             </w:r>
             <w:r>
               <w:rPr>
@@ -35236,37 +35289,151 @@
               <w:rPr>
                 <w:rStyle w:val="NormalTok"/>
               </w:rPr>
-              <w:t xml:space="preserve">, </w:t>
+              <w:t xml:space="preserve">) </w:t>
+            </w:r>
+            <w:r>
+              <w:rPr>
+                <w:rStyle w:val="SpecialCharTok"/>
+              </w:rPr>
+              <w:t xml:space="preserve">+</w:t>
+            </w:r>
+            <w:r>
+              <w:br/>
+            </w:r>
+            <w:r>
+              <w:rPr>
+                <w:rStyle w:val="NormalTok"/>
+              </w:rPr>
+              <w:t xml:space="preserve">  ggplot2</w:t>
+            </w:r>
+            <w:r>
+              <w:rPr>
+                <w:rStyle w:val="SpecialCharTok"/>
+              </w:rPr>
+              <w:t xml:space="preserve">::</w:t>
+            </w:r>
+            <w:r>
+              <w:rPr>
+                <w:rStyle w:val="FunctionTok"/>
+              </w:rPr>
+              <w:t xml:space="preserve">scale_x_continuous</w:t>
+            </w:r>
+            <w:r>
+              <w:rPr>
+                <w:rStyle w:val="NormalTok"/>
+              </w:rPr>
+              <w:t xml:space="preserve">(</w:t>
             </w:r>
             <w:r>
               <w:rPr>
                 <w:rStyle w:val="AttributeTok"/>
               </w:rPr>
-              <w:t xml:space="preserve">linetype =</w:t>
+              <w:t xml:space="preserve">breaks =</w:t>
             </w:r>
             <w:r>
               <w:rPr>
                 <w:rStyle w:val="NormalTok"/>
               </w:rPr>
+              <w:t xml:space="preserve"> sim_degrees) </w:t>
+            </w:r>
+            <w:r>
+              <w:rPr>
+                <w:rStyle w:val="SpecialCharTok"/>
+              </w:rPr>
+              <w:t xml:space="preserve">+</w:t>
+            </w:r>
+            <w:r>
+              <w:br/>
+            </w:r>
+            <w:r>
+              <w:rPr>
+                <w:rStyle w:val="NormalTok"/>
+              </w:rPr>
+              <w:t xml:space="preserve">  ggplot2</w:t>
+            </w:r>
+            <w:r>
+              <w:rPr>
+                <w:rStyle w:val="SpecialCharTok"/>
+              </w:rPr>
+              <w:t xml:space="preserve">::</w:t>
+            </w:r>
+            <w:r>
+              <w:rPr>
+                <w:rStyle w:val="FunctionTok"/>
+              </w:rPr>
+              <w:t xml:space="preserve">scale_y_log10</w:t>
+            </w:r>
+            <w:r>
+              <w:rPr>
+                <w:rStyle w:val="NormalTok"/>
+              </w:rPr>
+              <w:t xml:space="preserve">() </w:t>
+            </w:r>
+            <w:r>
+              <w:rPr>
+                <w:rStyle w:val="SpecialCharTok"/>
+              </w:rPr>
+              <w:t xml:space="preserve">+</w:t>
+            </w:r>
+            <w:r>
+              <w:br/>
+            </w:r>
+            <w:r>
+              <w:rPr>
+                <w:rStyle w:val="NormalTok"/>
+              </w:rPr>
+              <w:t xml:space="preserve">  ggplot2</w:t>
+            </w:r>
+            <w:r>
+              <w:rPr>
+                <w:rStyle w:val="SpecialCharTok"/>
+              </w:rPr>
+              <w:t xml:space="preserve">::</w:t>
+            </w:r>
+            <w:r>
+              <w:rPr>
+                <w:rStyle w:val="FunctionTok"/>
+              </w:rPr>
+              <w:t xml:space="preserve">labs</w:t>
+            </w:r>
+            <w:r>
+              <w:rPr>
+                <w:rStyle w:val="NormalTok"/>
+              </w:rPr>
+              <w:t xml:space="preserve">(</w:t>
+            </w:r>
+            <w:r>
+              <w:br/>
+            </w:r>
+            <w:r>
+              <w:rPr>
+                <w:rStyle w:val="NormalTok"/>
+              </w:rPr>
+              <w:t xml:space="preserve">    </w:t>
+            </w:r>
+            <w:r>
+              <w:rPr>
+                <w:rStyle w:val="AttributeTok"/>
+              </w:rPr>
+              <w:t xml:space="preserve">x =</w:t>
+            </w:r>
+            <w:r>
+              <w:rPr>
+                <w:rStyle w:val="NormalTok"/>
+              </w:rPr>
               <w:t xml:space="preserve"> </w:t>
             </w:r>
             <w:r>
               <w:rPr>
                 <w:rStyle w:val="StringTok"/>
               </w:rPr>
-              <w:t xml:space="preserve">"dashed"</w:t>
+              <w:t xml:space="preserve">"polynomial degree"</w:t>
             </w:r>
             <w:r>
               <w:rPr>
                 <w:rStyle w:val="NormalTok"/>
               </w:rPr>
-              <w:t xml:space="preserve">) </w:t>
-            </w:r>
-            <w:r>
-              <w:rPr>
-                <w:rStyle w:val="SpecialCharTok"/>
-              </w:rPr>
-              <w:t xml:space="preserve">+</w:t>
+              <w:t xml:space="preserve">,</w:t>
             </w:r>
             <w:r>
               <w:br/>
@@ -35275,253 +35442,25 @@
               <w:rPr>
                 <w:rStyle w:val="NormalTok"/>
               </w:rPr>
-              <w:t xml:space="preserve">  ggplot2</w:t>
-            </w:r>
-            <w:r>
-              <w:rPr>
-                <w:rStyle w:val="SpecialCharTok"/>
-              </w:rPr>
-              <w:t xml:space="preserve">::</w:t>
-            </w:r>
-            <w:r>
-              <w:rPr>
-                <w:rStyle w:val="FunctionTok"/>
-              </w:rPr>
-              <w:t xml:space="preserve">geom_line</w:t>
+              <w:t xml:space="preserve">    </w:t>
+            </w:r>
+            <w:r>
+              <w:rPr>
+                <w:rStyle w:val="AttributeTok"/>
+              </w:rPr>
+              <w:t xml:space="preserve">y =</w:t>
             </w:r>
             <w:r>
               <w:rPr>
                 <w:rStyle w:val="NormalTok"/>
               </w:rPr>
-              <w:t xml:space="preserve">() </w:t>
-            </w:r>
-            <w:r>
-              <w:rPr>
-                <w:rStyle w:val="SpecialCharTok"/>
-              </w:rPr>
-              <w:t xml:space="preserve">+</w:t>
-            </w:r>
-            <w:r>
-              <w:br/>
-            </w:r>
-            <w:r>
-              <w:rPr>
-                <w:rStyle w:val="NormalTok"/>
-              </w:rPr>
-              <w:t xml:space="preserve">  ggplot2</w:t>
-            </w:r>
-            <w:r>
-              <w:rPr>
-                <w:rStyle w:val="SpecialCharTok"/>
-              </w:rPr>
-              <w:t xml:space="preserve">::</w:t>
-            </w:r>
-            <w:r>
-              <w:rPr>
-                <w:rStyle w:val="FunctionTok"/>
-              </w:rPr>
-              <w:t xml:space="preserve">geom_point</w:t>
-            </w:r>
-            <w:r>
-              <w:rPr>
-                <w:rStyle w:val="NormalTok"/>
-              </w:rPr>
-              <w:t xml:space="preserve">(</w:t>
-            </w:r>
-            <w:r>
-              <w:rPr>
-                <w:rStyle w:val="AttributeTok"/>
-              </w:rPr>
-              <w:t xml:space="preserve">size =</w:t>
-            </w:r>
-            <w:r>
-              <w:rPr>
-                <w:rStyle w:val="NormalTok"/>
-              </w:rPr>
               <w:t xml:space="preserve"> </w:t>
             </w:r>
             <w:r>
               <w:rPr>
-                <w:rStyle w:val="DecValTok"/>
-              </w:rPr>
-              <w:t xml:space="preserve">2</w:t>
-            </w:r>
-            <w:r>
-              <w:rPr>
-                <w:rStyle w:val="NormalTok"/>
-              </w:rPr>
-              <w:t xml:space="preserve">) </w:t>
-            </w:r>
-            <w:r>
-              <w:rPr>
-                <w:rStyle w:val="SpecialCharTok"/>
-              </w:rPr>
-              <w:t xml:space="preserve">+</w:t>
-            </w:r>
-            <w:r>
-              <w:br/>
-            </w:r>
-            <w:r>
-              <w:rPr>
-                <w:rStyle w:val="NormalTok"/>
-              </w:rPr>
-              <w:t xml:space="preserve">  ggplot2</w:t>
-            </w:r>
-            <w:r>
-              <w:rPr>
-                <w:rStyle w:val="SpecialCharTok"/>
-              </w:rPr>
-              <w:t xml:space="preserve">::</w:t>
-            </w:r>
-            <w:r>
-              <w:rPr>
-                <w:rStyle w:val="FunctionTok"/>
-              </w:rPr>
-              <w:t xml:space="preserve">scale_x_continuous</w:t>
-            </w:r>
-            <w:r>
-              <w:rPr>
-                <w:rStyle w:val="NormalTok"/>
-              </w:rPr>
-              <w:t xml:space="preserve">(</w:t>
-            </w:r>
-            <w:r>
-              <w:rPr>
-                <w:rStyle w:val="AttributeTok"/>
-              </w:rPr>
-              <w:t xml:space="preserve">breaks =</w:t>
-            </w:r>
-            <w:r>
-              <w:rPr>
-                <w:rStyle w:val="NormalTok"/>
-              </w:rPr>
-              <w:t xml:space="preserve"> sim_degrees) </w:t>
-            </w:r>
-            <w:r>
-              <w:rPr>
-                <w:rStyle w:val="SpecialCharTok"/>
-              </w:rPr>
-              <w:t xml:space="preserve">+</w:t>
-            </w:r>
-            <w:r>
-              <w:br/>
-            </w:r>
-            <w:r>
-              <w:rPr>
-                <w:rStyle w:val="NormalTok"/>
-              </w:rPr>
-              <w:t xml:space="preserve">  ggplot2</w:t>
-            </w:r>
-            <w:r>
-              <w:rPr>
-                <w:rStyle w:val="SpecialCharTok"/>
-              </w:rPr>
-              <w:t xml:space="preserve">::</w:t>
-            </w:r>
-            <w:r>
-              <w:rPr>
-                <w:rStyle w:val="FunctionTok"/>
-              </w:rPr>
-              <w:t xml:space="preserve">scale_y_log10</w:t>
-            </w:r>
-            <w:r>
-              <w:rPr>
-                <w:rStyle w:val="NormalTok"/>
-              </w:rPr>
-              <w:t xml:space="preserve">() </w:t>
-            </w:r>
-            <w:r>
-              <w:rPr>
-                <w:rStyle w:val="SpecialCharTok"/>
-              </w:rPr>
-              <w:t xml:space="preserve">+</w:t>
-            </w:r>
-            <w:r>
-              <w:br/>
-            </w:r>
-            <w:r>
-              <w:rPr>
-                <w:rStyle w:val="NormalTok"/>
-              </w:rPr>
-              <w:t xml:space="preserve">  ggplot2</w:t>
-            </w:r>
-            <w:r>
-              <w:rPr>
-                <w:rStyle w:val="SpecialCharTok"/>
-              </w:rPr>
-              <w:t xml:space="preserve">::</w:t>
-            </w:r>
-            <w:r>
-              <w:rPr>
-                <w:rStyle w:val="FunctionTok"/>
-              </w:rPr>
-              <w:t xml:space="preserve">labs</w:t>
-            </w:r>
-            <w:r>
-              <w:rPr>
-                <w:rStyle w:val="NormalTok"/>
-              </w:rPr>
-              <w:t xml:space="preserve">(</w:t>
-            </w:r>
-            <w:r>
-              <w:br/>
-            </w:r>
-            <w:r>
-              <w:rPr>
-                <w:rStyle w:val="NormalTok"/>
-              </w:rPr>
-              <w:t xml:space="preserve">    </w:t>
-            </w:r>
-            <w:r>
-              <w:rPr>
-                <w:rStyle w:val="AttributeTok"/>
-              </w:rPr>
-              <w:t xml:space="preserve">x =</w:t>
-            </w:r>
-            <w:r>
-              <w:rPr>
-                <w:rStyle w:val="NormalTok"/>
-              </w:rPr>
-              <w:t xml:space="preserve"> </w:t>
-            </w:r>
-            <w:r>
-              <w:rPr>
                 <w:rStyle w:val="StringTok"/>
               </w:rPr>
-              <w:t xml:space="preserve">"polynomial degree"</w:t>
-            </w:r>
-            <w:r>
-              <w:rPr>
-                <w:rStyle w:val="NormalTok"/>
-              </w:rPr>
-              <w:t xml:space="preserve">,</w:t>
-            </w:r>
-            <w:r>
-              <w:br/>
-            </w:r>
-            <w:r>
-              <w:rPr>
-                <w:rStyle w:val="NormalTok"/>
-              </w:rPr>
-              <w:t xml:space="preserve">    </w:t>
-            </w:r>
-            <w:r>
-              <w:rPr>
-                <w:rStyle w:val="AttributeTok"/>
-              </w:rPr>
-              <w:t xml:space="preserve">y =</w:t>
-            </w:r>
-            <w:r>
-              <w:rPr>
-                <w:rStyle w:val="NormalTok"/>
-              </w:rPr>
-              <w:t xml:space="preserve"> </w:t>
-            </w:r>
-            <w:r>
-              <w:rPr>
-                <w:rStyle w:val="StringTok"/>
-              </w:rPr>
-              <w:t xml:space="preserve">"mean squared error (log scale)"</w:t>
+              <w:t xml:space="preserve">"root mean squared error (log scale)"</w:t>
             </w:r>
             <w:r>
               <w:rPr>
@@ -36153,7 +36092,7 @@
         <w:rPr>
           <w:rStyle w:val="CommentTok"/>
         </w:rPr>
-        <w:t xml:space="preserve">#&gt;                               3.0000                               5.0000 </w:t>
+        <w:t xml:space="preserve">#&gt;                              3.00000                              5.00000 </w:t>
       </w:r>
       <w:r>
         <w:br/>
@@ -36171,7 +36110,7 @@
         <w:rPr>
           <w:rStyle w:val="CommentTok"/>
         </w:rPr>
-        <w:t xml:space="preserve">#&gt;                              24.0000                              16.5906</w:t>
+        <w:t xml:space="preserve">#&gt;                             24.00000                              4.07316</w:t>
       </w:r>
     </w:p>
     <w:p>
@@ -36292,7 +36231,7 @@
         <w:t xml:space="preserve"> </w:t>
       </w:r>
       <w:r>
-        <w:t xml:space="preserve">16.6 times the estimated generalization error.</w:t>
+        <w:t xml:space="preserve">4.1 times the estimated generalization RMSE.</w:t>
       </w:r>
     </w:p>
     <w:p>
@@ -37463,7 +37402,7 @@
         <w:t xml:space="preserve"> </w:t>
       </w:r>
       <w:r>
-        <w:t xml:space="preserve">have median generalization error</w:t>
+        <w:t xml:space="preserve">have median generalization MSE</w:t>
       </w:r>
       <w:r>
         <w:t xml:space="preserve"> </w:t>
@@ -50580,7 +50519,7 @@
         <w:t xml:space="preserve"> </w:t>
       </w:r>
       <w:r>
-        <w:t xml:space="preserve">the estimated generalization errors of</w:t>
+        <w:t xml:space="preserve">the estimated generalization RMSE of</w:t>
       </w:r>
       <w:r>
         <w:t xml:space="preserve"> </w:t>
@@ -50594,19 +50533,22 @@
         </w:r>
       </w:hyperlink>
       <w:r>
-        <w:t xml:space="preserve">:</w:t>
-      </w:r>
-      <w:r>
-        <w:t xml:space="preserve"> </w:t>
-      </w:r>
-      <w:r>
-        <w:t xml:space="preserve">0.112 for degree 8</w:t>
-      </w:r>
-      <w:r>
-        <w:t xml:space="preserve"> </w:t>
-      </w:r>
-      <w:r>
-        <w:t xml:space="preserve">and 0.099 for degree 3.</w:t>
+        <w:t xml:space="preserve"> </w:t>
+      </w:r>
+      <w:r>
+        <w:t xml:space="preserve">for each:</w:t>
+      </w:r>
+      <w:r>
+        <w:t xml:space="preserve"> </w:t>
+      </w:r>
+      <w:r>
+        <w:t xml:space="preserve">0.335 for degree 8</w:t>
+      </w:r>
+      <w:r>
+        <w:t xml:space="preserve"> </w:t>
+      </w:r>
+      <w:r>
+        <w:t xml:space="preserve">and 0.315 for degree 3.</w:t>
       </w:r>
     </w:p>
     <w:bookmarkEnd w:id="231"/>

--- a/model-validation-handout.docx
+++ b/model-validation-handout.docx
@@ -15,7 +15,7 @@
         <w:pStyle w:val="Date"/>
       </w:pPr>
       <w:r>
-        <w:t xml:space="preserve">Last modified: 2026-10-14 00:24:30 (PDT)</w:t>
+        <w:t xml:space="preserve">Last modified: 2026-10-14 01:48:17 (PDT)</w:t>
       </w:r>
     </w:p>
     <w:bookmarkStart w:id="38" w:name="sec-prediction-rules"/>
@@ -39538,7 +39538,7 @@
     </w:p>
     <w:bookmarkEnd w:id="173"/>
     <w:bookmarkEnd w:id="174"/>
-    <w:bookmarkStart w:id="199" w:name="sec-loocv"/>
+    <w:bookmarkStart w:id="205" w:name="sec-loocv"/>
     <w:p>
       <w:pPr>
         <w:pStyle w:val="Heading2"/>
@@ -41186,7 +41186,7 @@
       </w:r>
     </w:p>
     <w:bookmarkEnd w:id="184"/>
-    <w:bookmarkStart w:id="186" w:name="def-cross-product-matrix"/>
+    <w:bookmarkStart w:id="189" w:name="def-cross-product-matrix"/>
     <w:p>
       <w:pPr>
         <w:pStyle w:val="BodyText"/>
@@ -41443,13 +41443,602 @@
       </m:oMathPara>
       <w:bookmarkEnd w:id="185"/>
     </w:p>
-    <w:bookmarkEnd w:id="186"/>
-    <w:bookmarkStart w:id="192" w:name="def-leverage"/>
+    <w:tbl>
+      <w:tblPr>
+        <w:tblStyle w:val="Table"/>
+        <w:tblLook w:firstRow="0" w:lastRow="0" w:firstColumn="0" w:lastColumn="0" w:noHBand="0" w:noVBand="0" w:val="0000"/>
+        <w:tblBorders>
+          <w:top w:val="single" w:sz="4" w:space="0" w:color="0758E5"/>
+          <w:left w:val="single" w:sz="24" w:space="0" w:color="0758E5"/>
+          <w:bottom w:val="single" w:sz="4" w:space="0" w:color="0758E5"/>
+          <w:right w:val="single" w:sz="4" w:space="0" w:color="0758E5"/>
+        </w:tblBorders>
+        <w:tblCellMar>
+          <w:left w:w="144" w:type="dxa"/>
+          <w:right w:w="144" w:type="dxa"/>
+        </w:tblCellMar>
+        <w:tblLook w:firstRow="0" w:lastRow="0" w:firstColumn="0" w:lastColumn="0" w:noHBand="0" w:noVBand="0" w:val="0000"/>
+      </w:tblPr>
+      <w:tr>
+        <w:trPr>
+          <w:cantSplit/>
+        </w:trPr>
+        <w:tc>
+          <w:tcPr>
+            <w:shd w:color="auto" w:fill="dae6fb" w:val="clear"/>
+            <w:tcMar>
+              <w:top w:w="92" w:type="dxa"/>
+              <w:bottom w:w="92" w:type="dxa"/>
+            </w:tcMar>
+          </w:tcPr>
+          <w:p>
+            <w:pPr>
+              <w:pStyle w:val="FirstParagraph"/>
+            </w:pPr>
+            <w:pPr>
+              <w:spacing w:before="0" w:after="0"/>
+              <w:textAlignment w:val="center"/>
+            </w:pPr>
+            <w:r>
+              <w:drawing>
+                <wp:inline>
+                  <wp:extent cx="152400" cy="152400"/>
+                  <wp:effectExtent b="0" l="0" r="0" t="0"/>
+                  <wp:docPr descr="" title="" id="186" name="Picture"/>
+                  <a:graphic>
+                    <a:graphicData uri="http://schemas.openxmlformats.org/drawingml/2006/picture">
+                      <pic:pic>
+                        <pic:nvPicPr>
+                          <pic:cNvPr descr="/opt/quarto/share/formats/docx/note.png" id="187" name="Picture"/>
+                          <pic:cNvPicPr>
+                            <a:picLocks noChangeArrowheads="1" noChangeAspect="1"/>
+                          </pic:cNvPicPr>
+                        </pic:nvPicPr>
+                        <pic:blipFill>
+                          <a:blip r:embed="rId11"/>
+                          <a:stretch>
+                            <a:fillRect/>
+                          </a:stretch>
+                        </pic:blipFill>
+                        <pic:spPr bwMode="auto">
+                          <a:xfrm>
+                            <a:off x="0" y="0"/>
+                            <a:ext cx="152400" cy="152400"/>
+                          </a:xfrm>
+                          <a:prstGeom prst="rect">
+                            <a:avLst/>
+                          </a:prstGeom>
+                          <a:noFill/>
+                          <a:ln w="9525">
+                            <a:noFill/>
+                            <a:headEnd/>
+                            <a:tailEnd/>
+                          </a:ln>
+                        </pic:spPr>
+                      </pic:pic>
+                    </a:graphicData>
+                  </a:graphic>
+                </wp:inline>
+              </w:drawing>
+            </w:r>
+            <w:r>
+              <w:t xml:space="preserve"> </w:t>
+            </w:r>
+            <w:r>
+              <w:t xml:space="preserve"> </w:t>
+            </w:r>
+            <w:r>
+              <w:t xml:space="preserve">Source</w:t>
+            </w:r>
+          </w:p>
+        </w:tc>
+      </w:tr>
+      <w:tr>
+        <w:trPr>
+          <w:cantSplit/>
+        </w:trPr>
+        <w:tc>
+          <w:tcPr>
+            <w:tcMar>
+              <w:top w:w="108" w:type="dxa"/>
+              <w:bottom w:w="108" w:type="dxa"/>
+            </w:tcMar>
+          </w:tcPr>
+          <w:p>
+            <w:pPr>
+              <w:pStyle w:val="BodyText"/>
+            </w:pPr>
+            <w:pPr>
+              <w:spacing w:before="16" w:after="16"/>
+            </w:pPr>
+            <w:r>
+              <w:t xml:space="preserve">Sanchez</w:t>
+            </w:r>
+            <w:r>
+              <w:t xml:space="preserve"> </w:t>
+            </w:r>
+            <w:r>
+              <w:t xml:space="preserve">(2020, chap. </w:t>
+            </w:r>
+            <w:r>
+              <w:t xml:space="preserve">“Matrix Cross-Products”</w:t>
+            </w:r>
+            <w:r>
+              <w:t xml:space="preserve">)</w:t>
+            </w:r>
+            <w:r>
+              <w:t xml:space="preserve"> </w:t>
+            </w:r>
+            <w:r>
+              <w:t xml:space="preserve">(see</w:t>
+            </w:r>
+            <w:r>
+              <w:t xml:space="preserve"> </w:t>
+            </w:r>
+            <w:hyperlink r:id="rId188">
+              <w:r>
+                <w:rPr>
+                  <w:rStyle w:val="Hyperlink"/>
+                </w:rPr>
+                <w:t xml:space="preserve">the chapter online</w:t>
+              </w:r>
+            </w:hyperlink>
+            <w:r>
+              <w:t xml:space="preserve">) names this matrix a sum-of-squares and cross-products matrix.</w:t>
+            </w:r>
+          </w:p>
+          <w:p/>
+        </w:tc>
+      </w:tr>
+    </w:tbl>
+    <w:bookmarkEnd w:id="189"/>
+    <w:bookmarkStart w:id="192" w:name="rem-cross-product-matrix"/>
+    <w:p>
+      <w:pPr>
+        <w:pStyle w:val="BodyText"/>
+      </w:pPr>
+      <w:r>
+        <w:rPr>
+          <w:i/>
+          <w:iCs/>
+        </w:rPr>
+        <w:t xml:space="preserve">Remark 11</w:t>
+      </w:r>
+      <w:r>
+        <w:t xml:space="preserve"> (Cross-product matrix as a matrix product). </w:t>
+      </w:r>
+      <w:r>
+        <w:t xml:space="preserve">Let</w:t>
+      </w:r>
+      <w:r>
+        <w:t xml:space="preserve"> </w:t>
+      </w:r>
+      <m:oMath>
+        <m:r>
+          <m:rPr>
+            <m:sty m:val="p"/>
+          </m:rPr>
+          <m:t>Φ</m:t>
+        </m:r>
+      </m:oMath>
+      <w:r>
+        <w:t xml:space="preserve"> </w:t>
+      </w:r>
+      <w:r>
+        <w:t xml:space="preserve">be the matrix whose rows are the transposed</w:t>
+      </w:r>
+      <w:r>
+        <w:t xml:space="preserve"> </w:t>
+      </w:r>
+      <w:hyperlink w:anchor="def-term-vector">
+        <w:r>
+          <w:rPr>
+            <w:rStyle w:val="Hyperlink"/>
+          </w:rPr>
+          <w:t xml:space="preserve">term vectors</w:t>
+        </w:r>
+      </w:hyperlink>
+      <w:r>
+        <w:t xml:space="preserve"> </w:t>
+      </w:r>
+      <m:oMath>
+        <m:sSup>
+          <m:e>
+            <m:sSub>
+              <m:e>
+                <m:acc>
+                  <m:accPr>
+                    <m:chr m:val="̃"/>
+                  </m:accPr>
+                  <m:e>
+                    <m:r>
+                      <m:t>t</m:t>
+                    </m:r>
+                  </m:e>
+                </m:acc>
+              </m:e>
+              <m:sub>
+                <m:r>
+                  <m:t>i</m:t>
+                </m:r>
+              </m:sub>
+            </m:sSub>
+          </m:e>
+          <m:sup>
+            <m:r>
+              <m:rPr>
+                <m:sty m:val="p"/>
+              </m:rPr>
+              <m:t>⊤</m:t>
+            </m:r>
+          </m:sup>
+        </m:sSup>
+      </m:oMath>
+      <w:r>
+        <w:t xml:space="preserve">,</w:t>
+      </w:r>
+      <w:r>
+        <w:t xml:space="preserve"> </w:t>
+      </w:r>
+      <m:oMath>
+        <m:r>
+          <m:t>i</m:t>
+        </m:r>
+        <m:r>
+          <m:rPr>
+            <m:sty m:val="p"/>
+          </m:rPr>
+          <m:t>∈</m:t>
+        </m:r>
+        <m:r>
+          <m:t>I</m:t>
+        </m:r>
+      </m:oMath>
+      <w:r>
+        <w:t xml:space="preserve">.</w:t>
+      </w:r>
+      <w:r>
+        <w:t xml:space="preserve"> </w:t>
+      </w:r>
+      <w:r>
+        <w:t xml:space="preserve">The cross-product matrix then equals the matrix product</w:t>
+      </w:r>
+    </w:p>
+    <w:p>
+      <w:pPr>
+        <w:pStyle w:val="BodyText"/>
+      </w:pPr>
+      <m:oMathPara>
+        <m:oMathParaPr>
+          <m:jc m:val="center"/>
+        </m:oMathParaPr>
+        <m:oMath>
+          <m:r>
+            <m:t>A</m:t>
+          </m:r>
+          <m:r>
+            <m:rPr>
+              <m:sty m:val="p"/>
+            </m:rPr>
+            <m:t>=</m:t>
+          </m:r>
+          <m:sSup>
+            <m:e>
+              <m:r>
+                <m:rPr>
+                  <m:sty m:val="p"/>
+                </m:rPr>
+                <m:t>Φ</m:t>
+              </m:r>
+            </m:e>
+            <m:sup>
+              <m:r>
+                <m:rPr>
+                  <m:sty m:val="p"/>
+                </m:rPr>
+                <m:t>⊤</m:t>
+              </m:r>
+            </m:sup>
+          </m:sSup>
+          <m:r>
+            <m:rPr>
+              <m:sty m:val="p"/>
+            </m:rPr>
+            <m:t>Φ</m:t>
+          </m:r>
+          <m:r>
+            <m:rPr>
+              <m:sty m:val="p"/>
+            </m:rPr>
+            <m:t>.</m:t>
+          </m:r>
+        </m:oMath>
+      </m:oMathPara>
+    </w:p>
     <w:p>
       <w:pPr>
         <w:pStyle w:val="FirstParagraph"/>
       </w:pPr>
       <w:r>
+        <w:t xml:space="preserve">Its diagonal entries are sums of squares of one term over the training set.</w:t>
+      </w:r>
+      <w:r>
+        <w:t xml:space="preserve"> </w:t>
+      </w:r>
+      <w:r>
+        <w:t xml:space="preserve">Its off-diagonal entries are sums of cross-products of two different terms.</w:t>
+      </w:r>
+      <w:r>
+        <w:t xml:space="preserve"> </w:t>
+      </w:r>
+      <w:r>
+        <w:t xml:space="preserve">Statisticians therefore call</w:t>
+      </w:r>
+      <w:r>
+        <w:t xml:space="preserve"> </w:t>
+      </w:r>
+      <m:oMath>
+        <m:r>
+          <m:t>A</m:t>
+        </m:r>
+      </m:oMath>
+      <w:r>
+        <w:t xml:space="preserve"> </w:t>
+      </w:r>
+      <w:r>
+        <w:t xml:space="preserve">the sum-of-squares and cross-products (SSCP) matrix of the terms.</w:t>
+      </w:r>
+      <w:r>
+        <w:t xml:space="preserve"> </w:t>
+      </w:r>
+      <w:r>
+        <w:t xml:space="preserve">When every column of</w:t>
+      </w:r>
+      <w:r>
+        <w:t xml:space="preserve"> </w:t>
+      </w:r>
+      <m:oMath>
+        <m:r>
+          <m:rPr>
+            <m:sty m:val="p"/>
+          </m:rPr>
+          <m:t>Φ</m:t>
+        </m:r>
+      </m:oMath>
+      <w:r>
+        <w:t xml:space="preserve"> </w:t>
+      </w:r>
+      <w:r>
+        <w:t xml:space="preserve">has mean zero,</w:t>
+      </w:r>
+      <w:r>
+        <w:t xml:space="preserve"> </w:t>
+      </w:r>
+      <m:oMath>
+        <m:r>
+          <m:t>A</m:t>
+        </m:r>
+        <m:r>
+          <m:rPr>
+            <m:sty m:val="p"/>
+          </m:rPr>
+          <m:t>/</m:t>
+        </m:r>
+        <m:r>
+          <m:rPr>
+            <m:sty m:val="p"/>
+          </m:rPr>
+          <m:t>(</m:t>
+        </m:r>
+        <m:r>
+          <m:t>​</m:t>
+        </m:r>
+        <m:d>
+          <m:dPr>
+            <m:begChr m:val="|"/>
+            <m:sepChr m:val=""/>
+            <m:endChr m:val="|"/>
+            <m:grow/>
+          </m:dPr>
+          <m:e>
+            <m:r>
+              <m:t>I</m:t>
+            </m:r>
+          </m:e>
+        </m:d>
+        <m:r>
+          <m:t>​</m:t>
+        </m:r>
+        <m:r>
+          <m:rPr>
+            <m:sty m:val="p"/>
+          </m:rPr>
+          <m:t>−</m:t>
+        </m:r>
+        <m:r>
+          <m:t>1</m:t>
+        </m:r>
+        <m:r>
+          <m:rPr>
+            <m:sty m:val="p"/>
+          </m:rPr>
+          <m:t>)</m:t>
+        </m:r>
+      </m:oMath>
+      <w:r>
+        <w:t xml:space="preserve"> </w:t>
+      </w:r>
+      <w:r>
+        <w:t xml:space="preserve">is the sample covariance matrix of the terms.</w:t>
+      </w:r>
+    </w:p>
+    <w:tbl>
+      <w:tblPr>
+        <w:tblStyle w:val="Table"/>
+        <w:tblLook w:firstRow="0" w:lastRow="0" w:firstColumn="0" w:lastColumn="0" w:noHBand="0" w:noVBand="0" w:val="0000"/>
+        <w:tblBorders>
+          <w:top w:val="single" w:sz="4" w:space="0" w:color="0758E5"/>
+          <w:left w:val="single" w:sz="24" w:space="0" w:color="0758E5"/>
+          <w:bottom w:val="single" w:sz="4" w:space="0" w:color="0758E5"/>
+          <w:right w:val="single" w:sz="4" w:space="0" w:color="0758E5"/>
+        </w:tblBorders>
+        <w:tblCellMar>
+          <w:left w:w="144" w:type="dxa"/>
+          <w:right w:w="144" w:type="dxa"/>
+        </w:tblCellMar>
+        <w:tblLook w:firstRow="0" w:lastRow="0" w:firstColumn="0" w:lastColumn="0" w:noHBand="0" w:noVBand="0" w:val="0000"/>
+      </w:tblPr>
+      <w:tr>
+        <w:trPr>
+          <w:cantSplit/>
+        </w:trPr>
+        <w:tc>
+          <w:tcPr>
+            <w:shd w:color="auto" w:fill="dae6fb" w:val="clear"/>
+            <w:tcMar>
+              <w:top w:w="92" w:type="dxa"/>
+              <w:bottom w:w="92" w:type="dxa"/>
+            </w:tcMar>
+          </w:tcPr>
+          <w:p>
+            <w:pPr>
+              <w:pStyle w:val="BodyText"/>
+            </w:pPr>
+            <w:pPr>
+              <w:spacing w:before="0" w:after="0"/>
+              <w:textAlignment w:val="center"/>
+            </w:pPr>
+            <w:r>
+              <w:drawing>
+                <wp:inline>
+                  <wp:extent cx="152400" cy="152400"/>
+                  <wp:effectExtent b="0" l="0" r="0" t="0"/>
+                  <wp:docPr descr="" title="" id="190" name="Picture"/>
+                  <a:graphic>
+                    <a:graphicData uri="http://schemas.openxmlformats.org/drawingml/2006/picture">
+                      <pic:pic>
+                        <pic:nvPicPr>
+                          <pic:cNvPr descr="/opt/quarto/share/formats/docx/note.png" id="191" name="Picture"/>
+                          <pic:cNvPicPr>
+                            <a:picLocks noChangeArrowheads="1" noChangeAspect="1"/>
+                          </pic:cNvPicPr>
+                        </pic:nvPicPr>
+                        <pic:blipFill>
+                          <a:blip r:embed="rId11"/>
+                          <a:stretch>
+                            <a:fillRect/>
+                          </a:stretch>
+                        </pic:blipFill>
+                        <pic:spPr bwMode="auto">
+                          <a:xfrm>
+                            <a:off x="0" y="0"/>
+                            <a:ext cx="152400" cy="152400"/>
+                          </a:xfrm>
+                          <a:prstGeom prst="rect">
+                            <a:avLst/>
+                          </a:prstGeom>
+                          <a:noFill/>
+                          <a:ln w="9525">
+                            <a:noFill/>
+                            <a:headEnd/>
+                            <a:tailEnd/>
+                          </a:ln>
+                        </pic:spPr>
+                      </pic:pic>
+                    </a:graphicData>
+                  </a:graphic>
+                </wp:inline>
+              </w:drawing>
+            </w:r>
+            <w:r>
+              <w:t xml:space="preserve"> </w:t>
+            </w:r>
+            <w:r>
+              <w:t xml:space="preserve"> </w:t>
+            </w:r>
+            <w:r>
+              <w:t xml:space="preserve">Source</w:t>
+            </w:r>
+          </w:p>
+        </w:tc>
+      </w:tr>
+      <w:tr>
+        <w:trPr>
+          <w:cantSplit/>
+        </w:trPr>
+        <w:tc>
+          <w:tcPr>
+            <w:tcMar>
+              <w:top w:w="108" w:type="dxa"/>
+              <w:bottom w:w="108" w:type="dxa"/>
+            </w:tcMar>
+          </w:tcPr>
+          <w:p>
+            <w:pPr>
+              <w:pStyle w:val="BodyText"/>
+            </w:pPr>
+            <w:pPr>
+              <w:spacing w:before="16" w:after="16"/>
+            </w:pPr>
+            <w:r>
+              <w:t xml:space="preserve">I restated the SSCP reading and the covariance special case from Sanchez</w:t>
+            </w:r>
+            <w:r>
+              <w:t xml:space="preserve"> </w:t>
+            </w:r>
+            <w:r>
+              <w:t xml:space="preserve">(2020, chap. </w:t>
+            </w:r>
+            <w:r>
+              <w:t xml:space="preserve">“Matrix Cross-Products”</w:t>
+            </w:r>
+            <w:r>
+              <w:t xml:space="preserve">)</w:t>
+            </w:r>
+            <w:r>
+              <w:t xml:space="preserve"> </w:t>
+            </w:r>
+            <w:r>
+              <w:t xml:space="preserve">(see</w:t>
+            </w:r>
+            <w:r>
+              <w:t xml:space="preserve"> </w:t>
+            </w:r>
+            <w:hyperlink r:id="rId188">
+              <w:r>
+                <w:rPr>
+                  <w:rStyle w:val="Hyperlink"/>
+                </w:rPr>
+                <w:t xml:space="preserve">the chapter online</w:t>
+              </w:r>
+            </w:hyperlink>
+            <w:r>
+              <w:t xml:space="preserve">) in this page’s notation.</w:t>
+            </w:r>
+            <w:r>
+              <w:t xml:space="preserve"> </w:t>
+            </w:r>
+            <w:r>
+              <w:t xml:space="preserve">The book carries a non-commercial, share-alike license,</w:t>
+            </w:r>
+            <w:r>
+              <w:t xml:space="preserve"> </w:t>
+            </w:r>
+            <w:r>
+              <w:t xml:space="preserve">so I paraphrased it and copied none of its text.</w:t>
+            </w:r>
+          </w:p>
+          <w:p/>
+        </w:tc>
+      </w:tr>
+    </w:tbl>
+    <w:bookmarkEnd w:id="192"/>
+    <w:bookmarkStart w:id="198" w:name="def-leverage"/>
+    <w:p>
+      <w:pPr>
+        <w:pStyle w:val="BodyText"/>
+      </w:pPr>
+      <w:r>
         <w:rPr>
           <w:b/>
           <w:bCs/>
@@ -41465,7 +42054,7 @@
       <w:r>
         <w:t xml:space="preserve"> </w:t>
       </w:r>
-      <w:hyperlink r:id="rId187">
+      <w:hyperlink r:id="rId193">
         <w:r>
           <w:rPr>
             <w:rStyle w:val="Hyperlink"/>
@@ -41609,7 +42198,7 @@
       <w:pPr>
         <w:pStyle w:val="BodyText"/>
       </w:pPr>
-      <w:bookmarkStart w:id="188" w:name="eq-leverage"/>
+      <w:bookmarkStart w:id="194" w:name="eq-leverage"/>
       <m:oMathPara>
         <m:oMathParaPr>
           <m:jc m:val="center"/>
@@ -41740,7 +42329,7 @@
           </m:r>
         </m:oMath>
       </m:oMathPara>
-      <w:bookmarkEnd w:id="188"/>
+      <w:bookmarkEnd w:id="194"/>
     </w:p>
     <w:tbl>
       <w:tblPr>
@@ -41783,12 +42372,12 @@
                 <wp:inline>
                   <wp:extent cx="152400" cy="152400"/>
                   <wp:effectExtent b="0" l="0" r="0" t="0"/>
-                  <wp:docPr descr="" title="" id="189" name="Picture"/>
+                  <wp:docPr descr="" title="" id="195" name="Picture"/>
                   <a:graphic>
                     <a:graphicData uri="http://schemas.openxmlformats.org/drawingml/2006/picture">
                       <pic:pic>
                         <pic:nvPicPr>
-                          <pic:cNvPr descr="/opt/quarto/share/formats/docx/note.png" id="190" name="Picture"/>
+                          <pic:cNvPr descr="/opt/quarto/share/formats/docx/note.png" id="196" name="Picture"/>
                           <pic:cNvPicPr>
                             <a:picLocks noChangeArrowheads="1" noChangeAspect="1"/>
                           </pic:cNvPicPr>
@@ -41882,7 +42471,7 @@
             <w:r>
               <w:t xml:space="preserve"> </w:t>
             </w:r>
-            <w:hyperlink r:id="rId191">
+            <w:hyperlink r:id="rId197">
               <w:r>
                 <w:rPr>
                   <w:rStyle w:val="Hyperlink"/>
@@ -41898,8 +42487,8 @@
         </w:tc>
       </w:tr>
     </w:tbl>
-    <w:bookmarkEnd w:id="192"/>
-    <w:bookmarkStart w:id="196" w:name="thm-loocv-shortcut"/>
+    <w:bookmarkEnd w:id="198"/>
+    <w:bookmarkStart w:id="202" w:name="thm-loocv-shortcut"/>
     <w:p>
       <w:pPr>
         <w:pStyle w:val="BodyText"/>
@@ -41920,7 +42509,7 @@
       <w:r>
         <w:t xml:space="preserve"> </w:t>
       </w:r>
-      <w:hyperlink r:id="rId187">
+      <w:hyperlink r:id="rId193">
         <w:r>
           <w:rPr>
             <w:rStyle w:val="Hyperlink"/>
@@ -42146,7 +42735,7 @@
       <w:pPr>
         <w:pStyle w:val="BodyText"/>
       </w:pPr>
-      <w:bookmarkStart w:id="193" w:name="eq-loocv-shortcut"/>
+      <w:bookmarkStart w:id="199" w:name="eq-loocv-shortcut"/>
       <m:oMathPara>
         <m:oMathParaPr>
           <m:jc m:val="center"/>
@@ -42336,7 +42925,7 @@
           </m:r>
         </m:oMath>
       </m:oMathPara>
-      <w:bookmarkEnd w:id="193"/>
+      <w:bookmarkEnd w:id="199"/>
     </w:p>
     <w:tbl>
       <w:tblPr>
@@ -42379,12 +42968,12 @@
                 <wp:inline>
                   <wp:extent cx="152400" cy="152400"/>
                   <wp:effectExtent b="0" l="0" r="0" t="0"/>
-                  <wp:docPr descr="" title="" id="194" name="Picture"/>
+                  <wp:docPr descr="" title="" id="200" name="Picture"/>
                   <a:graphic>
                     <a:graphicData uri="http://schemas.openxmlformats.org/drawingml/2006/picture">
                       <pic:pic>
                         <pic:nvPicPr>
-                          <pic:cNvPr descr="/opt/quarto/share/formats/docx/note.png" id="195" name="Picture"/>
+                          <pic:cNvPr descr="/opt/quarto/share/formats/docx/note.png" id="201" name="Picture"/>
                           <pic:cNvPicPr>
                             <a:picLocks noChangeArrowheads="1" noChangeAspect="1"/>
                           </pic:cNvPicPr>
@@ -42478,7 +43067,7 @@
         </w:tc>
       </w:tr>
     </w:tbl>
-    <w:bookmarkEnd w:id="196"/>
+    <w:bookmarkEnd w:id="202"/>
     <w:p>
       <w:pPr>
         <w:pStyle w:val="BodyText"/>
@@ -42607,7 +43196,7 @@
         <w:t xml:space="preserve">which this page does not develop.</w:t>
       </w:r>
     </w:p>
-    <w:bookmarkStart w:id="197" w:name="exm-loocv-shortcut"/>
+    <w:bookmarkStart w:id="203" w:name="exm-loocv-shortcut"/>
     <w:p>
       <w:pPr>
         <w:pStyle w:val="BodyText"/>
@@ -43747,8 +44336,8 @@
         <w:t xml:space="preserve">rerunning it always gives the same choice.</w:t>
       </w:r>
     </w:p>
-    <w:bookmarkEnd w:id="197"/>
-    <w:bookmarkStart w:id="198" w:name="rem-loocv"/>
+    <w:bookmarkEnd w:id="203"/>
+    <w:bookmarkStart w:id="204" w:name="rem-loocv"/>
     <w:p>
       <w:pPr>
         <w:pStyle w:val="BodyText"/>
@@ -43758,7 +44347,7 @@
           <w:i/>
           <w:iCs/>
         </w:rPr>
-        <w:t xml:space="preserve">Remark 11</w:t>
+        <w:t xml:space="preserve">Remark 12</w:t>
       </w:r>
       <w:r>
         <w:t xml:space="preserve"> (When to use leave-one-out cross-validation). </w:t>
@@ -44220,9 +44809,9 @@
         <w:t xml:space="preserve">fits.</w:t>
       </w:r>
     </w:p>
-    <w:bookmarkEnd w:id="198"/>
-    <w:bookmarkEnd w:id="199"/>
-    <w:bookmarkStart w:id="232" w:name="sec-cv-model-choice"/>
+    <w:bookmarkEnd w:id="204"/>
+    <w:bookmarkEnd w:id="205"/>
+    <w:bookmarkStart w:id="238" w:name="sec-cv-model-choice"/>
     <w:p>
       <w:pPr>
         <w:pStyle w:val="Heading2"/>
@@ -44231,7 +44820,7 @@
         <w:t xml:space="preserve">7 Choosing a model by cross-validation</w:t>
       </w:r>
     </w:p>
-    <w:bookmarkStart w:id="201" w:name="def-cv-estimate-indexed"/>
+    <w:bookmarkStart w:id="207" w:name="def-cv-estimate-indexed"/>
     <w:p>
       <w:pPr>
         <w:pStyle w:val="FirstParagraph"/>
@@ -44557,7 +45146,7 @@
       <w:pPr>
         <w:pStyle w:val="BodyText"/>
       </w:pPr>
-      <w:bookmarkStart w:id="200" w:name="eq-cv-estimate-indexed"/>
+      <w:bookmarkStart w:id="206" w:name="eq-cv-estimate-indexed"/>
       <m:oMathPara>
         <m:oMathParaPr>
           <m:jc m:val="center"/>
@@ -44950,10 +45539,10 @@
           </m:r>
         </m:oMath>
       </m:oMathPara>
-      <w:bookmarkEnd w:id="200"/>
+      <w:bookmarkEnd w:id="206"/>
     </w:p>
-    <w:bookmarkEnd w:id="201"/>
-    <w:bookmarkStart w:id="203" w:name="def-cv-choice"/>
+    <w:bookmarkEnd w:id="207"/>
+    <w:bookmarkStart w:id="209" w:name="def-cv-choice"/>
     <w:p>
       <w:pPr>
         <w:pStyle w:val="FirstParagraph"/>
@@ -45243,7 +45832,7 @@
       <w:pPr>
         <w:pStyle w:val="BodyText"/>
       </w:pPr>
-      <w:bookmarkStart w:id="202" w:name="eq-cv-choice"/>
+      <w:bookmarkStart w:id="208" w:name="eq-cv-choice"/>
       <m:oMathPara>
         <m:oMathParaPr>
           <m:jc m:val="center"/>
@@ -45488,10 +46077,10 @@
           </m:r>
         </m:oMath>
       </m:oMathPara>
-      <w:bookmarkEnd w:id="202"/>
+      <w:bookmarkEnd w:id="208"/>
     </w:p>
-    <w:bookmarkEnd w:id="203"/>
-    <w:bookmarkStart w:id="207" w:name="def-nested-cv"/>
+    <w:bookmarkEnd w:id="209"/>
+    <w:bookmarkStart w:id="213" w:name="def-nested-cv"/>
     <w:p>
       <w:pPr>
         <w:pStyle w:val="FirstParagraph"/>
@@ -45605,7 +46194,7 @@
       <w:pPr>
         <w:pStyle w:val="BodyText"/>
       </w:pPr>
-      <w:bookmarkStart w:id="204" w:name="eq-nested-cv"/>
+      <w:bookmarkStart w:id="210" w:name="eq-nested-cv"/>
       <m:oMathPara>
         <m:oMathParaPr>
           <m:jc m:val="center"/>
@@ -45719,7 +46308,7 @@
           </m:r>
         </m:oMath>
       </m:oMathPara>
-      <w:bookmarkEnd w:id="204"/>
+      <w:bookmarkEnd w:id="210"/>
     </w:p>
     <w:tbl>
       <w:tblPr>
@@ -45762,12 +46351,12 @@
                 <wp:inline>
                   <wp:extent cx="152400" cy="152400"/>
                   <wp:effectExtent b="0" l="0" r="0" t="0"/>
-                  <wp:docPr descr="" title="" id="205" name="Picture"/>
+                  <wp:docPr descr="" title="" id="211" name="Picture"/>
                   <a:graphic>
                     <a:graphicData uri="http://schemas.openxmlformats.org/drawingml/2006/picture">
                       <pic:pic>
                         <pic:nvPicPr>
-                          <pic:cNvPr descr="/opt/quarto/share/formats/docx/note.png" id="206" name="Picture"/>
+                          <pic:cNvPr descr="/opt/quarto/share/formats/docx/note.png" id="212" name="Picture"/>
                           <pic:cNvPicPr>
                             <a:picLocks noChangeArrowheads="1" noChangeAspect="1"/>
                           </pic:cNvPicPr>
@@ -45849,8 +46438,8 @@
         </w:tc>
       </w:tr>
     </w:tbl>
-    <w:bookmarkEnd w:id="207"/>
-    <w:bookmarkStart w:id="208" w:name="rem-nested-cv"/>
+    <w:bookmarkEnd w:id="213"/>
+    <w:bookmarkStart w:id="214" w:name="rem-nested-cv"/>
     <w:p>
       <w:pPr>
         <w:pStyle w:val="BodyText"/>
@@ -45860,7 +46449,7 @@
           <w:i/>
           <w:iCs/>
         </w:rPr>
-        <w:t xml:space="preserve">Remark 12</w:t>
+        <w:t xml:space="preserve">Remark 13</w:t>
       </w:r>
       <w:r>
         <w:t xml:space="preserve"> (What is nested). </w:t>
@@ -46006,8 +46595,8 @@
         <w:t xml:space="preserve">That inner cross-validation is the nested one.</w:t>
       </w:r>
     </w:p>
-    <w:bookmarkEnd w:id="208"/>
-    <w:bookmarkStart w:id="211" w:name="rem-cv-winner-optimistic"/>
+    <w:bookmarkEnd w:id="214"/>
+    <w:bookmarkStart w:id="217" w:name="rem-cv-winner-optimistic"/>
     <w:p>
       <w:pPr>
         <w:pStyle w:val="BodyText"/>
@@ -46017,7 +46606,7 @@
           <w:i/>
           <w:iCs/>
         </w:rPr>
-        <w:t xml:space="preserve">Remark 13</w:t>
+        <w:t xml:space="preserve">Remark 14</w:t>
       </w:r>
       <w:r>
         <w:t xml:space="preserve"> (Cross-validation replaces the validation set, not the test set). </w:t>
@@ -46200,12 +46789,12 @@
                 <wp:inline>
                   <wp:extent cx="152400" cy="152400"/>
                   <wp:effectExtent b="0" l="0" r="0" t="0"/>
-                  <wp:docPr descr="" title="" id="209" name="Picture"/>
+                  <wp:docPr descr="" title="" id="215" name="Picture"/>
                   <a:graphic>
                     <a:graphicData uri="http://schemas.openxmlformats.org/drawingml/2006/picture">
                       <pic:pic>
                         <pic:nvPicPr>
-                          <pic:cNvPr descr="/opt/quarto/share/formats/docx/note.png" id="210" name="Picture"/>
+                          <pic:cNvPr descr="/opt/quarto/share/formats/docx/note.png" id="216" name="Picture"/>
                           <pic:cNvPicPr>
                             <a:picLocks noChangeArrowheads="1" noChangeAspect="1"/>
                           </pic:cNvPicPr>
@@ -46275,8 +46864,8 @@
         </w:tc>
       </w:tr>
     </w:tbl>
-    <w:bookmarkEnd w:id="211"/>
-    <w:bookmarkStart w:id="216" w:name="def-cv-se"/>
+    <w:bookmarkEnd w:id="217"/>
+    <w:bookmarkStart w:id="222" w:name="def-cv-se"/>
     <w:p>
       <w:pPr>
         <w:pStyle w:val="BodyText"/>
@@ -46380,7 +46969,7 @@
       <w:r>
         <w:t xml:space="preserve"> </w:t>
       </w:r>
-      <w:hyperlink r:id="rId212">
+      <w:hyperlink r:id="rId218">
         <w:r>
           <w:rPr>
             <w:rStyle w:val="Hyperlink"/>
@@ -46446,7 +47035,7 @@
       <w:pPr>
         <w:pStyle w:val="BodyText"/>
       </w:pPr>
-      <w:bookmarkStart w:id="213" w:name="eq-cv-se"/>
+      <w:bookmarkStart w:id="219" w:name="eq-cv-se"/>
       <m:oMathPara>
         <m:oMathParaPr>
           <m:jc m:val="center"/>
@@ -46621,7 +47210,7 @@
           </m:r>
         </m:oMath>
       </m:oMathPara>
-      <w:bookmarkEnd w:id="213"/>
+      <w:bookmarkEnd w:id="219"/>
     </w:p>
     <w:tbl>
       <w:tblPr>
@@ -46664,12 +47253,12 @@
                 <wp:inline>
                   <wp:extent cx="152400" cy="152400"/>
                   <wp:effectExtent b="0" l="0" r="0" t="0"/>
-                  <wp:docPr descr="" title="" id="214" name="Picture"/>
+                  <wp:docPr descr="" title="" id="220" name="Picture"/>
                   <a:graphic>
                     <a:graphicData uri="http://schemas.openxmlformats.org/drawingml/2006/picture">
                       <pic:pic>
                         <pic:nvPicPr>
-                          <pic:cNvPr descr="/opt/quarto/share/formats/docx/note.png" id="215" name="Picture"/>
+                          <pic:cNvPr descr="/opt/quarto/share/formats/docx/note.png" id="221" name="Picture"/>
                           <pic:cNvPicPr>
                             <a:picLocks noChangeArrowheads="1" noChangeAspect="1"/>
                           </pic:cNvPicPr>
@@ -46742,8 +47331,8 @@
         </w:tc>
       </w:tr>
     </w:tbl>
-    <w:bookmarkEnd w:id="216"/>
-    <w:bookmarkStart w:id="218" w:name="rem-cv-se"/>
+    <w:bookmarkEnd w:id="222"/>
+    <w:bookmarkStart w:id="224" w:name="rem-cv-se"/>
     <w:p>
       <w:pPr>
         <w:pStyle w:val="BodyText"/>
@@ -46753,7 +47342,7 @@
           <w:i/>
           <w:iCs/>
         </w:rPr>
-        <w:t xml:space="preserve">Remark 14</w:t>
+        <w:t xml:space="preserve">Remark 15</w:t>
       </w:r>
       <w:r>
         <w:t xml:space="preserve"> (The fold-based standard error is only a rough guide). </w:t>
@@ -46966,7 +47555,7 @@
       <w:r>
         <w:t xml:space="preserve"> </w:t>
       </w:r>
-      <w:hyperlink r:id="rId217">
+      <w:hyperlink r:id="rId223">
         <w:r>
           <w:rPr>
             <w:rStyle w:val="Hyperlink"/>
@@ -47030,8 +47619,8 @@
         <w:t xml:space="preserve">.</w:t>
       </w:r>
     </w:p>
-    <w:bookmarkEnd w:id="218"/>
-    <w:bookmarkStart w:id="220" w:name="def-fold-mse-indexed"/>
+    <w:bookmarkEnd w:id="224"/>
+    <w:bookmarkStart w:id="226" w:name="def-fold-mse-indexed"/>
     <w:p>
       <w:pPr>
         <w:pStyle w:val="BodyText"/>
@@ -47196,7 +47785,7 @@
       <w:pPr>
         <w:pStyle w:val="BodyText"/>
       </w:pPr>
-      <w:bookmarkStart w:id="219" w:name="eq-fold-mse-indexed"/>
+      <w:bookmarkStart w:id="225" w:name="eq-fold-mse-indexed"/>
       <m:oMathPara>
         <m:oMathParaPr>
           <m:jc m:val="center"/>
@@ -47570,10 +48159,10 @@
           </m:r>
         </m:oMath>
       </m:oMathPara>
-      <w:bookmarkEnd w:id="219"/>
+      <w:bookmarkEnd w:id="225"/>
     </w:p>
-    <w:bookmarkEnd w:id="220"/>
-    <w:bookmarkStart w:id="222" w:name="def-cv-se-indexed"/>
+    <w:bookmarkEnd w:id="226"/>
+    <w:bookmarkStart w:id="228" w:name="def-cv-se-indexed"/>
     <w:p>
       <w:pPr>
         <w:pStyle w:val="FirstParagraph"/>
@@ -47753,7 +48342,7 @@
       <w:pPr>
         <w:pStyle w:val="BodyText"/>
       </w:pPr>
-      <w:bookmarkStart w:id="221" w:name="eq-cv-se-indexed"/>
+      <w:bookmarkStart w:id="227" w:name="eq-cv-se-indexed"/>
       <m:oMathPara>
         <m:oMathParaPr>
           <m:jc m:val="center"/>
@@ -48012,10 +48601,10 @@
           </m:r>
         </m:oMath>
       </m:oMathPara>
-      <w:bookmarkEnd w:id="221"/>
+      <w:bookmarkEnd w:id="227"/>
     </w:p>
-    <w:bookmarkEnd w:id="222"/>
-    <w:bookmarkStart w:id="226" w:name="def-one-se-rule"/>
+    <w:bookmarkEnd w:id="228"/>
+    <w:bookmarkStart w:id="232" w:name="def-one-se-rule"/>
     <w:p>
       <w:pPr>
         <w:pStyle w:val="FirstParagraph"/>
@@ -48260,7 +48849,7 @@
       <w:pPr>
         <w:pStyle w:val="BodyText"/>
       </w:pPr>
-      <w:bookmarkStart w:id="223" w:name="eq-one-se-rule"/>
+      <w:bookmarkStart w:id="229" w:name="eq-one-se-rule"/>
       <m:oMathPara>
         <m:oMathParaPr>
           <m:jc m:val="center"/>
@@ -48555,7 +49144,7 @@
           </m:r>
         </m:oMath>
       </m:oMathPara>
-      <w:bookmarkEnd w:id="223"/>
+      <w:bookmarkEnd w:id="229"/>
     </w:p>
     <w:tbl>
       <w:tblPr>
@@ -48598,12 +49187,12 @@
                 <wp:inline>
                   <wp:extent cx="152400" cy="152400"/>
                   <wp:effectExtent b="0" l="0" r="0" t="0"/>
-                  <wp:docPr descr="" title="" id="224" name="Picture"/>
+                  <wp:docPr descr="" title="" id="230" name="Picture"/>
                   <a:graphic>
                     <a:graphicData uri="http://schemas.openxmlformats.org/drawingml/2006/picture">
                       <pic:pic>
                         <pic:nvPicPr>
-                          <pic:cNvPr descr="/opt/quarto/share/formats/docx/note.png" id="225" name="Picture"/>
+                          <pic:cNvPr descr="/opt/quarto/share/formats/docx/note.png" id="231" name="Picture"/>
                           <pic:cNvPicPr>
                             <a:picLocks noChangeArrowheads="1" noChangeAspect="1"/>
                           </pic:cNvPicPr>
@@ -48685,8 +49274,8 @@
         </w:tc>
       </w:tr>
     </w:tbl>
-    <w:bookmarkEnd w:id="226"/>
-    <w:bookmarkStart w:id="231" w:name="exm-one-se-rule"/>
+    <w:bookmarkEnd w:id="232"/>
+    <w:bookmarkStart w:id="237" w:name="exm-one-se-rule"/>
     <w:p>
       <w:pPr>
         <w:pStyle w:val="BodyText"/>
@@ -49758,7 +50347,7 @@
       <w:tr>
         <w:tc>
           <w:tcPr/>
-          <w:bookmarkStart w:id="230" w:name="fig-one-se-rule"/>
+          <w:bookmarkStart w:id="236" w:name="fig-one-se-rule"/>
           <w:p>
             <w:pPr>
               <w:pStyle w:val="SourceCode"/>
@@ -50371,18 +50960,18 @@
                 <wp:inline>
                   <wp:extent cx="4620126" cy="3696101"/>
                   <wp:effectExtent b="0" l="0" r="0" t="0"/>
-                  <wp:docPr descr="" title="" id="228" name="Picture"/>
+                  <wp:docPr descr="" title="" id="234" name="Picture"/>
                   <a:graphic>
                     <a:graphicData uri="http://schemas.openxmlformats.org/drawingml/2006/picture">
                       <pic:pic>
                         <pic:nvPicPr>
-                          <pic:cNvPr descr="model-validation_files/figure-docx/one-se-rule-plot-1.png" id="229" name="Picture"/>
+                          <pic:cNvPr descr="model-validation_files/figure-docx/one-se-rule-plot-1.png" id="235" name="Picture"/>
                           <pic:cNvPicPr>
                             <a:picLocks noChangeArrowheads="1" noChangeAspect="1"/>
                           </pic:cNvPicPr>
                         </pic:nvPicPr>
                         <pic:blipFill>
-                          <a:blip r:embed="rId227"/>
+                          <a:blip r:embed="rId233"/>
                           <a:stretch>
                             <a:fillRect/>
                           </a:stretch>
@@ -50462,7 +51051,7 @@
               <w:t xml:space="preserve">The dashed line is one fold-based standard error above the smallest estimate.</w:t>
             </w:r>
           </w:p>
-          <w:bookmarkEnd w:id="230"/>
+          <w:bookmarkEnd w:id="236"/>
         </w:tc>
       </w:tr>
     </w:tbl>
@@ -50551,9 +51140,9 @@
         <w:t xml:space="preserve">and 0.315 for degree 3.</w:t>
       </w:r>
     </w:p>
-    <w:bookmarkEnd w:id="231"/>
-    <w:bookmarkEnd w:id="232"/>
-    <w:bookmarkStart w:id="239" w:name="sec-cv-whole-procedure"/>
+    <w:bookmarkEnd w:id="237"/>
+    <w:bookmarkEnd w:id="238"/>
+    <w:bookmarkStart w:id="245" w:name="sec-cv-whole-procedure"/>
     <w:p>
       <w:pPr>
         <w:pStyle w:val="Heading2"/>
@@ -50562,7 +51151,7 @@
         <w:t xml:space="preserve">8 Cross-validating the whole procedure</w:t>
       </w:r>
     </w:p>
-    <w:bookmarkStart w:id="235" w:name="exr-cv-screening"/>
+    <w:bookmarkStart w:id="241" w:name="exr-cv-screening"/>
     <w:p>
       <w:pPr>
         <w:pStyle w:val="FirstParagraph"/>
@@ -50862,12 +51451,12 @@
                 <wp:inline>
                   <wp:extent cx="152400" cy="152400"/>
                   <wp:effectExtent b="0" l="0" r="0" t="0"/>
-                  <wp:docPr descr="" title="" id="233" name="Picture"/>
+                  <wp:docPr descr="" title="" id="239" name="Picture"/>
                   <a:graphic>
                     <a:graphicData uri="http://schemas.openxmlformats.org/drawingml/2006/picture">
                       <pic:pic>
                         <pic:nvPicPr>
-                          <pic:cNvPr descr="/opt/quarto/share/formats/docx/note.png" id="234" name="Picture"/>
+                          <pic:cNvPr descr="/opt/quarto/share/formats/docx/note.png" id="240" name="Picture"/>
                           <pic:cNvPicPr>
                             <a:picLocks noChangeArrowheads="1" noChangeAspect="1"/>
                           </pic:cNvPicPr>
@@ -50955,8 +51544,8 @@
         </w:tc>
       </w:tr>
     </w:tbl>
-    <w:bookmarkEnd w:id="235"/>
-    <w:bookmarkStart w:id="236" w:name="sol-cv-screening"/>
+    <w:bookmarkEnd w:id="241"/>
+    <w:bookmarkStart w:id="242" w:name="sol-cv-screening"/>
     <w:p>
       <w:pPr>
         <w:pStyle w:val="BodyText"/>
@@ -52884,8 +53473,8 @@
         <w:t xml:space="preserve">needs fails.</w:t>
       </w:r>
     </w:p>
-    <w:bookmarkEnd w:id="236"/>
-    <w:bookmarkStart w:id="238" w:name="rem-cv-every-step"/>
+    <w:bookmarkEnd w:id="242"/>
+    <w:bookmarkStart w:id="244" w:name="rem-cv-every-step"/>
     <w:p>
       <w:pPr>
         <w:pStyle w:val="BodyText"/>
@@ -52895,7 +53484,7 @@
           <w:i/>
           <w:iCs/>
         </w:rPr>
-        <w:t xml:space="preserve">Remark 15</w:t>
+        <w:t xml:space="preserve">Remark 16</w:t>
       </w:r>
       <w:r>
         <w:t xml:space="preserve"> (Cross-validate the whole procedure). </w:t>
@@ -53041,7 +53630,7 @@
       <w:r>
         <w:t xml:space="preserve"> </w:t>
       </w:r>
-      <w:hyperlink r:id="rId237">
+      <w:hyperlink r:id="rId243">
         <w:r>
           <w:rPr>
             <w:rStyle w:val="Hyperlink"/>
@@ -53065,19 +53654,49 @@
         <w:t xml:space="preserve">when they are computed without the outcome.</w:t>
       </w:r>
     </w:p>
-    <w:bookmarkEnd w:id="238"/>
-    <w:bookmarkEnd w:id="239"/>
-    <w:bookmarkStart w:id="245" w:name="references"/>
+    <w:bookmarkEnd w:id="244"/>
+    <w:bookmarkEnd w:id="245"/>
+    <w:bookmarkStart w:id="246" w:name="further-reading"/>
     <w:p>
       <w:pPr>
         <w:pStyle w:val="Heading2"/>
       </w:pPr>
       <w:r>
+        <w:t xml:space="preserve">9 Further reading</w:t>
+      </w:r>
+    </w:p>
+    <w:p>
+      <w:pPr>
+        <w:pStyle w:val="FirstParagraph"/>
+      </w:pPr>
+      <w:r>
+        <w:t xml:space="preserve">Sanchez (2020)</w:t>
+      </w:r>
+      <w:r>
+        <w:t xml:space="preserve"> </w:t>
+      </w:r>
+      <w:r>
+        <w:t xml:space="preserve">reviews the matrix algebra behind statistical learning,</w:t>
+      </w:r>
+      <w:r>
+        <w:t xml:space="preserve"> </w:t>
+      </w:r>
+      <w:r>
+        <w:t xml:space="preserve">including the covariance and correlation matrices that cross-products produce.</w:t>
+      </w:r>
+    </w:p>
+    <w:bookmarkEnd w:id="246"/>
+    <w:bookmarkStart w:id="254" w:name="references"/>
+    <w:p>
+      <w:pPr>
+        <w:pStyle w:val="Heading2"/>
+      </w:pPr>
+      <w:r>
         <w:t xml:space="preserve">References</w:t>
       </w:r>
     </w:p>
-    <w:bookmarkStart w:id="244" w:name="refs"/>
-    <w:bookmarkStart w:id="241" w:name="ref-hastie2009elements"/>
+    <w:bookmarkStart w:id="253" w:name="refs"/>
+    <w:bookmarkStart w:id="248" w:name="ref-hastie2009elements"/>
     <w:p>
       <w:pPr>
         <w:pStyle w:val="Bibliography"/>
@@ -53101,7 +53720,7 @@
       <w:r>
         <w:t xml:space="preserve"> </w:t>
       </w:r>
-      <w:hyperlink r:id="rId240">
+      <w:hyperlink r:id="rId247">
         <w:r>
           <w:rPr>
             <w:rStyle w:val="Hyperlink"/>
@@ -53113,8 +53732,8 @@
         <w:t xml:space="preserve">.</w:t>
       </w:r>
     </w:p>
-    <w:bookmarkEnd w:id="241"/>
-    <w:bookmarkStart w:id="243" w:name="ref-james2021islr2e"/>
+    <w:bookmarkEnd w:id="248"/>
+    <w:bookmarkStart w:id="250" w:name="ref-james2021islr2e"/>
     <w:p>
       <w:pPr>
         <w:pStyle w:val="Bibliography"/>
@@ -53152,7 +53771,7 @@
       <w:r>
         <w:t xml:space="preserve"> </w:t>
       </w:r>
-      <w:hyperlink r:id="rId242">
+      <w:hyperlink r:id="rId249">
         <w:r>
           <w:rPr>
             <w:rStyle w:val="Hyperlink"/>
@@ -53164,9 +53783,60 @@
         <w:t xml:space="preserve">.</w:t>
       </w:r>
     </w:p>
-    <w:bookmarkEnd w:id="243"/>
-    <w:bookmarkEnd w:id="244"/>
-    <w:bookmarkEnd w:id="245"/>
+    <w:bookmarkEnd w:id="250"/>
+    <w:bookmarkStart w:id="252" w:name="ref-sanchez2020matrix4sl"/>
+    <w:p>
+      <w:pPr>
+        <w:pStyle w:val="Bibliography"/>
+      </w:pPr>
+      <w:r>
+        <w:t xml:space="preserve">Sanchez, Gaston. 2020.</w:t>
+      </w:r>
+      <w:r>
+        <w:t xml:space="preserve"> </w:t>
+      </w:r>
+      <w:r>
+        <w:rPr>
+          <w:i/>
+          <w:iCs/>
+        </w:rPr>
+        <w:t xml:space="preserve">A Matrix Algebra Companion for Statistical Learning (</w:t>
+      </w:r>
+      <w:r>
+        <w:rPr>
+          <w:i/>
+          <w:iCs/>
+        </w:rPr>
+        <w:t xml:space="preserve">matrix4sl</w:t>
+      </w:r>
+      <w:r>
+        <w:rPr>
+          <w:i/>
+          <w:iCs/>
+        </w:rPr>
+        <w:t xml:space="preserve">)</w:t>
+      </w:r>
+      <w:r>
+        <w:t xml:space="preserve">. Online book, work in progress. Licensed CC BY-NC-SA 4.0.</w:t>
+      </w:r>
+      <w:r>
+        <w:t xml:space="preserve"> </w:t>
+      </w:r>
+      <w:hyperlink r:id="rId251">
+        <w:r>
+          <w:rPr>
+            <w:rStyle w:val="Hyperlink"/>
+          </w:rPr>
+          <w:t xml:space="preserve">https://www.gastonsanchez.com/matrix4sl/</w:t>
+        </w:r>
+      </w:hyperlink>
+      <w:r>
+        <w:t xml:space="preserve">.</w:t>
+      </w:r>
+    </w:p>
+    <w:bookmarkEnd w:id="252"/>
+    <w:bookmarkEnd w:id="253"/>
+    <w:bookmarkEnd w:id="254"/>
     <w:sectPr>
       <w:footnotePr>
         <w:numRestart w:val="eachSect"/>

--- a/model-validation-handout.docx
+++ b/model-validation-handout.docx
@@ -15,7 +15,7 @@
         <w:pStyle w:val="Date"/>
       </w:pPr>
       <w:r>
-        <w:t xml:space="preserve">Last modified: 2026-10-14 01:48:17 (PDT)</w:t>
+        <w:t xml:space="preserve">Last modified: 2026-10-14 01:59:19 (PDT)</w:t>
       </w:r>
     </w:p>
     <w:bookmarkStart w:id="38" w:name="sec-prediction-rules"/>

--- a/model-validation-handout.docx
+++ b/model-validation-handout.docx
@@ -15,7 +15,7 @@
         <w:pStyle w:val="Date"/>
       </w:pPr>
       <w:r>
-        <w:t xml:space="preserve">Last modified: 2026-10-14 01:59:19 (PDT)</w:t>
+        <w:t xml:space="preserve">Last modified: 2026-10-14 13:15:49 (PDT)</w:t>
       </w:r>
     </w:p>
     <w:bookmarkStart w:id="38" w:name="sec-prediction-rules"/>

--- a/model-validation-handout.docx
+++ b/model-validation-handout.docx
@@ -15,7 +15,7 @@
         <w:pStyle w:val="Date"/>
       </w:pPr>
       <w:r>
-        <w:t xml:space="preserve">Last modified: 2026-10-14 18:04:44 (PDT)</w:t>
+        <w:t xml:space="preserve">Last modified: 2026-10-14 19:34:19 (PDT)</w:t>
       </w:r>
     </w:p>
     <w:bookmarkStart w:id="38" w:name="sec-prediction-rules"/>
@@ -754,13 +754,26 @@
           <m:jc m:val="center"/>
         </m:oMathParaPr>
         <m:oMath>
-          <m:r>
-            <m:rPr>
-              <m:scr m:val="script"/>
-              <m:sty m:val="p"/>
-            </m:rPr>
-            <m:t>X</m:t>
-          </m:r>
+          <m:sSub>
+            <m:e>
+              <m:r>
+                <m:rPr>
+                  <m:scr m:val="script"/>
+                  <m:sty m:val="p"/>
+                </m:rPr>
+                <m:t>D</m:t>
+              </m:r>
+            </m:e>
+            <m:sub>
+              <m:r>
+                <m:rPr>
+                  <m:nor/>
+                  <m:sty m:val="p"/>
+                </m:rPr>
+                <m:t>train</m:t>
+              </m:r>
+            </m:sub>
+          </m:sSub>
           <m:limUpp>
             <m:e>
               <m:r>
@@ -1145,13 +1158,26 @@
         <w:t xml:space="preserve"> </w:t>
       </w:r>
       <m:oMath>
-        <m:r>
-          <m:rPr>
-            <m:scr m:val="script"/>
-            <m:sty m:val="p"/>
-          </m:rPr>
-          <m:t>X</m:t>
-        </m:r>
+        <m:sSub>
+          <m:e>
+            <m:r>
+              <m:rPr>
+                <m:scr m:val="script"/>
+                <m:sty m:val="p"/>
+              </m:rPr>
+              <m:t>D</m:t>
+            </m:r>
+          </m:e>
+          <m:sub>
+            <m:r>
+              <m:rPr>
+                <m:nor/>
+                <m:sty m:val="p"/>
+              </m:rPr>
+              <m:t>train</m:t>
+            </m:r>
+          </m:sub>
+        </m:sSub>
       </m:oMath>
       <w:r>
         <w:t xml:space="preserve"> </w:t>
@@ -1222,13 +1248,26 @@
         <w:t xml:space="preserve"> </w:t>
       </w:r>
       <m:oMath>
-        <m:r>
-          <m:rPr>
-            <m:scr m:val="script"/>
-            <m:sty m:val="p"/>
-          </m:rPr>
-          <m:t>X</m:t>
-        </m:r>
+        <m:sSub>
+          <m:e>
+            <m:r>
+              <m:rPr>
+                <m:scr m:val="script"/>
+                <m:sty m:val="p"/>
+              </m:rPr>
+              <m:t>D</m:t>
+            </m:r>
+          </m:e>
+          <m:sub>
+            <m:r>
+              <m:rPr>
+                <m:nor/>
+                <m:sty m:val="p"/>
+              </m:rPr>
+              <m:t>train</m:t>
+            </m:r>
+          </m:sub>
+        </m:sSub>
       </m:oMath>
       <w:r>
         <w:t xml:space="preserve">:</w:t>
@@ -1292,13 +1331,26 @@
                 </m:rPr>
                 <m:t>;</m:t>
               </m:r>
-              <m:r>
-                <m:rPr>
-                  <m:scr m:val="script"/>
-                  <m:sty m:val="p"/>
-                </m:rPr>
-                <m:t>X</m:t>
-              </m:r>
+              <m:sSub>
+                <m:e>
+                  <m:r>
+                    <m:rPr>
+                      <m:scr m:val="script"/>
+                      <m:sty m:val="p"/>
+                    </m:rPr>
+                    <m:t>D</m:t>
+                  </m:r>
+                </m:e>
+                <m:sub>
+                  <m:r>
+                    <m:rPr>
+                      <m:nor/>
+                      <m:sty m:val="p"/>
+                    </m:rPr>
+                    <m:t>train</m:t>
+                  </m:r>
+                </m:sub>
+              </m:sSub>
             </m:e>
           </m:d>
           <m:r>
@@ -1414,13 +1466,26 @@
         <w:t xml:space="preserve"> </w:t>
       </w:r>
       <m:oMath>
-        <m:r>
-          <m:rPr>
-            <m:scr m:val="script"/>
-            <m:sty m:val="p"/>
-          </m:rPr>
-          <m:t>X</m:t>
-        </m:r>
+        <m:sSub>
+          <m:e>
+            <m:r>
+              <m:rPr>
+                <m:scr m:val="script"/>
+                <m:sty m:val="p"/>
+              </m:rPr>
+              <m:t>D</m:t>
+            </m:r>
+          </m:e>
+          <m:sub>
+            <m:r>
+              <m:rPr>
+                <m:nor/>
+                <m:sty m:val="p"/>
+              </m:rPr>
+              <m:t>train</m:t>
+            </m:r>
+          </m:sub>
+        </m:sSub>
       </m:oMath>
       <w:r>
         <w:t xml:space="preserve"> </w:t>
@@ -1463,7 +1528,10 @@
           </m:e>
           <m:sub>
             <m:r>
-              <m:t>0</m:t>
+              <m:rPr>
+                <m:sty m:val="p"/>
+              </m:rPr>
+              <m:t>*</m:t>
             </m:r>
           </m:sub>
         </m:sSub>
@@ -1481,7 +1549,10 @@
           </m:e>
           <m:sub>
             <m:r>
-              <m:t>0</m:t>
+              <m:rPr>
+                <m:sty m:val="p"/>
+              </m:rPr>
+              <m:t>*</m:t>
             </m:r>
           </m:sub>
         </m:sSub>
@@ -1502,13 +1573,26 @@
         <w:t xml:space="preserve"> </w:t>
       </w:r>
       <m:oMath>
-        <m:r>
-          <m:rPr>
-            <m:scr m:val="script"/>
-            <m:sty m:val="p"/>
-          </m:rPr>
-          <m:t>X</m:t>
-        </m:r>
+        <m:sSub>
+          <m:e>
+            <m:r>
+              <m:rPr>
+                <m:scr m:val="script"/>
+                <m:sty m:val="p"/>
+              </m:rPr>
+              <m:t>D</m:t>
+            </m:r>
+          </m:e>
+          <m:sub>
+            <m:r>
+              <m:rPr>
+                <m:nor/>
+                <m:sty m:val="p"/>
+              </m:rPr>
+              <m:t>train</m:t>
+            </m:r>
+          </m:sub>
+        </m:sSub>
       </m:oMath>
       <w:r>
         <w:t xml:space="preserve">,</w:t>
@@ -1523,13 +1607,26 @@
         <w:t xml:space="preserve"> </w:t>
       </w:r>
       <m:oMath>
-        <m:r>
-          <m:rPr>
-            <m:scr m:val="script"/>
-            <m:sty m:val="p"/>
-          </m:rPr>
-          <m:t>X</m:t>
-        </m:r>
+        <m:sSub>
+          <m:e>
+            <m:r>
+              <m:rPr>
+                <m:scr m:val="script"/>
+                <m:sty m:val="p"/>
+              </m:rPr>
+              <m:t>D</m:t>
+            </m:r>
+          </m:e>
+          <m:sub>
+            <m:r>
+              <m:rPr>
+                <m:nor/>
+                <m:sty m:val="p"/>
+              </m:rPr>
+              <m:t>train</m:t>
+            </m:r>
+          </m:sub>
+        </m:sSub>
       </m:oMath>
       <w:r>
         <w:t xml:space="preserve"> </w:t>
@@ -1558,13 +1655,26 @@
               </m:r>
             </m:e>
             <m:sub>
-              <m:r>
-                <m:rPr>
-                  <m:scr m:val="script"/>
-                  <m:sty m:val="p"/>
-                </m:rPr>
-                <m:t>X</m:t>
-              </m:r>
+              <m:sSub>
+                <m:e>
+                  <m:r>
+                    <m:rPr>
+                      <m:scr m:val="script"/>
+                      <m:sty m:val="p"/>
+                    </m:rPr>
+                    <m:t>D</m:t>
+                  </m:r>
+                </m:e>
+                <m:sub>
+                  <m:r>
+                    <m:rPr>
+                      <m:nor/>
+                      <m:sty m:val="p"/>
+                    </m:rPr>
+                    <m:t>train</m:t>
+                  </m:r>
+                </m:sub>
+              </m:sSub>
             </m:sub>
           </m:sSub>
           <m:limUpp>
@@ -1640,7 +1750,10 @@
                         </m:e>
                         <m:sub>
                           <m:r>
-                            <m:t>0</m:t>
+                            <m:rPr>
+                              <m:sty m:val="p"/>
+                            </m:rPr>
+                            <m:t>*</m:t>
                           </m:r>
                         </m:sub>
                       </m:sSub>
@@ -1664,7 +1777,10 @@
                         </m:e>
                         <m:sub>
                           <m:r>
-                            <m:t>0</m:t>
+                            <m:rPr>
+                              <m:sty m:val="p"/>
+                            </m:rPr>
+                            <m:t>*</m:t>
                           </m:r>
                         </m:sub>
                       </m:sSub>
@@ -1686,13 +1802,26 @@
                 </m:rPr>
                 <m:t>∣</m:t>
               </m:r>
-              <m:r>
-                <m:rPr>
-                  <m:scr m:val="script"/>
-                  <m:sty m:val="p"/>
-                </m:rPr>
-                <m:t>X</m:t>
-              </m:r>
+              <m:sSub>
+                <m:e>
+                  <m:r>
+                    <m:rPr>
+                      <m:scr m:val="script"/>
+                      <m:sty m:val="p"/>
+                    </m:rPr>
+                    <m:t>D</m:t>
+                  </m:r>
+                </m:e>
+                <m:sub>
+                  <m:r>
+                    <m:rPr>
+                      <m:nor/>
+                      <m:sty m:val="p"/>
+                    </m:rPr>
+                    <m:t>train</m:t>
+                  </m:r>
+                </m:sub>
+              </m:sSub>
             </m:e>
           </m:d>
           <m:r>
@@ -1913,13 +2042,26 @@
         <w:t xml:space="preserve"> </w:t>
       </w:r>
       <m:oMath>
-        <m:r>
-          <m:rPr>
-            <m:scr m:val="script"/>
-            <m:sty m:val="p"/>
-          </m:rPr>
-          <m:t>X</m:t>
-        </m:r>
+        <m:sSub>
+          <m:e>
+            <m:r>
+              <m:rPr>
+                <m:scr m:val="script"/>
+                <m:sty m:val="p"/>
+              </m:rPr>
+              <m:t>D</m:t>
+            </m:r>
+          </m:e>
+          <m:sub>
+            <m:r>
+              <m:rPr>
+                <m:nor/>
+                <m:sty m:val="p"/>
+              </m:rPr>
+              <m:t>train</m:t>
+            </m:r>
+          </m:sub>
+        </m:sSub>
       </m:oMath>
       <w:r>
         <w:t xml:space="preserve"> </w:t>
@@ -1951,13 +2093,26 @@
         <w:t xml:space="preserve"> </w:t>
       </w:r>
       <m:oMath>
-        <m:r>
-          <m:rPr>
-            <m:scr m:val="script"/>
-            <m:sty m:val="p"/>
-          </m:rPr>
-          <m:t>X</m:t>
-        </m:r>
+        <m:sSub>
+          <m:e>
+            <m:r>
+              <m:rPr>
+                <m:scr m:val="script"/>
+                <m:sty m:val="p"/>
+              </m:rPr>
+              <m:t>D</m:t>
+            </m:r>
+          </m:e>
+          <m:sub>
+            <m:r>
+              <m:rPr>
+                <m:nor/>
+                <m:sty m:val="p"/>
+              </m:rPr>
+              <m:t>train</m:t>
+            </m:r>
+          </m:sub>
+        </m:sSub>
       </m:oMath>
       <w:r>
         <w:t xml:space="preserve">,</w:t>
@@ -2059,7 +2214,10 @@
                 </m:e>
                 <m:sub>
                   <m:r>
-                    <m:t>0</m:t>
+                    <m:rPr>
+                      <m:sty m:val="p"/>
+                    </m:rPr>
+                    <m:t>*</m:t>
                   </m:r>
                   <m:r>
                     <m:rPr>
@@ -2086,7 +2244,10 @@
                 </m:e>
                 <m:sub>
                   <m:r>
-                    <m:t>0</m:t>
+                    <m:rPr>
+                      <m:sty m:val="p"/>
+                    </m:rPr>
+                    <m:t>*</m:t>
                   </m:r>
                   <m:r>
                     <m:rPr>
@@ -2137,7 +2298,10 @@
                 </m:e>
                 <m:sub>
                   <m:r>
-                    <m:t>0</m:t>
+                    <m:rPr>
+                      <m:sty m:val="p"/>
+                    </m:rPr>
+                    <m:t>*</m:t>
                   </m:r>
                   <m:r>
                     <m:rPr>
@@ -2164,7 +2328,10 @@
                 </m:e>
                 <m:sub>
                   <m:r>
-                    <m:t>0</m:t>
+                    <m:rPr>
+                      <m:sty m:val="p"/>
+                    </m:rPr>
+                    <m:t>*</m:t>
                   </m:r>
                   <m:r>
                     <m:rPr>
@@ -2716,13 +2883,26 @@
         <w:t xml:space="preserve"> </w:t>
       </w:r>
       <m:oMath>
-        <m:r>
-          <m:rPr>
-            <m:scr m:val="script"/>
-            <m:sty m:val="p"/>
-          </m:rPr>
-          <m:t>X</m:t>
-        </m:r>
+        <m:sSub>
+          <m:e>
+            <m:r>
+              <m:rPr>
+                <m:scr m:val="script"/>
+                <m:sty m:val="p"/>
+              </m:rPr>
+              <m:t>D</m:t>
+            </m:r>
+          </m:e>
+          <m:sub>
+            <m:r>
+              <m:rPr>
+                <m:nor/>
+                <m:sty m:val="p"/>
+              </m:rPr>
+              <m:t>train</m:t>
+            </m:r>
+          </m:sub>
+        </m:sSub>
       </m:oMath>
       <w:r>
         <w:t xml:space="preserve"> </w:t>
@@ -4804,13 +4984,26 @@
         <w:t xml:space="preserve"> </w:t>
       </w:r>
       <m:oMath>
-        <m:r>
-          <m:rPr>
-            <m:scr m:val="script"/>
-            <m:sty m:val="p"/>
-          </m:rPr>
-          <m:t>X</m:t>
-        </m:r>
+        <m:sSub>
+          <m:e>
+            <m:r>
+              <m:rPr>
+                <m:scr m:val="script"/>
+                <m:sty m:val="p"/>
+              </m:rPr>
+              <m:t>D</m:t>
+            </m:r>
+          </m:e>
+          <m:sub>
+            <m:r>
+              <m:rPr>
+                <m:nor/>
+                <m:sty m:val="p"/>
+              </m:rPr>
+              <m:t>train</m:t>
+            </m:r>
+          </m:sub>
+        </m:sSub>
       </m:oMath>
       <w:r>
         <w:t xml:space="preserve"> </w:t>
@@ -4876,7 +5069,10 @@
           </m:e>
           <m:sub>
             <m:r>
-              <m:t>0</m:t>
+              <m:rPr>
+                <m:sty m:val="p"/>
+              </m:rPr>
+              <m:t>*</m:t>
             </m:r>
           </m:sub>
         </m:sSub>
@@ -4894,7 +5090,10 @@
           </m:e>
           <m:sub>
             <m:r>
-              <m:t>0</m:t>
+              <m:rPr>
+                <m:sty m:val="p"/>
+              </m:rPr>
+              <m:t>*</m:t>
             </m:r>
           </m:sub>
         </m:sSub>
@@ -4921,13 +5120,26 @@
         <w:t xml:space="preserve"> </w:t>
       </w:r>
       <m:oMath>
-        <m:r>
-          <m:rPr>
-            <m:scr m:val="script"/>
-            <m:sty m:val="p"/>
-          </m:rPr>
-          <m:t>X</m:t>
-        </m:r>
+        <m:sSub>
+          <m:e>
+            <m:r>
+              <m:rPr>
+                <m:scr m:val="script"/>
+                <m:sty m:val="p"/>
+              </m:rPr>
+              <m:t>D</m:t>
+            </m:r>
+          </m:e>
+          <m:sub>
+            <m:r>
+              <m:rPr>
+                <m:nor/>
+                <m:sty m:val="p"/>
+              </m:rPr>
+              <m:t>train</m:t>
+            </m:r>
+          </m:sub>
+        </m:sSub>
       </m:oMath>
       <w:r>
         <w:t xml:space="preserve">.</w:t>
@@ -4948,13 +5160,26 @@
         <w:t xml:space="preserve"> </w:t>
       </w:r>
       <m:oMath>
-        <m:r>
-          <m:rPr>
-            <m:scr m:val="script"/>
-            <m:sty m:val="p"/>
-          </m:rPr>
-          <m:t>X</m:t>
-        </m:r>
+        <m:sSub>
+          <m:e>
+            <m:r>
+              <m:rPr>
+                <m:scr m:val="script"/>
+                <m:sty m:val="p"/>
+              </m:rPr>
+              <m:t>D</m:t>
+            </m:r>
+          </m:e>
+          <m:sub>
+            <m:r>
+              <m:rPr>
+                <m:nor/>
+                <m:sty m:val="p"/>
+              </m:rPr>
+              <m:t>train</m:t>
+            </m:r>
+          </m:sub>
+        </m:sSub>
       </m:oMath>
       <w:r>
         <w:t xml:space="preserve"> </w:t>
@@ -5167,7 +5392,10 @@
           </m:e>
           <m:sub>
             <m:r>
-              <m:t>0</m:t>
+              <m:rPr>
+                <m:sty m:val="p"/>
+              </m:rPr>
+              <m:t>*</m:t>
             </m:r>
           </m:sub>
         </m:sSub>
@@ -5185,7 +5413,10 @@
           </m:e>
           <m:sub>
             <m:r>
-              <m:t>0</m:t>
+              <m:rPr>
+                <m:sty m:val="p"/>
+              </m:rPr>
+              <m:t>*</m:t>
             </m:r>
           </m:sub>
         </m:sSub>
@@ -5209,13 +5440,26 @@
         <w:t xml:space="preserve"> </w:t>
       </w:r>
       <m:oMath>
-        <m:r>
-          <m:rPr>
-            <m:scr m:val="script"/>
-            <m:sty m:val="p"/>
-          </m:rPr>
-          <m:t>X</m:t>
-        </m:r>
+        <m:sSub>
+          <m:e>
+            <m:r>
+              <m:rPr>
+                <m:scr m:val="script"/>
+                <m:sty m:val="p"/>
+              </m:rPr>
+              <m:t>D</m:t>
+            </m:r>
+          </m:e>
+          <m:sub>
+            <m:r>
+              <m:rPr>
+                <m:nor/>
+                <m:sty m:val="p"/>
+              </m:rPr>
+              <m:t>train</m:t>
+            </m:r>
+          </m:sub>
+        </m:sSub>
       </m:oMath>
       <w:r>
         <w:t xml:space="preserve">, and so the rule</w:t>
@@ -5302,7 +5546,10 @@
                         </m:e>
                         <m:sub>
                           <m:r>
-                            <m:t>0</m:t>
+                            <m:rPr>
+                              <m:sty m:val="p"/>
+                            </m:rPr>
+                            <m:t>*</m:t>
                           </m:r>
                         </m:sub>
                       </m:sSub>
@@ -5326,7 +5573,10 @@
                         </m:e>
                         <m:sub>
                           <m:r>
-                            <m:t>0</m:t>
+                            <m:rPr>
+                              <m:sty m:val="p"/>
+                            </m:rPr>
+                            <m:t>*</m:t>
                           </m:r>
                         </m:sub>
                       </m:sSub>
@@ -5348,13 +5598,26 @@
                 </m:rPr>
                 <m:t>∣</m:t>
               </m:r>
-              <m:r>
-                <m:rPr>
-                  <m:scr m:val="script"/>
-                  <m:sty m:val="p"/>
-                </m:rPr>
-                <m:t>X</m:t>
-              </m:r>
+              <m:sSub>
+                <m:e>
+                  <m:r>
+                    <m:rPr>
+                      <m:scr m:val="script"/>
+                      <m:sty m:val="p"/>
+                    </m:rPr>
+                    <m:t>D</m:t>
+                  </m:r>
+                </m:e>
+                <m:sub>
+                  <m:r>
+                    <m:rPr>
+                      <m:nor/>
+                      <m:sty m:val="p"/>
+                    </m:rPr>
+                    <m:t>train</m:t>
+                  </m:r>
+                </m:sub>
+              </m:sSub>
             </m:e>
           </m:d>
           <m:r>
@@ -5424,7 +5687,10 @@
           </m:e>
           <m:sub>
             <m:r>
-              <m:t>0</m:t>
+              <m:rPr>
+                <m:sty m:val="p"/>
+              </m:rPr>
+              <m:t>*</m:t>
             </m:r>
           </m:sub>
         </m:sSub>
@@ -5442,7 +5708,10 @@
           </m:e>
           <m:sub>
             <m:r>
-              <m:t>0</m:t>
+              <m:rPr>
+                <m:sty m:val="p"/>
+              </m:rPr>
+              <m:t>*</m:t>
             </m:r>
           </m:sub>
         </m:sSub>
@@ -5554,13 +5823,26 @@
         <w:t xml:space="preserve"> </w:t>
       </w:r>
       <m:oMath>
-        <m:r>
-          <m:rPr>
-            <m:scr m:val="script"/>
-            <m:sty m:val="p"/>
-          </m:rPr>
-          <m:t>X</m:t>
-        </m:r>
+        <m:sSub>
+          <m:e>
+            <m:r>
+              <m:rPr>
+                <m:scr m:val="script"/>
+                <m:sty m:val="p"/>
+              </m:rPr>
+              <m:t>D</m:t>
+            </m:r>
+          </m:e>
+          <m:sub>
+            <m:r>
+              <m:rPr>
+                <m:nor/>
+                <m:sty m:val="p"/>
+              </m:rPr>
+              <m:t>train</m:t>
+            </m:r>
+          </m:sub>
+        </m:sSub>
       </m:oMath>
       <w:r>
         <w:t xml:space="preserve">:</w:t>
@@ -5585,13 +5867,26 @@
         <w:t xml:space="preserve"> </w:t>
       </w:r>
       <m:oMath>
-        <m:r>
-          <m:rPr>
-            <m:scr m:val="script"/>
-            <m:sty m:val="p"/>
-          </m:rPr>
-          <m:t>X</m:t>
-        </m:r>
+        <m:sSub>
+          <m:e>
+            <m:r>
+              <m:rPr>
+                <m:scr m:val="script"/>
+                <m:sty m:val="p"/>
+              </m:rPr>
+              <m:t>D</m:t>
+            </m:r>
+          </m:e>
+          <m:sub>
+            <m:r>
+              <m:rPr>
+                <m:nor/>
+                <m:sty m:val="p"/>
+              </m:rPr>
+              <m:t>train</m:t>
+            </m:r>
+          </m:sub>
+        </m:sSub>
       </m:oMath>
       <w:r>
         <w:t xml:space="preserve">,</w:t>
@@ -5719,13 +6014,26 @@
         <w:t xml:space="preserve"> </w:t>
       </w:r>
       <m:oMath>
-        <m:r>
-          <m:rPr>
-            <m:scr m:val="script"/>
-            <m:sty m:val="p"/>
-          </m:rPr>
-          <m:t>X</m:t>
-        </m:r>
+        <m:sSub>
+          <m:e>
+            <m:r>
+              <m:rPr>
+                <m:scr m:val="script"/>
+                <m:sty m:val="p"/>
+              </m:rPr>
+              <m:t>D</m:t>
+            </m:r>
+          </m:e>
+          <m:sub>
+            <m:r>
+              <m:rPr>
+                <m:nor/>
+                <m:sty m:val="p"/>
+              </m:rPr>
+              <m:t>train</m:t>
+            </m:r>
+          </m:sub>
+        </m:sSub>
       </m:oMath>
       <w:r>
         <w:t xml:space="preserve"> </w:t>
@@ -5811,13 +6119,26 @@
         <w:t xml:space="preserve"> </w:t>
       </w:r>
       <m:oMath>
-        <m:r>
-          <m:rPr>
-            <m:scr m:val="script"/>
-            <m:sty m:val="p"/>
-          </m:rPr>
-          <m:t>X</m:t>
-        </m:r>
+        <m:sSub>
+          <m:e>
+            <m:r>
+              <m:rPr>
+                <m:scr m:val="script"/>
+                <m:sty m:val="p"/>
+              </m:rPr>
+              <m:t>D</m:t>
+            </m:r>
+          </m:e>
+          <m:sub>
+            <m:r>
+              <m:rPr>
+                <m:nor/>
+                <m:sty m:val="p"/>
+              </m:rPr>
+              <m:t>train</m:t>
+            </m:r>
+          </m:sub>
+        </m:sSub>
       </m:oMath>
       <w:r>
         <w:t xml:space="preserve">:</w:t>
@@ -5913,13 +6234,26 @@
                   </m:r>
                 </m:e>
                 <m:sub>
-                  <m:r>
-                    <m:rPr>
-                      <m:scr m:val="script"/>
-                      <m:sty m:val="p"/>
-                    </m:rPr>
-                    <m:t>X</m:t>
-                  </m:r>
+                  <m:sSub>
+                    <m:e>
+                      <m:r>
+                        <m:rPr>
+                          <m:scr m:val="script"/>
+                          <m:sty m:val="p"/>
+                        </m:rPr>
+                        <m:t>D</m:t>
+                      </m:r>
+                    </m:e>
+                    <m:sub>
+                      <m:r>
+                        <m:rPr>
+                          <m:nor/>
+                          <m:sty m:val="p"/>
+                        </m:rPr>
+                        <m:t>train</m:t>
+                      </m:r>
+                    </m:sub>
+                  </m:sSub>
                 </m:sub>
               </m:sSub>
             </m:e>
@@ -5936,13 +6270,26 @@
           <m:r>
             <m:t> </m:t>
           </m:r>
-          <m:r>
-            <m:rPr>
-              <m:scr m:val="script"/>
-              <m:sty m:val="p"/>
-            </m:rPr>
-            <m:t>X</m:t>
-          </m:r>
+          <m:sSub>
+            <m:e>
+              <m:r>
+                <m:rPr>
+                  <m:scr m:val="script"/>
+                  <m:sty m:val="p"/>
+                </m:rPr>
+                <m:t>D</m:t>
+              </m:r>
+            </m:e>
+            <m:sub>
+              <m:r>
+                <m:rPr>
+                  <m:nor/>
+                  <m:sty m:val="p"/>
+                </m:rPr>
+                <m:t>train</m:t>
+              </m:r>
+            </m:sub>
+          </m:sSub>
           <m:r>
             <m:rPr>
               <m:sty m:val="p"/>
@@ -6633,7 +6980,10 @@
           </m:e>
           <m:sub>
             <m:r>
-              <m:t>0</m:t>
+              <m:rPr>
+                <m:sty m:val="p"/>
+              </m:rPr>
+              <m:t>*</m:t>
             </m:r>
           </m:sub>
         </m:sSub>
@@ -6656,7 +7006,10 @@
           </m:e>
           <m:sub>
             <m:r>
-              <m:t>0</m:t>
+              <m:rPr>
+                <m:sty m:val="p"/>
+              </m:rPr>
+              <m:t>*</m:t>
             </m:r>
           </m:sub>
         </m:sSub>
@@ -6694,13 +7047,26 @@
         <w:t xml:space="preserve"> </w:t>
       </w:r>
       <m:oMath>
-        <m:r>
-          <m:rPr>
-            <m:scr m:val="script"/>
-            <m:sty m:val="p"/>
-          </m:rPr>
-          <m:t>X</m:t>
-        </m:r>
+        <m:sSub>
+          <m:e>
+            <m:r>
+              <m:rPr>
+                <m:scr m:val="script"/>
+                <m:sty m:val="p"/>
+              </m:rPr>
+              <m:t>D</m:t>
+            </m:r>
+          </m:e>
+          <m:sub>
+            <m:r>
+              <m:rPr>
+                <m:nor/>
+                <m:sty m:val="p"/>
+              </m:rPr>
+              <m:t>train</m:t>
+            </m:r>
+          </m:sub>
+        </m:sSub>
       </m:oMath>
       <w:r>
         <w:t xml:space="preserve"> </w:t>
@@ -6746,7 +7112,10 @@
           </m:e>
           <m:sub>
             <m:r>
-              <m:t>0</m:t>
+              <m:rPr>
+                <m:sty m:val="p"/>
+              </m:rPr>
+              <m:t>*</m:t>
             </m:r>
           </m:sub>
         </m:sSub>
@@ -6764,7 +7133,10 @@
           </m:e>
           <m:sub>
             <m:r>
-              <m:t>0</m:t>
+              <m:rPr>
+                <m:sty m:val="p"/>
+              </m:rPr>
+              <m:t>*</m:t>
             </m:r>
           </m:sub>
         </m:sSub>
@@ -6796,7 +7168,10 @@
           </m:e>
           <m:sub>
             <m:r>
-              <m:t>0</m:t>
+              <m:rPr>
+                <m:sty m:val="p"/>
+              </m:rPr>
+              <m:t>*</m:t>
             </m:r>
           </m:sub>
         </m:sSub>
@@ -6926,13 +7301,26 @@
                             </m:rPr>
                             <m:t>;</m:t>
                           </m:r>
-                          <m:r>
-                            <m:rPr>
-                              <m:scr m:val="script"/>
-                              <m:sty m:val="p"/>
-                            </m:rPr>
-                            <m:t>X</m:t>
-                          </m:r>
+                          <m:sSub>
+                            <m:e>
+                              <m:r>
+                                <m:rPr>
+                                  <m:scr m:val="script"/>
+                                  <m:sty m:val="p"/>
+                                </m:rPr>
+                                <m:t>D</m:t>
+                              </m:r>
+                            </m:e>
+                            <m:sub>
+                              <m:r>
+                                <m:rPr>
+                                  <m:nor/>
+                                  <m:sty m:val="p"/>
+                                </m:rPr>
+                                <m:t>train</m:t>
+                              </m:r>
+                            </m:sub>
+                          </m:sSub>
                         </m:e>
                       </m:d>
                       <m:r>
@@ -6952,7 +7340,10 @@
                         </m:e>
                         <m:sub>
                           <m:r>
-                            <m:t>0</m:t>
+                            <m:rPr>
+                              <m:sty m:val="p"/>
+                            </m:rPr>
+                            <m:t>*</m:t>
                           </m:r>
                         </m:sub>
                       </m:sSub>
@@ -6982,7 +7373,10 @@
                 </m:e>
                 <m:sub>
                   <m:r>
-                    <m:t>0</m:t>
+                    <m:rPr>
+                      <m:sty m:val="p"/>
+                    </m:rPr>
+                    <m:t>*</m:t>
                   </m:r>
                 </m:sub>
               </m:sSub>
@@ -7253,13 +7647,26 @@
         <w:t xml:space="preserve"> </w:t>
       </w:r>
       <m:oMath>
-        <m:r>
-          <m:rPr>
-            <m:scr m:val="script"/>
-            <m:sty m:val="p"/>
-          </m:rPr>
-          <m:t>X</m:t>
-        </m:r>
+        <m:sSub>
+          <m:e>
+            <m:r>
+              <m:rPr>
+                <m:scr m:val="script"/>
+                <m:sty m:val="p"/>
+              </m:rPr>
+              <m:t>D</m:t>
+            </m:r>
+          </m:e>
+          <m:sub>
+            <m:r>
+              <m:rPr>
+                <m:nor/>
+                <m:sty m:val="p"/>
+              </m:rPr>
+              <m:t>train</m:t>
+            </m:r>
+          </m:sub>
+        </m:sSub>
       </m:oMath>
       <w:r>
         <w:t xml:space="preserve"> </w:t>
@@ -7305,7 +7712,10 @@
           </m:e>
           <m:sub>
             <m:r>
-              <m:t>0</m:t>
+              <m:rPr>
+                <m:sty m:val="p"/>
+              </m:rPr>
+              <m:t>*</m:t>
             </m:r>
           </m:sub>
         </m:sSub>
@@ -7323,7 +7733,10 @@
           </m:e>
           <m:sub>
             <m:r>
-              <m:t>0</m:t>
+              <m:rPr>
+                <m:sty m:val="p"/>
+              </m:rPr>
+              <m:t>*</m:t>
             </m:r>
           </m:sub>
         </m:sSub>
@@ -7400,7 +7813,10 @@
           </m:e>
           <m:sub>
             <m:r>
-              <m:t>0</m:t>
+              <m:rPr>
+                <m:sty m:val="p"/>
+              </m:rPr>
+              <m:t>*</m:t>
             </m:r>
           </m:sub>
         </m:sSub>
@@ -7514,7 +7930,10 @@
                     </m:e>
                     <m:sub>
                       <m:r>
-                        <m:t>0</m:t>
+                        <m:rPr>
+                          <m:sty m:val="p"/>
+                        </m:rPr>
+                        <m:t>*</m:t>
                       </m:r>
                     </m:sub>
                   </m:sSub>
@@ -7643,13 +8062,26 @@
                       </m:r>
                     </m:e>
                     <m:sub>
-                      <m:r>
-                        <m:rPr>
-                          <m:scr m:val="script"/>
-                          <m:sty m:val="p"/>
-                        </m:rPr>
-                        <m:t>X</m:t>
-                      </m:r>
+                      <m:sSub>
+                        <m:e>
+                          <m:r>
+                            <m:rPr>
+                              <m:scr m:val="script"/>
+                              <m:sty m:val="p"/>
+                            </m:rPr>
+                            <m:t>D</m:t>
+                          </m:r>
+                        </m:e>
+                        <m:sub>
+                          <m:r>
+                            <m:rPr>
+                              <m:nor/>
+                              <m:sty m:val="p"/>
+                            </m:rPr>
+                            <m:t>train</m:t>
+                          </m:r>
+                        </m:sub>
+                      </m:sSub>
                     </m:sub>
                   </m:sSub>
                 </m:e>
@@ -7755,7 +8187,10 @@
                                 </m:e>
                                 <m:sub>
                                   <m:r>
-                                    <m:t>0</m:t>
+                                    <m:rPr>
+                                      <m:sty m:val="p"/>
+                                    </m:rPr>
+                                    <m:t>*</m:t>
                                   </m:r>
                                 </m:sub>
                               </m:sSub>
@@ -7779,7 +8214,10 @@
                                 </m:e>
                                 <m:sub>
                                   <m:r>
-                                    <m:t>0</m:t>
+                                    <m:rPr>
+                                      <m:sty m:val="p"/>
+                                    </m:rPr>
+                                    <m:t>*</m:t>
                                   </m:r>
                                 </m:sub>
                               </m:sSub>
@@ -7801,13 +8239,26 @@
                         </m:rPr>
                         <m:t>∣</m:t>
                       </m:r>
-                      <m:r>
-                        <m:rPr>
-                          <m:scr m:val="script"/>
-                          <m:sty m:val="p"/>
-                        </m:rPr>
-                        <m:t>X</m:t>
-                      </m:r>
+                      <m:sSub>
+                        <m:e>
+                          <m:r>
+                            <m:rPr>
+                              <m:scr m:val="script"/>
+                              <m:sty m:val="p"/>
+                            </m:rPr>
+                            <m:t>D</m:t>
+                          </m:r>
+                        </m:e>
+                        <m:sub>
+                          <m:r>
+                            <m:rPr>
+                              <m:nor/>
+                              <m:sty m:val="p"/>
+                            </m:rPr>
+                            <m:t>train</m:t>
+                          </m:r>
+                        </m:sub>
+                      </m:sSub>
                     </m:e>
                   </m:d>
                   <m:r>
@@ -7914,7 +8365,10 @@
                                     </m:e>
                                     <m:sub>
                                       <m:r>
-                                        <m:t>0</m:t>
+                                        <m:rPr>
+                                          <m:sty m:val="p"/>
+                                        </m:rPr>
+                                        <m:t>*</m:t>
                                       </m:r>
                                     </m:sub>
                                   </m:sSub>
@@ -7924,13 +8378,26 @@
                                     </m:rPr>
                                     <m:t>;</m:t>
                                   </m:r>
-                                  <m:r>
-                                    <m:rPr>
-                                      <m:scr m:val="script"/>
-                                      <m:sty m:val="p"/>
-                                    </m:rPr>
-                                    <m:t>X</m:t>
-                                  </m:r>
+                                  <m:sSub>
+                                    <m:e>
+                                      <m:r>
+                                        <m:rPr>
+                                          <m:scr m:val="script"/>
+                                          <m:sty m:val="p"/>
+                                        </m:rPr>
+                                        <m:t>D</m:t>
+                                      </m:r>
+                                    </m:e>
+                                    <m:sub>
+                                      <m:r>
+                                        <m:rPr>
+                                          <m:nor/>
+                                          <m:sty m:val="p"/>
+                                        </m:rPr>
+                                        <m:t>train</m:t>
+                                      </m:r>
+                                    </m:sub>
+                                  </m:sSub>
                                 </m:e>
                               </m:d>
                               <m:r>
@@ -7950,7 +8417,10 @@
                                 </m:e>
                                 <m:sub>
                                   <m:r>
-                                    <m:t>0</m:t>
+                                    <m:rPr>
+                                      <m:sty m:val="p"/>
+                                    </m:rPr>
+                                    <m:t>*</m:t>
                                   </m:r>
                                 </m:sub>
                               </m:sSub>
@@ -7972,13 +8442,26 @@
                         </m:rPr>
                         <m:t>∣</m:t>
                       </m:r>
-                      <m:r>
-                        <m:rPr>
-                          <m:scr m:val="script"/>
-                          <m:sty m:val="p"/>
-                        </m:rPr>
-                        <m:t>X</m:t>
-                      </m:r>
+                      <m:sSub>
+                        <m:e>
+                          <m:r>
+                            <m:rPr>
+                              <m:scr m:val="script"/>
+                              <m:sty m:val="p"/>
+                            </m:rPr>
+                            <m:t>D</m:t>
+                          </m:r>
+                        </m:e>
+                        <m:sub>
+                          <m:r>
+                            <m:rPr>
+                              <m:nor/>
+                              <m:sty m:val="p"/>
+                            </m:rPr>
+                            <m:t>train</m:t>
+                          </m:r>
+                        </m:sub>
+                      </m:sSub>
                     </m:e>
                   </m:d>
                   <m:r>
@@ -8068,7 +8551,10 @@
                                 </m:e>
                                 <m:sub>
                                   <m:r>
-                                    <m:t>0</m:t>
+                                    <m:rPr>
+                                      <m:sty m:val="p"/>
+                                    </m:rPr>
+                                    <m:t>*</m:t>
                                   </m:r>
                                 </m:sub>
                               </m:sSub>
@@ -8078,13 +8564,26 @@
                                 </m:rPr>
                                 <m:t>;</m:t>
                               </m:r>
-                              <m:r>
-                                <m:rPr>
-                                  <m:scr m:val="script"/>
-                                  <m:sty m:val="p"/>
-                                </m:rPr>
-                                <m:t>X</m:t>
-                              </m:r>
+                              <m:sSub>
+                                <m:e>
+                                  <m:r>
+                                    <m:rPr>
+                                      <m:scr m:val="script"/>
+                                      <m:sty m:val="p"/>
+                                    </m:rPr>
+                                    <m:t>D</m:t>
+                                  </m:r>
+                                </m:e>
+                                <m:sub>
+                                  <m:r>
+                                    <m:rPr>
+                                      <m:nor/>
+                                      <m:sty m:val="p"/>
+                                    </m:rPr>
+                                    <m:t>train</m:t>
+                                  </m:r>
+                                </m:sub>
+                              </m:sSub>
                             </m:e>
                           </m:d>
                           <m:r>
@@ -8104,7 +8603,10 @@
                             </m:e>
                             <m:sub>
                               <m:r>
-                                <m:t>0</m:t>
+                                <m:rPr>
+                                  <m:sty m:val="p"/>
+                                </m:rPr>
+                                <m:t>*</m:t>
                               </m:r>
                             </m:sub>
                           </m:sSub>
@@ -8221,7 +8723,10 @@
                                     </m:e>
                                     <m:sub>
                                       <m:r>
-                                        <m:t>0</m:t>
+                                        <m:rPr>
+                                          <m:sty m:val="p"/>
+                                        </m:rPr>
+                                        <m:t>*</m:t>
                                       </m:r>
                                     </m:sub>
                                   </m:sSub>
@@ -8231,13 +8736,26 @@
                                     </m:rPr>
                                     <m:t>;</m:t>
                                   </m:r>
-                                  <m:r>
-                                    <m:rPr>
-                                      <m:scr m:val="script"/>
-                                      <m:sty m:val="p"/>
-                                    </m:rPr>
-                                    <m:t>X</m:t>
-                                  </m:r>
+                                  <m:sSub>
+                                    <m:e>
+                                      <m:r>
+                                        <m:rPr>
+                                          <m:scr m:val="script"/>
+                                          <m:sty m:val="p"/>
+                                        </m:rPr>
+                                        <m:t>D</m:t>
+                                      </m:r>
+                                    </m:e>
+                                    <m:sub>
+                                      <m:r>
+                                        <m:rPr>
+                                          <m:nor/>
+                                          <m:sty m:val="p"/>
+                                        </m:rPr>
+                                        <m:t>train</m:t>
+                                      </m:r>
+                                    </m:sub>
+                                  </m:sSub>
                                 </m:e>
                               </m:d>
                               <m:r>
@@ -8257,7 +8775,10 @@
                                 </m:e>
                                 <m:sub>
                                   <m:r>
-                                    <m:t>0</m:t>
+                                    <m:rPr>
+                                      <m:sty m:val="p"/>
+                                    </m:rPr>
+                                    <m:t>*</m:t>
                                   </m:r>
                                 </m:sub>
                               </m:sSub>
@@ -8287,7 +8808,10 @@
                         </m:e>
                         <m:sub>
                           <m:r>
-                            <m:t>0</m:t>
+                            <m:rPr>
+                              <m:sty m:val="p"/>
+                            </m:rPr>
+                            <m:t>*</m:t>
                           </m:r>
                         </m:sub>
                       </m:sSub>
@@ -8384,7 +8908,10 @@
                         </m:e>
                         <m:sub>
                           <m:r>
-                            <m:t>0</m:t>
+                            <m:rPr>
+                              <m:sty m:val="p"/>
+                            </m:rPr>
+                            <m:t>*</m:t>
                           </m:r>
                         </m:sub>
                       </m:sSub>
@@ -8540,7 +9067,10 @@
           </m:e>
           <m:sub>
             <m:r>
-              <m:t>0</m:t>
+              <m:rPr>
+                <m:sty m:val="p"/>
+              </m:rPr>
+              <m:t>*</m:t>
             </m:r>
           </m:sub>
         </m:sSub>
@@ -8578,7 +9108,10 @@
               </m:e>
               <m:sub>
                 <m:r>
-                  <m:t>0</m:t>
+                  <m:rPr>
+                    <m:sty m:val="p"/>
+                  </m:rPr>
+                  <m:t>*</m:t>
                 </m:r>
               </m:sub>
             </m:sSub>
@@ -8588,13 +9121,26 @@
               </m:rPr>
               <m:t>;</m:t>
             </m:r>
-            <m:r>
-              <m:rPr>
-                <m:scr m:val="script"/>
-                <m:sty m:val="p"/>
-              </m:rPr>
-              <m:t>X</m:t>
-            </m:r>
+            <m:sSub>
+              <m:e>
+                <m:r>
+                  <m:rPr>
+                    <m:scr m:val="script"/>
+                    <m:sty m:val="p"/>
+                  </m:rPr>
+                  <m:t>D</m:t>
+                </m:r>
+              </m:e>
+              <m:sub>
+                <m:r>
+                  <m:rPr>
+                    <m:nor/>
+                    <m:sty m:val="p"/>
+                  </m:rPr>
+                  <m:t>train</m:t>
+                </m:r>
+              </m:sub>
+            </m:sSub>
           </m:e>
         </m:d>
         <m:r>
@@ -8646,13 +9192,26 @@
         <w:t xml:space="preserve"> </w:t>
       </w:r>
       <m:oMath>
-        <m:r>
-          <m:rPr>
-            <m:scr m:val="script"/>
-            <m:sty m:val="p"/>
-          </m:rPr>
-          <m:t>X</m:t>
-        </m:r>
+        <m:sSub>
+          <m:e>
+            <m:r>
+              <m:rPr>
+                <m:scr m:val="script"/>
+                <m:sty m:val="p"/>
+              </m:rPr>
+              <m:t>D</m:t>
+            </m:r>
+          </m:e>
+          <m:sub>
+            <m:r>
+              <m:rPr>
+                <m:nor/>
+                <m:sty m:val="p"/>
+              </m:rPr>
+              <m:t>train</m:t>
+            </m:r>
+          </m:sub>
+        </m:sSub>
       </m:oMath>
       <w:r>
         <w:t xml:space="preserve"> </w:t>
@@ -8672,7 +9231,10 @@
           </m:e>
           <m:sub>
             <m:r>
-              <m:t>0</m:t>
+              <m:rPr>
+                <m:sty m:val="p"/>
+              </m:rPr>
+              <m:t>*</m:t>
             </m:r>
           </m:sub>
         </m:sSub>
@@ -8690,13 +9252,26 @@
         <w:t xml:space="preserve"> </w:t>
       </w:r>
       <m:oMath>
-        <m:r>
-          <m:rPr>
-            <m:scr m:val="script"/>
-            <m:sty m:val="p"/>
-          </m:rPr>
-          <m:t>X</m:t>
-        </m:r>
+        <m:sSub>
+          <m:e>
+            <m:r>
+              <m:rPr>
+                <m:scr m:val="script"/>
+                <m:sty m:val="p"/>
+              </m:rPr>
+              <m:t>D</m:t>
+            </m:r>
+          </m:e>
+          <m:sub>
+            <m:r>
+              <m:rPr>
+                <m:nor/>
+                <m:sty m:val="p"/>
+              </m:rPr>
+              <m:t>train</m:t>
+            </m:r>
+          </m:sub>
+        </m:sSub>
       </m:oMath>
       <w:r>
         <w:t xml:space="preserve"> </w:t>
@@ -8722,7 +9297,10 @@
           </m:e>
           <m:sub>
             <m:r>
-              <m:t>0</m:t>
+              <m:rPr>
+                <m:sty m:val="p"/>
+              </m:rPr>
+              <m:t>*</m:t>
             </m:r>
           </m:sub>
         </m:sSub>
@@ -8740,7 +9318,10 @@
           </m:e>
           <m:sub>
             <m:r>
-              <m:t>0</m:t>
+              <m:rPr>
+                <m:sty m:val="p"/>
+              </m:rPr>
+              <m:t>*</m:t>
             </m:r>
           </m:sub>
         </m:sSub>
@@ -8772,7 +9353,10 @@
           </m:e>
           <m:sub>
             <m:r>
-              <m:t>0</m:t>
+              <m:rPr>
+                <m:sty m:val="p"/>
+              </m:rPr>
+              <m:t>*</m:t>
             </m:r>
           </m:sub>
         </m:sSub>
@@ -8793,13 +9377,26 @@
         <w:t xml:space="preserve"> </w:t>
       </w:r>
       <m:oMath>
-        <m:r>
-          <m:rPr>
-            <m:scr m:val="script"/>
-            <m:sty m:val="p"/>
-          </m:rPr>
-          <m:t>X</m:t>
-        </m:r>
+        <m:sSub>
+          <m:e>
+            <m:r>
+              <m:rPr>
+                <m:scr m:val="script"/>
+                <m:sty m:val="p"/>
+              </m:rPr>
+              <m:t>D</m:t>
+            </m:r>
+          </m:e>
+          <m:sub>
+            <m:r>
+              <m:rPr>
+                <m:nor/>
+                <m:sty m:val="p"/>
+              </m:rPr>
+              <m:t>train</m:t>
+            </m:r>
+          </m:sub>
+        </m:sSub>
       </m:oMath>
       <w:r>
         <w:t xml:space="preserve"> </w:t>
@@ -8865,13 +9462,26 @@
         <w:t xml:space="preserve"> </w:t>
       </w:r>
       <m:oMath>
-        <m:r>
-          <m:rPr>
-            <m:scr m:val="script"/>
-            <m:sty m:val="p"/>
-          </m:rPr>
-          <m:t>X</m:t>
-        </m:r>
+        <m:sSub>
+          <m:e>
+            <m:r>
+              <m:rPr>
+                <m:scr m:val="script"/>
+                <m:sty m:val="p"/>
+              </m:rPr>
+              <m:t>D</m:t>
+            </m:r>
+          </m:e>
+          <m:sub>
+            <m:r>
+              <m:rPr>
+                <m:nor/>
+                <m:sty m:val="p"/>
+              </m:rPr>
+              <m:t>train</m:t>
+            </m:r>
+          </m:sub>
+        </m:sSub>
       </m:oMath>
       <w:r>
         <w:t xml:space="preserve"> </w:t>
@@ -8897,7 +9507,10 @@
           </m:e>
           <m:sub>
             <m:r>
-              <m:t>0</m:t>
+              <m:rPr>
+                <m:sty m:val="p"/>
+              </m:rPr>
+              <m:t>*</m:t>
             </m:r>
           </m:sub>
         </m:sSub>
@@ -8915,7 +9528,10 @@
           </m:e>
           <m:sub>
             <m:r>
-              <m:t>0</m:t>
+              <m:rPr>
+                <m:sty m:val="p"/>
+              </m:rPr>
+              <m:t>*</m:t>
             </m:r>
           </m:sub>
         </m:sSub>
@@ -9017,7 +9633,10 @@
           </m:e>
           <m:sub>
             <m:r>
-              <m:t>0</m:t>
+              <m:rPr>
+                <m:sty m:val="p"/>
+              </m:rPr>
+              <m:t>*</m:t>
             </m:r>
           </m:sub>
         </m:sSub>
@@ -9132,7 +9751,10 @@
                     </m:e>
                     <m:sub>
                       <m:r>
-                        <m:t>0</m:t>
+                        <m:rPr>
+                          <m:sty m:val="p"/>
+                        </m:rPr>
+                        <m:t>*</m:t>
                       </m:r>
                     </m:sub>
                   </m:sSub>
@@ -9263,13 +9885,26 @@
         <w:t xml:space="preserve"> </w:t>
       </w:r>
       <m:oMath>
-        <m:r>
-          <m:rPr>
-            <m:scr m:val="script"/>
-            <m:sty m:val="p"/>
-          </m:rPr>
-          <m:t>X</m:t>
-        </m:r>
+        <m:sSub>
+          <m:e>
+            <m:r>
+              <m:rPr>
+                <m:scr m:val="script"/>
+                <m:sty m:val="p"/>
+              </m:rPr>
+              <m:t>D</m:t>
+            </m:r>
+          </m:e>
+          <m:sub>
+            <m:r>
+              <m:rPr>
+                <m:nor/>
+                <m:sty m:val="p"/>
+              </m:rPr>
+              <m:t>train</m:t>
+            </m:r>
+          </m:sub>
+        </m:sSub>
       </m:oMath>
       <w:r>
         <w:t xml:space="preserve"> </w:t>
@@ -9341,13 +9976,26 @@
               </m:rPr>
               <m:t>;</m:t>
             </m:r>
-            <m:r>
-              <m:rPr>
-                <m:scr m:val="script"/>
-                <m:sty m:val="p"/>
-              </m:rPr>
-              <m:t>X</m:t>
-            </m:r>
+            <m:sSub>
+              <m:e>
+                <m:r>
+                  <m:rPr>
+                    <m:scr m:val="script"/>
+                    <m:sty m:val="p"/>
+                  </m:rPr>
+                  <m:t>D</m:t>
+                </m:r>
+              </m:e>
+              <m:sub>
+                <m:r>
+                  <m:rPr>
+                    <m:nor/>
+                    <m:sty m:val="p"/>
+                  </m:rPr>
+                  <m:t>train</m:t>
+                </m:r>
+              </m:sub>
+            </m:sSub>
           </m:e>
         </m:d>
         <m:r>
@@ -9464,13 +10112,26 @@
               </m:rPr>
               <m:t>;</m:t>
             </m:r>
-            <m:r>
-              <m:rPr>
-                <m:scr m:val="script"/>
-                <m:sty m:val="p"/>
-              </m:rPr>
-              <m:t>X</m:t>
-            </m:r>
+            <m:sSub>
+              <m:e>
+                <m:r>
+                  <m:rPr>
+                    <m:scr m:val="script"/>
+                    <m:sty m:val="p"/>
+                  </m:rPr>
+                  <m:t>D</m:t>
+                </m:r>
+              </m:e>
+              <m:sub>
+                <m:r>
+                  <m:rPr>
+                    <m:nor/>
+                    <m:sty m:val="p"/>
+                  </m:rPr>
+                  <m:t>train</m:t>
+                </m:r>
+              </m:sub>
+            </m:sSub>
           </m:e>
         </m:d>
         <m:r>
@@ -9577,13 +10238,26 @@
                     </m:rPr>
                     <m:t>;</m:t>
                   </m:r>
-                  <m:r>
-                    <m:rPr>
-                      <m:scr m:val="script"/>
-                      <m:sty m:val="p"/>
-                    </m:rPr>
-                    <m:t>X</m:t>
-                  </m:r>
+                  <m:sSub>
+                    <m:e>
+                      <m:r>
+                        <m:rPr>
+                          <m:scr m:val="script"/>
+                          <m:sty m:val="p"/>
+                        </m:rPr>
+                        <m:t>D</m:t>
+                      </m:r>
+                    </m:e>
+                    <m:sub>
+                      <m:r>
+                        <m:rPr>
+                          <m:nor/>
+                          <m:sty m:val="p"/>
+                        </m:rPr>
+                        <m:t>train</m:t>
+                      </m:r>
+                    </m:sub>
+                  </m:sSub>
                 </m:e>
               </m:d>
               <m:r>
@@ -9640,13 +10314,26 @@
                     </m:rPr>
                     <m:t>;</m:t>
                   </m:r>
-                  <m:r>
-                    <m:rPr>
-                      <m:scr m:val="script"/>
-                      <m:sty m:val="p"/>
-                    </m:rPr>
-                    <m:t>X</m:t>
-                  </m:r>
+                  <m:sSub>
+                    <m:e>
+                      <m:r>
+                        <m:rPr>
+                          <m:scr m:val="script"/>
+                          <m:sty m:val="p"/>
+                        </m:rPr>
+                        <m:t>D</m:t>
+                      </m:r>
+                    </m:e>
+                    <m:sub>
+                      <m:r>
+                        <m:rPr>
+                          <m:nor/>
+                          <m:sty m:val="p"/>
+                        </m:rPr>
+                        <m:t>train</m:t>
+                      </m:r>
+                    </m:sub>
+                  </m:sSub>
                 </m:e>
               </m:d>
               <m:r>
@@ -9829,13 +10516,26 @@
               </m:rPr>
               <m:t>;</m:t>
             </m:r>
-            <m:r>
-              <m:rPr>
-                <m:scr m:val="script"/>
-                <m:sty m:val="p"/>
-              </m:rPr>
-              <m:t>X</m:t>
-            </m:r>
+            <m:sSub>
+              <m:e>
+                <m:r>
+                  <m:rPr>
+                    <m:scr m:val="script"/>
+                    <m:sty m:val="p"/>
+                  </m:rPr>
+                  <m:t>D</m:t>
+                </m:r>
+              </m:e>
+              <m:sub>
+                <m:r>
+                  <m:rPr>
+                    <m:nor/>
+                    <m:sty m:val="p"/>
+                  </m:rPr>
+                  <m:t>train</m:t>
+                </m:r>
+              </m:sub>
+            </m:sSub>
           </m:e>
         </m:d>
         <m:r>
@@ -9926,13 +10626,26 @@
                         </m:rPr>
                         <m:t>;</m:t>
                       </m:r>
-                      <m:r>
-                        <m:rPr>
-                          <m:scr m:val="script"/>
-                          <m:sty m:val="p"/>
-                        </m:rPr>
-                        <m:t>X</m:t>
-                      </m:r>
+                      <m:sSub>
+                        <m:e>
+                          <m:r>
+                            <m:rPr>
+                              <m:scr m:val="script"/>
+                              <m:sty m:val="p"/>
+                            </m:rPr>
+                            <m:t>D</m:t>
+                          </m:r>
+                        </m:e>
+                        <m:sub>
+                          <m:r>
+                            <m:rPr>
+                              <m:nor/>
+                              <m:sty m:val="p"/>
+                            </m:rPr>
+                            <m:t>train</m:t>
+                          </m:r>
+                        </m:sub>
+                      </m:sSub>
                     </m:e>
                   </m:d>
                   <m:r>
@@ -10092,13 +10805,26 @@
               </m:rPr>
               <m:t>;</m:t>
             </m:r>
-            <m:r>
-              <m:rPr>
-                <m:scr m:val="script"/>
-                <m:sty m:val="p"/>
-              </m:rPr>
-              <m:t>X</m:t>
-            </m:r>
+            <m:sSub>
+              <m:e>
+                <m:r>
+                  <m:rPr>
+                    <m:scr m:val="script"/>
+                    <m:sty m:val="p"/>
+                  </m:rPr>
+                  <m:t>D</m:t>
+                </m:r>
+              </m:e>
+              <m:sub>
+                <m:r>
+                  <m:rPr>
+                    <m:nor/>
+                    <m:sty m:val="p"/>
+                  </m:rPr>
+                  <m:t>train</m:t>
+                </m:r>
+              </m:sub>
+            </m:sSub>
           </m:e>
         </m:d>
         <m:r>
@@ -10181,13 +10907,26 @@
                   </m:rPr>
                   <m:t>;</m:t>
                 </m:r>
-                <m:r>
-                  <m:rPr>
-                    <m:scr m:val="script"/>
-                    <m:sty m:val="p"/>
-                  </m:rPr>
-                  <m:t>X</m:t>
-                </m:r>
+                <m:sSub>
+                  <m:e>
+                    <m:r>
+                      <m:rPr>
+                        <m:scr m:val="script"/>
+                        <m:sty m:val="p"/>
+                      </m:rPr>
+                      <m:t>D</m:t>
+                    </m:r>
+                  </m:e>
+                  <m:sub>
+                    <m:r>
+                      <m:rPr>
+                        <m:nor/>
+                        <m:sty m:val="p"/>
+                      </m:rPr>
+                      <m:t>train</m:t>
+                    </m:r>
+                  </m:sub>
+                </m:sSub>
               </m:e>
             </m:d>
             <m:r>
@@ -10273,13 +11012,26 @@
                   </m:rPr>
                   <m:t>;</m:t>
                 </m:r>
-                <m:r>
-                  <m:rPr>
-                    <m:scr m:val="script"/>
-                    <m:sty m:val="p"/>
-                  </m:rPr>
-                  <m:t>X</m:t>
-                </m:r>
+                <m:sSub>
+                  <m:e>
+                    <m:r>
+                      <m:rPr>
+                        <m:scr m:val="script"/>
+                        <m:sty m:val="p"/>
+                      </m:rPr>
+                      <m:t>D</m:t>
+                    </m:r>
+                  </m:e>
+                  <m:sub>
+                    <m:r>
+                      <m:rPr>
+                        <m:nor/>
+                        <m:sty m:val="p"/>
+                      </m:rPr>
+                      <m:t>train</m:t>
+                    </m:r>
+                  </m:sub>
+                </m:sSub>
               </m:e>
             </m:d>
             <m:r>
@@ -10321,7 +11073,10 @@
           </m:e>
           <m:sub>
             <m:r>
-              <m:t>0</m:t>
+              <m:rPr>
+                <m:sty m:val="p"/>
+              </m:rPr>
+              <m:t>*</m:t>
             </m:r>
           </m:sub>
         </m:sSub>
@@ -10455,13 +11210,26 @@
               </m:rPr>
               <m:t>;</m:t>
             </m:r>
-            <m:r>
-              <m:rPr>
-                <m:scr m:val="script"/>
-                <m:sty m:val="p"/>
-              </m:rPr>
-              <m:t>X</m:t>
-            </m:r>
+            <m:sSub>
+              <m:e>
+                <m:r>
+                  <m:rPr>
+                    <m:scr m:val="script"/>
+                    <m:sty m:val="p"/>
+                  </m:rPr>
+                  <m:t>D</m:t>
+                </m:r>
+              </m:e>
+              <m:sub>
+                <m:r>
+                  <m:rPr>
+                    <m:nor/>
+                    <m:sty m:val="p"/>
+                  </m:rPr>
+                  <m:t>train</m:t>
+                </m:r>
+              </m:sub>
+            </m:sSub>
           </m:e>
         </m:d>
         <m:r>
@@ -10518,7 +11286,10 @@
               </m:e>
               <m:sub>
                 <m:r>
-                  <m:t>0</m:t>
+                  <m:rPr>
+                    <m:sty m:val="p"/>
+                  </m:rPr>
+                  <m:t>*</m:t>
                 </m:r>
               </m:sub>
             </m:sSub>
@@ -10551,13 +11322,26 @@
                   </m:rPr>
                   <m:t>;</m:t>
                 </m:r>
-                <m:r>
-                  <m:rPr>
-                    <m:scr m:val="script"/>
-                    <m:sty m:val="p"/>
-                  </m:rPr>
-                  <m:t>X</m:t>
-                </m:r>
+                <m:sSub>
+                  <m:e>
+                    <m:r>
+                      <m:rPr>
+                        <m:scr m:val="script"/>
+                        <m:sty m:val="p"/>
+                      </m:rPr>
+                      <m:t>D</m:t>
+                    </m:r>
+                  </m:e>
+                  <m:sub>
+                    <m:r>
+                      <m:rPr>
+                        <m:nor/>
+                        <m:sty m:val="p"/>
+                      </m:rPr>
+                      <m:t>train</m:t>
+                    </m:r>
+                  </m:sub>
+                </m:sSub>
               </m:e>
             </m:d>
             <m:r>
@@ -10626,13 +11410,26 @@
               </m:rPr>
               <m:t>;</m:t>
             </m:r>
-            <m:r>
-              <m:rPr>
-                <m:scr m:val="script"/>
-                <m:sty m:val="p"/>
-              </m:rPr>
-              <m:t>X</m:t>
-            </m:r>
+            <m:sSub>
+              <m:e>
+                <m:r>
+                  <m:rPr>
+                    <m:scr m:val="script"/>
+                    <m:sty m:val="p"/>
+                  </m:rPr>
+                  <m:t>D</m:t>
+                </m:r>
+              </m:e>
+              <m:sub>
+                <m:r>
+                  <m:rPr>
+                    <m:nor/>
+                    <m:sty m:val="p"/>
+                  </m:rPr>
+                  <m:t>train</m:t>
+                </m:r>
+              </m:sub>
+            </m:sSub>
           </m:e>
         </m:d>
         <m:r>
@@ -10693,13 +11490,26 @@
               </m:rPr>
               <m:t>;</m:t>
             </m:r>
-            <m:r>
-              <m:rPr>
-                <m:scr m:val="script"/>
-                <m:sty m:val="p"/>
-              </m:rPr>
-              <m:t>X</m:t>
-            </m:r>
+            <m:sSub>
+              <m:e>
+                <m:r>
+                  <m:rPr>
+                    <m:scr m:val="script"/>
+                    <m:sty m:val="p"/>
+                  </m:rPr>
+                  <m:t>D</m:t>
+                </m:r>
+              </m:e>
+              <m:sub>
+                <m:r>
+                  <m:rPr>
+                    <m:nor/>
+                    <m:sty m:val="p"/>
+                  </m:rPr>
+                  <m:t>train</m:t>
+                </m:r>
+              </m:sub>
+            </m:sSub>
           </m:e>
         </m:d>
         <m:r>
@@ -10946,13 +11756,26 @@
               </m:rPr>
               <m:t>;</m:t>
             </m:r>
-            <m:r>
-              <m:rPr>
-                <m:scr m:val="script"/>
-                <m:sty m:val="p"/>
-              </m:rPr>
-              <m:t>X</m:t>
-            </m:r>
+            <m:sSub>
+              <m:e>
+                <m:r>
+                  <m:rPr>
+                    <m:scr m:val="script"/>
+                    <m:sty m:val="p"/>
+                  </m:rPr>
+                  <m:t>D</m:t>
+                </m:r>
+              </m:e>
+              <m:sub>
+                <m:r>
+                  <m:rPr>
+                    <m:nor/>
+                    <m:sty m:val="p"/>
+                  </m:rPr>
+                  <m:t>train</m:t>
+                </m:r>
+              </m:sub>
+            </m:sSub>
           </m:e>
         </m:d>
         <m:r>
@@ -11097,7 +11920,10 @@
           </m:e>
           <m:sub>
             <m:r>
-              <m:t>0</m:t>
+              <m:rPr>
+                <m:sty m:val="p"/>
+              </m:rPr>
+              <m:t>*</m:t>
             </m:r>
           </m:sub>
         </m:sSub>
@@ -11132,7 +11958,10 @@
           </m:e>
           <m:sub>
             <m:r>
-              <m:t>0</m:t>
+              <m:rPr>
+                <m:sty m:val="p"/>
+              </m:rPr>
+              <m:t>*</m:t>
             </m:r>
           </m:sub>
         </m:sSub>
@@ -11253,7 +12082,10 @@
           </m:e>
           <m:sub>
             <m:r>
-              <m:t>0</m:t>
+              <m:rPr>
+                <m:sty m:val="p"/>
+              </m:rPr>
+              <m:t>*</m:t>
             </m:r>
           </m:sub>
         </m:sSub>
@@ -11268,13 +12100,26 @@
         <w:t xml:space="preserve"> </w:t>
       </w:r>
       <m:oMath>
-        <m:r>
-          <m:rPr>
-            <m:scr m:val="script"/>
-            <m:sty m:val="p"/>
-          </m:rPr>
-          <m:t>X</m:t>
-        </m:r>
+        <m:sSub>
+          <m:e>
+            <m:r>
+              <m:rPr>
+                <m:scr m:val="script"/>
+                <m:sty m:val="p"/>
+              </m:rPr>
+              <m:t>D</m:t>
+            </m:r>
+          </m:e>
+          <m:sub>
+            <m:r>
+              <m:rPr>
+                <m:nor/>
+                <m:sty m:val="p"/>
+              </m:rPr>
+              <m:t>train</m:t>
+            </m:r>
+          </m:sub>
+        </m:sSub>
       </m:oMath>
       <w:r>
         <w:t xml:space="preserve">,</w:t>
@@ -11329,13 +12174,26 @@
                   </m:rPr>
                   <m:t>;</m:t>
                 </m:r>
-                <m:r>
-                  <m:rPr>
-                    <m:scr m:val="script"/>
-                    <m:sty m:val="p"/>
-                  </m:rPr>
-                  <m:t>X</m:t>
-                </m:r>
+                <m:sSub>
+                  <m:e>
+                    <m:r>
+                      <m:rPr>
+                        <m:scr m:val="script"/>
+                        <m:sty m:val="p"/>
+                      </m:rPr>
+                      <m:t>D</m:t>
+                    </m:r>
+                  </m:e>
+                  <m:sub>
+                    <m:r>
+                      <m:rPr>
+                        <m:nor/>
+                        <m:sty m:val="p"/>
+                      </m:rPr>
+                      <m:t>train</m:t>
+                    </m:r>
+                  </m:sub>
+                </m:sSub>
               </m:e>
             </m:d>
             <m:sSup>
@@ -11449,13 +12307,26 @@
               </m:rPr>
               <m:t>;</m:t>
             </m:r>
-            <m:r>
-              <m:rPr>
-                <m:scr m:val="script"/>
-                <m:sty m:val="p"/>
-              </m:rPr>
-              <m:t>X</m:t>
-            </m:r>
+            <m:sSub>
+              <m:e>
+                <m:r>
+                  <m:rPr>
+                    <m:scr m:val="script"/>
+                    <m:sty m:val="p"/>
+                  </m:rPr>
+                  <m:t>D</m:t>
+                </m:r>
+              </m:e>
+              <m:sub>
+                <m:r>
+                  <m:rPr>
+                    <m:nor/>
+                    <m:sty m:val="p"/>
+                  </m:rPr>
+                  <m:t>train</m:t>
+                </m:r>
+              </m:sub>
+            </m:sSub>
           </m:e>
         </m:d>
         <m:r>
@@ -11649,13 +12520,26 @@
                             </m:rPr>
                             <m:t>;</m:t>
                           </m:r>
-                          <m:r>
-                            <m:rPr>
-                              <m:scr m:val="script"/>
-                              <m:sty m:val="p"/>
-                            </m:rPr>
-                            <m:t>X</m:t>
-                          </m:r>
+                          <m:sSub>
+                            <m:e>
+                              <m:r>
+                                <m:rPr>
+                                  <m:scr m:val="script"/>
+                                  <m:sty m:val="p"/>
+                                </m:rPr>
+                                <m:t>D</m:t>
+                              </m:r>
+                            </m:e>
+                            <m:sub>
+                              <m:r>
+                                <m:rPr>
+                                  <m:nor/>
+                                  <m:sty m:val="p"/>
+                                </m:rPr>
+                                <m:t>train</m:t>
+                              </m:r>
+                            </m:sub>
+                          </m:sSub>
                         </m:e>
                       </m:d>
                       <m:r>
@@ -11724,13 +12608,26 @@
                     </m:rPr>
                     <m:t>;</m:t>
                   </m:r>
-                  <m:r>
-                    <m:rPr>
-                      <m:scr m:val="script"/>
-                      <m:sty m:val="p"/>
-                    </m:rPr>
-                    <m:t>X</m:t>
-                  </m:r>
+                  <m:sSub>
+                    <m:e>
+                      <m:r>
+                        <m:rPr>
+                          <m:scr m:val="script"/>
+                          <m:sty m:val="p"/>
+                        </m:rPr>
+                        <m:t>D</m:t>
+                      </m:r>
+                    </m:e>
+                    <m:sub>
+                      <m:r>
+                        <m:rPr>
+                          <m:nor/>
+                          <m:sty m:val="p"/>
+                        </m:rPr>
+                        <m:t>train</m:t>
+                      </m:r>
+                    </m:sub>
+                  </m:sSub>
                 </m:e>
               </m:d>
               <m:r>
@@ -11906,13 +12803,26 @@
               </m:rPr>
               <m:t>;</m:t>
             </m:r>
-            <m:r>
-              <m:rPr>
-                <m:scr m:val="script"/>
-                <m:sty m:val="p"/>
-              </m:rPr>
-              <m:t>X</m:t>
-            </m:r>
+            <m:sSub>
+              <m:e>
+                <m:r>
+                  <m:rPr>
+                    <m:scr m:val="script"/>
+                    <m:sty m:val="p"/>
+                  </m:rPr>
+                  <m:t>D</m:t>
+                </m:r>
+              </m:e>
+              <m:sub>
+                <m:r>
+                  <m:rPr>
+                    <m:nor/>
+                    <m:sty m:val="p"/>
+                  </m:rPr>
+                  <m:t>train</m:t>
+                </m:r>
+              </m:sub>
+            </m:sSub>
           </m:e>
         </m:d>
         <m:r>
@@ -11972,7 +12882,10 @@
           </m:e>
           <m:sub>
             <m:r>
-              <m:t>0</m:t>
+              <m:rPr>
+                <m:sty m:val="p"/>
+              </m:rPr>
+              <m:t>*</m:t>
             </m:r>
           </m:sub>
         </m:sSub>
@@ -12059,59 +12972,88 @@
               </m:rPr>
               <m:t>;</m:t>
             </m:r>
+            <m:sSub>
+              <m:e>
+                <m:r>
+                  <m:rPr>
+                    <m:scr m:val="script"/>
+                    <m:sty m:val="p"/>
+                  </m:rPr>
+                  <m:t>D</m:t>
+                </m:r>
+              </m:e>
+              <m:sub>
+                <m:r>
+                  <m:rPr>
+                    <m:nor/>
+                    <m:sty m:val="p"/>
+                  </m:rPr>
+                  <m:t>train</m:t>
+                </m:r>
+              </m:sub>
+            </m:sSub>
+          </m:e>
+        </m:d>
+        <m:r>
+          <m:t>​</m:t>
+        </m:r>
+      </m:oMath>
+      <w:r>
+        <w:t xml:space="preserve"> </w:t>
+      </w:r>
+      <w:r>
+        <w:t xml:space="preserve">because</w:t>
+      </w:r>
+      <w:r>
+        <w:t xml:space="preserve"> </w:t>
+      </w:r>
+      <m:oMath>
+        <m:sSub>
+          <m:e>
+            <m:r>
+              <m:t>Y</m:t>
+            </m:r>
+          </m:e>
+          <m:sub>
+            <m:r>
+              <m:rPr>
+                <m:sty m:val="p"/>
+              </m:rPr>
+              <m:t>*</m:t>
+            </m:r>
+          </m:sub>
+        </m:sSub>
+      </m:oMath>
+      <w:r>
+        <w:t xml:space="preserve"> </w:t>
+      </w:r>
+      <w:r>
+        <w:t xml:space="preserve">is independent of</w:t>
+      </w:r>
+      <w:r>
+        <w:t xml:space="preserve"> </w:t>
+      </w:r>
+      <m:oMath>
+        <m:sSub>
+          <m:e>
             <m:r>
               <m:rPr>
                 <m:scr m:val="script"/>
                 <m:sty m:val="p"/>
               </m:rPr>
-              <m:t>X</m:t>
-            </m:r>
-          </m:e>
-        </m:d>
-        <m:r>
-          <m:t>​</m:t>
-        </m:r>
-      </m:oMath>
-      <w:r>
-        <w:t xml:space="preserve"> </w:t>
-      </w:r>
-      <w:r>
-        <w:t xml:space="preserve">because</w:t>
-      </w:r>
-      <w:r>
-        <w:t xml:space="preserve"> </w:t>
-      </w:r>
-      <m:oMath>
-        <m:sSub>
-          <m:e>
-            <m:r>
-              <m:t>Y</m:t>
+              <m:t>D</m:t>
             </m:r>
           </m:e>
           <m:sub>
             <m:r>
-              <m:t>0</m:t>
+              <m:rPr>
+                <m:nor/>
+                <m:sty m:val="p"/>
+              </m:rPr>
+              <m:t>train</m:t>
             </m:r>
           </m:sub>
         </m:sSub>
-      </m:oMath>
-      <w:r>
-        <w:t xml:space="preserve"> </w:t>
-      </w:r>
-      <w:r>
-        <w:t xml:space="preserve">is independent of</w:t>
-      </w:r>
-      <w:r>
-        <w:t xml:space="preserve"> </w:t>
-      </w:r>
-      <m:oMath>
-        <m:r>
-          <m:rPr>
-            <m:scr m:val="script"/>
-            <m:sty m:val="p"/>
-          </m:rPr>
-          <m:t>X</m:t>
-        </m:r>
       </m:oMath>
       <w:r>
         <w:t xml:space="preserve">;</w:t>
@@ -12277,7 +13219,10 @@
                 </m:e>
                 <m:sub>
                   <m:r>
-                    <m:t>0</m:t>
+                    <m:rPr>
+                      <m:sty m:val="p"/>
+                    </m:rPr>
+                    <m:t>*</m:t>
                   </m:r>
                 </m:sub>
               </m:sSub>
@@ -12310,13 +13255,26 @@
                     </m:rPr>
                     <m:t>;</m:t>
                   </m:r>
-                  <m:r>
-                    <m:rPr>
-                      <m:scr m:val="script"/>
-                      <m:sty m:val="p"/>
-                    </m:rPr>
-                    <m:t>X</m:t>
-                  </m:r>
+                  <m:sSub>
+                    <m:e>
+                      <m:r>
+                        <m:rPr>
+                          <m:scr m:val="script"/>
+                          <m:sty m:val="p"/>
+                        </m:rPr>
+                        <m:t>D</m:t>
+                      </m:r>
+                    </m:e>
+                    <m:sub>
+                      <m:r>
+                        <m:rPr>
+                          <m:nor/>
+                          <m:sty m:val="p"/>
+                        </m:rPr>
+                        <m:t>train</m:t>
+                      </m:r>
+                    </m:sub>
+                  </m:sSub>
                 </m:e>
               </m:d>
               <m:r>
@@ -12403,13 +13361,26 @@
                     </m:rPr>
                     <m:t>;</m:t>
                   </m:r>
-                  <m:r>
-                    <m:rPr>
-                      <m:scr m:val="script"/>
-                      <m:sty m:val="p"/>
-                    </m:rPr>
-                    <m:t>X</m:t>
-                  </m:r>
+                  <m:sSub>
+                    <m:e>
+                      <m:r>
+                        <m:rPr>
+                          <m:scr m:val="script"/>
+                          <m:sty m:val="p"/>
+                        </m:rPr>
+                        <m:t>D</m:t>
+                      </m:r>
+                    </m:e>
+                    <m:sub>
+                      <m:r>
+                        <m:rPr>
+                          <m:nor/>
+                          <m:sty m:val="p"/>
+                        </m:rPr>
+                        <m:t>train</m:t>
+                      </m:r>
+                    </m:sub>
+                  </m:sSub>
                 </m:e>
               </m:d>
               <m:r>
@@ -12436,7 +13407,10 @@
                 </m:e>
                 <m:sub>
                   <m:r>
-                    <m:t>0</m:t>
+                    <m:rPr>
+                      <m:sty m:val="p"/>
+                    </m:rPr>
+                    <m:t>*</m:t>
                   </m:r>
                 </m:sub>
               </m:sSub>
@@ -12525,13 +13499,26 @@
                         </m:rPr>
                         <m:t>;</m:t>
                       </m:r>
-                      <m:r>
-                        <m:rPr>
-                          <m:scr m:val="script"/>
-                          <m:sty m:val="p"/>
-                        </m:rPr>
-                        <m:t>X</m:t>
-                      </m:r>
+                      <m:sSub>
+                        <m:e>
+                          <m:r>
+                            <m:rPr>
+                              <m:scr m:val="script"/>
+                              <m:sty m:val="p"/>
+                            </m:rPr>
+                            <m:t>D</m:t>
+                          </m:r>
+                        </m:e>
+                        <m:sub>
+                          <m:r>
+                            <m:rPr>
+                              <m:nor/>
+                              <m:sty m:val="p"/>
+                            </m:rPr>
+                            <m:t>train</m:t>
+                          </m:r>
+                        </m:sub>
+                      </m:sSub>
                     </m:e>
                   </m:d>
                   <m:r>
@@ -12704,7 +13691,10 @@
           </m:e>
           <m:sub>
             <m:r>
-              <m:t>0</m:t>
+              <m:rPr>
+                <m:sty m:val="p"/>
+              </m:rPr>
+              <m:t>*</m:t>
             </m:r>
           </m:sub>
         </m:sSub>
@@ -12739,7 +13729,10 @@
           </m:e>
           <m:sub>
             <m:r>
-              <m:t>0</m:t>
+              <m:rPr>
+                <m:sty m:val="p"/>
+              </m:rPr>
+              <m:t>*</m:t>
             </m:r>
           </m:sub>
         </m:sSub>
@@ -12941,7 +13934,10 @@
                     </m:e>
                     <m:sub>
                       <m:r>
-                        <m:t>0</m:t>
+                        <m:rPr>
+                          <m:sty m:val="p"/>
+                        </m:rPr>
+                        <m:t>*</m:t>
                       </m:r>
                     </m:sub>
                   </m:sSub>
@@ -13133,102 +14129,7 @@
                   <m:nor/>
                   <m:sty m:val="p"/>
                 </m:rPr>
-                <m:t>(expand: </m:t>
-              </m:r>
-              <m:r>
-                <m:t>​</m:t>
-              </m:r>
-              <m:d>
-                <m:dPr>
-                  <m:begChr m:val="("/>
-                  <m:sepChr m:val=""/>
-                  <m:endChr m:val=")"/>
-                  <m:grow/>
-                </m:dPr>
-                <m:e>
-                  <m:r>
-                    <m:t>a</m:t>
-                  </m:r>
-                  <m:r>
-                    <m:rPr>
-                      <m:sty m:val="p"/>
-                    </m:rPr>
-                    <m:t>+</m:t>
-                  </m:r>
-                  <m:r>
-                    <m:t>b</m:t>
-                  </m:r>
-                </m:e>
-              </m:d>
-              <m:sSup>
-                <m:e>
-                  <m:r>
-                    <m:t>​</m:t>
-                  </m:r>
-                </m:e>
-                <m:sup>
-                  <m:r>
-                    <m:t>2</m:t>
-                  </m:r>
-                </m:sup>
-              </m:sSup>
-              <m:r>
-                <m:rPr>
-                  <m:sty m:val="p"/>
-                </m:rPr>
-                <m:t>=</m:t>
-              </m:r>
-              <m:sSup>
-                <m:e>
-                  <m:r>
-                    <m:t>a</m:t>
-                  </m:r>
-                </m:e>
-                <m:sup>
-                  <m:r>
-                    <m:t>2</m:t>
-                  </m:r>
-                </m:sup>
-              </m:sSup>
-              <m:r>
-                <m:rPr>
-                  <m:sty m:val="p"/>
-                </m:rPr>
-                <m:t>+</m:t>
-              </m:r>
-              <m:r>
-                <m:t>2</m:t>
-              </m:r>
-              <m:r>
-                <m:t>a</m:t>
-              </m:r>
-              <m:r>
-                <m:t>b</m:t>
-              </m:r>
-              <m:r>
-                <m:rPr>
-                  <m:sty m:val="p"/>
-                </m:rPr>
-                <m:t>+</m:t>
-              </m:r>
-              <m:sSup>
-                <m:e>
-                  <m:r>
-                    <m:t>b</m:t>
-                  </m:r>
-                </m:e>
-                <m:sup>
-                  <m:r>
-                    <m:t>2</m:t>
-                  </m:r>
-                </m:sup>
-              </m:sSup>
-              <m:r>
-                <m:rPr>
-                  <m:nor/>
-                  <m:sty m:val="p"/>
-                </m:rPr>
-                <m:t>)</m:t>
+                <m:t>(expand the square of a sum)</m:t>
               </m:r>
             </m:e>
             <m:e>
@@ -14758,13 +15659,26 @@
                         </m:rPr>
                         <m:t>;</m:t>
                       </m:r>
-                      <m:r>
-                        <m:rPr>
-                          <m:scr m:val="script"/>
-                          <m:sty m:val="p"/>
-                        </m:rPr>
-                        <m:t>X</m:t>
-                      </m:r>
+                      <m:sSub>
+                        <m:e>
+                          <m:r>
+                            <m:rPr>
+                              <m:scr m:val="script"/>
+                              <m:sty m:val="p"/>
+                            </m:rPr>
+                            <m:t>D</m:t>
+                          </m:r>
+                        </m:e>
+                        <m:sub>
+                          <m:r>
+                            <m:rPr>
+                              <m:nor/>
+                              <m:sty m:val="p"/>
+                            </m:rPr>
+                            <m:t>train</m:t>
+                          </m:r>
+                        </m:sub>
+                      </m:sSub>
                     </m:e>
                   </m:d>
                   <m:r>
@@ -14863,13 +15777,26 @@
                         </m:rPr>
                         <m:t>;</m:t>
                       </m:r>
-                      <m:r>
-                        <m:rPr>
-                          <m:scr m:val="script"/>
-                          <m:sty m:val="p"/>
-                        </m:rPr>
-                        <m:t>X</m:t>
-                      </m:r>
+                      <m:sSub>
+                        <m:e>
+                          <m:r>
+                            <m:rPr>
+                              <m:scr m:val="script"/>
+                              <m:sty m:val="p"/>
+                            </m:rPr>
+                            <m:t>D</m:t>
+                          </m:r>
+                        </m:e>
+                        <m:sub>
+                          <m:r>
+                            <m:rPr>
+                              <m:nor/>
+                              <m:sty m:val="p"/>
+                            </m:rPr>
+                            <m:t>train</m:t>
+                          </m:r>
+                        </m:sub>
+                      </m:sSub>
                     </m:e>
                   </m:d>
                   <m:r>
@@ -14986,13 +15913,26 @@
                             </m:rPr>
                             <m:t>;</m:t>
                           </m:r>
-                          <m:r>
-                            <m:rPr>
-                              <m:scr m:val="script"/>
-                              <m:sty m:val="p"/>
-                            </m:rPr>
-                            <m:t>X</m:t>
-                          </m:r>
+                          <m:sSub>
+                            <m:e>
+                              <m:r>
+                                <m:rPr>
+                                  <m:scr m:val="script"/>
+                                  <m:sty m:val="p"/>
+                                </m:rPr>
+                                <m:t>D</m:t>
+                              </m:r>
+                            </m:e>
+                            <m:sub>
+                              <m:r>
+                                <m:rPr>
+                                  <m:nor/>
+                                  <m:sty m:val="p"/>
+                                </m:rPr>
+                                <m:t>train</m:t>
+                              </m:r>
+                            </m:sub>
+                          </m:sSub>
                         </m:e>
                       </m:d>
                       <m:r>
@@ -15118,13 +16058,26 @@
                         </m:rPr>
                         <m:t>;</m:t>
                       </m:r>
-                      <m:r>
-                        <m:rPr>
-                          <m:scr m:val="script"/>
-                          <m:sty m:val="p"/>
-                        </m:rPr>
-                        <m:t>X</m:t>
-                      </m:r>
+                      <m:sSub>
+                        <m:e>
+                          <m:r>
+                            <m:rPr>
+                              <m:scr m:val="script"/>
+                              <m:sty m:val="p"/>
+                            </m:rPr>
+                            <m:t>D</m:t>
+                          </m:r>
+                        </m:e>
+                        <m:sub>
+                          <m:r>
+                            <m:rPr>
+                              <m:nor/>
+                              <m:sty m:val="p"/>
+                            </m:rPr>
+                            <m:t>train</m:t>
+                          </m:r>
+                        </m:sub>
+                      </m:sSub>
                     </m:e>
                   </m:d>
                   <m:r>
@@ -15304,13 +16257,26 @@
                           </m:rPr>
                           <m:t>;</m:t>
                         </m:r>
-                        <m:r>
-                          <m:rPr>
-                            <m:scr m:val="script"/>
-                            <m:sty m:val="p"/>
-                          </m:rPr>
-                          <m:t>X</m:t>
-                        </m:r>
+                        <m:sSub>
+                          <m:e>
+                            <m:r>
+                              <m:rPr>
+                                <m:scr m:val="script"/>
+                                <m:sty m:val="p"/>
+                              </m:rPr>
+                              <m:t>D</m:t>
+                            </m:r>
+                          </m:e>
+                          <m:sub>
+                            <m:r>
+                              <m:rPr>
+                                <m:nor/>
+                                <m:sty m:val="p"/>
+                              </m:rPr>
+                              <m:t>train</m:t>
+                            </m:r>
+                          </m:sub>
+                        </m:sSub>
                       </m:e>
                     </m:d>
                     <m:r>
@@ -15341,83 +16307,7 @@
         <w:t xml:space="preserve"> </w:t>
       </w:r>
       <w:r>
-        <w:t xml:space="preserve">because</w:t>
-      </w:r>
-      <w:r>
-        <w:t xml:space="preserve"> </w:t>
-      </w:r>
-      <m:oMath>
-        <m:r>
-          <m:t>​</m:t>
-        </m:r>
-        <m:sSup>
-          <m:e>
-            <m:d>
-              <m:dPr>
-                <m:begChr m:val="("/>
-                <m:sepChr m:val=""/>
-                <m:endChr m:val=")"/>
-                <m:grow/>
-              </m:dPr>
-              <m:e>
-                <m:r>
-                  <m:rPr>
-                    <m:sty m:val="p"/>
-                  </m:rPr>
-                  <m:t>−</m:t>
-                </m:r>
-                <m:r>
-                  <m:t>a</m:t>
-                </m:r>
-              </m:e>
-            </m:d>
-          </m:e>
-          <m:sup>
-            <m:r>
-              <m:t>2</m:t>
-            </m:r>
-          </m:sup>
-        </m:sSup>
-        <m:r>
-          <m:t>​</m:t>
-        </m:r>
-        <m:r>
-          <m:rPr>
-            <m:sty m:val="p"/>
-          </m:rPr>
-          <m:t>=</m:t>
-        </m:r>
-        <m:r>
-          <m:t>​</m:t>
-        </m:r>
-        <m:sSup>
-          <m:e>
-            <m:d>
-              <m:dPr>
-                <m:begChr m:val="("/>
-                <m:sepChr m:val=""/>
-                <m:endChr m:val=")"/>
-                <m:grow/>
-              </m:dPr>
-              <m:e>
-                <m:r>
-                  <m:t>a</m:t>
-                </m:r>
-              </m:e>
-            </m:d>
-          </m:e>
-          <m:sup>
-            <m:r>
-              <m:t>2</m:t>
-            </m:r>
-          </m:sup>
-        </m:sSup>
-        <m:r>
-          <m:t>​</m:t>
-        </m:r>
-      </m:oMath>
-      <w:r>
-        <w:t xml:space="preserve">.</w:t>
+        <w:t xml:space="preserve">because a number and its negative have the same square.</w:t>
       </w:r>
       <w:r>
         <w:t xml:space="preserve"> </w:t>
@@ -15772,13 +16662,26 @@
                                     </m:rPr>
                                     <m:t>;</m:t>
                                   </m:r>
-                                  <m:r>
-                                    <m:rPr>
-                                      <m:scr m:val="script"/>
-                                      <m:sty m:val="p"/>
-                                    </m:rPr>
-                                    <m:t>X</m:t>
-                                  </m:r>
+                                  <m:sSub>
+                                    <m:e>
+                                      <m:r>
+                                        <m:rPr>
+                                          <m:scr m:val="script"/>
+                                          <m:sty m:val="p"/>
+                                        </m:rPr>
+                                        <m:t>D</m:t>
+                                      </m:r>
+                                    </m:e>
+                                    <m:sub>
+                                      <m:r>
+                                        <m:rPr>
+                                          <m:nor/>
+                                          <m:sty m:val="p"/>
+                                        </m:rPr>
+                                        <m:t>train</m:t>
+                                      </m:r>
+                                    </m:sub>
+                                  </m:sSub>
                                 </m:e>
                               </m:d>
                               <m:r>
@@ -15830,13 +16733,26 @@
                                         </m:rPr>
                                         <m:t>;</m:t>
                                       </m:r>
-                                      <m:r>
-                                        <m:rPr>
-                                          <m:scr m:val="script"/>
-                                          <m:sty m:val="p"/>
-                                        </m:rPr>
-                                        <m:t>X</m:t>
-                                      </m:r>
+                                      <m:sSub>
+                                        <m:e>
+                                          <m:r>
+                                            <m:rPr>
+                                              <m:scr m:val="script"/>
+                                              <m:sty m:val="p"/>
+                                            </m:rPr>
+                                            <m:t>D</m:t>
+                                          </m:r>
+                                        </m:e>
+                                        <m:sub>
+                                          <m:r>
+                                            <m:rPr>
+                                              <m:nor/>
+                                              <m:sty m:val="p"/>
+                                            </m:rPr>
+                                            <m:t>train</m:t>
+                                          </m:r>
+                                        </m:sub>
+                                      </m:sSub>
                                     </m:e>
                                   </m:d>
                                   <m:r>
@@ -15971,13 +16887,26 @@
                                 </m:rPr>
                                 <m:t>;</m:t>
                               </m:r>
-                              <m:r>
-                                <m:rPr>
-                                  <m:scr m:val="script"/>
-                                  <m:sty m:val="p"/>
-                                </m:rPr>
-                                <m:t>X</m:t>
-                              </m:r>
+                              <m:sSub>
+                                <m:e>
+                                  <m:r>
+                                    <m:rPr>
+                                      <m:scr m:val="script"/>
+                                      <m:sty m:val="p"/>
+                                    </m:rPr>
+                                    <m:t>D</m:t>
+                                  </m:r>
+                                </m:e>
+                                <m:sub>
+                                  <m:r>
+                                    <m:rPr>
+                                      <m:nor/>
+                                      <m:sty m:val="p"/>
+                                    </m:rPr>
+                                    <m:t>train</m:t>
+                                  </m:r>
+                                </m:sub>
+                              </m:sSub>
                             </m:e>
                           </m:d>
                           <m:r>
@@ -16029,13 +16958,26 @@
                                     </m:rPr>
                                     <m:t>;</m:t>
                                   </m:r>
-                                  <m:r>
-                                    <m:rPr>
-                                      <m:scr m:val="script"/>
-                                      <m:sty m:val="p"/>
-                                    </m:rPr>
-                                    <m:t>X</m:t>
-                                  </m:r>
+                                  <m:sSub>
+                                    <m:e>
+                                      <m:r>
+                                        <m:rPr>
+                                          <m:scr m:val="script"/>
+                                          <m:sty m:val="p"/>
+                                        </m:rPr>
+                                        <m:t>D</m:t>
+                                      </m:r>
+                                    </m:e>
+                                    <m:sub>
+                                      <m:r>
+                                        <m:rPr>
+                                          <m:nor/>
+                                          <m:sty m:val="p"/>
+                                        </m:rPr>
+                                        <m:t>train</m:t>
+                                      </m:r>
+                                    </m:sub>
+                                  </m:sSub>
                                 </m:e>
                               </m:d>
                               <m:r>
@@ -16074,82 +17016,7 @@
                   <m:nor/>
                   <m:sty m:val="p"/>
                 </m:rPr>
-                <m:t>(</m:t>
-              </m:r>
-              <m:r>
-                <m:t>​</m:t>
-              </m:r>
-              <m:sSup>
-                <m:e>
-                  <m:d>
-                    <m:dPr>
-                      <m:begChr m:val="("/>
-                      <m:sepChr m:val=""/>
-                      <m:endChr m:val=")"/>
-                      <m:grow/>
-                    </m:dPr>
-                    <m:e>
-                      <m:r>
-                        <m:rPr>
-                          <m:sty m:val="p"/>
-                        </m:rPr>
-                        <m:t>−</m:t>
-                      </m:r>
-                      <m:r>
-                        <m:t>a</m:t>
-                      </m:r>
-                    </m:e>
-                  </m:d>
-                </m:e>
-                <m:sup>
-                  <m:r>
-                    <m:t>2</m:t>
-                  </m:r>
-                </m:sup>
-              </m:sSup>
-              <m:r>
-                <m:t>​</m:t>
-              </m:r>
-              <m:r>
-                <m:rPr>
-                  <m:sty m:val="p"/>
-                </m:rPr>
-                <m:t>=</m:t>
-              </m:r>
-              <m:r>
-                <m:t>​</m:t>
-              </m:r>
-              <m:sSup>
-                <m:e>
-                  <m:d>
-                    <m:dPr>
-                      <m:begChr m:val="("/>
-                      <m:sepChr m:val=""/>
-                      <m:endChr m:val=")"/>
-                      <m:grow/>
-                    </m:dPr>
-                    <m:e>
-                      <m:r>
-                        <m:t>a</m:t>
-                      </m:r>
-                    </m:e>
-                  </m:d>
-                </m:e>
-                <m:sup>
-                  <m:r>
-                    <m:t>2</m:t>
-                  </m:r>
-                </m:sup>
-              </m:sSup>
-              <m:r>
-                <m:t>​</m:t>
-              </m:r>
-              <m:r>
-                <m:rPr>
-                  <m:nor/>
-                  <m:sty m:val="p"/>
-                </m:rPr>
-                <m:t>)</m:t>
+                <m:t>(a number and its negative have the same square)</m:t>
               </m:r>
             </m:e>
             <m:e>
@@ -16202,13 +17069,26 @@
                         </m:rPr>
                         <m:t>;</m:t>
                       </m:r>
-                      <m:r>
-                        <m:rPr>
-                          <m:scr m:val="script"/>
-                          <m:sty m:val="p"/>
-                        </m:rPr>
-                        <m:t>X</m:t>
-                      </m:r>
+                      <m:sSub>
+                        <m:e>
+                          <m:r>
+                            <m:rPr>
+                              <m:scr m:val="script"/>
+                              <m:sty m:val="p"/>
+                            </m:rPr>
+                            <m:t>D</m:t>
+                          </m:r>
+                        </m:e>
+                        <m:sub>
+                          <m:r>
+                            <m:rPr>
+                              <m:nor/>
+                              <m:sty m:val="p"/>
+                            </m:rPr>
+                            <m:t>train</m:t>
+                          </m:r>
+                        </m:sub>
+                      </m:sSub>
                     </m:e>
                   </m:d>
                   <m:r>
@@ -16391,13 +17271,26 @@
                             </m:rPr>
                             <m:t>;</m:t>
                           </m:r>
-                          <m:r>
-                            <m:rPr>
-                              <m:scr m:val="script"/>
-                              <m:sty m:val="p"/>
-                            </m:rPr>
-                            <m:t>X</m:t>
-                          </m:r>
+                          <m:sSub>
+                            <m:e>
+                              <m:r>
+                                <m:rPr>
+                                  <m:scr m:val="script"/>
+                                  <m:sty m:val="p"/>
+                                </m:rPr>
+                                <m:t>D</m:t>
+                              </m:r>
+                            </m:e>
+                            <m:sub>
+                              <m:r>
+                                <m:rPr>
+                                  <m:nor/>
+                                  <m:sty m:val="p"/>
+                                </m:rPr>
+                                <m:t>train</m:t>
+                              </m:r>
+                            </m:sub>
+                          </m:sSub>
                         </m:e>
                       </m:d>
                       <m:r>
@@ -16467,13 +17360,26 @@
                                     </m:rPr>
                                     <m:t>;</m:t>
                                   </m:r>
-                                  <m:r>
-                                    <m:rPr>
-                                      <m:scr m:val="script"/>
-                                      <m:sty m:val="p"/>
-                                    </m:rPr>
-                                    <m:t>X</m:t>
-                                  </m:r>
+                                  <m:sSub>
+                                    <m:e>
+                                      <m:r>
+                                        <m:rPr>
+                                          <m:scr m:val="script"/>
+                                          <m:sty m:val="p"/>
+                                        </m:rPr>
+                                        <m:t>D</m:t>
+                                      </m:r>
+                                    </m:e>
+                                    <m:sub>
+                                      <m:r>
+                                        <m:rPr>
+                                          <m:nor/>
+                                          <m:sty m:val="p"/>
+                                        </m:rPr>
+                                        <m:t>train</m:t>
+                                      </m:r>
+                                    </m:sub>
+                                  </m:sSub>
                                 </m:e>
                               </m:d>
                               <m:r>
@@ -16578,13 +17484,26 @@
                                 </m:rPr>
                                 <m:t>;</m:t>
                               </m:r>
-                              <m:r>
-                                <m:rPr>
-                                  <m:scr m:val="script"/>
-                                  <m:sty m:val="p"/>
-                                </m:rPr>
-                                <m:t>X</m:t>
-                              </m:r>
+                              <m:sSub>
+                                <m:e>
+                                  <m:r>
+                                    <m:rPr>
+                                      <m:scr m:val="script"/>
+                                      <m:sty m:val="p"/>
+                                    </m:rPr>
+                                    <m:t>D</m:t>
+                                  </m:r>
+                                </m:e>
+                                <m:sub>
+                                  <m:r>
+                                    <m:rPr>
+                                      <m:nor/>
+                                      <m:sty m:val="p"/>
+                                    </m:rPr>
+                                    <m:t>train</m:t>
+                                  </m:r>
+                                </m:sub>
+                              </m:sSub>
                             </m:e>
                           </m:d>
                           <m:r>
@@ -16653,13 +17572,26 @@
                         </m:rPr>
                         <m:t>;</m:t>
                       </m:r>
-                      <m:r>
-                        <m:rPr>
-                          <m:scr m:val="script"/>
-                          <m:sty m:val="p"/>
-                        </m:rPr>
-                        <m:t>X</m:t>
-                      </m:r>
+                      <m:sSub>
+                        <m:e>
+                          <m:r>
+                            <m:rPr>
+                              <m:scr m:val="script"/>
+                              <m:sty m:val="p"/>
+                            </m:rPr>
+                            <m:t>D</m:t>
+                          </m:r>
+                        </m:e>
+                        <m:sub>
+                          <m:r>
+                            <m:rPr>
+                              <m:nor/>
+                              <m:sty m:val="p"/>
+                            </m:rPr>
+                            <m:t>train</m:t>
+                          </m:r>
+                        </m:sub>
+                      </m:sSub>
                     </m:e>
                   </m:d>
                   <m:r>
@@ -17038,13 +17970,26 @@
             </m:r>
           </m:e>
           <m:sub>
-            <m:r>
-              <m:rPr>
-                <m:scr m:val="script"/>
-                <m:sty m:val="p"/>
-              </m:rPr>
-              <m:t>X</m:t>
-            </m:r>
+            <m:sSub>
+              <m:e>
+                <m:r>
+                  <m:rPr>
+                    <m:scr m:val="script"/>
+                    <m:sty m:val="p"/>
+                  </m:rPr>
+                  <m:t>D</m:t>
+                </m:r>
+              </m:e>
+              <m:sub>
+                <m:r>
+                  <m:rPr>
+                    <m:nor/>
+                    <m:sty m:val="p"/>
+                  </m:rPr>
+                  <m:t>train</m:t>
+                </m:r>
+              </m:sub>
+            </m:sSub>
           </m:sub>
         </m:sSub>
       </m:oMath>
@@ -17140,7 +18085,10 @@
           </m:e>
           <m:sub>
             <m:r>
-              <m:t>0</m:t>
+              <m:rPr>
+                <m:sty m:val="p"/>
+              </m:rPr>
+              <m:t>*</m:t>
             </m:r>
           </m:sub>
         </m:sSub>
@@ -18192,13 +19140,26 @@
         <w:t xml:space="preserve"> </w:t>
       </w:r>
       <m:oMath>
-        <m:r>
-          <m:rPr>
-            <m:scr m:val="script"/>
-            <m:sty m:val="p"/>
-          </m:rPr>
-          <m:t>X</m:t>
-        </m:r>
+        <m:sSub>
+          <m:e>
+            <m:r>
+              <m:rPr>
+                <m:scr m:val="script"/>
+                <m:sty m:val="p"/>
+              </m:rPr>
+              <m:t>D</m:t>
+            </m:r>
+          </m:e>
+          <m:sub>
+            <m:r>
+              <m:rPr>
+                <m:nor/>
+                <m:sty m:val="p"/>
+              </m:rPr>
+              <m:t>train</m:t>
+            </m:r>
+          </m:sub>
+        </m:sSub>
       </m:oMath>
       <w:r>
         <w:t xml:space="preserve"> </w:t>
@@ -18455,13 +19416,26 @@
                                 </m:rPr>
                                 <m:t>;</m:t>
                               </m:r>
-                              <m:r>
-                                <m:rPr>
-                                  <m:scr m:val="script"/>
-                                  <m:sty m:val="p"/>
-                                </m:rPr>
-                                <m:t>X</m:t>
-                              </m:r>
+                              <m:sSub>
+                                <m:e>
+                                  <m:r>
+                                    <m:rPr>
+                                      <m:scr m:val="script"/>
+                                      <m:sty m:val="p"/>
+                                    </m:rPr>
+                                    <m:t>D</m:t>
+                                  </m:r>
+                                </m:e>
+                                <m:sub>
+                                  <m:r>
+                                    <m:rPr>
+                                      <m:nor/>
+                                      <m:sty m:val="p"/>
+                                    </m:rPr>
+                                    <m:t>train</m:t>
+                                  </m:r>
+                                </m:sub>
+                              </m:sSub>
                             </m:e>
                           </m:d>
                           <m:r>
@@ -18555,13 +19529,26 @@
                                 </m:rPr>
                                 <m:t>;</m:t>
                               </m:r>
-                              <m:r>
-                                <m:rPr>
-                                  <m:scr m:val="script"/>
-                                  <m:sty m:val="p"/>
-                                </m:rPr>
-                                <m:t>X</m:t>
-                              </m:r>
+                              <m:sSub>
+                                <m:e>
+                                  <m:r>
+                                    <m:rPr>
+                                      <m:scr m:val="script"/>
+                                      <m:sty m:val="p"/>
+                                    </m:rPr>
+                                    <m:t>D</m:t>
+                                  </m:r>
+                                </m:e>
+                                <m:sub>
+                                  <m:r>
+                                    <m:rPr>
+                                      <m:nor/>
+                                      <m:sty m:val="p"/>
+                                    </m:rPr>
+                                    <m:t>train</m:t>
+                                  </m:r>
+                                </m:sub>
+                              </m:sSub>
                             </m:e>
                           </m:d>
                           <m:r>
@@ -18650,13 +19637,26 @@
                         </m:rPr>
                         <m:t>;</m:t>
                       </m:r>
-                      <m:r>
-                        <m:rPr>
-                          <m:scr m:val="script"/>
-                          <m:sty m:val="p"/>
-                        </m:rPr>
-                        <m:t>X</m:t>
-                      </m:r>
+                      <m:sSub>
+                        <m:e>
+                          <m:r>
+                            <m:rPr>
+                              <m:scr m:val="script"/>
+                              <m:sty m:val="p"/>
+                            </m:rPr>
+                            <m:t>D</m:t>
+                          </m:r>
+                        </m:e>
+                        <m:sub>
+                          <m:r>
+                            <m:rPr>
+                              <m:nor/>
+                              <m:sty m:val="p"/>
+                            </m:rPr>
+                            <m:t>train</m:t>
+                          </m:r>
+                        </m:sub>
+                      </m:sSub>
                     </m:e>
                   </m:d>
                   <m:r>
@@ -18725,13 +19725,26 @@
                         </m:rPr>
                         <m:t>;</m:t>
                       </m:r>
-                      <m:r>
-                        <m:rPr>
-                          <m:scr m:val="script"/>
-                          <m:sty m:val="p"/>
-                        </m:rPr>
-                        <m:t>X</m:t>
-                      </m:r>
+                      <m:sSub>
+                        <m:e>
+                          <m:r>
+                            <m:rPr>
+                              <m:scr m:val="script"/>
+                              <m:sty m:val="p"/>
+                            </m:rPr>
+                            <m:t>D</m:t>
+                          </m:r>
+                        </m:e>
+                        <m:sub>
+                          <m:r>
+                            <m:rPr>
+                              <m:nor/>
+                              <m:sty m:val="p"/>
+                            </m:rPr>
+                            <m:t>train</m:t>
+                          </m:r>
+                        </m:sub>
+                      </m:sSub>
                     </m:e>
                   </m:d>
                   <m:r>
@@ -19743,13 +20756,26 @@
         <w:t xml:space="preserve"> </w:t>
       </w:r>
       <m:oMath>
-        <m:r>
-          <m:rPr>
-            <m:scr m:val="script"/>
-            <m:sty m:val="p"/>
-          </m:rPr>
-          <m:t>X</m:t>
-        </m:r>
+        <m:sSub>
+          <m:e>
+            <m:r>
+              <m:rPr>
+                <m:scr m:val="script"/>
+                <m:sty m:val="p"/>
+              </m:rPr>
+              <m:t>D</m:t>
+            </m:r>
+          </m:e>
+          <m:sub>
+            <m:r>
+              <m:rPr>
+                <m:nor/>
+                <m:sty m:val="p"/>
+              </m:rPr>
+              <m:t>train</m:t>
+            </m:r>
+          </m:sub>
+        </m:sSub>
       </m:oMath>
       <w:r>
         <w:t xml:space="preserve">.</w:t>
@@ -19809,7 +20835,10 @@
           </m:e>
           <m:sub>
             <m:r>
-              <m:t>0</m:t>
+              <m:rPr>
+                <m:sty m:val="p"/>
+              </m:rPr>
+              <m:t>*</m:t>
             </m:r>
             <m:r>
               <m:rPr>
@@ -19836,7 +20865,10 @@
           </m:e>
           <m:sub>
             <m:r>
-              <m:t>0</m:t>
+              <m:rPr>
+                <m:sty m:val="p"/>
+              </m:rPr>
+              <m:t>*</m:t>
             </m:r>
             <m:r>
               <m:rPr>
@@ -19887,7 +20919,10 @@
           </m:e>
           <m:sub>
             <m:r>
-              <m:t>0</m:t>
+              <m:rPr>
+                <m:sty m:val="p"/>
+              </m:rPr>
+              <m:t>*</m:t>
             </m:r>
             <m:r>
               <m:rPr>
@@ -19914,7 +20949,10 @@
           </m:e>
           <m:sub>
             <m:r>
-              <m:t>0</m:t>
+              <m:rPr>
+                <m:sty m:val="p"/>
+              </m:rPr>
+              <m:t>*</m:t>
             </m:r>
             <m:r>
               <m:rPr>
@@ -19958,7 +20996,10 @@
           </m:e>
           <m:sub>
             <m:r>
-              <m:t>0</m:t>
+              <m:rPr>
+                <m:sty m:val="p"/>
+              </m:rPr>
+              <m:t>*</m:t>
             </m:r>
           </m:sub>
         </m:sSub>
@@ -19976,7 +21017,10 @@
           </m:e>
           <m:sub>
             <m:r>
-              <m:t>0</m:t>
+              <m:rPr>
+                <m:sty m:val="p"/>
+              </m:rPr>
+              <m:t>*</m:t>
             </m:r>
           </m:sub>
         </m:sSub>
@@ -20017,13 +21061,26 @@
         <w:t xml:space="preserve"> </w:t>
       </w:r>
       <m:oMath>
-        <m:r>
-          <m:rPr>
-            <m:scr m:val="script"/>
-            <m:sty m:val="p"/>
-          </m:rPr>
-          <m:t>X</m:t>
-        </m:r>
+        <m:sSub>
+          <m:e>
+            <m:r>
+              <m:rPr>
+                <m:scr m:val="script"/>
+                <m:sty m:val="p"/>
+              </m:rPr>
+              <m:t>D</m:t>
+            </m:r>
+          </m:e>
+          <m:sub>
+            <m:r>
+              <m:rPr>
+                <m:nor/>
+                <m:sty m:val="p"/>
+              </m:rPr>
+              <m:t>train</m:t>
+            </m:r>
+          </m:sub>
+        </m:sSub>
       </m:oMath>
       <w:r>
         <w:t xml:space="preserve">.</w:t>
@@ -20040,13 +21097,26 @@
         <w:t xml:space="preserve"> </w:t>
       </w:r>
       <m:oMath>
-        <m:r>
-          <m:rPr>
-            <m:scr m:val="script"/>
-            <m:sty m:val="p"/>
-          </m:rPr>
-          <m:t>X</m:t>
-        </m:r>
+        <m:sSub>
+          <m:e>
+            <m:r>
+              <m:rPr>
+                <m:scr m:val="script"/>
+                <m:sty m:val="p"/>
+              </m:rPr>
+              <m:t>D</m:t>
+            </m:r>
+          </m:e>
+          <m:sub>
+            <m:r>
+              <m:rPr>
+                <m:nor/>
+                <m:sty m:val="p"/>
+              </m:rPr>
+              <m:t>train</m:t>
+            </m:r>
+          </m:sub>
+        </m:sSub>
       </m:oMath>
       <w:r>
         <w:t xml:space="preserve">,</w:t>
@@ -20088,13 +21158,26 @@
             </m:r>
           </m:e>
           <m:sub>
-            <m:r>
-              <m:rPr>
-                <m:scr m:val="script"/>
-                <m:sty m:val="p"/>
-              </m:rPr>
-              <m:t>X</m:t>
-            </m:r>
+            <m:sSub>
+              <m:e>
+                <m:r>
+                  <m:rPr>
+                    <m:scr m:val="script"/>
+                    <m:sty m:val="p"/>
+                  </m:rPr>
+                  <m:t>D</m:t>
+                </m:r>
+              </m:e>
+              <m:sub>
+                <m:r>
+                  <m:rPr>
+                    <m:nor/>
+                    <m:sty m:val="p"/>
+                  </m:rPr>
+                  <m:t>train</m:t>
+                </m:r>
+              </m:sub>
+            </m:sSub>
           </m:sub>
         </m:sSub>
       </m:oMath>
@@ -20209,7 +21292,10 @@
                         </m:e>
                         <m:sub>
                           <m:r>
-                            <m:t>0</m:t>
+                            <m:rPr>
+                              <m:sty m:val="p"/>
+                            </m:rPr>
+                            <m:t>*</m:t>
                           </m:r>
                           <m:r>
                             <m:rPr>
@@ -20242,7 +21328,10 @@
                         </m:e>
                         <m:sub>
                           <m:r>
-                            <m:t>0</m:t>
+                            <m:rPr>
+                              <m:sty m:val="p"/>
+                            </m:rPr>
+                            <m:t>*</m:t>
                           </m:r>
                           <m:r>
                             <m:rPr>
@@ -20273,13 +21362,26 @@
                 </m:rPr>
                 <m:t>∣</m:t>
               </m:r>
-              <m:r>
-                <m:rPr>
-                  <m:scr m:val="script"/>
-                  <m:sty m:val="p"/>
-                </m:rPr>
-                <m:t>X</m:t>
-              </m:r>
+              <m:sSub>
+                <m:e>
+                  <m:r>
+                    <m:rPr>
+                      <m:scr m:val="script"/>
+                      <m:sty m:val="p"/>
+                    </m:rPr>
+                    <m:t>D</m:t>
+                  </m:r>
+                </m:e>
+                <m:sub>
+                  <m:r>
+                    <m:rPr>
+                      <m:nor/>
+                      <m:sty m:val="p"/>
+                    </m:rPr>
+                    <m:t>train</m:t>
+                  </m:r>
+                </m:sub>
+              </m:sSub>
             </m:e>
           </m:d>
           <m:r>
@@ -20301,13 +21403,26 @@
               </m:r>
             </m:e>
             <m:sub>
-              <m:r>
-                <m:rPr>
-                  <m:scr m:val="script"/>
-                  <m:sty m:val="p"/>
-                </m:rPr>
-                <m:t>X</m:t>
-              </m:r>
+              <m:sSub>
+                <m:e>
+                  <m:r>
+                    <m:rPr>
+                      <m:scr m:val="script"/>
+                      <m:sty m:val="p"/>
+                    </m:rPr>
+                    <m:t>D</m:t>
+                  </m:r>
+                </m:e>
+                <m:sub>
+                  <m:r>
+                    <m:rPr>
+                      <m:nor/>
+                      <m:sty m:val="p"/>
+                    </m:rPr>
+                    <m:t>train</m:t>
+                  </m:r>
+                </m:sub>
+              </m:sSub>
             </m:sub>
           </m:sSub>
           <m:r>
@@ -20342,13 +21457,26 @@
         <w:t xml:space="preserve"> </w:t>
       </w:r>
       <m:oMath>
-        <m:r>
-          <m:rPr>
-            <m:scr m:val="script"/>
-            <m:sty m:val="p"/>
-          </m:rPr>
-          <m:t>X</m:t>
-        </m:r>
+        <m:sSub>
+          <m:e>
+            <m:r>
+              <m:rPr>
+                <m:scr m:val="script"/>
+                <m:sty m:val="p"/>
+              </m:rPr>
+              <m:t>D</m:t>
+            </m:r>
+          </m:e>
+          <m:sub>
+            <m:r>
+              <m:rPr>
+                <m:nor/>
+                <m:sty m:val="p"/>
+              </m:rPr>
+              <m:t>train</m:t>
+            </m:r>
+          </m:sub>
+        </m:sSub>
       </m:oMath>
       <w:r>
         <w:t xml:space="preserve">, the rule</w:t>
@@ -20398,7 +21526,10 @@
           </m:e>
           <m:sub>
             <m:r>
-              <m:t>0</m:t>
+              <m:rPr>
+                <m:sty m:val="p"/>
+              </m:rPr>
+              <m:t>*</m:t>
             </m:r>
           </m:sub>
         </m:sSub>
@@ -20416,7 +21547,10 @@
           </m:e>
           <m:sub>
             <m:r>
-              <m:t>0</m:t>
+              <m:rPr>
+                <m:sty m:val="p"/>
+              </m:rPr>
+              <m:t>*</m:t>
             </m:r>
           </m:sub>
         </m:sSub>
@@ -20437,13 +21571,26 @@
         <w:t xml:space="preserve"> </w:t>
       </w:r>
       <m:oMath>
-        <m:r>
-          <m:rPr>
-            <m:scr m:val="script"/>
-            <m:sty m:val="p"/>
-          </m:rPr>
-          <m:t>X</m:t>
-        </m:r>
+        <m:sSub>
+          <m:e>
+            <m:r>
+              <m:rPr>
+                <m:scr m:val="script"/>
+                <m:sty m:val="p"/>
+              </m:rPr>
+              <m:t>D</m:t>
+            </m:r>
+          </m:e>
+          <m:sub>
+            <m:r>
+              <m:rPr>
+                <m:nor/>
+                <m:sty m:val="p"/>
+              </m:rPr>
+              <m:t>train</m:t>
+            </m:r>
+          </m:sub>
+        </m:sSub>
       </m:oMath>
       <w:r>
         <w:t xml:space="preserve">,</w:t>
@@ -20512,7 +21659,10 @@
                       </m:e>
                       <m:sub>
                         <m:r>
-                          <m:t>0</m:t>
+                          <m:rPr>
+                            <m:sty m:val="p"/>
+                          </m:rPr>
+                          <m:t>*</m:t>
                         </m:r>
                         <m:r>
                           <m:rPr>
@@ -20545,7 +21695,10 @@
                       </m:e>
                       <m:sub>
                         <m:r>
-                          <m:t>0</m:t>
+                          <m:rPr>
+                            <m:sty m:val="p"/>
+                          </m:rPr>
+                          <m:t>*</m:t>
                         </m:r>
                         <m:r>
                           <m:rPr>
@@ -20576,13 +21729,26 @@
               </m:rPr>
               <m:t>∣</m:t>
             </m:r>
-            <m:r>
-              <m:rPr>
-                <m:scr m:val="script"/>
-                <m:sty m:val="p"/>
-              </m:rPr>
-              <m:t>X</m:t>
-            </m:r>
+            <m:sSub>
+              <m:e>
+                <m:r>
+                  <m:rPr>
+                    <m:scr m:val="script"/>
+                    <m:sty m:val="p"/>
+                  </m:rPr>
+                  <m:t>D</m:t>
+                </m:r>
+              </m:e>
+              <m:sub>
+                <m:r>
+                  <m:rPr>
+                    <m:nor/>
+                    <m:sty m:val="p"/>
+                  </m:rPr>
+                  <m:t>train</m:t>
+                </m:r>
+              </m:sub>
+            </m:sSub>
           </m:e>
         </m:d>
         <m:r>
@@ -20604,13 +21770,26 @@
             </m:r>
           </m:e>
           <m:sub>
-            <m:r>
-              <m:rPr>
-                <m:scr m:val="script"/>
-                <m:sty m:val="p"/>
-              </m:rPr>
-              <m:t>X</m:t>
-            </m:r>
+            <m:sSub>
+              <m:e>
+                <m:r>
+                  <m:rPr>
+                    <m:scr m:val="script"/>
+                    <m:sty m:val="p"/>
+                  </m:rPr>
+                  <m:t>D</m:t>
+                </m:r>
+              </m:e>
+              <m:sub>
+                <m:r>
+                  <m:rPr>
+                    <m:nor/>
+                    <m:sty m:val="p"/>
+                  </m:rPr>
+                  <m:t>train</m:t>
+                </m:r>
+              </m:sub>
+            </m:sSub>
           </m:sub>
         </m:sSub>
       </m:oMath>
@@ -20753,7 +21932,10 @@
                             </m:e>
                             <m:sub>
                               <m:r>
-                                <m:t>0</m:t>
+                                <m:rPr>
+                                  <m:sty m:val="p"/>
+                                </m:rPr>
+                                <m:t>*</m:t>
                               </m:r>
                               <m:r>
                                 <m:rPr>
@@ -20786,7 +21968,10 @@
                             </m:e>
                             <m:sub>
                               <m:r>
-                                <m:t>0</m:t>
+                                <m:rPr>
+                                  <m:sty m:val="p"/>
+                                </m:rPr>
+                                <m:t>*</m:t>
                               </m:r>
                               <m:r>
                                 <m:rPr>
@@ -20817,13 +22002,26 @@
                     </m:rPr>
                     <m:t>∣</m:t>
                   </m:r>
-                  <m:r>
-                    <m:rPr>
-                      <m:scr m:val="script"/>
-                      <m:sty m:val="p"/>
-                    </m:rPr>
-                    <m:t>X</m:t>
-                  </m:r>
+                  <m:sSub>
+                    <m:e>
+                      <m:r>
+                        <m:rPr>
+                          <m:scr m:val="script"/>
+                          <m:sty m:val="p"/>
+                        </m:rPr>
+                        <m:t>D</m:t>
+                      </m:r>
+                    </m:e>
+                    <m:sub>
+                      <m:r>
+                        <m:rPr>
+                          <m:nor/>
+                          <m:sty m:val="p"/>
+                        </m:rPr>
+                        <m:t>train</m:t>
+                      </m:r>
+                    </m:sub>
+                  </m:sSub>
                 </m:e>
               </m:d>
               <m:r>
@@ -20941,7 +22139,10 @@
                             </m:e>
                             <m:sub>
                               <m:r>
-                                <m:t>0</m:t>
+                                <m:rPr>
+                                  <m:sty m:val="p"/>
+                                </m:rPr>
+                                <m:t>*</m:t>
                               </m:r>
                               <m:r>
                                 <m:rPr>
@@ -20974,7 +22175,10 @@
                             </m:e>
                             <m:sub>
                               <m:r>
-                                <m:t>0</m:t>
+                                <m:rPr>
+                                  <m:sty m:val="p"/>
+                                </m:rPr>
+                                <m:t>*</m:t>
                               </m:r>
                               <m:r>
                                 <m:rPr>
@@ -21005,13 +22209,26 @@
                     </m:rPr>
                     <m:t>∣</m:t>
                   </m:r>
-                  <m:r>
-                    <m:rPr>
-                      <m:scr m:val="script"/>
-                      <m:sty m:val="p"/>
-                    </m:rPr>
-                    <m:t>X</m:t>
-                  </m:r>
+                  <m:sSub>
+                    <m:e>
+                      <m:r>
+                        <m:rPr>
+                          <m:scr m:val="script"/>
+                          <m:sty m:val="p"/>
+                        </m:rPr>
+                        <m:t>D</m:t>
+                      </m:r>
+                    </m:e>
+                    <m:sub>
+                      <m:r>
+                        <m:rPr>
+                          <m:nor/>
+                          <m:sty m:val="p"/>
+                        </m:rPr>
+                        <m:t>train</m:t>
+                      </m:r>
+                    </m:sub>
+                  </m:sSub>
                 </m:e>
               </m:d>
               <m:r>
@@ -21161,7 +22378,10 @@
                             </m:e>
                             <m:sub>
                               <m:r>
-                                <m:t>0</m:t>
+                                <m:rPr>
+                                  <m:sty m:val="p"/>
+                                </m:rPr>
+                                <m:t>*</m:t>
                               </m:r>
                               <m:r>
                                 <m:rPr>
@@ -21194,7 +22414,10 @@
                             </m:e>
                             <m:sub>
                               <m:r>
-                                <m:t>0</m:t>
+                                <m:rPr>
+                                  <m:sty m:val="p"/>
+                                </m:rPr>
+                                <m:t>*</m:t>
                               </m:r>
                               <m:r>
                                 <m:rPr>
@@ -21225,13 +22448,26 @@
                     </m:rPr>
                     <m:t>∣</m:t>
                   </m:r>
-                  <m:r>
-                    <m:rPr>
-                      <m:scr m:val="script"/>
-                      <m:sty m:val="p"/>
-                    </m:rPr>
-                    <m:t>X</m:t>
-                  </m:r>
+                  <m:sSub>
+                    <m:e>
+                      <m:r>
+                        <m:rPr>
+                          <m:scr m:val="script"/>
+                          <m:sty m:val="p"/>
+                        </m:rPr>
+                        <m:t>D</m:t>
+                      </m:r>
+                    </m:e>
+                    <m:sub>
+                      <m:r>
+                        <m:rPr>
+                          <m:nor/>
+                          <m:sty m:val="p"/>
+                        </m:rPr>
+                        <m:t>train</m:t>
+                      </m:r>
+                    </m:sub>
+                  </m:sSub>
                 </m:e>
               </m:d>
               <m:r>
@@ -21329,13 +22565,26 @@
                       </m:r>
                     </m:e>
                     <m:sub>
-                      <m:r>
-                        <m:rPr>
-                          <m:scr m:val="script"/>
-                          <m:sty m:val="p"/>
-                        </m:rPr>
-                        <m:t>X</m:t>
-                      </m:r>
+                      <m:sSub>
+                        <m:e>
+                          <m:r>
+                            <m:rPr>
+                              <m:scr m:val="script"/>
+                              <m:sty m:val="p"/>
+                            </m:rPr>
+                            <m:t>D</m:t>
+                          </m:r>
+                        </m:e>
+                        <m:sub>
+                          <m:r>
+                            <m:rPr>
+                              <m:nor/>
+                              <m:sty m:val="p"/>
+                            </m:rPr>
+                            <m:t>train</m:t>
+                          </m:r>
+                        </m:sub>
+                      </m:sSub>
                     </m:sub>
                   </m:sSub>
                 </m:e>
@@ -21409,13 +22658,26 @@
                       </m:r>
                     </m:e>
                     <m:sub>
-                      <m:r>
-                        <m:rPr>
-                          <m:scr m:val="script"/>
-                          <m:sty m:val="p"/>
-                        </m:rPr>
-                        <m:t>X</m:t>
-                      </m:r>
+                      <m:sSub>
+                        <m:e>
+                          <m:r>
+                            <m:rPr>
+                              <m:scr m:val="script"/>
+                              <m:sty m:val="p"/>
+                            </m:rPr>
+                            <m:t>D</m:t>
+                          </m:r>
+                        </m:e>
+                        <m:sub>
+                          <m:r>
+                            <m:rPr>
+                              <m:nor/>
+                              <m:sty m:val="p"/>
+                            </m:rPr>
+                            <m:t>train</m:t>
+                          </m:r>
+                        </m:sub>
+                      </m:sSub>
                     </m:sub>
                   </m:sSub>
                 </m:e>
@@ -21510,13 +22772,26 @@
                   </m:r>
                 </m:e>
                 <m:sub>
-                  <m:r>
-                    <m:rPr>
-                      <m:scr m:val="script"/>
-                      <m:sty m:val="p"/>
-                    </m:rPr>
-                    <m:t>X</m:t>
-                  </m:r>
+                  <m:sSub>
+                    <m:e>
+                      <m:r>
+                        <m:rPr>
+                          <m:scr m:val="script"/>
+                          <m:sty m:val="p"/>
+                        </m:rPr>
+                        <m:t>D</m:t>
+                      </m:r>
+                    </m:e>
+                    <m:sub>
+                      <m:r>
+                        <m:rPr>
+                          <m:nor/>
+                          <m:sty m:val="p"/>
+                        </m:rPr>
+                        <m:t>train</m:t>
+                      </m:r>
+                    </m:sub>
+                  </m:sSub>
                 </m:sub>
               </m:sSub>
               <m:r>
@@ -21565,13 +22840,26 @@
                   </m:r>
                 </m:e>
                 <m:sub>
-                  <m:r>
-                    <m:rPr>
-                      <m:scr m:val="script"/>
-                      <m:sty m:val="p"/>
-                    </m:rPr>
-                    <m:t>X</m:t>
-                  </m:r>
+                  <m:sSub>
+                    <m:e>
+                      <m:r>
+                        <m:rPr>
+                          <m:scr m:val="script"/>
+                          <m:sty m:val="p"/>
+                        </m:rPr>
+                        <m:t>D</m:t>
+                      </m:r>
+                    </m:e>
+                    <m:sub>
+                      <m:r>
+                        <m:rPr>
+                          <m:nor/>
+                          <m:sty m:val="p"/>
+                        </m:rPr>
+                        <m:t>train</m:t>
+                      </m:r>
+                    </m:sub>
+                  </m:sSub>
                 </m:sub>
               </m:sSub>
               <m:r>
@@ -21649,13 +22937,26 @@
                   </m:r>
                 </m:e>
                 <m:sub>
-                  <m:r>
-                    <m:rPr>
-                      <m:scr m:val="script"/>
-                      <m:sty m:val="p"/>
-                    </m:rPr>
-                    <m:t>X</m:t>
-                  </m:r>
+                  <m:sSub>
+                    <m:e>
+                      <m:r>
+                        <m:rPr>
+                          <m:scr m:val="script"/>
+                          <m:sty m:val="p"/>
+                        </m:rPr>
+                        <m:t>D</m:t>
+                      </m:r>
+                    </m:e>
+                    <m:sub>
+                      <m:r>
+                        <m:rPr>
+                          <m:nor/>
+                          <m:sty m:val="p"/>
+                        </m:rPr>
+                        <m:t>train</m:t>
+                      </m:r>
+                    </m:sub>
+                  </m:sSub>
                 </m:sub>
               </m:sSub>
               <m:r>
@@ -21666,36 +22967,10 @@
               </m:r>
               <m:r>
                 <m:rPr>
+                  <m:nor/>
                   <m:sty m:val="p"/>
                 </m:rPr>
-                <m:t>(</m:t>
-              </m:r>
-              <m:r>
-                <m:t>1</m:t>
-              </m:r>
-              <m:r>
-                <m:rPr>
-                  <m:sty m:val="p"/>
-                </m:rPr>
-                <m:t>⋅</m:t>
-              </m:r>
-              <m:r>
-                <m:t>b</m:t>
-              </m:r>
-              <m:r>
-                <m:rPr>
-                  <m:sty m:val="p"/>
-                </m:rPr>
-                <m:t>=</m:t>
-              </m:r>
-              <m:r>
-                <m:t>b</m:t>
-              </m:r>
-              <m:r>
-                <m:rPr>
-                  <m:sty m:val="p"/>
-                </m:rPr>
-                <m:t>)</m:t>
+                <m:t>(multiplying by 1 changes nothing)</m:t>
               </m:r>
             </m:e>
           </m:eqArr>
@@ -21731,13 +23006,26 @@
         <w:t xml:space="preserve"> </w:t>
       </w:r>
       <m:oMath>
-        <m:r>
-          <m:rPr>
-            <m:scr m:val="script"/>
-            <m:sty m:val="p"/>
-          </m:rPr>
-          <m:t>X</m:t>
-        </m:r>
+        <m:sSub>
+          <m:e>
+            <m:r>
+              <m:rPr>
+                <m:scr m:val="script"/>
+                <m:sty m:val="p"/>
+              </m:rPr>
+              <m:t>D</m:t>
+            </m:r>
+          </m:e>
+          <m:sub>
+            <m:r>
+              <m:rPr>
+                <m:nor/>
+                <m:sty m:val="p"/>
+              </m:rPr>
+              <m:t>train</m:t>
+            </m:r>
+          </m:sub>
+        </m:sSub>
       </m:oMath>
       <w:r>
         <w:t xml:space="preserve">.</w:t>
@@ -21809,13 +23097,26 @@
         <w:t xml:space="preserve"> </w:t>
       </w:r>
       <m:oMath>
-        <m:r>
-          <m:rPr>
-            <m:scr m:val="script"/>
-            <m:sty m:val="p"/>
-          </m:rPr>
-          <m:t>X</m:t>
-        </m:r>
+        <m:sSub>
+          <m:e>
+            <m:r>
+              <m:rPr>
+                <m:scr m:val="script"/>
+                <m:sty m:val="p"/>
+              </m:rPr>
+              <m:t>D</m:t>
+            </m:r>
+          </m:e>
+          <m:sub>
+            <m:r>
+              <m:rPr>
+                <m:nor/>
+                <m:sty m:val="p"/>
+              </m:rPr>
+              <m:t>train</m:t>
+            </m:r>
+          </m:sub>
+        </m:sSub>
       </m:oMath>
       <w:r>
         <w:t xml:space="preserve">,</w:t>
@@ -21875,7 +23176,10 @@
           </m:e>
           <m:sub>
             <m:r>
-              <m:t>0</m:t>
+              <m:rPr>
+                <m:sty m:val="p"/>
+              </m:rPr>
+              <m:t>*</m:t>
             </m:r>
             <m:r>
               <m:rPr>
@@ -21902,7 +23206,10 @@
           </m:e>
           <m:sub>
             <m:r>
-              <m:t>0</m:t>
+              <m:rPr>
+                <m:sty m:val="p"/>
+              </m:rPr>
+              <m:t>*</m:t>
             </m:r>
             <m:r>
               <m:rPr>
@@ -21953,7 +23260,10 @@
           </m:e>
           <m:sub>
             <m:r>
-              <m:t>0</m:t>
+              <m:rPr>
+                <m:sty m:val="p"/>
+              </m:rPr>
+              <m:t>*</m:t>
             </m:r>
             <m:r>
               <m:rPr>
@@ -21980,7 +23290,10 @@
           </m:e>
           <m:sub>
             <m:r>
-              <m:t>0</m:t>
+              <m:rPr>
+                <m:sty m:val="p"/>
+              </m:rPr>
+              <m:t>*</m:t>
             </m:r>
             <m:r>
               <m:rPr>
@@ -22024,7 +23337,10 @@
           </m:e>
           <m:sub>
             <m:r>
-              <m:t>0</m:t>
+              <m:rPr>
+                <m:sty m:val="p"/>
+              </m:rPr>
+              <m:t>*</m:t>
             </m:r>
           </m:sub>
         </m:sSub>
@@ -22042,7 +23358,10 @@
           </m:e>
           <m:sub>
             <m:r>
-              <m:t>0</m:t>
+              <m:rPr>
+                <m:sty m:val="p"/>
+              </m:rPr>
+              <m:t>*</m:t>
             </m:r>
           </m:sub>
         </m:sSub>
@@ -22066,13 +23385,26 @@
         <w:t xml:space="preserve"> </w:t>
       </w:r>
       <m:oMath>
-        <m:r>
-          <m:rPr>
-            <m:scr m:val="script"/>
-            <m:sty m:val="p"/>
-          </m:rPr>
-          <m:t>X</m:t>
-        </m:r>
+        <m:sSub>
+          <m:e>
+            <m:r>
+              <m:rPr>
+                <m:scr m:val="script"/>
+                <m:sty m:val="p"/>
+              </m:rPr>
+              <m:t>D</m:t>
+            </m:r>
+          </m:e>
+          <m:sub>
+            <m:r>
+              <m:rPr>
+                <m:nor/>
+                <m:sty m:val="p"/>
+              </m:rPr>
+              <m:t>train</m:t>
+            </m:r>
+          </m:sub>
+        </m:sSub>
       </m:oMath>
       <w:r>
         <w:t xml:space="preserve">.</w:t>
@@ -22087,13 +23419,26 @@
         <w:t xml:space="preserve"> </w:t>
       </w:r>
       <m:oMath>
-        <m:r>
-          <m:rPr>
-            <m:scr m:val="script"/>
-            <m:sty m:val="p"/>
-          </m:rPr>
-          <m:t>X</m:t>
-        </m:r>
+        <m:sSub>
+          <m:e>
+            <m:r>
+              <m:rPr>
+                <m:scr m:val="script"/>
+                <m:sty m:val="p"/>
+              </m:rPr>
+              <m:t>D</m:t>
+            </m:r>
+          </m:e>
+          <m:sub>
+            <m:r>
+              <m:rPr>
+                <m:nor/>
+                <m:sty m:val="p"/>
+              </m:rPr>
+              <m:t>train</m:t>
+            </m:r>
+          </m:sub>
+        </m:sSub>
       </m:oMath>
       <w:r>
         <w:t xml:space="preserve">,</w:t>
@@ -22249,7 +23594,10 @@
                         </m:e>
                         <m:sub>
                           <m:r>
-                            <m:t>0</m:t>
+                            <m:rPr>
+                              <m:sty m:val="p"/>
+                            </m:rPr>
+                            <m:t>*</m:t>
                           </m:r>
                           <m:r>
                             <m:rPr>
@@ -22282,7 +23630,10 @@
                         </m:e>
                         <m:sub>
                           <m:r>
-                            <m:t>0</m:t>
+                            <m:rPr>
+                              <m:sty m:val="p"/>
+                            </m:rPr>
+                            <m:t>*</m:t>
                           </m:r>
                           <m:r>
                             <m:rPr>
@@ -22313,13 +23664,26 @@
                 </m:rPr>
                 <m:t>∣</m:t>
               </m:r>
-              <m:r>
-                <m:rPr>
-                  <m:scr m:val="script"/>
-                  <m:sty m:val="p"/>
-                </m:rPr>
-                <m:t>X</m:t>
-              </m:r>
+              <m:sSub>
+                <m:e>
+                  <m:r>
+                    <m:rPr>
+                      <m:scr m:val="script"/>
+                      <m:sty m:val="p"/>
+                    </m:rPr>
+                    <m:t>D</m:t>
+                  </m:r>
+                </m:e>
+                <m:sub>
+                  <m:r>
+                    <m:rPr>
+                      <m:nor/>
+                      <m:sty m:val="p"/>
+                    </m:rPr>
+                    <m:t>train</m:t>
+                  </m:r>
+                </m:sub>
+              </m:sSub>
             </m:e>
           </m:d>
           <m:r>
@@ -22341,13 +23705,26 @@
               </m:r>
             </m:e>
             <m:sub>
-              <m:r>
-                <m:rPr>
-                  <m:scr m:val="script"/>
-                  <m:sty m:val="p"/>
-                </m:rPr>
-                <m:t>X</m:t>
-              </m:r>
+              <m:sSub>
+                <m:e>
+                  <m:r>
+                    <m:rPr>
+                      <m:scr m:val="script"/>
+                      <m:sty m:val="p"/>
+                    </m:rPr>
+                    <m:t>D</m:t>
+                  </m:r>
+                </m:e>
+                <m:sub>
+                  <m:r>
+                    <m:rPr>
+                      <m:nor/>
+                      <m:sty m:val="p"/>
+                    </m:rPr>
+                    <m:t>train</m:t>
+                  </m:r>
+                </m:sub>
+              </m:sSub>
             </m:sub>
           </m:sSub>
           <m:r>
@@ -22420,13 +23797,26 @@
         <w:t xml:space="preserve"> </w:t>
       </w:r>
       <m:oMath>
-        <m:r>
-          <m:rPr>
-            <m:scr m:val="script"/>
-            <m:sty m:val="p"/>
-          </m:rPr>
-          <m:t>X</m:t>
-        </m:r>
+        <m:sSub>
+          <m:e>
+            <m:r>
+              <m:rPr>
+                <m:scr m:val="script"/>
+                <m:sty m:val="p"/>
+              </m:rPr>
+              <m:t>D</m:t>
+            </m:r>
+          </m:e>
+          <m:sub>
+            <m:r>
+              <m:rPr>
+                <m:nor/>
+                <m:sty m:val="p"/>
+              </m:rPr>
+              <m:t>train</m:t>
+            </m:r>
+          </m:sub>
+        </m:sSub>
       </m:oMath>
       <w:r>
         <w:t xml:space="preserve">:</w:t>
@@ -22441,13 +23831,26 @@
         <w:t xml:space="preserve"> </w:t>
       </w:r>
       <m:oMath>
-        <m:r>
-          <m:rPr>
-            <m:scr m:val="script"/>
-            <m:sty m:val="p"/>
-          </m:rPr>
-          <m:t>X</m:t>
-        </m:r>
+        <m:sSub>
+          <m:e>
+            <m:r>
+              <m:rPr>
+                <m:scr m:val="script"/>
+                <m:sty m:val="p"/>
+              </m:rPr>
+              <m:t>D</m:t>
+            </m:r>
+          </m:e>
+          <m:sub>
+            <m:r>
+              <m:rPr>
+                <m:nor/>
+                <m:sty m:val="p"/>
+              </m:rPr>
+              <m:t>train</m:t>
+            </m:r>
+          </m:sub>
+        </m:sSub>
       </m:oMath>
       <w:r>
         <w:t xml:space="preserve">,</w:t>
@@ -22585,13 +23988,26 @@
             </m:r>
           </m:e>
           <m:sub>
-            <m:r>
-              <m:rPr>
-                <m:scr m:val="script"/>
-                <m:sty m:val="p"/>
-              </m:rPr>
-              <m:t>X</m:t>
-            </m:r>
+            <m:sSub>
+              <m:e>
+                <m:r>
+                  <m:rPr>
+                    <m:scr m:val="script"/>
+                    <m:sty m:val="p"/>
+                  </m:rPr>
+                  <m:t>D</m:t>
+                </m:r>
+              </m:e>
+              <m:sub>
+                <m:r>
+                  <m:rPr>
+                    <m:nor/>
+                    <m:sty m:val="p"/>
+                  </m:rPr>
+                  <m:t>train</m:t>
+                </m:r>
+              </m:sub>
+            </m:sSub>
           </m:sub>
         </m:sSub>
       </m:oMath>
@@ -22667,13 +24083,26 @@
             </m:r>
           </m:e>
           <m:sub>
-            <m:r>
-              <m:rPr>
-                <m:scr m:val="script"/>
-                <m:sty m:val="p"/>
-              </m:rPr>
-              <m:t>X</m:t>
-            </m:r>
+            <m:sSub>
+              <m:e>
+                <m:r>
+                  <m:rPr>
+                    <m:scr m:val="script"/>
+                    <m:sty m:val="p"/>
+                  </m:rPr>
+                  <m:t>D</m:t>
+                </m:r>
+              </m:e>
+              <m:sub>
+                <m:r>
+                  <m:rPr>
+                    <m:nor/>
+                    <m:sty m:val="p"/>
+                  </m:rPr>
+                  <m:t>train</m:t>
+                </m:r>
+              </m:sub>
+            </m:sSub>
           </m:sub>
         </m:sSub>
       </m:oMath>
@@ -23000,13 +24429,26 @@
             </m:r>
           </m:e>
           <m:sub>
-            <m:r>
-              <m:rPr>
-                <m:scr m:val="script"/>
-                <m:sty m:val="p"/>
-              </m:rPr>
-              <m:t>X</m:t>
-            </m:r>
+            <m:sSub>
+              <m:e>
+                <m:r>
+                  <m:rPr>
+                    <m:scr m:val="script"/>
+                    <m:sty m:val="p"/>
+                  </m:rPr>
+                  <m:t>D</m:t>
+                </m:r>
+              </m:e>
+              <m:sub>
+                <m:r>
+                  <m:rPr>
+                    <m:nor/>
+                    <m:sty m:val="p"/>
+                  </m:rPr>
+                  <m:t>train</m:t>
+                </m:r>
+              </m:sub>
+            </m:sSub>
           </m:sub>
         </m:sSub>
       </m:oMath>
@@ -26231,13 +27673,26 @@
               <m:r>
                 <m:t>&amp;</m:t>
               </m:r>
-              <m:r>
-                <m:rPr>
-                  <m:scr m:val="script"/>
-                  <m:sty m:val="p"/>
-                </m:rPr>
-                <m:t>X</m:t>
-              </m:r>
+              <m:sSub>
+                <m:e>
+                  <m:r>
+                    <m:rPr>
+                      <m:scr m:val="script"/>
+                      <m:sty m:val="p"/>
+                    </m:rPr>
+                    <m:t>D</m:t>
+                  </m:r>
+                </m:e>
+                <m:sub>
+                  <m:r>
+                    <m:rPr>
+                      <m:nor/>
+                      <m:sty m:val="p"/>
+                    </m:rPr>
+                    <m:t>train</m:t>
+                  </m:r>
+                </m:sub>
+              </m:sSub>
               <m:r>
                 <m:rPr>
                   <m:sty m:val="p"/>
@@ -26717,13 +28172,26 @@
                 </m:rPr>
                 <m:t>;</m:t>
               </m:r>
-              <m:r>
-                <m:rPr>
-                  <m:scr m:val="script"/>
-                  <m:sty m:val="p"/>
-                </m:rPr>
-                <m:t>X</m:t>
-              </m:r>
+              <m:sSub>
+                <m:e>
+                  <m:r>
+                    <m:rPr>
+                      <m:scr m:val="script"/>
+                      <m:sty m:val="p"/>
+                    </m:rPr>
+                    <m:t>D</m:t>
+                  </m:r>
+                </m:e>
+                <m:sub>
+                  <m:r>
+                    <m:rPr>
+                      <m:nor/>
+                      <m:sty m:val="p"/>
+                    </m:rPr>
+                    <m:t>train</m:t>
+                  </m:r>
+                </m:sub>
+              </m:sSub>
             </m:e>
           </m:d>
           <m:r>
@@ -27328,13 +28796,26 @@
         <w:t xml:space="preserve"> </w:t>
       </w:r>
       <m:oMath>
-        <m:r>
-          <m:rPr>
-            <m:scr m:val="script"/>
-            <m:sty m:val="p"/>
-          </m:rPr>
-          <m:t>X</m:t>
-        </m:r>
+        <m:sSub>
+          <m:e>
+            <m:r>
+              <m:rPr>
+                <m:scr m:val="script"/>
+                <m:sty m:val="p"/>
+              </m:rPr>
+              <m:t>D</m:t>
+            </m:r>
+          </m:e>
+          <m:sub>
+            <m:r>
+              <m:rPr>
+                <m:nor/>
+                <m:sty m:val="p"/>
+              </m:rPr>
+              <m:t>train</m:t>
+            </m:r>
+          </m:sub>
+        </m:sSub>
       </m:oMath>
       <w:r>
         <w:t xml:space="preserve">,</w:t>
@@ -27577,13 +29058,26 @@
                         </m:rPr>
                         <m:t>;</m:t>
                       </m:r>
-                      <m:r>
-                        <m:rPr>
-                          <m:scr m:val="script"/>
-                          <m:sty m:val="p"/>
-                        </m:rPr>
-                        <m:t>X</m:t>
-                      </m:r>
+                      <m:sSub>
+                        <m:e>
+                          <m:r>
+                            <m:rPr>
+                              <m:scr m:val="script"/>
+                              <m:sty m:val="p"/>
+                            </m:rPr>
+                            <m:t>D</m:t>
+                          </m:r>
+                        </m:e>
+                        <m:sub>
+                          <m:r>
+                            <m:rPr>
+                              <m:nor/>
+                              <m:sty m:val="p"/>
+                            </m:rPr>
+                            <m:t>train</m:t>
+                          </m:r>
+                        </m:sub>
+                      </m:sSub>
                     </m:e>
                   </m:d>
                   <m:r>
@@ -34092,13 +35586,26 @@
         <w:t xml:space="preserve"> </w:t>
       </w:r>
       <m:oMath>
-        <m:r>
-          <m:rPr>
-            <m:scr m:val="script"/>
-            <m:sty m:val="p"/>
-          </m:rPr>
-          <m:t>X</m:t>
-        </m:r>
+        <m:sSub>
+          <m:e>
+            <m:r>
+              <m:rPr>
+                <m:scr m:val="script"/>
+                <m:sty m:val="p"/>
+              </m:rPr>
+              <m:t>D</m:t>
+            </m:r>
+          </m:e>
+          <m:sub>
+            <m:r>
+              <m:rPr>
+                <m:nor/>
+                <m:sty m:val="p"/>
+              </m:rPr>
+              <m:t>train</m:t>
+            </m:r>
+          </m:sub>
+        </m:sSub>
       </m:oMath>
       <w:r>
         <w:t xml:space="preserve">,</w:t>
@@ -39477,13 +40984,26 @@
             </m:r>
           </m:e>
           <m:sub>
-            <m:r>
-              <m:rPr>
-                <m:scr m:val="script"/>
-                <m:sty m:val="p"/>
-              </m:rPr>
-              <m:t>X</m:t>
-            </m:r>
+            <m:sSub>
+              <m:e>
+                <m:r>
+                  <m:rPr>
+                    <m:scr m:val="script"/>
+                    <m:sty m:val="p"/>
+                  </m:rPr>
+                  <m:t>D</m:t>
+                </m:r>
+              </m:e>
+              <m:sub>
+                <m:r>
+                  <m:rPr>
+                    <m:nor/>
+                    <m:sty m:val="p"/>
+                  </m:rPr>
+                  <m:t>train</m:t>
+                </m:r>
+              </m:sub>
+            </m:sSub>
           </m:sub>
         </m:sSub>
       </m:oMath>
@@ -42828,13 +44348,26 @@
             </m:r>
           </m:e>
           <m:sub>
-            <m:r>
-              <m:rPr>
-                <m:scr m:val="script"/>
-                <m:sty m:val="p"/>
-              </m:rPr>
-              <m:t>X</m:t>
-            </m:r>
+            <m:sSub>
+              <m:e>
+                <m:r>
+                  <m:rPr>
+                    <m:scr m:val="script"/>
+                    <m:sty m:val="p"/>
+                  </m:rPr>
+                  <m:t>D</m:t>
+                </m:r>
+              </m:e>
+              <m:sub>
+                <m:r>
+                  <m:rPr>
+                    <m:nor/>
+                    <m:sty m:val="p"/>
+                  </m:rPr>
+                  <m:t>train</m:t>
+                </m:r>
+              </m:sub>
+            </m:sSub>
           </m:sub>
         </m:sSub>
       </m:oMath>
@@ -47320,9 +48853,21 @@
         <w:t xml:space="preserve"> </w:t>
       </w:r>
       <m:oMath>
-        <m:r>
-          <m:t>p</m:t>
-        </m:r>
+        <m:sSup>
+          <m:e>
+            <m:r>
+              <m:t>p</m:t>
+            </m:r>
+          </m:e>
+          <m:sup>
+            <m:r>
+              <m:rPr>
+                <m:sty m:val="p"/>
+              </m:rPr>
+              <m:t>*</m:t>
+            </m:r>
+          </m:sup>
+        </m:sSup>
       </m:oMath>
       <w:r>
         <w:t xml:space="preserve"> </w:t>
@@ -47386,9 +48931,21 @@
             </m:r>
           </m:e>
           <m:sub>
-            <m:r>
-              <m:t>p</m:t>
-            </m:r>
+            <m:sSup>
+              <m:e>
+                <m:r>
+                  <m:t>p</m:t>
+                </m:r>
+              </m:e>
+              <m:sup>
+                <m:r>
+                  <m:rPr>
+                    <m:sty m:val="p"/>
+                  </m:rPr>
+                  <m:t>*</m:t>
+                </m:r>
+              </m:sup>
+            </m:sSup>
           </m:sub>
         </m:sSub>
         <m:r>
@@ -47647,9 +49204,21 @@
                       </m:r>
                     </m:e>
                     <m:sub>
-                      <m:r>
-                        <m:t>p</m:t>
-                      </m:r>
+                      <m:sSup>
+                        <m:e>
+                          <m:r>
+                            <m:t>p</m:t>
+                          </m:r>
+                        </m:e>
+                        <m:sup>
+                          <m:r>
+                            <m:rPr>
+                              <m:sty m:val="p"/>
+                            </m:rPr>
+                            <m:t>*</m:t>
+                          </m:r>
+                        </m:sup>
+                      </m:sSup>
                     </m:sub>
                   </m:sSub>
                   <m:r>
@@ -50936,7 +52505,7 @@
         <w:rPr>
           <w:rStyle w:val="CommentTok"/>
         </w:rPr>
-        <w:t xml:space="preserve">#&gt;    8.88178e-15    2.00000e+00</w:t>
+        <w:t xml:space="preserve">#&gt;    7.10543e-15    2.00000e+00</w:t>
       </w:r>
     </w:p>
     <w:p>
@@ -50944,7 +52513,7 @@
         <w:pStyle w:val="FirstParagraph"/>
       </w:pPr>
       <w:r>
-        <w:t xml:space="preserve">The two columns differ by at most 8.9e-15,</w:t>
+        <w:t xml:space="preserve">The two columns differ by at most 7.1e-15,</w:t>
       </w:r>
       <w:r>
         <w:t xml:space="preserve"> </w:t>
@@ -51505,13 +53074,26 @@
         <w:t xml:space="preserve"> </w:t>
       </w:r>
       <m:oMath>
-        <m:r>
-          <m:rPr>
-            <m:scr m:val="script"/>
-            <m:sty m:val="p"/>
-          </m:rPr>
-          <m:t>X</m:t>
-        </m:r>
+        <m:sSub>
+          <m:e>
+            <m:r>
+              <m:rPr>
+                <m:scr m:val="script"/>
+                <m:sty m:val="p"/>
+              </m:rPr>
+              <m:t>D</m:t>
+            </m:r>
+          </m:e>
+          <m:sub>
+            <m:r>
+              <m:rPr>
+                <m:nor/>
+                <m:sty m:val="p"/>
+              </m:rPr>
+              <m:t>train</m:t>
+            </m:r>
+          </m:sub>
+        </m:sSub>
       </m:oMath>
       <w:r>
         <w:t xml:space="preserve">, indexed by</w:t>
@@ -51636,13 +53218,26 @@
         <w:t xml:space="preserve"> </w:t>
       </w:r>
       <m:oMath>
-        <m:r>
-          <m:rPr>
-            <m:scr m:val="script"/>
-            <m:sty m:val="p"/>
-          </m:rPr>
-          <m:t>X</m:t>
-        </m:r>
+        <m:sSub>
+          <m:e>
+            <m:r>
+              <m:rPr>
+                <m:scr m:val="script"/>
+                <m:sty m:val="p"/>
+              </m:rPr>
+              <m:t>D</m:t>
+            </m:r>
+          </m:e>
+          <m:sub>
+            <m:r>
+              <m:rPr>
+                <m:nor/>
+                <m:sty m:val="p"/>
+              </m:rPr>
+              <m:t>train</m:t>
+            </m:r>
+          </m:sub>
+        </m:sSub>
       </m:oMath>
       <w:r>
         <w:t xml:space="preserve">,</w:t>
@@ -51708,13 +53303,26 @@
             <m:grow/>
           </m:dPr>
           <m:e>
-            <m:r>
-              <m:rPr>
-                <m:scr m:val="script"/>
-                <m:sty m:val="p"/>
-              </m:rPr>
-              <m:t>X</m:t>
-            </m:r>
+            <m:sSub>
+              <m:e>
+                <m:r>
+                  <m:rPr>
+                    <m:scr m:val="script"/>
+                    <m:sty m:val="p"/>
+                  </m:rPr>
+                  <m:t>D</m:t>
+                </m:r>
+              </m:e>
+              <m:sub>
+                <m:r>
+                  <m:rPr>
+                    <m:nor/>
+                    <m:sty m:val="p"/>
+                  </m:rPr>
+                  <m:t>train</m:t>
+                </m:r>
+              </m:sub>
+            </m:sSub>
           </m:e>
         </m:d>
         <m:r>
@@ -51782,13 +53390,26 @@
         <w:t xml:space="preserve"> </w:t>
       </w:r>
       <m:oMath>
-        <m:r>
-          <m:rPr>
-            <m:scr m:val="script"/>
-            <m:sty m:val="p"/>
-          </m:rPr>
-          <m:t>X</m:t>
-        </m:r>
+        <m:sSub>
+          <m:e>
+            <m:r>
+              <m:rPr>
+                <m:scr m:val="script"/>
+                <m:sty m:val="p"/>
+              </m:rPr>
+              <m:t>D</m:t>
+            </m:r>
+          </m:e>
+          <m:sub>
+            <m:r>
+              <m:rPr>
+                <m:nor/>
+                <m:sty m:val="p"/>
+              </m:rPr>
+              <m:t>train</m:t>
+            </m:r>
+          </m:sub>
+        </m:sSub>
       </m:oMath>
       <w:r>
         <w:t xml:space="preserve">:</w:t>
@@ -51861,13 +53482,26 @@
               <m:grow/>
             </m:dPr>
             <m:e>
-              <m:r>
-                <m:rPr>
-                  <m:scr m:val="script"/>
-                  <m:sty m:val="p"/>
-                </m:rPr>
-                <m:t>X</m:t>
-              </m:r>
+              <m:sSub>
+                <m:e>
+                  <m:r>
+                    <m:rPr>
+                      <m:scr m:val="script"/>
+                      <m:sty m:val="p"/>
+                    </m:rPr>
+                    <m:t>D</m:t>
+                  </m:r>
+                </m:e>
+                <m:sub>
+                  <m:r>
+                    <m:rPr>
+                      <m:nor/>
+                      <m:sty m:val="p"/>
+                    </m:rPr>
+                    <m:t>train</m:t>
+                  </m:r>
+                </m:sub>
+              </m:sSub>
             </m:e>
           </m:d>
           <m:r>
@@ -52337,13 +53971,26 @@
         <w:t xml:space="preserve"> </w:t>
       </w:r>
       <m:oMath>
-        <m:r>
-          <m:rPr>
-            <m:scr m:val="script"/>
-            <m:sty m:val="p"/>
-          </m:rPr>
-          <m:t>X</m:t>
-        </m:r>
+        <m:sSub>
+          <m:e>
+            <m:r>
+              <m:rPr>
+                <m:scr m:val="script"/>
+                <m:sty m:val="p"/>
+              </m:rPr>
+              <m:t>D</m:t>
+            </m:r>
+          </m:e>
+          <m:sub>
+            <m:r>
+              <m:rPr>
+                <m:nor/>
+                <m:sty m:val="p"/>
+              </m:rPr>
+              <m:t>train</m:t>
+            </m:r>
+          </m:sub>
+        </m:sSub>
       </m:oMath>
       <w:r>
         <w:t xml:space="preserve">,</w:t>
@@ -52358,13 +54005,26 @@
         <w:t xml:space="preserve"> </w:t>
       </w:r>
       <m:oMath>
-        <m:r>
-          <m:rPr>
-            <m:scr m:val="script"/>
-            <m:sty m:val="p"/>
-          </m:rPr>
-          <m:t>X</m:t>
-        </m:r>
+        <m:sSub>
+          <m:e>
+            <m:r>
+              <m:rPr>
+                <m:scr m:val="script"/>
+                <m:sty m:val="p"/>
+              </m:rPr>
+              <m:t>D</m:t>
+            </m:r>
+          </m:e>
+          <m:sub>
+            <m:r>
+              <m:rPr>
+                <m:nor/>
+                <m:sty m:val="p"/>
+              </m:rPr>
+              <m:t>train</m:t>
+            </m:r>
+          </m:sub>
+        </m:sSub>
       </m:oMath>
       <w:r>
         <w:t xml:space="preserve"> </w:t>
@@ -52421,13 +54081,26 @@
         <w:t xml:space="preserve"> </w:t>
       </w:r>
       <m:oMath>
-        <m:r>
-          <m:rPr>
-            <m:scr m:val="script"/>
-            <m:sty m:val="p"/>
-          </m:rPr>
-          <m:t>X</m:t>
-        </m:r>
+        <m:sSub>
+          <m:e>
+            <m:r>
+              <m:rPr>
+                <m:scr m:val="script"/>
+                <m:sty m:val="p"/>
+              </m:rPr>
+              <m:t>D</m:t>
+            </m:r>
+          </m:e>
+          <m:sub>
+            <m:r>
+              <m:rPr>
+                <m:nor/>
+                <m:sty m:val="p"/>
+              </m:rPr>
+              <m:t>train</m:t>
+            </m:r>
+          </m:sub>
+        </m:sSub>
       </m:oMath>
       <w:r>
         <w:t xml:space="preserve"> </w:t>
@@ -52445,13 +54118,26 @@
         <w:t xml:space="preserve"> </w:t>
       </w:r>
       <m:oMath>
-        <m:r>
-          <m:rPr>
-            <m:scr m:val="script"/>
-            <m:sty m:val="p"/>
-          </m:rPr>
-          <m:t>X</m:t>
-        </m:r>
+        <m:sSub>
+          <m:e>
+            <m:r>
+              <m:rPr>
+                <m:scr m:val="script"/>
+                <m:sty m:val="p"/>
+              </m:rPr>
+              <m:t>D</m:t>
+            </m:r>
+          </m:e>
+          <m:sub>
+            <m:r>
+              <m:rPr>
+                <m:nor/>
+                <m:sty m:val="p"/>
+              </m:rPr>
+              <m:t>train</m:t>
+            </m:r>
+          </m:sub>
+        </m:sSub>
       </m:oMath>
       <w:r>
         <w:t xml:space="preserve"> </w:t>
@@ -52526,13 +54212,26 @@
                 </m:rPr>
                 <m:t>;</m:t>
               </m:r>
-              <m:r>
-                <m:rPr>
-                  <m:scr m:val="script"/>
-                  <m:sty m:val="p"/>
-                </m:rPr>
-                <m:t>X</m:t>
-              </m:r>
+              <m:sSub>
+                <m:e>
+                  <m:r>
+                    <m:rPr>
+                      <m:scr m:val="script"/>
+                      <m:sty m:val="p"/>
+                    </m:rPr>
+                    <m:t>D</m:t>
+                  </m:r>
+                </m:e>
+                <m:sub>
+                  <m:r>
+                    <m:rPr>
+                      <m:nor/>
+                      <m:sty m:val="p"/>
+                    </m:rPr>
+                    <m:t>train</m:t>
+                  </m:r>
+                </m:sub>
+              </m:sSub>
             </m:e>
           </m:d>
           <m:r>
@@ -52657,13 +54356,26 @@
                   <m:grow/>
                 </m:dPr>
                 <m:e>
-                  <m:r>
-                    <m:rPr>
-                      <m:scr m:val="script"/>
-                      <m:sty m:val="p"/>
-                    </m:rPr>
-                    <m:t>X</m:t>
-                  </m:r>
+                  <m:sSub>
+                    <m:e>
+                      <m:r>
+                        <m:rPr>
+                          <m:scr m:val="script"/>
+                          <m:sty m:val="p"/>
+                        </m:rPr>
+                        <m:t>D</m:t>
+                      </m:r>
+                    </m:e>
+                    <m:sub>
+                      <m:r>
+                        <m:rPr>
+                          <m:nor/>
+                          <m:sty m:val="p"/>
+                        </m:rPr>
+                        <m:t>train</m:t>
+                      </m:r>
+                    </m:sub>
+                  </m:sSub>
                 </m:e>
               </m:d>
               <m:r>
@@ -52691,13 +54403,26 @@
                 </m:rPr>
                 <m:t>;</m:t>
               </m:r>
-              <m:r>
-                <m:rPr>
-                  <m:scr m:val="script"/>
-                  <m:sty m:val="p"/>
-                </m:rPr>
-                <m:t>X</m:t>
-              </m:r>
+              <m:sSub>
+                <m:e>
+                  <m:r>
+                    <m:rPr>
+                      <m:scr m:val="script"/>
+                      <m:sty m:val="p"/>
+                    </m:rPr>
+                    <m:t>D</m:t>
+                  </m:r>
+                </m:e>
+                <m:sub>
+                  <m:r>
+                    <m:rPr>
+                      <m:nor/>
+                      <m:sty m:val="p"/>
+                    </m:rPr>
+                    <m:t>train</m:t>
+                  </m:r>
+                </m:sub>
+              </m:sSub>
             </m:e>
           </m:d>
           <m:r>
@@ -52827,13 +54552,26 @@
         <w:t xml:space="preserve"> </w:t>
       </w:r>
       <m:oMath>
-        <m:r>
-          <m:rPr>
-            <m:scr m:val="script"/>
-            <m:sty m:val="p"/>
-          </m:rPr>
-          <m:t>X</m:t>
-        </m:r>
+        <m:sSub>
+          <m:e>
+            <m:r>
+              <m:rPr>
+                <m:scr m:val="script"/>
+                <m:sty m:val="p"/>
+              </m:rPr>
+              <m:t>D</m:t>
+            </m:r>
+          </m:e>
+          <m:sub>
+            <m:r>
+              <m:rPr>
+                <m:nor/>
+                <m:sty m:val="p"/>
+              </m:rPr>
+              <m:t>train</m:t>
+            </m:r>
+          </m:sub>
+        </m:sSub>
       </m:oMath>
       <w:r>
         <w:t xml:space="preserve"> </w:t>
@@ -52922,13 +54660,26 @@
               <m:grow/>
             </m:dPr>
             <m:e>
-              <m:r>
-                <m:rPr>
-                  <m:scr m:val="script"/>
-                  <m:sty m:val="p"/>
-                </m:rPr>
-                <m:t>X</m:t>
-              </m:r>
+              <m:sSub>
+                <m:e>
+                  <m:r>
+                    <m:rPr>
+                      <m:scr m:val="script"/>
+                      <m:sty m:val="p"/>
+                    </m:rPr>
+                    <m:t>D</m:t>
+                  </m:r>
+                </m:e>
+                <m:sub>
+                  <m:r>
+                    <m:rPr>
+                      <m:nor/>
+                      <m:sty m:val="p"/>
+                    </m:rPr>
+                    <m:t>train</m:t>
+                  </m:r>
+                </m:sub>
+              </m:sSub>
             </m:e>
           </m:d>
           <m:r>
@@ -54356,13 +56107,26 @@
         <w:t xml:space="preserve"> </w:t>
       </w:r>
       <m:oMath>
-        <m:r>
-          <m:rPr>
-            <m:scr m:val="script"/>
-            <m:sty m:val="p"/>
-          </m:rPr>
-          <m:t>X</m:t>
-        </m:r>
+        <m:sSub>
+          <m:e>
+            <m:r>
+              <m:rPr>
+                <m:scr m:val="script"/>
+                <m:sty m:val="p"/>
+              </m:rPr>
+              <m:t>D</m:t>
+            </m:r>
+          </m:e>
+          <m:sub>
+            <m:r>
+              <m:rPr>
+                <m:nor/>
+                <m:sty m:val="p"/>
+              </m:rPr>
+              <m:t>train</m:t>
+            </m:r>
+          </m:sub>
+        </m:sSub>
       </m:oMath>
       <w:r>
         <w:t xml:space="preserve">, indexed by</w:t>
@@ -54474,13 +56238,26 @@
               <m:grow/>
             </m:dPr>
             <m:e>
-              <m:r>
-                <m:rPr>
-                  <m:scr m:val="script"/>
-                  <m:sty m:val="p"/>
-                </m:rPr>
-                <m:t>X</m:t>
-              </m:r>
+              <m:sSub>
+                <m:e>
+                  <m:r>
+                    <m:rPr>
+                      <m:scr m:val="script"/>
+                      <m:sty m:val="p"/>
+                    </m:rPr>
+                    <m:t>D</m:t>
+                  </m:r>
+                </m:e>
+                <m:sub>
+                  <m:r>
+                    <m:rPr>
+                      <m:nor/>
+                      <m:sty m:val="p"/>
+                    </m:rPr>
+                    <m:t>train</m:t>
+                  </m:r>
+                </m:sub>
+              </m:sSub>
             </m:e>
           </m:d>
           <m:r>
@@ -54860,13 +56637,26 @@
         <w:t xml:space="preserve"> </w:t>
       </w:r>
       <m:oMath>
-        <m:r>
-          <m:rPr>
-            <m:scr m:val="script"/>
-            <m:sty m:val="p"/>
-          </m:rPr>
-          <m:t>X</m:t>
-        </m:r>
+        <m:sSub>
+          <m:e>
+            <m:r>
+              <m:rPr>
+                <m:scr m:val="script"/>
+                <m:sty m:val="p"/>
+              </m:rPr>
+              <m:t>D</m:t>
+            </m:r>
+          </m:e>
+          <m:sub>
+            <m:r>
+              <m:rPr>
+                <m:nor/>
+                <m:sty m:val="p"/>
+              </m:rPr>
+              <m:t>train</m:t>
+            </m:r>
+          </m:sub>
+        </m:sSub>
       </m:oMath>
       <w:r>
         <w:t xml:space="preserve">,</w:t>
@@ -54925,13 +56715,26 @@
             <m:grow/>
           </m:dPr>
           <m:e>
-            <m:r>
-              <m:rPr>
-                <m:scr m:val="script"/>
-                <m:sty m:val="p"/>
-              </m:rPr>
-              <m:t>X</m:t>
-            </m:r>
+            <m:sSub>
+              <m:e>
+                <m:r>
+                  <m:rPr>
+                    <m:scr m:val="script"/>
+                    <m:sty m:val="p"/>
+                  </m:rPr>
+                  <m:t>D</m:t>
+                </m:r>
+              </m:e>
+              <m:sub>
+                <m:r>
+                  <m:rPr>
+                    <m:nor/>
+                    <m:sty m:val="p"/>
+                  </m:rPr>
+                  <m:t>train</m:t>
+                </m:r>
+              </m:sub>
+            </m:sSub>
           </m:e>
         </m:d>
         <m:r>
@@ -55050,13 +56853,26 @@
               <m:grow/>
             </m:dPr>
             <m:e>
-              <m:r>
-                <m:rPr>
-                  <m:scr m:val="script"/>
-                  <m:sty m:val="p"/>
-                </m:rPr>
-                <m:t>X</m:t>
-              </m:r>
+              <m:sSub>
+                <m:e>
+                  <m:r>
+                    <m:rPr>
+                      <m:scr m:val="script"/>
+                      <m:sty m:val="p"/>
+                    </m:rPr>
+                    <m:t>D</m:t>
+                  </m:r>
+                </m:e>
+                <m:sub>
+                  <m:r>
+                    <m:rPr>
+                      <m:nor/>
+                      <m:sty m:val="p"/>
+                    </m:rPr>
+                    <m:t>train</m:t>
+                  </m:r>
+                </m:sub>
+              </m:sSub>
             </m:e>
           </m:d>
           <m:r>
@@ -55134,13 +56950,26 @@
                       <m:grow/>
                     </m:dPr>
                     <m:e>
-                      <m:r>
-                        <m:rPr>
-                          <m:scr m:val="script"/>
-                          <m:sty m:val="p"/>
-                        </m:rPr>
-                        <m:t>X</m:t>
-                      </m:r>
+                      <m:sSub>
+                        <m:e>
+                          <m:r>
+                            <m:rPr>
+                              <m:scr m:val="script"/>
+                              <m:sty m:val="p"/>
+                            </m:rPr>
+                            <m:t>D</m:t>
+                          </m:r>
+                        </m:e>
+                        <m:sub>
+                          <m:r>
+                            <m:rPr>
+                              <m:nor/>
+                              <m:sty m:val="p"/>
+                            </m:rPr>
+                            <m:t>train</m:t>
+                          </m:r>
+                        </m:sub>
+                      </m:sSub>
                     </m:e>
                   </m:d>
                   <m:r>
@@ -55195,13 +57024,26 @@
                       <m:grow/>
                     </m:dPr>
                     <m:e>
-                      <m:r>
-                        <m:rPr>
-                          <m:scr m:val="script"/>
-                          <m:sty m:val="p"/>
-                        </m:rPr>
-                        <m:t>X</m:t>
-                      </m:r>
+                      <m:sSub>
+                        <m:e>
+                          <m:r>
+                            <m:rPr>
+                              <m:scr m:val="script"/>
+                              <m:sty m:val="p"/>
+                            </m:rPr>
+                            <m:t>D</m:t>
+                          </m:r>
+                        </m:e>
+                        <m:sub>
+                          <m:r>
+                            <m:rPr>
+                              <m:nor/>
+                              <m:sty m:val="p"/>
+                            </m:rPr>
+                            <m:t>train</m:t>
+                          </m:r>
+                        </m:sub>
+                      </m:sSub>
                     </m:e>
                   </m:d>
                   <m:r>
@@ -55374,13 +57216,26 @@
         <w:t xml:space="preserve"> </w:t>
       </w:r>
       <m:oMath>
-        <m:r>
-          <m:rPr>
-            <m:scr m:val="script"/>
-            <m:sty m:val="p"/>
-          </m:rPr>
-          <m:t>X</m:t>
-        </m:r>
+        <m:sSub>
+          <m:e>
+            <m:r>
+              <m:rPr>
+                <m:scr m:val="script"/>
+                <m:sty m:val="p"/>
+              </m:rPr>
+              <m:t>D</m:t>
+            </m:r>
+          </m:e>
+          <m:sub>
+            <m:r>
+              <m:rPr>
+                <m:nor/>
+                <m:sty m:val="p"/>
+              </m:rPr>
+              <m:t>train</m:t>
+            </m:r>
+          </m:sub>
+        </m:sSub>
       </m:oMath>
       <w:r>
         <w:t xml:space="preserve"> </w:t>
@@ -55573,13 +57428,26 @@
               <m:grow/>
             </m:dPr>
             <m:e>
-              <m:r>
-                <m:rPr>
-                  <m:scr m:val="script"/>
-                  <m:sty m:val="p"/>
-                </m:rPr>
-                <m:t>X</m:t>
-              </m:r>
+              <m:sSub>
+                <m:e>
+                  <m:r>
+                    <m:rPr>
+                      <m:scr m:val="script"/>
+                      <m:sty m:val="p"/>
+                    </m:rPr>
+                    <m:t>D</m:t>
+                  </m:r>
+                </m:e>
+                <m:sub>
+                  <m:r>
+                    <m:rPr>
+                      <m:nor/>
+                      <m:sty m:val="p"/>
+                    </m:rPr>
+                    <m:t>train</m:t>
+                  </m:r>
+                </m:sub>
+              </m:sSub>
             </m:e>
           </m:d>
           <m:r>
@@ -55669,13 +57537,26 @@
               <m:grow/>
             </m:dPr>
             <m:e>
-              <m:r>
-                <m:rPr>
-                  <m:scr m:val="script"/>
-                  <m:sty m:val="p"/>
-                </m:rPr>
-                <m:t>X</m:t>
-              </m:r>
+              <m:sSub>
+                <m:e>
+                  <m:r>
+                    <m:rPr>
+                      <m:scr m:val="script"/>
+                      <m:sty m:val="p"/>
+                    </m:rPr>
+                    <m:t>D</m:t>
+                  </m:r>
+                </m:e>
+                <m:sub>
+                  <m:r>
+                    <m:rPr>
+                      <m:nor/>
+                      <m:sty m:val="p"/>
+                    </m:rPr>
+                    <m:t>train</m:t>
+                  </m:r>
+                </m:sub>
+              </m:sSub>
             </m:e>
           </m:d>
           <m:r>
@@ -55758,13 +57639,26 @@
               <m:grow/>
             </m:dPr>
             <m:e>
-              <m:r>
-                <m:rPr>
-                  <m:scr m:val="script"/>
-                  <m:sty m:val="p"/>
-                </m:rPr>
-                <m:t>X</m:t>
-              </m:r>
+              <m:sSub>
+                <m:e>
+                  <m:r>
+                    <m:rPr>
+                      <m:scr m:val="script"/>
+                      <m:sty m:val="p"/>
+                    </m:rPr>
+                    <m:t>D</m:t>
+                  </m:r>
+                </m:e>
+                <m:sub>
+                  <m:r>
+                    <m:rPr>
+                      <m:nor/>
+                      <m:sty m:val="p"/>
+                    </m:rPr>
+                    <m:t>train</m:t>
+                  </m:r>
+                </m:sub>
+              </m:sSub>
             </m:e>
           </m:d>
           <m:r>

--- a/model-validation-handout.docx
+++ b/model-validation-handout.docx
@@ -15,7 +15,7 @@
         <w:pStyle w:val="Date"/>
       </w:pPr>
       <w:r>
-        <w:t xml:space="preserve">Last modified: 2026-10-14 19:34:19 (PDT)</w:t>
+        <w:t xml:space="preserve">Last modified: 2026-10-14 22:39:48 (PDT)</w:t>
       </w:r>
     </w:p>
     <w:bookmarkStart w:id="38" w:name="sec-prediction-rules"/>

--- a/model-validation-handout.docx
+++ b/model-validation-handout.docx
@@ -15,19 +15,19 @@
         <w:pStyle w:val="Date"/>
       </w:pPr>
       <w:r>
-        <w:t xml:space="preserve">Last modified: 2026-10-14 22:39:48 (PDT)</w:t>
+        <w:t xml:space="preserve">Last modified: 2026-10-14 23:57:22 (PDT)</w:t>
       </w:r>
     </w:p>
-    <w:bookmarkStart w:id="38" w:name="sec-prediction-rules"/>
+    <w:bookmarkStart w:id="17" w:name="sec-data-sets"/>
     <w:p>
       <w:pPr>
         <w:pStyle w:val="Heading2"/>
       </w:pPr>
       <w:r>
-        <w:t xml:space="preserve">1 Fitting and scoring prediction rules</w:t>
+        <w:t xml:space="preserve">1 Data sets, input matrices and outcome vectors</w:t>
       </w:r>
     </w:p>
-    <w:bookmarkStart w:id="14" w:name="def-fitting-procedure"/>
+    <w:bookmarkStart w:id="10" w:name="def-data-set"/>
     <w:p>
       <w:pPr>
         <w:pStyle w:val="FirstParagraph"/>
@@ -37,7 +37,1525 @@
           <w:b/>
           <w:bCs/>
         </w:rPr>
-        <w:t xml:space="preserve">Definition 1 (Fitting procedure)</w:t>
+        <w:t xml:space="preserve">Definition 1 (Data set)</w:t>
+      </w:r>
+      <w:r>
+        <w:t xml:space="preserve"> </w:t>
+      </w:r>
+      <w:r>
+        <w:t xml:space="preserve">A</w:t>
+      </w:r>
+      <w:r>
+        <w:t xml:space="preserve"> </w:t>
+      </w:r>
+      <w:r>
+        <w:rPr>
+          <w:b/>
+          <w:bCs/>
+        </w:rPr>
+        <w:t xml:space="preserve">data set</w:t>
+      </w:r>
+      <w:r>
+        <w:t xml:space="preserve"> </w:t>
+      </w:r>
+      <w:r>
+        <w:t xml:space="preserve">is a finite collection of</w:t>
+      </w:r>
+      <w:r>
+        <w:t xml:space="preserve"> </w:t>
+      </w:r>
+      <m:oMath>
+        <m:r>
+          <m:t>n</m:t>
+        </m:r>
+      </m:oMath>
+      <w:r>
+        <w:t xml:space="preserve"> </w:t>
+      </w:r>
+      <w:r>
+        <w:t xml:space="preserve">labelled observations,</w:t>
+      </w:r>
+      <w:r>
+        <w:t xml:space="preserve"> </w:t>
+      </w:r>
+      <w:r>
+        <w:t xml:space="preserve">that is,</w:t>
+      </w:r>
+      <w:r>
+        <w:t xml:space="preserve"> </w:t>
+      </w:r>
+      <m:oMath>
+        <m:r>
+          <m:t>n</m:t>
+        </m:r>
+      </m:oMath>
+      <w:r>
+        <w:t xml:space="preserve"> </w:t>
+      </w:r>
+      <w:r>
+        <w:t xml:space="preserve">pairs</w:t>
+      </w:r>
+      <w:r>
+        <w:t xml:space="preserve"> </w:t>
+      </w:r>
+      <m:oMath>
+        <m:r>
+          <m:rPr>
+            <m:sty m:val="p"/>
+          </m:rPr>
+          <m:t>(</m:t>
+        </m:r>
+        <m:sSub>
+          <m:e>
+            <m:acc>
+              <m:accPr>
+                <m:chr m:val="̃"/>
+              </m:accPr>
+              <m:e>
+                <m:r>
+                  <m:t>x</m:t>
+                </m:r>
+              </m:e>
+            </m:acc>
+          </m:e>
+          <m:sub>
+            <m:r>
+              <m:t>i</m:t>
+            </m:r>
+          </m:sub>
+        </m:sSub>
+        <m:r>
+          <m:rPr>
+            <m:sty m:val="p"/>
+          </m:rPr>
+          <m:t>,</m:t>
+        </m:r>
+        <m:sSub>
+          <m:e>
+            <m:r>
+              <m:t>y</m:t>
+            </m:r>
+          </m:e>
+          <m:sub>
+            <m:r>
+              <m:t>i</m:t>
+            </m:r>
+          </m:sub>
+        </m:sSub>
+        <m:r>
+          <m:rPr>
+            <m:sty m:val="p"/>
+          </m:rPr>
+          <m:t>)</m:t>
+        </m:r>
+      </m:oMath>
+      <w:r>
+        <w:t xml:space="preserve">,</w:t>
+      </w:r>
+      <w:r>
+        <w:t xml:space="preserve"> </w:t>
+      </w:r>
+      <w:r>
+        <w:t xml:space="preserve">where</w:t>
+      </w:r>
+      <w:r>
+        <w:t xml:space="preserve"> </w:t>
+      </w:r>
+      <m:oMath>
+        <m:sSub>
+          <m:e>
+            <m:acc>
+              <m:accPr>
+                <m:chr m:val="̃"/>
+              </m:accPr>
+              <m:e>
+                <m:r>
+                  <m:t>x</m:t>
+                </m:r>
+              </m:e>
+            </m:acc>
+          </m:e>
+          <m:sub>
+            <m:r>
+              <m:t>i</m:t>
+            </m:r>
+          </m:sub>
+        </m:sSub>
+      </m:oMath>
+      <w:r>
+        <w:t xml:space="preserve"> </w:t>
+      </w:r>
+      <w:r>
+        <w:t xml:space="preserve">is an input vector</w:t>
+      </w:r>
+      <w:r>
+        <w:t xml:space="preserve"> </w:t>
+      </w:r>
+      <w:r>
+        <w:t xml:space="preserve">and</w:t>
+      </w:r>
+      <w:r>
+        <w:t xml:space="preserve"> </w:t>
+      </w:r>
+      <m:oMath>
+        <m:sSub>
+          <m:e>
+            <m:r>
+              <m:t>y</m:t>
+            </m:r>
+          </m:e>
+          <m:sub>
+            <m:r>
+              <m:t>i</m:t>
+            </m:r>
+          </m:sub>
+        </m:sSub>
+      </m:oMath>
+      <w:r>
+        <w:t xml:space="preserve"> </w:t>
+      </w:r>
+      <w:r>
+        <w:t xml:space="preserve">is the corresponding outcome:</w:t>
+      </w:r>
+    </w:p>
+    <w:p>
+      <w:pPr>
+        <w:pStyle w:val="BodyText"/>
+      </w:pPr>
+      <w:bookmarkStart w:id="9" w:name="eq-data-set"/>
+      <m:oMathPara>
+        <m:oMathParaPr>
+          <m:jc m:val="center"/>
+        </m:oMathParaPr>
+        <m:oMath>
+          <m:r>
+            <m:rPr>
+              <m:scr m:val="script"/>
+              <m:sty m:val="p"/>
+            </m:rPr>
+            <m:t>D</m:t>
+          </m:r>
+          <m:limUpp>
+            <m:e>
+              <m:r>
+                <m:rPr>
+                  <m:sty m:val="p"/>
+                </m:rPr>
+                <m:t>=</m:t>
+              </m:r>
+            </m:e>
+            <m:lim>
+              <m:r>
+                <m:rPr>
+                  <m:nor/>
+                  <m:sty m:val="p"/>
+                </m:rPr>
+                <m:t>def</m:t>
+              </m:r>
+            </m:lim>
+          </m:limUpp>
+          <m:r>
+            <m:t>​</m:t>
+          </m:r>
+          <m:d>
+            <m:dPr>
+              <m:begChr m:val="{"/>
+              <m:sepChr m:val=""/>
+              <m:endChr m:val="}"/>
+              <m:grow/>
+            </m:dPr>
+            <m:e>
+              <m:r>
+                <m:rPr>
+                  <m:sty m:val="p"/>
+                </m:rPr>
+                <m:t>(</m:t>
+              </m:r>
+              <m:sSub>
+                <m:e>
+                  <m:acc>
+                    <m:accPr>
+                      <m:chr m:val="̃"/>
+                    </m:accPr>
+                    <m:e>
+                      <m:r>
+                        <m:t>x</m:t>
+                      </m:r>
+                    </m:e>
+                  </m:acc>
+                </m:e>
+                <m:sub>
+                  <m:r>
+                    <m:t>i</m:t>
+                  </m:r>
+                </m:sub>
+              </m:sSub>
+              <m:r>
+                <m:rPr>
+                  <m:sty m:val="p"/>
+                </m:rPr>
+                <m:t>,</m:t>
+              </m:r>
+              <m:sSub>
+                <m:e>
+                  <m:r>
+                    <m:t>y</m:t>
+                  </m:r>
+                </m:e>
+                <m:sub>
+                  <m:r>
+                    <m:t>i</m:t>
+                  </m:r>
+                </m:sub>
+              </m:sSub>
+              <m:r>
+                <m:rPr>
+                  <m:sty m:val="p"/>
+                </m:rPr>
+                <m:t>)</m:t>
+              </m:r>
+              <m:r>
+                <m:rPr>
+                  <m:sty m:val="p"/>
+                </m:rPr>
+                <m:t>:</m:t>
+              </m:r>
+              <m:r>
+                <m:t>i</m:t>
+              </m:r>
+              <m:r>
+                <m:rPr>
+                  <m:sty m:val="p"/>
+                </m:rPr>
+                <m:t>=</m:t>
+              </m:r>
+              <m:r>
+                <m:t>1</m:t>
+              </m:r>
+              <m:r>
+                <m:rPr>
+                  <m:sty m:val="p"/>
+                </m:rPr>
+                <m:t>,</m:t>
+              </m:r>
+              <m:r>
+                <m:rPr>
+                  <m:sty m:val="p"/>
+                </m:rPr>
+                <m:t>…</m:t>
+              </m:r>
+              <m:r>
+                <m:rPr>
+                  <m:sty m:val="p"/>
+                </m:rPr>
+                <m:t>,</m:t>
+              </m:r>
+              <m:r>
+                <m:t>n</m:t>
+              </m:r>
+            </m:e>
+          </m:d>
+          <m:r>
+            <m:t>​</m:t>
+          </m:r>
+          <m:r>
+            <m:rPr>
+              <m:sty m:val="p"/>
+            </m:rPr>
+            <m:t>.</m:t>
+          </m:r>
+          <m:r>
+            <m:t>  </m:t>
+          </m:r>
+          <m:r>
+            <m:rPr>
+              <m:sty m:val="p"/>
+            </m:rPr>
+            <m:t>(</m:t>
+          </m:r>
+          <m:r>
+            <m:t>1</m:t>
+          </m:r>
+          <m:r>
+            <m:rPr>
+              <m:sty m:val="p"/>
+            </m:rPr>
+            <m:t>)</m:t>
+          </m:r>
+        </m:oMath>
+      </m:oMathPara>
+      <w:bookmarkEnd w:id="9"/>
+    </w:p>
+    <w:bookmarkEnd w:id="10"/>
+    <w:bookmarkStart w:id="11" w:name="rem-data-set-subsets"/>
+    <w:p>
+      <w:pPr>
+        <w:pStyle w:val="FirstParagraph"/>
+      </w:pPr>
+      <w:r>
+        <w:rPr>
+          <w:i/>
+          <w:iCs/>
+        </w:rPr>
+        <w:t xml:space="preserve">Remark 1</w:t>
+      </w:r>
+      <w:r>
+        <w:t xml:space="preserve"> (The sets we split a data set into). </w:t>
+      </w:r>
+      <w:r>
+        <w:t xml:space="preserve">We divide a</w:t>
+      </w:r>
+      <w:r>
+        <w:t xml:space="preserve"> </w:t>
+      </w:r>
+      <w:hyperlink w:anchor="def-data-set">
+        <w:r>
+          <w:rPr>
+            <w:rStyle w:val="Hyperlink"/>
+          </w:rPr>
+          <w:t xml:space="preserve">data set</w:t>
+        </w:r>
+      </w:hyperlink>
+      <w:r>
+        <w:t xml:space="preserve"> </w:t>
+      </w:r>
+      <w:r>
+        <w:t xml:space="preserve">into subsets, each with its own job.</w:t>
+      </w:r>
+      <w:r>
+        <w:t xml:space="preserve"> </w:t>
+      </w:r>
+      <w:r>
+        <w:t xml:space="preserve">“Set”</w:t>
+      </w:r>
+      <w:r>
+        <w:t xml:space="preserve"> </w:t>
+      </w:r>
+      <w:r>
+        <w:t xml:space="preserve">in the names training set, validation set and test set is short for</w:t>
+      </w:r>
+      <w:r>
+        <w:t xml:space="preserve"> </w:t>
+      </w:r>
+      <w:r>
+        <w:t xml:space="preserve">“subset of the data set”</w:t>
+      </w:r>
+      <w:r>
+        <w:t xml:space="preserve">.</w:t>
+      </w:r>
+      <w:r>
+        <w:t xml:space="preserve"> </w:t>
+      </w:r>
+      <w:r>
+        <w:t xml:space="preserve">A</w:t>
+      </w:r>
+      <w:r>
+        <w:t xml:space="preserve"> </w:t>
+      </w:r>
+      <w:hyperlink w:anchor="def-data-splits">
+        <w:r>
+          <w:rPr>
+            <w:rStyle w:val="Hyperlink"/>
+          </w:rPr>
+          <w:t xml:space="preserve">training/validation/test split</w:t>
+        </w:r>
+      </w:hyperlink>
+      <w:r>
+        <w:t xml:space="preserve"> </w:t>
+      </w:r>
+      <w:r>
+        <w:t xml:space="preserve">assigns each observation to one of them,</w:t>
+      </w:r>
+      <w:r>
+        <w:t xml:space="preserve"> </w:t>
+      </w:r>
+      <w:r>
+        <w:t xml:space="preserve">and the</w:t>
+      </w:r>
+      <w:r>
+        <w:t xml:space="preserve"> </w:t>
+      </w:r>
+      <w:hyperlink w:anchor="def-training-set">
+        <w:r>
+          <w:rPr>
+            <w:rStyle w:val="Hyperlink"/>
+          </w:rPr>
+          <w:t xml:space="preserve">training set</w:t>
+        </w:r>
+      </w:hyperlink>
+      <w:r>
+        <w:t xml:space="preserve"> </w:t>
+      </w:r>
+      <w:r>
+        <w:t xml:space="preserve">is the subset a fitting procedure is applied to.</w:t>
+      </w:r>
+    </w:p>
+    <w:bookmarkEnd w:id="11"/>
+    <w:bookmarkStart w:id="13" w:name="def-input-matrix"/>
+    <w:p>
+      <w:pPr>
+        <w:pStyle w:val="BodyText"/>
+      </w:pPr>
+      <w:r>
+        <w:rPr>
+          <w:b/>
+          <w:bCs/>
+        </w:rPr>
+        <w:t xml:space="preserve">Definition 2 (Input matrix)</w:t>
+      </w:r>
+      <w:r>
+        <w:t xml:space="preserve"> </w:t>
+      </w:r>
+      <w:r>
+        <w:t xml:space="preserve">The</w:t>
+      </w:r>
+      <w:r>
+        <w:t xml:space="preserve"> </w:t>
+      </w:r>
+      <w:r>
+        <w:rPr>
+          <w:b/>
+          <w:bCs/>
+        </w:rPr>
+        <w:t xml:space="preserve">input matrix</w:t>
+      </w:r>
+      <w:r>
+        <w:t xml:space="preserve"> </w:t>
+      </w:r>
+      <m:oMath>
+        <m:r>
+          <m:rPr>
+            <m:sty m:val="bi"/>
+          </m:rPr>
+          <m:t>X</m:t>
+        </m:r>
+      </m:oMath>
+      <w:r>
+        <w:t xml:space="preserve"> </w:t>
+      </w:r>
+      <w:r>
+        <w:t xml:space="preserve">of a</w:t>
+      </w:r>
+      <w:r>
+        <w:t xml:space="preserve"> </w:t>
+      </w:r>
+      <w:hyperlink w:anchor="def-data-set">
+        <w:r>
+          <w:rPr>
+            <w:rStyle w:val="Hyperlink"/>
+          </w:rPr>
+          <w:t xml:space="preserve">data set</w:t>
+        </w:r>
+      </w:hyperlink>
+      <w:r>
+        <w:t xml:space="preserve"> </w:t>
+      </w:r>
+      <m:oMath>
+        <m:r>
+          <m:rPr>
+            <m:scr m:val="script"/>
+            <m:sty m:val="p"/>
+          </m:rPr>
+          <m:t>D</m:t>
+        </m:r>
+      </m:oMath>
+      <w:r>
+        <w:t xml:space="preserve"> </w:t>
+      </w:r>
+      <w:r>
+        <w:t xml:space="preserve">stacks the</w:t>
+      </w:r>
+      <w:r>
+        <w:t xml:space="preserve"> </w:t>
+      </w:r>
+      <m:oMath>
+        <m:r>
+          <m:t>n</m:t>
+        </m:r>
+      </m:oMath>
+      <w:r>
+        <w:t xml:space="preserve"> </w:t>
+      </w:r>
+      <w:r>
+        <w:t xml:space="preserve">inputs</w:t>
+      </w:r>
+      <w:r>
+        <w:t xml:space="preserve"> </w:t>
+      </w:r>
+      <m:oMath>
+        <m:sSub>
+          <m:e>
+            <m:acc>
+              <m:accPr>
+                <m:chr m:val="̃"/>
+              </m:accPr>
+              <m:e>
+                <m:r>
+                  <m:t>x</m:t>
+                </m:r>
+              </m:e>
+            </m:acc>
+          </m:e>
+          <m:sub>
+            <m:r>
+              <m:t>i</m:t>
+            </m:r>
+          </m:sub>
+        </m:sSub>
+      </m:oMath>
+      <w:r>
+        <w:t xml:space="preserve"> </w:t>
+      </w:r>
+      <w:r>
+        <w:t xml:space="preserve">as rows,</w:t>
+      </w:r>
+      <w:r>
+        <w:t xml:space="preserve"> </w:t>
+      </w:r>
+      <w:r>
+        <w:t xml:space="preserve">with one column for each of the</w:t>
+      </w:r>
+      <w:r>
+        <w:t xml:space="preserve"> </w:t>
+      </w:r>
+      <m:oMath>
+        <m:r>
+          <m:t>p</m:t>
+        </m:r>
+      </m:oMath>
+      <w:r>
+        <w:t xml:space="preserve"> </w:t>
+      </w:r>
+      <w:r>
+        <w:t xml:space="preserve">input variables:</w:t>
+      </w:r>
+    </w:p>
+    <w:p>
+      <w:pPr>
+        <w:pStyle w:val="BodyText"/>
+      </w:pPr>
+      <w:bookmarkStart w:id="12" w:name="eq-input-matrix"/>
+      <m:oMathPara>
+        <m:oMathParaPr>
+          <m:jc m:val="center"/>
+        </m:oMathParaPr>
+        <m:oMath>
+          <m:r>
+            <m:rPr>
+              <m:sty m:val="bi"/>
+            </m:rPr>
+            <m:t>X</m:t>
+          </m:r>
+          <m:r>
+            <m:rPr>
+              <m:sty m:val="p"/>
+            </m:rPr>
+            <m:t>=</m:t>
+          </m:r>
+          <m:d>
+            <m:dPr>
+              <m:begChr m:val="["/>
+              <m:sepChr m:val=""/>
+              <m:endChr m:val="]"/>
+              <m:grow/>
+            </m:dPr>
+            <m:e>
+              <m:m>
+                <m:mPr>
+                  <m:baseJc m:val="center"/>
+                  <m:plcHide m:val="on"/>
+                  <m:mcs>
+                    <m:mc>
+                      <m:mcPr>
+                        <m:mcJc m:val="center"/>
+                        <m:count m:val="1"/>
+                      </m:mcPr>
+                    </m:mc>
+                  </m:mcs>
+                </m:mPr>
+                <m:mr>
+                  <m:e>
+                    <m:sSup>
+                      <m:e>
+                        <m:sSub>
+                          <m:e>
+                            <m:acc>
+                              <m:accPr>
+                                <m:chr m:val="̃"/>
+                              </m:accPr>
+                              <m:e>
+                                <m:r>
+                                  <m:t>x</m:t>
+                                </m:r>
+                              </m:e>
+                            </m:acc>
+                          </m:e>
+                          <m:sub>
+                            <m:r>
+                              <m:t>1</m:t>
+                            </m:r>
+                          </m:sub>
+                        </m:sSub>
+                      </m:e>
+                      <m:sup>
+                        <m:r>
+                          <m:rPr>
+                            <m:sty m:val="p"/>
+                          </m:rPr>
+                          <m:t>⊤</m:t>
+                        </m:r>
+                      </m:sup>
+                    </m:sSup>
+                  </m:e>
+                </m:mr>
+                <m:mr>
+                  <m:e>
+                    <m:r>
+                      <m:rPr>
+                        <m:sty m:val="p"/>
+                      </m:rPr>
+                      <m:t>⋮</m:t>
+                    </m:r>
+                  </m:e>
+                </m:mr>
+                <m:mr>
+                  <m:e>
+                    <m:sSup>
+                      <m:e>
+                        <m:sSub>
+                          <m:e>
+                            <m:acc>
+                              <m:accPr>
+                                <m:chr m:val="̃"/>
+                              </m:accPr>
+                              <m:e>
+                                <m:r>
+                                  <m:t>x</m:t>
+                                </m:r>
+                              </m:e>
+                            </m:acc>
+                          </m:e>
+                          <m:sub>
+                            <m:r>
+                              <m:t>n</m:t>
+                            </m:r>
+                          </m:sub>
+                        </m:sSub>
+                      </m:e>
+                      <m:sup>
+                        <m:r>
+                          <m:rPr>
+                            <m:sty m:val="p"/>
+                          </m:rPr>
+                          <m:t>⊤</m:t>
+                        </m:r>
+                      </m:sup>
+                    </m:sSup>
+                  </m:e>
+                </m:mr>
+              </m:m>
+            </m:e>
+          </m:d>
+          <m:r>
+            <m:rPr>
+              <m:sty m:val="p"/>
+            </m:rPr>
+            <m:t>.</m:t>
+          </m:r>
+          <m:r>
+            <m:t>  </m:t>
+          </m:r>
+          <m:r>
+            <m:rPr>
+              <m:sty m:val="p"/>
+            </m:rPr>
+            <m:t>(</m:t>
+          </m:r>
+          <m:r>
+            <m:t>2</m:t>
+          </m:r>
+          <m:r>
+            <m:rPr>
+              <m:sty m:val="p"/>
+            </m:rPr>
+            <m:t>)</m:t>
+          </m:r>
+        </m:oMath>
+      </m:oMathPara>
+      <w:bookmarkEnd w:id="12"/>
+    </w:p>
+    <w:bookmarkEnd w:id="13"/>
+    <w:bookmarkStart w:id="15" w:name="def-outcome-vector"/>
+    <w:p>
+      <w:pPr>
+        <w:pStyle w:val="FirstParagraph"/>
+      </w:pPr>
+      <w:r>
+        <w:rPr>
+          <w:b/>
+          <w:bCs/>
+        </w:rPr>
+        <w:t xml:space="preserve">Definition 3 (Outcome vector)</w:t>
+      </w:r>
+      <w:r>
+        <w:t xml:space="preserve"> </w:t>
+      </w:r>
+      <w:r>
+        <w:t xml:space="preserve">The</w:t>
+      </w:r>
+      <w:r>
+        <w:t xml:space="preserve"> </w:t>
+      </w:r>
+      <w:r>
+        <w:rPr>
+          <w:b/>
+          <w:bCs/>
+        </w:rPr>
+        <w:t xml:space="preserve">outcome vector</w:t>
+      </w:r>
+      <w:r>
+        <w:t xml:space="preserve"> </w:t>
+      </w:r>
+      <m:oMath>
+        <m:acc>
+          <m:accPr>
+            <m:chr m:val="̃"/>
+          </m:accPr>
+          <m:e>
+            <m:r>
+              <m:t>y</m:t>
+            </m:r>
+          </m:e>
+        </m:acc>
+      </m:oMath>
+      <w:r>
+        <w:t xml:space="preserve"> </w:t>
+      </w:r>
+      <w:r>
+        <w:t xml:space="preserve">of a</w:t>
+      </w:r>
+      <w:r>
+        <w:t xml:space="preserve"> </w:t>
+      </w:r>
+      <w:hyperlink w:anchor="def-data-set">
+        <w:r>
+          <w:rPr>
+            <w:rStyle w:val="Hyperlink"/>
+          </w:rPr>
+          <w:t xml:space="preserve">data set</w:t>
+        </w:r>
+      </w:hyperlink>
+      <w:r>
+        <w:t xml:space="preserve"> </w:t>
+      </w:r>
+      <m:oMath>
+        <m:r>
+          <m:rPr>
+            <m:scr m:val="script"/>
+            <m:sty m:val="p"/>
+          </m:rPr>
+          <m:t>D</m:t>
+        </m:r>
+      </m:oMath>
+      <w:r>
+        <w:t xml:space="preserve"> </w:t>
+      </w:r>
+      <w:r>
+        <w:t xml:space="preserve">stacks its</w:t>
+      </w:r>
+      <w:r>
+        <w:t xml:space="preserve"> </w:t>
+      </w:r>
+      <m:oMath>
+        <m:r>
+          <m:t>n</m:t>
+        </m:r>
+      </m:oMath>
+      <w:r>
+        <w:t xml:space="preserve"> </w:t>
+      </w:r>
+      <w:r>
+        <w:t xml:space="preserve">outcomes</w:t>
+      </w:r>
+      <w:r>
+        <w:t xml:space="preserve"> </w:t>
+      </w:r>
+      <m:oMath>
+        <m:sSub>
+          <m:e>
+            <m:r>
+              <m:t>y</m:t>
+            </m:r>
+          </m:e>
+          <m:sub>
+            <m:r>
+              <m:t>i</m:t>
+            </m:r>
+          </m:sub>
+        </m:sSub>
+      </m:oMath>
+      <w:r>
+        <w:t xml:space="preserve">:</w:t>
+      </w:r>
+    </w:p>
+    <w:p>
+      <w:pPr>
+        <w:pStyle w:val="BodyText"/>
+      </w:pPr>
+      <w:bookmarkStart w:id="14" w:name="eq-outcome-vector"/>
+      <m:oMathPara>
+        <m:oMathParaPr>
+          <m:jc m:val="center"/>
+        </m:oMathParaPr>
+        <m:oMath>
+          <m:acc>
+            <m:accPr>
+              <m:chr m:val="̃"/>
+            </m:accPr>
+            <m:e>
+              <m:r>
+                <m:t>y</m:t>
+              </m:r>
+            </m:e>
+          </m:acc>
+          <m:r>
+            <m:rPr>
+              <m:sty m:val="p"/>
+            </m:rPr>
+            <m:t>=</m:t>
+          </m:r>
+          <m:d>
+            <m:dPr>
+              <m:begChr m:val="["/>
+              <m:sepChr m:val=""/>
+              <m:endChr m:val="]"/>
+              <m:grow/>
+            </m:dPr>
+            <m:e>
+              <m:m>
+                <m:mPr>
+                  <m:baseJc m:val="center"/>
+                  <m:plcHide m:val="on"/>
+                  <m:mcs>
+                    <m:mc>
+                      <m:mcPr>
+                        <m:mcJc m:val="center"/>
+                        <m:count m:val="1"/>
+                      </m:mcPr>
+                    </m:mc>
+                  </m:mcs>
+                </m:mPr>
+                <m:mr>
+                  <m:e>
+                    <m:sSub>
+                      <m:e>
+                        <m:r>
+                          <m:t>y</m:t>
+                        </m:r>
+                      </m:e>
+                      <m:sub>
+                        <m:r>
+                          <m:t>1</m:t>
+                        </m:r>
+                      </m:sub>
+                    </m:sSub>
+                  </m:e>
+                </m:mr>
+                <m:mr>
+                  <m:e>
+                    <m:r>
+                      <m:rPr>
+                        <m:sty m:val="p"/>
+                      </m:rPr>
+                      <m:t>⋮</m:t>
+                    </m:r>
+                  </m:e>
+                </m:mr>
+                <m:mr>
+                  <m:e>
+                    <m:sSub>
+                      <m:e>
+                        <m:r>
+                          <m:t>y</m:t>
+                        </m:r>
+                      </m:e>
+                      <m:sub>
+                        <m:r>
+                          <m:t>n</m:t>
+                        </m:r>
+                      </m:sub>
+                    </m:sSub>
+                  </m:e>
+                </m:mr>
+              </m:m>
+            </m:e>
+          </m:d>
+          <m:r>
+            <m:rPr>
+              <m:sty m:val="p"/>
+            </m:rPr>
+            <m:t>.</m:t>
+          </m:r>
+          <m:r>
+            <m:t>  </m:t>
+          </m:r>
+          <m:r>
+            <m:rPr>
+              <m:sty m:val="p"/>
+            </m:rPr>
+            <m:t>(</m:t>
+          </m:r>
+          <m:r>
+            <m:t>3</m:t>
+          </m:r>
+          <m:r>
+            <m:rPr>
+              <m:sty m:val="p"/>
+            </m:rPr>
+            <m:t>)</m:t>
+          </m:r>
+        </m:oMath>
+      </m:oMathPara>
+      <w:bookmarkEnd w:id="14"/>
+    </w:p>
+    <w:bookmarkEnd w:id="15"/>
+    <w:bookmarkStart w:id="16" w:name="exm-input-matrix"/>
+    <w:p>
+      <w:pPr>
+        <w:pStyle w:val="FirstParagraph"/>
+      </w:pPr>
+      <w:r>
+        <w:rPr>
+          <w:b/>
+          <w:bCs/>
+        </w:rPr>
+        <w:t xml:space="preserve">Example 1 (The input matrix and outcome vector of the first five cars)</w:t>
+      </w:r>
+      <w:r>
+        <w:t xml:space="preserve"> </w:t>
+      </w:r>
+      <w:r>
+        <w:t xml:space="preserve">In the</w:t>
+      </w:r>
+      <w:r>
+        <w:t xml:space="preserve"> </w:t>
+      </w:r>
+      <w:r>
+        <w:rPr>
+          <w:rStyle w:val="VerbatimChar"/>
+        </w:rPr>
+        <w:t xml:space="preserve">mtcars</w:t>
+      </w:r>
+      <w:r>
+        <w:t xml:space="preserve"> </w:t>
+      </w:r>
+      <w:r>
+        <w:t xml:space="preserve">data frame,</w:t>
+      </w:r>
+      <w:r>
+        <w:t xml:space="preserve"> </w:t>
+      </w:r>
+      <w:r>
+        <w:t xml:space="preserve">take the fuel economy</w:t>
+      </w:r>
+      <w:r>
+        <w:t xml:space="preserve"> </w:t>
+      </w:r>
+      <w:r>
+        <w:rPr>
+          <w:rStyle w:val="VerbatimChar"/>
+        </w:rPr>
+        <w:t xml:space="preserve">mpg</w:t>
+      </w:r>
+      <w:r>
+        <w:t xml:space="preserve"> </w:t>
+      </w:r>
+      <w:r>
+        <w:t xml:space="preserve">as the outcome</w:t>
+      </w:r>
+      <w:r>
+        <w:t xml:space="preserve"> </w:t>
+      </w:r>
+      <m:oMath>
+        <m:r>
+          <m:t>y</m:t>
+        </m:r>
+      </m:oMath>
+      <w:r>
+        <w:t xml:space="preserve"> </w:t>
+      </w:r>
+      <w:r>
+        <w:t xml:space="preserve">and the gross horsepower</w:t>
+      </w:r>
+      <w:r>
+        <w:t xml:space="preserve"> </w:t>
+      </w:r>
+      <w:r>
+        <w:rPr>
+          <w:rStyle w:val="VerbatimChar"/>
+        </w:rPr>
+        <w:t xml:space="preserve">hp</w:t>
+      </w:r>
+      <w:r>
+        <w:t xml:space="preserve"> </w:t>
+      </w:r>
+      <w:r>
+        <w:t xml:space="preserve">and weight</w:t>
+      </w:r>
+      <w:r>
+        <w:t xml:space="preserve"> </w:t>
+      </w:r>
+      <w:r>
+        <w:rPr>
+          <w:rStyle w:val="VerbatimChar"/>
+        </w:rPr>
+        <w:t xml:space="preserve">wt</w:t>
+      </w:r>
+      <w:r>
+        <w:t xml:space="preserve"> </w:t>
+      </w:r>
+      <w:r>
+        <w:t xml:space="preserve">as the</w:t>
+      </w:r>
+      <w:r>
+        <w:t xml:space="preserve"> </w:t>
+      </w:r>
+      <m:oMath>
+        <m:r>
+          <m:t>p</m:t>
+        </m:r>
+        <m:r>
+          <m:rPr>
+            <m:sty m:val="p"/>
+          </m:rPr>
+          <m:t>=</m:t>
+        </m:r>
+        <m:r>
+          <m:t>2</m:t>
+        </m:r>
+      </m:oMath>
+      <w:r>
+        <w:t xml:space="preserve"> </w:t>
+      </w:r>
+      <w:r>
+        <w:t xml:space="preserve">inputs.</w:t>
+      </w:r>
+      <w:r>
+        <w:t xml:space="preserve"> </w:t>
+      </w:r>
+      <w:r>
+        <w:t xml:space="preserve">The first five cars give a</w:t>
+      </w:r>
+      <w:r>
+        <w:t xml:space="preserve"> </w:t>
+      </w:r>
+      <w:hyperlink w:anchor="def-data-set">
+        <w:r>
+          <w:rPr>
+            <w:rStyle w:val="Hyperlink"/>
+          </w:rPr>
+          <w:t xml:space="preserve">data set</w:t>
+        </w:r>
+      </w:hyperlink>
+      <w:r>
+        <w:t xml:space="preserve"> </w:t>
+      </w:r>
+      <w:r>
+        <w:t xml:space="preserve">of</w:t>
+      </w:r>
+      <w:r>
+        <w:t xml:space="preserve"> </w:t>
+      </w:r>
+      <m:oMath>
+        <m:r>
+          <m:t>n</m:t>
+        </m:r>
+        <m:r>
+          <m:rPr>
+            <m:sty m:val="p"/>
+          </m:rPr>
+          <m:t>=</m:t>
+        </m:r>
+        <m:r>
+          <m:t>5</m:t>
+        </m:r>
+      </m:oMath>
+      <w:r>
+        <w:t xml:space="preserve"> </w:t>
+      </w:r>
+      <w:r>
+        <w:t xml:space="preserve">observations.</w:t>
+      </w:r>
+    </w:p>
+    <w:p>
+      <w:pPr>
+        <w:pStyle w:val="SourceCode"/>
+      </w:pPr>
+      <w:r>
+        <w:rPr>
+          <w:rStyle w:val="CommentTok"/>
+        </w:rPr>
+        <w:t xml:space="preserve"># take the first five cars from the mtcars data frame</w:t>
+      </w:r>
+      <w:r>
+        <w:br/>
+      </w:r>
+      <w:r>
+        <w:rPr>
+          <w:rStyle w:val="NormalTok"/>
+        </w:rPr>
+        <w:t xml:space="preserve">cars5 </w:t>
+      </w:r>
+      <w:r>
+        <w:rPr>
+          <w:rStyle w:val="OtherTok"/>
+        </w:rPr>
+        <w:t xml:space="preserve">&lt;-</w:t>
+      </w:r>
+      <w:r>
+        <w:rPr>
+          <w:rStyle w:val="NormalTok"/>
+        </w:rPr>
+        <w:t xml:space="preserve"> </w:t>
+      </w:r>
+      <w:r>
+        <w:rPr>
+          <w:rStyle w:val="FunctionTok"/>
+        </w:rPr>
+        <w:t xml:space="preserve">head</w:t>
+      </w:r>
+      <w:r>
+        <w:rPr>
+          <w:rStyle w:val="NormalTok"/>
+        </w:rPr>
+        <w:t xml:space="preserve">(mtcars, </w:t>
+      </w:r>
+      <w:r>
+        <w:rPr>
+          <w:rStyle w:val="DecValTok"/>
+        </w:rPr>
+        <w:t xml:space="preserve">5</w:t>
+      </w:r>
+      <w:r>
+        <w:rPr>
+          <w:rStyle w:val="NormalTok"/>
+        </w:rPr>
+        <w:t xml:space="preserve">)</w:t>
+      </w:r>
+      <w:r>
+        <w:br/>
+      </w:r>
+      <w:r>
+        <w:br/>
+      </w:r>
+      <w:r>
+        <w:rPr>
+          <w:rStyle w:val="CommentTok"/>
+        </w:rPr>
+        <w:t xml:space="preserve"># stack the two inputs as columns, one row per car</w:t>
+      </w:r>
+      <w:r>
+        <w:br/>
+      </w:r>
+      <w:r>
+        <w:rPr>
+          <w:rStyle w:val="NormalTok"/>
+        </w:rPr>
+        <w:t xml:space="preserve">X_cars5 </w:t>
+      </w:r>
+      <w:r>
+        <w:rPr>
+          <w:rStyle w:val="OtherTok"/>
+        </w:rPr>
+        <w:t xml:space="preserve">&lt;-</w:t>
+      </w:r>
+      <w:r>
+        <w:rPr>
+          <w:rStyle w:val="NormalTok"/>
+        </w:rPr>
+        <w:t xml:space="preserve"> </w:t>
+      </w:r>
+      <w:r>
+        <w:rPr>
+          <w:rStyle w:val="FunctionTok"/>
+        </w:rPr>
+        <w:t xml:space="preserve">as.matrix</w:t>
+      </w:r>
+      <w:r>
+        <w:rPr>
+          <w:rStyle w:val="NormalTok"/>
+        </w:rPr>
+        <w:t xml:space="preserve">(cars5[, </w:t>
+      </w:r>
+      <w:r>
+        <w:rPr>
+          <w:rStyle w:val="FunctionTok"/>
+        </w:rPr>
+        <w:t xml:space="preserve">c</w:t>
+      </w:r>
+      <w:r>
+        <w:rPr>
+          <w:rStyle w:val="NormalTok"/>
+        </w:rPr>
+        <w:t xml:space="preserve">(</w:t>
+      </w:r>
+      <w:r>
+        <w:rPr>
+          <w:rStyle w:val="StringTok"/>
+        </w:rPr>
+        <w:t xml:space="preserve">"hp"</w:t>
+      </w:r>
+      <w:r>
+        <w:rPr>
+          <w:rStyle w:val="NormalTok"/>
+        </w:rPr>
+        <w:t xml:space="preserve">, </w:t>
+      </w:r>
+      <w:r>
+        <w:rPr>
+          <w:rStyle w:val="StringTok"/>
+        </w:rPr>
+        <w:t xml:space="preserve">"wt"</w:t>
+      </w:r>
+      <w:r>
+        <w:rPr>
+          <w:rStyle w:val="NormalTok"/>
+        </w:rPr>
+        <w:t xml:space="preserve">)])</w:t>
+      </w:r>
+      <w:r>
+        <w:br/>
+      </w:r>
+      <w:r>
+        <w:br/>
+      </w:r>
+      <w:r>
+        <w:rPr>
+          <w:rStyle w:val="CommentTok"/>
+        </w:rPr>
+        <w:t xml:space="preserve"># stack the outcomes into one vector</w:t>
+      </w:r>
+      <w:r>
+        <w:br/>
+      </w:r>
+      <w:r>
+        <w:rPr>
+          <w:rStyle w:val="NormalTok"/>
+        </w:rPr>
+        <w:t xml:space="preserve">y_cars5 </w:t>
+      </w:r>
+      <w:r>
+        <w:rPr>
+          <w:rStyle w:val="OtherTok"/>
+        </w:rPr>
+        <w:t xml:space="preserve">&lt;-</w:t>
+      </w:r>
+      <w:r>
+        <w:rPr>
+          <w:rStyle w:val="NormalTok"/>
+        </w:rPr>
+        <w:t xml:space="preserve"> cars5</w:t>
+      </w:r>
+      <w:r>
+        <w:rPr>
+          <w:rStyle w:val="SpecialCharTok"/>
+        </w:rPr>
+        <w:t xml:space="preserve">$</w:t>
+      </w:r>
+      <w:r>
+        <w:rPr>
+          <w:rStyle w:val="NormalTok"/>
+        </w:rPr>
+        <w:t xml:space="preserve">mpg</w:t>
+      </w:r>
+      <w:r>
+        <w:br/>
+      </w:r>
+      <w:r>
+        <w:br/>
+      </w:r>
+      <w:r>
+        <w:rPr>
+          <w:rStyle w:val="CommentTok"/>
+        </w:rPr>
+        <w:t xml:space="preserve"># show the input matrix and the outcome vector side by side</w:t>
+      </w:r>
+      <w:r>
+        <w:br/>
+      </w:r>
+      <w:r>
+        <w:rPr>
+          <w:rStyle w:val="FunctionTok"/>
+        </w:rPr>
+        <w:t xml:space="preserve">cbind</w:t>
+      </w:r>
+      <w:r>
+        <w:rPr>
+          <w:rStyle w:val="NormalTok"/>
+        </w:rPr>
+        <w:t xml:space="preserve">(X_cars5, </w:t>
+      </w:r>
+      <w:r>
+        <w:rPr>
+          <w:rStyle w:val="AttributeTok"/>
+        </w:rPr>
+        <w:t xml:space="preserve">mpg =</w:t>
+      </w:r>
+      <w:r>
+        <w:rPr>
+          <w:rStyle w:val="NormalTok"/>
+        </w:rPr>
+        <w:t xml:space="preserve"> y_cars5)</w:t>
+      </w:r>
+      <w:r>
+        <w:br/>
+      </w:r>
+      <w:r>
+        <w:rPr>
+          <w:rStyle w:val="CommentTok"/>
+        </w:rPr>
+        <w:t xml:space="preserve">#&gt;                    hp    wt  mpg</w:t>
+      </w:r>
+      <w:r>
+        <w:br/>
+      </w:r>
+      <w:r>
+        <w:rPr>
+          <w:rStyle w:val="CommentTok"/>
+        </w:rPr>
+        <w:t xml:space="preserve">#&gt; Mazda RX4         110 2.620 21.0</w:t>
+      </w:r>
+      <w:r>
+        <w:br/>
+      </w:r>
+      <w:r>
+        <w:rPr>
+          <w:rStyle w:val="CommentTok"/>
+        </w:rPr>
+        <w:t xml:space="preserve">#&gt; Mazda RX4 Wag     110 2.875 21.0</w:t>
+      </w:r>
+      <w:r>
+        <w:br/>
+      </w:r>
+      <w:r>
+        <w:rPr>
+          <w:rStyle w:val="CommentTok"/>
+        </w:rPr>
+        <w:t xml:space="preserve">#&gt; Datsun 710         93 2.320 22.8</w:t>
+      </w:r>
+      <w:r>
+        <w:br/>
+      </w:r>
+      <w:r>
+        <w:rPr>
+          <w:rStyle w:val="CommentTok"/>
+        </w:rPr>
+        <w:t xml:space="preserve">#&gt; Hornet 4 Drive    110 3.215 21.4</w:t>
+      </w:r>
+      <w:r>
+        <w:br/>
+      </w:r>
+      <w:r>
+        <w:rPr>
+          <w:rStyle w:val="CommentTok"/>
+        </w:rPr>
+        <w:t xml:space="preserve">#&gt; Hornet Sportabout 175 3.440 18.7</w:t>
+      </w:r>
+    </w:p>
+    <w:p>
+      <w:pPr>
+        <w:pStyle w:val="FirstParagraph"/>
+      </w:pPr>
+      <w:r>
+        <w:t xml:space="preserve">The</w:t>
+      </w:r>
+      <w:r>
+        <w:t xml:space="preserve"> </w:t>
+      </w:r>
+      <w:hyperlink w:anchor="def-input-matrix">
+        <w:r>
+          <w:rPr>
+            <w:rStyle w:val="Hyperlink"/>
+          </w:rPr>
+          <w:t xml:space="preserve">input matrix</w:t>
+        </w:r>
+      </w:hyperlink>
+      <w:r>
+        <w:t xml:space="preserve"> </w:t>
+      </w:r>
+      <w:r>
+        <w:rPr>
+          <w:rStyle w:val="VerbatimChar"/>
+        </w:rPr>
+        <w:t xml:space="preserve">X_cars5</w:t>
+      </w:r>
+      <w:r>
+        <w:t xml:space="preserve"> </w:t>
+      </w:r>
+      <w:r>
+        <w:t xml:space="preserve">has 5 rows, one per car,</w:t>
+      </w:r>
+      <w:r>
+        <w:t xml:space="preserve"> </w:t>
+      </w:r>
+      <w:r>
+        <w:t xml:space="preserve">and 2 columns, one per input variable.</w:t>
+      </w:r>
+      <w:r>
+        <w:t xml:space="preserve"> </w:t>
+      </w:r>
+      <w:r>
+        <w:t xml:space="preserve">The</w:t>
+      </w:r>
+      <w:r>
+        <w:t xml:space="preserve"> </w:t>
+      </w:r>
+      <w:hyperlink w:anchor="def-outcome-vector">
+        <w:r>
+          <w:rPr>
+            <w:rStyle w:val="Hyperlink"/>
+          </w:rPr>
+          <w:t xml:space="preserve">outcome vector</w:t>
+        </w:r>
+      </w:hyperlink>
+      <w:r>
+        <w:t xml:space="preserve"> </w:t>
+      </w:r>
+      <w:r>
+        <w:rPr>
+          <w:rStyle w:val="VerbatimChar"/>
+        </w:rPr>
+        <w:t xml:space="preserve">y_cars5</w:t>
+      </w:r>
+      <w:r>
+        <w:t xml:space="preserve"> </w:t>
+      </w:r>
+      <w:r>
+        <w:t xml:space="preserve">has 5 entries, one per car.</w:t>
+      </w:r>
+    </w:p>
+    <w:bookmarkEnd w:id="16"/>
+    <w:bookmarkEnd w:id="17"/>
+    <w:bookmarkStart w:id="47" w:name="sec-prediction-rules"/>
+    <w:p>
+      <w:pPr>
+        <w:pStyle w:val="Heading2"/>
+      </w:pPr>
+      <w:r>
+        <w:t xml:space="preserve">2 Fitting and scoring prediction rules</w:t>
+      </w:r>
+    </w:p>
+    <w:bookmarkStart w:id="23" w:name="def-fitting-procedure"/>
+    <w:p>
+      <w:pPr>
+        <w:pStyle w:val="FirstParagraph"/>
+      </w:pPr>
+      <w:r>
+        <w:rPr>
+          <w:b/>
+          <w:bCs/>
+        </w:rPr>
+        <w:t xml:space="preserve">Definition 4 (Fitting procedure)</w:t>
       </w:r>
       <w:r>
         <w:t xml:space="preserve"> </w:t>
@@ -188,7 +1706,7 @@
       <w:r>
         <w:t xml:space="preserve"> </w:t>
       </w:r>
-      <w:hyperlink r:id="rId9">
+      <w:hyperlink r:id="rId18">
         <w:r>
           <w:rPr>
             <w:rStyle w:val="Hyperlink"/>
@@ -218,7 +1736,7 @@
       <w:pPr>
         <w:pStyle w:val="BodyText"/>
       </w:pPr>
-      <w:bookmarkStart w:id="10" w:name="eq-fitting-procedure"/>
+      <w:bookmarkStart w:id="19" w:name="eq-fitting-procedure"/>
       <m:oMathPara>
         <m:oMathParaPr>
           <m:jc m:val="center"/>
@@ -451,7 +1969,7 @@
             <m:t>(</m:t>
           </m:r>
           <m:r>
-            <m:t>1</m:t>
+            <m:t>4</m:t>
           </m:r>
           <m:r>
             <m:rPr>
@@ -461,7 +1979,7 @@
           </m:r>
         </m:oMath>
       </m:oMathPara>
-      <w:bookmarkEnd w:id="10"/>
+      <w:bookmarkEnd w:id="19"/>
     </w:p>
     <w:tbl>
       <w:tblPr>
@@ -504,18 +2022,18 @@
                 <wp:inline>
                   <wp:extent cx="152400" cy="152400"/>
                   <wp:effectExtent b="0" l="0" r="0" t="0"/>
-                  <wp:docPr descr="" title="" id="12" name="Picture"/>
+                  <wp:docPr descr="" title="" id="21" name="Picture"/>
                   <a:graphic>
                     <a:graphicData uri="http://schemas.openxmlformats.org/drawingml/2006/picture">
                       <pic:pic>
                         <pic:nvPicPr>
-                          <pic:cNvPr descr="/opt/quarto/share/formats/docx/note.png" id="13" name="Picture"/>
+                          <pic:cNvPr descr="/opt/quarto/share/formats/docx/note.png" id="22" name="Picture"/>
                           <pic:cNvPicPr>
                             <a:picLocks noChangeArrowheads="1" noChangeAspect="1"/>
                           </pic:cNvPicPr>
                         </pic:nvPicPr>
                         <pic:blipFill>
-                          <a:blip r:embed="rId11"/>
+                          <a:blip r:embed="rId20"/>
                           <a:stretch>
                             <a:fillRect/>
                           </a:stretch>
@@ -591,7 +2109,7 @@
             <w:r>
               <w:t xml:space="preserve"> </w:t>
             </w:r>
-            <w:hyperlink r:id="rId9">
+            <w:hyperlink r:id="rId18">
               <w:r>
                 <w:rPr>
                   <w:rStyle w:val="Hyperlink"/>
@@ -637,8 +2155,8 @@
         </w:tc>
       </w:tr>
     </w:tbl>
-    <w:bookmarkEnd w:id="14"/>
-    <w:bookmarkStart w:id="18" w:name="def-training-set"/>
+    <w:bookmarkEnd w:id="23"/>
+    <w:bookmarkStart w:id="27" w:name="def-training-set"/>
     <w:p>
       <w:pPr>
         <w:pStyle w:val="BodyText"/>
@@ -648,7 +2166,7 @@
           <w:b/>
           <w:bCs/>
         </w:rPr>
-        <w:t xml:space="preserve">Definition 2 (Training set)</w:t>
+        <w:t xml:space="preserve">Definition 5 (Training set)</w:t>
       </w:r>
       <w:r>
         <w:t xml:space="preserve"> </w:t>
@@ -748,7 +2266,7 @@
       <w:pPr>
         <w:pStyle w:val="BodyText"/>
       </w:pPr>
-      <w:bookmarkStart w:id="15" w:name="eq-training-set"/>
+      <w:bookmarkStart w:id="24" w:name="eq-training-set"/>
       <m:oMathPara>
         <m:oMathParaPr>
           <m:jc m:val="center"/>
@@ -812,9 +2330,16 @@
               </m:r>
               <m:sSub>
                 <m:e>
-                  <m:r>
-                    <m:t>x</m:t>
-                  </m:r>
+                  <m:acc>
+                    <m:accPr>
+                      <m:chr m:val="̃"/>
+                    </m:accPr>
+                    <m:e>
+                      <m:r>
+                        <m:t>x</m:t>
+                      </m:r>
+                    </m:e>
+                  </m:acc>
                 </m:e>
                 <m:sub>
                   <m:r>
@@ -922,7 +2447,7 @@
             <m:t>(</m:t>
           </m:r>
           <m:r>
-            <m:t>2</m:t>
+            <m:t>5</m:t>
           </m:r>
           <m:r>
             <m:rPr>
@@ -932,7 +2457,7 @@
           </m:r>
         </m:oMath>
       </m:oMathPara>
-      <w:bookmarkEnd w:id="15"/>
+      <w:bookmarkEnd w:id="24"/>
     </w:p>
     <w:tbl>
       <w:tblPr>
@@ -975,18 +2500,18 @@
                 <wp:inline>
                   <wp:extent cx="152400" cy="152400"/>
                   <wp:effectExtent b="0" l="0" r="0" t="0"/>
-                  <wp:docPr descr="" title="" id="16" name="Picture"/>
+                  <wp:docPr descr="" title="" id="25" name="Picture"/>
                   <a:graphic>
                     <a:graphicData uri="http://schemas.openxmlformats.org/drawingml/2006/picture">
                       <pic:pic>
                         <pic:nvPicPr>
-                          <pic:cNvPr descr="/opt/quarto/share/formats/docx/note.png" id="17" name="Picture"/>
+                          <pic:cNvPr descr="/opt/quarto/share/formats/docx/note.png" id="26" name="Picture"/>
                           <pic:cNvPicPr>
                             <a:picLocks noChangeArrowheads="1" noChangeAspect="1"/>
                           </pic:cNvPicPr>
                         </pic:nvPicPr>
                         <pic:blipFill>
-                          <a:blip r:embed="rId11"/>
+                          <a:blip r:embed="rId20"/>
                           <a:stretch>
                             <a:fillRect/>
                           </a:stretch>
@@ -1068,8 +2593,8 @@
         </w:tc>
       </w:tr>
     </w:tbl>
-    <w:bookmarkEnd w:id="18"/>
-    <w:bookmarkStart w:id="20" w:name="def-prediction-rule"/>
+    <w:bookmarkEnd w:id="27"/>
+    <w:bookmarkStart w:id="29" w:name="def-prediction-rule"/>
     <w:p>
       <w:pPr>
         <w:pStyle w:val="BodyText"/>
@@ -1079,7 +2604,7 @@
           <w:b/>
           <w:bCs/>
         </w:rPr>
-        <w:t xml:space="preserve">Definition 3 (Prediction rule)</w:t>
+        <w:t xml:space="preserve">Definition 6 (Prediction rule)</w:t>
       </w:r>
       <w:r>
         <w:t xml:space="preserve"> </w:t>
@@ -1202,7 +2727,7 @@
       <w:r>
         <w:t xml:space="preserve"> </w:t>
       </w:r>
-      <w:hyperlink r:id="rId9">
+      <w:hyperlink r:id="rId18">
         <w:r>
           <w:rPr>
             <w:rStyle w:val="Hyperlink"/>
@@ -1277,7 +2802,7 @@
       <w:pPr>
         <w:pStyle w:val="BodyText"/>
       </w:pPr>
-      <w:bookmarkStart w:id="19" w:name="eq-prediction-rule"/>
+      <w:bookmarkStart w:id="28" w:name="eq-prediction-rule"/>
       <m:oMathPara>
         <m:oMathParaPr>
           <m:jc m:val="center"/>
@@ -1372,7 +2897,7 @@
             <m:t>(</m:t>
           </m:r>
           <m:r>
-            <m:t>3</m:t>
+            <m:t>6</m:t>
           </m:r>
           <m:r>
             <m:rPr>
@@ -1382,10 +2907,10 @@
           </m:r>
         </m:oMath>
       </m:oMathPara>
-      <w:bookmarkEnd w:id="19"/>
+      <w:bookmarkEnd w:id="28"/>
     </w:p>
-    <w:bookmarkEnd w:id="20"/>
-    <w:bookmarkStart w:id="25" w:name="def-generalization-error"/>
+    <w:bookmarkEnd w:id="29"/>
+    <w:bookmarkStart w:id="34" w:name="def-generalization-error"/>
     <w:p>
       <w:pPr>
         <w:pStyle w:val="FirstParagraph"/>
@@ -1395,7 +2920,7 @@
           <w:b/>
           <w:bCs/>
         </w:rPr>
-        <w:t xml:space="preserve">Definition 4 (Generalization error)</w:t>
+        <w:t xml:space="preserve">Definition 7 (Generalization error)</w:t>
       </w:r>
       <w:r>
         <w:t xml:space="preserve"> </w:t>
@@ -1496,7 +3021,7 @@
       <w:r>
         <w:t xml:space="preserve"> </w:t>
       </w:r>
-      <w:hyperlink r:id="rId21">
+      <w:hyperlink r:id="rId30">
         <w:r>
           <w:rPr>
             <w:rStyle w:val="Hyperlink"/>
@@ -1639,7 +3164,7 @@
       <w:pPr>
         <w:pStyle w:val="BodyText"/>
       </w:pPr>
-      <w:bookmarkStart w:id="22" w:name="eq-generalization-error"/>
+      <w:bookmarkStart w:id="31" w:name="eq-generalization-error"/>
       <m:oMathPara>
         <m:oMathParaPr>
           <m:jc m:val="center"/>
@@ -1843,7 +3368,7 @@
             <m:t>(</m:t>
           </m:r>
           <m:r>
-            <m:t>4</m:t>
+            <m:t>7</m:t>
           </m:r>
           <m:r>
             <m:rPr>
@@ -1853,7 +3378,7 @@
           </m:r>
         </m:oMath>
       </m:oMathPara>
-      <w:bookmarkEnd w:id="22"/>
+      <w:bookmarkEnd w:id="31"/>
     </w:p>
     <w:tbl>
       <w:tblPr>
@@ -1896,18 +3421,18 @@
                 <wp:inline>
                   <wp:extent cx="152400" cy="152400"/>
                   <wp:effectExtent b="0" l="0" r="0" t="0"/>
-                  <wp:docPr descr="" title="" id="23" name="Picture"/>
+                  <wp:docPr descr="" title="" id="32" name="Picture"/>
                   <a:graphic>
                     <a:graphicData uri="http://schemas.openxmlformats.org/drawingml/2006/picture">
                       <pic:pic>
                         <pic:nvPicPr>
-                          <pic:cNvPr descr="/opt/quarto/share/formats/docx/note.png" id="24" name="Picture"/>
+                          <pic:cNvPr descr="/opt/quarto/share/formats/docx/note.png" id="33" name="Picture"/>
                           <pic:cNvPicPr>
                             <a:picLocks noChangeArrowheads="1" noChangeAspect="1"/>
                           </pic:cNvPicPr>
                         </pic:nvPicPr>
                         <pic:blipFill>
-                          <a:blip r:embed="rId11"/>
+                          <a:blip r:embed="rId20"/>
                           <a:stretch>
                             <a:fillRect/>
                           </a:stretch>
@@ -1992,8 +3517,8 @@
         </w:tc>
       </w:tr>
     </w:tbl>
-    <w:bookmarkEnd w:id="25"/>
-    <w:bookmarkStart w:id="29" w:name="def-held-out-set"/>
+    <w:bookmarkEnd w:id="34"/>
+    <w:bookmarkStart w:id="38" w:name="def-held-out-set"/>
     <w:p>
       <w:pPr>
         <w:pStyle w:val="BodyText"/>
@@ -2003,7 +3528,7 @@
           <w:b/>
           <w:bCs/>
         </w:rPr>
-        <w:t xml:space="preserve">Definition 5 (Held-out set)</w:t>
+        <w:t xml:space="preserve">Definition 8 (Held-out set)</w:t>
       </w:r>
       <w:r>
         <w:t xml:space="preserve"> </w:t>
@@ -2183,7 +3708,7 @@
       <w:pPr>
         <w:pStyle w:val="BodyText"/>
       </w:pPr>
-      <w:bookmarkStart w:id="26" w:name="eq-held-out-set"/>
+      <w:bookmarkStart w:id="35" w:name="eq-held-out-set"/>
       <m:oMathPara>
         <m:oMathParaPr>
           <m:jc m:val="center"/>
@@ -2371,7 +3896,7 @@
             <m:t>(</m:t>
           </m:r>
           <m:r>
-            <m:t>5</m:t>
+            <m:t>8</m:t>
           </m:r>
           <m:r>
             <m:rPr>
@@ -2381,7 +3906,7 @@
           </m:r>
         </m:oMath>
       </m:oMathPara>
-      <w:bookmarkEnd w:id="26"/>
+      <w:bookmarkEnd w:id="35"/>
     </w:p>
     <w:tbl>
       <w:tblPr>
@@ -2424,18 +3949,18 @@
                 <wp:inline>
                   <wp:extent cx="152400" cy="152400"/>
                   <wp:effectExtent b="0" l="0" r="0" t="0"/>
-                  <wp:docPr descr="" title="" id="27" name="Picture"/>
+                  <wp:docPr descr="" title="" id="36" name="Picture"/>
                   <a:graphic>
                     <a:graphicData uri="http://schemas.openxmlformats.org/drawingml/2006/picture">
                       <pic:pic>
                         <pic:nvPicPr>
-                          <pic:cNvPr descr="/opt/quarto/share/formats/docx/note.png" id="28" name="Picture"/>
+                          <pic:cNvPr descr="/opt/quarto/share/formats/docx/note.png" id="37" name="Picture"/>
                           <pic:cNvPicPr>
                             <a:picLocks noChangeArrowheads="1" noChangeAspect="1"/>
                           </pic:cNvPicPr>
                         </pic:nvPicPr>
                         <pic:blipFill>
-                          <a:blip r:embed="rId11"/>
+                          <a:blip r:embed="rId20"/>
                           <a:stretch>
                             <a:fillRect/>
                           </a:stretch>
@@ -2502,8 +4027,8 @@
         </w:tc>
       </w:tr>
     </w:tbl>
-    <w:bookmarkEnd w:id="29"/>
-    <w:bookmarkStart w:id="32" w:name="def-prediction-rmse"/>
+    <w:bookmarkEnd w:id="38"/>
+    <w:bookmarkStart w:id="41" w:name="def-prediction-rmse"/>
     <w:p>
       <w:pPr>
         <w:pStyle w:val="BodyText"/>
@@ -2513,7 +4038,7 @@
           <w:b/>
           <w:bCs/>
         </w:rPr>
-        <w:t xml:space="preserve">Definition 6 (Root mean squared error of predictions)</w:t>
+        <w:t xml:space="preserve">Definition 9 (Root mean squared error of predictions)</w:t>
       </w:r>
       <w:r>
         <w:t xml:space="preserve"> </w:t>
@@ -2660,7 +4185,7 @@
       <w:r>
         <w:t xml:space="preserve"> </w:t>
       </w:r>
-      <w:hyperlink r:id="rId30">
+      <w:hyperlink r:id="rId39">
         <w:r>
           <w:rPr>
             <w:rStyle w:val="Hyperlink"/>
@@ -2676,7 +4201,7 @@
       <w:pPr>
         <w:pStyle w:val="BodyText"/>
       </w:pPr>
-      <w:bookmarkStart w:id="31" w:name="eq-prediction-rmse"/>
+      <w:bookmarkStart w:id="40" w:name="eq-prediction-rmse"/>
       <m:oMathPara>
         <m:oMathParaPr>
           <m:jc m:val="center"/>
@@ -2789,7 +4314,7 @@
             <m:t>(</m:t>
           </m:r>
           <m:r>
-            <m:t>6</m:t>
+            <m:t>9</m:t>
           </m:r>
           <m:r>
             <m:rPr>
@@ -2799,10 +4324,10 @@
           </m:r>
         </m:oMath>
       </m:oMathPara>
-      <w:bookmarkEnd w:id="31"/>
+      <w:bookmarkEnd w:id="40"/>
     </w:p>
-    <w:bookmarkEnd w:id="32"/>
-    <w:bookmarkStart w:id="37" w:name="def-training-mse"/>
+    <w:bookmarkEnd w:id="41"/>
+    <w:bookmarkStart w:id="46" w:name="def-training-mse"/>
     <w:p>
       <w:pPr>
         <w:pStyle w:val="FirstParagraph"/>
@@ -2812,7 +4337,7 @@
           <w:b/>
           <w:bCs/>
         </w:rPr>
-        <w:t xml:space="preserve">Definition 7 (Training error)</w:t>
+        <w:t xml:space="preserve">Definition 10 (Training error)</w:t>
       </w:r>
       <w:r>
         <w:t xml:space="preserve"> </w:t>
@@ -2913,7 +4438,7 @@
       <w:r>
         <w:t xml:space="preserve"> </w:t>
       </w:r>
-      <w:hyperlink r:id="rId30">
+      <w:hyperlink r:id="rId39">
         <w:r>
           <w:rPr>
             <w:rStyle w:val="Hyperlink"/>
@@ -2930,7 +4455,7 @@
       <w:r>
         <w:t xml:space="preserve"> </w:t>
       </w:r>
-      <w:hyperlink r:id="rId33">
+      <w:hyperlink r:id="rId42">
         <w:r>
           <w:rPr>
             <w:rStyle w:val="Hyperlink"/>
@@ -3016,7 +4541,7 @@
       <w:pPr>
         <w:pStyle w:val="BodyText"/>
       </w:pPr>
-      <w:bookmarkStart w:id="34" w:name="eq-training-mse"/>
+      <w:bookmarkStart w:id="43" w:name="eq-training-mse"/>
       <m:oMathPara>
         <m:oMathParaPr>
           <m:jc m:val="center"/>
@@ -3176,7 +4701,7 @@
             <m:t>(</m:t>
           </m:r>
           <m:r>
-            <m:t>7</m:t>
+            <m:t>10</m:t>
           </m:r>
           <m:r>
             <m:rPr>
@@ -3186,7 +4711,7 @@
           </m:r>
         </m:oMath>
       </m:oMathPara>
-      <w:bookmarkEnd w:id="34"/>
+      <w:bookmarkEnd w:id="43"/>
     </w:p>
     <w:tbl>
       <w:tblPr>
@@ -3229,18 +4754,18 @@
                 <wp:inline>
                   <wp:extent cx="152400" cy="152400"/>
                   <wp:effectExtent b="0" l="0" r="0" t="0"/>
-                  <wp:docPr descr="" title="" id="35" name="Picture"/>
+                  <wp:docPr descr="" title="" id="44" name="Picture"/>
                   <a:graphic>
                     <a:graphicData uri="http://schemas.openxmlformats.org/drawingml/2006/picture">
                       <pic:pic>
                         <pic:nvPicPr>
-                          <pic:cNvPr descr="/opt/quarto/share/formats/docx/note.png" id="36" name="Picture"/>
+                          <pic:cNvPr descr="/opt/quarto/share/formats/docx/note.png" id="45" name="Picture"/>
                           <pic:cNvPicPr>
                             <a:picLocks noChangeArrowheads="1" noChangeAspect="1"/>
                           </pic:cNvPicPr>
                         </pic:nvPicPr>
                         <pic:blipFill>
-                          <a:blip r:embed="rId11"/>
+                          <a:blip r:embed="rId20"/>
                           <a:stretch>
                             <a:fillRect/>
                           </a:stretch>
@@ -3332,18 +4857,18 @@
         </w:tc>
       </w:tr>
     </w:tbl>
-    <w:bookmarkEnd w:id="37"/>
-    <w:bookmarkEnd w:id="38"/>
-    <w:bookmarkStart w:id="43" w:name="overfitting"/>
+    <w:bookmarkEnd w:id="46"/>
+    <w:bookmarkEnd w:id="47"/>
+    <w:bookmarkStart w:id="52" w:name="overfitting"/>
     <w:p>
       <w:pPr>
         <w:pStyle w:val="Heading2"/>
       </w:pPr>
       <w:r>
-        <w:t xml:space="preserve">2 Overfitting</w:t>
+        <w:t xml:space="preserve">3 Overfitting</w:t>
       </w:r>
     </w:p>
-    <w:bookmarkStart w:id="39" w:name="exr-overfitting"/>
+    <w:bookmarkStart w:id="48" w:name="exr-overfitting"/>
     <w:p>
       <w:pPr>
         <w:pStyle w:val="FirstParagraph"/>
@@ -3556,8 +5081,8 @@
         <w:t xml:space="preserve">improve predictions for the held-out cars?</w:t>
       </w:r>
     </w:p>
-    <w:bookmarkEnd w:id="39"/>
-    <w:bookmarkStart w:id="40" w:name="sol-overfitting"/>
+    <w:bookmarkEnd w:id="48"/>
+    <w:bookmarkStart w:id="49" w:name="sol-overfitting"/>
     <w:p>
       <w:pPr>
         <w:pStyle w:val="FirstParagraph"/>
@@ -4780,8 +6305,8 @@
         <w:t xml:space="preserve">there the held-out RMSE also falls.</w:t>
       </w:r>
     </w:p>
-    <w:bookmarkEnd w:id="40"/>
-    <w:bookmarkStart w:id="41" w:name="def-overfitting"/>
+    <w:bookmarkEnd w:id="49"/>
+    <w:bookmarkStart w:id="50" w:name="def-overfitting"/>
     <w:p>
       <w:pPr>
         <w:pStyle w:val="FirstParagraph"/>
@@ -4791,7 +6316,7 @@
           <w:b/>
           <w:bCs/>
         </w:rPr>
-        <w:t xml:space="preserve">Definition 8 (Overfitting)</w:t>
+        <w:t xml:space="preserve">Definition 11 (Overfitting)</w:t>
       </w:r>
       <w:r>
         <w:t xml:space="preserve"> </w:t>
@@ -4850,8 +6375,8 @@
         <w:t xml:space="preserve">but predicts poorly for new observations.</w:t>
       </w:r>
     </w:p>
-    <w:bookmarkEnd w:id="41"/>
-    <w:bookmarkStart w:id="42" w:name="exm-overfitting-polynomial-cars"/>
+    <w:bookmarkEnd w:id="50"/>
+    <w:bookmarkStart w:id="51" w:name="exm-overfitting-polynomial-cars"/>
     <w:p>
       <w:pPr>
         <w:pStyle w:val="BodyText"/>
@@ -4861,7 +6386,7 @@
           <w:b/>
           <w:bCs/>
         </w:rPr>
-        <w:t xml:space="preserve">Example 1 (Overfitting in polynomial fits to cars)</w:t>
+        <w:t xml:space="preserve">Example 2 (Overfitting in polynomial fits to cars)</w:t>
       </w:r>
       <w:r>
         <w:t xml:space="preserve"> </w:t>
@@ -4908,18 +6433,18 @@
         <w:t xml:space="preserve">it is the beginning of overfitting, not a dramatic case.</w:t>
       </w:r>
     </w:p>
-    <w:bookmarkEnd w:id="42"/>
-    <w:bookmarkEnd w:id="43"/>
-    <w:bookmarkStart w:id="96" w:name="sec-generalization-error"/>
+    <w:bookmarkEnd w:id="51"/>
+    <w:bookmarkEnd w:id="52"/>
+    <w:bookmarkStart w:id="105" w:name="sec-generalization-error"/>
     <w:p>
       <w:pPr>
         <w:pStyle w:val="Heading2"/>
       </w:pPr>
       <w:r>
-        <w:t xml:space="preserve">3 Generalization error</w:t>
+        <w:t xml:space="preserve">4 Generalization error</w:t>
       </w:r>
     </w:p>
-    <w:bookmarkStart w:id="44" w:name="exr-generalization-error"/>
+    <w:bookmarkStart w:id="53" w:name="exr-generalization-error"/>
     <w:p>
       <w:pPr>
         <w:pStyle w:val="FirstParagraph"/>
@@ -5196,7 +6721,7 @@
       <w:r>
         <w:t xml:space="preserve"> </w:t>
       </w:r>
-      <w:hyperlink r:id="rId21">
+      <w:hyperlink r:id="rId30">
         <w:r>
           <w:rPr>
             <w:rStyle w:val="Hyperlink"/>
@@ -5347,8 +6872,8 @@
         <w:t xml:space="preserve">use in place of your expectation?</w:t>
       </w:r>
     </w:p>
-    <w:bookmarkEnd w:id="44"/>
-    <w:bookmarkStart w:id="45" w:name="sol-generalization-error"/>
+    <w:bookmarkEnd w:id="53"/>
+    <w:bookmarkStart w:id="54" w:name="sol-generalization-error"/>
     <w:p>
       <w:pPr>
         <w:pStyle w:val="FirstParagraph"/>
@@ -5919,8 +7444,8 @@
         <w:t xml:space="preserve">was chosen to fit them.</w:t>
       </w:r>
     </w:p>
-    <w:bookmarkEnd w:id="45"/>
-    <w:bookmarkStart w:id="49" w:name="def-expected-generalization-error"/>
+    <w:bookmarkEnd w:id="54"/>
+    <w:bookmarkStart w:id="58" w:name="def-expected-generalization-error"/>
     <w:p>
       <w:pPr>
         <w:pStyle w:val="FirstParagraph"/>
@@ -5930,7 +7455,7 @@
           <w:b/>
           <w:bCs/>
         </w:rPr>
-        <w:t xml:space="preserve">Definition 9 (Expected generalization error)</w:t>
+        <w:t xml:space="preserve">Definition 12 (Expected generalization error)</w:t>
       </w:r>
       <w:r>
         <w:t xml:space="preserve"> </w:t>
@@ -6148,7 +7673,7 @@
       <w:pPr>
         <w:pStyle w:val="BodyText"/>
       </w:pPr>
-      <w:bookmarkStart w:id="46" w:name="eq-expected-generalization-error"/>
+      <w:bookmarkStart w:id="55" w:name="eq-expected-generalization-error"/>
       <m:oMathPara>
         <m:oMathParaPr>
           <m:jc m:val="center"/>
@@ -6425,7 +7950,7 @@
             <m:t>(</m:t>
           </m:r>
           <m:r>
-            <m:t>8</m:t>
+            <m:t>11</m:t>
           </m:r>
           <m:r>
             <m:rPr>
@@ -6435,7 +7960,7 @@
           </m:r>
         </m:oMath>
       </m:oMathPara>
-      <w:bookmarkEnd w:id="46"/>
+      <w:bookmarkEnd w:id="55"/>
     </w:p>
     <w:tbl>
       <w:tblPr>
@@ -6478,18 +8003,18 @@
                 <wp:inline>
                   <wp:extent cx="152400" cy="152400"/>
                   <wp:effectExtent b="0" l="0" r="0" t="0"/>
-                  <wp:docPr descr="" title="" id="47" name="Picture"/>
+                  <wp:docPr descr="" title="" id="56" name="Picture"/>
                   <a:graphic>
                     <a:graphicData uri="http://schemas.openxmlformats.org/drawingml/2006/picture">
                       <pic:pic>
                         <pic:nvPicPr>
-                          <pic:cNvPr descr="/opt/quarto/share/formats/docx/note.png" id="48" name="Picture"/>
+                          <pic:cNvPr descr="/opt/quarto/share/formats/docx/note.png" id="57" name="Picture"/>
                           <pic:cNvPicPr>
                             <a:picLocks noChangeArrowheads="1" noChangeAspect="1"/>
                           </pic:cNvPicPr>
                         </pic:nvPicPr>
                         <pic:blipFill>
-                          <a:blip r:embed="rId11"/>
+                          <a:blip r:embed="rId20"/>
                           <a:stretch>
                             <a:fillRect/>
                           </a:stretch>
@@ -6613,8 +8138,8 @@
         </w:tc>
       </w:tr>
     </w:tbl>
-    <w:bookmarkEnd w:id="49"/>
-    <w:bookmarkStart w:id="51" w:name="def-mean-function"/>
+    <w:bookmarkEnd w:id="58"/>
+    <w:bookmarkStart w:id="60" w:name="def-mean-function"/>
     <w:p>
       <w:pPr>
         <w:pStyle w:val="BodyText"/>
@@ -6624,7 +8149,7 @@
           <w:b/>
           <w:bCs/>
         </w:rPr>
-        <w:t xml:space="preserve">Definition 10 (Mean function)</w:t>
+        <w:t xml:space="preserve">Definition 13 (Mean function)</w:t>
       </w:r>
       <w:r>
         <w:t xml:space="preserve"> </w:t>
@@ -6737,7 +8262,7 @@
       <w:pPr>
         <w:pStyle w:val="BodyText"/>
       </w:pPr>
-      <w:bookmarkStart w:id="50" w:name="eq-mean-function"/>
+      <w:bookmarkStart w:id="59" w:name="eq-mean-function"/>
       <m:oMathPara>
         <m:oMathParaPr>
           <m:jc m:val="center"/>
@@ -6839,7 +8364,7 @@
             <m:t>(</m:t>
           </m:r>
           <m:r>
-            <m:t>9</m:t>
+            <m:t>12</m:t>
           </m:r>
           <m:r>
             <m:rPr>
@@ -6849,10 +8374,10 @@
           </m:r>
         </m:oMath>
       </m:oMathPara>
-      <w:bookmarkEnd w:id="50"/>
+      <w:bookmarkEnd w:id="59"/>
     </w:p>
-    <w:bookmarkEnd w:id="51"/>
-    <w:bookmarkStart w:id="55" w:name="def-epe"/>
+    <w:bookmarkEnd w:id="60"/>
+    <w:bookmarkStart w:id="64" w:name="def-epe"/>
     <w:p>
       <w:pPr>
         <w:pStyle w:val="FirstParagraph"/>
@@ -6862,7 +8387,7 @@
           <w:b/>
           <w:bCs/>
         </w:rPr>
-        <w:t xml:space="preserve">Definition 11 (Expected squared prediction error at a covariate value)</w:t>
+        <w:t xml:space="preserve">Definition 14 (Expected squared prediction error at a covariate value)</w:t>
       </w:r>
       <w:r>
         <w:t xml:space="preserve"> </w:t>
@@ -6940,7 +8465,7 @@
       <w:r>
         <w:t xml:space="preserve"> </w:t>
       </w:r>
-      <w:hyperlink r:id="rId21">
+      <w:hyperlink r:id="rId30">
         <w:r>
           <w:rPr>
             <w:rStyle w:val="Hyperlink"/>
@@ -7184,7 +8709,7 @@
       <w:pPr>
         <w:pStyle w:val="BodyText"/>
       </w:pPr>
-      <w:bookmarkStart w:id="52" w:name="eq-epe"/>
+      <w:bookmarkStart w:id="61" w:name="eq-epe"/>
       <m:oMathPara>
         <m:oMathParaPr>
           <m:jc m:val="center"/>
@@ -7410,7 +8935,7 @@
             <m:t>(</m:t>
           </m:r>
           <m:r>
-            <m:t>10</m:t>
+            <m:t>13</m:t>
           </m:r>
           <m:r>
             <m:rPr>
@@ -7420,7 +8945,7 @@
           </m:r>
         </m:oMath>
       </m:oMathPara>
-      <w:bookmarkEnd w:id="52"/>
+      <w:bookmarkEnd w:id="61"/>
     </w:p>
     <w:tbl>
       <w:tblPr>
@@ -7463,18 +8988,18 @@
                 <wp:inline>
                   <wp:extent cx="152400" cy="152400"/>
                   <wp:effectExtent b="0" l="0" r="0" t="0"/>
-                  <wp:docPr descr="" title="" id="53" name="Picture"/>
+                  <wp:docPr descr="" title="" id="62" name="Picture"/>
                   <a:graphic>
                     <a:graphicData uri="http://schemas.openxmlformats.org/drawingml/2006/picture">
                       <pic:pic>
                         <pic:nvPicPr>
-                          <pic:cNvPr descr="/opt/quarto/share/formats/docx/note.png" id="54" name="Picture"/>
+                          <pic:cNvPr descr="/opt/quarto/share/formats/docx/note.png" id="63" name="Picture"/>
                           <pic:cNvPicPr>
                             <a:picLocks noChangeArrowheads="1" noChangeAspect="1"/>
                           </pic:cNvPicPr>
                         </pic:nvPicPr>
                         <pic:blipFill>
-                          <a:blip r:embed="rId11"/>
+                          <a:blip r:embed="rId20"/>
                           <a:stretch>
                             <a:fillRect/>
                           </a:stretch>
@@ -7579,8 +9104,8 @@
         </w:tc>
       </w:tr>
     </w:tbl>
-    <w:bookmarkEnd w:id="55"/>
-    <w:bookmarkStart w:id="56" w:name="exr-expected-error-epe"/>
+    <w:bookmarkEnd w:id="64"/>
+    <w:bookmarkStart w:id="65" w:name="exr-expected-error-epe"/>
     <w:p>
       <w:pPr>
         <w:pStyle w:val="BodyText"/>
@@ -7956,8 +9481,8 @@
         </m:oMath>
       </m:oMathPara>
     </w:p>
-    <w:bookmarkEnd w:id="56"/>
-    <w:bookmarkStart w:id="58" w:name="sol-expected-error-epe"/>
+    <w:bookmarkEnd w:id="65"/>
+    <w:bookmarkStart w:id="67" w:name="sol-expected-error-epe"/>
     <w:p>
       <w:pPr>
         <w:pStyle w:val="FirstParagraph"/>
@@ -8970,7 +10495,7 @@
           <w:rPr>
             <w:rStyle w:val="Hyperlink"/>
           </w:rPr>
-          <w:t xml:space="preserve">Equation 8</w:t>
+          <w:t xml:space="preserve">Equation 11</w:t>
         </w:r>
       </w:hyperlink>
       <w:r>
@@ -8984,7 +10509,7 @@
           <w:rPr>
             <w:rStyle w:val="Hyperlink"/>
           </w:rPr>
-          <w:t xml:space="preserve">Equation 4</w:t>
+          <w:t xml:space="preserve">Equation 7</w:t>
         </w:r>
       </w:hyperlink>
       <w:r>
@@ -9001,7 +10526,7 @@
           <w:rPr>
             <w:rStyle w:val="Hyperlink"/>
           </w:rPr>
-          <w:t xml:space="preserve">Equation 10</w:t>
+          <w:t xml:space="preserve">Equation 13</w:t>
         </w:r>
       </w:hyperlink>
       <w:r>
@@ -9033,7 +10558,7 @@
           <w:rPr>
             <w:rStyle w:val="Hyperlink"/>
           </w:rPr>
-          <w:t xml:space="preserve">Equation 3</w:t>
+          <w:t xml:space="preserve">Equation 6</w:t>
         </w:r>
       </w:hyperlink>
       <w:r>
@@ -9171,7 +10696,7 @@
       <w:r>
         <w:t xml:space="preserve"> </w:t>
       </w:r>
-      <w:hyperlink r:id="rId57">
+      <w:hyperlink r:id="rId66">
         <w:r>
           <w:rPr>
             <w:rStyle w:val="Hyperlink"/>
@@ -9418,7 +10943,7 @@
           <w:rPr>
             <w:rStyle w:val="Hyperlink"/>
           </w:rPr>
-          <w:t xml:space="preserve">Definition 11</w:t>
+          <w:t xml:space="preserve">Definition 14</w:t>
         </w:r>
       </w:hyperlink>
       <w:r>
@@ -9428,8 +10953,8 @@
         <w:t xml:space="preserve">requires.</w:t>
       </w:r>
     </w:p>
-    <w:bookmarkEnd w:id="58"/>
-    <w:bookmarkStart w:id="60" w:name="thm-expected-error-epe"/>
+    <w:bookmarkEnd w:id="67"/>
+    <w:bookmarkStart w:id="69" w:name="thm-expected-error-epe"/>
     <w:p>
       <w:pPr>
         <w:pStyle w:val="BodyText"/>
@@ -9649,7 +11174,7 @@
       <w:pPr>
         <w:pStyle w:val="BodyText"/>
       </w:pPr>
-      <w:bookmarkStart w:id="59" w:name="eq-expected-error-epe"/>
+      <w:bookmarkStart w:id="68" w:name="eq-expected-error-epe"/>
       <m:oMathPara>
         <m:oMathParaPr>
           <m:jc m:val="center"/>
@@ -9784,7 +11309,7 @@
             <m:t>(</m:t>
           </m:r>
           <m:r>
-            <m:t>11</m:t>
+            <m:t>14</m:t>
           </m:r>
           <m:r>
             <m:rPr>
@@ -9794,9 +11319,9 @@
           </m:r>
         </m:oMath>
       </m:oMathPara>
-      <w:bookmarkEnd w:id="59"/>
+      <w:bookmarkEnd w:id="68"/>
     </w:p>
-    <w:bookmarkEnd w:id="60"/>
+    <w:bookmarkEnd w:id="69"/>
     <w:p>
       <w:pPr>
         <w:pStyle w:val="FirstParagraph"/>
@@ -9829,7 +11354,7 @@
         <w:t xml:space="preserve">.</w:t>
       </w:r>
     </w:p>
-    <w:bookmarkStart w:id="63" w:name="def-prediction-bias"/>
+    <w:bookmarkStart w:id="72" w:name="def-prediction-bias"/>
     <w:p>
       <w:pPr>
         <w:pStyle w:val="BodyText"/>
@@ -9839,7 +11364,7 @@
           <w:b/>
           <w:bCs/>
         </w:rPr>
-        <w:t xml:space="preserve">Definition 12 (Bias of a prediction)</w:t>
+        <w:t xml:space="preserve">Definition 15 (Bias of a prediction)</w:t>
       </w:r>
       <w:r>
         <w:t xml:space="preserve"> </w:t>
@@ -10071,7 +11596,7 @@
       <w:r>
         <w:t xml:space="preserve"> </w:t>
       </w:r>
-      <w:hyperlink r:id="rId61">
+      <w:hyperlink r:id="rId70">
         <w:r>
           <w:rPr>
             <w:rStyle w:val="Hyperlink"/>
@@ -10192,7 +11717,7 @@
       <w:pPr>
         <w:pStyle w:val="BodyText"/>
       </w:pPr>
-      <w:bookmarkStart w:id="62" w:name="eq-prediction-bias"/>
+      <w:bookmarkStart w:id="71" w:name="eq-prediction-bias"/>
       <m:oMathPara>
         <m:oMathParaPr>
           <m:jc m:val="center"/>
@@ -10384,7 +11909,7 @@
             <m:t>(</m:t>
           </m:r>
           <m:r>
-            <m:t>12</m:t>
+            <m:t>15</m:t>
           </m:r>
           <m:r>
             <m:rPr>
@@ -10394,9 +11919,9 @@
           </m:r>
         </m:oMath>
       </m:oMathPara>
-      <w:bookmarkEnd w:id="62"/>
+      <w:bookmarkEnd w:id="71"/>
     </w:p>
-    <w:bookmarkEnd w:id="63"/>
+    <w:bookmarkEnd w:id="72"/>
     <w:p>
       <w:pPr>
         <w:pStyle w:val="FirstParagraph"/>
@@ -10430,7 +11955,7 @@
         <w:t xml:space="preserve">the bias reflects the error introduced by approximating a real-world relationship by a model.</w:t>
       </w:r>
     </w:p>
-    <w:bookmarkStart w:id="64" w:name="exm-prediction-bias"/>
+    <w:bookmarkStart w:id="73" w:name="exm-prediction-bias"/>
     <w:p>
       <w:pPr>
         <w:pStyle w:val="BodyText"/>
@@ -10440,7 +11965,7 @@
           <w:b/>
           <w:bCs/>
         </w:rPr>
-        <w:t xml:space="preserve">Example 2 (Computing the bias of a prediction)</w:t>
+        <w:t xml:space="preserve">Example 3 (Computing the bias of a prediction)</w:t>
       </w:r>
       <w:r>
         <w:t xml:space="preserve"> </w:t>
@@ -10759,8 +12284,8 @@
         <w:t xml:space="preserve">.</w:t>
       </w:r>
     </w:p>
-    <w:bookmarkEnd w:id="64"/>
-    <w:bookmarkStart w:id="65" w:name="exr-epe-three-sources"/>
+    <w:bookmarkEnd w:id="73"/>
+    <w:bookmarkStart w:id="74" w:name="exr-epe-three-sources"/>
     <w:p>
       <w:pPr>
         <w:pStyle w:val="BodyText"/>
@@ -11552,8 +13077,8 @@
         <w:t xml:space="preserve">and which cannot?</w:t>
       </w:r>
     </w:p>
-    <w:bookmarkEnd w:id="65"/>
-    <w:bookmarkStart w:id="66" w:name="sol-epe-three-sources"/>
+    <w:bookmarkEnd w:id="74"/>
+    <w:bookmarkStart w:id="75" w:name="sol-epe-three-sources"/>
     <w:p>
       <w:pPr>
         <w:pStyle w:val="FirstParagraph"/>
@@ -11852,8 +13377,8 @@
         <w:t xml:space="preserve">in the new outcome.</w:t>
       </w:r>
     </w:p>
-    <w:bookmarkEnd w:id="66"/>
-    <w:bookmarkStart w:id="69" w:name="thm-epe-decomposition"/>
+    <w:bookmarkEnd w:id="75"/>
+    <w:bookmarkStart w:id="78" w:name="thm-epe-decomposition"/>
     <w:p>
       <w:pPr>
         <w:pStyle w:val="FirstParagraph"/>
@@ -12374,7 +13899,7 @@
       <w:r>
         <w:t xml:space="preserve"> </w:t>
       </w:r>
-      <w:hyperlink r:id="rId67">
+      <w:hyperlink r:id="rId76">
         <w:r>
           <w:rPr>
             <w:rStyle w:val="Hyperlink"/>
@@ -12416,7 +13941,7 @@
       <w:pPr>
         <w:pStyle w:val="BodyText"/>
       </w:pPr>
-      <w:bookmarkStart w:id="68" w:name="eq-epe-decomposition"/>
+      <w:bookmarkStart w:id="77" w:name="eq-epe-decomposition"/>
       <m:oMathPara>
         <m:oMathParaPr>
           <m:jc m:val="center"/>
@@ -12672,7 +14197,7 @@
             <m:t>(</m:t>
           </m:r>
           <m:r>
-            <m:t>13</m:t>
+            <m:t>16</m:t>
           </m:r>
           <m:r>
             <m:rPr>
@@ -12682,9 +14207,9 @@
           </m:r>
         </m:oMath>
       </m:oMathPara>
-      <w:bookmarkEnd w:id="68"/>
+      <w:bookmarkEnd w:id="77"/>
     </w:p>
-    <w:bookmarkEnd w:id="69"/>
+    <w:bookmarkEnd w:id="78"/>
     <w:p>
       <w:pPr>
         <w:pStyle w:val="FirstParagraph"/>
@@ -12709,7 +14234,7 @@
         <m:sSub>
           <m:e>
             <m:r>
-              <m:t>e</m:t>
+              <m:t>δ</m:t>
             </m:r>
           </m:e>
           <m:sub>
@@ -12910,7 +14435,7 @@
           <w:rPr>
             <w:rStyle w:val="Hyperlink"/>
           </w:rPr>
-          <w:t xml:space="preserve">Equation 9</w:t>
+          <w:t xml:space="preserve">Equation 12</w:t>
         </w:r>
       </w:hyperlink>
       <w:r>
@@ -13071,7 +14596,7 @@
         <m:sSub>
           <m:e>
             <m:r>
-              <m:t>e</m:t>
+              <m:t>δ</m:t>
             </m:r>
           </m:e>
           <m:sub>
@@ -13167,7 +14692,7 @@
         <m:sSub>
           <m:e>
             <m:r>
-              <m:t>e</m:t>
+              <m:t>δ</m:t>
             </m:r>
           </m:e>
           <m:sub>
@@ -13565,7 +15090,7 @@
               <m:sSub>
                 <m:e>
                   <m:r>
-                    <m:t>e</m:t>
+                    <m:t>δ</m:t>
                   </m:r>
                 </m:e>
                 <m:sub>
@@ -13609,7 +15134,7 @@
               <m:sSub>
                 <m:e>
                   <m:r>
-                    <m:t>e</m:t>
+                    <m:t>δ</m:t>
                   </m:r>
                 </m:e>
                 <m:sub>
@@ -13761,7 +15286,7 @@
       <w:r>
         <w:t xml:space="preserve"> </w:t>
       </w:r>
-      <w:hyperlink r:id="rId70">
+      <w:hyperlink r:id="rId79">
         <w:r>
           <w:rPr>
             <w:rStyle w:val="Hyperlink"/>
@@ -13880,7 +15405,7 @@
                           <m:sSub>
                             <m:e>
                               <m:r>
-                                <m:t>e</m:t>
+                                <m:t>δ</m:t>
                               </m:r>
                             </m:e>
                             <m:sub>
@@ -14023,7 +15548,7 @@
                   <m:sSub>
                     <m:e>
                       <m:r>
-                        <m:t>e</m:t>
+                        <m:t>δ</m:t>
                       </m:r>
                     </m:e>
                     <m:sub>
@@ -14073,7 +15598,7 @@
                           <m:sSub>
                             <m:e>
                               <m:r>
-                                <m:t>e</m:t>
+                                <m:t>δ</m:t>
                               </m:r>
                             </m:e>
                             <m:sub>
@@ -14208,7 +15733,7 @@
                   <m:sSub>
                     <m:e>
                       <m:r>
-                        <m:t>e</m:t>
+                        <m:t>δ</m:t>
                       </m:r>
                     </m:e>
                     <m:sub>
@@ -14280,7 +15805,7 @@
                           <m:sSub>
                             <m:e>
                               <m:r>
-                                <m:t>e</m:t>
+                                <m:t>δ</m:t>
                               </m:r>
                             </m:e>
                             <m:sub>
@@ -14415,7 +15940,7 @@
                   <m:sSub>
                     <m:e>
                       <m:r>
-                        <m:t>e</m:t>
+                        <m:t>δ</m:t>
                       </m:r>
                     </m:e>
                     <m:sub>
@@ -14487,7 +16012,7 @@
                           <m:sSub>
                             <m:e>
                               <m:r>
-                                <m:t>e</m:t>
+                                <m:t>δ</m:t>
                               </m:r>
                             </m:e>
                             <m:sub>
@@ -14571,7 +16096,7 @@
       <w:r>
         <w:t xml:space="preserve"> </w:t>
       </w:r>
-      <w:hyperlink r:id="rId71">
+      <w:hyperlink r:id="rId80">
         <w:r>
           <w:rPr>
             <w:rStyle w:val="Hyperlink"/>
@@ -14841,7 +16366,7 @@
         <m:sSub>
           <m:e>
             <m:r>
-              <m:t>e</m:t>
+              <m:t>δ</m:t>
             </m:r>
           </m:e>
           <m:sub>
@@ -14914,7 +16439,7 @@
                   <m:sSub>
                     <m:e>
                       <m:r>
-                        <m:t>e</m:t>
+                        <m:t>δ</m:t>
                       </m:r>
                     </m:e>
                     <m:sub>
@@ -15001,7 +16526,7 @@
                   <m:sSub>
                     <m:e>
                       <m:r>
-                        <m:t>e</m:t>
+                        <m:t>δ</m:t>
                       </m:r>
                     </m:e>
                     <m:sub>
@@ -15087,7 +16612,7 @@
                   <m:sSub>
                     <m:e>
                       <m:r>
-                        <m:t>e</m:t>
+                        <m:t>δ</m:t>
                       </m:r>
                     </m:e>
                     <m:sub>
@@ -15259,7 +16784,7 @@
                     <m:sSub>
                       <m:e>
                         <m:r>
-                          <m:t>e</m:t>
+                          <m:t>δ</m:t>
                         </m:r>
                       </m:e>
                       <m:sub>
@@ -15330,7 +16855,7 @@
             <m:sSub>
               <m:e>
                 <m:r>
-                  <m:t>e</m:t>
+                  <m:t>δ</m:t>
                 </m:r>
               </m:e>
               <m:sub>
@@ -15402,7 +16927,7 @@
                     <m:sSub>
                       <m:e>
                         <m:r>
-                          <m:t>e</m:t>
+                          <m:t>δ</m:t>
                         </m:r>
                       </m:e>
                       <m:sub>
@@ -15464,7 +16989,7 @@
         <m:sSub>
           <m:e>
             <m:r>
-              <m:t>e</m:t>
+              <m:t>δ</m:t>
             </m:r>
           </m:e>
           <m:sub>
@@ -15531,7 +17056,7 @@
                   <m:sSub>
                     <m:e>
                       <m:r>
-                        <m:t>e</m:t>
+                        <m:t>δ</m:t>
                       </m:r>
                     </m:e>
                     <m:sub>
@@ -16153,7 +17678,7 @@
                     <m:sSub>
                       <m:e>
                         <m:r>
-                          <m:t>e</m:t>
+                          <m:t>δ</m:t>
                         </m:r>
                       </m:e>
                       <m:sub>
@@ -16322,7 +17847,7 @@
         <m:sSub>
           <m:e>
             <m:r>
-              <m:t>e</m:t>
+              <m:t>δ</m:t>
             </m:r>
           </m:e>
           <m:sub>
@@ -16389,7 +17914,7 @@
                   <m:sSub>
                     <m:e>
                       <m:r>
-                        <m:t>e</m:t>
+                        <m:t>δ</m:t>
                       </m:r>
                     </m:e>
                     <m:sub>
@@ -16464,7 +17989,7 @@
                           <m:sSub>
                             <m:e>
                               <m:r>
-                                <m:t>e</m:t>
+                                <m:t>δ</m:t>
                               </m:r>
                             </m:e>
                             <m:sub>
@@ -16518,7 +18043,7 @@
                               <m:sSub>
                                 <m:e>
                                   <m:r>
-                                    <m:t>e</m:t>
+                                    <m:t>δ</m:t>
                                   </m:r>
                                 </m:e>
                                 <m:sub>
@@ -17657,7 +19182,7 @@
         </m:oMath>
       </m:oMathPara>
     </w:p>
-    <w:bookmarkStart w:id="72" w:name="def-irreducible-error"/>
+    <w:bookmarkStart w:id="81" w:name="def-irreducible-error"/>
     <w:p>
       <w:pPr>
         <w:pStyle w:val="FirstParagraph"/>
@@ -17667,7 +19192,7 @@
           <w:b/>
           <w:bCs/>
         </w:rPr>
-        <w:t xml:space="preserve">Definition 13 (Irreducible error)</w:t>
+        <w:t xml:space="preserve">Definition 16 (Irreducible error)</w:t>
       </w:r>
       <w:r>
         <w:t xml:space="preserve"> </w:t>
@@ -17904,7 +19429,7 @@
         <w:t xml:space="preserve">.</w:t>
       </w:r>
     </w:p>
-    <w:bookmarkEnd w:id="72"/>
+    <w:bookmarkEnd w:id="81"/>
     <w:p>
       <w:pPr>
         <w:pStyle w:val="BodyText"/>
@@ -17932,7 +19457,7 @@
         <w:t xml:space="preserve">.</w:t>
       </w:r>
     </w:p>
-    <w:bookmarkStart w:id="75" w:name="rem-generalization-error"/>
+    <w:bookmarkStart w:id="84" w:name="rem-generalization-error"/>
     <w:p>
       <w:pPr>
         <w:pStyle w:val="BodyText"/>
@@ -17942,7 +19467,7 @@
           <w:i/>
           <w:iCs/>
         </w:rPr>
-        <w:t xml:space="preserve">Remark 1</w:t>
+        <w:t xml:space="preserve">Remark 2</w:t>
       </w:r>
       <w:r>
         <w:t xml:space="preserve"> (Other names, and how the expected error splits). </w:t>
@@ -18043,7 +19568,7 @@
       <w:r>
         <w:t xml:space="preserve"> </w:t>
       </w:r>
-      <w:hyperlink r:id="rId73">
+      <w:hyperlink r:id="rId82">
         <w:r>
           <w:rPr>
             <w:rStyle w:val="Hyperlink"/>
@@ -18108,7 +19633,7 @@
       <w:r>
         <w:t xml:space="preserve"> </w:t>
       </w:r>
-      <w:hyperlink r:id="rId74">
+      <w:hyperlink r:id="rId83">
         <w:r>
           <w:rPr>
             <w:rStyle w:val="Hyperlink"/>
@@ -18318,8 +19843,8 @@
         <w:t xml:space="preserve">into a squared bias, a variance and a noise variance.</w:t>
       </w:r>
     </w:p>
-    <w:bookmarkEnd w:id="75"/>
-    <w:bookmarkStart w:id="79" w:name="def-flexibility"/>
+    <w:bookmarkEnd w:id="84"/>
+    <w:bookmarkStart w:id="88" w:name="def-flexibility"/>
     <w:p>
       <w:pPr>
         <w:pStyle w:val="BodyText"/>
@@ -18329,7 +19854,7 @@
           <w:b/>
           <w:bCs/>
         </w:rPr>
-        <w:t xml:space="preserve">Definition 14 (Flexibility)</w:t>
+        <w:t xml:space="preserve">Definition 17 (Flexibility)</w:t>
       </w:r>
       <w:r>
         <w:t xml:space="preserve"> </w:t>
@@ -18593,7 +20118,7 @@
       <w:pPr>
         <w:pStyle w:val="BodyText"/>
       </w:pPr>
-      <w:bookmarkStart w:id="76" w:name="eq-flexibility"/>
+      <w:bookmarkStart w:id="85" w:name="eq-flexibility"/>
       <m:oMathPara>
         <m:oMathParaPr>
           <m:jc m:val="center"/>
@@ -18653,7 +20178,7 @@
             <m:t>(</m:t>
           </m:r>
           <m:r>
-            <m:t>14</m:t>
+            <m:t>17</m:t>
           </m:r>
           <m:r>
             <m:rPr>
@@ -18663,7 +20188,7 @@
           </m:r>
         </m:oMath>
       </m:oMathPara>
-      <w:bookmarkEnd w:id="76"/>
+      <w:bookmarkEnd w:id="85"/>
     </w:p>
     <w:tbl>
       <w:tblPr>
@@ -18706,18 +20231,18 @@
                 <wp:inline>
                   <wp:extent cx="152400" cy="152400"/>
                   <wp:effectExtent b="0" l="0" r="0" t="0"/>
-                  <wp:docPr descr="" title="" id="77" name="Picture"/>
+                  <wp:docPr descr="" title="" id="86" name="Picture"/>
                   <a:graphic>
                     <a:graphicData uri="http://schemas.openxmlformats.org/drawingml/2006/picture">
                       <pic:pic>
                         <pic:nvPicPr>
-                          <pic:cNvPr descr="/opt/quarto/share/formats/docx/note.png" id="78" name="Picture"/>
+                          <pic:cNvPr descr="/opt/quarto/share/formats/docx/note.png" id="87" name="Picture"/>
                           <pic:cNvPicPr>
                             <a:picLocks noChangeArrowheads="1" noChangeAspect="1"/>
                           </pic:cNvPicPr>
                         </pic:nvPicPr>
                         <pic:blipFill>
-                          <a:blip r:embed="rId11"/>
+                          <a:blip r:embed="rId20"/>
                           <a:stretch>
                             <a:fillRect/>
                           </a:stretch>
@@ -18787,8 +20312,8 @@
         </w:tc>
       </w:tr>
     </w:tbl>
-    <w:bookmarkEnd w:id="79"/>
-    <w:bookmarkStart w:id="80" w:name="rem-flexibility"/>
+    <w:bookmarkEnd w:id="88"/>
+    <w:bookmarkStart w:id="89" w:name="rem-flexibility"/>
     <w:p>
       <w:pPr>
         <w:pStyle w:val="BodyText"/>
@@ -18798,7 +20323,7 @@
           <w:i/>
           <w:iCs/>
         </w:rPr>
-        <w:t xml:space="preserve">Remark 2</w:t>
+        <w:t xml:space="preserve">Remark 3</w:t>
       </w:r>
       <w:r>
         <w:t xml:space="preserve"> (Polynomial degree orders flexibility). </w:t>
@@ -18969,7 +20494,7 @@
           <w:rPr>
             <w:rStyle w:val="Hyperlink"/>
           </w:rPr>
-          <w:t xml:space="preserve">Definition 14</w:t>
+          <w:t xml:space="preserve">Definition 17</w:t>
         </w:r>
       </w:hyperlink>
       <w:r>
@@ -19021,8 +20546,8 @@
         <w:t xml:space="preserve">.</w:t>
       </w:r>
     </w:p>
-    <w:bookmarkEnd w:id="80"/>
-    <w:bookmarkStart w:id="84" w:name="def-bias-variance-tradeoff"/>
+    <w:bookmarkEnd w:id="89"/>
+    <w:bookmarkStart w:id="93" w:name="def-bias-variance-tradeoff"/>
     <w:p>
       <w:pPr>
         <w:pStyle w:val="BodyText"/>
@@ -19032,7 +20557,7 @@
           <w:b/>
           <w:bCs/>
         </w:rPr>
-        <w:t xml:space="preserve">Definition 15 (Bias–variance trade-off)</w:t>
+        <w:t xml:space="preserve">Definition 18 (Bias–variance trade-off)</w:t>
       </w:r>
       <w:r>
         <w:t xml:space="preserve"> </w:t>
@@ -19318,7 +20843,7 @@
       <w:r>
         <w:t xml:space="preserve"> </w:t>
       </w:r>
-      <w:hyperlink r:id="rId67">
+      <w:hyperlink r:id="rId76">
         <w:r>
           <w:rPr>
             <w:rStyle w:val="Hyperlink"/>
@@ -19337,7 +20862,7 @@
       <w:pPr>
         <w:pStyle w:val="BodyText"/>
       </w:pPr>
-      <w:bookmarkStart w:id="81" w:name="eq-bias-variance-tradeoff"/>
+      <w:bookmarkStart w:id="90" w:name="eq-bias-variance-tradeoff"/>
       <m:oMathPara>
         <m:oMathParaPr>
           <m:jc m:val="center"/>
@@ -19824,7 +21349,7 @@
             <m:t>(</m:t>
           </m:r>
           <m:r>
-            <m:t>15</m:t>
+            <m:t>18</m:t>
           </m:r>
           <m:r>
             <m:rPr>
@@ -19834,7 +21359,7 @@
           </m:r>
         </m:oMath>
       </m:oMathPara>
-      <w:bookmarkEnd w:id="81"/>
+      <w:bookmarkEnd w:id="90"/>
     </w:p>
     <w:tbl>
       <w:tblPr>
@@ -19877,18 +21402,18 @@
                 <wp:inline>
                   <wp:extent cx="152400" cy="152400"/>
                   <wp:effectExtent b="0" l="0" r="0" t="0"/>
-                  <wp:docPr descr="" title="" id="82" name="Picture"/>
+                  <wp:docPr descr="" title="" id="91" name="Picture"/>
                   <a:graphic>
                     <a:graphicData uri="http://schemas.openxmlformats.org/drawingml/2006/picture">
                       <pic:pic>
                         <pic:nvPicPr>
-                          <pic:cNvPr descr="/opt/quarto/share/formats/docx/note.png" id="83" name="Picture"/>
+                          <pic:cNvPr descr="/opt/quarto/share/formats/docx/note.png" id="92" name="Picture"/>
                           <pic:cNvPicPr>
                             <a:picLocks noChangeArrowheads="1" noChangeAspect="1"/>
                           </pic:cNvPicPr>
                         </pic:nvPicPr>
                         <pic:blipFill>
-                          <a:blip r:embed="rId11"/>
+                          <a:blip r:embed="rId20"/>
                           <a:stretch>
                             <a:fillRect/>
                           </a:stretch>
@@ -19955,8 +21480,8 @@
         </w:tc>
       </w:tr>
     </w:tbl>
-    <w:bookmarkEnd w:id="84"/>
-    <w:bookmarkStart w:id="85" w:name="rem-overfitting-tradeoff"/>
+    <w:bookmarkEnd w:id="93"/>
+    <w:bookmarkStart w:id="94" w:name="rem-overfitting-tradeoff"/>
     <w:p>
       <w:pPr>
         <w:pStyle w:val="BodyText"/>
@@ -19966,7 +21491,7 @@
           <w:i/>
           <w:iCs/>
         </w:rPr>
-        <w:t xml:space="preserve">Remark 3</w:t>
+        <w:t xml:space="preserve">Remark 4</w:t>
       </w:r>
       <w:r>
         <w:t xml:space="preserve"> (Overfitting and the trade-off). </w:t>
@@ -20571,8 +22096,8 @@
         <w:t xml:space="preserve">but predict new observations worse.</w:t>
       </w:r>
     </w:p>
-    <w:bookmarkEnd w:id="85"/>
-    <w:bookmarkStart w:id="86" w:name="rem-overfitting-causes"/>
+    <w:bookmarkEnd w:id="94"/>
+    <w:bookmarkStart w:id="95" w:name="rem-overfitting-causes"/>
     <w:p>
       <w:pPr>
         <w:pStyle w:val="BodyText"/>
@@ -20582,7 +22107,7 @@
           <w:i/>
           <w:iCs/>
         </w:rPr>
-        <w:t xml:space="preserve">Remark 4</w:t>
+        <w:t xml:space="preserve">Remark 5</w:t>
       </w:r>
       <w:r>
         <w:t xml:space="preserve"> (Coefficients per observation). </w:t>
@@ -20633,7 +22158,7 @@
           <w:rPr>
             <w:rStyle w:val="Hyperlink"/>
           </w:rPr>
-          <w:t xml:space="preserve">Remark 3</w:t>
+          <w:t xml:space="preserve">Remark 4</w:t>
         </w:r>
       </w:hyperlink>
       <w:r>
@@ -20690,8 +22215,8 @@
         <w:t xml:space="preserve">the degree-4 fit has five coefficients for those 20 cars.</w:t>
       </w:r>
     </w:p>
-    <w:bookmarkEnd w:id="86"/>
-    <w:bookmarkStart w:id="87" w:name="exr-held-out-unbiased"/>
+    <w:bookmarkEnd w:id="95"/>
+    <w:bookmarkStart w:id="96" w:name="exr-held-out-unbiased"/>
     <w:p>
       <w:pPr>
         <w:pStyle w:val="BodyText"/>
@@ -21045,7 +22570,7 @@
           <w:rPr>
             <w:rStyle w:val="Hyperlink"/>
           </w:rPr>
-          <w:t xml:space="preserve">Definition 4</w:t>
+          <w:t xml:space="preserve">Definition 7</w:t>
         </w:r>
       </w:hyperlink>
       <w:r>
@@ -21130,7 +22655,7 @@
       <w:r>
         <w:t xml:space="preserve"> </w:t>
       </w:r>
-      <w:hyperlink r:id="rId30">
+      <w:hyperlink r:id="rId39">
         <w:r>
           <w:rPr>
             <w:rStyle w:val="Hyperlink"/>
@@ -21434,8 +22959,8 @@
         </m:oMath>
       </m:oMathPara>
     </w:p>
-    <w:bookmarkEnd w:id="87"/>
-    <w:bookmarkStart w:id="88" w:name="sol-held-out-unbiased"/>
+    <w:bookmarkEnd w:id="96"/>
+    <w:bookmarkStart w:id="97" w:name="sol-held-out-unbiased"/>
     <w:p>
       <w:pPr>
         <w:pStyle w:val="FirstParagraph"/>
@@ -21807,7 +23332,7 @@
           <w:rPr>
             <w:rStyle w:val="Hyperlink"/>
           </w:rPr>
-          <w:t xml:space="preserve">Equation 4</w:t>
+          <w:t xml:space="preserve">Equation 7</w:t>
         </w:r>
       </w:hyperlink>
       <w:r>
@@ -23031,8 +24556,8 @@
         <w:t xml:space="preserve">.</w:t>
       </w:r>
     </w:p>
-    <w:bookmarkEnd w:id="88"/>
-    <w:bookmarkStart w:id="89" w:name="thm-held-out-unbiased"/>
+    <w:bookmarkEnd w:id="97"/>
+    <w:bookmarkStart w:id="98" w:name="thm-held-out-unbiased"/>
     <w:p>
       <w:pPr>
         <w:pStyle w:val="BodyText"/>
@@ -23452,7 +24977,7 @@
       <w:r>
         <w:t xml:space="preserve"> </w:t>
       </w:r>
-      <w:hyperlink r:id="rId30">
+      <w:hyperlink r:id="rId39">
         <w:r>
           <w:rPr>
             <w:rStyle w:val="Hyperlink"/>
@@ -23736,7 +25261,7 @@
         </m:oMath>
       </m:oMathPara>
     </w:p>
-    <w:bookmarkEnd w:id="89"/>
+    <w:bookmarkEnd w:id="98"/>
     <w:p>
       <w:pPr>
         <w:pStyle w:val="FirstParagraph"/>
@@ -23769,7 +25294,7 @@
         <w:t xml:space="preserve">.</w:t>
       </w:r>
     </w:p>
-    <w:bookmarkStart w:id="90" w:name="rem-training-mse-optimistic"/>
+    <w:bookmarkStart w:id="99" w:name="rem-training-mse-optimistic"/>
     <w:p>
       <w:pPr>
         <w:pStyle w:val="BodyText"/>
@@ -23779,7 +25304,7 @@
           <w:i/>
           <w:iCs/>
         </w:rPr>
-        <w:t xml:space="preserve">Remark 5</w:t>
+        <w:t xml:space="preserve">Remark 6</w:t>
       </w:r>
       <w:r>
         <w:t xml:space="preserve"> (Training error is optimistic). </w:t>
@@ -24050,8 +25575,8 @@
         <w:t xml:space="preserve">while held-out RMSE does not.</w:t>
       </w:r>
     </w:p>
-    <w:bookmarkEnd w:id="90"/>
-    <w:bookmarkStart w:id="95" w:name="exm-train-test-error-simulated"/>
+    <w:bookmarkEnd w:id="99"/>
+    <w:bookmarkStart w:id="104" w:name="exm-train-test-error-simulated"/>
     <w:p>
       <w:pPr>
         <w:pStyle w:val="BodyText"/>
@@ -24061,7 +25586,7 @@
           <w:b/>
           <w:bCs/>
         </w:rPr>
-        <w:t xml:space="preserve">Example 3 (Training error and generalization error by degree)</w:t>
+        <w:t xml:space="preserve">Example 4 (Training error and generalization error by degree)</w:t>
       </w:r>
       <w:r>
         <w:t xml:space="preserve"> </w:t>
@@ -25415,7 +26940,7 @@
       <w:tr>
         <w:tc>
           <w:tcPr/>
-          <w:bookmarkStart w:id="94" w:name="fig-train-test-error"/>
+          <w:bookmarkStart w:id="103" w:name="fig-train-test-error"/>
           <w:p>
             <w:pPr>
               <w:pStyle w:val="SourceCode"/>
@@ -26130,18 +27655,18 @@
                 <wp:inline>
                   <wp:extent cx="4620126" cy="3696101"/>
                   <wp:effectExtent b="0" l="0" r="0" t="0"/>
-                  <wp:docPr descr="" title="" id="92" name="Picture"/>
+                  <wp:docPr descr="" title="" id="101" name="Picture"/>
                   <a:graphic>
                     <a:graphicData uri="http://schemas.openxmlformats.org/drawingml/2006/picture">
                       <pic:pic>
                         <pic:nvPicPr>
-                          <pic:cNvPr descr="model-validation_files/figure-docx/train-test-error-plot-1.png" id="93" name="Picture"/>
+                          <pic:cNvPr descr="model-validation_files/figure-docx/train-test-error-plot-1.png" id="102" name="Picture"/>
                           <pic:cNvPicPr>
                             <a:picLocks noChangeArrowheads="1" noChangeAspect="1"/>
                           </pic:cNvPicPr>
                         </pic:nvPicPr>
                         <pic:blipFill>
-                          <a:blip r:embed="rId91"/>
+                          <a:blip r:embed="rId100"/>
                           <a:stretch>
                             <a:fillRect/>
                           </a:stretch>
@@ -26273,7 +27798,7 @@
               <w:t xml:space="preserve">.</w:t>
             </w:r>
           </w:p>
-          <w:bookmarkEnd w:id="94"/>
+          <w:bookmarkEnd w:id="103"/>
         </w:tc>
       </w:tr>
     </w:tbl>
@@ -26779,18 +28304,18 @@
         <w:t xml:space="preserve">.</w:t>
       </w:r>
     </w:p>
-    <w:bookmarkEnd w:id="95"/>
-    <w:bookmarkEnd w:id="96"/>
-    <w:bookmarkStart w:id="139" w:name="sec-data-splits"/>
+    <w:bookmarkEnd w:id="104"/>
+    <w:bookmarkEnd w:id="105"/>
+    <w:bookmarkStart w:id="148" w:name="sec-data-splits"/>
     <w:p>
       <w:pPr>
         <w:pStyle w:val="Heading2"/>
       </w:pPr>
       <w:r>
-        <w:t xml:space="preserve">4 Training, validation, and test sets</w:t>
+        <w:t xml:space="preserve">5 Training, validation, and test sets</w:t>
       </w:r>
     </w:p>
-    <w:bookmarkStart w:id="97" w:name="exr-data-splits"/>
+    <w:bookmarkStart w:id="106" w:name="exr-data-splits"/>
     <w:p>
       <w:pPr>
         <w:pStyle w:val="FirstParagraph"/>
@@ -26923,8 +28448,8 @@
         <w:t xml:space="preserve">How many cars are in each set?</w:t>
       </w:r>
     </w:p>
-    <w:bookmarkEnd w:id="97"/>
-    <w:bookmarkStart w:id="98" w:name="sol-data-splits"/>
+    <w:bookmarkEnd w:id="106"/>
+    <w:bookmarkStart w:id="107" w:name="sol-data-splits"/>
     <w:p>
       <w:pPr>
         <w:pStyle w:val="BodyText"/>
@@ -27159,8 +28684,8 @@
         <w:t xml:space="preserve">test cars.</w:t>
       </w:r>
     </w:p>
-    <w:bookmarkEnd w:id="98"/>
-    <w:bookmarkStart w:id="102" w:name="def-data-splits"/>
+    <w:bookmarkEnd w:id="107"/>
+    <w:bookmarkStart w:id="111" w:name="def-data-splits"/>
     <w:p>
       <w:pPr>
         <w:pStyle w:val="BodyText"/>
@@ -27170,7 +28695,7 @@
           <w:b/>
           <w:bCs/>
         </w:rPr>
-        <w:t xml:space="preserve">Definition 16 (Training/validation/test split)</w:t>
+        <w:t xml:space="preserve">Definition 19 (Training/validation/test split)</w:t>
       </w:r>
       <w:r>
         <w:t xml:space="preserve"> </w:t>
@@ -27362,7 +28887,7 @@
       <w:pPr>
         <w:pStyle w:val="BodyText"/>
       </w:pPr>
-      <w:bookmarkStart w:id="99" w:name="eq-data-splits"/>
+      <w:bookmarkStart w:id="108" w:name="eq-data-splits"/>
       <m:oMathPara>
         <m:oMathParaPr>
           <m:jc m:val="center"/>
@@ -27806,7 +29331,7 @@
             <m:t>(</m:t>
           </m:r>
           <m:r>
-            <m:t>16</m:t>
+            <m:t>19</m:t>
           </m:r>
           <m:r>
             <m:rPr>
@@ -27816,7 +29341,7 @@
           </m:r>
         </m:oMath>
       </m:oMathPara>
-      <w:bookmarkEnd w:id="99"/>
+      <w:bookmarkEnd w:id="108"/>
     </w:p>
     <w:tbl>
       <w:tblPr>
@@ -27859,18 +29384,18 @@
                 <wp:inline>
                   <wp:extent cx="152400" cy="152400"/>
                   <wp:effectExtent b="0" l="0" r="0" t="0"/>
-                  <wp:docPr descr="" title="" id="100" name="Picture"/>
+                  <wp:docPr descr="" title="" id="109" name="Picture"/>
                   <a:graphic>
                     <a:graphicData uri="http://schemas.openxmlformats.org/drawingml/2006/picture">
                       <pic:pic>
                         <pic:nvPicPr>
-                          <pic:cNvPr descr="/opt/quarto/share/formats/docx/note.png" id="101" name="Picture"/>
+                          <pic:cNvPr descr="/opt/quarto/share/formats/docx/note.png" id="110" name="Picture"/>
                           <pic:cNvPicPr>
                             <a:picLocks noChangeArrowheads="1" noChangeAspect="1"/>
                           </pic:cNvPicPr>
                         </pic:nvPicPr>
                         <pic:blipFill>
-                          <a:blip r:embed="rId11"/>
+                          <a:blip r:embed="rId20"/>
                           <a:stretch>
                             <a:fillRect/>
                           </a:stretch>
@@ -27937,8 +29462,8 @@
         </w:tc>
       </w:tr>
     </w:tbl>
-    <w:bookmarkEnd w:id="102"/>
-    <w:bookmarkStart w:id="103" w:name="exm-data-splits-sizes"/>
+    <w:bookmarkEnd w:id="111"/>
+    <w:bookmarkStart w:id="112" w:name="exm-data-splits-sizes"/>
     <w:p>
       <w:pPr>
         <w:pStyle w:val="BodyText"/>
@@ -27948,7 +29473,7 @@
           <w:b/>
           <w:bCs/>
         </w:rPr>
-        <w:t xml:space="preserve">Example 4 (Split sizes for 32 cars)</w:t>
+        <w:t xml:space="preserve">Example 5 (Split sizes for 32 cars)</w:t>
       </w:r>
       <w:r>
         <w:t xml:space="preserve"> </w:t>
@@ -28012,8 +29537,8 @@
         <w:t xml:space="preserve">and the 7 test cars are used only once, after the model is chosen.</w:t>
       </w:r>
     </w:p>
-    <w:bookmarkEnd w:id="103"/>
-    <w:bookmarkStart w:id="105" w:name="def-tuning-parameter"/>
+    <w:bookmarkEnd w:id="112"/>
+    <w:bookmarkStart w:id="114" w:name="def-tuning-parameter"/>
     <w:p>
       <w:pPr>
         <w:pStyle w:val="BodyText"/>
@@ -28023,7 +29548,7 @@
           <w:b/>
           <w:bCs/>
         </w:rPr>
-        <w:t xml:space="preserve">Definition 17 (Tuning parameter)</w:t>
+        <w:t xml:space="preserve">Definition 20 (Tuning parameter)</w:t>
       </w:r>
       <w:r>
         <w:t xml:space="preserve"> </w:t>
@@ -28103,7 +29628,7 @@
       <w:pPr>
         <w:pStyle w:val="BodyText"/>
       </w:pPr>
-      <w:bookmarkStart w:id="104" w:name="eq-tuning-parameter"/>
+      <w:bookmarkStart w:id="113" w:name="eq-tuning-parameter"/>
       <m:oMathPara>
         <m:oMathParaPr>
           <m:jc m:val="center"/>
@@ -28213,7 +29738,7 @@
             <m:t>(</m:t>
           </m:r>
           <m:r>
-            <m:t>17</m:t>
+            <m:t>20</m:t>
           </m:r>
           <m:r>
             <m:rPr>
@@ -28223,10 +29748,10 @@
           </m:r>
         </m:oMath>
       </m:oMathPara>
-      <w:bookmarkEnd w:id="104"/>
+      <w:bookmarkEnd w:id="113"/>
     </w:p>
-    <w:bookmarkEnd w:id="105"/>
-    <w:bookmarkStart w:id="106" w:name="exm-tuning-parameter"/>
+    <w:bookmarkEnd w:id="114"/>
+    <w:bookmarkStart w:id="115" w:name="exm-tuning-parameter"/>
     <w:p>
       <w:pPr>
         <w:pStyle w:val="FirstParagraph"/>
@@ -28236,7 +29761,7 @@
           <w:b/>
           <w:bCs/>
         </w:rPr>
-        <w:t xml:space="preserve">Example 5 (Polynomial degree)</w:t>
+        <w:t xml:space="preserve">Example 6 (Polynomial degree)</w:t>
       </w:r>
       <w:r>
         <w:t xml:space="preserve"> </w:t>
@@ -28411,8 +29936,8 @@
         <w:t xml:space="preserve">.</w:t>
       </w:r>
     </w:p>
-    <w:bookmarkEnd w:id="106"/>
-    <w:bookmarkStart w:id="108" w:name="def-validation-set"/>
+    <w:bookmarkEnd w:id="115"/>
+    <w:bookmarkStart w:id="117" w:name="def-validation-set"/>
     <w:p>
       <w:pPr>
         <w:pStyle w:val="BodyText"/>
@@ -28422,7 +29947,7 @@
           <w:b/>
           <w:bCs/>
         </w:rPr>
-        <w:t xml:space="preserve">Definition 18 (Validation set)</w:t>
+        <w:t xml:space="preserve">Definition 21 (Validation set)</w:t>
       </w:r>
       <w:r>
         <w:t xml:space="preserve"> </w:t>
@@ -28532,7 +30057,7 @@
       <w:pPr>
         <w:pStyle w:val="BodyText"/>
       </w:pPr>
-      <w:bookmarkStart w:id="107" w:name="eq-validation-set"/>
+      <w:bookmarkStart w:id="116" w:name="eq-validation-set"/>
       <m:oMathPara>
         <m:oMathParaPr>
           <m:jc m:val="center"/>
@@ -28643,7 +30168,7 @@
             <m:t>(</m:t>
           </m:r>
           <m:r>
-            <m:t>18</m:t>
+            <m:t>21</m:t>
           </m:r>
           <m:r>
             <m:rPr>
@@ -28653,10 +30178,10 @@
           </m:r>
         </m:oMath>
       </m:oMathPara>
-      <w:bookmarkEnd w:id="107"/>
+      <w:bookmarkEnd w:id="116"/>
     </w:p>
-    <w:bookmarkEnd w:id="108"/>
-    <w:bookmarkStart w:id="110" w:name="def-validation-choice"/>
+    <w:bookmarkEnd w:id="117"/>
+    <w:bookmarkStart w:id="119" w:name="def-validation-choice"/>
     <w:p>
       <w:pPr>
         <w:pStyle w:val="FirstParagraph"/>
@@ -28666,7 +30191,7 @@
           <w:b/>
           <w:bCs/>
         </w:rPr>
-        <w:t xml:space="preserve">Definition 19 (Validation choice)</w:t>
+        <w:t xml:space="preserve">Definition 22 (Validation choice)</w:t>
       </w:r>
       <w:r>
         <w:t xml:space="preserve"> </w:t>
@@ -28829,7 +30354,7 @@
       <w:r>
         <w:t xml:space="preserve"> </w:t>
       </w:r>
-      <w:hyperlink r:id="rId30">
+      <w:hyperlink r:id="rId39">
         <w:r>
           <w:rPr>
             <w:rStyle w:val="Hyperlink"/>
@@ -28862,7 +30387,7 @@
       <w:pPr>
         <w:pStyle w:val="BodyText"/>
       </w:pPr>
-      <w:bookmarkStart w:id="109" w:name="eq-validation-choice"/>
+      <w:bookmarkStart w:id="118" w:name="eq-validation-choice"/>
       <m:oMathPara>
         <m:oMathParaPr>
           <m:jc m:val="center"/>
@@ -29129,7 +30654,7 @@
             <m:t>(</m:t>
           </m:r>
           <m:r>
-            <m:t>19</m:t>
+            <m:t>22</m:t>
           </m:r>
           <m:r>
             <m:rPr>
@@ -29139,10 +30664,10 @@
           </m:r>
         </m:oMath>
       </m:oMathPara>
-      <w:bookmarkEnd w:id="109"/>
+      <w:bookmarkEnd w:id="118"/>
     </w:p>
-    <w:bookmarkEnd w:id="110"/>
-    <w:bookmarkStart w:id="112" w:name="def-test-set"/>
+    <w:bookmarkEnd w:id="119"/>
+    <w:bookmarkStart w:id="121" w:name="def-test-set"/>
     <w:p>
       <w:pPr>
         <w:pStyle w:val="FirstParagraph"/>
@@ -29152,7 +30677,7 @@
           <w:b/>
           <w:bCs/>
         </w:rPr>
-        <w:t xml:space="preserve">Definition 20 (Test set)</w:t>
+        <w:t xml:space="preserve">Definition 23 (Test set)</w:t>
       </w:r>
       <w:r>
         <w:t xml:space="preserve"> </w:t>
@@ -29286,7 +30811,7 @@
       <w:pPr>
         <w:pStyle w:val="BodyText"/>
       </w:pPr>
-      <w:bookmarkStart w:id="111" w:name="eq-test-set"/>
+      <w:bookmarkStart w:id="120" w:name="eq-test-set"/>
       <m:oMathPara>
         <m:oMathParaPr>
           <m:jc m:val="center"/>
@@ -29397,7 +30922,7 @@
             <m:t>(</m:t>
           </m:r>
           <m:r>
-            <m:t>20</m:t>
+            <m:t>23</m:t>
           </m:r>
           <m:r>
             <m:rPr>
@@ -29407,10 +30932,10 @@
           </m:r>
         </m:oMath>
       </m:oMathPara>
-      <w:bookmarkEnd w:id="111"/>
+      <w:bookmarkEnd w:id="120"/>
     </w:p>
-    <w:bookmarkEnd w:id="112"/>
-    <w:bookmarkStart w:id="116" w:name="rem-data-splits"/>
+    <w:bookmarkEnd w:id="121"/>
+    <w:bookmarkStart w:id="125" w:name="rem-data-splits"/>
     <w:p>
       <w:pPr>
         <w:pStyle w:val="FirstParagraph"/>
@@ -29420,7 +30945,7 @@
           <w:i/>
           <w:iCs/>
         </w:rPr>
-        <w:t xml:space="preserve">Remark 6</w:t>
+        <w:t xml:space="preserve">Remark 7</w:t>
       </w:r>
       <w:r>
         <w:t xml:space="preserve"> (What each set is for). </w:t>
@@ -29585,7 +31110,7 @@
       <w:r>
         <w:t xml:space="preserve"> </w:t>
       </w:r>
-      <w:hyperlink r:id="rId113">
+      <w:hyperlink r:id="rId122">
         <w:r>
           <w:rPr>
             <w:rStyle w:val="Hyperlink"/>
@@ -29605,7 +31130,7 @@
       <w:r>
         <w:t xml:space="preserve"> </w:t>
       </w:r>
-      <w:hyperlink r:id="rId114">
+      <w:hyperlink r:id="rId123">
         <w:r>
           <w:rPr>
             <w:rStyle w:val="Hyperlink"/>
@@ -29625,7 +31150,7 @@
       <w:r>
         <w:t xml:space="preserve"> </w:t>
       </w:r>
-      <w:hyperlink r:id="rId115">
+      <w:hyperlink r:id="rId124">
         <w:r>
           <w:rPr>
             <w:rStyle w:val="Hyperlink"/>
@@ -29643,8 +31168,8 @@
         <w:t xml:space="preserve">They use a different symbol for the training set and a parenthesized observation index, but the same three-way split.</w:t>
       </w:r>
     </w:p>
-    <w:bookmarkEnd w:id="116"/>
-    <w:bookmarkStart w:id="138" w:name="exm-train-validation-test-split"/>
+    <w:bookmarkEnd w:id="125"/>
+    <w:bookmarkStart w:id="147" w:name="exm-train-validation-test-split"/>
     <w:p>
       <w:pPr>
         <w:pStyle w:val="BodyText"/>
@@ -29654,7 +31179,7 @@
           <w:b/>
           <w:bCs/>
         </w:rPr>
-        <w:t xml:space="preserve">Example 6 (Numerical example)</w:t>
+        <w:t xml:space="preserve">Example 7 (Numerical example)</w:t>
       </w:r>
       <w:r>
         <w:t xml:space="preserve"> </w:t>
@@ -29667,7 +31192,7 @@
           <w:rPr>
             <w:rStyle w:val="Hyperlink"/>
           </w:rPr>
-          <w:t xml:space="preserve">Example 6</w:t>
+          <w:t xml:space="preserve">Example 7</w:t>
         </w:r>
       </w:hyperlink>
       <w:r>
@@ -29878,7 +31403,7 @@
       <w:tr>
         <w:tc>
           <w:tcPr/>
-          <w:bookmarkStart w:id="117" w:name="tbl-train-validation-test-split-sizes"/>
+          <w:bookmarkStart w:id="126" w:name="tbl-train-validation-test-split-sizes"/>
           <w:p>
             <w:pPr>
               <w:jc w:val="center"/>
@@ -30510,7 +32035,7 @@
               <w:t xml:space="preserve">#&gt; 3 test           7</w:t>
             </w:r>
           </w:p>
-          <w:bookmarkEnd w:id="117"/>
+          <w:bookmarkEnd w:id="126"/>
         </w:tc>
       </w:tr>
     </w:tbl>
@@ -34368,7 +35893,7 @@
       <w:tr>
         <w:tc>
           <w:tcPr/>
-          <w:bookmarkStart w:id="121" w:name="fig-linear-model-superimposed"/>
+          <w:bookmarkStart w:id="130" w:name="fig-linear-model-superimposed"/>
           <w:p>
             <w:pPr>
               <w:pStyle w:val="SourceCode"/>
@@ -34408,18 +35933,18 @@
                 <wp:inline>
                   <wp:extent cx="4620126" cy="3696101"/>
                   <wp:effectExtent b="0" l="0" r="0" t="0"/>
-                  <wp:docPr descr="" title="" id="119" name="Picture"/>
+                  <wp:docPr descr="" title="" id="128" name="Picture"/>
                   <a:graphic>
                     <a:graphicData uri="http://schemas.openxmlformats.org/drawingml/2006/picture">
                       <pic:pic>
                         <pic:nvPicPr>
-                          <pic:cNvPr descr="model-validation_files/figure-docx/unnamed-chunk-3-1.png" id="120" name="Picture"/>
+                          <pic:cNvPr descr="model-validation_files/figure-docx/unnamed-chunk-3-1.png" id="129" name="Picture"/>
                           <pic:cNvPicPr>
                             <a:picLocks noChangeArrowheads="1" noChangeAspect="1"/>
                           </pic:cNvPicPr>
                         </pic:nvPicPr>
                         <pic:blipFill>
-                          <a:blip r:embed="rId118"/>
+                          <a:blip r:embed="rId127"/>
                           <a:stretch>
                             <a:fillRect/>
                           </a:stretch>
@@ -34459,7 +35984,7 @@
               <w:t xml:space="preserve">Figure 2: Linear model fit superimposed on data partitions</w:t>
             </w:r>
           </w:p>
-          <w:bookmarkEnd w:id="121"/>
+          <w:bookmarkEnd w:id="130"/>
         </w:tc>
       </w:tr>
     </w:tbl>
@@ -34484,7 +36009,7 @@
       <w:tr>
         <w:tc>
           <w:tcPr/>
-          <w:bookmarkStart w:id="125" w:name="fig-quadratic-model-superimposed"/>
+          <w:bookmarkStart w:id="134" w:name="fig-quadratic-model-superimposed"/>
           <w:p>
             <w:pPr>
               <w:pStyle w:val="SourceCode"/>
@@ -34524,18 +36049,18 @@
                 <wp:inline>
                   <wp:extent cx="4620126" cy="3696101"/>
                   <wp:effectExtent b="0" l="0" r="0" t="0"/>
-                  <wp:docPr descr="" title="" id="123" name="Picture"/>
+                  <wp:docPr descr="" title="" id="132" name="Picture"/>
                   <a:graphic>
                     <a:graphicData uri="http://schemas.openxmlformats.org/drawingml/2006/picture">
                       <pic:pic>
                         <pic:nvPicPr>
-                          <pic:cNvPr descr="model-validation_files/figure-docx/unnamed-chunk-4-1.png" id="124" name="Picture"/>
+                          <pic:cNvPr descr="model-validation_files/figure-docx/unnamed-chunk-4-1.png" id="133" name="Picture"/>
                           <pic:cNvPicPr>
                             <a:picLocks noChangeArrowheads="1" noChangeAspect="1"/>
                           </pic:cNvPicPr>
                         </pic:nvPicPr>
                         <pic:blipFill>
-                          <a:blip r:embed="rId122"/>
+                          <a:blip r:embed="rId131"/>
                           <a:stretch>
                             <a:fillRect/>
                           </a:stretch>
@@ -34575,7 +36100,7 @@
               <w:t xml:space="preserve">Figure 3: Quadratic model fit superimposed on data partitions</w:t>
             </w:r>
           </w:p>
-          <w:bookmarkEnd w:id="125"/>
+          <w:bookmarkEnd w:id="134"/>
         </w:tc>
       </w:tr>
     </w:tbl>
@@ -34600,7 +36125,7 @@
       <w:tr>
         <w:tc>
           <w:tcPr/>
-          <w:bookmarkStart w:id="129" w:name="fig-cubic-model-superimposed"/>
+          <w:bookmarkStart w:id="138" w:name="fig-cubic-model-superimposed"/>
           <w:p>
             <w:pPr>
               <w:pStyle w:val="SourceCode"/>
@@ -34640,18 +36165,18 @@
                 <wp:inline>
                   <wp:extent cx="4620126" cy="3696101"/>
                   <wp:effectExtent b="0" l="0" r="0" t="0"/>
-                  <wp:docPr descr="" title="" id="127" name="Picture"/>
+                  <wp:docPr descr="" title="" id="136" name="Picture"/>
                   <a:graphic>
                     <a:graphicData uri="http://schemas.openxmlformats.org/drawingml/2006/picture">
                       <pic:pic>
                         <pic:nvPicPr>
-                          <pic:cNvPr descr="model-validation_files/figure-docx/unnamed-chunk-5-1.png" id="128" name="Picture"/>
+                          <pic:cNvPr descr="model-validation_files/figure-docx/unnamed-chunk-5-1.png" id="137" name="Picture"/>
                           <pic:cNvPicPr>
                             <a:picLocks noChangeArrowheads="1" noChangeAspect="1"/>
                           </pic:cNvPicPr>
                         </pic:nvPicPr>
                         <pic:blipFill>
-                          <a:blip r:embed="rId126"/>
+                          <a:blip r:embed="rId135"/>
                           <a:stretch>
                             <a:fillRect/>
                           </a:stretch>
@@ -34691,7 +36216,7 @@
               <w:t xml:space="preserve">Figure 4: Cubic model fit superimposed on data partitions</w:t>
             </w:r>
           </w:p>
-          <w:bookmarkEnd w:id="129"/>
+          <w:bookmarkEnd w:id="138"/>
         </w:tc>
       </w:tr>
     </w:tbl>
@@ -34716,7 +36241,7 @@
       <w:tr>
         <w:tc>
           <w:tcPr/>
-          <w:bookmarkStart w:id="133" w:name="fig-quartic-model-superimposed"/>
+          <w:bookmarkStart w:id="142" w:name="fig-quartic-model-superimposed"/>
           <w:p>
             <w:pPr>
               <w:pStyle w:val="SourceCode"/>
@@ -34756,18 +36281,18 @@
                 <wp:inline>
                   <wp:extent cx="4620126" cy="3696101"/>
                   <wp:effectExtent b="0" l="0" r="0" t="0"/>
-                  <wp:docPr descr="" title="" id="131" name="Picture"/>
+                  <wp:docPr descr="" title="" id="140" name="Picture"/>
                   <a:graphic>
                     <a:graphicData uri="http://schemas.openxmlformats.org/drawingml/2006/picture">
                       <pic:pic>
                         <pic:nvPicPr>
-                          <pic:cNvPr descr="model-validation_files/figure-docx/unnamed-chunk-6-1.png" id="132" name="Picture"/>
+                          <pic:cNvPr descr="model-validation_files/figure-docx/unnamed-chunk-6-1.png" id="141" name="Picture"/>
                           <pic:cNvPicPr>
                             <a:picLocks noChangeArrowheads="1" noChangeAspect="1"/>
                           </pic:cNvPicPr>
                         </pic:nvPicPr>
                         <pic:blipFill>
-                          <a:blip r:embed="rId130"/>
+                          <a:blip r:embed="rId139"/>
                           <a:stretch>
                             <a:fillRect/>
                           </a:stretch>
@@ -34807,7 +36332,7 @@
               <w:t xml:space="preserve">Figure 5: Quartic model fit superimposed on data partitions</w:t>
             </w:r>
           </w:p>
-          <w:bookmarkEnd w:id="133"/>
+          <w:bookmarkEnd w:id="142"/>
         </w:tc>
       </w:tr>
     </w:tbl>
@@ -34832,7 +36357,7 @@
       <w:tr>
         <w:tc>
           <w:tcPr/>
-          <w:bookmarkStart w:id="134" w:name="tbl-train-validation-results"/>
+          <w:bookmarkStart w:id="143" w:name="tbl-train-validation-results"/>
           <w:p>
             <w:pPr>
               <w:jc w:val="center"/>
@@ -34921,7 +36446,7 @@
               <w:t xml:space="preserve">#&gt; 4 quartic            1.90            3.97</w:t>
             </w:r>
           </w:p>
-          <w:bookmarkEnd w:id="134"/>
+          <w:bookmarkEnd w:id="143"/>
         </w:tc>
       </w:tr>
     </w:tbl>
@@ -34990,7 +36515,7 @@
       <w:tr>
         <w:tc>
           <w:tcPr/>
-          <w:bookmarkStart w:id="135" w:name="tbl-train-validation-test-rmse"/>
+          <w:bookmarkStart w:id="144" w:name="tbl-train-validation-test-rmse"/>
           <w:p>
             <w:pPr>
               <w:jc w:val="center"/>
@@ -35067,7 +36592,7 @@
               <w:t xml:space="preserve">#&gt; 2 test       linear  2.44</w:t>
             </w:r>
           </w:p>
-          <w:bookmarkEnd w:id="135"/>
+          <w:bookmarkEnd w:id="144"/>
         </w:tc>
       </w:tr>
     </w:tbl>
@@ -35120,18 +36645,18 @@
                 <wp:inline>
                   <wp:extent cx="152400" cy="152400"/>
                   <wp:effectExtent b="0" l="0" r="0" t="0"/>
-                  <wp:docPr descr="" title="" id="136" name="Picture"/>
+                  <wp:docPr descr="" title="" id="145" name="Picture"/>
                   <a:graphic>
                     <a:graphicData uri="http://schemas.openxmlformats.org/drawingml/2006/picture">
                       <pic:pic>
                         <pic:nvPicPr>
-                          <pic:cNvPr descr="/opt/quarto/share/formats/docx/note.png" id="137" name="Picture"/>
+                          <pic:cNvPr descr="/opt/quarto/share/formats/docx/note.png" id="146" name="Picture"/>
                           <pic:cNvPicPr>
                             <a:picLocks noChangeArrowheads="1" noChangeAspect="1"/>
                           </pic:cNvPicPr>
                         </pic:nvPicPr>
                         <pic:blipFill>
-                          <a:blip r:embed="rId11"/>
+                          <a:blip r:embed="rId20"/>
                           <a:stretch>
                             <a:fillRect/>
                           </a:stretch>
@@ -35204,15 +36729,15 @@
         </w:tc>
       </w:tr>
     </w:tbl>
-    <w:bookmarkEnd w:id="138"/>
-    <w:bookmarkEnd w:id="139"/>
-    <w:bookmarkStart w:id="180" w:name="sec-kfold"/>
+    <w:bookmarkEnd w:id="147"/>
+    <w:bookmarkEnd w:id="148"/>
+    <w:bookmarkStart w:id="189" w:name="sec-kfold"/>
     <w:p>
       <w:pPr>
         <w:pStyle w:val="Heading2"/>
       </w:pPr>
       <w:r>
-        <w:t xml:space="preserve">5</w:t>
+        <w:t xml:space="preserve">6</w:t>
       </w:r>
       <w:r>
         <w:t xml:space="preserve"> </w:t>
@@ -35226,7 +36751,7 @@
         <w:t xml:space="preserve">-fold cross-validation</w:t>
       </w:r>
     </w:p>
-    <w:bookmarkStart w:id="140" w:name="exr-kfold"/>
+    <w:bookmarkStart w:id="149" w:name="exr-kfold"/>
     <w:p>
       <w:pPr>
         <w:pStyle w:val="FirstParagraph"/>
@@ -35377,8 +36902,8 @@
         <w:t xml:space="preserve">How many times is a given car used for fitting, and how many times for prediction?</w:t>
       </w:r>
     </w:p>
-    <w:bookmarkEnd w:id="140"/>
-    <w:bookmarkStart w:id="141" w:name="sol-kfold"/>
+    <w:bookmarkEnd w:id="149"/>
+    <w:bookmarkStart w:id="150" w:name="sol-kfold"/>
     <w:p>
       <w:pPr>
         <w:pStyle w:val="FirstParagraph"/>
@@ -35552,8 +37077,8 @@
         <w:t xml:space="preserve">fits.</w:t>
       </w:r>
     </w:p>
-    <w:bookmarkEnd w:id="141"/>
-    <w:bookmarkStart w:id="145" w:name="def-folds"/>
+    <w:bookmarkEnd w:id="150"/>
+    <w:bookmarkStart w:id="154" w:name="def-folds"/>
     <w:p>
       <w:pPr>
         <w:pStyle w:val="FirstParagraph"/>
@@ -35563,7 +37088,7 @@
           <w:b/>
           <w:bCs/>
         </w:rPr>
-        <w:t xml:space="preserve">Definition 21 (Folds)</w:t>
+        <w:t xml:space="preserve">Definition 24 (Folds)</w:t>
       </w:r>
       <w:r>
         <w:t xml:space="preserve"> </w:t>
@@ -35742,7 +37267,7 @@
       <w:pPr>
         <w:pStyle w:val="BodyText"/>
       </w:pPr>
-      <w:bookmarkStart w:id="142" w:name="eq-folds"/>
+      <w:bookmarkStart w:id="151" w:name="eq-folds"/>
       <m:oMathPara>
         <m:oMathParaPr>
           <m:jc m:val="center"/>
@@ -35823,7 +37348,7 @@
             <m:t>(</m:t>
           </m:r>
           <m:r>
-            <m:t>21</m:t>
+            <m:t>24</m:t>
           </m:r>
           <m:r>
             <m:rPr>
@@ -35833,7 +37358,7 @@
           </m:r>
         </m:oMath>
       </m:oMathPara>
-      <w:bookmarkEnd w:id="142"/>
+      <w:bookmarkEnd w:id="151"/>
     </w:p>
     <w:tbl>
       <w:tblPr>
@@ -35876,18 +37401,18 @@
                 <wp:inline>
                   <wp:extent cx="152400" cy="152400"/>
                   <wp:effectExtent b="0" l="0" r="0" t="0"/>
-                  <wp:docPr descr="" title="" id="143" name="Picture"/>
+                  <wp:docPr descr="" title="" id="152" name="Picture"/>
                   <a:graphic>
                     <a:graphicData uri="http://schemas.openxmlformats.org/drawingml/2006/picture">
                       <pic:pic>
                         <pic:nvPicPr>
-                          <pic:cNvPr descr="/opt/quarto/share/formats/docx/note.png" id="144" name="Picture"/>
+                          <pic:cNvPr descr="/opt/quarto/share/formats/docx/note.png" id="153" name="Picture"/>
                           <pic:cNvPicPr>
                             <a:picLocks noChangeArrowheads="1" noChangeAspect="1"/>
                           </pic:cNvPicPr>
                         </pic:nvPicPr>
                         <pic:blipFill>
-                          <a:blip r:embed="rId11"/>
+                          <a:blip r:embed="rId20"/>
                           <a:stretch>
                             <a:fillRect/>
                           </a:stretch>
@@ -35986,8 +37511,8 @@
         </w:tc>
       </w:tr>
     </w:tbl>
-    <w:bookmarkEnd w:id="145"/>
-    <w:bookmarkStart w:id="147" w:name="def-fold-size"/>
+    <w:bookmarkEnd w:id="154"/>
+    <w:bookmarkStart w:id="156" w:name="def-fold-size"/>
     <w:p>
       <w:pPr>
         <w:pStyle w:val="BodyText"/>
@@ -35997,7 +37522,7 @@
           <w:b/>
           <w:bCs/>
         </w:rPr>
-        <w:t xml:space="preserve">Definition 22 (Fold size)</w:t>
+        <w:t xml:space="preserve">Definition 25 (Fold size)</w:t>
       </w:r>
       <w:r>
         <w:t xml:space="preserve"> </w:t>
@@ -36081,7 +37606,7 @@
       <w:pPr>
         <w:pStyle w:val="BodyText"/>
       </w:pPr>
-      <w:bookmarkStart w:id="146" w:name="eq-fold-size"/>
+      <w:bookmarkStart w:id="155" w:name="eq-fold-size"/>
       <m:oMathPara>
         <m:oMathParaPr>
           <m:jc m:val="center"/>
@@ -36166,7 +37691,7 @@
             <m:t>(</m:t>
           </m:r>
           <m:r>
-            <m:t>22</m:t>
+            <m:t>25</m:t>
           </m:r>
           <m:r>
             <m:rPr>
@@ -36176,10 +37701,10 @@
           </m:r>
         </m:oMath>
       </m:oMathPara>
-      <w:bookmarkEnd w:id="146"/>
+      <w:bookmarkEnd w:id="155"/>
     </w:p>
-    <w:bookmarkEnd w:id="147"/>
-    <w:bookmarkStart w:id="151" w:name="def-fold-assignment"/>
+    <w:bookmarkEnd w:id="156"/>
+    <w:bookmarkStart w:id="160" w:name="def-fold-assignment"/>
     <w:p>
       <w:pPr>
         <w:pStyle w:val="FirstParagraph"/>
@@ -36189,7 +37714,7 @@
           <w:b/>
           <w:bCs/>
         </w:rPr>
-        <w:t xml:space="preserve">Definition 23 (Fold assignment)</w:t>
+        <w:t xml:space="preserve">Definition 26 (Fold assignment)</w:t>
       </w:r>
       <w:r>
         <w:t xml:space="preserve"> </w:t>
@@ -36330,7 +37855,7 @@
       <w:pPr>
         <w:pStyle w:val="BodyText"/>
       </w:pPr>
-      <w:bookmarkStart w:id="148" w:name="eq-fold-assignment"/>
+      <w:bookmarkStart w:id="157" w:name="eq-fold-assignment"/>
       <m:oMathPara>
         <m:oMathParaPr>
           <m:jc m:val="center"/>
@@ -36392,7 +37917,7 @@
             <m:t>(</m:t>
           </m:r>
           <m:r>
-            <m:t>23</m:t>
+            <m:t>26</m:t>
           </m:r>
           <m:r>
             <m:rPr>
@@ -36402,7 +37927,7 @@
           </m:r>
         </m:oMath>
       </m:oMathPara>
-      <w:bookmarkEnd w:id="148"/>
+      <w:bookmarkEnd w:id="157"/>
     </w:p>
     <w:tbl>
       <w:tblPr>
@@ -36445,18 +37970,18 @@
                 <wp:inline>
                   <wp:extent cx="152400" cy="152400"/>
                   <wp:effectExtent b="0" l="0" r="0" t="0"/>
-                  <wp:docPr descr="" title="" id="149" name="Picture"/>
+                  <wp:docPr descr="" title="" id="158" name="Picture"/>
                   <a:graphic>
                     <a:graphicData uri="http://schemas.openxmlformats.org/drawingml/2006/picture">
                       <pic:pic>
                         <pic:nvPicPr>
-                          <pic:cNvPr descr="/opt/quarto/share/formats/docx/note.png" id="150" name="Picture"/>
+                          <pic:cNvPr descr="/opt/quarto/share/formats/docx/note.png" id="159" name="Picture"/>
                           <pic:cNvPicPr>
                             <a:picLocks noChangeArrowheads="1" noChangeAspect="1"/>
                           </pic:cNvPicPr>
                         </pic:nvPicPr>
                         <pic:blipFill>
-                          <a:blip r:embed="rId11"/>
+                          <a:blip r:embed="rId20"/>
                           <a:stretch>
                             <a:fillRect/>
                           </a:stretch>
@@ -36558,8 +38083,8 @@
         </w:tc>
       </w:tr>
     </w:tbl>
-    <w:bookmarkEnd w:id="151"/>
-    <w:bookmarkStart w:id="155" w:name="def-fold-out-rule"/>
+    <w:bookmarkEnd w:id="160"/>
+    <w:bookmarkStart w:id="164" w:name="def-fold-out-rule"/>
     <w:p>
       <w:pPr>
         <w:pStyle w:val="BodyText"/>
@@ -36569,7 +38094,7 @@
           <w:b/>
           <w:bCs/>
         </w:rPr>
-        <w:t xml:space="preserve">Definition 24 (Fold-out rule)</w:t>
+        <w:t xml:space="preserve">Definition 27 (Fold-out rule)</w:t>
       </w:r>
       <w:r>
         <w:t xml:space="preserve"> </w:t>
@@ -36751,7 +38276,7 @@
       <w:pPr>
         <w:pStyle w:val="BodyText"/>
       </w:pPr>
-      <w:bookmarkStart w:id="152" w:name="eq-fold-out-rule"/>
+      <w:bookmarkStart w:id="161" w:name="eq-fold-out-rule"/>
       <m:oMathPara>
         <m:oMathParaPr>
           <m:jc m:val="center"/>
@@ -36974,7 +38499,7 @@
             <m:t>(</m:t>
           </m:r>
           <m:r>
-            <m:t>24</m:t>
+            <m:t>27</m:t>
           </m:r>
           <m:r>
             <m:rPr>
@@ -36984,7 +38509,7 @@
           </m:r>
         </m:oMath>
       </m:oMathPara>
-      <w:bookmarkEnd w:id="152"/>
+      <w:bookmarkEnd w:id="161"/>
     </w:p>
     <w:tbl>
       <w:tblPr>
@@ -37027,18 +38552,18 @@
                 <wp:inline>
                   <wp:extent cx="152400" cy="152400"/>
                   <wp:effectExtent b="0" l="0" r="0" t="0"/>
-                  <wp:docPr descr="" title="" id="153" name="Picture"/>
+                  <wp:docPr descr="" title="" id="162" name="Picture"/>
                   <a:graphic>
                     <a:graphicData uri="http://schemas.openxmlformats.org/drawingml/2006/picture">
                       <pic:pic>
                         <pic:nvPicPr>
-                          <pic:cNvPr descr="/opt/quarto/share/formats/docx/note.png" id="154" name="Picture"/>
+                          <pic:cNvPr descr="/opt/quarto/share/formats/docx/note.png" id="163" name="Picture"/>
                           <pic:cNvPicPr>
                             <a:picLocks noChangeArrowheads="1" noChangeAspect="1"/>
                           </pic:cNvPicPr>
                         </pic:nvPicPr>
                         <pic:blipFill>
-                          <a:blip r:embed="rId11"/>
+                          <a:blip r:embed="rId20"/>
                           <a:stretch>
                             <a:fillRect/>
                           </a:stretch>
@@ -37155,8 +38680,8 @@
         </w:tc>
       </w:tr>
     </w:tbl>
-    <w:bookmarkEnd w:id="155"/>
-    <w:bookmarkStart w:id="156" w:name="def-kfold"/>
+    <w:bookmarkEnd w:id="164"/>
+    <w:bookmarkStart w:id="165" w:name="def-kfold"/>
     <w:p>
       <w:pPr>
         <w:pStyle w:val="BodyText"/>
@@ -37166,7 +38691,7 @@
           <w:b/>
           <w:bCs/>
         </w:rPr>
-        <w:t xml:space="preserve">Definition 25 (</w:t>
+        <w:t xml:space="preserve">Definition 28 (</w:t>
       </w:r>
       <m:oMath>
         <m:r>
@@ -37503,8 +39028,8 @@
         <w:t xml:space="preserve">Compute a summary prediction-error measure across all folds.</w:t>
       </w:r>
     </w:p>
-    <w:bookmarkEnd w:id="156"/>
-    <w:bookmarkStart w:id="157" w:name="rem-kfold-vs-validation-set"/>
+    <w:bookmarkEnd w:id="165"/>
+    <w:bookmarkStart w:id="166" w:name="rem-kfold-vs-validation-set"/>
     <w:p>
       <w:pPr>
         <w:pStyle w:val="FirstParagraph"/>
@@ -37514,7 +39039,7 @@
           <w:i/>
           <w:iCs/>
         </w:rPr>
-        <w:t xml:space="preserve">Remark 7</w:t>
+        <w:t xml:space="preserve">Remark 8</w:t>
       </w:r>
       <w:r>
         <w:t xml:space="preserve"> (Cross-validation instead of a single validation set). </w:t>
@@ -37547,7 +39072,7 @@
           <w:rPr>
             <w:rStyle w:val="Hyperlink"/>
           </w:rPr>
-          <w:t xml:space="preserve">Definition 16</w:t>
+          <w:t xml:space="preserve">Definition 19</w:t>
         </w:r>
       </w:hyperlink>
       <w:r>
@@ -37606,8 +39131,8 @@
         <w:t xml:space="preserve">give 4 fits on 24 cars each.</w:t>
       </w:r>
     </w:p>
-    <w:bookmarkEnd w:id="157"/>
-    <w:bookmarkStart w:id="161" w:name="def-cv-estimate"/>
+    <w:bookmarkEnd w:id="166"/>
+    <w:bookmarkStart w:id="170" w:name="def-cv-estimate"/>
     <w:p>
       <w:pPr>
         <w:pStyle w:val="BodyText"/>
@@ -37617,7 +39142,7 @@
           <w:b/>
           <w:bCs/>
         </w:rPr>
-        <w:t xml:space="preserve">Definition 26 (Cross-validation estimate)</w:t>
+        <w:t xml:space="preserve">Definition 29 (Cross-validation estimate)</w:t>
       </w:r>
       <w:r>
         <w:t xml:space="preserve"> </w:t>
@@ -37695,7 +39220,7 @@
       <w:r>
         <w:t xml:space="preserve"> </w:t>
       </w:r>
-      <w:hyperlink r:id="rId30">
+      <w:hyperlink r:id="rId39">
         <w:r>
           <w:rPr>
             <w:rStyle w:val="Hyperlink"/>
@@ -37819,7 +39344,7 @@
       <w:pPr>
         <w:pStyle w:val="BodyText"/>
       </w:pPr>
-      <w:bookmarkStart w:id="158" w:name="eq-cv-estimate"/>
+      <w:bookmarkStart w:id="167" w:name="eq-cv-estimate"/>
       <m:oMathPara>
         <m:oMathParaPr>
           <m:jc m:val="center"/>
@@ -38068,7 +39593,7 @@
             <m:t>(</m:t>
           </m:r>
           <m:r>
-            <m:t>25</m:t>
+            <m:t>28</m:t>
           </m:r>
           <m:r>
             <m:rPr>
@@ -38078,7 +39603,7 @@
           </m:r>
         </m:oMath>
       </m:oMathPara>
-      <w:bookmarkEnd w:id="158"/>
+      <w:bookmarkEnd w:id="167"/>
     </w:p>
     <w:tbl>
       <w:tblPr>
@@ -38121,18 +39646,18 @@
                 <wp:inline>
                   <wp:extent cx="152400" cy="152400"/>
                   <wp:effectExtent b="0" l="0" r="0" t="0"/>
-                  <wp:docPr descr="" title="" id="159" name="Picture"/>
+                  <wp:docPr descr="" title="" id="168" name="Picture"/>
                   <a:graphic>
                     <a:graphicData uri="http://schemas.openxmlformats.org/drawingml/2006/picture">
                       <pic:pic>
                         <pic:nvPicPr>
-                          <pic:cNvPr descr="/opt/quarto/share/formats/docx/note.png" id="160" name="Picture"/>
+                          <pic:cNvPr descr="/opt/quarto/share/formats/docx/note.png" id="169" name="Picture"/>
                           <pic:cNvPicPr>
                             <a:picLocks noChangeArrowheads="1" noChangeAspect="1"/>
                           </pic:cNvPicPr>
                         </pic:nvPicPr>
                         <pic:blipFill>
-                          <a:blip r:embed="rId11"/>
+                          <a:blip r:embed="rId20"/>
                           <a:stretch>
                             <a:fillRect/>
                           </a:stretch>
@@ -38225,8 +39750,8 @@
         </w:tc>
       </w:tr>
     </w:tbl>
-    <w:bookmarkEnd w:id="161"/>
-    <w:bookmarkStart w:id="162" w:name="exr-cv-estimate-by-fold"/>
+    <w:bookmarkEnd w:id="170"/>
+    <w:bookmarkStart w:id="171" w:name="exr-cv-estimate-by-fold"/>
     <w:p>
       <w:pPr>
         <w:pStyle w:val="BodyText"/>
@@ -38263,7 +39788,7 @@
           <w:rPr>
             <w:rStyle w:val="Hyperlink"/>
           </w:rPr>
-          <w:t xml:space="preserve">Equation 25</w:t>
+          <w:t xml:space="preserve">Equation 28</w:t>
         </w:r>
       </w:hyperlink>
       <w:r>
@@ -38427,8 +39952,8 @@
         <w:t xml:space="preserve">.</w:t>
       </w:r>
     </w:p>
-    <w:bookmarkEnd w:id="162"/>
-    <w:bookmarkStart w:id="163" w:name="sol-cv-estimate-by-fold"/>
+    <w:bookmarkEnd w:id="171"/>
+    <w:bookmarkStart w:id="172" w:name="sol-cv-estimate-by-fold"/>
     <w:p>
       <w:pPr>
         <w:pStyle w:val="BodyText"/>
@@ -38526,7 +40051,7 @@
           <w:rPr>
             <w:rStyle w:val="Hyperlink"/>
           </w:rPr>
-          <w:t xml:space="preserve">Definition 21</w:t>
+          <w:t xml:space="preserve">Definition 24</w:t>
         </w:r>
       </w:hyperlink>
       <w:r>
@@ -38552,7 +40077,7 @@
           <w:rPr>
             <w:rStyle w:val="Hyperlink"/>
           </w:rPr>
-          <w:t xml:space="preserve">Equation 25</w:t>
+          <w:t xml:space="preserve">Equation 28</w:t>
         </w:r>
       </w:hyperlink>
       <w:r>
@@ -38608,7 +40133,7 @@
           <w:rPr>
             <w:rStyle w:val="Hyperlink"/>
           </w:rPr>
-          <w:t xml:space="preserve">Equation 23</w:t>
+          <w:t xml:space="preserve">Equation 26</w:t>
         </w:r>
       </w:hyperlink>
       <w:r>
@@ -39569,8 +41094,8 @@
         <w:t xml:space="preserve">so each inner sum uses a single fitted rule.</w:t>
       </w:r>
     </w:p>
-    <w:bookmarkEnd w:id="163"/>
-    <w:bookmarkStart w:id="165" w:name="thm-cv-estimate-by-fold"/>
+    <w:bookmarkEnd w:id="172"/>
+    <w:bookmarkStart w:id="174" w:name="thm-cv-estimate-by-fold"/>
     <w:p>
       <w:pPr>
         <w:pStyle w:val="BodyText"/>
@@ -39659,7 +41184,7 @@
       <w:pPr>
         <w:pStyle w:val="BodyText"/>
       </w:pPr>
-      <w:bookmarkStart w:id="164" w:name="eq-cv-estimate-by-fold"/>
+      <w:bookmarkStart w:id="173" w:name="eq-cv-estimate-by-fold"/>
       <m:oMathPara>
         <m:oMathParaPr>
           <m:jc m:val="center"/>
@@ -39922,7 +41447,7 @@
             <m:t>(</m:t>
           </m:r>
           <m:r>
-            <m:t>26</m:t>
+            <m:t>29</m:t>
           </m:r>
           <m:r>
             <m:rPr>
@@ -39932,9 +41457,9 @@
           </m:r>
         </m:oMath>
       </m:oMathPara>
-      <w:bookmarkEnd w:id="164"/>
+      <w:bookmarkEnd w:id="173"/>
     </w:p>
-    <w:bookmarkEnd w:id="165"/>
+    <w:bookmarkEnd w:id="174"/>
     <w:p>
       <w:pPr>
         <w:pStyle w:val="FirstParagraph"/>
@@ -39967,7 +41492,7 @@
         <w:t xml:space="preserve">.</w:t>
       </w:r>
     </w:p>
-    <w:bookmarkStart w:id="169" w:name="def-fold-mse"/>
+    <w:bookmarkStart w:id="178" w:name="def-fold-mse"/>
     <w:p>
       <w:pPr>
         <w:pStyle w:val="BodyText"/>
@@ -39977,7 +41502,7 @@
           <w:b/>
           <w:bCs/>
         </w:rPr>
-        <w:t xml:space="preserve">Definition 27 (Fold mean squared error)</w:t>
+        <w:t xml:space="preserve">Definition 30 (Fold mean squared error)</w:t>
       </w:r>
       <w:r>
         <w:t xml:space="preserve"> </w:t>
@@ -40062,7 +41587,7 @@
       <w:r>
         <w:t xml:space="preserve"> </w:t>
       </w:r>
-      <w:hyperlink r:id="rId30">
+      <w:hyperlink r:id="rId39">
         <w:r>
           <w:rPr>
             <w:rStyle w:val="Hyperlink"/>
@@ -40135,7 +41660,7 @@
       <w:pPr>
         <w:pStyle w:val="BodyText"/>
       </w:pPr>
-      <w:bookmarkStart w:id="166" w:name="eq-fold-mse"/>
+      <w:bookmarkStart w:id="175" w:name="eq-fold-mse"/>
       <m:oMathPara>
         <m:oMathParaPr>
           <m:jc m:val="center"/>
@@ -40365,7 +41890,7 @@
             <m:t>(</m:t>
           </m:r>
           <m:r>
-            <m:t>27</m:t>
+            <m:t>30</m:t>
           </m:r>
           <m:r>
             <m:rPr>
@@ -40375,7 +41900,7 @@
           </m:r>
         </m:oMath>
       </m:oMathPara>
-      <w:bookmarkEnd w:id="166"/>
+      <w:bookmarkEnd w:id="175"/>
     </w:p>
     <w:tbl>
       <w:tblPr>
@@ -40418,18 +41943,18 @@
                 <wp:inline>
                   <wp:extent cx="152400" cy="152400"/>
                   <wp:effectExtent b="0" l="0" r="0" t="0"/>
-                  <wp:docPr descr="" title="" id="167" name="Picture"/>
+                  <wp:docPr descr="" title="" id="176" name="Picture"/>
                   <a:graphic>
                     <a:graphicData uri="http://schemas.openxmlformats.org/drawingml/2006/picture">
                       <pic:pic>
                         <pic:nvPicPr>
-                          <pic:cNvPr descr="/opt/quarto/share/formats/docx/note.png" id="168" name="Picture"/>
+                          <pic:cNvPr descr="/opt/quarto/share/formats/docx/note.png" id="177" name="Picture"/>
                           <pic:cNvPicPr>
                             <a:picLocks noChangeArrowheads="1" noChangeAspect="1"/>
                           </pic:cNvPicPr>
                         </pic:nvPicPr>
                         <pic:blipFill>
-                          <a:blip r:embed="rId11"/>
+                          <a:blip r:embed="rId20"/>
                           <a:stretch>
                             <a:fillRect/>
                           </a:stretch>
@@ -40554,8 +42079,8 @@
         </w:tc>
       </w:tr>
     </w:tbl>
-    <w:bookmarkEnd w:id="169"/>
-    <w:bookmarkStart w:id="170" w:name="rem-cv-estimate"/>
+    <w:bookmarkEnd w:id="178"/>
+    <w:bookmarkStart w:id="179" w:name="rem-cv-estimate"/>
     <w:p>
       <w:pPr>
         <w:pStyle w:val="BodyText"/>
@@ -40565,7 +42090,7 @@
           <w:i/>
           <w:iCs/>
         </w:rPr>
-        <w:t xml:space="preserve">Remark 8</w:t>
+        <w:t xml:space="preserve">Remark 9</w:t>
       </w:r>
       <w:r>
         <w:t xml:space="preserve"> (What the cross-validation estimate estimates). </w:t>
@@ -40581,7 +42106,7 @@
           <w:rPr>
             <w:rStyle w:val="Hyperlink"/>
           </w:rPr>
-          <w:t xml:space="preserve">Equation 25</w:t>
+          <w:t xml:space="preserve">Equation 28</w:t>
         </w:r>
       </w:hyperlink>
       <w:r>
@@ -41234,8 +42759,8 @@
         <w:t xml:space="preserve">use.</w:t>
       </w:r>
     </w:p>
-    <w:bookmarkEnd w:id="170"/>
-    <w:bookmarkStart w:id="171" w:name="rem-choosing-k"/>
+    <w:bookmarkEnd w:id="179"/>
+    <w:bookmarkStart w:id="180" w:name="rem-choosing-k"/>
     <w:p>
       <w:pPr>
         <w:pStyle w:val="BodyText"/>
@@ -41245,7 +42770,7 @@
           <w:i/>
           <w:iCs/>
         </w:rPr>
-        <w:t xml:space="preserve">Remark 9</w:t>
+        <w:t xml:space="preserve">Remark 10</w:t>
       </w:r>
       <w:r>
         <w:t xml:space="preserve"> (Choosing the number of folds). </w:t>
@@ -41312,7 +42837,7 @@
           <w:rPr>
             <w:rStyle w:val="Hyperlink"/>
           </w:rPr>
-          <w:t xml:space="preserve">Equation 25</w:t>
+          <w:t xml:space="preserve">Equation 28</w:t>
         </w:r>
       </w:hyperlink>
       <w:r>
@@ -41642,8 +43167,8 @@
         <w:t xml:space="preserve">is the usual compromise.</w:t>
       </w:r>
     </w:p>
-    <w:bookmarkEnd w:id="171"/>
-    <w:bookmarkStart w:id="176" w:name="exm-kfold-simulated"/>
+    <w:bookmarkEnd w:id="180"/>
+    <w:bookmarkStart w:id="185" w:name="exm-kfold-simulated"/>
     <w:p>
       <w:pPr>
         <w:pStyle w:val="BodyText"/>
@@ -41653,7 +43178,7 @@
           <w:b/>
           <w:bCs/>
         </w:rPr>
-        <w:t xml:space="preserve">Example 7 (Cross-validation versus the generalization error)</w:t>
+        <w:t xml:space="preserve">Example 8 (Cross-validation versus the generalization error)</w:t>
       </w:r>
       <w:r>
         <w:t xml:space="preserve"> </w:t>
@@ -41714,7 +43239,7 @@
           <w:rPr>
             <w:rStyle w:val="Hyperlink"/>
           </w:rPr>
-          <w:t xml:space="preserve">Example 3</w:t>
+          <w:t xml:space="preserve">Example 4</w:t>
         </w:r>
       </w:hyperlink>
       <w:r>
@@ -41797,7 +43322,7 @@
           <w:rPr>
             <w:rStyle w:val="Hyperlink"/>
           </w:rPr>
-          <w:t xml:space="preserve">Equation 25</w:t>
+          <w:t xml:space="preserve">Equation 28</w:t>
         </w:r>
       </w:hyperlink>
       <w:r>
@@ -42547,7 +44072,7 @@
           <w:rPr>
             <w:rStyle w:val="Hyperlink"/>
           </w:rPr>
-          <w:t xml:space="preserve">Example 3</w:t>
+          <w:t xml:space="preserve">Example 4</w:t>
         </w:r>
       </w:hyperlink>
       <w:r>
@@ -42875,7 +44400,7 @@
       <w:tr>
         <w:tc>
           <w:tcPr/>
-          <w:bookmarkStart w:id="175" w:name="fig-cv-simulated"/>
+          <w:bookmarkStart w:id="184" w:name="fig-cv-simulated"/>
           <w:p>
             <w:pPr>
               <w:pStyle w:val="SourceCode"/>
@@ -43821,18 +45346,18 @@
                 <wp:inline>
                   <wp:extent cx="4620126" cy="3696101"/>
                   <wp:effectExtent b="0" l="0" r="0" t="0"/>
-                  <wp:docPr descr="" title="" id="173" name="Picture"/>
+                  <wp:docPr descr="" title="" id="182" name="Picture"/>
                   <a:graphic>
                     <a:graphicData uri="http://schemas.openxmlformats.org/drawingml/2006/picture">
                       <pic:pic>
                         <pic:nvPicPr>
-                          <pic:cNvPr descr="model-validation_files/figure-docx/cv-simulated-plot-1.png" id="174" name="Picture"/>
+                          <pic:cNvPr descr="model-validation_files/figure-docx/cv-simulated-plot-1.png" id="183" name="Picture"/>
                           <pic:cNvPicPr>
                             <a:picLocks noChangeArrowheads="1" noChangeAspect="1"/>
                           </pic:cNvPicPr>
                         </pic:nvPicPr>
                         <pic:blipFill>
-                          <a:blip r:embed="rId172"/>
+                          <a:blip r:embed="rId181"/>
                           <a:stretch>
                             <a:fillRect/>
                           </a:stretch>
@@ -43901,7 +45426,7 @@
               <w:t xml:space="preserve">could be computed from real data.</w:t>
             </w:r>
           </w:p>
-          <w:bookmarkEnd w:id="175"/>
+          <w:bookmarkEnd w:id="184"/>
         </w:tc>
       </w:tr>
     </w:tbl>
@@ -44388,7 +45913,7 @@
           <w:rPr>
             <w:rStyle w:val="Hyperlink"/>
           </w:rPr>
-          <w:t xml:space="preserve">Remark 8</w:t>
+          <w:t xml:space="preserve">Remark 9</w:t>
         </w:r>
       </w:hyperlink>
       <w:r>
@@ -44452,7 +45977,7 @@
           <w:rPr>
             <w:rStyle w:val="Hyperlink"/>
           </w:rPr>
-          <w:t xml:space="preserve">Remark 8</w:t>
+          <w:t xml:space="preserve">Remark 9</w:t>
         </w:r>
       </w:hyperlink>
       <w:r>
@@ -45802,8 +47327,8 @@
         <w:t xml:space="preserve">new ones.</w:t>
       </w:r>
     </w:p>
-    <w:bookmarkEnd w:id="176"/>
-    <w:bookmarkStart w:id="179" w:name="exm-kfold-mtcars"/>
+    <w:bookmarkEnd w:id="185"/>
+    <w:bookmarkStart w:id="188" w:name="exm-kfold-mtcars"/>
     <w:p>
       <w:pPr>
         <w:pStyle w:val="BodyText"/>
@@ -45813,7 +47338,7 @@
           <w:b/>
           <w:bCs/>
         </w:rPr>
-        <w:t xml:space="preserve">Example 8 (Four-fold cross-validation of the</w:t>
+        <w:t xml:space="preserve">Example 9 (Four-fold cross-validation of the</w:t>
       </w:r>
       <w:r>
         <w:rPr>
@@ -45962,7 +47487,7 @@
           <w:rPr>
             <w:rStyle w:val="Hyperlink"/>
           </w:rPr>
-          <w:t xml:space="preserve">Example 7</w:t>
+          <w:t xml:space="preserve">Example 8</w:t>
         </w:r>
       </w:hyperlink>
       <w:r>
@@ -46006,7 +47531,7 @@
       <w:tr>
         <w:tc>
           <w:tcPr/>
-          <w:bookmarkStart w:id="177" w:name="tbl-cv-mtcars-repeats"/>
+          <w:bookmarkStart w:id="186" w:name="tbl-cv-mtcars-repeats"/>
           <w:p>
             <w:pPr>
               <w:jc w:val="center"/>
@@ -46662,7 +48187,7 @@
               <w:t xml:space="preserve">#&gt; 5         5     3.38     2.74     2.78     2.81</w:t>
             </w:r>
           </w:p>
-          <w:bookmarkEnd w:id="177"/>
+          <w:bookmarkEnd w:id="186"/>
         </w:tc>
       </w:tr>
     </w:tbl>
@@ -46687,7 +48212,7 @@
       <w:tr>
         <w:tc>
           <w:tcPr/>
-          <w:bookmarkStart w:id="178" w:name="tbl-cv-mtcars"/>
+          <w:bookmarkStart w:id="187" w:name="tbl-cv-mtcars"/>
           <w:p>
             <w:pPr>
               <w:jc w:val="center"/>
@@ -47043,7 +48568,7 @@
               <w:t xml:space="preserve">#&gt; 5         5 2       2.74</w:t>
             </w:r>
           </w:p>
-          <w:bookmarkEnd w:id="178"/>
+          <w:bookmarkEnd w:id="187"/>
         </w:tc>
       </w:tr>
     </w:tbl>
@@ -47667,7 +49192,7 @@
           <w:rPr>
             <w:rStyle w:val="Hyperlink"/>
           </w:rPr>
-          <w:t xml:space="preserve">Equation 25</w:t>
+          <w:t xml:space="preserve">Equation 28</w:t>
         </w:r>
       </w:hyperlink>
       <w:r>
@@ -47733,18 +49258,18 @@
         <w:t xml:space="preserve">may not survive a different split.</w:t>
       </w:r>
     </w:p>
-    <w:bookmarkEnd w:id="179"/>
-    <w:bookmarkEnd w:id="180"/>
-    <w:bookmarkStart w:id="211" w:name="sec-loocv"/>
+    <w:bookmarkEnd w:id="188"/>
+    <w:bookmarkEnd w:id="189"/>
+    <w:bookmarkStart w:id="220" w:name="sec-loocv"/>
     <w:p>
       <w:pPr>
         <w:pStyle w:val="Heading2"/>
       </w:pPr>
       <w:r>
-        <w:t xml:space="preserve">6 Leave-one-out cross-validation</w:t>
+        <w:t xml:space="preserve">7 Leave-one-out cross-validation</w:t>
       </w:r>
     </w:p>
-    <w:bookmarkStart w:id="181" w:name="exr-loocv"/>
+    <w:bookmarkStart w:id="190" w:name="exr-loocv"/>
     <w:p>
       <w:pPr>
         <w:pStyle w:val="FirstParagraph"/>
@@ -47947,15 +49472,15 @@
           <w:rPr>
             <w:rStyle w:val="Hyperlink"/>
           </w:rPr>
-          <w:t xml:space="preserve">Equation 25</w:t>
+          <w:t xml:space="preserve">Equation 28</w:t>
         </w:r>
       </w:hyperlink>
       <w:r>
         <w:t xml:space="preserve">) differ?</w:t>
       </w:r>
     </w:p>
-    <w:bookmarkEnd w:id="181"/>
-    <w:bookmarkStart w:id="182" w:name="sol-loocv"/>
+    <w:bookmarkEnd w:id="190"/>
+    <w:bookmarkStart w:id="191" w:name="sol-loocv"/>
     <w:p>
       <w:pPr>
         <w:pStyle w:val="FirstParagraph"/>
@@ -48116,7 +49641,7 @@
           <w:rPr>
             <w:rStyle w:val="Hyperlink"/>
           </w:rPr>
-          <w:t xml:space="preserve">Equation 25</w:t>
+          <w:t xml:space="preserve">Equation 28</w:t>
         </w:r>
       </w:hyperlink>
       <w:r>
@@ -48139,7 +49664,7 @@
           <w:rPr>
             <w:rStyle w:val="Hyperlink"/>
           </w:rPr>
-          <w:t xml:space="preserve">Example 8</w:t>
+          <w:t xml:space="preserve">Example 9</w:t>
         </w:r>
       </w:hyperlink>
       <w:r>
@@ -48152,8 +49677,8 @@
         <w:t xml:space="preserve">the estimate is not random.</w:t>
       </w:r>
     </w:p>
-    <w:bookmarkEnd w:id="182"/>
-    <w:bookmarkStart w:id="186" w:name="def-loocv"/>
+    <w:bookmarkEnd w:id="191"/>
+    <w:bookmarkStart w:id="195" w:name="def-loocv"/>
     <w:p>
       <w:pPr>
         <w:pStyle w:val="FirstParagraph"/>
@@ -48163,7 +49688,7 @@
           <w:b/>
           <w:bCs/>
         </w:rPr>
-        <w:t xml:space="preserve">Definition 28 (Leave-one-out cross-validation)</w:t>
+        <w:t xml:space="preserve">Definition 31 (Leave-one-out cross-validation)</w:t>
       </w:r>
       <w:r>
         <w:t xml:space="preserve"> </w:t>
@@ -48423,7 +49948,7 @@
           <w:rPr>
             <w:rStyle w:val="Hyperlink"/>
           </w:rPr>
-          <w:t xml:space="preserve">Equation 25</w:t>
+          <w:t xml:space="preserve">Equation 28</w:t>
         </w:r>
       </w:hyperlink>
       <w:r>
@@ -48457,7 +49982,7 @@
       <w:pPr>
         <w:pStyle w:val="BodyText"/>
       </w:pPr>
-      <w:bookmarkStart w:id="183" w:name="eq-loocv"/>
+      <w:bookmarkStart w:id="192" w:name="eq-loocv"/>
       <m:oMathPara>
         <m:oMathParaPr>
           <m:jc m:val="center"/>
@@ -48693,7 +50218,7 @@
             <m:t>(</m:t>
           </m:r>
           <m:r>
-            <m:t>28</m:t>
+            <m:t>31</m:t>
           </m:r>
           <m:r>
             <m:rPr>
@@ -48703,7 +50228,7 @@
           </m:r>
         </m:oMath>
       </m:oMathPara>
-      <w:bookmarkEnd w:id="183"/>
+      <w:bookmarkEnd w:id="192"/>
     </w:p>
     <w:tbl>
       <w:tblPr>
@@ -48746,18 +50271,18 @@
                 <wp:inline>
                   <wp:extent cx="152400" cy="152400"/>
                   <wp:effectExtent b="0" l="0" r="0" t="0"/>
-                  <wp:docPr descr="" title="" id="184" name="Picture"/>
+                  <wp:docPr descr="" title="" id="193" name="Picture"/>
                   <a:graphic>
                     <a:graphicData uri="http://schemas.openxmlformats.org/drawingml/2006/picture">
                       <pic:pic>
                         <pic:nvPicPr>
-                          <pic:cNvPr descr="/opt/quarto/share/formats/docx/note.png" id="185" name="Picture"/>
+                          <pic:cNvPr descr="/opt/quarto/share/formats/docx/note.png" id="194" name="Picture"/>
                           <pic:cNvPicPr>
                             <a:picLocks noChangeArrowheads="1" noChangeAspect="1"/>
                           </pic:cNvPicPr>
                         </pic:nvPicPr>
                         <pic:blipFill>
-                          <a:blip r:embed="rId11"/>
+                          <a:blip r:embed="rId20"/>
                           <a:stretch>
                             <a:fillRect/>
                           </a:stretch>
@@ -48824,8 +50349,8 @@
         </w:tc>
       </w:tr>
     </w:tbl>
-    <w:bookmarkEnd w:id="186"/>
-    <w:bookmarkStart w:id="188" w:name="def-term-vector"/>
+    <w:bookmarkEnd w:id="195"/>
+    <w:bookmarkStart w:id="197" w:name="def-term-vector"/>
     <w:p>
       <w:pPr>
         <w:pStyle w:val="BodyText"/>
@@ -48835,7 +50360,7 @@
           <w:b/>
           <w:bCs/>
         </w:rPr>
-        <w:t xml:space="preserve">Definition 29 (Term vector)</w:t>
+        <w:t xml:space="preserve">Definition 32 (Term vector)</w:t>
       </w:r>
       <w:r>
         <w:t xml:space="preserve"> </w:t>
@@ -49086,7 +50611,7 @@
       <w:pPr>
         <w:pStyle w:val="BodyText"/>
       </w:pPr>
-      <w:bookmarkStart w:id="187" w:name="eq-term-vector"/>
+      <w:bookmarkStart w:id="196" w:name="eq-term-vector"/>
       <m:oMathPara>
         <m:oMathParaPr>
           <m:jc m:val="center"/>
@@ -49276,7 +50801,7 @@
             <m:t>(</m:t>
           </m:r>
           <m:r>
-            <m:t>29</m:t>
+            <m:t>32</m:t>
           </m:r>
           <m:r>
             <m:rPr>
@@ -49286,10 +50811,10 @@
           </m:r>
         </m:oMath>
       </m:oMathPara>
-      <w:bookmarkEnd w:id="187"/>
+      <w:bookmarkEnd w:id="196"/>
     </w:p>
-    <w:bookmarkEnd w:id="188"/>
-    <w:bookmarkStart w:id="190" w:name="rem-term-vector"/>
+    <w:bookmarkEnd w:id="197"/>
+    <w:bookmarkStart w:id="199" w:name="rem-term-vector"/>
     <w:p>
       <w:pPr>
         <w:pStyle w:val="FirstParagraph"/>
@@ -49299,7 +50824,7 @@
           <w:i/>
           <w:iCs/>
         </w:rPr>
-        <w:t xml:space="preserve">Remark 10</w:t>
+        <w:t xml:space="preserve">Remark 11</w:t>
       </w:r>
       <w:r>
         <w:t xml:space="preserve"> (The term vector of simple linear regression). </w:t>
@@ -49382,7 +50907,7 @@
       <w:r>
         <w:t xml:space="preserve"> </w:t>
       </w:r>
-      <w:hyperlink r:id="rId189">
+      <w:hyperlink r:id="rId198">
         <w:r>
           <w:rPr>
             <w:rStyle w:val="Hyperlink"/>
@@ -49418,8 +50943,8 @@
         <w:t xml:space="preserve">.</w:t>
       </w:r>
     </w:p>
-    <w:bookmarkEnd w:id="190"/>
-    <w:bookmarkStart w:id="195" w:name="def-cross-product-matrix"/>
+    <w:bookmarkEnd w:id="199"/>
+    <w:bookmarkStart w:id="204" w:name="def-cross-product-matrix"/>
     <w:p>
       <w:pPr>
         <w:pStyle w:val="BodyText"/>
@@ -49429,7 +50954,7 @@
           <w:b/>
           <w:bCs/>
         </w:rPr>
-        <w:t xml:space="preserve">Definition 30 (Cross-product matrix)</w:t>
+        <w:t xml:space="preserve">Definition 33 (Cross-product matrix)</w:t>
       </w:r>
       <w:r>
         <w:t xml:space="preserve"> </w:t>
@@ -49541,7 +51066,7 @@
       <w:pPr>
         <w:pStyle w:val="BodyText"/>
       </w:pPr>
-      <w:bookmarkStart w:id="191" w:name="eq-cross-product-matrix"/>
+      <w:bookmarkStart w:id="200" w:name="eq-cross-product-matrix"/>
       <m:oMathPara>
         <m:oMathParaPr>
           <m:jc m:val="center"/>
@@ -49664,883 +51189,7 @@
             <m:t>(</m:t>
           </m:r>
           <m:r>
-            <m:t>30</m:t>
-          </m:r>
-          <m:r>
-            <m:rPr>
-              <m:sty m:val="p"/>
-            </m:rPr>
-            <m:t>)</m:t>
-          </m:r>
-        </m:oMath>
-      </m:oMathPara>
-      <w:bookmarkEnd w:id="191"/>
-    </w:p>
-    <w:tbl>
-      <w:tblPr>
-        <w:tblStyle w:val="Table"/>
-        <w:tblLook w:firstRow="0" w:lastRow="0" w:firstColumn="0" w:lastColumn="0" w:noHBand="0" w:noVBand="0" w:val="0000"/>
-        <w:tblBorders>
-          <w:top w:val="single" w:sz="4" w:space="0" w:color="0758E5"/>
-          <w:left w:val="single" w:sz="24" w:space="0" w:color="0758E5"/>
-          <w:bottom w:val="single" w:sz="4" w:space="0" w:color="0758E5"/>
-          <w:right w:val="single" w:sz="4" w:space="0" w:color="0758E5"/>
-        </w:tblBorders>
-        <w:tblCellMar>
-          <w:left w:w="144" w:type="dxa"/>
-          <w:right w:w="144" w:type="dxa"/>
-        </w:tblCellMar>
-        <w:tblLook w:firstRow="0" w:lastRow="0" w:firstColumn="0" w:lastColumn="0" w:noHBand="0" w:noVBand="0" w:val="0000"/>
-      </w:tblPr>
-      <w:tr>
-        <w:trPr>
-          <w:cantSplit/>
-        </w:trPr>
-        <w:tc>
-          <w:tcPr>
-            <w:shd w:color="auto" w:fill="dae6fb" w:val="clear"/>
-            <w:tcMar>
-              <w:top w:w="92" w:type="dxa"/>
-              <w:bottom w:w="92" w:type="dxa"/>
-            </w:tcMar>
-          </w:tcPr>
-          <w:p>
-            <w:pPr>
-              <w:pStyle w:val="FirstParagraph"/>
-            </w:pPr>
-            <w:pPr>
-              <w:spacing w:before="0" w:after="0"/>
-              <w:textAlignment w:val="center"/>
-            </w:pPr>
-            <w:r>
-              <w:drawing>
-                <wp:inline>
-                  <wp:extent cx="152400" cy="152400"/>
-                  <wp:effectExtent b="0" l="0" r="0" t="0"/>
-                  <wp:docPr descr="" title="" id="192" name="Picture"/>
-                  <a:graphic>
-                    <a:graphicData uri="http://schemas.openxmlformats.org/drawingml/2006/picture">
-                      <pic:pic>
-                        <pic:nvPicPr>
-                          <pic:cNvPr descr="/opt/quarto/share/formats/docx/note.png" id="193" name="Picture"/>
-                          <pic:cNvPicPr>
-                            <a:picLocks noChangeArrowheads="1" noChangeAspect="1"/>
-                          </pic:cNvPicPr>
-                        </pic:nvPicPr>
-                        <pic:blipFill>
-                          <a:blip r:embed="rId11"/>
-                          <a:stretch>
-                            <a:fillRect/>
-                          </a:stretch>
-                        </pic:blipFill>
-                        <pic:spPr bwMode="auto">
-                          <a:xfrm>
-                            <a:off x="0" y="0"/>
-                            <a:ext cx="152400" cy="152400"/>
-                          </a:xfrm>
-                          <a:prstGeom prst="rect">
-                            <a:avLst/>
-                          </a:prstGeom>
-                          <a:noFill/>
-                          <a:ln w="9525">
-                            <a:noFill/>
-                            <a:headEnd/>
-                            <a:tailEnd/>
-                          </a:ln>
-                        </pic:spPr>
-                      </pic:pic>
-                    </a:graphicData>
-                  </a:graphic>
-                </wp:inline>
-              </w:drawing>
-            </w:r>
-            <w:r>
-              <w:t xml:space="preserve"> </w:t>
-            </w:r>
-            <w:r>
-              <w:t xml:space="preserve"> </w:t>
-            </w:r>
-            <w:r>
-              <w:t xml:space="preserve">Source</w:t>
-            </w:r>
-          </w:p>
-        </w:tc>
-      </w:tr>
-      <w:tr>
-        <w:trPr>
-          <w:cantSplit/>
-        </w:trPr>
-        <w:tc>
-          <w:tcPr>
-            <w:tcMar>
-              <w:top w:w="108" w:type="dxa"/>
-              <w:bottom w:w="108" w:type="dxa"/>
-            </w:tcMar>
-          </w:tcPr>
-          <w:p>
-            <w:pPr>
-              <w:pStyle w:val="BodyText"/>
-            </w:pPr>
-            <w:pPr>
-              <w:spacing w:before="16" w:after="16"/>
-            </w:pPr>
-            <w:r>
-              <w:t xml:space="preserve">Sanchez</w:t>
-            </w:r>
-            <w:r>
-              <w:t xml:space="preserve"> </w:t>
-            </w:r>
-            <w:r>
-              <w:t xml:space="preserve">(2020, chap. </w:t>
-            </w:r>
-            <w:r>
-              <w:t xml:space="preserve">“Matrix Cross-Products”</w:t>
-            </w:r>
-            <w:r>
-              <w:t xml:space="preserve">)</w:t>
-            </w:r>
-            <w:r>
-              <w:t xml:space="preserve"> </w:t>
-            </w:r>
-            <w:r>
-              <w:t xml:space="preserve">(see</w:t>
-            </w:r>
-            <w:r>
-              <w:t xml:space="preserve"> </w:t>
-            </w:r>
-            <w:hyperlink r:id="rId194">
-              <w:r>
-                <w:rPr>
-                  <w:rStyle w:val="Hyperlink"/>
-                </w:rPr>
-                <w:t xml:space="preserve">the chapter online</w:t>
-              </w:r>
-            </w:hyperlink>
-            <w:r>
-              <w:t xml:space="preserve">) names this matrix a sum-of-squares and cross-products matrix.</w:t>
-            </w:r>
-          </w:p>
-          <w:p/>
-        </w:tc>
-      </w:tr>
-    </w:tbl>
-    <w:bookmarkEnd w:id="195"/>
-    <w:bookmarkStart w:id="198" w:name="rem-cross-product-matrix"/>
-    <w:p>
-      <w:pPr>
-        <w:pStyle w:val="BodyText"/>
-      </w:pPr>
-      <w:r>
-        <w:rPr>
-          <w:i/>
-          <w:iCs/>
-        </w:rPr>
-        <w:t xml:space="preserve">Remark 11</w:t>
-      </w:r>
-      <w:r>
-        <w:t xml:space="preserve"> (Cross-product matrix as a matrix product). </w:t>
-      </w:r>
-      <w:r>
-        <w:t xml:space="preserve">Let</w:t>
-      </w:r>
-      <w:r>
-        <w:t xml:space="preserve"> </w:t>
-      </w:r>
-      <m:oMath>
-        <m:r>
-          <m:t>D</m:t>
-        </m:r>
-      </m:oMath>
-      <w:r>
-        <w:t xml:space="preserve"> </w:t>
-      </w:r>
-      <w:r>
-        <w:t xml:space="preserve">be the matrix whose rows are the transposed</w:t>
-      </w:r>
-      <w:r>
-        <w:t xml:space="preserve"> </w:t>
-      </w:r>
-      <w:hyperlink w:anchor="def-term-vector">
-        <w:r>
-          <w:rPr>
-            <w:rStyle w:val="Hyperlink"/>
-          </w:rPr>
-          <w:t xml:space="preserve">term vectors</w:t>
-        </w:r>
-      </w:hyperlink>
-      <w:r>
-        <w:t xml:space="preserve"> </w:t>
-      </w:r>
-      <m:oMath>
-        <m:sSup>
-          <m:e>
-            <m:sSub>
-              <m:e>
-                <m:acc>
-                  <m:accPr>
-                    <m:chr m:val="̃"/>
-                  </m:accPr>
-                  <m:e>
-                    <m:r>
-                      <m:t>t</m:t>
-                    </m:r>
-                  </m:e>
-                </m:acc>
-              </m:e>
-              <m:sub>
-                <m:r>
-                  <m:t>i</m:t>
-                </m:r>
-              </m:sub>
-            </m:sSub>
-          </m:e>
-          <m:sup>
-            <m:r>
-              <m:rPr>
-                <m:sty m:val="p"/>
-              </m:rPr>
-              <m:t>⊤</m:t>
-            </m:r>
-          </m:sup>
-        </m:sSup>
-      </m:oMath>
-      <w:r>
-        <w:t xml:space="preserve">,</w:t>
-      </w:r>
-      <w:r>
-        <w:t xml:space="preserve"> </w:t>
-      </w:r>
-      <m:oMath>
-        <m:r>
-          <m:t>i</m:t>
-        </m:r>
-        <m:r>
-          <m:rPr>
-            <m:sty m:val="p"/>
-          </m:rPr>
-          <m:t>∈</m:t>
-        </m:r>
-        <m:r>
-          <m:t>I</m:t>
-        </m:r>
-      </m:oMath>
-      <w:r>
-        <w:t xml:space="preserve">.</w:t>
-      </w:r>
-      <w:r>
-        <w:t xml:space="preserve"> </w:t>
-      </w:r>
-      <w:r>
-        <w:t xml:space="preserve">The cross-product matrix then equals the matrix product</w:t>
-      </w:r>
-    </w:p>
-    <w:p>
-      <w:pPr>
-        <w:pStyle w:val="BodyText"/>
-      </w:pPr>
-      <m:oMathPara>
-        <m:oMathParaPr>
-          <m:jc m:val="center"/>
-        </m:oMathParaPr>
-        <m:oMath>
-          <m:r>
-            <m:t>A</m:t>
-          </m:r>
-          <m:r>
-            <m:rPr>
-              <m:sty m:val="p"/>
-            </m:rPr>
-            <m:t>=</m:t>
-          </m:r>
-          <m:sSup>
-            <m:e>
-              <m:r>
-                <m:t>D</m:t>
-              </m:r>
-            </m:e>
-            <m:sup>
-              <m:r>
-                <m:rPr>
-                  <m:sty m:val="p"/>
-                </m:rPr>
-                <m:t>⊤</m:t>
-              </m:r>
-            </m:sup>
-          </m:sSup>
-          <m:r>
-            <m:t>D</m:t>
-          </m:r>
-          <m:r>
-            <m:rPr>
-              <m:sty m:val="p"/>
-            </m:rPr>
-            <m:t>.</m:t>
-          </m:r>
-        </m:oMath>
-      </m:oMathPara>
-    </w:p>
-    <w:p>
-      <w:pPr>
-        <w:pStyle w:val="FirstParagraph"/>
-      </w:pPr>
-      <w:r>
-        <w:t xml:space="preserve">Its diagonal entries are sums of squares of one term over the training set.</w:t>
-      </w:r>
-      <w:r>
-        <w:t xml:space="preserve"> </w:t>
-      </w:r>
-      <w:r>
-        <w:t xml:space="preserve">Its off-diagonal entries are sums of cross-products of two different terms.</w:t>
-      </w:r>
-      <w:r>
-        <w:t xml:space="preserve"> </w:t>
-      </w:r>
-      <w:r>
-        <w:t xml:space="preserve">Statisticians therefore call</w:t>
-      </w:r>
-      <w:r>
-        <w:t xml:space="preserve"> </w:t>
-      </w:r>
-      <m:oMath>
-        <m:r>
-          <m:t>A</m:t>
-        </m:r>
-      </m:oMath>
-      <w:r>
-        <w:t xml:space="preserve"> </w:t>
-      </w:r>
-      <w:r>
-        <w:t xml:space="preserve">the sum-of-squares and cross-products (SSCP) matrix of the terms.</w:t>
-      </w:r>
-      <w:r>
-        <w:t xml:space="preserve"> </w:t>
-      </w:r>
-      <w:r>
-        <w:t xml:space="preserve">When every column of</w:t>
-      </w:r>
-      <w:r>
-        <w:t xml:space="preserve"> </w:t>
-      </w:r>
-      <m:oMath>
-        <m:r>
-          <m:t>D</m:t>
-        </m:r>
-      </m:oMath>
-      <w:r>
-        <w:t xml:space="preserve"> </w:t>
-      </w:r>
-      <w:r>
-        <w:t xml:space="preserve">has mean zero,</w:t>
-      </w:r>
-      <w:r>
-        <w:t xml:space="preserve"> </w:t>
-      </w:r>
-      <m:oMath>
-        <m:r>
-          <m:t>A</m:t>
-        </m:r>
-        <m:r>
-          <m:rPr>
-            <m:sty m:val="p"/>
-          </m:rPr>
-          <m:t>/</m:t>
-        </m:r>
-        <m:r>
-          <m:rPr>
-            <m:sty m:val="p"/>
-          </m:rPr>
-          <m:t>(</m:t>
-        </m:r>
-        <m:r>
-          <m:t>​</m:t>
-        </m:r>
-        <m:d>
-          <m:dPr>
-            <m:begChr m:val="|"/>
-            <m:sepChr m:val=""/>
-            <m:endChr m:val="|"/>
-            <m:grow/>
-          </m:dPr>
-          <m:e>
-            <m:r>
-              <m:t>I</m:t>
-            </m:r>
-          </m:e>
-        </m:d>
-        <m:r>
-          <m:t>​</m:t>
-        </m:r>
-        <m:r>
-          <m:rPr>
-            <m:sty m:val="p"/>
-          </m:rPr>
-          <m:t>−</m:t>
-        </m:r>
-        <m:r>
-          <m:t>1</m:t>
-        </m:r>
-        <m:r>
-          <m:rPr>
-            <m:sty m:val="p"/>
-          </m:rPr>
-          <m:t>)</m:t>
-        </m:r>
-      </m:oMath>
-      <w:r>
-        <w:t xml:space="preserve"> </w:t>
-      </w:r>
-      <w:r>
-        <w:t xml:space="preserve">is the sample covariance matrix of the terms.</w:t>
-      </w:r>
-    </w:p>
-    <w:tbl>
-      <w:tblPr>
-        <w:tblStyle w:val="Table"/>
-        <w:tblLook w:firstRow="0" w:lastRow="0" w:firstColumn="0" w:lastColumn="0" w:noHBand="0" w:noVBand="0" w:val="0000"/>
-        <w:tblBorders>
-          <w:top w:val="single" w:sz="4" w:space="0" w:color="0758E5"/>
-          <w:left w:val="single" w:sz="24" w:space="0" w:color="0758E5"/>
-          <w:bottom w:val="single" w:sz="4" w:space="0" w:color="0758E5"/>
-          <w:right w:val="single" w:sz="4" w:space="0" w:color="0758E5"/>
-        </w:tblBorders>
-        <w:tblCellMar>
-          <w:left w:w="144" w:type="dxa"/>
-          <w:right w:w="144" w:type="dxa"/>
-        </w:tblCellMar>
-        <w:tblLook w:firstRow="0" w:lastRow="0" w:firstColumn="0" w:lastColumn="0" w:noHBand="0" w:noVBand="0" w:val="0000"/>
-      </w:tblPr>
-      <w:tr>
-        <w:trPr>
-          <w:cantSplit/>
-        </w:trPr>
-        <w:tc>
-          <w:tcPr>
-            <w:shd w:color="auto" w:fill="dae6fb" w:val="clear"/>
-            <w:tcMar>
-              <w:top w:w="92" w:type="dxa"/>
-              <w:bottom w:w="92" w:type="dxa"/>
-            </w:tcMar>
-          </w:tcPr>
-          <w:p>
-            <w:pPr>
-              <w:pStyle w:val="BodyText"/>
-            </w:pPr>
-            <w:pPr>
-              <w:spacing w:before="0" w:after="0"/>
-              <w:textAlignment w:val="center"/>
-            </w:pPr>
-            <w:r>
-              <w:drawing>
-                <wp:inline>
-                  <wp:extent cx="152400" cy="152400"/>
-                  <wp:effectExtent b="0" l="0" r="0" t="0"/>
-                  <wp:docPr descr="" title="" id="196" name="Picture"/>
-                  <a:graphic>
-                    <a:graphicData uri="http://schemas.openxmlformats.org/drawingml/2006/picture">
-                      <pic:pic>
-                        <pic:nvPicPr>
-                          <pic:cNvPr descr="/opt/quarto/share/formats/docx/note.png" id="197" name="Picture"/>
-                          <pic:cNvPicPr>
-                            <a:picLocks noChangeArrowheads="1" noChangeAspect="1"/>
-                          </pic:cNvPicPr>
-                        </pic:nvPicPr>
-                        <pic:blipFill>
-                          <a:blip r:embed="rId11"/>
-                          <a:stretch>
-                            <a:fillRect/>
-                          </a:stretch>
-                        </pic:blipFill>
-                        <pic:spPr bwMode="auto">
-                          <a:xfrm>
-                            <a:off x="0" y="0"/>
-                            <a:ext cx="152400" cy="152400"/>
-                          </a:xfrm>
-                          <a:prstGeom prst="rect">
-                            <a:avLst/>
-                          </a:prstGeom>
-                          <a:noFill/>
-                          <a:ln w="9525">
-                            <a:noFill/>
-                            <a:headEnd/>
-                            <a:tailEnd/>
-                          </a:ln>
-                        </pic:spPr>
-                      </pic:pic>
-                    </a:graphicData>
-                  </a:graphic>
-                </wp:inline>
-              </w:drawing>
-            </w:r>
-            <w:r>
-              <w:t xml:space="preserve"> </w:t>
-            </w:r>
-            <w:r>
-              <w:t xml:space="preserve"> </w:t>
-            </w:r>
-            <w:r>
-              <w:t xml:space="preserve">Source</w:t>
-            </w:r>
-          </w:p>
-        </w:tc>
-      </w:tr>
-      <w:tr>
-        <w:trPr>
-          <w:cantSplit/>
-        </w:trPr>
-        <w:tc>
-          <w:tcPr>
-            <w:tcMar>
-              <w:top w:w="108" w:type="dxa"/>
-              <w:bottom w:w="108" w:type="dxa"/>
-            </w:tcMar>
-          </w:tcPr>
-          <w:p>
-            <w:pPr>
-              <w:pStyle w:val="BodyText"/>
-            </w:pPr>
-            <w:pPr>
-              <w:spacing w:before="16" w:after="16"/>
-            </w:pPr>
-            <w:r>
-              <w:t xml:space="preserve">I restated the SSCP reading and the covariance special case from Sanchez</w:t>
-            </w:r>
-            <w:r>
-              <w:t xml:space="preserve"> </w:t>
-            </w:r>
-            <w:r>
-              <w:t xml:space="preserve">(2020, chap. </w:t>
-            </w:r>
-            <w:r>
-              <w:t xml:space="preserve">“Matrix Cross-Products”</w:t>
-            </w:r>
-            <w:r>
-              <w:t xml:space="preserve">)</w:t>
-            </w:r>
-            <w:r>
-              <w:t xml:space="preserve"> </w:t>
-            </w:r>
-            <w:r>
-              <w:t xml:space="preserve">(see</w:t>
-            </w:r>
-            <w:r>
-              <w:t xml:space="preserve"> </w:t>
-            </w:r>
-            <w:hyperlink r:id="rId194">
-              <w:r>
-                <w:rPr>
-                  <w:rStyle w:val="Hyperlink"/>
-                </w:rPr>
-                <w:t xml:space="preserve">the chapter online</w:t>
-              </w:r>
-            </w:hyperlink>
-            <w:r>
-              <w:t xml:space="preserve">) in this page’s notation.</w:t>
-            </w:r>
-            <w:r>
-              <w:t xml:space="preserve"> </w:t>
-            </w:r>
-            <w:r>
-              <w:t xml:space="preserve">The book carries a non-commercial, share-alike license,</w:t>
-            </w:r>
-            <w:r>
-              <w:t xml:space="preserve"> </w:t>
-            </w:r>
-            <w:r>
-              <w:t xml:space="preserve">so I paraphrased it and copied none of its text.</w:t>
-            </w:r>
-          </w:p>
-          <w:p/>
-        </w:tc>
-      </w:tr>
-    </w:tbl>
-    <w:bookmarkEnd w:id="198"/>
-    <w:bookmarkStart w:id="204" w:name="def-leverage"/>
-    <w:p>
-      <w:pPr>
-        <w:pStyle w:val="BodyText"/>
-      </w:pPr>
-      <w:r>
-        <w:rPr>
-          <w:b/>
-          <w:bCs/>
-        </w:rPr>
-        <w:t xml:space="preserve">Definition 31 (Leverage)</w:t>
-      </w:r>
-      <w:r>
-        <w:t xml:space="preserve"> </w:t>
-      </w:r>
-      <w:r>
-        <w:t xml:space="preserve">Consider a linear model fitted by</w:t>
-      </w:r>
-      <w:r>
-        <w:t xml:space="preserve"> </w:t>
-      </w:r>
-      <w:hyperlink r:id="rId199">
-        <w:r>
-          <w:rPr>
-            <w:rStyle w:val="Hyperlink"/>
-          </w:rPr>
-          <w:t xml:space="preserve">ordinary least squares</w:t>
-        </w:r>
-      </w:hyperlink>
-      <w:r>
-        <w:t xml:space="preserve">,</w:t>
-      </w:r>
-      <w:r>
-        <w:t xml:space="preserve"> </w:t>
-      </w:r>
-      <w:r>
-        <w:t xml:space="preserve">with</w:t>
-      </w:r>
-      <w:r>
-        <w:t xml:space="preserve"> </w:t>
-      </w:r>
-      <w:hyperlink w:anchor="def-term-vector">
-        <w:r>
-          <w:rPr>
-            <w:rStyle w:val="Hyperlink"/>
-          </w:rPr>
-          <w:t xml:space="preserve">term vectors</w:t>
-        </w:r>
-      </w:hyperlink>
-      <w:r>
-        <w:t xml:space="preserve"> </w:t>
-      </w:r>
-      <m:oMath>
-        <m:sSub>
-          <m:e>
-            <m:acc>
-              <m:accPr>
-                <m:chr m:val="̃"/>
-              </m:accPr>
-              <m:e>
-                <m:r>
-                  <m:t>t</m:t>
-                </m:r>
-              </m:e>
-            </m:acc>
-          </m:e>
-          <m:sub>
-            <m:r>
-              <m:t>i</m:t>
-            </m:r>
-          </m:sub>
-        </m:sSub>
-      </m:oMath>
-      <w:r>
-        <w:t xml:space="preserve">,</w:t>
-      </w:r>
-      <w:r>
-        <w:t xml:space="preserve"> </w:t>
-      </w:r>
-      <m:oMath>
-        <m:r>
-          <m:t>i</m:t>
-        </m:r>
-        <m:r>
-          <m:rPr>
-            <m:sty m:val="p"/>
-          </m:rPr>
-          <m:t>∈</m:t>
-        </m:r>
-        <m:r>
-          <m:t>I</m:t>
-        </m:r>
-      </m:oMath>
-      <w:r>
-        <w:t xml:space="preserve">,</w:t>
-      </w:r>
-      <w:r>
-        <w:t xml:space="preserve"> </w:t>
-      </w:r>
-      <w:r>
-        <w:t xml:space="preserve">and an invertible</w:t>
-      </w:r>
-      <w:r>
-        <w:t xml:space="preserve"> </w:t>
-      </w:r>
-      <w:hyperlink w:anchor="def-cross-product-matrix">
-        <w:r>
-          <w:rPr>
-            <w:rStyle w:val="Hyperlink"/>
-          </w:rPr>
-          <w:t xml:space="preserve">cross-product matrix</w:t>
-        </w:r>
-      </w:hyperlink>
-      <w:r>
-        <w:t xml:space="preserve"> </w:t>
-      </w:r>
-      <m:oMath>
-        <m:r>
-          <m:t>A</m:t>
-        </m:r>
-      </m:oMath>
-      <w:r>
-        <w:t xml:space="preserve">.</w:t>
-      </w:r>
-      <w:r>
-        <w:t xml:space="preserve"> </w:t>
-      </w:r>
-      <w:r>
-        <w:t xml:space="preserve">The</w:t>
-      </w:r>
-      <w:r>
-        <w:t xml:space="preserve"> </w:t>
-      </w:r>
-      <w:r>
-        <w:rPr>
-          <w:b/>
-          <w:bCs/>
-        </w:rPr>
-        <w:t xml:space="preserve">leverage</w:t>
-      </w:r>
-      <w:r>
-        <w:t xml:space="preserve"> </w:t>
-      </w:r>
-      <w:r>
-        <w:t xml:space="preserve">of observation</w:t>
-      </w:r>
-      <w:r>
-        <w:t xml:space="preserve"> </w:t>
-      </w:r>
-      <m:oMath>
-        <m:r>
-          <m:t>i</m:t>
-        </m:r>
-      </m:oMath>
-      <w:r>
-        <w:t xml:space="preserve"> </w:t>
-      </w:r>
-      <w:r>
-        <w:t xml:space="preserve">is</w:t>
-      </w:r>
-    </w:p>
-    <w:p>
-      <w:pPr>
-        <w:pStyle w:val="BodyText"/>
-      </w:pPr>
-      <w:bookmarkStart w:id="200" w:name="eq-leverage"/>
-      <m:oMathPara>
-        <m:oMathParaPr>
-          <m:jc m:val="center"/>
-        </m:oMathParaPr>
-        <m:oMath>
-          <m:sSub>
-            <m:e>
-              <m:r>
-                <m:t>h</m:t>
-              </m:r>
-            </m:e>
-            <m:sub>
-              <m:r>
-                <m:t>i</m:t>
-              </m:r>
-            </m:sub>
-          </m:sSub>
-          <m:limUpp>
-            <m:e>
-              <m:r>
-                <m:rPr>
-                  <m:sty m:val="p"/>
-                </m:rPr>
-                <m:t>=</m:t>
-              </m:r>
-            </m:e>
-            <m:lim>
-              <m:r>
-                <m:rPr>
-                  <m:nor/>
-                  <m:sty m:val="p"/>
-                </m:rPr>
-                <m:t>def</m:t>
-              </m:r>
-            </m:lim>
-          </m:limUpp>
-          <m:sSup>
-            <m:e>
-              <m:sSub>
-                <m:e>
-                  <m:acc>
-                    <m:accPr>
-                      <m:chr m:val="̃"/>
-                    </m:accPr>
-                    <m:e>
-                      <m:r>
-                        <m:t>t</m:t>
-                      </m:r>
-                    </m:e>
-                  </m:acc>
-                </m:e>
-                <m:sub>
-                  <m:r>
-                    <m:t>i</m:t>
-                  </m:r>
-                </m:sub>
-              </m:sSub>
-            </m:e>
-            <m:sup>
-              <m:r>
-                <m:rPr>
-                  <m:sty m:val="p"/>
-                </m:rPr>
-                <m:t>⊤</m:t>
-              </m:r>
-            </m:sup>
-          </m:sSup>
-          <m:sSup>
-            <m:e>
-              <m:r>
-                <m:t>A</m:t>
-              </m:r>
-            </m:e>
-            <m:sup>
-              <m:r>
-                <m:rPr>
-                  <m:sty m:val="p"/>
-                </m:rPr>
-                <m:t>−</m:t>
-              </m:r>
-              <m:r>
-                <m:t>1</m:t>
-              </m:r>
-            </m:sup>
-          </m:sSup>
-          <m:sSub>
-            <m:e>
-              <m:acc>
-                <m:accPr>
-                  <m:chr m:val="̃"/>
-                </m:accPr>
-                <m:e>
-                  <m:r>
-                    <m:t>t</m:t>
-                  </m:r>
-                </m:e>
-              </m:acc>
-            </m:e>
-            <m:sub>
-              <m:r>
-                <m:t>i</m:t>
-              </m:r>
-            </m:sub>
-          </m:sSub>
-          <m:r>
-            <m:rPr>
-              <m:sty m:val="p"/>
-            </m:rPr>
-            <m:t>.</m:t>
-          </m:r>
-          <m:r>
-            <m:t>  </m:t>
-          </m:r>
-          <m:r>
-            <m:rPr>
-              <m:sty m:val="p"/>
-            </m:rPr>
-            <m:t>(</m:t>
-          </m:r>
-          <m:r>
-            <m:t>31</m:t>
+            <m:t>33</m:t>
           </m:r>
           <m:r>
             <m:rPr>
@@ -50604,7 +51253,7 @@
                           </pic:cNvPicPr>
                         </pic:nvPicPr>
                         <pic:blipFill>
-                          <a:blip r:embed="rId11"/>
+                          <a:blip r:embed="rId20"/>
                           <a:stretch>
                             <a:fillRect/>
                           </a:stretch>
@@ -50661,6 +51310,882 @@
               <w:spacing w:before="16" w:after="16"/>
             </w:pPr>
             <w:r>
+              <w:t xml:space="preserve">Sanchez</w:t>
+            </w:r>
+            <w:r>
+              <w:t xml:space="preserve"> </w:t>
+            </w:r>
+            <w:r>
+              <w:t xml:space="preserve">(2020, chap. </w:t>
+            </w:r>
+            <w:r>
+              <w:t xml:space="preserve">“Matrix Cross-Products”</w:t>
+            </w:r>
+            <w:r>
+              <w:t xml:space="preserve">)</w:t>
+            </w:r>
+            <w:r>
+              <w:t xml:space="preserve"> </w:t>
+            </w:r>
+            <w:r>
+              <w:t xml:space="preserve">(see</w:t>
+            </w:r>
+            <w:r>
+              <w:t xml:space="preserve"> </w:t>
+            </w:r>
+            <w:hyperlink r:id="rId203">
+              <w:r>
+                <w:rPr>
+                  <w:rStyle w:val="Hyperlink"/>
+                </w:rPr>
+                <w:t xml:space="preserve">the chapter online</w:t>
+              </w:r>
+            </w:hyperlink>
+            <w:r>
+              <w:t xml:space="preserve">) names this matrix a sum-of-squares and cross-products matrix.</w:t>
+            </w:r>
+          </w:p>
+          <w:p/>
+        </w:tc>
+      </w:tr>
+    </w:tbl>
+    <w:bookmarkEnd w:id="204"/>
+    <w:bookmarkStart w:id="207" w:name="rem-cross-product-matrix"/>
+    <w:p>
+      <w:pPr>
+        <w:pStyle w:val="BodyText"/>
+      </w:pPr>
+      <w:r>
+        <w:rPr>
+          <w:i/>
+          <w:iCs/>
+        </w:rPr>
+        <w:t xml:space="preserve">Remark 12</w:t>
+      </w:r>
+      <w:r>
+        <w:t xml:space="preserve"> (Cross-product matrix as a matrix product). </w:t>
+      </w:r>
+      <w:r>
+        <w:t xml:space="preserve">Let</w:t>
+      </w:r>
+      <w:r>
+        <w:t xml:space="preserve"> </w:t>
+      </w:r>
+      <m:oMath>
+        <m:r>
+          <m:t>D</m:t>
+        </m:r>
+      </m:oMath>
+      <w:r>
+        <w:t xml:space="preserve"> </w:t>
+      </w:r>
+      <w:r>
+        <w:t xml:space="preserve">be the matrix whose rows are the transposed</w:t>
+      </w:r>
+      <w:r>
+        <w:t xml:space="preserve"> </w:t>
+      </w:r>
+      <w:hyperlink w:anchor="def-term-vector">
+        <w:r>
+          <w:rPr>
+            <w:rStyle w:val="Hyperlink"/>
+          </w:rPr>
+          <w:t xml:space="preserve">term vectors</w:t>
+        </w:r>
+      </w:hyperlink>
+      <w:r>
+        <w:t xml:space="preserve"> </w:t>
+      </w:r>
+      <m:oMath>
+        <m:sSup>
+          <m:e>
+            <m:sSub>
+              <m:e>
+                <m:acc>
+                  <m:accPr>
+                    <m:chr m:val="̃"/>
+                  </m:accPr>
+                  <m:e>
+                    <m:r>
+                      <m:t>t</m:t>
+                    </m:r>
+                  </m:e>
+                </m:acc>
+              </m:e>
+              <m:sub>
+                <m:r>
+                  <m:t>i</m:t>
+                </m:r>
+              </m:sub>
+            </m:sSub>
+          </m:e>
+          <m:sup>
+            <m:r>
+              <m:rPr>
+                <m:sty m:val="p"/>
+              </m:rPr>
+              <m:t>⊤</m:t>
+            </m:r>
+          </m:sup>
+        </m:sSup>
+      </m:oMath>
+      <w:r>
+        <w:t xml:space="preserve">,</w:t>
+      </w:r>
+      <w:r>
+        <w:t xml:space="preserve"> </w:t>
+      </w:r>
+      <m:oMath>
+        <m:r>
+          <m:t>i</m:t>
+        </m:r>
+        <m:r>
+          <m:rPr>
+            <m:sty m:val="p"/>
+          </m:rPr>
+          <m:t>∈</m:t>
+        </m:r>
+        <m:r>
+          <m:t>I</m:t>
+        </m:r>
+      </m:oMath>
+      <w:r>
+        <w:t xml:space="preserve">.</w:t>
+      </w:r>
+      <w:r>
+        <w:t xml:space="preserve"> </w:t>
+      </w:r>
+      <w:r>
+        <w:t xml:space="preserve">The cross-product matrix then equals the matrix product</w:t>
+      </w:r>
+    </w:p>
+    <w:p>
+      <w:pPr>
+        <w:pStyle w:val="BodyText"/>
+      </w:pPr>
+      <m:oMathPara>
+        <m:oMathParaPr>
+          <m:jc m:val="center"/>
+        </m:oMathParaPr>
+        <m:oMath>
+          <m:r>
+            <m:t>A</m:t>
+          </m:r>
+          <m:r>
+            <m:rPr>
+              <m:sty m:val="p"/>
+            </m:rPr>
+            <m:t>=</m:t>
+          </m:r>
+          <m:sSup>
+            <m:e>
+              <m:r>
+                <m:t>D</m:t>
+              </m:r>
+            </m:e>
+            <m:sup>
+              <m:r>
+                <m:rPr>
+                  <m:sty m:val="p"/>
+                </m:rPr>
+                <m:t>⊤</m:t>
+              </m:r>
+            </m:sup>
+          </m:sSup>
+          <m:r>
+            <m:t>D</m:t>
+          </m:r>
+          <m:r>
+            <m:rPr>
+              <m:sty m:val="p"/>
+            </m:rPr>
+            <m:t>.</m:t>
+          </m:r>
+        </m:oMath>
+      </m:oMathPara>
+    </w:p>
+    <w:p>
+      <w:pPr>
+        <w:pStyle w:val="FirstParagraph"/>
+      </w:pPr>
+      <w:r>
+        <w:t xml:space="preserve">Its diagonal entries are sums of squares of one term over the training set.</w:t>
+      </w:r>
+      <w:r>
+        <w:t xml:space="preserve"> </w:t>
+      </w:r>
+      <w:r>
+        <w:t xml:space="preserve">Its off-diagonal entries are sums of cross-products of two different terms.</w:t>
+      </w:r>
+      <w:r>
+        <w:t xml:space="preserve"> </w:t>
+      </w:r>
+      <w:r>
+        <w:t xml:space="preserve">Statisticians therefore call</w:t>
+      </w:r>
+      <w:r>
+        <w:t xml:space="preserve"> </w:t>
+      </w:r>
+      <m:oMath>
+        <m:r>
+          <m:t>A</m:t>
+        </m:r>
+      </m:oMath>
+      <w:r>
+        <w:t xml:space="preserve"> </w:t>
+      </w:r>
+      <w:r>
+        <w:t xml:space="preserve">the sum-of-squares and cross-products (SSCP) matrix of the terms.</w:t>
+      </w:r>
+      <w:r>
+        <w:t xml:space="preserve"> </w:t>
+      </w:r>
+      <w:r>
+        <w:t xml:space="preserve">When every column of</w:t>
+      </w:r>
+      <w:r>
+        <w:t xml:space="preserve"> </w:t>
+      </w:r>
+      <m:oMath>
+        <m:r>
+          <m:t>D</m:t>
+        </m:r>
+      </m:oMath>
+      <w:r>
+        <w:t xml:space="preserve"> </w:t>
+      </w:r>
+      <w:r>
+        <w:t xml:space="preserve">has mean zero,</w:t>
+      </w:r>
+      <w:r>
+        <w:t xml:space="preserve"> </w:t>
+      </w:r>
+      <m:oMath>
+        <m:r>
+          <m:t>A</m:t>
+        </m:r>
+        <m:r>
+          <m:rPr>
+            <m:sty m:val="p"/>
+          </m:rPr>
+          <m:t>/</m:t>
+        </m:r>
+        <m:r>
+          <m:rPr>
+            <m:sty m:val="p"/>
+          </m:rPr>
+          <m:t>(</m:t>
+        </m:r>
+        <m:r>
+          <m:t>​</m:t>
+        </m:r>
+        <m:d>
+          <m:dPr>
+            <m:begChr m:val="|"/>
+            <m:sepChr m:val=""/>
+            <m:endChr m:val="|"/>
+            <m:grow/>
+          </m:dPr>
+          <m:e>
+            <m:r>
+              <m:t>I</m:t>
+            </m:r>
+          </m:e>
+        </m:d>
+        <m:r>
+          <m:t>​</m:t>
+        </m:r>
+        <m:r>
+          <m:rPr>
+            <m:sty m:val="p"/>
+          </m:rPr>
+          <m:t>−</m:t>
+        </m:r>
+        <m:r>
+          <m:t>1</m:t>
+        </m:r>
+        <m:r>
+          <m:rPr>
+            <m:sty m:val="p"/>
+          </m:rPr>
+          <m:t>)</m:t>
+        </m:r>
+      </m:oMath>
+      <w:r>
+        <w:t xml:space="preserve"> </w:t>
+      </w:r>
+      <w:r>
+        <w:t xml:space="preserve">is the sample covariance matrix of the terms.</w:t>
+      </w:r>
+    </w:p>
+    <w:tbl>
+      <w:tblPr>
+        <w:tblStyle w:val="Table"/>
+        <w:tblLook w:firstRow="0" w:lastRow="0" w:firstColumn="0" w:lastColumn="0" w:noHBand="0" w:noVBand="0" w:val="0000"/>
+        <w:tblBorders>
+          <w:top w:val="single" w:sz="4" w:space="0" w:color="0758E5"/>
+          <w:left w:val="single" w:sz="24" w:space="0" w:color="0758E5"/>
+          <w:bottom w:val="single" w:sz="4" w:space="0" w:color="0758E5"/>
+          <w:right w:val="single" w:sz="4" w:space="0" w:color="0758E5"/>
+        </w:tblBorders>
+        <w:tblCellMar>
+          <w:left w:w="144" w:type="dxa"/>
+          <w:right w:w="144" w:type="dxa"/>
+        </w:tblCellMar>
+        <w:tblLook w:firstRow="0" w:lastRow="0" w:firstColumn="0" w:lastColumn="0" w:noHBand="0" w:noVBand="0" w:val="0000"/>
+      </w:tblPr>
+      <w:tr>
+        <w:trPr>
+          <w:cantSplit/>
+        </w:trPr>
+        <w:tc>
+          <w:tcPr>
+            <w:shd w:color="auto" w:fill="dae6fb" w:val="clear"/>
+            <w:tcMar>
+              <w:top w:w="92" w:type="dxa"/>
+              <w:bottom w:w="92" w:type="dxa"/>
+            </w:tcMar>
+          </w:tcPr>
+          <w:p>
+            <w:pPr>
+              <w:pStyle w:val="BodyText"/>
+            </w:pPr>
+            <w:pPr>
+              <w:spacing w:before="0" w:after="0"/>
+              <w:textAlignment w:val="center"/>
+            </w:pPr>
+            <w:r>
+              <w:drawing>
+                <wp:inline>
+                  <wp:extent cx="152400" cy="152400"/>
+                  <wp:effectExtent b="0" l="0" r="0" t="0"/>
+                  <wp:docPr descr="" title="" id="205" name="Picture"/>
+                  <a:graphic>
+                    <a:graphicData uri="http://schemas.openxmlformats.org/drawingml/2006/picture">
+                      <pic:pic>
+                        <pic:nvPicPr>
+                          <pic:cNvPr descr="/opt/quarto/share/formats/docx/note.png" id="206" name="Picture"/>
+                          <pic:cNvPicPr>
+                            <a:picLocks noChangeArrowheads="1" noChangeAspect="1"/>
+                          </pic:cNvPicPr>
+                        </pic:nvPicPr>
+                        <pic:blipFill>
+                          <a:blip r:embed="rId20"/>
+                          <a:stretch>
+                            <a:fillRect/>
+                          </a:stretch>
+                        </pic:blipFill>
+                        <pic:spPr bwMode="auto">
+                          <a:xfrm>
+                            <a:off x="0" y="0"/>
+                            <a:ext cx="152400" cy="152400"/>
+                          </a:xfrm>
+                          <a:prstGeom prst="rect">
+                            <a:avLst/>
+                          </a:prstGeom>
+                          <a:noFill/>
+                          <a:ln w="9525">
+                            <a:noFill/>
+                            <a:headEnd/>
+                            <a:tailEnd/>
+                          </a:ln>
+                        </pic:spPr>
+                      </pic:pic>
+                    </a:graphicData>
+                  </a:graphic>
+                </wp:inline>
+              </w:drawing>
+            </w:r>
+            <w:r>
+              <w:t xml:space="preserve"> </w:t>
+            </w:r>
+            <w:r>
+              <w:t xml:space="preserve"> </w:t>
+            </w:r>
+            <w:r>
+              <w:t xml:space="preserve">Source</w:t>
+            </w:r>
+          </w:p>
+        </w:tc>
+      </w:tr>
+      <w:tr>
+        <w:trPr>
+          <w:cantSplit/>
+        </w:trPr>
+        <w:tc>
+          <w:tcPr>
+            <w:tcMar>
+              <w:top w:w="108" w:type="dxa"/>
+              <w:bottom w:w="108" w:type="dxa"/>
+            </w:tcMar>
+          </w:tcPr>
+          <w:p>
+            <w:pPr>
+              <w:pStyle w:val="BodyText"/>
+            </w:pPr>
+            <w:pPr>
+              <w:spacing w:before="16" w:after="16"/>
+            </w:pPr>
+            <w:r>
+              <w:t xml:space="preserve">I restated the SSCP reading and the covariance special case from Sanchez</w:t>
+            </w:r>
+            <w:r>
+              <w:t xml:space="preserve"> </w:t>
+            </w:r>
+            <w:r>
+              <w:t xml:space="preserve">(2020, chap. </w:t>
+            </w:r>
+            <w:r>
+              <w:t xml:space="preserve">“Matrix Cross-Products”</w:t>
+            </w:r>
+            <w:r>
+              <w:t xml:space="preserve">)</w:t>
+            </w:r>
+            <w:r>
+              <w:t xml:space="preserve"> </w:t>
+            </w:r>
+            <w:r>
+              <w:t xml:space="preserve">(see</w:t>
+            </w:r>
+            <w:r>
+              <w:t xml:space="preserve"> </w:t>
+            </w:r>
+            <w:hyperlink r:id="rId203">
+              <w:r>
+                <w:rPr>
+                  <w:rStyle w:val="Hyperlink"/>
+                </w:rPr>
+                <w:t xml:space="preserve">the chapter online</w:t>
+              </w:r>
+            </w:hyperlink>
+            <w:r>
+              <w:t xml:space="preserve">) in this page’s notation.</w:t>
+            </w:r>
+            <w:r>
+              <w:t xml:space="preserve"> </w:t>
+            </w:r>
+            <w:r>
+              <w:t xml:space="preserve">The book carries a non-commercial, share-alike license,</w:t>
+            </w:r>
+            <w:r>
+              <w:t xml:space="preserve"> </w:t>
+            </w:r>
+            <w:r>
+              <w:t xml:space="preserve">so I paraphrased it and copied none of its text.</w:t>
+            </w:r>
+          </w:p>
+          <w:p/>
+        </w:tc>
+      </w:tr>
+    </w:tbl>
+    <w:bookmarkEnd w:id="207"/>
+    <w:bookmarkStart w:id="213" w:name="def-leverage"/>
+    <w:p>
+      <w:pPr>
+        <w:pStyle w:val="BodyText"/>
+      </w:pPr>
+      <w:r>
+        <w:rPr>
+          <w:b/>
+          <w:bCs/>
+        </w:rPr>
+        <w:t xml:space="preserve">Definition 34 (Leverage)</w:t>
+      </w:r>
+      <w:r>
+        <w:t xml:space="preserve"> </w:t>
+      </w:r>
+      <w:r>
+        <w:t xml:space="preserve">Consider a linear model fitted by</w:t>
+      </w:r>
+      <w:r>
+        <w:t xml:space="preserve"> </w:t>
+      </w:r>
+      <w:hyperlink r:id="rId208">
+        <w:r>
+          <w:rPr>
+            <w:rStyle w:val="Hyperlink"/>
+          </w:rPr>
+          <w:t xml:space="preserve">ordinary least squares</w:t>
+        </w:r>
+      </w:hyperlink>
+      <w:r>
+        <w:t xml:space="preserve">,</w:t>
+      </w:r>
+      <w:r>
+        <w:t xml:space="preserve"> </w:t>
+      </w:r>
+      <w:r>
+        <w:t xml:space="preserve">with</w:t>
+      </w:r>
+      <w:r>
+        <w:t xml:space="preserve"> </w:t>
+      </w:r>
+      <w:hyperlink w:anchor="def-term-vector">
+        <w:r>
+          <w:rPr>
+            <w:rStyle w:val="Hyperlink"/>
+          </w:rPr>
+          <w:t xml:space="preserve">term vectors</w:t>
+        </w:r>
+      </w:hyperlink>
+      <w:r>
+        <w:t xml:space="preserve"> </w:t>
+      </w:r>
+      <m:oMath>
+        <m:sSub>
+          <m:e>
+            <m:acc>
+              <m:accPr>
+                <m:chr m:val="̃"/>
+              </m:accPr>
+              <m:e>
+                <m:r>
+                  <m:t>t</m:t>
+                </m:r>
+              </m:e>
+            </m:acc>
+          </m:e>
+          <m:sub>
+            <m:r>
+              <m:t>i</m:t>
+            </m:r>
+          </m:sub>
+        </m:sSub>
+      </m:oMath>
+      <w:r>
+        <w:t xml:space="preserve">,</w:t>
+      </w:r>
+      <w:r>
+        <w:t xml:space="preserve"> </w:t>
+      </w:r>
+      <m:oMath>
+        <m:r>
+          <m:t>i</m:t>
+        </m:r>
+        <m:r>
+          <m:rPr>
+            <m:sty m:val="p"/>
+          </m:rPr>
+          <m:t>∈</m:t>
+        </m:r>
+        <m:r>
+          <m:t>I</m:t>
+        </m:r>
+      </m:oMath>
+      <w:r>
+        <w:t xml:space="preserve">,</w:t>
+      </w:r>
+      <w:r>
+        <w:t xml:space="preserve"> </w:t>
+      </w:r>
+      <w:r>
+        <w:t xml:space="preserve">and an invertible</w:t>
+      </w:r>
+      <w:r>
+        <w:t xml:space="preserve"> </w:t>
+      </w:r>
+      <w:hyperlink w:anchor="def-cross-product-matrix">
+        <w:r>
+          <w:rPr>
+            <w:rStyle w:val="Hyperlink"/>
+          </w:rPr>
+          <w:t xml:space="preserve">cross-product matrix</w:t>
+        </w:r>
+      </w:hyperlink>
+      <w:r>
+        <w:t xml:space="preserve"> </w:t>
+      </w:r>
+      <m:oMath>
+        <m:r>
+          <m:t>A</m:t>
+        </m:r>
+      </m:oMath>
+      <w:r>
+        <w:t xml:space="preserve">.</w:t>
+      </w:r>
+      <w:r>
+        <w:t xml:space="preserve"> </w:t>
+      </w:r>
+      <w:r>
+        <w:t xml:space="preserve">The</w:t>
+      </w:r>
+      <w:r>
+        <w:t xml:space="preserve"> </w:t>
+      </w:r>
+      <w:r>
+        <w:rPr>
+          <w:b/>
+          <w:bCs/>
+        </w:rPr>
+        <w:t xml:space="preserve">leverage</w:t>
+      </w:r>
+      <w:r>
+        <w:t xml:space="preserve"> </w:t>
+      </w:r>
+      <w:r>
+        <w:t xml:space="preserve">of observation</w:t>
+      </w:r>
+      <w:r>
+        <w:t xml:space="preserve"> </w:t>
+      </w:r>
+      <m:oMath>
+        <m:r>
+          <m:t>i</m:t>
+        </m:r>
+      </m:oMath>
+      <w:r>
+        <w:t xml:space="preserve"> </w:t>
+      </w:r>
+      <w:r>
+        <w:t xml:space="preserve">is</w:t>
+      </w:r>
+    </w:p>
+    <w:p>
+      <w:pPr>
+        <w:pStyle w:val="BodyText"/>
+      </w:pPr>
+      <w:bookmarkStart w:id="209" w:name="eq-leverage"/>
+      <m:oMathPara>
+        <m:oMathParaPr>
+          <m:jc m:val="center"/>
+        </m:oMathParaPr>
+        <m:oMath>
+          <m:sSub>
+            <m:e>
+              <m:r>
+                <m:t>h</m:t>
+              </m:r>
+            </m:e>
+            <m:sub>
+              <m:r>
+                <m:t>i</m:t>
+              </m:r>
+            </m:sub>
+          </m:sSub>
+          <m:limUpp>
+            <m:e>
+              <m:r>
+                <m:rPr>
+                  <m:sty m:val="p"/>
+                </m:rPr>
+                <m:t>=</m:t>
+              </m:r>
+            </m:e>
+            <m:lim>
+              <m:r>
+                <m:rPr>
+                  <m:nor/>
+                  <m:sty m:val="p"/>
+                </m:rPr>
+                <m:t>def</m:t>
+              </m:r>
+            </m:lim>
+          </m:limUpp>
+          <m:sSup>
+            <m:e>
+              <m:sSub>
+                <m:e>
+                  <m:acc>
+                    <m:accPr>
+                      <m:chr m:val="̃"/>
+                    </m:accPr>
+                    <m:e>
+                      <m:r>
+                        <m:t>t</m:t>
+                      </m:r>
+                    </m:e>
+                  </m:acc>
+                </m:e>
+                <m:sub>
+                  <m:r>
+                    <m:t>i</m:t>
+                  </m:r>
+                </m:sub>
+              </m:sSub>
+            </m:e>
+            <m:sup>
+              <m:r>
+                <m:rPr>
+                  <m:sty m:val="p"/>
+                </m:rPr>
+                <m:t>⊤</m:t>
+              </m:r>
+            </m:sup>
+          </m:sSup>
+          <m:sSup>
+            <m:e>
+              <m:r>
+                <m:t>A</m:t>
+              </m:r>
+            </m:e>
+            <m:sup>
+              <m:r>
+                <m:rPr>
+                  <m:sty m:val="p"/>
+                </m:rPr>
+                <m:t>−</m:t>
+              </m:r>
+              <m:r>
+                <m:t>1</m:t>
+              </m:r>
+            </m:sup>
+          </m:sSup>
+          <m:sSub>
+            <m:e>
+              <m:acc>
+                <m:accPr>
+                  <m:chr m:val="̃"/>
+                </m:accPr>
+                <m:e>
+                  <m:r>
+                    <m:t>t</m:t>
+                  </m:r>
+                </m:e>
+              </m:acc>
+            </m:e>
+            <m:sub>
+              <m:r>
+                <m:t>i</m:t>
+              </m:r>
+            </m:sub>
+          </m:sSub>
+          <m:r>
+            <m:rPr>
+              <m:sty m:val="p"/>
+            </m:rPr>
+            <m:t>.</m:t>
+          </m:r>
+          <m:r>
+            <m:t>  </m:t>
+          </m:r>
+          <m:r>
+            <m:rPr>
+              <m:sty m:val="p"/>
+            </m:rPr>
+            <m:t>(</m:t>
+          </m:r>
+          <m:r>
+            <m:t>34</m:t>
+          </m:r>
+          <m:r>
+            <m:rPr>
+              <m:sty m:val="p"/>
+            </m:rPr>
+            <m:t>)</m:t>
+          </m:r>
+        </m:oMath>
+      </m:oMathPara>
+      <w:bookmarkEnd w:id="209"/>
+    </w:p>
+    <w:tbl>
+      <w:tblPr>
+        <w:tblStyle w:val="Table"/>
+        <w:tblLook w:firstRow="0" w:lastRow="0" w:firstColumn="0" w:lastColumn="0" w:noHBand="0" w:noVBand="0" w:val="0000"/>
+        <w:tblBorders>
+          <w:top w:val="single" w:sz="4" w:space="0" w:color="0758E5"/>
+          <w:left w:val="single" w:sz="24" w:space="0" w:color="0758E5"/>
+          <w:bottom w:val="single" w:sz="4" w:space="0" w:color="0758E5"/>
+          <w:right w:val="single" w:sz="4" w:space="0" w:color="0758E5"/>
+        </w:tblBorders>
+        <w:tblCellMar>
+          <w:left w:w="144" w:type="dxa"/>
+          <w:right w:w="144" w:type="dxa"/>
+        </w:tblCellMar>
+        <w:tblLook w:firstRow="0" w:lastRow="0" w:firstColumn="0" w:lastColumn="0" w:noHBand="0" w:noVBand="0" w:val="0000"/>
+      </w:tblPr>
+      <w:tr>
+        <w:trPr>
+          <w:cantSplit/>
+        </w:trPr>
+        <w:tc>
+          <w:tcPr>
+            <w:shd w:color="auto" w:fill="dae6fb" w:val="clear"/>
+            <w:tcMar>
+              <w:top w:w="92" w:type="dxa"/>
+              <w:bottom w:w="92" w:type="dxa"/>
+            </w:tcMar>
+          </w:tcPr>
+          <w:p>
+            <w:pPr>
+              <w:pStyle w:val="FirstParagraph"/>
+            </w:pPr>
+            <w:pPr>
+              <w:spacing w:before="0" w:after="0"/>
+              <w:textAlignment w:val="center"/>
+            </w:pPr>
+            <w:r>
+              <w:drawing>
+                <wp:inline>
+                  <wp:extent cx="152400" cy="152400"/>
+                  <wp:effectExtent b="0" l="0" r="0" t="0"/>
+                  <wp:docPr descr="" title="" id="210" name="Picture"/>
+                  <a:graphic>
+                    <a:graphicData uri="http://schemas.openxmlformats.org/drawingml/2006/picture">
+                      <pic:pic>
+                        <pic:nvPicPr>
+                          <pic:cNvPr descr="/opt/quarto/share/formats/docx/note.png" id="211" name="Picture"/>
+                          <pic:cNvPicPr>
+                            <a:picLocks noChangeArrowheads="1" noChangeAspect="1"/>
+                          </pic:cNvPicPr>
+                        </pic:nvPicPr>
+                        <pic:blipFill>
+                          <a:blip r:embed="rId20"/>
+                          <a:stretch>
+                            <a:fillRect/>
+                          </a:stretch>
+                        </pic:blipFill>
+                        <pic:spPr bwMode="auto">
+                          <a:xfrm>
+                            <a:off x="0" y="0"/>
+                            <a:ext cx="152400" cy="152400"/>
+                          </a:xfrm>
+                          <a:prstGeom prst="rect">
+                            <a:avLst/>
+                          </a:prstGeom>
+                          <a:noFill/>
+                          <a:ln w="9525">
+                            <a:noFill/>
+                            <a:headEnd/>
+                            <a:tailEnd/>
+                          </a:ln>
+                        </pic:spPr>
+                      </pic:pic>
+                    </a:graphicData>
+                  </a:graphic>
+                </wp:inline>
+              </w:drawing>
+            </w:r>
+            <w:r>
+              <w:t xml:space="preserve"> </w:t>
+            </w:r>
+            <w:r>
+              <w:t xml:space="preserve"> </w:t>
+            </w:r>
+            <w:r>
+              <w:t xml:space="preserve">Source</w:t>
+            </w:r>
+          </w:p>
+        </w:tc>
+      </w:tr>
+      <w:tr>
+        <w:trPr>
+          <w:cantSplit/>
+        </w:trPr>
+        <w:tc>
+          <w:tcPr>
+            <w:tcMar>
+              <w:top w:w="108" w:type="dxa"/>
+              <w:bottom w:w="108" w:type="dxa"/>
+            </w:tcMar>
+          </w:tcPr>
+          <w:p>
+            <w:pPr>
+              <w:pStyle w:val="BodyText"/>
+            </w:pPr>
+            <w:pPr>
+              <w:spacing w:before="16" w:after="16"/>
+            </w:pPr>
+            <w:r>
               <w:t xml:space="preserve">James et al. (2021, sec. 3.3.3)</w:t>
             </w:r>
             <w:r>
@@ -50692,7 +52217,7 @@
             <w:r>
               <w:t xml:space="preserve"> </w:t>
             </w:r>
-            <w:hyperlink r:id="rId203">
+            <w:hyperlink r:id="rId212">
               <w:r>
                 <w:rPr>
                   <w:rStyle w:val="Hyperlink"/>
@@ -50708,8 +52233,8 @@
         </w:tc>
       </w:tr>
     </w:tbl>
-    <w:bookmarkEnd w:id="204"/>
-    <w:bookmarkStart w:id="208" w:name="thm-loocv-shortcut"/>
+    <w:bookmarkEnd w:id="213"/>
+    <w:bookmarkStart w:id="217" w:name="thm-loocv-shortcut"/>
     <w:p>
       <w:pPr>
         <w:pStyle w:val="BodyText"/>
@@ -50730,7 +52255,7 @@
       <w:r>
         <w:t xml:space="preserve"> </w:t>
       </w:r>
-      <w:hyperlink r:id="rId199">
+      <w:hyperlink r:id="rId208">
         <w:r>
           <w:rPr>
             <w:rStyle w:val="Hyperlink"/>
@@ -50830,7 +52355,7 @@
       <w:r>
         <w:t xml:space="preserve"> </w:t>
       </w:r>
-      <w:hyperlink r:id="rId33">
+      <w:hyperlink r:id="rId42">
         <w:r>
           <w:rPr>
             <w:rStyle w:val="Hyperlink"/>
@@ -50874,7 +52399,7 @@
       <w:r>
         <w:t xml:space="preserve"> </w:t>
       </w:r>
-      <w:hyperlink r:id="rId21">
+      <w:hyperlink r:id="rId30">
         <w:r>
           <w:rPr>
             <w:rStyle w:val="Hyperlink"/>
@@ -50889,7 +52414,7 @@
         <m:sSub>
           <m:e>
             <m:r>
-              <m:t>e</m:t>
+              <m:t>ε</m:t>
             </m:r>
           </m:e>
           <m:sub>
@@ -50956,7 +52481,7 @@
       <w:pPr>
         <w:pStyle w:val="BodyText"/>
       </w:pPr>
-      <w:bookmarkStart w:id="205" w:name="eq-loocv-shortcut"/>
+      <w:bookmarkStart w:id="214" w:name="eq-loocv-shortcut"/>
       <m:oMathPara>
         <m:oMathParaPr>
           <m:jc m:val="center"/>
@@ -51074,7 +52599,7 @@
                       <m:sSub>
                         <m:e>
                           <m:r>
-                            <m:t>e</m:t>
+                            <m:t>ε</m:t>
                           </m:r>
                         </m:e>
                         <m:sub>
@@ -51136,7 +52661,7 @@
             <m:t>(</m:t>
           </m:r>
           <m:r>
-            <m:t>32</m:t>
+            <m:t>35</m:t>
           </m:r>
           <m:r>
             <m:rPr>
@@ -51146,7 +52671,7 @@
           </m:r>
         </m:oMath>
       </m:oMathPara>
-      <w:bookmarkEnd w:id="205"/>
+      <w:bookmarkEnd w:id="214"/>
     </w:p>
     <w:tbl>
       <w:tblPr>
@@ -51189,18 +52714,18 @@
                 <wp:inline>
                   <wp:extent cx="152400" cy="152400"/>
                   <wp:effectExtent b="0" l="0" r="0" t="0"/>
-                  <wp:docPr descr="" title="" id="206" name="Picture"/>
+                  <wp:docPr descr="" title="" id="215" name="Picture"/>
                   <a:graphic>
                     <a:graphicData uri="http://schemas.openxmlformats.org/drawingml/2006/picture">
                       <pic:pic>
                         <pic:nvPicPr>
-                          <pic:cNvPr descr="/opt/quarto/share/formats/docx/note.png" id="207" name="Picture"/>
+                          <pic:cNvPr descr="/opt/quarto/share/formats/docx/note.png" id="216" name="Picture"/>
                           <pic:cNvPicPr>
                             <a:picLocks noChangeArrowheads="1" noChangeAspect="1"/>
                           </pic:cNvPicPr>
                         </pic:nvPicPr>
                         <pic:blipFill>
-                          <a:blip r:embed="rId11"/>
+                          <a:blip r:embed="rId20"/>
                           <a:stretch>
                             <a:fillRect/>
                           </a:stretch>
@@ -51288,7 +52813,7 @@
         </w:tc>
       </w:tr>
     </w:tbl>
-    <w:bookmarkEnd w:id="208"/>
+    <w:bookmarkEnd w:id="217"/>
     <w:p>
       <w:pPr>
         <w:pStyle w:val="BodyText"/>
@@ -51417,7 +52942,7 @@
         <w:t xml:space="preserve">which this page does not develop.</w:t>
       </w:r>
     </w:p>
-    <w:bookmarkStart w:id="209" w:name="exm-loocv-shortcut"/>
+    <w:bookmarkStart w:id="218" w:name="exm-loocv-shortcut"/>
     <w:p>
       <w:pPr>
         <w:pStyle w:val="BodyText"/>
@@ -51427,7 +52952,7 @@
           <w:b/>
           <w:bCs/>
         </w:rPr>
-        <w:t xml:space="preserve">Example 9 (Leave-one-out cross-validation of the</w:t>
+        <w:t xml:space="preserve">Example 10 (Leave-one-out cross-validation of the</w:t>
       </w:r>
       <w:r>
         <w:rPr>
@@ -51568,7 +53093,7 @@
           <w:rPr>
             <w:rStyle w:val="Hyperlink"/>
           </w:rPr>
-          <w:t xml:space="preserve">Equation 28</w:t>
+          <w:t xml:space="preserve">Equation 31</w:t>
         </w:r>
       </w:hyperlink>
       <w:r>
@@ -52505,7 +54030,7 @@
         <w:rPr>
           <w:rStyle w:val="CommentTok"/>
         </w:rPr>
-        <w:t xml:space="preserve">#&gt;    7.10543e-15    2.00000e+00</w:t>
+        <w:t xml:space="preserve">#&gt;    8.88178e-15    2.00000e+00</w:t>
       </w:r>
     </w:p>
     <w:p>
@@ -52513,7 +54038,7 @@
         <w:pStyle w:val="FirstParagraph"/>
       </w:pPr>
       <w:r>
-        <w:t xml:space="preserve">The two columns differ by at most 7.1e-15,</w:t>
+        <w:t xml:space="preserve">The two columns differ by at most 8.9e-15,</w:t>
       </w:r>
       <w:r>
         <w:t xml:space="preserve"> </w:t>
@@ -52557,8 +54082,8 @@
         <w:t xml:space="preserve">rerunning it always gives the same choice.</w:t>
       </w:r>
     </w:p>
-    <w:bookmarkEnd w:id="209"/>
-    <w:bookmarkStart w:id="210" w:name="rem-loocv"/>
+    <w:bookmarkEnd w:id="218"/>
+    <w:bookmarkStart w:id="219" w:name="rem-loocv"/>
     <w:p>
       <w:pPr>
         <w:pStyle w:val="BodyText"/>
@@ -52568,7 +54093,7 @@
           <w:i/>
           <w:iCs/>
         </w:rPr>
-        <w:t xml:space="preserve">Remark 12</w:t>
+        <w:t xml:space="preserve">Remark 13</w:t>
       </w:r>
       <w:r>
         <w:t xml:space="preserve"> (When to use leave-one-out cross-validation). </w:t>
@@ -52607,7 +54132,7 @@
           <w:rPr>
             <w:rStyle w:val="Hyperlink"/>
           </w:rPr>
-          <w:t xml:space="preserve">Remark 9</w:t>
+          <w:t xml:space="preserve">Remark 10</w:t>
         </w:r>
       </w:hyperlink>
       <w:r>
@@ -52627,7 +54152,7 @@
           <w:rPr>
             <w:rStyle w:val="Hyperlink"/>
           </w:rPr>
-          <w:t xml:space="preserve">Remark 8</w:t>
+          <w:t xml:space="preserve">Remark 9</w:t>
         </w:r>
       </w:hyperlink>
       <w:r>
@@ -53030,18 +54555,18 @@
         <w:t xml:space="preserve">fits.</w:t>
       </w:r>
     </w:p>
-    <w:bookmarkEnd w:id="210"/>
-    <w:bookmarkEnd w:id="211"/>
-    <w:bookmarkStart w:id="244" w:name="sec-cv-model-choice"/>
+    <w:bookmarkEnd w:id="219"/>
+    <w:bookmarkEnd w:id="220"/>
+    <w:bookmarkStart w:id="253" w:name="sec-cv-model-choice"/>
     <w:p>
       <w:pPr>
         <w:pStyle w:val="Heading2"/>
       </w:pPr>
       <w:r>
-        <w:t xml:space="preserve">7 Choosing a model by cross-validation</w:t>
+        <w:t xml:space="preserve">8 Choosing a model by cross-validation</w:t>
       </w:r>
     </w:p>
-    <w:bookmarkStart w:id="213" w:name="def-cv-estimate-indexed"/>
+    <w:bookmarkStart w:id="222" w:name="def-cv-estimate-indexed"/>
     <w:p>
       <w:pPr>
         <w:pStyle w:val="FirstParagraph"/>
@@ -53051,7 +54576,7 @@
           <w:b/>
           <w:bCs/>
         </w:rPr>
-        <w:t xml:space="preserve">Definition 32 (Cross-validation estimate of a named procedure)</w:t>
+        <w:t xml:space="preserve">Definition 35 (Cross-validation estimate of a named procedure)</w:t>
       </w:r>
       <w:r>
         <w:t xml:space="preserve"> </w:t>
@@ -53419,7 +54944,7 @@
       <w:pPr>
         <w:pStyle w:val="BodyText"/>
       </w:pPr>
-      <w:bookmarkStart w:id="212" w:name="eq-cv-estimate-indexed"/>
+      <w:bookmarkStart w:id="221" w:name="eq-cv-estimate-indexed"/>
       <m:oMathPara>
         <m:oMathParaPr>
           <m:jc m:val="center"/>
@@ -53815,7 +55340,7 @@
             <m:t>(</m:t>
           </m:r>
           <m:r>
-            <m:t>33</m:t>
+            <m:t>36</m:t>
           </m:r>
           <m:r>
             <m:rPr>
@@ -53825,10 +55350,10 @@
           </m:r>
         </m:oMath>
       </m:oMathPara>
-      <w:bookmarkEnd w:id="212"/>
+      <w:bookmarkEnd w:id="221"/>
     </w:p>
-    <w:bookmarkEnd w:id="213"/>
-    <w:bookmarkStart w:id="215" w:name="def-cv-choice"/>
+    <w:bookmarkEnd w:id="222"/>
+    <w:bookmarkStart w:id="224" w:name="def-cv-choice"/>
     <w:p>
       <w:pPr>
         <w:pStyle w:val="FirstParagraph"/>
@@ -53838,7 +55363,7 @@
           <w:b/>
           <w:bCs/>
         </w:rPr>
-        <w:t xml:space="preserve">Definition 33 (Cross-validation choice procedure)</w:t>
+        <w:t xml:space="preserve">Definition 36 (Cross-validation choice procedure)</w:t>
       </w:r>
       <w:r>
         <w:t xml:space="preserve"> </w:t>
@@ -54170,7 +55695,7 @@
       <w:pPr>
         <w:pStyle w:val="BodyText"/>
       </w:pPr>
-      <w:bookmarkStart w:id="214" w:name="eq-cv-choice"/>
+      <w:bookmarkStart w:id="223" w:name="eq-cv-choice"/>
       <m:oMathPara>
         <m:oMathParaPr>
           <m:jc m:val="center"/>
@@ -54444,7 +55969,7 @@
             <m:t>(</m:t>
           </m:r>
           <m:r>
-            <m:t>34</m:t>
+            <m:t>37</m:t>
           </m:r>
           <m:r>
             <m:rPr>
@@ -54454,10 +55979,10 @@
           </m:r>
         </m:oMath>
       </m:oMathPara>
-      <w:bookmarkEnd w:id="214"/>
+      <w:bookmarkEnd w:id="223"/>
     </w:p>
-    <w:bookmarkEnd w:id="215"/>
-    <w:bookmarkStart w:id="219" w:name="def-nested-cv"/>
+    <w:bookmarkEnd w:id="224"/>
+    <w:bookmarkStart w:id="228" w:name="def-nested-cv"/>
     <w:p>
       <w:pPr>
         <w:pStyle w:val="FirstParagraph"/>
@@ -54467,7 +55992,7 @@
           <w:b/>
           <w:bCs/>
         </w:rPr>
-        <w:t xml:space="preserve">Definition 34 (Nested cross-validation)</w:t>
+        <w:t xml:space="preserve">Definition 37 (Nested cross-validation)</w:t>
       </w:r>
       <w:r>
         <w:t xml:space="preserve"> </w:t>
@@ -54584,7 +56109,7 @@
       <w:pPr>
         <w:pStyle w:val="BodyText"/>
       </w:pPr>
-      <w:bookmarkStart w:id="216" w:name="eq-nested-cv"/>
+      <w:bookmarkStart w:id="225" w:name="eq-nested-cv"/>
       <m:oMathPara>
         <m:oMathParaPr>
           <m:jc m:val="center"/>
@@ -54701,7 +56226,7 @@
             <m:t>(</m:t>
           </m:r>
           <m:r>
-            <m:t>35</m:t>
+            <m:t>38</m:t>
           </m:r>
           <m:r>
             <m:rPr>
@@ -54711,7 +56236,7 @@
           </m:r>
         </m:oMath>
       </m:oMathPara>
-      <w:bookmarkEnd w:id="216"/>
+      <w:bookmarkEnd w:id="225"/>
     </w:p>
     <w:tbl>
       <w:tblPr>
@@ -54754,18 +56279,18 @@
                 <wp:inline>
                   <wp:extent cx="152400" cy="152400"/>
                   <wp:effectExtent b="0" l="0" r="0" t="0"/>
-                  <wp:docPr descr="" title="" id="217" name="Picture"/>
+                  <wp:docPr descr="" title="" id="226" name="Picture"/>
                   <a:graphic>
                     <a:graphicData uri="http://schemas.openxmlformats.org/drawingml/2006/picture">
                       <pic:pic>
                         <pic:nvPicPr>
-                          <pic:cNvPr descr="/opt/quarto/share/formats/docx/note.png" id="218" name="Picture"/>
+                          <pic:cNvPr descr="/opt/quarto/share/formats/docx/note.png" id="227" name="Picture"/>
                           <pic:cNvPicPr>
                             <a:picLocks noChangeArrowheads="1" noChangeAspect="1"/>
                           </pic:cNvPicPr>
                         </pic:nvPicPr>
                         <pic:blipFill>
-                          <a:blip r:embed="rId11"/>
+                          <a:blip r:embed="rId20"/>
                           <a:stretch>
                             <a:fillRect/>
                           </a:stretch>
@@ -54841,8 +56366,8 @@
         </w:tc>
       </w:tr>
     </w:tbl>
-    <w:bookmarkEnd w:id="219"/>
-    <w:bookmarkStart w:id="220" w:name="rem-nested-cv"/>
+    <w:bookmarkEnd w:id="228"/>
+    <w:bookmarkStart w:id="229" w:name="rem-nested-cv"/>
     <w:p>
       <w:pPr>
         <w:pStyle w:val="BodyText"/>
@@ -54852,7 +56377,7 @@
           <w:i/>
           <w:iCs/>
         </w:rPr>
-        <w:t xml:space="preserve">Remark 13</w:t>
+        <w:t xml:space="preserve">Remark 14</w:t>
       </w:r>
       <w:r>
         <w:t xml:space="preserve"> (What is nested). </w:t>
@@ -54998,8 +56523,8 @@
         <w:t xml:space="preserve">That inner cross-validation is the nested one.</w:t>
       </w:r>
     </w:p>
-    <w:bookmarkEnd w:id="220"/>
-    <w:bookmarkStart w:id="223" w:name="rem-cv-winner-optimistic"/>
+    <w:bookmarkEnd w:id="229"/>
+    <w:bookmarkStart w:id="232" w:name="rem-cv-winner-optimistic"/>
     <w:p>
       <w:pPr>
         <w:pStyle w:val="BodyText"/>
@@ -55009,7 +56534,7 @@
           <w:i/>
           <w:iCs/>
         </w:rPr>
-        <w:t xml:space="preserve">Remark 14</w:t>
+        <w:t xml:space="preserve">Remark 15</w:t>
       </w:r>
       <w:r>
         <w:t xml:space="preserve"> (Cross-validation replaces the validation set, not the test set). </w:t>
@@ -55053,7 +56578,7 @@
           <w:rPr>
             <w:rStyle w:val="Hyperlink"/>
           </w:rPr>
-          <w:t xml:space="preserve">Definition 16</w:t>
+          <w:t xml:space="preserve">Definition 19</w:t>
         </w:r>
       </w:hyperlink>
       <w:r>
@@ -55192,18 +56717,18 @@
                 <wp:inline>
                   <wp:extent cx="152400" cy="152400"/>
                   <wp:effectExtent b="0" l="0" r="0" t="0"/>
-                  <wp:docPr descr="" title="" id="221" name="Picture"/>
+                  <wp:docPr descr="" title="" id="230" name="Picture"/>
                   <a:graphic>
                     <a:graphicData uri="http://schemas.openxmlformats.org/drawingml/2006/picture">
                       <pic:pic>
                         <pic:nvPicPr>
-                          <pic:cNvPr descr="/opt/quarto/share/formats/docx/note.png" id="222" name="Picture"/>
+                          <pic:cNvPr descr="/opt/quarto/share/formats/docx/note.png" id="231" name="Picture"/>
                           <pic:cNvPicPr>
                             <a:picLocks noChangeArrowheads="1" noChangeAspect="1"/>
                           </pic:cNvPicPr>
                         </pic:nvPicPr>
                         <pic:blipFill>
-                          <a:blip r:embed="rId11"/>
+                          <a:blip r:embed="rId20"/>
                           <a:stretch>
                             <a:fillRect/>
                           </a:stretch>
@@ -55267,8 +56792,8 @@
         </w:tc>
       </w:tr>
     </w:tbl>
-    <w:bookmarkEnd w:id="223"/>
-    <w:bookmarkStart w:id="228" w:name="def-cv-se"/>
+    <w:bookmarkEnd w:id="232"/>
+    <w:bookmarkStart w:id="237" w:name="def-cv-se"/>
     <w:p>
       <w:pPr>
         <w:pStyle w:val="BodyText"/>
@@ -55278,7 +56803,7 @@
           <w:b/>
           <w:bCs/>
         </w:rPr>
-        <w:t xml:space="preserve">Definition 35 (Fold-based standard error)</w:t>
+        <w:t xml:space="preserve">Definition 38 (Fold-based standard error)</w:t>
       </w:r>
       <w:r>
         <w:t xml:space="preserve"> </w:t>
@@ -55372,7 +56897,7 @@
       <w:r>
         <w:t xml:space="preserve"> </w:t>
       </w:r>
-      <w:hyperlink r:id="rId224">
+      <w:hyperlink r:id="rId233">
         <w:r>
           <w:rPr>
             <w:rStyle w:val="Hyperlink"/>
@@ -55438,7 +56963,7 @@
       <w:pPr>
         <w:pStyle w:val="BodyText"/>
       </w:pPr>
-      <w:bookmarkStart w:id="225" w:name="eq-cv-se"/>
+      <w:bookmarkStart w:id="234" w:name="eq-cv-se"/>
       <m:oMathPara>
         <m:oMathParaPr>
           <m:jc m:val="center"/>
@@ -55603,7 +57128,7 @@
             <m:t>(</m:t>
           </m:r>
           <m:r>
-            <m:t>36</m:t>
+            <m:t>39</m:t>
           </m:r>
           <m:r>
             <m:rPr>
@@ -55613,7 +57138,7 @@
           </m:r>
         </m:oMath>
       </m:oMathPara>
-      <w:bookmarkEnd w:id="225"/>
+      <w:bookmarkEnd w:id="234"/>
     </w:p>
     <w:tbl>
       <w:tblPr>
@@ -55656,18 +57181,18 @@
                 <wp:inline>
                   <wp:extent cx="152400" cy="152400"/>
                   <wp:effectExtent b="0" l="0" r="0" t="0"/>
-                  <wp:docPr descr="" title="" id="226" name="Picture"/>
+                  <wp:docPr descr="" title="" id="235" name="Picture"/>
                   <a:graphic>
                     <a:graphicData uri="http://schemas.openxmlformats.org/drawingml/2006/picture">
                       <pic:pic>
                         <pic:nvPicPr>
-                          <pic:cNvPr descr="/opt/quarto/share/formats/docx/note.png" id="227" name="Picture"/>
+                          <pic:cNvPr descr="/opt/quarto/share/formats/docx/note.png" id="236" name="Picture"/>
                           <pic:cNvPicPr>
                             <a:picLocks noChangeArrowheads="1" noChangeAspect="1"/>
                           </pic:cNvPicPr>
                         </pic:nvPicPr>
                         <pic:blipFill>
-                          <a:blip r:embed="rId11"/>
+                          <a:blip r:embed="rId20"/>
                           <a:stretch>
                             <a:fillRect/>
                           </a:stretch>
@@ -55734,8 +57259,8 @@
         </w:tc>
       </w:tr>
     </w:tbl>
-    <w:bookmarkEnd w:id="228"/>
-    <w:bookmarkStart w:id="230" w:name="rem-cv-se"/>
+    <w:bookmarkEnd w:id="237"/>
+    <w:bookmarkStart w:id="239" w:name="rem-cv-se"/>
     <w:p>
       <w:pPr>
         <w:pStyle w:val="BodyText"/>
@@ -55745,7 +57270,7 @@
           <w:i/>
           <w:iCs/>
         </w:rPr>
-        <w:t xml:space="preserve">Remark 15</w:t>
+        <w:t xml:space="preserve">Remark 16</w:t>
       </w:r>
       <w:r>
         <w:t xml:space="preserve"> (The fold-based standard error is only a rough guide). </w:t>
@@ -55773,7 +57298,7 @@
           <w:rPr>
             <w:rStyle w:val="Hyperlink"/>
           </w:rPr>
-          <w:t xml:space="preserve">Equation 36</w:t>
+          <w:t xml:space="preserve">Equation 39</w:t>
         </w:r>
       </w:hyperlink>
       <w:r>
@@ -55958,7 +57483,7 @@
       <w:r>
         <w:t xml:space="preserve"> </w:t>
       </w:r>
-      <w:hyperlink r:id="rId229">
+      <w:hyperlink r:id="rId238">
         <w:r>
           <w:rPr>
             <w:rStyle w:val="Hyperlink"/>
@@ -56022,8 +57547,8 @@
         <w:t xml:space="preserve">.</w:t>
       </w:r>
     </w:p>
-    <w:bookmarkEnd w:id="230"/>
-    <w:bookmarkStart w:id="232" w:name="def-fold-mse-indexed"/>
+    <w:bookmarkEnd w:id="239"/>
+    <w:bookmarkStart w:id="241" w:name="def-fold-mse-indexed"/>
     <w:p>
       <w:pPr>
         <w:pStyle w:val="BodyText"/>
@@ -56033,7 +57558,7 @@
           <w:b/>
           <w:bCs/>
         </w:rPr>
-        <w:t xml:space="preserve">Definition 36 (Fold mean squared error of a named procedure)</w:t>
+        <w:t xml:space="preserve">Definition 39 (Fold mean squared error of a named procedure)</w:t>
       </w:r>
       <w:r>
         <w:t xml:space="preserve"> </w:t>
@@ -56201,7 +57726,7 @@
       <w:pPr>
         <w:pStyle w:val="BodyText"/>
       </w:pPr>
-      <w:bookmarkStart w:id="231" w:name="eq-fold-mse-indexed"/>
+      <w:bookmarkStart w:id="240" w:name="eq-fold-mse-indexed"/>
       <m:oMathPara>
         <m:oMathParaPr>
           <m:jc m:val="center"/>
@@ -56578,7 +58103,7 @@
             <m:t>(</m:t>
           </m:r>
           <m:r>
-            <m:t>37</m:t>
+            <m:t>40</m:t>
           </m:r>
           <m:r>
             <m:rPr>
@@ -56588,10 +58113,10 @@
           </m:r>
         </m:oMath>
       </m:oMathPara>
-      <w:bookmarkEnd w:id="231"/>
+      <w:bookmarkEnd w:id="240"/>
     </w:p>
-    <w:bookmarkEnd w:id="232"/>
-    <w:bookmarkStart w:id="234" w:name="def-cv-se-indexed"/>
+    <w:bookmarkEnd w:id="241"/>
+    <w:bookmarkStart w:id="243" w:name="def-cv-se-indexed"/>
     <w:p>
       <w:pPr>
         <w:pStyle w:val="FirstParagraph"/>
@@ -56601,7 +58126,7 @@
           <w:b/>
           <w:bCs/>
         </w:rPr>
-        <w:t xml:space="preserve">Definition 37 (Fold-based standard error of a named procedure)</w:t>
+        <w:t xml:space="preserve">Definition 40 (Fold-based standard error of a named procedure)</w:t>
       </w:r>
       <w:r>
         <w:t xml:space="preserve"> </w:t>
@@ -56797,7 +58322,7 @@
       <w:pPr>
         <w:pStyle w:val="BodyText"/>
       </w:pPr>
-      <w:bookmarkStart w:id="233" w:name="eq-cv-se-indexed"/>
+      <w:bookmarkStart w:id="242" w:name="eq-cv-se-indexed"/>
       <m:oMathPara>
         <m:oMathParaPr>
           <m:jc m:val="center"/>
@@ -57085,7 +58610,7 @@
             <m:t>(</m:t>
           </m:r>
           <m:r>
-            <m:t>38</m:t>
+            <m:t>41</m:t>
           </m:r>
           <m:r>
             <m:rPr>
@@ -57095,10 +58620,10 @@
           </m:r>
         </m:oMath>
       </m:oMathPara>
-      <w:bookmarkEnd w:id="233"/>
+      <w:bookmarkEnd w:id="242"/>
     </w:p>
-    <w:bookmarkEnd w:id="234"/>
-    <w:bookmarkStart w:id="238" w:name="def-one-se-rule"/>
+    <w:bookmarkEnd w:id="243"/>
+    <w:bookmarkStart w:id="247" w:name="def-one-se-rule"/>
     <w:p>
       <w:pPr>
         <w:pStyle w:val="FirstParagraph"/>
@@ -57108,7 +58633,7 @@
           <w:b/>
           <w:bCs/>
         </w:rPr>
-        <w:t xml:space="preserve">Definition 38 (One-standard-error rule)</w:t>
+        <w:t xml:space="preserve">Definition 41 (One-standard-error rule)</w:t>
       </w:r>
       <w:r>
         <w:t xml:space="preserve"> </w:t>
@@ -57356,7 +58881,7 @@
       <w:pPr>
         <w:pStyle w:val="BodyText"/>
       </w:pPr>
-      <w:bookmarkStart w:id="235" w:name="eq-one-se-rule"/>
+      <w:bookmarkStart w:id="244" w:name="eq-one-se-rule"/>
       <m:oMathPara>
         <m:oMathParaPr>
           <m:jc m:val="center"/>
@@ -57680,7 +59205,7 @@
             <m:t>(</m:t>
           </m:r>
           <m:r>
-            <m:t>39</m:t>
+            <m:t>42</m:t>
           </m:r>
           <m:r>
             <m:rPr>
@@ -57690,7 +59215,7 @@
           </m:r>
         </m:oMath>
       </m:oMathPara>
-      <w:bookmarkEnd w:id="235"/>
+      <w:bookmarkEnd w:id="244"/>
     </w:p>
     <w:tbl>
       <w:tblPr>
@@ -57733,18 +59258,18 @@
                 <wp:inline>
                   <wp:extent cx="152400" cy="152400"/>
                   <wp:effectExtent b="0" l="0" r="0" t="0"/>
-                  <wp:docPr descr="" title="" id="236" name="Picture"/>
+                  <wp:docPr descr="" title="" id="245" name="Picture"/>
                   <a:graphic>
                     <a:graphicData uri="http://schemas.openxmlformats.org/drawingml/2006/picture">
                       <pic:pic>
                         <pic:nvPicPr>
-                          <pic:cNvPr descr="/opt/quarto/share/formats/docx/note.png" id="237" name="Picture"/>
+                          <pic:cNvPr descr="/opt/quarto/share/formats/docx/note.png" id="246" name="Picture"/>
                           <pic:cNvPicPr>
                             <a:picLocks noChangeArrowheads="1" noChangeAspect="1"/>
                           </pic:cNvPicPr>
                         </pic:nvPicPr>
                         <pic:blipFill>
-                          <a:blip r:embed="rId11"/>
+                          <a:blip r:embed="rId20"/>
                           <a:stretch>
                             <a:fillRect/>
                           </a:stretch>
@@ -57820,8 +59345,8 @@
         </w:tc>
       </w:tr>
     </w:tbl>
-    <w:bookmarkEnd w:id="238"/>
-    <w:bookmarkStart w:id="243" w:name="exm-one-se-rule"/>
+    <w:bookmarkEnd w:id="247"/>
+    <w:bookmarkStart w:id="252" w:name="exm-one-se-rule"/>
     <w:p>
       <w:pPr>
         <w:pStyle w:val="BodyText"/>
@@ -57831,7 +59356,7 @@
           <w:b/>
           <w:bCs/>
         </w:rPr>
-        <w:t xml:space="preserve">Example 10 (The one-standard-error rule for the simulated polynomials)</w:t>
+        <w:t xml:space="preserve">Example 11 (The one-standard-error rule for the simulated polynomials)</w:t>
       </w:r>
       <w:r>
         <w:t xml:space="preserve"> </w:t>
@@ -57853,7 +59378,7 @@
           <w:rPr>
             <w:rStyle w:val="Hyperlink"/>
           </w:rPr>
-          <w:t xml:space="preserve">Example 3</w:t>
+          <w:t xml:space="preserve">Example 4</w:t>
         </w:r>
       </w:hyperlink>
       <w:r>
@@ -57879,7 +59404,7 @@
           <w:rPr>
             <w:rStyle w:val="Hyperlink"/>
           </w:rPr>
-          <w:t xml:space="preserve">Definition 38</w:t>
+          <w:t xml:space="preserve">Definition 41</w:t>
         </w:r>
       </w:hyperlink>
       <w:r>
@@ -58873,7 +60398,7 @@
           <w:rPr>
             <w:rStyle w:val="Hyperlink"/>
           </w:rPr>
-          <w:t xml:space="preserve">Remark 8</w:t>
+          <w:t xml:space="preserve">Remark 9</w:t>
         </w:r>
       </w:hyperlink>
       <w:r>
@@ -58893,7 +60418,7 @@
       <w:tr>
         <w:tc>
           <w:tcPr/>
-          <w:bookmarkStart w:id="242" w:name="fig-one-se-rule"/>
+          <w:bookmarkStart w:id="251" w:name="fig-one-se-rule"/>
           <w:p>
             <w:pPr>
               <w:pStyle w:val="SourceCode"/>
@@ -59506,18 +61031,18 @@
                 <wp:inline>
                   <wp:extent cx="4620126" cy="3696101"/>
                   <wp:effectExtent b="0" l="0" r="0" t="0"/>
-                  <wp:docPr descr="" title="" id="240" name="Picture"/>
+                  <wp:docPr descr="" title="" id="249" name="Picture"/>
                   <a:graphic>
                     <a:graphicData uri="http://schemas.openxmlformats.org/drawingml/2006/picture">
                       <pic:pic>
                         <pic:nvPicPr>
-                          <pic:cNvPr descr="model-validation_files/figure-docx/one-se-rule-plot-1.png" id="241" name="Picture"/>
+                          <pic:cNvPr descr="model-validation_files/figure-docx/one-se-rule-plot-1.png" id="250" name="Picture"/>
                           <pic:cNvPicPr>
                             <a:picLocks noChangeArrowheads="1" noChangeAspect="1"/>
                           </pic:cNvPicPr>
                         </pic:nvPicPr>
                         <pic:blipFill>
-                          <a:blip r:embed="rId239"/>
+                          <a:blip r:embed="rId248"/>
                           <a:stretch>
                             <a:fillRect/>
                           </a:stretch>
@@ -59584,7 +61109,7 @@
                 <w:rPr>
                   <w:rStyle w:val="Hyperlink"/>
                 </w:rPr>
-                <w:t xml:space="preserve">Equation 36</w:t>
+                <w:t xml:space="preserve">Equation 39</w:t>
               </w:r>
             </w:hyperlink>
             <w:r>
@@ -59597,7 +61122,7 @@
               <w:t xml:space="preserve">The dashed line is one fold-based standard error above the smallest estimate.</w:t>
             </w:r>
           </w:p>
-          <w:bookmarkEnd w:id="242"/>
+          <w:bookmarkEnd w:id="251"/>
         </w:tc>
       </w:tr>
     </w:tbl>
@@ -59664,7 +61189,7 @@
           <w:rPr>
             <w:rStyle w:val="Hyperlink"/>
           </w:rPr>
-          <w:t xml:space="preserve">Example 3</w:t>
+          <w:t xml:space="preserve">Example 4</w:t>
         </w:r>
       </w:hyperlink>
       <w:r>
@@ -59686,18 +61211,18 @@
         <w:t xml:space="preserve">and 0.315 for degree 3.</w:t>
       </w:r>
     </w:p>
-    <w:bookmarkEnd w:id="243"/>
-    <w:bookmarkEnd w:id="244"/>
-    <w:bookmarkStart w:id="251" w:name="sec-cv-whole-procedure"/>
+    <w:bookmarkEnd w:id="252"/>
+    <w:bookmarkEnd w:id="253"/>
+    <w:bookmarkStart w:id="260" w:name="sec-cv-whole-procedure"/>
     <w:p>
       <w:pPr>
         <w:pStyle w:val="Heading2"/>
       </w:pPr>
       <w:r>
-        <w:t xml:space="preserve">8 Cross-validating the whole procedure</w:t>
+        <w:t xml:space="preserve">9 Cross-validating the whole procedure</w:t>
       </w:r>
     </w:p>
-    <w:bookmarkStart w:id="247" w:name="exr-cv-screening"/>
+    <w:bookmarkStart w:id="256" w:name="exr-cv-screening"/>
     <w:p>
       <w:pPr>
         <w:pStyle w:val="FirstParagraph"/>
@@ -59881,7 +61406,7 @@
           <w:rPr>
             <w:rStyle w:val="Hyperlink"/>
           </w:rPr>
-          <w:t xml:space="preserve">Equation 4</w:t>
+          <w:t xml:space="preserve">Equation 7</w:t>
         </w:r>
       </w:hyperlink>
       <w:r>
@@ -59997,18 +61522,18 @@
                 <wp:inline>
                   <wp:extent cx="152400" cy="152400"/>
                   <wp:effectExtent b="0" l="0" r="0" t="0"/>
-                  <wp:docPr descr="" title="" id="245" name="Picture"/>
+                  <wp:docPr descr="" title="" id="254" name="Picture"/>
                   <a:graphic>
                     <a:graphicData uri="http://schemas.openxmlformats.org/drawingml/2006/picture">
                       <pic:pic>
                         <pic:nvPicPr>
-                          <pic:cNvPr descr="/opt/quarto/share/formats/docx/note.png" id="246" name="Picture"/>
+                          <pic:cNvPr descr="/opt/quarto/share/formats/docx/note.png" id="255" name="Picture"/>
                           <pic:cNvPicPr>
                             <a:picLocks noChangeArrowheads="1" noChangeAspect="1"/>
                           </pic:cNvPicPr>
                         </pic:nvPicPr>
                         <pic:blipFill>
-                          <a:blip r:embed="rId11"/>
+                          <a:blip r:embed="rId20"/>
                           <a:stretch>
                             <a:fillRect/>
                           </a:stretch>
@@ -60090,8 +61615,8 @@
         </w:tc>
       </w:tr>
     </w:tbl>
-    <w:bookmarkEnd w:id="247"/>
-    <w:bookmarkStart w:id="248" w:name="sol-cv-screening"/>
+    <w:bookmarkEnd w:id="256"/>
+    <w:bookmarkStart w:id="257" w:name="sol-cv-screening"/>
     <w:p>
       <w:pPr>
         <w:pStyle w:val="BodyText"/>
@@ -62019,8 +63544,8 @@
         <w:t xml:space="preserve">needs fails.</w:t>
       </w:r>
     </w:p>
-    <w:bookmarkEnd w:id="248"/>
-    <w:bookmarkStart w:id="250" w:name="rem-cv-every-step"/>
+    <w:bookmarkEnd w:id="257"/>
+    <w:bookmarkStart w:id="259" w:name="rem-cv-every-step"/>
     <w:p>
       <w:pPr>
         <w:pStyle w:val="BodyText"/>
@@ -62030,7 +63555,7 @@
           <w:i/>
           <w:iCs/>
         </w:rPr>
-        <w:t xml:space="preserve">Remark 16</w:t>
+        <w:t xml:space="preserve">Remark 17</w:t>
       </w:r>
       <w:r>
         <w:t xml:space="preserve"> (Cross-validate the whole procedure). </w:t>
@@ -62176,7 +63701,7 @@
       <w:r>
         <w:t xml:space="preserve"> </w:t>
       </w:r>
-      <w:hyperlink r:id="rId249">
+      <w:hyperlink r:id="rId258">
         <w:r>
           <w:rPr>
             <w:rStyle w:val="Hyperlink"/>
@@ -62200,15 +63725,15 @@
         <w:t xml:space="preserve">when they are computed without the outcome.</w:t>
       </w:r>
     </w:p>
-    <w:bookmarkEnd w:id="250"/>
-    <w:bookmarkEnd w:id="251"/>
-    <w:bookmarkStart w:id="252" w:name="further-reading"/>
+    <w:bookmarkEnd w:id="259"/>
+    <w:bookmarkEnd w:id="260"/>
+    <w:bookmarkStart w:id="261" w:name="further-reading"/>
     <w:p>
       <w:pPr>
         <w:pStyle w:val="Heading2"/>
       </w:pPr>
       <w:r>
-        <w:t xml:space="preserve">9 Further reading</w:t>
+        <w:t xml:space="preserve">10 Further reading</w:t>
       </w:r>
     </w:p>
     <w:p>
@@ -62231,8 +63756,8 @@
         <w:t xml:space="preserve">including the covariance and correlation matrices that cross-products produce.</w:t>
       </w:r>
     </w:p>
-    <w:bookmarkEnd w:id="252"/>
-    <w:bookmarkStart w:id="260" w:name="references"/>
+    <w:bookmarkEnd w:id="261"/>
+    <w:bookmarkStart w:id="269" w:name="references"/>
     <w:p>
       <w:pPr>
         <w:pStyle w:val="Heading2"/>
@@ -62241,8 +63766,8 @@
         <w:t xml:space="preserve">References</w:t>
       </w:r>
     </w:p>
-    <w:bookmarkStart w:id="259" w:name="refs"/>
-    <w:bookmarkStart w:id="254" w:name="ref-hastie2009elements"/>
+    <w:bookmarkStart w:id="268" w:name="refs"/>
+    <w:bookmarkStart w:id="263" w:name="ref-hastie2009elements"/>
     <w:p>
       <w:pPr>
         <w:pStyle w:val="Bibliography"/>
@@ -62266,7 +63791,7 @@
       <w:r>
         <w:t xml:space="preserve"> </w:t>
       </w:r>
-      <w:hyperlink r:id="rId253">
+      <w:hyperlink r:id="rId262">
         <w:r>
           <w:rPr>
             <w:rStyle w:val="Hyperlink"/>
@@ -62278,8 +63803,8 @@
         <w:t xml:space="preserve">.</w:t>
       </w:r>
     </w:p>
-    <w:bookmarkEnd w:id="254"/>
-    <w:bookmarkStart w:id="256" w:name="ref-james2021islr2e"/>
+    <w:bookmarkEnd w:id="263"/>
+    <w:bookmarkStart w:id="265" w:name="ref-james2021islr2e"/>
     <w:p>
       <w:pPr>
         <w:pStyle w:val="Bibliography"/>
@@ -62317,7 +63842,7 @@
       <w:r>
         <w:t xml:space="preserve"> </w:t>
       </w:r>
-      <w:hyperlink r:id="rId255">
+      <w:hyperlink r:id="rId264">
         <w:r>
           <w:rPr>
             <w:rStyle w:val="Hyperlink"/>
@@ -62329,8 +63854,8 @@
         <w:t xml:space="preserve">.</w:t>
       </w:r>
     </w:p>
-    <w:bookmarkEnd w:id="256"/>
-    <w:bookmarkStart w:id="258" w:name="ref-sanchez2020matrix4sl"/>
+    <w:bookmarkEnd w:id="265"/>
+    <w:bookmarkStart w:id="267" w:name="ref-sanchez2020matrix4sl"/>
     <w:p>
       <w:pPr>
         <w:pStyle w:val="Bibliography"/>
@@ -62368,7 +63893,7 @@
       <w:r>
         <w:t xml:space="preserve"> </w:t>
       </w:r>
-      <w:hyperlink r:id="rId257">
+      <w:hyperlink r:id="rId266">
         <w:r>
           <w:rPr>
             <w:rStyle w:val="Hyperlink"/>
@@ -62380,9 +63905,9 @@
         <w:t xml:space="preserve">.</w:t>
       </w:r>
     </w:p>
-    <w:bookmarkEnd w:id="258"/>
-    <w:bookmarkEnd w:id="259"/>
-    <w:bookmarkEnd w:id="260"/>
+    <w:bookmarkEnd w:id="267"/>
+    <w:bookmarkEnd w:id="268"/>
+    <w:bookmarkEnd w:id="269"/>
     <w:sectPr>
       <w:footnotePr>
         <w:numRestart w:val="eachSect"/>

--- a/model-validation-handout.docx
+++ b/model-validation-handout.docx
@@ -15,7 +15,7 @@
         <w:pStyle w:val="Date"/>
       </w:pPr>
       <w:r>
-        <w:t xml:space="preserve">Last modified: 2026-10-14 23:57:22 (PDT)</w:t>
+        <w:t xml:space="preserve">Last modified: 2026-10-15 00:35:18 (PDT)</w:t>
       </w:r>
     </w:p>
     <w:bookmarkStart w:id="17" w:name="sec-data-sets"/>

--- a/model-validation-handout.docx
+++ b/model-validation-handout.docx
@@ -15,7 +15,7 @@
         <w:pStyle w:val="Date"/>
       </w:pPr>
       <w:r>
-        <w:t xml:space="preserve">Last modified: 2026-10-15 00:35:18 (PDT)</w:t>
+        <w:t xml:space="preserve">Last modified: 2026-10-15 00:45:59 (PDT)</w:t>
       </w:r>
     </w:p>
     <w:bookmarkStart w:id="17" w:name="sec-data-sets"/>

--- a/model-validation-handout.docx
+++ b/model-validation-handout.docx
@@ -15,7 +15,7 @@
         <w:pStyle w:val="Date"/>
       </w:pPr>
       <w:r>
-        <w:t xml:space="preserve">Last modified: 2026-10-15 00:45:59 (PDT)</w:t>
+        <w:t xml:space="preserve">Last modified: 2026-10-15 00:58:20 (PDT)</w:t>
       </w:r>
     </w:p>
     <w:bookmarkStart w:id="17" w:name="sec-data-sets"/>

--- a/model-validation-handout.docx
+++ b/model-validation-handout.docx
@@ -15,7 +15,7 @@
         <w:pStyle w:val="Date"/>
       </w:pPr>
       <w:r>
-        <w:t xml:space="preserve">Last modified: 2026-10-15 01:31:51 (PDT)</w:t>
+        <w:t xml:space="preserve">Last modified: 2026-10-15 01:50:16 (PDT)</w:t>
       </w:r>
     </w:p>
     <w:bookmarkStart w:id="17" w:name="sec-data-sets"/>

--- a/model-validation-handout.docx
+++ b/model-validation-handout.docx
@@ -15,7 +15,7 @@
         <w:pStyle w:val="Date"/>
       </w:pPr>
       <w:r>
-        <w:t xml:space="preserve">Last modified: 2026-10-15 01:50:16 (PDT)</w:t>
+        <w:t xml:space="preserve">Last modified: 2026-10-15 02:19:11 (PDT)</w:t>
       </w:r>
     </w:p>
     <w:bookmarkStart w:id="17" w:name="sec-data-sets"/>

--- a/model-validation-handout.docx
+++ b/model-validation-handout.docx
@@ -15,7 +15,7 @@
         <w:pStyle w:val="Date"/>
       </w:pPr>
       <w:r>
-        <w:t xml:space="preserve">Last modified: 2026-10-15 02:19:11 (PDT)</w:t>
+        <w:t xml:space="preserve">Last modified: 2026-10-15 02:31:46 (PDT)</w:t>
       </w:r>
     </w:p>
     <w:bookmarkStart w:id="17" w:name="sec-data-sets"/>

--- a/model-validation-handout.docx
+++ b/model-validation-handout.docx
@@ -15,7 +15,7 @@
         <w:pStyle w:val="Date"/>
       </w:pPr>
       <w:r>
-        <w:t xml:space="preserve">Last modified: 2026-10-15 02:31:46 (PDT)</w:t>
+        <w:t xml:space="preserve">Last modified: 2026-10-15 02:43:30 (PDT)</w:t>
       </w:r>
     </w:p>
     <w:bookmarkStart w:id="17" w:name="sec-data-sets"/>

--- a/model-validation-handout.docx
+++ b/model-validation-handout.docx
@@ -15,7 +15,7 @@
         <w:pStyle w:val="Date"/>
       </w:pPr>
       <w:r>
-        <w:t xml:space="preserve">Last modified: 2026-10-15 02:43:30 (PDT)</w:t>
+        <w:t xml:space="preserve">Last modified: 2026-10-15 02:58:11 (PDT)</w:t>
       </w:r>
     </w:p>
     <w:bookmarkStart w:id="17" w:name="sec-data-sets"/>

--- a/model-validation-handout.docx
+++ b/model-validation-handout.docx
@@ -15,7 +15,7 @@
         <w:pStyle w:val="Date"/>
       </w:pPr>
       <w:r>
-        <w:t xml:space="preserve">Last modified: 2026-10-15 02:58:11 (PDT)</w:t>
+        <w:t xml:space="preserve">Last modified: 2026-10-15 03:11:32 (PDT)</w:t>
       </w:r>
     </w:p>
     <w:bookmarkStart w:id="17" w:name="sec-data-sets"/>
@@ -9279,7 +9279,7 @@
         <w:t xml:space="preserve"> </w:t>
       </w:r>
       <w:r>
-        <w:t xml:space="preserve">Show that the</w:t>
+        <w:t xml:space="preserve">Write the</w:t>
       </w:r>
       <w:r>
         <w:t xml:space="preserve"> </w:t>
@@ -9295,8 +9295,47 @@
       <w:r>
         <w:t xml:space="preserve"> </w:t>
       </w:r>
-      <w:r>
-        <w:t xml:space="preserve">is the mean of the</w:t>
+      <m:oMath>
+        <m:sSup>
+          <m:e>
+            <m:r>
+              <m:rPr>
+                <m:sty m:val="p"/>
+              </m:rPr>
+              <m:t>Err</m:t>
+            </m:r>
+          </m:e>
+          <m:sup>
+            <m:r>
+              <m:t>g</m:t>
+            </m:r>
+          </m:sup>
+        </m:sSup>
+        <m:r>
+          <m:t>​</m:t>
+        </m:r>
+        <m:d>
+          <m:dPr>
+            <m:begChr m:val="("/>
+            <m:sepChr m:val=""/>
+            <m:endChr m:val=")"/>
+            <m:grow/>
+          </m:dPr>
+          <m:e>
+            <m:r>
+              <m:t>n</m:t>
+            </m:r>
+          </m:e>
+        </m:d>
+        <m:r>
+          <m:t>​</m:t>
+        </m:r>
+      </m:oMath>
+      <w:r>
+        <w:t xml:space="preserve"> </w:t>
+      </w:r>
+      <w:r>
+        <w:t xml:space="preserve">in terms of the</w:t>
       </w:r>
       <w:r>
         <w:t xml:space="preserve"> </w:t>
@@ -9321,10 +9360,60 @@
         </m:oMath>
       </w:hyperlink>
       <w:r>
-        <w:t xml:space="preserve"> </w:t>
-      </w:r>
-      <w:r>
-        <w:t xml:space="preserve">over the distribution of</w:t>
+        <w:t xml:space="preserve">,</w:t>
+      </w:r>
+      <w:r>
+        <w:t xml:space="preserve"> </w:t>
+      </w:r>
+      <m:oMath>
+        <m:sSubSup>
+          <m:e>
+            <m:r>
+              <m:rPr>
+                <m:sty m:val="p"/>
+              </m:rPr>
+              <m:t>EPE</m:t>
+            </m:r>
+          </m:e>
+          <m:sub>
+            <m:r>
+              <m:t>n</m:t>
+            </m:r>
+          </m:sub>
+          <m:sup>
+            <m:r>
+              <m:t>g</m:t>
+            </m:r>
+          </m:sup>
+        </m:sSubSup>
+        <m:r>
+          <m:t>​</m:t>
+        </m:r>
+        <m:d>
+          <m:dPr>
+            <m:begChr m:val="("/>
+            <m:sepChr m:val=""/>
+            <m:endChr m:val=")"/>
+            <m:grow/>
+          </m:dPr>
+          <m:e>
+            <m:r>
+              <m:t>x</m:t>
+            </m:r>
+          </m:e>
+        </m:d>
+        <m:r>
+          <m:t>​</m:t>
+        </m:r>
+      </m:oMath>
+      <w:r>
+        <w:t xml:space="preserve">,</w:t>
+      </w:r>
+      <w:r>
+        <w:t xml:space="preserve"> </w:t>
+      </w:r>
+      <w:r>
+        <w:t xml:space="preserve">and the distribution of</w:t>
       </w:r>
       <w:r>
         <w:t xml:space="preserve"> </w:t>
@@ -9347,145 +9436,14 @@
         </m:sSub>
       </m:oMath>
       <w:r>
-        <w:t xml:space="preserve">:</w:t>
-      </w:r>
-    </w:p>
-    <w:p>
-      <w:pPr>
-        <w:pStyle w:val="BodyText"/>
-      </w:pPr>
-      <m:oMathPara>
-        <m:oMathParaPr>
-          <m:jc m:val="center"/>
-        </m:oMathParaPr>
-        <m:oMath>
-          <m:sSup>
-            <m:e>
-              <m:r>
-                <m:rPr>
-                  <m:sty m:val="p"/>
-                </m:rPr>
-                <m:t>Err</m:t>
-              </m:r>
-            </m:e>
-            <m:sup>
-              <m:r>
-                <m:t>g</m:t>
-              </m:r>
-            </m:sup>
-          </m:sSup>
-          <m:r>
-            <m:t>​</m:t>
-          </m:r>
-          <m:d>
-            <m:dPr>
-              <m:begChr m:val="("/>
-              <m:sepChr m:val=""/>
-              <m:endChr m:val=")"/>
-              <m:grow/>
-            </m:dPr>
-            <m:e>
-              <m:r>
-                <m:t>n</m:t>
-              </m:r>
-            </m:e>
-          </m:d>
-          <m:r>
-            <m:t>​</m:t>
-          </m:r>
-          <m:r>
-            <m:rPr>
-              <m:sty m:val="p"/>
-            </m:rPr>
-            <m:t>=</m:t>
-          </m:r>
-          <m:r>
-            <m:rPr>
-              <m:sty m:val="p"/>
-            </m:rPr>
-            <m:t>E</m:t>
-          </m:r>
-          <m:r>
-            <m:t>​</m:t>
-          </m:r>
-          <m:d>
-            <m:dPr>
-              <m:begChr m:val="["/>
-              <m:sepChr m:val=""/>
-              <m:endChr m:val="]"/>
-              <m:grow/>
-            </m:dPr>
-            <m:e>
-              <m:sSubSup>
-                <m:e>
-                  <m:r>
-                    <m:rPr>
-                      <m:sty m:val="p"/>
-                    </m:rPr>
-                    <m:t>EPE</m:t>
-                  </m:r>
-                </m:e>
-                <m:sub>
-                  <m:r>
-                    <m:t>n</m:t>
-                  </m:r>
-                </m:sub>
-                <m:sup>
-                  <m:r>
-                    <m:t>g</m:t>
-                  </m:r>
-                </m:sup>
-              </m:sSubSup>
-              <m:r>
-                <m:t>​</m:t>
-              </m:r>
-              <m:d>
-                <m:dPr>
-                  <m:begChr m:val="("/>
-                  <m:sepChr m:val=""/>
-                  <m:endChr m:val=")"/>
-                  <m:grow/>
-                </m:dPr>
-                <m:e>
-                  <m:sSub>
-                    <m:e>
-                      <m:r>
-                        <m:t>X</m:t>
-                      </m:r>
-                    </m:e>
-                    <m:sub>
-                      <m:r>
-                        <m:rPr>
-                          <m:sty m:val="p"/>
-                        </m:rPr>
-                        <m:t>*</m:t>
-                      </m:r>
-                    </m:sub>
-                  </m:sSub>
-                </m:e>
-              </m:d>
-              <m:r>
-                <m:t>​</m:t>
-              </m:r>
-            </m:e>
-          </m:d>
-          <m:r>
-            <m:t>​</m:t>
-          </m:r>
-          <m:r>
-            <m:rPr>
-              <m:sty m:val="p"/>
-            </m:rPr>
-            <m:t>.</m:t>
-          </m:r>
-        </m:oMath>
-      </m:oMathPara>
+        <w:t xml:space="preserve">.</w:t>
+      </w:r>
     </w:p>
     <w:bookmarkEnd w:id="65"/>
     <w:bookmarkStart w:id="67" w:name="sol-expected-error-epe"/>
     <w:p>
       <w:pPr>
-        <w:pStyle w:val="FirstParagraph"/>
+        <w:pStyle w:val="BodyText"/>
       </w:pPr>
       <w:r>
         <w:rPr>
@@ -25746,7 +25704,7 @@
           <w:b/>
           <w:bCs/>
         </w:rPr>
-        <w:t xml:space="preserve">Exercise 7 (A held-out set estimates the generalization error)</w:t>
+        <w:t xml:space="preserve">Exercise 7 (Held-out predictions and the generalization error)</w:t>
       </w:r>
       <w:r>
         <w:t xml:space="preserve"> </w:t>
@@ -26136,7 +26094,7 @@
         <w:pStyle w:val="BodyText"/>
       </w:pPr>
       <w:r>
-        <w:t xml:space="preserve">Show that, given</w:t>
+        <w:t xml:space="preserve">Find, given</w:t>
       </w:r>
       <w:r>
         <w:t xml:space="preserve"> </w:t>
@@ -26187,7 +26145,13 @@
         <w:t xml:space="preserve"> </w:t>
       </w:r>
       <w:r>
-        <w:t xml:space="preserve">of the held-out predictions is</w:t>
+        <w:t xml:space="preserve">of the held-out predictions,</w:t>
+      </w:r>
+      <w:r>
+        <w:t xml:space="preserve"> </w:t>
+      </w:r>
+      <w:r>
+        <w:t xml:space="preserve">in terms of the generalization error</w:t>
       </w:r>
       <w:r>
         <w:t xml:space="preserve"> </w:t>
@@ -26432,44 +26396,6 @@
           <m:r>
             <m:t>​</m:t>
           </m:r>
-          <m:r>
-            <m:rPr>
-              <m:sty m:val="p"/>
-            </m:rPr>
-            <m:t>=</m:t>
-          </m:r>
-          <m:sSub>
-            <m:e>
-              <m:r>
-                <m:rPr>
-                  <m:sty m:val="p"/>
-                </m:rPr>
-                <m:t>Err</m:t>
-              </m:r>
-            </m:e>
-            <m:sub>
-              <m:sSub>
-                <m:e>
-                  <m:r>
-                    <m:rPr>
-                      <m:scr m:val="script"/>
-                      <m:sty m:val="p"/>
-                    </m:rPr>
-                    <m:t>D</m:t>
-                  </m:r>
-                </m:e>
-                <m:sub>
-                  <m:r>
-                    <m:rPr>
-                      <m:nor/>
-                      <m:sty m:val="p"/>
-                    </m:rPr>
-                    <m:t>train</m:t>
-                  </m:r>
-                </m:sub>
-              </m:sSub>
-            </m:sub>
-          </m:sSub>
           <m:r>
             <m:rPr>
               <m:sty m:val="p"/>

--- a/model-validation-handout.docx
+++ b/model-validation-handout.docx
@@ -15,7 +15,7 @@
         <w:pStyle w:val="Date"/>
       </w:pPr>
       <w:r>
-        <w:t xml:space="preserve">Last modified: 2026-10-15 03:11:32 (PDT)</w:t>
+        <w:t xml:space="preserve">Last modified: 2026-10-15 03:26:43 (PDT)</w:t>
       </w:r>
     </w:p>
     <w:bookmarkStart w:id="17" w:name="sec-data-sets"/>

--- a/model-validation-handout.docx
+++ b/model-validation-handout.docx
@@ -15,7 +15,7 @@
         <w:pStyle w:val="Date"/>
       </w:pPr>
       <w:r>
-        <w:t xml:space="preserve">Last modified: 2026-10-15 03:26:43 (PDT)</w:t>
+        <w:t xml:space="preserve">Last modified: 2026-10-15 04:15:41 (PDT)</w:t>
       </w:r>
     </w:p>
     <w:bookmarkStart w:id="17" w:name="sec-data-sets"/>

--- a/model-validation-handout.docx
+++ b/model-validation-handout.docx
@@ -15,7 +15,7 @@
         <w:pStyle w:val="Date"/>
       </w:pPr>
       <w:r>
-        <w:t xml:space="preserve">Last modified: 2026-10-15 04:15:41 (PDT)</w:t>
+        <w:t xml:space="preserve">Last modified: 2026-10-15 05:33:00 (PDT)</w:t>
       </w:r>
     </w:p>
     <w:bookmarkStart w:id="17" w:name="sec-data-sets"/>

--- a/model-validation-handout.docx
+++ b/model-validation-handout.docx
@@ -15,7 +15,7 @@
         <w:pStyle w:val="Date"/>
       </w:pPr>
       <w:r>
-        <w:t xml:space="preserve">Last modified: 2026-10-15 05:33:00 (PDT)</w:t>
+        <w:t xml:space="preserve">Last modified: 2026-10-15 05:47:35 (PDT)</w:t>
       </w:r>
     </w:p>
     <w:bookmarkStart w:id="17" w:name="sec-data-sets"/>
@@ -28857,30 +28857,67 @@
         <w:t xml:space="preserve"> </w:t>
       </w:r>
       <w:r>
-        <w:t xml:space="preserve">So the step of</w:t>
-      </w:r>
-      <w:r>
-        <w:t xml:space="preserve"> </w:t>
-      </w:r>
-      <w:hyperlink w:anchor="sol-held-out-unbiased">
+        <w:t xml:space="preserve">So the argument of</w:t>
+      </w:r>
+      <w:r>
+        <w:t xml:space="preserve"> </w:t>
+      </w:r>
+      <w:hyperlink w:anchor="thm-held-out-unbiased">
         <w:r>
           <w:rPr>
             <w:rStyle w:val="Hyperlink"/>
           </w:rPr>
-          <w:t xml:space="preserve">Solution 7</w:t>
+          <w:t xml:space="preserve">Theorem 3</w:t>
         </w:r>
       </w:hyperlink>
       <w:r>
-        <w:t xml:space="preserve"> </w:t>
-      </w:r>
-      <w:r>
-        <w:t xml:space="preserve">labeled</w:t>
-      </w:r>
-      <w:r>
-        <w:t xml:space="preserve"> </w:t>
-      </w:r>
-      <w:r>
-        <w:t xml:space="preserve">“each term, as above”</w:t>
+        <w:t xml:space="preserve">,</w:t>
+      </w:r>
+      <w:r>
+        <w:t xml:space="preserve"> </w:t>
+      </w:r>
+      <w:r>
+        <w:t xml:space="preserve">that each squared prediction error has conditional expectation</w:t>
+      </w:r>
+      <w:r>
+        <w:t xml:space="preserve"> </w:t>
+      </w:r>
+      <m:oMath>
+        <m:sSub>
+          <m:e>
+            <m:r>
+              <m:rPr>
+                <m:sty m:val="p"/>
+              </m:rPr>
+              <m:t>Err</m:t>
+            </m:r>
+          </m:e>
+          <m:sub>
+            <m:sSub>
+              <m:e>
+                <m:r>
+                  <m:rPr>
+                    <m:scr m:val="script"/>
+                    <m:sty m:val="p"/>
+                  </m:rPr>
+                  <m:t>D</m:t>
+                </m:r>
+              </m:e>
+              <m:sub>
+                <m:r>
+                  <m:rPr>
+                    <m:nor/>
+                    <m:sty m:val="p"/>
+                  </m:rPr>
+                  <m:t>train</m:t>
+                </m:r>
+              </m:sub>
+            </m:sSub>
+          </m:sub>
+        </m:sSub>
+      </m:oMath>
+      <w:r>
+        <w:t xml:space="preserve">,</w:t>
       </w:r>
       <w:r>
         <w:t xml:space="preserve"> </w:t>
@@ -52706,7 +52743,7 @@
     </w:p>
     <w:bookmarkEnd w:id="197"/>
     <w:bookmarkEnd w:id="198"/>
-    <w:bookmarkStart w:id="229" w:name="sec-loocv"/>
+    <w:bookmarkStart w:id="230" w:name="sec-loocv"/>
     <w:p>
       <w:pPr>
         <w:pStyle w:val="Heading2"/>
@@ -53796,10 +53833,1849 @@
       </w:tr>
     </w:tbl>
     <w:bookmarkEnd w:id="204"/>
-    <w:bookmarkStart w:id="206" w:name="def-term-vector"/>
+    <w:bookmarkStart w:id="205" w:name="lem-loocv-not-random"/>
     <w:p>
       <w:pPr>
         <w:pStyle w:val="BodyText"/>
+      </w:pPr>
+      <w:r>
+        <w:rPr>
+          <w:b/>
+          <w:bCs/>
+        </w:rPr>
+        <w:t xml:space="preserve">Lemma 1 (Leave-one-out cross-validation does not depend on the fold assignment)</w:t>
+      </w:r>
+      <w:r>
+        <w:t xml:space="preserve"> </w:t>
+      </w:r>
+      <w:r>
+        <w:t xml:space="preserve">Let</w:t>
+      </w:r>
+      <w:r>
+        <w:t xml:space="preserve"> </w:t>
+      </w:r>
+      <m:oMath>
+        <m:sSub>
+          <m:e>
+            <m:r>
+              <m:rPr>
+                <m:scr m:val="script"/>
+                <m:sty m:val="p"/>
+              </m:rPr>
+              <m:t>D</m:t>
+            </m:r>
+          </m:e>
+          <m:sub>
+            <m:r>
+              <m:rPr>
+                <m:nor/>
+                <m:sty m:val="p"/>
+              </m:rPr>
+              <m:t>train</m:t>
+            </m:r>
+          </m:sub>
+        </m:sSub>
+        <m:r>
+          <m:rPr>
+            <m:sty m:val="p"/>
+          </m:rPr>
+          <m:t>=</m:t>
+        </m:r>
+        <m:r>
+          <m:t>​</m:t>
+        </m:r>
+        <m:d>
+          <m:dPr>
+            <m:begChr m:val="("/>
+            <m:sepChr m:val=""/>
+            <m:endChr m:val=")"/>
+            <m:grow/>
+          </m:dPr>
+          <m:e>
+            <m:r>
+              <m:rPr>
+                <m:sty m:val="p"/>
+              </m:rPr>
+              <m:t>(</m:t>
+            </m:r>
+            <m:sSub>
+              <m:e>
+                <m:r>
+                  <m:t>x</m:t>
+                </m:r>
+              </m:e>
+              <m:sub>
+                <m:r>
+                  <m:t>i</m:t>
+                </m:r>
+              </m:sub>
+            </m:sSub>
+            <m:r>
+              <m:rPr>
+                <m:sty m:val="p"/>
+              </m:rPr>
+              <m:t>,</m:t>
+            </m:r>
+            <m:sSub>
+              <m:e>
+                <m:r>
+                  <m:t>y</m:t>
+                </m:r>
+              </m:e>
+              <m:sub>
+                <m:r>
+                  <m:t>i</m:t>
+                </m:r>
+              </m:sub>
+            </m:sSub>
+            <m:r>
+              <m:rPr>
+                <m:sty m:val="p"/>
+              </m:rPr>
+              <m:t>)</m:t>
+            </m:r>
+          </m:e>
+        </m:d>
+        <m:sSub>
+          <m:e>
+            <m:r>
+              <m:t>​</m:t>
+            </m:r>
+          </m:e>
+          <m:sub>
+            <m:r>
+              <m:t>i</m:t>
+            </m:r>
+            <m:r>
+              <m:rPr>
+                <m:sty m:val="p"/>
+              </m:rPr>
+              <m:t>∈</m:t>
+            </m:r>
+            <m:r>
+              <m:t>I</m:t>
+            </m:r>
+          </m:sub>
+        </m:sSub>
+      </m:oMath>
+      <w:r>
+        <w:t xml:space="preserve"> </w:t>
+      </w:r>
+      <w:r>
+        <w:t xml:space="preserve">be a</w:t>
+      </w:r>
+      <w:r>
+        <w:t xml:space="preserve"> </w:t>
+      </w:r>
+      <w:hyperlink w:anchor="def-training-set">
+        <w:r>
+          <w:rPr>
+            <w:rStyle w:val="Hyperlink"/>
+          </w:rPr>
+          <w:t xml:space="preserve">training set</w:t>
+        </w:r>
+      </w:hyperlink>
+      <w:r>
+        <w:t xml:space="preserve"> </w:t>
+      </w:r>
+      <w:r>
+        <w:t xml:space="preserve">of</w:t>
+      </w:r>
+      <w:r>
+        <w:t xml:space="preserve"> </w:t>
+      </w:r>
+      <m:oMath>
+        <m:r>
+          <m:t>n</m:t>
+        </m:r>
+        <m:r>
+          <m:rPr>
+            <m:sty m:val="p"/>
+          </m:rPr>
+          <m:t>=</m:t>
+        </m:r>
+        <m:r>
+          <m:t>​</m:t>
+        </m:r>
+        <m:d>
+          <m:dPr>
+            <m:begChr m:val="|"/>
+            <m:sepChr m:val=""/>
+            <m:endChr m:val="|"/>
+            <m:grow/>
+          </m:dPr>
+          <m:e>
+            <m:r>
+              <m:t>I</m:t>
+            </m:r>
+          </m:e>
+        </m:d>
+        <m:r>
+          <m:t>​</m:t>
+        </m:r>
+      </m:oMath>
+      <w:r>
+        <w:t xml:space="preserve"> </w:t>
+      </w:r>
+      <w:r>
+        <w:t xml:space="preserve">observations, indexed by</w:t>
+      </w:r>
+      <w:r>
+        <w:t xml:space="preserve"> </w:t>
+      </w:r>
+      <m:oMath>
+        <m:r>
+          <m:t>I</m:t>
+        </m:r>
+      </m:oMath>
+      <w:r>
+        <w:t xml:space="preserve">.</w:t>
+      </w:r>
+      <w:r>
+        <w:t xml:space="preserve"> </w:t>
+      </w:r>
+      <w:r>
+        <w:t xml:space="preserve">Then the</w:t>
+      </w:r>
+      <w:r>
+        <w:t xml:space="preserve"> </w:t>
+      </w:r>
+      <w:hyperlink w:anchor="def-cv-estimate">
+        <w:r>
+          <w:rPr>
+            <w:rStyle w:val="Hyperlink"/>
+          </w:rPr>
+          <w:t xml:space="preserve">cross-validation estimate</w:t>
+        </w:r>
+      </w:hyperlink>
+      <w:r>
+        <w:t xml:space="preserve"> </w:t>
+      </w:r>
+      <m:oMath>
+        <m:sSub>
+          <m:e>
+            <m:acc>
+              <m:accPr>
+                <m:chr m:val="̂"/>
+              </m:accPr>
+              <m:e>
+                <m:r>
+                  <m:rPr>
+                    <m:sty m:val="p"/>
+                  </m:rPr>
+                  <m:t>Err</m:t>
+                </m:r>
+              </m:e>
+            </m:acc>
+          </m:e>
+          <m:sub>
+            <m:r>
+              <m:rPr>
+                <m:nor/>
+                <m:sty m:val="p"/>
+              </m:rPr>
+              <m:t>CV</m:t>
+            </m:r>
+            <m:r>
+              <m:rPr>
+                <m:sty m:val="p"/>
+              </m:rPr>
+              <m:t>(</m:t>
+            </m:r>
+            <m:r>
+              <m:t>n</m:t>
+            </m:r>
+            <m:r>
+              <m:rPr>
+                <m:sty m:val="p"/>
+              </m:rPr>
+              <m:t>)</m:t>
+            </m:r>
+          </m:sub>
+        </m:sSub>
+      </m:oMath>
+      <w:r>
+        <w:t xml:space="preserve"> </w:t>
+      </w:r>
+      <w:r>
+        <w:t xml:space="preserve">of</w:t>
+      </w:r>
+      <w:r>
+        <w:t xml:space="preserve"> </w:t>
+      </w:r>
+      <w:hyperlink w:anchor="def-loocv">
+        <w:r>
+          <w:rPr>
+            <w:rStyle w:val="Hyperlink"/>
+          </w:rPr>
+          <w:t xml:space="preserve">leave-one-out cross-validation</w:t>
+        </w:r>
+      </w:hyperlink>
+      <w:r>
+        <w:t xml:space="preserve"> </w:t>
+      </w:r>
+      <w:r>
+        <w:t xml:space="preserve">(</w:t>
+      </w:r>
+      <m:oMath>
+        <m:r>
+          <m:t>k</m:t>
+        </m:r>
+        <m:r>
+          <m:rPr>
+            <m:sty m:val="p"/>
+          </m:rPr>
+          <m:t>=</m:t>
+        </m:r>
+        <m:r>
+          <m:t>n</m:t>
+        </m:r>
+      </m:oMath>
+      <w:r>
+        <w:t xml:space="preserve">)</w:t>
+      </w:r>
+      <w:r>
+        <w:t xml:space="preserve"> </w:t>
+      </w:r>
+      <w:r>
+        <w:t xml:space="preserve">is the same for every</w:t>
+      </w:r>
+      <w:r>
+        <w:t xml:space="preserve"> </w:t>
+      </w:r>
+      <w:hyperlink w:anchor="def-fold-assignment">
+        <w:r>
+          <w:rPr>
+            <w:rStyle w:val="Hyperlink"/>
+          </w:rPr>
+          <w:t xml:space="preserve">fold assignment</w:t>
+        </w:r>
+      </w:hyperlink>
+      <w:r>
+        <w:t xml:space="preserve"> </w:t>
+      </w:r>
+      <m:oMath>
+        <m:r>
+          <m:t>κ</m:t>
+        </m:r>
+        <m:r>
+          <m:rPr>
+            <m:sty m:val="p"/>
+          </m:rPr>
+          <m:t>(</m:t>
+        </m:r>
+        <m:r>
+          <m:t>i</m:t>
+        </m:r>
+        <m:r>
+          <m:rPr>
+            <m:sty m:val="p"/>
+          </m:rPr>
+          <m:t>)</m:t>
+        </m:r>
+      </m:oMath>
+      <w:r>
+        <w:t xml:space="preserve">.</w:t>
+      </w:r>
+    </w:p>
+    <w:bookmarkEnd w:id="205"/>
+    <w:p>
+      <w:pPr>
+        <w:pStyle w:val="BodyText"/>
+      </w:pPr>
+      <w:r>
+        <w:rPr>
+          <w:i/>
+          <w:iCs/>
+        </w:rPr>
+        <w:t xml:space="preserve">Proof</w:t>
+      </w:r>
+      <w:r>
+        <w:t xml:space="preserve">. </w:t>
+      </w:r>
+      <w:r>
+        <w:t xml:space="preserve">This is the solution to</w:t>
+      </w:r>
+      <w:r>
+        <w:t xml:space="preserve"> </w:t>
+      </w:r>
+      <w:hyperlink w:anchor="exr-loocv">
+        <w:r>
+          <w:rPr>
+            <w:rStyle w:val="Hyperlink"/>
+          </w:rPr>
+          <w:t xml:space="preserve">Exercise 11</w:t>
+        </w:r>
+      </w:hyperlink>
+      <w:r>
+        <w:t xml:space="preserve">, part 3, worked in</w:t>
+      </w:r>
+      <w:r>
+        <w:t xml:space="preserve"> </w:t>
+      </w:r>
+      <w:hyperlink w:anchor="sol-loocv">
+        <w:r>
+          <w:rPr>
+            <w:rStyle w:val="Hyperlink"/>
+          </w:rPr>
+          <w:t xml:space="preserve">Solution 11</w:t>
+        </w:r>
+      </w:hyperlink>
+      <w:r>
+        <w:t xml:space="preserve">.</w:t>
+      </w:r>
+      <w:r>
+        <w:t xml:space="preserve"> </w:t>
+      </w:r>
+      <w:r>
+        <w:t xml:space="preserve">It uses</w:t>
+      </w:r>
+      <w:r>
+        <w:t xml:space="preserve"> </w:t>
+      </w:r>
+      <w:hyperlink w:anchor="eq-cv-estimate">
+        <w:r>
+          <w:rPr>
+            <w:rStyle w:val="Hyperlink"/>
+          </w:rPr>
+          <w:t xml:space="preserve">Equation 31</w:t>
+        </w:r>
+      </w:hyperlink>
+      <w:r>
+        <w:t xml:space="preserve"> </w:t>
+      </w:r>
+      <w:r>
+        <w:t xml:space="preserve">and</w:t>
+      </w:r>
+      <w:r>
+        <w:t xml:space="preserve"> </w:t>
+      </w:r>
+      <w:hyperlink w:anchor="eq-fold-out-rule">
+        <w:r>
+          <w:rPr>
+            <w:rStyle w:val="Hyperlink"/>
+          </w:rPr>
+          <w:t xml:space="preserve">Equation 30</w:t>
+        </w:r>
+      </w:hyperlink>
+      <w:r>
+        <w:t xml:space="preserve">.</w:t>
+      </w:r>
+    </w:p>
+    <w:p>
+      <w:pPr>
+        <w:pStyle w:val="BodyText"/>
+      </w:pPr>
+      <w:r>
+        <w:t xml:space="preserve">Each step below changes one thing.</w:t>
+      </w:r>
+    </w:p>
+    <w:p>
+      <w:pPr>
+        <w:numPr>
+          <w:ilvl w:val="0"/>
+          <w:numId w:val="1015"/>
+        </w:numPr>
+      </w:pPr>
+      <w:r>
+        <w:t xml:space="preserve">With</w:t>
+      </w:r>
+      <w:r>
+        <w:t xml:space="preserve"> </w:t>
+      </w:r>
+      <m:oMath>
+        <m:r>
+          <m:t>k</m:t>
+        </m:r>
+        <m:r>
+          <m:rPr>
+            <m:sty m:val="p"/>
+          </m:rPr>
+          <m:t>=</m:t>
+        </m:r>
+        <m:r>
+          <m:t>n</m:t>
+        </m:r>
+      </m:oMath>
+      <w:r>
+        <w:t xml:space="preserve">, the</w:t>
+      </w:r>
+      <w:r>
+        <w:t xml:space="preserve"> </w:t>
+      </w:r>
+      <m:oMath>
+        <m:r>
+          <m:t>n</m:t>
+        </m:r>
+      </m:oMath>
+      <w:r>
+        <w:t xml:space="preserve"> </w:t>
+      </w:r>
+      <w:r>
+        <w:t xml:space="preserve">nonempty, disjoint</w:t>
+      </w:r>
+      <w:r>
+        <w:t xml:space="preserve"> </w:t>
+      </w:r>
+      <w:hyperlink w:anchor="def-folds">
+        <w:r>
+          <w:rPr>
+            <w:rStyle w:val="Hyperlink"/>
+          </w:rPr>
+          <w:t xml:space="preserve">folds</w:t>
+        </w:r>
+      </w:hyperlink>
+      <w:r>
+        <w:t xml:space="preserve"> </w:t>
+      </w:r>
+      <w:r>
+        <w:t xml:space="preserve">of</w:t>
+      </w:r>
+      <w:r>
+        <w:t xml:space="preserve"> </w:t>
+      </w:r>
+      <w:hyperlink w:anchor="eq-folds">
+        <w:r>
+          <w:rPr>
+            <w:rStyle w:val="Hyperlink"/>
+          </w:rPr>
+          <w:t xml:space="preserve">Equation 27</w:t>
+        </w:r>
+      </w:hyperlink>
+      <w:r>
+        <w:t xml:space="preserve"> </w:t>
+      </w:r>
+      <w:r>
+        <w:t xml:space="preserve">partition the</w:t>
+      </w:r>
+      <w:r>
+        <w:t xml:space="preserve"> </w:t>
+      </w:r>
+      <m:oMath>
+        <m:r>
+          <m:t>n</m:t>
+        </m:r>
+      </m:oMath>
+      <w:r>
+        <w:t xml:space="preserve"> </w:t>
+      </w:r>
+      <w:r>
+        <w:t xml:space="preserve">indices of</w:t>
+      </w:r>
+      <w:r>
+        <w:t xml:space="preserve"> </w:t>
+      </w:r>
+      <m:oMath>
+        <m:r>
+          <m:t>I</m:t>
+        </m:r>
+      </m:oMath>
+      <w:r>
+        <w:t xml:space="preserve">,</w:t>
+      </w:r>
+      <w:r>
+        <w:t xml:space="preserve"> </w:t>
+      </w:r>
+      <w:r>
+        <w:t xml:space="preserve">so each fold holds exactly one index.</w:t>
+      </w:r>
+      <w:r>
+        <w:t xml:space="preserve"> </w:t>
+      </w:r>
+      <w:r>
+        <w:t xml:space="preserve">(A partition of</w:t>
+      </w:r>
+      <w:r>
+        <w:t xml:space="preserve"> </w:t>
+      </w:r>
+      <m:oMath>
+        <m:r>
+          <m:t>n</m:t>
+        </m:r>
+      </m:oMath>
+      <w:r>
+        <w:t xml:space="preserve"> </w:t>
+      </w:r>
+      <w:r>
+        <w:t xml:space="preserve">indices into</w:t>
+      </w:r>
+      <w:r>
+        <w:t xml:space="preserve"> </w:t>
+      </w:r>
+      <m:oMath>
+        <m:r>
+          <m:t>n</m:t>
+        </m:r>
+      </m:oMath>
+      <w:r>
+        <w:t xml:space="preserve"> </w:t>
+      </w:r>
+      <w:r>
+        <w:t xml:space="preserve">nonempty, disjoint subsets has one index per subset.)</w:t>
+      </w:r>
+    </w:p>
+    <w:p>
+      <w:pPr>
+        <w:numPr>
+          <w:ilvl w:val="0"/>
+          <w:numId w:val="1015"/>
+        </w:numPr>
+      </w:pPr>
+      <w:r>
+        <w:t xml:space="preserve">For observation</w:t>
+      </w:r>
+      <w:r>
+        <w:t xml:space="preserve"> </w:t>
+      </w:r>
+      <m:oMath>
+        <m:r>
+          <m:t>i</m:t>
+        </m:r>
+      </m:oMath>
+      <w:r>
+        <w:t xml:space="preserve">,</w:t>
+      </w:r>
+      <w:r>
+        <w:t xml:space="preserve"> </w:t>
+      </w:r>
+      <w:hyperlink w:anchor="eq-fold-assignment">
+        <w:r>
+          <w:rPr>
+            <w:rStyle w:val="Hyperlink"/>
+          </w:rPr>
+          <w:t xml:space="preserve">Equation 29</w:t>
+        </w:r>
+      </w:hyperlink>
+      <w:r>
+        <w:t xml:space="preserve"> </w:t>
+      </w:r>
+      <w:r>
+        <w:t xml:space="preserve">gives</w:t>
+      </w:r>
+      <w:r>
+        <w:t xml:space="preserve"> </w:t>
+      </w:r>
+      <m:oMath>
+        <m:r>
+          <m:t>i</m:t>
+        </m:r>
+        <m:r>
+          <m:rPr>
+            <m:sty m:val="p"/>
+          </m:rPr>
+          <m:t>∈</m:t>
+        </m:r>
+        <m:sSub>
+          <m:e>
+            <m:r>
+              <m:rPr>
+                <m:scr m:val="script"/>
+                <m:sty m:val="p"/>
+              </m:rPr>
+              <m:t>F</m:t>
+            </m:r>
+          </m:e>
+          <m:sub>
+            <m:r>
+              <m:t>κ</m:t>
+            </m:r>
+            <m:r>
+              <m:rPr>
+                <m:sty m:val="p"/>
+              </m:rPr>
+              <m:t>(</m:t>
+            </m:r>
+            <m:r>
+              <m:t>i</m:t>
+            </m:r>
+            <m:r>
+              <m:rPr>
+                <m:sty m:val="p"/>
+              </m:rPr>
+              <m:t>)</m:t>
+            </m:r>
+          </m:sub>
+        </m:sSub>
+      </m:oMath>
+      <w:r>
+        <w:t xml:space="preserve">,</w:t>
+      </w:r>
+      <w:r>
+        <w:t xml:space="preserve"> </w:t>
+      </w:r>
+      <w:r>
+        <w:t xml:space="preserve">so</w:t>
+      </w:r>
+      <w:r>
+        <w:t xml:space="preserve"> </w:t>
+      </w:r>
+      <m:oMath>
+        <m:sSub>
+          <m:e>
+            <m:r>
+              <m:rPr>
+                <m:scr m:val="script"/>
+                <m:sty m:val="p"/>
+              </m:rPr>
+              <m:t>F</m:t>
+            </m:r>
+          </m:e>
+          <m:sub>
+            <m:r>
+              <m:t>κ</m:t>
+            </m:r>
+            <m:r>
+              <m:rPr>
+                <m:sty m:val="p"/>
+              </m:rPr>
+              <m:t>(</m:t>
+            </m:r>
+            <m:r>
+              <m:t>i</m:t>
+            </m:r>
+            <m:r>
+              <m:rPr>
+                <m:sty m:val="p"/>
+              </m:rPr>
+              <m:t>)</m:t>
+            </m:r>
+          </m:sub>
+        </m:sSub>
+        <m:r>
+          <m:rPr>
+            <m:sty m:val="p"/>
+          </m:rPr>
+          <m:t>=</m:t>
+        </m:r>
+        <m:r>
+          <m:t>​</m:t>
+        </m:r>
+        <m:d>
+          <m:dPr>
+            <m:begChr m:val="{"/>
+            <m:sepChr m:val=""/>
+            <m:endChr m:val="}"/>
+            <m:grow/>
+          </m:dPr>
+          <m:e>
+            <m:r>
+              <m:t>i</m:t>
+            </m:r>
+          </m:e>
+        </m:d>
+        <m:r>
+          <m:t>​</m:t>
+        </m:r>
+      </m:oMath>
+      <w:r>
+        <w:t xml:space="preserve">.</w:t>
+      </w:r>
+      <w:r>
+        <w:t xml:space="preserve"> </w:t>
+      </w:r>
+      <w:r>
+        <w:t xml:space="preserve">(Fold</w:t>
+      </w:r>
+      <w:r>
+        <w:t xml:space="preserve"> </w:t>
+      </w:r>
+      <m:oMath>
+        <m:r>
+          <m:t>κ</m:t>
+        </m:r>
+        <m:r>
+          <m:rPr>
+            <m:sty m:val="p"/>
+          </m:rPr>
+          <m:t>(</m:t>
+        </m:r>
+        <m:r>
+          <m:t>i</m:t>
+        </m:r>
+        <m:r>
+          <m:rPr>
+            <m:sty m:val="p"/>
+          </m:rPr>
+          <m:t>)</m:t>
+        </m:r>
+      </m:oMath>
+      <w:r>
+        <w:t xml:space="preserve"> </w:t>
+      </w:r>
+      <w:r>
+        <w:t xml:space="preserve">holds one index, and that index is</w:t>
+      </w:r>
+      <w:r>
+        <w:t xml:space="preserve"> </w:t>
+      </w:r>
+      <m:oMath>
+        <m:r>
+          <m:t>i</m:t>
+        </m:r>
+      </m:oMath>
+      <w:r>
+        <w:t xml:space="preserve">.)</w:t>
+      </w:r>
+    </w:p>
+    <w:p>
+      <w:pPr>
+        <w:numPr>
+          <w:ilvl w:val="0"/>
+          <w:numId w:val="1015"/>
+        </w:numPr>
+      </w:pPr>
+      <w:r>
+        <w:t xml:space="preserve">Let</w:t>
+      </w:r>
+      <w:r>
+        <w:t xml:space="preserve"> </w:t>
+      </w:r>
+      <m:oMath>
+        <m:r>
+          <m:t>g</m:t>
+        </m:r>
+      </m:oMath>
+      <w:r>
+        <w:t xml:space="preserve"> </w:t>
+      </w:r>
+      <w:r>
+        <w:t xml:space="preserve">be the</w:t>
+      </w:r>
+      <w:r>
+        <w:t xml:space="preserve"> </w:t>
+      </w:r>
+      <w:hyperlink w:anchor="def-fitting-procedure">
+        <w:r>
+          <w:rPr>
+            <w:rStyle w:val="Hyperlink"/>
+          </w:rPr>
+          <w:t xml:space="preserve">fitting procedure</w:t>
+        </w:r>
+      </w:hyperlink>
+      <w:r>
+        <w:t xml:space="preserve">,</w:t>
+      </w:r>
+      <w:r>
+        <w:t xml:space="preserve"> </w:t>
+      </w:r>
+      <w:r>
+        <w:t xml:space="preserve">the rule that maps a training set to a fitted prediction rule.</w:t>
+      </w:r>
+      <w:r>
+        <w:t xml:space="preserve"> </w:t>
+      </w:r>
+      <w:r>
+        <w:t xml:space="preserve">The</w:t>
+      </w:r>
+      <w:r>
+        <w:t xml:space="preserve"> </w:t>
+      </w:r>
+      <w:hyperlink w:anchor="def-fold-out-rule">
+        <w:r>
+          <w:rPr>
+            <w:rStyle w:val="Hyperlink"/>
+          </w:rPr>
+          <w:t xml:space="preserve">fold-out rule</w:t>
+        </w:r>
+      </w:hyperlink>
+      <w:r>
+        <w:t xml:space="preserve"> </w:t>
+      </w:r>
+      <w:r>
+        <w:t xml:space="preserve">of observation</w:t>
+      </w:r>
+      <w:r>
+        <w:t xml:space="preserve"> </w:t>
+      </w:r>
+      <m:oMath>
+        <m:r>
+          <m:t>i</m:t>
+        </m:r>
+      </m:oMath>
+      <w:r>
+        <w:t xml:space="preserve"> </w:t>
+      </w:r>
+      <w:r>
+        <w:t xml:space="preserve">is then</w:t>
+      </w:r>
+      <w:r>
+        <w:t xml:space="preserve"> </w:t>
+      </w:r>
+      <m:oMath>
+        <m:sSup>
+          <m:e>
+            <m:acc>
+              <m:accPr>
+                <m:chr m:val="̂"/>
+              </m:accPr>
+              <m:e>
+                <m:r>
+                  <m:t>y</m:t>
+                </m:r>
+              </m:e>
+            </m:acc>
+          </m:e>
+          <m:sup>
+            <m:r>
+              <m:rPr>
+                <m:sty m:val="p"/>
+              </m:rPr>
+              <m:t>(</m:t>
+            </m:r>
+            <m:r>
+              <m:rPr>
+                <m:sty m:val="p"/>
+              </m:rPr>
+              <m:t>−</m:t>
+            </m:r>
+            <m:r>
+              <m:t>κ</m:t>
+            </m:r>
+            <m:r>
+              <m:rPr>
+                <m:sty m:val="p"/>
+              </m:rPr>
+              <m:t>(</m:t>
+            </m:r>
+            <m:r>
+              <m:t>i</m:t>
+            </m:r>
+            <m:r>
+              <m:rPr>
+                <m:sty m:val="p"/>
+              </m:rPr>
+              <m:t>)</m:t>
+            </m:r>
+            <m:r>
+              <m:rPr>
+                <m:sty m:val="p"/>
+              </m:rPr>
+              <m:t>)</m:t>
+            </m:r>
+          </m:sup>
+        </m:sSup>
+        <m:r>
+          <m:t>​</m:t>
+        </m:r>
+        <m:d>
+          <m:dPr>
+            <m:begChr m:val="("/>
+            <m:sepChr m:val=""/>
+            <m:endChr m:val=")"/>
+            <m:grow/>
+          </m:dPr>
+          <m:e>
+            <m:r>
+              <m:t>x</m:t>
+            </m:r>
+          </m:e>
+        </m:d>
+        <m:r>
+          <m:t>​</m:t>
+        </m:r>
+        <m:r>
+          <m:rPr>
+            <m:sty m:val="p"/>
+          </m:rPr>
+          <m:t>=</m:t>
+        </m:r>
+        <m:r>
+          <m:t>g</m:t>
+        </m:r>
+        <m:r>
+          <m:t>​</m:t>
+        </m:r>
+        <m:d>
+          <m:dPr>
+            <m:begChr m:val="("/>
+            <m:sepChr m:val=""/>
+            <m:endChr m:val=")"/>
+            <m:grow/>
+          </m:dPr>
+          <m:e>
+            <m:r>
+              <m:t>x</m:t>
+            </m:r>
+            <m:r>
+              <m:rPr>
+                <m:sty m:val="p"/>
+              </m:rPr>
+              <m:t>;</m:t>
+            </m:r>
+            <m:r>
+              <m:t>​</m:t>
+            </m:r>
+            <m:d>
+              <m:dPr>
+                <m:begChr m:val="("/>
+                <m:sepChr m:val=""/>
+                <m:endChr m:val=")"/>
+                <m:grow/>
+              </m:dPr>
+              <m:e>
+                <m:r>
+                  <m:rPr>
+                    <m:sty m:val="p"/>
+                  </m:rPr>
+                  <m:t>(</m:t>
+                </m:r>
+                <m:sSub>
+                  <m:e>
+                    <m:r>
+                      <m:t>x</m:t>
+                    </m:r>
+                  </m:e>
+                  <m:sub>
+                    <m:sSup>
+                      <m:e>
+                        <m:r>
+                          <m:t>i</m:t>
+                        </m:r>
+                      </m:e>
+                      <m:sup>
+                        <m:r>
+                          <m:rPr>
+                            <m:sty m:val="p"/>
+                          </m:rPr>
+                          <m:t>′</m:t>
+                        </m:r>
+                      </m:sup>
+                    </m:sSup>
+                  </m:sub>
+                </m:sSub>
+                <m:r>
+                  <m:rPr>
+                    <m:sty m:val="p"/>
+                  </m:rPr>
+                  <m:t>,</m:t>
+                </m:r>
+                <m:sSub>
+                  <m:e>
+                    <m:r>
+                      <m:t>y</m:t>
+                    </m:r>
+                  </m:e>
+                  <m:sub>
+                    <m:sSup>
+                      <m:e>
+                        <m:r>
+                          <m:t>i</m:t>
+                        </m:r>
+                      </m:e>
+                      <m:sup>
+                        <m:r>
+                          <m:rPr>
+                            <m:sty m:val="p"/>
+                          </m:rPr>
+                          <m:t>′</m:t>
+                        </m:r>
+                      </m:sup>
+                    </m:sSup>
+                  </m:sub>
+                </m:sSub>
+                <m:r>
+                  <m:rPr>
+                    <m:sty m:val="p"/>
+                  </m:rPr>
+                  <m:t>)</m:t>
+                </m:r>
+              </m:e>
+            </m:d>
+            <m:sSub>
+              <m:e>
+                <m:r>
+                  <m:t>​</m:t>
+                </m:r>
+              </m:e>
+              <m:sub>
+                <m:sSup>
+                  <m:e>
+                    <m:r>
+                      <m:t>i</m:t>
+                    </m:r>
+                  </m:e>
+                  <m:sup>
+                    <m:r>
+                      <m:rPr>
+                        <m:sty m:val="p"/>
+                      </m:rPr>
+                      <m:t>′</m:t>
+                    </m:r>
+                  </m:sup>
+                </m:sSup>
+                <m:r>
+                  <m:rPr>
+                    <m:sty m:val="p"/>
+                  </m:rPr>
+                  <m:t>∈</m:t>
+                </m:r>
+                <m:r>
+                  <m:t>I</m:t>
+                </m:r>
+                <m:r>
+                  <m:rPr>
+                    <m:sty m:val="p"/>
+                  </m:rPr>
+                  <m:t>\</m:t>
+                </m:r>
+                <m:r>
+                  <m:t>​</m:t>
+                </m:r>
+                <m:d>
+                  <m:dPr>
+                    <m:begChr m:val="{"/>
+                    <m:sepChr m:val=""/>
+                    <m:endChr m:val="}"/>
+                    <m:grow/>
+                  </m:dPr>
+                  <m:e>
+                    <m:r>
+                      <m:t>i</m:t>
+                    </m:r>
+                  </m:e>
+                </m:d>
+                <m:r>
+                  <m:t>​</m:t>
+                </m:r>
+              </m:sub>
+            </m:sSub>
+          </m:e>
+        </m:d>
+        <m:r>
+          <m:t>​</m:t>
+        </m:r>
+      </m:oMath>
+      <w:r>
+        <w:t xml:space="preserve">.</w:t>
+      </w:r>
+      <w:r>
+        <w:t xml:space="preserve"> </w:t>
+      </w:r>
+      <w:r>
+        <w:t xml:space="preserve">(</w:t>
+      </w:r>
+      <w:hyperlink w:anchor="eq-fold-out-rule">
+        <w:r>
+          <w:rPr>
+            <w:rStyle w:val="Hyperlink"/>
+          </w:rPr>
+          <w:t xml:space="preserve">Equation 30</w:t>
+        </w:r>
+      </w:hyperlink>
+      <w:r>
+        <w:t xml:space="preserve"> </w:t>
+      </w:r>
+      <w:r>
+        <w:t xml:space="preserve">with</w:t>
+      </w:r>
+      <w:r>
+        <w:t xml:space="preserve"> </w:t>
+      </w:r>
+      <m:oMath>
+        <m:sSub>
+          <m:e>
+            <m:r>
+              <m:rPr>
+                <m:scr m:val="script"/>
+                <m:sty m:val="p"/>
+              </m:rPr>
+              <m:t>F</m:t>
+            </m:r>
+          </m:e>
+          <m:sub>
+            <m:r>
+              <m:t>κ</m:t>
+            </m:r>
+            <m:r>
+              <m:rPr>
+                <m:sty m:val="p"/>
+              </m:rPr>
+              <m:t>(</m:t>
+            </m:r>
+            <m:r>
+              <m:t>i</m:t>
+            </m:r>
+            <m:r>
+              <m:rPr>
+                <m:sty m:val="p"/>
+              </m:rPr>
+              <m:t>)</m:t>
+            </m:r>
+          </m:sub>
+        </m:sSub>
+        <m:r>
+          <m:rPr>
+            <m:sty m:val="p"/>
+          </m:rPr>
+          <m:t>=</m:t>
+        </m:r>
+        <m:r>
+          <m:t>​</m:t>
+        </m:r>
+        <m:d>
+          <m:dPr>
+            <m:begChr m:val="{"/>
+            <m:sepChr m:val=""/>
+            <m:endChr m:val="}"/>
+            <m:grow/>
+          </m:dPr>
+          <m:e>
+            <m:r>
+              <m:t>i</m:t>
+            </m:r>
+          </m:e>
+        </m:d>
+        <m:r>
+          <m:t>​</m:t>
+        </m:r>
+      </m:oMath>
+      <w:r>
+        <w:t xml:space="preserve">.)</w:t>
+      </w:r>
+    </w:p>
+    <w:p>
+      <w:pPr>
+        <w:numPr>
+          <w:ilvl w:val="0"/>
+          <w:numId w:val="1015"/>
+        </w:numPr>
+      </w:pPr>
+      <w:r>
+        <w:t xml:space="preserve">This rule is fitted to every observation except observation</w:t>
+      </w:r>
+      <w:r>
+        <w:t xml:space="preserve"> </w:t>
+      </w:r>
+      <m:oMath>
+        <m:r>
+          <m:t>i</m:t>
+        </m:r>
+      </m:oMath>
+      <w:r>
+        <w:t xml:space="preserve">,</w:t>
+      </w:r>
+      <w:r>
+        <w:t xml:space="preserve"> </w:t>
+      </w:r>
+      <w:r>
+        <w:t xml:space="preserve">and it does not involve</w:t>
+      </w:r>
+      <w:r>
+        <w:t xml:space="preserve"> </w:t>
+      </w:r>
+      <m:oMath>
+        <m:r>
+          <m:t>κ</m:t>
+        </m:r>
+        <m:r>
+          <m:rPr>
+            <m:sty m:val="p"/>
+          </m:rPr>
+          <m:t>(</m:t>
+        </m:r>
+        <m:r>
+          <m:t>i</m:t>
+        </m:r>
+        <m:r>
+          <m:rPr>
+            <m:sty m:val="p"/>
+          </m:rPr>
+          <m:t>)</m:t>
+        </m:r>
+      </m:oMath>
+      <w:r>
+        <w:t xml:space="preserve"> </w:t>
+      </w:r>
+      <w:r>
+        <w:t xml:space="preserve">itself.</w:t>
+      </w:r>
+      <w:r>
+        <w:t xml:space="preserve"> </w:t>
+      </w:r>
+      <w:r>
+        <w:t xml:space="preserve">(Step 3 depends on</w:t>
+      </w:r>
+      <w:r>
+        <w:t xml:space="preserve"> </w:t>
+      </w:r>
+      <m:oMath>
+        <m:r>
+          <m:t>i</m:t>
+        </m:r>
+      </m:oMath>
+      <w:r>
+        <w:t xml:space="preserve"> </w:t>
+      </w:r>
+      <w:r>
+        <w:t xml:space="preserve">and</w:t>
+      </w:r>
+      <w:r>
+        <w:t xml:space="preserve"> </w:t>
+      </w:r>
+      <m:oMath>
+        <m:r>
+          <m:t>g</m:t>
+        </m:r>
+      </m:oMath>
+      <w:r>
+        <w:t xml:space="preserve"> </w:t>
+      </w:r>
+      <w:r>
+        <w:t xml:space="preserve">only.)</w:t>
+      </w:r>
+    </w:p>
+    <w:p>
+      <w:pPr>
+        <w:numPr>
+          <w:ilvl w:val="0"/>
+          <w:numId w:val="1015"/>
+        </w:numPr>
+      </w:pPr>
+      <w:r>
+        <w:t xml:space="preserve">Hence each term</w:t>
+      </w:r>
+      <w:r>
+        <w:t xml:space="preserve"> </w:t>
+      </w:r>
+      <m:oMath>
+        <m:sSup>
+          <m:e>
+            <m:r>
+              <m:t>​</m:t>
+            </m:r>
+            <m:d>
+              <m:dPr>
+                <m:begChr m:val="("/>
+                <m:sepChr m:val=""/>
+                <m:endChr m:val=")"/>
+                <m:grow/>
+              </m:dPr>
+              <m:e>
+                <m:sSup>
+                  <m:e>
+                    <m:acc>
+                      <m:accPr>
+                        <m:chr m:val="̂"/>
+                      </m:accPr>
+                      <m:e>
+                        <m:r>
+                          <m:t>y</m:t>
+                        </m:r>
+                      </m:e>
+                    </m:acc>
+                  </m:e>
+                  <m:sup>
+                    <m:r>
+                      <m:rPr>
+                        <m:sty m:val="p"/>
+                      </m:rPr>
+                      <m:t>(</m:t>
+                    </m:r>
+                    <m:r>
+                      <m:rPr>
+                        <m:sty m:val="p"/>
+                      </m:rPr>
+                      <m:t>−</m:t>
+                    </m:r>
+                    <m:r>
+                      <m:t>κ</m:t>
+                    </m:r>
+                    <m:r>
+                      <m:rPr>
+                        <m:sty m:val="p"/>
+                      </m:rPr>
+                      <m:t>(</m:t>
+                    </m:r>
+                    <m:r>
+                      <m:t>i</m:t>
+                    </m:r>
+                    <m:r>
+                      <m:rPr>
+                        <m:sty m:val="p"/>
+                      </m:rPr>
+                      <m:t>)</m:t>
+                    </m:r>
+                    <m:r>
+                      <m:rPr>
+                        <m:sty m:val="p"/>
+                      </m:rPr>
+                      <m:t>)</m:t>
+                    </m:r>
+                  </m:sup>
+                </m:sSup>
+                <m:r>
+                  <m:t>​</m:t>
+                </m:r>
+                <m:d>
+                  <m:dPr>
+                    <m:begChr m:val="("/>
+                    <m:sepChr m:val=""/>
+                    <m:endChr m:val=")"/>
+                    <m:grow/>
+                  </m:dPr>
+                  <m:e>
+                    <m:sSub>
+                      <m:e>
+                        <m:r>
+                          <m:t>x</m:t>
+                        </m:r>
+                      </m:e>
+                      <m:sub>
+                        <m:r>
+                          <m:t>i</m:t>
+                        </m:r>
+                      </m:sub>
+                    </m:sSub>
+                  </m:e>
+                </m:d>
+                <m:r>
+                  <m:t>​</m:t>
+                </m:r>
+                <m:r>
+                  <m:rPr>
+                    <m:sty m:val="p"/>
+                  </m:rPr>
+                  <m:t>−</m:t>
+                </m:r>
+                <m:sSub>
+                  <m:e>
+                    <m:r>
+                      <m:t>y</m:t>
+                    </m:r>
+                  </m:e>
+                  <m:sub>
+                    <m:r>
+                      <m:t>i</m:t>
+                    </m:r>
+                  </m:sub>
+                </m:sSub>
+              </m:e>
+            </m:d>
+            <m:r>
+              <m:t>​</m:t>
+            </m:r>
+          </m:e>
+          <m:sup>
+            <m:r>
+              <m:t>2</m:t>
+            </m:r>
+          </m:sup>
+        </m:sSup>
+      </m:oMath>
+      <w:r>
+        <w:t xml:space="preserve"> </w:t>
+      </w:r>
+      <w:r>
+        <w:t xml:space="preserve">of</w:t>
+      </w:r>
+      <w:r>
+        <w:t xml:space="preserve"> </w:t>
+      </w:r>
+      <w:hyperlink w:anchor="eq-cv-estimate">
+        <w:r>
+          <w:rPr>
+            <w:rStyle w:val="Hyperlink"/>
+          </w:rPr>
+          <w:t xml:space="preserve">Equation 31</w:t>
+        </w:r>
+      </w:hyperlink>
+      <w:r>
+        <w:t xml:space="preserve"> </w:t>
+      </w:r>
+      <w:r>
+        <w:t xml:space="preserve">is the same</w:t>
+      </w:r>
+      <w:r>
+        <w:t xml:space="preserve"> </w:t>
+      </w:r>
+      <w:r>
+        <w:t xml:space="preserve">for every fold assignment.</w:t>
+      </w:r>
+      <w:r>
+        <w:t xml:space="preserve"> </w:t>
+      </w:r>
+      <w:r>
+        <w:t xml:space="preserve">(Each term is a function of the rule in step 4,</w:t>
+      </w:r>
+      <w:r>
+        <w:t xml:space="preserve"> </w:t>
+      </w:r>
+      <m:oMath>
+        <m:sSub>
+          <m:e>
+            <m:r>
+              <m:t>x</m:t>
+            </m:r>
+          </m:e>
+          <m:sub>
+            <m:r>
+              <m:t>i</m:t>
+            </m:r>
+          </m:sub>
+        </m:sSub>
+      </m:oMath>
+      <w:r>
+        <w:t xml:space="preserve"> </w:t>
+      </w:r>
+      <w:r>
+        <w:t xml:space="preserve">and</w:t>
+      </w:r>
+      <w:r>
+        <w:t xml:space="preserve"> </w:t>
+      </w:r>
+      <m:oMath>
+        <m:sSub>
+          <m:e>
+            <m:r>
+              <m:t>y</m:t>
+            </m:r>
+          </m:e>
+          <m:sub>
+            <m:r>
+              <m:t>i</m:t>
+            </m:r>
+          </m:sub>
+        </m:sSub>
+      </m:oMath>
+      <w:r>
+        <w:t xml:space="preserve">.)</w:t>
+      </w:r>
+    </w:p>
+    <w:p>
+      <w:pPr>
+        <w:numPr>
+          <w:ilvl w:val="0"/>
+          <w:numId w:val="1015"/>
+        </w:numPr>
+      </w:pPr>
+      <w:r>
+        <w:t xml:space="preserve">Therefore the sum over</w:t>
+      </w:r>
+      <w:r>
+        <w:t xml:space="preserve"> </w:t>
+      </w:r>
+      <m:oMath>
+        <m:r>
+          <m:t>i</m:t>
+        </m:r>
+        <m:r>
+          <m:rPr>
+            <m:sty m:val="p"/>
+          </m:rPr>
+          <m:t>∈</m:t>
+        </m:r>
+        <m:r>
+          <m:t>I</m:t>
+        </m:r>
+      </m:oMath>
+      <w:r>
+        <w:t xml:space="preserve"> </w:t>
+      </w:r>
+      <w:r>
+        <w:t xml:space="preserve">in</w:t>
+      </w:r>
+      <w:r>
+        <w:t xml:space="preserve"> </w:t>
+      </w:r>
+      <w:hyperlink w:anchor="eq-cv-estimate">
+        <w:r>
+          <w:rPr>
+            <w:rStyle w:val="Hyperlink"/>
+          </w:rPr>
+          <w:t xml:space="preserve">Equation 31</w:t>
+        </w:r>
+      </w:hyperlink>
+      <w:r>
+        <w:t xml:space="preserve">,</w:t>
+      </w:r>
+      <w:r>
+        <w:t xml:space="preserve"> </w:t>
+      </w:r>
+      <w:r>
+        <w:t xml:space="preserve">and its factor</w:t>
+      </w:r>
+      <w:r>
+        <w:t xml:space="preserve"> </w:t>
+      </w:r>
+      <m:oMath>
+        <m:r>
+          <m:t>1</m:t>
+        </m:r>
+        <m:r>
+          <m:rPr>
+            <m:sty m:val="p"/>
+          </m:rPr>
+          <m:t>/</m:t>
+        </m:r>
+        <m:r>
+          <m:t>n</m:t>
+        </m:r>
+      </m:oMath>
+      <w:r>
+        <w:t xml:space="preserve">, are the same for every fold assignment:</w:t>
+      </w:r>
+    </w:p>
+    <w:p>
+      <w:pPr>
+        <w:pStyle w:val="BodyText"/>
+      </w:pPr>
+      <m:oMathPara>
+        <m:oMathParaPr>
+          <m:jc m:val="center"/>
+        </m:oMathParaPr>
+        <m:oMath>
+          <m:sSub>
+            <m:e>
+              <m:acc>
+                <m:accPr>
+                  <m:chr m:val="̂"/>
+                </m:accPr>
+                <m:e>
+                  <m:r>
+                    <m:rPr>
+                      <m:sty m:val="p"/>
+                    </m:rPr>
+                    <m:t>Err</m:t>
+                  </m:r>
+                </m:e>
+              </m:acc>
+            </m:e>
+            <m:sub>
+              <m:r>
+                <m:rPr>
+                  <m:nor/>
+                  <m:sty m:val="p"/>
+                </m:rPr>
+                <m:t>CV</m:t>
+              </m:r>
+              <m:r>
+                <m:rPr>
+                  <m:sty m:val="p"/>
+                </m:rPr>
+                <m:t>(</m:t>
+              </m:r>
+              <m:r>
+                <m:t>n</m:t>
+              </m:r>
+              <m:r>
+                <m:rPr>
+                  <m:sty m:val="p"/>
+                </m:rPr>
+                <m:t>)</m:t>
+              </m:r>
+            </m:sub>
+          </m:sSub>
+          <m:r>
+            <m:rPr>
+              <m:sty m:val="p"/>
+            </m:rPr>
+            <m:t>=</m:t>
+          </m:r>
+          <m:f>
+            <m:fPr>
+              <m:type m:val="bar"/>
+            </m:fPr>
+            <m:num>
+              <m:r>
+                <m:t>1</m:t>
+              </m:r>
+            </m:num>
+            <m:den>
+              <m:r>
+                <m:t>n</m:t>
+              </m:r>
+            </m:den>
+          </m:f>
+          <m:nary>
+            <m:naryPr>
+              <m:chr m:val="∑"/>
+              <m:limLoc m:val="undOvr"/>
+              <m:subHide m:val="off"/>
+              <m:supHide m:val="on"/>
+            </m:naryPr>
+            <m:sub>
+              <m:r>
+                <m:t>i</m:t>
+              </m:r>
+              <m:r>
+                <m:rPr>
+                  <m:sty m:val="p"/>
+                </m:rPr>
+                <m:t>∈</m:t>
+              </m:r>
+              <m:r>
+                <m:t>I</m:t>
+              </m:r>
+            </m:sub>
+            <m:sup>
+              <m:r>
+                <m:t>​</m:t>
+              </m:r>
+            </m:sup>
+            <m:e>
+              <m:sSup>
+                <m:e>
+                  <m:r>
+                    <m:t>​</m:t>
+                  </m:r>
+                  <m:d>
+                    <m:dPr>
+                      <m:begChr m:val="("/>
+                      <m:sepChr m:val=""/>
+                      <m:endChr m:val=")"/>
+                      <m:grow/>
+                    </m:dPr>
+                    <m:e>
+                      <m:sSup>
+                        <m:e>
+                          <m:acc>
+                            <m:accPr>
+                              <m:chr m:val="̂"/>
+                            </m:accPr>
+                            <m:e>
+                              <m:r>
+                                <m:t>y</m:t>
+                              </m:r>
+                            </m:e>
+                          </m:acc>
+                        </m:e>
+                        <m:sup>
+                          <m:r>
+                            <m:rPr>
+                              <m:sty m:val="p"/>
+                            </m:rPr>
+                            <m:t>(</m:t>
+                          </m:r>
+                          <m:r>
+                            <m:rPr>
+                              <m:sty m:val="p"/>
+                            </m:rPr>
+                            <m:t>−</m:t>
+                          </m:r>
+                          <m:r>
+                            <m:t>κ</m:t>
+                          </m:r>
+                          <m:r>
+                            <m:rPr>
+                              <m:sty m:val="p"/>
+                            </m:rPr>
+                            <m:t>(</m:t>
+                          </m:r>
+                          <m:r>
+                            <m:t>i</m:t>
+                          </m:r>
+                          <m:r>
+                            <m:rPr>
+                              <m:sty m:val="p"/>
+                            </m:rPr>
+                            <m:t>)</m:t>
+                          </m:r>
+                          <m:r>
+                            <m:rPr>
+                              <m:sty m:val="p"/>
+                            </m:rPr>
+                            <m:t>)</m:t>
+                          </m:r>
+                        </m:sup>
+                      </m:sSup>
+                      <m:r>
+                        <m:t>​</m:t>
+                      </m:r>
+                      <m:d>
+                        <m:dPr>
+                          <m:begChr m:val="("/>
+                          <m:sepChr m:val=""/>
+                          <m:endChr m:val=")"/>
+                          <m:grow/>
+                        </m:dPr>
+                        <m:e>
+                          <m:sSub>
+                            <m:e>
+                              <m:r>
+                                <m:t>x</m:t>
+                              </m:r>
+                            </m:e>
+                            <m:sub>
+                              <m:r>
+                                <m:t>i</m:t>
+                              </m:r>
+                            </m:sub>
+                          </m:sSub>
+                        </m:e>
+                      </m:d>
+                      <m:r>
+                        <m:t>​</m:t>
+                      </m:r>
+                      <m:r>
+                        <m:rPr>
+                          <m:sty m:val="p"/>
+                        </m:rPr>
+                        <m:t>−</m:t>
+                      </m:r>
+                      <m:sSub>
+                        <m:e>
+                          <m:r>
+                            <m:t>y</m:t>
+                          </m:r>
+                        </m:e>
+                        <m:sub>
+                          <m:r>
+                            <m:t>i</m:t>
+                          </m:r>
+                        </m:sub>
+                      </m:sSub>
+                    </m:e>
+                  </m:d>
+                  <m:r>
+                    <m:t>​</m:t>
+                  </m:r>
+                </m:e>
+                <m:sup>
+                  <m:r>
+                    <m:t>2</m:t>
+                  </m:r>
+                </m:sup>
+              </m:sSup>
+            </m:e>
+          </m:nary>
+          <m:r>
+            <m:rPr>
+              <m:sty m:val="p"/>
+            </m:rPr>
+            <m:t>.</m:t>
+          </m:r>
+        </m:oMath>
+      </m:oMathPara>
+    </w:p>
+    <w:p>
+      <w:pPr>
+        <w:numPr>
+          <w:ilvl w:val="0"/>
+          <w:numId w:val="1000"/>
+        </w:numPr>
+      </w:pPr>
+      <w:r>
+        <w:t xml:space="preserve">Different assignments give the same</w:t>
+      </w:r>
+      <w:r>
+        <w:t xml:space="preserve"> </w:t>
+      </w:r>
+      <m:oMath>
+        <m:r>
+          <m:t>n</m:t>
+        </m:r>
+      </m:oMath>
+      <w:r>
+        <w:t xml:space="preserve"> </w:t>
+      </w:r>
+      <w:r>
+        <w:t xml:space="preserve">fits, with the folds numbered differently.</w:t>
+      </w:r>
+    </w:p>
+    <w:bookmarkStart w:id="207" w:name="def-term-vector"/>
+    <w:p>
+      <w:pPr>
+        <w:pStyle w:val="FirstParagraph"/>
       </w:pPr>
       <w:r>
         <w:rPr>
@@ -54057,7 +55933,7 @@
       <w:pPr>
         <w:pStyle w:val="BodyText"/>
       </w:pPr>
-      <w:bookmarkStart w:id="205" w:name="eq-term-vector"/>
+      <w:bookmarkStart w:id="206" w:name="eq-term-vector"/>
       <m:oMathPara>
         <m:oMathParaPr>
           <m:jc m:val="center"/>
@@ -54257,10 +56133,10 @@
           </m:r>
         </m:oMath>
       </m:oMathPara>
-      <w:bookmarkEnd w:id="205"/>
+      <w:bookmarkEnd w:id="206"/>
     </w:p>
-    <w:bookmarkEnd w:id="206"/>
-    <w:bookmarkStart w:id="208" w:name="rem-term-vector"/>
+    <w:bookmarkEnd w:id="207"/>
+    <w:bookmarkStart w:id="209" w:name="rem-term-vector"/>
     <w:p>
       <w:pPr>
         <w:pStyle w:val="FirstParagraph"/>
@@ -54353,7 +56229,7 @@
       <w:r>
         <w:t xml:space="preserve"> </w:t>
       </w:r>
-      <w:hyperlink r:id="rId207">
+      <w:hyperlink r:id="rId208">
         <w:r>
           <w:rPr>
             <w:rStyle w:val="Hyperlink"/>
@@ -54389,8 +56265,8 @@
         <w:t xml:space="preserve">.</w:t>
       </w:r>
     </w:p>
-    <w:bookmarkEnd w:id="208"/>
-    <w:bookmarkStart w:id="213" w:name="def-cross-product-matrix"/>
+    <w:bookmarkEnd w:id="209"/>
+    <w:bookmarkStart w:id="214" w:name="def-cross-product-matrix"/>
     <w:p>
       <w:pPr>
         <w:pStyle w:val="BodyText"/>
@@ -54512,7 +56388,7 @@
       <w:pPr>
         <w:pStyle w:val="BodyText"/>
       </w:pPr>
-      <w:bookmarkStart w:id="209" w:name="eq-cross-product-matrix"/>
+      <w:bookmarkStart w:id="210" w:name="eq-cross-product-matrix"/>
       <m:oMathPara>
         <m:oMathParaPr>
           <m:jc m:val="center"/>
@@ -54645,7 +56521,7 @@
           </m:r>
         </m:oMath>
       </m:oMathPara>
-      <w:bookmarkEnd w:id="209"/>
+      <w:bookmarkEnd w:id="210"/>
     </w:p>
     <w:tbl>
       <w:tblPr>
@@ -54688,12 +56564,12 @@
                 <wp:inline>
                   <wp:extent cx="152400" cy="152400"/>
                   <wp:effectExtent b="0" l="0" r="0" t="0"/>
-                  <wp:docPr descr="" title="" id="210" name="Picture"/>
+                  <wp:docPr descr="" title="" id="211" name="Picture"/>
                   <a:graphic>
                     <a:graphicData uri="http://schemas.openxmlformats.org/drawingml/2006/picture">
                       <pic:pic>
                         <pic:nvPicPr>
-                          <pic:cNvPr descr="/opt/quarto/share/formats/docx/note.png" id="211" name="Picture"/>
+                          <pic:cNvPr descr="/opt/quarto/share/formats/docx/note.png" id="212" name="Picture"/>
                           <pic:cNvPicPr>
                             <a:picLocks noChangeArrowheads="1" noChangeAspect="1"/>
                           </pic:cNvPicPr>
@@ -54779,7 +56655,7 @@
             <w:r>
               <w:t xml:space="preserve"> </w:t>
             </w:r>
-            <w:hyperlink r:id="rId212">
+            <w:hyperlink r:id="rId213">
               <w:r>
                 <w:rPr>
                   <w:rStyle w:val="Hyperlink"/>
@@ -54795,8 +56671,8 @@
         </w:tc>
       </w:tr>
     </w:tbl>
-    <w:bookmarkEnd w:id="213"/>
-    <w:bookmarkStart w:id="216" w:name="rem-cross-product-matrix"/>
+    <w:bookmarkEnd w:id="214"/>
+    <w:bookmarkStart w:id="217" w:name="rem-cross-product-matrix"/>
     <w:p>
       <w:pPr>
         <w:pStyle w:val="BodyText"/>
@@ -55105,12 +56981,12 @@
                 <wp:inline>
                   <wp:extent cx="152400" cy="152400"/>
                   <wp:effectExtent b="0" l="0" r="0" t="0"/>
-                  <wp:docPr descr="" title="" id="214" name="Picture"/>
+                  <wp:docPr descr="" title="" id="215" name="Picture"/>
                   <a:graphic>
                     <a:graphicData uri="http://schemas.openxmlformats.org/drawingml/2006/picture">
                       <pic:pic>
                         <pic:nvPicPr>
-                          <pic:cNvPr descr="/opt/quarto/share/formats/docx/note.png" id="215" name="Picture"/>
+                          <pic:cNvPr descr="/opt/quarto/share/formats/docx/note.png" id="216" name="Picture"/>
                           <pic:cNvPicPr>
                             <a:picLocks noChangeArrowheads="1" noChangeAspect="1"/>
                           </pic:cNvPicPr>
@@ -55196,7 +57072,7 @@
             <w:r>
               <w:t xml:space="preserve"> </w:t>
             </w:r>
-            <w:hyperlink r:id="rId212">
+            <w:hyperlink r:id="rId213">
               <w:r>
                 <w:rPr>
                   <w:rStyle w:val="Hyperlink"/>
@@ -55224,8 +57100,8 @@
         </w:tc>
       </w:tr>
     </w:tbl>
-    <w:bookmarkEnd w:id="216"/>
-    <w:bookmarkStart w:id="222" w:name="def-leverage"/>
+    <w:bookmarkEnd w:id="217"/>
+    <w:bookmarkStart w:id="223" w:name="def-leverage"/>
     <w:p>
       <w:pPr>
         <w:pStyle w:val="BodyText"/>
@@ -55246,7 +57122,7 @@
       <w:r>
         <w:t xml:space="preserve"> </w:t>
       </w:r>
-      <w:hyperlink r:id="rId217">
+      <w:hyperlink r:id="rId218">
         <w:r>
           <w:rPr>
             <w:rStyle w:val="Hyperlink"/>
@@ -55390,7 +57266,7 @@
       <w:pPr>
         <w:pStyle w:val="BodyText"/>
       </w:pPr>
-      <w:bookmarkStart w:id="218" w:name="eq-leverage"/>
+      <w:bookmarkStart w:id="219" w:name="eq-leverage"/>
       <m:oMathPara>
         <m:oMathParaPr>
           <m:jc m:val="center"/>
@@ -55521,7 +57397,7 @@
           </m:r>
         </m:oMath>
       </m:oMathPara>
-      <w:bookmarkEnd w:id="218"/>
+      <w:bookmarkEnd w:id="219"/>
     </w:p>
     <w:tbl>
       <w:tblPr>
@@ -55564,12 +57440,12 @@
                 <wp:inline>
                   <wp:extent cx="152400" cy="152400"/>
                   <wp:effectExtent b="0" l="0" r="0" t="0"/>
-                  <wp:docPr descr="" title="" id="219" name="Picture"/>
+                  <wp:docPr descr="" title="" id="220" name="Picture"/>
                   <a:graphic>
                     <a:graphicData uri="http://schemas.openxmlformats.org/drawingml/2006/picture">
                       <pic:pic>
                         <pic:nvPicPr>
-                          <pic:cNvPr descr="/opt/quarto/share/formats/docx/note.png" id="220" name="Picture"/>
+                          <pic:cNvPr descr="/opt/quarto/share/formats/docx/note.png" id="221" name="Picture"/>
                           <pic:cNvPicPr>
                             <a:picLocks noChangeArrowheads="1" noChangeAspect="1"/>
                           </pic:cNvPicPr>
@@ -55663,7 +57539,7 @@
             <w:r>
               <w:t xml:space="preserve"> </w:t>
             </w:r>
-            <w:hyperlink r:id="rId221">
+            <w:hyperlink r:id="rId222">
               <w:r>
                 <w:rPr>
                   <w:rStyle w:val="Hyperlink"/>
@@ -55679,8 +57555,8 @@
         </w:tc>
       </w:tr>
     </w:tbl>
-    <w:bookmarkEnd w:id="222"/>
-    <w:bookmarkStart w:id="226" w:name="thm-loocv-shortcut"/>
+    <w:bookmarkEnd w:id="223"/>
+    <w:bookmarkStart w:id="227" w:name="thm-loocv-shortcut"/>
     <w:p>
       <w:pPr>
         <w:pStyle w:val="BodyText"/>
@@ -55701,7 +57577,7 @@
       <w:r>
         <w:t xml:space="preserve"> </w:t>
       </w:r>
-      <w:hyperlink r:id="rId217">
+      <w:hyperlink r:id="rId218">
         <w:r>
           <w:rPr>
             <w:rStyle w:val="Hyperlink"/>
@@ -55927,7 +57803,7 @@
       <w:pPr>
         <w:pStyle w:val="BodyText"/>
       </w:pPr>
-      <w:bookmarkStart w:id="223" w:name="eq-loocv-shortcut"/>
+      <w:bookmarkStart w:id="224" w:name="eq-loocv-shortcut"/>
       <m:oMathPara>
         <m:oMathParaPr>
           <m:jc m:val="center"/>
@@ -56117,7 +57993,7 @@
           </m:r>
         </m:oMath>
       </m:oMathPara>
-      <w:bookmarkEnd w:id="223"/>
+      <w:bookmarkEnd w:id="224"/>
     </w:p>
     <w:tbl>
       <w:tblPr>
@@ -56160,12 +58036,12 @@
                 <wp:inline>
                   <wp:extent cx="152400" cy="152400"/>
                   <wp:effectExtent b="0" l="0" r="0" t="0"/>
-                  <wp:docPr descr="" title="" id="224" name="Picture"/>
+                  <wp:docPr descr="" title="" id="225" name="Picture"/>
                   <a:graphic>
                     <a:graphicData uri="http://schemas.openxmlformats.org/drawingml/2006/picture">
                       <pic:pic>
                         <pic:nvPicPr>
-                          <pic:cNvPr descr="/opt/quarto/share/formats/docx/note.png" id="225" name="Picture"/>
+                          <pic:cNvPr descr="/opt/quarto/share/formats/docx/note.png" id="226" name="Picture"/>
                           <pic:cNvPicPr>
                             <a:picLocks noChangeArrowheads="1" noChangeAspect="1"/>
                           </pic:cNvPicPr>
@@ -56259,7 +58135,7 @@
         </w:tc>
       </w:tr>
     </w:tbl>
-    <w:bookmarkEnd w:id="226"/>
+    <w:bookmarkEnd w:id="227"/>
     <w:p>
       <w:pPr>
         <w:pStyle w:val="BodyText"/>
@@ -56388,7 +58264,7 @@
         <w:t xml:space="preserve">which this page does not develop.</w:t>
       </w:r>
     </w:p>
-    <w:bookmarkStart w:id="227" w:name="exm-loocv-shortcut"/>
+    <w:bookmarkStart w:id="228" w:name="exm-loocv-shortcut"/>
     <w:p>
       <w:pPr>
         <w:pStyle w:val="BodyText"/>
@@ -57510,12 +59386,12 @@
       <w:r>
         <w:t xml:space="preserve">and because LOOCV is not random (</w:t>
       </w:r>
-      <w:hyperlink w:anchor="sol-loocv">
+      <w:hyperlink w:anchor="lem-loocv-not-random">
         <w:r>
           <w:rPr>
             <w:rStyle w:val="Hyperlink"/>
           </w:rPr>
-          <w:t xml:space="preserve">Solution 11</w:t>
+          <w:t xml:space="preserve">Lemma 1</w:t>
         </w:r>
       </w:hyperlink>
       <w:r>
@@ -57528,8 +59404,8 @@
         <w:t xml:space="preserve">rerunning it always gives the same choice.</w:t>
       </w:r>
     </w:p>
-    <w:bookmarkEnd w:id="227"/>
-    <w:bookmarkStart w:id="228" w:name="rem-loocv"/>
+    <w:bookmarkEnd w:id="228"/>
+    <w:bookmarkStart w:id="229" w:name="rem-loocv"/>
     <w:p>
       <w:pPr>
         <w:pStyle w:val="BodyText"/>
@@ -58001,9 +59877,9 @@
         <w:t xml:space="preserve">fits.</w:t>
       </w:r>
     </w:p>
-    <w:bookmarkEnd w:id="228"/>
     <w:bookmarkEnd w:id="229"/>
-    <w:bookmarkStart w:id="262" w:name="sec-cv-model-choice"/>
+    <w:bookmarkEnd w:id="230"/>
+    <w:bookmarkStart w:id="263" w:name="sec-cv-model-choice"/>
     <w:p>
       <w:pPr>
         <w:pStyle w:val="Heading2"/>
@@ -58012,7 +59888,7 @@
         <w:t xml:space="preserve">8 Choosing a model by cross-validation</w:t>
       </w:r>
     </w:p>
-    <w:bookmarkStart w:id="231" w:name="def-cv-estimate-indexed"/>
+    <w:bookmarkStart w:id="232" w:name="def-cv-estimate-indexed"/>
     <w:p>
       <w:pPr>
         <w:pStyle w:val="FirstParagraph"/>
@@ -58390,7 +60266,7 @@
       <w:pPr>
         <w:pStyle w:val="BodyText"/>
       </w:pPr>
-      <w:bookmarkStart w:id="230" w:name="eq-cv-estimate-indexed"/>
+      <w:bookmarkStart w:id="231" w:name="eq-cv-estimate-indexed"/>
       <m:oMathPara>
         <m:oMathParaPr>
           <m:jc m:val="center"/>
@@ -58796,10 +60672,10 @@
           </m:r>
         </m:oMath>
       </m:oMathPara>
-      <w:bookmarkEnd w:id="230"/>
+      <w:bookmarkEnd w:id="231"/>
     </w:p>
-    <w:bookmarkEnd w:id="231"/>
-    <w:bookmarkStart w:id="233" w:name="def-cv-choice"/>
+    <w:bookmarkEnd w:id="232"/>
+    <w:bookmarkStart w:id="234" w:name="def-cv-choice"/>
     <w:p>
       <w:pPr>
         <w:pStyle w:val="FirstParagraph"/>
@@ -59141,7 +61017,7 @@
       <w:pPr>
         <w:pStyle w:val="BodyText"/>
       </w:pPr>
-      <w:bookmarkStart w:id="232" w:name="eq-cv-choice"/>
+      <w:bookmarkStart w:id="233" w:name="eq-cv-choice"/>
       <m:oMathPara>
         <m:oMathParaPr>
           <m:jc m:val="center"/>
@@ -59425,10 +61301,10 @@
           </m:r>
         </m:oMath>
       </m:oMathPara>
-      <w:bookmarkEnd w:id="232"/>
+      <w:bookmarkEnd w:id="233"/>
     </w:p>
-    <w:bookmarkEnd w:id="233"/>
-    <w:bookmarkStart w:id="237" w:name="def-nested-cv"/>
+    <w:bookmarkEnd w:id="234"/>
+    <w:bookmarkStart w:id="238" w:name="def-nested-cv"/>
     <w:p>
       <w:pPr>
         <w:pStyle w:val="FirstParagraph"/>
@@ -59555,7 +61431,7 @@
       <w:pPr>
         <w:pStyle w:val="BodyText"/>
       </w:pPr>
-      <w:bookmarkStart w:id="234" w:name="eq-nested-cv"/>
+      <w:bookmarkStart w:id="235" w:name="eq-nested-cv"/>
       <m:oMathPara>
         <m:oMathParaPr>
           <m:jc m:val="center"/>
@@ -59682,7 +61558,7 @@
           </m:r>
         </m:oMath>
       </m:oMathPara>
-      <w:bookmarkEnd w:id="234"/>
+      <w:bookmarkEnd w:id="235"/>
     </w:p>
     <w:tbl>
       <w:tblPr>
@@ -59725,12 +61601,12 @@
                 <wp:inline>
                   <wp:extent cx="152400" cy="152400"/>
                   <wp:effectExtent b="0" l="0" r="0" t="0"/>
-                  <wp:docPr descr="" title="" id="235" name="Picture"/>
+                  <wp:docPr descr="" title="" id="236" name="Picture"/>
                   <a:graphic>
                     <a:graphicData uri="http://schemas.openxmlformats.org/drawingml/2006/picture">
                       <pic:pic>
                         <pic:nvPicPr>
-                          <pic:cNvPr descr="/opt/quarto/share/formats/docx/note.png" id="236" name="Picture"/>
+                          <pic:cNvPr descr="/opt/quarto/share/formats/docx/note.png" id="237" name="Picture"/>
                           <pic:cNvPicPr>
                             <a:picLocks noChangeArrowheads="1" noChangeAspect="1"/>
                           </pic:cNvPicPr>
@@ -59812,8 +61688,8 @@
         </w:tc>
       </w:tr>
     </w:tbl>
-    <w:bookmarkEnd w:id="237"/>
-    <w:bookmarkStart w:id="238" w:name="rem-nested-cv"/>
+    <w:bookmarkEnd w:id="238"/>
+    <w:bookmarkStart w:id="239" w:name="rem-nested-cv"/>
     <w:p>
       <w:pPr>
         <w:pStyle w:val="BodyText"/>
@@ -59969,8 +61845,8 @@
         <w:t xml:space="preserve">That inner cross-validation is the nested one.</w:t>
       </w:r>
     </w:p>
-    <w:bookmarkEnd w:id="238"/>
-    <w:bookmarkStart w:id="241" w:name="rem-cv-winner-optimistic"/>
+    <w:bookmarkEnd w:id="239"/>
+    <w:bookmarkStart w:id="242" w:name="rem-cv-winner-optimistic"/>
     <w:p>
       <w:pPr>
         <w:pStyle w:val="BodyText"/>
@@ -60163,12 +62039,12 @@
                 <wp:inline>
                   <wp:extent cx="152400" cy="152400"/>
                   <wp:effectExtent b="0" l="0" r="0" t="0"/>
-                  <wp:docPr descr="" title="" id="239" name="Picture"/>
+                  <wp:docPr descr="" title="" id="240" name="Picture"/>
                   <a:graphic>
                     <a:graphicData uri="http://schemas.openxmlformats.org/drawingml/2006/picture">
                       <pic:pic>
                         <pic:nvPicPr>
-                          <pic:cNvPr descr="/opt/quarto/share/formats/docx/note.png" id="240" name="Picture"/>
+                          <pic:cNvPr descr="/opt/quarto/share/formats/docx/note.png" id="241" name="Picture"/>
                           <pic:cNvPicPr>
                             <a:picLocks noChangeArrowheads="1" noChangeAspect="1"/>
                           </pic:cNvPicPr>
@@ -60238,8 +62114,8 @@
         </w:tc>
       </w:tr>
     </w:tbl>
-    <w:bookmarkEnd w:id="241"/>
-    <w:bookmarkStart w:id="246" w:name="def-cv-se"/>
+    <w:bookmarkEnd w:id="242"/>
+    <w:bookmarkStart w:id="247" w:name="def-cv-se"/>
     <w:p>
       <w:pPr>
         <w:pStyle w:val="BodyText"/>
@@ -60343,7 +62219,7 @@
       <w:r>
         <w:t xml:space="preserve"> </w:t>
       </w:r>
-      <w:hyperlink r:id="rId242">
+      <w:hyperlink r:id="rId243">
         <w:r>
           <w:rPr>
             <w:rStyle w:val="Hyperlink"/>
@@ -60409,7 +62285,7 @@
       <w:pPr>
         <w:pStyle w:val="BodyText"/>
       </w:pPr>
-      <w:bookmarkStart w:id="243" w:name="eq-cv-se"/>
+      <w:bookmarkStart w:id="244" w:name="eq-cv-se"/>
       <m:oMathPara>
         <m:oMathParaPr>
           <m:jc m:val="center"/>
@@ -60584,7 +62460,7 @@
           </m:r>
         </m:oMath>
       </m:oMathPara>
-      <w:bookmarkEnd w:id="243"/>
+      <w:bookmarkEnd w:id="244"/>
     </w:p>
     <w:tbl>
       <w:tblPr>
@@ -60627,12 +62503,12 @@
                 <wp:inline>
                   <wp:extent cx="152400" cy="152400"/>
                   <wp:effectExtent b="0" l="0" r="0" t="0"/>
-                  <wp:docPr descr="" title="" id="244" name="Picture"/>
+                  <wp:docPr descr="" title="" id="245" name="Picture"/>
                   <a:graphic>
                     <a:graphicData uri="http://schemas.openxmlformats.org/drawingml/2006/picture">
                       <pic:pic>
                         <pic:nvPicPr>
-                          <pic:cNvPr descr="/opt/quarto/share/formats/docx/note.png" id="245" name="Picture"/>
+                          <pic:cNvPr descr="/opt/quarto/share/formats/docx/note.png" id="246" name="Picture"/>
                           <pic:cNvPicPr>
                             <a:picLocks noChangeArrowheads="1" noChangeAspect="1"/>
                           </pic:cNvPicPr>
@@ -60705,8 +62581,8 @@
         </w:tc>
       </w:tr>
     </w:tbl>
-    <w:bookmarkEnd w:id="246"/>
-    <w:bookmarkStart w:id="248" w:name="rem-cv-se"/>
+    <w:bookmarkEnd w:id="247"/>
+    <w:bookmarkStart w:id="249" w:name="rem-cv-se"/>
     <w:p>
       <w:pPr>
         <w:pStyle w:val="BodyText"/>
@@ -60929,7 +62805,7 @@
       <w:r>
         <w:t xml:space="preserve"> </w:t>
       </w:r>
-      <w:hyperlink r:id="rId247">
+      <w:hyperlink r:id="rId248">
         <w:r>
           <w:rPr>
             <w:rStyle w:val="Hyperlink"/>
@@ -60993,8 +62869,8 @@
         <w:t xml:space="preserve">.</w:t>
       </w:r>
     </w:p>
-    <w:bookmarkEnd w:id="248"/>
-    <w:bookmarkStart w:id="250" w:name="def-fold-mse-indexed"/>
+    <w:bookmarkEnd w:id="249"/>
+    <w:bookmarkStart w:id="251" w:name="def-fold-mse-indexed"/>
     <w:p>
       <w:pPr>
         <w:pStyle w:val="BodyText"/>
@@ -61172,7 +63048,7 @@
       <w:pPr>
         <w:pStyle w:val="BodyText"/>
       </w:pPr>
-      <w:bookmarkStart w:id="249" w:name="eq-fold-mse-indexed"/>
+      <w:bookmarkStart w:id="250" w:name="eq-fold-mse-indexed"/>
       <m:oMathPara>
         <m:oMathParaPr>
           <m:jc m:val="center"/>
@@ -61559,10 +63435,10 @@
           </m:r>
         </m:oMath>
       </m:oMathPara>
-      <w:bookmarkEnd w:id="249"/>
+      <w:bookmarkEnd w:id="250"/>
     </w:p>
-    <w:bookmarkEnd w:id="250"/>
-    <w:bookmarkStart w:id="252" w:name="def-cv-se-indexed"/>
+    <w:bookmarkEnd w:id="251"/>
+    <w:bookmarkStart w:id="253" w:name="def-cv-se-indexed"/>
     <w:p>
       <w:pPr>
         <w:pStyle w:val="FirstParagraph"/>
@@ -61768,7 +63644,7 @@
       <w:pPr>
         <w:pStyle w:val="BodyText"/>
       </w:pPr>
-      <w:bookmarkStart w:id="251" w:name="eq-cv-se-indexed"/>
+      <w:bookmarkStart w:id="252" w:name="eq-cv-se-indexed"/>
       <m:oMathPara>
         <m:oMathParaPr>
           <m:jc m:val="center"/>
@@ -62066,10 +63942,10 @@
           </m:r>
         </m:oMath>
       </m:oMathPara>
-      <w:bookmarkEnd w:id="251"/>
+      <w:bookmarkEnd w:id="252"/>
     </w:p>
-    <w:bookmarkEnd w:id="252"/>
-    <w:bookmarkStart w:id="256" w:name="def-one-se-rule"/>
+    <w:bookmarkEnd w:id="253"/>
+    <w:bookmarkStart w:id="257" w:name="def-one-se-rule"/>
     <w:p>
       <w:pPr>
         <w:pStyle w:val="FirstParagraph"/>
@@ -62327,7 +64203,7 @@
       <w:pPr>
         <w:pStyle w:val="BodyText"/>
       </w:pPr>
-      <w:bookmarkStart w:id="253" w:name="eq-one-se-rule"/>
+      <w:bookmarkStart w:id="254" w:name="eq-one-se-rule"/>
       <m:oMathPara>
         <m:oMathParaPr>
           <m:jc m:val="center"/>
@@ -62661,7 +64537,7 @@
           </m:r>
         </m:oMath>
       </m:oMathPara>
-      <w:bookmarkEnd w:id="253"/>
+      <w:bookmarkEnd w:id="254"/>
     </w:p>
     <w:tbl>
       <w:tblPr>
@@ -62704,12 +64580,12 @@
                 <wp:inline>
                   <wp:extent cx="152400" cy="152400"/>
                   <wp:effectExtent b="0" l="0" r="0" t="0"/>
-                  <wp:docPr descr="" title="" id="254" name="Picture"/>
+                  <wp:docPr descr="" title="" id="255" name="Picture"/>
                   <a:graphic>
                     <a:graphicData uri="http://schemas.openxmlformats.org/drawingml/2006/picture">
                       <pic:pic>
                         <pic:nvPicPr>
-                          <pic:cNvPr descr="/opt/quarto/share/formats/docx/note.png" id="255" name="Picture"/>
+                          <pic:cNvPr descr="/opt/quarto/share/formats/docx/note.png" id="256" name="Picture"/>
                           <pic:cNvPicPr>
                             <a:picLocks noChangeArrowheads="1" noChangeAspect="1"/>
                           </pic:cNvPicPr>
@@ -62791,8 +64667,8 @@
         </w:tc>
       </w:tr>
     </w:tbl>
-    <w:bookmarkEnd w:id="256"/>
-    <w:bookmarkStart w:id="261" w:name="exm-one-se-rule"/>
+    <w:bookmarkEnd w:id="257"/>
+    <w:bookmarkStart w:id="262" w:name="exm-one-se-rule"/>
     <w:p>
       <w:pPr>
         <w:pStyle w:val="BodyText"/>
@@ -63864,7 +65740,7 @@
       <w:tr>
         <w:tc>
           <w:tcPr/>
-          <w:bookmarkStart w:id="260" w:name="fig-one-se-rule"/>
+          <w:bookmarkStart w:id="261" w:name="fig-one-se-rule"/>
           <w:p>
             <w:pPr>
               <w:pStyle w:val="SourceCode"/>
@@ -64477,18 +66353,18 @@
                 <wp:inline>
                   <wp:extent cx="4620126" cy="3696101"/>
                   <wp:effectExtent b="0" l="0" r="0" t="0"/>
-                  <wp:docPr descr="" title="" id="258" name="Picture"/>
+                  <wp:docPr descr="" title="" id="259" name="Picture"/>
                   <a:graphic>
                     <a:graphicData uri="http://schemas.openxmlformats.org/drawingml/2006/picture">
                       <pic:pic>
                         <pic:nvPicPr>
-                          <pic:cNvPr descr="model-validation_files/figure-docx/one-se-rule-plot-1.png" id="259" name="Picture"/>
+                          <pic:cNvPr descr="model-validation_files/figure-docx/one-se-rule-plot-1.png" id="260" name="Picture"/>
                           <pic:cNvPicPr>
                             <a:picLocks noChangeArrowheads="1" noChangeAspect="1"/>
                           </pic:cNvPicPr>
                         </pic:nvPicPr>
                         <pic:blipFill>
-                          <a:blip r:embed="rId257"/>
+                          <a:blip r:embed="rId258"/>
                           <a:stretch>
                             <a:fillRect/>
                           </a:stretch>
@@ -64568,7 +66444,7 @@
               <w:t xml:space="preserve">The dashed line is one fold-based standard error above the smallest estimate.</w:t>
             </w:r>
           </w:p>
-          <w:bookmarkEnd w:id="260"/>
+          <w:bookmarkEnd w:id="261"/>
         </w:tc>
       </w:tr>
     </w:tbl>
@@ -64657,9 +66533,9 @@
         <w:t xml:space="preserve">and 0.315 for degree 3.</w:t>
       </w:r>
     </w:p>
-    <w:bookmarkEnd w:id="261"/>
     <w:bookmarkEnd w:id="262"/>
-    <w:bookmarkStart w:id="269" w:name="sec-cv-whole-procedure"/>
+    <w:bookmarkEnd w:id="263"/>
+    <w:bookmarkStart w:id="270" w:name="sec-cv-whole-procedure"/>
     <w:p>
       <w:pPr>
         <w:pStyle w:val="Heading2"/>
@@ -64668,7 +66544,7 @@
         <w:t xml:space="preserve">9 Cross-validating the whole procedure</w:t>
       </w:r>
     </w:p>
-    <w:bookmarkStart w:id="265" w:name="exr-cv-screening"/>
+    <w:bookmarkStart w:id="266" w:name="exr-cv-screening"/>
     <w:p>
       <w:pPr>
         <w:pStyle w:val="FirstParagraph"/>
@@ -64776,64 +66652,6 @@
       </w:pPr>
       <w:r>
         <w:t xml:space="preserve">An analyst</w:t>
-      </w:r>
-    </w:p>
-    <w:p>
-      <w:pPr>
-        <w:pStyle w:val="Compact"/>
-        <w:numPr>
-          <w:ilvl w:val="0"/>
-          <w:numId w:val="1015"/>
-        </w:numPr>
-      </w:pPr>
-      <w:r>
-        <w:t xml:space="preserve">picks the 10 predictors most correlated with</w:t>
-      </w:r>
-      <w:r>
-        <w:t xml:space="preserve"> </w:t>
-      </w:r>
-      <m:oMath>
-        <m:r>
-          <m:t>Y</m:t>
-        </m:r>
-      </m:oMath>
-      <w:r>
-        <w:t xml:space="preserve"> </w:t>
-      </w:r>
-      <w:r>
-        <w:t xml:space="preserve">in all 50 observations,</w:t>
-      </w:r>
-      <w:r>
-        <w:t xml:space="preserve"> </w:t>
-      </w:r>
-      <w:r>
-        <w:t xml:space="preserve">then</w:t>
-      </w:r>
-    </w:p>
-    <w:p>
-      <w:pPr>
-        <w:pStyle w:val="Compact"/>
-        <w:numPr>
-          <w:ilvl w:val="0"/>
-          <w:numId w:val="1015"/>
-        </w:numPr>
-      </w:pPr>
-      <w:r>
-        <w:t xml:space="preserve">estimates the prediction error of a linear model in those 10 predictors</w:t>
-      </w:r>
-      <w:r>
-        <w:t xml:space="preserve"> </w:t>
-      </w:r>
-      <w:r>
-        <w:t xml:space="preserve">by 5-fold cross-validation.</w:t>
-      </w:r>
-    </w:p>
-    <w:p>
-      <w:pPr>
-        <w:pStyle w:val="FirstParagraph"/>
-      </w:pPr>
-      <w:r>
-        <w:t xml:space="preserve">Answer the following:</w:t>
       </w:r>
     </w:p>
     <w:p>
@@ -64845,24 +66663,7 @@
         </w:numPr>
       </w:pPr>
       <w:r>
-        <w:t xml:space="preserve">What is the smallest possible generalization error (</w:t>
-      </w:r>
-      <w:hyperlink w:anchor="eq-generalization-error">
-        <w:r>
-          <w:rPr>
-            <w:rStyle w:val="Hyperlink"/>
-          </w:rPr>
-          <w:t xml:space="preserve">Equation 7</w:t>
-        </w:r>
-      </w:hyperlink>
-      <w:r>
-        <w:t xml:space="preserve">)</w:t>
-      </w:r>
-      <w:r>
-        <w:t xml:space="preserve"> </w:t>
-      </w:r>
-      <w:r>
-        <w:t xml:space="preserve">of any prediction rule for</w:t>
+        <w:t xml:space="preserve">picks the 10 predictors most correlated with</w:t>
       </w:r>
       <w:r>
         <w:t xml:space="preserve"> </w:t>
@@ -64876,7 +66677,13 @@
         <w:t xml:space="preserve"> </w:t>
       </w:r>
       <w:r>
-        <w:t xml:space="preserve">here?</w:t>
+        <w:t xml:space="preserve">in all 50 observations,</w:t>
+      </w:r>
+      <w:r>
+        <w:t xml:space="preserve"> </w:t>
+      </w:r>
+      <w:r>
+        <w:t xml:space="preserve">then</w:t>
       </w:r>
     </w:p>
     <w:p>
@@ -64888,13 +66695,21 @@
         </w:numPr>
       </w:pPr>
       <w:r>
-        <w:t xml:space="preserve">Simulate the analyst’s procedure.</w:t>
-      </w:r>
-      <w:r>
-        <w:t xml:space="preserve"> </w:t>
-      </w:r>
-      <w:r>
-        <w:t xml:space="preserve">What cross-validation estimate does it report?</w:t>
+        <w:t xml:space="preserve">estimates the prediction error of a linear model in those 10 predictors</w:t>
+      </w:r>
+      <w:r>
+        <w:t xml:space="preserve"> </w:t>
+      </w:r>
+      <w:r>
+        <w:t xml:space="preserve">by 5-fold cross-validation.</w:t>
+      </w:r>
+    </w:p>
+    <w:p>
+      <w:pPr>
+        <w:pStyle w:val="FirstParagraph"/>
+      </w:pPr>
+      <w:r>
+        <w:t xml:space="preserve">Answer the following:</w:t>
       </w:r>
     </w:p>
     <w:p>
@@ -64902,7 +66717,68 @@
         <w:pStyle w:val="Compact"/>
         <w:numPr>
           <w:ilvl w:val="0"/>
-          <w:numId w:val="1016"/>
+          <w:numId w:val="1017"/>
+        </w:numPr>
+      </w:pPr>
+      <w:r>
+        <w:t xml:space="preserve">What is the smallest possible generalization error (</w:t>
+      </w:r>
+      <w:hyperlink w:anchor="eq-generalization-error">
+        <w:r>
+          <w:rPr>
+            <w:rStyle w:val="Hyperlink"/>
+          </w:rPr>
+          <w:t xml:space="preserve">Equation 7</w:t>
+        </w:r>
+      </w:hyperlink>
+      <w:r>
+        <w:t xml:space="preserve">)</w:t>
+      </w:r>
+      <w:r>
+        <w:t xml:space="preserve"> </w:t>
+      </w:r>
+      <w:r>
+        <w:t xml:space="preserve">of any prediction rule for</w:t>
+      </w:r>
+      <w:r>
+        <w:t xml:space="preserve"> </w:t>
+      </w:r>
+      <m:oMath>
+        <m:r>
+          <m:t>Y</m:t>
+        </m:r>
+      </m:oMath>
+      <w:r>
+        <w:t xml:space="preserve"> </w:t>
+      </w:r>
+      <w:r>
+        <w:t xml:space="preserve">here?</w:t>
+      </w:r>
+    </w:p>
+    <w:p>
+      <w:pPr>
+        <w:pStyle w:val="Compact"/>
+        <w:numPr>
+          <w:ilvl w:val="0"/>
+          <w:numId w:val="1017"/>
+        </w:numPr>
+      </w:pPr>
+      <w:r>
+        <w:t xml:space="preserve">Simulate the analyst’s procedure.</w:t>
+      </w:r>
+      <w:r>
+        <w:t xml:space="preserve"> </w:t>
+      </w:r>
+      <w:r>
+        <w:t xml:space="preserve">What cross-validation estimate does it report?</w:t>
+      </w:r>
+    </w:p>
+    <w:p>
+      <w:pPr>
+        <w:pStyle w:val="Compact"/>
+        <w:numPr>
+          <w:ilvl w:val="0"/>
+          <w:numId w:val="1017"/>
         </w:numPr>
       </w:pPr>
       <w:r>
@@ -64968,12 +66844,12 @@
                 <wp:inline>
                   <wp:extent cx="152400" cy="152400"/>
                   <wp:effectExtent b="0" l="0" r="0" t="0"/>
-                  <wp:docPr descr="" title="" id="263" name="Picture"/>
+                  <wp:docPr descr="" title="" id="264" name="Picture"/>
                   <a:graphic>
                     <a:graphicData uri="http://schemas.openxmlformats.org/drawingml/2006/picture">
                       <pic:pic>
                         <pic:nvPicPr>
-                          <pic:cNvPr descr="/opt/quarto/share/formats/docx/note.png" id="264" name="Picture"/>
+                          <pic:cNvPr descr="/opt/quarto/share/formats/docx/note.png" id="265" name="Picture"/>
                           <pic:cNvPicPr>
                             <a:picLocks noChangeArrowheads="1" noChangeAspect="1"/>
                           </pic:cNvPicPr>
@@ -65061,8 +66937,8 @@
         </w:tc>
       </w:tr>
     </w:tbl>
-    <w:bookmarkEnd w:id="265"/>
-    <w:bookmarkStart w:id="266" w:name="sol-cv-screening"/>
+    <w:bookmarkEnd w:id="266"/>
+    <w:bookmarkStart w:id="267" w:name="sol-cv-screening"/>
     <w:p>
       <w:pPr>
         <w:pStyle w:val="BodyText"/>
@@ -65082,7 +66958,7 @@
       <w:pPr>
         <w:numPr>
           <w:ilvl w:val="0"/>
-          <w:numId w:val="1017"/>
+          <w:numId w:val="1018"/>
         </w:numPr>
       </w:pPr>
       <m:oMath>
@@ -65173,7 +67049,7 @@
       <w:pPr>
         <w:numPr>
           <w:ilvl w:val="0"/>
-          <w:numId w:val="1017"/>
+          <w:numId w:val="1018"/>
         </w:numPr>
       </w:pPr>
       <w:r>
@@ -66850,191 +68726,6 @@
       </w:pPr>
       <w:r>
         <w:t xml:space="preserve">Averaged over 50 simulated data sets:</w:t>
-      </w:r>
-    </w:p>
-    <w:p>
-      <w:pPr>
-        <w:pStyle w:val="Compact"/>
-        <w:numPr>
-          <w:ilvl w:val="0"/>
-          <w:numId w:val="1018"/>
-        </w:numPr>
-      </w:pPr>
-      <w:r>
-        <w:t xml:space="preserve">Screening outside the folds gives a mean CV estimate of</w:t>
-      </w:r>
-      <w:r>
-        <w:t xml:space="preserve"> </w:t>
-      </w:r>
-      <w:r>
-        <w:t xml:space="preserve">0.54,</w:t>
-      </w:r>
-      <w:r>
-        <w:t xml:space="preserve"> </w:t>
-      </w:r>
-      <w:r>
-        <w:t xml:space="preserve">well below the smallest possible generalization error of 1.</w:t>
-      </w:r>
-      <w:r>
-        <w:t xml:space="preserve"> </w:t>
-      </w:r>
-      <w:r>
-        <w:t xml:space="preserve">The procedure reports that pure noise predicts</w:t>
-      </w:r>
-      <w:r>
-        <w:t xml:space="preserve"> </w:t>
-      </w:r>
-      <m:oMath>
-        <m:r>
-          <m:t>Y</m:t>
-        </m:r>
-      </m:oMath>
-      <w:r>
-        <w:t xml:space="preserve">.</w:t>
-      </w:r>
-    </w:p>
-    <w:p>
-      <w:pPr>
-        <w:pStyle w:val="Compact"/>
-        <w:numPr>
-          <w:ilvl w:val="0"/>
-          <w:numId w:val="1018"/>
-        </w:numPr>
-      </w:pPr>
-      <w:r>
-        <w:t xml:space="preserve">Screening inside the folds gives</w:t>
-      </w:r>
-      <w:r>
-        <w:t xml:space="preserve"> </w:t>
-      </w:r>
-      <w:r>
-        <w:t xml:space="preserve">1.52,</w:t>
-      </w:r>
-      <w:r>
-        <w:t xml:space="preserve"> </w:t>
-      </w:r>
-      <w:r>
-        <w:t xml:space="preserve">above 1, as an honest estimate for a rule built from noise should be.</w:t>
-      </w:r>
-    </w:p>
-    <w:p>
-      <w:pPr>
-        <w:pStyle w:val="FirstParagraph"/>
-      </w:pPr>
-      <w:r>
-        <w:t xml:space="preserve">The 10 predictors chosen from all 50 observations</w:t>
-      </w:r>
-      <w:r>
-        <w:t xml:space="preserve"> </w:t>
-      </w:r>
-      <w:r>
-        <w:t xml:space="preserve">were chosen</w:t>
-      </w:r>
-      <w:r>
-        <w:t xml:space="preserve"> </w:t>
-      </w:r>
-      <w:r>
-        <w:rPr>
-          <w:i/>
-          <w:iCs/>
-        </w:rPr>
-        <w:t xml:space="preserve">because</w:t>
-      </w:r>
-      <w:r>
-        <w:t xml:space="preserve"> </w:t>
-      </w:r>
-      <w:r>
-        <w:t xml:space="preserve">they happen to correlate with</w:t>
-      </w:r>
-      <w:r>
-        <w:t xml:space="preserve"> </w:t>
-      </w:r>
-      <m:oMath>
-        <m:r>
-          <m:t>Y</m:t>
-        </m:r>
-      </m:oMath>
-      <w:r>
-        <w:t xml:space="preserve"> </w:t>
-      </w:r>
-      <w:r>
-        <w:t xml:space="preserve">in the very observations that later serve as held-out folds.</w:t>
-      </w:r>
-      <w:r>
-        <w:t xml:space="preserve"> </w:t>
-      </w:r>
-      <w:r>
-        <w:t xml:space="preserve">Those observations were not held out from the whole fitting procedure,</w:t>
-      </w:r>
-      <w:r>
-        <w:t xml:space="preserve"> </w:t>
-      </w:r>
-      <w:r>
-        <w:t xml:space="preserve">so the independence that</w:t>
-      </w:r>
-      <w:r>
-        <w:t xml:space="preserve"> </w:t>
-      </w:r>
-      <w:hyperlink w:anchor="thm-held-out-unbiased">
-        <w:r>
-          <w:rPr>
-            <w:rStyle w:val="Hyperlink"/>
-          </w:rPr>
-          <w:t xml:space="preserve">Theorem 3</w:t>
-        </w:r>
-      </w:hyperlink>
-      <w:r>
-        <w:t xml:space="preserve"> </w:t>
-      </w:r>
-      <w:r>
-        <w:t xml:space="preserve">needs fails.</w:t>
-      </w:r>
-    </w:p>
-    <w:bookmarkEnd w:id="266"/>
-    <w:bookmarkStart w:id="268" w:name="rem-cv-every-step"/>
-    <w:p>
-      <w:pPr>
-        <w:pStyle w:val="BodyText"/>
-      </w:pPr>
-      <w:r>
-        <w:rPr>
-          <w:i/>
-          <w:iCs/>
-        </w:rPr>
-        <w:t xml:space="preserve">Remark 17</w:t>
-      </w:r>
-      <w:r>
-        <w:t xml:space="preserve"> (Cross-validate the whole procedure). </w:t>
-      </w:r>
-      <w:r>
-        <w:t xml:space="preserve">Every step that uses the outcome is part of fitting,</w:t>
-      </w:r>
-      <w:r>
-        <w:t xml:space="preserve"> </w:t>
-      </w:r>
-      <w:r>
-        <w:t xml:space="preserve">and must be repeated inside each fold</w:t>
-      </w:r>
-      <w:r>
-        <w:t xml:space="preserve"> </w:t>
-      </w:r>
-      <w:r>
-        <w:t xml:space="preserve">using only that fold’s training observations</w:t>
-      </w:r>
-      <w:r>
-        <w:t xml:space="preserve"> </w:t>
-      </w:r>
-      <w:r>
-        <w:t xml:space="preserve">(Hastie et al. 2009, sec. 7.10.2)</w:t>
-      </w:r>
-      <w:r>
-        <w:t xml:space="preserve">.</w:t>
-      </w:r>
-      <w:r>
-        <w:t xml:space="preserve"> </w:t>
-      </w:r>
-      <w:r>
-        <w:t xml:space="preserve">Such steps include:</w:t>
       </w:r>
     </w:p>
     <w:p>
@@ -67046,21 +68737,36 @@
         </w:numPr>
       </w:pPr>
       <w:r>
-        <w:t xml:space="preserve">screening or selecting predictors, as in</w:t>
-      </w:r>
-      <w:r>
-        <w:t xml:space="preserve"> </w:t>
-      </w:r>
-      <w:hyperlink w:anchor="exr-cv-screening">
-        <w:r>
-          <w:rPr>
-            <w:rStyle w:val="Hyperlink"/>
-          </w:rPr>
-          <w:t xml:space="preserve">Exercise 12</w:t>
-        </w:r>
-      </w:hyperlink>
-      <w:r>
-        <w:t xml:space="preserve">;</w:t>
+        <w:t xml:space="preserve">Screening outside the folds gives a mean CV estimate of</w:t>
+      </w:r>
+      <w:r>
+        <w:t xml:space="preserve"> </w:t>
+      </w:r>
+      <w:r>
+        <w:t xml:space="preserve">0.54,</w:t>
+      </w:r>
+      <w:r>
+        <w:t xml:space="preserve"> </w:t>
+      </w:r>
+      <w:r>
+        <w:t xml:space="preserve">well below the smallest possible generalization error of 1.</w:t>
+      </w:r>
+      <w:r>
+        <w:t xml:space="preserve"> </w:t>
+      </w:r>
+      <w:r>
+        <w:t xml:space="preserve">The procedure reports that pure noise predicts</w:t>
+      </w:r>
+      <w:r>
+        <w:t xml:space="preserve"> </w:t>
+      </w:r>
+      <m:oMath>
+        <m:r>
+          <m:t>Y</m:t>
+        </m:r>
+      </m:oMath>
+      <w:r>
+        <w:t xml:space="preserve">.</w:t>
       </w:r>
     </w:p>
     <w:p>
@@ -67072,7 +68778,139 @@
         </w:numPr>
       </w:pPr>
       <w:r>
-        <w:t xml:space="preserve">choosing transformations or a polynomial degree;</w:t>
+        <w:t xml:space="preserve">Screening inside the folds gives</w:t>
+      </w:r>
+      <w:r>
+        <w:t xml:space="preserve"> </w:t>
+      </w:r>
+      <w:r>
+        <w:t xml:space="preserve">1.52,</w:t>
+      </w:r>
+      <w:r>
+        <w:t xml:space="preserve"> </w:t>
+      </w:r>
+      <w:r>
+        <w:t xml:space="preserve">above 1, as an honest estimate for a rule built from noise should be.</w:t>
+      </w:r>
+    </w:p>
+    <w:p>
+      <w:pPr>
+        <w:pStyle w:val="FirstParagraph"/>
+      </w:pPr>
+      <w:r>
+        <w:t xml:space="preserve">The 10 predictors chosen from all 50 observations</w:t>
+      </w:r>
+      <w:r>
+        <w:t xml:space="preserve"> </w:t>
+      </w:r>
+      <w:r>
+        <w:t xml:space="preserve">were chosen</w:t>
+      </w:r>
+      <w:r>
+        <w:t xml:space="preserve"> </w:t>
+      </w:r>
+      <w:r>
+        <w:rPr>
+          <w:i/>
+          <w:iCs/>
+        </w:rPr>
+        <w:t xml:space="preserve">because</w:t>
+      </w:r>
+      <w:r>
+        <w:t xml:space="preserve"> </w:t>
+      </w:r>
+      <w:r>
+        <w:t xml:space="preserve">they happen to correlate with</w:t>
+      </w:r>
+      <w:r>
+        <w:t xml:space="preserve"> </w:t>
+      </w:r>
+      <m:oMath>
+        <m:r>
+          <m:t>Y</m:t>
+        </m:r>
+      </m:oMath>
+      <w:r>
+        <w:t xml:space="preserve"> </w:t>
+      </w:r>
+      <w:r>
+        <w:t xml:space="preserve">in the very observations that later serve as held-out folds.</w:t>
+      </w:r>
+      <w:r>
+        <w:t xml:space="preserve"> </w:t>
+      </w:r>
+      <w:r>
+        <w:t xml:space="preserve">Those observations were not held out from the whole fitting procedure,</w:t>
+      </w:r>
+      <w:r>
+        <w:t xml:space="preserve"> </w:t>
+      </w:r>
+      <w:r>
+        <w:t xml:space="preserve">so the independence that</w:t>
+      </w:r>
+      <w:r>
+        <w:t xml:space="preserve"> </w:t>
+      </w:r>
+      <w:hyperlink w:anchor="thm-held-out-unbiased">
+        <w:r>
+          <w:rPr>
+            <w:rStyle w:val="Hyperlink"/>
+          </w:rPr>
+          <w:t xml:space="preserve">Theorem 3</w:t>
+        </w:r>
+      </w:hyperlink>
+      <w:r>
+        <w:t xml:space="preserve"> </w:t>
+      </w:r>
+      <w:r>
+        <w:t xml:space="preserve">needs fails.</w:t>
+      </w:r>
+    </w:p>
+    <w:bookmarkEnd w:id="267"/>
+    <w:bookmarkStart w:id="269" w:name="rem-cv-every-step"/>
+    <w:p>
+      <w:pPr>
+        <w:pStyle w:val="BodyText"/>
+      </w:pPr>
+      <w:r>
+        <w:rPr>
+          <w:i/>
+          <w:iCs/>
+        </w:rPr>
+        <w:t xml:space="preserve">Remark 17</w:t>
+      </w:r>
+      <w:r>
+        <w:t xml:space="preserve"> (Cross-validate the whole procedure). </w:t>
+      </w:r>
+      <w:r>
+        <w:t xml:space="preserve">Every step that uses the outcome is part of fitting,</w:t>
+      </w:r>
+      <w:r>
+        <w:t xml:space="preserve"> </w:t>
+      </w:r>
+      <w:r>
+        <w:t xml:space="preserve">and must be repeated inside each fold</w:t>
+      </w:r>
+      <w:r>
+        <w:t xml:space="preserve"> </w:t>
+      </w:r>
+      <w:r>
+        <w:t xml:space="preserve">using only that fold’s training observations</w:t>
+      </w:r>
+      <w:r>
+        <w:t xml:space="preserve"> </w:t>
+      </w:r>
+      <w:r>
+        <w:t xml:space="preserve">(Hastie et al. 2009, sec. 7.10.2)</w:t>
+      </w:r>
+      <w:r>
+        <w:t xml:space="preserve">.</w:t>
+      </w:r>
+      <w:r>
+        <w:t xml:space="preserve"> </w:t>
+      </w:r>
+      <w:r>
+        <w:t xml:space="preserve">Such steps include:</w:t>
       </w:r>
     </w:p>
     <w:p>
@@ -67080,7 +68918,45 @@
         <w:pStyle w:val="Compact"/>
         <w:numPr>
           <w:ilvl w:val="0"/>
-          <w:numId w:val="1019"/>
+          <w:numId w:val="1020"/>
+        </w:numPr>
+      </w:pPr>
+      <w:r>
+        <w:t xml:space="preserve">screening or selecting predictors, as in</w:t>
+      </w:r>
+      <w:r>
+        <w:t xml:space="preserve"> </w:t>
+      </w:r>
+      <w:hyperlink w:anchor="exr-cv-screening">
+        <w:r>
+          <w:rPr>
+            <w:rStyle w:val="Hyperlink"/>
+          </w:rPr>
+          <w:t xml:space="preserve">Exercise 12</w:t>
+        </w:r>
+      </w:hyperlink>
+      <w:r>
+        <w:t xml:space="preserve">;</w:t>
+      </w:r>
+    </w:p>
+    <w:p>
+      <w:pPr>
+        <w:pStyle w:val="Compact"/>
+        <w:numPr>
+          <w:ilvl w:val="0"/>
+          <w:numId w:val="1020"/>
+        </w:numPr>
+      </w:pPr>
+      <w:r>
+        <w:t xml:space="preserve">choosing transformations or a polynomial degree;</w:t>
+      </w:r>
+    </w:p>
+    <w:p>
+      <w:pPr>
+        <w:pStyle w:val="Compact"/>
+        <w:numPr>
+          <w:ilvl w:val="0"/>
+          <w:numId w:val="1020"/>
         </w:numPr>
       </w:pPr>
       <w:r>
@@ -67147,7 +69023,7 @@
       <w:r>
         <w:t xml:space="preserve"> </w:t>
       </w:r>
-      <w:hyperlink r:id="rId267">
+      <w:hyperlink r:id="rId268">
         <w:r>
           <w:rPr>
             <w:rStyle w:val="Hyperlink"/>
@@ -67171,9 +69047,9 @@
         <w:t xml:space="preserve">when they are computed without the outcome.</w:t>
       </w:r>
     </w:p>
-    <w:bookmarkEnd w:id="268"/>
     <w:bookmarkEnd w:id="269"/>
-    <w:bookmarkStart w:id="270" w:name="further-reading"/>
+    <w:bookmarkEnd w:id="270"/>
+    <w:bookmarkStart w:id="271" w:name="further-reading"/>
     <w:p>
       <w:pPr>
         <w:pStyle w:val="Heading2"/>
@@ -67202,8 +69078,8 @@
         <w:t xml:space="preserve">including the covariance and correlation matrices that cross-products produce.</w:t>
       </w:r>
     </w:p>
-    <w:bookmarkEnd w:id="270"/>
-    <w:bookmarkStart w:id="278" w:name="references"/>
+    <w:bookmarkEnd w:id="271"/>
+    <w:bookmarkStart w:id="279" w:name="references"/>
     <w:p>
       <w:pPr>
         <w:pStyle w:val="Heading2"/>
@@ -67212,8 +69088,8 @@
         <w:t xml:space="preserve">References</w:t>
       </w:r>
     </w:p>
-    <w:bookmarkStart w:id="277" w:name="refs"/>
-    <w:bookmarkStart w:id="272" w:name="ref-hastie2009elements"/>
+    <w:bookmarkStart w:id="278" w:name="refs"/>
+    <w:bookmarkStart w:id="273" w:name="ref-hastie2009elements"/>
     <w:p>
       <w:pPr>
         <w:pStyle w:val="Bibliography"/>
@@ -67237,7 +69113,7 @@
       <w:r>
         <w:t xml:space="preserve"> </w:t>
       </w:r>
-      <w:hyperlink r:id="rId271">
+      <w:hyperlink r:id="rId272">
         <w:r>
           <w:rPr>
             <w:rStyle w:val="Hyperlink"/>
@@ -67249,8 +69125,8 @@
         <w:t xml:space="preserve">.</w:t>
       </w:r>
     </w:p>
-    <w:bookmarkEnd w:id="272"/>
-    <w:bookmarkStart w:id="274" w:name="ref-james2021islr2e"/>
+    <w:bookmarkEnd w:id="273"/>
+    <w:bookmarkStart w:id="275" w:name="ref-james2021islr2e"/>
     <w:p>
       <w:pPr>
         <w:pStyle w:val="Bibliography"/>
@@ -67288,7 +69164,7 @@
       <w:r>
         <w:t xml:space="preserve"> </w:t>
       </w:r>
-      <w:hyperlink r:id="rId273">
+      <w:hyperlink r:id="rId274">
         <w:r>
           <w:rPr>
             <w:rStyle w:val="Hyperlink"/>
@@ -67300,8 +69176,8 @@
         <w:t xml:space="preserve">.</w:t>
       </w:r>
     </w:p>
-    <w:bookmarkEnd w:id="274"/>
-    <w:bookmarkStart w:id="276" w:name="ref-sanchez2020matrix4sl"/>
+    <w:bookmarkEnd w:id="275"/>
+    <w:bookmarkStart w:id="277" w:name="ref-sanchez2020matrix4sl"/>
     <w:p>
       <w:pPr>
         <w:pStyle w:val="Bibliography"/>
@@ -67339,7 +69215,7 @@
       <w:r>
         <w:t xml:space="preserve"> </w:t>
       </w:r>
-      <w:hyperlink r:id="rId275">
+      <w:hyperlink r:id="rId276">
         <w:r>
           <w:rPr>
             <w:rStyle w:val="Hyperlink"/>
@@ -67351,9 +69227,9 @@
         <w:t xml:space="preserve">.</w:t>
       </w:r>
     </w:p>
-    <w:bookmarkEnd w:id="276"/>
     <w:bookmarkEnd w:id="277"/>
     <w:bookmarkEnd w:id="278"/>
+    <w:bookmarkEnd w:id="279"/>
     <w:sectPr>
       <w:footnotePr>
         <w:numRestart w:val="eachSect"/>
@@ -68085,9 +69961,39 @@
     </w:lvlOverride>
   </w:num>
   <w:num w:numId="1018">
+    <w:abstractNumId w:val="99411"/>
+    <w:lvlOverride w:ilvl="0">
+      <w:startOverride w:val="1"/>
+    </w:lvlOverride>
+    <w:lvlOverride w:ilvl="1">
+      <w:startOverride w:val="1"/>
+    </w:lvlOverride>
+    <w:lvlOverride w:ilvl="2">
+      <w:startOverride w:val="1"/>
+    </w:lvlOverride>
+    <w:lvlOverride w:ilvl="3">
+      <w:startOverride w:val="1"/>
+    </w:lvlOverride>
+    <w:lvlOverride w:ilvl="4">
+      <w:startOverride w:val="1"/>
+    </w:lvlOverride>
+    <w:lvlOverride w:ilvl="5">
+      <w:startOverride w:val="1"/>
+    </w:lvlOverride>
+    <w:lvlOverride w:ilvl="6">
+      <w:startOverride w:val="1"/>
+    </w:lvlOverride>
+    <w:lvlOverride w:ilvl="7">
+      <w:startOverride w:val="1"/>
+    </w:lvlOverride>
+    <w:lvlOverride w:ilvl="8">
+      <w:startOverride w:val="1"/>
+    </w:lvlOverride>
+  </w:num>
+  <w:num w:numId="1019">
     <w:abstractNumId w:val="991"/>
   </w:num>
-  <w:num w:numId="1019">
+  <w:num w:numId="1020">
     <w:abstractNumId w:val="991"/>
   </w:num>
 </w:numbering>

--- a/model-validation-handout.docx
+++ b/model-validation-handout.docx
@@ -15,7 +15,7 @@
         <w:pStyle w:val="Date"/>
       </w:pPr>
       <w:r>
-        <w:t xml:space="preserve">Last modified: 2026-10-15 05:47:35 (PDT)</w:t>
+        <w:t xml:space="preserve">Last modified: 2026-10-15 06:02:37 (PDT)</w:t>
       </w:r>
     </w:p>
     <w:bookmarkStart w:id="17" w:name="sec-data-sets"/>
@@ -3528,7 +3528,7 @@
           <w:b/>
           <w:bCs/>
         </w:rPr>
-        <w:t xml:space="preserve">Definition 8 (Held-out set)</w:t>
+        <w:t xml:space="preserve">Definition 8 (Held-out set (hold-out set))</w:t>
       </w:r>
       <w:r>
         <w:t xml:space="preserve"> </w:t>
@@ -4020,7 +4020,20 @@
               <w:t xml:space="preserve">James et al. (2021, sec. 5.1.1)</w:t>
             </w:r>
             <w:r>
-              <w:t xml:space="preserve">, who call it a hold-out set.</w:t>
+              <w:t xml:space="preserve">, who call it a</w:t>
+            </w:r>
+            <w:r>
+              <w:t xml:space="preserve"> </w:t>
+            </w:r>
+            <w:r>
+              <w:rPr>
+                <w:b/>
+                <w:bCs/>
+              </w:rPr>
+              <w:t xml:space="preserve">hold-out set</w:t>
+            </w:r>
+            <w:r>
+              <w:t xml:space="preserve">.</w:t>
             </w:r>
           </w:p>
           <w:p/>
@@ -7455,7 +7468,7 @@
           <w:b/>
           <w:bCs/>
         </w:rPr>
-        <w:t xml:space="preserve">Definition 12 (Expected generalization error)</w:t>
+        <w:t xml:space="preserve">Definition 12 (Expected generalization error (expected prediction error, expected test error))</w:t>
       </w:r>
       <w:r>
         <w:t xml:space="preserve"> </w:t>
@@ -8084,8 +8097,8 @@
             </w:r>
             <w:r>
               <w:rPr>
-                <w:i/>
-                <w:iCs/>
+                <w:b/>
+                <w:bCs/>
               </w:rPr>
               <w:t xml:space="preserve">expected prediction error</w:t>
             </w:r>
@@ -8100,8 +8113,8 @@
             </w:r>
             <w:r>
               <w:rPr>
-                <w:i/>
-                <w:iCs/>
+                <w:b/>
+                <w:bCs/>
               </w:rPr>
               <w:t xml:space="preserve">expected test error</w:t>
             </w:r>
@@ -56276,7 +56289,7 @@
           <w:b/>
           <w:bCs/>
         </w:rPr>
-        <w:t xml:space="preserve">Definition 34 (Cross-product matrix)</w:t>
+        <w:t xml:space="preserve">Definition 34 (Cross-product matrix (sum-of-squares and cross-products matrix))</w:t>
       </w:r>
       <w:r>
         <w:t xml:space="preserve"> </w:t>
@@ -56664,7 +56677,20 @@
               </w:r>
             </w:hyperlink>
             <w:r>
-              <w:t xml:space="preserve">) names this matrix a sum-of-squares and cross-products matrix.</w:t>
+              <w:t xml:space="preserve">) names this matrix a</w:t>
+            </w:r>
+            <w:r>
+              <w:t xml:space="preserve"> </w:t>
+            </w:r>
+            <w:r>
+              <w:rPr>
+                <w:b/>
+                <w:bCs/>
+              </w:rPr>
+              <w:t xml:space="preserve">sum-of-squares and cross-products matrix</w:t>
+            </w:r>
+            <w:r>
+              <w:t xml:space="preserve">.</w:t>
             </w:r>
           </w:p>
           <w:p/>

--- a/model-validation-handout.docx
+++ b/model-validation-handout.docx
@@ -15,7 +15,7 @@
         <w:pStyle w:val="Date"/>
       </w:pPr>
       <w:r>
-        <w:t xml:space="preserve">Last modified: 2026-10-15 06:02:37 (PDT)</w:t>
+        <w:t xml:space="preserve">Last modified: 2026-10-15 06:17:56 (PDT)</w:t>
       </w:r>
     </w:p>
     <w:bookmarkStart w:id="17" w:name="sec-data-sets"/>

--- a/model-validation-handout.docx
+++ b/model-validation-handout.docx
@@ -15,7 +15,7 @@
         <w:pStyle w:val="Date"/>
       </w:pPr>
       <w:r>
-        <w:t xml:space="preserve">Last modified: 2026-10-15 06:17:56 (PDT)</w:t>
+        <w:t xml:space="preserve">Last modified: 2026-10-15 08:36:30 (PDT)</w:t>
       </w:r>
     </w:p>
     <w:bookmarkStart w:id="17" w:name="sec-data-sets"/>

--- a/model-validation-handout.docx
+++ b/model-validation-handout.docx
@@ -15,7 +15,7 @@
         <w:pStyle w:val="Date"/>
       </w:pPr>
       <w:r>
-        <w:t xml:space="preserve">Last modified: 2026-10-15 08:36:30 (PDT)</w:t>
+        <w:t xml:space="preserve">Last modified: 2026-10-15 08:49:51 (PDT)</w:t>
       </w:r>
     </w:p>
     <w:bookmarkStart w:id="17" w:name="sec-data-sets"/>

--- a/model-validation-handout.docx
+++ b/model-validation-handout.docx
@@ -15,7 +15,7 @@
         <w:pStyle w:val="Date"/>
       </w:pPr>
       <w:r>
-        <w:t xml:space="preserve">Last modified: 2026-10-15 08:49:51 (PDT)</w:t>
+        <w:t xml:space="preserve">Last modified: 2026-10-15 09:04:24 (PDT)</w:t>
       </w:r>
     </w:p>
     <w:bookmarkStart w:id="17" w:name="sec-data-sets"/>

--- a/model-validation-handout.docx
+++ b/model-validation-handout.docx
@@ -15,7 +15,7 @@
         <w:pStyle w:val="Date"/>
       </w:pPr>
       <w:r>
-        <w:t xml:space="preserve">Last modified: 2026-10-15 09:04:24 (PDT)</w:t>
+        <w:t xml:space="preserve">Last modified: 2026-10-15 09:35:18 (PDT)</w:t>
       </w:r>
     </w:p>
     <w:bookmarkStart w:id="17" w:name="sec-data-sets"/>

--- a/model-validation-handout.docx
+++ b/model-validation-handout.docx
@@ -15,7 +15,7 @@
         <w:pStyle w:val="Date"/>
       </w:pPr>
       <w:r>
-        <w:t xml:space="preserve">Last modified: 2026-10-15 09:35:18 (PDT)</w:t>
+        <w:t xml:space="preserve">Last modified: 2026-10-15 12:42:47 (PDT)</w:t>
       </w:r>
     </w:p>
     <w:bookmarkStart w:id="17" w:name="sec-data-sets"/>

--- a/model-validation-handout.docx
+++ b/model-validation-handout.docx
@@ -15,7 +15,7 @@
         <w:pStyle w:val="Date"/>
       </w:pPr>
       <w:r>
-        <w:t xml:space="preserve">Last modified: 2026-10-15 12:42:47 (PDT)</w:t>
+        <w:t xml:space="preserve">Last modified: 2026-10-15 12:56:30 (PDT)</w:t>
       </w:r>
     </w:p>
     <w:bookmarkStart w:id="17" w:name="sec-data-sets"/>

--- a/model-validation-handout.docx
+++ b/model-validation-handout.docx
@@ -15,7 +15,7 @@
         <w:pStyle w:val="Date"/>
       </w:pPr>
       <w:r>
-        <w:t xml:space="preserve">Last modified: 2026-10-15 13:11:03 (PDT)</w:t>
+        <w:t xml:space="preserve">Last modified: 2026-10-15 13:27:16 (PDT)</w:t>
       </w:r>
     </w:p>
     <w:bookmarkStart w:id="17" w:name="sec-data-sets"/>

--- a/model-validation-handout.docx
+++ b/model-validation-handout.docx
@@ -15,7 +15,7 @@
         <w:pStyle w:val="Date"/>
       </w:pPr>
       <w:r>
-        <w:t xml:space="preserve">Last modified: 2026-10-15 13:27:16 (PDT)</w:t>
+        <w:t xml:space="preserve">Last modified: 2026-10-15 13:51:57 (PDT)</w:t>
       </w:r>
     </w:p>
     <w:bookmarkStart w:id="17" w:name="sec-data-sets"/>

--- a/model-validation-handout.docx
+++ b/model-validation-handout.docx
@@ -15,7 +15,7 @@
         <w:pStyle w:val="Date"/>
       </w:pPr>
       <w:r>
-        <w:t xml:space="preserve">Last modified: 2026-10-15 13:51:57 (PDT)</w:t>
+        <w:t xml:space="preserve">Last modified: 2026-10-15 14:34:20 (PDT)</w:t>
       </w:r>
     </w:p>
     <w:bookmarkStart w:id="17" w:name="sec-data-sets"/>
@@ -40255,19 +40255,23 @@
           <m:t>κ</m:t>
         </m:r>
         <m:r>
-          <m:rPr>
-            <m:sty m:val="p"/>
-          </m:rPr>
-          <m:t>(</m:t>
-        </m:r>
-        <m:r>
-          <m:t>i</m:t>
-        </m:r>
-        <m:r>
-          <m:rPr>
-            <m:sty m:val="p"/>
-          </m:rPr>
-          <m:t>)</m:t>
+          <m:t>​</m:t>
+        </m:r>
+        <m:d>
+          <m:dPr>
+            <m:begChr m:val="("/>
+            <m:sepChr m:val=""/>
+            <m:endChr m:val=")"/>
+            <m:grow/>
+          </m:dPr>
+          <m:e>
+            <m:r>
+              <m:t>i</m:t>
+            </m:r>
+          </m:e>
+        </m:d>
+        <m:r>
+          <m:t>​</m:t>
         </m:r>
       </m:oMath>
       <w:r>
@@ -40325,19 +40329,23 @@
                 <m:t>κ</m:t>
               </m:r>
               <m:r>
-                <m:rPr>
-                  <m:sty m:val="p"/>
-                </m:rPr>
-                <m:t>(</m:t>
-              </m:r>
-              <m:r>
-                <m:t>i</m:t>
-              </m:r>
-              <m:r>
-                <m:rPr>
-                  <m:sty m:val="p"/>
-                </m:rPr>
-                <m:t>)</m:t>
+                <m:t>​</m:t>
+              </m:r>
+              <m:d>
+                <m:dPr>
+                  <m:begChr m:val="("/>
+                  <m:sepChr m:val=""/>
+                  <m:endChr m:val=")"/>
+                  <m:grow/>
+                </m:dPr>
+                <m:e>
+                  <m:r>
+                    <m:t>i</m:t>
+                  </m:r>
+                </m:e>
+              </m:d>
+              <m:r>
+                <m:t>​</m:t>
               </m:r>
             </m:sub>
           </m:sSub>
@@ -40396,19 +40404,23 @@
           <m:t>κ</m:t>
         </m:r>
         <m:r>
-          <m:rPr>
-            <m:sty m:val="p"/>
-          </m:rPr>
-          <m:t>(</m:t>
-        </m:r>
-        <m:r>
-          <m:t>i</m:t>
-        </m:r>
-        <m:r>
-          <m:rPr>
-            <m:sty m:val="p"/>
-          </m:rPr>
-          <m:t>)</m:t>
+          <m:t>​</m:t>
+        </m:r>
+        <m:d>
+          <m:dPr>
+            <m:begChr m:val="("/>
+            <m:sepChr m:val=""/>
+            <m:endChr m:val=")"/>
+            <m:grow/>
+          </m:dPr>
+          <m:e>
+            <m:r>
+              <m:t>i</m:t>
+            </m:r>
+          </m:e>
+        </m:d>
+        <m:r>
+          <m:t>​</m:t>
         </m:r>
       </m:oMath>
       <w:r>
@@ -41547,19 +41559,23 @@
           <m:t>κ</m:t>
         </m:r>
         <m:r>
-          <m:rPr>
-            <m:sty m:val="p"/>
-          </m:rPr>
-          <m:t>(</m:t>
-        </m:r>
-        <m:r>
-          <m:t>i</m:t>
-        </m:r>
-        <m:r>
-          <m:rPr>
-            <m:sty m:val="p"/>
-          </m:rPr>
-          <m:t>)</m:t>
+          <m:t>​</m:t>
+        </m:r>
+        <m:d>
+          <m:dPr>
+            <m:begChr m:val="("/>
+            <m:sepChr m:val=""/>
+            <m:endChr m:val=")"/>
+            <m:grow/>
+          </m:dPr>
+          <m:e>
+            <m:r>
+              <m:t>i</m:t>
+            </m:r>
+          </m:e>
+        </m:d>
+        <m:r>
+          <m:t>​</m:t>
         </m:r>
       </m:oMath>
       <w:r>
@@ -41743,19 +41759,23 @@
                             <m:t>κ</m:t>
                           </m:r>
                           <m:r>
-                            <m:rPr>
-                              <m:sty m:val="p"/>
-                            </m:rPr>
-                            <m:t>(</m:t>
+                            <m:t>​</m:t>
                           </m:r>
+                          <m:d>
+                            <m:dPr>
+                              <m:begChr m:val="("/>
+                              <m:sepChr m:val=""/>
+                              <m:endChr m:val=")"/>
+                              <m:grow/>
+                            </m:dPr>
+                            <m:e>
+                              <m:r>
+                                <m:t>i</m:t>
+                              </m:r>
+                            </m:e>
+                          </m:d>
                           <m:r>
-                            <m:t>i</m:t>
-                          </m:r>
-                          <m:r>
-                            <m:rPr>
-                              <m:sty m:val="p"/>
-                            </m:rPr>
-                            <m:t>)</m:t>
+                            <m:t>​</m:t>
                           </m:r>
                           <m:r>
                             <m:rPr>
@@ -41883,19 +41903,23 @@
           <m:t>κ</m:t>
         </m:r>
         <m:r>
-          <m:rPr>
-            <m:sty m:val="p"/>
-          </m:rPr>
-          <m:t>(</m:t>
-        </m:r>
-        <m:r>
-          <m:t>i</m:t>
-        </m:r>
-        <m:r>
-          <m:rPr>
-            <m:sty m:val="p"/>
-          </m:rPr>
-          <m:t>)</m:t>
+          <m:t>​</m:t>
+        </m:r>
+        <m:d>
+          <m:dPr>
+            <m:begChr m:val="("/>
+            <m:sepChr m:val=""/>
+            <m:endChr m:val=")"/>
+            <m:grow/>
+          </m:dPr>
+          <m:e>
+            <m:r>
+              <m:t>i</m:t>
+            </m:r>
+          </m:e>
+        </m:d>
+        <m:r>
+          <m:t>​</m:t>
         </m:r>
       </m:oMath>
       <w:r>
@@ -42085,19 +42109,23 @@
           <m:t>κ</m:t>
         </m:r>
         <m:r>
-          <m:rPr>
-            <m:sty m:val="p"/>
-          </m:rPr>
-          <m:t>(</m:t>
-        </m:r>
-        <m:r>
-          <m:t>i</m:t>
-        </m:r>
-        <m:r>
-          <m:rPr>
-            <m:sty m:val="p"/>
-          </m:rPr>
-          <m:t>)</m:t>
+          <m:t>​</m:t>
+        </m:r>
+        <m:d>
+          <m:dPr>
+            <m:begChr m:val="("/>
+            <m:sepChr m:val=""/>
+            <m:endChr m:val=")"/>
+            <m:grow/>
+          </m:dPr>
+          <m:e>
+            <m:r>
+              <m:t>i</m:t>
+            </m:r>
+          </m:e>
+        </m:d>
+        <m:r>
+          <m:t>​</m:t>
         </m:r>
       </m:oMath>
       <w:r>
@@ -42327,19 +42355,23 @@
               <m:t>κ</m:t>
             </m:r>
             <m:r>
-              <m:rPr>
-                <m:sty m:val="p"/>
-              </m:rPr>
-              <m:t>(</m:t>
-            </m:r>
-            <m:r>
-              <m:t>i</m:t>
-            </m:r>
-            <m:r>
-              <m:rPr>
-                <m:sty m:val="p"/>
-              </m:rPr>
-              <m:t>)</m:t>
+              <m:t>​</m:t>
+            </m:r>
+            <m:d>
+              <m:dPr>
+                <m:begChr m:val="("/>
+                <m:sepChr m:val=""/>
+                <m:endChr m:val=")"/>
+                <m:grow/>
+              </m:dPr>
+              <m:e>
+                <m:r>
+                  <m:t>i</m:t>
+                </m:r>
+              </m:e>
+            </m:d>
+            <m:r>
+              <m:t>​</m:t>
             </m:r>
           </m:sub>
         </m:sSub>
@@ -42367,19 +42399,23 @@
           <m:t>κ</m:t>
         </m:r>
         <m:r>
-          <m:rPr>
-            <m:sty m:val="p"/>
-          </m:rPr>
-          <m:t>(</m:t>
-        </m:r>
-        <m:r>
-          <m:t>i</m:t>
-        </m:r>
-        <m:r>
-          <m:rPr>
-            <m:sty m:val="p"/>
-          </m:rPr>
-          <m:t>)</m:t>
+          <m:t>​</m:t>
+        </m:r>
+        <m:d>
+          <m:dPr>
+            <m:begChr m:val="("/>
+            <m:sepChr m:val=""/>
+            <m:endChr m:val=")"/>
+            <m:grow/>
+          </m:dPr>
+          <m:e>
+            <m:r>
+              <m:t>i</m:t>
+            </m:r>
+          </m:e>
+        </m:d>
+        <m:r>
+          <m:t>​</m:t>
         </m:r>
         <m:r>
           <m:rPr>
@@ -42547,19 +42583,23 @@
                                 <m:t>κ</m:t>
                               </m:r>
                               <m:r>
-                                <m:rPr>
-                                  <m:sty m:val="p"/>
-                                </m:rPr>
-                                <m:t>(</m:t>
+                                <m:t>​</m:t>
                               </m:r>
+                              <m:d>
+                                <m:dPr>
+                                  <m:begChr m:val="("/>
+                                  <m:sepChr m:val=""/>
+                                  <m:endChr m:val=")"/>
+                                  <m:grow/>
+                                </m:dPr>
+                                <m:e>
+                                  <m:r>
+                                    <m:t>i</m:t>
+                                  </m:r>
+                                </m:e>
+                              </m:d>
                               <m:r>
-                                <m:t>i</m:t>
-                              </m:r>
-                              <m:r>
-                                <m:rPr>
-                                  <m:sty m:val="p"/>
-                                </m:rPr>
-                                <m:t>)</m:t>
+                                <m:t>​</m:t>
                               </m:r>
                               <m:r>
                                 <m:rPr>
@@ -42778,19 +42818,23 @@
                                     <m:t>κ</m:t>
                                   </m:r>
                                   <m:r>
-                                    <m:rPr>
-                                      <m:sty m:val="p"/>
-                                    </m:rPr>
-                                    <m:t>(</m:t>
+                                    <m:t>​</m:t>
                                   </m:r>
+                                  <m:d>
+                                    <m:dPr>
+                                      <m:begChr m:val="("/>
+                                      <m:sepChr m:val=""/>
+                                      <m:endChr m:val=")"/>
+                                      <m:grow/>
+                                    </m:dPr>
+                                    <m:e>
+                                      <m:r>
+                                        <m:t>i</m:t>
+                                      </m:r>
+                                    </m:e>
+                                  </m:d>
                                   <m:r>
-                                    <m:t>i</m:t>
-                                  </m:r>
-                                  <m:r>
-                                    <m:rPr>
-                                      <m:sty m:val="p"/>
-                                    </m:rPr>
-                                    <m:t>)</m:t>
+                                    <m:t>​</m:t>
                                   </m:r>
                                   <m:r>
                                     <m:rPr>
@@ -43096,19 +43140,23 @@
                 <m:t>κ</m:t>
               </m:r>
               <m:r>
-                <m:rPr>
-                  <m:sty m:val="p"/>
-                </m:rPr>
-                <m:t>(</m:t>
-              </m:r>
-              <m:r>
-                <m:t>i</m:t>
-              </m:r>
-              <m:r>
-                <m:rPr>
-                  <m:sty m:val="p"/>
-                </m:rPr>
-                <m:t>)</m:t>
+                <m:t>​</m:t>
+              </m:r>
+              <m:d>
+                <m:dPr>
+                  <m:begChr m:val="("/>
+                  <m:sepChr m:val=""/>
+                  <m:endChr m:val=")"/>
+                  <m:grow/>
+                </m:dPr>
+                <m:e>
+                  <m:r>
+                    <m:t>i</m:t>
+                  </m:r>
+                </m:e>
+              </m:d>
+              <m:r>
+                <m:t>​</m:t>
               </m:r>
               <m:r>
                 <m:rPr>
@@ -51886,19 +51934,23 @@
               <m:t>κ</m:t>
             </m:r>
             <m:r>
-              <m:rPr>
-                <m:sty m:val="p"/>
-              </m:rPr>
-              <m:t>(</m:t>
-            </m:r>
-            <m:r>
-              <m:t>i</m:t>
-            </m:r>
-            <m:r>
-              <m:rPr>
-                <m:sty m:val="p"/>
-              </m:rPr>
-              <m:t>)</m:t>
+              <m:t>​</m:t>
+            </m:r>
+            <m:d>
+              <m:dPr>
+                <m:begChr m:val="("/>
+                <m:sepChr m:val=""/>
+                <m:endChr m:val=")"/>
+                <m:grow/>
+              </m:dPr>
+              <m:e>
+                <m:r>
+                  <m:t>i</m:t>
+                </m:r>
+              </m:e>
+            </m:d>
+            <m:r>
+              <m:t>​</m:t>
             </m:r>
             <m:r>
               <m:rPr>
@@ -52176,19 +52228,23 @@
                             <m:t>κ</m:t>
                           </m:r>
                           <m:r>
-                            <m:rPr>
-                              <m:sty m:val="p"/>
-                            </m:rPr>
-                            <m:t>(</m:t>
+                            <m:t>​</m:t>
                           </m:r>
+                          <m:d>
+                            <m:dPr>
+                              <m:begChr m:val="("/>
+                              <m:sepChr m:val=""/>
+                              <m:endChr m:val=")"/>
+                              <m:grow/>
+                            </m:dPr>
+                            <m:e>
+                              <m:r>
+                                <m:t>i</m:t>
+                              </m:r>
+                            </m:e>
+                          </m:d>
                           <m:r>
-                            <m:t>i</m:t>
-                          </m:r>
-                          <m:r>
-                            <m:rPr>
-                              <m:sty m:val="p"/>
-                            </m:rPr>
-                            <m:t>)</m:t>
+                            <m:t>​</m:t>
                           </m:r>
                           <m:r>
                             <m:rPr>
@@ -52636,19 +52692,23 @@
           <m:t>κ</m:t>
         </m:r>
         <m:r>
-          <m:rPr>
-            <m:sty m:val="p"/>
-          </m:rPr>
-          <m:t>(</m:t>
-        </m:r>
-        <m:r>
-          <m:t>i</m:t>
-        </m:r>
-        <m:r>
-          <m:rPr>
-            <m:sty m:val="p"/>
-          </m:rPr>
-          <m:t>)</m:t>
+          <m:t>​</m:t>
+        </m:r>
+        <m:d>
+          <m:dPr>
+            <m:begChr m:val="("/>
+            <m:sepChr m:val=""/>
+            <m:endChr m:val=")"/>
+            <m:grow/>
+          </m:dPr>
+          <m:e>
+            <m:r>
+              <m:t>i</m:t>
+            </m:r>
+          </m:e>
+        </m:d>
+        <m:r>
+          <m:t>​</m:t>
         </m:r>
       </m:oMath>
       <w:r>
@@ -52957,19 +53017,23 @@
               <m:t>κ</m:t>
             </m:r>
             <m:r>
-              <m:rPr>
-                <m:sty m:val="p"/>
-              </m:rPr>
-              <m:t>(</m:t>
-            </m:r>
-            <m:r>
-              <m:t>i</m:t>
-            </m:r>
-            <m:r>
-              <m:rPr>
-                <m:sty m:val="p"/>
-              </m:rPr>
-              <m:t>)</m:t>
+              <m:t>​</m:t>
+            </m:r>
+            <m:d>
+              <m:dPr>
+                <m:begChr m:val="("/>
+                <m:sepChr m:val=""/>
+                <m:endChr m:val=")"/>
+                <m:grow/>
+              </m:dPr>
+              <m:e>
+                <m:r>
+                  <m:t>i</m:t>
+                </m:r>
+              </m:e>
+            </m:d>
+            <m:r>
+              <m:t>​</m:t>
             </m:r>
           </m:sub>
         </m:sSub>
@@ -53002,19 +53066,23 @@
               <m:t>κ</m:t>
             </m:r>
             <m:r>
-              <m:rPr>
-                <m:sty m:val="p"/>
-              </m:rPr>
-              <m:t>(</m:t>
-            </m:r>
-            <m:r>
-              <m:t>i</m:t>
-            </m:r>
-            <m:r>
-              <m:rPr>
-                <m:sty m:val="p"/>
-              </m:rPr>
-              <m:t>)</m:t>
+              <m:t>​</m:t>
+            </m:r>
+            <m:d>
+              <m:dPr>
+                <m:begChr m:val="("/>
+                <m:sepChr m:val=""/>
+                <m:endChr m:val=")"/>
+                <m:grow/>
+              </m:dPr>
+              <m:e>
+                <m:r>
+                  <m:t>i</m:t>
+                </m:r>
+              </m:e>
+            </m:d>
+            <m:r>
+              <m:t>​</m:t>
             </m:r>
           </m:sub>
         </m:sSub>
@@ -53061,19 +53129,23 @@
           <m:t>κ</m:t>
         </m:r>
         <m:r>
-          <m:rPr>
-            <m:sty m:val="p"/>
-          </m:rPr>
-          <m:t>(</m:t>
-        </m:r>
-        <m:r>
-          <m:t>i</m:t>
-        </m:r>
-        <m:r>
-          <m:rPr>
-            <m:sty m:val="p"/>
-          </m:rPr>
-          <m:t>)</m:t>
+          <m:t>​</m:t>
+        </m:r>
+        <m:d>
+          <m:dPr>
+            <m:begChr m:val="("/>
+            <m:sepChr m:val=""/>
+            <m:endChr m:val=")"/>
+            <m:grow/>
+          </m:dPr>
+          <m:e>
+            <m:r>
+              <m:t>i</m:t>
+            </m:r>
+          </m:e>
+        </m:d>
+        <m:r>
+          <m:t>​</m:t>
         </m:r>
       </m:oMath>
       <w:r>
@@ -53209,19 +53281,23 @@
               <m:t>κ</m:t>
             </m:r>
             <m:r>
-              <m:rPr>
-                <m:sty m:val="p"/>
-              </m:rPr>
-              <m:t>(</m:t>
-            </m:r>
-            <m:r>
-              <m:t>i</m:t>
-            </m:r>
-            <m:r>
-              <m:rPr>
-                <m:sty m:val="p"/>
-              </m:rPr>
-              <m:t>)</m:t>
+              <m:t>​</m:t>
+            </m:r>
+            <m:d>
+              <m:dPr>
+                <m:begChr m:val="("/>
+                <m:sepChr m:val=""/>
+                <m:endChr m:val=")"/>
+                <m:grow/>
+              </m:dPr>
+              <m:e>
+                <m:r>
+                  <m:t>i</m:t>
+                </m:r>
+              </m:e>
+            </m:d>
+            <m:r>
+              <m:t>​</m:t>
             </m:r>
             <m:r>
               <m:rPr>
@@ -53464,19 +53540,23 @@
               <m:t>κ</m:t>
             </m:r>
             <m:r>
-              <m:rPr>
-                <m:sty m:val="p"/>
-              </m:rPr>
-              <m:t>(</m:t>
-            </m:r>
-            <m:r>
-              <m:t>i</m:t>
-            </m:r>
-            <m:r>
-              <m:rPr>
-                <m:sty m:val="p"/>
-              </m:rPr>
-              <m:t>)</m:t>
+              <m:t>​</m:t>
+            </m:r>
+            <m:d>
+              <m:dPr>
+                <m:begChr m:val="("/>
+                <m:sepChr m:val=""/>
+                <m:endChr m:val=")"/>
+                <m:grow/>
+              </m:dPr>
+              <m:e>
+                <m:r>
+                  <m:t>i</m:t>
+                </m:r>
+              </m:e>
+            </m:d>
+            <m:r>
+              <m:t>​</m:t>
             </m:r>
           </m:sub>
         </m:sSub>
@@ -53545,19 +53625,23 @@
           <m:t>κ</m:t>
         </m:r>
         <m:r>
-          <m:rPr>
-            <m:sty m:val="p"/>
-          </m:rPr>
-          <m:t>(</m:t>
-        </m:r>
-        <m:r>
-          <m:t>i</m:t>
-        </m:r>
-        <m:r>
-          <m:rPr>
-            <m:sty m:val="p"/>
-          </m:rPr>
-          <m:t>)</m:t>
+          <m:t>​</m:t>
+        </m:r>
+        <m:d>
+          <m:dPr>
+            <m:begChr m:val="("/>
+            <m:sepChr m:val=""/>
+            <m:endChr m:val=")"/>
+            <m:grow/>
+          </m:dPr>
+          <m:e>
+            <m:r>
+              <m:t>i</m:t>
+            </m:r>
+          </m:e>
+        </m:d>
+        <m:r>
+          <m:t>​</m:t>
         </m:r>
       </m:oMath>
       <w:r>
@@ -53658,19 +53742,23 @@
                       <m:t>κ</m:t>
                     </m:r>
                     <m:r>
-                      <m:rPr>
-                        <m:sty m:val="p"/>
-                      </m:rPr>
-                      <m:t>(</m:t>
+                      <m:t>​</m:t>
                     </m:r>
+                    <m:d>
+                      <m:dPr>
+                        <m:begChr m:val="("/>
+                        <m:sepChr m:val=""/>
+                        <m:endChr m:val=")"/>
+                        <m:grow/>
+                      </m:dPr>
+                      <m:e>
+                        <m:r>
+                          <m:t>i</m:t>
+                        </m:r>
+                      </m:e>
+                    </m:d>
                     <m:r>
-                      <m:t>i</m:t>
-                    </m:r>
-                    <m:r>
-                      <m:rPr>
-                        <m:sty m:val="p"/>
-                      </m:rPr>
-                      <m:t>)</m:t>
+                      <m:t>​</m:t>
                     </m:r>
                     <m:r>
                       <m:rPr>
@@ -54033,19 +54121,23 @@
                             <m:t>κ</m:t>
                           </m:r>
                           <m:r>
-                            <m:rPr>
-                              <m:sty m:val="p"/>
-                            </m:rPr>
-                            <m:t>(</m:t>
+                            <m:t>​</m:t>
                           </m:r>
+                          <m:d>
+                            <m:dPr>
+                              <m:begChr m:val="("/>
+                              <m:sepChr m:val=""/>
+                              <m:endChr m:val=")"/>
+                              <m:grow/>
+                            </m:dPr>
+                            <m:e>
+                              <m:r>
+                                <m:t>i</m:t>
+                              </m:r>
+                            </m:e>
+                          </m:d>
                           <m:r>
-                            <m:t>i</m:t>
-                          </m:r>
-                          <m:r>
-                            <m:rPr>
-                              <m:sty m:val="p"/>
-                            </m:rPr>
-                            <m:t>)</m:t>
+                            <m:t>​</m:t>
                           </m:r>
                           <m:r>
                             <m:rPr>
@@ -57554,7 +57646,7 @@
         <w:rPr>
           <w:rStyle w:val="CommentTok"/>
         </w:rPr>
-        <w:t xml:space="preserve">#&gt;    8.88178e-15    2.00000e+00</w:t>
+        <w:t xml:space="preserve">#&gt;    7.10543e-15    2.00000e+00</w:t>
       </w:r>
     </w:p>
     <w:p>
@@ -57562,7 +57654,7 @@
         <w:pStyle w:val="FirstParagraph"/>
       </w:pPr>
       <w:r>
-        <w:t xml:space="preserve">The two columns differ by at most 8.9e-15,</w:t>
+        <w:t xml:space="preserve">The two columns differ by at most 7.1e-15,</w:t>
       </w:r>
       <w:r>
         <w:t xml:space="preserve"> </w:t>
@@ -58793,19 +58885,23 @@
                                     <m:t>κ</m:t>
                                   </m:r>
                                   <m:r>
-                                    <m:rPr>
-                                      <m:sty m:val="p"/>
-                                    </m:rPr>
-                                    <m:t>(</m:t>
+                                    <m:t>​</m:t>
                                   </m:r>
+                                  <m:d>
+                                    <m:dPr>
+                                      <m:begChr m:val="("/>
+                                      <m:sepChr m:val=""/>
+                                      <m:endChr m:val=")"/>
+                                      <m:grow/>
+                                    </m:dPr>
+                                    <m:e>
+                                      <m:r>
+                                        <m:t>i</m:t>
+                                      </m:r>
+                                    </m:e>
+                                  </m:d>
                                   <m:r>
-                                    <m:t>i</m:t>
-                                  </m:r>
-                                  <m:r>
-                                    <m:rPr>
-                                      <m:sty m:val="p"/>
-                                    </m:rPr>
-                                    <m:t>)</m:t>
+                                    <m:t>​</m:t>
                                   </m:r>
                                 </m:sub>
                               </m:sSub>

--- a/model-validation-handout.docx
+++ b/model-validation-handout.docx
@@ -15,7 +15,7 @@
         <w:pStyle w:val="Date"/>
       </w:pPr>
       <w:r>
-        <w:t xml:space="preserve">Last modified: 2026-10-15 14:34:20 (PDT)</w:t>
+        <w:t xml:space="preserve">Last modified: 2026-10-15 15:04:33 (PDT)</w:t>
       </w:r>
     </w:p>
     <w:bookmarkStart w:id="17" w:name="sec-data-sets"/>

--- a/model-validation-handout.docx
+++ b/model-validation-handout.docx
@@ -15,7 +15,7 @@
         <w:pStyle w:val="Date"/>
       </w:pPr>
       <w:r>
-        <w:t xml:space="preserve">Last modified: 2026-10-15 15:04:33 (PDT)</w:t>
+        <w:t xml:space="preserve">Last modified: 2026-10-15 15:19:11 (PDT)</w:t>
       </w:r>
     </w:p>
     <w:bookmarkStart w:id="17" w:name="sec-data-sets"/>
@@ -3637,10 +3637,7 @@
         <w:t xml:space="preserve"> (Source: Held-out set (hold-out set)). </w:t>
       </w:r>
       <w:r>
-        <w:t xml:space="preserve">James et al. (2021, sec. 5.1.1)</w:t>
-      </w:r>
-      <w:r>
-        <w:t xml:space="preserve">, who call it a</w:t>
+        <w:t xml:space="preserve">Also called a</w:t>
       </w:r>
       <w:r>
         <w:t xml:space="preserve"> </w:t>
@@ -3651,6 +3648,12 @@
           <w:bCs/>
         </w:rPr>
         <w:t xml:space="preserve">hold-out set</w:t>
+      </w:r>
+      <w:r>
+        <w:t xml:space="preserve"> </w:t>
+      </w:r>
+      <w:r>
+        <w:t xml:space="preserve">(James et al. 2021, sec. 5.1.1)</w:t>
       </w:r>
       <w:r>
         <w:t xml:space="preserve">.</w:t>
@@ -7512,13 +7515,7 @@
         <w:t xml:space="preserve"> (Source: Expected generalization error (expected prediction error, expected test error)). </w:t>
       </w:r>
       <w:r>
-        <w:t xml:space="preserve">Hastie et al. (2009, sec. 7.2)</w:t>
-      </w:r>
-      <w:r>
-        <w:t xml:space="preserve"> </w:t>
-      </w:r>
-      <w:r>
-        <w:t xml:space="preserve">call this quantity the</w:t>
+        <w:t xml:space="preserve">Also called the</w:t>
       </w:r>
       <w:r>
         <w:t xml:space="preserve"> </w:t>
@@ -7534,7 +7531,7 @@
         <w:t xml:space="preserve"> </w:t>
       </w:r>
       <w:r>
-        <w:t xml:space="preserve">(or</w:t>
+        <w:t xml:space="preserve">or</w:t>
       </w:r>
       <w:r>
         <w:t xml:space="preserve"> </w:t>
@@ -7547,7 +7544,19 @@
         <w:t xml:space="preserve">expected test error</w:t>
       </w:r>
       <w:r>
-        <w:t xml:space="preserve">) and write it</w:t>
+        <w:t xml:space="preserve"> </w:t>
+      </w:r>
+      <w:r>
+        <w:t xml:space="preserve">(Hastie et al. 2009, sec. 7.2)</w:t>
+      </w:r>
+      <w:r>
+        <w:t xml:space="preserve">.</w:t>
+      </w:r>
+      <w:r>
+        <w:t xml:space="preserve"> </w:t>
+      </w:r>
+      <w:r>
+        <w:t xml:space="preserve">Hastie et al. write the quantity as</w:t>
       </w:r>
       <w:r>
         <w:t xml:space="preserve"> </w:t>
@@ -55109,13 +55118,23 @@
         <w:t xml:space="preserve"> (Source: Cross-product matrix (sum-of-squares and cross-products matrix)). </w:t>
       </w:r>
       <w:r>
-        <w:t xml:space="preserve">Sanchez</w:t>
-      </w:r>
-      <w:r>
-        <w:t xml:space="preserve"> </w:t>
-      </w:r>
-      <w:r>
-        <w:t xml:space="preserve">(2020, chap. </w:t>
+        <w:t xml:space="preserve">Also called a</w:t>
+      </w:r>
+      <w:r>
+        <w:t xml:space="preserve"> </w:t>
+      </w:r>
+      <w:r>
+        <w:rPr>
+          <w:b/>
+          <w:bCs/>
+        </w:rPr>
+        <w:t xml:space="preserve">sum-of-squares and cross-products matrix</w:t>
+      </w:r>
+      <w:r>
+        <w:t xml:space="preserve"> </w:t>
+      </w:r>
+      <w:r>
+        <w:t xml:space="preserve">(Sanchez 2020, chap. </w:t>
       </w:r>
       <w:r>
         <w:t xml:space="preserve">“Matrix Cross-Products”</w:t>
@@ -55141,20 +55160,7 @@
         </w:r>
       </w:hyperlink>
       <w:r>
-        <w:t xml:space="preserve">) names this matrix a</w:t>
-      </w:r>
-      <w:r>
-        <w:t xml:space="preserve"> </w:t>
-      </w:r>
-      <w:r>
-        <w:rPr>
-          <w:b/>
-          <w:bCs/>
-        </w:rPr>
-        <w:t xml:space="preserve">sum-of-squares and cross-products matrix</w:t>
-      </w:r>
-      <w:r>
-        <w:t xml:space="preserve">.</w:t>
+        <w:t xml:space="preserve">).</w:t>
       </w:r>
     </w:p>
     <w:bookmarkEnd w:id="197"/>
@@ -57646,7 +57652,7 @@
         <w:rPr>
           <w:rStyle w:val="CommentTok"/>
         </w:rPr>
-        <w:t xml:space="preserve">#&gt;    7.10543e-15    2.00000e+00</w:t>
+        <w:t xml:space="preserve">#&gt;    8.88178e-15    2.00000e+00</w:t>
       </w:r>
     </w:p>
     <w:p>
@@ -57654,7 +57660,7 @@
         <w:pStyle w:val="FirstParagraph"/>
       </w:pPr>
       <w:r>
-        <w:t xml:space="preserve">The two columns differ by at most 7.1e-15,</w:t>
+        <w:t xml:space="preserve">The two columns differ by at most 8.9e-15,</w:t>
       </w:r>
       <w:r>
         <w:t xml:space="preserve"> </w:t>

--- a/model-validation-handout.docx
+++ b/model-validation-handout.docx
@@ -15,7 +15,7 @@
         <w:pStyle w:val="Date"/>
       </w:pPr>
       <w:r>
-        <w:t xml:space="preserve">Last modified: 2026-10-15 15:19:11 (PDT)</w:t>
+        <w:t xml:space="preserve">Last modified: 2026-10-15 18:39:30 (PDT)</w:t>
       </w:r>
     </w:p>
     <w:bookmarkStart w:id="17" w:name="sec-data-sets"/>
@@ -57652,7 +57652,7 @@
         <w:rPr>
           <w:rStyle w:val="CommentTok"/>
         </w:rPr>
-        <w:t xml:space="preserve">#&gt;    8.88178e-15    2.00000e+00</w:t>
+        <w:t xml:space="preserve">#&gt;    7.10543e-15    2.00000e+00</w:t>
       </w:r>
     </w:p>
     <w:p>
@@ -57660,7 +57660,7 @@
         <w:pStyle w:val="FirstParagraph"/>
       </w:pPr>
       <w:r>
-        <w:t xml:space="preserve">The two columns differ by at most 8.9e-15,</w:t>
+        <w:t xml:space="preserve">The two columns differ by at most 7.1e-15,</w:t>
       </w:r>
       <w:r>
         <w:t xml:space="preserve"> </w:t>

--- a/model-validation-handout.docx
+++ b/model-validation-handout.docx
@@ -15,7 +15,7 @@
         <w:pStyle w:val="Date"/>
       </w:pPr>
       <w:r>
-        <w:t xml:space="preserve">Last modified: 2026-10-15 18:39:30 (PDT)</w:t>
+        <w:t xml:space="preserve">Last modified: 2026-10-15 18:55:10 (PDT)</w:t>
       </w:r>
     </w:p>
     <w:bookmarkStart w:id="17" w:name="sec-data-sets"/>
@@ -5971,7 +5971,7 @@
     </w:p>
     <w:bookmarkEnd w:id="45"/>
     <w:bookmarkEnd w:id="46"/>
-    <w:bookmarkStart w:id="104" w:name="sec-generalization-error"/>
+    <w:bookmarkStart w:id="103" w:name="sec-generalization-error"/>
     <w:p>
       <w:pPr>
         <w:pStyle w:val="Heading2"/>
@@ -24093,21 +24093,15 @@
       </m:oMathPara>
       <w:bookmarkEnd w:id="90"/>
     </w:p>
-    <w:bookmarkEnd w:id="91"/>
-    <w:bookmarkStart w:id="92" w:name="rem-source-bias-variance-tradeoff"/>
     <w:p>
       <w:pPr>
         <w:pStyle w:val="FirstParagraph"/>
       </w:pPr>
       <w:r>
-        <w:rPr>
-          <w:i/>
-          <w:iCs/>
-        </w:rPr>
-        <w:t xml:space="preserve">Remark 12</w:t>
-      </w:r>
-      <w:r>
-        <w:t xml:space="preserve"> (Source: Bias–variance trade-off). </w:t>
+        <w:t xml:space="preserve">Source:</w:t>
+      </w:r>
+      <w:r>
+        <w:t xml:space="preserve"> </w:t>
       </w:r>
       <w:r>
         <w:t xml:space="preserve">James et al. (2021, sec. 2.2.2)</w:t>
@@ -24116,8 +24110,8 @@
         <w:t xml:space="preserve">.</w:t>
       </w:r>
     </w:p>
-    <w:bookmarkEnd w:id="92"/>
-    <w:bookmarkStart w:id="93" w:name="rem-overfitting-tradeoff"/>
+    <w:bookmarkEnd w:id="91"/>
+    <w:bookmarkStart w:id="92" w:name="rem-overfitting-tradeoff"/>
     <w:p>
       <w:pPr>
         <w:pStyle w:val="BodyText"/>
@@ -24127,7 +24121,7 @@
           <w:i/>
           <w:iCs/>
         </w:rPr>
-        <w:t xml:space="preserve">Remark 13</w:t>
+        <w:t xml:space="preserve">Remark 12</w:t>
       </w:r>
       <w:r>
         <w:t xml:space="preserve"> (Overfitting and the trade-off). </w:t>
@@ -24732,8 +24726,8 @@
         <w:t xml:space="preserve">but predict new observations worse.</w:t>
       </w:r>
     </w:p>
-    <w:bookmarkEnd w:id="93"/>
-    <w:bookmarkStart w:id="94" w:name="rem-overfitting-causes"/>
+    <w:bookmarkEnd w:id="92"/>
+    <w:bookmarkStart w:id="93" w:name="rem-overfitting-causes"/>
     <w:p>
       <w:pPr>
         <w:pStyle w:val="BodyText"/>
@@ -24743,7 +24737,7 @@
           <w:i/>
           <w:iCs/>
         </w:rPr>
-        <w:t xml:space="preserve">Remark 14</w:t>
+        <w:t xml:space="preserve">Remark 13</w:t>
       </w:r>
       <w:r>
         <w:t xml:space="preserve"> (Coefficients per observation). </w:t>
@@ -24794,7 +24788,7 @@
           <w:rPr>
             <w:rStyle w:val="Hyperlink"/>
           </w:rPr>
-          <w:t xml:space="preserve">Remark 13</w:t>
+          <w:t xml:space="preserve">Remark 12</w:t>
         </w:r>
       </w:hyperlink>
       <w:r>
@@ -24851,8 +24845,8 @@
         <w:t xml:space="preserve">the degree-4 fit has five coefficients for those 20 cars.</w:t>
       </w:r>
     </w:p>
-    <w:bookmarkEnd w:id="94"/>
-    <w:bookmarkStart w:id="95" w:name="exr-held-out-unbiased"/>
+    <w:bookmarkEnd w:id="93"/>
+    <w:bookmarkStart w:id="94" w:name="exr-held-out-unbiased"/>
     <w:p>
       <w:pPr>
         <w:pStyle w:val="BodyText"/>
@@ -25563,8 +25557,8 @@
         </m:oMath>
       </m:oMathPara>
     </w:p>
-    <w:bookmarkEnd w:id="95"/>
-    <w:bookmarkStart w:id="96" w:name="sol-held-out-unbiased"/>
+    <w:bookmarkEnd w:id="94"/>
+    <w:bookmarkStart w:id="95" w:name="sol-held-out-unbiased"/>
     <w:p>
       <w:pPr>
         <w:pStyle w:val="FirstParagraph"/>
@@ -27160,8 +27154,8 @@
         <w:t xml:space="preserve">.</w:t>
       </w:r>
     </w:p>
-    <w:bookmarkEnd w:id="96"/>
-    <w:bookmarkStart w:id="97" w:name="thm-held-out-unbiased"/>
+    <w:bookmarkEnd w:id="95"/>
+    <w:bookmarkStart w:id="96" w:name="thm-held-out-unbiased"/>
     <w:p>
       <w:pPr>
         <w:pStyle w:val="BodyText"/>
@@ -27865,7 +27859,7 @@
         </m:oMath>
       </m:oMathPara>
     </w:p>
-    <w:bookmarkEnd w:id="97"/>
+    <w:bookmarkEnd w:id="96"/>
     <w:p>
       <w:pPr>
         <w:pStyle w:val="FirstParagraph"/>
@@ -27898,7 +27892,7 @@
         <w:t xml:space="preserve">.</w:t>
       </w:r>
     </w:p>
-    <w:bookmarkStart w:id="98" w:name="rem-training-mse-optimistic"/>
+    <w:bookmarkStart w:id="97" w:name="rem-training-mse-optimistic"/>
     <w:p>
       <w:pPr>
         <w:pStyle w:val="BodyText"/>
@@ -27908,7 +27902,7 @@
           <w:i/>
           <w:iCs/>
         </w:rPr>
-        <w:t xml:space="preserve">Remark 15</w:t>
+        <w:t xml:space="preserve">Remark 14</w:t>
       </w:r>
       <w:r>
         <w:t xml:space="preserve"> (Training error is optimistic). </w:t>
@@ -28216,8 +28210,8 @@
         <w:t xml:space="preserve">while held-out RMSE does not.</w:t>
       </w:r>
     </w:p>
-    <w:bookmarkEnd w:id="98"/>
-    <w:bookmarkStart w:id="103" w:name="exm-train-test-error-simulated"/>
+    <w:bookmarkEnd w:id="97"/>
+    <w:bookmarkStart w:id="102" w:name="exm-train-test-error-simulated"/>
     <w:p>
       <w:pPr>
         <w:pStyle w:val="BodyText"/>
@@ -29581,7 +29575,7 @@
       <w:tr>
         <w:tc>
           <w:tcPr/>
-          <w:bookmarkStart w:id="102" w:name="fig-train-test-error"/>
+          <w:bookmarkStart w:id="101" w:name="fig-train-test-error"/>
           <w:p>
             <w:pPr>
               <w:pStyle w:val="SourceCode"/>
@@ -30296,18 +30290,18 @@
                 <wp:inline>
                   <wp:extent cx="4620126" cy="3696101"/>
                   <wp:effectExtent b="0" l="0" r="0" t="0"/>
-                  <wp:docPr descr="" title="" id="100" name="Picture"/>
+                  <wp:docPr descr="" title="" id="99" name="Picture"/>
                   <a:graphic>
                     <a:graphicData uri="http://schemas.openxmlformats.org/drawingml/2006/picture">
                       <pic:pic>
                         <pic:nvPicPr>
-                          <pic:cNvPr descr="model-validation_files/figure-docx/train-test-error-plot-1.png" id="101" name="Picture"/>
+                          <pic:cNvPr descr="model-validation_files/figure-docx/train-test-error-plot-1.png" id="100" name="Picture"/>
                           <pic:cNvPicPr>
                             <a:picLocks noChangeArrowheads="1" noChangeAspect="1"/>
                           </pic:cNvPicPr>
                         </pic:nvPicPr>
                         <pic:blipFill>
-                          <a:blip r:embed="rId99"/>
+                          <a:blip r:embed="rId98"/>
                           <a:stretch>
                             <a:fillRect/>
                           </a:stretch>
@@ -30439,7 +30433,7 @@
               <w:t xml:space="preserve">.</w:t>
             </w:r>
           </w:p>
-          <w:bookmarkEnd w:id="102"/>
+          <w:bookmarkEnd w:id="101"/>
         </w:tc>
       </w:tr>
     </w:tbl>
@@ -30945,9 +30939,9 @@
         <w:t xml:space="preserve">.</w:t>
       </w:r>
     </w:p>
+    <w:bookmarkEnd w:id="102"/>
     <w:bookmarkEnd w:id="103"/>
-    <w:bookmarkEnd w:id="104"/>
-    <w:bookmarkStart w:id="147" w:name="sec-data-splits"/>
+    <w:bookmarkStart w:id="145" w:name="sec-data-splits"/>
     <w:p>
       <w:pPr>
         <w:pStyle w:val="Heading2"/>
@@ -30956,7 +30950,7 @@
         <w:t xml:space="preserve">5 Training, validation, and test sets</w:t>
       </w:r>
     </w:p>
-    <w:bookmarkStart w:id="105" w:name="exr-data-splits"/>
+    <w:bookmarkStart w:id="104" w:name="exr-data-splits"/>
     <w:p>
       <w:pPr>
         <w:pStyle w:val="FirstParagraph"/>
@@ -31089,8 +31083,8 @@
         <w:t xml:space="preserve">How many cars are in each set?</w:t>
       </w:r>
     </w:p>
-    <w:bookmarkEnd w:id="105"/>
-    <w:bookmarkStart w:id="106" w:name="sol-data-splits"/>
+    <w:bookmarkEnd w:id="104"/>
+    <w:bookmarkStart w:id="105" w:name="sol-data-splits"/>
     <w:p>
       <w:pPr>
         <w:pStyle w:val="BodyText"/>
@@ -31325,8 +31319,8 @@
         <w:t xml:space="preserve">test cars.</w:t>
       </w:r>
     </w:p>
-    <w:bookmarkEnd w:id="106"/>
-    <w:bookmarkStart w:id="108" w:name="def-data-splits"/>
+    <w:bookmarkEnd w:id="105"/>
+    <w:bookmarkStart w:id="107" w:name="def-data-splits"/>
     <w:p>
       <w:pPr>
         <w:pStyle w:val="BodyText"/>
@@ -31528,7 +31522,7 @@
       <w:pPr>
         <w:pStyle w:val="BodyText"/>
       </w:pPr>
-      <w:bookmarkStart w:id="107" w:name="eq-data-splits"/>
+      <w:bookmarkStart w:id="106" w:name="eq-data-splits"/>
       <m:oMathPara>
         <m:oMathParaPr>
           <m:jc m:val="center"/>
@@ -31982,23 +31976,17 @@
           </m:r>
         </m:oMath>
       </m:oMathPara>
-      <w:bookmarkEnd w:id="107"/>
+      <w:bookmarkEnd w:id="106"/>
     </w:p>
-    <w:bookmarkEnd w:id="108"/>
-    <w:bookmarkStart w:id="109" w:name="rem-source-data-splits"/>
     <w:p>
       <w:pPr>
         <w:pStyle w:val="FirstParagraph"/>
       </w:pPr>
       <w:r>
-        <w:rPr>
-          <w:i/>
-          <w:iCs/>
-        </w:rPr>
-        <w:t xml:space="preserve">Remark 16</w:t>
-      </w:r>
-      <w:r>
-        <w:t xml:space="preserve"> (Source: Training/validation/test split). </w:t>
+        <w:t xml:space="preserve">Source:</w:t>
+      </w:r>
+      <w:r>
+        <w:t xml:space="preserve"> </w:t>
       </w:r>
       <w:r>
         <w:t xml:space="preserve">James et al. (2021, 198–201)</w:t>
@@ -32007,8 +31995,8 @@
         <w:t xml:space="preserve">.</w:t>
       </w:r>
     </w:p>
-    <w:bookmarkEnd w:id="109"/>
-    <w:bookmarkStart w:id="110" w:name="exm-data-splits-sizes"/>
+    <w:bookmarkEnd w:id="107"/>
+    <w:bookmarkStart w:id="108" w:name="exm-data-splits-sizes"/>
     <w:p>
       <w:pPr>
         <w:pStyle w:val="BodyText"/>
@@ -32082,8 +32070,8 @@
         <w:t xml:space="preserve">and the 7 test cars are used only once, after the model is chosen.</w:t>
       </w:r>
     </w:p>
-    <w:bookmarkEnd w:id="110"/>
-    <w:bookmarkStart w:id="112" w:name="def-tuning-parameter"/>
+    <w:bookmarkEnd w:id="108"/>
+    <w:bookmarkStart w:id="110" w:name="def-tuning-parameter"/>
     <w:p>
       <w:pPr>
         <w:pStyle w:val="BodyText"/>
@@ -32173,7 +32161,7 @@
       <w:pPr>
         <w:pStyle w:val="BodyText"/>
       </w:pPr>
-      <w:bookmarkStart w:id="111" w:name="eq-tuning-parameter"/>
+      <w:bookmarkStart w:id="109" w:name="eq-tuning-parameter"/>
       <m:oMathPara>
         <m:oMathParaPr>
           <m:jc m:val="center"/>
@@ -32293,10 +32281,10 @@
           </m:r>
         </m:oMath>
       </m:oMathPara>
-      <w:bookmarkEnd w:id="111"/>
+      <w:bookmarkEnd w:id="109"/>
     </w:p>
-    <w:bookmarkEnd w:id="112"/>
-    <w:bookmarkStart w:id="113" w:name="exm-tuning-parameter"/>
+    <w:bookmarkEnd w:id="110"/>
+    <w:bookmarkStart w:id="111" w:name="exm-tuning-parameter"/>
     <w:p>
       <w:pPr>
         <w:pStyle w:val="FirstParagraph"/>
@@ -32481,8 +32469,8 @@
         <w:t xml:space="preserve">.</w:t>
       </w:r>
     </w:p>
-    <w:bookmarkEnd w:id="113"/>
-    <w:bookmarkStart w:id="115" w:name="def-validation-set"/>
+    <w:bookmarkEnd w:id="111"/>
+    <w:bookmarkStart w:id="113" w:name="def-validation-set"/>
     <w:p>
       <w:pPr>
         <w:pStyle w:val="BodyText"/>
@@ -32602,7 +32590,7 @@
       <w:pPr>
         <w:pStyle w:val="BodyText"/>
       </w:pPr>
-      <w:bookmarkStart w:id="114" w:name="eq-validation-set"/>
+      <w:bookmarkStart w:id="112" w:name="eq-validation-set"/>
       <m:oMathPara>
         <m:oMathParaPr>
           <m:jc m:val="center"/>
@@ -32723,10 +32711,10 @@
           </m:r>
         </m:oMath>
       </m:oMathPara>
-      <w:bookmarkEnd w:id="114"/>
+      <w:bookmarkEnd w:id="112"/>
     </w:p>
-    <w:bookmarkEnd w:id="115"/>
-    <w:bookmarkStart w:id="117" w:name="def-validation-choice"/>
+    <w:bookmarkEnd w:id="113"/>
+    <w:bookmarkStart w:id="115" w:name="def-validation-choice"/>
     <w:p>
       <w:pPr>
         <w:pStyle w:val="FirstParagraph"/>
@@ -32932,7 +32920,7 @@
       <w:pPr>
         <w:pStyle w:val="BodyText"/>
       </w:pPr>
-      <w:bookmarkStart w:id="116" w:name="eq-validation-choice"/>
+      <w:bookmarkStart w:id="114" w:name="eq-validation-choice"/>
       <m:oMathPara>
         <m:oMathParaPr>
           <m:jc m:val="center"/>
@@ -33209,10 +33197,10 @@
           </m:r>
         </m:oMath>
       </m:oMathPara>
-      <w:bookmarkEnd w:id="116"/>
+      <w:bookmarkEnd w:id="114"/>
     </w:p>
-    <w:bookmarkEnd w:id="117"/>
-    <w:bookmarkStart w:id="119" w:name="def-test-set"/>
+    <w:bookmarkEnd w:id="115"/>
+    <w:bookmarkStart w:id="117" w:name="def-test-set"/>
     <w:p>
       <w:pPr>
         <w:pStyle w:val="FirstParagraph"/>
@@ -33356,7 +33344,7 @@
       <w:pPr>
         <w:pStyle w:val="BodyText"/>
       </w:pPr>
-      <w:bookmarkStart w:id="118" w:name="eq-test-set"/>
+      <w:bookmarkStart w:id="116" w:name="eq-test-set"/>
       <m:oMathPara>
         <m:oMathParaPr>
           <m:jc m:val="center"/>
@@ -33477,10 +33465,10 @@
           </m:r>
         </m:oMath>
       </m:oMathPara>
-      <w:bookmarkEnd w:id="118"/>
+      <w:bookmarkEnd w:id="116"/>
     </w:p>
-    <w:bookmarkEnd w:id="119"/>
-    <w:bookmarkStart w:id="123" w:name="rem-data-splits"/>
+    <w:bookmarkEnd w:id="117"/>
+    <w:bookmarkStart w:id="121" w:name="rem-data-splits"/>
     <w:p>
       <w:pPr>
         <w:pStyle w:val="FirstParagraph"/>
@@ -33490,7 +33478,7 @@
           <w:i/>
           <w:iCs/>
         </w:rPr>
-        <w:t xml:space="preserve">Remark 17</w:t>
+        <w:t xml:space="preserve">Remark 15</w:t>
       </w:r>
       <w:r>
         <w:t xml:space="preserve"> (What each set is for). </w:t>
@@ -33655,7 +33643,7 @@
       <w:r>
         <w:t xml:space="preserve"> </w:t>
       </w:r>
-      <w:hyperlink r:id="rId120">
+      <w:hyperlink r:id="rId118">
         <w:r>
           <w:rPr>
             <w:rStyle w:val="Hyperlink"/>
@@ -33675,7 +33663,7 @@
       <w:r>
         <w:t xml:space="preserve"> </w:t>
       </w:r>
-      <w:hyperlink r:id="rId121">
+      <w:hyperlink r:id="rId119">
         <w:r>
           <w:rPr>
             <w:rStyle w:val="Hyperlink"/>
@@ -33695,7 +33683,7 @@
       <w:r>
         <w:t xml:space="preserve"> </w:t>
       </w:r>
-      <w:hyperlink r:id="rId122">
+      <w:hyperlink r:id="rId120">
         <w:r>
           <w:rPr>
             <w:rStyle w:val="Hyperlink"/>
@@ -33713,8 +33701,8 @@
         <w:t xml:space="preserve">They use a different symbol for the training set and a parenthesized observation index, but the same three-way split.</w:t>
       </w:r>
     </w:p>
-    <w:bookmarkEnd w:id="123"/>
-    <w:bookmarkStart w:id="146" w:name="exm-train-validation-test-split"/>
+    <w:bookmarkEnd w:id="121"/>
+    <w:bookmarkStart w:id="144" w:name="exm-train-validation-test-split"/>
     <w:p>
       <w:pPr>
         <w:pStyle w:val="BodyText"/>
@@ -33948,7 +33936,7 @@
       <w:tr>
         <w:tc>
           <w:tcPr/>
-          <w:bookmarkStart w:id="124" w:name="tbl-train-validation-test-split-sizes"/>
+          <w:bookmarkStart w:id="122" w:name="tbl-train-validation-test-split-sizes"/>
           <w:p>
             <w:pPr>
               <w:jc w:val="center"/>
@@ -34580,7 +34568,7 @@
               <w:t xml:space="preserve">#&gt; 3 test           7</w:t>
             </w:r>
           </w:p>
-          <w:bookmarkEnd w:id="124"/>
+          <w:bookmarkEnd w:id="122"/>
         </w:tc>
       </w:tr>
     </w:tbl>
@@ -38438,7 +38426,7 @@
       <w:tr>
         <w:tc>
           <w:tcPr/>
-          <w:bookmarkStart w:id="128" w:name="fig-linear-model-superimposed"/>
+          <w:bookmarkStart w:id="126" w:name="fig-linear-model-superimposed"/>
           <w:p>
             <w:pPr>
               <w:pStyle w:val="SourceCode"/>
@@ -38478,18 +38466,18 @@
                 <wp:inline>
                   <wp:extent cx="4620126" cy="3696101"/>
                   <wp:effectExtent b="0" l="0" r="0" t="0"/>
-                  <wp:docPr descr="" title="" id="126" name="Picture"/>
+                  <wp:docPr descr="" title="" id="124" name="Picture"/>
                   <a:graphic>
                     <a:graphicData uri="http://schemas.openxmlformats.org/drawingml/2006/picture">
                       <pic:pic>
                         <pic:nvPicPr>
-                          <pic:cNvPr descr="model-validation_files/figure-docx/unnamed-chunk-3-1.png" id="127" name="Picture"/>
+                          <pic:cNvPr descr="model-validation_files/figure-docx/unnamed-chunk-3-1.png" id="125" name="Picture"/>
                           <pic:cNvPicPr>
                             <a:picLocks noChangeArrowheads="1" noChangeAspect="1"/>
                           </pic:cNvPicPr>
                         </pic:nvPicPr>
                         <pic:blipFill>
-                          <a:blip r:embed="rId125"/>
+                          <a:blip r:embed="rId123"/>
                           <a:stretch>
                             <a:fillRect/>
                           </a:stretch>
@@ -38529,7 +38517,7 @@
               <w:t xml:space="preserve">Figure 2: Linear model fit superimposed on data partitions</w:t>
             </w:r>
           </w:p>
-          <w:bookmarkEnd w:id="128"/>
+          <w:bookmarkEnd w:id="126"/>
         </w:tc>
       </w:tr>
     </w:tbl>
@@ -38554,7 +38542,7 @@
       <w:tr>
         <w:tc>
           <w:tcPr/>
-          <w:bookmarkStart w:id="132" w:name="fig-quadratic-model-superimposed"/>
+          <w:bookmarkStart w:id="130" w:name="fig-quadratic-model-superimposed"/>
           <w:p>
             <w:pPr>
               <w:pStyle w:val="SourceCode"/>
@@ -38594,18 +38582,18 @@
                 <wp:inline>
                   <wp:extent cx="4620126" cy="3696101"/>
                   <wp:effectExtent b="0" l="0" r="0" t="0"/>
-                  <wp:docPr descr="" title="" id="130" name="Picture"/>
+                  <wp:docPr descr="" title="" id="128" name="Picture"/>
                   <a:graphic>
                     <a:graphicData uri="http://schemas.openxmlformats.org/drawingml/2006/picture">
                       <pic:pic>
                         <pic:nvPicPr>
-                          <pic:cNvPr descr="model-validation_files/figure-docx/unnamed-chunk-4-1.png" id="131" name="Picture"/>
+                          <pic:cNvPr descr="model-validation_files/figure-docx/unnamed-chunk-4-1.png" id="129" name="Picture"/>
                           <pic:cNvPicPr>
                             <a:picLocks noChangeArrowheads="1" noChangeAspect="1"/>
                           </pic:cNvPicPr>
                         </pic:nvPicPr>
                         <pic:blipFill>
-                          <a:blip r:embed="rId129"/>
+                          <a:blip r:embed="rId127"/>
                           <a:stretch>
                             <a:fillRect/>
                           </a:stretch>
@@ -38645,7 +38633,7 @@
               <w:t xml:space="preserve">Figure 3: Quadratic model fit superimposed on data partitions</w:t>
             </w:r>
           </w:p>
-          <w:bookmarkEnd w:id="132"/>
+          <w:bookmarkEnd w:id="130"/>
         </w:tc>
       </w:tr>
     </w:tbl>
@@ -38670,7 +38658,7 @@
       <w:tr>
         <w:tc>
           <w:tcPr/>
-          <w:bookmarkStart w:id="136" w:name="fig-cubic-model-superimposed"/>
+          <w:bookmarkStart w:id="134" w:name="fig-cubic-model-superimposed"/>
           <w:p>
             <w:pPr>
               <w:pStyle w:val="SourceCode"/>
@@ -38710,18 +38698,18 @@
                 <wp:inline>
                   <wp:extent cx="4620126" cy="3696101"/>
                   <wp:effectExtent b="0" l="0" r="0" t="0"/>
-                  <wp:docPr descr="" title="" id="134" name="Picture"/>
+                  <wp:docPr descr="" title="" id="132" name="Picture"/>
                   <a:graphic>
                     <a:graphicData uri="http://schemas.openxmlformats.org/drawingml/2006/picture">
                       <pic:pic>
                         <pic:nvPicPr>
-                          <pic:cNvPr descr="model-validation_files/figure-docx/unnamed-chunk-5-1.png" id="135" name="Picture"/>
+                          <pic:cNvPr descr="model-validation_files/figure-docx/unnamed-chunk-5-1.png" id="133" name="Picture"/>
                           <pic:cNvPicPr>
                             <a:picLocks noChangeArrowheads="1" noChangeAspect="1"/>
                           </pic:cNvPicPr>
                         </pic:nvPicPr>
                         <pic:blipFill>
-                          <a:blip r:embed="rId133"/>
+                          <a:blip r:embed="rId131"/>
                           <a:stretch>
                             <a:fillRect/>
                           </a:stretch>
@@ -38761,7 +38749,7 @@
               <w:t xml:space="preserve">Figure 4: Cubic model fit superimposed on data partitions</w:t>
             </w:r>
           </w:p>
-          <w:bookmarkEnd w:id="136"/>
+          <w:bookmarkEnd w:id="134"/>
         </w:tc>
       </w:tr>
     </w:tbl>
@@ -38786,7 +38774,7 @@
       <w:tr>
         <w:tc>
           <w:tcPr/>
-          <w:bookmarkStart w:id="140" w:name="fig-quartic-model-superimposed"/>
+          <w:bookmarkStart w:id="138" w:name="fig-quartic-model-superimposed"/>
           <w:p>
             <w:pPr>
               <w:pStyle w:val="SourceCode"/>
@@ -38826,18 +38814,18 @@
                 <wp:inline>
                   <wp:extent cx="4620126" cy="3696101"/>
                   <wp:effectExtent b="0" l="0" r="0" t="0"/>
-                  <wp:docPr descr="" title="" id="138" name="Picture"/>
+                  <wp:docPr descr="" title="" id="136" name="Picture"/>
                   <a:graphic>
                     <a:graphicData uri="http://schemas.openxmlformats.org/drawingml/2006/picture">
                       <pic:pic>
                         <pic:nvPicPr>
-                          <pic:cNvPr descr="model-validation_files/figure-docx/unnamed-chunk-6-1.png" id="139" name="Picture"/>
+                          <pic:cNvPr descr="model-validation_files/figure-docx/unnamed-chunk-6-1.png" id="137" name="Picture"/>
                           <pic:cNvPicPr>
                             <a:picLocks noChangeArrowheads="1" noChangeAspect="1"/>
                           </pic:cNvPicPr>
                         </pic:nvPicPr>
                         <pic:blipFill>
-                          <a:blip r:embed="rId137"/>
+                          <a:blip r:embed="rId135"/>
                           <a:stretch>
                             <a:fillRect/>
                           </a:stretch>
@@ -38877,7 +38865,7 @@
               <w:t xml:space="preserve">Figure 5: Quartic model fit superimposed on data partitions</w:t>
             </w:r>
           </w:p>
-          <w:bookmarkEnd w:id="140"/>
+          <w:bookmarkEnd w:id="138"/>
         </w:tc>
       </w:tr>
     </w:tbl>
@@ -38902,7 +38890,7 @@
       <w:tr>
         <w:tc>
           <w:tcPr/>
-          <w:bookmarkStart w:id="141" w:name="tbl-train-validation-results"/>
+          <w:bookmarkStart w:id="139" w:name="tbl-train-validation-results"/>
           <w:p>
             <w:pPr>
               <w:jc w:val="center"/>
@@ -38991,7 +38979,7 @@
               <w:t xml:space="preserve">#&gt; 4 quartic            1.90            3.97</w:t>
             </w:r>
           </w:p>
-          <w:bookmarkEnd w:id="141"/>
+          <w:bookmarkEnd w:id="139"/>
         </w:tc>
       </w:tr>
     </w:tbl>
@@ -39060,7 +39048,7 @@
       <w:tr>
         <w:tc>
           <w:tcPr/>
-          <w:bookmarkStart w:id="142" w:name="tbl-train-validation-test-rmse"/>
+          <w:bookmarkStart w:id="140" w:name="tbl-train-validation-test-rmse"/>
           <w:p>
             <w:pPr>
               <w:jc w:val="center"/>
@@ -39137,7 +39125,7 @@
               <w:t xml:space="preserve">#&gt; 2 test       linear  2.44</w:t>
             </w:r>
           </w:p>
-          <w:bookmarkEnd w:id="142"/>
+          <w:bookmarkEnd w:id="140"/>
         </w:tc>
       </w:tr>
     </w:tbl>
@@ -39190,18 +39178,18 @@
                 <wp:inline>
                   <wp:extent cx="152400" cy="152400"/>
                   <wp:effectExtent b="0" l="0" r="0" t="0"/>
-                  <wp:docPr descr="" title="" id="144" name="Picture"/>
+                  <wp:docPr descr="" title="" id="142" name="Picture"/>
                   <a:graphic>
                     <a:graphicData uri="http://schemas.openxmlformats.org/drawingml/2006/picture">
                       <pic:pic>
                         <pic:nvPicPr>
-                          <pic:cNvPr descr="/opt/quarto/share/formats/docx/note.png" id="145" name="Picture"/>
+                          <pic:cNvPr descr="/opt/quarto/share/formats/docx/note.png" id="143" name="Picture"/>
                           <pic:cNvPicPr>
                             <a:picLocks noChangeArrowheads="1" noChangeAspect="1"/>
                           </pic:cNvPicPr>
                         </pic:nvPicPr>
                         <pic:blipFill>
-                          <a:blip r:embed="rId143"/>
+                          <a:blip r:embed="rId141"/>
                           <a:stretch>
                             <a:fillRect/>
                           </a:stretch>
@@ -39274,9 +39262,9 @@
         </w:tc>
       </w:tr>
     </w:tbl>
-    <w:bookmarkEnd w:id="146"/>
-    <w:bookmarkEnd w:id="147"/>
-    <w:bookmarkStart w:id="183" w:name="sec-kfold"/>
+    <w:bookmarkEnd w:id="144"/>
+    <w:bookmarkEnd w:id="145"/>
+    <w:bookmarkStart w:id="181" w:name="sec-kfold"/>
     <w:p>
       <w:pPr>
         <w:pStyle w:val="Heading2"/>
@@ -39296,7 +39284,7 @@
         <w:t xml:space="preserve">-fold cross-validation</w:t>
       </w:r>
     </w:p>
-    <w:bookmarkStart w:id="148" w:name="exr-kfold"/>
+    <w:bookmarkStart w:id="146" w:name="exr-kfold"/>
     <w:p>
       <w:pPr>
         <w:pStyle w:val="FirstParagraph"/>
@@ -39447,8 +39435,8 @@
         <w:t xml:space="preserve">How many times is a given car used for fitting, and how many times for prediction?</w:t>
       </w:r>
     </w:p>
-    <w:bookmarkEnd w:id="148"/>
-    <w:bookmarkStart w:id="149" w:name="sol-kfold"/>
+    <w:bookmarkEnd w:id="146"/>
+    <w:bookmarkStart w:id="147" w:name="sol-kfold"/>
     <w:p>
       <w:pPr>
         <w:pStyle w:val="FirstParagraph"/>
@@ -39622,8 +39610,8 @@
         <w:t xml:space="preserve">fits.</w:t>
       </w:r>
     </w:p>
-    <w:bookmarkEnd w:id="149"/>
-    <w:bookmarkStart w:id="151" w:name="def-folds"/>
+    <w:bookmarkEnd w:id="147"/>
+    <w:bookmarkStart w:id="149" w:name="def-folds"/>
     <w:p>
       <w:pPr>
         <w:pStyle w:val="FirstParagraph"/>
@@ -39812,7 +39800,7 @@
       <w:pPr>
         <w:pStyle w:val="BodyText"/>
       </w:pPr>
-      <w:bookmarkStart w:id="150" w:name="eq-folds"/>
+      <w:bookmarkStart w:id="148" w:name="eq-folds"/>
       <m:oMathPara>
         <m:oMathParaPr>
           <m:jc m:val="center"/>
@@ -39903,10 +39891,10 @@
           </m:r>
         </m:oMath>
       </m:oMathPara>
-      <w:bookmarkEnd w:id="150"/>
+      <w:bookmarkEnd w:id="148"/>
     </w:p>
-    <w:bookmarkEnd w:id="151"/>
-    <w:bookmarkStart w:id="152" w:name="rem-source-folds"/>
+    <w:bookmarkEnd w:id="149"/>
+    <w:bookmarkStart w:id="150" w:name="rem-source-folds"/>
     <w:p>
       <w:pPr>
         <w:pStyle w:val="FirstParagraph"/>
@@ -39916,7 +39904,7 @@
           <w:i/>
           <w:iCs/>
         </w:rPr>
-        <w:t xml:space="preserve">Remark 18</w:t>
+        <w:t xml:space="preserve">Remark 16</w:t>
       </w:r>
       <w:r>
         <w:t xml:space="preserve"> (Source: Folds). </w:t>
@@ -39960,8 +39948,8 @@
         <w:t xml:space="preserve">roughly equal-sized parts.</w:t>
       </w:r>
     </w:p>
-    <w:bookmarkEnd w:id="152"/>
-    <w:bookmarkStart w:id="154" w:name="def-fold-size"/>
+    <w:bookmarkEnd w:id="150"/>
+    <w:bookmarkStart w:id="152" w:name="def-fold-size"/>
     <w:p>
       <w:pPr>
         <w:pStyle w:val="BodyText"/>
@@ -40055,7 +40043,7 @@
       <w:pPr>
         <w:pStyle w:val="BodyText"/>
       </w:pPr>
-      <w:bookmarkStart w:id="153" w:name="eq-fold-size"/>
+      <w:bookmarkStart w:id="151" w:name="eq-fold-size"/>
       <m:oMathPara>
         <m:oMathParaPr>
           <m:jc m:val="center"/>
@@ -40150,10 +40138,10 @@
           </m:r>
         </m:oMath>
       </m:oMathPara>
-      <w:bookmarkEnd w:id="153"/>
+      <w:bookmarkEnd w:id="151"/>
     </w:p>
-    <w:bookmarkEnd w:id="154"/>
-    <w:bookmarkStart w:id="156" w:name="def-fold-assignment"/>
+    <w:bookmarkEnd w:id="152"/>
+    <w:bookmarkStart w:id="154" w:name="def-fold-assignment"/>
     <w:p>
       <w:pPr>
         <w:pStyle w:val="FirstParagraph"/>
@@ -40308,7 +40296,7 @@
       <w:pPr>
         <w:pStyle w:val="BodyText"/>
       </w:pPr>
-      <w:bookmarkStart w:id="155" w:name="eq-fold-assignment"/>
+      <w:bookmarkStart w:id="153" w:name="eq-fold-assignment"/>
       <m:oMathPara>
         <m:oMathParaPr>
           <m:jc m:val="center"/>
@@ -40384,10 +40372,10 @@
           </m:r>
         </m:oMath>
       </m:oMathPara>
-      <w:bookmarkEnd w:id="155"/>
+      <w:bookmarkEnd w:id="153"/>
     </w:p>
-    <w:bookmarkEnd w:id="156"/>
-    <w:bookmarkStart w:id="157" w:name="rem-source-fold-assignment"/>
+    <w:bookmarkEnd w:id="154"/>
+    <w:bookmarkStart w:id="155" w:name="rem-source-fold-assignment"/>
     <w:p>
       <w:pPr>
         <w:pStyle w:val="FirstParagraph"/>
@@ -40397,7 +40385,7 @@
           <w:i/>
           <w:iCs/>
         </w:rPr>
-        <w:t xml:space="preserve">Remark 19</w:t>
+        <w:t xml:space="preserve">Remark 17</w:t>
       </w:r>
       <w:r>
         <w:t xml:space="preserve"> (Source: Fold assignment). </w:t>
@@ -40448,8 +40436,8 @@
         <w:t xml:space="preserve">.</w:t>
       </w:r>
     </w:p>
-    <w:bookmarkEnd w:id="157"/>
-    <w:bookmarkStart w:id="159" w:name="def-fold-out-rule"/>
+    <w:bookmarkEnd w:id="155"/>
+    <w:bookmarkStart w:id="157" w:name="def-fold-out-rule"/>
     <w:p>
       <w:pPr>
         <w:pStyle w:val="BodyText"/>
@@ -40641,7 +40629,7 @@
       <w:pPr>
         <w:pStyle w:val="BodyText"/>
       </w:pPr>
-      <w:bookmarkStart w:id="158" w:name="eq-fold-out-rule"/>
+      <w:bookmarkStart w:id="156" w:name="eq-fold-out-rule"/>
       <m:oMathPara>
         <m:oMathParaPr>
           <m:jc m:val="center"/>
@@ -40874,10 +40862,10 @@
           </m:r>
         </m:oMath>
       </m:oMathPara>
-      <w:bookmarkEnd w:id="158"/>
+      <w:bookmarkEnd w:id="156"/>
     </w:p>
-    <w:bookmarkEnd w:id="159"/>
-    <w:bookmarkStart w:id="160" w:name="rem-source-fold-out-rule"/>
+    <w:bookmarkEnd w:id="157"/>
+    <w:bookmarkStart w:id="158" w:name="rem-source-fold-out-rule"/>
     <w:p>
       <w:pPr>
         <w:pStyle w:val="FirstParagraph"/>
@@ -40887,7 +40875,7 @@
           <w:i/>
           <w:iCs/>
         </w:rPr>
-        <w:t xml:space="preserve">Remark 20</w:t>
+        <w:t xml:space="preserve">Remark 18</w:t>
       </w:r>
       <w:r>
         <w:t xml:space="preserve"> (Source: Fold-out rule). </w:t>
@@ -40949,8 +40937,8 @@
         <w:t xml:space="preserve">.</w:t>
       </w:r>
     </w:p>
-    <w:bookmarkEnd w:id="160"/>
-    <w:bookmarkStart w:id="161" w:name="def-kfold"/>
+    <w:bookmarkEnd w:id="158"/>
+    <w:bookmarkStart w:id="159" w:name="def-kfold"/>
     <w:p>
       <w:pPr>
         <w:pStyle w:val="BodyText"/>
@@ -41297,8 +41285,8 @@
         <w:t xml:space="preserve">Compute a summary prediction-error measure across all folds.</w:t>
       </w:r>
     </w:p>
-    <w:bookmarkEnd w:id="161"/>
-    <w:bookmarkStart w:id="162" w:name="rem-kfold-vs-validation-set"/>
+    <w:bookmarkEnd w:id="159"/>
+    <w:bookmarkStart w:id="160" w:name="rem-kfold-vs-validation-set"/>
     <w:p>
       <w:pPr>
         <w:pStyle w:val="FirstParagraph"/>
@@ -41308,7 +41296,7 @@
           <w:i/>
           <w:iCs/>
         </w:rPr>
-        <w:t xml:space="preserve">Remark 21</w:t>
+        <w:t xml:space="preserve">Remark 19</w:t>
       </w:r>
       <w:r>
         <w:t xml:space="preserve"> (Cross-validation instead of a single validation set). </w:t>
@@ -41400,8 +41388,8 @@
         <w:t xml:space="preserve">give 4 fits on 24 cars each.</w:t>
       </w:r>
     </w:p>
-    <w:bookmarkEnd w:id="162"/>
-    <w:bookmarkStart w:id="164" w:name="def-cv-estimate"/>
+    <w:bookmarkEnd w:id="160"/>
+    <w:bookmarkStart w:id="162" w:name="def-cv-estimate"/>
     <w:p>
       <w:pPr>
         <w:pStyle w:val="BodyText"/>
@@ -41617,7 +41605,7 @@
       <w:pPr>
         <w:pStyle w:val="BodyText"/>
       </w:pPr>
-      <w:bookmarkStart w:id="163" w:name="eq-cv-estimate"/>
+      <w:bookmarkStart w:id="161" w:name="eq-cv-estimate"/>
       <m:oMathPara>
         <m:oMathParaPr>
           <m:jc m:val="center"/>
@@ -41880,10 +41868,10 @@
           </m:r>
         </m:oMath>
       </m:oMathPara>
-      <w:bookmarkEnd w:id="163"/>
+      <w:bookmarkEnd w:id="161"/>
     </w:p>
-    <w:bookmarkEnd w:id="164"/>
-    <w:bookmarkStart w:id="165" w:name="rem-source-cv-estimate"/>
+    <w:bookmarkEnd w:id="162"/>
+    <w:bookmarkStart w:id="163" w:name="rem-source-cv-estimate"/>
     <w:p>
       <w:pPr>
         <w:pStyle w:val="FirstParagraph"/>
@@ -41893,7 +41881,7 @@
           <w:i/>
           <w:iCs/>
         </w:rPr>
-        <w:t xml:space="preserve">Remark 22</w:t>
+        <w:t xml:space="preserve">Remark 20</w:t>
       </w:r>
       <w:r>
         <w:t xml:space="preserve"> (Source: Cross-validation estimate). </w:t>
@@ -41935,8 +41923,8 @@
         <w:t xml:space="preserve">.</w:t>
       </w:r>
     </w:p>
-    <w:bookmarkEnd w:id="165"/>
-    <w:bookmarkStart w:id="166" w:name="exr-cv-estimate-by-fold"/>
+    <w:bookmarkEnd w:id="163"/>
+    <w:bookmarkStart w:id="164" w:name="exr-cv-estimate-by-fold"/>
     <w:p>
       <w:pPr>
         <w:pStyle w:val="BodyText"/>
@@ -42141,8 +42129,8 @@
         <w:t xml:space="preserve">.</w:t>
       </w:r>
     </w:p>
-    <w:bookmarkEnd w:id="166"/>
-    <w:bookmarkStart w:id="167" w:name="sol-cv-estimate-by-fold"/>
+    <w:bookmarkEnd w:id="164"/>
+    <w:bookmarkStart w:id="165" w:name="sol-cv-estimate-by-fold"/>
     <w:p>
       <w:pPr>
         <w:pStyle w:val="BodyText"/>
@@ -43303,8 +43291,8 @@
         <w:t xml:space="preserve">so each inner sum uses a single fitted rule.</w:t>
       </w:r>
     </w:p>
-    <w:bookmarkEnd w:id="167"/>
-    <w:bookmarkStart w:id="169" w:name="thm-cv-estimate-by-fold"/>
+    <w:bookmarkEnd w:id="165"/>
+    <w:bookmarkStart w:id="167" w:name="thm-cv-estimate-by-fold"/>
     <w:p>
       <w:pPr>
         <w:pStyle w:val="BodyText"/>
@@ -43393,7 +43381,7 @@
       <w:pPr>
         <w:pStyle w:val="BodyText"/>
       </w:pPr>
-      <w:bookmarkStart w:id="168" w:name="eq-cv-estimate-by-fold"/>
+      <w:bookmarkStart w:id="166" w:name="eq-cv-estimate-by-fold"/>
       <m:oMathPara>
         <m:oMathParaPr>
           <m:jc m:val="center"/>
@@ -43666,9 +43654,9 @@
           </m:r>
         </m:oMath>
       </m:oMathPara>
-      <w:bookmarkEnd w:id="168"/>
+      <w:bookmarkEnd w:id="166"/>
     </w:p>
-    <w:bookmarkEnd w:id="169"/>
+    <w:bookmarkEnd w:id="167"/>
     <w:p>
       <w:pPr>
         <w:pStyle w:val="FirstParagraph"/>
@@ -43701,7 +43689,7 @@
         <w:t xml:space="preserve">.</w:t>
       </w:r>
     </w:p>
-    <w:bookmarkStart w:id="171" w:name="def-fold-mse"/>
+    <w:bookmarkStart w:id="169" w:name="def-fold-mse"/>
     <w:p>
       <w:pPr>
         <w:pStyle w:val="BodyText"/>
@@ -43869,7 +43857,7 @@
       <w:pPr>
         <w:pStyle w:val="BodyText"/>
       </w:pPr>
-      <w:bookmarkStart w:id="170" w:name="eq-fold-mse"/>
+      <w:bookmarkStart w:id="168" w:name="eq-fold-mse"/>
       <m:oMathPara>
         <m:oMathParaPr>
           <m:jc m:val="center"/>
@@ -44109,10 +44097,10 @@
           </m:r>
         </m:oMath>
       </m:oMathPara>
-      <w:bookmarkEnd w:id="170"/>
+      <w:bookmarkEnd w:id="168"/>
     </w:p>
-    <w:bookmarkEnd w:id="171"/>
-    <w:bookmarkStart w:id="172" w:name="rem-source-fold-mse"/>
+    <w:bookmarkEnd w:id="169"/>
+    <w:bookmarkStart w:id="170" w:name="rem-source-fold-mse"/>
     <w:p>
       <w:pPr>
         <w:pStyle w:val="FirstParagraph"/>
@@ -44122,7 +44110,7 @@
           <w:i/>
           <w:iCs/>
         </w:rPr>
-        <w:t xml:space="preserve">Remark 23</w:t>
+        <w:t xml:space="preserve">Remark 21</w:t>
       </w:r>
       <w:r>
         <w:t xml:space="preserve"> (Source: Fold mean squared error). </w:t>
@@ -44192,8 +44180,8 @@
         <w:t xml:space="preserve">.</w:t>
       </w:r>
     </w:p>
-    <w:bookmarkEnd w:id="172"/>
-    <w:bookmarkStart w:id="173" w:name="rem-cv-estimate"/>
+    <w:bookmarkEnd w:id="170"/>
+    <w:bookmarkStart w:id="171" w:name="rem-cv-estimate"/>
     <w:p>
       <w:pPr>
         <w:pStyle w:val="BodyText"/>
@@ -44203,7 +44191,7 @@
           <w:i/>
           <w:iCs/>
         </w:rPr>
-        <w:t xml:space="preserve">Remark 24</w:t>
+        <w:t xml:space="preserve">Remark 22</w:t>
       </w:r>
       <w:r>
         <w:t xml:space="preserve"> (What the cross-validation estimate estimates). </w:t>
@@ -44872,8 +44860,8 @@
         <w:t xml:space="preserve">use.</w:t>
       </w:r>
     </w:p>
-    <w:bookmarkEnd w:id="173"/>
-    <w:bookmarkStart w:id="174" w:name="rem-choosing-k"/>
+    <w:bookmarkEnd w:id="171"/>
+    <w:bookmarkStart w:id="172" w:name="rem-choosing-k"/>
     <w:p>
       <w:pPr>
         <w:pStyle w:val="BodyText"/>
@@ -44883,7 +44871,7 @@
           <w:i/>
           <w:iCs/>
         </w:rPr>
-        <w:t xml:space="preserve">Remark 25</w:t>
+        <w:t xml:space="preserve">Remark 23</w:t>
       </w:r>
       <w:r>
         <w:t xml:space="preserve"> (Choosing the number of folds). </w:t>
@@ -45280,8 +45268,8 @@
         <w:t xml:space="preserve">is the usual compromise.</w:t>
       </w:r>
     </w:p>
-    <w:bookmarkEnd w:id="174"/>
-    <w:bookmarkStart w:id="179" w:name="exm-kfold-simulated"/>
+    <w:bookmarkEnd w:id="172"/>
+    <w:bookmarkStart w:id="177" w:name="exm-kfold-simulated"/>
     <w:p>
       <w:pPr>
         <w:pStyle w:val="BodyText"/>
@@ -46513,7 +46501,7 @@
       <w:tr>
         <w:tc>
           <w:tcPr/>
-          <w:bookmarkStart w:id="178" w:name="fig-cv-simulated"/>
+          <w:bookmarkStart w:id="176" w:name="fig-cv-simulated"/>
           <w:p>
             <w:pPr>
               <w:pStyle w:val="SourceCode"/>
@@ -47459,18 +47447,18 @@
                 <wp:inline>
                   <wp:extent cx="4620126" cy="3696101"/>
                   <wp:effectExtent b="0" l="0" r="0" t="0"/>
-                  <wp:docPr descr="" title="" id="176" name="Picture"/>
+                  <wp:docPr descr="" title="" id="174" name="Picture"/>
                   <a:graphic>
                     <a:graphicData uri="http://schemas.openxmlformats.org/drawingml/2006/picture">
                       <pic:pic>
                         <pic:nvPicPr>
-                          <pic:cNvPr descr="model-validation_files/figure-docx/cv-simulated-plot-1.png" id="177" name="Picture"/>
+                          <pic:cNvPr descr="model-validation_files/figure-docx/cv-simulated-plot-1.png" id="175" name="Picture"/>
                           <pic:cNvPicPr>
                             <a:picLocks noChangeArrowheads="1" noChangeAspect="1"/>
                           </pic:cNvPicPr>
                         </pic:nvPicPr>
                         <pic:blipFill>
-                          <a:blip r:embed="rId175"/>
+                          <a:blip r:embed="rId173"/>
                           <a:stretch>
                             <a:fillRect/>
                           </a:stretch>
@@ -47539,7 +47527,7 @@
               <w:t xml:space="preserve">could be computed from real data.</w:t>
             </w:r>
           </w:p>
-          <w:bookmarkEnd w:id="178"/>
+          <w:bookmarkEnd w:id="176"/>
         </w:tc>
       </w:tr>
     </w:tbl>
@@ -48026,7 +48014,7 @@
           <w:rPr>
             <w:rStyle w:val="Hyperlink"/>
           </w:rPr>
-          <w:t xml:space="preserve">Remark 24</w:t>
+          <w:t xml:space="preserve">Remark 22</w:t>
         </w:r>
       </w:hyperlink>
       <w:r>
@@ -48090,7 +48078,7 @@
           <w:rPr>
             <w:rStyle w:val="Hyperlink"/>
           </w:rPr>
-          <w:t xml:space="preserve">Remark 24</w:t>
+          <w:t xml:space="preserve">Remark 22</w:t>
         </w:r>
       </w:hyperlink>
       <w:r>
@@ -49440,8 +49428,8 @@
         <w:t xml:space="preserve">new ones.</w:t>
       </w:r>
     </w:p>
-    <w:bookmarkEnd w:id="179"/>
-    <w:bookmarkStart w:id="182" w:name="exm-kfold-mtcars"/>
+    <w:bookmarkEnd w:id="177"/>
+    <w:bookmarkStart w:id="180" w:name="exm-kfold-mtcars"/>
     <w:p>
       <w:pPr>
         <w:pStyle w:val="BodyText"/>
@@ -49644,7 +49632,7 @@
       <w:tr>
         <w:tc>
           <w:tcPr/>
-          <w:bookmarkStart w:id="180" w:name="tbl-cv-mtcars-repeats"/>
+          <w:bookmarkStart w:id="178" w:name="tbl-cv-mtcars-repeats"/>
           <w:p>
             <w:pPr>
               <w:jc w:val="center"/>
@@ -50300,7 +50288,7 @@
               <w:t xml:space="preserve">#&gt; 5         5     3.38     2.74     2.78     2.81</w:t>
             </w:r>
           </w:p>
-          <w:bookmarkEnd w:id="180"/>
+          <w:bookmarkEnd w:id="178"/>
         </w:tc>
       </w:tr>
     </w:tbl>
@@ -50325,7 +50313,7 @@
       <w:tr>
         <w:tc>
           <w:tcPr/>
-          <w:bookmarkStart w:id="181" w:name="tbl-cv-mtcars"/>
+          <w:bookmarkStart w:id="179" w:name="tbl-cv-mtcars"/>
           <w:p>
             <w:pPr>
               <w:jc w:val="center"/>
@@ -50681,7 +50669,7 @@
               <w:t xml:space="preserve">#&gt; 5         5 2       2.74</w:t>
             </w:r>
           </w:p>
-          <w:bookmarkEnd w:id="181"/>
+          <w:bookmarkEnd w:id="179"/>
         </w:tc>
       </w:tr>
     </w:tbl>
@@ -51371,9 +51359,9 @@
         <w:t xml:space="preserve">may not survive a different split.</w:t>
       </w:r>
     </w:p>
-    <w:bookmarkEnd w:id="182"/>
-    <w:bookmarkEnd w:id="183"/>
-    <w:bookmarkStart w:id="211" w:name="sec-loocv"/>
+    <w:bookmarkEnd w:id="180"/>
+    <w:bookmarkEnd w:id="181"/>
+    <w:bookmarkStart w:id="208" w:name="sec-loocv"/>
     <w:p>
       <w:pPr>
         <w:pStyle w:val="Heading2"/>
@@ -51382,7 +51370,7 @@
         <w:t xml:space="preserve">7 Leave-one-out cross-validation</w:t>
       </w:r>
     </w:p>
-    <w:bookmarkStart w:id="184" w:name="exr-loocv"/>
+    <w:bookmarkStart w:id="182" w:name="exr-loocv"/>
     <w:p>
       <w:pPr>
         <w:pStyle w:val="FirstParagraph"/>
@@ -51592,8 +51580,8 @@
         <w:t xml:space="preserve">) differ?</w:t>
       </w:r>
     </w:p>
-    <w:bookmarkEnd w:id="184"/>
-    <w:bookmarkStart w:id="185" w:name="sol-loocv"/>
+    <w:bookmarkEnd w:id="182"/>
+    <w:bookmarkStart w:id="183" w:name="sol-loocv"/>
     <w:p>
       <w:pPr>
         <w:pStyle w:val="FirstParagraph"/>
@@ -51790,8 +51778,8 @@
         <w:t xml:space="preserve">the estimate is not random.</w:t>
       </w:r>
     </w:p>
-    <w:bookmarkEnd w:id="185"/>
-    <w:bookmarkStart w:id="187" w:name="def-loocv"/>
+    <w:bookmarkEnd w:id="183"/>
+    <w:bookmarkStart w:id="185" w:name="def-loocv"/>
     <w:p>
       <w:pPr>
         <w:pStyle w:val="FirstParagraph"/>
@@ -52099,7 +52087,7 @@
       <w:pPr>
         <w:pStyle w:val="BodyText"/>
       </w:pPr>
-      <w:bookmarkStart w:id="186" w:name="eq-loocv"/>
+      <w:bookmarkStart w:id="184" w:name="eq-loocv"/>
       <m:oMathPara>
         <m:oMathParaPr>
           <m:jc m:val="center"/>
@@ -52349,23 +52337,17 @@
           </m:r>
         </m:oMath>
       </m:oMathPara>
-      <w:bookmarkEnd w:id="186"/>
+      <w:bookmarkEnd w:id="184"/>
     </w:p>
-    <w:bookmarkEnd w:id="187"/>
-    <w:bookmarkStart w:id="188" w:name="rem-source-loocv"/>
     <w:p>
       <w:pPr>
         <w:pStyle w:val="FirstParagraph"/>
       </w:pPr>
       <w:r>
-        <w:rPr>
-          <w:i/>
-          <w:iCs/>
-        </w:rPr>
-        <w:t xml:space="preserve">Remark 26</w:t>
-      </w:r>
-      <w:r>
-        <w:t xml:space="preserve"> (Source: Leave-one-out cross-validation). </w:t>
+        <w:t xml:space="preserve">Source:</w:t>
+      </w:r>
+      <w:r>
+        <w:t xml:space="preserve"> </w:t>
       </w:r>
       <w:r>
         <w:t xml:space="preserve">James et al. (2021, sec. 5.1.2)</w:t>
@@ -52374,8 +52356,8 @@
         <w:t xml:space="preserve">.</w:t>
       </w:r>
     </w:p>
-    <w:bookmarkEnd w:id="188"/>
-    <w:bookmarkStart w:id="189" w:name="lem-loocv-not-random"/>
+    <w:bookmarkEnd w:id="185"/>
+    <w:bookmarkStart w:id="186" w:name="lem-loocv-not-random"/>
     <w:p>
       <w:pPr>
         <w:pStyle w:val="BodyText"/>
@@ -52724,7 +52706,7 @@
         <w:t xml:space="preserve">.</w:t>
       </w:r>
     </w:p>
-    <w:bookmarkEnd w:id="189"/>
+    <w:bookmarkEnd w:id="186"/>
     <w:p>
       <w:pPr>
         <w:pStyle w:val="BodyText"/>
@@ -54250,7 +54232,7 @@
         <w:t xml:space="preserve">fits, with the folds numbered differently.</w:t>
       </w:r>
     </w:p>
-    <w:bookmarkStart w:id="191" w:name="def-term-vector"/>
+    <w:bookmarkStart w:id="188" w:name="def-term-vector"/>
     <w:p>
       <w:pPr>
         <w:pStyle w:val="FirstParagraph"/>
@@ -54511,7 +54493,7 @@
       <w:pPr>
         <w:pStyle w:val="BodyText"/>
       </w:pPr>
-      <w:bookmarkStart w:id="190" w:name="eq-term-vector"/>
+      <w:bookmarkStart w:id="187" w:name="eq-term-vector"/>
       <m:oMathPara>
         <m:oMathParaPr>
           <m:jc m:val="center"/>
@@ -54711,10 +54693,10 @@
           </m:r>
         </m:oMath>
       </m:oMathPara>
-      <w:bookmarkEnd w:id="190"/>
+      <w:bookmarkEnd w:id="187"/>
     </w:p>
-    <w:bookmarkEnd w:id="191"/>
-    <w:bookmarkStart w:id="193" w:name="rem-term-vector"/>
+    <w:bookmarkEnd w:id="188"/>
+    <w:bookmarkStart w:id="190" w:name="rem-term-vector"/>
     <w:p>
       <w:pPr>
         <w:pStyle w:val="FirstParagraph"/>
@@ -54724,7 +54706,7 @@
           <w:i/>
           <w:iCs/>
         </w:rPr>
-        <w:t xml:space="preserve">Remark 27</w:t>
+        <w:t xml:space="preserve">Remark 24</w:t>
       </w:r>
       <w:r>
         <w:t xml:space="preserve"> (The term vector of simple linear regression). </w:t>
@@ -54807,7 +54789,7 @@
       <w:r>
         <w:t xml:space="preserve"> </w:t>
       </w:r>
-      <w:hyperlink r:id="rId192">
+      <w:hyperlink r:id="rId189">
         <w:r>
           <w:rPr>
             <w:rStyle w:val="Hyperlink"/>
@@ -54843,8 +54825,8 @@
         <w:t xml:space="preserve">.</w:t>
       </w:r>
     </w:p>
-    <w:bookmarkEnd w:id="193"/>
-    <w:bookmarkStart w:id="195" w:name="def-cross-product-matrix"/>
+    <w:bookmarkEnd w:id="190"/>
+    <w:bookmarkStart w:id="192" w:name="def-cross-product-matrix"/>
     <w:p>
       <w:pPr>
         <w:pStyle w:val="BodyText"/>
@@ -54966,7 +54948,7 @@
       <w:pPr>
         <w:pStyle w:val="BodyText"/>
       </w:pPr>
-      <w:bookmarkStart w:id="194" w:name="eq-cross-product-matrix"/>
+      <w:bookmarkStart w:id="191" w:name="eq-cross-product-matrix"/>
       <m:oMathPara>
         <m:oMathParaPr>
           <m:jc m:val="center"/>
@@ -55099,10 +55081,10 @@
           </m:r>
         </m:oMath>
       </m:oMathPara>
-      <w:bookmarkEnd w:id="194"/>
+      <w:bookmarkEnd w:id="191"/>
     </w:p>
-    <w:bookmarkEnd w:id="195"/>
-    <w:bookmarkStart w:id="197" w:name="rem-source-cross-product-matrix"/>
+    <w:bookmarkEnd w:id="192"/>
+    <w:bookmarkStart w:id="194" w:name="rem-source-cross-product-matrix"/>
     <w:p>
       <w:pPr>
         <w:pStyle w:val="FirstParagraph"/>
@@ -55112,7 +55094,7 @@
           <w:i/>
           <w:iCs/>
         </w:rPr>
-        <w:t xml:space="preserve">Remark 28</w:t>
+        <w:t xml:space="preserve">Remark 25</w:t>
       </w:r>
       <w:r>
         <w:t xml:space="preserve"> (Source: Cross-product matrix (sum-of-squares and cross-products matrix)). </w:t>
@@ -55151,7 +55133,7 @@
       <w:r>
         <w:t xml:space="preserve"> </w:t>
       </w:r>
-      <w:hyperlink r:id="rId196">
+      <w:hyperlink r:id="rId193">
         <w:r>
           <w:rPr>
             <w:rStyle w:val="Hyperlink"/>
@@ -55163,8 +55145,8 @@
         <w:t xml:space="preserve">).</w:t>
       </w:r>
     </w:p>
-    <w:bookmarkEnd w:id="197"/>
-    <w:bookmarkStart w:id="200" w:name="rem-cross-product-matrix"/>
+    <w:bookmarkEnd w:id="194"/>
+    <w:bookmarkStart w:id="197" w:name="rem-cross-product-matrix"/>
     <w:p>
       <w:pPr>
         <w:pStyle w:val="BodyText"/>
@@ -55174,7 +55156,7 @@
           <w:i/>
           <w:iCs/>
         </w:rPr>
-        <w:t xml:space="preserve">Remark 29</w:t>
+        <w:t xml:space="preserve">Remark 26</w:t>
       </w:r>
       <w:r>
         <w:t xml:space="preserve"> (Cross-product matrix as a matrix product). </w:t>
@@ -55473,18 +55455,18 @@
                 <wp:inline>
                   <wp:extent cx="152400" cy="152400"/>
                   <wp:effectExtent b="0" l="0" r="0" t="0"/>
-                  <wp:docPr descr="" title="" id="198" name="Picture"/>
+                  <wp:docPr descr="" title="" id="195" name="Picture"/>
                   <a:graphic>
                     <a:graphicData uri="http://schemas.openxmlformats.org/drawingml/2006/picture">
                       <pic:pic>
                         <pic:nvPicPr>
-                          <pic:cNvPr descr="/opt/quarto/share/formats/docx/note.png" id="199" name="Picture"/>
+                          <pic:cNvPr descr="/opt/quarto/share/formats/docx/note.png" id="196" name="Picture"/>
                           <pic:cNvPicPr>
                             <a:picLocks noChangeArrowheads="1" noChangeAspect="1"/>
                           </pic:cNvPicPr>
                         </pic:nvPicPr>
                         <pic:blipFill>
-                          <a:blip r:embed="rId143"/>
+                          <a:blip r:embed="rId141"/>
                           <a:stretch>
                             <a:fillRect/>
                           </a:stretch>
@@ -55564,7 +55546,7 @@
             <w:r>
               <w:t xml:space="preserve"> </w:t>
             </w:r>
-            <w:hyperlink r:id="rId196">
+            <w:hyperlink r:id="rId193">
               <w:r>
                 <w:rPr>
                   <w:rStyle w:val="Hyperlink"/>
@@ -55592,8 +55574,8 @@
         </w:tc>
       </w:tr>
     </w:tbl>
-    <w:bookmarkEnd w:id="200"/>
-    <w:bookmarkStart w:id="203" w:name="def-leverage"/>
+    <w:bookmarkEnd w:id="197"/>
+    <w:bookmarkStart w:id="200" w:name="def-leverage"/>
     <w:p>
       <w:pPr>
         <w:pStyle w:val="BodyText"/>
@@ -55614,7 +55596,7 @@
       <w:r>
         <w:t xml:space="preserve"> </w:t>
       </w:r>
-      <w:hyperlink r:id="rId201">
+      <w:hyperlink r:id="rId198">
         <w:r>
           <w:rPr>
             <w:rStyle w:val="Hyperlink"/>
@@ -55758,7 +55740,7 @@
       <w:pPr>
         <w:pStyle w:val="BodyText"/>
       </w:pPr>
-      <w:bookmarkStart w:id="202" w:name="eq-leverage"/>
+      <w:bookmarkStart w:id="199" w:name="eq-leverage"/>
       <m:oMathPara>
         <m:oMathParaPr>
           <m:jc m:val="center"/>
@@ -55889,10 +55871,10 @@
           </m:r>
         </m:oMath>
       </m:oMathPara>
-      <w:bookmarkEnd w:id="202"/>
+      <w:bookmarkEnd w:id="199"/>
     </w:p>
-    <w:bookmarkEnd w:id="203"/>
-    <w:bookmarkStart w:id="205" w:name="rem-source-leverage"/>
+    <w:bookmarkEnd w:id="200"/>
+    <w:bookmarkStart w:id="202" w:name="rem-source-leverage"/>
     <w:p>
       <w:pPr>
         <w:pStyle w:val="FirstParagraph"/>
@@ -55902,7 +55884,7 @@
           <w:i/>
           <w:iCs/>
         </w:rPr>
-        <w:t xml:space="preserve">Remark 30</w:t>
+        <w:t xml:space="preserve">Remark 27</w:t>
       </w:r>
       <w:r>
         <w:t xml:space="preserve"> (Source: Leverage). </w:t>
@@ -55939,7 +55921,7 @@
       <w:r>
         <w:t xml:space="preserve"> </w:t>
       </w:r>
-      <w:hyperlink r:id="rId204">
+      <w:hyperlink r:id="rId201">
         <w:r>
           <w:rPr>
             <w:rStyle w:val="Hyperlink"/>
@@ -55951,8 +55933,8 @@
         <w:t xml:space="preserve">.</w:t>
       </w:r>
     </w:p>
-    <w:bookmarkEnd w:id="205"/>
-    <w:bookmarkStart w:id="207" w:name="thm-loocv-shortcut"/>
+    <w:bookmarkEnd w:id="202"/>
+    <w:bookmarkStart w:id="204" w:name="thm-loocv-shortcut"/>
     <w:p>
       <w:pPr>
         <w:pStyle w:val="BodyText"/>
@@ -55973,7 +55955,7 @@
       <w:r>
         <w:t xml:space="preserve"> </w:t>
       </w:r>
-      <w:hyperlink r:id="rId201">
+      <w:hyperlink r:id="rId198">
         <w:r>
           <w:rPr>
             <w:rStyle w:val="Hyperlink"/>
@@ -56199,7 +56181,7 @@
       <w:pPr>
         <w:pStyle w:val="BodyText"/>
       </w:pPr>
-      <w:bookmarkStart w:id="206" w:name="eq-loocv-shortcut"/>
+      <w:bookmarkStart w:id="203" w:name="eq-loocv-shortcut"/>
       <m:oMathPara>
         <m:oMathParaPr>
           <m:jc m:val="center"/>
@@ -56389,9 +56371,9 @@
           </m:r>
         </m:oMath>
       </m:oMathPara>
-      <w:bookmarkEnd w:id="206"/>
+      <w:bookmarkEnd w:id="203"/>
     </w:p>
-    <w:bookmarkEnd w:id="207"/>
+    <w:bookmarkEnd w:id="204"/>
     <w:p>
       <w:pPr>
         <w:pStyle w:val="FirstParagraph"/>
@@ -56520,7 +56502,7 @@
         <w:t xml:space="preserve">which this page does not develop.</w:t>
       </w:r>
     </w:p>
-    <w:bookmarkStart w:id="208" w:name="rem-source-loocv-shortcut"/>
+    <w:bookmarkStart w:id="205" w:name="rem-source-loocv-shortcut"/>
     <w:p>
       <w:pPr>
         <w:pStyle w:val="BodyText"/>
@@ -56530,7 +56512,7 @@
           <w:i/>
           <w:iCs/>
         </w:rPr>
-        <w:t xml:space="preserve">Remark 31</w:t>
+        <w:t xml:space="preserve">Remark 28</w:t>
       </w:r>
       <w:r>
         <w:t xml:space="preserve"> (Source: Leave-one-out cross-validation for least squares). </w:t>
@@ -56563,8 +56545,8 @@
         <w:t xml:space="preserve">for many linear fitting methods.</w:t>
       </w:r>
     </w:p>
-    <w:bookmarkEnd w:id="208"/>
-    <w:bookmarkStart w:id="209" w:name="exm-loocv-shortcut"/>
+    <w:bookmarkEnd w:id="205"/>
+    <w:bookmarkStart w:id="206" w:name="exm-loocv-shortcut"/>
     <w:p>
       <w:pPr>
         <w:pStyle w:val="BodyText"/>
@@ -57704,8 +57686,8 @@
         <w:t xml:space="preserve">rerunning it always gives the same choice.</w:t>
       </w:r>
     </w:p>
-    <w:bookmarkEnd w:id="209"/>
-    <w:bookmarkStart w:id="210" w:name="rem-loocv"/>
+    <w:bookmarkEnd w:id="206"/>
+    <w:bookmarkStart w:id="207" w:name="rem-loocv"/>
     <w:p>
       <w:pPr>
         <w:pStyle w:val="BodyText"/>
@@ -57715,7 +57697,7 @@
           <w:i/>
           <w:iCs/>
         </w:rPr>
-        <w:t xml:space="preserve">Remark 32</w:t>
+        <w:t xml:space="preserve">Remark 29</w:t>
       </w:r>
       <w:r>
         <w:t xml:space="preserve"> (When to use leave-one-out cross-validation). </w:t>
@@ -57754,7 +57736,7 @@
           <w:rPr>
             <w:rStyle w:val="Hyperlink"/>
           </w:rPr>
-          <w:t xml:space="preserve">Remark 25</w:t>
+          <w:t xml:space="preserve">Remark 23</w:t>
         </w:r>
       </w:hyperlink>
       <w:r>
@@ -57774,7 +57756,7 @@
           <w:rPr>
             <w:rStyle w:val="Hyperlink"/>
           </w:rPr>
-          <w:t xml:space="preserve">Remark 24</w:t>
+          <w:t xml:space="preserve">Remark 22</w:t>
         </w:r>
       </w:hyperlink>
       <w:r>
@@ -58177,9 +58159,9 @@
         <w:t xml:space="preserve">fits.</w:t>
       </w:r>
     </w:p>
-    <w:bookmarkEnd w:id="210"/>
-    <w:bookmarkEnd w:id="211"/>
-    <w:bookmarkStart w:id="241" w:name="sec-cv-model-choice"/>
+    <w:bookmarkEnd w:id="207"/>
+    <w:bookmarkEnd w:id="208"/>
+    <w:bookmarkStart w:id="237" w:name="sec-cv-model-choice"/>
     <w:p>
       <w:pPr>
         <w:pStyle w:val="Heading2"/>
@@ -58188,7 +58170,7 @@
         <w:t xml:space="preserve">8 Choosing a model by cross-validation</w:t>
       </w:r>
     </w:p>
-    <w:bookmarkStart w:id="213" w:name="def-cv-estimate-indexed"/>
+    <w:bookmarkStart w:id="210" w:name="def-cv-estimate-indexed"/>
     <w:p>
       <w:pPr>
         <w:pStyle w:val="FirstParagraph"/>
@@ -58566,7 +58548,7 @@
       <w:pPr>
         <w:pStyle w:val="BodyText"/>
       </w:pPr>
-      <w:bookmarkStart w:id="212" w:name="eq-cv-estimate-indexed"/>
+      <w:bookmarkStart w:id="209" w:name="eq-cv-estimate-indexed"/>
       <m:oMathPara>
         <m:oMathParaPr>
           <m:jc m:val="center"/>
@@ -58976,10 +58958,10 @@
           </m:r>
         </m:oMath>
       </m:oMathPara>
-      <w:bookmarkEnd w:id="212"/>
+      <w:bookmarkEnd w:id="209"/>
     </w:p>
-    <w:bookmarkEnd w:id="213"/>
-    <w:bookmarkStart w:id="215" w:name="def-cv-choice"/>
+    <w:bookmarkEnd w:id="210"/>
+    <w:bookmarkStart w:id="212" w:name="def-cv-choice"/>
     <w:p>
       <w:pPr>
         <w:pStyle w:val="FirstParagraph"/>
@@ -59321,7 +59303,7 @@
       <w:pPr>
         <w:pStyle w:val="BodyText"/>
       </w:pPr>
-      <w:bookmarkStart w:id="214" w:name="eq-cv-choice"/>
+      <w:bookmarkStart w:id="211" w:name="eq-cv-choice"/>
       <m:oMathPara>
         <m:oMathParaPr>
           <m:jc m:val="center"/>
@@ -59605,10 +59587,10 @@
           </m:r>
         </m:oMath>
       </m:oMathPara>
-      <w:bookmarkEnd w:id="214"/>
+      <w:bookmarkEnd w:id="211"/>
     </w:p>
-    <w:bookmarkEnd w:id="215"/>
-    <w:bookmarkStart w:id="217" w:name="def-nested-cv"/>
+    <w:bookmarkEnd w:id="212"/>
+    <w:bookmarkStart w:id="214" w:name="def-nested-cv"/>
     <w:p>
       <w:pPr>
         <w:pStyle w:val="FirstParagraph"/>
@@ -59735,7 +59717,7 @@
       <w:pPr>
         <w:pStyle w:val="BodyText"/>
       </w:pPr>
-      <w:bookmarkStart w:id="216" w:name="eq-nested-cv"/>
+      <w:bookmarkStart w:id="213" w:name="eq-nested-cv"/>
       <m:oMathPara>
         <m:oMathParaPr>
           <m:jc m:val="center"/>
@@ -59862,10 +59844,10 @@
           </m:r>
         </m:oMath>
       </m:oMathPara>
-      <w:bookmarkEnd w:id="216"/>
+      <w:bookmarkEnd w:id="213"/>
     </w:p>
-    <w:bookmarkEnd w:id="217"/>
-    <w:bookmarkStart w:id="218" w:name="rem-source-nested-cv"/>
+    <w:bookmarkEnd w:id="214"/>
+    <w:bookmarkStart w:id="215" w:name="rem-source-nested-cv"/>
     <w:p>
       <w:pPr>
         <w:pStyle w:val="FirstParagraph"/>
@@ -59875,7 +59857,7 @@
           <w:i/>
           <w:iCs/>
         </w:rPr>
-        <w:t xml:space="preserve">Remark 33</w:t>
+        <w:t xml:space="preserve">Remark 30</w:t>
       </w:r>
       <w:r>
         <w:t xml:space="preserve"> (Source: Nested cross-validation). </w:t>
@@ -59896,8 +59878,8 @@
         <w:t xml:space="preserve">choices included.</w:t>
       </w:r>
     </w:p>
-    <w:bookmarkEnd w:id="218"/>
-    <w:bookmarkStart w:id="219" w:name="rem-nested-cv"/>
+    <w:bookmarkEnd w:id="215"/>
+    <w:bookmarkStart w:id="216" w:name="rem-nested-cv"/>
     <w:p>
       <w:pPr>
         <w:pStyle w:val="BodyText"/>
@@ -59907,7 +59889,7 @@
           <w:i/>
           <w:iCs/>
         </w:rPr>
-        <w:t xml:space="preserve">Remark 34</w:t>
+        <w:t xml:space="preserve">Remark 31</w:t>
       </w:r>
       <w:r>
         <w:t xml:space="preserve"> (What is nested). </w:t>
@@ -60053,8 +60035,8 @@
         <w:t xml:space="preserve">That inner cross-validation is the nested one.</w:t>
       </w:r>
     </w:p>
-    <w:bookmarkEnd w:id="219"/>
-    <w:bookmarkStart w:id="222" w:name="rem-cv-winner-optimistic"/>
+    <w:bookmarkEnd w:id="216"/>
+    <w:bookmarkStart w:id="219" w:name="rem-cv-winner-optimistic"/>
     <w:p>
       <w:pPr>
         <w:pStyle w:val="BodyText"/>
@@ -60064,7 +60046,7 @@
           <w:i/>
           <w:iCs/>
         </w:rPr>
-        <w:t xml:space="preserve">Remark 35</w:t>
+        <w:t xml:space="preserve">Remark 32</w:t>
       </w:r>
       <w:r>
         <w:t xml:space="preserve"> (Cross-validation replaces the validation set, not the test set). </w:t>
@@ -60247,18 +60229,18 @@
                 <wp:inline>
                   <wp:extent cx="152400" cy="152400"/>
                   <wp:effectExtent b="0" l="0" r="0" t="0"/>
-                  <wp:docPr descr="" title="" id="220" name="Picture"/>
+                  <wp:docPr descr="" title="" id="217" name="Picture"/>
                   <a:graphic>
                     <a:graphicData uri="http://schemas.openxmlformats.org/drawingml/2006/picture">
                       <pic:pic>
                         <pic:nvPicPr>
-                          <pic:cNvPr descr="/opt/quarto/share/formats/docx/note.png" id="221" name="Picture"/>
+                          <pic:cNvPr descr="/opt/quarto/share/formats/docx/note.png" id="218" name="Picture"/>
                           <pic:cNvPicPr>
                             <a:picLocks noChangeArrowheads="1" noChangeAspect="1"/>
                           </pic:cNvPicPr>
                         </pic:nvPicPr>
                         <pic:blipFill>
-                          <a:blip r:embed="rId143"/>
+                          <a:blip r:embed="rId141"/>
                           <a:stretch>
                             <a:fillRect/>
                           </a:stretch>
@@ -60322,8 +60304,8 @@
         </w:tc>
       </w:tr>
     </w:tbl>
-    <w:bookmarkEnd w:id="222"/>
-    <w:bookmarkStart w:id="225" w:name="def-cv-se"/>
+    <w:bookmarkEnd w:id="219"/>
+    <w:bookmarkStart w:id="222" w:name="def-cv-se"/>
     <w:p>
       <w:pPr>
         <w:pStyle w:val="BodyText"/>
@@ -60427,7 +60409,7 @@
       <w:r>
         <w:t xml:space="preserve"> </w:t>
       </w:r>
-      <w:hyperlink r:id="rId223">
+      <w:hyperlink r:id="rId220">
         <w:r>
           <w:rPr>
             <w:rStyle w:val="Hyperlink"/>
@@ -60493,7 +60475,7 @@
       <w:pPr>
         <w:pStyle w:val="BodyText"/>
       </w:pPr>
-      <w:bookmarkStart w:id="224" w:name="eq-cv-se"/>
+      <w:bookmarkStart w:id="221" w:name="eq-cv-se"/>
       <m:oMathPara>
         <m:oMathParaPr>
           <m:jc m:val="center"/>
@@ -60668,10 +60650,10 @@
           </m:r>
         </m:oMath>
       </m:oMathPara>
-      <w:bookmarkEnd w:id="224"/>
+      <w:bookmarkEnd w:id="221"/>
     </w:p>
-    <w:bookmarkEnd w:id="225"/>
-    <w:bookmarkStart w:id="226" w:name="rem-source-cv-se"/>
+    <w:bookmarkEnd w:id="222"/>
+    <w:bookmarkStart w:id="223" w:name="rem-source-cv-se"/>
     <w:p>
       <w:pPr>
         <w:pStyle w:val="FirstParagraph"/>
@@ -60681,7 +60663,7 @@
           <w:i/>
           <w:iCs/>
         </w:rPr>
-        <w:t xml:space="preserve">Remark 36</w:t>
+        <w:t xml:space="preserve">Remark 33</w:t>
       </w:r>
       <w:r>
         <w:t xml:space="preserve"> (Source: Fold-based standard error). </w:t>
@@ -60693,8 +60675,8 @@
         <w:t xml:space="preserve">, who call the result a standard error.</w:t>
       </w:r>
     </w:p>
-    <w:bookmarkEnd w:id="226"/>
-    <w:bookmarkStart w:id="228" w:name="rem-cv-se"/>
+    <w:bookmarkEnd w:id="223"/>
+    <w:bookmarkStart w:id="225" w:name="rem-cv-se"/>
     <w:p>
       <w:pPr>
         <w:pStyle w:val="BodyText"/>
@@ -60704,7 +60686,7 @@
           <w:i/>
           <w:iCs/>
         </w:rPr>
-        <w:t xml:space="preserve">Remark 37</w:t>
+        <w:t xml:space="preserve">Remark 34</w:t>
       </w:r>
       <w:r>
         <w:t xml:space="preserve"> (The fold-based standard error is only a rough guide). </w:t>
@@ -60917,7 +60899,7 @@
       <w:r>
         <w:t xml:space="preserve"> </w:t>
       </w:r>
-      <w:hyperlink r:id="rId227">
+      <w:hyperlink r:id="rId224">
         <w:r>
           <w:rPr>
             <w:rStyle w:val="Hyperlink"/>
@@ -60981,8 +60963,8 @@
         <w:t xml:space="preserve">.</w:t>
       </w:r>
     </w:p>
-    <w:bookmarkEnd w:id="228"/>
-    <w:bookmarkStart w:id="230" w:name="def-fold-mse-indexed"/>
+    <w:bookmarkEnd w:id="225"/>
+    <w:bookmarkStart w:id="227" w:name="def-fold-mse-indexed"/>
     <w:p>
       <w:pPr>
         <w:pStyle w:val="BodyText"/>
@@ -61160,7 +61142,7 @@
       <w:pPr>
         <w:pStyle w:val="BodyText"/>
       </w:pPr>
-      <w:bookmarkStart w:id="229" w:name="eq-fold-mse-indexed"/>
+      <w:bookmarkStart w:id="226" w:name="eq-fold-mse-indexed"/>
       <m:oMathPara>
         <m:oMathParaPr>
           <m:jc m:val="center"/>
@@ -61547,10 +61529,10 @@
           </m:r>
         </m:oMath>
       </m:oMathPara>
-      <w:bookmarkEnd w:id="229"/>
+      <w:bookmarkEnd w:id="226"/>
     </w:p>
-    <w:bookmarkEnd w:id="230"/>
-    <w:bookmarkStart w:id="232" w:name="def-cv-se-indexed"/>
+    <w:bookmarkEnd w:id="227"/>
+    <w:bookmarkStart w:id="229" w:name="def-cv-se-indexed"/>
     <w:p>
       <w:pPr>
         <w:pStyle w:val="FirstParagraph"/>
@@ -61756,7 +61738,7 @@
       <w:pPr>
         <w:pStyle w:val="BodyText"/>
       </w:pPr>
-      <w:bookmarkStart w:id="231" w:name="eq-cv-se-indexed"/>
+      <w:bookmarkStart w:id="228" w:name="eq-cv-se-indexed"/>
       <m:oMathPara>
         <m:oMathParaPr>
           <m:jc m:val="center"/>
@@ -62054,10 +62036,10 @@
           </m:r>
         </m:oMath>
       </m:oMathPara>
-      <w:bookmarkEnd w:id="231"/>
+      <w:bookmarkEnd w:id="228"/>
     </w:p>
-    <w:bookmarkEnd w:id="232"/>
-    <w:bookmarkStart w:id="234" w:name="def-one-se-rule"/>
+    <w:bookmarkEnd w:id="229"/>
+    <w:bookmarkStart w:id="231" w:name="def-one-se-rule"/>
     <w:p>
       <w:pPr>
         <w:pStyle w:val="FirstParagraph"/>
@@ -62315,7 +62297,7 @@
       <w:pPr>
         <w:pStyle w:val="BodyText"/>
       </w:pPr>
-      <w:bookmarkStart w:id="233" w:name="eq-one-se-rule"/>
+      <w:bookmarkStart w:id="230" w:name="eq-one-se-rule"/>
       <m:oMathPara>
         <m:oMathParaPr>
           <m:jc m:val="center"/>
@@ -62649,42 +62631,27 @@
           </m:r>
         </m:oMath>
       </m:oMathPara>
-      <w:bookmarkEnd w:id="233"/>
+      <w:bookmarkEnd w:id="230"/>
     </w:p>
-    <w:bookmarkEnd w:id="234"/>
-    <w:bookmarkStart w:id="235" w:name="rem-source-one-se-rule"/>
     <w:p>
       <w:pPr>
         <w:pStyle w:val="FirstParagraph"/>
       </w:pPr>
       <w:r>
-        <w:rPr>
-          <w:i/>
-          <w:iCs/>
-        </w:rPr>
-        <w:t xml:space="preserve">Remark 38</w:t>
-      </w:r>
-      <w:r>
-        <w:t xml:space="preserve"> (Source: One-standard-error rule). </w:t>
-      </w:r>
-      <w:r>
-        <w:t xml:space="preserve">Hastie et al. (2009, sec. 7.10.1)</w:t>
-      </w:r>
-      <w:r>
-        <w:t xml:space="preserve">;</w:t>
-      </w:r>
-      <w:r>
-        <w:t xml:space="preserve"> </w:t>
-      </w:r>
-      <w:r>
-        <w:t xml:space="preserve">James et al. (2021, sec. 6.1.3)</w:t>
+        <w:t xml:space="preserve">Source:</w:t>
+      </w:r>
+      <w:r>
+        <w:t xml:space="preserve"> </w:t>
+      </w:r>
+      <w:r>
+        <w:t xml:space="preserve">(Hastie et al. 2009, sec. 7.10.1; James et al. 2021, sec. 6.1.3)</w:t>
       </w:r>
       <w:r>
         <w:t xml:space="preserve">.</w:t>
       </w:r>
     </w:p>
-    <w:bookmarkEnd w:id="235"/>
-    <w:bookmarkStart w:id="240" w:name="exm-one-se-rule"/>
+    <w:bookmarkEnd w:id="231"/>
+    <w:bookmarkStart w:id="236" w:name="exm-one-se-rule"/>
     <w:p>
       <w:pPr>
         <w:pStyle w:val="BodyText"/>
@@ -63736,7 +63703,7 @@
           <w:rPr>
             <w:rStyle w:val="Hyperlink"/>
           </w:rPr>
-          <w:t xml:space="preserve">Remark 24</w:t>
+          <w:t xml:space="preserve">Remark 22</w:t>
         </w:r>
       </w:hyperlink>
       <w:r>
@@ -63756,7 +63723,7 @@
       <w:tr>
         <w:tc>
           <w:tcPr/>
-          <w:bookmarkStart w:id="239" w:name="fig-one-se-rule"/>
+          <w:bookmarkStart w:id="235" w:name="fig-one-se-rule"/>
           <w:p>
             <w:pPr>
               <w:pStyle w:val="SourceCode"/>
@@ -64369,18 +64336,18 @@
                 <wp:inline>
                   <wp:extent cx="4620126" cy="3696101"/>
                   <wp:effectExtent b="0" l="0" r="0" t="0"/>
-                  <wp:docPr descr="" title="" id="237" name="Picture"/>
+                  <wp:docPr descr="" title="" id="233" name="Picture"/>
                   <a:graphic>
                     <a:graphicData uri="http://schemas.openxmlformats.org/drawingml/2006/picture">
                       <pic:pic>
                         <pic:nvPicPr>
-                          <pic:cNvPr descr="model-validation_files/figure-docx/one-se-rule-plot-1.png" id="238" name="Picture"/>
+                          <pic:cNvPr descr="model-validation_files/figure-docx/one-se-rule-plot-1.png" id="234" name="Picture"/>
                           <pic:cNvPicPr>
                             <a:picLocks noChangeArrowheads="1" noChangeAspect="1"/>
                           </pic:cNvPicPr>
                         </pic:nvPicPr>
                         <pic:blipFill>
-                          <a:blip r:embed="rId236"/>
+                          <a:blip r:embed="rId232"/>
                           <a:stretch>
                             <a:fillRect/>
                           </a:stretch>
@@ -64460,7 +64427,7 @@
               <w:t xml:space="preserve">The dashed line is one fold-based standard error above the smallest estimate.</w:t>
             </w:r>
           </w:p>
-          <w:bookmarkEnd w:id="239"/>
+          <w:bookmarkEnd w:id="235"/>
         </w:tc>
       </w:tr>
     </w:tbl>
@@ -64549,9 +64516,9 @@
         <w:t xml:space="preserve">and 0.315 for degree 3.</w:t>
       </w:r>
     </w:p>
-    <w:bookmarkEnd w:id="240"/>
-    <w:bookmarkEnd w:id="241"/>
-    <w:bookmarkStart w:id="248" w:name="sec-cv-whole-procedure"/>
+    <w:bookmarkEnd w:id="236"/>
+    <w:bookmarkEnd w:id="237"/>
+    <w:bookmarkStart w:id="244" w:name="sec-cv-whole-procedure"/>
     <w:p>
       <w:pPr>
         <w:pStyle w:val="Heading2"/>
@@ -64560,7 +64527,7 @@
         <w:t xml:space="preserve">9 Cross-validating the whole procedure</w:t>
       </w:r>
     </w:p>
-    <w:bookmarkStart w:id="244" w:name="exr-cv-screening"/>
+    <w:bookmarkStart w:id="240" w:name="exr-cv-screening"/>
     <w:p>
       <w:pPr>
         <w:pStyle w:val="FirstParagraph"/>
@@ -64860,18 +64827,18 @@
                 <wp:inline>
                   <wp:extent cx="152400" cy="152400"/>
                   <wp:effectExtent b="0" l="0" r="0" t="0"/>
-                  <wp:docPr descr="" title="" id="242" name="Picture"/>
+                  <wp:docPr descr="" title="" id="238" name="Picture"/>
                   <a:graphic>
                     <a:graphicData uri="http://schemas.openxmlformats.org/drawingml/2006/picture">
                       <pic:pic>
                         <pic:nvPicPr>
-                          <pic:cNvPr descr="/opt/quarto/share/formats/docx/note.png" id="243" name="Picture"/>
+                          <pic:cNvPr descr="/opt/quarto/share/formats/docx/note.png" id="239" name="Picture"/>
                           <pic:cNvPicPr>
                             <a:picLocks noChangeArrowheads="1" noChangeAspect="1"/>
                           </pic:cNvPicPr>
                         </pic:nvPicPr>
                         <pic:blipFill>
-                          <a:blip r:embed="rId143"/>
+                          <a:blip r:embed="rId141"/>
                           <a:stretch>
                             <a:fillRect/>
                           </a:stretch>
@@ -64953,8 +64920,8 @@
         </w:tc>
       </w:tr>
     </w:tbl>
-    <w:bookmarkEnd w:id="244"/>
-    <w:bookmarkStart w:id="245" w:name="sol-cv-screening"/>
+    <w:bookmarkEnd w:id="240"/>
+    <w:bookmarkStart w:id="241" w:name="sol-cv-screening"/>
     <w:p>
       <w:pPr>
         <w:pStyle w:val="BodyText"/>
@@ -66882,8 +66849,8 @@
         <w:t xml:space="preserve">needs fails.</w:t>
       </w:r>
     </w:p>
-    <w:bookmarkEnd w:id="245"/>
-    <w:bookmarkStart w:id="247" w:name="rem-cv-every-step"/>
+    <w:bookmarkEnd w:id="241"/>
+    <w:bookmarkStart w:id="243" w:name="rem-cv-every-step"/>
     <w:p>
       <w:pPr>
         <w:pStyle w:val="BodyText"/>
@@ -66893,7 +66860,7 @@
           <w:i/>
           <w:iCs/>
         </w:rPr>
-        <w:t xml:space="preserve">Remark 39</w:t>
+        <w:t xml:space="preserve">Remark 35</w:t>
       </w:r>
       <w:r>
         <w:t xml:space="preserve"> (Cross-validate the whole procedure). </w:t>
@@ -67039,7 +67006,7 @@
       <w:r>
         <w:t xml:space="preserve"> </w:t>
       </w:r>
-      <w:hyperlink r:id="rId246">
+      <w:hyperlink r:id="rId242">
         <w:r>
           <w:rPr>
             <w:rStyle w:val="Hyperlink"/>
@@ -67063,9 +67030,9 @@
         <w:t xml:space="preserve">when they are computed without the outcome.</w:t>
       </w:r>
     </w:p>
-    <w:bookmarkEnd w:id="247"/>
-    <w:bookmarkEnd w:id="248"/>
-    <w:bookmarkStart w:id="249" w:name="further-reading"/>
+    <w:bookmarkEnd w:id="243"/>
+    <w:bookmarkEnd w:id="244"/>
+    <w:bookmarkStart w:id="245" w:name="further-reading"/>
     <w:p>
       <w:pPr>
         <w:pStyle w:val="Heading2"/>
@@ -67094,8 +67061,8 @@
         <w:t xml:space="preserve">including the covariance and correlation matrices that cross-products produce.</w:t>
       </w:r>
     </w:p>
-    <w:bookmarkEnd w:id="249"/>
-    <w:bookmarkStart w:id="257" w:name="references"/>
+    <w:bookmarkEnd w:id="245"/>
+    <w:bookmarkStart w:id="253" w:name="references"/>
     <w:p>
       <w:pPr>
         <w:pStyle w:val="Heading2"/>
@@ -67104,8 +67071,8 @@
         <w:t xml:space="preserve">References</w:t>
       </w:r>
     </w:p>
-    <w:bookmarkStart w:id="256" w:name="refs"/>
-    <w:bookmarkStart w:id="251" w:name="ref-hastie2009elements"/>
+    <w:bookmarkStart w:id="252" w:name="refs"/>
+    <w:bookmarkStart w:id="247" w:name="ref-hastie2009elements"/>
     <w:p>
       <w:pPr>
         <w:pStyle w:val="Bibliography"/>
@@ -67129,7 +67096,7 @@
       <w:r>
         <w:t xml:space="preserve"> </w:t>
       </w:r>
-      <w:hyperlink r:id="rId250">
+      <w:hyperlink r:id="rId246">
         <w:r>
           <w:rPr>
             <w:rStyle w:val="Hyperlink"/>
@@ -67141,8 +67108,8 @@
         <w:t xml:space="preserve">.</w:t>
       </w:r>
     </w:p>
-    <w:bookmarkEnd w:id="251"/>
-    <w:bookmarkStart w:id="253" w:name="ref-james2021islr2e"/>
+    <w:bookmarkEnd w:id="247"/>
+    <w:bookmarkStart w:id="249" w:name="ref-james2021islr2e"/>
     <w:p>
       <w:pPr>
         <w:pStyle w:val="Bibliography"/>
@@ -67180,7 +67147,7 @@
       <w:r>
         <w:t xml:space="preserve"> </w:t>
       </w:r>
-      <w:hyperlink r:id="rId252">
+      <w:hyperlink r:id="rId248">
         <w:r>
           <w:rPr>
             <w:rStyle w:val="Hyperlink"/>
@@ -67192,8 +67159,8 @@
         <w:t xml:space="preserve">.</w:t>
       </w:r>
     </w:p>
-    <w:bookmarkEnd w:id="253"/>
-    <w:bookmarkStart w:id="255" w:name="ref-sanchez2020matrix4sl"/>
+    <w:bookmarkEnd w:id="249"/>
+    <w:bookmarkStart w:id="251" w:name="ref-sanchez2020matrix4sl"/>
     <w:p>
       <w:pPr>
         <w:pStyle w:val="Bibliography"/>
@@ -67231,7 +67198,7 @@
       <w:r>
         <w:t xml:space="preserve"> </w:t>
       </w:r>
-      <w:hyperlink r:id="rId254">
+      <w:hyperlink r:id="rId250">
         <w:r>
           <w:rPr>
             <w:rStyle w:val="Hyperlink"/>
@@ -67243,9 +67210,9 @@
         <w:t xml:space="preserve">.</w:t>
       </w:r>
     </w:p>
-    <w:bookmarkEnd w:id="255"/>
-    <w:bookmarkEnd w:id="256"/>
-    <w:bookmarkEnd w:id="257"/>
+    <w:bookmarkEnd w:id="251"/>
+    <w:bookmarkEnd w:id="252"/>
+    <w:bookmarkEnd w:id="253"/>
     <w:sectPr>
       <w:footnotePr>
         <w:numRestart w:val="eachSect"/>

--- a/model-validation-handout.docx
+++ b/model-validation-handout.docx
@@ -15,7 +15,7 @@
         <w:pStyle w:val="Date"/>
       </w:pPr>
       <w:r>
-        <w:t xml:space="preserve">Last modified: 2026-10-15 18:55:10 (PDT)</w:t>
+        <w:t xml:space="preserve">Last modified: 2026-10-16 00:14:28 (PDT)</w:t>
       </w:r>
     </w:p>
     <w:bookmarkStart w:id="17" w:name="sec-data-sets"/>

--- a/model-validation-handout.docx
+++ b/model-validation-handout.docx
@@ -15,7 +15,7 @@
         <w:pStyle w:val="Date"/>
       </w:pPr>
       <w:r>
-        <w:t xml:space="preserve">Last modified: 2026-10-16 00:14:28 (PDT)</w:t>
+        <w:t xml:space="preserve">Last modified: 2026-10-16 00:48:26 (PDT)</w:t>
       </w:r>
     </w:p>
     <w:bookmarkStart w:id="17" w:name="sec-data-sets"/>
@@ -30941,7 +30941,7 @@
     </w:p>
     <w:bookmarkEnd w:id="102"/>
     <w:bookmarkEnd w:id="103"/>
-    <w:bookmarkStart w:id="145" w:name="sec-data-splits"/>
+    <w:bookmarkStart w:id="150" w:name="sec-data-splits"/>
     <w:p>
       <w:pPr>
         <w:pStyle w:val="Heading2"/>
@@ -32714,7 +32714,7 @@
       <w:bookmarkEnd w:id="112"/>
     </w:p>
     <w:bookmarkEnd w:id="113"/>
-    <w:bookmarkStart w:id="115" w:name="def-validation-choice"/>
+    <w:bookmarkStart w:id="115" w:name="def-validation-error"/>
     <w:p>
       <w:pPr>
         <w:pStyle w:val="FirstParagraph"/>
@@ -32724,7 +32724,428 @@
           <w:b/>
           <w:bCs/>
         </w:rPr>
-        <w:t xml:space="preserve">Definition 23 (Validation choice)</w:t>
+        <w:t xml:space="preserve">Definition 23 (Validation error)</w:t>
+      </w:r>
+      <w:r>
+        <w:t xml:space="preserve"> </w:t>
+      </w:r>
+      <w:r>
+        <w:t xml:space="preserve">The</w:t>
+      </w:r>
+      <w:r>
+        <w:t xml:space="preserve"> </w:t>
+      </w:r>
+      <w:r>
+        <w:rPr>
+          <w:b/>
+          <w:bCs/>
+        </w:rPr>
+        <w:t xml:space="preserve">validation error</w:t>
+      </w:r>
+      <w:r>
+        <w:t xml:space="preserve"> </w:t>
+      </w:r>
+      <w:r>
+        <w:t xml:space="preserve">of a</w:t>
+      </w:r>
+      <w:r>
+        <w:t xml:space="preserve"> </w:t>
+      </w:r>
+      <w:hyperlink w:anchor="def-prediction-rule">
+        <w:r>
+          <w:rPr>
+            <w:rStyle w:val="Hyperlink"/>
+          </w:rPr>
+          <w:t xml:space="preserve">prediction rule</w:t>
+        </w:r>
+      </w:hyperlink>
+      <w:r>
+        <w:t xml:space="preserve"> </w:t>
+      </w:r>
+      <m:oMath>
+        <m:acc>
+          <m:accPr>
+            <m:chr m:val="̂"/>
+          </m:accPr>
+          <m:e>
+            <m:r>
+              <m:t>y</m:t>
+            </m:r>
+          </m:e>
+        </m:acc>
+      </m:oMath>
+      <w:r>
+        <w:t xml:space="preserve"> </w:t>
+      </w:r>
+      <w:r>
+        <w:t xml:space="preserve">fitted to a</w:t>
+      </w:r>
+      <w:r>
+        <w:t xml:space="preserve"> </w:t>
+      </w:r>
+      <w:hyperlink w:anchor="def-training-set">
+        <w:r>
+          <w:rPr>
+            <w:rStyle w:val="Hyperlink"/>
+          </w:rPr>
+          <w:t xml:space="preserve">training set</w:t>
+        </w:r>
+      </w:hyperlink>
+      <w:r>
+        <w:t xml:space="preserve"> </w:t>
+      </w:r>
+      <m:oMath>
+        <m:sSub>
+          <m:e>
+            <m:r>
+              <m:rPr>
+                <m:scr m:val="script"/>
+                <m:sty m:val="p"/>
+              </m:rPr>
+              <m:t>D</m:t>
+            </m:r>
+          </m:e>
+          <m:sub>
+            <m:r>
+              <m:rPr>
+                <m:nor/>
+                <m:sty m:val="p"/>
+              </m:rPr>
+              <m:t>train</m:t>
+            </m:r>
+          </m:sub>
+        </m:sSub>
+      </m:oMath>
+      <w:r>
+        <w:t xml:space="preserve"> </w:t>
+      </w:r>
+      <w:r>
+        <w:t xml:space="preserve">is the</w:t>
+      </w:r>
+      <w:r>
+        <w:t xml:space="preserve"> </w:t>
+      </w:r>
+      <w:hyperlink r:id="rId34">
+        <w:r>
+          <w:rPr>
+            <w:rStyle w:val="Hyperlink"/>
+          </w:rPr>
+          <w:t xml:space="preserve">mean squared error</w:t>
+        </w:r>
+      </w:hyperlink>
+      <w:r>
+        <w:t xml:space="preserve"> </w:t>
+      </w:r>
+      <w:r>
+        <w:t xml:space="preserve">of its predictions for the</w:t>
+      </w:r>
+      <w:r>
+        <w:t xml:space="preserve"> </w:t>
+      </w:r>
+      <w:hyperlink w:anchor="def-validation-set">
+        <w:r>
+          <w:rPr>
+            <w:rStyle w:val="Hyperlink"/>
+          </w:rPr>
+          <w:t xml:space="preserve">validation set</w:t>
+        </w:r>
+      </w:hyperlink>
+      <w:r>
+        <w:t xml:space="preserve">,</w:t>
+      </w:r>
+      <w:r>
+        <w:t xml:space="preserve"> </w:t>
+      </w:r>
+      <w:r>
+        <w:t xml:space="preserve">indexed by</w:t>
+      </w:r>
+      <w:r>
+        <w:t xml:space="preserve"> </w:t>
+      </w:r>
+      <m:oMath>
+        <m:sSub>
+          <m:e>
+            <m:r>
+              <m:t>I</m:t>
+            </m:r>
+          </m:e>
+          <m:sub>
+            <m:r>
+              <m:rPr>
+                <m:nor/>
+                <m:sty m:val="p"/>
+              </m:rPr>
+              <m:t>val</m:t>
+            </m:r>
+          </m:sub>
+        </m:sSub>
+      </m:oMath>
+      <w:r>
+        <w:t xml:space="preserve">:</w:t>
+      </w:r>
+    </w:p>
+    <w:p>
+      <w:pPr>
+        <w:pStyle w:val="BodyText"/>
+      </w:pPr>
+      <w:bookmarkStart w:id="114" w:name="eq-validation-error"/>
+      <m:oMathPara>
+        <m:oMathParaPr>
+          <m:jc m:val="center"/>
+        </m:oMathParaPr>
+        <m:oMath>
+          <m:sSub>
+            <m:e>
+              <m:bar>
+                <m:barPr>
+                  <m:pos m:val="top"/>
+                </m:barPr>
+                <m:e>
+                  <m:r>
+                    <m:rPr>
+                      <m:sty m:val="p"/>
+                    </m:rPr>
+                    <m:t>err</m:t>
+                  </m:r>
+                </m:e>
+              </m:bar>
+            </m:e>
+            <m:sub>
+              <m:r>
+                <m:rPr>
+                  <m:nor/>
+                  <m:sty m:val="p"/>
+                </m:rPr>
+                <m:t>val</m:t>
+              </m:r>
+            </m:sub>
+          </m:sSub>
+          <m:limUpp>
+            <m:e>
+              <m:r>
+                <m:rPr>
+                  <m:sty m:val="p"/>
+                </m:rPr>
+                <m:t>=</m:t>
+              </m:r>
+            </m:e>
+            <m:lim>
+              <m:r>
+                <m:rPr>
+                  <m:nor/>
+                  <m:sty m:val="p"/>
+                </m:rPr>
+                <m:t>def</m:t>
+              </m:r>
+            </m:lim>
+          </m:limUpp>
+          <m:f>
+            <m:fPr>
+              <m:type m:val="bar"/>
+            </m:fPr>
+            <m:num>
+              <m:r>
+                <m:t>1</m:t>
+              </m:r>
+            </m:num>
+            <m:den>
+              <m:r>
+                <m:t>​</m:t>
+              </m:r>
+              <m:d>
+                <m:dPr>
+                  <m:begChr m:val="|"/>
+                  <m:sepChr m:val=""/>
+                  <m:endChr m:val="|"/>
+                  <m:grow/>
+                </m:dPr>
+                <m:e>
+                  <m:sSub>
+                    <m:e>
+                      <m:r>
+                        <m:t>I</m:t>
+                      </m:r>
+                    </m:e>
+                    <m:sub>
+                      <m:r>
+                        <m:rPr>
+                          <m:nor/>
+                          <m:sty m:val="p"/>
+                        </m:rPr>
+                        <m:t>val</m:t>
+                      </m:r>
+                    </m:sub>
+                  </m:sSub>
+                </m:e>
+              </m:d>
+              <m:r>
+                <m:t>​</m:t>
+              </m:r>
+            </m:den>
+          </m:f>
+          <m:nary>
+            <m:naryPr>
+              <m:chr m:val="∑"/>
+              <m:limLoc m:val="undOvr"/>
+              <m:subHide m:val="off"/>
+              <m:supHide m:val="on"/>
+            </m:naryPr>
+            <m:sub>
+              <m:r>
+                <m:t>i</m:t>
+              </m:r>
+              <m:r>
+                <m:rPr>
+                  <m:sty m:val="p"/>
+                </m:rPr>
+                <m:t>∈</m:t>
+              </m:r>
+              <m:sSub>
+                <m:e>
+                  <m:r>
+                    <m:t>I</m:t>
+                  </m:r>
+                </m:e>
+                <m:sub>
+                  <m:r>
+                    <m:rPr>
+                      <m:nor/>
+                      <m:sty m:val="p"/>
+                    </m:rPr>
+                    <m:t>val</m:t>
+                  </m:r>
+                </m:sub>
+              </m:sSub>
+            </m:sub>
+            <m:sup>
+              <m:r>
+                <m:t>​</m:t>
+              </m:r>
+            </m:sup>
+            <m:e>
+              <m:sSup>
+                <m:e>
+                  <m:r>
+                    <m:t>​</m:t>
+                  </m:r>
+                  <m:d>
+                    <m:dPr>
+                      <m:begChr m:val="("/>
+                      <m:sepChr m:val=""/>
+                      <m:endChr m:val=")"/>
+                      <m:grow/>
+                    </m:dPr>
+                    <m:e>
+                      <m:acc>
+                        <m:accPr>
+                          <m:chr m:val="̂"/>
+                        </m:accPr>
+                        <m:e>
+                          <m:r>
+                            <m:t>y</m:t>
+                          </m:r>
+                        </m:e>
+                      </m:acc>
+                      <m:r>
+                        <m:t>​</m:t>
+                      </m:r>
+                      <m:d>
+                        <m:dPr>
+                          <m:begChr m:val="("/>
+                          <m:sepChr m:val=""/>
+                          <m:endChr m:val=")"/>
+                          <m:grow/>
+                        </m:dPr>
+                        <m:e>
+                          <m:sSub>
+                            <m:e>
+                              <m:r>
+                                <m:t>x</m:t>
+                              </m:r>
+                            </m:e>
+                            <m:sub>
+                              <m:r>
+                                <m:t>i</m:t>
+                              </m:r>
+                            </m:sub>
+                          </m:sSub>
+                        </m:e>
+                      </m:d>
+                      <m:r>
+                        <m:t>​</m:t>
+                      </m:r>
+                      <m:r>
+                        <m:rPr>
+                          <m:sty m:val="p"/>
+                        </m:rPr>
+                        <m:t>−</m:t>
+                      </m:r>
+                      <m:sSub>
+                        <m:e>
+                          <m:r>
+                            <m:t>y</m:t>
+                          </m:r>
+                        </m:e>
+                        <m:sub>
+                          <m:r>
+                            <m:t>i</m:t>
+                          </m:r>
+                        </m:sub>
+                      </m:sSub>
+                    </m:e>
+                  </m:d>
+                  <m:r>
+                    <m:t>​</m:t>
+                  </m:r>
+                </m:e>
+                <m:sup>
+                  <m:r>
+                    <m:t>2</m:t>
+                  </m:r>
+                </m:sup>
+              </m:sSup>
+            </m:e>
+          </m:nary>
+          <m:r>
+            <m:rPr>
+              <m:sty m:val="p"/>
+            </m:rPr>
+            <m:t>.</m:t>
+          </m:r>
+          <m:r>
+            <m:t>  </m:t>
+          </m:r>
+          <m:r>
+            <m:rPr>
+              <m:sty m:val="p"/>
+            </m:rPr>
+            <m:t>(</m:t>
+          </m:r>
+          <m:r>
+            <m:t>25</m:t>
+          </m:r>
+          <m:r>
+            <m:rPr>
+              <m:sty m:val="p"/>
+            </m:rPr>
+            <m:t>)</m:t>
+          </m:r>
+        </m:oMath>
+      </m:oMathPara>
+      <w:bookmarkEnd w:id="114"/>
+    </w:p>
+    <w:bookmarkEnd w:id="115"/>
+    <w:bookmarkStart w:id="117" w:name="def-validation-choice"/>
+    <w:p>
+      <w:pPr>
+        <w:pStyle w:val="FirstParagraph"/>
+      </w:pPr>
+      <w:r>
+        <w:rPr>
+          <w:b/>
+          <w:bCs/>
+        </w:rPr>
+        <w:t xml:space="preserve">Definition 24 (Validation choice)</w:t>
       </w:r>
       <w:r>
         <w:t xml:space="preserve"> </w:t>
@@ -32920,7 +33341,7 @@
       <w:pPr>
         <w:pStyle w:val="BodyText"/>
       </w:pPr>
-      <w:bookmarkStart w:id="114" w:name="eq-validation-choice"/>
+      <w:bookmarkStart w:id="116" w:name="eq-validation-choice"/>
       <m:oMathPara>
         <m:oMathParaPr>
           <m:jc m:val="center"/>
@@ -33187,7 +33608,7 @@
             <m:t>(</m:t>
           </m:r>
           <m:r>
-            <m:t>25</m:t>
+            <m:t>26</m:t>
           </m:r>
           <m:r>
             <m:rPr>
@@ -33197,10 +33618,10 @@
           </m:r>
         </m:oMath>
       </m:oMathPara>
-      <w:bookmarkEnd w:id="114"/>
+      <w:bookmarkEnd w:id="116"/>
     </w:p>
-    <w:bookmarkEnd w:id="115"/>
-    <w:bookmarkStart w:id="117" w:name="def-test-set"/>
+    <w:bookmarkEnd w:id="117"/>
+    <w:bookmarkStart w:id="119" w:name="def-test-set"/>
     <w:p>
       <w:pPr>
         <w:pStyle w:val="FirstParagraph"/>
@@ -33210,7 +33631,7 @@
           <w:b/>
           <w:bCs/>
         </w:rPr>
-        <w:t xml:space="preserve">Definition 24 (Test set)</w:t>
+        <w:t xml:space="preserve">Definition 25 (Test set)</w:t>
       </w:r>
       <w:r>
         <w:t xml:space="preserve"> </w:t>
@@ -33344,7 +33765,7 @@
       <w:pPr>
         <w:pStyle w:val="BodyText"/>
       </w:pPr>
-      <w:bookmarkStart w:id="116" w:name="eq-test-set"/>
+      <w:bookmarkStart w:id="118" w:name="eq-test-set"/>
       <m:oMathPara>
         <m:oMathParaPr>
           <m:jc m:val="center"/>
@@ -33455,7 +33876,7 @@
             <m:t>(</m:t>
           </m:r>
           <m:r>
-            <m:t>26</m:t>
+            <m:t>27</m:t>
           </m:r>
           <m:r>
             <m:rPr>
@@ -33465,10 +33886,431 @@
           </m:r>
         </m:oMath>
       </m:oMathPara>
-      <w:bookmarkEnd w:id="116"/>
+      <w:bookmarkEnd w:id="118"/>
     </w:p>
-    <w:bookmarkEnd w:id="117"/>
-    <w:bookmarkStart w:id="121" w:name="rem-data-splits"/>
+    <w:bookmarkEnd w:id="119"/>
+    <w:bookmarkStart w:id="121" w:name="def-test-error"/>
+    <w:p>
+      <w:pPr>
+        <w:pStyle w:val="FirstParagraph"/>
+      </w:pPr>
+      <w:r>
+        <w:rPr>
+          <w:b/>
+          <w:bCs/>
+        </w:rPr>
+        <w:t xml:space="preserve">Definition 26 (Test error)</w:t>
+      </w:r>
+      <w:r>
+        <w:t xml:space="preserve"> </w:t>
+      </w:r>
+      <w:r>
+        <w:t xml:space="preserve">The</w:t>
+      </w:r>
+      <w:r>
+        <w:t xml:space="preserve"> </w:t>
+      </w:r>
+      <w:r>
+        <w:rPr>
+          <w:b/>
+          <w:bCs/>
+        </w:rPr>
+        <w:t xml:space="preserve">test error</w:t>
+      </w:r>
+      <w:r>
+        <w:t xml:space="preserve"> </w:t>
+      </w:r>
+      <w:r>
+        <w:t xml:space="preserve">of a</w:t>
+      </w:r>
+      <w:r>
+        <w:t xml:space="preserve"> </w:t>
+      </w:r>
+      <w:hyperlink w:anchor="def-prediction-rule">
+        <w:r>
+          <w:rPr>
+            <w:rStyle w:val="Hyperlink"/>
+          </w:rPr>
+          <w:t xml:space="preserve">prediction rule</w:t>
+        </w:r>
+      </w:hyperlink>
+      <w:r>
+        <w:t xml:space="preserve"> </w:t>
+      </w:r>
+      <m:oMath>
+        <m:acc>
+          <m:accPr>
+            <m:chr m:val="̂"/>
+          </m:accPr>
+          <m:e>
+            <m:r>
+              <m:t>y</m:t>
+            </m:r>
+          </m:e>
+        </m:acc>
+      </m:oMath>
+      <w:r>
+        <w:t xml:space="preserve"> </w:t>
+      </w:r>
+      <w:r>
+        <w:t xml:space="preserve">fitted to a</w:t>
+      </w:r>
+      <w:r>
+        <w:t xml:space="preserve"> </w:t>
+      </w:r>
+      <w:hyperlink w:anchor="def-training-set">
+        <w:r>
+          <w:rPr>
+            <w:rStyle w:val="Hyperlink"/>
+          </w:rPr>
+          <w:t xml:space="preserve">training set</w:t>
+        </w:r>
+      </w:hyperlink>
+      <w:r>
+        <w:t xml:space="preserve"> </w:t>
+      </w:r>
+      <m:oMath>
+        <m:sSub>
+          <m:e>
+            <m:r>
+              <m:rPr>
+                <m:scr m:val="script"/>
+                <m:sty m:val="p"/>
+              </m:rPr>
+              <m:t>D</m:t>
+            </m:r>
+          </m:e>
+          <m:sub>
+            <m:r>
+              <m:rPr>
+                <m:nor/>
+                <m:sty m:val="p"/>
+              </m:rPr>
+              <m:t>train</m:t>
+            </m:r>
+          </m:sub>
+        </m:sSub>
+      </m:oMath>
+      <w:r>
+        <w:t xml:space="preserve"> </w:t>
+      </w:r>
+      <w:r>
+        <w:t xml:space="preserve">is the</w:t>
+      </w:r>
+      <w:r>
+        <w:t xml:space="preserve"> </w:t>
+      </w:r>
+      <w:hyperlink r:id="rId34">
+        <w:r>
+          <w:rPr>
+            <w:rStyle w:val="Hyperlink"/>
+          </w:rPr>
+          <w:t xml:space="preserve">mean squared error</w:t>
+        </w:r>
+      </w:hyperlink>
+      <w:r>
+        <w:t xml:space="preserve"> </w:t>
+      </w:r>
+      <w:r>
+        <w:t xml:space="preserve">of its predictions for the</w:t>
+      </w:r>
+      <w:r>
+        <w:t xml:space="preserve"> </w:t>
+      </w:r>
+      <w:hyperlink w:anchor="def-test-set">
+        <w:r>
+          <w:rPr>
+            <w:rStyle w:val="Hyperlink"/>
+          </w:rPr>
+          <w:t xml:space="preserve">test set</w:t>
+        </w:r>
+      </w:hyperlink>
+      <w:r>
+        <w:t xml:space="preserve">,</w:t>
+      </w:r>
+      <w:r>
+        <w:t xml:space="preserve"> </w:t>
+      </w:r>
+      <w:r>
+        <w:t xml:space="preserve">indexed by</w:t>
+      </w:r>
+      <w:r>
+        <w:t xml:space="preserve"> </w:t>
+      </w:r>
+      <m:oMath>
+        <m:sSub>
+          <m:e>
+            <m:r>
+              <m:t>I</m:t>
+            </m:r>
+          </m:e>
+          <m:sub>
+            <m:r>
+              <m:rPr>
+                <m:nor/>
+                <m:sty m:val="p"/>
+              </m:rPr>
+              <m:t>test</m:t>
+            </m:r>
+          </m:sub>
+        </m:sSub>
+      </m:oMath>
+      <w:r>
+        <w:t xml:space="preserve">:</w:t>
+      </w:r>
+    </w:p>
+    <w:p>
+      <w:pPr>
+        <w:pStyle w:val="BodyText"/>
+      </w:pPr>
+      <w:bookmarkStart w:id="120" w:name="eq-test-error"/>
+      <m:oMathPara>
+        <m:oMathParaPr>
+          <m:jc m:val="center"/>
+        </m:oMathParaPr>
+        <m:oMath>
+          <m:sSub>
+            <m:e>
+              <m:bar>
+                <m:barPr>
+                  <m:pos m:val="top"/>
+                </m:barPr>
+                <m:e>
+                  <m:r>
+                    <m:rPr>
+                      <m:sty m:val="p"/>
+                    </m:rPr>
+                    <m:t>err</m:t>
+                  </m:r>
+                </m:e>
+              </m:bar>
+            </m:e>
+            <m:sub>
+              <m:r>
+                <m:rPr>
+                  <m:nor/>
+                  <m:sty m:val="p"/>
+                </m:rPr>
+                <m:t>test</m:t>
+              </m:r>
+            </m:sub>
+          </m:sSub>
+          <m:limUpp>
+            <m:e>
+              <m:r>
+                <m:rPr>
+                  <m:sty m:val="p"/>
+                </m:rPr>
+                <m:t>=</m:t>
+              </m:r>
+            </m:e>
+            <m:lim>
+              <m:r>
+                <m:rPr>
+                  <m:nor/>
+                  <m:sty m:val="p"/>
+                </m:rPr>
+                <m:t>def</m:t>
+              </m:r>
+            </m:lim>
+          </m:limUpp>
+          <m:f>
+            <m:fPr>
+              <m:type m:val="bar"/>
+            </m:fPr>
+            <m:num>
+              <m:r>
+                <m:t>1</m:t>
+              </m:r>
+            </m:num>
+            <m:den>
+              <m:r>
+                <m:t>​</m:t>
+              </m:r>
+              <m:d>
+                <m:dPr>
+                  <m:begChr m:val="|"/>
+                  <m:sepChr m:val=""/>
+                  <m:endChr m:val="|"/>
+                  <m:grow/>
+                </m:dPr>
+                <m:e>
+                  <m:sSub>
+                    <m:e>
+                      <m:r>
+                        <m:t>I</m:t>
+                      </m:r>
+                    </m:e>
+                    <m:sub>
+                      <m:r>
+                        <m:rPr>
+                          <m:nor/>
+                          <m:sty m:val="p"/>
+                        </m:rPr>
+                        <m:t>test</m:t>
+                      </m:r>
+                    </m:sub>
+                  </m:sSub>
+                </m:e>
+              </m:d>
+              <m:r>
+                <m:t>​</m:t>
+              </m:r>
+            </m:den>
+          </m:f>
+          <m:nary>
+            <m:naryPr>
+              <m:chr m:val="∑"/>
+              <m:limLoc m:val="undOvr"/>
+              <m:subHide m:val="off"/>
+              <m:supHide m:val="on"/>
+            </m:naryPr>
+            <m:sub>
+              <m:r>
+                <m:t>i</m:t>
+              </m:r>
+              <m:r>
+                <m:rPr>
+                  <m:sty m:val="p"/>
+                </m:rPr>
+                <m:t>∈</m:t>
+              </m:r>
+              <m:sSub>
+                <m:e>
+                  <m:r>
+                    <m:t>I</m:t>
+                  </m:r>
+                </m:e>
+                <m:sub>
+                  <m:r>
+                    <m:rPr>
+                      <m:nor/>
+                      <m:sty m:val="p"/>
+                    </m:rPr>
+                    <m:t>test</m:t>
+                  </m:r>
+                </m:sub>
+              </m:sSub>
+            </m:sub>
+            <m:sup>
+              <m:r>
+                <m:t>​</m:t>
+              </m:r>
+            </m:sup>
+            <m:e>
+              <m:sSup>
+                <m:e>
+                  <m:r>
+                    <m:t>​</m:t>
+                  </m:r>
+                  <m:d>
+                    <m:dPr>
+                      <m:begChr m:val="("/>
+                      <m:sepChr m:val=""/>
+                      <m:endChr m:val=")"/>
+                      <m:grow/>
+                    </m:dPr>
+                    <m:e>
+                      <m:acc>
+                        <m:accPr>
+                          <m:chr m:val="̂"/>
+                        </m:accPr>
+                        <m:e>
+                          <m:r>
+                            <m:t>y</m:t>
+                          </m:r>
+                        </m:e>
+                      </m:acc>
+                      <m:r>
+                        <m:t>​</m:t>
+                      </m:r>
+                      <m:d>
+                        <m:dPr>
+                          <m:begChr m:val="("/>
+                          <m:sepChr m:val=""/>
+                          <m:endChr m:val=")"/>
+                          <m:grow/>
+                        </m:dPr>
+                        <m:e>
+                          <m:sSub>
+                            <m:e>
+                              <m:r>
+                                <m:t>x</m:t>
+                              </m:r>
+                            </m:e>
+                            <m:sub>
+                              <m:r>
+                                <m:t>i</m:t>
+                              </m:r>
+                            </m:sub>
+                          </m:sSub>
+                        </m:e>
+                      </m:d>
+                      <m:r>
+                        <m:t>​</m:t>
+                      </m:r>
+                      <m:r>
+                        <m:rPr>
+                          <m:sty m:val="p"/>
+                        </m:rPr>
+                        <m:t>−</m:t>
+                      </m:r>
+                      <m:sSub>
+                        <m:e>
+                          <m:r>
+                            <m:t>y</m:t>
+                          </m:r>
+                        </m:e>
+                        <m:sub>
+                          <m:r>
+                            <m:t>i</m:t>
+                          </m:r>
+                        </m:sub>
+                      </m:sSub>
+                    </m:e>
+                  </m:d>
+                  <m:r>
+                    <m:t>​</m:t>
+                  </m:r>
+                </m:e>
+                <m:sup>
+                  <m:r>
+                    <m:t>2</m:t>
+                  </m:r>
+                </m:sup>
+              </m:sSup>
+            </m:e>
+          </m:nary>
+          <m:r>
+            <m:rPr>
+              <m:sty m:val="p"/>
+            </m:rPr>
+            <m:t>.</m:t>
+          </m:r>
+          <m:r>
+            <m:t>  </m:t>
+          </m:r>
+          <m:r>
+            <m:rPr>
+              <m:sty m:val="p"/>
+            </m:rPr>
+            <m:t>(</m:t>
+          </m:r>
+          <m:r>
+            <m:t>28</m:t>
+          </m:r>
+          <m:r>
+            <m:rPr>
+              <m:sty m:val="p"/>
+            </m:rPr>
+            <m:t>)</m:t>
+          </m:r>
+        </m:oMath>
+      </m:oMathPara>
+      <w:bookmarkEnd w:id="120"/>
+    </w:p>
+    <w:bookmarkEnd w:id="121"/>
+    <w:bookmarkStart w:id="125" w:name="rem-data-splits"/>
     <w:p>
       <w:pPr>
         <w:pStyle w:val="FirstParagraph"/>
@@ -33643,7 +34485,7 @@
       <w:r>
         <w:t xml:space="preserve"> </w:t>
       </w:r>
-      <w:hyperlink r:id="rId118">
+      <w:hyperlink r:id="rId122">
         <w:r>
           <w:rPr>
             <w:rStyle w:val="Hyperlink"/>
@@ -33663,7 +34505,7 @@
       <w:r>
         <w:t xml:space="preserve"> </w:t>
       </w:r>
-      <w:hyperlink r:id="rId119">
+      <w:hyperlink r:id="rId123">
         <w:r>
           <w:rPr>
             <w:rStyle w:val="Hyperlink"/>
@@ -33683,7 +34525,7 @@
       <w:r>
         <w:t xml:space="preserve"> </w:t>
       </w:r>
-      <w:hyperlink r:id="rId120">
+      <w:hyperlink r:id="rId124">
         <w:r>
           <w:rPr>
             <w:rStyle w:val="Hyperlink"/>
@@ -33701,8 +34543,219 @@
         <w:t xml:space="preserve">They use a different symbol for the training set and a parenthesized observation index, but the same three-way split.</w:t>
       </w:r>
     </w:p>
-    <w:bookmarkEnd w:id="121"/>
-    <w:bookmarkStart w:id="144" w:name="exm-train-validation-test-split"/>
+    <w:bookmarkEnd w:id="125"/>
+    <w:bookmarkStart w:id="126" w:name="rem-validation-test-error"/>
+    <w:p>
+      <w:pPr>
+        <w:pStyle w:val="BodyText"/>
+      </w:pPr>
+      <w:r>
+        <w:rPr>
+          <w:i/>
+          <w:iCs/>
+        </w:rPr>
+        <w:t xml:space="preserve">Remark 16</w:t>
+      </w:r>
+      <w:r>
+        <w:t xml:space="preserve"> (What the validation and test errors estimate). </w:t>
+      </w:r>
+      <w:r>
+        <w:t xml:space="preserve">The</w:t>
+      </w:r>
+      <w:r>
+        <w:t xml:space="preserve"> </w:t>
+      </w:r>
+      <w:hyperlink w:anchor="def-validation-error">
+        <w:r>
+          <w:rPr>
+            <w:rStyle w:val="Hyperlink"/>
+          </w:rPr>
+          <w:t xml:space="preserve">validation error</w:t>
+        </w:r>
+      </w:hyperlink>
+      <w:r>
+        <w:t xml:space="preserve"> </w:t>
+      </w:r>
+      <w:r>
+        <w:t xml:space="preserve">and the</w:t>
+      </w:r>
+      <w:r>
+        <w:t xml:space="preserve"> </w:t>
+      </w:r>
+      <w:hyperlink w:anchor="def-test-error">
+        <w:r>
+          <w:rPr>
+            <w:rStyle w:val="Hyperlink"/>
+          </w:rPr>
+          <w:t xml:space="preserve">test error</w:t>
+        </w:r>
+      </w:hyperlink>
+      <w:r>
+        <w:t xml:space="preserve"> </w:t>
+      </w:r>
+      <w:r>
+        <w:t xml:space="preserve">differ from the</w:t>
+      </w:r>
+      <w:r>
+        <w:t xml:space="preserve"> </w:t>
+      </w:r>
+      <w:hyperlink w:anchor="def-training-mse">
+        <w:r>
+          <w:rPr>
+            <w:rStyle w:val="Hyperlink"/>
+          </w:rPr>
+          <w:t xml:space="preserve">training error</w:t>
+        </w:r>
+      </w:hyperlink>
+      <w:r>
+        <w:t xml:space="preserve"> </w:t>
+      </w:r>
+      <m:oMath>
+        <m:bar>
+          <m:barPr>
+            <m:pos m:val="top"/>
+          </m:barPr>
+          <m:e>
+            <m:r>
+              <m:rPr>
+                <m:sty m:val="p"/>
+              </m:rPr>
+              <m:t>err</m:t>
+            </m:r>
+          </m:e>
+        </m:bar>
+      </m:oMath>
+      <w:r>
+        <w:t xml:space="preserve"> </w:t>
+      </w:r>
+      <w:r>
+        <w:t xml:space="preserve">only in the set that scores the rule.</w:t>
+      </w:r>
+      <w:r>
+        <w:t xml:space="preserve"> </w:t>
+      </w:r>
+      <w:r>
+        <w:t xml:space="preserve">The rule was not fitted to the validation or test set,</w:t>
+      </w:r>
+      <w:r>
+        <w:t xml:space="preserve"> </w:t>
+      </w:r>
+      <w:r>
+        <w:t xml:space="preserve">so each estimates the</w:t>
+      </w:r>
+      <w:r>
+        <w:t xml:space="preserve"> </w:t>
+      </w:r>
+      <w:hyperlink w:anchor="def-generalization-error">
+        <w:r>
+          <w:rPr>
+            <w:rStyle w:val="Hyperlink"/>
+          </w:rPr>
+          <w:t xml:space="preserve">generalization error</w:t>
+        </w:r>
+      </w:hyperlink>
+      <w:r>
+        <w:t xml:space="preserve"> </w:t>
+      </w:r>
+      <w:r>
+        <w:t xml:space="preserve">of the fitted rule</w:t>
+      </w:r>
+      <w:r>
+        <w:t xml:space="preserve"> </w:t>
+      </w:r>
+      <w:r>
+        <w:t xml:space="preserve">without the optimism of the training error.</w:t>
+      </w:r>
+      <w:r>
+        <w:t xml:space="preserve"> </w:t>
+      </w:r>
+      <w:r>
+        <w:t xml:space="preserve">The</w:t>
+      </w:r>
+      <w:r>
+        <w:t xml:space="preserve"> </w:t>
+      </w:r>
+      <w:hyperlink w:anchor="def-validation-choice">
+        <w:r>
+          <w:rPr>
+            <w:rStyle w:val="Hyperlink"/>
+          </w:rPr>
+          <w:t xml:space="preserve">validation choice</w:t>
+        </w:r>
+      </w:hyperlink>
+      <w:r>
+        <w:t xml:space="preserve"> </w:t>
+      </w:r>
+      <w:r>
+        <w:t xml:space="preserve">selects the rule with the smallest validation error,</w:t>
+      </w:r>
+      <w:r>
+        <w:t xml:space="preserve"> </w:t>
+      </w:r>
+      <w:r>
+        <w:t xml:space="preserve">so the validation error of the chosen rule is still optimistic;</w:t>
+      </w:r>
+      <w:r>
+        <w:t xml:space="preserve"> </w:t>
+      </w:r>
+      <w:r>
+        <w:t xml:space="preserve">the test error is computed once, after the choice, so it is not.</w:t>
+      </w:r>
+    </w:p>
+    <w:p>
+      <w:pPr>
+        <w:pStyle w:val="BodyText"/>
+      </w:pPr>
+      <w:r>
+        <w:t xml:space="preserve">Hastie et al. (2009, sec. 7.2)</w:t>
+      </w:r>
+      <w:r>
+        <w:t xml:space="preserve"> </w:t>
+      </w:r>
+      <w:r>
+        <w:t xml:space="preserve">use</w:t>
+      </w:r>
+      <w:r>
+        <w:t xml:space="preserve"> </w:t>
+      </w:r>
+      <w:r>
+        <w:t xml:space="preserve">“test error”</w:t>
+      </w:r>
+      <w:r>
+        <w:t xml:space="preserve"> </w:t>
+      </w:r>
+      <w:r>
+        <w:t xml:space="preserve">for the generalization error of the fitted rule itself.</w:t>
+      </w:r>
+      <w:r>
+        <w:t xml:space="preserve"> </w:t>
+      </w:r>
+      <w:r>
+        <w:t xml:space="preserve">Here the test error is the number computed from the test set, and the generalization error is what it estimates.</w:t>
+      </w:r>
+    </w:p>
+    <w:p>
+      <w:pPr>
+        <w:pStyle w:val="BodyText"/>
+      </w:pPr>
+      <w:r>
+        <w:t xml:space="preserve">This page scores predictions by squared error throughout, so both errors are mean squared errors.</w:t>
+      </w:r>
+      <w:r>
+        <w:t xml:space="preserve"> </w:t>
+      </w:r>
+      <w:r>
+        <w:t xml:space="preserve">Averaging any other loss over the same set, such as the absolute error,</w:t>
+      </w:r>
+      <w:r>
+        <w:t xml:space="preserve"> </w:t>
+      </w:r>
+      <w:r>
+        <w:t xml:space="preserve">gives the corresponding validation and test errors.</w:t>
+      </w:r>
+    </w:p>
+    <w:bookmarkEnd w:id="126"/>
+    <w:bookmarkStart w:id="149" w:name="exm-train-validation-test-split"/>
     <w:p>
       <w:pPr>
         <w:pStyle w:val="BodyText"/>
@@ -33936,7 +34989,7 @@
       <w:tr>
         <w:tc>
           <w:tcPr/>
-          <w:bookmarkStart w:id="122" w:name="tbl-train-validation-test-split-sizes"/>
+          <w:bookmarkStart w:id="127" w:name="tbl-train-validation-test-split-sizes"/>
           <w:p>
             <w:pPr>
               <w:jc w:val="center"/>
@@ -34568,7 +35621,7 @@
               <w:t xml:space="preserve">#&gt; 3 test           7</w:t>
             </w:r>
           </w:p>
-          <w:bookmarkEnd w:id="122"/>
+          <w:bookmarkEnd w:id="127"/>
         </w:tc>
       </w:tr>
     </w:tbl>
@@ -38426,7 +39479,7 @@
       <w:tr>
         <w:tc>
           <w:tcPr/>
-          <w:bookmarkStart w:id="126" w:name="fig-linear-model-superimposed"/>
+          <w:bookmarkStart w:id="131" w:name="fig-linear-model-superimposed"/>
           <w:p>
             <w:pPr>
               <w:pStyle w:val="SourceCode"/>
@@ -38466,18 +39519,18 @@
                 <wp:inline>
                   <wp:extent cx="4620126" cy="3696101"/>
                   <wp:effectExtent b="0" l="0" r="0" t="0"/>
-                  <wp:docPr descr="" title="" id="124" name="Picture"/>
+                  <wp:docPr descr="" title="" id="129" name="Picture"/>
                   <a:graphic>
                     <a:graphicData uri="http://schemas.openxmlformats.org/drawingml/2006/picture">
                       <pic:pic>
                         <pic:nvPicPr>
-                          <pic:cNvPr descr="model-validation_files/figure-docx/unnamed-chunk-3-1.png" id="125" name="Picture"/>
+                          <pic:cNvPr descr="model-validation_files/figure-docx/unnamed-chunk-3-1.png" id="130" name="Picture"/>
                           <pic:cNvPicPr>
                             <a:picLocks noChangeArrowheads="1" noChangeAspect="1"/>
                           </pic:cNvPicPr>
                         </pic:nvPicPr>
                         <pic:blipFill>
-                          <a:blip r:embed="rId123"/>
+                          <a:blip r:embed="rId128"/>
                           <a:stretch>
                             <a:fillRect/>
                           </a:stretch>
@@ -38517,7 +39570,7 @@
               <w:t xml:space="preserve">Figure 2: Linear model fit superimposed on data partitions</w:t>
             </w:r>
           </w:p>
-          <w:bookmarkEnd w:id="126"/>
+          <w:bookmarkEnd w:id="131"/>
         </w:tc>
       </w:tr>
     </w:tbl>
@@ -38542,7 +39595,7 @@
       <w:tr>
         <w:tc>
           <w:tcPr/>
-          <w:bookmarkStart w:id="130" w:name="fig-quadratic-model-superimposed"/>
+          <w:bookmarkStart w:id="135" w:name="fig-quadratic-model-superimposed"/>
           <w:p>
             <w:pPr>
               <w:pStyle w:val="SourceCode"/>
@@ -38582,18 +39635,18 @@
                 <wp:inline>
                   <wp:extent cx="4620126" cy="3696101"/>
                   <wp:effectExtent b="0" l="0" r="0" t="0"/>
-                  <wp:docPr descr="" title="" id="128" name="Picture"/>
+                  <wp:docPr descr="" title="" id="133" name="Picture"/>
                   <a:graphic>
                     <a:graphicData uri="http://schemas.openxmlformats.org/drawingml/2006/picture">
                       <pic:pic>
                         <pic:nvPicPr>
-                          <pic:cNvPr descr="model-validation_files/figure-docx/unnamed-chunk-4-1.png" id="129" name="Picture"/>
+                          <pic:cNvPr descr="model-validation_files/figure-docx/unnamed-chunk-4-1.png" id="134" name="Picture"/>
                           <pic:cNvPicPr>
                             <a:picLocks noChangeArrowheads="1" noChangeAspect="1"/>
                           </pic:cNvPicPr>
                         </pic:nvPicPr>
                         <pic:blipFill>
-                          <a:blip r:embed="rId127"/>
+                          <a:blip r:embed="rId132"/>
                           <a:stretch>
                             <a:fillRect/>
                           </a:stretch>
@@ -38633,7 +39686,7 @@
               <w:t xml:space="preserve">Figure 3: Quadratic model fit superimposed on data partitions</w:t>
             </w:r>
           </w:p>
-          <w:bookmarkEnd w:id="130"/>
+          <w:bookmarkEnd w:id="135"/>
         </w:tc>
       </w:tr>
     </w:tbl>
@@ -38658,7 +39711,7 @@
       <w:tr>
         <w:tc>
           <w:tcPr/>
-          <w:bookmarkStart w:id="134" w:name="fig-cubic-model-superimposed"/>
+          <w:bookmarkStart w:id="139" w:name="fig-cubic-model-superimposed"/>
           <w:p>
             <w:pPr>
               <w:pStyle w:val="SourceCode"/>
@@ -38698,18 +39751,18 @@
                 <wp:inline>
                   <wp:extent cx="4620126" cy="3696101"/>
                   <wp:effectExtent b="0" l="0" r="0" t="0"/>
-                  <wp:docPr descr="" title="" id="132" name="Picture"/>
+                  <wp:docPr descr="" title="" id="137" name="Picture"/>
                   <a:graphic>
                     <a:graphicData uri="http://schemas.openxmlformats.org/drawingml/2006/picture">
                       <pic:pic>
                         <pic:nvPicPr>
-                          <pic:cNvPr descr="model-validation_files/figure-docx/unnamed-chunk-5-1.png" id="133" name="Picture"/>
+                          <pic:cNvPr descr="model-validation_files/figure-docx/unnamed-chunk-5-1.png" id="138" name="Picture"/>
                           <pic:cNvPicPr>
                             <a:picLocks noChangeArrowheads="1" noChangeAspect="1"/>
                           </pic:cNvPicPr>
                         </pic:nvPicPr>
                         <pic:blipFill>
-                          <a:blip r:embed="rId131"/>
+                          <a:blip r:embed="rId136"/>
                           <a:stretch>
                             <a:fillRect/>
                           </a:stretch>
@@ -38749,7 +39802,7 @@
               <w:t xml:space="preserve">Figure 4: Cubic model fit superimposed on data partitions</w:t>
             </w:r>
           </w:p>
-          <w:bookmarkEnd w:id="134"/>
+          <w:bookmarkEnd w:id="139"/>
         </w:tc>
       </w:tr>
     </w:tbl>
@@ -38774,7 +39827,7 @@
       <w:tr>
         <w:tc>
           <w:tcPr/>
-          <w:bookmarkStart w:id="138" w:name="fig-quartic-model-superimposed"/>
+          <w:bookmarkStart w:id="143" w:name="fig-quartic-model-superimposed"/>
           <w:p>
             <w:pPr>
               <w:pStyle w:val="SourceCode"/>
@@ -38814,18 +39867,18 @@
                 <wp:inline>
                   <wp:extent cx="4620126" cy="3696101"/>
                   <wp:effectExtent b="0" l="0" r="0" t="0"/>
-                  <wp:docPr descr="" title="" id="136" name="Picture"/>
+                  <wp:docPr descr="" title="" id="141" name="Picture"/>
                   <a:graphic>
                     <a:graphicData uri="http://schemas.openxmlformats.org/drawingml/2006/picture">
                       <pic:pic>
                         <pic:nvPicPr>
-                          <pic:cNvPr descr="model-validation_files/figure-docx/unnamed-chunk-6-1.png" id="137" name="Picture"/>
+                          <pic:cNvPr descr="model-validation_files/figure-docx/unnamed-chunk-6-1.png" id="142" name="Picture"/>
                           <pic:cNvPicPr>
                             <a:picLocks noChangeArrowheads="1" noChangeAspect="1"/>
                           </pic:cNvPicPr>
                         </pic:nvPicPr>
                         <pic:blipFill>
-                          <a:blip r:embed="rId135"/>
+                          <a:blip r:embed="rId140"/>
                           <a:stretch>
                             <a:fillRect/>
                           </a:stretch>
@@ -38865,7 +39918,7 @@
               <w:t xml:space="preserve">Figure 5: Quartic model fit superimposed on data partitions</w:t>
             </w:r>
           </w:p>
-          <w:bookmarkEnd w:id="138"/>
+          <w:bookmarkEnd w:id="143"/>
         </w:tc>
       </w:tr>
     </w:tbl>
@@ -38890,7 +39943,7 @@
       <w:tr>
         <w:tc>
           <w:tcPr/>
-          <w:bookmarkStart w:id="139" w:name="tbl-train-validation-results"/>
+          <w:bookmarkStart w:id="144" w:name="tbl-train-validation-results"/>
           <w:p>
             <w:pPr>
               <w:jc w:val="center"/>
@@ -38979,7 +40032,7 @@
               <w:t xml:space="preserve">#&gt; 4 quartic            1.90            3.97</w:t>
             </w:r>
           </w:p>
-          <w:bookmarkEnd w:id="139"/>
+          <w:bookmarkEnd w:id="144"/>
         </w:tc>
       </w:tr>
     </w:tbl>
@@ -39048,7 +40101,7 @@
       <w:tr>
         <w:tc>
           <w:tcPr/>
-          <w:bookmarkStart w:id="140" w:name="tbl-train-validation-test-rmse"/>
+          <w:bookmarkStart w:id="145" w:name="tbl-train-validation-test-rmse"/>
           <w:p>
             <w:pPr>
               <w:jc w:val="center"/>
@@ -39125,7 +40178,7 @@
               <w:t xml:space="preserve">#&gt; 2 test       linear  2.44</w:t>
             </w:r>
           </w:p>
-          <w:bookmarkEnd w:id="140"/>
+          <w:bookmarkEnd w:id="145"/>
         </w:tc>
       </w:tr>
     </w:tbl>
@@ -39178,18 +40231,18 @@
                 <wp:inline>
                   <wp:extent cx="152400" cy="152400"/>
                   <wp:effectExtent b="0" l="0" r="0" t="0"/>
-                  <wp:docPr descr="" title="" id="142" name="Picture"/>
+                  <wp:docPr descr="" title="" id="147" name="Picture"/>
                   <a:graphic>
                     <a:graphicData uri="http://schemas.openxmlformats.org/drawingml/2006/picture">
                       <pic:pic>
                         <pic:nvPicPr>
-                          <pic:cNvPr descr="/opt/quarto/share/formats/docx/note.png" id="143" name="Picture"/>
+                          <pic:cNvPr descr="/opt/quarto/share/formats/docx/note.png" id="148" name="Picture"/>
                           <pic:cNvPicPr>
                             <a:picLocks noChangeArrowheads="1" noChangeAspect="1"/>
                           </pic:cNvPicPr>
                         </pic:nvPicPr>
                         <pic:blipFill>
-                          <a:blip r:embed="rId141"/>
+                          <a:blip r:embed="rId146"/>
                           <a:stretch>
                             <a:fillRect/>
                           </a:stretch>
@@ -39262,9 +40315,9 @@
         </w:tc>
       </w:tr>
     </w:tbl>
-    <w:bookmarkEnd w:id="144"/>
-    <w:bookmarkEnd w:id="145"/>
-    <w:bookmarkStart w:id="181" w:name="sec-kfold"/>
+    <w:bookmarkEnd w:id="149"/>
+    <w:bookmarkEnd w:id="150"/>
+    <w:bookmarkStart w:id="186" w:name="sec-kfold"/>
     <w:p>
       <w:pPr>
         <w:pStyle w:val="Heading2"/>
@@ -39284,7 +40337,7 @@
         <w:t xml:space="preserve">-fold cross-validation</w:t>
       </w:r>
     </w:p>
-    <w:bookmarkStart w:id="146" w:name="exr-kfold"/>
+    <w:bookmarkStart w:id="151" w:name="exr-kfold"/>
     <w:p>
       <w:pPr>
         <w:pStyle w:val="FirstParagraph"/>
@@ -39435,8 +40488,8 @@
         <w:t xml:space="preserve">How many times is a given car used for fitting, and how many times for prediction?</w:t>
       </w:r>
     </w:p>
-    <w:bookmarkEnd w:id="146"/>
-    <w:bookmarkStart w:id="147" w:name="sol-kfold"/>
+    <w:bookmarkEnd w:id="151"/>
+    <w:bookmarkStart w:id="152" w:name="sol-kfold"/>
     <w:p>
       <w:pPr>
         <w:pStyle w:val="FirstParagraph"/>
@@ -39610,8 +40663,8 @@
         <w:t xml:space="preserve">fits.</w:t>
       </w:r>
     </w:p>
-    <w:bookmarkEnd w:id="147"/>
-    <w:bookmarkStart w:id="149" w:name="def-folds"/>
+    <w:bookmarkEnd w:id="152"/>
+    <w:bookmarkStart w:id="154" w:name="def-folds"/>
     <w:p>
       <w:pPr>
         <w:pStyle w:val="FirstParagraph"/>
@@ -39621,7 +40674,7 @@
           <w:b/>
           <w:bCs/>
         </w:rPr>
-        <w:t xml:space="preserve">Definition 25 (Folds)</w:t>
+        <w:t xml:space="preserve">Definition 27 (Folds)</w:t>
       </w:r>
       <w:r>
         <w:t xml:space="preserve"> </w:t>
@@ -39800,7 +40853,7 @@
       <w:pPr>
         <w:pStyle w:val="BodyText"/>
       </w:pPr>
-      <w:bookmarkStart w:id="148" w:name="eq-folds"/>
+      <w:bookmarkStart w:id="153" w:name="eq-folds"/>
       <m:oMathPara>
         <m:oMathParaPr>
           <m:jc m:val="center"/>
@@ -39881,7 +40934,7 @@
             <m:t>(</m:t>
           </m:r>
           <m:r>
-            <m:t>27</m:t>
+            <m:t>29</m:t>
           </m:r>
           <m:r>
             <m:rPr>
@@ -39891,10 +40944,10 @@
           </m:r>
         </m:oMath>
       </m:oMathPara>
-      <w:bookmarkEnd w:id="148"/>
+      <w:bookmarkEnd w:id="153"/>
     </w:p>
-    <w:bookmarkEnd w:id="149"/>
-    <w:bookmarkStart w:id="150" w:name="rem-source-folds"/>
+    <w:bookmarkEnd w:id="154"/>
+    <w:bookmarkStart w:id="155" w:name="rem-source-folds"/>
     <w:p>
       <w:pPr>
         <w:pStyle w:val="FirstParagraph"/>
@@ -39904,7 +40957,7 @@
           <w:i/>
           <w:iCs/>
         </w:rPr>
-        <w:t xml:space="preserve">Remark 16</w:t>
+        <w:t xml:space="preserve">Remark 17</w:t>
       </w:r>
       <w:r>
         <w:t xml:space="preserve"> (Source: Folds). </w:t>
@@ -39948,8 +41001,8 @@
         <w:t xml:space="preserve">roughly equal-sized parts.</w:t>
       </w:r>
     </w:p>
-    <w:bookmarkEnd w:id="150"/>
-    <w:bookmarkStart w:id="152" w:name="def-fold-size"/>
+    <w:bookmarkEnd w:id="155"/>
+    <w:bookmarkStart w:id="157" w:name="def-fold-size"/>
     <w:p>
       <w:pPr>
         <w:pStyle w:val="BodyText"/>
@@ -39959,7 +41012,7 @@
           <w:b/>
           <w:bCs/>
         </w:rPr>
-        <w:t xml:space="preserve">Definition 26 (Fold size)</w:t>
+        <w:t xml:space="preserve">Definition 28 (Fold size)</w:t>
       </w:r>
       <w:r>
         <w:t xml:space="preserve"> </w:t>
@@ -40043,7 +41096,7 @@
       <w:pPr>
         <w:pStyle w:val="BodyText"/>
       </w:pPr>
-      <w:bookmarkStart w:id="151" w:name="eq-fold-size"/>
+      <w:bookmarkStart w:id="156" w:name="eq-fold-size"/>
       <m:oMathPara>
         <m:oMathParaPr>
           <m:jc m:val="center"/>
@@ -40128,7 +41181,7 @@
             <m:t>(</m:t>
           </m:r>
           <m:r>
-            <m:t>28</m:t>
+            <m:t>30</m:t>
           </m:r>
           <m:r>
             <m:rPr>
@@ -40138,10 +41191,10 @@
           </m:r>
         </m:oMath>
       </m:oMathPara>
-      <w:bookmarkEnd w:id="151"/>
+      <w:bookmarkEnd w:id="156"/>
     </w:p>
-    <w:bookmarkEnd w:id="152"/>
-    <w:bookmarkStart w:id="154" w:name="def-fold-assignment"/>
+    <w:bookmarkEnd w:id="157"/>
+    <w:bookmarkStart w:id="159" w:name="def-fold-assignment"/>
     <w:p>
       <w:pPr>
         <w:pStyle w:val="FirstParagraph"/>
@@ -40151,7 +41204,7 @@
           <w:b/>
           <w:bCs/>
         </w:rPr>
-        <w:t xml:space="preserve">Definition 27 (Fold assignment)</w:t>
+        <w:t xml:space="preserve">Definition 29 (Fold assignment)</w:t>
       </w:r>
       <w:r>
         <w:t xml:space="preserve"> </w:t>
@@ -40296,7 +41349,7 @@
       <w:pPr>
         <w:pStyle w:val="BodyText"/>
       </w:pPr>
-      <w:bookmarkStart w:id="153" w:name="eq-fold-assignment"/>
+      <w:bookmarkStart w:id="158" w:name="eq-fold-assignment"/>
       <m:oMathPara>
         <m:oMathParaPr>
           <m:jc m:val="center"/>
@@ -40362,7 +41415,7 @@
             <m:t>(</m:t>
           </m:r>
           <m:r>
-            <m:t>29</m:t>
+            <m:t>31</m:t>
           </m:r>
           <m:r>
             <m:rPr>
@@ -40372,10 +41425,10 @@
           </m:r>
         </m:oMath>
       </m:oMathPara>
-      <w:bookmarkEnd w:id="153"/>
+      <w:bookmarkEnd w:id="158"/>
     </w:p>
-    <w:bookmarkEnd w:id="154"/>
-    <w:bookmarkStart w:id="155" w:name="rem-source-fold-assignment"/>
+    <w:bookmarkEnd w:id="159"/>
+    <w:bookmarkStart w:id="160" w:name="rem-source-fold-assignment"/>
     <w:p>
       <w:pPr>
         <w:pStyle w:val="FirstParagraph"/>
@@ -40385,7 +41438,7 @@
           <w:i/>
           <w:iCs/>
         </w:rPr>
-        <w:t xml:space="preserve">Remark 17</w:t>
+        <w:t xml:space="preserve">Remark 18</w:t>
       </w:r>
       <w:r>
         <w:t xml:space="preserve"> (Source: Fold assignment). </w:t>
@@ -40436,8 +41489,8 @@
         <w:t xml:space="preserve">.</w:t>
       </w:r>
     </w:p>
-    <w:bookmarkEnd w:id="155"/>
-    <w:bookmarkStart w:id="157" w:name="def-fold-out-rule"/>
+    <w:bookmarkEnd w:id="160"/>
+    <w:bookmarkStart w:id="162" w:name="def-fold-out-rule"/>
     <w:p>
       <w:pPr>
         <w:pStyle w:val="BodyText"/>
@@ -40447,7 +41500,7 @@
           <w:b/>
           <w:bCs/>
         </w:rPr>
-        <w:t xml:space="preserve">Definition 28 (Fold-out rule)</w:t>
+        <w:t xml:space="preserve">Definition 30 (Fold-out rule)</w:t>
       </w:r>
       <w:r>
         <w:t xml:space="preserve"> </w:t>
@@ -40629,7 +41682,7 @@
       <w:pPr>
         <w:pStyle w:val="BodyText"/>
       </w:pPr>
-      <w:bookmarkStart w:id="156" w:name="eq-fold-out-rule"/>
+      <w:bookmarkStart w:id="161" w:name="eq-fold-out-rule"/>
       <m:oMathPara>
         <m:oMathParaPr>
           <m:jc m:val="center"/>
@@ -40852,7 +41905,7 @@
             <m:t>(</m:t>
           </m:r>
           <m:r>
-            <m:t>30</m:t>
+            <m:t>32</m:t>
           </m:r>
           <m:r>
             <m:rPr>
@@ -40862,10 +41915,10 @@
           </m:r>
         </m:oMath>
       </m:oMathPara>
-      <w:bookmarkEnd w:id="156"/>
+      <w:bookmarkEnd w:id="161"/>
     </w:p>
-    <w:bookmarkEnd w:id="157"/>
-    <w:bookmarkStart w:id="158" w:name="rem-source-fold-out-rule"/>
+    <w:bookmarkEnd w:id="162"/>
+    <w:bookmarkStart w:id="163" w:name="rem-source-fold-out-rule"/>
     <w:p>
       <w:pPr>
         <w:pStyle w:val="FirstParagraph"/>
@@ -40875,7 +41928,7 @@
           <w:i/>
           <w:iCs/>
         </w:rPr>
-        <w:t xml:space="preserve">Remark 18</w:t>
+        <w:t xml:space="preserve">Remark 19</w:t>
       </w:r>
       <w:r>
         <w:t xml:space="preserve"> (Source: Fold-out rule). </w:t>
@@ -40937,8 +41990,8 @@
         <w:t xml:space="preserve">.</w:t>
       </w:r>
     </w:p>
-    <w:bookmarkEnd w:id="158"/>
-    <w:bookmarkStart w:id="159" w:name="def-kfold"/>
+    <w:bookmarkEnd w:id="163"/>
+    <w:bookmarkStart w:id="164" w:name="def-kfold"/>
     <w:p>
       <w:pPr>
         <w:pStyle w:val="BodyText"/>
@@ -40948,7 +42001,7 @@
           <w:b/>
           <w:bCs/>
         </w:rPr>
-        <w:t xml:space="preserve">Definition 29 (</w:t>
+        <w:t xml:space="preserve">Definition 31 (</w:t>
       </w:r>
       <m:oMath>
         <m:r>
@@ -41285,8 +42338,8 @@
         <w:t xml:space="preserve">Compute a summary prediction-error measure across all folds.</w:t>
       </w:r>
     </w:p>
-    <w:bookmarkEnd w:id="159"/>
-    <w:bookmarkStart w:id="160" w:name="rem-kfold-vs-validation-set"/>
+    <w:bookmarkEnd w:id="164"/>
+    <w:bookmarkStart w:id="165" w:name="rem-kfold-vs-validation-set"/>
     <w:p>
       <w:pPr>
         <w:pStyle w:val="FirstParagraph"/>
@@ -41296,7 +42349,7 @@
           <w:i/>
           <w:iCs/>
         </w:rPr>
-        <w:t xml:space="preserve">Remark 19</w:t>
+        <w:t xml:space="preserve">Remark 20</w:t>
       </w:r>
       <w:r>
         <w:t xml:space="preserve"> (Cross-validation instead of a single validation set). </w:t>
@@ -41388,8 +42441,8 @@
         <w:t xml:space="preserve">give 4 fits on 24 cars each.</w:t>
       </w:r>
     </w:p>
-    <w:bookmarkEnd w:id="160"/>
-    <w:bookmarkStart w:id="162" w:name="def-cv-estimate"/>
+    <w:bookmarkEnd w:id="165"/>
+    <w:bookmarkStart w:id="167" w:name="def-cv-estimate"/>
     <w:p>
       <w:pPr>
         <w:pStyle w:val="BodyText"/>
@@ -41399,7 +42452,7 @@
           <w:b/>
           <w:bCs/>
         </w:rPr>
-        <w:t xml:space="preserve">Definition 30 (Cross-validation estimate)</w:t>
+        <w:t xml:space="preserve">Definition 32 (Cross-validation estimate)</w:t>
       </w:r>
       <w:r>
         <w:t xml:space="preserve"> </w:t>
@@ -41605,7 +42658,7 @@
       <w:pPr>
         <w:pStyle w:val="BodyText"/>
       </w:pPr>
-      <w:bookmarkStart w:id="161" w:name="eq-cv-estimate"/>
+      <w:bookmarkStart w:id="166" w:name="eq-cv-estimate"/>
       <m:oMathPara>
         <m:oMathParaPr>
           <m:jc m:val="center"/>
@@ -41858,7 +42911,7 @@
             <m:t>(</m:t>
           </m:r>
           <m:r>
-            <m:t>31</m:t>
+            <m:t>33</m:t>
           </m:r>
           <m:r>
             <m:rPr>
@@ -41868,10 +42921,10 @@
           </m:r>
         </m:oMath>
       </m:oMathPara>
-      <w:bookmarkEnd w:id="161"/>
+      <w:bookmarkEnd w:id="166"/>
     </w:p>
-    <w:bookmarkEnd w:id="162"/>
-    <w:bookmarkStart w:id="163" w:name="rem-source-cv-estimate"/>
+    <w:bookmarkEnd w:id="167"/>
+    <w:bookmarkStart w:id="168" w:name="rem-source-cv-estimate"/>
     <w:p>
       <w:pPr>
         <w:pStyle w:val="FirstParagraph"/>
@@ -41881,7 +42934,7 @@
           <w:i/>
           <w:iCs/>
         </w:rPr>
-        <w:t xml:space="preserve">Remark 20</w:t>
+        <w:t xml:space="preserve">Remark 21</w:t>
       </w:r>
       <w:r>
         <w:t xml:space="preserve"> (Source: Cross-validation estimate). </w:t>
@@ -41923,8 +42976,8 @@
         <w:t xml:space="preserve">.</w:t>
       </w:r>
     </w:p>
-    <w:bookmarkEnd w:id="163"/>
-    <w:bookmarkStart w:id="164" w:name="exr-cv-estimate-by-fold"/>
+    <w:bookmarkEnd w:id="168"/>
+    <w:bookmarkStart w:id="169" w:name="exr-cv-estimate-by-fold"/>
     <w:p>
       <w:pPr>
         <w:pStyle w:val="BodyText"/>
@@ -41961,7 +43014,7 @@
           <w:rPr>
             <w:rStyle w:val="Hyperlink"/>
           </w:rPr>
-          <w:t xml:space="preserve">Equation 31</w:t>
+          <w:t xml:space="preserve">Equation 33</w:t>
         </w:r>
       </w:hyperlink>
       <w:r>
@@ -42129,8 +43182,8 @@
         <w:t xml:space="preserve">.</w:t>
       </w:r>
     </w:p>
-    <w:bookmarkEnd w:id="164"/>
-    <w:bookmarkStart w:id="165" w:name="sol-cv-estimate-by-fold"/>
+    <w:bookmarkEnd w:id="169"/>
+    <w:bookmarkStart w:id="170" w:name="sol-cv-estimate-by-fold"/>
     <w:p>
       <w:pPr>
         <w:pStyle w:val="BodyText"/>
@@ -42228,7 +43281,7 @@
           <w:rPr>
             <w:rStyle w:val="Hyperlink"/>
           </w:rPr>
-          <w:t xml:space="preserve">Definition 25</w:t>
+          <w:t xml:space="preserve">Definition 27</w:t>
         </w:r>
       </w:hyperlink>
       <w:r>
@@ -42254,7 +43307,7 @@
           <w:rPr>
             <w:rStyle w:val="Hyperlink"/>
           </w:rPr>
-          <w:t xml:space="preserve">Equation 31</w:t>
+          <w:t xml:space="preserve">Equation 33</w:t>
         </w:r>
       </w:hyperlink>
       <w:r>
@@ -42310,7 +43363,7 @@
           <w:rPr>
             <w:rStyle w:val="Hyperlink"/>
           </w:rPr>
-          <w:t xml:space="preserve">Equation 29</w:t>
+          <w:t xml:space="preserve">Equation 31</w:t>
         </w:r>
       </w:hyperlink>
       <w:r>
@@ -43291,8 +44344,8 @@
         <w:t xml:space="preserve">so each inner sum uses a single fitted rule.</w:t>
       </w:r>
     </w:p>
-    <w:bookmarkEnd w:id="165"/>
-    <w:bookmarkStart w:id="167" w:name="thm-cv-estimate-by-fold"/>
+    <w:bookmarkEnd w:id="170"/>
+    <w:bookmarkStart w:id="172" w:name="thm-cv-estimate-by-fold"/>
     <w:p>
       <w:pPr>
         <w:pStyle w:val="BodyText"/>
@@ -43381,7 +44434,7 @@
       <w:pPr>
         <w:pStyle w:val="BodyText"/>
       </w:pPr>
-      <w:bookmarkStart w:id="166" w:name="eq-cv-estimate-by-fold"/>
+      <w:bookmarkStart w:id="171" w:name="eq-cv-estimate-by-fold"/>
       <m:oMathPara>
         <m:oMathParaPr>
           <m:jc m:val="center"/>
@@ -43644,7 +44697,7 @@
             <m:t>(</m:t>
           </m:r>
           <m:r>
-            <m:t>32</m:t>
+            <m:t>34</m:t>
           </m:r>
           <m:r>
             <m:rPr>
@@ -43654,9 +44707,9 @@
           </m:r>
         </m:oMath>
       </m:oMathPara>
-      <w:bookmarkEnd w:id="166"/>
+      <w:bookmarkEnd w:id="171"/>
     </w:p>
-    <w:bookmarkEnd w:id="167"/>
+    <w:bookmarkEnd w:id="172"/>
     <w:p>
       <w:pPr>
         <w:pStyle w:val="FirstParagraph"/>
@@ -43689,7 +44742,7 @@
         <w:t xml:space="preserve">.</w:t>
       </w:r>
     </w:p>
-    <w:bookmarkStart w:id="169" w:name="def-fold-mse"/>
+    <w:bookmarkStart w:id="174" w:name="def-fold-mse"/>
     <w:p>
       <w:pPr>
         <w:pStyle w:val="BodyText"/>
@@ -43699,7 +44752,7 @@
           <w:b/>
           <w:bCs/>
         </w:rPr>
-        <w:t xml:space="preserve">Definition 31 (Fold mean squared error)</w:t>
+        <w:t xml:space="preserve">Definition 33 (Fold mean squared error)</w:t>
       </w:r>
       <w:r>
         <w:t xml:space="preserve"> </w:t>
@@ -43857,7 +44910,7 @@
       <w:pPr>
         <w:pStyle w:val="BodyText"/>
       </w:pPr>
-      <w:bookmarkStart w:id="168" w:name="eq-fold-mse"/>
+      <w:bookmarkStart w:id="173" w:name="eq-fold-mse"/>
       <m:oMathPara>
         <m:oMathParaPr>
           <m:jc m:val="center"/>
@@ -44087,7 +45140,7 @@
             <m:t>(</m:t>
           </m:r>
           <m:r>
-            <m:t>33</m:t>
+            <m:t>35</m:t>
           </m:r>
           <m:r>
             <m:rPr>
@@ -44097,10 +45150,10 @@
           </m:r>
         </m:oMath>
       </m:oMathPara>
-      <w:bookmarkEnd w:id="168"/>
+      <w:bookmarkEnd w:id="173"/>
     </w:p>
-    <w:bookmarkEnd w:id="169"/>
-    <w:bookmarkStart w:id="170" w:name="rem-source-fold-mse"/>
+    <w:bookmarkEnd w:id="174"/>
+    <w:bookmarkStart w:id="175" w:name="rem-source-fold-mse"/>
     <w:p>
       <w:pPr>
         <w:pStyle w:val="FirstParagraph"/>
@@ -44110,7 +45163,7 @@
           <w:i/>
           <w:iCs/>
         </w:rPr>
-        <w:t xml:space="preserve">Remark 21</w:t>
+        <w:t xml:space="preserve">Remark 22</w:t>
       </w:r>
       <w:r>
         <w:t xml:space="preserve"> (Source: Fold mean squared error). </w:t>
@@ -44180,8 +45233,8 @@
         <w:t xml:space="preserve">.</w:t>
       </w:r>
     </w:p>
-    <w:bookmarkEnd w:id="170"/>
-    <w:bookmarkStart w:id="171" w:name="rem-cv-estimate"/>
+    <w:bookmarkEnd w:id="175"/>
+    <w:bookmarkStart w:id="176" w:name="rem-cv-estimate"/>
     <w:p>
       <w:pPr>
         <w:pStyle w:val="BodyText"/>
@@ -44191,7 +45244,7 @@
           <w:i/>
           <w:iCs/>
         </w:rPr>
-        <w:t xml:space="preserve">Remark 22</w:t>
+        <w:t xml:space="preserve">Remark 23</w:t>
       </w:r>
       <w:r>
         <w:t xml:space="preserve"> (What the cross-validation estimate estimates). </w:t>
@@ -44207,7 +45260,7 @@
           <w:rPr>
             <w:rStyle w:val="Hyperlink"/>
           </w:rPr>
-          <w:t xml:space="preserve">Equation 31</w:t>
+          <w:t xml:space="preserve">Equation 33</w:t>
         </w:r>
       </w:hyperlink>
       <w:r>
@@ -44860,8 +45913,8 @@
         <w:t xml:space="preserve">use.</w:t>
       </w:r>
     </w:p>
-    <w:bookmarkEnd w:id="171"/>
-    <w:bookmarkStart w:id="172" w:name="rem-choosing-k"/>
+    <w:bookmarkEnd w:id="176"/>
+    <w:bookmarkStart w:id="177" w:name="rem-choosing-k"/>
     <w:p>
       <w:pPr>
         <w:pStyle w:val="BodyText"/>
@@ -44871,7 +45924,7 @@
           <w:i/>
           <w:iCs/>
         </w:rPr>
-        <w:t xml:space="preserve">Remark 23</w:t>
+        <w:t xml:space="preserve">Remark 24</w:t>
       </w:r>
       <w:r>
         <w:t xml:space="preserve"> (Choosing the number of folds). </w:t>
@@ -44938,7 +45991,7 @@
           <w:rPr>
             <w:rStyle w:val="Hyperlink"/>
           </w:rPr>
-          <w:t xml:space="preserve">Equation 31</w:t>
+          <w:t xml:space="preserve">Equation 33</w:t>
         </w:r>
       </w:hyperlink>
       <w:r>
@@ -45268,8 +46321,8 @@
         <w:t xml:space="preserve">is the usual compromise.</w:t>
       </w:r>
     </w:p>
-    <w:bookmarkEnd w:id="172"/>
-    <w:bookmarkStart w:id="177" w:name="exm-kfold-simulated"/>
+    <w:bookmarkEnd w:id="177"/>
+    <w:bookmarkStart w:id="182" w:name="exm-kfold-simulated"/>
     <w:p>
       <w:pPr>
         <w:pStyle w:val="BodyText"/>
@@ -45423,7 +46476,7 @@
           <w:rPr>
             <w:rStyle w:val="Hyperlink"/>
           </w:rPr>
-          <w:t xml:space="preserve">Equation 31</w:t>
+          <w:t xml:space="preserve">Equation 33</w:t>
         </w:r>
       </w:hyperlink>
       <w:r>
@@ -46501,7 +47554,7 @@
       <w:tr>
         <w:tc>
           <w:tcPr/>
-          <w:bookmarkStart w:id="176" w:name="fig-cv-simulated"/>
+          <w:bookmarkStart w:id="181" w:name="fig-cv-simulated"/>
           <w:p>
             <w:pPr>
               <w:pStyle w:val="SourceCode"/>
@@ -47447,18 +48500,18 @@
                 <wp:inline>
                   <wp:extent cx="4620126" cy="3696101"/>
                   <wp:effectExtent b="0" l="0" r="0" t="0"/>
-                  <wp:docPr descr="" title="" id="174" name="Picture"/>
+                  <wp:docPr descr="" title="" id="179" name="Picture"/>
                   <a:graphic>
                     <a:graphicData uri="http://schemas.openxmlformats.org/drawingml/2006/picture">
                       <pic:pic>
                         <pic:nvPicPr>
-                          <pic:cNvPr descr="model-validation_files/figure-docx/cv-simulated-plot-1.png" id="175" name="Picture"/>
+                          <pic:cNvPr descr="model-validation_files/figure-docx/cv-simulated-plot-1.png" id="180" name="Picture"/>
                           <pic:cNvPicPr>
                             <a:picLocks noChangeArrowheads="1" noChangeAspect="1"/>
                           </pic:cNvPicPr>
                         </pic:nvPicPr>
                         <pic:blipFill>
-                          <a:blip r:embed="rId173"/>
+                          <a:blip r:embed="rId178"/>
                           <a:stretch>
                             <a:fillRect/>
                           </a:stretch>
@@ -47527,7 +48580,7 @@
               <w:t xml:space="preserve">could be computed from real data.</w:t>
             </w:r>
           </w:p>
-          <w:bookmarkEnd w:id="176"/>
+          <w:bookmarkEnd w:id="181"/>
         </w:tc>
       </w:tr>
     </w:tbl>
@@ -48014,7 +49067,7 @@
           <w:rPr>
             <w:rStyle w:val="Hyperlink"/>
           </w:rPr>
-          <w:t xml:space="preserve">Remark 22</w:t>
+          <w:t xml:space="preserve">Remark 23</w:t>
         </w:r>
       </w:hyperlink>
       <w:r>
@@ -48078,7 +49131,7 @@
           <w:rPr>
             <w:rStyle w:val="Hyperlink"/>
           </w:rPr>
-          <w:t xml:space="preserve">Remark 22</w:t>
+          <w:t xml:space="preserve">Remark 23</w:t>
         </w:r>
       </w:hyperlink>
       <w:r>
@@ -49428,8 +50481,8 @@
         <w:t xml:space="preserve">new ones.</w:t>
       </w:r>
     </w:p>
-    <w:bookmarkEnd w:id="177"/>
-    <w:bookmarkStart w:id="180" w:name="exm-kfold-mtcars"/>
+    <w:bookmarkEnd w:id="182"/>
+    <w:bookmarkStart w:id="185" w:name="exm-kfold-mtcars"/>
     <w:p>
       <w:pPr>
         <w:pStyle w:val="BodyText"/>
@@ -49632,7 +50685,7 @@
       <w:tr>
         <w:tc>
           <w:tcPr/>
-          <w:bookmarkStart w:id="178" w:name="tbl-cv-mtcars-repeats"/>
+          <w:bookmarkStart w:id="183" w:name="tbl-cv-mtcars-repeats"/>
           <w:p>
             <w:pPr>
               <w:jc w:val="center"/>
@@ -50288,7 +51341,7 @@
               <w:t xml:space="preserve">#&gt; 5         5     3.38     2.74     2.78     2.81</w:t>
             </w:r>
           </w:p>
-          <w:bookmarkEnd w:id="178"/>
+          <w:bookmarkEnd w:id="183"/>
         </w:tc>
       </w:tr>
     </w:tbl>
@@ -50313,7 +51366,7 @@
       <w:tr>
         <w:tc>
           <w:tcPr/>
-          <w:bookmarkStart w:id="179" w:name="tbl-cv-mtcars"/>
+          <w:bookmarkStart w:id="184" w:name="tbl-cv-mtcars"/>
           <w:p>
             <w:pPr>
               <w:jc w:val="center"/>
@@ -50669,7 +51722,7 @@
               <w:t xml:space="preserve">#&gt; 5         5 2       2.74</w:t>
             </w:r>
           </w:p>
-          <w:bookmarkEnd w:id="179"/>
+          <w:bookmarkEnd w:id="184"/>
         </w:tc>
       </w:tr>
     </w:tbl>
@@ -51293,7 +52346,7 @@
           <w:rPr>
             <w:rStyle w:val="Hyperlink"/>
           </w:rPr>
-          <w:t xml:space="preserve">Equation 31</w:t>
+          <w:t xml:space="preserve">Equation 33</w:t>
         </w:r>
       </w:hyperlink>
       <w:r>
@@ -51359,9 +52412,9 @@
         <w:t xml:space="preserve">may not survive a different split.</w:t>
       </w:r>
     </w:p>
-    <w:bookmarkEnd w:id="180"/>
-    <w:bookmarkEnd w:id="181"/>
-    <w:bookmarkStart w:id="208" w:name="sec-loocv"/>
+    <w:bookmarkEnd w:id="185"/>
+    <w:bookmarkEnd w:id="186"/>
+    <w:bookmarkStart w:id="213" w:name="sec-loocv"/>
     <w:p>
       <w:pPr>
         <w:pStyle w:val="Heading2"/>
@@ -51370,7 +52423,7 @@
         <w:t xml:space="preserve">7 Leave-one-out cross-validation</w:t>
       </w:r>
     </w:p>
-    <w:bookmarkStart w:id="182" w:name="exr-loocv"/>
+    <w:bookmarkStart w:id="187" w:name="exr-loocv"/>
     <w:p>
       <w:pPr>
         <w:pStyle w:val="FirstParagraph"/>
@@ -51573,15 +52626,15 @@
           <w:rPr>
             <w:rStyle w:val="Hyperlink"/>
           </w:rPr>
-          <w:t xml:space="preserve">Equation 31</w:t>
+          <w:t xml:space="preserve">Equation 33</w:t>
         </w:r>
       </w:hyperlink>
       <w:r>
         <w:t xml:space="preserve">) differ?</w:t>
       </w:r>
     </w:p>
-    <w:bookmarkEnd w:id="182"/>
-    <w:bookmarkStart w:id="183" w:name="sol-loocv"/>
+    <w:bookmarkEnd w:id="187"/>
+    <w:bookmarkStart w:id="188" w:name="sol-loocv"/>
     <w:p>
       <w:pPr>
         <w:pStyle w:val="FirstParagraph"/>
@@ -51742,7 +52795,7 @@
           <w:rPr>
             <w:rStyle w:val="Hyperlink"/>
           </w:rPr>
-          <w:t xml:space="preserve">Equation 31</w:t>
+          <w:t xml:space="preserve">Equation 33</w:t>
         </w:r>
       </w:hyperlink>
       <w:r>
@@ -51778,8 +52831,8 @@
         <w:t xml:space="preserve">the estimate is not random.</w:t>
       </w:r>
     </w:p>
-    <w:bookmarkEnd w:id="183"/>
-    <w:bookmarkStart w:id="185" w:name="def-loocv"/>
+    <w:bookmarkEnd w:id="188"/>
+    <w:bookmarkStart w:id="190" w:name="def-loocv"/>
     <w:p>
       <w:pPr>
         <w:pStyle w:val="FirstParagraph"/>
@@ -51789,7 +52842,7 @@
           <w:b/>
           <w:bCs/>
         </w:rPr>
-        <w:t xml:space="preserve">Definition 32 (Leave-one-out cross-validation)</w:t>
+        <w:t xml:space="preserve">Definition 34 (Leave-one-out cross-validation)</w:t>
       </w:r>
       <w:r>
         <w:t xml:space="preserve"> </w:t>
@@ -52053,7 +53106,7 @@
           <w:rPr>
             <w:rStyle w:val="Hyperlink"/>
           </w:rPr>
-          <w:t xml:space="preserve">Equation 31</w:t>
+          <w:t xml:space="preserve">Equation 33</w:t>
         </w:r>
       </w:hyperlink>
       <w:r>
@@ -52087,7 +53140,7 @@
       <w:pPr>
         <w:pStyle w:val="BodyText"/>
       </w:pPr>
-      <w:bookmarkStart w:id="184" w:name="eq-loocv"/>
+      <w:bookmarkStart w:id="189" w:name="eq-loocv"/>
       <m:oMathPara>
         <m:oMathParaPr>
           <m:jc m:val="center"/>
@@ -52327,7 +53380,7 @@
             <m:t>(</m:t>
           </m:r>
           <m:r>
-            <m:t>34</m:t>
+            <m:t>36</m:t>
           </m:r>
           <m:r>
             <m:rPr>
@@ -52337,7 +53390,7 @@
           </m:r>
         </m:oMath>
       </m:oMathPara>
-      <w:bookmarkEnd w:id="184"/>
+      <w:bookmarkEnd w:id="189"/>
     </w:p>
     <w:p>
       <w:pPr>
@@ -52356,8 +53409,8 @@
         <w:t xml:space="preserve">.</w:t>
       </w:r>
     </w:p>
-    <w:bookmarkEnd w:id="185"/>
-    <w:bookmarkStart w:id="186" w:name="lem-loocv-not-random"/>
+    <w:bookmarkEnd w:id="190"/>
+    <w:bookmarkStart w:id="191" w:name="lem-loocv-not-random"/>
     <w:p>
       <w:pPr>
         <w:pStyle w:val="BodyText"/>
@@ -52706,7 +53759,7 @@
         <w:t xml:space="preserve">.</w:t>
       </w:r>
     </w:p>
-    <w:bookmarkEnd w:id="186"/>
+    <w:bookmarkEnd w:id="191"/>
     <w:p>
       <w:pPr>
         <w:pStyle w:val="BodyText"/>
@@ -52766,7 +53819,7 @@
           <w:rPr>
             <w:rStyle w:val="Hyperlink"/>
           </w:rPr>
-          <w:t xml:space="preserve">Equation 31</w:t>
+          <w:t xml:space="preserve">Equation 33</w:t>
         </w:r>
       </w:hyperlink>
       <w:r>
@@ -52783,7 +53836,7 @@
           <w:rPr>
             <w:rStyle w:val="Hyperlink"/>
           </w:rPr>
-          <w:t xml:space="preserve">Equation 30</w:t>
+          <w:t xml:space="preserve">Equation 32</w:t>
         </w:r>
       </w:hyperlink>
       <w:r>
@@ -52867,7 +53920,7 @@
           <w:rPr>
             <w:rStyle w:val="Hyperlink"/>
           </w:rPr>
-          <w:t xml:space="preserve">Equation 27</w:t>
+          <w:t xml:space="preserve">Equation 29</w:t>
         </w:r>
       </w:hyperlink>
       <w:r>
@@ -52971,7 +54024,7 @@
           <w:rPr>
             <w:rStyle w:val="Hyperlink"/>
           </w:rPr>
-          <w:t xml:space="preserve">Equation 29</w:t>
+          <w:t xml:space="preserve">Equation 31</w:t>
         </w:r>
       </w:hyperlink>
       <w:r>
@@ -53503,7 +54556,7 @@
           <w:rPr>
             <w:rStyle w:val="Hyperlink"/>
           </w:rPr>
-          <w:t xml:space="preserve">Equation 30</w:t>
+          <w:t xml:space="preserve">Equation 32</w:t>
         </w:r>
       </w:hyperlink>
       <w:r>
@@ -53832,7 +54885,7 @@
           <w:rPr>
             <w:rStyle w:val="Hyperlink"/>
           </w:rPr>
-          <w:t xml:space="preserve">Equation 31</w:t>
+          <w:t xml:space="preserve">Equation 33</w:t>
         </w:r>
       </w:hyperlink>
       <w:r>
@@ -53938,7 +54991,7 @@
           <w:rPr>
             <w:rStyle w:val="Hyperlink"/>
           </w:rPr>
-          <w:t xml:space="preserve">Equation 31</w:t>
+          <w:t xml:space="preserve">Equation 33</w:t>
         </w:r>
       </w:hyperlink>
       <w:r>
@@ -54232,7 +55285,7 @@
         <w:t xml:space="preserve">fits, with the folds numbered differently.</w:t>
       </w:r>
     </w:p>
-    <w:bookmarkStart w:id="188" w:name="def-term-vector"/>
+    <w:bookmarkStart w:id="193" w:name="def-term-vector"/>
     <w:p>
       <w:pPr>
         <w:pStyle w:val="FirstParagraph"/>
@@ -54242,7 +55295,7 @@
           <w:b/>
           <w:bCs/>
         </w:rPr>
-        <w:t xml:space="preserve">Definition 33 (Term vector)</w:t>
+        <w:t xml:space="preserve">Definition 35 (Term vector)</w:t>
       </w:r>
       <w:r>
         <w:t xml:space="preserve"> </w:t>
@@ -54493,7 +55546,7 @@
       <w:pPr>
         <w:pStyle w:val="BodyText"/>
       </w:pPr>
-      <w:bookmarkStart w:id="187" w:name="eq-term-vector"/>
+      <w:bookmarkStart w:id="192" w:name="eq-term-vector"/>
       <m:oMathPara>
         <m:oMathParaPr>
           <m:jc m:val="center"/>
@@ -54683,7 +55736,7 @@
             <m:t>(</m:t>
           </m:r>
           <m:r>
-            <m:t>35</m:t>
+            <m:t>37</m:t>
           </m:r>
           <m:r>
             <m:rPr>
@@ -54693,10 +55746,10 @@
           </m:r>
         </m:oMath>
       </m:oMathPara>
-      <w:bookmarkEnd w:id="187"/>
+      <w:bookmarkEnd w:id="192"/>
     </w:p>
-    <w:bookmarkEnd w:id="188"/>
-    <w:bookmarkStart w:id="190" w:name="rem-term-vector"/>
+    <w:bookmarkEnd w:id="193"/>
+    <w:bookmarkStart w:id="195" w:name="rem-term-vector"/>
     <w:p>
       <w:pPr>
         <w:pStyle w:val="FirstParagraph"/>
@@ -54706,7 +55759,7 @@
           <w:i/>
           <w:iCs/>
         </w:rPr>
-        <w:t xml:space="preserve">Remark 24</w:t>
+        <w:t xml:space="preserve">Remark 25</w:t>
       </w:r>
       <w:r>
         <w:t xml:space="preserve"> (The term vector of simple linear regression). </w:t>
@@ -54789,7 +55842,7 @@
       <w:r>
         <w:t xml:space="preserve"> </w:t>
       </w:r>
-      <w:hyperlink r:id="rId189">
+      <w:hyperlink r:id="rId194">
         <w:r>
           <w:rPr>
             <w:rStyle w:val="Hyperlink"/>
@@ -54825,8 +55878,8 @@
         <w:t xml:space="preserve">.</w:t>
       </w:r>
     </w:p>
-    <w:bookmarkEnd w:id="190"/>
-    <w:bookmarkStart w:id="192" w:name="def-cross-product-matrix"/>
+    <w:bookmarkEnd w:id="195"/>
+    <w:bookmarkStart w:id="197" w:name="def-cross-product-matrix"/>
     <w:p>
       <w:pPr>
         <w:pStyle w:val="BodyText"/>
@@ -54836,7 +55889,7 @@
           <w:b/>
           <w:bCs/>
         </w:rPr>
-        <w:t xml:space="preserve">Definition 34 (Cross-product matrix (sum-of-squares and cross-products matrix))</w:t>
+        <w:t xml:space="preserve">Definition 36 (Cross-product matrix (sum-of-squares and cross-products matrix))</w:t>
       </w:r>
       <w:r>
         <w:t xml:space="preserve"> </w:t>
@@ -54948,7 +56001,7 @@
       <w:pPr>
         <w:pStyle w:val="BodyText"/>
       </w:pPr>
-      <w:bookmarkStart w:id="191" w:name="eq-cross-product-matrix"/>
+      <w:bookmarkStart w:id="196" w:name="eq-cross-product-matrix"/>
       <m:oMathPara>
         <m:oMathParaPr>
           <m:jc m:val="center"/>
@@ -55071,7 +56124,7 @@
             <m:t>(</m:t>
           </m:r>
           <m:r>
-            <m:t>36</m:t>
+            <m:t>38</m:t>
           </m:r>
           <m:r>
             <m:rPr>
@@ -55081,10 +56134,10 @@
           </m:r>
         </m:oMath>
       </m:oMathPara>
-      <w:bookmarkEnd w:id="191"/>
+      <w:bookmarkEnd w:id="196"/>
     </w:p>
-    <w:bookmarkEnd w:id="192"/>
-    <w:bookmarkStart w:id="194" w:name="rem-source-cross-product-matrix"/>
+    <w:bookmarkEnd w:id="197"/>
+    <w:bookmarkStart w:id="199" w:name="rem-source-cross-product-matrix"/>
     <w:p>
       <w:pPr>
         <w:pStyle w:val="FirstParagraph"/>
@@ -55094,7 +56147,7 @@
           <w:i/>
           <w:iCs/>
         </w:rPr>
-        <w:t xml:space="preserve">Remark 25</w:t>
+        <w:t xml:space="preserve">Remark 26</w:t>
       </w:r>
       <w:r>
         <w:t xml:space="preserve"> (Source: Cross-product matrix (sum-of-squares and cross-products matrix)). </w:t>
@@ -55133,7 +56186,7 @@
       <w:r>
         <w:t xml:space="preserve"> </w:t>
       </w:r>
-      <w:hyperlink r:id="rId193">
+      <w:hyperlink r:id="rId198">
         <w:r>
           <w:rPr>
             <w:rStyle w:val="Hyperlink"/>
@@ -55145,8 +56198,8 @@
         <w:t xml:space="preserve">).</w:t>
       </w:r>
     </w:p>
-    <w:bookmarkEnd w:id="194"/>
-    <w:bookmarkStart w:id="197" w:name="rem-cross-product-matrix"/>
+    <w:bookmarkEnd w:id="199"/>
+    <w:bookmarkStart w:id="202" w:name="rem-cross-product-matrix"/>
     <w:p>
       <w:pPr>
         <w:pStyle w:val="BodyText"/>
@@ -55156,7 +56209,7 @@
           <w:i/>
           <w:iCs/>
         </w:rPr>
-        <w:t xml:space="preserve">Remark 26</w:t>
+        <w:t xml:space="preserve">Remark 27</w:t>
       </w:r>
       <w:r>
         <w:t xml:space="preserve"> (Cross-product matrix as a matrix product). </w:t>
@@ -55455,18 +56508,18 @@
                 <wp:inline>
                   <wp:extent cx="152400" cy="152400"/>
                   <wp:effectExtent b="0" l="0" r="0" t="0"/>
-                  <wp:docPr descr="" title="" id="195" name="Picture"/>
+                  <wp:docPr descr="" title="" id="200" name="Picture"/>
                   <a:graphic>
                     <a:graphicData uri="http://schemas.openxmlformats.org/drawingml/2006/picture">
                       <pic:pic>
                         <pic:nvPicPr>
-                          <pic:cNvPr descr="/opt/quarto/share/formats/docx/note.png" id="196" name="Picture"/>
+                          <pic:cNvPr descr="/opt/quarto/share/formats/docx/note.png" id="201" name="Picture"/>
                           <pic:cNvPicPr>
                             <a:picLocks noChangeArrowheads="1" noChangeAspect="1"/>
                           </pic:cNvPicPr>
                         </pic:nvPicPr>
                         <pic:blipFill>
-                          <a:blip r:embed="rId141"/>
+                          <a:blip r:embed="rId146"/>
                           <a:stretch>
                             <a:fillRect/>
                           </a:stretch>
@@ -55546,7 +56599,7 @@
             <w:r>
               <w:t xml:space="preserve"> </w:t>
             </w:r>
-            <w:hyperlink r:id="rId193">
+            <w:hyperlink r:id="rId198">
               <w:r>
                 <w:rPr>
                   <w:rStyle w:val="Hyperlink"/>
@@ -55574,8 +56627,8 @@
         </w:tc>
       </w:tr>
     </w:tbl>
-    <w:bookmarkEnd w:id="197"/>
-    <w:bookmarkStart w:id="200" w:name="def-leverage"/>
+    <w:bookmarkEnd w:id="202"/>
+    <w:bookmarkStart w:id="205" w:name="def-leverage"/>
     <w:p>
       <w:pPr>
         <w:pStyle w:val="BodyText"/>
@@ -55585,7 +56638,7 @@
           <w:b/>
           <w:bCs/>
         </w:rPr>
-        <w:t xml:space="preserve">Definition 35 (Leverage)</w:t>
+        <w:t xml:space="preserve">Definition 37 (Leverage)</w:t>
       </w:r>
       <w:r>
         <w:t xml:space="preserve"> </w:t>
@@ -55596,7 +56649,7 @@
       <w:r>
         <w:t xml:space="preserve"> </w:t>
       </w:r>
-      <w:hyperlink r:id="rId198">
+      <w:hyperlink r:id="rId203">
         <w:r>
           <w:rPr>
             <w:rStyle w:val="Hyperlink"/>
@@ -55740,7 +56793,7 @@
       <w:pPr>
         <w:pStyle w:val="BodyText"/>
       </w:pPr>
-      <w:bookmarkStart w:id="199" w:name="eq-leverage"/>
+      <w:bookmarkStart w:id="204" w:name="eq-leverage"/>
       <m:oMathPara>
         <m:oMathParaPr>
           <m:jc m:val="center"/>
@@ -55861,7 +56914,7 @@
             <m:t>(</m:t>
           </m:r>
           <m:r>
-            <m:t>37</m:t>
+            <m:t>39</m:t>
           </m:r>
           <m:r>
             <m:rPr>
@@ -55871,10 +56924,10 @@
           </m:r>
         </m:oMath>
       </m:oMathPara>
-      <w:bookmarkEnd w:id="199"/>
+      <w:bookmarkEnd w:id="204"/>
     </w:p>
-    <w:bookmarkEnd w:id="200"/>
-    <w:bookmarkStart w:id="202" w:name="rem-source-leverage"/>
+    <w:bookmarkEnd w:id="205"/>
+    <w:bookmarkStart w:id="207" w:name="rem-source-leverage"/>
     <w:p>
       <w:pPr>
         <w:pStyle w:val="FirstParagraph"/>
@@ -55884,7 +56937,7 @@
           <w:i/>
           <w:iCs/>
         </w:rPr>
-        <w:t xml:space="preserve">Remark 27</w:t>
+        <w:t xml:space="preserve">Remark 28</w:t>
       </w:r>
       <w:r>
         <w:t xml:space="preserve"> (Source: Leverage). </w:t>
@@ -55921,7 +56974,7 @@
       <w:r>
         <w:t xml:space="preserve"> </w:t>
       </w:r>
-      <w:hyperlink r:id="rId201">
+      <w:hyperlink r:id="rId206">
         <w:r>
           <w:rPr>
             <w:rStyle w:val="Hyperlink"/>
@@ -55933,8 +56986,8 @@
         <w:t xml:space="preserve">.</w:t>
       </w:r>
     </w:p>
-    <w:bookmarkEnd w:id="202"/>
-    <w:bookmarkStart w:id="204" w:name="thm-loocv-shortcut"/>
+    <w:bookmarkEnd w:id="207"/>
+    <w:bookmarkStart w:id="209" w:name="thm-loocv-shortcut"/>
     <w:p>
       <w:pPr>
         <w:pStyle w:val="BodyText"/>
@@ -55955,7 +57008,7 @@
       <w:r>
         <w:t xml:space="preserve"> </w:t>
       </w:r>
-      <w:hyperlink r:id="rId198">
+      <w:hyperlink r:id="rId203">
         <w:r>
           <w:rPr>
             <w:rStyle w:val="Hyperlink"/>
@@ -56181,7 +57234,7 @@
       <w:pPr>
         <w:pStyle w:val="BodyText"/>
       </w:pPr>
-      <w:bookmarkStart w:id="203" w:name="eq-loocv-shortcut"/>
+      <w:bookmarkStart w:id="208" w:name="eq-loocv-shortcut"/>
       <m:oMathPara>
         <m:oMathParaPr>
           <m:jc m:val="center"/>
@@ -56361,7 +57414,7 @@
             <m:t>(</m:t>
           </m:r>
           <m:r>
-            <m:t>38</m:t>
+            <m:t>40</m:t>
           </m:r>
           <m:r>
             <m:rPr>
@@ -56371,9 +57424,9 @@
           </m:r>
         </m:oMath>
       </m:oMathPara>
-      <w:bookmarkEnd w:id="203"/>
+      <w:bookmarkEnd w:id="208"/>
     </w:p>
-    <w:bookmarkEnd w:id="204"/>
+    <w:bookmarkEnd w:id="209"/>
     <w:p>
       <w:pPr>
         <w:pStyle w:val="FirstParagraph"/>
@@ -56502,7 +57555,7 @@
         <w:t xml:space="preserve">which this page does not develop.</w:t>
       </w:r>
     </w:p>
-    <w:bookmarkStart w:id="205" w:name="rem-source-loocv-shortcut"/>
+    <w:bookmarkStart w:id="210" w:name="rem-source-loocv-shortcut"/>
     <w:p>
       <w:pPr>
         <w:pStyle w:val="BodyText"/>
@@ -56512,7 +57565,7 @@
           <w:i/>
           <w:iCs/>
         </w:rPr>
-        <w:t xml:space="preserve">Remark 28</w:t>
+        <w:t xml:space="preserve">Remark 29</w:t>
       </w:r>
       <w:r>
         <w:t xml:space="preserve"> (Source: Leave-one-out cross-validation for least squares). </w:t>
@@ -56545,8 +57598,8 @@
         <w:t xml:space="preserve">for many linear fitting methods.</w:t>
       </w:r>
     </w:p>
-    <w:bookmarkEnd w:id="205"/>
-    <w:bookmarkStart w:id="206" w:name="exm-loocv-shortcut"/>
+    <w:bookmarkEnd w:id="210"/>
+    <w:bookmarkStart w:id="211" w:name="exm-loocv-shortcut"/>
     <w:p>
       <w:pPr>
         <w:pStyle w:val="BodyText"/>
@@ -56697,7 +57750,7 @@
           <w:rPr>
             <w:rStyle w:val="Hyperlink"/>
           </w:rPr>
-          <w:t xml:space="preserve">Equation 34</w:t>
+          <w:t xml:space="preserve">Equation 36</w:t>
         </w:r>
       </w:hyperlink>
       <w:r>
@@ -57634,7 +58687,7 @@
         <w:rPr>
           <w:rStyle w:val="CommentTok"/>
         </w:rPr>
-        <w:t xml:space="preserve">#&gt;    7.10543e-15    2.00000e+00</w:t>
+        <w:t xml:space="preserve">#&gt;    8.88178e-15    2.00000e+00</w:t>
       </w:r>
     </w:p>
     <w:p>
@@ -57642,7 +58695,7 @@
         <w:pStyle w:val="FirstParagraph"/>
       </w:pPr>
       <w:r>
-        <w:t xml:space="preserve">The two columns differ by at most 7.1e-15,</w:t>
+        <w:t xml:space="preserve">The two columns differ by at most 8.9e-15,</w:t>
       </w:r>
       <w:r>
         <w:t xml:space="preserve"> </w:t>
@@ -57686,8 +58739,8 @@
         <w:t xml:space="preserve">rerunning it always gives the same choice.</w:t>
       </w:r>
     </w:p>
-    <w:bookmarkEnd w:id="206"/>
-    <w:bookmarkStart w:id="207" w:name="rem-loocv"/>
+    <w:bookmarkEnd w:id="211"/>
+    <w:bookmarkStart w:id="212" w:name="rem-loocv"/>
     <w:p>
       <w:pPr>
         <w:pStyle w:val="BodyText"/>
@@ -57697,7 +58750,7 @@
           <w:i/>
           <w:iCs/>
         </w:rPr>
-        <w:t xml:space="preserve">Remark 29</w:t>
+        <w:t xml:space="preserve">Remark 30</w:t>
       </w:r>
       <w:r>
         <w:t xml:space="preserve"> (When to use leave-one-out cross-validation). </w:t>
@@ -57736,7 +58789,7 @@
           <w:rPr>
             <w:rStyle w:val="Hyperlink"/>
           </w:rPr>
-          <w:t xml:space="preserve">Remark 23</w:t>
+          <w:t xml:space="preserve">Remark 24</w:t>
         </w:r>
       </w:hyperlink>
       <w:r>
@@ -57756,7 +58809,7 @@
           <w:rPr>
             <w:rStyle w:val="Hyperlink"/>
           </w:rPr>
-          <w:t xml:space="preserve">Remark 22</w:t>
+          <w:t xml:space="preserve">Remark 23</w:t>
         </w:r>
       </w:hyperlink>
       <w:r>
@@ -58159,9 +59212,9 @@
         <w:t xml:space="preserve">fits.</w:t>
       </w:r>
     </w:p>
-    <w:bookmarkEnd w:id="207"/>
-    <w:bookmarkEnd w:id="208"/>
-    <w:bookmarkStart w:id="237" w:name="sec-cv-model-choice"/>
+    <w:bookmarkEnd w:id="212"/>
+    <w:bookmarkEnd w:id="213"/>
+    <w:bookmarkStart w:id="242" w:name="sec-cv-model-choice"/>
     <w:p>
       <w:pPr>
         <w:pStyle w:val="Heading2"/>
@@ -58170,7 +59223,7 @@
         <w:t xml:space="preserve">8 Choosing a model by cross-validation</w:t>
       </w:r>
     </w:p>
-    <w:bookmarkStart w:id="210" w:name="def-cv-estimate-indexed"/>
+    <w:bookmarkStart w:id="215" w:name="def-cv-estimate-indexed"/>
     <w:p>
       <w:pPr>
         <w:pStyle w:val="FirstParagraph"/>
@@ -58180,7 +59233,7 @@
           <w:b/>
           <w:bCs/>
         </w:rPr>
-        <w:t xml:space="preserve">Definition 36 (Cross-validation estimate of a named procedure)</w:t>
+        <w:t xml:space="preserve">Definition 38 (Cross-validation estimate of a named procedure)</w:t>
       </w:r>
       <w:r>
         <w:t xml:space="preserve"> </w:t>
@@ -58548,7 +59601,7 @@
       <w:pPr>
         <w:pStyle w:val="BodyText"/>
       </w:pPr>
-      <w:bookmarkStart w:id="209" w:name="eq-cv-estimate-indexed"/>
+      <w:bookmarkStart w:id="214" w:name="eq-cv-estimate-indexed"/>
       <m:oMathPara>
         <m:oMathParaPr>
           <m:jc m:val="center"/>
@@ -58948,7 +60001,7 @@
             <m:t>(</m:t>
           </m:r>
           <m:r>
-            <m:t>39</m:t>
+            <m:t>41</m:t>
           </m:r>
           <m:r>
             <m:rPr>
@@ -58958,10 +60011,10 @@
           </m:r>
         </m:oMath>
       </m:oMathPara>
-      <w:bookmarkEnd w:id="209"/>
+      <w:bookmarkEnd w:id="214"/>
     </w:p>
-    <w:bookmarkEnd w:id="210"/>
-    <w:bookmarkStart w:id="212" w:name="def-cv-choice"/>
+    <w:bookmarkEnd w:id="215"/>
+    <w:bookmarkStart w:id="217" w:name="def-cv-choice"/>
     <w:p>
       <w:pPr>
         <w:pStyle w:val="FirstParagraph"/>
@@ -58971,7 +60024,7 @@
           <w:b/>
           <w:bCs/>
         </w:rPr>
-        <w:t xml:space="preserve">Definition 37 (Cross-validation choice procedure)</w:t>
+        <w:t xml:space="preserve">Definition 39 (Cross-validation choice procedure)</w:t>
       </w:r>
       <w:r>
         <w:t xml:space="preserve"> </w:t>
@@ -59303,7 +60356,7 @@
       <w:pPr>
         <w:pStyle w:val="BodyText"/>
       </w:pPr>
-      <w:bookmarkStart w:id="211" w:name="eq-cv-choice"/>
+      <w:bookmarkStart w:id="216" w:name="eq-cv-choice"/>
       <m:oMathPara>
         <m:oMathParaPr>
           <m:jc m:val="center"/>
@@ -59577,7 +60630,7 @@
             <m:t>(</m:t>
           </m:r>
           <m:r>
-            <m:t>40</m:t>
+            <m:t>42</m:t>
           </m:r>
           <m:r>
             <m:rPr>
@@ -59587,10 +60640,10 @@
           </m:r>
         </m:oMath>
       </m:oMathPara>
-      <w:bookmarkEnd w:id="211"/>
+      <w:bookmarkEnd w:id="216"/>
     </w:p>
-    <w:bookmarkEnd w:id="212"/>
-    <w:bookmarkStart w:id="214" w:name="def-nested-cv"/>
+    <w:bookmarkEnd w:id="217"/>
+    <w:bookmarkStart w:id="219" w:name="def-nested-cv"/>
     <w:p>
       <w:pPr>
         <w:pStyle w:val="FirstParagraph"/>
@@ -59600,7 +60653,7 @@
           <w:b/>
           <w:bCs/>
         </w:rPr>
-        <w:t xml:space="preserve">Definition 38 (Nested cross-validation)</w:t>
+        <w:t xml:space="preserve">Definition 40 (Nested cross-validation)</w:t>
       </w:r>
       <w:r>
         <w:t xml:space="preserve"> </w:t>
@@ -59717,7 +60770,7 @@
       <w:pPr>
         <w:pStyle w:val="BodyText"/>
       </w:pPr>
-      <w:bookmarkStart w:id="213" w:name="eq-nested-cv"/>
+      <w:bookmarkStart w:id="218" w:name="eq-nested-cv"/>
       <m:oMathPara>
         <m:oMathParaPr>
           <m:jc m:val="center"/>
@@ -59834,7 +60887,7 @@
             <m:t>(</m:t>
           </m:r>
           <m:r>
-            <m:t>41</m:t>
+            <m:t>43</m:t>
           </m:r>
           <m:r>
             <m:rPr>
@@ -59844,10 +60897,10 @@
           </m:r>
         </m:oMath>
       </m:oMathPara>
-      <w:bookmarkEnd w:id="213"/>
+      <w:bookmarkEnd w:id="218"/>
     </w:p>
-    <w:bookmarkEnd w:id="214"/>
-    <w:bookmarkStart w:id="215" w:name="rem-source-nested-cv"/>
+    <w:bookmarkEnd w:id="219"/>
+    <w:bookmarkStart w:id="220" w:name="rem-source-nested-cv"/>
     <w:p>
       <w:pPr>
         <w:pStyle w:val="FirstParagraph"/>
@@ -59857,7 +60910,7 @@
           <w:i/>
           <w:iCs/>
         </w:rPr>
-        <w:t xml:space="preserve">Remark 30</w:t>
+        <w:t xml:space="preserve">Remark 31</w:t>
       </w:r>
       <w:r>
         <w:t xml:space="preserve"> (Source: Nested cross-validation). </w:t>
@@ -59878,8 +60931,8 @@
         <w:t xml:space="preserve">choices included.</w:t>
       </w:r>
     </w:p>
-    <w:bookmarkEnd w:id="215"/>
-    <w:bookmarkStart w:id="216" w:name="rem-nested-cv"/>
+    <w:bookmarkEnd w:id="220"/>
+    <w:bookmarkStart w:id="221" w:name="rem-nested-cv"/>
     <w:p>
       <w:pPr>
         <w:pStyle w:val="BodyText"/>
@@ -59889,7 +60942,7 @@
           <w:i/>
           <w:iCs/>
         </w:rPr>
-        <w:t xml:space="preserve">Remark 31</w:t>
+        <w:t xml:space="preserve">Remark 32</w:t>
       </w:r>
       <w:r>
         <w:t xml:space="preserve"> (What is nested). </w:t>
@@ -60035,8 +61088,8 @@
         <w:t xml:space="preserve">That inner cross-validation is the nested one.</w:t>
       </w:r>
     </w:p>
-    <w:bookmarkEnd w:id="216"/>
-    <w:bookmarkStart w:id="219" w:name="rem-cv-winner-optimistic"/>
+    <w:bookmarkEnd w:id="221"/>
+    <w:bookmarkStart w:id="224" w:name="rem-cv-winner-optimistic"/>
     <w:p>
       <w:pPr>
         <w:pStyle w:val="BodyText"/>
@@ -60046,7 +61099,7 @@
           <w:i/>
           <w:iCs/>
         </w:rPr>
-        <w:t xml:space="preserve">Remark 32</w:t>
+        <w:t xml:space="preserve">Remark 33</w:t>
       </w:r>
       <w:r>
         <w:t xml:space="preserve"> (Cross-validation replaces the validation set, not the test set). </w:t>
@@ -60229,18 +61282,18 @@
                 <wp:inline>
                   <wp:extent cx="152400" cy="152400"/>
                   <wp:effectExtent b="0" l="0" r="0" t="0"/>
-                  <wp:docPr descr="" title="" id="217" name="Picture"/>
+                  <wp:docPr descr="" title="" id="222" name="Picture"/>
                   <a:graphic>
                     <a:graphicData uri="http://schemas.openxmlformats.org/drawingml/2006/picture">
                       <pic:pic>
                         <pic:nvPicPr>
-                          <pic:cNvPr descr="/opt/quarto/share/formats/docx/note.png" id="218" name="Picture"/>
+                          <pic:cNvPr descr="/opt/quarto/share/formats/docx/note.png" id="223" name="Picture"/>
                           <pic:cNvPicPr>
                             <a:picLocks noChangeArrowheads="1" noChangeAspect="1"/>
                           </pic:cNvPicPr>
                         </pic:nvPicPr>
                         <pic:blipFill>
-                          <a:blip r:embed="rId141"/>
+                          <a:blip r:embed="rId146"/>
                           <a:stretch>
                             <a:fillRect/>
                           </a:stretch>
@@ -60304,8 +61357,8 @@
         </w:tc>
       </w:tr>
     </w:tbl>
-    <w:bookmarkEnd w:id="219"/>
-    <w:bookmarkStart w:id="222" w:name="def-cv-se"/>
+    <w:bookmarkEnd w:id="224"/>
+    <w:bookmarkStart w:id="227" w:name="def-cv-se"/>
     <w:p>
       <w:pPr>
         <w:pStyle w:val="BodyText"/>
@@ -60315,7 +61368,7 @@
           <w:b/>
           <w:bCs/>
         </w:rPr>
-        <w:t xml:space="preserve">Definition 39 (Fold-based standard error)</w:t>
+        <w:t xml:space="preserve">Definition 41 (Fold-based standard error)</w:t>
       </w:r>
       <w:r>
         <w:t xml:space="preserve"> </w:t>
@@ -60409,7 +61462,7 @@
       <w:r>
         <w:t xml:space="preserve"> </w:t>
       </w:r>
-      <w:hyperlink r:id="rId220">
+      <w:hyperlink r:id="rId225">
         <w:r>
           <w:rPr>
             <w:rStyle w:val="Hyperlink"/>
@@ -60475,7 +61528,7 @@
       <w:pPr>
         <w:pStyle w:val="BodyText"/>
       </w:pPr>
-      <w:bookmarkStart w:id="221" w:name="eq-cv-se"/>
+      <w:bookmarkStart w:id="226" w:name="eq-cv-se"/>
       <m:oMathPara>
         <m:oMathParaPr>
           <m:jc m:val="center"/>
@@ -60640,7 +61693,7 @@
             <m:t>(</m:t>
           </m:r>
           <m:r>
-            <m:t>42</m:t>
+            <m:t>44</m:t>
           </m:r>
           <m:r>
             <m:rPr>
@@ -60650,10 +61703,10 @@
           </m:r>
         </m:oMath>
       </m:oMathPara>
-      <w:bookmarkEnd w:id="221"/>
+      <w:bookmarkEnd w:id="226"/>
     </w:p>
-    <w:bookmarkEnd w:id="222"/>
-    <w:bookmarkStart w:id="223" w:name="rem-source-cv-se"/>
+    <w:bookmarkEnd w:id="227"/>
+    <w:bookmarkStart w:id="228" w:name="rem-source-cv-se"/>
     <w:p>
       <w:pPr>
         <w:pStyle w:val="FirstParagraph"/>
@@ -60663,7 +61716,7 @@
           <w:i/>
           <w:iCs/>
         </w:rPr>
-        <w:t xml:space="preserve">Remark 33</w:t>
+        <w:t xml:space="preserve">Remark 34</w:t>
       </w:r>
       <w:r>
         <w:t xml:space="preserve"> (Source: Fold-based standard error). </w:t>
@@ -60675,8 +61728,8 @@
         <w:t xml:space="preserve">, who call the result a standard error.</w:t>
       </w:r>
     </w:p>
-    <w:bookmarkEnd w:id="223"/>
-    <w:bookmarkStart w:id="225" w:name="rem-cv-se"/>
+    <w:bookmarkEnd w:id="228"/>
+    <w:bookmarkStart w:id="230" w:name="rem-cv-se"/>
     <w:p>
       <w:pPr>
         <w:pStyle w:val="BodyText"/>
@@ -60686,7 +61739,7 @@
           <w:i/>
           <w:iCs/>
         </w:rPr>
-        <w:t xml:space="preserve">Remark 34</w:t>
+        <w:t xml:space="preserve">Remark 35</w:t>
       </w:r>
       <w:r>
         <w:t xml:space="preserve"> (The fold-based standard error is only a rough guide). </w:t>
@@ -60714,7 +61767,7 @@
           <w:rPr>
             <w:rStyle w:val="Hyperlink"/>
           </w:rPr>
-          <w:t xml:space="preserve">Equation 42</w:t>
+          <w:t xml:space="preserve">Equation 44</w:t>
         </w:r>
       </w:hyperlink>
       <w:r>
@@ -60899,7 +61952,7 @@
       <w:r>
         <w:t xml:space="preserve"> </w:t>
       </w:r>
-      <w:hyperlink r:id="rId224">
+      <w:hyperlink r:id="rId229">
         <w:r>
           <w:rPr>
             <w:rStyle w:val="Hyperlink"/>
@@ -60963,8 +62016,8 @@
         <w:t xml:space="preserve">.</w:t>
       </w:r>
     </w:p>
-    <w:bookmarkEnd w:id="225"/>
-    <w:bookmarkStart w:id="227" w:name="def-fold-mse-indexed"/>
+    <w:bookmarkEnd w:id="230"/>
+    <w:bookmarkStart w:id="232" w:name="def-fold-mse-indexed"/>
     <w:p>
       <w:pPr>
         <w:pStyle w:val="BodyText"/>
@@ -60974,7 +62027,7 @@
           <w:b/>
           <w:bCs/>
         </w:rPr>
-        <w:t xml:space="preserve">Definition 40 (Fold mean squared error of a named procedure)</w:t>
+        <w:t xml:space="preserve">Definition 42 (Fold mean squared error of a named procedure)</w:t>
       </w:r>
       <w:r>
         <w:t xml:space="preserve"> </w:t>
@@ -61142,7 +62195,7 @@
       <w:pPr>
         <w:pStyle w:val="BodyText"/>
       </w:pPr>
-      <w:bookmarkStart w:id="226" w:name="eq-fold-mse-indexed"/>
+      <w:bookmarkStart w:id="231" w:name="eq-fold-mse-indexed"/>
       <m:oMathPara>
         <m:oMathParaPr>
           <m:jc m:val="center"/>
@@ -61519,7 +62572,7 @@
             <m:t>(</m:t>
           </m:r>
           <m:r>
-            <m:t>43</m:t>
+            <m:t>45</m:t>
           </m:r>
           <m:r>
             <m:rPr>
@@ -61529,10 +62582,10 @@
           </m:r>
         </m:oMath>
       </m:oMathPara>
-      <w:bookmarkEnd w:id="226"/>
+      <w:bookmarkEnd w:id="231"/>
     </w:p>
-    <w:bookmarkEnd w:id="227"/>
-    <w:bookmarkStart w:id="229" w:name="def-cv-se-indexed"/>
+    <w:bookmarkEnd w:id="232"/>
+    <w:bookmarkStart w:id="234" w:name="def-cv-se-indexed"/>
     <w:p>
       <w:pPr>
         <w:pStyle w:val="FirstParagraph"/>
@@ -61542,7 +62595,7 @@
           <w:b/>
           <w:bCs/>
         </w:rPr>
-        <w:t xml:space="preserve">Definition 41 (Fold-based standard error of a named procedure)</w:t>
+        <w:t xml:space="preserve">Definition 43 (Fold-based standard error of a named procedure)</w:t>
       </w:r>
       <w:r>
         <w:t xml:space="preserve"> </w:t>
@@ -61738,7 +62791,7 @@
       <w:pPr>
         <w:pStyle w:val="BodyText"/>
       </w:pPr>
-      <w:bookmarkStart w:id="228" w:name="eq-cv-se-indexed"/>
+      <w:bookmarkStart w:id="233" w:name="eq-cv-se-indexed"/>
       <m:oMathPara>
         <m:oMathParaPr>
           <m:jc m:val="center"/>
@@ -62026,7 +63079,7 @@
             <m:t>(</m:t>
           </m:r>
           <m:r>
-            <m:t>44</m:t>
+            <m:t>46</m:t>
           </m:r>
           <m:r>
             <m:rPr>
@@ -62036,10 +63089,10 @@
           </m:r>
         </m:oMath>
       </m:oMathPara>
-      <w:bookmarkEnd w:id="228"/>
+      <w:bookmarkEnd w:id="233"/>
     </w:p>
-    <w:bookmarkEnd w:id="229"/>
-    <w:bookmarkStart w:id="231" w:name="def-one-se-rule"/>
+    <w:bookmarkEnd w:id="234"/>
+    <w:bookmarkStart w:id="236" w:name="def-one-se-rule"/>
     <w:p>
       <w:pPr>
         <w:pStyle w:val="FirstParagraph"/>
@@ -62049,7 +63102,7 @@
           <w:b/>
           <w:bCs/>
         </w:rPr>
-        <w:t xml:space="preserve">Definition 42 (One-standard-error rule)</w:t>
+        <w:t xml:space="preserve">Definition 44 (One-standard-error rule)</w:t>
       </w:r>
       <w:r>
         <w:t xml:space="preserve"> </w:t>
@@ -62297,7 +63350,7 @@
       <w:pPr>
         <w:pStyle w:val="BodyText"/>
       </w:pPr>
-      <w:bookmarkStart w:id="230" w:name="eq-one-se-rule"/>
+      <w:bookmarkStart w:id="235" w:name="eq-one-se-rule"/>
       <m:oMathPara>
         <m:oMathParaPr>
           <m:jc m:val="center"/>
@@ -62621,7 +63674,7 @@
             <m:t>(</m:t>
           </m:r>
           <m:r>
-            <m:t>45</m:t>
+            <m:t>47</m:t>
           </m:r>
           <m:r>
             <m:rPr>
@@ -62631,7 +63684,7 @@
           </m:r>
         </m:oMath>
       </m:oMathPara>
-      <w:bookmarkEnd w:id="230"/>
+      <w:bookmarkEnd w:id="235"/>
     </w:p>
     <w:p>
       <w:pPr>
@@ -62650,8 +63703,8 @@
         <w:t xml:space="preserve">.</w:t>
       </w:r>
     </w:p>
-    <w:bookmarkEnd w:id="231"/>
-    <w:bookmarkStart w:id="236" w:name="exm-one-se-rule"/>
+    <w:bookmarkEnd w:id="236"/>
+    <w:bookmarkStart w:id="241" w:name="exm-one-se-rule"/>
     <w:p>
       <w:pPr>
         <w:pStyle w:val="BodyText"/>
@@ -62709,7 +63762,7 @@
           <w:rPr>
             <w:rStyle w:val="Hyperlink"/>
           </w:rPr>
-          <w:t xml:space="preserve">Definition 42</w:t>
+          <w:t xml:space="preserve">Definition 44</w:t>
         </w:r>
       </w:hyperlink>
       <w:r>
@@ -63703,7 +64756,7 @@
           <w:rPr>
             <w:rStyle w:val="Hyperlink"/>
           </w:rPr>
-          <w:t xml:space="preserve">Remark 22</w:t>
+          <w:t xml:space="preserve">Remark 23</w:t>
         </w:r>
       </w:hyperlink>
       <w:r>
@@ -63723,7 +64776,7 @@
       <w:tr>
         <w:tc>
           <w:tcPr/>
-          <w:bookmarkStart w:id="235" w:name="fig-one-se-rule"/>
+          <w:bookmarkStart w:id="240" w:name="fig-one-se-rule"/>
           <w:p>
             <w:pPr>
               <w:pStyle w:val="SourceCode"/>
@@ -64336,18 +65389,18 @@
                 <wp:inline>
                   <wp:extent cx="4620126" cy="3696101"/>
                   <wp:effectExtent b="0" l="0" r="0" t="0"/>
-                  <wp:docPr descr="" title="" id="233" name="Picture"/>
+                  <wp:docPr descr="" title="" id="238" name="Picture"/>
                   <a:graphic>
                     <a:graphicData uri="http://schemas.openxmlformats.org/drawingml/2006/picture">
                       <pic:pic>
                         <pic:nvPicPr>
-                          <pic:cNvPr descr="model-validation_files/figure-docx/one-se-rule-plot-1.png" id="234" name="Picture"/>
+                          <pic:cNvPr descr="model-validation_files/figure-docx/one-se-rule-plot-1.png" id="239" name="Picture"/>
                           <pic:cNvPicPr>
                             <a:picLocks noChangeArrowheads="1" noChangeAspect="1"/>
                           </pic:cNvPicPr>
                         </pic:nvPicPr>
                         <pic:blipFill>
-                          <a:blip r:embed="rId232"/>
+                          <a:blip r:embed="rId237"/>
                           <a:stretch>
                             <a:fillRect/>
                           </a:stretch>
@@ -64414,7 +65467,7 @@
                 <w:rPr>
                   <w:rStyle w:val="Hyperlink"/>
                 </w:rPr>
-                <w:t xml:space="preserve">Equation 42</w:t>
+                <w:t xml:space="preserve">Equation 44</w:t>
               </w:r>
             </w:hyperlink>
             <w:r>
@@ -64427,7 +65480,7 @@
               <w:t xml:space="preserve">The dashed line is one fold-based standard error above the smallest estimate.</w:t>
             </w:r>
           </w:p>
-          <w:bookmarkEnd w:id="235"/>
+          <w:bookmarkEnd w:id="240"/>
         </w:tc>
       </w:tr>
     </w:tbl>
@@ -64516,9 +65569,9 @@
         <w:t xml:space="preserve">and 0.315 for degree 3.</w:t>
       </w:r>
     </w:p>
-    <w:bookmarkEnd w:id="236"/>
-    <w:bookmarkEnd w:id="237"/>
-    <w:bookmarkStart w:id="244" w:name="sec-cv-whole-procedure"/>
+    <w:bookmarkEnd w:id="241"/>
+    <w:bookmarkEnd w:id="242"/>
+    <w:bookmarkStart w:id="249" w:name="sec-cv-whole-procedure"/>
     <w:p>
       <w:pPr>
         <w:pStyle w:val="Heading2"/>
@@ -64527,7 +65580,7 @@
         <w:t xml:space="preserve">9 Cross-validating the whole procedure</w:t>
       </w:r>
     </w:p>
-    <w:bookmarkStart w:id="240" w:name="exr-cv-screening"/>
+    <w:bookmarkStart w:id="245" w:name="exr-cv-screening"/>
     <w:p>
       <w:pPr>
         <w:pStyle w:val="FirstParagraph"/>
@@ -64827,18 +65880,18 @@
                 <wp:inline>
                   <wp:extent cx="152400" cy="152400"/>
                   <wp:effectExtent b="0" l="0" r="0" t="0"/>
-                  <wp:docPr descr="" title="" id="238" name="Picture"/>
+                  <wp:docPr descr="" title="" id="243" name="Picture"/>
                   <a:graphic>
                     <a:graphicData uri="http://schemas.openxmlformats.org/drawingml/2006/picture">
                       <pic:pic>
                         <pic:nvPicPr>
-                          <pic:cNvPr descr="/opt/quarto/share/formats/docx/note.png" id="239" name="Picture"/>
+                          <pic:cNvPr descr="/opt/quarto/share/formats/docx/note.png" id="244" name="Picture"/>
                           <pic:cNvPicPr>
                             <a:picLocks noChangeArrowheads="1" noChangeAspect="1"/>
                           </pic:cNvPicPr>
                         </pic:nvPicPr>
                         <pic:blipFill>
-                          <a:blip r:embed="rId141"/>
+                          <a:blip r:embed="rId146"/>
                           <a:stretch>
                             <a:fillRect/>
                           </a:stretch>
@@ -64920,8 +65973,8 @@
         </w:tc>
       </w:tr>
     </w:tbl>
-    <w:bookmarkEnd w:id="240"/>
-    <w:bookmarkStart w:id="241" w:name="sol-cv-screening"/>
+    <w:bookmarkEnd w:id="245"/>
+    <w:bookmarkStart w:id="246" w:name="sol-cv-screening"/>
     <w:p>
       <w:pPr>
         <w:pStyle w:val="BodyText"/>
@@ -66849,8 +67902,8 @@
         <w:t xml:space="preserve">needs fails.</w:t>
       </w:r>
     </w:p>
-    <w:bookmarkEnd w:id="241"/>
-    <w:bookmarkStart w:id="243" w:name="rem-cv-every-step"/>
+    <w:bookmarkEnd w:id="246"/>
+    <w:bookmarkStart w:id="248" w:name="rem-cv-every-step"/>
     <w:p>
       <w:pPr>
         <w:pStyle w:val="BodyText"/>
@@ -66860,7 +67913,7 @@
           <w:i/>
           <w:iCs/>
         </w:rPr>
-        <w:t xml:space="preserve">Remark 35</w:t>
+        <w:t xml:space="preserve">Remark 36</w:t>
       </w:r>
       <w:r>
         <w:t xml:space="preserve"> (Cross-validate the whole procedure). </w:t>
@@ -67006,7 +68059,7 @@
       <w:r>
         <w:t xml:space="preserve"> </w:t>
       </w:r>
-      <w:hyperlink r:id="rId242">
+      <w:hyperlink r:id="rId247">
         <w:r>
           <w:rPr>
             <w:rStyle w:val="Hyperlink"/>
@@ -67030,9 +68083,9 @@
         <w:t xml:space="preserve">when they are computed without the outcome.</w:t>
       </w:r>
     </w:p>
-    <w:bookmarkEnd w:id="243"/>
-    <w:bookmarkEnd w:id="244"/>
-    <w:bookmarkStart w:id="245" w:name="further-reading"/>
+    <w:bookmarkEnd w:id="248"/>
+    <w:bookmarkEnd w:id="249"/>
+    <w:bookmarkStart w:id="250" w:name="further-reading"/>
     <w:p>
       <w:pPr>
         <w:pStyle w:val="Heading2"/>
@@ -67061,8 +68114,8 @@
         <w:t xml:space="preserve">including the covariance and correlation matrices that cross-products produce.</w:t>
       </w:r>
     </w:p>
-    <w:bookmarkEnd w:id="245"/>
-    <w:bookmarkStart w:id="253" w:name="references"/>
+    <w:bookmarkEnd w:id="250"/>
+    <w:bookmarkStart w:id="258" w:name="references"/>
     <w:p>
       <w:pPr>
         <w:pStyle w:val="Heading2"/>
@@ -67071,8 +68124,8 @@
         <w:t xml:space="preserve">References</w:t>
       </w:r>
     </w:p>
-    <w:bookmarkStart w:id="252" w:name="refs"/>
-    <w:bookmarkStart w:id="247" w:name="ref-hastie2009elements"/>
+    <w:bookmarkStart w:id="257" w:name="refs"/>
+    <w:bookmarkStart w:id="252" w:name="ref-hastie2009elements"/>
     <w:p>
       <w:pPr>
         <w:pStyle w:val="Bibliography"/>
@@ -67096,7 +68149,7 @@
       <w:r>
         <w:t xml:space="preserve"> </w:t>
       </w:r>
-      <w:hyperlink r:id="rId246">
+      <w:hyperlink r:id="rId251">
         <w:r>
           <w:rPr>
             <w:rStyle w:val="Hyperlink"/>
@@ -67108,8 +68161,8 @@
         <w:t xml:space="preserve">.</w:t>
       </w:r>
     </w:p>
-    <w:bookmarkEnd w:id="247"/>
-    <w:bookmarkStart w:id="249" w:name="ref-james2021islr2e"/>
+    <w:bookmarkEnd w:id="252"/>
+    <w:bookmarkStart w:id="254" w:name="ref-james2021islr2e"/>
     <w:p>
       <w:pPr>
         <w:pStyle w:val="Bibliography"/>
@@ -67147,7 +68200,7 @@
       <w:r>
         <w:t xml:space="preserve"> </w:t>
       </w:r>
-      <w:hyperlink r:id="rId248">
+      <w:hyperlink r:id="rId253">
         <w:r>
           <w:rPr>
             <w:rStyle w:val="Hyperlink"/>
@@ -67159,8 +68212,8 @@
         <w:t xml:space="preserve">.</w:t>
       </w:r>
     </w:p>
-    <w:bookmarkEnd w:id="249"/>
-    <w:bookmarkStart w:id="251" w:name="ref-sanchez2020matrix4sl"/>
+    <w:bookmarkEnd w:id="254"/>
+    <w:bookmarkStart w:id="256" w:name="ref-sanchez2020matrix4sl"/>
     <w:p>
       <w:pPr>
         <w:pStyle w:val="Bibliography"/>
@@ -67198,7 +68251,7 @@
       <w:r>
         <w:t xml:space="preserve"> </w:t>
       </w:r>
-      <w:hyperlink r:id="rId250">
+      <w:hyperlink r:id="rId255">
         <w:r>
           <w:rPr>
             <w:rStyle w:val="Hyperlink"/>
@@ -67210,9 +68263,9 @@
         <w:t xml:space="preserve">.</w:t>
       </w:r>
     </w:p>
-    <w:bookmarkEnd w:id="251"/>
-    <w:bookmarkEnd w:id="252"/>
-    <w:bookmarkEnd w:id="253"/>
+    <w:bookmarkEnd w:id="256"/>
+    <w:bookmarkEnd w:id="257"/>
+    <w:bookmarkEnd w:id="258"/>
     <w:sectPr>
       <w:footnotePr>
         <w:numRestart w:val="eachSect"/>

--- a/model-validation-handout.docx
+++ b/model-validation-handout.docx
@@ -15,7 +15,7 @@
         <w:pStyle w:val="Date"/>
       </w:pPr>
       <w:r>
-        <w:t xml:space="preserve">Last modified: 2026-10-16 00:48:26 (PDT)</w:t>
+        <w:t xml:space="preserve">Last modified: 2026-10-16 01:43:36 (PDT)</w:t>
       </w:r>
     </w:p>
     <w:bookmarkStart w:id="17" w:name="sec-data-sets"/>

--- a/model-validation-handout.docx
+++ b/model-validation-handout.docx
@@ -15,7 +15,7 @@
         <w:pStyle w:val="Date"/>
       </w:pPr>
       <w:r>
-        <w:t xml:space="preserve">Last modified: 2026-10-16 01:43:36 (PDT)</w:t>
+        <w:t xml:space="preserve">Last modified: 2026-10-16 01:57:23 (PDT)</w:t>
       </w:r>
     </w:p>
     <w:bookmarkStart w:id="17" w:name="sec-data-sets"/>

--- a/model-validation-handout.docx
+++ b/model-validation-handout.docx
@@ -15,7 +15,7 @@
         <w:pStyle w:val="Date"/>
       </w:pPr>
       <w:r>
-        <w:t xml:space="preserve">Last modified: 2026-10-16 01:57:23 (PDT)</w:t>
+        <w:t xml:space="preserve">Last modified: 2026-10-16 02:11:28 (PDT)</w:t>
       </w:r>
     </w:p>
     <w:bookmarkStart w:id="17" w:name="sec-data-sets"/>

--- a/model-validation-handout.docx
+++ b/model-validation-handout.docx
@@ -15,7 +15,7 @@
         <w:pStyle w:val="Date"/>
       </w:pPr>
       <w:r>
-        <w:t xml:space="preserve">Last modified: 2026-10-16 02:11:28 (PDT)</w:t>
+        <w:t xml:space="preserve">Last modified: 2026-10-16 02:26:19 (PDT)</w:t>
       </w:r>
     </w:p>
     <w:bookmarkStart w:id="17" w:name="sec-data-sets"/>

--- a/model-validation-handout.docx
+++ b/model-validation-handout.docx
@@ -15,7 +15,7 @@
         <w:pStyle w:val="Date"/>
       </w:pPr>
       <w:r>
-        <w:t xml:space="preserve">Last modified: 2026-10-16 02:26:19 (PDT)</w:t>
+        <w:t xml:space="preserve">Last modified: 2026-10-16 02:40:23 (PDT)</w:t>
       </w:r>
     </w:p>
     <w:bookmarkStart w:id="17" w:name="sec-data-sets"/>
@@ -107,16 +107,21 @@
         </m:r>
         <m:sSub>
           <m:e>
-            <m:acc>
-              <m:accPr>
-                <m:chr m:val="̃"/>
-              </m:accPr>
+            <m:limLow>
               <m:e>
                 <m:r>
                   <m:t>x</m:t>
                 </m:r>
               </m:e>
-            </m:acc>
+              <m:lim>
+                <m:r>
+                  <m:rPr>
+                    <m:sty m:val="p"/>
+                  </m:rPr>
+                  <m:t>∼</m:t>
+                </m:r>
+              </m:lim>
+            </m:limLow>
           </m:e>
           <m:sub>
             <m:r>
@@ -164,16 +169,21 @@
       <m:oMath>
         <m:sSub>
           <m:e>
-            <m:acc>
-              <m:accPr>
-                <m:chr m:val="̃"/>
-              </m:accPr>
+            <m:limLow>
               <m:e>
                 <m:r>
                   <m:t>x</m:t>
                 </m:r>
               </m:e>
-            </m:acc>
+              <m:lim>
+                <m:r>
+                  <m:rPr>
+                    <m:sty m:val="p"/>
+                  </m:rPr>
+                  <m:t>∼</m:t>
+                </m:r>
+              </m:lim>
+            </m:limLow>
           </m:e>
           <m:sub>
             <m:r>
@@ -273,16 +283,21 @@
               </m:r>
               <m:sSub>
                 <m:e>
-                  <m:acc>
-                    <m:accPr>
-                      <m:chr m:val="̃"/>
-                    </m:accPr>
+                  <m:limLow>
                     <m:e>
                       <m:r>
                         <m:t>x</m:t>
                       </m:r>
                     </m:e>
-                  </m:acc>
+                    <m:lim>
+                      <m:r>
+                        <m:rPr>
+                          <m:sty m:val="p"/>
+                        </m:rPr>
+                        <m:t>∼</m:t>
+                      </m:r>
+                    </m:lim>
+                  </m:limLow>
                 </m:e>
                 <m:sub>
                   <m:r>
@@ -585,16 +600,21 @@
       <m:oMath>
         <m:sSub>
           <m:e>
-            <m:acc>
-              <m:accPr>
-                <m:chr m:val="̃"/>
-              </m:accPr>
+            <m:limLow>
               <m:e>
                 <m:r>
                   <m:t>x</m:t>
                 </m:r>
               </m:e>
-            </m:acc>
+              <m:lim>
+                <m:r>
+                  <m:rPr>
+                    <m:sty m:val="p"/>
+                  </m:rPr>
+                  <m:t>∼</m:t>
+                </m:r>
+              </m:lim>
+            </m:limLow>
           </m:e>
           <m:sub>
             <m:r>
@@ -679,16 +699,21 @@
                       <m:e>
                         <m:sSub>
                           <m:e>
-                            <m:acc>
-                              <m:accPr>
-                                <m:chr m:val="̃"/>
-                              </m:accPr>
+                            <m:limLow>
                               <m:e>
                                 <m:r>
                                   <m:t>x</m:t>
                                 </m:r>
                               </m:e>
-                            </m:acc>
+                              <m:lim>
+                                <m:r>
+                                  <m:rPr>
+                                    <m:sty m:val="p"/>
+                                  </m:rPr>
+                                  <m:t>∼</m:t>
+                                </m:r>
+                              </m:lim>
+                            </m:limLow>
                           </m:e>
                           <m:sub>
                             <m:r>
@@ -724,16 +749,21 @@
                       <m:e>
                         <m:sSub>
                           <m:e>
-                            <m:acc>
-                              <m:accPr>
-                                <m:chr m:val="̃"/>
-                              </m:accPr>
+                            <m:limLow>
                               <m:e>
                                 <m:r>
                                   <m:t>x</m:t>
                                 </m:r>
                               </m:e>
-                            </m:acc>
+                              <m:lim>
+                                <m:r>
+                                  <m:rPr>
+                                    <m:sty m:val="p"/>
+                                  </m:rPr>
+                                  <m:t>∼</m:t>
+                                </m:r>
+                              </m:lim>
+                            </m:limLow>
                           </m:e>
                           <m:sub>
                             <m:r>
@@ -817,16 +847,21 @@
         <w:t xml:space="preserve"> </w:t>
       </w:r>
       <m:oMath>
-        <m:acc>
-          <m:accPr>
-            <m:chr m:val="̃"/>
-          </m:accPr>
+        <m:limLow>
           <m:e>
             <m:r>
               <m:t>y</m:t>
             </m:r>
           </m:e>
-        </m:acc>
+          <m:lim>
+            <m:r>
+              <m:rPr>
+                <m:sty m:val="p"/>
+              </m:rPr>
+              <m:t>∼</m:t>
+            </m:r>
+          </m:lim>
+        </m:limLow>
       </m:oMath>
       <w:r>
         <w:t xml:space="preserve"> </w:t>
@@ -908,16 +943,21 @@
           <m:jc m:val="center"/>
         </m:oMathParaPr>
         <m:oMath>
-          <m:acc>
-            <m:accPr>
-              <m:chr m:val="̃"/>
-            </m:accPr>
+          <m:limLow>
             <m:e>
               <m:r>
                 <m:t>y</m:t>
               </m:r>
             </m:e>
-          </m:acc>
+            <m:lim>
+              <m:r>
+                <m:rPr>
+                  <m:sty m:val="p"/>
+                </m:rPr>
+                <m:t>∼</m:t>
+              </m:r>
+            </m:lim>
+          </m:limLow>
           <m:r>
             <m:rPr>
               <m:sty m:val="p"/>
@@ -1536,7 +1576,7 @@
     </w:p>
     <w:bookmarkEnd w:id="16"/>
     <w:bookmarkEnd w:id="17"/>
-    <w:bookmarkStart w:id="41" w:name="sec-prediction-rules"/>
+    <w:bookmarkStart w:id="44" w:name="sec-prediction-rules"/>
     <w:p>
       <w:pPr>
         <w:pStyle w:val="Heading2"/>
@@ -2234,16 +2274,21 @@
               </m:r>
               <m:sSub>
                 <m:e>
-                  <m:acc>
-                    <m:accPr>
-                      <m:chr m:val="̃"/>
-                    </m:accPr>
+                  <m:limLow>
                     <m:e>
                       <m:r>
                         <m:t>x</m:t>
                       </m:r>
                     </m:e>
-                  </m:acc>
+                    <m:lim>
+                      <m:r>
+                        <m:rPr>
+                          <m:sty m:val="p"/>
+                        </m:rPr>
+                        <m:t>∼</m:t>
+                      </m:r>
+                    </m:lim>
+                  </m:limLow>
                 </m:e>
                 <m:sub>
                   <m:r>
@@ -2718,7 +2763,7 @@
       <w:bookmarkEnd w:id="25"/>
     </w:p>
     <w:bookmarkEnd w:id="26"/>
-    <w:bookmarkStart w:id="29" w:name="def-generalization-error"/>
+    <w:bookmarkStart w:id="28" w:name="def-new-observation"/>
     <w:p>
       <w:pPr>
         <w:pStyle w:val="FirstParagraph"/>
@@ -2728,7 +2773,752 @@
           <w:b/>
           <w:bCs/>
         </w:rPr>
-        <w:t xml:space="preserve">Definition 7 (Generalization error)</w:t>
+        <w:t xml:space="preserve">Definition 7 (New observation)</w:t>
+      </w:r>
+      <w:r>
+        <w:t xml:space="preserve"> </w:t>
+      </w:r>
+      <w:r>
+        <w:t xml:space="preserve">A</w:t>
+      </w:r>
+      <w:r>
+        <w:t xml:space="preserve"> </w:t>
+      </w:r>
+      <w:r>
+        <w:rPr>
+          <w:b/>
+          <w:bCs/>
+        </w:rPr>
+        <w:t xml:space="preserve">new observation</w:t>
+      </w:r>
+      <w:r>
+        <w:t xml:space="preserve"> </w:t>
+      </w:r>
+      <w:r>
+        <w:t xml:space="preserve">is a pair</w:t>
+      </w:r>
+      <w:r>
+        <w:t xml:space="preserve"> </w:t>
+      </w:r>
+      <m:oMath>
+        <m:r>
+          <m:rPr>
+            <m:sty m:val="p"/>
+          </m:rPr>
+          <m:t>(</m:t>
+        </m:r>
+        <m:sSub>
+          <m:e>
+            <m:r>
+              <m:t>X</m:t>
+            </m:r>
+          </m:e>
+          <m:sub>
+            <m:r>
+              <m:rPr>
+                <m:sty m:val="p"/>
+              </m:rPr>
+              <m:t>*</m:t>
+            </m:r>
+          </m:sub>
+        </m:sSub>
+        <m:r>
+          <m:rPr>
+            <m:sty m:val="p"/>
+          </m:rPr>
+          <m:t>,</m:t>
+        </m:r>
+        <m:sSub>
+          <m:e>
+            <m:r>
+              <m:t>Y</m:t>
+            </m:r>
+          </m:e>
+          <m:sub>
+            <m:r>
+              <m:rPr>
+                <m:sty m:val="p"/>
+              </m:rPr>
+              <m:t>*</m:t>
+            </m:r>
+          </m:sub>
+        </m:sSub>
+        <m:r>
+          <m:rPr>
+            <m:sty m:val="p"/>
+          </m:rPr>
+          <m:t>)</m:t>
+        </m:r>
+      </m:oMath>
+      <w:r>
+        <w:t xml:space="preserve"> </w:t>
+      </w:r>
+      <w:r>
+        <w:t xml:space="preserve">of a covariate value and an outcome</w:t>
+      </w:r>
+      <w:r>
+        <w:t xml:space="preserve"> </w:t>
+      </w:r>
+      <w:r>
+        <w:t xml:space="preserve">drawn from the same population as the observations of a</w:t>
+      </w:r>
+      <w:r>
+        <w:t xml:space="preserve"> </w:t>
+      </w:r>
+      <w:hyperlink w:anchor="def-training-set">
+        <w:r>
+          <w:rPr>
+            <w:rStyle w:val="Hyperlink"/>
+          </w:rPr>
+          <w:t xml:space="preserve">training set</w:t>
+        </w:r>
+      </w:hyperlink>
+      <w:r>
+        <w:t xml:space="preserve"> </w:t>
+      </w:r>
+      <m:oMath>
+        <m:sSub>
+          <m:e>
+            <m:r>
+              <m:rPr>
+                <m:scr m:val="script"/>
+                <m:sty m:val="p"/>
+              </m:rPr>
+              <m:t>D</m:t>
+            </m:r>
+          </m:e>
+          <m:sub>
+            <m:r>
+              <m:rPr>
+                <m:nor/>
+                <m:sty m:val="p"/>
+              </m:rPr>
+              <m:t>train</m:t>
+            </m:r>
+          </m:sub>
+        </m:sSub>
+      </m:oMath>
+      <w:r>
+        <w:t xml:space="preserve">,</w:t>
+      </w:r>
+      <w:r>
+        <w:t xml:space="preserve"> </w:t>
+      </w:r>
+      <w:hyperlink r:id="rId27">
+        <w:r>
+          <w:rPr>
+            <w:rStyle w:val="Hyperlink"/>
+          </w:rPr>
+          <w:t xml:space="preserve">statistically independent</w:t>
+        </w:r>
+      </w:hyperlink>
+      <w:r>
+        <w:t xml:space="preserve"> </w:t>
+      </w:r>
+      <w:r>
+        <w:t xml:space="preserve">of</w:t>
+      </w:r>
+      <w:r>
+        <w:t xml:space="preserve"> </w:t>
+      </w:r>
+      <m:oMath>
+        <m:sSub>
+          <m:e>
+            <m:r>
+              <m:rPr>
+                <m:scr m:val="script"/>
+                <m:sty m:val="p"/>
+              </m:rPr>
+              <m:t>D</m:t>
+            </m:r>
+          </m:e>
+          <m:sub>
+            <m:r>
+              <m:rPr>
+                <m:nor/>
+                <m:sty m:val="p"/>
+              </m:rPr>
+              <m:t>train</m:t>
+            </m:r>
+          </m:sub>
+        </m:sSub>
+      </m:oMath>
+      <w:r>
+        <w:t xml:space="preserve">.</w:t>
+      </w:r>
+      <w:r>
+        <w:t xml:space="preserve"> </w:t>
+      </w:r>
+      <w:r>
+        <w:t xml:space="preserve">The subscript</w:t>
+      </w:r>
+      <w:r>
+        <w:t xml:space="preserve"> </w:t>
+      </w:r>
+      <m:oMath>
+        <m:r>
+          <m:rPr>
+            <m:sty m:val="p"/>
+          </m:rPr>
+          <m:t>*</m:t>
+        </m:r>
+      </m:oMath>
+      <w:r>
+        <w:t xml:space="preserve"> </w:t>
+      </w:r>
+      <w:r>
+        <w:t xml:space="preserve">marks a quantity of the new observation,</w:t>
+      </w:r>
+      <w:r>
+        <w:t xml:space="preserve"> </w:t>
+      </w:r>
+      <w:r>
+        <w:t xml:space="preserve">as in</w:t>
+      </w:r>
+      <w:r>
+        <w:t xml:space="preserve"> </w:t>
+      </w:r>
+      <m:oMath>
+        <m:sSub>
+          <m:e>
+            <m:r>
+              <m:t>X</m:t>
+            </m:r>
+          </m:e>
+          <m:sub>
+            <m:r>
+              <m:rPr>
+                <m:sty m:val="p"/>
+              </m:rPr>
+              <m:t>*</m:t>
+            </m:r>
+          </m:sub>
+        </m:sSub>
+      </m:oMath>
+      <w:r>
+        <w:t xml:space="preserve"> </w:t>
+      </w:r>
+      <w:r>
+        <w:t xml:space="preserve">and</w:t>
+      </w:r>
+      <w:r>
+        <w:t xml:space="preserve"> </w:t>
+      </w:r>
+      <m:oMath>
+        <m:sSub>
+          <m:e>
+            <m:r>
+              <m:t>Y</m:t>
+            </m:r>
+          </m:e>
+          <m:sub>
+            <m:r>
+              <m:rPr>
+                <m:sty m:val="p"/>
+              </m:rPr>
+              <m:t>*</m:t>
+            </m:r>
+          </m:sub>
+        </m:sSub>
+      </m:oMath>
+      <w:r>
+        <w:t xml:space="preserve">,</w:t>
+      </w:r>
+      <w:r>
+        <w:t xml:space="preserve"> </w:t>
+      </w:r>
+      <w:r>
+        <w:t xml:space="preserve">and distinguishes it from the indexed observations</w:t>
+      </w:r>
+      <w:r>
+        <w:t xml:space="preserve"> </w:t>
+      </w:r>
+      <m:oMath>
+        <m:r>
+          <m:rPr>
+            <m:sty m:val="p"/>
+          </m:rPr>
+          <m:t>(</m:t>
+        </m:r>
+        <m:sSub>
+          <m:e>
+            <m:limLow>
+              <m:e>
+                <m:r>
+                  <m:t>x</m:t>
+                </m:r>
+              </m:e>
+              <m:lim>
+                <m:r>
+                  <m:rPr>
+                    <m:sty m:val="p"/>
+                  </m:rPr>
+                  <m:t>∼</m:t>
+                </m:r>
+              </m:lim>
+            </m:limLow>
+          </m:e>
+          <m:sub>
+            <m:r>
+              <m:t>i</m:t>
+            </m:r>
+          </m:sub>
+        </m:sSub>
+        <m:r>
+          <m:rPr>
+            <m:sty m:val="p"/>
+          </m:rPr>
+          <m:t>,</m:t>
+        </m:r>
+        <m:sSub>
+          <m:e>
+            <m:r>
+              <m:t>y</m:t>
+            </m:r>
+          </m:e>
+          <m:sub>
+            <m:r>
+              <m:t>i</m:t>
+            </m:r>
+          </m:sub>
+        </m:sSub>
+        <m:r>
+          <m:rPr>
+            <m:sty m:val="p"/>
+          </m:rPr>
+          <m:t>)</m:t>
+        </m:r>
+      </m:oMath>
+      <w:r>
+        <w:t xml:space="preserve"> </w:t>
+      </w:r>
+      <w:r>
+        <w:t xml:space="preserve">of</w:t>
+      </w:r>
+      <w:r>
+        <w:t xml:space="preserve"> </w:t>
+      </w:r>
+      <m:oMath>
+        <m:sSub>
+          <m:e>
+            <m:r>
+              <m:rPr>
+                <m:scr m:val="script"/>
+                <m:sty m:val="p"/>
+              </m:rPr>
+              <m:t>D</m:t>
+            </m:r>
+          </m:e>
+          <m:sub>
+            <m:r>
+              <m:rPr>
+                <m:nor/>
+                <m:sty m:val="p"/>
+              </m:rPr>
+              <m:t>train</m:t>
+            </m:r>
+          </m:sub>
+        </m:sSub>
+      </m:oMath>
+      <w:r>
+        <w:t xml:space="preserve">.</w:t>
+      </w:r>
+    </w:p>
+    <w:bookmarkEnd w:id="28"/>
+    <w:bookmarkStart w:id="29" w:name="exm-new-observation"/>
+    <w:p>
+      <w:pPr>
+        <w:pStyle w:val="BodyText"/>
+      </w:pPr>
+      <w:r>
+        <w:rPr>
+          <w:b/>
+          <w:bCs/>
+        </w:rPr>
+        <w:t xml:space="preserve">Example 2 (A new observation for the first five cars)</w:t>
+      </w:r>
+      <w:r>
+        <w:t xml:space="preserve"> </w:t>
+      </w:r>
+      <w:r>
+        <w:t xml:space="preserve">Take the first five cars of</w:t>
+      </w:r>
+      <w:r>
+        <w:t xml:space="preserve"> </w:t>
+      </w:r>
+      <w:r>
+        <w:rPr>
+          <w:rStyle w:val="VerbatimChar"/>
+        </w:rPr>
+        <w:t xml:space="preserve">mtcars</w:t>
+      </w:r>
+      <w:r>
+        <w:t xml:space="preserve"> </w:t>
+      </w:r>
+      <w:r>
+        <w:t xml:space="preserve">as the</w:t>
+      </w:r>
+      <w:r>
+        <w:t xml:space="preserve"> </w:t>
+      </w:r>
+      <w:hyperlink w:anchor="def-training-set">
+        <w:r>
+          <w:rPr>
+            <w:rStyle w:val="Hyperlink"/>
+          </w:rPr>
+          <w:t xml:space="preserve">training set</w:t>
+        </w:r>
+      </w:hyperlink>
+      <w:r>
+        <w:t xml:space="preserve">,</w:t>
+      </w:r>
+      <w:r>
+        <w:t xml:space="preserve"> </w:t>
+      </w:r>
+      <w:r>
+        <w:t xml:space="preserve">with the gross horsepower</w:t>
+      </w:r>
+      <w:r>
+        <w:t xml:space="preserve"> </w:t>
+      </w:r>
+      <w:r>
+        <w:rPr>
+          <w:rStyle w:val="VerbatimChar"/>
+        </w:rPr>
+        <w:t xml:space="preserve">hp</w:t>
+      </w:r>
+      <w:r>
+        <w:t xml:space="preserve"> </w:t>
+      </w:r>
+      <w:r>
+        <w:t xml:space="preserve">and weight</w:t>
+      </w:r>
+      <w:r>
+        <w:t xml:space="preserve"> </w:t>
+      </w:r>
+      <w:r>
+        <w:rPr>
+          <w:rStyle w:val="VerbatimChar"/>
+        </w:rPr>
+        <w:t xml:space="preserve">wt</w:t>
+      </w:r>
+      <w:r>
+        <w:t xml:space="preserve"> </w:t>
+      </w:r>
+      <w:r>
+        <w:t xml:space="preserve">as the covariate values and the fuel economy</w:t>
+      </w:r>
+      <w:r>
+        <w:t xml:space="preserve"> </w:t>
+      </w:r>
+      <w:r>
+        <w:rPr>
+          <w:rStyle w:val="VerbatimChar"/>
+        </w:rPr>
+        <w:t xml:space="preserve">mpg</w:t>
+      </w:r>
+      <w:r>
+        <w:t xml:space="preserve"> </w:t>
+      </w:r>
+      <w:r>
+        <w:t xml:space="preserve">as the outcome,</w:t>
+      </w:r>
+      <w:r>
+        <w:t xml:space="preserve"> </w:t>
+      </w:r>
+      <w:r>
+        <w:t xml:space="preserve">as in</w:t>
+      </w:r>
+      <w:r>
+        <w:t xml:space="preserve"> </w:t>
+      </w:r>
+      <w:hyperlink w:anchor="exm-input-matrix">
+        <w:r>
+          <w:rPr>
+            <w:rStyle w:val="Hyperlink"/>
+          </w:rPr>
+          <w:t xml:space="preserve">Example 1</w:t>
+        </w:r>
+      </w:hyperlink>
+      <w:r>
+        <w:t xml:space="preserve">.</w:t>
+      </w:r>
+      <w:r>
+        <w:t xml:space="preserve"> </w:t>
+      </w:r>
+      <w:r>
+        <w:t xml:space="preserve">Treat the sixth car as a new observation:</w:t>
+      </w:r>
+      <w:r>
+        <w:t xml:space="preserve"> </w:t>
+      </w:r>
+      <w:r>
+        <w:t xml:space="preserve">a car from the same population that was not used to form the training set.</w:t>
+      </w:r>
+    </w:p>
+    <w:p>
+      <w:pPr>
+        <w:pStyle w:val="SourceCode"/>
+      </w:pPr>
+      <w:r>
+        <w:rPr>
+          <w:rStyle w:val="CommentTok"/>
+        </w:rPr>
+        <w:t xml:space="preserve"># the sixth car is not among the five training cars</w:t>
+      </w:r>
+      <w:r>
+        <w:br/>
+      </w:r>
+      <w:r>
+        <w:rPr>
+          <w:rStyle w:val="NormalTok"/>
+        </w:rPr>
+        <w:t xml:space="preserve">new_car </w:t>
+      </w:r>
+      <w:r>
+        <w:rPr>
+          <w:rStyle w:val="OtherTok"/>
+        </w:rPr>
+        <w:t xml:space="preserve">&lt;-</w:t>
+      </w:r>
+      <w:r>
+        <w:rPr>
+          <w:rStyle w:val="NormalTok"/>
+        </w:rPr>
+        <w:t xml:space="preserve"> mtcars </w:t>
+      </w:r>
+      <w:r>
+        <w:rPr>
+          <w:rStyle w:val="SpecialCharTok"/>
+        </w:rPr>
+        <w:t xml:space="preserve">|&gt;</w:t>
+      </w:r>
+      <w:r>
+        <w:br/>
+      </w:r>
+      <w:r>
+        <w:rPr>
+          <w:rStyle w:val="NormalTok"/>
+        </w:rPr>
+        <w:t xml:space="preserve">  dplyr</w:t>
+      </w:r>
+      <w:r>
+        <w:rPr>
+          <w:rStyle w:val="SpecialCharTok"/>
+        </w:rPr>
+        <w:t xml:space="preserve">::</w:t>
+      </w:r>
+      <w:r>
+        <w:rPr>
+          <w:rStyle w:val="FunctionTok"/>
+        </w:rPr>
+        <w:t xml:space="preserve">slice</w:t>
+      </w:r>
+      <w:r>
+        <w:rPr>
+          <w:rStyle w:val="NormalTok"/>
+        </w:rPr>
+        <w:t xml:space="preserve">(</w:t>
+      </w:r>
+      <w:r>
+        <w:rPr>
+          <w:rStyle w:val="DecValTok"/>
+        </w:rPr>
+        <w:t xml:space="preserve">6</w:t>
+      </w:r>
+      <w:r>
+        <w:rPr>
+          <w:rStyle w:val="NormalTok"/>
+        </w:rPr>
+        <w:t xml:space="preserve">) </w:t>
+      </w:r>
+      <w:r>
+        <w:rPr>
+          <w:rStyle w:val="SpecialCharTok"/>
+        </w:rPr>
+        <w:t xml:space="preserve">|&gt;</w:t>
+      </w:r>
+      <w:r>
+        <w:br/>
+      </w:r>
+      <w:r>
+        <w:rPr>
+          <w:rStyle w:val="NormalTok"/>
+        </w:rPr>
+        <w:t xml:space="preserve">  dplyr</w:t>
+      </w:r>
+      <w:r>
+        <w:rPr>
+          <w:rStyle w:val="SpecialCharTok"/>
+        </w:rPr>
+        <w:t xml:space="preserve">::</w:t>
+      </w:r>
+      <w:r>
+        <w:rPr>
+          <w:rStyle w:val="FunctionTok"/>
+        </w:rPr>
+        <w:t xml:space="preserve">select</w:t>
+      </w:r>
+      <w:r>
+        <w:rPr>
+          <w:rStyle w:val="NormalTok"/>
+        </w:rPr>
+        <w:t xml:space="preserve">(hp, wt, mpg)</w:t>
+      </w:r>
+      <w:r>
+        <w:br/>
+      </w:r>
+      <w:r>
+        <w:rPr>
+          <w:rStyle w:val="NormalTok"/>
+        </w:rPr>
+        <w:t xml:space="preserve">new_car</w:t>
+      </w:r>
+      <w:r>
+        <w:br/>
+      </w:r>
+      <w:r>
+        <w:rPr>
+          <w:rStyle w:val="CommentTok"/>
+        </w:rPr>
+        <w:t xml:space="preserve">#&gt; # A tibble: 1 × 3</w:t>
+      </w:r>
+      <w:r>
+        <w:br/>
+      </w:r>
+      <w:r>
+        <w:rPr>
+          <w:rStyle w:val="CommentTok"/>
+        </w:rPr>
+        <w:t xml:space="preserve">#&gt;      hp    wt   mpg</w:t>
+      </w:r>
+      <w:r>
+        <w:br/>
+      </w:r>
+      <w:r>
+        <w:rPr>
+          <w:rStyle w:val="CommentTok"/>
+        </w:rPr>
+        <w:t xml:space="preserve">#&gt;   &lt;dbl&gt; &lt;dbl&gt; &lt;dbl&gt;</w:t>
+      </w:r>
+      <w:r>
+        <w:br/>
+      </w:r>
+      <w:r>
+        <w:rPr>
+          <w:rStyle w:val="CommentTok"/>
+        </w:rPr>
+        <w:t xml:space="preserve">#&gt; 1   105  3.46  18.1</w:t>
+      </w:r>
+    </w:p>
+    <w:p>
+      <w:pPr>
+        <w:pStyle w:val="FirstParagraph"/>
+      </w:pPr>
+      <w:r>
+        <w:t xml:space="preserve">Its covariate value is</w:t>
+      </w:r>
+      <w:r>
+        <w:t xml:space="preserve"> </w:t>
+      </w:r>
+      <m:oMath>
+        <m:sSub>
+          <m:e>
+            <m:r>
+              <m:t>X</m:t>
+            </m:r>
+          </m:e>
+          <m:sub>
+            <m:r>
+              <m:rPr>
+                <m:sty m:val="p"/>
+              </m:rPr>
+              <m:t>*</m:t>
+            </m:r>
+          </m:sub>
+        </m:sSub>
+        <m:r>
+          <m:rPr>
+            <m:sty m:val="p"/>
+          </m:rPr>
+          <m:t>=</m:t>
+        </m:r>
+        <m:r>
+          <m:rPr>
+            <m:sty m:val="p"/>
+          </m:rPr>
+          <m:t>(</m:t>
+        </m:r>
+        <m:r>
+          <m:t>105</m:t>
+        </m:r>
+        <m:r>
+          <m:rPr>
+            <m:sty m:val="p"/>
+          </m:rPr>
+          <m:t>,</m:t>
+        </m:r>
+        <m:r>
+          <m:t>3.46</m:t>
+        </m:r>
+        <m:r>
+          <m:rPr>
+            <m:sty m:val="p"/>
+          </m:rPr>
+          <m:t>)</m:t>
+        </m:r>
+      </m:oMath>
+      <w:r>
+        <w:t xml:space="preserve"> </w:t>
+      </w:r>
+      <w:r>
+        <w:t xml:space="preserve">and its outcome is</w:t>
+      </w:r>
+      <w:r>
+        <w:t xml:space="preserve"> </w:t>
+      </w:r>
+      <m:oMath>
+        <m:sSub>
+          <m:e>
+            <m:r>
+              <m:t>Y</m:t>
+            </m:r>
+          </m:e>
+          <m:sub>
+            <m:r>
+              <m:rPr>
+                <m:sty m:val="p"/>
+              </m:rPr>
+              <m:t>*</m:t>
+            </m:r>
+          </m:sub>
+        </m:sSub>
+        <m:r>
+          <m:rPr>
+            <m:sty m:val="p"/>
+          </m:rPr>
+          <m:t>=</m:t>
+        </m:r>
+        <m:r>
+          <m:t>18.1</m:t>
+        </m:r>
+      </m:oMath>
+      <w:r>
+        <w:t xml:space="preserve">.</w:t>
+      </w:r>
+    </w:p>
+    <w:bookmarkEnd w:id="29"/>
+    <w:bookmarkStart w:id="32" w:name="def-generalization-error"/>
+    <w:p>
+      <w:pPr>
+        <w:pStyle w:val="BodyText"/>
+      </w:pPr>
+      <w:r>
+        <w:rPr>
+          <w:b/>
+          <w:bCs/>
+        </w:rPr>
+        <w:t xml:space="preserve">Definition 8 (Generalization error)</w:t>
       </w:r>
       <w:r>
         <w:t xml:space="preserve"> </w:t>
@@ -2829,7 +3619,7 @@
       <w:r>
         <w:t xml:space="preserve"> </w:t>
       </w:r>
-      <w:hyperlink r:id="rId27">
+      <w:hyperlink r:id="rId30">
         <w:r>
           <w:rPr>
             <w:rStyle w:val="Hyperlink"/>
@@ -2841,8 +3631,19 @@
         <w:t xml:space="preserve"> </w:t>
       </w:r>
       <w:r>
-        <w:t xml:space="preserve">on a new observation</w:t>
-      </w:r>
+        <w:t xml:space="preserve">on a</w:t>
+      </w:r>
+      <w:r>
+        <w:t xml:space="preserve"> </w:t>
+      </w:r>
+      <w:hyperlink w:anchor="def-new-observation">
+        <w:r>
+          <w:rPr>
+            <w:rStyle w:val="Hyperlink"/>
+          </w:rPr>
+          <w:t xml:space="preserve">new observation</w:t>
+        </w:r>
+      </w:hyperlink>
       <w:r>
         <w:t xml:space="preserve"> </w:t>
       </w:r>
@@ -2897,10 +3698,13 @@
         </m:r>
       </m:oMath>
       <w:r>
-        <w:t xml:space="preserve"> </w:t>
-      </w:r>
-      <w:r>
-        <w:t xml:space="preserve">drawn from the same population independently of</w:t>
+        <w:t xml:space="preserve">,</w:t>
+      </w:r>
+      <w:r>
+        <w:t xml:space="preserve"> </w:t>
+      </w:r>
+      <w:r>
+        <w:t xml:space="preserve">with</w:t>
       </w:r>
       <w:r>
         <w:t xml:space="preserve"> </w:t>
@@ -2928,40 +3732,6 @@
         </m:sSub>
       </m:oMath>
       <w:r>
-        <w:t xml:space="preserve">,</w:t>
-      </w:r>
-      <w:r>
-        <w:t xml:space="preserve"> </w:t>
-      </w:r>
-      <w:r>
-        <w:t xml:space="preserve">with</w:t>
-      </w:r>
-      <w:r>
-        <w:t xml:space="preserve"> </w:t>
-      </w:r>
-      <m:oMath>
-        <m:sSub>
-          <m:e>
-            <m:r>
-              <m:rPr>
-                <m:scr m:val="script"/>
-                <m:sty m:val="p"/>
-              </m:rPr>
-              <m:t>D</m:t>
-            </m:r>
-          </m:e>
-          <m:sub>
-            <m:r>
-              <m:rPr>
-                <m:nor/>
-                <m:sty m:val="p"/>
-              </m:rPr>
-              <m:t>train</m:t>
-            </m:r>
-          </m:sub>
-        </m:sSub>
-      </m:oMath>
-      <w:r>
         <w:t xml:space="preserve"> </w:t>
       </w:r>
       <w:r>
@@ -2972,7 +3742,7 @@
       <w:pPr>
         <w:pStyle w:val="BodyText"/>
       </w:pPr>
-      <w:bookmarkStart w:id="28" w:name="eq-generalization-error"/>
+      <w:bookmarkStart w:id="31" w:name="eq-generalization-error"/>
       <m:oMathPara>
         <m:oMathParaPr>
           <m:jc m:val="center"/>
@@ -3186,10 +3956,10 @@
           </m:r>
         </m:oMath>
       </m:oMathPara>
-      <w:bookmarkEnd w:id="28"/>
+      <w:bookmarkEnd w:id="31"/>
     </w:p>
-    <w:bookmarkEnd w:id="29"/>
-    <w:bookmarkStart w:id="30" w:name="rem-source-generalization-error"/>
+    <w:bookmarkEnd w:id="32"/>
+    <w:bookmarkStart w:id="33" w:name="rem-source-generalization-error"/>
     <w:p>
       <w:pPr>
         <w:pStyle w:val="FirstParagraph"/>
@@ -3229,8 +3999,8 @@
         <w:t xml:space="preserve">.</w:t>
       </w:r>
     </w:p>
-    <w:bookmarkEnd w:id="30"/>
-    <w:bookmarkStart w:id="32" w:name="def-held-out-set"/>
+    <w:bookmarkEnd w:id="33"/>
+    <w:bookmarkStart w:id="35" w:name="def-held-out-set"/>
     <w:p>
       <w:pPr>
         <w:pStyle w:val="BodyText"/>
@@ -3240,7 +4010,7 @@
           <w:b/>
           <w:bCs/>
         </w:rPr>
-        <w:t xml:space="preserve">Definition 8 (Held-out set (hold-out set))</w:t>
+        <w:t xml:space="preserve">Definition 9 (Held-out set (hold-out set))</w:t>
       </w:r>
       <w:r>
         <w:t xml:space="preserve"> </w:t>
@@ -3420,7 +4190,7 @@
       <w:pPr>
         <w:pStyle w:val="BodyText"/>
       </w:pPr>
-      <w:bookmarkStart w:id="31" w:name="eq-held-out-set"/>
+      <w:bookmarkStart w:id="34" w:name="eq-held-out-set"/>
       <m:oMathPara>
         <m:oMathParaPr>
           <m:jc m:val="center"/>
@@ -3618,10 +4388,10 @@
           </m:r>
         </m:oMath>
       </m:oMathPara>
-      <w:bookmarkEnd w:id="31"/>
+      <w:bookmarkEnd w:id="34"/>
     </w:p>
-    <w:bookmarkEnd w:id="32"/>
-    <w:bookmarkStart w:id="33" w:name="rem-source-held-out-set"/>
+    <w:bookmarkEnd w:id="35"/>
+    <w:bookmarkStart w:id="36" w:name="rem-source-held-out-set"/>
     <w:p>
       <w:pPr>
         <w:pStyle w:val="FirstParagraph"/>
@@ -3659,8 +4429,8 @@
         <w:t xml:space="preserve">.</w:t>
       </w:r>
     </w:p>
-    <w:bookmarkEnd w:id="33"/>
-    <w:bookmarkStart w:id="36" w:name="def-prediction-rmse"/>
+    <w:bookmarkEnd w:id="36"/>
+    <w:bookmarkStart w:id="39" w:name="def-prediction-rmse"/>
     <w:p>
       <w:pPr>
         <w:pStyle w:val="BodyText"/>
@@ -3670,7 +4440,7 @@
           <w:b/>
           <w:bCs/>
         </w:rPr>
-        <w:t xml:space="preserve">Definition 9 (Root mean squared error of predictions)</w:t>
+        <w:t xml:space="preserve">Definition 10 (Root mean squared error of predictions)</w:t>
       </w:r>
       <w:r>
         <w:t xml:space="preserve"> </w:t>
@@ -3817,7 +4587,7 @@
       <w:r>
         <w:t xml:space="preserve"> </w:t>
       </w:r>
-      <w:hyperlink r:id="rId34">
+      <w:hyperlink r:id="rId37">
         <w:r>
           <w:rPr>
             <w:rStyle w:val="Hyperlink"/>
@@ -3833,7 +4603,7 @@
       <w:pPr>
         <w:pStyle w:val="BodyText"/>
       </w:pPr>
-      <w:bookmarkStart w:id="35" w:name="eq-prediction-rmse"/>
+      <w:bookmarkStart w:id="38" w:name="eq-prediction-rmse"/>
       <m:oMathPara>
         <m:oMathParaPr>
           <m:jc m:val="center"/>
@@ -3956,10 +4726,10 @@
           </m:r>
         </m:oMath>
       </m:oMathPara>
-      <w:bookmarkEnd w:id="35"/>
+      <w:bookmarkEnd w:id="38"/>
     </w:p>
-    <w:bookmarkEnd w:id="36"/>
-    <w:bookmarkStart w:id="39" w:name="def-training-mse"/>
+    <w:bookmarkEnd w:id="39"/>
+    <w:bookmarkStart w:id="42" w:name="def-training-mse"/>
     <w:p>
       <w:pPr>
         <w:pStyle w:val="FirstParagraph"/>
@@ -3969,7 +4739,7 @@
           <w:b/>
           <w:bCs/>
         </w:rPr>
-        <w:t xml:space="preserve">Definition 10 (Training error)</w:t>
+        <w:t xml:space="preserve">Definition 11 (Training error)</w:t>
       </w:r>
       <w:r>
         <w:t xml:space="preserve"> </w:t>
@@ -4070,7 +4840,7 @@
       <w:r>
         <w:t xml:space="preserve"> </w:t>
       </w:r>
-      <w:hyperlink r:id="rId34">
+      <w:hyperlink r:id="rId37">
         <w:r>
           <w:rPr>
             <w:rStyle w:val="Hyperlink"/>
@@ -4087,7 +4857,7 @@
       <w:r>
         <w:t xml:space="preserve"> </w:t>
       </w:r>
-      <w:hyperlink r:id="rId37">
+      <w:hyperlink r:id="rId40">
         <w:r>
           <w:rPr>
             <w:rStyle w:val="Hyperlink"/>
@@ -4173,7 +4943,7 @@
       <w:pPr>
         <w:pStyle w:val="BodyText"/>
       </w:pPr>
-      <w:bookmarkStart w:id="38" w:name="eq-training-mse"/>
+      <w:bookmarkStart w:id="41" w:name="eq-training-mse"/>
       <m:oMathPara>
         <m:oMathParaPr>
           <m:jc m:val="center"/>
@@ -4343,10 +5113,10 @@
           </m:r>
         </m:oMath>
       </m:oMathPara>
-      <w:bookmarkEnd w:id="38"/>
+      <w:bookmarkEnd w:id="41"/>
     </w:p>
-    <w:bookmarkEnd w:id="39"/>
-    <w:bookmarkStart w:id="40" w:name="rem-source-training-mse"/>
+    <w:bookmarkEnd w:id="42"/>
+    <w:bookmarkStart w:id="43" w:name="rem-source-training-mse"/>
     <w:p>
       <w:pPr>
         <w:pStyle w:val="FirstParagraph"/>
@@ -4393,9 +5163,9 @@
         <w:t xml:space="preserve">and define it for any loss.</w:t>
       </w:r>
     </w:p>
-    <w:bookmarkEnd w:id="40"/>
-    <w:bookmarkEnd w:id="41"/>
-    <w:bookmarkStart w:id="46" w:name="overfitting"/>
+    <w:bookmarkEnd w:id="43"/>
+    <w:bookmarkEnd w:id="44"/>
+    <w:bookmarkStart w:id="49" w:name="overfitting"/>
     <w:p>
       <w:pPr>
         <w:pStyle w:val="Heading2"/>
@@ -4404,7 +5174,7 @@
         <w:t xml:space="preserve">3 Overfitting</w:t>
       </w:r>
     </w:p>
-    <w:bookmarkStart w:id="42" w:name="exr-overfitting"/>
+    <w:bookmarkStart w:id="45" w:name="exr-overfitting"/>
     <w:p>
       <w:pPr>
         <w:pStyle w:val="FirstParagraph"/>
@@ -4617,8 +5387,8 @@
         <w:t xml:space="preserve">improve predictions for the held-out cars?</w:t>
       </w:r>
     </w:p>
-    <w:bookmarkEnd w:id="42"/>
-    <w:bookmarkStart w:id="43" w:name="sol-overfitting"/>
+    <w:bookmarkEnd w:id="45"/>
+    <w:bookmarkStart w:id="46" w:name="sol-overfitting"/>
     <w:p>
       <w:pPr>
         <w:pStyle w:val="FirstParagraph"/>
@@ -5841,8 +6611,8 @@
         <w:t xml:space="preserve">there the held-out RMSE also falls.</w:t>
       </w:r>
     </w:p>
-    <w:bookmarkEnd w:id="43"/>
-    <w:bookmarkStart w:id="44" w:name="def-overfitting"/>
+    <w:bookmarkEnd w:id="46"/>
+    <w:bookmarkStart w:id="47" w:name="def-overfitting"/>
     <w:p>
       <w:pPr>
         <w:pStyle w:val="FirstParagraph"/>
@@ -5852,7 +6622,7 @@
           <w:b/>
           <w:bCs/>
         </w:rPr>
-        <w:t xml:space="preserve">Definition 11 (Overfitting)</w:t>
+        <w:t xml:space="preserve">Definition 12 (Overfitting)</w:t>
       </w:r>
       <w:r>
         <w:t xml:space="preserve"> </w:t>
@@ -5911,8 +6681,8 @@
         <w:t xml:space="preserve">but predicts poorly for new observations.</w:t>
       </w:r>
     </w:p>
-    <w:bookmarkEnd w:id="44"/>
-    <w:bookmarkStart w:id="45" w:name="exm-overfitting-polynomial-cars"/>
+    <w:bookmarkEnd w:id="47"/>
+    <w:bookmarkStart w:id="48" w:name="exm-overfitting-polynomial-cars"/>
     <w:p>
       <w:pPr>
         <w:pStyle w:val="BodyText"/>
@@ -5922,7 +6692,7 @@
           <w:b/>
           <w:bCs/>
         </w:rPr>
-        <w:t xml:space="preserve">Example 2 (Overfitting in polynomial fits to cars)</w:t>
+        <w:t xml:space="preserve">Example 3 (Overfitting in polynomial fits to cars)</w:t>
       </w:r>
       <w:r>
         <w:t xml:space="preserve"> </w:t>
@@ -5969,9 +6739,9 @@
         <w:t xml:space="preserve">it is the beginning of overfitting, not a dramatic case.</w:t>
       </w:r>
     </w:p>
-    <w:bookmarkEnd w:id="45"/>
-    <w:bookmarkEnd w:id="46"/>
-    <w:bookmarkStart w:id="103" w:name="sec-generalization-error"/>
+    <w:bookmarkEnd w:id="48"/>
+    <w:bookmarkEnd w:id="49"/>
+    <w:bookmarkStart w:id="106" w:name="sec-generalization-error"/>
     <w:p>
       <w:pPr>
         <w:pStyle w:val="Heading2"/>
@@ -5980,7 +6750,7 @@
         <w:t xml:space="preserve">4 Generalization error</w:t>
       </w:r>
     </w:p>
-    <w:bookmarkStart w:id="47" w:name="exr-generalization-error"/>
+    <w:bookmarkStart w:id="50" w:name="exr-generalization-error"/>
     <w:p>
       <w:pPr>
         <w:pStyle w:val="FirstParagraph"/>
@@ -6257,7 +7027,7 @@
       <w:r>
         <w:t xml:space="preserve"> </w:t>
       </w:r>
-      <w:hyperlink r:id="rId27">
+      <w:hyperlink r:id="rId30">
         <w:r>
           <w:rPr>
             <w:rStyle w:val="Hyperlink"/>
@@ -6408,8 +7178,8 @@
         <w:t xml:space="preserve">use in place of your expectation?</w:t>
       </w:r>
     </w:p>
-    <w:bookmarkEnd w:id="47"/>
-    <w:bookmarkStart w:id="48" w:name="sol-generalization-error"/>
+    <w:bookmarkEnd w:id="50"/>
+    <w:bookmarkStart w:id="51" w:name="sol-generalization-error"/>
     <w:p>
       <w:pPr>
         <w:pStyle w:val="FirstParagraph"/>
@@ -6980,8 +7750,8 @@
         <w:t xml:space="preserve">was chosen to fit them.</w:t>
       </w:r>
     </w:p>
-    <w:bookmarkEnd w:id="48"/>
-    <w:bookmarkStart w:id="50" w:name="def-expected-generalization-error"/>
+    <w:bookmarkEnd w:id="51"/>
+    <w:bookmarkStart w:id="53" w:name="def-expected-generalization-error"/>
     <w:p>
       <w:pPr>
         <w:pStyle w:val="FirstParagraph"/>
@@ -6991,7 +7761,7 @@
           <w:b/>
           <w:bCs/>
         </w:rPr>
-        <w:t xml:space="preserve">Definition 12 (Expected generalization error (expected prediction error, expected test error))</w:t>
+        <w:t xml:space="preserve">Definition 13 (Expected generalization error (expected prediction error, expected test error))</w:t>
       </w:r>
       <w:r>
         <w:t xml:space="preserve"> </w:t>
@@ -7209,7 +7979,7 @@
       <w:pPr>
         <w:pStyle w:val="BodyText"/>
       </w:pPr>
-      <w:bookmarkStart w:id="49" w:name="eq-expected-generalization-error"/>
+      <w:bookmarkStart w:id="52" w:name="eq-expected-generalization-error"/>
       <m:oMathPara>
         <m:oMathParaPr>
           <m:jc m:val="center"/>
@@ -7496,10 +8266,10 @@
           </m:r>
         </m:oMath>
       </m:oMathPara>
-      <w:bookmarkEnd w:id="49"/>
+      <w:bookmarkEnd w:id="52"/>
     </w:p>
-    <w:bookmarkEnd w:id="50"/>
-    <w:bookmarkStart w:id="51" w:name="rem-source-expected-generalization-error"/>
+    <w:bookmarkEnd w:id="53"/>
+    <w:bookmarkStart w:id="54" w:name="rem-source-expected-generalization-error"/>
     <w:p>
       <w:pPr>
         <w:pStyle w:val="FirstParagraph"/>
@@ -7584,8 +8354,8 @@
         <w:t xml:space="preserve">.</w:t>
       </w:r>
     </w:p>
-    <w:bookmarkEnd w:id="51"/>
-    <w:bookmarkStart w:id="53" w:name="def-mean-function"/>
+    <w:bookmarkEnd w:id="54"/>
+    <w:bookmarkStart w:id="56" w:name="def-mean-function"/>
     <w:p>
       <w:pPr>
         <w:pStyle w:val="BodyText"/>
@@ -7595,7 +8365,7 @@
           <w:b/>
           <w:bCs/>
         </w:rPr>
-        <w:t xml:space="preserve">Definition 13 (Mean function)</w:t>
+        <w:t xml:space="preserve">Definition 14 (Mean function)</w:t>
       </w:r>
       <w:r>
         <w:t xml:space="preserve"> </w:t>
@@ -7708,7 +8478,7 @@
       <w:pPr>
         <w:pStyle w:val="BodyText"/>
       </w:pPr>
-      <w:bookmarkStart w:id="52" w:name="eq-mean-function"/>
+      <w:bookmarkStart w:id="55" w:name="eq-mean-function"/>
       <m:oMathPara>
         <m:oMathParaPr>
           <m:jc m:val="center"/>
@@ -7820,10 +8590,10 @@
           </m:r>
         </m:oMath>
       </m:oMathPara>
-      <w:bookmarkEnd w:id="52"/>
+      <w:bookmarkEnd w:id="55"/>
     </w:p>
-    <w:bookmarkEnd w:id="53"/>
-    <w:bookmarkStart w:id="55" w:name="def-epe"/>
+    <w:bookmarkEnd w:id="56"/>
+    <w:bookmarkStart w:id="58" w:name="def-epe"/>
     <w:p>
       <w:pPr>
         <w:pStyle w:val="FirstParagraph"/>
@@ -7833,7 +8603,7 @@
           <w:b/>
           <w:bCs/>
         </w:rPr>
-        <w:t xml:space="preserve">Definition 14 (Expected squared prediction error at a covariate value)</w:t>
+        <w:t xml:space="preserve">Definition 15 (Expected squared prediction error at a covariate value)</w:t>
       </w:r>
       <w:r>
         <w:t xml:space="preserve"> </w:t>
@@ -7911,7 +8681,7 @@
       <w:r>
         <w:t xml:space="preserve"> </w:t>
       </w:r>
-      <w:hyperlink r:id="rId27">
+      <w:hyperlink r:id="rId30">
         <w:r>
           <w:rPr>
             <w:rStyle w:val="Hyperlink"/>
@@ -8155,7 +8925,7 @@
       <w:pPr>
         <w:pStyle w:val="BodyText"/>
       </w:pPr>
-      <w:bookmarkStart w:id="54" w:name="eq-epe"/>
+      <w:bookmarkStart w:id="57" w:name="eq-epe"/>
       <m:oMathPara>
         <m:oMathParaPr>
           <m:jc m:val="center"/>
@@ -8391,10 +9161,10 @@
           </m:r>
         </m:oMath>
       </m:oMathPara>
-      <w:bookmarkEnd w:id="54"/>
+      <w:bookmarkEnd w:id="57"/>
     </w:p>
-    <w:bookmarkEnd w:id="55"/>
-    <w:bookmarkStart w:id="56" w:name="rem-source-epe"/>
+    <w:bookmarkEnd w:id="58"/>
+    <w:bookmarkStart w:id="59" w:name="rem-source-epe"/>
     <w:p>
       <w:pPr>
         <w:pStyle w:val="FirstParagraph"/>
@@ -8454,8 +9224,8 @@
         <w:t xml:space="preserve">.</w:t>
       </w:r>
     </w:p>
-    <w:bookmarkEnd w:id="56"/>
-    <w:bookmarkStart w:id="57" w:name="exr-expected-error-epe"/>
+    <w:bookmarkEnd w:id="59"/>
+    <w:bookmarkStart w:id="60" w:name="exr-expected-error-epe"/>
     <w:p>
       <w:pPr>
         <w:pStyle w:val="BodyText"/>
@@ -8789,8 +9559,8 @@
         <w:t xml:space="preserve">.</w:t>
       </w:r>
     </w:p>
-    <w:bookmarkEnd w:id="57"/>
-    <w:bookmarkStart w:id="59" w:name="sol-expected-error-epe"/>
+    <w:bookmarkEnd w:id="60"/>
+    <w:bookmarkStart w:id="62" w:name="sol-expected-error-epe"/>
     <w:p>
       <w:pPr>
         <w:pStyle w:val="BodyText"/>
@@ -10004,7 +10774,7 @@
       <w:r>
         <w:t xml:space="preserve"> </w:t>
       </w:r>
-      <w:hyperlink r:id="rId58">
+      <w:hyperlink r:id="rId61">
         <w:r>
           <w:rPr>
             <w:rStyle w:val="Hyperlink"/>
@@ -10251,7 +11021,7 @@
           <w:rPr>
             <w:rStyle w:val="Hyperlink"/>
           </w:rPr>
-          <w:t xml:space="preserve">Definition 14</w:t>
+          <w:t xml:space="preserve">Definition 15</w:t>
         </w:r>
       </w:hyperlink>
       <w:r>
@@ -10261,8 +11031,8 @@
         <w:t xml:space="preserve">requires.</w:t>
       </w:r>
     </w:p>
-    <w:bookmarkEnd w:id="59"/>
-    <w:bookmarkStart w:id="61" w:name="thm-expected-error-epe"/>
+    <w:bookmarkEnd w:id="62"/>
+    <w:bookmarkStart w:id="64" w:name="thm-expected-error-epe"/>
     <w:p>
       <w:pPr>
         <w:pStyle w:val="BodyText"/>
@@ -10482,7 +11252,7 @@
       <w:pPr>
         <w:pStyle w:val="BodyText"/>
       </w:pPr>
-      <w:bookmarkStart w:id="60" w:name="eq-expected-error-epe"/>
+      <w:bookmarkStart w:id="63" w:name="eq-expected-error-epe"/>
       <m:oMathPara>
         <m:oMathParaPr>
           <m:jc m:val="center"/>
@@ -10627,9 +11397,9 @@
           </m:r>
         </m:oMath>
       </m:oMathPara>
-      <w:bookmarkEnd w:id="60"/>
+      <w:bookmarkEnd w:id="63"/>
     </w:p>
-    <w:bookmarkEnd w:id="61"/>
+    <w:bookmarkEnd w:id="64"/>
     <w:p>
       <w:pPr>
         <w:pStyle w:val="FirstParagraph"/>
@@ -10662,7 +11432,7 @@
         <w:t xml:space="preserve">.</w:t>
       </w:r>
     </w:p>
-    <w:bookmarkStart w:id="63" w:name="def-average-fit"/>
+    <w:bookmarkStart w:id="66" w:name="def-average-fit"/>
     <w:p>
       <w:pPr>
         <w:pStyle w:val="BodyText"/>
@@ -10672,7 +11442,7 @@
           <w:b/>
           <w:bCs/>
         </w:rPr>
-        <w:t xml:space="preserve">Definition 15 (Average fit)</w:t>
+        <w:t xml:space="preserve">Definition 16 (Average fit)</w:t>
       </w:r>
       <w:r>
         <w:t xml:space="preserve"> </w:t>
@@ -10873,7 +11643,7 @@
       <w:pPr>
         <w:pStyle w:val="BodyText"/>
       </w:pPr>
-      <w:bookmarkStart w:id="62" w:name="eq-average-fit"/>
+      <w:bookmarkStart w:id="65" w:name="eq-average-fit"/>
       <m:oMathPara>
         <m:oMathParaPr>
           <m:jc m:val="center"/>
@@ -11023,9 +11793,9 @@
           </m:r>
         </m:oMath>
       </m:oMathPara>
-      <w:bookmarkEnd w:id="62"/>
+      <w:bookmarkEnd w:id="65"/>
     </w:p>
-    <w:bookmarkEnd w:id="63"/>
+    <w:bookmarkEnd w:id="66"/>
     <w:p>
       <w:pPr>
         <w:pStyle w:val="FirstParagraph"/>
@@ -11079,7 +11849,7 @@
         <w:t xml:space="preserve">and from each other.</w:t>
       </w:r>
     </w:p>
-    <w:bookmarkStart w:id="64" w:name="exm-average-fit"/>
+    <w:bookmarkStart w:id="67" w:name="exm-average-fit"/>
     <w:p>
       <w:pPr>
         <w:pStyle w:val="BodyText"/>
@@ -11089,7 +11859,7 @@
           <w:b/>
           <w:bCs/>
         </w:rPr>
-        <w:t xml:space="preserve">Example 3 (Computing the average fit)</w:t>
+        <w:t xml:space="preserve">Example 4 (Computing the average fit)</w:t>
       </w:r>
       <w:r>
         <w:t xml:space="preserve"> </w:t>
@@ -11323,8 +12093,8 @@
         </m:oMath>
       </m:oMathPara>
     </w:p>
-    <w:bookmarkEnd w:id="64"/>
-    <w:bookmarkStart w:id="67" w:name="def-prediction-bias"/>
+    <w:bookmarkEnd w:id="67"/>
+    <w:bookmarkStart w:id="70" w:name="def-prediction-bias"/>
     <w:p>
       <w:pPr>
         <w:pStyle w:val="FirstParagraph"/>
@@ -11334,7 +12104,7 @@
           <w:b/>
           <w:bCs/>
         </w:rPr>
-        <w:t xml:space="preserve">Definition 16 (Bias of a prediction)</w:t>
+        <w:t xml:space="preserve">Definition 17 (Bias of a prediction)</w:t>
       </w:r>
       <w:r>
         <w:t xml:space="preserve"> </w:t>
@@ -11566,7 +12336,7 @@
       <w:r>
         <w:t xml:space="preserve"> </w:t>
       </w:r>
-      <w:hyperlink r:id="rId65">
+      <w:hyperlink r:id="rId68">
         <w:r>
           <w:rPr>
             <w:rStyle w:val="Hyperlink"/>
@@ -11687,7 +12457,7 @@
       <w:pPr>
         <w:pStyle w:val="BodyText"/>
       </w:pPr>
-      <w:bookmarkStart w:id="66" w:name="eq-prediction-bias"/>
+      <w:bookmarkStart w:id="69" w:name="eq-prediction-bias"/>
       <m:oMathPara>
         <m:oMathParaPr>
           <m:jc m:val="center"/>
@@ -11889,7 +12659,7 @@
           </m:r>
         </m:oMath>
       </m:oMathPara>
-      <w:bookmarkEnd w:id="66"/>
+      <w:bookmarkEnd w:id="69"/>
     </w:p>
     <w:p>
       <w:pPr>
@@ -11976,7 +12746,7 @@
         <w:t xml:space="preserve">.</w:t>
       </w:r>
     </w:p>
-    <w:bookmarkEnd w:id="67"/>
+    <w:bookmarkEnd w:id="70"/>
     <w:p>
       <w:pPr>
         <w:pStyle w:val="BodyText"/>
@@ -12010,7 +12780,7 @@
         <w:t xml:space="preserve">the bias reflects the error introduced by approximating a real-world relationship by a model.</w:t>
       </w:r>
     </w:p>
-    <w:bookmarkStart w:id="68" w:name="exm-prediction-bias"/>
+    <w:bookmarkStart w:id="71" w:name="exm-prediction-bias"/>
     <w:p>
       <w:pPr>
         <w:pStyle w:val="BodyText"/>
@@ -12020,7 +12790,7 @@
           <w:b/>
           <w:bCs/>
         </w:rPr>
-        <w:t xml:space="preserve">Example 4 (Computing the bias of a prediction)</w:t>
+        <w:t xml:space="preserve">Example 5 (Computing the bias of a prediction)</w:t>
       </w:r>
       <w:r>
         <w:t xml:space="preserve"> </w:t>
@@ -12339,8 +13109,8 @@
         <w:t xml:space="preserve">.</w:t>
       </w:r>
     </w:p>
-    <w:bookmarkEnd w:id="68"/>
-    <w:bookmarkStart w:id="69" w:name="exr-epe-three-sources"/>
+    <w:bookmarkEnd w:id="71"/>
+    <w:bookmarkStart w:id="72" w:name="exr-epe-three-sources"/>
     <w:p>
       <w:pPr>
         <w:pStyle w:val="BodyText"/>
@@ -13132,8 +13902,8 @@
         <w:t xml:space="preserve">and which cannot?</w:t>
       </w:r>
     </w:p>
-    <w:bookmarkEnd w:id="69"/>
-    <w:bookmarkStart w:id="70" w:name="sol-epe-three-sources"/>
+    <w:bookmarkEnd w:id="72"/>
+    <w:bookmarkStart w:id="73" w:name="sol-epe-three-sources"/>
     <w:p>
       <w:pPr>
         <w:pStyle w:val="FirstParagraph"/>
@@ -13432,8 +14202,8 @@
         <w:t xml:space="preserve">in the new outcome.</w:t>
       </w:r>
     </w:p>
-    <w:bookmarkEnd w:id="70"/>
-    <w:bookmarkStart w:id="71" w:name="exr-epe-split-noise"/>
+    <w:bookmarkEnd w:id="73"/>
+    <w:bookmarkStart w:id="74" w:name="exr-epe-split-noise"/>
     <w:p>
       <w:pPr>
         <w:pStyle w:val="FirstParagraph"/>
@@ -13920,8 +14690,8 @@
         <w:t xml:space="preserve">and name the assumptions that make the cross term zero.</w:t>
       </w:r>
     </w:p>
-    <w:bookmarkEnd w:id="71"/>
-    <w:bookmarkStart w:id="75" w:name="sol-epe-split-noise"/>
+    <w:bookmarkEnd w:id="74"/>
+    <w:bookmarkStart w:id="78" w:name="sol-epe-split-noise"/>
     <w:p>
       <w:pPr>
         <w:pStyle w:val="BodyText"/>
@@ -14755,7 +15525,7 @@
       <w:r>
         <w:t xml:space="preserve"> </w:t>
       </w:r>
-      <w:hyperlink r:id="rId72">
+      <w:hyperlink r:id="rId75">
         <w:r>
           <w:rPr>
             <w:rStyle w:val="Hyperlink"/>
@@ -14786,7 +15556,7 @@
       <w:r>
         <w:t xml:space="preserve"> </w:t>
       </w:r>
-      <w:hyperlink r:id="rId73">
+      <w:hyperlink r:id="rId76">
         <w:r>
           <w:rPr>
             <w:rStyle w:val="Hyperlink"/>
@@ -16184,7 +16954,7 @@
       <w:pPr>
         <w:pStyle w:val="BodyText"/>
       </w:pPr>
-      <w:bookmarkStart w:id="74" w:name="eq-epe-after-noise"/>
+      <w:bookmarkStart w:id="77" w:name="eq-epe-after-noise"/>
       <m:oMathPara>
         <m:oMathParaPr>
           <m:jc m:val="center"/>
@@ -16475,7 +17245,7 @@
           </m:r>
         </m:oMath>
       </m:oMathPara>
-      <w:bookmarkEnd w:id="74"/>
+      <w:bookmarkEnd w:id="77"/>
     </w:p>
     <w:p>
       <w:pPr>
@@ -16670,8 +17440,8 @@
         <w:t xml:space="preserve">whose noise helped determine the prediction.</w:t>
       </w:r>
     </w:p>
-    <w:bookmarkEnd w:id="75"/>
-    <w:bookmarkStart w:id="76" w:name="exr-epe-split-bias"/>
+    <w:bookmarkEnd w:id="78"/>
+    <w:bookmarkStart w:id="79" w:name="exr-epe-split-bias"/>
     <w:p>
       <w:pPr>
         <w:pStyle w:val="BodyText"/>
@@ -16995,8 +17765,8 @@
         <w:t xml:space="preserve">and what makes the cross term zero this time?</w:t>
       </w:r>
     </w:p>
-    <w:bookmarkEnd w:id="76"/>
-    <w:bookmarkStart w:id="79" w:name="sol-epe-split-bias"/>
+    <w:bookmarkEnd w:id="79"/>
+    <w:bookmarkStart w:id="82" w:name="sol-epe-split-bias"/>
     <w:p>
       <w:pPr>
         <w:pStyle w:val="BodyText"/>
@@ -19406,7 +20176,7 @@
       <w:r>
         <w:t xml:space="preserve"> </w:t>
       </w:r>
-      <w:hyperlink r:id="rId77">
+      <w:hyperlink r:id="rId80">
         <w:r>
           <w:rPr>
             <w:rStyle w:val="Hyperlink"/>
@@ -20020,7 +20790,7 @@
       <w:pPr>
         <w:pStyle w:val="BodyText"/>
       </w:pPr>
-      <w:bookmarkStart w:id="78" w:name="eq-epe-after-bias"/>
+      <w:bookmarkStart w:id="81" w:name="eq-epe-after-bias"/>
       <m:oMathPara>
         <m:oMathParaPr>
           <m:jc m:val="center"/>
@@ -20348,7 +21118,7 @@
           </m:r>
         </m:oMath>
       </m:oMathPara>
-      <w:bookmarkEnd w:id="78"/>
+      <w:bookmarkEnd w:id="81"/>
     </w:p>
     <w:p>
       <w:pPr>
@@ -20384,8 +21154,8 @@
         <w:t xml:space="preserve">This split is specific to squared-error loss, the loss these notes use.</w:t>
       </w:r>
     </w:p>
-    <w:bookmarkEnd w:id="79"/>
-    <w:bookmarkStart w:id="81" w:name="thm-epe-decomposition"/>
+    <w:bookmarkEnd w:id="82"/>
+    <w:bookmarkStart w:id="84" w:name="thm-epe-decomposition"/>
     <w:p>
       <w:pPr>
         <w:pStyle w:val="BodyText"/>
@@ -20906,7 +21676,7 @@
       <w:r>
         <w:t xml:space="preserve"> </w:t>
       </w:r>
-      <w:hyperlink r:id="rId77">
+      <w:hyperlink r:id="rId80">
         <w:r>
           <w:rPr>
             <w:rStyle w:val="Hyperlink"/>
@@ -20948,7 +21718,7 @@
       <w:pPr>
         <w:pStyle w:val="BodyText"/>
       </w:pPr>
-      <w:bookmarkStart w:id="80" w:name="eq-epe-decomposition"/>
+      <w:bookmarkStart w:id="83" w:name="eq-epe-decomposition"/>
       <m:oMathPara>
         <m:oMathParaPr>
           <m:jc m:val="center"/>
@@ -21214,9 +21984,9 @@
           </m:r>
         </m:oMath>
       </m:oMathPara>
-      <w:bookmarkEnd w:id="80"/>
+      <w:bookmarkEnd w:id="83"/>
     </w:p>
-    <w:bookmarkEnd w:id="81"/>
+    <w:bookmarkEnd w:id="84"/>
     <w:p>
       <w:pPr>
         <w:pStyle w:val="FirstParagraph"/>
@@ -22010,7 +22780,7 @@
         </m:oMath>
       </m:oMathPara>
     </w:p>
-    <w:bookmarkStart w:id="82" w:name="def-irreducible-error"/>
+    <w:bookmarkStart w:id="85" w:name="def-irreducible-error"/>
     <w:p>
       <w:pPr>
         <w:pStyle w:val="FirstParagraph"/>
@@ -22020,7 +22790,7 @@
           <w:b/>
           <w:bCs/>
         </w:rPr>
-        <w:t xml:space="preserve">Definition 17 (Irreducible error)</w:t>
+        <w:t xml:space="preserve">Definition 18 (Irreducible error)</w:t>
       </w:r>
       <w:r>
         <w:t xml:space="preserve"> </w:t>
@@ -22257,7 +23027,7 @@
         <w:t xml:space="preserve">.</w:t>
       </w:r>
     </w:p>
-    <w:bookmarkEnd w:id="82"/>
+    <w:bookmarkEnd w:id="85"/>
     <w:p>
       <w:pPr>
         <w:pStyle w:val="BodyText"/>
@@ -22285,7 +23055,7 @@
         <w:t xml:space="preserve">.</w:t>
       </w:r>
     </w:p>
-    <w:bookmarkStart w:id="85" w:name="rem-generalization-error"/>
+    <w:bookmarkStart w:id="88" w:name="rem-generalization-error"/>
     <w:p>
       <w:pPr>
         <w:pStyle w:val="BodyText"/>
@@ -22396,7 +23166,7 @@
       <w:r>
         <w:t xml:space="preserve"> </w:t>
       </w:r>
-      <w:hyperlink r:id="rId83">
+      <w:hyperlink r:id="rId86">
         <w:r>
           <w:rPr>
             <w:rStyle w:val="Hyperlink"/>
@@ -22461,7 +23231,7 @@
       <w:r>
         <w:t xml:space="preserve"> </w:t>
       </w:r>
-      <w:hyperlink r:id="rId84">
+      <w:hyperlink r:id="rId87">
         <w:r>
           <w:rPr>
             <w:rStyle w:val="Hyperlink"/>
@@ -22671,8 +23441,8 @@
         <w:t xml:space="preserve">into a squared bias, a variance and a noise variance.</w:t>
       </w:r>
     </w:p>
-    <w:bookmarkEnd w:id="85"/>
-    <w:bookmarkStart w:id="87" w:name="def-flexibility"/>
+    <w:bookmarkEnd w:id="88"/>
+    <w:bookmarkStart w:id="90" w:name="def-flexibility"/>
     <w:p>
       <w:pPr>
         <w:pStyle w:val="BodyText"/>
@@ -22682,7 +23452,7 @@
           <w:b/>
           <w:bCs/>
         </w:rPr>
-        <w:t xml:space="preserve">Definition 18 (Flexibility)</w:t>
+        <w:t xml:space="preserve">Definition 19 (Flexibility)</w:t>
       </w:r>
       <w:r>
         <w:t xml:space="preserve"> </w:t>
@@ -22946,7 +23716,7 @@
       <w:pPr>
         <w:pStyle w:val="BodyText"/>
       </w:pPr>
-      <w:bookmarkStart w:id="86" w:name="eq-flexibility"/>
+      <w:bookmarkStart w:id="89" w:name="eq-flexibility"/>
       <m:oMathPara>
         <m:oMathParaPr>
           <m:jc m:val="center"/>
@@ -23016,10 +23786,10 @@
           </m:r>
         </m:oMath>
       </m:oMathPara>
-      <w:bookmarkEnd w:id="86"/>
+      <w:bookmarkEnd w:id="89"/>
     </w:p>
-    <w:bookmarkEnd w:id="87"/>
-    <w:bookmarkStart w:id="88" w:name="rem-source-flexibility"/>
+    <w:bookmarkEnd w:id="90"/>
+    <w:bookmarkStart w:id="91" w:name="rem-source-flexibility"/>
     <w:p>
       <w:pPr>
         <w:pStyle w:val="FirstParagraph"/>
@@ -23044,8 +23814,8 @@
         <w:t xml:space="preserve">use flexibility without a formal definition.</w:t>
       </w:r>
     </w:p>
-    <w:bookmarkEnd w:id="88"/>
-    <w:bookmarkStart w:id="89" w:name="rem-flexibility"/>
+    <w:bookmarkEnd w:id="91"/>
+    <w:bookmarkStart w:id="92" w:name="rem-flexibility"/>
     <w:p>
       <w:pPr>
         <w:pStyle w:val="BodyText"/>
@@ -23226,7 +23996,7 @@
           <w:rPr>
             <w:rStyle w:val="Hyperlink"/>
           </w:rPr>
-          <w:t xml:space="preserve">Definition 18</w:t>
+          <w:t xml:space="preserve">Definition 19</w:t>
         </w:r>
       </w:hyperlink>
       <w:r>
@@ -23278,8 +24048,8 @@
         <w:t xml:space="preserve">.</w:t>
       </w:r>
     </w:p>
-    <w:bookmarkEnd w:id="89"/>
-    <w:bookmarkStart w:id="91" w:name="def-bias-variance-tradeoff"/>
+    <w:bookmarkEnd w:id="92"/>
+    <w:bookmarkStart w:id="94" w:name="def-bias-variance-tradeoff"/>
     <w:p>
       <w:pPr>
         <w:pStyle w:val="BodyText"/>
@@ -23289,7 +24059,7 @@
           <w:b/>
           <w:bCs/>
         </w:rPr>
-        <w:t xml:space="preserve">Definition 19 (Bias–variance trade-off)</w:t>
+        <w:t xml:space="preserve">Definition 20 (Bias–variance trade-off)</w:t>
       </w:r>
       <w:r>
         <w:t xml:space="preserve"> </w:t>
@@ -23575,7 +24345,7 @@
       <w:r>
         <w:t xml:space="preserve"> </w:t>
       </w:r>
-      <w:hyperlink r:id="rId77">
+      <w:hyperlink r:id="rId80">
         <w:r>
           <w:rPr>
             <w:rStyle w:val="Hyperlink"/>
@@ -23594,7 +24364,7 @@
       <w:pPr>
         <w:pStyle w:val="BodyText"/>
       </w:pPr>
-      <w:bookmarkStart w:id="90" w:name="eq-bias-variance-tradeoff"/>
+      <w:bookmarkStart w:id="93" w:name="eq-bias-variance-tradeoff"/>
       <m:oMathPara>
         <m:oMathParaPr>
           <m:jc m:val="center"/>
@@ -24091,7 +24861,7 @@
           </m:r>
         </m:oMath>
       </m:oMathPara>
-      <w:bookmarkEnd w:id="90"/>
+      <w:bookmarkEnd w:id="93"/>
     </w:p>
     <w:p>
       <w:pPr>
@@ -24110,8 +24880,8 @@
         <w:t xml:space="preserve">.</w:t>
       </w:r>
     </w:p>
-    <w:bookmarkEnd w:id="91"/>
-    <w:bookmarkStart w:id="92" w:name="rem-overfitting-tradeoff"/>
+    <w:bookmarkEnd w:id="94"/>
+    <w:bookmarkStart w:id="95" w:name="rem-overfitting-tradeoff"/>
     <w:p>
       <w:pPr>
         <w:pStyle w:val="BodyText"/>
@@ -24726,8 +25496,8 @@
         <w:t xml:space="preserve">but predict new observations worse.</w:t>
       </w:r>
     </w:p>
-    <w:bookmarkEnd w:id="92"/>
-    <w:bookmarkStart w:id="93" w:name="rem-overfitting-causes"/>
+    <w:bookmarkEnd w:id="95"/>
+    <w:bookmarkStart w:id="96" w:name="rem-overfitting-causes"/>
     <w:p>
       <w:pPr>
         <w:pStyle w:val="BodyText"/>
@@ -24845,8 +25615,8 @@
         <w:t xml:space="preserve">the degree-4 fit has five coefficients for those 20 cars.</w:t>
       </w:r>
     </w:p>
-    <w:bookmarkEnd w:id="93"/>
-    <w:bookmarkStart w:id="94" w:name="exr-held-out-unbiased"/>
+    <w:bookmarkEnd w:id="96"/>
+    <w:bookmarkStart w:id="97" w:name="exr-held-out-unbiased"/>
     <w:p>
       <w:pPr>
         <w:pStyle w:val="BodyText"/>
@@ -25200,7 +25970,7 @@
           <w:rPr>
             <w:rStyle w:val="Hyperlink"/>
           </w:rPr>
-          <w:t xml:space="preserve">Definition 7</w:t>
+          <w:t xml:space="preserve">Definition 8</w:t>
         </w:r>
       </w:hyperlink>
       <w:r>
@@ -25285,7 +26055,7 @@
       <w:r>
         <w:t xml:space="preserve"> </w:t>
       </w:r>
-      <w:hyperlink r:id="rId34">
+      <w:hyperlink r:id="rId37">
         <w:r>
           <w:rPr>
             <w:rStyle w:val="Hyperlink"/>
@@ -25557,8 +26327,8 @@
         </m:oMath>
       </m:oMathPara>
     </w:p>
-    <w:bookmarkEnd w:id="94"/>
-    <w:bookmarkStart w:id="95" w:name="sol-held-out-unbiased"/>
+    <w:bookmarkEnd w:id="97"/>
+    <w:bookmarkStart w:id="98" w:name="sol-held-out-unbiased"/>
     <w:p>
       <w:pPr>
         <w:pStyle w:val="FirstParagraph"/>
@@ -27154,8 +27924,8 @@
         <w:t xml:space="preserve">.</w:t>
       </w:r>
     </w:p>
-    <w:bookmarkEnd w:id="95"/>
-    <w:bookmarkStart w:id="96" w:name="thm-held-out-unbiased"/>
+    <w:bookmarkEnd w:id="98"/>
+    <w:bookmarkStart w:id="99" w:name="thm-held-out-unbiased"/>
     <w:p>
       <w:pPr>
         <w:pStyle w:val="BodyText"/>
@@ -27575,7 +28345,7 @@
       <w:r>
         <w:t xml:space="preserve"> </w:t>
       </w:r>
-      <w:hyperlink r:id="rId34">
+      <w:hyperlink r:id="rId37">
         <w:r>
           <w:rPr>
             <w:rStyle w:val="Hyperlink"/>
@@ -27859,7 +28629,7 @@
         </m:oMath>
       </m:oMathPara>
     </w:p>
-    <w:bookmarkEnd w:id="96"/>
+    <w:bookmarkEnd w:id="99"/>
     <w:p>
       <w:pPr>
         <w:pStyle w:val="FirstParagraph"/>
@@ -27892,7 +28662,7 @@
         <w:t xml:space="preserve">.</w:t>
       </w:r>
     </w:p>
-    <w:bookmarkStart w:id="97" w:name="rem-training-mse-optimistic"/>
+    <w:bookmarkStart w:id="100" w:name="rem-training-mse-optimistic"/>
     <w:p>
       <w:pPr>
         <w:pStyle w:val="BodyText"/>
@@ -28210,8 +28980,8 @@
         <w:t xml:space="preserve">while held-out RMSE does not.</w:t>
       </w:r>
     </w:p>
-    <w:bookmarkEnd w:id="97"/>
-    <w:bookmarkStart w:id="102" w:name="exm-train-test-error-simulated"/>
+    <w:bookmarkEnd w:id="100"/>
+    <w:bookmarkStart w:id="105" w:name="exm-train-test-error-simulated"/>
     <w:p>
       <w:pPr>
         <w:pStyle w:val="BodyText"/>
@@ -28221,7 +28991,7 @@
           <w:b/>
           <w:bCs/>
         </w:rPr>
-        <w:t xml:space="preserve">Example 5 (Training error and generalization error by degree)</w:t>
+        <w:t xml:space="preserve">Example 6 (Training error and generalization error by degree)</w:t>
       </w:r>
       <w:r>
         <w:t xml:space="preserve"> </w:t>
@@ -29575,7 +30345,7 @@
       <w:tr>
         <w:tc>
           <w:tcPr/>
-          <w:bookmarkStart w:id="101" w:name="fig-train-test-error"/>
+          <w:bookmarkStart w:id="104" w:name="fig-train-test-error"/>
           <w:p>
             <w:pPr>
               <w:pStyle w:val="SourceCode"/>
@@ -30290,18 +31060,18 @@
                 <wp:inline>
                   <wp:extent cx="4620126" cy="3696101"/>
                   <wp:effectExtent b="0" l="0" r="0" t="0"/>
-                  <wp:docPr descr="" title="" id="99" name="Picture"/>
+                  <wp:docPr descr="" title="" id="102" name="Picture"/>
                   <a:graphic>
                     <a:graphicData uri="http://schemas.openxmlformats.org/drawingml/2006/picture">
                       <pic:pic>
                         <pic:nvPicPr>
-                          <pic:cNvPr descr="model-validation_files/figure-docx/train-test-error-plot-1.png" id="100" name="Picture"/>
+                          <pic:cNvPr descr="model-validation_files/figure-docx/train-test-error-plot-1.png" id="103" name="Picture"/>
                           <pic:cNvPicPr>
                             <a:picLocks noChangeArrowheads="1" noChangeAspect="1"/>
                           </pic:cNvPicPr>
                         </pic:nvPicPr>
                         <pic:blipFill>
-                          <a:blip r:embed="rId98"/>
+                          <a:blip r:embed="rId101"/>
                           <a:stretch>
                             <a:fillRect/>
                           </a:stretch>
@@ -30433,7 +31203,7 @@
               <w:t xml:space="preserve">.</w:t>
             </w:r>
           </w:p>
-          <w:bookmarkEnd w:id="101"/>
+          <w:bookmarkEnd w:id="104"/>
         </w:tc>
       </w:tr>
     </w:tbl>
@@ -30939,9 +31709,9 @@
         <w:t xml:space="preserve">.</w:t>
       </w:r>
     </w:p>
-    <w:bookmarkEnd w:id="102"/>
-    <w:bookmarkEnd w:id="103"/>
-    <w:bookmarkStart w:id="150" w:name="sec-data-splits"/>
+    <w:bookmarkEnd w:id="105"/>
+    <w:bookmarkEnd w:id="106"/>
+    <w:bookmarkStart w:id="153" w:name="sec-data-splits"/>
     <w:p>
       <w:pPr>
         <w:pStyle w:val="Heading2"/>
@@ -30950,7 +31720,7 @@
         <w:t xml:space="preserve">5 Training, validation, and test sets</w:t>
       </w:r>
     </w:p>
-    <w:bookmarkStart w:id="104" w:name="exr-data-splits"/>
+    <w:bookmarkStart w:id="107" w:name="exr-data-splits"/>
     <w:p>
       <w:pPr>
         <w:pStyle w:val="FirstParagraph"/>
@@ -31083,8 +31853,8 @@
         <w:t xml:space="preserve">How many cars are in each set?</w:t>
       </w:r>
     </w:p>
-    <w:bookmarkEnd w:id="104"/>
-    <w:bookmarkStart w:id="105" w:name="sol-data-splits"/>
+    <w:bookmarkEnd w:id="107"/>
+    <w:bookmarkStart w:id="108" w:name="sol-data-splits"/>
     <w:p>
       <w:pPr>
         <w:pStyle w:val="BodyText"/>
@@ -31319,8 +32089,8 @@
         <w:t xml:space="preserve">test cars.</w:t>
       </w:r>
     </w:p>
-    <w:bookmarkEnd w:id="105"/>
-    <w:bookmarkStart w:id="107" w:name="def-data-splits"/>
+    <w:bookmarkEnd w:id="108"/>
+    <w:bookmarkStart w:id="110" w:name="def-data-splits"/>
     <w:p>
       <w:pPr>
         <w:pStyle w:val="BodyText"/>
@@ -31330,7 +32100,7 @@
           <w:b/>
           <w:bCs/>
         </w:rPr>
-        <w:t xml:space="preserve">Definition 20 (Training/validation/test split)</w:t>
+        <w:t xml:space="preserve">Definition 21 (Training/validation/test split)</w:t>
       </w:r>
       <w:r>
         <w:t xml:space="preserve"> </w:t>
@@ -31522,7 +32292,7 @@
       <w:pPr>
         <w:pStyle w:val="BodyText"/>
       </w:pPr>
-      <w:bookmarkStart w:id="106" w:name="eq-data-splits"/>
+      <w:bookmarkStart w:id="109" w:name="eq-data-splits"/>
       <m:oMathPara>
         <m:oMathParaPr>
           <m:jc m:val="center"/>
@@ -31976,7 +32746,7 @@
           </m:r>
         </m:oMath>
       </m:oMathPara>
-      <w:bookmarkEnd w:id="106"/>
+      <w:bookmarkEnd w:id="109"/>
     </w:p>
     <w:p>
       <w:pPr>
@@ -31995,8 +32765,8 @@
         <w:t xml:space="preserve">.</w:t>
       </w:r>
     </w:p>
-    <w:bookmarkEnd w:id="107"/>
-    <w:bookmarkStart w:id="108" w:name="exm-data-splits-sizes"/>
+    <w:bookmarkEnd w:id="110"/>
+    <w:bookmarkStart w:id="111" w:name="exm-data-splits-sizes"/>
     <w:p>
       <w:pPr>
         <w:pStyle w:val="BodyText"/>
@@ -32006,7 +32776,7 @@
           <w:b/>
           <w:bCs/>
         </w:rPr>
-        <w:t xml:space="preserve">Example 6 (Split sizes for 32 cars)</w:t>
+        <w:t xml:space="preserve">Example 7 (Split sizes for 32 cars)</w:t>
       </w:r>
       <w:r>
         <w:t xml:space="preserve"> </w:t>
@@ -32070,8 +32840,8 @@
         <w:t xml:space="preserve">and the 7 test cars are used only once, after the model is chosen.</w:t>
       </w:r>
     </w:p>
-    <w:bookmarkEnd w:id="108"/>
-    <w:bookmarkStart w:id="110" w:name="def-tuning-parameter"/>
+    <w:bookmarkEnd w:id="111"/>
+    <w:bookmarkStart w:id="113" w:name="def-tuning-parameter"/>
     <w:p>
       <w:pPr>
         <w:pStyle w:val="BodyText"/>
@@ -32081,7 +32851,7 @@
           <w:b/>
           <w:bCs/>
         </w:rPr>
-        <w:t xml:space="preserve">Definition 21 (Tuning parameter)</w:t>
+        <w:t xml:space="preserve">Definition 22 (Tuning parameter)</w:t>
       </w:r>
       <w:r>
         <w:t xml:space="preserve"> </w:t>
@@ -32161,7 +32931,7 @@
       <w:pPr>
         <w:pStyle w:val="BodyText"/>
       </w:pPr>
-      <w:bookmarkStart w:id="109" w:name="eq-tuning-parameter"/>
+      <w:bookmarkStart w:id="112" w:name="eq-tuning-parameter"/>
       <m:oMathPara>
         <m:oMathParaPr>
           <m:jc m:val="center"/>
@@ -32281,10 +33051,10 @@
           </m:r>
         </m:oMath>
       </m:oMathPara>
-      <w:bookmarkEnd w:id="109"/>
+      <w:bookmarkEnd w:id="112"/>
     </w:p>
-    <w:bookmarkEnd w:id="110"/>
-    <w:bookmarkStart w:id="111" w:name="exm-tuning-parameter"/>
+    <w:bookmarkEnd w:id="113"/>
+    <w:bookmarkStart w:id="114" w:name="exm-tuning-parameter"/>
     <w:p>
       <w:pPr>
         <w:pStyle w:val="FirstParagraph"/>
@@ -32294,7 +33064,7 @@
           <w:b/>
           <w:bCs/>
         </w:rPr>
-        <w:t xml:space="preserve">Example 7 (Polynomial degree)</w:t>
+        <w:t xml:space="preserve">Example 8 (Polynomial degree)</w:t>
       </w:r>
       <w:r>
         <w:t xml:space="preserve"> </w:t>
@@ -32469,8 +33239,8 @@
         <w:t xml:space="preserve">.</w:t>
       </w:r>
     </w:p>
-    <w:bookmarkEnd w:id="111"/>
-    <w:bookmarkStart w:id="113" w:name="def-validation-set"/>
+    <w:bookmarkEnd w:id="114"/>
+    <w:bookmarkStart w:id="116" w:name="def-validation-set"/>
     <w:p>
       <w:pPr>
         <w:pStyle w:val="BodyText"/>
@@ -32480,7 +33250,7 @@
           <w:b/>
           <w:bCs/>
         </w:rPr>
-        <w:t xml:space="preserve">Definition 22 (Validation set)</w:t>
+        <w:t xml:space="preserve">Definition 23 (Validation set)</w:t>
       </w:r>
       <w:r>
         <w:t xml:space="preserve"> </w:t>
@@ -32590,7 +33360,7 @@
       <w:pPr>
         <w:pStyle w:val="BodyText"/>
       </w:pPr>
-      <w:bookmarkStart w:id="112" w:name="eq-validation-set"/>
+      <w:bookmarkStart w:id="115" w:name="eq-validation-set"/>
       <m:oMathPara>
         <m:oMathParaPr>
           <m:jc m:val="center"/>
@@ -32711,10 +33481,10 @@
           </m:r>
         </m:oMath>
       </m:oMathPara>
-      <w:bookmarkEnd w:id="112"/>
+      <w:bookmarkEnd w:id="115"/>
     </w:p>
-    <w:bookmarkEnd w:id="113"/>
-    <w:bookmarkStart w:id="115" w:name="def-validation-error"/>
+    <w:bookmarkEnd w:id="116"/>
+    <w:bookmarkStart w:id="118" w:name="def-validation-error"/>
     <w:p>
       <w:pPr>
         <w:pStyle w:val="FirstParagraph"/>
@@ -32724,7 +33494,7 @@
           <w:b/>
           <w:bCs/>
         </w:rPr>
-        <w:t xml:space="preserve">Definition 23 (Validation error)</w:t>
+        <w:t xml:space="preserve">Definition 24 (Validation error)</w:t>
       </w:r>
       <w:r>
         <w:t xml:space="preserve"> </w:t>
@@ -32825,7 +33595,7 @@
       <w:r>
         <w:t xml:space="preserve"> </w:t>
       </w:r>
-      <w:hyperlink r:id="rId34">
+      <w:hyperlink r:id="rId37">
         <w:r>
           <w:rPr>
             <w:rStyle w:val="Hyperlink"/>
@@ -32888,7 +33658,7 @@
       <w:pPr>
         <w:pStyle w:val="BodyText"/>
       </w:pPr>
-      <w:bookmarkStart w:id="114" w:name="eq-validation-error"/>
+      <w:bookmarkStart w:id="117" w:name="eq-validation-error"/>
       <m:oMathPara>
         <m:oMathParaPr>
           <m:jc m:val="center"/>
@@ -33132,10 +33902,10 @@
           </m:r>
         </m:oMath>
       </m:oMathPara>
-      <w:bookmarkEnd w:id="114"/>
+      <w:bookmarkEnd w:id="117"/>
     </w:p>
-    <w:bookmarkEnd w:id="115"/>
-    <w:bookmarkStart w:id="117" w:name="def-validation-choice"/>
+    <w:bookmarkEnd w:id="118"/>
+    <w:bookmarkStart w:id="120" w:name="def-validation-choice"/>
     <w:p>
       <w:pPr>
         <w:pStyle w:val="FirstParagraph"/>
@@ -33145,7 +33915,7 @@
           <w:b/>
           <w:bCs/>
         </w:rPr>
-        <w:t xml:space="preserve">Definition 24 (Validation choice)</w:t>
+        <w:t xml:space="preserve">Definition 25 (Validation choice)</w:t>
       </w:r>
       <w:r>
         <w:t xml:space="preserve"> </w:t>
@@ -33308,7 +34078,7 @@
       <w:r>
         <w:t xml:space="preserve"> </w:t>
       </w:r>
-      <w:hyperlink r:id="rId34">
+      <w:hyperlink r:id="rId37">
         <w:r>
           <w:rPr>
             <w:rStyle w:val="Hyperlink"/>
@@ -33341,7 +34111,7 @@
       <w:pPr>
         <w:pStyle w:val="BodyText"/>
       </w:pPr>
-      <w:bookmarkStart w:id="116" w:name="eq-validation-choice"/>
+      <w:bookmarkStart w:id="119" w:name="eq-validation-choice"/>
       <m:oMathPara>
         <m:oMathParaPr>
           <m:jc m:val="center"/>
@@ -33618,10 +34388,10 @@
           </m:r>
         </m:oMath>
       </m:oMathPara>
-      <w:bookmarkEnd w:id="116"/>
+      <w:bookmarkEnd w:id="119"/>
     </w:p>
-    <w:bookmarkEnd w:id="117"/>
-    <w:bookmarkStart w:id="119" w:name="def-test-set"/>
+    <w:bookmarkEnd w:id="120"/>
+    <w:bookmarkStart w:id="122" w:name="def-test-set"/>
     <w:p>
       <w:pPr>
         <w:pStyle w:val="FirstParagraph"/>
@@ -33631,7 +34401,7 @@
           <w:b/>
           <w:bCs/>
         </w:rPr>
-        <w:t xml:space="preserve">Definition 25 (Test set)</w:t>
+        <w:t xml:space="preserve">Definition 26 (Test set)</w:t>
       </w:r>
       <w:r>
         <w:t xml:space="preserve"> </w:t>
@@ -33765,7 +34535,7 @@
       <w:pPr>
         <w:pStyle w:val="BodyText"/>
       </w:pPr>
-      <w:bookmarkStart w:id="118" w:name="eq-test-set"/>
+      <w:bookmarkStart w:id="121" w:name="eq-test-set"/>
       <m:oMathPara>
         <m:oMathParaPr>
           <m:jc m:val="center"/>
@@ -33886,10 +34656,10 @@
           </m:r>
         </m:oMath>
       </m:oMathPara>
-      <w:bookmarkEnd w:id="118"/>
+      <w:bookmarkEnd w:id="121"/>
     </w:p>
-    <w:bookmarkEnd w:id="119"/>
-    <w:bookmarkStart w:id="121" w:name="def-test-error"/>
+    <w:bookmarkEnd w:id="122"/>
+    <w:bookmarkStart w:id="124" w:name="def-test-error"/>
     <w:p>
       <w:pPr>
         <w:pStyle w:val="FirstParagraph"/>
@@ -33899,7 +34669,7 @@
           <w:b/>
           <w:bCs/>
         </w:rPr>
-        <w:t xml:space="preserve">Definition 26 (Test error)</w:t>
+        <w:t xml:space="preserve">Definition 27 (Test error)</w:t>
       </w:r>
       <w:r>
         <w:t xml:space="preserve"> </w:t>
@@ -34000,7 +34770,7 @@
       <w:r>
         <w:t xml:space="preserve"> </w:t>
       </w:r>
-      <w:hyperlink r:id="rId34">
+      <w:hyperlink r:id="rId37">
         <w:r>
           <w:rPr>
             <w:rStyle w:val="Hyperlink"/>
@@ -34063,7 +34833,7 @@
       <w:pPr>
         <w:pStyle w:val="BodyText"/>
       </w:pPr>
-      <w:bookmarkStart w:id="120" w:name="eq-test-error"/>
+      <w:bookmarkStart w:id="123" w:name="eq-test-error"/>
       <m:oMathPara>
         <m:oMathParaPr>
           <m:jc m:val="center"/>
@@ -34307,10 +35077,10 @@
           </m:r>
         </m:oMath>
       </m:oMathPara>
-      <w:bookmarkEnd w:id="120"/>
+      <w:bookmarkEnd w:id="123"/>
     </w:p>
-    <w:bookmarkEnd w:id="121"/>
-    <w:bookmarkStart w:id="125" w:name="rem-data-splits"/>
+    <w:bookmarkEnd w:id="124"/>
+    <w:bookmarkStart w:id="128" w:name="rem-data-splits"/>
     <w:p>
       <w:pPr>
         <w:pStyle w:val="FirstParagraph"/>
@@ -34485,7 +35255,7 @@
       <w:r>
         <w:t xml:space="preserve"> </w:t>
       </w:r>
-      <w:hyperlink r:id="rId122">
+      <w:hyperlink r:id="rId125">
         <w:r>
           <w:rPr>
             <w:rStyle w:val="Hyperlink"/>
@@ -34505,7 +35275,7 @@
       <w:r>
         <w:t xml:space="preserve"> </w:t>
       </w:r>
-      <w:hyperlink r:id="rId123">
+      <w:hyperlink r:id="rId126">
         <w:r>
           <w:rPr>
             <w:rStyle w:val="Hyperlink"/>
@@ -34525,7 +35295,7 @@
       <w:r>
         <w:t xml:space="preserve"> </w:t>
       </w:r>
-      <w:hyperlink r:id="rId124">
+      <w:hyperlink r:id="rId127">
         <w:r>
           <w:rPr>
             <w:rStyle w:val="Hyperlink"/>
@@ -34543,8 +35313,8 @@
         <w:t xml:space="preserve">They use a different symbol for the training set and a parenthesized observation index, but the same three-way split.</w:t>
       </w:r>
     </w:p>
-    <w:bookmarkEnd w:id="125"/>
-    <w:bookmarkStart w:id="126" w:name="rem-validation-test-error"/>
+    <w:bookmarkEnd w:id="128"/>
+    <w:bookmarkStart w:id="129" w:name="rem-validation-test-error"/>
     <w:p>
       <w:pPr>
         <w:pStyle w:val="BodyText"/>
@@ -34754,8 +35524,8 @@
         <w:t xml:space="preserve">gives the corresponding validation and test errors.</w:t>
       </w:r>
     </w:p>
-    <w:bookmarkEnd w:id="126"/>
-    <w:bookmarkStart w:id="149" w:name="exm-train-validation-test-split"/>
+    <w:bookmarkEnd w:id="129"/>
+    <w:bookmarkStart w:id="152" w:name="exm-train-validation-test-split"/>
     <w:p>
       <w:pPr>
         <w:pStyle w:val="BodyText"/>
@@ -34765,7 +35535,7 @@
           <w:b/>
           <w:bCs/>
         </w:rPr>
-        <w:t xml:space="preserve">Example 8 (Numerical example)</w:t>
+        <w:t xml:space="preserve">Example 9 (Numerical example)</w:t>
       </w:r>
       <w:r>
         <w:t xml:space="preserve"> </w:t>
@@ -34778,7 +35548,7 @@
           <w:rPr>
             <w:rStyle w:val="Hyperlink"/>
           </w:rPr>
-          <w:t xml:space="preserve">Example 8</w:t>
+          <w:t xml:space="preserve">Example 9</w:t>
         </w:r>
       </w:hyperlink>
       <w:r>
@@ -34989,7 +35759,7 @@
       <w:tr>
         <w:tc>
           <w:tcPr/>
-          <w:bookmarkStart w:id="127" w:name="tbl-train-validation-test-split-sizes"/>
+          <w:bookmarkStart w:id="130" w:name="tbl-train-validation-test-split-sizes"/>
           <w:p>
             <w:pPr>
               <w:jc w:val="center"/>
@@ -35621,7 +36391,7 @@
               <w:t xml:space="preserve">#&gt; 3 test           7</w:t>
             </w:r>
           </w:p>
-          <w:bookmarkEnd w:id="127"/>
+          <w:bookmarkEnd w:id="130"/>
         </w:tc>
       </w:tr>
     </w:tbl>
@@ -39479,7 +40249,7 @@
       <w:tr>
         <w:tc>
           <w:tcPr/>
-          <w:bookmarkStart w:id="131" w:name="fig-linear-model-superimposed"/>
+          <w:bookmarkStart w:id="134" w:name="fig-linear-model-superimposed"/>
           <w:p>
             <w:pPr>
               <w:pStyle w:val="SourceCode"/>
@@ -39519,18 +40289,18 @@
                 <wp:inline>
                   <wp:extent cx="4620126" cy="3696101"/>
                   <wp:effectExtent b="0" l="0" r="0" t="0"/>
-                  <wp:docPr descr="" title="" id="129" name="Picture"/>
+                  <wp:docPr descr="" title="" id="132" name="Picture"/>
                   <a:graphic>
                     <a:graphicData uri="http://schemas.openxmlformats.org/drawingml/2006/picture">
                       <pic:pic>
                         <pic:nvPicPr>
-                          <pic:cNvPr descr="model-validation_files/figure-docx/unnamed-chunk-3-1.png" id="130" name="Picture"/>
+                          <pic:cNvPr descr="model-validation_files/figure-docx/unnamed-chunk-3-1.png" id="133" name="Picture"/>
                           <pic:cNvPicPr>
                             <a:picLocks noChangeArrowheads="1" noChangeAspect="1"/>
                           </pic:cNvPicPr>
                         </pic:nvPicPr>
                         <pic:blipFill>
-                          <a:blip r:embed="rId128"/>
+                          <a:blip r:embed="rId131"/>
                           <a:stretch>
                             <a:fillRect/>
                           </a:stretch>
@@ -39570,7 +40340,7 @@
               <w:t xml:space="preserve">Figure 2: Linear model fit superimposed on data partitions</w:t>
             </w:r>
           </w:p>
-          <w:bookmarkEnd w:id="131"/>
+          <w:bookmarkEnd w:id="134"/>
         </w:tc>
       </w:tr>
     </w:tbl>
@@ -39595,7 +40365,7 @@
       <w:tr>
         <w:tc>
           <w:tcPr/>
-          <w:bookmarkStart w:id="135" w:name="fig-quadratic-model-superimposed"/>
+          <w:bookmarkStart w:id="138" w:name="fig-quadratic-model-superimposed"/>
           <w:p>
             <w:pPr>
               <w:pStyle w:val="SourceCode"/>
@@ -39635,18 +40405,18 @@
                 <wp:inline>
                   <wp:extent cx="4620126" cy="3696101"/>
                   <wp:effectExtent b="0" l="0" r="0" t="0"/>
-                  <wp:docPr descr="" title="" id="133" name="Picture"/>
+                  <wp:docPr descr="" title="" id="136" name="Picture"/>
                   <a:graphic>
                     <a:graphicData uri="http://schemas.openxmlformats.org/drawingml/2006/picture">
                       <pic:pic>
                         <pic:nvPicPr>
-                          <pic:cNvPr descr="model-validation_files/figure-docx/unnamed-chunk-4-1.png" id="134" name="Picture"/>
+                          <pic:cNvPr descr="model-validation_files/figure-docx/unnamed-chunk-4-1.png" id="137" name="Picture"/>
                           <pic:cNvPicPr>
                             <a:picLocks noChangeArrowheads="1" noChangeAspect="1"/>
                           </pic:cNvPicPr>
                         </pic:nvPicPr>
                         <pic:blipFill>
-                          <a:blip r:embed="rId132"/>
+                          <a:blip r:embed="rId135"/>
                           <a:stretch>
                             <a:fillRect/>
                           </a:stretch>
@@ -39686,7 +40456,7 @@
               <w:t xml:space="preserve">Figure 3: Quadratic model fit superimposed on data partitions</w:t>
             </w:r>
           </w:p>
-          <w:bookmarkEnd w:id="135"/>
+          <w:bookmarkEnd w:id="138"/>
         </w:tc>
       </w:tr>
     </w:tbl>
@@ -39711,7 +40481,7 @@
       <w:tr>
         <w:tc>
           <w:tcPr/>
-          <w:bookmarkStart w:id="139" w:name="fig-cubic-model-superimposed"/>
+          <w:bookmarkStart w:id="142" w:name="fig-cubic-model-superimposed"/>
           <w:p>
             <w:pPr>
               <w:pStyle w:val="SourceCode"/>
@@ -39751,18 +40521,18 @@
                 <wp:inline>
                   <wp:extent cx="4620126" cy="3696101"/>
                   <wp:effectExtent b="0" l="0" r="0" t="0"/>
-                  <wp:docPr descr="" title="" id="137" name="Picture"/>
+                  <wp:docPr descr="" title="" id="140" name="Picture"/>
                   <a:graphic>
                     <a:graphicData uri="http://schemas.openxmlformats.org/drawingml/2006/picture">
                       <pic:pic>
                         <pic:nvPicPr>
-                          <pic:cNvPr descr="model-validation_files/figure-docx/unnamed-chunk-5-1.png" id="138" name="Picture"/>
+                          <pic:cNvPr descr="model-validation_files/figure-docx/unnamed-chunk-5-1.png" id="141" name="Picture"/>
                           <pic:cNvPicPr>
                             <a:picLocks noChangeArrowheads="1" noChangeAspect="1"/>
                           </pic:cNvPicPr>
                         </pic:nvPicPr>
                         <pic:blipFill>
-                          <a:blip r:embed="rId136"/>
+                          <a:blip r:embed="rId139"/>
                           <a:stretch>
                             <a:fillRect/>
                           </a:stretch>
@@ -39802,7 +40572,7 @@
               <w:t xml:space="preserve">Figure 4: Cubic model fit superimposed on data partitions</w:t>
             </w:r>
           </w:p>
-          <w:bookmarkEnd w:id="139"/>
+          <w:bookmarkEnd w:id="142"/>
         </w:tc>
       </w:tr>
     </w:tbl>
@@ -39827,7 +40597,7 @@
       <w:tr>
         <w:tc>
           <w:tcPr/>
-          <w:bookmarkStart w:id="143" w:name="fig-quartic-model-superimposed"/>
+          <w:bookmarkStart w:id="146" w:name="fig-quartic-model-superimposed"/>
           <w:p>
             <w:pPr>
               <w:pStyle w:val="SourceCode"/>
@@ -39867,18 +40637,18 @@
                 <wp:inline>
                   <wp:extent cx="4620126" cy="3696101"/>
                   <wp:effectExtent b="0" l="0" r="0" t="0"/>
-                  <wp:docPr descr="" title="" id="141" name="Picture"/>
+                  <wp:docPr descr="" title="" id="144" name="Picture"/>
                   <a:graphic>
                     <a:graphicData uri="http://schemas.openxmlformats.org/drawingml/2006/picture">
                       <pic:pic>
                         <pic:nvPicPr>
-                          <pic:cNvPr descr="model-validation_files/figure-docx/unnamed-chunk-6-1.png" id="142" name="Picture"/>
+                          <pic:cNvPr descr="model-validation_files/figure-docx/unnamed-chunk-6-1.png" id="145" name="Picture"/>
                           <pic:cNvPicPr>
                             <a:picLocks noChangeArrowheads="1" noChangeAspect="1"/>
                           </pic:cNvPicPr>
                         </pic:nvPicPr>
                         <pic:blipFill>
-                          <a:blip r:embed="rId140"/>
+                          <a:blip r:embed="rId143"/>
                           <a:stretch>
                             <a:fillRect/>
                           </a:stretch>
@@ -39918,7 +40688,7 @@
               <w:t xml:space="preserve">Figure 5: Quartic model fit superimposed on data partitions</w:t>
             </w:r>
           </w:p>
-          <w:bookmarkEnd w:id="143"/>
+          <w:bookmarkEnd w:id="146"/>
         </w:tc>
       </w:tr>
     </w:tbl>
@@ -39943,7 +40713,7 @@
       <w:tr>
         <w:tc>
           <w:tcPr/>
-          <w:bookmarkStart w:id="144" w:name="tbl-train-validation-results"/>
+          <w:bookmarkStart w:id="147" w:name="tbl-train-validation-results"/>
           <w:p>
             <w:pPr>
               <w:jc w:val="center"/>
@@ -40032,7 +40802,7 @@
               <w:t xml:space="preserve">#&gt; 4 quartic            1.90            3.97</w:t>
             </w:r>
           </w:p>
-          <w:bookmarkEnd w:id="144"/>
+          <w:bookmarkEnd w:id="147"/>
         </w:tc>
       </w:tr>
     </w:tbl>
@@ -40101,7 +40871,7 @@
       <w:tr>
         <w:tc>
           <w:tcPr/>
-          <w:bookmarkStart w:id="145" w:name="tbl-train-validation-test-rmse"/>
+          <w:bookmarkStart w:id="148" w:name="tbl-train-validation-test-rmse"/>
           <w:p>
             <w:pPr>
               <w:jc w:val="center"/>
@@ -40178,7 +40948,7 @@
               <w:t xml:space="preserve">#&gt; 2 test       linear  2.44</w:t>
             </w:r>
           </w:p>
-          <w:bookmarkEnd w:id="145"/>
+          <w:bookmarkEnd w:id="148"/>
         </w:tc>
       </w:tr>
     </w:tbl>
@@ -40231,18 +41001,18 @@
                 <wp:inline>
                   <wp:extent cx="152400" cy="152400"/>
                   <wp:effectExtent b="0" l="0" r="0" t="0"/>
-                  <wp:docPr descr="" title="" id="147" name="Picture"/>
+                  <wp:docPr descr="" title="" id="150" name="Picture"/>
                   <a:graphic>
                     <a:graphicData uri="http://schemas.openxmlformats.org/drawingml/2006/picture">
                       <pic:pic>
                         <pic:nvPicPr>
-                          <pic:cNvPr descr="/opt/quarto/share/formats/docx/note.png" id="148" name="Picture"/>
+                          <pic:cNvPr descr="/opt/quarto/share/formats/docx/note.png" id="151" name="Picture"/>
                           <pic:cNvPicPr>
                             <a:picLocks noChangeArrowheads="1" noChangeAspect="1"/>
                           </pic:cNvPicPr>
                         </pic:nvPicPr>
                         <pic:blipFill>
-                          <a:blip r:embed="rId146"/>
+                          <a:blip r:embed="rId149"/>
                           <a:stretch>
                             <a:fillRect/>
                           </a:stretch>
@@ -40315,9 +41085,9 @@
         </w:tc>
       </w:tr>
     </w:tbl>
-    <w:bookmarkEnd w:id="149"/>
-    <w:bookmarkEnd w:id="150"/>
-    <w:bookmarkStart w:id="186" w:name="sec-kfold"/>
+    <w:bookmarkEnd w:id="152"/>
+    <w:bookmarkEnd w:id="153"/>
+    <w:bookmarkStart w:id="189" w:name="sec-kfold"/>
     <w:p>
       <w:pPr>
         <w:pStyle w:val="Heading2"/>
@@ -40337,7 +41107,7 @@
         <w:t xml:space="preserve">-fold cross-validation</w:t>
       </w:r>
     </w:p>
-    <w:bookmarkStart w:id="151" w:name="exr-kfold"/>
+    <w:bookmarkStart w:id="154" w:name="exr-kfold"/>
     <w:p>
       <w:pPr>
         <w:pStyle w:val="FirstParagraph"/>
@@ -40488,8 +41258,8 @@
         <w:t xml:space="preserve">How many times is a given car used for fitting, and how many times for prediction?</w:t>
       </w:r>
     </w:p>
-    <w:bookmarkEnd w:id="151"/>
-    <w:bookmarkStart w:id="152" w:name="sol-kfold"/>
+    <w:bookmarkEnd w:id="154"/>
+    <w:bookmarkStart w:id="155" w:name="sol-kfold"/>
     <w:p>
       <w:pPr>
         <w:pStyle w:val="FirstParagraph"/>
@@ -40663,8 +41433,8 @@
         <w:t xml:space="preserve">fits.</w:t>
       </w:r>
     </w:p>
-    <w:bookmarkEnd w:id="152"/>
-    <w:bookmarkStart w:id="154" w:name="def-folds"/>
+    <w:bookmarkEnd w:id="155"/>
+    <w:bookmarkStart w:id="157" w:name="def-folds"/>
     <w:p>
       <w:pPr>
         <w:pStyle w:val="FirstParagraph"/>
@@ -40674,7 +41444,7 @@
           <w:b/>
           <w:bCs/>
         </w:rPr>
-        <w:t xml:space="preserve">Definition 27 (Folds)</w:t>
+        <w:t xml:space="preserve">Definition 28 (Folds)</w:t>
       </w:r>
       <w:r>
         <w:t xml:space="preserve"> </w:t>
@@ -40853,7 +41623,7 @@
       <w:pPr>
         <w:pStyle w:val="BodyText"/>
       </w:pPr>
-      <w:bookmarkStart w:id="153" w:name="eq-folds"/>
+      <w:bookmarkStart w:id="156" w:name="eq-folds"/>
       <m:oMathPara>
         <m:oMathParaPr>
           <m:jc m:val="center"/>
@@ -40944,10 +41714,10 @@
           </m:r>
         </m:oMath>
       </m:oMathPara>
-      <w:bookmarkEnd w:id="153"/>
+      <w:bookmarkEnd w:id="156"/>
     </w:p>
-    <w:bookmarkEnd w:id="154"/>
-    <w:bookmarkStart w:id="155" w:name="rem-source-folds"/>
+    <w:bookmarkEnd w:id="157"/>
+    <w:bookmarkStart w:id="158" w:name="rem-source-folds"/>
     <w:p>
       <w:pPr>
         <w:pStyle w:val="FirstParagraph"/>
@@ -41001,8 +41771,8 @@
         <w:t xml:space="preserve">roughly equal-sized parts.</w:t>
       </w:r>
     </w:p>
-    <w:bookmarkEnd w:id="155"/>
-    <w:bookmarkStart w:id="157" w:name="def-fold-size"/>
+    <w:bookmarkEnd w:id="158"/>
+    <w:bookmarkStart w:id="160" w:name="def-fold-size"/>
     <w:p>
       <w:pPr>
         <w:pStyle w:val="BodyText"/>
@@ -41012,7 +41782,7 @@
           <w:b/>
           <w:bCs/>
         </w:rPr>
-        <w:t xml:space="preserve">Definition 28 (Fold size)</w:t>
+        <w:t xml:space="preserve">Definition 29 (Fold size)</w:t>
       </w:r>
       <w:r>
         <w:t xml:space="preserve"> </w:t>
@@ -41096,7 +41866,7 @@
       <w:pPr>
         <w:pStyle w:val="BodyText"/>
       </w:pPr>
-      <w:bookmarkStart w:id="156" w:name="eq-fold-size"/>
+      <w:bookmarkStart w:id="159" w:name="eq-fold-size"/>
       <m:oMathPara>
         <m:oMathParaPr>
           <m:jc m:val="center"/>
@@ -41191,10 +41961,10 @@
           </m:r>
         </m:oMath>
       </m:oMathPara>
-      <w:bookmarkEnd w:id="156"/>
+      <w:bookmarkEnd w:id="159"/>
     </w:p>
-    <w:bookmarkEnd w:id="157"/>
-    <w:bookmarkStart w:id="159" w:name="def-fold-assignment"/>
+    <w:bookmarkEnd w:id="160"/>
+    <w:bookmarkStart w:id="162" w:name="def-fold-assignment"/>
     <w:p>
       <w:pPr>
         <w:pStyle w:val="FirstParagraph"/>
@@ -41204,7 +41974,7 @@
           <w:b/>
           <w:bCs/>
         </w:rPr>
-        <w:t xml:space="preserve">Definition 29 (Fold assignment)</w:t>
+        <w:t xml:space="preserve">Definition 30 (Fold assignment)</w:t>
       </w:r>
       <w:r>
         <w:t xml:space="preserve"> </w:t>
@@ -41349,7 +42119,7 @@
       <w:pPr>
         <w:pStyle w:val="BodyText"/>
       </w:pPr>
-      <w:bookmarkStart w:id="158" w:name="eq-fold-assignment"/>
+      <w:bookmarkStart w:id="161" w:name="eq-fold-assignment"/>
       <m:oMathPara>
         <m:oMathParaPr>
           <m:jc m:val="center"/>
@@ -41425,10 +42195,10 @@
           </m:r>
         </m:oMath>
       </m:oMathPara>
-      <w:bookmarkEnd w:id="158"/>
+      <w:bookmarkEnd w:id="161"/>
     </w:p>
-    <w:bookmarkEnd w:id="159"/>
-    <w:bookmarkStart w:id="160" w:name="rem-source-fold-assignment"/>
+    <w:bookmarkEnd w:id="162"/>
+    <w:bookmarkStart w:id="163" w:name="rem-source-fold-assignment"/>
     <w:p>
       <w:pPr>
         <w:pStyle w:val="FirstParagraph"/>
@@ -41489,8 +42259,8 @@
         <w:t xml:space="preserve">.</w:t>
       </w:r>
     </w:p>
-    <w:bookmarkEnd w:id="160"/>
-    <w:bookmarkStart w:id="162" w:name="def-fold-out-rule"/>
+    <w:bookmarkEnd w:id="163"/>
+    <w:bookmarkStart w:id="165" w:name="def-fold-out-rule"/>
     <w:p>
       <w:pPr>
         <w:pStyle w:val="BodyText"/>
@@ -41500,7 +42270,7 @@
           <w:b/>
           <w:bCs/>
         </w:rPr>
-        <w:t xml:space="preserve">Definition 30 (Fold-out rule)</w:t>
+        <w:t xml:space="preserve">Definition 31 (Fold-out rule)</w:t>
       </w:r>
       <w:r>
         <w:t xml:space="preserve"> </w:t>
@@ -41682,7 +42452,7 @@
       <w:pPr>
         <w:pStyle w:val="BodyText"/>
       </w:pPr>
-      <w:bookmarkStart w:id="161" w:name="eq-fold-out-rule"/>
+      <w:bookmarkStart w:id="164" w:name="eq-fold-out-rule"/>
       <m:oMathPara>
         <m:oMathParaPr>
           <m:jc m:val="center"/>
@@ -41915,10 +42685,10 @@
           </m:r>
         </m:oMath>
       </m:oMathPara>
-      <w:bookmarkEnd w:id="161"/>
+      <w:bookmarkEnd w:id="164"/>
     </w:p>
-    <w:bookmarkEnd w:id="162"/>
-    <w:bookmarkStart w:id="163" w:name="rem-source-fold-out-rule"/>
+    <w:bookmarkEnd w:id="165"/>
+    <w:bookmarkStart w:id="166" w:name="rem-source-fold-out-rule"/>
     <w:p>
       <w:pPr>
         <w:pStyle w:val="FirstParagraph"/>
@@ -41990,8 +42760,8 @@
         <w:t xml:space="preserve">.</w:t>
       </w:r>
     </w:p>
-    <w:bookmarkEnd w:id="163"/>
-    <w:bookmarkStart w:id="164" w:name="def-kfold"/>
+    <w:bookmarkEnd w:id="166"/>
+    <w:bookmarkStart w:id="167" w:name="def-kfold"/>
     <w:p>
       <w:pPr>
         <w:pStyle w:val="BodyText"/>
@@ -42001,7 +42771,7 @@
           <w:b/>
           <w:bCs/>
         </w:rPr>
-        <w:t xml:space="preserve">Definition 31 (</w:t>
+        <w:t xml:space="preserve">Definition 32 (</w:t>
       </w:r>
       <m:oMath>
         <m:r>
@@ -42338,8 +43108,8 @@
         <w:t xml:space="preserve">Compute a summary prediction-error measure across all folds.</w:t>
       </w:r>
     </w:p>
-    <w:bookmarkEnd w:id="164"/>
-    <w:bookmarkStart w:id="165" w:name="rem-kfold-vs-validation-set"/>
+    <w:bookmarkEnd w:id="167"/>
+    <w:bookmarkStart w:id="168" w:name="rem-kfold-vs-validation-set"/>
     <w:p>
       <w:pPr>
         <w:pStyle w:val="FirstParagraph"/>
@@ -42382,7 +43152,7 @@
           <w:rPr>
             <w:rStyle w:val="Hyperlink"/>
           </w:rPr>
-          <w:t xml:space="preserve">Definition 20</w:t>
+          <w:t xml:space="preserve">Definition 21</w:t>
         </w:r>
       </w:hyperlink>
       <w:r>
@@ -42441,8 +43211,8 @@
         <w:t xml:space="preserve">give 4 fits on 24 cars each.</w:t>
       </w:r>
     </w:p>
-    <w:bookmarkEnd w:id="165"/>
-    <w:bookmarkStart w:id="167" w:name="def-cv-estimate"/>
+    <w:bookmarkEnd w:id="168"/>
+    <w:bookmarkStart w:id="170" w:name="def-cv-estimate"/>
     <w:p>
       <w:pPr>
         <w:pStyle w:val="BodyText"/>
@@ -42452,7 +43222,7 @@
           <w:b/>
           <w:bCs/>
         </w:rPr>
-        <w:t xml:space="preserve">Definition 32 (Cross-validation estimate)</w:t>
+        <w:t xml:space="preserve">Definition 33 (Cross-validation estimate)</w:t>
       </w:r>
       <w:r>
         <w:t xml:space="preserve"> </w:t>
@@ -42530,7 +43300,7 @@
       <w:r>
         <w:t xml:space="preserve"> </w:t>
       </w:r>
-      <w:hyperlink r:id="rId34">
+      <w:hyperlink r:id="rId37">
         <w:r>
           <w:rPr>
             <w:rStyle w:val="Hyperlink"/>
@@ -42658,7 +43428,7 @@
       <w:pPr>
         <w:pStyle w:val="BodyText"/>
       </w:pPr>
-      <w:bookmarkStart w:id="166" w:name="eq-cv-estimate"/>
+      <w:bookmarkStart w:id="169" w:name="eq-cv-estimate"/>
       <m:oMathPara>
         <m:oMathParaPr>
           <m:jc m:val="center"/>
@@ -42921,10 +43691,10 @@
           </m:r>
         </m:oMath>
       </m:oMathPara>
-      <w:bookmarkEnd w:id="166"/>
+      <w:bookmarkEnd w:id="169"/>
     </w:p>
-    <w:bookmarkEnd w:id="167"/>
-    <w:bookmarkStart w:id="168" w:name="rem-source-cv-estimate"/>
+    <w:bookmarkEnd w:id="170"/>
+    <w:bookmarkStart w:id="171" w:name="rem-source-cv-estimate"/>
     <w:p>
       <w:pPr>
         <w:pStyle w:val="FirstParagraph"/>
@@ -42976,8 +43746,8 @@
         <w:t xml:space="preserve">.</w:t>
       </w:r>
     </w:p>
-    <w:bookmarkEnd w:id="168"/>
-    <w:bookmarkStart w:id="169" w:name="exr-cv-estimate-by-fold"/>
+    <w:bookmarkEnd w:id="171"/>
+    <w:bookmarkStart w:id="172" w:name="exr-cv-estimate-by-fold"/>
     <w:p>
       <w:pPr>
         <w:pStyle w:val="BodyText"/>
@@ -43182,8 +43952,8 @@
         <w:t xml:space="preserve">.</w:t>
       </w:r>
     </w:p>
-    <w:bookmarkEnd w:id="169"/>
-    <w:bookmarkStart w:id="170" w:name="sol-cv-estimate-by-fold"/>
+    <w:bookmarkEnd w:id="172"/>
+    <w:bookmarkStart w:id="173" w:name="sol-cv-estimate-by-fold"/>
     <w:p>
       <w:pPr>
         <w:pStyle w:val="BodyText"/>
@@ -43281,7 +44051,7 @@
           <w:rPr>
             <w:rStyle w:val="Hyperlink"/>
           </w:rPr>
-          <w:t xml:space="preserve">Definition 27</w:t>
+          <w:t xml:space="preserve">Definition 28</w:t>
         </w:r>
       </w:hyperlink>
       <w:r>
@@ -44344,8 +45114,8 @@
         <w:t xml:space="preserve">so each inner sum uses a single fitted rule.</w:t>
       </w:r>
     </w:p>
-    <w:bookmarkEnd w:id="170"/>
-    <w:bookmarkStart w:id="172" w:name="thm-cv-estimate-by-fold"/>
+    <w:bookmarkEnd w:id="173"/>
+    <w:bookmarkStart w:id="175" w:name="thm-cv-estimate-by-fold"/>
     <w:p>
       <w:pPr>
         <w:pStyle w:val="BodyText"/>
@@ -44434,7 +45204,7 @@
       <w:pPr>
         <w:pStyle w:val="BodyText"/>
       </w:pPr>
-      <w:bookmarkStart w:id="171" w:name="eq-cv-estimate-by-fold"/>
+      <w:bookmarkStart w:id="174" w:name="eq-cv-estimate-by-fold"/>
       <m:oMathPara>
         <m:oMathParaPr>
           <m:jc m:val="center"/>
@@ -44707,9 +45477,9 @@
           </m:r>
         </m:oMath>
       </m:oMathPara>
-      <w:bookmarkEnd w:id="171"/>
+      <w:bookmarkEnd w:id="174"/>
     </w:p>
-    <w:bookmarkEnd w:id="172"/>
+    <w:bookmarkEnd w:id="175"/>
     <w:p>
       <w:pPr>
         <w:pStyle w:val="FirstParagraph"/>
@@ -44742,7 +45512,7 @@
         <w:t xml:space="preserve">.</w:t>
       </w:r>
     </w:p>
-    <w:bookmarkStart w:id="174" w:name="def-fold-mse"/>
+    <w:bookmarkStart w:id="177" w:name="def-fold-mse"/>
     <w:p>
       <w:pPr>
         <w:pStyle w:val="BodyText"/>
@@ -44752,7 +45522,7 @@
           <w:b/>
           <w:bCs/>
         </w:rPr>
-        <w:t xml:space="preserve">Definition 33 (Fold mean squared error)</w:t>
+        <w:t xml:space="preserve">Definition 34 (Fold mean squared error)</w:t>
       </w:r>
       <w:r>
         <w:t xml:space="preserve"> </w:t>
@@ -44837,7 +45607,7 @@
       <w:r>
         <w:t xml:space="preserve"> </w:t>
       </w:r>
-      <w:hyperlink r:id="rId34">
+      <w:hyperlink r:id="rId37">
         <w:r>
           <w:rPr>
             <w:rStyle w:val="Hyperlink"/>
@@ -44910,7 +45680,7 @@
       <w:pPr>
         <w:pStyle w:val="BodyText"/>
       </w:pPr>
-      <w:bookmarkStart w:id="173" w:name="eq-fold-mse"/>
+      <w:bookmarkStart w:id="176" w:name="eq-fold-mse"/>
       <m:oMathPara>
         <m:oMathParaPr>
           <m:jc m:val="center"/>
@@ -45150,10 +45920,10 @@
           </m:r>
         </m:oMath>
       </m:oMathPara>
-      <w:bookmarkEnd w:id="173"/>
+      <w:bookmarkEnd w:id="176"/>
     </w:p>
-    <w:bookmarkEnd w:id="174"/>
-    <w:bookmarkStart w:id="175" w:name="rem-source-fold-mse"/>
+    <w:bookmarkEnd w:id="177"/>
+    <w:bookmarkStart w:id="178" w:name="rem-source-fold-mse"/>
     <w:p>
       <w:pPr>
         <w:pStyle w:val="FirstParagraph"/>
@@ -45233,8 +46003,8 @@
         <w:t xml:space="preserve">.</w:t>
       </w:r>
     </w:p>
-    <w:bookmarkEnd w:id="175"/>
-    <w:bookmarkStart w:id="176" w:name="rem-cv-estimate"/>
+    <w:bookmarkEnd w:id="178"/>
+    <w:bookmarkStart w:id="179" w:name="rem-cv-estimate"/>
     <w:p>
       <w:pPr>
         <w:pStyle w:val="BodyText"/>
@@ -45913,8 +46683,8 @@
         <w:t xml:space="preserve">use.</w:t>
       </w:r>
     </w:p>
-    <w:bookmarkEnd w:id="176"/>
-    <w:bookmarkStart w:id="177" w:name="rem-choosing-k"/>
+    <w:bookmarkEnd w:id="179"/>
+    <w:bookmarkStart w:id="180" w:name="rem-choosing-k"/>
     <w:p>
       <w:pPr>
         <w:pStyle w:val="BodyText"/>
@@ -46321,8 +47091,8 @@
         <w:t xml:space="preserve">is the usual compromise.</w:t>
       </w:r>
     </w:p>
-    <w:bookmarkEnd w:id="177"/>
-    <w:bookmarkStart w:id="182" w:name="exm-kfold-simulated"/>
+    <w:bookmarkEnd w:id="180"/>
+    <w:bookmarkStart w:id="185" w:name="exm-kfold-simulated"/>
     <w:p>
       <w:pPr>
         <w:pStyle w:val="BodyText"/>
@@ -46332,7 +47102,7 @@
           <w:b/>
           <w:bCs/>
         </w:rPr>
-        <w:t xml:space="preserve">Example 9 (Cross-validation versus the generalization error)</w:t>
+        <w:t xml:space="preserve">Example 10 (Cross-validation versus the generalization error)</w:t>
       </w:r>
       <w:r>
         <w:t xml:space="preserve"> </w:t>
@@ -46393,7 +47163,7 @@
           <w:rPr>
             <w:rStyle w:val="Hyperlink"/>
           </w:rPr>
-          <w:t xml:space="preserve">Example 5</w:t>
+          <w:t xml:space="preserve">Example 6</w:t>
         </w:r>
       </w:hyperlink>
       <w:r>
@@ -47226,7 +47996,7 @@
           <w:rPr>
             <w:rStyle w:val="Hyperlink"/>
           </w:rPr>
-          <w:t xml:space="preserve">Example 5</w:t>
+          <w:t xml:space="preserve">Example 6</w:t>
         </w:r>
       </w:hyperlink>
       <w:r>
@@ -47554,7 +48324,7 @@
       <w:tr>
         <w:tc>
           <w:tcPr/>
-          <w:bookmarkStart w:id="181" w:name="fig-cv-simulated"/>
+          <w:bookmarkStart w:id="184" w:name="fig-cv-simulated"/>
           <w:p>
             <w:pPr>
               <w:pStyle w:val="SourceCode"/>
@@ -48500,18 +49270,18 @@
                 <wp:inline>
                   <wp:extent cx="4620126" cy="3696101"/>
                   <wp:effectExtent b="0" l="0" r="0" t="0"/>
-                  <wp:docPr descr="" title="" id="179" name="Picture"/>
+                  <wp:docPr descr="" title="" id="182" name="Picture"/>
                   <a:graphic>
                     <a:graphicData uri="http://schemas.openxmlformats.org/drawingml/2006/picture">
                       <pic:pic>
                         <pic:nvPicPr>
-                          <pic:cNvPr descr="model-validation_files/figure-docx/cv-simulated-plot-1.png" id="180" name="Picture"/>
+                          <pic:cNvPr descr="model-validation_files/figure-docx/cv-simulated-plot-1.png" id="183" name="Picture"/>
                           <pic:cNvPicPr>
                             <a:picLocks noChangeArrowheads="1" noChangeAspect="1"/>
                           </pic:cNvPicPr>
                         </pic:nvPicPr>
                         <pic:blipFill>
-                          <a:blip r:embed="rId178"/>
+                          <a:blip r:embed="rId181"/>
                           <a:stretch>
                             <a:fillRect/>
                           </a:stretch>
@@ -48580,7 +49350,7 @@
               <w:t xml:space="preserve">could be computed from real data.</w:t>
             </w:r>
           </w:p>
-          <w:bookmarkEnd w:id="181"/>
+          <w:bookmarkEnd w:id="184"/>
         </w:tc>
       </w:tr>
     </w:tbl>
@@ -50481,8 +51251,8 @@
         <w:t xml:space="preserve">new ones.</w:t>
       </w:r>
     </w:p>
-    <w:bookmarkEnd w:id="182"/>
-    <w:bookmarkStart w:id="185" w:name="exm-kfold-mtcars"/>
+    <w:bookmarkEnd w:id="185"/>
+    <w:bookmarkStart w:id="188" w:name="exm-kfold-mtcars"/>
     <w:p>
       <w:pPr>
         <w:pStyle w:val="BodyText"/>
@@ -50492,7 +51262,7 @@
           <w:b/>
           <w:bCs/>
         </w:rPr>
-        <w:t xml:space="preserve">Example 10 (Four-fold cross-validation of the</w:t>
+        <w:t xml:space="preserve">Example 11 (Four-fold cross-validation of the</w:t>
       </w:r>
       <w:r>
         <w:rPr>
@@ -50641,7 +51411,7 @@
           <w:rPr>
             <w:rStyle w:val="Hyperlink"/>
           </w:rPr>
-          <w:t xml:space="preserve">Example 9</w:t>
+          <w:t xml:space="preserve">Example 10</w:t>
         </w:r>
       </w:hyperlink>
       <w:r>
@@ -50685,7 +51455,7 @@
       <w:tr>
         <w:tc>
           <w:tcPr/>
-          <w:bookmarkStart w:id="183" w:name="tbl-cv-mtcars-repeats"/>
+          <w:bookmarkStart w:id="186" w:name="tbl-cv-mtcars-repeats"/>
           <w:p>
             <w:pPr>
               <w:jc w:val="center"/>
@@ -51341,7 +52111,7 @@
               <w:t xml:space="preserve">#&gt; 5         5     3.38     2.74     2.78     2.81</w:t>
             </w:r>
           </w:p>
-          <w:bookmarkEnd w:id="183"/>
+          <w:bookmarkEnd w:id="186"/>
         </w:tc>
       </w:tr>
     </w:tbl>
@@ -51366,7 +52136,7 @@
       <w:tr>
         <w:tc>
           <w:tcPr/>
-          <w:bookmarkStart w:id="184" w:name="tbl-cv-mtcars"/>
+          <w:bookmarkStart w:id="187" w:name="tbl-cv-mtcars"/>
           <w:p>
             <w:pPr>
               <w:jc w:val="center"/>
@@ -51722,7 +52492,7 @@
               <w:t xml:space="preserve">#&gt; 5         5 2       2.74</w:t>
             </w:r>
           </w:p>
-          <w:bookmarkEnd w:id="184"/>
+          <w:bookmarkEnd w:id="187"/>
         </w:tc>
       </w:tr>
     </w:tbl>
@@ -52412,9 +53182,9 @@
         <w:t xml:space="preserve">may not survive a different split.</w:t>
       </w:r>
     </w:p>
-    <w:bookmarkEnd w:id="185"/>
-    <w:bookmarkEnd w:id="186"/>
-    <w:bookmarkStart w:id="213" w:name="sec-loocv"/>
+    <w:bookmarkEnd w:id="188"/>
+    <w:bookmarkEnd w:id="189"/>
+    <w:bookmarkStart w:id="216" w:name="sec-loocv"/>
     <w:p>
       <w:pPr>
         <w:pStyle w:val="Heading2"/>
@@ -52423,7 +53193,7 @@
         <w:t xml:space="preserve">7 Leave-one-out cross-validation</w:t>
       </w:r>
     </w:p>
-    <w:bookmarkStart w:id="187" w:name="exr-loocv"/>
+    <w:bookmarkStart w:id="190" w:name="exr-loocv"/>
     <w:p>
       <w:pPr>
         <w:pStyle w:val="FirstParagraph"/>
@@ -52633,8 +53403,8 @@
         <w:t xml:space="preserve">) differ?</w:t>
       </w:r>
     </w:p>
-    <w:bookmarkEnd w:id="187"/>
-    <w:bookmarkStart w:id="188" w:name="sol-loocv"/>
+    <w:bookmarkEnd w:id="190"/>
+    <w:bookmarkStart w:id="191" w:name="sol-loocv"/>
     <w:p>
       <w:pPr>
         <w:pStyle w:val="FirstParagraph"/>
@@ -52818,7 +53588,7 @@
           <w:rPr>
             <w:rStyle w:val="Hyperlink"/>
           </w:rPr>
-          <w:t xml:space="preserve">Example 10</w:t>
+          <w:t xml:space="preserve">Example 11</w:t>
         </w:r>
       </w:hyperlink>
       <w:r>
@@ -52831,8 +53601,8 @@
         <w:t xml:space="preserve">the estimate is not random.</w:t>
       </w:r>
     </w:p>
-    <w:bookmarkEnd w:id="188"/>
-    <w:bookmarkStart w:id="190" w:name="def-loocv"/>
+    <w:bookmarkEnd w:id="191"/>
+    <w:bookmarkStart w:id="193" w:name="def-loocv"/>
     <w:p>
       <w:pPr>
         <w:pStyle w:val="FirstParagraph"/>
@@ -52842,7 +53612,7 @@
           <w:b/>
           <w:bCs/>
         </w:rPr>
-        <w:t xml:space="preserve">Definition 34 (Leave-one-out cross-validation)</w:t>
+        <w:t xml:space="preserve">Definition 35 (Leave-one-out cross-validation)</w:t>
       </w:r>
       <w:r>
         <w:t xml:space="preserve"> </w:t>
@@ -53140,7 +53910,7 @@
       <w:pPr>
         <w:pStyle w:val="BodyText"/>
       </w:pPr>
-      <w:bookmarkStart w:id="189" w:name="eq-loocv"/>
+      <w:bookmarkStart w:id="192" w:name="eq-loocv"/>
       <m:oMathPara>
         <m:oMathParaPr>
           <m:jc m:val="center"/>
@@ -53390,7 +54160,7 @@
           </m:r>
         </m:oMath>
       </m:oMathPara>
-      <w:bookmarkEnd w:id="189"/>
+      <w:bookmarkEnd w:id="192"/>
     </w:p>
     <w:p>
       <w:pPr>
@@ -53409,8 +54179,8 @@
         <w:t xml:space="preserve">.</w:t>
       </w:r>
     </w:p>
-    <w:bookmarkEnd w:id="190"/>
-    <w:bookmarkStart w:id="191" w:name="lem-loocv-not-random"/>
+    <w:bookmarkEnd w:id="193"/>
+    <w:bookmarkStart w:id="194" w:name="lem-loocv-not-random"/>
     <w:p>
       <w:pPr>
         <w:pStyle w:val="BodyText"/>
@@ -53759,7 +54529,7 @@
         <w:t xml:space="preserve">.</w:t>
       </w:r>
     </w:p>
-    <w:bookmarkEnd w:id="191"/>
+    <w:bookmarkEnd w:id="194"/>
     <w:p>
       <w:pPr>
         <w:pStyle w:val="BodyText"/>
@@ -55285,7 +56055,7 @@
         <w:t xml:space="preserve">fits, with the folds numbered differently.</w:t>
       </w:r>
     </w:p>
-    <w:bookmarkStart w:id="193" w:name="def-term-vector"/>
+    <w:bookmarkStart w:id="196" w:name="def-term-vector"/>
     <w:p>
       <w:pPr>
         <w:pStyle w:val="FirstParagraph"/>
@@ -55295,7 +56065,7 @@
           <w:b/>
           <w:bCs/>
         </w:rPr>
-        <w:t xml:space="preserve">Definition 35 (Term vector)</w:t>
+        <w:t xml:space="preserve">Definition 36 (Term vector)</w:t>
       </w:r>
       <w:r>
         <w:t xml:space="preserve"> </w:t>
@@ -55503,16 +56273,21 @@
       <m:oMath>
         <m:sSub>
           <m:e>
-            <m:acc>
-              <m:accPr>
-                <m:chr m:val="̃"/>
-              </m:accPr>
+            <m:limLow>
               <m:e>
                 <m:r>
                   <m:t>t</m:t>
                 </m:r>
               </m:e>
-            </m:acc>
+              <m:lim>
+                <m:r>
+                  <m:rPr>
+                    <m:sty m:val="p"/>
+                  </m:rPr>
+                  <m:t>∼</m:t>
+                </m:r>
+              </m:lim>
+            </m:limLow>
           </m:e>
           <m:sub>
             <m:r>
@@ -55546,7 +56321,7 @@
       <w:pPr>
         <w:pStyle w:val="BodyText"/>
       </w:pPr>
-      <w:bookmarkStart w:id="192" w:name="eq-term-vector"/>
+      <w:bookmarkStart w:id="195" w:name="eq-term-vector"/>
       <m:oMathPara>
         <m:oMathParaPr>
           <m:jc m:val="center"/>
@@ -55554,16 +56329,21 @@
         <m:oMath>
           <m:sSub>
             <m:e>
-              <m:acc>
-                <m:accPr>
-                  <m:chr m:val="̃"/>
-                </m:accPr>
+              <m:limLow>
                 <m:e>
                   <m:r>
                     <m:t>t</m:t>
                   </m:r>
                 </m:e>
-              </m:acc>
+                <m:lim>
+                  <m:r>
+                    <m:rPr>
+                      <m:sty m:val="p"/>
+                    </m:rPr>
+                    <m:t>∼</m:t>
+                  </m:r>
+                </m:lim>
+              </m:limLow>
             </m:e>
             <m:sub>
               <m:r>
@@ -55746,10 +56526,10 @@
           </m:r>
         </m:oMath>
       </m:oMathPara>
-      <w:bookmarkEnd w:id="192"/>
+      <w:bookmarkEnd w:id="195"/>
     </w:p>
-    <w:bookmarkEnd w:id="193"/>
-    <w:bookmarkStart w:id="195" w:name="rem-term-vector"/>
+    <w:bookmarkEnd w:id="196"/>
+    <w:bookmarkStart w:id="198" w:name="rem-term-vector"/>
     <w:p>
       <w:pPr>
         <w:pStyle w:val="FirstParagraph"/>
@@ -55815,16 +56595,21 @@
       <m:oMath>
         <m:sSub>
           <m:e>
-            <m:acc>
-              <m:accPr>
-                <m:chr m:val="̃"/>
-              </m:accPr>
+            <m:limLow>
               <m:e>
                 <m:r>
                   <m:t>t</m:t>
                 </m:r>
               </m:e>
-            </m:acc>
+              <m:lim>
+                <m:r>
+                  <m:rPr>
+                    <m:sty m:val="p"/>
+                  </m:rPr>
+                  <m:t>∼</m:t>
+                </m:r>
+              </m:lim>
+            </m:limLow>
           </m:e>
           <m:sub>
             <m:r>
@@ -55842,7 +56627,7 @@
       <w:r>
         <w:t xml:space="preserve"> </w:t>
       </w:r>
-      <w:hyperlink r:id="rId194">
+      <w:hyperlink r:id="rId197">
         <w:r>
           <w:rPr>
             <w:rStyle w:val="Hyperlink"/>
@@ -55856,16 +56641,21 @@
       <m:oMath>
         <m:sSub>
           <m:e>
-            <m:acc>
-              <m:accPr>
-                <m:chr m:val="̃"/>
-              </m:accPr>
+            <m:limLow>
               <m:e>
                 <m:r>
                   <m:t>x</m:t>
                 </m:r>
               </m:e>
-            </m:acc>
+              <m:lim>
+                <m:r>
+                  <m:rPr>
+                    <m:sty m:val="p"/>
+                  </m:rPr>
+                  <m:t>∼</m:t>
+                </m:r>
+              </m:lim>
+            </m:limLow>
           </m:e>
           <m:sub>
             <m:r>
@@ -55878,8 +56668,8 @@
         <w:t xml:space="preserve">.</w:t>
       </w:r>
     </w:p>
-    <w:bookmarkEnd w:id="195"/>
-    <w:bookmarkStart w:id="197" w:name="def-cross-product-matrix"/>
+    <w:bookmarkEnd w:id="198"/>
+    <w:bookmarkStart w:id="200" w:name="def-cross-product-matrix"/>
     <w:p>
       <w:pPr>
         <w:pStyle w:val="BodyText"/>
@@ -55889,7 +56679,7 @@
           <w:b/>
           <w:bCs/>
         </w:rPr>
-        <w:t xml:space="preserve">Definition 36 (Cross-product matrix (sum-of-squares and cross-products matrix))</w:t>
+        <w:t xml:space="preserve">Definition 37 (Cross-product matrix (sum-of-squares and cross-products matrix))</w:t>
       </w:r>
       <w:r>
         <w:t xml:space="preserve"> </w:t>
@@ -55938,16 +56728,21 @@
       <m:oMath>
         <m:sSub>
           <m:e>
-            <m:acc>
-              <m:accPr>
-                <m:chr m:val="̃"/>
-              </m:accPr>
+            <m:limLow>
               <m:e>
                 <m:r>
                   <m:t>t</m:t>
                 </m:r>
               </m:e>
-            </m:acc>
+              <m:lim>
+                <m:r>
+                  <m:rPr>
+                    <m:sty m:val="p"/>
+                  </m:rPr>
+                  <m:t>∼</m:t>
+                </m:r>
+              </m:lim>
+            </m:limLow>
           </m:e>
           <m:sub>
             <m:r>
@@ -56001,7 +56796,7 @@
       <w:pPr>
         <w:pStyle w:val="BodyText"/>
       </w:pPr>
-      <w:bookmarkStart w:id="196" w:name="eq-cross-product-matrix"/>
+      <w:bookmarkStart w:id="199" w:name="eq-cross-product-matrix"/>
       <m:oMathPara>
         <m:oMathParaPr>
           <m:jc m:val="center"/>
@@ -56058,16 +56853,21 @@
             <m:e>
               <m:sSub>
                 <m:e>
-                  <m:acc>
-                    <m:accPr>
-                      <m:chr m:val="̃"/>
-                    </m:accPr>
+                  <m:limLow>
                     <m:e>
                       <m:r>
                         <m:t>t</m:t>
                       </m:r>
                     </m:e>
-                  </m:acc>
+                    <m:lim>
+                      <m:r>
+                        <m:rPr>
+                          <m:sty m:val="p"/>
+                        </m:rPr>
+                        <m:t>∼</m:t>
+                      </m:r>
+                    </m:lim>
+                  </m:limLow>
                 </m:e>
                 <m:sub>
                   <m:r>
@@ -56081,16 +56881,21 @@
             <m:e>
               <m:sSub>
                 <m:e>
-                  <m:acc>
-                    <m:accPr>
-                      <m:chr m:val="̃"/>
-                    </m:accPr>
+                  <m:limLow>
                     <m:e>
                       <m:r>
                         <m:t>t</m:t>
                       </m:r>
                     </m:e>
-                  </m:acc>
+                    <m:lim>
+                      <m:r>
+                        <m:rPr>
+                          <m:sty m:val="p"/>
+                        </m:rPr>
+                        <m:t>∼</m:t>
+                      </m:r>
+                    </m:lim>
+                  </m:limLow>
                 </m:e>
                 <m:sub>
                   <m:r>
@@ -56134,10 +56939,10 @@
           </m:r>
         </m:oMath>
       </m:oMathPara>
-      <w:bookmarkEnd w:id="196"/>
+      <w:bookmarkEnd w:id="199"/>
     </w:p>
-    <w:bookmarkEnd w:id="197"/>
-    <w:bookmarkStart w:id="199" w:name="rem-source-cross-product-matrix"/>
+    <w:bookmarkEnd w:id="200"/>
+    <w:bookmarkStart w:id="202" w:name="rem-source-cross-product-matrix"/>
     <w:p>
       <w:pPr>
         <w:pStyle w:val="FirstParagraph"/>
@@ -56186,7 +56991,7 @@
       <w:r>
         <w:t xml:space="preserve"> </w:t>
       </w:r>
-      <w:hyperlink r:id="rId198">
+      <w:hyperlink r:id="rId201">
         <w:r>
           <w:rPr>
             <w:rStyle w:val="Hyperlink"/>
@@ -56198,8 +57003,8 @@
         <w:t xml:space="preserve">).</w:t>
       </w:r>
     </w:p>
-    <w:bookmarkEnd w:id="199"/>
-    <w:bookmarkStart w:id="202" w:name="rem-cross-product-matrix"/>
+    <w:bookmarkEnd w:id="202"/>
+    <w:bookmarkStart w:id="205" w:name="rem-cross-product-matrix"/>
     <w:p>
       <w:pPr>
         <w:pStyle w:val="BodyText"/>
@@ -56250,16 +57055,21 @@
           <m:e>
             <m:sSub>
               <m:e>
-                <m:acc>
-                  <m:accPr>
-                    <m:chr m:val="̃"/>
-                  </m:accPr>
+                <m:limLow>
                   <m:e>
                     <m:r>
                       <m:t>t</m:t>
                     </m:r>
                   </m:e>
-                </m:acc>
+                  <m:lim>
+                    <m:r>
+                      <m:rPr>
+                        <m:sty m:val="p"/>
+                      </m:rPr>
+                      <m:t>∼</m:t>
+                    </m:r>
+                  </m:lim>
+                </m:limLow>
               </m:e>
               <m:sub>
                 <m:r>
@@ -56508,18 +57318,18 @@
                 <wp:inline>
                   <wp:extent cx="152400" cy="152400"/>
                   <wp:effectExtent b="0" l="0" r="0" t="0"/>
-                  <wp:docPr descr="" title="" id="200" name="Picture"/>
+                  <wp:docPr descr="" title="" id="203" name="Picture"/>
                   <a:graphic>
                     <a:graphicData uri="http://schemas.openxmlformats.org/drawingml/2006/picture">
                       <pic:pic>
                         <pic:nvPicPr>
-                          <pic:cNvPr descr="/opt/quarto/share/formats/docx/note.png" id="201" name="Picture"/>
+                          <pic:cNvPr descr="/opt/quarto/share/formats/docx/note.png" id="204" name="Picture"/>
                           <pic:cNvPicPr>
                             <a:picLocks noChangeArrowheads="1" noChangeAspect="1"/>
                           </pic:cNvPicPr>
                         </pic:nvPicPr>
                         <pic:blipFill>
-                          <a:blip r:embed="rId146"/>
+                          <a:blip r:embed="rId149"/>
                           <a:stretch>
                             <a:fillRect/>
                           </a:stretch>
@@ -56599,7 +57409,7 @@
             <w:r>
               <w:t xml:space="preserve"> </w:t>
             </w:r>
-            <w:hyperlink r:id="rId198">
+            <w:hyperlink r:id="rId201">
               <w:r>
                 <w:rPr>
                   <w:rStyle w:val="Hyperlink"/>
@@ -56627,8 +57437,8 @@
         </w:tc>
       </w:tr>
     </w:tbl>
-    <w:bookmarkEnd w:id="202"/>
-    <w:bookmarkStart w:id="205" w:name="def-leverage"/>
+    <w:bookmarkEnd w:id="205"/>
+    <w:bookmarkStart w:id="208" w:name="def-leverage"/>
     <w:p>
       <w:pPr>
         <w:pStyle w:val="BodyText"/>
@@ -56638,7 +57448,7 @@
           <w:b/>
           <w:bCs/>
         </w:rPr>
-        <w:t xml:space="preserve">Definition 37 (Leverage)</w:t>
+        <w:t xml:space="preserve">Definition 38 (Leverage)</w:t>
       </w:r>
       <w:r>
         <w:t xml:space="preserve"> </w:t>
@@ -56649,7 +57459,7 @@
       <w:r>
         <w:t xml:space="preserve"> </w:t>
       </w:r>
-      <w:hyperlink r:id="rId203">
+      <w:hyperlink r:id="rId206">
         <w:r>
           <w:rPr>
             <w:rStyle w:val="Hyperlink"/>
@@ -56683,16 +57493,21 @@
       <m:oMath>
         <m:sSub>
           <m:e>
-            <m:acc>
-              <m:accPr>
-                <m:chr m:val="̃"/>
-              </m:accPr>
+            <m:limLow>
               <m:e>
                 <m:r>
                   <m:t>t</m:t>
                 </m:r>
               </m:e>
-            </m:acc>
+              <m:lim>
+                <m:r>
+                  <m:rPr>
+                    <m:sty m:val="p"/>
+                  </m:rPr>
+                  <m:t>∼</m:t>
+                </m:r>
+              </m:lim>
+            </m:limLow>
           </m:e>
           <m:sub>
             <m:r>
@@ -56793,7 +57608,7 @@
       <w:pPr>
         <w:pStyle w:val="BodyText"/>
       </w:pPr>
-      <w:bookmarkStart w:id="204" w:name="eq-leverage"/>
+      <w:bookmarkStart w:id="207" w:name="eq-leverage"/>
       <m:oMathPara>
         <m:oMathParaPr>
           <m:jc m:val="center"/>
@@ -56834,16 +57649,21 @@
             <m:e>
               <m:sSub>
                 <m:e>
-                  <m:acc>
-                    <m:accPr>
-                      <m:chr m:val="̃"/>
-                    </m:accPr>
+                  <m:limLow>
                     <m:e>
                       <m:r>
                         <m:t>t</m:t>
                       </m:r>
                     </m:e>
-                  </m:acc>
+                    <m:lim>
+                      <m:r>
+                        <m:rPr>
+                          <m:sty m:val="p"/>
+                        </m:rPr>
+                        <m:t>∼</m:t>
+                      </m:r>
+                    </m:lim>
+                  </m:limLow>
                 </m:e>
                 <m:sub>
                   <m:r>
@@ -56881,16 +57701,21 @@
           </m:sSup>
           <m:sSub>
             <m:e>
-              <m:acc>
-                <m:accPr>
-                  <m:chr m:val="̃"/>
-                </m:accPr>
+              <m:limLow>
                 <m:e>
                   <m:r>
                     <m:t>t</m:t>
                   </m:r>
                 </m:e>
-              </m:acc>
+                <m:lim>
+                  <m:r>
+                    <m:rPr>
+                      <m:sty m:val="p"/>
+                    </m:rPr>
+                    <m:t>∼</m:t>
+                  </m:r>
+                </m:lim>
+              </m:limLow>
             </m:e>
             <m:sub>
               <m:r>
@@ -56924,10 +57749,10 @@
           </m:r>
         </m:oMath>
       </m:oMathPara>
-      <w:bookmarkEnd w:id="204"/>
+      <w:bookmarkEnd w:id="207"/>
     </w:p>
-    <w:bookmarkEnd w:id="205"/>
-    <w:bookmarkStart w:id="207" w:name="rem-source-leverage"/>
+    <w:bookmarkEnd w:id="208"/>
+    <w:bookmarkStart w:id="210" w:name="rem-source-leverage"/>
     <w:p>
       <w:pPr>
         <w:pStyle w:val="FirstParagraph"/>
@@ -56974,7 +57799,7 @@
       <w:r>
         <w:t xml:space="preserve"> </w:t>
       </w:r>
-      <w:hyperlink r:id="rId206">
+      <w:hyperlink r:id="rId209">
         <w:r>
           <w:rPr>
             <w:rStyle w:val="Hyperlink"/>
@@ -56986,8 +57811,8 @@
         <w:t xml:space="preserve">.</w:t>
       </w:r>
     </w:p>
-    <w:bookmarkEnd w:id="207"/>
-    <w:bookmarkStart w:id="209" w:name="thm-loocv-shortcut"/>
+    <w:bookmarkEnd w:id="210"/>
+    <w:bookmarkStart w:id="212" w:name="thm-loocv-shortcut"/>
     <w:p>
       <w:pPr>
         <w:pStyle w:val="BodyText"/>
@@ -57008,7 +57833,7 @@
       <w:r>
         <w:t xml:space="preserve"> </w:t>
       </w:r>
-      <w:hyperlink r:id="rId203">
+      <w:hyperlink r:id="rId206">
         <w:r>
           <w:rPr>
             <w:rStyle w:val="Hyperlink"/>
@@ -57108,7 +57933,7 @@
       <w:r>
         <w:t xml:space="preserve"> </w:t>
       </w:r>
-      <w:hyperlink r:id="rId37">
+      <w:hyperlink r:id="rId40">
         <w:r>
           <w:rPr>
             <w:rStyle w:val="Hyperlink"/>
@@ -57152,7 +57977,7 @@
       <w:r>
         <w:t xml:space="preserve"> </w:t>
       </w:r>
-      <w:hyperlink r:id="rId27">
+      <w:hyperlink r:id="rId30">
         <w:r>
           <w:rPr>
             <w:rStyle w:val="Hyperlink"/>
@@ -57234,7 +58059,7 @@
       <w:pPr>
         <w:pStyle w:val="BodyText"/>
       </w:pPr>
-      <w:bookmarkStart w:id="208" w:name="eq-loocv-shortcut"/>
+      <w:bookmarkStart w:id="211" w:name="eq-loocv-shortcut"/>
       <m:oMathPara>
         <m:oMathParaPr>
           <m:jc m:val="center"/>
@@ -57424,9 +58249,9 @@
           </m:r>
         </m:oMath>
       </m:oMathPara>
-      <w:bookmarkEnd w:id="208"/>
+      <w:bookmarkEnd w:id="211"/>
     </w:p>
-    <w:bookmarkEnd w:id="209"/>
+    <w:bookmarkEnd w:id="212"/>
     <w:p>
       <w:pPr>
         <w:pStyle w:val="FirstParagraph"/>
@@ -57487,16 +58312,21 @@
       <m:oMath>
         <m:sSub>
           <m:e>
-            <m:acc>
-              <m:accPr>
-                <m:chr m:val="̃"/>
-              </m:accPr>
+            <m:limLow>
               <m:e>
                 <m:r>
                   <m:t>t</m:t>
                 </m:r>
               </m:e>
-            </m:acc>
+              <m:lim>
+                <m:r>
+                  <m:rPr>
+                    <m:sty m:val="p"/>
+                  </m:rPr>
+                  <m:t>∼</m:t>
+                </m:r>
+              </m:lim>
+            </m:limLow>
           </m:e>
           <m:sub>
             <m:r>
@@ -57508,16 +58338,21 @@
           <m:e>
             <m:sSub>
               <m:e>
-                <m:acc>
-                  <m:accPr>
-                    <m:chr m:val="̃"/>
-                  </m:accPr>
+                <m:limLow>
                   <m:e>
                     <m:r>
                       <m:t>t</m:t>
                     </m:r>
                   </m:e>
-                </m:acc>
+                  <m:lim>
+                    <m:r>
+                      <m:rPr>
+                        <m:sty m:val="p"/>
+                      </m:rPr>
+                      <m:t>∼</m:t>
+                    </m:r>
+                  </m:lim>
+                </m:limLow>
               </m:e>
               <m:sub>
                 <m:r>
@@ -57555,7 +58390,7 @@
         <w:t xml:space="preserve">which this page does not develop.</w:t>
       </w:r>
     </w:p>
-    <w:bookmarkStart w:id="210" w:name="rem-source-loocv-shortcut"/>
+    <w:bookmarkStart w:id="213" w:name="rem-source-loocv-shortcut"/>
     <w:p>
       <w:pPr>
         <w:pStyle w:val="BodyText"/>
@@ -57598,8 +58433,8 @@
         <w:t xml:space="preserve">for many linear fitting methods.</w:t>
       </w:r>
     </w:p>
-    <w:bookmarkEnd w:id="210"/>
-    <w:bookmarkStart w:id="211" w:name="exm-loocv-shortcut"/>
+    <w:bookmarkEnd w:id="213"/>
+    <w:bookmarkStart w:id="214" w:name="exm-loocv-shortcut"/>
     <w:p>
       <w:pPr>
         <w:pStyle w:val="BodyText"/>
@@ -57609,7 +58444,7 @@
           <w:b/>
           <w:bCs/>
         </w:rPr>
-        <w:t xml:space="preserve">Example 11 (Leave-one-out cross-validation of the</w:t>
+        <w:t xml:space="preserve">Example 12 (Leave-one-out cross-validation of the</w:t>
       </w:r>
       <w:r>
         <w:rPr>
@@ -58739,8 +59574,8 @@
         <w:t xml:space="preserve">rerunning it always gives the same choice.</w:t>
       </w:r>
     </w:p>
-    <w:bookmarkEnd w:id="211"/>
-    <w:bookmarkStart w:id="212" w:name="rem-loocv"/>
+    <w:bookmarkEnd w:id="214"/>
+    <w:bookmarkStart w:id="215" w:name="rem-loocv"/>
     <w:p>
       <w:pPr>
         <w:pStyle w:val="BodyText"/>
@@ -59212,9 +60047,9 @@
         <w:t xml:space="preserve">fits.</w:t>
       </w:r>
     </w:p>
-    <w:bookmarkEnd w:id="212"/>
-    <w:bookmarkEnd w:id="213"/>
-    <w:bookmarkStart w:id="242" w:name="sec-cv-model-choice"/>
+    <w:bookmarkEnd w:id="215"/>
+    <w:bookmarkEnd w:id="216"/>
+    <w:bookmarkStart w:id="245" w:name="sec-cv-model-choice"/>
     <w:p>
       <w:pPr>
         <w:pStyle w:val="Heading2"/>
@@ -59223,7 +60058,7 @@
         <w:t xml:space="preserve">8 Choosing a model by cross-validation</w:t>
       </w:r>
     </w:p>
-    <w:bookmarkStart w:id="215" w:name="def-cv-estimate-indexed"/>
+    <w:bookmarkStart w:id="218" w:name="def-cv-estimate-indexed"/>
     <w:p>
       <w:pPr>
         <w:pStyle w:val="FirstParagraph"/>
@@ -59233,7 +60068,7 @@
           <w:b/>
           <w:bCs/>
         </w:rPr>
-        <w:t xml:space="preserve">Definition 38 (Cross-validation estimate of a named procedure)</w:t>
+        <w:t xml:space="preserve">Definition 39 (Cross-validation estimate of a named procedure)</w:t>
       </w:r>
       <w:r>
         <w:t xml:space="preserve"> </w:t>
@@ -59601,7 +60436,7 @@
       <w:pPr>
         <w:pStyle w:val="BodyText"/>
       </w:pPr>
-      <w:bookmarkStart w:id="214" w:name="eq-cv-estimate-indexed"/>
+      <w:bookmarkStart w:id="217" w:name="eq-cv-estimate-indexed"/>
       <m:oMathPara>
         <m:oMathParaPr>
           <m:jc m:val="center"/>
@@ -60011,10 +60846,10 @@
           </m:r>
         </m:oMath>
       </m:oMathPara>
-      <w:bookmarkEnd w:id="214"/>
+      <w:bookmarkEnd w:id="217"/>
     </w:p>
-    <w:bookmarkEnd w:id="215"/>
-    <w:bookmarkStart w:id="217" w:name="def-cv-choice"/>
+    <w:bookmarkEnd w:id="218"/>
+    <w:bookmarkStart w:id="220" w:name="def-cv-choice"/>
     <w:p>
       <w:pPr>
         <w:pStyle w:val="FirstParagraph"/>
@@ -60024,7 +60859,7 @@
           <w:b/>
           <w:bCs/>
         </w:rPr>
-        <w:t xml:space="preserve">Definition 39 (Cross-validation choice procedure)</w:t>
+        <w:t xml:space="preserve">Definition 40 (Cross-validation choice procedure)</w:t>
       </w:r>
       <w:r>
         <w:t xml:space="preserve"> </w:t>
@@ -60356,7 +61191,7 @@
       <w:pPr>
         <w:pStyle w:val="BodyText"/>
       </w:pPr>
-      <w:bookmarkStart w:id="216" w:name="eq-cv-choice"/>
+      <w:bookmarkStart w:id="219" w:name="eq-cv-choice"/>
       <m:oMathPara>
         <m:oMathParaPr>
           <m:jc m:val="center"/>
@@ -60640,10 +61475,10 @@
           </m:r>
         </m:oMath>
       </m:oMathPara>
-      <w:bookmarkEnd w:id="216"/>
+      <w:bookmarkEnd w:id="219"/>
     </w:p>
-    <w:bookmarkEnd w:id="217"/>
-    <w:bookmarkStart w:id="219" w:name="def-nested-cv"/>
+    <w:bookmarkEnd w:id="220"/>
+    <w:bookmarkStart w:id="222" w:name="def-nested-cv"/>
     <w:p>
       <w:pPr>
         <w:pStyle w:val="FirstParagraph"/>
@@ -60653,7 +61488,7 @@
           <w:b/>
           <w:bCs/>
         </w:rPr>
-        <w:t xml:space="preserve">Definition 40 (Nested cross-validation)</w:t>
+        <w:t xml:space="preserve">Definition 41 (Nested cross-validation)</w:t>
       </w:r>
       <w:r>
         <w:t xml:space="preserve"> </w:t>
@@ -60770,7 +61605,7 @@
       <w:pPr>
         <w:pStyle w:val="BodyText"/>
       </w:pPr>
-      <w:bookmarkStart w:id="218" w:name="eq-nested-cv"/>
+      <w:bookmarkStart w:id="221" w:name="eq-nested-cv"/>
       <m:oMathPara>
         <m:oMathParaPr>
           <m:jc m:val="center"/>
@@ -60897,10 +61732,10 @@
           </m:r>
         </m:oMath>
       </m:oMathPara>
-      <w:bookmarkEnd w:id="218"/>
+      <w:bookmarkEnd w:id="221"/>
     </w:p>
-    <w:bookmarkEnd w:id="219"/>
-    <w:bookmarkStart w:id="220" w:name="rem-source-nested-cv"/>
+    <w:bookmarkEnd w:id="222"/>
+    <w:bookmarkStart w:id="223" w:name="rem-source-nested-cv"/>
     <w:p>
       <w:pPr>
         <w:pStyle w:val="FirstParagraph"/>
@@ -60931,8 +61766,8 @@
         <w:t xml:space="preserve">choices included.</w:t>
       </w:r>
     </w:p>
-    <w:bookmarkEnd w:id="220"/>
-    <w:bookmarkStart w:id="221" w:name="rem-nested-cv"/>
+    <w:bookmarkEnd w:id="223"/>
+    <w:bookmarkStart w:id="224" w:name="rem-nested-cv"/>
     <w:p>
       <w:pPr>
         <w:pStyle w:val="BodyText"/>
@@ -61088,8 +61923,8 @@
         <w:t xml:space="preserve">That inner cross-validation is the nested one.</w:t>
       </w:r>
     </w:p>
-    <w:bookmarkEnd w:id="221"/>
-    <w:bookmarkStart w:id="224" w:name="rem-cv-winner-optimistic"/>
+    <w:bookmarkEnd w:id="224"/>
+    <w:bookmarkStart w:id="227" w:name="rem-cv-winner-optimistic"/>
     <w:p>
       <w:pPr>
         <w:pStyle w:val="BodyText"/>
@@ -61143,7 +61978,7 @@
           <w:rPr>
             <w:rStyle w:val="Hyperlink"/>
           </w:rPr>
-          <w:t xml:space="preserve">Definition 20</w:t>
+          <w:t xml:space="preserve">Definition 21</w:t>
         </w:r>
       </w:hyperlink>
       <w:r>
@@ -61282,18 +62117,18 @@
                 <wp:inline>
                   <wp:extent cx="152400" cy="152400"/>
                   <wp:effectExtent b="0" l="0" r="0" t="0"/>
-                  <wp:docPr descr="" title="" id="222" name="Picture"/>
+                  <wp:docPr descr="" title="" id="225" name="Picture"/>
                   <a:graphic>
                     <a:graphicData uri="http://schemas.openxmlformats.org/drawingml/2006/picture">
                       <pic:pic>
                         <pic:nvPicPr>
-                          <pic:cNvPr descr="/opt/quarto/share/formats/docx/note.png" id="223" name="Picture"/>
+                          <pic:cNvPr descr="/opt/quarto/share/formats/docx/note.png" id="226" name="Picture"/>
                           <pic:cNvPicPr>
                             <a:picLocks noChangeArrowheads="1" noChangeAspect="1"/>
                           </pic:cNvPicPr>
                         </pic:nvPicPr>
                         <pic:blipFill>
-                          <a:blip r:embed="rId146"/>
+                          <a:blip r:embed="rId149"/>
                           <a:stretch>
                             <a:fillRect/>
                           </a:stretch>
@@ -61357,8 +62192,8 @@
         </w:tc>
       </w:tr>
     </w:tbl>
-    <w:bookmarkEnd w:id="224"/>
-    <w:bookmarkStart w:id="227" w:name="def-cv-se"/>
+    <w:bookmarkEnd w:id="227"/>
+    <w:bookmarkStart w:id="230" w:name="def-cv-se"/>
     <w:p>
       <w:pPr>
         <w:pStyle w:val="BodyText"/>
@@ -61368,7 +62203,7 @@
           <w:b/>
           <w:bCs/>
         </w:rPr>
-        <w:t xml:space="preserve">Definition 41 (Fold-based standard error)</w:t>
+        <w:t xml:space="preserve">Definition 42 (Fold-based standard error)</w:t>
       </w:r>
       <w:r>
         <w:t xml:space="preserve"> </w:t>
@@ -61462,7 +62297,7 @@
       <w:r>
         <w:t xml:space="preserve"> </w:t>
       </w:r>
-      <w:hyperlink r:id="rId225">
+      <w:hyperlink r:id="rId228">
         <w:r>
           <w:rPr>
             <w:rStyle w:val="Hyperlink"/>
@@ -61528,7 +62363,7 @@
       <w:pPr>
         <w:pStyle w:val="BodyText"/>
       </w:pPr>
-      <w:bookmarkStart w:id="226" w:name="eq-cv-se"/>
+      <w:bookmarkStart w:id="229" w:name="eq-cv-se"/>
       <m:oMathPara>
         <m:oMathParaPr>
           <m:jc m:val="center"/>
@@ -61703,10 +62538,10 @@
           </m:r>
         </m:oMath>
       </m:oMathPara>
-      <w:bookmarkEnd w:id="226"/>
+      <w:bookmarkEnd w:id="229"/>
     </w:p>
-    <w:bookmarkEnd w:id="227"/>
-    <w:bookmarkStart w:id="228" w:name="rem-source-cv-se"/>
+    <w:bookmarkEnd w:id="230"/>
+    <w:bookmarkStart w:id="231" w:name="rem-source-cv-se"/>
     <w:p>
       <w:pPr>
         <w:pStyle w:val="FirstParagraph"/>
@@ -61728,8 +62563,8 @@
         <w:t xml:space="preserve">, who call the result a standard error.</w:t>
       </w:r>
     </w:p>
-    <w:bookmarkEnd w:id="228"/>
-    <w:bookmarkStart w:id="230" w:name="rem-cv-se"/>
+    <w:bookmarkEnd w:id="231"/>
+    <w:bookmarkStart w:id="233" w:name="rem-cv-se"/>
     <w:p>
       <w:pPr>
         <w:pStyle w:val="BodyText"/>
@@ -61952,7 +62787,7 @@
       <w:r>
         <w:t xml:space="preserve"> </w:t>
       </w:r>
-      <w:hyperlink r:id="rId229">
+      <w:hyperlink r:id="rId232">
         <w:r>
           <w:rPr>
             <w:rStyle w:val="Hyperlink"/>
@@ -62016,8 +62851,8 @@
         <w:t xml:space="preserve">.</w:t>
       </w:r>
     </w:p>
-    <w:bookmarkEnd w:id="230"/>
-    <w:bookmarkStart w:id="232" w:name="def-fold-mse-indexed"/>
+    <w:bookmarkEnd w:id="233"/>
+    <w:bookmarkStart w:id="235" w:name="def-fold-mse-indexed"/>
     <w:p>
       <w:pPr>
         <w:pStyle w:val="BodyText"/>
@@ -62027,7 +62862,7 @@
           <w:b/>
           <w:bCs/>
         </w:rPr>
-        <w:t xml:space="preserve">Definition 42 (Fold mean squared error of a named procedure)</w:t>
+        <w:t xml:space="preserve">Definition 43 (Fold mean squared error of a named procedure)</w:t>
       </w:r>
       <w:r>
         <w:t xml:space="preserve"> </w:t>
@@ -62195,7 +63030,7 @@
       <w:pPr>
         <w:pStyle w:val="BodyText"/>
       </w:pPr>
-      <w:bookmarkStart w:id="231" w:name="eq-fold-mse-indexed"/>
+      <w:bookmarkStart w:id="234" w:name="eq-fold-mse-indexed"/>
       <m:oMathPara>
         <m:oMathParaPr>
           <m:jc m:val="center"/>
@@ -62582,10 +63417,10 @@
           </m:r>
         </m:oMath>
       </m:oMathPara>
-      <w:bookmarkEnd w:id="231"/>
+      <w:bookmarkEnd w:id="234"/>
     </w:p>
-    <w:bookmarkEnd w:id="232"/>
-    <w:bookmarkStart w:id="234" w:name="def-cv-se-indexed"/>
+    <w:bookmarkEnd w:id="235"/>
+    <w:bookmarkStart w:id="237" w:name="def-cv-se-indexed"/>
     <w:p>
       <w:pPr>
         <w:pStyle w:val="FirstParagraph"/>
@@ -62595,7 +63430,7 @@
           <w:b/>
           <w:bCs/>
         </w:rPr>
-        <w:t xml:space="preserve">Definition 43 (Fold-based standard error of a named procedure)</w:t>
+        <w:t xml:space="preserve">Definition 44 (Fold-based standard error of a named procedure)</w:t>
       </w:r>
       <w:r>
         <w:t xml:space="preserve"> </w:t>
@@ -62791,7 +63626,7 @@
       <w:pPr>
         <w:pStyle w:val="BodyText"/>
       </w:pPr>
-      <w:bookmarkStart w:id="233" w:name="eq-cv-se-indexed"/>
+      <w:bookmarkStart w:id="236" w:name="eq-cv-se-indexed"/>
       <m:oMathPara>
         <m:oMathParaPr>
           <m:jc m:val="center"/>
@@ -63089,10 +63924,10 @@
           </m:r>
         </m:oMath>
       </m:oMathPara>
-      <w:bookmarkEnd w:id="233"/>
+      <w:bookmarkEnd w:id="236"/>
     </w:p>
-    <w:bookmarkEnd w:id="234"/>
-    <w:bookmarkStart w:id="236" w:name="def-one-se-rule"/>
+    <w:bookmarkEnd w:id="237"/>
+    <w:bookmarkStart w:id="239" w:name="def-one-se-rule"/>
     <w:p>
       <w:pPr>
         <w:pStyle w:val="FirstParagraph"/>
@@ -63102,7 +63937,7 @@
           <w:b/>
           <w:bCs/>
         </w:rPr>
-        <w:t xml:space="preserve">Definition 44 (One-standard-error rule)</w:t>
+        <w:t xml:space="preserve">Definition 45 (One-standard-error rule)</w:t>
       </w:r>
       <w:r>
         <w:t xml:space="preserve"> </w:t>
@@ -63350,7 +64185,7 @@
       <w:pPr>
         <w:pStyle w:val="BodyText"/>
       </w:pPr>
-      <w:bookmarkStart w:id="235" w:name="eq-one-se-rule"/>
+      <w:bookmarkStart w:id="238" w:name="eq-one-se-rule"/>
       <m:oMathPara>
         <m:oMathParaPr>
           <m:jc m:val="center"/>
@@ -63684,7 +64519,7 @@
           </m:r>
         </m:oMath>
       </m:oMathPara>
-      <w:bookmarkEnd w:id="235"/>
+      <w:bookmarkEnd w:id="238"/>
     </w:p>
     <w:p>
       <w:pPr>
@@ -63703,8 +64538,8 @@
         <w:t xml:space="preserve">.</w:t>
       </w:r>
     </w:p>
-    <w:bookmarkEnd w:id="236"/>
-    <w:bookmarkStart w:id="241" w:name="exm-one-se-rule"/>
+    <w:bookmarkEnd w:id="239"/>
+    <w:bookmarkStart w:id="244" w:name="exm-one-se-rule"/>
     <w:p>
       <w:pPr>
         <w:pStyle w:val="BodyText"/>
@@ -63714,7 +64549,7 @@
           <w:b/>
           <w:bCs/>
         </w:rPr>
-        <w:t xml:space="preserve">Example 12 (The one-standard-error rule for the simulated polynomials)</w:t>
+        <w:t xml:space="preserve">Example 13 (The one-standard-error rule for the simulated polynomials)</w:t>
       </w:r>
       <w:r>
         <w:t xml:space="preserve"> </w:t>
@@ -63736,7 +64571,7 @@
           <w:rPr>
             <w:rStyle w:val="Hyperlink"/>
           </w:rPr>
-          <w:t xml:space="preserve">Example 5</w:t>
+          <w:t xml:space="preserve">Example 6</w:t>
         </w:r>
       </w:hyperlink>
       <w:r>
@@ -63762,7 +64597,7 @@
           <w:rPr>
             <w:rStyle w:val="Hyperlink"/>
           </w:rPr>
-          <w:t xml:space="preserve">Definition 44</w:t>
+          <w:t xml:space="preserve">Definition 45</w:t>
         </w:r>
       </w:hyperlink>
       <w:r>
@@ -64776,7 +65611,7 @@
       <w:tr>
         <w:tc>
           <w:tcPr/>
-          <w:bookmarkStart w:id="240" w:name="fig-one-se-rule"/>
+          <w:bookmarkStart w:id="243" w:name="fig-one-se-rule"/>
           <w:p>
             <w:pPr>
               <w:pStyle w:val="SourceCode"/>
@@ -65389,18 +66224,18 @@
                 <wp:inline>
                   <wp:extent cx="4620126" cy="3696101"/>
                   <wp:effectExtent b="0" l="0" r="0" t="0"/>
-                  <wp:docPr descr="" title="" id="238" name="Picture"/>
+                  <wp:docPr descr="" title="" id="241" name="Picture"/>
                   <a:graphic>
                     <a:graphicData uri="http://schemas.openxmlformats.org/drawingml/2006/picture">
                       <pic:pic>
                         <pic:nvPicPr>
-                          <pic:cNvPr descr="model-validation_files/figure-docx/one-se-rule-plot-1.png" id="239" name="Picture"/>
+                          <pic:cNvPr descr="model-validation_files/figure-docx/one-se-rule-plot-1.png" id="242" name="Picture"/>
                           <pic:cNvPicPr>
                             <a:picLocks noChangeArrowheads="1" noChangeAspect="1"/>
                           </pic:cNvPicPr>
                         </pic:nvPicPr>
                         <pic:blipFill>
-                          <a:blip r:embed="rId237"/>
+                          <a:blip r:embed="rId240"/>
                           <a:stretch>
                             <a:fillRect/>
                           </a:stretch>
@@ -65480,7 +66315,7 @@
               <w:t xml:space="preserve">The dashed line is one fold-based standard error above the smallest estimate.</w:t>
             </w:r>
           </w:p>
-          <w:bookmarkEnd w:id="240"/>
+          <w:bookmarkEnd w:id="243"/>
         </w:tc>
       </w:tr>
     </w:tbl>
@@ -65547,7 +66382,7 @@
           <w:rPr>
             <w:rStyle w:val="Hyperlink"/>
           </w:rPr>
-          <w:t xml:space="preserve">Example 5</w:t>
+          <w:t xml:space="preserve">Example 6</w:t>
         </w:r>
       </w:hyperlink>
       <w:r>
@@ -65569,9 +66404,9 @@
         <w:t xml:space="preserve">and 0.315 for degree 3.</w:t>
       </w:r>
     </w:p>
-    <w:bookmarkEnd w:id="241"/>
-    <w:bookmarkEnd w:id="242"/>
-    <w:bookmarkStart w:id="249" w:name="sec-cv-whole-procedure"/>
+    <w:bookmarkEnd w:id="244"/>
+    <w:bookmarkEnd w:id="245"/>
+    <w:bookmarkStart w:id="252" w:name="sec-cv-whole-procedure"/>
     <w:p>
       <w:pPr>
         <w:pStyle w:val="Heading2"/>
@@ -65580,7 +66415,7 @@
         <w:t xml:space="preserve">9 Cross-validating the whole procedure</w:t>
       </w:r>
     </w:p>
-    <w:bookmarkStart w:id="245" w:name="exr-cv-screening"/>
+    <w:bookmarkStart w:id="248" w:name="exr-cv-screening"/>
     <w:p>
       <w:pPr>
         <w:pStyle w:val="FirstParagraph"/>
@@ -65880,18 +66715,18 @@
                 <wp:inline>
                   <wp:extent cx="152400" cy="152400"/>
                   <wp:effectExtent b="0" l="0" r="0" t="0"/>
-                  <wp:docPr descr="" title="" id="243" name="Picture"/>
+                  <wp:docPr descr="" title="" id="246" name="Picture"/>
                   <a:graphic>
                     <a:graphicData uri="http://schemas.openxmlformats.org/drawingml/2006/picture">
                       <pic:pic>
                         <pic:nvPicPr>
-                          <pic:cNvPr descr="/opt/quarto/share/formats/docx/note.png" id="244" name="Picture"/>
+                          <pic:cNvPr descr="/opt/quarto/share/formats/docx/note.png" id="247" name="Picture"/>
                           <pic:cNvPicPr>
                             <a:picLocks noChangeArrowheads="1" noChangeAspect="1"/>
                           </pic:cNvPicPr>
                         </pic:nvPicPr>
                         <pic:blipFill>
-                          <a:blip r:embed="rId146"/>
+                          <a:blip r:embed="rId149"/>
                           <a:stretch>
                             <a:fillRect/>
                           </a:stretch>
@@ -65973,8 +66808,8 @@
         </w:tc>
       </w:tr>
     </w:tbl>
-    <w:bookmarkEnd w:id="245"/>
-    <w:bookmarkStart w:id="246" w:name="sol-cv-screening"/>
+    <w:bookmarkEnd w:id="248"/>
+    <w:bookmarkStart w:id="249" w:name="sol-cv-screening"/>
     <w:p>
       <w:pPr>
         <w:pStyle w:val="BodyText"/>
@@ -67902,8 +68737,8 @@
         <w:t xml:space="preserve">needs fails.</w:t>
       </w:r>
     </w:p>
-    <w:bookmarkEnd w:id="246"/>
-    <w:bookmarkStart w:id="248" w:name="rem-cv-every-step"/>
+    <w:bookmarkEnd w:id="249"/>
+    <w:bookmarkStart w:id="251" w:name="rem-cv-every-step"/>
     <w:p>
       <w:pPr>
         <w:pStyle w:val="BodyText"/>
@@ -68059,7 +68894,7 @@
       <w:r>
         <w:t xml:space="preserve"> </w:t>
       </w:r>
-      <w:hyperlink r:id="rId247">
+      <w:hyperlink r:id="rId250">
         <w:r>
           <w:rPr>
             <w:rStyle w:val="Hyperlink"/>
@@ -68083,9 +68918,9 @@
         <w:t xml:space="preserve">when they are computed without the outcome.</w:t>
       </w:r>
     </w:p>
-    <w:bookmarkEnd w:id="248"/>
-    <w:bookmarkEnd w:id="249"/>
-    <w:bookmarkStart w:id="250" w:name="further-reading"/>
+    <w:bookmarkEnd w:id="251"/>
+    <w:bookmarkEnd w:id="252"/>
+    <w:bookmarkStart w:id="253" w:name="further-reading"/>
     <w:p>
       <w:pPr>
         <w:pStyle w:val="Heading2"/>
@@ -68114,8 +68949,8 @@
         <w:t xml:space="preserve">including the covariance and correlation matrices that cross-products produce.</w:t>
       </w:r>
     </w:p>
-    <w:bookmarkEnd w:id="250"/>
-    <w:bookmarkStart w:id="258" w:name="references"/>
+    <w:bookmarkEnd w:id="253"/>
+    <w:bookmarkStart w:id="261" w:name="references"/>
     <w:p>
       <w:pPr>
         <w:pStyle w:val="Heading2"/>
@@ -68124,8 +68959,8 @@
         <w:t xml:space="preserve">References</w:t>
       </w:r>
     </w:p>
-    <w:bookmarkStart w:id="257" w:name="refs"/>
-    <w:bookmarkStart w:id="252" w:name="ref-hastie2009elements"/>
+    <w:bookmarkStart w:id="260" w:name="refs"/>
+    <w:bookmarkStart w:id="255" w:name="ref-hastie2009elements"/>
     <w:p>
       <w:pPr>
         <w:pStyle w:val="Bibliography"/>
@@ -68149,7 +68984,7 @@
       <w:r>
         <w:t xml:space="preserve"> </w:t>
       </w:r>
-      <w:hyperlink r:id="rId251">
+      <w:hyperlink r:id="rId254">
         <w:r>
           <w:rPr>
             <w:rStyle w:val="Hyperlink"/>
@@ -68161,8 +68996,8 @@
         <w:t xml:space="preserve">.</w:t>
       </w:r>
     </w:p>
-    <w:bookmarkEnd w:id="252"/>
-    <w:bookmarkStart w:id="254" w:name="ref-james2021islr2e"/>
+    <w:bookmarkEnd w:id="255"/>
+    <w:bookmarkStart w:id="257" w:name="ref-james2021islr2e"/>
     <w:p>
       <w:pPr>
         <w:pStyle w:val="Bibliography"/>
@@ -68200,7 +69035,7 @@
       <w:r>
         <w:t xml:space="preserve"> </w:t>
       </w:r>
-      <w:hyperlink r:id="rId253">
+      <w:hyperlink r:id="rId256">
         <w:r>
           <w:rPr>
             <w:rStyle w:val="Hyperlink"/>
@@ -68212,8 +69047,8 @@
         <w:t xml:space="preserve">.</w:t>
       </w:r>
     </w:p>
-    <w:bookmarkEnd w:id="254"/>
-    <w:bookmarkStart w:id="256" w:name="ref-sanchez2020matrix4sl"/>
+    <w:bookmarkEnd w:id="257"/>
+    <w:bookmarkStart w:id="259" w:name="ref-sanchez2020matrix4sl"/>
     <w:p>
       <w:pPr>
         <w:pStyle w:val="Bibliography"/>
@@ -68251,7 +69086,7 @@
       <w:r>
         <w:t xml:space="preserve"> </w:t>
       </w:r>
-      <w:hyperlink r:id="rId255">
+      <w:hyperlink r:id="rId258">
         <w:r>
           <w:rPr>
             <w:rStyle w:val="Hyperlink"/>
@@ -68263,9 +69098,9 @@
         <w:t xml:space="preserve">.</w:t>
       </w:r>
     </w:p>
-    <w:bookmarkEnd w:id="256"/>
-    <w:bookmarkEnd w:id="257"/>
-    <w:bookmarkEnd w:id="258"/>
+    <w:bookmarkEnd w:id="259"/>
+    <w:bookmarkEnd w:id="260"/>
+    <w:bookmarkEnd w:id="261"/>
     <w:sectPr>
       <w:footnotePr>
         <w:numRestart w:val="eachSect"/>

--- a/model-validation-handout.docx
+++ b/model-validation-handout.docx
@@ -15,7 +15,7 @@
         <w:pStyle w:val="Date"/>
       </w:pPr>
       <w:r>
-        <w:t xml:space="preserve">Last modified: 2026-10-16 02:40:23 (PDT)</w:t>
+        <w:t xml:space="preserve">Last modified: 2026-10-16 02:59:55 (PDT)</w:t>
       </w:r>
     </w:p>
     <w:bookmarkStart w:id="17" w:name="sec-data-sets"/>
@@ -6741,7 +6741,7 @@
     </w:p>
     <w:bookmarkEnd w:id="48"/>
     <w:bookmarkEnd w:id="49"/>
-    <w:bookmarkStart w:id="106" w:name="sec-generalization-error"/>
+    <w:bookmarkStart w:id="107" w:name="sec-generalization-error"/>
     <w:p>
       <w:pPr>
         <w:pStyle w:val="Heading2"/>
@@ -12094,7 +12094,7 @@
       </m:oMathPara>
     </w:p>
     <w:bookmarkEnd w:id="67"/>
-    <w:bookmarkStart w:id="70" w:name="def-prediction-bias"/>
+    <w:bookmarkStart w:id="71" w:name="def-prediction-bias"/>
     <w:p>
       <w:pPr>
         <w:pStyle w:val="FirstParagraph"/>
@@ -12299,33 +12299,7 @@
         <w:t xml:space="preserve"> </w:t>
       </w:r>
       <w:r>
-        <w:t xml:space="preserve">of the prediction, as a prediction of</w:t>
-      </w:r>
-      <w:r>
-        <w:t xml:space="preserve"> </w:t>
-      </w:r>
-      <m:oMath>
-        <m:r>
-          <m:t>μ</m:t>
-        </m:r>
-        <m:r>
-          <m:rPr>
-            <m:sty m:val="p"/>
-          </m:rPr>
-          <m:t>(</m:t>
-        </m:r>
-        <m:r>
-          <m:t>x</m:t>
-        </m:r>
-        <m:r>
-          <m:rPr>
-            <m:sty m:val="p"/>
-          </m:rPr>
-          <m:t>)</m:t>
-        </m:r>
-      </m:oMath>
-      <w:r>
-        <w:t xml:space="preserve">,</w:t>
+        <w:t xml:space="preserve">of the prediction</w:t>
       </w:r>
       <w:r>
         <w:t xml:space="preserve"> </w:t>
@@ -12407,7 +12381,24 @@
         <w:t xml:space="preserve"> </w:t>
       </w:r>
       <w:r>
-        <w:t xml:space="preserve">as an estimator of the</w:t>
+        <w:t xml:space="preserve">used as an</w:t>
+      </w:r>
+      <w:r>
+        <w:t xml:space="preserve"> </w:t>
+      </w:r>
+      <w:hyperlink r:id="rId69">
+        <w:r>
+          <w:rPr>
+            <w:rStyle w:val="Hyperlink"/>
+          </w:rPr>
+          <w:t xml:space="preserve">estimator</w:t>
+        </w:r>
+      </w:hyperlink>
+      <w:r>
+        <w:t xml:space="preserve"> </w:t>
+      </w:r>
+      <w:r>
+        <w:t xml:space="preserve">of the</w:t>
       </w:r>
       <w:r>
         <w:t xml:space="preserve"> </w:t>
@@ -12450,14 +12441,20 @@
         </m:r>
       </m:oMath>
       <w:r>
-        <w:t xml:space="preserve">:</w:t>
+        <w:t xml:space="preserve">,</w:t>
+      </w:r>
+      <w:r>
+        <w:t xml:space="preserve"> </w:t>
+      </w:r>
+      <w:r>
+        <w:t xml:space="preserve">which is its estimand here, not the new outcome it predicts:</w:t>
       </w:r>
     </w:p>
     <w:p>
       <w:pPr>
         <w:pStyle w:val="BodyText"/>
       </w:pPr>
-      <w:bookmarkStart w:id="69" w:name="eq-prediction-bias"/>
+      <w:bookmarkStart w:id="70" w:name="eq-prediction-bias"/>
       <m:oMathPara>
         <m:oMathParaPr>
           <m:jc m:val="center"/>
@@ -12659,7 +12656,7 @@
           </m:r>
         </m:oMath>
       </m:oMathPara>
-      <w:bookmarkEnd w:id="69"/>
+      <w:bookmarkEnd w:id="70"/>
     </w:p>
     <w:p>
       <w:pPr>
@@ -12746,7 +12743,7 @@
         <w:t xml:space="preserve">.</w:t>
       </w:r>
     </w:p>
-    <w:bookmarkEnd w:id="70"/>
+    <w:bookmarkEnd w:id="71"/>
     <w:p>
       <w:pPr>
         <w:pStyle w:val="BodyText"/>
@@ -12780,7 +12777,7 @@
         <w:t xml:space="preserve">the bias reflects the error introduced by approximating a real-world relationship by a model.</w:t>
       </w:r>
     </w:p>
-    <w:bookmarkStart w:id="71" w:name="exm-prediction-bias"/>
+    <w:bookmarkStart w:id="72" w:name="exm-prediction-bias"/>
     <w:p>
       <w:pPr>
         <w:pStyle w:val="BodyText"/>
@@ -13109,8 +13106,8 @@
         <w:t xml:space="preserve">.</w:t>
       </w:r>
     </w:p>
-    <w:bookmarkEnd w:id="71"/>
-    <w:bookmarkStart w:id="72" w:name="exr-epe-three-sources"/>
+    <w:bookmarkEnd w:id="72"/>
+    <w:bookmarkStart w:id="73" w:name="exr-epe-three-sources"/>
     <w:p>
       <w:pPr>
         <w:pStyle w:val="BodyText"/>
@@ -13902,8 +13899,8 @@
         <w:t xml:space="preserve">and which cannot?</w:t>
       </w:r>
     </w:p>
-    <w:bookmarkEnd w:id="72"/>
-    <w:bookmarkStart w:id="73" w:name="sol-epe-three-sources"/>
+    <w:bookmarkEnd w:id="73"/>
+    <w:bookmarkStart w:id="74" w:name="sol-epe-three-sources"/>
     <w:p>
       <w:pPr>
         <w:pStyle w:val="FirstParagraph"/>
@@ -14202,8 +14199,8 @@
         <w:t xml:space="preserve">in the new outcome.</w:t>
       </w:r>
     </w:p>
-    <w:bookmarkEnd w:id="73"/>
-    <w:bookmarkStart w:id="74" w:name="exr-epe-split-noise"/>
+    <w:bookmarkEnd w:id="74"/>
+    <w:bookmarkStart w:id="75" w:name="exr-epe-split-noise"/>
     <w:p>
       <w:pPr>
         <w:pStyle w:val="FirstParagraph"/>
@@ -14690,8 +14687,8 @@
         <w:t xml:space="preserve">and name the assumptions that make the cross term zero.</w:t>
       </w:r>
     </w:p>
-    <w:bookmarkEnd w:id="74"/>
-    <w:bookmarkStart w:id="78" w:name="sol-epe-split-noise"/>
+    <w:bookmarkEnd w:id="75"/>
+    <w:bookmarkStart w:id="79" w:name="sol-epe-split-noise"/>
     <w:p>
       <w:pPr>
         <w:pStyle w:val="BodyText"/>
@@ -14707,7 +14704,41 @@
         <w:t xml:space="preserve">. </w:t>
       </w:r>
       <w:r>
-        <w:t xml:space="preserve">Write the prediction error as noise plus the error of the prediction as an estimate of</w:t>
+        <w:t xml:space="preserve">Write the prediction error as noise plus the error of the prediction, used as an</w:t>
+      </w:r>
+      <w:r>
+        <w:t xml:space="preserve"> </w:t>
+      </w:r>
+      <w:hyperlink r:id="rId69">
+        <w:r>
+          <w:rPr>
+            <w:rStyle w:val="Hyperlink"/>
+          </w:rPr>
+          <w:t xml:space="preserve">estimator</w:t>
+        </w:r>
+      </w:hyperlink>
+      <w:r>
+        <w:t xml:space="preserve"> </w:t>
+      </w:r>
+      <w:r>
+        <w:t xml:space="preserve">of the</w:t>
+      </w:r>
+      <w:r>
+        <w:t xml:space="preserve"> </w:t>
+      </w:r>
+      <w:hyperlink w:anchor="def-mean-function">
+        <w:r>
+          <w:rPr>
+            <w:rStyle w:val="Hyperlink"/>
+          </w:rPr>
+          <w:t xml:space="preserve">mean function</w:t>
+        </w:r>
+      </w:hyperlink>
+      <w:r>
+        <w:t xml:space="preserve"> </w:t>
+      </w:r>
+      <w:r>
+        <w:t xml:space="preserve">value</w:t>
       </w:r>
       <w:r>
         <w:t xml:space="preserve"> </w:t>
@@ -15525,7 +15556,7 @@
       <w:r>
         <w:t xml:space="preserve"> </w:t>
       </w:r>
-      <w:hyperlink r:id="rId75">
+      <w:hyperlink r:id="rId76">
         <w:r>
           <w:rPr>
             <w:rStyle w:val="Hyperlink"/>
@@ -15556,7 +15587,7 @@
       <w:r>
         <w:t xml:space="preserve"> </w:t>
       </w:r>
-      <w:hyperlink r:id="rId76">
+      <w:hyperlink r:id="rId77">
         <w:r>
           <w:rPr>
             <w:rStyle w:val="Hyperlink"/>
@@ -16954,7 +16985,7 @@
       <w:pPr>
         <w:pStyle w:val="BodyText"/>
       </w:pPr>
-      <w:bookmarkStart w:id="77" w:name="eq-epe-after-noise"/>
+      <w:bookmarkStart w:id="78" w:name="eq-epe-after-noise"/>
       <m:oMathPara>
         <m:oMathParaPr>
           <m:jc m:val="center"/>
@@ -17245,7 +17276,7 @@
           </m:r>
         </m:oMath>
       </m:oMathPara>
-      <w:bookmarkEnd w:id="77"/>
+      <w:bookmarkEnd w:id="78"/>
     </w:p>
     <w:p>
       <w:pPr>
@@ -17440,8 +17471,8 @@
         <w:t xml:space="preserve">whose noise helped determine the prediction.</w:t>
       </w:r>
     </w:p>
-    <w:bookmarkEnd w:id="78"/>
-    <w:bookmarkStart w:id="79" w:name="exr-epe-split-bias"/>
+    <w:bookmarkEnd w:id="79"/>
+    <w:bookmarkStart w:id="80" w:name="exr-epe-split-bias"/>
     <w:p>
       <w:pPr>
         <w:pStyle w:val="BodyText"/>
@@ -17765,8 +17796,8 @@
         <w:t xml:space="preserve">and what makes the cross term zero this time?</w:t>
       </w:r>
     </w:p>
-    <w:bookmarkEnd w:id="79"/>
-    <w:bookmarkStart w:id="82" w:name="sol-epe-split-bias"/>
+    <w:bookmarkEnd w:id="80"/>
+    <w:bookmarkStart w:id="83" w:name="sol-epe-split-bias"/>
     <w:p>
       <w:pPr>
         <w:pStyle w:val="BodyText"/>
@@ -20176,7 +20207,7 @@
       <w:r>
         <w:t xml:space="preserve"> </w:t>
       </w:r>
-      <w:hyperlink r:id="rId80">
+      <w:hyperlink r:id="rId81">
         <w:r>
           <w:rPr>
             <w:rStyle w:val="Hyperlink"/>
@@ -20790,7 +20821,7 @@
       <w:pPr>
         <w:pStyle w:val="BodyText"/>
       </w:pPr>
-      <w:bookmarkStart w:id="81" w:name="eq-epe-after-bias"/>
+      <w:bookmarkStart w:id="82" w:name="eq-epe-after-bias"/>
       <m:oMathPara>
         <m:oMathParaPr>
           <m:jc m:val="center"/>
@@ -21118,7 +21149,7 @@
           </m:r>
         </m:oMath>
       </m:oMathPara>
-      <w:bookmarkEnd w:id="81"/>
+      <w:bookmarkEnd w:id="82"/>
     </w:p>
     <w:p>
       <w:pPr>
@@ -21154,8 +21185,8 @@
         <w:t xml:space="preserve">This split is specific to squared-error loss, the loss these notes use.</w:t>
       </w:r>
     </w:p>
-    <w:bookmarkEnd w:id="82"/>
-    <w:bookmarkStart w:id="84" w:name="thm-epe-decomposition"/>
+    <w:bookmarkEnd w:id="83"/>
+    <w:bookmarkStart w:id="85" w:name="thm-epe-decomposition"/>
     <w:p>
       <w:pPr>
         <w:pStyle w:val="BodyText"/>
@@ -21636,10 +21667,24 @@
         </m:r>
       </m:oMath>
       <w:r>
-        <w:t xml:space="preserve"> </w:t>
-      </w:r>
-      <w:r>
-        <w:t xml:space="preserve">as a prediction of</w:t>
+        <w:t xml:space="preserve">, used as an</w:t>
+      </w:r>
+      <w:r>
+        <w:t xml:space="preserve"> </w:t>
+      </w:r>
+      <w:hyperlink r:id="rId69">
+        <w:r>
+          <w:rPr>
+            <w:rStyle w:val="Hyperlink"/>
+          </w:rPr>
+          <w:t xml:space="preserve">estimator</w:t>
+        </w:r>
+      </w:hyperlink>
+      <w:r>
+        <w:t xml:space="preserve"> </w:t>
+      </w:r>
+      <w:r>
+        <w:t xml:space="preserve">of</w:t>
       </w:r>
       <w:r>
         <w:t xml:space="preserve"> </w:t>
@@ -21676,7 +21721,7 @@
       <w:r>
         <w:t xml:space="preserve"> </w:t>
       </w:r>
-      <w:hyperlink r:id="rId80">
+      <w:hyperlink r:id="rId81">
         <w:r>
           <w:rPr>
             <w:rStyle w:val="Hyperlink"/>
@@ -21718,7 +21763,7 @@
       <w:pPr>
         <w:pStyle w:val="BodyText"/>
       </w:pPr>
-      <w:bookmarkStart w:id="83" w:name="eq-epe-decomposition"/>
+      <w:bookmarkStart w:id="84" w:name="eq-epe-decomposition"/>
       <m:oMathPara>
         <m:oMathParaPr>
           <m:jc m:val="center"/>
@@ -21984,9 +22029,9 @@
           </m:r>
         </m:oMath>
       </m:oMathPara>
-      <w:bookmarkEnd w:id="83"/>
+      <w:bookmarkEnd w:id="84"/>
     </w:p>
-    <w:bookmarkEnd w:id="84"/>
+    <w:bookmarkEnd w:id="85"/>
     <w:p>
       <w:pPr>
         <w:pStyle w:val="FirstParagraph"/>
@@ -22054,7 +22099,24 @@
         </w:r>
       </w:hyperlink>
       <w:r>
-        <w:t xml:space="preserve">, the expected squared prediction error is the noise variance plus the mean squared error of the prediction as an estimate of</w:t>
+        <w:t xml:space="preserve">, the expected squared prediction error is the noise variance plus the mean squared error of the prediction, used as an</w:t>
+      </w:r>
+      <w:r>
+        <w:t xml:space="preserve"> </w:t>
+      </w:r>
+      <w:hyperlink r:id="rId69">
+        <w:r>
+          <w:rPr>
+            <w:rStyle w:val="Hyperlink"/>
+          </w:rPr>
+          <w:t xml:space="preserve">estimator</w:t>
+        </w:r>
+      </w:hyperlink>
+      <w:r>
+        <w:t xml:space="preserve"> </w:t>
+      </w:r>
+      <w:r>
+        <w:t xml:space="preserve">of</w:t>
       </w:r>
       <w:r>
         <w:t xml:space="preserve"> </w:t>
@@ -22780,7 +22842,7 @@
         </m:oMath>
       </m:oMathPara>
     </w:p>
-    <w:bookmarkStart w:id="85" w:name="def-irreducible-error"/>
+    <w:bookmarkStart w:id="86" w:name="def-irreducible-error"/>
     <w:p>
       <w:pPr>
         <w:pStyle w:val="FirstParagraph"/>
@@ -23027,7 +23089,7 @@
         <w:t xml:space="preserve">.</w:t>
       </w:r>
     </w:p>
-    <w:bookmarkEnd w:id="85"/>
+    <w:bookmarkEnd w:id="86"/>
     <w:p>
       <w:pPr>
         <w:pStyle w:val="BodyText"/>
@@ -23055,7 +23117,7 @@
         <w:t xml:space="preserve">.</w:t>
       </w:r>
     </w:p>
-    <w:bookmarkStart w:id="88" w:name="rem-generalization-error"/>
+    <w:bookmarkStart w:id="89" w:name="rem-generalization-error"/>
     <w:p>
       <w:pPr>
         <w:pStyle w:val="BodyText"/>
@@ -23166,7 +23228,7 @@
       <w:r>
         <w:t xml:space="preserve"> </w:t>
       </w:r>
-      <w:hyperlink r:id="rId86">
+      <w:hyperlink r:id="rId87">
         <w:r>
           <w:rPr>
             <w:rStyle w:val="Hyperlink"/>
@@ -23231,7 +23293,7 @@
       <w:r>
         <w:t xml:space="preserve"> </w:t>
       </w:r>
-      <w:hyperlink r:id="rId87">
+      <w:hyperlink r:id="rId88">
         <w:r>
           <w:rPr>
             <w:rStyle w:val="Hyperlink"/>
@@ -23441,8 +23503,8 @@
         <w:t xml:space="preserve">into a squared bias, a variance and a noise variance.</w:t>
       </w:r>
     </w:p>
-    <w:bookmarkEnd w:id="88"/>
-    <w:bookmarkStart w:id="90" w:name="def-flexibility"/>
+    <w:bookmarkEnd w:id="89"/>
+    <w:bookmarkStart w:id="91" w:name="def-flexibility"/>
     <w:p>
       <w:pPr>
         <w:pStyle w:val="BodyText"/>
@@ -23716,7 +23778,7 @@
       <w:pPr>
         <w:pStyle w:val="BodyText"/>
       </w:pPr>
-      <w:bookmarkStart w:id="89" w:name="eq-flexibility"/>
+      <w:bookmarkStart w:id="90" w:name="eq-flexibility"/>
       <m:oMathPara>
         <m:oMathParaPr>
           <m:jc m:val="center"/>
@@ -23786,10 +23848,10 @@
           </m:r>
         </m:oMath>
       </m:oMathPara>
-      <w:bookmarkEnd w:id="89"/>
+      <w:bookmarkEnd w:id="90"/>
     </w:p>
-    <w:bookmarkEnd w:id="90"/>
-    <w:bookmarkStart w:id="91" w:name="rem-source-flexibility"/>
+    <w:bookmarkEnd w:id="91"/>
+    <w:bookmarkStart w:id="92" w:name="rem-source-flexibility"/>
     <w:p>
       <w:pPr>
         <w:pStyle w:val="FirstParagraph"/>
@@ -23814,8 +23876,8 @@
         <w:t xml:space="preserve">use flexibility without a formal definition.</w:t>
       </w:r>
     </w:p>
-    <w:bookmarkEnd w:id="91"/>
-    <w:bookmarkStart w:id="92" w:name="rem-flexibility"/>
+    <w:bookmarkEnd w:id="92"/>
+    <w:bookmarkStart w:id="93" w:name="rem-flexibility"/>
     <w:p>
       <w:pPr>
         <w:pStyle w:val="BodyText"/>
@@ -24048,8 +24110,8 @@
         <w:t xml:space="preserve">.</w:t>
       </w:r>
     </w:p>
-    <w:bookmarkEnd w:id="92"/>
-    <w:bookmarkStart w:id="94" w:name="def-bias-variance-tradeoff"/>
+    <w:bookmarkEnd w:id="93"/>
+    <w:bookmarkStart w:id="95" w:name="def-bias-variance-tradeoff"/>
     <w:p>
       <w:pPr>
         <w:pStyle w:val="BodyText"/>
@@ -24308,7 +24370,24 @@
         <w:t xml:space="preserve"> </w:t>
       </w:r>
       <w:r>
-        <w:t xml:space="preserve">of the prediction, as a prediction of</w:t>
+        <w:t xml:space="preserve">of the prediction, used as an</w:t>
+      </w:r>
+      <w:r>
+        <w:t xml:space="preserve"> </w:t>
+      </w:r>
+      <w:hyperlink r:id="rId69">
+        <w:r>
+          <w:rPr>
+            <w:rStyle w:val="Hyperlink"/>
+          </w:rPr>
+          <w:t xml:space="preserve">estimator</w:t>
+        </w:r>
+      </w:hyperlink>
+      <w:r>
+        <w:t xml:space="preserve"> </w:t>
+      </w:r>
+      <w:r>
+        <w:t xml:space="preserve">of</w:t>
       </w:r>
       <w:r>
         <w:t xml:space="preserve"> </w:t>
@@ -24345,7 +24424,7 @@
       <w:r>
         <w:t xml:space="preserve"> </w:t>
       </w:r>
-      <w:hyperlink r:id="rId80">
+      <w:hyperlink r:id="rId81">
         <w:r>
           <w:rPr>
             <w:rStyle w:val="Hyperlink"/>
@@ -24364,7 +24443,7 @@
       <w:pPr>
         <w:pStyle w:val="BodyText"/>
       </w:pPr>
-      <w:bookmarkStart w:id="93" w:name="eq-bias-variance-tradeoff"/>
+      <w:bookmarkStart w:id="94" w:name="eq-bias-variance-tradeoff"/>
       <m:oMathPara>
         <m:oMathParaPr>
           <m:jc m:val="center"/>
@@ -24861,7 +24940,7 @@
           </m:r>
         </m:oMath>
       </m:oMathPara>
-      <w:bookmarkEnd w:id="93"/>
+      <w:bookmarkEnd w:id="94"/>
     </w:p>
     <w:p>
       <w:pPr>
@@ -24880,8 +24959,8 @@
         <w:t xml:space="preserve">.</w:t>
       </w:r>
     </w:p>
-    <w:bookmarkEnd w:id="94"/>
-    <w:bookmarkStart w:id="95" w:name="rem-overfitting-tradeoff"/>
+    <w:bookmarkEnd w:id="95"/>
+    <w:bookmarkStart w:id="96" w:name="rem-overfitting-tradeoff"/>
     <w:p>
       <w:pPr>
         <w:pStyle w:val="BodyText"/>
@@ -25496,8 +25575,8 @@
         <w:t xml:space="preserve">but predict new observations worse.</w:t>
       </w:r>
     </w:p>
-    <w:bookmarkEnd w:id="95"/>
-    <w:bookmarkStart w:id="96" w:name="rem-overfitting-causes"/>
+    <w:bookmarkEnd w:id="96"/>
+    <w:bookmarkStart w:id="97" w:name="rem-overfitting-causes"/>
     <w:p>
       <w:pPr>
         <w:pStyle w:val="BodyText"/>
@@ -25615,8 +25694,8 @@
         <w:t xml:space="preserve">the degree-4 fit has five coefficients for those 20 cars.</w:t>
       </w:r>
     </w:p>
-    <w:bookmarkEnd w:id="96"/>
-    <w:bookmarkStart w:id="97" w:name="exr-held-out-unbiased"/>
+    <w:bookmarkEnd w:id="97"/>
+    <w:bookmarkStart w:id="98" w:name="exr-held-out-unbiased"/>
     <w:p>
       <w:pPr>
         <w:pStyle w:val="BodyText"/>
@@ -26327,8 +26406,8 @@
         </m:oMath>
       </m:oMathPara>
     </w:p>
-    <w:bookmarkEnd w:id="97"/>
-    <w:bookmarkStart w:id="98" w:name="sol-held-out-unbiased"/>
+    <w:bookmarkEnd w:id="98"/>
+    <w:bookmarkStart w:id="99" w:name="sol-held-out-unbiased"/>
     <w:p>
       <w:pPr>
         <w:pStyle w:val="FirstParagraph"/>
@@ -27924,8 +28003,8 @@
         <w:t xml:space="preserve">.</w:t>
       </w:r>
     </w:p>
-    <w:bookmarkEnd w:id="98"/>
-    <w:bookmarkStart w:id="99" w:name="thm-held-out-unbiased"/>
+    <w:bookmarkEnd w:id="99"/>
+    <w:bookmarkStart w:id="100" w:name="thm-held-out-unbiased"/>
     <w:p>
       <w:pPr>
         <w:pStyle w:val="BodyText"/>
@@ -28629,7 +28708,7 @@
         </m:oMath>
       </m:oMathPara>
     </w:p>
-    <w:bookmarkEnd w:id="99"/>
+    <w:bookmarkEnd w:id="100"/>
     <w:p>
       <w:pPr>
         <w:pStyle w:val="FirstParagraph"/>
@@ -28662,7 +28741,7 @@
         <w:t xml:space="preserve">.</w:t>
       </w:r>
     </w:p>
-    <w:bookmarkStart w:id="100" w:name="rem-training-mse-optimistic"/>
+    <w:bookmarkStart w:id="101" w:name="rem-training-mse-optimistic"/>
     <w:p>
       <w:pPr>
         <w:pStyle w:val="BodyText"/>
@@ -28980,8 +29059,8 @@
         <w:t xml:space="preserve">while held-out RMSE does not.</w:t>
       </w:r>
     </w:p>
-    <w:bookmarkEnd w:id="100"/>
-    <w:bookmarkStart w:id="105" w:name="exm-train-test-error-simulated"/>
+    <w:bookmarkEnd w:id="101"/>
+    <w:bookmarkStart w:id="106" w:name="exm-train-test-error-simulated"/>
     <w:p>
       <w:pPr>
         <w:pStyle w:val="BodyText"/>
@@ -30345,7 +30424,7 @@
       <w:tr>
         <w:tc>
           <w:tcPr/>
-          <w:bookmarkStart w:id="104" w:name="fig-train-test-error"/>
+          <w:bookmarkStart w:id="105" w:name="fig-train-test-error"/>
           <w:p>
             <w:pPr>
               <w:pStyle w:val="SourceCode"/>
@@ -31060,18 +31139,18 @@
                 <wp:inline>
                   <wp:extent cx="4620126" cy="3696101"/>
                   <wp:effectExtent b="0" l="0" r="0" t="0"/>
-                  <wp:docPr descr="" title="" id="102" name="Picture"/>
+                  <wp:docPr descr="" title="" id="103" name="Picture"/>
                   <a:graphic>
                     <a:graphicData uri="http://schemas.openxmlformats.org/drawingml/2006/picture">
                       <pic:pic>
                         <pic:nvPicPr>
-                          <pic:cNvPr descr="model-validation_files/figure-docx/train-test-error-plot-1.png" id="103" name="Picture"/>
+                          <pic:cNvPr descr="model-validation_files/figure-docx/train-test-error-plot-1.png" id="104" name="Picture"/>
                           <pic:cNvPicPr>
                             <a:picLocks noChangeArrowheads="1" noChangeAspect="1"/>
                           </pic:cNvPicPr>
                         </pic:nvPicPr>
                         <pic:blipFill>
-                          <a:blip r:embed="rId101"/>
+                          <a:blip r:embed="rId102"/>
                           <a:stretch>
                             <a:fillRect/>
                           </a:stretch>
@@ -31203,7 +31282,7 @@
               <w:t xml:space="preserve">.</w:t>
             </w:r>
           </w:p>
-          <w:bookmarkEnd w:id="104"/>
+          <w:bookmarkEnd w:id="105"/>
         </w:tc>
       </w:tr>
     </w:tbl>
@@ -31709,9 +31788,9 @@
         <w:t xml:space="preserve">.</w:t>
       </w:r>
     </w:p>
-    <w:bookmarkEnd w:id="105"/>
     <w:bookmarkEnd w:id="106"/>
-    <w:bookmarkStart w:id="153" w:name="sec-data-splits"/>
+    <w:bookmarkEnd w:id="107"/>
+    <w:bookmarkStart w:id="154" w:name="sec-data-splits"/>
     <w:p>
       <w:pPr>
         <w:pStyle w:val="Heading2"/>
@@ -31720,7 +31799,7 @@
         <w:t xml:space="preserve">5 Training, validation, and test sets</w:t>
       </w:r>
     </w:p>
-    <w:bookmarkStart w:id="107" w:name="exr-data-splits"/>
+    <w:bookmarkStart w:id="108" w:name="exr-data-splits"/>
     <w:p>
       <w:pPr>
         <w:pStyle w:val="FirstParagraph"/>
@@ -31853,8 +31932,8 @@
         <w:t xml:space="preserve">How many cars are in each set?</w:t>
       </w:r>
     </w:p>
-    <w:bookmarkEnd w:id="107"/>
-    <w:bookmarkStart w:id="108" w:name="sol-data-splits"/>
+    <w:bookmarkEnd w:id="108"/>
+    <w:bookmarkStart w:id="109" w:name="sol-data-splits"/>
     <w:p>
       <w:pPr>
         <w:pStyle w:val="BodyText"/>
@@ -32089,8 +32168,8 @@
         <w:t xml:space="preserve">test cars.</w:t>
       </w:r>
     </w:p>
-    <w:bookmarkEnd w:id="108"/>
-    <w:bookmarkStart w:id="110" w:name="def-data-splits"/>
+    <w:bookmarkEnd w:id="109"/>
+    <w:bookmarkStart w:id="111" w:name="def-data-splits"/>
     <w:p>
       <w:pPr>
         <w:pStyle w:val="BodyText"/>
@@ -32292,7 +32371,7 @@
       <w:pPr>
         <w:pStyle w:val="BodyText"/>
       </w:pPr>
-      <w:bookmarkStart w:id="109" w:name="eq-data-splits"/>
+      <w:bookmarkStart w:id="110" w:name="eq-data-splits"/>
       <m:oMathPara>
         <m:oMathParaPr>
           <m:jc m:val="center"/>
@@ -32746,7 +32825,7 @@
           </m:r>
         </m:oMath>
       </m:oMathPara>
-      <w:bookmarkEnd w:id="109"/>
+      <w:bookmarkEnd w:id="110"/>
     </w:p>
     <w:p>
       <w:pPr>
@@ -32765,8 +32844,8 @@
         <w:t xml:space="preserve">.</w:t>
       </w:r>
     </w:p>
-    <w:bookmarkEnd w:id="110"/>
-    <w:bookmarkStart w:id="111" w:name="exm-data-splits-sizes"/>
+    <w:bookmarkEnd w:id="111"/>
+    <w:bookmarkStart w:id="112" w:name="exm-data-splits-sizes"/>
     <w:p>
       <w:pPr>
         <w:pStyle w:val="BodyText"/>
@@ -32840,8 +32919,8 @@
         <w:t xml:space="preserve">and the 7 test cars are used only once, after the model is chosen.</w:t>
       </w:r>
     </w:p>
-    <w:bookmarkEnd w:id="111"/>
-    <w:bookmarkStart w:id="113" w:name="def-tuning-parameter"/>
+    <w:bookmarkEnd w:id="112"/>
+    <w:bookmarkStart w:id="114" w:name="def-tuning-parameter"/>
     <w:p>
       <w:pPr>
         <w:pStyle w:val="BodyText"/>
@@ -32931,7 +33010,7 @@
       <w:pPr>
         <w:pStyle w:val="BodyText"/>
       </w:pPr>
-      <w:bookmarkStart w:id="112" w:name="eq-tuning-parameter"/>
+      <w:bookmarkStart w:id="113" w:name="eq-tuning-parameter"/>
       <m:oMathPara>
         <m:oMathParaPr>
           <m:jc m:val="center"/>
@@ -33051,10 +33130,10 @@
           </m:r>
         </m:oMath>
       </m:oMathPara>
-      <w:bookmarkEnd w:id="112"/>
+      <w:bookmarkEnd w:id="113"/>
     </w:p>
-    <w:bookmarkEnd w:id="113"/>
-    <w:bookmarkStart w:id="114" w:name="exm-tuning-parameter"/>
+    <w:bookmarkEnd w:id="114"/>
+    <w:bookmarkStart w:id="115" w:name="exm-tuning-parameter"/>
     <w:p>
       <w:pPr>
         <w:pStyle w:val="FirstParagraph"/>
@@ -33239,8 +33318,8 @@
         <w:t xml:space="preserve">.</w:t>
       </w:r>
     </w:p>
-    <w:bookmarkEnd w:id="114"/>
-    <w:bookmarkStart w:id="116" w:name="def-validation-set"/>
+    <w:bookmarkEnd w:id="115"/>
+    <w:bookmarkStart w:id="117" w:name="def-validation-set"/>
     <w:p>
       <w:pPr>
         <w:pStyle w:val="BodyText"/>
@@ -33360,7 +33439,7 @@
       <w:pPr>
         <w:pStyle w:val="BodyText"/>
       </w:pPr>
-      <w:bookmarkStart w:id="115" w:name="eq-validation-set"/>
+      <w:bookmarkStart w:id="116" w:name="eq-validation-set"/>
       <m:oMathPara>
         <m:oMathParaPr>
           <m:jc m:val="center"/>
@@ -33481,10 +33560,10 @@
           </m:r>
         </m:oMath>
       </m:oMathPara>
-      <w:bookmarkEnd w:id="115"/>
+      <w:bookmarkEnd w:id="116"/>
     </w:p>
-    <w:bookmarkEnd w:id="116"/>
-    <w:bookmarkStart w:id="118" w:name="def-validation-error"/>
+    <w:bookmarkEnd w:id="117"/>
+    <w:bookmarkStart w:id="119" w:name="def-validation-error"/>
     <w:p>
       <w:pPr>
         <w:pStyle w:val="FirstParagraph"/>
@@ -33658,7 +33737,7 @@
       <w:pPr>
         <w:pStyle w:val="BodyText"/>
       </w:pPr>
-      <w:bookmarkStart w:id="117" w:name="eq-validation-error"/>
+      <w:bookmarkStart w:id="118" w:name="eq-validation-error"/>
       <m:oMathPara>
         <m:oMathParaPr>
           <m:jc m:val="center"/>
@@ -33902,10 +33981,10 @@
           </m:r>
         </m:oMath>
       </m:oMathPara>
-      <w:bookmarkEnd w:id="117"/>
+      <w:bookmarkEnd w:id="118"/>
     </w:p>
-    <w:bookmarkEnd w:id="118"/>
-    <w:bookmarkStart w:id="120" w:name="def-validation-choice"/>
+    <w:bookmarkEnd w:id="119"/>
+    <w:bookmarkStart w:id="121" w:name="def-validation-choice"/>
     <w:p>
       <w:pPr>
         <w:pStyle w:val="FirstParagraph"/>
@@ -34111,7 +34190,7 @@
       <w:pPr>
         <w:pStyle w:val="BodyText"/>
       </w:pPr>
-      <w:bookmarkStart w:id="119" w:name="eq-validation-choice"/>
+      <w:bookmarkStart w:id="120" w:name="eq-validation-choice"/>
       <m:oMathPara>
         <m:oMathParaPr>
           <m:jc m:val="center"/>
@@ -34388,10 +34467,10 @@
           </m:r>
         </m:oMath>
       </m:oMathPara>
-      <w:bookmarkEnd w:id="119"/>
+      <w:bookmarkEnd w:id="120"/>
     </w:p>
-    <w:bookmarkEnd w:id="120"/>
-    <w:bookmarkStart w:id="122" w:name="def-test-set"/>
+    <w:bookmarkEnd w:id="121"/>
+    <w:bookmarkStart w:id="123" w:name="def-test-set"/>
     <w:p>
       <w:pPr>
         <w:pStyle w:val="FirstParagraph"/>
@@ -34535,7 +34614,7 @@
       <w:pPr>
         <w:pStyle w:val="BodyText"/>
       </w:pPr>
-      <w:bookmarkStart w:id="121" w:name="eq-test-set"/>
+      <w:bookmarkStart w:id="122" w:name="eq-test-set"/>
       <m:oMathPara>
         <m:oMathParaPr>
           <m:jc m:val="center"/>
@@ -34656,10 +34735,10 @@
           </m:r>
         </m:oMath>
       </m:oMathPara>
-      <w:bookmarkEnd w:id="121"/>
+      <w:bookmarkEnd w:id="122"/>
     </w:p>
-    <w:bookmarkEnd w:id="122"/>
-    <w:bookmarkStart w:id="124" w:name="def-test-error"/>
+    <w:bookmarkEnd w:id="123"/>
+    <w:bookmarkStart w:id="125" w:name="def-test-error"/>
     <w:p>
       <w:pPr>
         <w:pStyle w:val="FirstParagraph"/>
@@ -34833,7 +34912,7 @@
       <w:pPr>
         <w:pStyle w:val="BodyText"/>
       </w:pPr>
-      <w:bookmarkStart w:id="123" w:name="eq-test-error"/>
+      <w:bookmarkStart w:id="124" w:name="eq-test-error"/>
       <m:oMathPara>
         <m:oMathParaPr>
           <m:jc m:val="center"/>
@@ -35077,10 +35156,10 @@
           </m:r>
         </m:oMath>
       </m:oMathPara>
-      <w:bookmarkEnd w:id="123"/>
+      <w:bookmarkEnd w:id="124"/>
     </w:p>
-    <w:bookmarkEnd w:id="124"/>
-    <w:bookmarkStart w:id="128" w:name="rem-data-splits"/>
+    <w:bookmarkEnd w:id="125"/>
+    <w:bookmarkStart w:id="129" w:name="rem-data-splits"/>
     <w:p>
       <w:pPr>
         <w:pStyle w:val="FirstParagraph"/>
@@ -35255,7 +35334,7 @@
       <w:r>
         <w:t xml:space="preserve"> </w:t>
       </w:r>
-      <w:hyperlink r:id="rId125">
+      <w:hyperlink r:id="rId126">
         <w:r>
           <w:rPr>
             <w:rStyle w:val="Hyperlink"/>
@@ -35275,7 +35354,7 @@
       <w:r>
         <w:t xml:space="preserve"> </w:t>
       </w:r>
-      <w:hyperlink r:id="rId126">
+      <w:hyperlink r:id="rId127">
         <w:r>
           <w:rPr>
             <w:rStyle w:val="Hyperlink"/>
@@ -35295,7 +35374,7 @@
       <w:r>
         <w:t xml:space="preserve"> </w:t>
       </w:r>
-      <w:hyperlink r:id="rId127">
+      <w:hyperlink r:id="rId128">
         <w:r>
           <w:rPr>
             <w:rStyle w:val="Hyperlink"/>
@@ -35313,8 +35392,8 @@
         <w:t xml:space="preserve">They use a different symbol for the training set and a parenthesized observation index, but the same three-way split.</w:t>
       </w:r>
     </w:p>
-    <w:bookmarkEnd w:id="128"/>
-    <w:bookmarkStart w:id="129" w:name="rem-validation-test-error"/>
+    <w:bookmarkEnd w:id="129"/>
+    <w:bookmarkStart w:id="130" w:name="rem-validation-test-error"/>
     <w:p>
       <w:pPr>
         <w:pStyle w:val="BodyText"/>
@@ -35524,8 +35603,8 @@
         <w:t xml:space="preserve">gives the corresponding validation and test errors.</w:t>
       </w:r>
     </w:p>
-    <w:bookmarkEnd w:id="129"/>
-    <w:bookmarkStart w:id="152" w:name="exm-train-validation-test-split"/>
+    <w:bookmarkEnd w:id="130"/>
+    <w:bookmarkStart w:id="153" w:name="exm-train-validation-test-split"/>
     <w:p>
       <w:pPr>
         <w:pStyle w:val="BodyText"/>
@@ -35759,7 +35838,7 @@
       <w:tr>
         <w:tc>
           <w:tcPr/>
-          <w:bookmarkStart w:id="130" w:name="tbl-train-validation-test-split-sizes"/>
+          <w:bookmarkStart w:id="131" w:name="tbl-train-validation-test-split-sizes"/>
           <w:p>
             <w:pPr>
               <w:jc w:val="center"/>
@@ -36391,7 +36470,7 @@
               <w:t xml:space="preserve">#&gt; 3 test           7</w:t>
             </w:r>
           </w:p>
-          <w:bookmarkEnd w:id="130"/>
+          <w:bookmarkEnd w:id="131"/>
         </w:tc>
       </w:tr>
     </w:tbl>
@@ -40249,7 +40328,7 @@
       <w:tr>
         <w:tc>
           <w:tcPr/>
-          <w:bookmarkStart w:id="134" w:name="fig-linear-model-superimposed"/>
+          <w:bookmarkStart w:id="135" w:name="fig-linear-model-superimposed"/>
           <w:p>
             <w:pPr>
               <w:pStyle w:val="SourceCode"/>
@@ -40289,18 +40368,18 @@
                 <wp:inline>
                   <wp:extent cx="4620126" cy="3696101"/>
                   <wp:effectExtent b="0" l="0" r="0" t="0"/>
-                  <wp:docPr descr="" title="" id="132" name="Picture"/>
+                  <wp:docPr descr="" title="" id="133" name="Picture"/>
                   <a:graphic>
                     <a:graphicData uri="http://schemas.openxmlformats.org/drawingml/2006/picture">
                       <pic:pic>
                         <pic:nvPicPr>
-                          <pic:cNvPr descr="model-validation_files/figure-docx/unnamed-chunk-3-1.png" id="133" name="Picture"/>
+                          <pic:cNvPr descr="model-validation_files/figure-docx/unnamed-chunk-3-1.png" id="134" name="Picture"/>
                           <pic:cNvPicPr>
                             <a:picLocks noChangeArrowheads="1" noChangeAspect="1"/>
                           </pic:cNvPicPr>
                         </pic:nvPicPr>
                         <pic:blipFill>
-                          <a:blip r:embed="rId131"/>
+                          <a:blip r:embed="rId132"/>
                           <a:stretch>
                             <a:fillRect/>
                           </a:stretch>
@@ -40340,7 +40419,7 @@
               <w:t xml:space="preserve">Figure 2: Linear model fit superimposed on data partitions</w:t>
             </w:r>
           </w:p>
-          <w:bookmarkEnd w:id="134"/>
+          <w:bookmarkEnd w:id="135"/>
         </w:tc>
       </w:tr>
     </w:tbl>
@@ -40365,7 +40444,7 @@
       <w:tr>
         <w:tc>
           <w:tcPr/>
-          <w:bookmarkStart w:id="138" w:name="fig-quadratic-model-superimposed"/>
+          <w:bookmarkStart w:id="139" w:name="fig-quadratic-model-superimposed"/>
           <w:p>
             <w:pPr>
               <w:pStyle w:val="SourceCode"/>
@@ -40405,18 +40484,18 @@
                 <wp:inline>
                   <wp:extent cx="4620126" cy="3696101"/>
                   <wp:effectExtent b="0" l="0" r="0" t="0"/>
-                  <wp:docPr descr="" title="" id="136" name="Picture"/>
+                  <wp:docPr descr="" title="" id="137" name="Picture"/>
                   <a:graphic>
                     <a:graphicData uri="http://schemas.openxmlformats.org/drawingml/2006/picture">
                       <pic:pic>
                         <pic:nvPicPr>
-                          <pic:cNvPr descr="model-validation_files/figure-docx/unnamed-chunk-4-1.png" id="137" name="Picture"/>
+                          <pic:cNvPr descr="model-validation_files/figure-docx/unnamed-chunk-4-1.png" id="138" name="Picture"/>
                           <pic:cNvPicPr>
                             <a:picLocks noChangeArrowheads="1" noChangeAspect="1"/>
                           </pic:cNvPicPr>
                         </pic:nvPicPr>
                         <pic:blipFill>
-                          <a:blip r:embed="rId135"/>
+                          <a:blip r:embed="rId136"/>
                           <a:stretch>
                             <a:fillRect/>
                           </a:stretch>
@@ -40456,7 +40535,7 @@
               <w:t xml:space="preserve">Figure 3: Quadratic model fit superimposed on data partitions</w:t>
             </w:r>
           </w:p>
-          <w:bookmarkEnd w:id="138"/>
+          <w:bookmarkEnd w:id="139"/>
         </w:tc>
       </w:tr>
     </w:tbl>
@@ -40481,7 +40560,7 @@
       <w:tr>
         <w:tc>
           <w:tcPr/>
-          <w:bookmarkStart w:id="142" w:name="fig-cubic-model-superimposed"/>
+          <w:bookmarkStart w:id="143" w:name="fig-cubic-model-superimposed"/>
           <w:p>
             <w:pPr>
               <w:pStyle w:val="SourceCode"/>
@@ -40521,18 +40600,18 @@
                 <wp:inline>
                   <wp:extent cx="4620126" cy="3696101"/>
                   <wp:effectExtent b="0" l="0" r="0" t="0"/>
-                  <wp:docPr descr="" title="" id="140" name="Picture"/>
+                  <wp:docPr descr="" title="" id="141" name="Picture"/>
                   <a:graphic>
                     <a:graphicData uri="http://schemas.openxmlformats.org/drawingml/2006/picture">
                       <pic:pic>
                         <pic:nvPicPr>
-                          <pic:cNvPr descr="model-validation_files/figure-docx/unnamed-chunk-5-1.png" id="141" name="Picture"/>
+                          <pic:cNvPr descr="model-validation_files/figure-docx/unnamed-chunk-5-1.png" id="142" name="Picture"/>
                           <pic:cNvPicPr>
                             <a:picLocks noChangeArrowheads="1" noChangeAspect="1"/>
                           </pic:cNvPicPr>
                         </pic:nvPicPr>
                         <pic:blipFill>
-                          <a:blip r:embed="rId139"/>
+                          <a:blip r:embed="rId140"/>
                           <a:stretch>
                             <a:fillRect/>
                           </a:stretch>
@@ -40572,7 +40651,7 @@
               <w:t xml:space="preserve">Figure 4: Cubic model fit superimposed on data partitions</w:t>
             </w:r>
           </w:p>
-          <w:bookmarkEnd w:id="142"/>
+          <w:bookmarkEnd w:id="143"/>
         </w:tc>
       </w:tr>
     </w:tbl>
@@ -40597,7 +40676,7 @@
       <w:tr>
         <w:tc>
           <w:tcPr/>
-          <w:bookmarkStart w:id="146" w:name="fig-quartic-model-superimposed"/>
+          <w:bookmarkStart w:id="147" w:name="fig-quartic-model-superimposed"/>
           <w:p>
             <w:pPr>
               <w:pStyle w:val="SourceCode"/>
@@ -40637,18 +40716,18 @@
                 <wp:inline>
                   <wp:extent cx="4620126" cy="3696101"/>
                   <wp:effectExtent b="0" l="0" r="0" t="0"/>
-                  <wp:docPr descr="" title="" id="144" name="Picture"/>
+                  <wp:docPr descr="" title="" id="145" name="Picture"/>
                   <a:graphic>
                     <a:graphicData uri="http://schemas.openxmlformats.org/drawingml/2006/picture">
                       <pic:pic>
                         <pic:nvPicPr>
-                          <pic:cNvPr descr="model-validation_files/figure-docx/unnamed-chunk-6-1.png" id="145" name="Picture"/>
+                          <pic:cNvPr descr="model-validation_files/figure-docx/unnamed-chunk-6-1.png" id="146" name="Picture"/>
                           <pic:cNvPicPr>
                             <a:picLocks noChangeArrowheads="1" noChangeAspect="1"/>
                           </pic:cNvPicPr>
                         </pic:nvPicPr>
                         <pic:blipFill>
-                          <a:blip r:embed="rId143"/>
+                          <a:blip r:embed="rId144"/>
                           <a:stretch>
                             <a:fillRect/>
                           </a:stretch>
@@ -40688,7 +40767,7 @@
               <w:t xml:space="preserve">Figure 5: Quartic model fit superimposed on data partitions</w:t>
             </w:r>
           </w:p>
-          <w:bookmarkEnd w:id="146"/>
+          <w:bookmarkEnd w:id="147"/>
         </w:tc>
       </w:tr>
     </w:tbl>
@@ -40713,7 +40792,7 @@
       <w:tr>
         <w:tc>
           <w:tcPr/>
-          <w:bookmarkStart w:id="147" w:name="tbl-train-validation-results"/>
+          <w:bookmarkStart w:id="148" w:name="tbl-train-validation-results"/>
           <w:p>
             <w:pPr>
               <w:jc w:val="center"/>
@@ -40802,7 +40881,7 @@
               <w:t xml:space="preserve">#&gt; 4 quartic            1.90            3.97</w:t>
             </w:r>
           </w:p>
-          <w:bookmarkEnd w:id="147"/>
+          <w:bookmarkEnd w:id="148"/>
         </w:tc>
       </w:tr>
     </w:tbl>
@@ -40871,7 +40950,7 @@
       <w:tr>
         <w:tc>
           <w:tcPr/>
-          <w:bookmarkStart w:id="148" w:name="tbl-train-validation-test-rmse"/>
+          <w:bookmarkStart w:id="149" w:name="tbl-train-validation-test-rmse"/>
           <w:p>
             <w:pPr>
               <w:jc w:val="center"/>
@@ -40948,7 +41027,7 @@
               <w:t xml:space="preserve">#&gt; 2 test       linear  2.44</w:t>
             </w:r>
           </w:p>
-          <w:bookmarkEnd w:id="148"/>
+          <w:bookmarkEnd w:id="149"/>
         </w:tc>
       </w:tr>
     </w:tbl>
@@ -41001,18 +41080,18 @@
                 <wp:inline>
                   <wp:extent cx="152400" cy="152400"/>
                   <wp:effectExtent b="0" l="0" r="0" t="0"/>
-                  <wp:docPr descr="" title="" id="150" name="Picture"/>
+                  <wp:docPr descr="" title="" id="151" name="Picture"/>
                   <a:graphic>
                     <a:graphicData uri="http://schemas.openxmlformats.org/drawingml/2006/picture">
                       <pic:pic>
                         <pic:nvPicPr>
-                          <pic:cNvPr descr="/opt/quarto/share/formats/docx/note.png" id="151" name="Picture"/>
+                          <pic:cNvPr descr="/opt/quarto/share/formats/docx/note.png" id="152" name="Picture"/>
                           <pic:cNvPicPr>
                             <a:picLocks noChangeArrowheads="1" noChangeAspect="1"/>
                           </pic:cNvPicPr>
                         </pic:nvPicPr>
                         <pic:blipFill>
-                          <a:blip r:embed="rId149"/>
+                          <a:blip r:embed="rId150"/>
                           <a:stretch>
                             <a:fillRect/>
                           </a:stretch>
@@ -41085,9 +41164,9 @@
         </w:tc>
       </w:tr>
     </w:tbl>
-    <w:bookmarkEnd w:id="152"/>
     <w:bookmarkEnd w:id="153"/>
-    <w:bookmarkStart w:id="189" w:name="sec-kfold"/>
+    <w:bookmarkEnd w:id="154"/>
+    <w:bookmarkStart w:id="190" w:name="sec-kfold"/>
     <w:p>
       <w:pPr>
         <w:pStyle w:val="Heading2"/>
@@ -41107,7 +41186,7 @@
         <w:t xml:space="preserve">-fold cross-validation</w:t>
       </w:r>
     </w:p>
-    <w:bookmarkStart w:id="154" w:name="exr-kfold"/>
+    <w:bookmarkStart w:id="155" w:name="exr-kfold"/>
     <w:p>
       <w:pPr>
         <w:pStyle w:val="FirstParagraph"/>
@@ -41258,8 +41337,8 @@
         <w:t xml:space="preserve">How many times is a given car used for fitting, and how many times for prediction?</w:t>
       </w:r>
     </w:p>
-    <w:bookmarkEnd w:id="154"/>
-    <w:bookmarkStart w:id="155" w:name="sol-kfold"/>
+    <w:bookmarkEnd w:id="155"/>
+    <w:bookmarkStart w:id="156" w:name="sol-kfold"/>
     <w:p>
       <w:pPr>
         <w:pStyle w:val="FirstParagraph"/>
@@ -41433,8 +41512,8 @@
         <w:t xml:space="preserve">fits.</w:t>
       </w:r>
     </w:p>
-    <w:bookmarkEnd w:id="155"/>
-    <w:bookmarkStart w:id="157" w:name="def-folds"/>
+    <w:bookmarkEnd w:id="156"/>
+    <w:bookmarkStart w:id="158" w:name="def-folds"/>
     <w:p>
       <w:pPr>
         <w:pStyle w:val="FirstParagraph"/>
@@ -41623,7 +41702,7 @@
       <w:pPr>
         <w:pStyle w:val="BodyText"/>
       </w:pPr>
-      <w:bookmarkStart w:id="156" w:name="eq-folds"/>
+      <w:bookmarkStart w:id="157" w:name="eq-folds"/>
       <m:oMathPara>
         <m:oMathParaPr>
           <m:jc m:val="center"/>
@@ -41714,10 +41793,10 @@
           </m:r>
         </m:oMath>
       </m:oMathPara>
-      <w:bookmarkEnd w:id="156"/>
+      <w:bookmarkEnd w:id="157"/>
     </w:p>
-    <w:bookmarkEnd w:id="157"/>
-    <w:bookmarkStart w:id="158" w:name="rem-source-folds"/>
+    <w:bookmarkEnd w:id="158"/>
+    <w:bookmarkStart w:id="159" w:name="rem-source-folds"/>
     <w:p>
       <w:pPr>
         <w:pStyle w:val="FirstParagraph"/>
@@ -41771,8 +41850,8 @@
         <w:t xml:space="preserve">roughly equal-sized parts.</w:t>
       </w:r>
     </w:p>
-    <w:bookmarkEnd w:id="158"/>
-    <w:bookmarkStart w:id="160" w:name="def-fold-size"/>
+    <w:bookmarkEnd w:id="159"/>
+    <w:bookmarkStart w:id="161" w:name="def-fold-size"/>
     <w:p>
       <w:pPr>
         <w:pStyle w:val="BodyText"/>
@@ -41866,7 +41945,7 @@
       <w:pPr>
         <w:pStyle w:val="BodyText"/>
       </w:pPr>
-      <w:bookmarkStart w:id="159" w:name="eq-fold-size"/>
+      <w:bookmarkStart w:id="160" w:name="eq-fold-size"/>
       <m:oMathPara>
         <m:oMathParaPr>
           <m:jc m:val="center"/>
@@ -41961,10 +42040,10 @@
           </m:r>
         </m:oMath>
       </m:oMathPara>
-      <w:bookmarkEnd w:id="159"/>
+      <w:bookmarkEnd w:id="160"/>
     </w:p>
-    <w:bookmarkEnd w:id="160"/>
-    <w:bookmarkStart w:id="162" w:name="def-fold-assignment"/>
+    <w:bookmarkEnd w:id="161"/>
+    <w:bookmarkStart w:id="163" w:name="def-fold-assignment"/>
     <w:p>
       <w:pPr>
         <w:pStyle w:val="FirstParagraph"/>
@@ -42119,7 +42198,7 @@
       <w:pPr>
         <w:pStyle w:val="BodyText"/>
       </w:pPr>
-      <w:bookmarkStart w:id="161" w:name="eq-fold-assignment"/>
+      <w:bookmarkStart w:id="162" w:name="eq-fold-assignment"/>
       <m:oMathPara>
         <m:oMathParaPr>
           <m:jc m:val="center"/>
@@ -42195,10 +42274,10 @@
           </m:r>
         </m:oMath>
       </m:oMathPara>
-      <w:bookmarkEnd w:id="161"/>
+      <w:bookmarkEnd w:id="162"/>
     </w:p>
-    <w:bookmarkEnd w:id="162"/>
-    <w:bookmarkStart w:id="163" w:name="rem-source-fold-assignment"/>
+    <w:bookmarkEnd w:id="163"/>
+    <w:bookmarkStart w:id="164" w:name="rem-source-fold-assignment"/>
     <w:p>
       <w:pPr>
         <w:pStyle w:val="FirstParagraph"/>
@@ -42259,8 +42338,8 @@
         <w:t xml:space="preserve">.</w:t>
       </w:r>
     </w:p>
-    <w:bookmarkEnd w:id="163"/>
-    <w:bookmarkStart w:id="165" w:name="def-fold-out-rule"/>
+    <w:bookmarkEnd w:id="164"/>
+    <w:bookmarkStart w:id="166" w:name="def-fold-out-rule"/>
     <w:p>
       <w:pPr>
         <w:pStyle w:val="BodyText"/>
@@ -42452,7 +42531,7 @@
       <w:pPr>
         <w:pStyle w:val="BodyText"/>
       </w:pPr>
-      <w:bookmarkStart w:id="164" w:name="eq-fold-out-rule"/>
+      <w:bookmarkStart w:id="165" w:name="eq-fold-out-rule"/>
       <m:oMathPara>
         <m:oMathParaPr>
           <m:jc m:val="center"/>
@@ -42685,10 +42764,10 @@
           </m:r>
         </m:oMath>
       </m:oMathPara>
-      <w:bookmarkEnd w:id="164"/>
+      <w:bookmarkEnd w:id="165"/>
     </w:p>
-    <w:bookmarkEnd w:id="165"/>
-    <w:bookmarkStart w:id="166" w:name="rem-source-fold-out-rule"/>
+    <w:bookmarkEnd w:id="166"/>
+    <w:bookmarkStart w:id="167" w:name="rem-source-fold-out-rule"/>
     <w:p>
       <w:pPr>
         <w:pStyle w:val="FirstParagraph"/>
@@ -42760,8 +42839,8 @@
         <w:t xml:space="preserve">.</w:t>
       </w:r>
     </w:p>
-    <w:bookmarkEnd w:id="166"/>
-    <w:bookmarkStart w:id="167" w:name="def-kfold"/>
+    <w:bookmarkEnd w:id="167"/>
+    <w:bookmarkStart w:id="168" w:name="def-kfold"/>
     <w:p>
       <w:pPr>
         <w:pStyle w:val="BodyText"/>
@@ -43108,8 +43187,8 @@
         <w:t xml:space="preserve">Compute a summary prediction-error measure across all folds.</w:t>
       </w:r>
     </w:p>
-    <w:bookmarkEnd w:id="167"/>
-    <w:bookmarkStart w:id="168" w:name="rem-kfold-vs-validation-set"/>
+    <w:bookmarkEnd w:id="168"/>
+    <w:bookmarkStart w:id="169" w:name="rem-kfold-vs-validation-set"/>
     <w:p>
       <w:pPr>
         <w:pStyle w:val="FirstParagraph"/>
@@ -43211,8 +43290,8 @@
         <w:t xml:space="preserve">give 4 fits on 24 cars each.</w:t>
       </w:r>
     </w:p>
-    <w:bookmarkEnd w:id="168"/>
-    <w:bookmarkStart w:id="170" w:name="def-cv-estimate"/>
+    <w:bookmarkEnd w:id="169"/>
+    <w:bookmarkStart w:id="171" w:name="def-cv-estimate"/>
     <w:p>
       <w:pPr>
         <w:pStyle w:val="BodyText"/>
@@ -43428,7 +43507,7 @@
       <w:pPr>
         <w:pStyle w:val="BodyText"/>
       </w:pPr>
-      <w:bookmarkStart w:id="169" w:name="eq-cv-estimate"/>
+      <w:bookmarkStart w:id="170" w:name="eq-cv-estimate"/>
       <m:oMathPara>
         <m:oMathParaPr>
           <m:jc m:val="center"/>
@@ -43691,10 +43770,10 @@
           </m:r>
         </m:oMath>
       </m:oMathPara>
-      <w:bookmarkEnd w:id="169"/>
+      <w:bookmarkEnd w:id="170"/>
     </w:p>
-    <w:bookmarkEnd w:id="170"/>
-    <w:bookmarkStart w:id="171" w:name="rem-source-cv-estimate"/>
+    <w:bookmarkEnd w:id="171"/>
+    <w:bookmarkStart w:id="172" w:name="rem-source-cv-estimate"/>
     <w:p>
       <w:pPr>
         <w:pStyle w:val="FirstParagraph"/>
@@ -43746,8 +43825,8 @@
         <w:t xml:space="preserve">.</w:t>
       </w:r>
     </w:p>
-    <w:bookmarkEnd w:id="171"/>
-    <w:bookmarkStart w:id="172" w:name="exr-cv-estimate-by-fold"/>
+    <w:bookmarkEnd w:id="172"/>
+    <w:bookmarkStart w:id="173" w:name="exr-cv-estimate-by-fold"/>
     <w:p>
       <w:pPr>
         <w:pStyle w:val="BodyText"/>
@@ -43952,8 +44031,8 @@
         <w:t xml:space="preserve">.</w:t>
       </w:r>
     </w:p>
-    <w:bookmarkEnd w:id="172"/>
-    <w:bookmarkStart w:id="173" w:name="sol-cv-estimate-by-fold"/>
+    <w:bookmarkEnd w:id="173"/>
+    <w:bookmarkStart w:id="174" w:name="sol-cv-estimate-by-fold"/>
     <w:p>
       <w:pPr>
         <w:pStyle w:val="BodyText"/>
@@ -45114,8 +45193,8 @@
         <w:t xml:space="preserve">so each inner sum uses a single fitted rule.</w:t>
       </w:r>
     </w:p>
-    <w:bookmarkEnd w:id="173"/>
-    <w:bookmarkStart w:id="175" w:name="thm-cv-estimate-by-fold"/>
+    <w:bookmarkEnd w:id="174"/>
+    <w:bookmarkStart w:id="176" w:name="thm-cv-estimate-by-fold"/>
     <w:p>
       <w:pPr>
         <w:pStyle w:val="BodyText"/>
@@ -45204,7 +45283,7 @@
       <w:pPr>
         <w:pStyle w:val="BodyText"/>
       </w:pPr>
-      <w:bookmarkStart w:id="174" w:name="eq-cv-estimate-by-fold"/>
+      <w:bookmarkStart w:id="175" w:name="eq-cv-estimate-by-fold"/>
       <m:oMathPara>
         <m:oMathParaPr>
           <m:jc m:val="center"/>
@@ -45477,9 +45556,9 @@
           </m:r>
         </m:oMath>
       </m:oMathPara>
-      <w:bookmarkEnd w:id="174"/>
+      <w:bookmarkEnd w:id="175"/>
     </w:p>
-    <w:bookmarkEnd w:id="175"/>
+    <w:bookmarkEnd w:id="176"/>
     <w:p>
       <w:pPr>
         <w:pStyle w:val="FirstParagraph"/>
@@ -45512,7 +45591,7 @@
         <w:t xml:space="preserve">.</w:t>
       </w:r>
     </w:p>
-    <w:bookmarkStart w:id="177" w:name="def-fold-mse"/>
+    <w:bookmarkStart w:id="178" w:name="def-fold-mse"/>
     <w:p>
       <w:pPr>
         <w:pStyle w:val="BodyText"/>
@@ -45680,7 +45759,7 @@
       <w:pPr>
         <w:pStyle w:val="BodyText"/>
       </w:pPr>
-      <w:bookmarkStart w:id="176" w:name="eq-fold-mse"/>
+      <w:bookmarkStart w:id="177" w:name="eq-fold-mse"/>
       <m:oMathPara>
         <m:oMathParaPr>
           <m:jc m:val="center"/>
@@ -45920,10 +45999,10 @@
           </m:r>
         </m:oMath>
       </m:oMathPara>
-      <w:bookmarkEnd w:id="176"/>
+      <w:bookmarkEnd w:id="177"/>
     </w:p>
-    <w:bookmarkEnd w:id="177"/>
-    <w:bookmarkStart w:id="178" w:name="rem-source-fold-mse"/>
+    <w:bookmarkEnd w:id="178"/>
+    <w:bookmarkStart w:id="179" w:name="rem-source-fold-mse"/>
     <w:p>
       <w:pPr>
         <w:pStyle w:val="FirstParagraph"/>
@@ -46003,8 +46082,8 @@
         <w:t xml:space="preserve">.</w:t>
       </w:r>
     </w:p>
-    <w:bookmarkEnd w:id="178"/>
-    <w:bookmarkStart w:id="179" w:name="rem-cv-estimate"/>
+    <w:bookmarkEnd w:id="179"/>
+    <w:bookmarkStart w:id="180" w:name="rem-cv-estimate"/>
     <w:p>
       <w:pPr>
         <w:pStyle w:val="BodyText"/>
@@ -46683,8 +46762,8 @@
         <w:t xml:space="preserve">use.</w:t>
       </w:r>
     </w:p>
-    <w:bookmarkEnd w:id="179"/>
-    <w:bookmarkStart w:id="180" w:name="rem-choosing-k"/>
+    <w:bookmarkEnd w:id="180"/>
+    <w:bookmarkStart w:id="181" w:name="rem-choosing-k"/>
     <w:p>
       <w:pPr>
         <w:pStyle w:val="BodyText"/>
@@ -47091,8 +47170,8 @@
         <w:t xml:space="preserve">is the usual compromise.</w:t>
       </w:r>
     </w:p>
-    <w:bookmarkEnd w:id="180"/>
-    <w:bookmarkStart w:id="185" w:name="exm-kfold-simulated"/>
+    <w:bookmarkEnd w:id="181"/>
+    <w:bookmarkStart w:id="186" w:name="exm-kfold-simulated"/>
     <w:p>
       <w:pPr>
         <w:pStyle w:val="BodyText"/>
@@ -48324,7 +48403,7 @@
       <w:tr>
         <w:tc>
           <w:tcPr/>
-          <w:bookmarkStart w:id="184" w:name="fig-cv-simulated"/>
+          <w:bookmarkStart w:id="185" w:name="fig-cv-simulated"/>
           <w:p>
             <w:pPr>
               <w:pStyle w:val="SourceCode"/>
@@ -49270,18 +49349,18 @@
                 <wp:inline>
                   <wp:extent cx="4620126" cy="3696101"/>
                   <wp:effectExtent b="0" l="0" r="0" t="0"/>
-                  <wp:docPr descr="" title="" id="182" name="Picture"/>
+                  <wp:docPr descr="" title="" id="183" name="Picture"/>
                   <a:graphic>
                     <a:graphicData uri="http://schemas.openxmlformats.org/drawingml/2006/picture">
                       <pic:pic>
                         <pic:nvPicPr>
-                          <pic:cNvPr descr="model-validation_files/figure-docx/cv-simulated-plot-1.png" id="183" name="Picture"/>
+                          <pic:cNvPr descr="model-validation_files/figure-docx/cv-simulated-plot-1.png" id="184" name="Picture"/>
                           <pic:cNvPicPr>
                             <a:picLocks noChangeArrowheads="1" noChangeAspect="1"/>
                           </pic:cNvPicPr>
                         </pic:nvPicPr>
                         <pic:blipFill>
-                          <a:blip r:embed="rId181"/>
+                          <a:blip r:embed="rId182"/>
                           <a:stretch>
                             <a:fillRect/>
                           </a:stretch>
@@ -49350,7 +49429,7 @@
               <w:t xml:space="preserve">could be computed from real data.</w:t>
             </w:r>
           </w:p>
-          <w:bookmarkEnd w:id="184"/>
+          <w:bookmarkEnd w:id="185"/>
         </w:tc>
       </w:tr>
     </w:tbl>
@@ -51251,8 +51330,8 @@
         <w:t xml:space="preserve">new ones.</w:t>
       </w:r>
     </w:p>
-    <w:bookmarkEnd w:id="185"/>
-    <w:bookmarkStart w:id="188" w:name="exm-kfold-mtcars"/>
+    <w:bookmarkEnd w:id="186"/>
+    <w:bookmarkStart w:id="189" w:name="exm-kfold-mtcars"/>
     <w:p>
       <w:pPr>
         <w:pStyle w:val="BodyText"/>
@@ -51455,7 +51534,7 @@
       <w:tr>
         <w:tc>
           <w:tcPr/>
-          <w:bookmarkStart w:id="186" w:name="tbl-cv-mtcars-repeats"/>
+          <w:bookmarkStart w:id="187" w:name="tbl-cv-mtcars-repeats"/>
           <w:p>
             <w:pPr>
               <w:jc w:val="center"/>
@@ -52111,7 +52190,7 @@
               <w:t xml:space="preserve">#&gt; 5         5     3.38     2.74     2.78     2.81</w:t>
             </w:r>
           </w:p>
-          <w:bookmarkEnd w:id="186"/>
+          <w:bookmarkEnd w:id="187"/>
         </w:tc>
       </w:tr>
     </w:tbl>
@@ -52136,7 +52215,7 @@
       <w:tr>
         <w:tc>
           <w:tcPr/>
-          <w:bookmarkStart w:id="187" w:name="tbl-cv-mtcars"/>
+          <w:bookmarkStart w:id="188" w:name="tbl-cv-mtcars"/>
           <w:p>
             <w:pPr>
               <w:jc w:val="center"/>
@@ -52492,7 +52571,7 @@
               <w:t xml:space="preserve">#&gt; 5         5 2       2.74</w:t>
             </w:r>
           </w:p>
-          <w:bookmarkEnd w:id="187"/>
+          <w:bookmarkEnd w:id="188"/>
         </w:tc>
       </w:tr>
     </w:tbl>
@@ -53182,9 +53261,9 @@
         <w:t xml:space="preserve">may not survive a different split.</w:t>
       </w:r>
     </w:p>
-    <w:bookmarkEnd w:id="188"/>
     <w:bookmarkEnd w:id="189"/>
-    <w:bookmarkStart w:id="216" w:name="sec-loocv"/>
+    <w:bookmarkEnd w:id="190"/>
+    <w:bookmarkStart w:id="217" w:name="sec-loocv"/>
     <w:p>
       <w:pPr>
         <w:pStyle w:val="Heading2"/>
@@ -53193,7 +53272,7 @@
         <w:t xml:space="preserve">7 Leave-one-out cross-validation</w:t>
       </w:r>
     </w:p>
-    <w:bookmarkStart w:id="190" w:name="exr-loocv"/>
+    <w:bookmarkStart w:id="191" w:name="exr-loocv"/>
     <w:p>
       <w:pPr>
         <w:pStyle w:val="FirstParagraph"/>
@@ -53403,8 +53482,8 @@
         <w:t xml:space="preserve">) differ?</w:t>
       </w:r>
     </w:p>
-    <w:bookmarkEnd w:id="190"/>
-    <w:bookmarkStart w:id="191" w:name="sol-loocv"/>
+    <w:bookmarkEnd w:id="191"/>
+    <w:bookmarkStart w:id="192" w:name="sol-loocv"/>
     <w:p>
       <w:pPr>
         <w:pStyle w:val="FirstParagraph"/>
@@ -53601,8 +53680,8 @@
         <w:t xml:space="preserve">the estimate is not random.</w:t>
       </w:r>
     </w:p>
-    <w:bookmarkEnd w:id="191"/>
-    <w:bookmarkStart w:id="193" w:name="def-loocv"/>
+    <w:bookmarkEnd w:id="192"/>
+    <w:bookmarkStart w:id="194" w:name="def-loocv"/>
     <w:p>
       <w:pPr>
         <w:pStyle w:val="FirstParagraph"/>
@@ -53910,7 +53989,7 @@
       <w:pPr>
         <w:pStyle w:val="BodyText"/>
       </w:pPr>
-      <w:bookmarkStart w:id="192" w:name="eq-loocv"/>
+      <w:bookmarkStart w:id="193" w:name="eq-loocv"/>
       <m:oMathPara>
         <m:oMathParaPr>
           <m:jc m:val="center"/>
@@ -54160,7 +54239,7 @@
           </m:r>
         </m:oMath>
       </m:oMathPara>
-      <w:bookmarkEnd w:id="192"/>
+      <w:bookmarkEnd w:id="193"/>
     </w:p>
     <w:p>
       <w:pPr>
@@ -54179,8 +54258,8 @@
         <w:t xml:space="preserve">.</w:t>
       </w:r>
     </w:p>
-    <w:bookmarkEnd w:id="193"/>
-    <w:bookmarkStart w:id="194" w:name="lem-loocv-not-random"/>
+    <w:bookmarkEnd w:id="194"/>
+    <w:bookmarkStart w:id="195" w:name="lem-loocv-not-random"/>
     <w:p>
       <w:pPr>
         <w:pStyle w:val="BodyText"/>
@@ -54529,7 +54608,7 @@
         <w:t xml:space="preserve">.</w:t>
       </w:r>
     </w:p>
-    <w:bookmarkEnd w:id="194"/>
+    <w:bookmarkEnd w:id="195"/>
     <w:p>
       <w:pPr>
         <w:pStyle w:val="BodyText"/>
@@ -56055,7 +56134,7 @@
         <w:t xml:space="preserve">fits, with the folds numbered differently.</w:t>
       </w:r>
     </w:p>
-    <w:bookmarkStart w:id="196" w:name="def-term-vector"/>
+    <w:bookmarkStart w:id="197" w:name="def-term-vector"/>
     <w:p>
       <w:pPr>
         <w:pStyle w:val="FirstParagraph"/>
@@ -56321,7 +56400,7 @@
       <w:pPr>
         <w:pStyle w:val="BodyText"/>
       </w:pPr>
-      <w:bookmarkStart w:id="195" w:name="eq-term-vector"/>
+      <w:bookmarkStart w:id="196" w:name="eq-term-vector"/>
       <m:oMathPara>
         <m:oMathParaPr>
           <m:jc m:val="center"/>
@@ -56526,10 +56605,10 @@
           </m:r>
         </m:oMath>
       </m:oMathPara>
-      <w:bookmarkEnd w:id="195"/>
+      <w:bookmarkEnd w:id="196"/>
     </w:p>
-    <w:bookmarkEnd w:id="196"/>
-    <w:bookmarkStart w:id="198" w:name="rem-term-vector"/>
+    <w:bookmarkEnd w:id="197"/>
+    <w:bookmarkStart w:id="199" w:name="rem-term-vector"/>
     <w:p>
       <w:pPr>
         <w:pStyle w:val="FirstParagraph"/>
@@ -56627,7 +56706,7 @@
       <w:r>
         <w:t xml:space="preserve"> </w:t>
       </w:r>
-      <w:hyperlink r:id="rId197">
+      <w:hyperlink r:id="rId198">
         <w:r>
           <w:rPr>
             <w:rStyle w:val="Hyperlink"/>
@@ -56668,8 +56747,8 @@
         <w:t xml:space="preserve">.</w:t>
       </w:r>
     </w:p>
-    <w:bookmarkEnd w:id="198"/>
-    <w:bookmarkStart w:id="200" w:name="def-cross-product-matrix"/>
+    <w:bookmarkEnd w:id="199"/>
+    <w:bookmarkStart w:id="201" w:name="def-cross-product-matrix"/>
     <w:p>
       <w:pPr>
         <w:pStyle w:val="BodyText"/>
@@ -56796,7 +56875,7 @@
       <w:pPr>
         <w:pStyle w:val="BodyText"/>
       </w:pPr>
-      <w:bookmarkStart w:id="199" w:name="eq-cross-product-matrix"/>
+      <w:bookmarkStart w:id="200" w:name="eq-cross-product-matrix"/>
       <m:oMathPara>
         <m:oMathParaPr>
           <m:jc m:val="center"/>
@@ -56939,10 +57018,10 @@
           </m:r>
         </m:oMath>
       </m:oMathPara>
-      <w:bookmarkEnd w:id="199"/>
+      <w:bookmarkEnd w:id="200"/>
     </w:p>
-    <w:bookmarkEnd w:id="200"/>
-    <w:bookmarkStart w:id="202" w:name="rem-source-cross-product-matrix"/>
+    <w:bookmarkEnd w:id="201"/>
+    <w:bookmarkStart w:id="203" w:name="rem-source-cross-product-matrix"/>
     <w:p>
       <w:pPr>
         <w:pStyle w:val="FirstParagraph"/>
@@ -56991,7 +57070,7 @@
       <w:r>
         <w:t xml:space="preserve"> </w:t>
       </w:r>
-      <w:hyperlink r:id="rId201">
+      <w:hyperlink r:id="rId202">
         <w:r>
           <w:rPr>
             <w:rStyle w:val="Hyperlink"/>
@@ -57003,8 +57082,8 @@
         <w:t xml:space="preserve">).</w:t>
       </w:r>
     </w:p>
-    <w:bookmarkEnd w:id="202"/>
-    <w:bookmarkStart w:id="205" w:name="rem-cross-product-matrix"/>
+    <w:bookmarkEnd w:id="203"/>
+    <w:bookmarkStart w:id="206" w:name="rem-cross-product-matrix"/>
     <w:p>
       <w:pPr>
         <w:pStyle w:val="BodyText"/>
@@ -57318,18 +57397,18 @@
                 <wp:inline>
                   <wp:extent cx="152400" cy="152400"/>
                   <wp:effectExtent b="0" l="0" r="0" t="0"/>
-                  <wp:docPr descr="" title="" id="203" name="Picture"/>
+                  <wp:docPr descr="" title="" id="204" name="Picture"/>
                   <a:graphic>
                     <a:graphicData uri="http://schemas.openxmlformats.org/drawingml/2006/picture">
                       <pic:pic>
                         <pic:nvPicPr>
-                          <pic:cNvPr descr="/opt/quarto/share/formats/docx/note.png" id="204" name="Picture"/>
+                          <pic:cNvPr descr="/opt/quarto/share/formats/docx/note.png" id="205" name="Picture"/>
                           <pic:cNvPicPr>
                             <a:picLocks noChangeArrowheads="1" noChangeAspect="1"/>
                           </pic:cNvPicPr>
                         </pic:nvPicPr>
                         <pic:blipFill>
-                          <a:blip r:embed="rId149"/>
+                          <a:blip r:embed="rId150"/>
                           <a:stretch>
                             <a:fillRect/>
                           </a:stretch>
@@ -57409,7 +57488,7 @@
             <w:r>
               <w:t xml:space="preserve"> </w:t>
             </w:r>
-            <w:hyperlink r:id="rId201">
+            <w:hyperlink r:id="rId202">
               <w:r>
                 <w:rPr>
                   <w:rStyle w:val="Hyperlink"/>
@@ -57437,8 +57516,8 @@
         </w:tc>
       </w:tr>
     </w:tbl>
-    <w:bookmarkEnd w:id="205"/>
-    <w:bookmarkStart w:id="208" w:name="def-leverage"/>
+    <w:bookmarkEnd w:id="206"/>
+    <w:bookmarkStart w:id="209" w:name="def-leverage"/>
     <w:p>
       <w:pPr>
         <w:pStyle w:val="BodyText"/>
@@ -57459,7 +57538,7 @@
       <w:r>
         <w:t xml:space="preserve"> </w:t>
       </w:r>
-      <w:hyperlink r:id="rId206">
+      <w:hyperlink r:id="rId207">
         <w:r>
           <w:rPr>
             <w:rStyle w:val="Hyperlink"/>
@@ -57608,7 +57687,7 @@
       <w:pPr>
         <w:pStyle w:val="BodyText"/>
       </w:pPr>
-      <w:bookmarkStart w:id="207" w:name="eq-leverage"/>
+      <w:bookmarkStart w:id="208" w:name="eq-leverage"/>
       <m:oMathPara>
         <m:oMathParaPr>
           <m:jc m:val="center"/>
@@ -57749,10 +57828,10 @@
           </m:r>
         </m:oMath>
       </m:oMathPara>
-      <w:bookmarkEnd w:id="207"/>
+      <w:bookmarkEnd w:id="208"/>
     </w:p>
-    <w:bookmarkEnd w:id="208"/>
-    <w:bookmarkStart w:id="210" w:name="rem-source-leverage"/>
+    <w:bookmarkEnd w:id="209"/>
+    <w:bookmarkStart w:id="211" w:name="rem-source-leverage"/>
     <w:p>
       <w:pPr>
         <w:pStyle w:val="FirstParagraph"/>
@@ -57799,7 +57878,7 @@
       <w:r>
         <w:t xml:space="preserve"> </w:t>
       </w:r>
-      <w:hyperlink r:id="rId209">
+      <w:hyperlink r:id="rId210">
         <w:r>
           <w:rPr>
             <w:rStyle w:val="Hyperlink"/>
@@ -57811,8 +57890,8 @@
         <w:t xml:space="preserve">.</w:t>
       </w:r>
     </w:p>
-    <w:bookmarkEnd w:id="210"/>
-    <w:bookmarkStart w:id="212" w:name="thm-loocv-shortcut"/>
+    <w:bookmarkEnd w:id="211"/>
+    <w:bookmarkStart w:id="213" w:name="thm-loocv-shortcut"/>
     <w:p>
       <w:pPr>
         <w:pStyle w:val="BodyText"/>
@@ -57833,7 +57912,7 @@
       <w:r>
         <w:t xml:space="preserve"> </w:t>
       </w:r>
-      <w:hyperlink r:id="rId206">
+      <w:hyperlink r:id="rId207">
         <w:r>
           <w:rPr>
             <w:rStyle w:val="Hyperlink"/>
@@ -58059,7 +58138,7 @@
       <w:pPr>
         <w:pStyle w:val="BodyText"/>
       </w:pPr>
-      <w:bookmarkStart w:id="211" w:name="eq-loocv-shortcut"/>
+      <w:bookmarkStart w:id="212" w:name="eq-loocv-shortcut"/>
       <m:oMathPara>
         <m:oMathParaPr>
           <m:jc m:val="center"/>
@@ -58249,9 +58328,9 @@
           </m:r>
         </m:oMath>
       </m:oMathPara>
-      <w:bookmarkEnd w:id="211"/>
+      <w:bookmarkEnd w:id="212"/>
     </w:p>
-    <w:bookmarkEnd w:id="212"/>
+    <w:bookmarkEnd w:id="213"/>
     <w:p>
       <w:pPr>
         <w:pStyle w:val="FirstParagraph"/>
@@ -58390,7 +58469,7 @@
         <w:t xml:space="preserve">which this page does not develop.</w:t>
       </w:r>
     </w:p>
-    <w:bookmarkStart w:id="213" w:name="rem-source-loocv-shortcut"/>
+    <w:bookmarkStart w:id="214" w:name="rem-source-loocv-shortcut"/>
     <w:p>
       <w:pPr>
         <w:pStyle w:val="BodyText"/>
@@ -58433,8 +58512,8 @@
         <w:t xml:space="preserve">for many linear fitting methods.</w:t>
       </w:r>
     </w:p>
-    <w:bookmarkEnd w:id="213"/>
-    <w:bookmarkStart w:id="214" w:name="exm-loocv-shortcut"/>
+    <w:bookmarkEnd w:id="214"/>
+    <w:bookmarkStart w:id="215" w:name="exm-loocv-shortcut"/>
     <w:p>
       <w:pPr>
         <w:pStyle w:val="BodyText"/>
@@ -59574,8 +59653,8 @@
         <w:t xml:space="preserve">rerunning it always gives the same choice.</w:t>
       </w:r>
     </w:p>
-    <w:bookmarkEnd w:id="214"/>
-    <w:bookmarkStart w:id="215" w:name="rem-loocv"/>
+    <w:bookmarkEnd w:id="215"/>
+    <w:bookmarkStart w:id="216" w:name="rem-loocv"/>
     <w:p>
       <w:pPr>
         <w:pStyle w:val="BodyText"/>
@@ -60047,9 +60126,9 @@
         <w:t xml:space="preserve">fits.</w:t>
       </w:r>
     </w:p>
-    <w:bookmarkEnd w:id="215"/>
     <w:bookmarkEnd w:id="216"/>
-    <w:bookmarkStart w:id="245" w:name="sec-cv-model-choice"/>
+    <w:bookmarkEnd w:id="217"/>
+    <w:bookmarkStart w:id="246" w:name="sec-cv-model-choice"/>
     <w:p>
       <w:pPr>
         <w:pStyle w:val="Heading2"/>
@@ -60058,7 +60137,7 @@
         <w:t xml:space="preserve">8 Choosing a model by cross-validation</w:t>
       </w:r>
     </w:p>
-    <w:bookmarkStart w:id="218" w:name="def-cv-estimate-indexed"/>
+    <w:bookmarkStart w:id="219" w:name="def-cv-estimate-indexed"/>
     <w:p>
       <w:pPr>
         <w:pStyle w:val="FirstParagraph"/>
@@ -60436,7 +60515,7 @@
       <w:pPr>
         <w:pStyle w:val="BodyText"/>
       </w:pPr>
-      <w:bookmarkStart w:id="217" w:name="eq-cv-estimate-indexed"/>
+      <w:bookmarkStart w:id="218" w:name="eq-cv-estimate-indexed"/>
       <m:oMathPara>
         <m:oMathParaPr>
           <m:jc m:val="center"/>
@@ -60846,10 +60925,10 @@
           </m:r>
         </m:oMath>
       </m:oMathPara>
-      <w:bookmarkEnd w:id="217"/>
+      <w:bookmarkEnd w:id="218"/>
     </w:p>
-    <w:bookmarkEnd w:id="218"/>
-    <w:bookmarkStart w:id="220" w:name="def-cv-choice"/>
+    <w:bookmarkEnd w:id="219"/>
+    <w:bookmarkStart w:id="221" w:name="def-cv-choice"/>
     <w:p>
       <w:pPr>
         <w:pStyle w:val="FirstParagraph"/>
@@ -61191,7 +61270,7 @@
       <w:pPr>
         <w:pStyle w:val="BodyText"/>
       </w:pPr>
-      <w:bookmarkStart w:id="219" w:name="eq-cv-choice"/>
+      <w:bookmarkStart w:id="220" w:name="eq-cv-choice"/>
       <m:oMathPara>
         <m:oMathParaPr>
           <m:jc m:val="center"/>
@@ -61475,10 +61554,10 @@
           </m:r>
         </m:oMath>
       </m:oMathPara>
-      <w:bookmarkEnd w:id="219"/>
+      <w:bookmarkEnd w:id="220"/>
     </w:p>
-    <w:bookmarkEnd w:id="220"/>
-    <w:bookmarkStart w:id="222" w:name="def-nested-cv"/>
+    <w:bookmarkEnd w:id="221"/>
+    <w:bookmarkStart w:id="223" w:name="def-nested-cv"/>
     <w:p>
       <w:pPr>
         <w:pStyle w:val="FirstParagraph"/>
@@ -61605,7 +61684,7 @@
       <w:pPr>
         <w:pStyle w:val="BodyText"/>
       </w:pPr>
-      <w:bookmarkStart w:id="221" w:name="eq-nested-cv"/>
+      <w:bookmarkStart w:id="222" w:name="eq-nested-cv"/>
       <m:oMathPara>
         <m:oMathParaPr>
           <m:jc m:val="center"/>
@@ -61732,10 +61811,10 @@
           </m:r>
         </m:oMath>
       </m:oMathPara>
-      <w:bookmarkEnd w:id="221"/>
+      <w:bookmarkEnd w:id="222"/>
     </w:p>
-    <w:bookmarkEnd w:id="222"/>
-    <w:bookmarkStart w:id="223" w:name="rem-source-nested-cv"/>
+    <w:bookmarkEnd w:id="223"/>
+    <w:bookmarkStart w:id="224" w:name="rem-source-nested-cv"/>
     <w:p>
       <w:pPr>
         <w:pStyle w:val="FirstParagraph"/>
@@ -61766,8 +61845,8 @@
         <w:t xml:space="preserve">choices included.</w:t>
       </w:r>
     </w:p>
-    <w:bookmarkEnd w:id="223"/>
-    <w:bookmarkStart w:id="224" w:name="rem-nested-cv"/>
+    <w:bookmarkEnd w:id="224"/>
+    <w:bookmarkStart w:id="225" w:name="rem-nested-cv"/>
     <w:p>
       <w:pPr>
         <w:pStyle w:val="BodyText"/>
@@ -61923,8 +62002,8 @@
         <w:t xml:space="preserve">That inner cross-validation is the nested one.</w:t>
       </w:r>
     </w:p>
-    <w:bookmarkEnd w:id="224"/>
-    <w:bookmarkStart w:id="227" w:name="rem-cv-winner-optimistic"/>
+    <w:bookmarkEnd w:id="225"/>
+    <w:bookmarkStart w:id="228" w:name="rem-cv-winner-optimistic"/>
     <w:p>
       <w:pPr>
         <w:pStyle w:val="BodyText"/>
@@ -62117,18 +62196,18 @@
                 <wp:inline>
                   <wp:extent cx="152400" cy="152400"/>
                   <wp:effectExtent b="0" l="0" r="0" t="0"/>
-                  <wp:docPr descr="" title="" id="225" name="Picture"/>
+                  <wp:docPr descr="" title="" id="226" name="Picture"/>
                   <a:graphic>
                     <a:graphicData uri="http://schemas.openxmlformats.org/drawingml/2006/picture">
                       <pic:pic>
                         <pic:nvPicPr>
-                          <pic:cNvPr descr="/opt/quarto/share/formats/docx/note.png" id="226" name="Picture"/>
+                          <pic:cNvPr descr="/opt/quarto/share/formats/docx/note.png" id="227" name="Picture"/>
                           <pic:cNvPicPr>
                             <a:picLocks noChangeArrowheads="1" noChangeAspect="1"/>
                           </pic:cNvPicPr>
                         </pic:nvPicPr>
                         <pic:blipFill>
-                          <a:blip r:embed="rId149"/>
+                          <a:blip r:embed="rId150"/>
                           <a:stretch>
                             <a:fillRect/>
                           </a:stretch>
@@ -62192,8 +62271,8 @@
         </w:tc>
       </w:tr>
     </w:tbl>
-    <w:bookmarkEnd w:id="227"/>
-    <w:bookmarkStart w:id="230" w:name="def-cv-se"/>
+    <w:bookmarkEnd w:id="228"/>
+    <w:bookmarkStart w:id="231" w:name="def-cv-se"/>
     <w:p>
       <w:pPr>
         <w:pStyle w:val="BodyText"/>
@@ -62297,7 +62376,7 @@
       <w:r>
         <w:t xml:space="preserve"> </w:t>
       </w:r>
-      <w:hyperlink r:id="rId228">
+      <w:hyperlink r:id="rId229">
         <w:r>
           <w:rPr>
             <w:rStyle w:val="Hyperlink"/>
@@ -62363,7 +62442,7 @@
       <w:pPr>
         <w:pStyle w:val="BodyText"/>
       </w:pPr>
-      <w:bookmarkStart w:id="229" w:name="eq-cv-se"/>
+      <w:bookmarkStart w:id="230" w:name="eq-cv-se"/>
       <m:oMathPara>
         <m:oMathParaPr>
           <m:jc m:val="center"/>
@@ -62538,10 +62617,10 @@
           </m:r>
         </m:oMath>
       </m:oMathPara>
-      <w:bookmarkEnd w:id="229"/>
+      <w:bookmarkEnd w:id="230"/>
     </w:p>
-    <w:bookmarkEnd w:id="230"/>
-    <w:bookmarkStart w:id="231" w:name="rem-source-cv-se"/>
+    <w:bookmarkEnd w:id="231"/>
+    <w:bookmarkStart w:id="232" w:name="rem-source-cv-se"/>
     <w:p>
       <w:pPr>
         <w:pStyle w:val="FirstParagraph"/>
@@ -62563,8 +62642,8 @@
         <w:t xml:space="preserve">, who call the result a standard error.</w:t>
       </w:r>
     </w:p>
-    <w:bookmarkEnd w:id="231"/>
-    <w:bookmarkStart w:id="233" w:name="rem-cv-se"/>
+    <w:bookmarkEnd w:id="232"/>
+    <w:bookmarkStart w:id="234" w:name="rem-cv-se"/>
     <w:p>
       <w:pPr>
         <w:pStyle w:val="BodyText"/>
@@ -62787,7 +62866,7 @@
       <w:r>
         <w:t xml:space="preserve"> </w:t>
       </w:r>
-      <w:hyperlink r:id="rId232">
+      <w:hyperlink r:id="rId233">
         <w:r>
           <w:rPr>
             <w:rStyle w:val="Hyperlink"/>
@@ -62851,8 +62930,8 @@
         <w:t xml:space="preserve">.</w:t>
       </w:r>
     </w:p>
-    <w:bookmarkEnd w:id="233"/>
-    <w:bookmarkStart w:id="235" w:name="def-fold-mse-indexed"/>
+    <w:bookmarkEnd w:id="234"/>
+    <w:bookmarkStart w:id="236" w:name="def-fold-mse-indexed"/>
     <w:p>
       <w:pPr>
         <w:pStyle w:val="BodyText"/>
@@ -63030,7 +63109,7 @@
       <w:pPr>
         <w:pStyle w:val="BodyText"/>
       </w:pPr>
-      <w:bookmarkStart w:id="234" w:name="eq-fold-mse-indexed"/>
+      <w:bookmarkStart w:id="235" w:name="eq-fold-mse-indexed"/>
       <m:oMathPara>
         <m:oMathParaPr>
           <m:jc m:val="center"/>
@@ -63417,10 +63496,10 @@
           </m:r>
         </m:oMath>
       </m:oMathPara>
-      <w:bookmarkEnd w:id="234"/>
+      <w:bookmarkEnd w:id="235"/>
     </w:p>
-    <w:bookmarkEnd w:id="235"/>
-    <w:bookmarkStart w:id="237" w:name="def-cv-se-indexed"/>
+    <w:bookmarkEnd w:id="236"/>
+    <w:bookmarkStart w:id="238" w:name="def-cv-se-indexed"/>
     <w:p>
       <w:pPr>
         <w:pStyle w:val="FirstParagraph"/>
@@ -63626,7 +63705,7 @@
       <w:pPr>
         <w:pStyle w:val="BodyText"/>
       </w:pPr>
-      <w:bookmarkStart w:id="236" w:name="eq-cv-se-indexed"/>
+      <w:bookmarkStart w:id="237" w:name="eq-cv-se-indexed"/>
       <m:oMathPara>
         <m:oMathParaPr>
           <m:jc m:val="center"/>
@@ -63924,10 +64003,10 @@
           </m:r>
         </m:oMath>
       </m:oMathPara>
-      <w:bookmarkEnd w:id="236"/>
+      <w:bookmarkEnd w:id="237"/>
     </w:p>
-    <w:bookmarkEnd w:id="237"/>
-    <w:bookmarkStart w:id="239" w:name="def-one-se-rule"/>
+    <w:bookmarkEnd w:id="238"/>
+    <w:bookmarkStart w:id="240" w:name="def-one-se-rule"/>
     <w:p>
       <w:pPr>
         <w:pStyle w:val="FirstParagraph"/>
@@ -64185,7 +64264,7 @@
       <w:pPr>
         <w:pStyle w:val="BodyText"/>
       </w:pPr>
-      <w:bookmarkStart w:id="238" w:name="eq-one-se-rule"/>
+      <w:bookmarkStart w:id="239" w:name="eq-one-se-rule"/>
       <m:oMathPara>
         <m:oMathParaPr>
           <m:jc m:val="center"/>
@@ -64519,7 +64598,7 @@
           </m:r>
         </m:oMath>
       </m:oMathPara>
-      <w:bookmarkEnd w:id="238"/>
+      <w:bookmarkEnd w:id="239"/>
     </w:p>
     <w:p>
       <w:pPr>
@@ -64538,8 +64617,8 @@
         <w:t xml:space="preserve">.</w:t>
       </w:r>
     </w:p>
-    <w:bookmarkEnd w:id="239"/>
-    <w:bookmarkStart w:id="244" w:name="exm-one-se-rule"/>
+    <w:bookmarkEnd w:id="240"/>
+    <w:bookmarkStart w:id="245" w:name="exm-one-se-rule"/>
     <w:p>
       <w:pPr>
         <w:pStyle w:val="BodyText"/>
@@ -65611,7 +65690,7 @@
       <w:tr>
         <w:tc>
           <w:tcPr/>
-          <w:bookmarkStart w:id="243" w:name="fig-one-se-rule"/>
+          <w:bookmarkStart w:id="244" w:name="fig-one-se-rule"/>
           <w:p>
             <w:pPr>
               <w:pStyle w:val="SourceCode"/>
@@ -66224,18 +66303,18 @@
                 <wp:inline>
                   <wp:extent cx="4620126" cy="3696101"/>
                   <wp:effectExtent b="0" l="0" r="0" t="0"/>
-                  <wp:docPr descr="" title="" id="241" name="Picture"/>
+                  <wp:docPr descr="" title="" id="242" name="Picture"/>
                   <a:graphic>
                     <a:graphicData uri="http://schemas.openxmlformats.org/drawingml/2006/picture">
                       <pic:pic>
                         <pic:nvPicPr>
-                          <pic:cNvPr descr="model-validation_files/figure-docx/one-se-rule-plot-1.png" id="242" name="Picture"/>
+                          <pic:cNvPr descr="model-validation_files/figure-docx/one-se-rule-plot-1.png" id="243" name="Picture"/>
                           <pic:cNvPicPr>
                             <a:picLocks noChangeArrowheads="1" noChangeAspect="1"/>
                           </pic:cNvPicPr>
                         </pic:nvPicPr>
                         <pic:blipFill>
-                          <a:blip r:embed="rId240"/>
+                          <a:blip r:embed="rId241"/>
                           <a:stretch>
                             <a:fillRect/>
                           </a:stretch>
@@ -66315,7 +66394,7 @@
               <w:t xml:space="preserve">The dashed line is one fold-based standard error above the smallest estimate.</w:t>
             </w:r>
           </w:p>
-          <w:bookmarkEnd w:id="243"/>
+          <w:bookmarkEnd w:id="244"/>
         </w:tc>
       </w:tr>
     </w:tbl>
@@ -66404,9 +66483,9 @@
         <w:t xml:space="preserve">and 0.315 for degree 3.</w:t>
       </w:r>
     </w:p>
-    <w:bookmarkEnd w:id="244"/>
     <w:bookmarkEnd w:id="245"/>
-    <w:bookmarkStart w:id="252" w:name="sec-cv-whole-procedure"/>
+    <w:bookmarkEnd w:id="246"/>
+    <w:bookmarkStart w:id="253" w:name="sec-cv-whole-procedure"/>
     <w:p>
       <w:pPr>
         <w:pStyle w:val="Heading2"/>
@@ -66415,7 +66494,7 @@
         <w:t xml:space="preserve">9 Cross-validating the whole procedure</w:t>
       </w:r>
     </w:p>
-    <w:bookmarkStart w:id="248" w:name="exr-cv-screening"/>
+    <w:bookmarkStart w:id="249" w:name="exr-cv-screening"/>
     <w:p>
       <w:pPr>
         <w:pStyle w:val="FirstParagraph"/>
@@ -66715,18 +66794,18 @@
                 <wp:inline>
                   <wp:extent cx="152400" cy="152400"/>
                   <wp:effectExtent b="0" l="0" r="0" t="0"/>
-                  <wp:docPr descr="" title="" id="246" name="Picture"/>
+                  <wp:docPr descr="" title="" id="247" name="Picture"/>
                   <a:graphic>
                     <a:graphicData uri="http://schemas.openxmlformats.org/drawingml/2006/picture">
                       <pic:pic>
                         <pic:nvPicPr>
-                          <pic:cNvPr descr="/opt/quarto/share/formats/docx/note.png" id="247" name="Picture"/>
+                          <pic:cNvPr descr="/opt/quarto/share/formats/docx/note.png" id="248" name="Picture"/>
                           <pic:cNvPicPr>
                             <a:picLocks noChangeArrowheads="1" noChangeAspect="1"/>
                           </pic:cNvPicPr>
                         </pic:nvPicPr>
                         <pic:blipFill>
-                          <a:blip r:embed="rId149"/>
+                          <a:blip r:embed="rId150"/>
                           <a:stretch>
                             <a:fillRect/>
                           </a:stretch>
@@ -66808,8 +66887,8 @@
         </w:tc>
       </w:tr>
     </w:tbl>
-    <w:bookmarkEnd w:id="248"/>
-    <w:bookmarkStart w:id="249" w:name="sol-cv-screening"/>
+    <w:bookmarkEnd w:id="249"/>
+    <w:bookmarkStart w:id="250" w:name="sol-cv-screening"/>
     <w:p>
       <w:pPr>
         <w:pStyle w:val="BodyText"/>
@@ -68737,8 +68816,8 @@
         <w:t xml:space="preserve">needs fails.</w:t>
       </w:r>
     </w:p>
-    <w:bookmarkEnd w:id="249"/>
-    <w:bookmarkStart w:id="251" w:name="rem-cv-every-step"/>
+    <w:bookmarkEnd w:id="250"/>
+    <w:bookmarkStart w:id="252" w:name="rem-cv-every-step"/>
     <w:p>
       <w:pPr>
         <w:pStyle w:val="BodyText"/>
@@ -68894,7 +68973,7 @@
       <w:r>
         <w:t xml:space="preserve"> </w:t>
       </w:r>
-      <w:hyperlink r:id="rId250">
+      <w:hyperlink r:id="rId251">
         <w:r>
           <w:rPr>
             <w:rStyle w:val="Hyperlink"/>
@@ -68918,9 +68997,9 @@
         <w:t xml:space="preserve">when they are computed without the outcome.</w:t>
       </w:r>
     </w:p>
-    <w:bookmarkEnd w:id="251"/>
     <w:bookmarkEnd w:id="252"/>
-    <w:bookmarkStart w:id="253" w:name="further-reading"/>
+    <w:bookmarkEnd w:id="253"/>
+    <w:bookmarkStart w:id="254" w:name="further-reading"/>
     <w:p>
       <w:pPr>
         <w:pStyle w:val="Heading2"/>
@@ -68949,8 +69028,8 @@
         <w:t xml:space="preserve">including the covariance and correlation matrices that cross-products produce.</w:t>
       </w:r>
     </w:p>
-    <w:bookmarkEnd w:id="253"/>
-    <w:bookmarkStart w:id="261" w:name="references"/>
+    <w:bookmarkEnd w:id="254"/>
+    <w:bookmarkStart w:id="262" w:name="references"/>
     <w:p>
       <w:pPr>
         <w:pStyle w:val="Heading2"/>
@@ -68959,8 +69038,8 @@
         <w:t xml:space="preserve">References</w:t>
       </w:r>
     </w:p>
-    <w:bookmarkStart w:id="260" w:name="refs"/>
-    <w:bookmarkStart w:id="255" w:name="ref-hastie2009elements"/>
+    <w:bookmarkStart w:id="261" w:name="refs"/>
+    <w:bookmarkStart w:id="256" w:name="ref-hastie2009elements"/>
     <w:p>
       <w:pPr>
         <w:pStyle w:val="Bibliography"/>
@@ -68984,7 +69063,7 @@
       <w:r>
         <w:t xml:space="preserve"> </w:t>
       </w:r>
-      <w:hyperlink r:id="rId254">
+      <w:hyperlink r:id="rId255">
         <w:r>
           <w:rPr>
             <w:rStyle w:val="Hyperlink"/>
@@ -68996,8 +69075,8 @@
         <w:t xml:space="preserve">.</w:t>
       </w:r>
     </w:p>
-    <w:bookmarkEnd w:id="255"/>
-    <w:bookmarkStart w:id="257" w:name="ref-james2021islr2e"/>
+    <w:bookmarkEnd w:id="256"/>
+    <w:bookmarkStart w:id="258" w:name="ref-james2021islr2e"/>
     <w:p>
       <w:pPr>
         <w:pStyle w:val="Bibliography"/>
@@ -69035,7 +69114,7 @@
       <w:r>
         <w:t xml:space="preserve"> </w:t>
       </w:r>
-      <w:hyperlink r:id="rId256">
+      <w:hyperlink r:id="rId257">
         <w:r>
           <w:rPr>
             <w:rStyle w:val="Hyperlink"/>
@@ -69047,8 +69126,8 @@
         <w:t xml:space="preserve">.</w:t>
       </w:r>
     </w:p>
-    <w:bookmarkEnd w:id="257"/>
-    <w:bookmarkStart w:id="259" w:name="ref-sanchez2020matrix4sl"/>
+    <w:bookmarkEnd w:id="258"/>
+    <w:bookmarkStart w:id="260" w:name="ref-sanchez2020matrix4sl"/>
     <w:p>
       <w:pPr>
         <w:pStyle w:val="Bibliography"/>
@@ -69086,7 +69165,7 @@
       <w:r>
         <w:t xml:space="preserve"> </w:t>
       </w:r>
-      <w:hyperlink r:id="rId258">
+      <w:hyperlink r:id="rId259">
         <w:r>
           <w:rPr>
             <w:rStyle w:val="Hyperlink"/>
@@ -69098,9 +69177,9 @@
         <w:t xml:space="preserve">.</w:t>
       </w:r>
     </w:p>
-    <w:bookmarkEnd w:id="259"/>
     <w:bookmarkEnd w:id="260"/>
     <w:bookmarkEnd w:id="261"/>
+    <w:bookmarkEnd w:id="262"/>
     <w:sectPr>
       <w:footnotePr>
         <w:numRestart w:val="eachSect"/>

--- a/model-validation-handout.docx
+++ b/model-validation-handout.docx
@@ -15,7 +15,7 @@
         <w:pStyle w:val="Date"/>
       </w:pPr>
       <w:r>
-        <w:t xml:space="preserve">Last modified: 2026-10-16 03:14:48 (PDT)</w:t>
+        <w:t xml:space="preserve">Last modified: 2026-10-16 03:31:39 (PDT)</w:t>
       </w:r>
     </w:p>
     <w:bookmarkStart w:id="17" w:name="sec-data-sets"/>

--- a/model-validation-handout.docx
+++ b/model-validation-handout.docx
@@ -15,7 +15,7 @@
         <w:pStyle w:val="Date"/>
       </w:pPr>
       <w:r>
-        <w:t xml:space="preserve">Last modified: 2026-10-16 03:31:39 (PDT)</w:t>
+        <w:t xml:space="preserve">Last modified: 2026-10-16 03:46:21 (PDT)</w:t>
       </w:r>
     </w:p>
     <w:bookmarkStart w:id="17" w:name="sec-data-sets"/>

--- a/model-validation-handout.docx
+++ b/model-validation-handout.docx
@@ -15,7 +15,7 @@
         <w:pStyle w:val="Date"/>
       </w:pPr>
       <w:r>
-        <w:t xml:space="preserve">Last modified: 2026-10-16 03:46:21 (PDT)</w:t>
+        <w:t xml:space="preserve">Last modified: 2026-10-16 04:05:26 (PDT)</w:t>
       </w:r>
     </w:p>
     <w:bookmarkStart w:id="17" w:name="sec-data-sets"/>

--- a/model-validation-handout.docx
+++ b/model-validation-handout.docx
@@ -15,7 +15,7 @@
         <w:pStyle w:val="Date"/>
       </w:pPr>
       <w:r>
-        <w:t xml:space="preserve">Last modified: 2026-10-16 04:05:26 (PDT)</w:t>
+        <w:t xml:space="preserve">Last modified: 2026-10-16 04:15:16 (PDT)</w:t>
       </w:r>
     </w:p>
     <w:bookmarkStart w:id="17" w:name="sec-data-sets"/>

--- a/model-validation-handout.docx
+++ b/model-validation-handout.docx
@@ -15,7 +15,7 @@
         <w:pStyle w:val="Date"/>
       </w:pPr>
       <w:r>
-        <w:t xml:space="preserve">Last modified: 2026-10-16 04:15:16 (PDT)</w:t>
+        <w:t xml:space="preserve">Last modified: 2026-10-16 04:40:51 (PDT)</w:t>
       </w:r>
     </w:p>
     <w:bookmarkStart w:id="17" w:name="sec-data-sets"/>

--- a/model-validation-handout.docx
+++ b/model-validation-handout.docx
@@ -15,7 +15,7 @@
         <w:pStyle w:val="Date"/>
       </w:pPr>
       <w:r>
-        <w:t xml:space="preserve">Last modified: 2026-10-16 04:40:51 (PDT)</w:t>
+        <w:t xml:space="preserve">Last modified: 2026-10-16 04:59:09 (PDT)</w:t>
       </w:r>
     </w:p>
     <w:bookmarkStart w:id="17" w:name="sec-data-sets"/>
@@ -1576,7 +1576,7 @@
     </w:p>
     <w:bookmarkEnd w:id="16"/>
     <w:bookmarkEnd w:id="17"/>
-    <w:bookmarkStart w:id="47" w:name="sec-prediction-rules"/>
+    <w:bookmarkStart w:id="49" w:name="sec-prediction-rules"/>
     <w:p>
       <w:pPr>
         <w:pStyle w:val="Heading2"/>
@@ -2763,7 +2763,7 @@
       <w:bookmarkEnd w:id="25"/>
     </w:p>
     <w:bookmarkEnd w:id="26"/>
-    <w:bookmarkStart w:id="28" w:name="def-new-observation"/>
+    <w:bookmarkStart w:id="30" w:name="def-new-observation"/>
     <w:p>
       <w:pPr>
         <w:pStyle w:val="FirstParagraph"/>
@@ -2794,12 +2794,6 @@
       <w:r>
         <w:t xml:space="preserve"> </w:t>
       </w:r>
-      <w:r>
-        <w:t xml:space="preserve">is a pair</w:t>
-      </w:r>
-      <w:r>
-        <w:t xml:space="preserve"> </w:t>
-      </w:r>
       <m:oMath>
         <m:r>
           <m:rPr>
@@ -2854,13 +2848,7 @@
         <w:t xml:space="preserve"> </w:t>
       </w:r>
       <w:r>
-        <w:t xml:space="preserve">of a covariate value and an outcome</w:t>
-      </w:r>
-      <w:r>
-        <w:t xml:space="preserve"> </w:t>
-      </w:r>
-      <w:r>
-        <w:t xml:space="preserve">drawn from the same population as the observations of a</w:t>
+        <w:t xml:space="preserve">relative to a</w:t>
       </w:r>
       <w:r>
         <w:t xml:space="preserve"> </w:t>
@@ -2899,7 +2887,50 @@
         </m:sSub>
       </m:oMath>
       <w:r>
+        <w:t xml:space="preserve"> </w:t>
+      </w:r>
+      <w:r>
+        <w:t xml:space="preserve">is a covariate value and an outcome</w:t>
+      </w:r>
+      <w:r>
+        <w:t xml:space="preserve"> </w:t>
+      </w:r>
+      <w:r>
+        <w:t xml:space="preserve">drawn from the same population as the observations of</w:t>
+      </w:r>
+      <w:r>
+        <w:t xml:space="preserve"> </w:t>
+      </w:r>
+      <m:oMath>
+        <m:sSub>
+          <m:e>
+            <m:r>
+              <m:rPr>
+                <m:scr m:val="script"/>
+                <m:sty m:val="p"/>
+              </m:rPr>
+              <m:t>D</m:t>
+            </m:r>
+          </m:e>
+          <m:sub>
+            <m:r>
+              <m:rPr>
+                <m:nor/>
+                <m:sty m:val="p"/>
+              </m:rPr>
+              <m:t>train</m:t>
+            </m:r>
+          </m:sub>
+        </m:sSub>
+      </m:oMath>
+      <w:r>
         <w:t xml:space="preserve">,</w:t>
+      </w:r>
+      <w:r>
+        <w:t xml:space="preserve"> </w:t>
+      </w:r>
+      <w:r>
+        <w:t xml:space="preserve">and</w:t>
       </w:r>
       <w:r>
         <w:t xml:space="preserve"> </w:t>
@@ -3123,9 +3154,106 @@
       <w:r>
         <w:t xml:space="preserve">.</w:t>
       </w:r>
+      <w:r>
+        <w:t xml:space="preserve"> </w:t>
+      </w:r>
+      <w:r>
+        <w:t xml:space="preserve">It is the</w:t>
+      </w:r>
+      <w:r>
+        <w:t xml:space="preserve"> </w:t>
+      </w:r>
+      <w:hyperlink r:id="rId28">
+        <w:r>
+          <w:rPr>
+            <w:rStyle w:val="Hyperlink"/>
+          </w:rPr>
+          <w:t xml:space="preserve">new observation</w:t>
+        </w:r>
+      </w:hyperlink>
+      <w:r>
+        <w:t xml:space="preserve"> </w:t>
+      </w:r>
+      <w:r>
+        <w:t xml:space="preserve">of the pds notes,</w:t>
+      </w:r>
+      <w:r>
+        <w:t xml:space="preserve"> </w:t>
+      </w:r>
+      <w:r>
+        <w:t xml:space="preserve">where the data used to choose the</w:t>
+      </w:r>
+      <w:r>
+        <w:t xml:space="preserve"> </w:t>
+      </w:r>
+      <w:hyperlink r:id="rId29">
+        <w:r>
+          <w:rPr>
+            <w:rStyle w:val="Hyperlink"/>
+          </w:rPr>
+          <w:t xml:space="preserve">prediction function</w:t>
+        </w:r>
+      </w:hyperlink>
+      <w:r>
+        <w:t xml:space="preserve"> </w:t>
+      </w:r>
+      <w:r>
+        <w:t xml:space="preserve">is</w:t>
+      </w:r>
+      <w:r>
+        <w:t xml:space="preserve"> </w:t>
+      </w:r>
+      <m:oMath>
+        <m:sSub>
+          <m:e>
+            <m:r>
+              <m:rPr>
+                <m:scr m:val="script"/>
+                <m:sty m:val="p"/>
+              </m:rPr>
+              <m:t>D</m:t>
+            </m:r>
+          </m:e>
+          <m:sub>
+            <m:r>
+              <m:rPr>
+                <m:nor/>
+                <m:sty m:val="p"/>
+              </m:rPr>
+              <m:t>train</m:t>
+            </m:r>
+          </m:sub>
+        </m:sSub>
+      </m:oMath>
+      <w:r>
+        <w:t xml:space="preserve">,</w:t>
+      </w:r>
+      <w:r>
+        <w:t xml:space="preserve"> </w:t>
+      </w:r>
+      <w:r>
+        <w:t xml:space="preserve">to which a</w:t>
+      </w:r>
+      <w:r>
+        <w:t xml:space="preserve"> </w:t>
+      </w:r>
+      <w:hyperlink w:anchor="def-fitting-procedure">
+        <w:r>
+          <w:rPr>
+            <w:rStyle w:val="Hyperlink"/>
+          </w:rPr>
+          <w:t xml:space="preserve">fitting procedure</w:t>
+        </w:r>
+      </w:hyperlink>
+      <w:r>
+        <w:t xml:space="preserve"> </w:t>
+      </w:r>
+      <w:r>
+        <w:t xml:space="preserve">is applied.</w:t>
+      </w:r>
     </w:p>
-    <w:bookmarkEnd w:id="28"/>
-    <w:bookmarkStart w:id="29" w:name="exm-new-observation"/>
+    <w:bookmarkEnd w:id="30"/>
+    <w:bookmarkStart w:id="31" w:name="exm-new-observation"/>
     <w:p>
       <w:pPr>
         <w:pStyle w:val="BodyText"/>
@@ -3507,8 +3635,8 @@
         <w:t xml:space="preserve">.</w:t>
       </w:r>
     </w:p>
-    <w:bookmarkEnd w:id="29"/>
-    <w:bookmarkStart w:id="32" w:name="def-observation-loss"/>
+    <w:bookmarkEnd w:id="31"/>
+    <w:bookmarkStart w:id="34" w:name="def-observation-loss"/>
     <w:p>
       <w:pPr>
         <w:pStyle w:val="BodyText"/>
@@ -3630,7 +3758,7 @@
       <w:r>
         <w:t xml:space="preserve"> </w:t>
       </w:r>
-      <w:hyperlink r:id="rId30">
+      <w:hyperlink r:id="rId32">
         <w:r>
           <w:rPr>
             <w:rStyle w:val="Hyperlink"/>
@@ -3725,7 +3853,7 @@
       <w:pPr>
         <w:pStyle w:val="BodyText"/>
       </w:pPr>
-      <w:bookmarkStart w:id="31" w:name="eq-observation-loss"/>
+      <w:bookmarkStart w:id="33" w:name="eq-observation-loss"/>
       <m:oMathPara>
         <m:oMathParaPr>
           <m:jc m:val="center"/>
@@ -3859,7 +3987,7 @@
           </m:r>
         </m:oMath>
       </m:oMathPara>
-      <w:bookmarkEnd w:id="31"/>
+      <w:bookmarkEnd w:id="33"/>
     </w:p>
     <w:p>
       <w:pPr>
@@ -4054,8 +4182,8 @@
         <w:t xml:space="preserve">.</w:t>
       </w:r>
     </w:p>
-    <w:bookmarkEnd w:id="32"/>
-    <w:bookmarkStart w:id="34" w:name="rem-squared-error-loss"/>
+    <w:bookmarkEnd w:id="34"/>
+    <w:bookmarkStart w:id="36" w:name="rem-squared-error-loss"/>
     <w:p>
       <w:pPr>
         <w:pStyle w:val="BodyText"/>
@@ -4217,7 +4345,7 @@
       <w:r>
         <w:t xml:space="preserve"> </w:t>
       </w:r>
-      <w:hyperlink r:id="rId33">
+      <w:hyperlink r:id="rId35">
         <w:r>
           <w:rPr>
             <w:rStyle w:val="Hyperlink"/>
@@ -4278,8 +4406,8 @@
         <w:t xml:space="preserve">and each average loss below is a mean squared error.</w:t>
       </w:r>
     </w:p>
-    <w:bookmarkEnd w:id="34"/>
-    <w:bookmarkStart w:id="36" w:name="def-generalization-error"/>
+    <w:bookmarkEnd w:id="36"/>
+    <w:bookmarkStart w:id="38" w:name="def-generalization-error"/>
     <w:p>
       <w:pPr>
         <w:pStyle w:val="BodyText"/>
@@ -4533,7 +4661,7 @@
       <w:pPr>
         <w:pStyle w:val="BodyText"/>
       </w:pPr>
-      <w:bookmarkStart w:id="35" w:name="eq-generalization-error"/>
+      <w:bookmarkStart w:id="37" w:name="eq-generalization-error"/>
       <m:oMathPara>
         <m:oMathParaPr>
           <m:jc m:val="center"/>
@@ -4679,10 +4807,10 @@
           </m:r>
         </m:oMath>
       </m:oMathPara>
-      <w:bookmarkEnd w:id="35"/>
+      <w:bookmarkEnd w:id="37"/>
     </w:p>
-    <w:bookmarkEnd w:id="36"/>
-    <w:bookmarkStart w:id="37" w:name="rem-source-generalization-error"/>
+    <w:bookmarkEnd w:id="38"/>
+    <w:bookmarkStart w:id="39" w:name="rem-source-generalization-error"/>
     <w:p>
       <w:pPr>
         <w:pStyle w:val="FirstParagraph"/>
@@ -4722,8 +4850,8 @@
         <w:t xml:space="preserve">.</w:t>
       </w:r>
     </w:p>
-    <w:bookmarkEnd w:id="37"/>
-    <w:bookmarkStart w:id="39" w:name="def-held-out-set"/>
+    <w:bookmarkEnd w:id="39"/>
+    <w:bookmarkStart w:id="41" w:name="def-held-out-set"/>
     <w:p>
       <w:pPr>
         <w:pStyle w:val="BodyText"/>
@@ -4913,7 +5041,7 @@
       <w:pPr>
         <w:pStyle w:val="BodyText"/>
       </w:pPr>
-      <w:bookmarkStart w:id="38" w:name="eq-held-out-set"/>
+      <w:bookmarkStart w:id="40" w:name="eq-held-out-set"/>
       <m:oMathPara>
         <m:oMathParaPr>
           <m:jc m:val="center"/>
@@ -5111,10 +5239,10 @@
           </m:r>
         </m:oMath>
       </m:oMathPara>
-      <w:bookmarkEnd w:id="38"/>
+      <w:bookmarkEnd w:id="40"/>
     </w:p>
-    <w:bookmarkEnd w:id="39"/>
-    <w:bookmarkStart w:id="40" w:name="rem-source-held-out-set"/>
+    <w:bookmarkEnd w:id="41"/>
+    <w:bookmarkStart w:id="42" w:name="rem-source-held-out-set"/>
     <w:p>
       <w:pPr>
         <w:pStyle w:val="FirstParagraph"/>
@@ -5152,8 +5280,8 @@
         <w:t xml:space="preserve">.</w:t>
       </w:r>
     </w:p>
-    <w:bookmarkEnd w:id="40"/>
-    <w:bookmarkStart w:id="43" w:name="def-prediction-rmse"/>
+    <w:bookmarkEnd w:id="42"/>
+    <w:bookmarkStart w:id="45" w:name="def-prediction-rmse"/>
     <w:p>
       <w:pPr>
         <w:pStyle w:val="BodyText"/>
@@ -5310,7 +5438,7 @@
       <w:r>
         <w:t xml:space="preserve"> </w:t>
       </w:r>
-      <w:hyperlink r:id="rId41">
+      <w:hyperlink r:id="rId43">
         <w:r>
           <w:rPr>
             <w:rStyle w:val="Hyperlink"/>
@@ -5326,7 +5454,7 @@
       <w:pPr>
         <w:pStyle w:val="BodyText"/>
       </w:pPr>
-      <w:bookmarkStart w:id="42" w:name="eq-prediction-rmse"/>
+      <w:bookmarkStart w:id="44" w:name="eq-prediction-rmse"/>
       <m:oMathPara>
         <m:oMathParaPr>
           <m:jc m:val="center"/>
@@ -5449,10 +5577,10 @@
           </m:r>
         </m:oMath>
       </m:oMathPara>
-      <w:bookmarkEnd w:id="42"/>
+      <w:bookmarkEnd w:id="44"/>
     </w:p>
-    <w:bookmarkEnd w:id="43"/>
-    <w:bookmarkStart w:id="45" w:name="def-training-mse"/>
+    <w:bookmarkEnd w:id="45"/>
+    <w:bookmarkStart w:id="47" w:name="def-training-mse"/>
     <w:p>
       <w:pPr>
         <w:pStyle w:val="FirstParagraph"/>
@@ -5619,7 +5747,7 @@
       <w:pPr>
         <w:pStyle w:val="BodyText"/>
       </w:pPr>
-      <w:bookmarkStart w:id="44" w:name="eq-training-mse"/>
+      <w:bookmarkStart w:id="46" w:name="eq-training-mse"/>
       <m:oMathPara>
         <m:oMathParaPr>
           <m:jc m:val="center"/>
@@ -5739,10 +5867,10 @@
           </m:r>
         </m:oMath>
       </m:oMathPara>
-      <w:bookmarkEnd w:id="44"/>
+      <w:bookmarkEnd w:id="46"/>
     </w:p>
-    <w:bookmarkEnd w:id="45"/>
-    <w:bookmarkStart w:id="46" w:name="rem-source-training-mse"/>
+    <w:bookmarkEnd w:id="47"/>
+    <w:bookmarkStart w:id="48" w:name="rem-source-training-mse"/>
     <w:p>
       <w:pPr>
         <w:pStyle w:val="FirstParagraph"/>
@@ -5789,9 +5917,9 @@
         <w:t xml:space="preserve">and define it for any loss.</w:t>
       </w:r>
     </w:p>
-    <w:bookmarkEnd w:id="46"/>
-    <w:bookmarkEnd w:id="47"/>
-    <w:bookmarkStart w:id="52" w:name="overfitting"/>
+    <w:bookmarkEnd w:id="48"/>
+    <w:bookmarkEnd w:id="49"/>
+    <w:bookmarkStart w:id="54" w:name="overfitting"/>
     <w:p>
       <w:pPr>
         <w:pStyle w:val="Heading2"/>
@@ -5800,7 +5928,7 @@
         <w:t xml:space="preserve">3 Overfitting</w:t>
       </w:r>
     </w:p>
-    <w:bookmarkStart w:id="48" w:name="exr-overfitting"/>
+    <w:bookmarkStart w:id="50" w:name="exr-overfitting"/>
     <w:p>
       <w:pPr>
         <w:pStyle w:val="FirstParagraph"/>
@@ -6013,8 +6141,8 @@
         <w:t xml:space="preserve">improve predictions for the held-out cars?</w:t>
       </w:r>
     </w:p>
-    <w:bookmarkEnd w:id="48"/>
-    <w:bookmarkStart w:id="49" w:name="sol-overfitting"/>
+    <w:bookmarkEnd w:id="50"/>
+    <w:bookmarkStart w:id="51" w:name="sol-overfitting"/>
     <w:p>
       <w:pPr>
         <w:pStyle w:val="FirstParagraph"/>
@@ -7237,8 +7365,8 @@
         <w:t xml:space="preserve">there the held-out RMSE also falls.</w:t>
       </w:r>
     </w:p>
-    <w:bookmarkEnd w:id="49"/>
-    <w:bookmarkStart w:id="50" w:name="def-overfitting"/>
+    <w:bookmarkEnd w:id="51"/>
+    <w:bookmarkStart w:id="52" w:name="def-overfitting"/>
     <w:p>
       <w:pPr>
         <w:pStyle w:val="FirstParagraph"/>
@@ -7307,8 +7435,8 @@
         <w:t xml:space="preserve">but predicts poorly for new observations.</w:t>
       </w:r>
     </w:p>
-    <w:bookmarkEnd w:id="50"/>
-    <w:bookmarkStart w:id="51" w:name="exm-overfitting-polynomial-cars"/>
+    <w:bookmarkEnd w:id="52"/>
+    <w:bookmarkStart w:id="53" w:name="exm-overfitting-polynomial-cars"/>
     <w:p>
       <w:pPr>
         <w:pStyle w:val="BodyText"/>
@@ -7365,9 +7493,9 @@
         <w:t xml:space="preserve">it is the beginning of overfitting, not a dramatic case.</w:t>
       </w:r>
     </w:p>
-    <w:bookmarkEnd w:id="51"/>
-    <w:bookmarkEnd w:id="52"/>
-    <w:bookmarkStart w:id="114" w:name="sec-generalization-error"/>
+    <w:bookmarkEnd w:id="53"/>
+    <w:bookmarkEnd w:id="54"/>
+    <w:bookmarkStart w:id="116" w:name="sec-generalization-error"/>
     <w:p>
       <w:pPr>
         <w:pStyle w:val="Heading2"/>
@@ -7376,7 +7504,7 @@
         <w:t xml:space="preserve">4 Generalization error</w:t>
       </w:r>
     </w:p>
-    <w:bookmarkStart w:id="53" w:name="exr-generalization-error"/>
+    <w:bookmarkStart w:id="55" w:name="exr-generalization-error"/>
     <w:p>
       <w:pPr>
         <w:pStyle w:val="FirstParagraph"/>
@@ -7729,7 +7857,7 @@
       <w:r>
         <w:t xml:space="preserve"> </w:t>
       </w:r>
-      <w:hyperlink r:id="rId33">
+      <w:hyperlink r:id="rId35">
         <w:r>
           <w:rPr>
             <w:rStyle w:val="Hyperlink"/>
@@ -7853,8 +7981,8 @@
         <w:t xml:space="preserve">use in place of your expectation?</w:t>
       </w:r>
     </w:p>
-    <w:bookmarkEnd w:id="53"/>
-    <w:bookmarkStart w:id="54" w:name="sol-generalization-error"/>
+    <w:bookmarkEnd w:id="55"/>
+    <w:bookmarkStart w:id="56" w:name="sol-generalization-error"/>
     <w:p>
       <w:pPr>
         <w:pStyle w:val="FirstParagraph"/>
@@ -8454,8 +8582,8 @@
         <w:t xml:space="preserve">was chosen to fit them.</w:t>
       </w:r>
     </w:p>
-    <w:bookmarkEnd w:id="54"/>
-    <w:bookmarkStart w:id="56" w:name="def-expected-generalization-error"/>
+    <w:bookmarkEnd w:id="56"/>
+    <w:bookmarkStart w:id="58" w:name="def-expected-generalization-error"/>
     <w:p>
       <w:pPr>
         <w:pStyle w:val="FirstParagraph"/>
@@ -8683,7 +8811,7 @@
       <w:pPr>
         <w:pStyle w:val="BodyText"/>
       </w:pPr>
-      <w:bookmarkStart w:id="55" w:name="eq-expected-generalization-error"/>
+      <w:bookmarkStart w:id="57" w:name="eq-expected-generalization-error"/>
       <m:oMathPara>
         <m:oMathParaPr>
           <m:jc m:val="center"/>
@@ -8970,10 +9098,10 @@
           </m:r>
         </m:oMath>
       </m:oMathPara>
-      <w:bookmarkEnd w:id="55"/>
+      <w:bookmarkEnd w:id="57"/>
     </w:p>
-    <w:bookmarkEnd w:id="56"/>
-    <w:bookmarkStart w:id="57" w:name="rem-source-expected-generalization-error"/>
+    <w:bookmarkEnd w:id="58"/>
+    <w:bookmarkStart w:id="59" w:name="rem-source-expected-generalization-error"/>
     <w:p>
       <w:pPr>
         <w:pStyle w:val="FirstParagraph"/>
@@ -9058,8 +9186,8 @@
         <w:t xml:space="preserve">.</w:t>
       </w:r>
     </w:p>
-    <w:bookmarkEnd w:id="57"/>
-    <w:bookmarkStart w:id="59" w:name="def-mean-function"/>
+    <w:bookmarkEnd w:id="59"/>
+    <w:bookmarkStart w:id="61" w:name="def-mean-function"/>
     <w:p>
       <w:pPr>
         <w:pStyle w:val="BodyText"/>
@@ -9182,7 +9310,7 @@
       <w:pPr>
         <w:pStyle w:val="BodyText"/>
       </w:pPr>
-      <w:bookmarkStart w:id="58" w:name="eq-mean-function"/>
+      <w:bookmarkStart w:id="60" w:name="eq-mean-function"/>
       <m:oMathPara>
         <m:oMathParaPr>
           <m:jc m:val="center"/>
@@ -9294,10 +9422,10 @@
           </m:r>
         </m:oMath>
       </m:oMathPara>
-      <w:bookmarkEnd w:id="58"/>
+      <w:bookmarkEnd w:id="60"/>
     </w:p>
-    <w:bookmarkEnd w:id="59"/>
-    <w:bookmarkStart w:id="61" w:name="def-epl"/>
+    <w:bookmarkEnd w:id="61"/>
+    <w:bookmarkStart w:id="63" w:name="def-epl"/>
     <w:p>
       <w:pPr>
         <w:pStyle w:val="FirstParagraph"/>
@@ -9694,7 +9822,7 @@
       <w:pPr>
         <w:pStyle w:val="BodyText"/>
       </w:pPr>
-      <w:bookmarkStart w:id="60" w:name="eq-epl"/>
+      <w:bookmarkStart w:id="62" w:name="eq-epl"/>
       <m:oMathPara>
         <m:oMathParaPr>
           <m:jc m:val="center"/>
@@ -9851,10 +9979,10 @@
           </m:r>
         </m:oMath>
       </m:oMathPara>
-      <w:bookmarkEnd w:id="60"/>
+      <w:bookmarkEnd w:id="62"/>
     </w:p>
-    <w:bookmarkEnd w:id="61"/>
-    <w:bookmarkStart w:id="62" w:name="rem-epl-generalization-error"/>
+    <w:bookmarkEnd w:id="63"/>
+    <w:bookmarkStart w:id="64" w:name="rem-epl-generalization-error"/>
     <w:p>
       <w:pPr>
         <w:pStyle w:val="FirstParagraph"/>
@@ -9985,8 +10113,8 @@
         <w:t xml:space="preserve">so it estimates the generalization error without equalling it.</w:t>
       </w:r>
     </w:p>
-    <w:bookmarkEnd w:id="62"/>
-    <w:bookmarkStart w:id="64" w:name="def-epe"/>
+    <w:bookmarkEnd w:id="64"/>
+    <w:bookmarkStart w:id="66" w:name="def-epe"/>
     <w:p>
       <w:pPr>
         <w:pStyle w:val="BodyText"/>
@@ -10127,7 +10255,7 @@
       <w:r>
         <w:t xml:space="preserve"> </w:t>
       </w:r>
-      <w:hyperlink r:id="rId33">
+      <w:hyperlink r:id="rId35">
         <w:r>
           <w:rPr>
             <w:rStyle w:val="Hyperlink"/>
@@ -10163,7 +10291,7 @@
       <w:pPr>
         <w:pStyle w:val="BodyText"/>
       </w:pPr>
-      <w:bookmarkStart w:id="63" w:name="eq-epe"/>
+      <w:bookmarkStart w:id="65" w:name="eq-epe"/>
       <m:oMathPara>
         <m:oMathParaPr>
           <m:jc m:val="center"/>
@@ -10325,10 +10453,10 @@
           </m:r>
         </m:oMath>
       </m:oMathPara>
-      <w:bookmarkEnd w:id="63"/>
+      <w:bookmarkEnd w:id="65"/>
     </w:p>
-    <w:bookmarkEnd w:id="64"/>
-    <w:bookmarkStart w:id="66" w:name="rem-epe-mse"/>
+    <w:bookmarkEnd w:id="66"/>
+    <w:bookmarkStart w:id="68" w:name="rem-epe-mse"/>
     <w:p>
       <w:pPr>
         <w:pStyle w:val="FirstParagraph"/>
@@ -10349,7 +10477,7 @@
       <w:r>
         <w:t xml:space="preserve"> </w:t>
       </w:r>
-      <w:hyperlink r:id="rId41">
+      <w:hyperlink r:id="rId43">
         <w:r>
           <w:rPr>
             <w:rStyle w:val="Hyperlink"/>
@@ -10566,7 +10694,7 @@
       <w:r>
         <w:t xml:space="preserve"> </w:t>
       </w:r>
-      <w:hyperlink r:id="rId65">
+      <w:hyperlink r:id="rId67">
         <w:r>
           <w:rPr>
             <w:rStyle w:val="Hyperlink"/>
@@ -10683,8 +10811,8 @@
         <w:t xml:space="preserve">Another loss gives an expected prediction loss, not an EPE.</w:t>
       </w:r>
     </w:p>
-    <w:bookmarkEnd w:id="66"/>
-    <w:bookmarkStart w:id="67" w:name="rem-source-epe"/>
+    <w:bookmarkEnd w:id="68"/>
+    <w:bookmarkStart w:id="69" w:name="rem-source-epe"/>
     <w:p>
       <w:pPr>
         <w:pStyle w:val="BodyText"/>
@@ -10750,8 +10878,8 @@
         <w:t xml:space="preserve">for squared-error loss.</w:t>
       </w:r>
     </w:p>
-    <w:bookmarkEnd w:id="67"/>
-    <w:bookmarkStart w:id="68" w:name="exr-expected-error-epe"/>
+    <w:bookmarkEnd w:id="69"/>
+    <w:bookmarkStart w:id="70" w:name="exr-expected-error-epe"/>
     <w:p>
       <w:pPr>
         <w:pStyle w:val="BodyText"/>
@@ -11085,8 +11213,8 @@
         <w:t xml:space="preserve">.</w:t>
       </w:r>
     </w:p>
-    <w:bookmarkEnd w:id="68"/>
-    <w:bookmarkStart w:id="70" w:name="sol-expected-error-epe"/>
+    <w:bookmarkEnd w:id="70"/>
+    <w:bookmarkStart w:id="72" w:name="sol-expected-error-epe"/>
     <w:p>
       <w:pPr>
         <w:pStyle w:val="BodyText"/>
@@ -11884,7 +12012,7 @@
       <w:r>
         <w:t xml:space="preserve"> </w:t>
       </w:r>
-      <w:hyperlink r:id="rId69">
+      <w:hyperlink r:id="rId71">
         <w:r>
           <w:rPr>
             <w:rStyle w:val="Hyperlink"/>
@@ -12141,8 +12269,8 @@
         <w:t xml:space="preserve">requires.</w:t>
       </w:r>
     </w:p>
-    <w:bookmarkEnd w:id="70"/>
-    <w:bookmarkStart w:id="72" w:name="thm-expected-error-epe"/>
+    <w:bookmarkEnd w:id="72"/>
+    <w:bookmarkStart w:id="74" w:name="thm-expected-error-epe"/>
     <w:p>
       <w:pPr>
         <w:pStyle w:val="BodyText"/>
@@ -12362,7 +12490,7 @@
       <w:pPr>
         <w:pStyle w:val="BodyText"/>
       </w:pPr>
-      <w:bookmarkStart w:id="71" w:name="eq-expected-error-epe"/>
+      <w:bookmarkStart w:id="73" w:name="eq-expected-error-epe"/>
       <m:oMathPara>
         <m:oMathParaPr>
           <m:jc m:val="center"/>
@@ -12507,9 +12635,9 @@
           </m:r>
         </m:oMath>
       </m:oMathPara>
-      <w:bookmarkEnd w:id="71"/>
+      <w:bookmarkEnd w:id="73"/>
     </w:p>
-    <w:bookmarkEnd w:id="72"/>
+    <w:bookmarkEnd w:id="74"/>
     <w:p>
       <w:pPr>
         <w:pStyle w:val="FirstParagraph"/>
@@ -12542,7 +12670,7 @@
         <w:t xml:space="preserve">.</w:t>
       </w:r>
     </w:p>
-    <w:bookmarkStart w:id="74" w:name="def-average-fit"/>
+    <w:bookmarkStart w:id="76" w:name="def-average-fit"/>
     <w:p>
       <w:pPr>
         <w:pStyle w:val="BodyText"/>
@@ -12753,7 +12881,7 @@
       <w:pPr>
         <w:pStyle w:val="BodyText"/>
       </w:pPr>
-      <w:bookmarkStart w:id="73" w:name="eq-average-fit"/>
+      <w:bookmarkStart w:id="75" w:name="eq-average-fit"/>
       <m:oMathPara>
         <m:oMathParaPr>
           <m:jc m:val="center"/>
@@ -12903,9 +13031,9 @@
           </m:r>
         </m:oMath>
       </m:oMathPara>
-      <w:bookmarkEnd w:id="73"/>
+      <w:bookmarkEnd w:id="75"/>
     </w:p>
-    <w:bookmarkEnd w:id="74"/>
+    <w:bookmarkEnd w:id="76"/>
     <w:p>
       <w:pPr>
         <w:pStyle w:val="FirstParagraph"/>
@@ -12959,7 +13087,7 @@
         <w:t xml:space="preserve">and from each other.</w:t>
       </w:r>
     </w:p>
-    <w:bookmarkStart w:id="75" w:name="exm-average-fit"/>
+    <w:bookmarkStart w:id="77" w:name="exm-average-fit"/>
     <w:p>
       <w:pPr>
         <w:pStyle w:val="BodyText"/>
@@ -13203,8 +13331,8 @@
         </m:oMath>
       </m:oMathPara>
     </w:p>
-    <w:bookmarkEnd w:id="75"/>
-    <w:bookmarkStart w:id="79" w:name="def-prediction-bias"/>
+    <w:bookmarkEnd w:id="77"/>
+    <w:bookmarkStart w:id="81" w:name="def-prediction-bias"/>
     <w:p>
       <w:pPr>
         <w:pStyle w:val="FirstParagraph"/>
@@ -13420,7 +13548,7 @@
       <w:r>
         <w:t xml:space="preserve"> </w:t>
       </w:r>
-      <w:hyperlink r:id="rId76">
+      <w:hyperlink r:id="rId78">
         <w:r>
           <w:rPr>
             <w:rStyle w:val="Hyperlink"/>
@@ -13496,7 +13624,7 @@
       <w:r>
         <w:t xml:space="preserve"> </w:t>
       </w:r>
-      <w:hyperlink r:id="rId77">
+      <w:hyperlink r:id="rId79">
         <w:r>
           <w:rPr>
             <w:rStyle w:val="Hyperlink"/>
@@ -13564,7 +13692,7 @@
       <w:pPr>
         <w:pStyle w:val="BodyText"/>
       </w:pPr>
-      <w:bookmarkStart w:id="78" w:name="eq-prediction-bias"/>
+      <w:bookmarkStart w:id="80" w:name="eq-prediction-bias"/>
       <m:oMathPara>
         <m:oMathParaPr>
           <m:jc m:val="center"/>
@@ -13766,7 +13894,7 @@
           </m:r>
         </m:oMath>
       </m:oMathPara>
-      <w:bookmarkEnd w:id="78"/>
+      <w:bookmarkEnd w:id="80"/>
     </w:p>
     <w:p>
       <w:pPr>
@@ -13853,7 +13981,7 @@
         <w:t xml:space="preserve">.</w:t>
       </w:r>
     </w:p>
-    <w:bookmarkEnd w:id="79"/>
+    <w:bookmarkEnd w:id="81"/>
     <w:p>
       <w:pPr>
         <w:pStyle w:val="BodyText"/>
@@ -13887,7 +14015,7 @@
         <w:t xml:space="preserve">the bias reflects the error introduced by approximating a real-world relationship by a model.</w:t>
       </w:r>
     </w:p>
-    <w:bookmarkStart w:id="80" w:name="exm-prediction-bias"/>
+    <w:bookmarkStart w:id="82" w:name="exm-prediction-bias"/>
     <w:p>
       <w:pPr>
         <w:pStyle w:val="BodyText"/>
@@ -14216,8 +14344,8 @@
         <w:t xml:space="preserve">.</w:t>
       </w:r>
     </w:p>
-    <w:bookmarkEnd w:id="80"/>
-    <w:bookmarkStart w:id="81" w:name="exr-epe-three-sources"/>
+    <w:bookmarkEnd w:id="82"/>
+    <w:bookmarkStart w:id="83" w:name="exr-epe-three-sources"/>
     <w:p>
       <w:pPr>
         <w:pStyle w:val="BodyText"/>
@@ -15009,8 +15137,8 @@
         <w:t xml:space="preserve">and which cannot?</w:t>
       </w:r>
     </w:p>
-    <w:bookmarkEnd w:id="81"/>
-    <w:bookmarkStart w:id="82" w:name="sol-epe-three-sources"/>
+    <w:bookmarkEnd w:id="83"/>
+    <w:bookmarkStart w:id="84" w:name="sol-epe-three-sources"/>
     <w:p>
       <w:pPr>
         <w:pStyle w:val="FirstParagraph"/>
@@ -15309,8 +15437,8 @@
         <w:t xml:space="preserve">in the new outcome.</w:t>
       </w:r>
     </w:p>
-    <w:bookmarkEnd w:id="82"/>
-    <w:bookmarkStart w:id="83" w:name="exr-epe-split-noise"/>
+    <w:bookmarkEnd w:id="84"/>
+    <w:bookmarkStart w:id="85" w:name="exr-epe-split-noise"/>
     <w:p>
       <w:pPr>
         <w:pStyle w:val="FirstParagraph"/>
@@ -15797,8 +15925,8 @@
         <w:t xml:space="preserve">and name the assumptions that make the cross term zero.</w:t>
       </w:r>
     </w:p>
-    <w:bookmarkEnd w:id="83"/>
-    <w:bookmarkStart w:id="87" w:name="sol-epe-split-noise"/>
+    <w:bookmarkEnd w:id="85"/>
+    <w:bookmarkStart w:id="89" w:name="sol-epe-split-noise"/>
     <w:p>
       <w:pPr>
         <w:pStyle w:val="BodyText"/>
@@ -15819,7 +15947,7 @@
       <w:r>
         <w:t xml:space="preserve"> </w:t>
       </w:r>
-      <w:hyperlink r:id="rId77">
+      <w:hyperlink r:id="rId79">
         <w:r>
           <w:rPr>
             <w:rStyle w:val="Hyperlink"/>
@@ -16666,7 +16794,7 @@
       <w:r>
         <w:t xml:space="preserve"> </w:t>
       </w:r>
-      <w:hyperlink r:id="rId84">
+      <w:hyperlink r:id="rId86">
         <w:r>
           <w:rPr>
             <w:rStyle w:val="Hyperlink"/>
@@ -16697,7 +16825,7 @@
       <w:r>
         <w:t xml:space="preserve"> </w:t>
       </w:r>
-      <w:hyperlink r:id="rId85">
+      <w:hyperlink r:id="rId87">
         <w:r>
           <w:rPr>
             <w:rStyle w:val="Hyperlink"/>
@@ -18095,7 +18223,7 @@
       <w:pPr>
         <w:pStyle w:val="BodyText"/>
       </w:pPr>
-      <w:bookmarkStart w:id="86" w:name="eq-epe-after-noise"/>
+      <w:bookmarkStart w:id="88" w:name="eq-epe-after-noise"/>
       <m:oMathPara>
         <m:oMathParaPr>
           <m:jc m:val="center"/>
@@ -18386,7 +18514,7 @@
           </m:r>
         </m:oMath>
       </m:oMathPara>
-      <w:bookmarkEnd w:id="86"/>
+      <w:bookmarkEnd w:id="88"/>
     </w:p>
     <w:p>
       <w:pPr>
@@ -18581,8 +18709,8 @@
         <w:t xml:space="preserve">whose noise helped determine the prediction.</w:t>
       </w:r>
     </w:p>
-    <w:bookmarkEnd w:id="87"/>
-    <w:bookmarkStart w:id="88" w:name="exr-epe-split-bias"/>
+    <w:bookmarkEnd w:id="89"/>
+    <w:bookmarkStart w:id="90" w:name="exr-epe-split-bias"/>
     <w:p>
       <w:pPr>
         <w:pStyle w:val="BodyText"/>
@@ -18906,8 +19034,8 @@
         <w:t xml:space="preserve">and what makes the cross term zero this time?</w:t>
       </w:r>
     </w:p>
-    <w:bookmarkEnd w:id="88"/>
-    <w:bookmarkStart w:id="91" w:name="sol-epe-split-bias"/>
+    <w:bookmarkEnd w:id="90"/>
+    <w:bookmarkStart w:id="93" w:name="sol-epe-split-bias"/>
     <w:p>
       <w:pPr>
         <w:pStyle w:val="BodyText"/>
@@ -21317,7 +21445,7 @@
       <w:r>
         <w:t xml:space="preserve"> </w:t>
       </w:r>
-      <w:hyperlink r:id="rId89">
+      <w:hyperlink r:id="rId91">
         <w:r>
           <w:rPr>
             <w:rStyle w:val="Hyperlink"/>
@@ -21931,7 +22059,7 @@
       <w:pPr>
         <w:pStyle w:val="BodyText"/>
       </w:pPr>
-      <w:bookmarkStart w:id="90" w:name="eq-epe-after-bias"/>
+      <w:bookmarkStart w:id="92" w:name="eq-epe-after-bias"/>
       <m:oMathPara>
         <m:oMathParaPr>
           <m:jc m:val="center"/>
@@ -22259,7 +22387,7 @@
           </m:r>
         </m:oMath>
       </m:oMathPara>
-      <w:bookmarkEnd w:id="90"/>
+      <w:bookmarkEnd w:id="92"/>
     </w:p>
     <w:p>
       <w:pPr>
@@ -22295,8 +22423,8 @@
         <w:t xml:space="preserve">This split is specific to squared-error loss, the loss of this chapter’s examples.</w:t>
       </w:r>
     </w:p>
-    <w:bookmarkEnd w:id="91"/>
-    <w:bookmarkStart w:id="93" w:name="thm-epe-decomposition"/>
+    <w:bookmarkEnd w:id="93"/>
+    <w:bookmarkStart w:id="95" w:name="thm-epe-decomposition"/>
     <w:p>
       <w:pPr>
         <w:pStyle w:val="BodyText"/>
@@ -22782,7 +22910,7 @@
       <w:r>
         <w:t xml:space="preserve"> </w:t>
       </w:r>
-      <w:hyperlink r:id="rId77">
+      <w:hyperlink r:id="rId79">
         <w:r>
           <w:rPr>
             <w:rStyle w:val="Hyperlink"/>
@@ -22831,7 +22959,7 @@
       <w:r>
         <w:t xml:space="preserve"> </w:t>
       </w:r>
-      <w:hyperlink r:id="rId89">
+      <w:hyperlink r:id="rId91">
         <w:r>
           <w:rPr>
             <w:rStyle w:val="Hyperlink"/>
@@ -22873,7 +23001,7 @@
       <w:pPr>
         <w:pStyle w:val="BodyText"/>
       </w:pPr>
-      <w:bookmarkStart w:id="92" w:name="eq-epe-decomposition"/>
+      <w:bookmarkStart w:id="94" w:name="eq-epe-decomposition"/>
       <m:oMathPara>
         <m:oMathParaPr>
           <m:jc m:val="center"/>
@@ -23139,9 +23267,9 @@
           </m:r>
         </m:oMath>
       </m:oMathPara>
-      <w:bookmarkEnd w:id="92"/>
+      <w:bookmarkEnd w:id="94"/>
     </w:p>
-    <w:bookmarkEnd w:id="93"/>
+    <w:bookmarkEnd w:id="95"/>
     <w:p>
       <w:pPr>
         <w:pStyle w:val="FirstParagraph"/>
@@ -23214,7 +23342,7 @@
       <w:r>
         <w:t xml:space="preserve"> </w:t>
       </w:r>
-      <w:hyperlink r:id="rId77">
+      <w:hyperlink r:id="rId79">
         <w:r>
           <w:rPr>
             <w:rStyle w:val="Hyperlink"/>
@@ -23952,7 +24080,7 @@
         </m:oMath>
       </m:oMathPara>
     </w:p>
-    <w:bookmarkStart w:id="94" w:name="def-irreducible-error"/>
+    <w:bookmarkStart w:id="96" w:name="def-irreducible-error"/>
     <w:p>
       <w:pPr>
         <w:pStyle w:val="FirstParagraph"/>
@@ -24199,7 +24327,7 @@
         <w:t xml:space="preserve">.</w:t>
       </w:r>
     </w:p>
-    <w:bookmarkEnd w:id="94"/>
+    <w:bookmarkEnd w:id="96"/>
     <w:p>
       <w:pPr>
         <w:pStyle w:val="BodyText"/>
@@ -24227,7 +24355,7 @@
         <w:t xml:space="preserve">.</w:t>
       </w:r>
     </w:p>
-    <w:bookmarkStart w:id="96" w:name="rem-generalization-error"/>
+    <w:bookmarkStart w:id="98" w:name="rem-generalization-error"/>
     <w:p>
       <w:pPr>
         <w:pStyle w:val="BodyText"/>
@@ -24338,7 +24466,7 @@
       <w:r>
         <w:t xml:space="preserve"> </w:t>
       </w:r>
-      <w:hyperlink r:id="rId95">
+      <w:hyperlink r:id="rId97">
         <w:r>
           <w:rPr>
             <w:rStyle w:val="Hyperlink"/>
@@ -24403,7 +24531,7 @@
       <w:r>
         <w:t xml:space="preserve"> </w:t>
       </w:r>
-      <w:hyperlink r:id="rId30">
+      <w:hyperlink r:id="rId32">
         <w:r>
           <w:rPr>
             <w:rStyle w:val="Hyperlink"/>
@@ -24621,8 +24749,8 @@
         <w:t xml:space="preserve">into a squared bias, a variance and a noise variance.</w:t>
       </w:r>
     </w:p>
-    <w:bookmarkEnd w:id="96"/>
-    <w:bookmarkStart w:id="98" w:name="def-flexibility"/>
+    <w:bookmarkEnd w:id="98"/>
+    <w:bookmarkStart w:id="100" w:name="def-flexibility"/>
     <w:p>
       <w:pPr>
         <w:pStyle w:val="BodyText"/>
@@ -24896,7 +25024,7 @@
       <w:pPr>
         <w:pStyle w:val="BodyText"/>
       </w:pPr>
-      <w:bookmarkStart w:id="97" w:name="eq-flexibility"/>
+      <w:bookmarkStart w:id="99" w:name="eq-flexibility"/>
       <m:oMathPara>
         <m:oMathParaPr>
           <m:jc m:val="center"/>
@@ -24966,10 +25094,10 @@
           </m:r>
         </m:oMath>
       </m:oMathPara>
-      <w:bookmarkEnd w:id="97"/>
+      <w:bookmarkEnd w:id="99"/>
     </w:p>
-    <w:bookmarkEnd w:id="98"/>
-    <w:bookmarkStart w:id="99" w:name="rem-source-flexibility"/>
+    <w:bookmarkEnd w:id="100"/>
+    <w:bookmarkStart w:id="101" w:name="rem-source-flexibility"/>
     <w:p>
       <w:pPr>
         <w:pStyle w:val="FirstParagraph"/>
@@ -24994,8 +25122,8 @@
         <w:t xml:space="preserve">use flexibility without a formal definition.</w:t>
       </w:r>
     </w:p>
-    <w:bookmarkEnd w:id="99"/>
-    <w:bookmarkStart w:id="100" w:name="rem-flexibility"/>
+    <w:bookmarkEnd w:id="101"/>
+    <w:bookmarkStart w:id="102" w:name="rem-flexibility"/>
     <w:p>
       <w:pPr>
         <w:pStyle w:val="BodyText"/>
@@ -25228,8 +25356,8 @@
         <w:t xml:space="preserve">.</w:t>
       </w:r>
     </w:p>
-    <w:bookmarkEnd w:id="100"/>
-    <w:bookmarkStart w:id="102" w:name="def-bias-variance-tradeoff"/>
+    <w:bookmarkEnd w:id="102"/>
+    <w:bookmarkStart w:id="104" w:name="def-bias-variance-tradeoff"/>
     <w:p>
       <w:pPr>
         <w:pStyle w:val="BodyText"/>
@@ -25493,7 +25621,7 @@
       <w:r>
         <w:t xml:space="preserve"> </w:t>
       </w:r>
-      <w:hyperlink r:id="rId77">
+      <w:hyperlink r:id="rId79">
         <w:r>
           <w:rPr>
             <w:rStyle w:val="Hyperlink"/>
@@ -25542,7 +25670,7 @@
       <w:r>
         <w:t xml:space="preserve"> </w:t>
       </w:r>
-      <w:hyperlink r:id="rId89">
+      <w:hyperlink r:id="rId91">
         <w:r>
           <w:rPr>
             <w:rStyle w:val="Hyperlink"/>
@@ -25561,7 +25689,7 @@
       <w:pPr>
         <w:pStyle w:val="BodyText"/>
       </w:pPr>
-      <w:bookmarkStart w:id="101" w:name="eq-bias-variance-tradeoff"/>
+      <w:bookmarkStart w:id="103" w:name="eq-bias-variance-tradeoff"/>
       <m:oMathPara>
         <m:oMathParaPr>
           <m:jc m:val="center"/>
@@ -26058,7 +26186,7 @@
           </m:r>
         </m:oMath>
       </m:oMathPara>
-      <w:bookmarkEnd w:id="101"/>
+      <w:bookmarkEnd w:id="103"/>
     </w:p>
     <w:p>
       <w:pPr>
@@ -26077,8 +26205,8 @@
         <w:t xml:space="preserve">.</w:t>
       </w:r>
     </w:p>
-    <w:bookmarkEnd w:id="102"/>
-    <w:bookmarkStart w:id="103" w:name="rem-overfitting-tradeoff"/>
+    <w:bookmarkEnd w:id="104"/>
+    <w:bookmarkStart w:id="105" w:name="rem-overfitting-tradeoff"/>
     <w:p>
       <w:pPr>
         <w:pStyle w:val="BodyText"/>
@@ -26693,8 +26821,8 @@
         <w:t xml:space="preserve">but predict new observations worse.</w:t>
       </w:r>
     </w:p>
-    <w:bookmarkEnd w:id="103"/>
-    <w:bookmarkStart w:id="104" w:name="rem-overfitting-causes"/>
+    <w:bookmarkEnd w:id="105"/>
+    <w:bookmarkStart w:id="106" w:name="rem-overfitting-causes"/>
     <w:p>
       <w:pPr>
         <w:pStyle w:val="BodyText"/>
@@ -26812,8 +26940,8 @@
         <w:t xml:space="preserve">the degree-4 fit has five coefficients for those 20 cars.</w:t>
       </w:r>
     </w:p>
-    <w:bookmarkEnd w:id="104"/>
-    <w:bookmarkStart w:id="105" w:name="exr-held-out-unbiased"/>
+    <w:bookmarkEnd w:id="106"/>
+    <w:bookmarkStart w:id="107" w:name="exr-held-out-unbiased"/>
     <w:p>
       <w:pPr>
         <w:pStyle w:val="BodyText"/>
@@ -27520,8 +27648,8 @@
         </m:oMath>
       </m:oMathPara>
     </w:p>
-    <w:bookmarkEnd w:id="105"/>
-    <w:bookmarkStart w:id="106" w:name="sol-held-out-unbiased"/>
+    <w:bookmarkEnd w:id="107"/>
+    <w:bookmarkStart w:id="108" w:name="sol-held-out-unbiased"/>
     <w:p>
       <w:pPr>
         <w:pStyle w:val="FirstParagraph"/>
@@ -28809,8 +28937,8 @@
         <w:t xml:space="preserve">.</w:t>
       </w:r>
     </w:p>
-    <w:bookmarkEnd w:id="106"/>
-    <w:bookmarkStart w:id="107" w:name="thm-held-out-unbiased"/>
+    <w:bookmarkEnd w:id="108"/>
+    <w:bookmarkStart w:id="109" w:name="thm-held-out-unbiased"/>
     <w:p>
       <w:pPr>
         <w:pStyle w:val="BodyText"/>
@@ -29510,7 +29638,7 @@
         </m:oMath>
       </m:oMathPara>
     </w:p>
-    <w:bookmarkEnd w:id="107"/>
+    <w:bookmarkEnd w:id="109"/>
     <w:p>
       <w:pPr>
         <w:pStyle w:val="FirstParagraph"/>
@@ -29543,7 +29671,7 @@
         <w:t xml:space="preserve">.</w:t>
       </w:r>
     </w:p>
-    <w:bookmarkStart w:id="108" w:name="rem-training-mse-optimistic"/>
+    <w:bookmarkStart w:id="110" w:name="rem-training-mse-optimistic"/>
     <w:p>
       <w:pPr>
         <w:pStyle w:val="BodyText"/>
@@ -29861,8 +29989,8 @@
         <w:t xml:space="preserve">while held-out RMSE does not.</w:t>
       </w:r>
     </w:p>
-    <w:bookmarkEnd w:id="108"/>
-    <w:bookmarkStart w:id="113" w:name="exm-train-test-error-simulated"/>
+    <w:bookmarkEnd w:id="110"/>
+    <w:bookmarkStart w:id="115" w:name="exm-train-test-error-simulated"/>
     <w:p>
       <w:pPr>
         <w:pStyle w:val="BodyText"/>
@@ -31226,7 +31354,7 @@
       <w:tr>
         <w:tc>
           <w:tcPr/>
-          <w:bookmarkStart w:id="112" w:name="fig-train-test-error"/>
+          <w:bookmarkStart w:id="114" w:name="fig-train-test-error"/>
           <w:p>
             <w:pPr>
               <w:pStyle w:val="SourceCode"/>
@@ -31941,18 +32069,18 @@
                 <wp:inline>
                   <wp:extent cx="4620126" cy="3696101"/>
                   <wp:effectExtent b="0" l="0" r="0" t="0"/>
-                  <wp:docPr descr="" title="" id="110" name="Picture"/>
+                  <wp:docPr descr="" title="" id="112" name="Picture"/>
                   <a:graphic>
                     <a:graphicData uri="http://schemas.openxmlformats.org/drawingml/2006/picture">
                       <pic:pic>
                         <pic:nvPicPr>
-                          <pic:cNvPr descr="model-validation_files/figure-docx/train-test-error-plot-1.png" id="111" name="Picture"/>
+                          <pic:cNvPr descr="model-validation_files/figure-docx/train-test-error-plot-1.png" id="113" name="Picture"/>
                           <pic:cNvPicPr>
                             <a:picLocks noChangeArrowheads="1" noChangeAspect="1"/>
                           </pic:cNvPicPr>
                         </pic:nvPicPr>
                         <pic:blipFill>
-                          <a:blip r:embed="rId109"/>
+                          <a:blip r:embed="rId111"/>
                           <a:stretch>
                             <a:fillRect/>
                           </a:stretch>
@@ -32084,7 +32212,7 @@
               <w:t xml:space="preserve">.</w:t>
             </w:r>
           </w:p>
-          <w:bookmarkEnd w:id="112"/>
+          <w:bookmarkEnd w:id="114"/>
         </w:tc>
       </w:tr>
     </w:tbl>
@@ -32590,9 +32718,9 @@
         <w:t xml:space="preserve">.</w:t>
       </w:r>
     </w:p>
-    <w:bookmarkEnd w:id="113"/>
-    <w:bookmarkEnd w:id="114"/>
-    <w:bookmarkStart w:id="161" w:name="sec-data-splits"/>
+    <w:bookmarkEnd w:id="115"/>
+    <w:bookmarkEnd w:id="116"/>
+    <w:bookmarkStart w:id="163" w:name="sec-data-splits"/>
     <w:p>
       <w:pPr>
         <w:pStyle w:val="Heading2"/>
@@ -32601,7 +32729,7 @@
         <w:t xml:space="preserve">5 Training, validation, and test sets</w:t>
       </w:r>
     </w:p>
-    <w:bookmarkStart w:id="115" w:name="exr-data-splits"/>
+    <w:bookmarkStart w:id="117" w:name="exr-data-splits"/>
     <w:p>
       <w:pPr>
         <w:pStyle w:val="FirstParagraph"/>
@@ -32734,8 +32862,8 @@
         <w:t xml:space="preserve">How many cars are in each set?</w:t>
       </w:r>
     </w:p>
-    <w:bookmarkEnd w:id="115"/>
-    <w:bookmarkStart w:id="116" w:name="sol-data-splits"/>
+    <w:bookmarkEnd w:id="117"/>
+    <w:bookmarkStart w:id="118" w:name="sol-data-splits"/>
     <w:p>
       <w:pPr>
         <w:pStyle w:val="BodyText"/>
@@ -32970,8 +33098,8 @@
         <w:t xml:space="preserve">test cars.</w:t>
       </w:r>
     </w:p>
-    <w:bookmarkEnd w:id="116"/>
-    <w:bookmarkStart w:id="118" w:name="def-data-splits"/>
+    <w:bookmarkEnd w:id="118"/>
+    <w:bookmarkStart w:id="120" w:name="def-data-splits"/>
     <w:p>
       <w:pPr>
         <w:pStyle w:val="BodyText"/>
@@ -33173,7 +33301,7 @@
       <w:pPr>
         <w:pStyle w:val="BodyText"/>
       </w:pPr>
-      <w:bookmarkStart w:id="117" w:name="eq-data-splits"/>
+      <w:bookmarkStart w:id="119" w:name="eq-data-splits"/>
       <m:oMathPara>
         <m:oMathParaPr>
           <m:jc m:val="center"/>
@@ -33627,7 +33755,7 @@
           </m:r>
         </m:oMath>
       </m:oMathPara>
-      <w:bookmarkEnd w:id="117"/>
+      <w:bookmarkEnd w:id="119"/>
     </w:p>
     <w:p>
       <w:pPr>
@@ -33646,8 +33774,8 @@
         <w:t xml:space="preserve">.</w:t>
       </w:r>
     </w:p>
-    <w:bookmarkEnd w:id="118"/>
-    <w:bookmarkStart w:id="119" w:name="exm-data-splits-sizes"/>
+    <w:bookmarkEnd w:id="120"/>
+    <w:bookmarkStart w:id="121" w:name="exm-data-splits-sizes"/>
     <w:p>
       <w:pPr>
         <w:pStyle w:val="BodyText"/>
@@ -33721,8 +33849,8 @@
         <w:t xml:space="preserve">and the 7 test cars are used only once, after the model is chosen.</w:t>
       </w:r>
     </w:p>
-    <w:bookmarkEnd w:id="119"/>
-    <w:bookmarkStart w:id="121" w:name="def-tuning-parameter"/>
+    <w:bookmarkEnd w:id="121"/>
+    <w:bookmarkStart w:id="123" w:name="def-tuning-parameter"/>
     <w:p>
       <w:pPr>
         <w:pStyle w:val="BodyText"/>
@@ -33812,7 +33940,7 @@
       <w:pPr>
         <w:pStyle w:val="BodyText"/>
       </w:pPr>
-      <w:bookmarkStart w:id="120" w:name="eq-tuning-parameter"/>
+      <w:bookmarkStart w:id="122" w:name="eq-tuning-parameter"/>
       <m:oMathPara>
         <m:oMathParaPr>
           <m:jc m:val="center"/>
@@ -33932,10 +34060,10 @@
           </m:r>
         </m:oMath>
       </m:oMathPara>
-      <w:bookmarkEnd w:id="120"/>
+      <w:bookmarkEnd w:id="122"/>
     </w:p>
-    <w:bookmarkEnd w:id="121"/>
-    <w:bookmarkStart w:id="122" w:name="exm-tuning-parameter"/>
+    <w:bookmarkEnd w:id="123"/>
+    <w:bookmarkStart w:id="124" w:name="exm-tuning-parameter"/>
     <w:p>
       <w:pPr>
         <w:pStyle w:val="FirstParagraph"/>
@@ -34120,8 +34248,8 @@
         <w:t xml:space="preserve">.</w:t>
       </w:r>
     </w:p>
-    <w:bookmarkEnd w:id="122"/>
-    <w:bookmarkStart w:id="124" w:name="def-validation-set"/>
+    <w:bookmarkEnd w:id="124"/>
+    <w:bookmarkStart w:id="126" w:name="def-validation-set"/>
     <w:p>
       <w:pPr>
         <w:pStyle w:val="BodyText"/>
@@ -34241,7 +34369,7 @@
       <w:pPr>
         <w:pStyle w:val="BodyText"/>
       </w:pPr>
-      <w:bookmarkStart w:id="123" w:name="eq-validation-set"/>
+      <w:bookmarkStart w:id="125" w:name="eq-validation-set"/>
       <m:oMathPara>
         <m:oMathParaPr>
           <m:jc m:val="center"/>
@@ -34362,10 +34490,10 @@
           </m:r>
         </m:oMath>
       </m:oMathPara>
-      <w:bookmarkEnd w:id="123"/>
+      <w:bookmarkEnd w:id="125"/>
     </w:p>
-    <w:bookmarkEnd w:id="124"/>
-    <w:bookmarkStart w:id="126" w:name="def-validation-error"/>
+    <w:bookmarkEnd w:id="126"/>
+    <w:bookmarkStart w:id="128" w:name="def-validation-error"/>
     <w:p>
       <w:pPr>
         <w:pStyle w:val="FirstParagraph"/>
@@ -34550,7 +34678,7 @@
       <w:pPr>
         <w:pStyle w:val="BodyText"/>
       </w:pPr>
-      <w:bookmarkStart w:id="125" w:name="eq-validation-error"/>
+      <w:bookmarkStart w:id="127" w:name="eq-validation-error"/>
       <m:oMathPara>
         <m:oMathParaPr>
           <m:jc m:val="center"/>
@@ -34725,10 +34853,10 @@
           </m:r>
         </m:oMath>
       </m:oMathPara>
-      <w:bookmarkEnd w:id="125"/>
+      <w:bookmarkEnd w:id="127"/>
     </w:p>
-    <w:bookmarkEnd w:id="126"/>
-    <w:bookmarkStart w:id="128" w:name="def-validation-choice"/>
+    <w:bookmarkEnd w:id="128"/>
+    <w:bookmarkStart w:id="130" w:name="def-validation-choice"/>
     <w:p>
       <w:pPr>
         <w:pStyle w:val="FirstParagraph"/>
@@ -34917,7 +35045,7 @@
       <w:pPr>
         <w:pStyle w:val="BodyText"/>
       </w:pPr>
-      <w:bookmarkStart w:id="127" w:name="eq-validation-choice"/>
+      <w:bookmarkStart w:id="129" w:name="eq-validation-choice"/>
       <m:oMathPara>
         <m:oMathParaPr>
           <m:jc m:val="center"/>
@@ -35188,10 +35316,10 @@
           </m:r>
         </m:oMath>
       </m:oMathPara>
-      <w:bookmarkEnd w:id="127"/>
+      <w:bookmarkEnd w:id="129"/>
     </w:p>
-    <w:bookmarkEnd w:id="128"/>
-    <w:bookmarkStart w:id="130" w:name="def-test-set"/>
+    <w:bookmarkEnd w:id="130"/>
+    <w:bookmarkStart w:id="132" w:name="def-test-set"/>
     <w:p>
       <w:pPr>
         <w:pStyle w:val="FirstParagraph"/>
@@ -35335,7 +35463,7 @@
       <w:pPr>
         <w:pStyle w:val="BodyText"/>
       </w:pPr>
-      <w:bookmarkStart w:id="129" w:name="eq-test-set"/>
+      <w:bookmarkStart w:id="131" w:name="eq-test-set"/>
       <m:oMathPara>
         <m:oMathParaPr>
           <m:jc m:val="center"/>
@@ -35456,10 +35584,10 @@
           </m:r>
         </m:oMath>
       </m:oMathPara>
-      <w:bookmarkEnd w:id="129"/>
+      <w:bookmarkEnd w:id="131"/>
     </w:p>
-    <w:bookmarkEnd w:id="130"/>
-    <w:bookmarkStart w:id="132" w:name="def-test-error"/>
+    <w:bookmarkEnd w:id="132"/>
+    <w:bookmarkStart w:id="134" w:name="def-test-error"/>
     <w:p>
       <w:pPr>
         <w:pStyle w:val="FirstParagraph"/>
@@ -35644,7 +35772,7 @@
       <w:pPr>
         <w:pStyle w:val="BodyText"/>
       </w:pPr>
-      <w:bookmarkStart w:id="131" w:name="eq-test-error"/>
+      <w:bookmarkStart w:id="133" w:name="eq-test-error"/>
       <m:oMathPara>
         <m:oMathParaPr>
           <m:jc m:val="center"/>
@@ -35819,10 +35947,10 @@
           </m:r>
         </m:oMath>
       </m:oMathPara>
-      <w:bookmarkEnd w:id="131"/>
+      <w:bookmarkEnd w:id="133"/>
     </w:p>
-    <w:bookmarkEnd w:id="132"/>
-    <w:bookmarkStart w:id="136" w:name="rem-data-splits"/>
+    <w:bookmarkEnd w:id="134"/>
+    <w:bookmarkStart w:id="138" w:name="rem-data-splits"/>
     <w:p>
       <w:pPr>
         <w:pStyle w:val="FirstParagraph"/>
@@ -35997,7 +36125,7 @@
       <w:r>
         <w:t xml:space="preserve"> </w:t>
       </w:r>
-      <w:hyperlink r:id="rId133">
+      <w:hyperlink r:id="rId135">
         <w:r>
           <w:rPr>
             <w:rStyle w:val="Hyperlink"/>
@@ -36017,7 +36145,7 @@
       <w:r>
         <w:t xml:space="preserve"> </w:t>
       </w:r>
-      <w:hyperlink r:id="rId134">
+      <w:hyperlink r:id="rId136">
         <w:r>
           <w:rPr>
             <w:rStyle w:val="Hyperlink"/>
@@ -36037,7 +36165,7 @@
       <w:r>
         <w:t xml:space="preserve"> </w:t>
       </w:r>
-      <w:hyperlink r:id="rId135">
+      <w:hyperlink r:id="rId137">
         <w:r>
           <w:rPr>
             <w:rStyle w:val="Hyperlink"/>
@@ -36055,8 +36183,8 @@
         <w:t xml:space="preserve">They use a different symbol for the training set and a parenthesized observation index, but the same three-way split.</w:t>
       </w:r>
     </w:p>
-    <w:bookmarkEnd w:id="136"/>
-    <w:bookmarkStart w:id="137" w:name="rem-validation-test-error"/>
+    <w:bookmarkEnd w:id="138"/>
+    <w:bookmarkStart w:id="139" w:name="rem-validation-test-error"/>
     <w:p>
       <w:pPr>
         <w:pStyle w:val="BodyText"/>
@@ -36280,8 +36408,8 @@
         <w:t xml:space="preserve">under absolute-error loss, they are mean absolute errors.</w:t>
       </w:r>
     </w:p>
-    <w:bookmarkEnd w:id="137"/>
-    <w:bookmarkStart w:id="160" w:name="exm-train-validation-test-split"/>
+    <w:bookmarkEnd w:id="139"/>
+    <w:bookmarkStart w:id="162" w:name="exm-train-validation-test-split"/>
     <w:p>
       <w:pPr>
         <w:pStyle w:val="BodyText"/>
@@ -36515,7 +36643,7 @@
       <w:tr>
         <w:tc>
           <w:tcPr/>
-          <w:bookmarkStart w:id="138" w:name="tbl-train-validation-test-split-sizes"/>
+          <w:bookmarkStart w:id="140" w:name="tbl-train-validation-test-split-sizes"/>
           <w:p>
             <w:pPr>
               <w:jc w:val="center"/>
@@ -37147,7 +37275,7 @@
               <w:t xml:space="preserve">#&gt; 3 test           7</w:t>
             </w:r>
           </w:p>
-          <w:bookmarkEnd w:id="138"/>
+          <w:bookmarkEnd w:id="140"/>
         </w:tc>
       </w:tr>
     </w:tbl>
@@ -41005,7 +41133,7 @@
       <w:tr>
         <w:tc>
           <w:tcPr/>
-          <w:bookmarkStart w:id="142" w:name="fig-linear-model-superimposed"/>
+          <w:bookmarkStart w:id="144" w:name="fig-linear-model-superimposed"/>
           <w:p>
             <w:pPr>
               <w:pStyle w:val="SourceCode"/>
@@ -41045,18 +41173,18 @@
                 <wp:inline>
                   <wp:extent cx="4620126" cy="3696101"/>
                   <wp:effectExtent b="0" l="0" r="0" t="0"/>
-                  <wp:docPr descr="" title="" id="140" name="Picture"/>
+                  <wp:docPr descr="" title="" id="142" name="Picture"/>
                   <a:graphic>
                     <a:graphicData uri="http://schemas.openxmlformats.org/drawingml/2006/picture">
                       <pic:pic>
                         <pic:nvPicPr>
-                          <pic:cNvPr descr="model-validation_files/figure-docx/unnamed-chunk-3-1.png" id="141" name="Picture"/>
+                          <pic:cNvPr descr="model-validation_files/figure-docx/unnamed-chunk-3-1.png" id="143" name="Picture"/>
                           <pic:cNvPicPr>
                             <a:picLocks noChangeArrowheads="1" noChangeAspect="1"/>
                           </pic:cNvPicPr>
                         </pic:nvPicPr>
                         <pic:blipFill>
-                          <a:blip r:embed="rId139"/>
+                          <a:blip r:embed="rId141"/>
                           <a:stretch>
                             <a:fillRect/>
                           </a:stretch>
@@ -41096,7 +41224,7 @@
               <w:t xml:space="preserve">Figure 2: Linear model fit superimposed on data partitions</w:t>
             </w:r>
           </w:p>
-          <w:bookmarkEnd w:id="142"/>
+          <w:bookmarkEnd w:id="144"/>
         </w:tc>
       </w:tr>
     </w:tbl>
@@ -41121,7 +41249,7 @@
       <w:tr>
         <w:tc>
           <w:tcPr/>
-          <w:bookmarkStart w:id="146" w:name="fig-quadratic-model-superimposed"/>
+          <w:bookmarkStart w:id="148" w:name="fig-quadratic-model-superimposed"/>
           <w:p>
             <w:pPr>
               <w:pStyle w:val="SourceCode"/>
@@ -41161,18 +41289,18 @@
                 <wp:inline>
                   <wp:extent cx="4620126" cy="3696101"/>
                   <wp:effectExtent b="0" l="0" r="0" t="0"/>
-                  <wp:docPr descr="" title="" id="144" name="Picture"/>
+                  <wp:docPr descr="" title="" id="146" name="Picture"/>
                   <a:graphic>
                     <a:graphicData uri="http://schemas.openxmlformats.org/drawingml/2006/picture">
                       <pic:pic>
                         <pic:nvPicPr>
-                          <pic:cNvPr descr="model-validation_files/figure-docx/unnamed-chunk-4-1.png" id="145" name="Picture"/>
+                          <pic:cNvPr descr="model-validation_files/figure-docx/unnamed-chunk-4-1.png" id="147" name="Picture"/>
                           <pic:cNvPicPr>
                             <a:picLocks noChangeArrowheads="1" noChangeAspect="1"/>
                           </pic:cNvPicPr>
                         </pic:nvPicPr>
                         <pic:blipFill>
-                          <a:blip r:embed="rId143"/>
+                          <a:blip r:embed="rId145"/>
                           <a:stretch>
                             <a:fillRect/>
                           </a:stretch>
@@ -41212,7 +41340,7 @@
               <w:t xml:space="preserve">Figure 3: Quadratic model fit superimposed on data partitions</w:t>
             </w:r>
           </w:p>
-          <w:bookmarkEnd w:id="146"/>
+          <w:bookmarkEnd w:id="148"/>
         </w:tc>
       </w:tr>
     </w:tbl>
@@ -41237,7 +41365,7 @@
       <w:tr>
         <w:tc>
           <w:tcPr/>
-          <w:bookmarkStart w:id="150" w:name="fig-cubic-model-superimposed"/>
+          <w:bookmarkStart w:id="152" w:name="fig-cubic-model-superimposed"/>
           <w:p>
             <w:pPr>
               <w:pStyle w:val="SourceCode"/>
@@ -41277,18 +41405,18 @@
                 <wp:inline>
                   <wp:extent cx="4620126" cy="3696101"/>
                   <wp:effectExtent b="0" l="0" r="0" t="0"/>
-                  <wp:docPr descr="" title="" id="148" name="Picture"/>
+                  <wp:docPr descr="" title="" id="150" name="Picture"/>
                   <a:graphic>
                     <a:graphicData uri="http://schemas.openxmlformats.org/drawingml/2006/picture">
                       <pic:pic>
                         <pic:nvPicPr>
-                          <pic:cNvPr descr="model-validation_files/figure-docx/unnamed-chunk-5-1.png" id="149" name="Picture"/>
+                          <pic:cNvPr descr="model-validation_files/figure-docx/unnamed-chunk-5-1.png" id="151" name="Picture"/>
                           <pic:cNvPicPr>
                             <a:picLocks noChangeArrowheads="1" noChangeAspect="1"/>
                           </pic:cNvPicPr>
                         </pic:nvPicPr>
                         <pic:blipFill>
-                          <a:blip r:embed="rId147"/>
+                          <a:blip r:embed="rId149"/>
                           <a:stretch>
                             <a:fillRect/>
                           </a:stretch>
@@ -41328,7 +41456,7 @@
               <w:t xml:space="preserve">Figure 4: Cubic model fit superimposed on data partitions</w:t>
             </w:r>
           </w:p>
-          <w:bookmarkEnd w:id="150"/>
+          <w:bookmarkEnd w:id="152"/>
         </w:tc>
       </w:tr>
     </w:tbl>
@@ -41353,7 +41481,7 @@
       <w:tr>
         <w:tc>
           <w:tcPr/>
-          <w:bookmarkStart w:id="154" w:name="fig-quartic-model-superimposed"/>
+          <w:bookmarkStart w:id="156" w:name="fig-quartic-model-superimposed"/>
           <w:p>
             <w:pPr>
               <w:pStyle w:val="SourceCode"/>
@@ -41393,18 +41521,18 @@
                 <wp:inline>
                   <wp:extent cx="4620126" cy="3696101"/>
                   <wp:effectExtent b="0" l="0" r="0" t="0"/>
-                  <wp:docPr descr="" title="" id="152" name="Picture"/>
+                  <wp:docPr descr="" title="" id="154" name="Picture"/>
                   <a:graphic>
                     <a:graphicData uri="http://schemas.openxmlformats.org/drawingml/2006/picture">
                       <pic:pic>
                         <pic:nvPicPr>
-                          <pic:cNvPr descr="model-validation_files/figure-docx/unnamed-chunk-6-1.png" id="153" name="Picture"/>
+                          <pic:cNvPr descr="model-validation_files/figure-docx/unnamed-chunk-6-1.png" id="155" name="Picture"/>
                           <pic:cNvPicPr>
                             <a:picLocks noChangeArrowheads="1" noChangeAspect="1"/>
                           </pic:cNvPicPr>
                         </pic:nvPicPr>
                         <pic:blipFill>
-                          <a:blip r:embed="rId151"/>
+                          <a:blip r:embed="rId153"/>
                           <a:stretch>
                             <a:fillRect/>
                           </a:stretch>
@@ -41444,7 +41572,7 @@
               <w:t xml:space="preserve">Figure 5: Quartic model fit superimposed on data partitions</w:t>
             </w:r>
           </w:p>
-          <w:bookmarkEnd w:id="154"/>
+          <w:bookmarkEnd w:id="156"/>
         </w:tc>
       </w:tr>
     </w:tbl>
@@ -41469,7 +41597,7 @@
       <w:tr>
         <w:tc>
           <w:tcPr/>
-          <w:bookmarkStart w:id="155" w:name="tbl-train-validation-results"/>
+          <w:bookmarkStart w:id="157" w:name="tbl-train-validation-results"/>
           <w:p>
             <w:pPr>
               <w:jc w:val="center"/>
@@ -41558,7 +41686,7 @@
               <w:t xml:space="preserve">#&gt; 4 quartic            1.90            3.97</w:t>
             </w:r>
           </w:p>
-          <w:bookmarkEnd w:id="155"/>
+          <w:bookmarkEnd w:id="157"/>
         </w:tc>
       </w:tr>
     </w:tbl>
@@ -41627,7 +41755,7 @@
       <w:tr>
         <w:tc>
           <w:tcPr/>
-          <w:bookmarkStart w:id="156" w:name="tbl-train-validation-test-rmse"/>
+          <w:bookmarkStart w:id="158" w:name="tbl-train-validation-test-rmse"/>
           <w:p>
             <w:pPr>
               <w:jc w:val="center"/>
@@ -41704,7 +41832,7 @@
               <w:t xml:space="preserve">#&gt; 2 test       linear  2.44</w:t>
             </w:r>
           </w:p>
-          <w:bookmarkEnd w:id="156"/>
+          <w:bookmarkEnd w:id="158"/>
         </w:tc>
       </w:tr>
     </w:tbl>
@@ -41757,18 +41885,18 @@
                 <wp:inline>
                   <wp:extent cx="152400" cy="152400"/>
                   <wp:effectExtent b="0" l="0" r="0" t="0"/>
-                  <wp:docPr descr="" title="" id="158" name="Picture"/>
+                  <wp:docPr descr="" title="" id="160" name="Picture"/>
                   <a:graphic>
                     <a:graphicData uri="http://schemas.openxmlformats.org/drawingml/2006/picture">
                       <pic:pic>
                         <pic:nvPicPr>
-                          <pic:cNvPr descr="/opt/quarto/share/formats/docx/note.png" id="159" name="Picture"/>
+                          <pic:cNvPr descr="/opt/quarto/share/formats/docx/note.png" id="161" name="Picture"/>
                           <pic:cNvPicPr>
                             <a:picLocks noChangeArrowheads="1" noChangeAspect="1"/>
                           </pic:cNvPicPr>
                         </pic:nvPicPr>
                         <pic:blipFill>
-                          <a:blip r:embed="rId157"/>
+                          <a:blip r:embed="rId159"/>
                           <a:stretch>
                             <a:fillRect/>
                           </a:stretch>
@@ -41841,9 +41969,9 @@
         </w:tc>
       </w:tr>
     </w:tbl>
-    <w:bookmarkEnd w:id="160"/>
-    <w:bookmarkEnd w:id="161"/>
-    <w:bookmarkStart w:id="197" w:name="sec-kfold"/>
+    <w:bookmarkEnd w:id="162"/>
+    <w:bookmarkEnd w:id="163"/>
+    <w:bookmarkStart w:id="199" w:name="sec-kfold"/>
     <w:p>
       <w:pPr>
         <w:pStyle w:val="Heading2"/>
@@ -41863,7 +41991,7 @@
         <w:t xml:space="preserve">-fold cross-validation</w:t>
       </w:r>
     </w:p>
-    <w:bookmarkStart w:id="162" w:name="exr-kfold"/>
+    <w:bookmarkStart w:id="164" w:name="exr-kfold"/>
     <w:p>
       <w:pPr>
         <w:pStyle w:val="FirstParagraph"/>
@@ -42014,8 +42142,8 @@
         <w:t xml:space="preserve">How many times is a given car used for fitting, and how many times for prediction?</w:t>
       </w:r>
     </w:p>
-    <w:bookmarkEnd w:id="162"/>
-    <w:bookmarkStart w:id="163" w:name="sol-kfold"/>
+    <w:bookmarkEnd w:id="164"/>
+    <w:bookmarkStart w:id="165" w:name="sol-kfold"/>
     <w:p>
       <w:pPr>
         <w:pStyle w:val="FirstParagraph"/>
@@ -42189,8 +42317,8 @@
         <w:t xml:space="preserve">fits.</w:t>
       </w:r>
     </w:p>
-    <w:bookmarkEnd w:id="163"/>
-    <w:bookmarkStart w:id="165" w:name="def-folds"/>
+    <w:bookmarkEnd w:id="165"/>
+    <w:bookmarkStart w:id="167" w:name="def-folds"/>
     <w:p>
       <w:pPr>
         <w:pStyle w:val="FirstParagraph"/>
@@ -42379,7 +42507,7 @@
       <w:pPr>
         <w:pStyle w:val="BodyText"/>
       </w:pPr>
-      <w:bookmarkStart w:id="164" w:name="eq-folds"/>
+      <w:bookmarkStart w:id="166" w:name="eq-folds"/>
       <m:oMathPara>
         <m:oMathParaPr>
           <m:jc m:val="center"/>
@@ -42470,10 +42598,10 @@
           </m:r>
         </m:oMath>
       </m:oMathPara>
-      <w:bookmarkEnd w:id="164"/>
+      <w:bookmarkEnd w:id="166"/>
     </w:p>
-    <w:bookmarkEnd w:id="165"/>
-    <w:bookmarkStart w:id="166" w:name="rem-source-folds"/>
+    <w:bookmarkEnd w:id="167"/>
+    <w:bookmarkStart w:id="168" w:name="rem-source-folds"/>
     <w:p>
       <w:pPr>
         <w:pStyle w:val="FirstParagraph"/>
@@ -42527,8 +42655,8 @@
         <w:t xml:space="preserve">roughly equal-sized parts.</w:t>
       </w:r>
     </w:p>
-    <w:bookmarkEnd w:id="166"/>
-    <w:bookmarkStart w:id="168" w:name="def-fold-size"/>
+    <w:bookmarkEnd w:id="168"/>
+    <w:bookmarkStart w:id="170" w:name="def-fold-size"/>
     <w:p>
       <w:pPr>
         <w:pStyle w:val="BodyText"/>
@@ -42622,7 +42750,7 @@
       <w:pPr>
         <w:pStyle w:val="BodyText"/>
       </w:pPr>
-      <w:bookmarkStart w:id="167" w:name="eq-fold-size"/>
+      <w:bookmarkStart w:id="169" w:name="eq-fold-size"/>
       <m:oMathPara>
         <m:oMathParaPr>
           <m:jc m:val="center"/>
@@ -42717,10 +42845,10 @@
           </m:r>
         </m:oMath>
       </m:oMathPara>
-      <w:bookmarkEnd w:id="167"/>
+      <w:bookmarkEnd w:id="169"/>
     </w:p>
-    <w:bookmarkEnd w:id="168"/>
-    <w:bookmarkStart w:id="170" w:name="def-fold-assignment"/>
+    <w:bookmarkEnd w:id="170"/>
+    <w:bookmarkStart w:id="172" w:name="def-fold-assignment"/>
     <w:p>
       <w:pPr>
         <w:pStyle w:val="FirstParagraph"/>
@@ -42875,7 +43003,7 @@
       <w:pPr>
         <w:pStyle w:val="BodyText"/>
       </w:pPr>
-      <w:bookmarkStart w:id="169" w:name="eq-fold-assignment"/>
+      <w:bookmarkStart w:id="171" w:name="eq-fold-assignment"/>
       <m:oMathPara>
         <m:oMathParaPr>
           <m:jc m:val="center"/>
@@ -42951,10 +43079,10 @@
           </m:r>
         </m:oMath>
       </m:oMathPara>
-      <w:bookmarkEnd w:id="169"/>
+      <w:bookmarkEnd w:id="171"/>
     </w:p>
-    <w:bookmarkEnd w:id="170"/>
-    <w:bookmarkStart w:id="171" w:name="rem-source-fold-assignment"/>
+    <w:bookmarkEnd w:id="172"/>
+    <w:bookmarkStart w:id="173" w:name="rem-source-fold-assignment"/>
     <w:p>
       <w:pPr>
         <w:pStyle w:val="FirstParagraph"/>
@@ -43015,8 +43143,8 @@
         <w:t xml:space="preserve">.</w:t>
       </w:r>
     </w:p>
-    <w:bookmarkEnd w:id="171"/>
-    <w:bookmarkStart w:id="173" w:name="def-fold-out-rule"/>
+    <w:bookmarkEnd w:id="173"/>
+    <w:bookmarkStart w:id="175" w:name="def-fold-out-rule"/>
     <w:p>
       <w:pPr>
         <w:pStyle w:val="BodyText"/>
@@ -43208,7 +43336,7 @@
       <w:pPr>
         <w:pStyle w:val="BodyText"/>
       </w:pPr>
-      <w:bookmarkStart w:id="172" w:name="eq-fold-out-rule"/>
+      <w:bookmarkStart w:id="174" w:name="eq-fold-out-rule"/>
       <m:oMathPara>
         <m:oMathParaPr>
           <m:jc m:val="center"/>
@@ -43441,10 +43569,10 @@
           </m:r>
         </m:oMath>
       </m:oMathPara>
-      <w:bookmarkEnd w:id="172"/>
+      <w:bookmarkEnd w:id="174"/>
     </w:p>
-    <w:bookmarkEnd w:id="173"/>
-    <w:bookmarkStart w:id="174" w:name="rem-source-fold-out-rule"/>
+    <w:bookmarkEnd w:id="175"/>
+    <w:bookmarkStart w:id="176" w:name="rem-source-fold-out-rule"/>
     <w:p>
       <w:pPr>
         <w:pStyle w:val="FirstParagraph"/>
@@ -43516,8 +43644,8 @@
         <w:t xml:space="preserve">.</w:t>
       </w:r>
     </w:p>
-    <w:bookmarkEnd w:id="174"/>
-    <w:bookmarkStart w:id="175" w:name="def-kfold"/>
+    <w:bookmarkEnd w:id="176"/>
+    <w:bookmarkStart w:id="177" w:name="def-kfold"/>
     <w:p>
       <w:pPr>
         <w:pStyle w:val="BodyText"/>
@@ -43864,8 +43992,8 @@
         <w:t xml:space="preserve">Compute a summary prediction-error measure across all folds.</w:t>
       </w:r>
     </w:p>
-    <w:bookmarkEnd w:id="175"/>
-    <w:bookmarkStart w:id="176" w:name="rem-kfold-vs-validation-set"/>
+    <w:bookmarkEnd w:id="177"/>
+    <w:bookmarkStart w:id="178" w:name="rem-kfold-vs-validation-set"/>
     <w:p>
       <w:pPr>
         <w:pStyle w:val="FirstParagraph"/>
@@ -43967,8 +44095,8 @@
         <w:t xml:space="preserve">give 4 fits on 24 cars each.</w:t>
       </w:r>
     </w:p>
-    <w:bookmarkEnd w:id="176"/>
-    <w:bookmarkStart w:id="178" w:name="def-cv-estimate"/>
+    <w:bookmarkEnd w:id="178"/>
+    <w:bookmarkStart w:id="180" w:name="def-cv-estimate"/>
     <w:p>
       <w:pPr>
         <w:pStyle w:val="BodyText"/>
@@ -44056,7 +44184,7 @@
       <w:r>
         <w:t xml:space="preserve"> </w:t>
       </w:r>
-      <w:hyperlink r:id="rId41">
+      <w:hyperlink r:id="rId43">
         <w:r>
           <w:rPr>
             <w:rStyle w:val="Hyperlink"/>
@@ -44184,7 +44312,7 @@
       <w:pPr>
         <w:pStyle w:val="BodyText"/>
       </w:pPr>
-      <w:bookmarkStart w:id="177" w:name="eq-cv-estimate"/>
+      <w:bookmarkStart w:id="179" w:name="eq-cv-estimate"/>
       <m:oMathPara>
         <m:oMathParaPr>
           <m:jc m:val="center"/>
@@ -44447,10 +44575,10 @@
           </m:r>
         </m:oMath>
       </m:oMathPara>
-      <w:bookmarkEnd w:id="177"/>
+      <w:bookmarkEnd w:id="179"/>
     </w:p>
-    <w:bookmarkEnd w:id="178"/>
-    <w:bookmarkStart w:id="179" w:name="rem-source-cv-estimate"/>
+    <w:bookmarkEnd w:id="180"/>
+    <w:bookmarkStart w:id="181" w:name="rem-source-cv-estimate"/>
     <w:p>
       <w:pPr>
         <w:pStyle w:val="FirstParagraph"/>
@@ -44502,8 +44630,8 @@
         <w:t xml:space="preserve">.</w:t>
       </w:r>
     </w:p>
-    <w:bookmarkEnd w:id="179"/>
-    <w:bookmarkStart w:id="180" w:name="exr-cv-estimate-by-fold"/>
+    <w:bookmarkEnd w:id="181"/>
+    <w:bookmarkStart w:id="182" w:name="exr-cv-estimate-by-fold"/>
     <w:p>
       <w:pPr>
         <w:pStyle w:val="BodyText"/>
@@ -44708,8 +44836,8 @@
         <w:t xml:space="preserve">.</w:t>
       </w:r>
     </w:p>
-    <w:bookmarkEnd w:id="180"/>
-    <w:bookmarkStart w:id="181" w:name="sol-cv-estimate-by-fold"/>
+    <w:bookmarkEnd w:id="182"/>
+    <w:bookmarkStart w:id="183" w:name="sol-cv-estimate-by-fold"/>
     <w:p>
       <w:pPr>
         <w:pStyle w:val="BodyText"/>
@@ -45870,8 +45998,8 @@
         <w:t xml:space="preserve">so each inner sum uses a single fitted rule.</w:t>
       </w:r>
     </w:p>
-    <w:bookmarkEnd w:id="181"/>
-    <w:bookmarkStart w:id="183" w:name="thm-cv-estimate-by-fold"/>
+    <w:bookmarkEnd w:id="183"/>
+    <w:bookmarkStart w:id="185" w:name="thm-cv-estimate-by-fold"/>
     <w:p>
       <w:pPr>
         <w:pStyle w:val="BodyText"/>
@@ -45960,7 +46088,7 @@
       <w:pPr>
         <w:pStyle w:val="BodyText"/>
       </w:pPr>
-      <w:bookmarkStart w:id="182" w:name="eq-cv-estimate-by-fold"/>
+      <w:bookmarkStart w:id="184" w:name="eq-cv-estimate-by-fold"/>
       <m:oMathPara>
         <m:oMathParaPr>
           <m:jc m:val="center"/>
@@ -46233,9 +46361,9 @@
           </m:r>
         </m:oMath>
       </m:oMathPara>
-      <w:bookmarkEnd w:id="182"/>
+      <w:bookmarkEnd w:id="184"/>
     </w:p>
-    <w:bookmarkEnd w:id="183"/>
+    <w:bookmarkEnd w:id="185"/>
     <w:p>
       <w:pPr>
         <w:pStyle w:val="FirstParagraph"/>
@@ -46268,7 +46396,7 @@
         <w:t xml:space="preserve">.</w:t>
       </w:r>
     </w:p>
-    <w:bookmarkStart w:id="185" w:name="def-fold-mse"/>
+    <w:bookmarkStart w:id="187" w:name="def-fold-mse"/>
     <w:p>
       <w:pPr>
         <w:pStyle w:val="BodyText"/>
@@ -46363,7 +46491,7 @@
       <w:r>
         <w:t xml:space="preserve"> </w:t>
       </w:r>
-      <w:hyperlink r:id="rId41">
+      <w:hyperlink r:id="rId43">
         <w:r>
           <w:rPr>
             <w:rStyle w:val="Hyperlink"/>
@@ -46436,7 +46564,7 @@
       <w:pPr>
         <w:pStyle w:val="BodyText"/>
       </w:pPr>
-      <w:bookmarkStart w:id="184" w:name="eq-fold-mse"/>
+      <w:bookmarkStart w:id="186" w:name="eq-fold-mse"/>
       <m:oMathPara>
         <m:oMathParaPr>
           <m:jc m:val="center"/>
@@ -46676,10 +46804,10 @@
           </m:r>
         </m:oMath>
       </m:oMathPara>
-      <w:bookmarkEnd w:id="184"/>
+      <w:bookmarkEnd w:id="186"/>
     </w:p>
-    <w:bookmarkEnd w:id="185"/>
-    <w:bookmarkStart w:id="186" w:name="rem-source-fold-mse"/>
+    <w:bookmarkEnd w:id="187"/>
+    <w:bookmarkStart w:id="188" w:name="rem-source-fold-mse"/>
     <w:p>
       <w:pPr>
         <w:pStyle w:val="FirstParagraph"/>
@@ -46759,8 +46887,8 @@
         <w:t xml:space="preserve">.</w:t>
       </w:r>
     </w:p>
-    <w:bookmarkEnd w:id="186"/>
-    <w:bookmarkStart w:id="187" w:name="rem-cv-estimate"/>
+    <w:bookmarkEnd w:id="188"/>
+    <w:bookmarkStart w:id="189" w:name="rem-cv-estimate"/>
     <w:p>
       <w:pPr>
         <w:pStyle w:val="BodyText"/>
@@ -47439,8 +47567,8 @@
         <w:t xml:space="preserve">use.</w:t>
       </w:r>
     </w:p>
-    <w:bookmarkEnd w:id="187"/>
-    <w:bookmarkStart w:id="188" w:name="rem-choosing-k"/>
+    <w:bookmarkEnd w:id="189"/>
+    <w:bookmarkStart w:id="190" w:name="rem-choosing-k"/>
     <w:p>
       <w:pPr>
         <w:pStyle w:val="BodyText"/>
@@ -47847,8 +47975,8 @@
         <w:t xml:space="preserve">is the usual compromise.</w:t>
       </w:r>
     </w:p>
-    <w:bookmarkEnd w:id="188"/>
-    <w:bookmarkStart w:id="193" w:name="exm-kfold-simulated"/>
+    <w:bookmarkEnd w:id="190"/>
+    <w:bookmarkStart w:id="195" w:name="exm-kfold-simulated"/>
     <w:p>
       <w:pPr>
         <w:pStyle w:val="BodyText"/>
@@ -49080,7 +49208,7 @@
       <w:tr>
         <w:tc>
           <w:tcPr/>
-          <w:bookmarkStart w:id="192" w:name="fig-cv-simulated"/>
+          <w:bookmarkStart w:id="194" w:name="fig-cv-simulated"/>
           <w:p>
             <w:pPr>
               <w:pStyle w:val="SourceCode"/>
@@ -50026,18 +50154,18 @@
                 <wp:inline>
                   <wp:extent cx="4620126" cy="3696101"/>
                   <wp:effectExtent b="0" l="0" r="0" t="0"/>
-                  <wp:docPr descr="" title="" id="190" name="Picture"/>
+                  <wp:docPr descr="" title="" id="192" name="Picture"/>
                   <a:graphic>
                     <a:graphicData uri="http://schemas.openxmlformats.org/drawingml/2006/picture">
                       <pic:pic>
                         <pic:nvPicPr>
-                          <pic:cNvPr descr="model-validation_files/figure-docx/cv-simulated-plot-1.png" id="191" name="Picture"/>
+                          <pic:cNvPr descr="model-validation_files/figure-docx/cv-simulated-plot-1.png" id="193" name="Picture"/>
                           <pic:cNvPicPr>
                             <a:picLocks noChangeArrowheads="1" noChangeAspect="1"/>
                           </pic:cNvPicPr>
                         </pic:nvPicPr>
                         <pic:blipFill>
-                          <a:blip r:embed="rId189"/>
+                          <a:blip r:embed="rId191"/>
                           <a:stretch>
                             <a:fillRect/>
                           </a:stretch>
@@ -50106,7 +50234,7 @@
               <w:t xml:space="preserve">could be computed from real data.</w:t>
             </w:r>
           </w:p>
-          <w:bookmarkEnd w:id="192"/>
+          <w:bookmarkEnd w:id="194"/>
         </w:tc>
       </w:tr>
     </w:tbl>
@@ -52007,8 +52135,8 @@
         <w:t xml:space="preserve">new ones.</w:t>
       </w:r>
     </w:p>
-    <w:bookmarkEnd w:id="193"/>
-    <w:bookmarkStart w:id="196" w:name="exm-kfold-mtcars"/>
+    <w:bookmarkEnd w:id="195"/>
+    <w:bookmarkStart w:id="198" w:name="exm-kfold-mtcars"/>
     <w:p>
       <w:pPr>
         <w:pStyle w:val="BodyText"/>
@@ -52211,7 +52339,7 @@
       <w:tr>
         <w:tc>
           <w:tcPr/>
-          <w:bookmarkStart w:id="194" w:name="tbl-cv-mtcars-repeats"/>
+          <w:bookmarkStart w:id="196" w:name="tbl-cv-mtcars-repeats"/>
           <w:p>
             <w:pPr>
               <w:jc w:val="center"/>
@@ -52867,7 +52995,7 @@
               <w:t xml:space="preserve">#&gt; 5         5     3.38     2.74     2.78     2.81</w:t>
             </w:r>
           </w:p>
-          <w:bookmarkEnd w:id="194"/>
+          <w:bookmarkEnd w:id="196"/>
         </w:tc>
       </w:tr>
     </w:tbl>
@@ -52892,7 +53020,7 @@
       <w:tr>
         <w:tc>
           <w:tcPr/>
-          <w:bookmarkStart w:id="195" w:name="tbl-cv-mtcars"/>
+          <w:bookmarkStart w:id="197" w:name="tbl-cv-mtcars"/>
           <w:p>
             <w:pPr>
               <w:jc w:val="center"/>
@@ -53248,7 +53376,7 @@
               <w:t xml:space="preserve">#&gt; 5         5 2       2.74</w:t>
             </w:r>
           </w:p>
-          <w:bookmarkEnd w:id="195"/>
+          <w:bookmarkEnd w:id="197"/>
         </w:tc>
       </w:tr>
     </w:tbl>
@@ -53938,9 +54066,9 @@
         <w:t xml:space="preserve">may not survive a different split.</w:t>
       </w:r>
     </w:p>
-    <w:bookmarkEnd w:id="196"/>
-    <w:bookmarkEnd w:id="197"/>
-    <w:bookmarkStart w:id="225" w:name="sec-loocv"/>
+    <w:bookmarkEnd w:id="198"/>
+    <w:bookmarkEnd w:id="199"/>
+    <w:bookmarkStart w:id="227" w:name="sec-loocv"/>
     <w:p>
       <w:pPr>
         <w:pStyle w:val="Heading2"/>
@@ -53949,7 +54077,7 @@
         <w:t xml:space="preserve">7 Leave-one-out cross-validation</w:t>
       </w:r>
     </w:p>
-    <w:bookmarkStart w:id="198" w:name="exr-loocv"/>
+    <w:bookmarkStart w:id="200" w:name="exr-loocv"/>
     <w:p>
       <w:pPr>
         <w:pStyle w:val="FirstParagraph"/>
@@ -54159,8 +54287,8 @@
         <w:t xml:space="preserve">) differ?</w:t>
       </w:r>
     </w:p>
-    <w:bookmarkEnd w:id="198"/>
-    <w:bookmarkStart w:id="199" w:name="sol-loocv"/>
+    <w:bookmarkEnd w:id="200"/>
+    <w:bookmarkStart w:id="201" w:name="sol-loocv"/>
     <w:p>
       <w:pPr>
         <w:pStyle w:val="FirstParagraph"/>
@@ -54357,8 +54485,8 @@
         <w:t xml:space="preserve">the estimate is not random.</w:t>
       </w:r>
     </w:p>
-    <w:bookmarkEnd w:id="199"/>
-    <w:bookmarkStart w:id="201" w:name="def-loocv"/>
+    <w:bookmarkEnd w:id="201"/>
+    <w:bookmarkStart w:id="203" w:name="def-loocv"/>
     <w:p>
       <w:pPr>
         <w:pStyle w:val="FirstParagraph"/>
@@ -54666,7 +54794,7 @@
       <w:pPr>
         <w:pStyle w:val="BodyText"/>
       </w:pPr>
-      <w:bookmarkStart w:id="200" w:name="eq-loocv"/>
+      <w:bookmarkStart w:id="202" w:name="eq-loocv"/>
       <m:oMathPara>
         <m:oMathParaPr>
           <m:jc m:val="center"/>
@@ -54916,7 +55044,7 @@
           </m:r>
         </m:oMath>
       </m:oMathPara>
-      <w:bookmarkEnd w:id="200"/>
+      <w:bookmarkEnd w:id="202"/>
     </w:p>
     <w:p>
       <w:pPr>
@@ -54935,8 +55063,8 @@
         <w:t xml:space="preserve">.</w:t>
       </w:r>
     </w:p>
-    <w:bookmarkEnd w:id="201"/>
-    <w:bookmarkStart w:id="202" w:name="lem-loocv-not-random"/>
+    <w:bookmarkEnd w:id="203"/>
+    <w:bookmarkStart w:id="204" w:name="lem-loocv-not-random"/>
     <w:p>
       <w:pPr>
         <w:pStyle w:val="BodyText"/>
@@ -55285,7 +55413,7 @@
         <w:t xml:space="preserve">.</w:t>
       </w:r>
     </w:p>
-    <w:bookmarkEnd w:id="202"/>
+    <w:bookmarkEnd w:id="204"/>
     <w:p>
       <w:pPr>
         <w:pStyle w:val="BodyText"/>
@@ -56811,7 +56939,7 @@
         <w:t xml:space="preserve">fits, with the folds numbered differently.</w:t>
       </w:r>
     </w:p>
-    <w:bookmarkStart w:id="204" w:name="def-term-vector"/>
+    <w:bookmarkStart w:id="206" w:name="def-term-vector"/>
     <w:p>
       <w:pPr>
         <w:pStyle w:val="FirstParagraph"/>
@@ -57077,7 +57205,7 @@
       <w:pPr>
         <w:pStyle w:val="BodyText"/>
       </w:pPr>
-      <w:bookmarkStart w:id="203" w:name="eq-term-vector"/>
+      <w:bookmarkStart w:id="205" w:name="eq-term-vector"/>
       <m:oMathPara>
         <m:oMathParaPr>
           <m:jc m:val="center"/>
@@ -57282,10 +57410,10 @@
           </m:r>
         </m:oMath>
       </m:oMathPara>
-      <w:bookmarkEnd w:id="203"/>
+      <w:bookmarkEnd w:id="205"/>
     </w:p>
-    <w:bookmarkEnd w:id="204"/>
-    <w:bookmarkStart w:id="206" w:name="rem-term-vector"/>
+    <w:bookmarkEnd w:id="206"/>
+    <w:bookmarkStart w:id="208" w:name="rem-term-vector"/>
     <w:p>
       <w:pPr>
         <w:pStyle w:val="FirstParagraph"/>
@@ -57383,7 +57511,7 @@
       <w:r>
         <w:t xml:space="preserve"> </w:t>
       </w:r>
-      <w:hyperlink r:id="rId205">
+      <w:hyperlink r:id="rId207">
         <w:r>
           <w:rPr>
             <w:rStyle w:val="Hyperlink"/>
@@ -57424,8 +57552,8 @@
         <w:t xml:space="preserve">.</w:t>
       </w:r>
     </w:p>
-    <w:bookmarkEnd w:id="206"/>
-    <w:bookmarkStart w:id="208" w:name="def-cross-product-matrix"/>
+    <w:bookmarkEnd w:id="208"/>
+    <w:bookmarkStart w:id="210" w:name="def-cross-product-matrix"/>
     <w:p>
       <w:pPr>
         <w:pStyle w:val="BodyText"/>
@@ -57552,7 +57680,7 @@
       <w:pPr>
         <w:pStyle w:val="BodyText"/>
       </w:pPr>
-      <w:bookmarkStart w:id="207" w:name="eq-cross-product-matrix"/>
+      <w:bookmarkStart w:id="209" w:name="eq-cross-product-matrix"/>
       <m:oMathPara>
         <m:oMathParaPr>
           <m:jc m:val="center"/>
@@ -57695,10 +57823,10 @@
           </m:r>
         </m:oMath>
       </m:oMathPara>
-      <w:bookmarkEnd w:id="207"/>
+      <w:bookmarkEnd w:id="209"/>
     </w:p>
-    <w:bookmarkEnd w:id="208"/>
-    <w:bookmarkStart w:id="210" w:name="rem-source-cross-product-matrix"/>
+    <w:bookmarkEnd w:id="210"/>
+    <w:bookmarkStart w:id="212" w:name="rem-source-cross-product-matrix"/>
     <w:p>
       <w:pPr>
         <w:pStyle w:val="FirstParagraph"/>
@@ -57747,7 +57875,7 @@
       <w:r>
         <w:t xml:space="preserve"> </w:t>
       </w:r>
-      <w:hyperlink r:id="rId209">
+      <w:hyperlink r:id="rId211">
         <w:r>
           <w:rPr>
             <w:rStyle w:val="Hyperlink"/>
@@ -57759,8 +57887,8 @@
         <w:t xml:space="preserve">).</w:t>
       </w:r>
     </w:p>
-    <w:bookmarkEnd w:id="210"/>
-    <w:bookmarkStart w:id="213" w:name="rem-cross-product-matrix"/>
+    <w:bookmarkEnd w:id="212"/>
+    <w:bookmarkStart w:id="215" w:name="rem-cross-product-matrix"/>
     <w:p>
       <w:pPr>
         <w:pStyle w:val="BodyText"/>
@@ -58074,18 +58202,18 @@
                 <wp:inline>
                   <wp:extent cx="152400" cy="152400"/>
                   <wp:effectExtent b="0" l="0" r="0" t="0"/>
-                  <wp:docPr descr="" title="" id="211" name="Picture"/>
+                  <wp:docPr descr="" title="" id="213" name="Picture"/>
                   <a:graphic>
                     <a:graphicData uri="http://schemas.openxmlformats.org/drawingml/2006/picture">
                       <pic:pic>
                         <pic:nvPicPr>
-                          <pic:cNvPr descr="/opt/quarto/share/formats/docx/note.png" id="212" name="Picture"/>
+                          <pic:cNvPr descr="/opt/quarto/share/formats/docx/note.png" id="214" name="Picture"/>
                           <pic:cNvPicPr>
                             <a:picLocks noChangeArrowheads="1" noChangeAspect="1"/>
                           </pic:cNvPicPr>
                         </pic:nvPicPr>
                         <pic:blipFill>
-                          <a:blip r:embed="rId157"/>
+                          <a:blip r:embed="rId159"/>
                           <a:stretch>
                             <a:fillRect/>
                           </a:stretch>
@@ -58165,7 +58293,7 @@
             <w:r>
               <w:t xml:space="preserve"> </w:t>
             </w:r>
-            <w:hyperlink r:id="rId209">
+            <w:hyperlink r:id="rId211">
               <w:r>
                 <w:rPr>
                   <w:rStyle w:val="Hyperlink"/>
@@ -58193,8 +58321,8 @@
         </w:tc>
       </w:tr>
     </w:tbl>
-    <w:bookmarkEnd w:id="213"/>
-    <w:bookmarkStart w:id="216" w:name="def-leverage"/>
+    <w:bookmarkEnd w:id="215"/>
+    <w:bookmarkStart w:id="218" w:name="def-leverage"/>
     <w:p>
       <w:pPr>
         <w:pStyle w:val="BodyText"/>
@@ -58215,7 +58343,7 @@
       <w:r>
         <w:t xml:space="preserve"> </w:t>
       </w:r>
-      <w:hyperlink r:id="rId214">
+      <w:hyperlink r:id="rId216">
         <w:r>
           <w:rPr>
             <w:rStyle w:val="Hyperlink"/>
@@ -58364,7 +58492,7 @@
       <w:pPr>
         <w:pStyle w:val="BodyText"/>
       </w:pPr>
-      <w:bookmarkStart w:id="215" w:name="eq-leverage"/>
+      <w:bookmarkStart w:id="217" w:name="eq-leverage"/>
       <m:oMathPara>
         <m:oMathParaPr>
           <m:jc m:val="center"/>
@@ -58505,10 +58633,10 @@
           </m:r>
         </m:oMath>
       </m:oMathPara>
-      <w:bookmarkEnd w:id="215"/>
+      <w:bookmarkEnd w:id="217"/>
     </w:p>
-    <w:bookmarkEnd w:id="216"/>
-    <w:bookmarkStart w:id="218" w:name="rem-source-leverage"/>
+    <w:bookmarkEnd w:id="218"/>
+    <w:bookmarkStart w:id="220" w:name="rem-source-leverage"/>
     <w:p>
       <w:pPr>
         <w:pStyle w:val="FirstParagraph"/>
@@ -58555,7 +58683,7 @@
       <w:r>
         <w:t xml:space="preserve"> </w:t>
       </w:r>
-      <w:hyperlink r:id="rId217">
+      <w:hyperlink r:id="rId219">
         <w:r>
           <w:rPr>
             <w:rStyle w:val="Hyperlink"/>
@@ -58567,8 +58695,8 @@
         <w:t xml:space="preserve">.</w:t>
       </w:r>
     </w:p>
-    <w:bookmarkEnd w:id="218"/>
-    <w:bookmarkStart w:id="221" w:name="thm-loocv-shortcut"/>
+    <w:bookmarkEnd w:id="220"/>
+    <w:bookmarkStart w:id="223" w:name="thm-loocv-shortcut"/>
     <w:p>
       <w:pPr>
         <w:pStyle w:val="BodyText"/>
@@ -58589,7 +58717,7 @@
       <w:r>
         <w:t xml:space="preserve"> </w:t>
       </w:r>
-      <w:hyperlink r:id="rId214">
+      <w:hyperlink r:id="rId216">
         <w:r>
           <w:rPr>
             <w:rStyle w:val="Hyperlink"/>
@@ -58689,7 +58817,7 @@
       <w:r>
         <w:t xml:space="preserve"> </w:t>
       </w:r>
-      <w:hyperlink r:id="rId219">
+      <w:hyperlink r:id="rId221">
         <w:r>
           <w:rPr>
             <w:rStyle w:val="Hyperlink"/>
@@ -58733,7 +58861,7 @@
       <w:r>
         <w:t xml:space="preserve"> </w:t>
       </w:r>
-      <w:hyperlink r:id="rId33">
+      <w:hyperlink r:id="rId35">
         <w:r>
           <w:rPr>
             <w:rStyle w:val="Hyperlink"/>
@@ -58815,7 +58943,7 @@
       <w:pPr>
         <w:pStyle w:val="BodyText"/>
       </w:pPr>
-      <w:bookmarkStart w:id="220" w:name="eq-loocv-shortcut"/>
+      <w:bookmarkStart w:id="222" w:name="eq-loocv-shortcut"/>
       <m:oMathPara>
         <m:oMathParaPr>
           <m:jc m:val="center"/>
@@ -59005,9 +59133,9 @@
           </m:r>
         </m:oMath>
       </m:oMathPara>
-      <w:bookmarkEnd w:id="220"/>
+      <w:bookmarkEnd w:id="222"/>
     </w:p>
-    <w:bookmarkEnd w:id="221"/>
+    <w:bookmarkEnd w:id="223"/>
     <w:p>
       <w:pPr>
         <w:pStyle w:val="FirstParagraph"/>
@@ -59146,7 +59274,7 @@
         <w:t xml:space="preserve">which this page does not develop.</w:t>
       </w:r>
     </w:p>
-    <w:bookmarkStart w:id="222" w:name="rem-source-loocv-shortcut"/>
+    <w:bookmarkStart w:id="224" w:name="rem-source-loocv-shortcut"/>
     <w:p>
       <w:pPr>
         <w:pStyle w:val="BodyText"/>
@@ -59189,8 +59317,8 @@
         <w:t xml:space="preserve">for many linear fitting methods.</w:t>
       </w:r>
     </w:p>
-    <w:bookmarkEnd w:id="222"/>
-    <w:bookmarkStart w:id="223" w:name="exm-loocv-shortcut"/>
+    <w:bookmarkEnd w:id="224"/>
+    <w:bookmarkStart w:id="225" w:name="exm-loocv-shortcut"/>
     <w:p>
       <w:pPr>
         <w:pStyle w:val="BodyText"/>
@@ -60278,7 +60406,7 @@
         <w:rPr>
           <w:rStyle w:val="CommentTok"/>
         </w:rPr>
-        <w:t xml:space="preserve">#&gt;    8.88178e-15    2.00000e+00</w:t>
+        <w:t xml:space="preserve">#&gt;    7.10543e-15    2.00000e+00</w:t>
       </w:r>
     </w:p>
     <w:p>
@@ -60286,7 +60414,7 @@
         <w:pStyle w:val="FirstParagraph"/>
       </w:pPr>
       <w:r>
-        <w:t xml:space="preserve">The two columns differ by at most 8.9e-15,</w:t>
+        <w:t xml:space="preserve">The two columns differ by at most 7.1e-15,</w:t>
       </w:r>
       <w:r>
         <w:t xml:space="preserve"> </w:t>
@@ -60330,8 +60458,8 @@
         <w:t xml:space="preserve">rerunning it always gives the same choice.</w:t>
       </w:r>
     </w:p>
-    <w:bookmarkEnd w:id="223"/>
-    <w:bookmarkStart w:id="224" w:name="rem-loocv"/>
+    <w:bookmarkEnd w:id="225"/>
+    <w:bookmarkStart w:id="226" w:name="rem-loocv"/>
     <w:p>
       <w:pPr>
         <w:pStyle w:val="BodyText"/>
@@ -60803,9 +60931,9 @@
         <w:t xml:space="preserve">fits.</w:t>
       </w:r>
     </w:p>
-    <w:bookmarkEnd w:id="224"/>
-    <w:bookmarkEnd w:id="225"/>
-    <w:bookmarkStart w:id="254" w:name="sec-cv-model-choice"/>
+    <w:bookmarkEnd w:id="226"/>
+    <w:bookmarkEnd w:id="227"/>
+    <w:bookmarkStart w:id="256" w:name="sec-cv-model-choice"/>
     <w:p>
       <w:pPr>
         <w:pStyle w:val="Heading2"/>
@@ -60814,7 +60942,7 @@
         <w:t xml:space="preserve">8 Choosing a model by cross-validation</w:t>
       </w:r>
     </w:p>
-    <w:bookmarkStart w:id="227" w:name="def-cv-estimate-indexed"/>
+    <w:bookmarkStart w:id="229" w:name="def-cv-estimate-indexed"/>
     <w:p>
       <w:pPr>
         <w:pStyle w:val="FirstParagraph"/>
@@ -61192,7 +61320,7 @@
       <w:pPr>
         <w:pStyle w:val="BodyText"/>
       </w:pPr>
-      <w:bookmarkStart w:id="226" w:name="eq-cv-estimate-indexed"/>
+      <w:bookmarkStart w:id="228" w:name="eq-cv-estimate-indexed"/>
       <m:oMathPara>
         <m:oMathParaPr>
           <m:jc m:val="center"/>
@@ -61602,10 +61730,10 @@
           </m:r>
         </m:oMath>
       </m:oMathPara>
-      <w:bookmarkEnd w:id="226"/>
+      <w:bookmarkEnd w:id="228"/>
     </w:p>
-    <w:bookmarkEnd w:id="227"/>
-    <w:bookmarkStart w:id="229" w:name="def-cv-choice"/>
+    <w:bookmarkEnd w:id="229"/>
+    <w:bookmarkStart w:id="231" w:name="def-cv-choice"/>
     <w:p>
       <w:pPr>
         <w:pStyle w:val="FirstParagraph"/>
@@ -61947,7 +62075,7 @@
       <w:pPr>
         <w:pStyle w:val="BodyText"/>
       </w:pPr>
-      <w:bookmarkStart w:id="228" w:name="eq-cv-choice"/>
+      <w:bookmarkStart w:id="230" w:name="eq-cv-choice"/>
       <m:oMathPara>
         <m:oMathParaPr>
           <m:jc m:val="center"/>
@@ -62231,10 +62359,10 @@
           </m:r>
         </m:oMath>
       </m:oMathPara>
-      <w:bookmarkEnd w:id="228"/>
+      <w:bookmarkEnd w:id="230"/>
     </w:p>
-    <w:bookmarkEnd w:id="229"/>
-    <w:bookmarkStart w:id="231" w:name="def-nested-cv"/>
+    <w:bookmarkEnd w:id="231"/>
+    <w:bookmarkStart w:id="233" w:name="def-nested-cv"/>
     <w:p>
       <w:pPr>
         <w:pStyle w:val="FirstParagraph"/>
@@ -62361,7 +62489,7 @@
       <w:pPr>
         <w:pStyle w:val="BodyText"/>
       </w:pPr>
-      <w:bookmarkStart w:id="230" w:name="eq-nested-cv"/>
+      <w:bookmarkStart w:id="232" w:name="eq-nested-cv"/>
       <m:oMathPara>
         <m:oMathParaPr>
           <m:jc m:val="center"/>
@@ -62488,10 +62616,10 @@
           </m:r>
         </m:oMath>
       </m:oMathPara>
-      <w:bookmarkEnd w:id="230"/>
+      <w:bookmarkEnd w:id="232"/>
     </w:p>
-    <w:bookmarkEnd w:id="231"/>
-    <w:bookmarkStart w:id="232" w:name="rem-source-nested-cv"/>
+    <w:bookmarkEnd w:id="233"/>
+    <w:bookmarkStart w:id="234" w:name="rem-source-nested-cv"/>
     <w:p>
       <w:pPr>
         <w:pStyle w:val="FirstParagraph"/>
@@ -62522,8 +62650,8 @@
         <w:t xml:space="preserve">choices included.</w:t>
       </w:r>
     </w:p>
-    <w:bookmarkEnd w:id="232"/>
-    <w:bookmarkStart w:id="233" w:name="rem-nested-cv"/>
+    <w:bookmarkEnd w:id="234"/>
+    <w:bookmarkStart w:id="235" w:name="rem-nested-cv"/>
     <w:p>
       <w:pPr>
         <w:pStyle w:val="BodyText"/>
@@ -62679,8 +62807,8 @@
         <w:t xml:space="preserve">That inner cross-validation is the nested one.</w:t>
       </w:r>
     </w:p>
-    <w:bookmarkEnd w:id="233"/>
-    <w:bookmarkStart w:id="236" w:name="rem-cv-winner-optimistic"/>
+    <w:bookmarkEnd w:id="235"/>
+    <w:bookmarkStart w:id="238" w:name="rem-cv-winner-optimistic"/>
     <w:p>
       <w:pPr>
         <w:pStyle w:val="BodyText"/>
@@ -62873,18 +63001,18 @@
                 <wp:inline>
                   <wp:extent cx="152400" cy="152400"/>
                   <wp:effectExtent b="0" l="0" r="0" t="0"/>
-                  <wp:docPr descr="" title="" id="234" name="Picture"/>
+                  <wp:docPr descr="" title="" id="236" name="Picture"/>
                   <a:graphic>
                     <a:graphicData uri="http://schemas.openxmlformats.org/drawingml/2006/picture">
                       <pic:pic>
                         <pic:nvPicPr>
-                          <pic:cNvPr descr="/opt/quarto/share/formats/docx/note.png" id="235" name="Picture"/>
+                          <pic:cNvPr descr="/opt/quarto/share/formats/docx/note.png" id="237" name="Picture"/>
                           <pic:cNvPicPr>
                             <a:picLocks noChangeArrowheads="1" noChangeAspect="1"/>
                           </pic:cNvPicPr>
                         </pic:nvPicPr>
                         <pic:blipFill>
-                          <a:blip r:embed="rId157"/>
+                          <a:blip r:embed="rId159"/>
                           <a:stretch>
                             <a:fillRect/>
                           </a:stretch>
@@ -62948,8 +63076,8 @@
         </w:tc>
       </w:tr>
     </w:tbl>
-    <w:bookmarkEnd w:id="236"/>
-    <w:bookmarkStart w:id="239" w:name="def-cv-se"/>
+    <w:bookmarkEnd w:id="238"/>
+    <w:bookmarkStart w:id="241" w:name="def-cv-se"/>
     <w:p>
       <w:pPr>
         <w:pStyle w:val="BodyText"/>
@@ -63053,7 +63181,7 @@
       <w:r>
         <w:t xml:space="preserve"> </w:t>
       </w:r>
-      <w:hyperlink r:id="rId237">
+      <w:hyperlink r:id="rId239">
         <w:r>
           <w:rPr>
             <w:rStyle w:val="Hyperlink"/>
@@ -63119,7 +63247,7 @@
       <w:pPr>
         <w:pStyle w:val="BodyText"/>
       </w:pPr>
-      <w:bookmarkStart w:id="238" w:name="eq-cv-se"/>
+      <w:bookmarkStart w:id="240" w:name="eq-cv-se"/>
       <m:oMathPara>
         <m:oMathParaPr>
           <m:jc m:val="center"/>
@@ -63294,10 +63422,10 @@
           </m:r>
         </m:oMath>
       </m:oMathPara>
-      <w:bookmarkEnd w:id="238"/>
+      <w:bookmarkEnd w:id="240"/>
     </w:p>
-    <w:bookmarkEnd w:id="239"/>
-    <w:bookmarkStart w:id="240" w:name="rem-source-cv-se"/>
+    <w:bookmarkEnd w:id="241"/>
+    <w:bookmarkStart w:id="242" w:name="rem-source-cv-se"/>
     <w:p>
       <w:pPr>
         <w:pStyle w:val="FirstParagraph"/>
@@ -63319,8 +63447,8 @@
         <w:t xml:space="preserve">, who call the result a standard error.</w:t>
       </w:r>
     </w:p>
-    <w:bookmarkEnd w:id="240"/>
-    <w:bookmarkStart w:id="242" w:name="rem-cv-se"/>
+    <w:bookmarkEnd w:id="242"/>
+    <w:bookmarkStart w:id="244" w:name="rem-cv-se"/>
     <w:p>
       <w:pPr>
         <w:pStyle w:val="BodyText"/>
@@ -63543,7 +63671,7 @@
       <w:r>
         <w:t xml:space="preserve"> </w:t>
       </w:r>
-      <w:hyperlink r:id="rId241">
+      <w:hyperlink r:id="rId243">
         <w:r>
           <w:rPr>
             <w:rStyle w:val="Hyperlink"/>
@@ -63607,8 +63735,8 @@
         <w:t xml:space="preserve">.</w:t>
       </w:r>
     </w:p>
-    <w:bookmarkEnd w:id="242"/>
-    <w:bookmarkStart w:id="244" w:name="def-fold-mse-indexed"/>
+    <w:bookmarkEnd w:id="244"/>
+    <w:bookmarkStart w:id="246" w:name="def-fold-mse-indexed"/>
     <w:p>
       <w:pPr>
         <w:pStyle w:val="BodyText"/>
@@ -63786,7 +63914,7 @@
       <w:pPr>
         <w:pStyle w:val="BodyText"/>
       </w:pPr>
-      <w:bookmarkStart w:id="243" w:name="eq-fold-mse-indexed"/>
+      <w:bookmarkStart w:id="245" w:name="eq-fold-mse-indexed"/>
       <m:oMathPara>
         <m:oMathParaPr>
           <m:jc m:val="center"/>
@@ -64173,10 +64301,10 @@
           </m:r>
         </m:oMath>
       </m:oMathPara>
-      <w:bookmarkEnd w:id="243"/>
+      <w:bookmarkEnd w:id="245"/>
     </w:p>
-    <w:bookmarkEnd w:id="244"/>
-    <w:bookmarkStart w:id="246" w:name="def-cv-se-indexed"/>
+    <w:bookmarkEnd w:id="246"/>
+    <w:bookmarkStart w:id="248" w:name="def-cv-se-indexed"/>
     <w:p>
       <w:pPr>
         <w:pStyle w:val="FirstParagraph"/>
@@ -64382,7 +64510,7 @@
       <w:pPr>
         <w:pStyle w:val="BodyText"/>
       </w:pPr>
-      <w:bookmarkStart w:id="245" w:name="eq-cv-se-indexed"/>
+      <w:bookmarkStart w:id="247" w:name="eq-cv-se-indexed"/>
       <m:oMathPara>
         <m:oMathParaPr>
           <m:jc m:val="center"/>
@@ -64680,10 +64808,10 @@
           </m:r>
         </m:oMath>
       </m:oMathPara>
-      <w:bookmarkEnd w:id="245"/>
+      <w:bookmarkEnd w:id="247"/>
     </w:p>
-    <w:bookmarkEnd w:id="246"/>
-    <w:bookmarkStart w:id="248" w:name="def-one-se-rule"/>
+    <w:bookmarkEnd w:id="248"/>
+    <w:bookmarkStart w:id="250" w:name="def-one-se-rule"/>
     <w:p>
       <w:pPr>
         <w:pStyle w:val="FirstParagraph"/>
@@ -64941,7 +65069,7 @@
       <w:pPr>
         <w:pStyle w:val="BodyText"/>
       </w:pPr>
-      <w:bookmarkStart w:id="247" w:name="eq-one-se-rule"/>
+      <w:bookmarkStart w:id="249" w:name="eq-one-se-rule"/>
       <m:oMathPara>
         <m:oMathParaPr>
           <m:jc m:val="center"/>
@@ -65275,7 +65403,7 @@
           </m:r>
         </m:oMath>
       </m:oMathPara>
-      <w:bookmarkEnd w:id="247"/>
+      <w:bookmarkEnd w:id="249"/>
     </w:p>
     <w:p>
       <w:pPr>
@@ -65294,8 +65422,8 @@
         <w:t xml:space="preserve">.</w:t>
       </w:r>
     </w:p>
-    <w:bookmarkEnd w:id="248"/>
-    <w:bookmarkStart w:id="253" w:name="exm-one-se-rule"/>
+    <w:bookmarkEnd w:id="250"/>
+    <w:bookmarkStart w:id="255" w:name="exm-one-se-rule"/>
     <w:p>
       <w:pPr>
         <w:pStyle w:val="BodyText"/>
@@ -66367,7 +66495,7 @@
       <w:tr>
         <w:tc>
           <w:tcPr/>
-          <w:bookmarkStart w:id="252" w:name="fig-one-se-rule"/>
+          <w:bookmarkStart w:id="254" w:name="fig-one-se-rule"/>
           <w:p>
             <w:pPr>
               <w:pStyle w:val="SourceCode"/>
@@ -66980,18 +67108,18 @@
                 <wp:inline>
                   <wp:extent cx="4620126" cy="3696101"/>
                   <wp:effectExtent b="0" l="0" r="0" t="0"/>
-                  <wp:docPr descr="" title="" id="250" name="Picture"/>
+                  <wp:docPr descr="" title="" id="252" name="Picture"/>
                   <a:graphic>
                     <a:graphicData uri="http://schemas.openxmlformats.org/drawingml/2006/picture">
                       <pic:pic>
                         <pic:nvPicPr>
-                          <pic:cNvPr descr="model-validation_files/figure-docx/one-se-rule-plot-1.png" id="251" name="Picture"/>
+                          <pic:cNvPr descr="model-validation_files/figure-docx/one-se-rule-plot-1.png" id="253" name="Picture"/>
                           <pic:cNvPicPr>
                             <a:picLocks noChangeArrowheads="1" noChangeAspect="1"/>
                           </pic:cNvPicPr>
                         </pic:nvPicPr>
                         <pic:blipFill>
-                          <a:blip r:embed="rId249"/>
+                          <a:blip r:embed="rId251"/>
                           <a:stretch>
                             <a:fillRect/>
                           </a:stretch>
@@ -67071,7 +67199,7 @@
               <w:t xml:space="preserve">The dashed line is one fold-based standard error above the smallest estimate.</w:t>
             </w:r>
           </w:p>
-          <w:bookmarkEnd w:id="252"/>
+          <w:bookmarkEnd w:id="254"/>
         </w:tc>
       </w:tr>
     </w:tbl>
@@ -67160,9 +67288,9 @@
         <w:t xml:space="preserve">and 0.315 for degree 3.</w:t>
       </w:r>
     </w:p>
-    <w:bookmarkEnd w:id="253"/>
-    <w:bookmarkEnd w:id="254"/>
-    <w:bookmarkStart w:id="261" w:name="sec-cv-whole-procedure"/>
+    <w:bookmarkEnd w:id="255"/>
+    <w:bookmarkEnd w:id="256"/>
+    <w:bookmarkStart w:id="263" w:name="sec-cv-whole-procedure"/>
     <w:p>
       <w:pPr>
         <w:pStyle w:val="Heading2"/>
@@ -67171,7 +67299,7 @@
         <w:t xml:space="preserve">9 Cross-validating the whole procedure</w:t>
       </w:r>
     </w:p>
-    <w:bookmarkStart w:id="257" w:name="exr-cv-screening"/>
+    <w:bookmarkStart w:id="259" w:name="exr-cv-screening"/>
     <w:p>
       <w:pPr>
         <w:pStyle w:val="FirstParagraph"/>
@@ -67471,18 +67599,18 @@
                 <wp:inline>
                   <wp:extent cx="152400" cy="152400"/>
                   <wp:effectExtent b="0" l="0" r="0" t="0"/>
-                  <wp:docPr descr="" title="" id="255" name="Picture"/>
+                  <wp:docPr descr="" title="" id="257" name="Picture"/>
                   <a:graphic>
                     <a:graphicData uri="http://schemas.openxmlformats.org/drawingml/2006/picture">
                       <pic:pic>
                         <pic:nvPicPr>
-                          <pic:cNvPr descr="/opt/quarto/share/formats/docx/note.png" id="256" name="Picture"/>
+                          <pic:cNvPr descr="/opt/quarto/share/formats/docx/note.png" id="258" name="Picture"/>
                           <pic:cNvPicPr>
                             <a:picLocks noChangeArrowheads="1" noChangeAspect="1"/>
                           </pic:cNvPicPr>
                         </pic:nvPicPr>
                         <pic:blipFill>
-                          <a:blip r:embed="rId157"/>
+                          <a:blip r:embed="rId159"/>
                           <a:stretch>
                             <a:fillRect/>
                           </a:stretch>
@@ -67564,8 +67692,8 @@
         </w:tc>
       </w:tr>
     </w:tbl>
-    <w:bookmarkEnd w:id="257"/>
-    <w:bookmarkStart w:id="258" w:name="sol-cv-screening"/>
+    <w:bookmarkEnd w:id="259"/>
+    <w:bookmarkStart w:id="260" w:name="sol-cv-screening"/>
     <w:p>
       <w:pPr>
         <w:pStyle w:val="BodyText"/>
@@ -69493,8 +69621,8 @@
         <w:t xml:space="preserve">needs fails.</w:t>
       </w:r>
     </w:p>
-    <w:bookmarkEnd w:id="258"/>
-    <w:bookmarkStart w:id="260" w:name="rem-cv-every-step"/>
+    <w:bookmarkEnd w:id="260"/>
+    <w:bookmarkStart w:id="262" w:name="rem-cv-every-step"/>
     <w:p>
       <w:pPr>
         <w:pStyle w:val="BodyText"/>
@@ -69650,7 +69778,7 @@
       <w:r>
         <w:t xml:space="preserve"> </w:t>
       </w:r>
-      <w:hyperlink r:id="rId259">
+      <w:hyperlink r:id="rId261">
         <w:r>
           <w:rPr>
             <w:rStyle w:val="Hyperlink"/>
@@ -69674,9 +69802,9 @@
         <w:t xml:space="preserve">when they are computed without the outcome.</w:t>
       </w:r>
     </w:p>
-    <w:bookmarkEnd w:id="260"/>
-    <w:bookmarkEnd w:id="261"/>
-    <w:bookmarkStart w:id="262" w:name="further-reading"/>
+    <w:bookmarkEnd w:id="262"/>
+    <w:bookmarkEnd w:id="263"/>
+    <w:bookmarkStart w:id="264" w:name="further-reading"/>
     <w:p>
       <w:pPr>
         <w:pStyle w:val="Heading2"/>
@@ -69705,8 +69833,8 @@
         <w:t xml:space="preserve">including the covariance and correlation matrices that cross-products produce.</w:t>
       </w:r>
     </w:p>
-    <w:bookmarkEnd w:id="262"/>
-    <w:bookmarkStart w:id="270" w:name="references"/>
+    <w:bookmarkEnd w:id="264"/>
+    <w:bookmarkStart w:id="272" w:name="references"/>
     <w:p>
       <w:pPr>
         <w:pStyle w:val="Heading2"/>
@@ -69715,8 +69843,8 @@
         <w:t xml:space="preserve">References</w:t>
       </w:r>
     </w:p>
-    <w:bookmarkStart w:id="269" w:name="refs"/>
-    <w:bookmarkStart w:id="264" w:name="ref-hastie2009elements"/>
+    <w:bookmarkStart w:id="271" w:name="refs"/>
+    <w:bookmarkStart w:id="266" w:name="ref-hastie2009elements"/>
     <w:p>
       <w:pPr>
         <w:pStyle w:val="Bibliography"/>
@@ -69740,7 +69868,7 @@
       <w:r>
         <w:t xml:space="preserve"> </w:t>
       </w:r>
-      <w:hyperlink r:id="rId263">
+      <w:hyperlink r:id="rId265">
         <w:r>
           <w:rPr>
             <w:rStyle w:val="Hyperlink"/>
@@ -69752,8 +69880,8 @@
         <w:t xml:space="preserve">.</w:t>
       </w:r>
     </w:p>
-    <w:bookmarkEnd w:id="264"/>
-    <w:bookmarkStart w:id="266" w:name="ref-james2021islr2e"/>
+    <w:bookmarkEnd w:id="266"/>
+    <w:bookmarkStart w:id="268" w:name="ref-james2021islr2e"/>
     <w:p>
       <w:pPr>
         <w:pStyle w:val="Bibliography"/>
@@ -69791,7 +69919,7 @@
       <w:r>
         <w:t xml:space="preserve"> </w:t>
       </w:r>
-      <w:hyperlink r:id="rId265">
+      <w:hyperlink r:id="rId267">
         <w:r>
           <w:rPr>
             <w:rStyle w:val="Hyperlink"/>
@@ -69803,8 +69931,8 @@
         <w:t xml:space="preserve">.</w:t>
       </w:r>
     </w:p>
-    <w:bookmarkEnd w:id="266"/>
-    <w:bookmarkStart w:id="268" w:name="ref-sanchez2020matrix4sl"/>
+    <w:bookmarkEnd w:id="268"/>
+    <w:bookmarkStart w:id="270" w:name="ref-sanchez2020matrix4sl"/>
     <w:p>
       <w:pPr>
         <w:pStyle w:val="Bibliography"/>
@@ -69842,7 +69970,7 @@
       <w:r>
         <w:t xml:space="preserve"> </w:t>
       </w:r>
-      <w:hyperlink r:id="rId267">
+      <w:hyperlink r:id="rId269">
         <w:r>
           <w:rPr>
             <w:rStyle w:val="Hyperlink"/>
@@ -69854,9 +69982,9 @@
         <w:t xml:space="preserve">.</w:t>
       </w:r>
     </w:p>
-    <w:bookmarkEnd w:id="268"/>
-    <w:bookmarkEnd w:id="269"/>
     <w:bookmarkEnd w:id="270"/>
+    <w:bookmarkEnd w:id="271"/>
+    <w:bookmarkEnd w:id="272"/>
     <w:sectPr>
       <w:footnotePr>
         <w:numRestart w:val="eachSect"/>

--- a/model-validation-handout.docx
+++ b/model-validation-handout.docx
@@ -15,7 +15,7 @@
         <w:pStyle w:val="Date"/>
       </w:pPr>
       <w:r>
-        <w:t xml:space="preserve">Last modified: 2026-10-16 04:59:09 (PDT)</w:t>
+        <w:t xml:space="preserve">Last modified: 2026-10-16 05:11:27 (PDT)</w:t>
       </w:r>
     </w:p>
     <w:bookmarkStart w:id="17" w:name="sec-data-sets"/>

--- a/model-validation-handout.docx
+++ b/model-validation-handout.docx
@@ -15,7 +15,7 @@
         <w:pStyle w:val="Date"/>
       </w:pPr>
       <w:r>
-        <w:t xml:space="preserve">Last modified: 2026-10-16 05:11:27 (PDT)</w:t>
+        <w:t xml:space="preserve">Last modified: 2026-10-16 05:21:29 (PDT)</w:t>
       </w:r>
     </w:p>
     <w:bookmarkStart w:id="17" w:name="sec-data-sets"/>

--- a/model-validation-handout.docx
+++ b/model-validation-handout.docx
@@ -15,7 +15,7 @@
         <w:pStyle w:val="Date"/>
       </w:pPr>
       <w:r>
-        <w:t xml:space="preserve">Last modified: 2026-10-16 05:21:29 (PDT)</w:t>
+        <w:t xml:space="preserve">Last modified: 2026-10-16 05:36:08 (PDT)</w:t>
       </w:r>
     </w:p>
     <w:bookmarkStart w:id="17" w:name="sec-data-sets"/>
@@ -4403,7 +4403,7 @@
         <w:t xml:space="preserve"> </w:t>
       </w:r>
       <w:r>
-        <w:t xml:space="preserve">and each average loss below is a mean squared error.</w:t>
+        <w:t xml:space="preserve">and each average loss below is a sample mean squared error.</w:t>
       </w:r>
     </w:p>
     <w:bookmarkEnd w:id="36"/>
@@ -5307,13 +5307,32 @@
           <w:b/>
           <w:bCs/>
         </w:rPr>
+        <w:t xml:space="preserve">sample root mean squared error (sRMSE)</w:t>
+      </w:r>
+      <w:r>
+        <w:t xml:space="preserve"> </w:t>
+      </w:r>
+      <w:r>
+        <w:t xml:space="preserve">of predictions,</w:t>
+      </w:r>
+      <w:r>
+        <w:t xml:space="preserve"> </w:t>
+      </w:r>
+      <w:r>
+        <w:t xml:space="preserve">also called their</w:t>
+      </w:r>
+      <w:r>
+        <w:t xml:space="preserve"> </w:t>
+      </w:r>
+      <w:r>
+        <w:rPr>
+          <w:b/>
+          <w:bCs/>
+        </w:rPr>
         <w:t xml:space="preserve">root mean squared error</w:t>
       </w:r>
       <w:r>
-        <w:t xml:space="preserve"> </w:t>
-      </w:r>
-      <w:r>
-        <w:t xml:space="preserve">(RMSE) of predictions</w:t>
+        <w:t xml:space="preserve">,</w:t>
       </w:r>
       <w:r>
         <w:t xml:space="preserve"> </w:t>
@@ -5443,7 +5462,7 @@
           <w:rPr>
             <w:rStyle w:val="Hyperlink"/>
           </w:rPr>
-          <w:t xml:space="preserve">mean squared error</w:t>
+          <w:t xml:space="preserve">sMSE</w:t>
         </w:r>
       </w:hyperlink>
       <w:r>
@@ -5686,7 +5705,7 @@
         <w:t xml:space="preserve"> </w:t>
       </w:r>
       <w:r>
-        <w:t xml:space="preserve">is its mean</w:t>
+        <w:t xml:space="preserve">is its sample mean</w:t>
       </w:r>
       <w:r>
         <w:t xml:space="preserve"> </w:t>
@@ -6057,7 +6076,7 @@
           <w:rPr>
             <w:rStyle w:val="Hyperlink"/>
           </w:rPr>
-          <w:t xml:space="preserve">RMSE</w:t>
+          <w:t xml:space="preserve">sRMSE</w:t>
         </w:r>
       </w:hyperlink>
       <w:r>
@@ -6108,7 +6127,7 @@
         </w:numPr>
       </w:pPr>
       <w:r>
-        <w:t xml:space="preserve">Which degree has the smallest training RMSE?</w:t>
+        <w:t xml:space="preserve">Which degree has the smallest training sRMSE?</w:t>
       </w:r>
     </w:p>
     <w:p>
@@ -6120,7 +6139,7 @@
         </w:numPr>
       </w:pPr>
       <w:r>
-        <w:t xml:space="preserve">Which degree has the smallest RMSE on the 12 held-out rows?</w:t>
+        <w:t xml:space="preserve">Which degree has the smallest sRMSE on the 12 held-out rows?</w:t>
       </w:r>
     </w:p>
     <w:p>
@@ -7286,7 +7305,7 @@
         </w:numPr>
       </w:pPr>
       <w:r>
-        <w:t xml:space="preserve">The smallest training RMSE is at degree 4.</w:t>
+        <w:t xml:space="preserve">The smallest training sRMSE is at degree 4.</w:t>
       </w:r>
       <w:r>
         <w:t xml:space="preserve"> </w:t>
@@ -7298,7 +7317,7 @@
         <w:t xml:space="preserve"> </w:t>
       </w:r>
       <w:r>
-        <w:t xml:space="preserve">so its training RMSE cannot increase as the degree grows.</w:t>
+        <w:t xml:space="preserve">so its training sRMSE cannot increase as the degree grows.</w:t>
       </w:r>
     </w:p>
     <w:p>
@@ -7309,7 +7328,7 @@
         </w:numPr>
       </w:pPr>
       <w:r>
-        <w:t xml:space="preserve">The smallest held-out RMSE is at degree 2.</w:t>
+        <w:t xml:space="preserve">The smallest held-out sRMSE is at degree 2.</w:t>
       </w:r>
     </w:p>
     <w:p>
@@ -7326,13 +7345,13 @@
         <w:t xml:space="preserve"> </w:t>
       </w:r>
       <w:r>
-        <w:t xml:space="preserve">Going from degree 2 to degree 3 or 4 lowers the training RMSE a little</w:t>
-      </w:r>
-      <w:r>
-        <w:t xml:space="preserve"> </w:t>
-      </w:r>
-      <w:r>
-        <w:t xml:space="preserve">but leaves the held-out RMSE essentially unchanged</w:t>
+        <w:t xml:space="preserve">Going from degree 2 to degree 3 or 4 lowers the training sRMSE a little</w:t>
+      </w:r>
+      <w:r>
+        <w:t xml:space="preserve"> </w:t>
+      </w:r>
+      <w:r>
+        <w:t xml:space="preserve">but leaves the held-out sRMSE essentially unchanged</w:t>
       </w:r>
       <w:r>
         <w:t xml:space="preserve"> </w:t>
@@ -7362,7 +7381,7 @@
         <w:t xml:space="preserve"> </w:t>
       </w:r>
       <w:r>
-        <w:t xml:space="preserve">there the held-out RMSE also falls.</w:t>
+        <w:t xml:space="preserve">there the held-out sRMSE also falls.</w:t>
       </w:r>
     </w:p>
     <w:bookmarkEnd w:id="51"/>
@@ -7896,7 +7915,7 @@
         </w:numPr>
       </w:pPr>
       <w:r>
-        <w:t xml:space="preserve">The training RMSE of</w:t>
+        <w:t xml:space="preserve">The training sRMSE of</w:t>
       </w:r>
       <w:r>
         <w:t xml:space="preserve"> </w:t>
@@ -10469,7 +10488,7 @@
         <w:t xml:space="preserve">Remark 10</w:t>
       </w:r>
       <w:r>
-        <w:t xml:space="preserve"> (The expected prediction error is a mean squared error). </w:t>
+        <w:t xml:space="preserve"> (The expected prediction error is a population mean squared error). </w:t>
       </w:r>
       <w:r>
         <w:t xml:space="preserve">The expected prediction error is the</w:t>
@@ -10482,7 +10501,7 @@
           <w:rPr>
             <w:rStyle w:val="Hyperlink"/>
           </w:rPr>
-          <w:t xml:space="preserve">mean squared error of predictions</w:t>
+          <w:t xml:space="preserve">sMSE of predictions</w:t>
         </w:r>
       </w:hyperlink>
       <w:r>
@@ -10501,7 +10520,7 @@
         <w:t xml:space="preserve"> </w:t>
       </w:r>
       <w:r>
-        <w:t xml:space="preserve">the mean squared error of the prediction</w:t>
+        <w:t xml:space="preserve">the pMSE of the prediction</w:t>
       </w:r>
       <w:r>
         <w:t xml:space="preserve"> </w:t>
@@ -10699,7 +10718,7 @@
           <w:rPr>
             <w:rStyle w:val="Hyperlink"/>
           </w:rPr>
-          <w:t xml:space="preserve">mean squared error of an estimator</w:t>
+          <w:t xml:space="preserve">pMSE of an estimator</w:t>
         </w:r>
       </w:hyperlink>
       <w:r>
@@ -10720,7 +10739,7 @@
         <w:t xml:space="preserve"> </w:t>
       </w:r>
       <w:r>
-        <w:t xml:space="preserve">shows that it exceeds the mean squared error</w:t>
+        <w:t xml:space="preserve">shows that it exceeds the pMSE</w:t>
       </w:r>
       <w:r>
         <w:t xml:space="preserve"> </w:t>
@@ -23337,7 +23356,7 @@
         </w:r>
       </w:hyperlink>
       <w:r>
-        <w:t xml:space="preserve">, the expected squared prediction error is the noise variance plus the mean squared error of the prediction, used as an</w:t>
+        <w:t xml:space="preserve">, the expected squared prediction error is the noise variance plus the pMSE of the prediction, used as an</w:t>
       </w:r>
       <w:r>
         <w:t xml:space="preserve"> </w:t>
@@ -23400,7 +23419,7 @@
         </w:r>
       </w:hyperlink>
       <w:r>
-        <w:t xml:space="preserve">, that mean squared error is the squared bias plus the variance.</w:t>
+        <w:t xml:space="preserve">, that pMSE is the squared bias plus the variance.</w:t>
       </w:r>
       <w:r>
         <w:t xml:space="preserve"> </w:t>
@@ -27465,7 +27484,7 @@
         <w:t xml:space="preserve"> </w:t>
       </w:r>
       <w:r>
-        <w:t xml:space="preserve">the expected mean loss of the held-out predictions,</w:t>
+        <w:t xml:space="preserve">the expected sample mean loss of the held-out predictions,</w:t>
       </w:r>
       <w:r>
         <w:t xml:space="preserve"> </w:t>
@@ -28948,7 +28967,7 @@
           <w:b/>
           <w:bCs/>
         </w:rPr>
-        <w:t xml:space="preserve">Theorem 3 (The held-out mean loss estimates the generalization error)</w:t>
+        <w:t xml:space="preserve">Theorem 3 (The held-out sample mean loss estimates the generalization error)</w:t>
       </w:r>
       <w:r>
         <w:t xml:space="preserve"> </w:t>
@@ -29443,7 +29462,7 @@
         <w:t xml:space="preserve"> </w:t>
       </w:r>
       <w:r>
-        <w:t xml:space="preserve">the expected mean loss of the held-out predictions</w:t>
+        <w:t xml:space="preserve">the expected sample mean loss of the held-out predictions</w:t>
       </w:r>
       <w:r>
         <w:t xml:space="preserve"> </w:t>
@@ -29980,13 +29999,13 @@
         <w:t xml:space="preserve"> </w:t>
       </w:r>
       <w:r>
-        <w:t xml:space="preserve">training RMSE keeps falling as the degree grows,</w:t>
-      </w:r>
-      <w:r>
-        <w:t xml:space="preserve"> </w:t>
-      </w:r>
-      <w:r>
-        <w:t xml:space="preserve">while held-out RMSE does not.</w:t>
+        <w:t xml:space="preserve">training sRMSE keeps falling as the degree grows,</w:t>
+      </w:r>
+      <w:r>
+        <w:t xml:space="preserve"> </w:t>
+      </w:r>
+      <w:r>
+        <w:t xml:space="preserve">while held-out sRMSE does not.</w:t>
       </w:r>
     </w:p>
     <w:bookmarkEnd w:id="110"/>
@@ -32117,13 +32136,13 @@
               <w:pStyle w:val="ImageCaption"/>
             </w:pPr>
             <w:r>
-              <w:t xml:space="preserve">Figure 1: Training RMSE and estimated generalization error</w:t>
+              <w:t xml:space="preserve">Figure 1: Training sRMSE and estimated generalization error</w:t>
             </w:r>
             <w:r>
               <w:t xml:space="preserve"> </w:t>
             </w:r>
             <w:r>
-              <w:t xml:space="preserve">(RMSE on</w:t>
+              <w:t xml:space="preserve">(sRMSE on</w:t>
             </w:r>
             <w:r>
               <w:t xml:space="preserve"> </w:t>
@@ -32643,7 +32662,7 @@
         <w:t xml:space="preserve"> </w:t>
       </w:r>
       <w:r>
-        <w:t xml:space="preserve">No prediction rule can have generalization RMSE below</w:t>
+        <w:t xml:space="preserve">No prediction rule can have generalization pRMSE below</w:t>
       </w:r>
       <w:r>
         <w:t xml:space="preserve"> </w:t>
@@ -32669,7 +32688,7 @@
         <w:t xml:space="preserve"> </w:t>
       </w:r>
       <w:r>
-        <w:t xml:space="preserve">Yet the training RMSE falls below</w:t>
+        <w:t xml:space="preserve">Yet the training sRMSE falls below</w:t>
       </w:r>
       <w:r>
         <w:t xml:space="preserve"> </w:t>
@@ -34599,7 +34618,7 @@
         <w:t xml:space="preserve"> </w:t>
       </w:r>
       <w:r>
-        <w:t xml:space="preserve">is its mean</w:t>
+        <w:t xml:space="preserve">is its sample mean</w:t>
       </w:r>
       <w:r>
         <w:t xml:space="preserve"> </w:t>
@@ -35693,7 +35712,7 @@
         <w:t xml:space="preserve"> </w:t>
       </w:r>
       <w:r>
-        <w:t xml:space="preserve">is its mean</w:t>
+        <w:t xml:space="preserve">is its sample mean</w:t>
       </w:r>
       <w:r>
         <w:t xml:space="preserve"> </w:t>
@@ -36399,13 +36418,13 @@
         <w:t xml:space="preserve"> </w:t>
       </w:r>
       <w:r>
-        <w:t xml:space="preserve">Under squared-error loss, they are mean squared errors;</w:t>
-      </w:r>
-      <w:r>
-        <w:t xml:space="preserve"> </w:t>
-      </w:r>
-      <w:r>
-        <w:t xml:space="preserve">under absolute-error loss, they are mean absolute errors.</w:t>
+        <w:t xml:space="preserve">Under squared-error loss, they are sample mean squared errors;</w:t>
+      </w:r>
+      <w:r>
+        <w:t xml:space="preserve"> </w:t>
+      </w:r>
+      <w:r>
+        <w:t xml:space="preserve">under absolute-error loss, they are sample mean absolute errors.</w:t>
       </w:r>
     </w:p>
     <w:bookmarkEnd w:id="139"/>
@@ -36612,7 +36631,7 @@
         <w:t xml:space="preserve"> </w:t>
       </w:r>
       <w:r>
-        <w:t xml:space="preserve">then reports the chosen model’s test RMSE</w:t>
+        <w:t xml:space="preserve">then reports the chosen model’s test sRMSE</w:t>
       </w:r>
       <w:r>
         <w:t xml:space="preserve"> </w:t>
@@ -41608,7 +41627,7 @@
               <w:pStyle w:val="ImageCaption"/>
             </w:pPr>
             <w:r>
-              <w:t xml:space="preserve">Table 2: Training and validation RMSE for candidate models</w:t>
+              <w:t xml:space="preserve">Table 2: Training and validation sRMSE for candidate models</w:t>
             </w:r>
           </w:p>
           <w:p>
@@ -41707,7 +41726,7 @@
         <w:t xml:space="preserve"> </w:t>
       </w:r>
       <w:r>
-        <w:t xml:space="preserve">because it has the lowest validation RMSE of the four.</w:t>
+        <w:t xml:space="preserve">because it has the lowest validation sRMSE of the four.</w:t>
       </w:r>
       <w:r>
         <w:t xml:space="preserve"> </w:t>
@@ -41766,7 +41785,7 @@
               <w:pStyle w:val="ImageCaption"/>
             </w:pPr>
             <w:r>
-              <w:t xml:space="preserve">Table 3: Validation and test RMSE</w:t>
+              <w:t xml:space="preserve">Table 3: Validation and test sRMSE</w:t>
             </w:r>
             <w:r>
               <w:t xml:space="preserve"> </w:t>
@@ -44189,7 +44208,7 @@
           <w:rPr>
             <w:rStyle w:val="Hyperlink"/>
           </w:rPr>
-          <w:t xml:space="preserve">mean squared error</w:t>
+          <w:t xml:space="preserve">sMSE</w:t>
         </w:r>
       </w:hyperlink>
       <w:r>
@@ -46496,7 +46515,7 @@
           <w:rPr>
             <w:rStyle w:val="Hyperlink"/>
           </w:rPr>
-          <w:t xml:space="preserve">mean squared error</w:t>
+          <w:t xml:space="preserve">sMSE</w:t>
         </w:r>
       </w:hyperlink>
       <w:r>
@@ -47489,7 +47508,7 @@
           <w:rPr>
             <w:rStyle w:val="Hyperlink"/>
           </w:rPr>
-          <w:t xml:space="preserve">fold mean squared errors</w:t>
+          <w:t xml:space="preserve">fold sMSEs</w:t>
         </w:r>
       </w:hyperlink>
       <w:r>
@@ -48870,7 +48889,7 @@
         <w:t xml:space="preserve"> </w:t>
       </w:r>
       <w:r>
-        <w:t xml:space="preserve">so that it is in the same unit as the training and generalization RMSE of</w:t>
+        <w:t xml:space="preserve">so that it is in the same unit as the training sRMSE and generalization pRMSE of</w:t>
       </w:r>
       <w:r>
         <w:t xml:space="preserve"> </w:t>
@@ -50761,7 +50780,7 @@
         <w:t xml:space="preserve"> </w:t>
       </w:r>
       <w:r>
-        <w:t xml:space="preserve">4.1 times the estimated generalization RMSE.</w:t>
+        <w:t xml:space="preserve">4.1 times the estimated generalization pRMSE.</w:t>
       </w:r>
     </w:p>
     <w:p>
@@ -51932,7 +51951,7 @@
         <w:t xml:space="preserve"> </w:t>
       </w:r>
       <w:r>
-        <w:t xml:space="preserve">have median generalization MSE</w:t>
+        <w:t xml:space="preserve">have median generalization pMSE</w:t>
       </w:r>
       <w:r>
         <w:t xml:space="preserve"> </w:t>
@@ -53031,7 +53050,7 @@
               <w:pStyle w:val="ImageCaption"/>
             </w:pPr>
             <w:r>
-              <w:t xml:space="preserve">Table 5: Degree with the smallest 4-fold cross-validated RMSE</w:t>
+              <w:t xml:space="preserve">Table 5: Degree with the smallest 4-fold cross-validated sRMSE</w:t>
             </w:r>
             <w:r>
               <w:t xml:space="preserve"> </w:t>
@@ -60406,7 +60425,7 @@
         <w:rPr>
           <w:rStyle w:val="CommentTok"/>
         </w:rPr>
-        <w:t xml:space="preserve">#&gt;    7.10543e-15    2.00000e+00</w:t>
+        <w:t xml:space="preserve">#&gt;    8.88178e-15    2.00000e+00</w:t>
       </w:r>
     </w:p>
     <w:p>
@@ -60414,7 +60433,7 @@
         <w:pStyle w:val="FirstParagraph"/>
       </w:pPr>
       <w:r>
-        <w:t xml:space="preserve">The two columns differ by at most 7.1e-15,</w:t>
+        <w:t xml:space="preserve">The two columns differ by at most 8.9e-15,</w:t>
       </w:r>
       <w:r>
         <w:t xml:space="preserve"> </w:t>
@@ -63211,7 +63230,7 @@
           <w:rPr>
             <w:rStyle w:val="Hyperlink"/>
           </w:rPr>
-          <w:t xml:space="preserve">fold mean squared errors</w:t>
+          <w:t xml:space="preserve">fold sMSEs</w:t>
         </w:r>
       </w:hyperlink>
       <w:r>
@@ -64488,7 +64507,7 @@
           <w:rPr>
             <w:rStyle w:val="Hyperlink"/>
           </w:rPr>
-          <w:t xml:space="preserve">fold mean squared errors of</w:t>
+          <w:t xml:space="preserve">fold sMSEs of</w:t>
         </w:r>
         <w:r>
           <w:rPr>
@@ -65465,7 +65484,7 @@
         <w:t xml:space="preserve"> </w:t>
       </w:r>
       <w:r>
-        <w:t xml:space="preserve">records the mean squared error in each fold,</w:t>
+        <w:t xml:space="preserve">records the sMSE in each fold,</w:t>
       </w:r>
       <w:r>
         <w:t xml:space="preserve"> </w:t>
@@ -67256,7 +67275,7 @@
         <w:t xml:space="preserve"> </w:t>
       </w:r>
       <w:r>
-        <w:t xml:space="preserve">the estimated generalization RMSE of</w:t>
+        <w:t xml:space="preserve">the estimated generalization pRMSE of</w:t>
       </w:r>
       <w:r>
         <w:t xml:space="preserve"> </w:t>

--- a/model-validation-handout.docx
+++ b/model-validation-handout.docx
@@ -15,7 +15,7 @@
         <w:pStyle w:val="Date"/>
       </w:pPr>
       <w:r>
-        <w:t xml:space="preserve">Last modified: 2026-10-16 05:36:08 (PDT)</w:t>
+        <w:t xml:space="preserve">Last modified: 2026-10-16 07:21:05 (PDT)</w:t>
       </w:r>
     </w:p>
     <w:bookmarkStart w:id="17" w:name="sec-data-sets"/>
@@ -5483,7 +5483,7 @@
             <m:rPr>
               <m:sty m:val="p"/>
             </m:rPr>
-            <m:t>RMSE</m:t>
+            <m:t>sRMSE</m:t>
           </m:r>
           <m:r>
             <m:t>​</m:t>
@@ -5540,7 +5540,7 @@
                 <m:rPr>
                   <m:sty m:val="p"/>
                 </m:rPr>
-                <m:t>MSE</m:t>
+                <m:t>sMSE</m:t>
               </m:r>
               <m:r>
                 <m:t>​</m:t>

--- a/model-validation-handout.docx
+++ b/model-validation-handout.docx
@@ -15,7 +15,7 @@
         <w:pStyle w:val="Date"/>
       </w:pPr>
       <w:r>
-        <w:t xml:space="preserve">Last modified: 2026-10-16 07:21:05 (PDT)</w:t>
+        <w:t xml:space="preserve">Last modified: 2026-10-16 10:06:09 (PDT)</w:t>
       </w:r>
     </w:p>
     <w:bookmarkStart w:id="17" w:name="sec-data-sets"/>

--- a/model-validation-handout.docx
+++ b/model-validation-handout.docx
@@ -15,7 +15,7 @@
         <w:pStyle w:val="Date"/>
       </w:pPr>
       <w:r>
-        <w:t xml:space="preserve">Last modified: 2026-10-16 10:06:09 (PDT)</w:t>
+        <w:t xml:space="preserve">Last modified: 2026-10-16 10:20:46 (PDT)</w:t>
       </w:r>
     </w:p>
     <w:bookmarkStart w:id="17" w:name="sec-data-sets"/>

--- a/model-validation-handout.docx
+++ b/model-validation-handout.docx
@@ -15,7 +15,7 @@
         <w:pStyle w:val="Date"/>
       </w:pPr>
       <w:r>
-        <w:t xml:space="preserve">Last modified: 2026-10-16 10:20:46 (PDT)</w:t>
+        <w:t xml:space="preserve">Last modified: 2026-10-16 11:26:47 (PDT)</w:t>
       </w:r>
     </w:p>
     <w:bookmarkStart w:id="17" w:name="sec-data-sets"/>
@@ -13562,7 +13562,7 @@
         <w:t xml:space="preserve"> </w:t>
       </w:r>
       <w:r>
-        <w:t xml:space="preserve">is the</w:t>
+        <w:t xml:space="preserve">is the expected</w:t>
       </w:r>
       <w:r>
         <w:t xml:space="preserve"> </w:t>
@@ -13572,73 +13572,20 @@
           <w:rPr>
             <w:rStyle w:val="Hyperlink"/>
           </w:rPr>
-          <w:t xml:space="preserve">bias</w:t>
+          <w:t xml:space="preserve">estimation error</w:t>
         </w:r>
       </w:hyperlink>
       <w:r>
         <w:t xml:space="preserve"> </w:t>
       </w:r>
       <w:r>
-        <w:t xml:space="preserve">of</w:t>
-      </w:r>
-      <w:r>
-        <w:t xml:space="preserve"> </w:t>
-      </w:r>
-      <m:oMath>
-        <m:r>
-          <m:t>g</m:t>
-        </m:r>
-        <m:r>
-          <m:t>​</m:t>
-        </m:r>
-        <m:d>
-          <m:dPr>
-            <m:begChr m:val="("/>
-            <m:sepChr m:val=""/>
-            <m:endChr m:val=")"/>
-            <m:grow/>
-          </m:dPr>
-          <m:e>
-            <m:r>
-              <m:t>x</m:t>
-            </m:r>
-            <m:r>
-              <m:rPr>
-                <m:sty m:val="p"/>
-              </m:rPr>
-              <m:t>;</m:t>
-            </m:r>
-            <m:sSub>
-              <m:e>
-                <m:r>
-                  <m:rPr>
-                    <m:scr m:val="script"/>
-                    <m:sty m:val="p"/>
-                  </m:rPr>
-                  <m:t>D</m:t>
-                </m:r>
-              </m:e>
-              <m:sub>
-                <m:r>
-                  <m:rPr>
-                    <m:nor/>
-                    <m:sty m:val="p"/>
-                  </m:rPr>
-                  <m:t>train</m:t>
-                </m:r>
-              </m:sub>
-            </m:sSub>
-          </m:e>
-        </m:d>
-        <m:r>
-          <m:t>​</m:t>
-        </m:r>
-      </m:oMath>
-      <w:r>
-        <w:t xml:space="preserve"> </w:t>
-      </w:r>
-      <w:r>
-        <w:t xml:space="preserve">used as an</w:t>
+        <w:t xml:space="preserve">of the prediction</w:t>
+      </w:r>
+      <w:r>
+        <w:t xml:space="preserve"> </w:t>
+      </w:r>
+      <w:r>
+        <w:t xml:space="preserve">as an</w:t>
       </w:r>
       <w:r>
         <w:t xml:space="preserve"> </w:t>
@@ -13811,390 +13758,7 @@
             </m:dPr>
             <m:e>
               <m:r>
-                <m:t>g</m:t>
-              </m:r>
-              <m:r>
-                <m:t>​</m:t>
-              </m:r>
-              <m:d>
-                <m:dPr>
-                  <m:begChr m:val="("/>
-                  <m:sepChr m:val=""/>
-                  <m:endChr m:val=")"/>
-                  <m:grow/>
-                </m:dPr>
-                <m:e>
-                  <m:r>
-                    <m:t>x</m:t>
-                  </m:r>
-                  <m:r>
-                    <m:rPr>
-                      <m:sty m:val="p"/>
-                    </m:rPr>
-                    <m:t>;</m:t>
-                  </m:r>
-                  <m:sSub>
-                    <m:e>
-                      <m:r>
-                        <m:rPr>
-                          <m:scr m:val="script"/>
-                          <m:sty m:val="p"/>
-                        </m:rPr>
-                        <m:t>D</m:t>
-                      </m:r>
-                    </m:e>
-                    <m:sub>
-                      <m:r>
-                        <m:rPr>
-                          <m:nor/>
-                          <m:sty m:val="p"/>
-                        </m:rPr>
-                        <m:t>train</m:t>
-                      </m:r>
-                    </m:sub>
-                  </m:sSub>
-                </m:e>
-              </m:d>
-              <m:r>
-                <m:t>​</m:t>
-              </m:r>
-            </m:e>
-          </m:d>
-          <m:r>
-            <m:t>​</m:t>
-          </m:r>
-          <m:r>
-            <m:rPr>
-              <m:sty m:val="p"/>
-            </m:rPr>
-            <m:t>−</m:t>
-          </m:r>
-          <m:r>
-            <m:t>μ</m:t>
-          </m:r>
-          <m:r>
-            <m:rPr>
-              <m:sty m:val="p"/>
-            </m:rPr>
-            <m:t>(</m:t>
-          </m:r>
-          <m:r>
-            <m:t>x</m:t>
-          </m:r>
-          <m:r>
-            <m:rPr>
-              <m:sty m:val="p"/>
-            </m:rPr>
-            <m:t>)</m:t>
-          </m:r>
-          <m:r>
-            <m:rPr>
-              <m:sty m:val="p"/>
-            </m:rPr>
-            <m:t>,</m:t>
-          </m:r>
-          <m:r>
-            <m:t>  </m:t>
-          </m:r>
-          <m:r>
-            <m:rPr>
-              <m:sty m:val="p"/>
-            </m:rPr>
-            <m:t>(</m:t>
-          </m:r>
-          <m:r>
-            <m:t>18</m:t>
-          </m:r>
-          <m:r>
-            <m:rPr>
-              <m:sty m:val="p"/>
-            </m:rPr>
-            <m:t>)</m:t>
-          </m:r>
-        </m:oMath>
-      </m:oMathPara>
-      <w:bookmarkEnd w:id="80"/>
-    </w:p>
-    <w:p>
-      <w:pPr>
-        <w:pStyle w:val="FirstParagraph"/>
-      </w:pPr>
-      <w:r>
-        <w:t xml:space="preserve">which is the</w:t>
-      </w:r>
-      <w:r>
-        <w:t xml:space="preserve"> </w:t>
-      </w:r>
-      <w:hyperlink w:anchor="def-average-fit">
-        <w:r>
-          <w:rPr>
-            <w:rStyle w:val="Hyperlink"/>
-          </w:rPr>
-          <w:t xml:space="preserve">average fit</w:t>
-        </w:r>
-      </w:hyperlink>
-      <w:r>
-        <w:t xml:space="preserve"> </w:t>
-      </w:r>
-      <m:oMath>
-        <m:acc>
-          <m:accPr>
-            <m:chr m:val="‾"/>
-          </m:accPr>
-          <m:e>
-            <m:r>
-              <m:t>h</m:t>
-            </m:r>
-          </m:e>
-        </m:acc>
-        <m:r>
-          <m:t>​</m:t>
-        </m:r>
-        <m:d>
-          <m:dPr>
-            <m:begChr m:val="("/>
-            <m:sepChr m:val=""/>
-            <m:endChr m:val=")"/>
-            <m:grow/>
-          </m:dPr>
-          <m:e>
-            <m:r>
-              <m:t>x</m:t>
-            </m:r>
-          </m:e>
-        </m:d>
-        <m:r>
-          <m:t>​</m:t>
-        </m:r>
-      </m:oMath>
-      <w:r>
-        <w:t xml:space="preserve"> </w:t>
-      </w:r>
-      <w:r>
-        <w:t xml:space="preserve">minus</w:t>
-      </w:r>
-      <w:r>
-        <w:t xml:space="preserve"> </w:t>
-      </w:r>
-      <m:oMath>
-        <m:r>
-          <m:t>μ</m:t>
-        </m:r>
-        <m:r>
-          <m:rPr>
-            <m:sty m:val="p"/>
-          </m:rPr>
-          <m:t>(</m:t>
-        </m:r>
-        <m:r>
-          <m:t>x</m:t>
-        </m:r>
-        <m:r>
-          <m:rPr>
-            <m:sty m:val="p"/>
-          </m:rPr>
-          <m:t>)</m:t>
-        </m:r>
-      </m:oMath>
-      <w:r>
-        <w:t xml:space="preserve">.</w:t>
-      </w:r>
-    </w:p>
-    <w:bookmarkEnd w:id="81"/>
-    <w:p>
-      <w:pPr>
-        <w:pStyle w:val="BodyText"/>
-      </w:pPr>
-      <w:r>
-        <w:rPr>
-          <w:i/>
-          <w:iCs/>
-        </w:rPr>
-        <w:t xml:space="preserve">Remark</w:t>
-      </w:r>
-      <w:r>
-        <w:t xml:space="preserve">. </w:t>
-      </w:r>
-      <w:r>
-        <w:t xml:space="preserve">In expected prediction error decompositions</w:t>
-      </w:r>
-      <w:r>
-        <w:t xml:space="preserve"> </w:t>
-      </w:r>
-      <w:r>
-        <w:t xml:space="preserve">(James et al. 2021, sec. 2.2.2)</w:t>
-      </w:r>
-      <w:r>
-        <w:t xml:space="preserve">,</w:t>
-      </w:r>
-      <w:r>
-        <w:t xml:space="preserve"> </w:t>
-      </w:r>
-      <w:r>
-        <w:t xml:space="preserve">the bias reflects the error introduced by approximating a real-world relationship by a model.</w:t>
-      </w:r>
-    </w:p>
-    <w:bookmarkStart w:id="82" w:name="exm-prediction-bias"/>
-    <w:p>
-      <w:pPr>
-        <w:pStyle w:val="BodyText"/>
-      </w:pPr>
-      <w:r>
-        <w:rPr>
-          <w:b/>
-          <w:bCs/>
-        </w:rPr>
-        <w:t xml:space="preserve">Example 5 (Computing the bias of a prediction)</w:t>
-      </w:r>
-      <w:r>
-        <w:t xml:space="preserve"> </w:t>
-      </w:r>
-      <w:r>
-        <w:t xml:space="preserve">Suppose</w:t>
-      </w:r>
-      <w:r>
-        <w:t xml:space="preserve"> </w:t>
-      </w:r>
-      <m:oMath>
-        <m:r>
-          <m:t>μ</m:t>
-        </m:r>
-        <m:r>
-          <m:rPr>
-            <m:sty m:val="p"/>
-          </m:rPr>
-          <m:t>(</m:t>
-        </m:r>
-        <m:r>
-          <m:t>x</m:t>
-        </m:r>
-        <m:r>
-          <m:rPr>
-            <m:sty m:val="p"/>
-          </m:rPr>
-          <m:t>)</m:t>
-        </m:r>
-        <m:r>
-          <m:rPr>
-            <m:sty m:val="p"/>
-          </m:rPr>
-          <m:t>=</m:t>
-        </m:r>
-        <m:r>
-          <m:t>10</m:t>
-        </m:r>
-      </m:oMath>
-      <w:r>
-        <w:t xml:space="preserve">,</w:t>
-      </w:r>
-      <w:r>
-        <w:t xml:space="preserve"> </w:t>
-      </w:r>
-      <w:r>
-        <w:t xml:space="preserve">and the predictions</w:t>
-      </w:r>
-      <w:r>
-        <w:t xml:space="preserve"> </w:t>
-      </w:r>
-      <m:oMath>
-        <m:r>
-          <m:t>g</m:t>
-        </m:r>
-        <m:r>
-          <m:t>​</m:t>
-        </m:r>
-        <m:d>
-          <m:dPr>
-            <m:begChr m:val="("/>
-            <m:sepChr m:val=""/>
-            <m:endChr m:val=")"/>
-            <m:grow/>
-          </m:dPr>
-          <m:e>
-            <m:r>
-              <m:t>x</m:t>
-            </m:r>
-            <m:r>
-              <m:rPr>
-                <m:sty m:val="p"/>
-              </m:rPr>
-              <m:t>;</m:t>
-            </m:r>
-            <m:sSub>
-              <m:e>
-                <m:r>
-                  <m:rPr>
-                    <m:scr m:val="script"/>
-                    <m:sty m:val="p"/>
-                  </m:rPr>
-                  <m:t>D</m:t>
-                </m:r>
-              </m:e>
-              <m:sub>
-                <m:r>
-                  <m:rPr>
-                    <m:nor/>
-                    <m:sty m:val="p"/>
-                  </m:rPr>
-                  <m:t>train</m:t>
-                </m:r>
-              </m:sub>
-            </m:sSub>
-          </m:e>
-        </m:d>
-        <m:r>
-          <m:t>​</m:t>
-        </m:r>
-      </m:oMath>
-      <w:r>
-        <w:t xml:space="preserve">,</w:t>
-      </w:r>
-      <w:r>
-        <w:t xml:space="preserve"> </w:t>
-      </w:r>
-      <w:r>
-        <w:t xml:space="preserve">over repeated training sets,</w:t>
-      </w:r>
-      <w:r>
-        <w:t xml:space="preserve"> </w:t>
-      </w:r>
-      <w:r>
-        <w:t xml:space="preserve">average</w:t>
-      </w:r>
-      <w:r>
-        <w:t xml:space="preserve"> </w:t>
-      </w:r>
-      <m:oMath>
-        <m:r>
-          <m:t>11</m:t>
-        </m:r>
-      </m:oMath>
-      <w:r>
-        <w:t xml:space="preserve">.</w:t>
-      </w:r>
-      <w:r>
-        <w:t xml:space="preserve"> </w:t>
-      </w:r>
-      <w:r>
-        <w:t xml:space="preserve">Then</w:t>
-      </w:r>
-    </w:p>
-    <w:p>
-      <w:pPr>
-        <w:pStyle w:val="BodyText"/>
-      </w:pPr>
-      <m:oMathPara>
-        <m:oMathParaPr>
-          <m:jc m:val="center"/>
-        </m:oMathParaPr>
-        <m:oMath>
-          <m:eqArr>
-            <m:e>
-              <m:r>
-                <m:rPr>
-                  <m:sty m:val="p"/>
-                </m:rPr>
-                <m:t>Bias</m:t>
+                <m:t>ε</m:t>
               </m:r>
               <m:r>
                 <m:t>​</m:t>
@@ -14260,6 +13824,504 @@
               <m:r>
                 <m:t>​</m:t>
               </m:r>
+            </m:e>
+          </m:d>
+          <m:r>
+            <m:t>​</m:t>
+          </m:r>
+          <m:r>
+            <m:rPr>
+              <m:sty m:val="p"/>
+            </m:rPr>
+            <m:t>.</m:t>
+          </m:r>
+          <m:r>
+            <m:t>  </m:t>
+          </m:r>
+          <m:r>
+            <m:rPr>
+              <m:sty m:val="p"/>
+            </m:rPr>
+            <m:t>(</m:t>
+          </m:r>
+          <m:r>
+            <m:t>18</m:t>
+          </m:r>
+          <m:r>
+            <m:rPr>
+              <m:sty m:val="p"/>
+            </m:rPr>
+            <m:t>)</m:t>
+          </m:r>
+        </m:oMath>
+      </m:oMathPara>
+      <w:bookmarkEnd w:id="80"/>
+    </w:p>
+    <w:bookmarkEnd w:id="81"/>
+    <w:p>
+      <w:pPr>
+        <w:pStyle w:val="FirstParagraph"/>
+      </w:pPr>
+      <w:r>
+        <w:rPr>
+          <w:i/>
+          <w:iCs/>
+        </w:rPr>
+        <w:t xml:space="preserve">Remark</w:t>
+      </w:r>
+      <w:r>
+        <w:t xml:space="preserve">. </w:t>
+      </w:r>
+      <w:r>
+        <w:t xml:space="preserve">In expected prediction error decompositions</w:t>
+      </w:r>
+      <w:r>
+        <w:t xml:space="preserve"> </w:t>
+      </w:r>
+      <w:r>
+        <w:t xml:space="preserve">(James et al. 2021, sec. 2.2.2)</w:t>
+      </w:r>
+      <w:r>
+        <w:t xml:space="preserve">,</w:t>
+      </w:r>
+      <w:r>
+        <w:t xml:space="preserve"> </w:t>
+      </w:r>
+      <w:r>
+        <w:t xml:space="preserve">the bias reflects the error introduced by approximating a real-world relationship by a model.</w:t>
+      </w:r>
+    </w:p>
+    <w:bookmarkStart w:id="82" w:name="exm-prediction-bias"/>
+    <w:p>
+      <w:pPr>
+        <w:pStyle w:val="BodyText"/>
+      </w:pPr>
+      <w:r>
+        <w:rPr>
+          <w:b/>
+          <w:bCs/>
+        </w:rPr>
+        <w:t xml:space="preserve">Example 5 (Computing the bias of a prediction)</w:t>
+      </w:r>
+      <w:r>
+        <w:t xml:space="preserve"> </w:t>
+      </w:r>
+      <w:r>
+        <w:t xml:space="preserve">Suppose</w:t>
+      </w:r>
+      <w:r>
+        <w:t xml:space="preserve"> </w:t>
+      </w:r>
+      <m:oMath>
+        <m:r>
+          <m:t>μ</m:t>
+        </m:r>
+        <m:r>
+          <m:rPr>
+            <m:sty m:val="p"/>
+          </m:rPr>
+          <m:t>(</m:t>
+        </m:r>
+        <m:r>
+          <m:t>x</m:t>
+        </m:r>
+        <m:r>
+          <m:rPr>
+            <m:sty m:val="p"/>
+          </m:rPr>
+          <m:t>)</m:t>
+        </m:r>
+        <m:r>
+          <m:rPr>
+            <m:sty m:val="p"/>
+          </m:rPr>
+          <m:t>=</m:t>
+        </m:r>
+        <m:r>
+          <m:t>10</m:t>
+        </m:r>
+      </m:oMath>
+      <w:r>
+        <w:t xml:space="preserve">,</w:t>
+      </w:r>
+      <w:r>
+        <w:t xml:space="preserve"> </w:t>
+      </w:r>
+      <w:r>
+        <w:t xml:space="preserve">and the predictions</w:t>
+      </w:r>
+      <w:r>
+        <w:t xml:space="preserve"> </w:t>
+      </w:r>
+      <m:oMath>
+        <m:r>
+          <m:t>g</m:t>
+        </m:r>
+        <m:r>
+          <m:t>​</m:t>
+        </m:r>
+        <m:d>
+          <m:dPr>
+            <m:begChr m:val="("/>
+            <m:sepChr m:val=""/>
+            <m:endChr m:val=")"/>
+            <m:grow/>
+          </m:dPr>
+          <m:e>
+            <m:r>
+              <m:t>x</m:t>
+            </m:r>
+            <m:r>
+              <m:rPr>
+                <m:sty m:val="p"/>
+              </m:rPr>
+              <m:t>;</m:t>
+            </m:r>
+            <m:sSub>
+              <m:e>
+                <m:r>
+                  <m:rPr>
+                    <m:scr m:val="script"/>
+                    <m:sty m:val="p"/>
+                  </m:rPr>
+                  <m:t>D</m:t>
+                </m:r>
+              </m:e>
+              <m:sub>
+                <m:r>
+                  <m:rPr>
+                    <m:nor/>
+                    <m:sty m:val="p"/>
+                  </m:rPr>
+                  <m:t>train</m:t>
+                </m:r>
+              </m:sub>
+            </m:sSub>
+          </m:e>
+        </m:d>
+        <m:r>
+          <m:t>​</m:t>
+        </m:r>
+      </m:oMath>
+      <w:r>
+        <w:t xml:space="preserve">,</w:t>
+      </w:r>
+      <w:r>
+        <w:t xml:space="preserve"> </w:t>
+      </w:r>
+      <w:r>
+        <w:t xml:space="preserve">over repeated training sets,</w:t>
+      </w:r>
+      <w:r>
+        <w:t xml:space="preserve"> </w:t>
+      </w:r>
+      <w:r>
+        <w:t xml:space="preserve">average</w:t>
+      </w:r>
+      <w:r>
+        <w:t xml:space="preserve"> </w:t>
+      </w:r>
+      <m:oMath>
+        <m:r>
+          <m:t>11</m:t>
+        </m:r>
+      </m:oMath>
+      <w:r>
+        <w:t xml:space="preserve">.</w:t>
+      </w:r>
+      <w:r>
+        <w:t xml:space="preserve"> </w:t>
+      </w:r>
+      <w:r>
+        <w:t xml:space="preserve">Then</w:t>
+      </w:r>
+    </w:p>
+    <w:p>
+      <w:pPr>
+        <w:pStyle w:val="BodyText"/>
+      </w:pPr>
+      <m:oMathPara>
+        <m:oMathParaPr>
+          <m:jc m:val="center"/>
+        </m:oMathParaPr>
+        <m:oMath>
+          <m:eqArr>
+            <m:e>
+              <m:r>
+                <m:rPr>
+                  <m:sty m:val="p"/>
+                </m:rPr>
+                <m:t>Bias</m:t>
+              </m:r>
+              <m:r>
+                <m:t>​</m:t>
+              </m:r>
+              <m:d>
+                <m:dPr>
+                  <m:begChr m:val="("/>
+                  <m:sepChr m:val=""/>
+                  <m:endChr m:val=")"/>
+                  <m:grow/>
+                </m:dPr>
+                <m:e>
+                  <m:r>
+                    <m:t>g</m:t>
+                  </m:r>
+                  <m:r>
+                    <m:t>​</m:t>
+                  </m:r>
+                  <m:d>
+                    <m:dPr>
+                      <m:begChr m:val="("/>
+                      <m:sepChr m:val=""/>
+                      <m:endChr m:val=")"/>
+                      <m:grow/>
+                    </m:dPr>
+                    <m:e>
+                      <m:r>
+                        <m:t>x</m:t>
+                      </m:r>
+                      <m:r>
+                        <m:rPr>
+                          <m:sty m:val="p"/>
+                        </m:rPr>
+                        <m:t>;</m:t>
+                      </m:r>
+                      <m:sSub>
+                        <m:e>
+                          <m:r>
+                            <m:rPr>
+                              <m:scr m:val="script"/>
+                              <m:sty m:val="p"/>
+                            </m:rPr>
+                            <m:t>D</m:t>
+                          </m:r>
+                        </m:e>
+                        <m:sub>
+                          <m:r>
+                            <m:rPr>
+                              <m:nor/>
+                              <m:sty m:val="p"/>
+                            </m:rPr>
+                            <m:t>train</m:t>
+                          </m:r>
+                        </m:sub>
+                      </m:sSub>
+                    </m:e>
+                  </m:d>
+                  <m:r>
+                    <m:t>​</m:t>
+                  </m:r>
+                </m:e>
+              </m:d>
+              <m:r>
+                <m:t>​</m:t>
+              </m:r>
+              <m:r>
+                <m:t>&amp;</m:t>
+              </m:r>
+              <m:r>
+                <m:rPr>
+                  <m:sty m:val="p"/>
+                </m:rPr>
+                <m:t>=</m:t>
+              </m:r>
+              <m:r>
+                <m:rPr>
+                  <m:sty m:val="p"/>
+                </m:rPr>
+                <m:t>E</m:t>
+              </m:r>
+              <m:r>
+                <m:t>​</m:t>
+              </m:r>
+              <m:d>
+                <m:dPr>
+                  <m:begChr m:val="["/>
+                  <m:sepChr m:val=""/>
+                  <m:endChr m:val="]"/>
+                  <m:grow/>
+                </m:dPr>
+                <m:e>
+                  <m:r>
+                    <m:t>ε</m:t>
+                  </m:r>
+                  <m:r>
+                    <m:t>​</m:t>
+                  </m:r>
+                  <m:d>
+                    <m:dPr>
+                      <m:begChr m:val="("/>
+                      <m:sepChr m:val=""/>
+                      <m:endChr m:val=")"/>
+                      <m:grow/>
+                    </m:dPr>
+                    <m:e>
+                      <m:r>
+                        <m:t>g</m:t>
+                      </m:r>
+                      <m:r>
+                        <m:t>​</m:t>
+                      </m:r>
+                      <m:d>
+                        <m:dPr>
+                          <m:begChr m:val="("/>
+                          <m:sepChr m:val=""/>
+                          <m:endChr m:val=")"/>
+                          <m:grow/>
+                        </m:dPr>
+                        <m:e>
+                          <m:r>
+                            <m:t>x</m:t>
+                          </m:r>
+                          <m:r>
+                            <m:rPr>
+                              <m:sty m:val="p"/>
+                            </m:rPr>
+                            <m:t>;</m:t>
+                          </m:r>
+                          <m:sSub>
+                            <m:e>
+                              <m:r>
+                                <m:rPr>
+                                  <m:scr m:val="script"/>
+                                  <m:sty m:val="p"/>
+                                </m:rPr>
+                                <m:t>D</m:t>
+                              </m:r>
+                            </m:e>
+                            <m:sub>
+                              <m:r>
+                                <m:rPr>
+                                  <m:nor/>
+                                  <m:sty m:val="p"/>
+                                </m:rPr>
+                                <m:t>train</m:t>
+                              </m:r>
+                            </m:sub>
+                          </m:sSub>
+                        </m:e>
+                      </m:d>
+                      <m:r>
+                        <m:t>​</m:t>
+                      </m:r>
+                    </m:e>
+                  </m:d>
+                  <m:r>
+                    <m:t>​</m:t>
+                  </m:r>
+                </m:e>
+              </m:d>
+              <m:r>
+                <m:t>​</m:t>
+              </m:r>
+            </m:e>
+            <m:e>
+              <m:r>
+                <m:t>&amp;</m:t>
+              </m:r>
+              <m:r>
+                <m:rPr>
+                  <m:sty m:val="p"/>
+                </m:rPr>
+                <m:t>=</m:t>
+              </m:r>
+              <m:r>
+                <m:rPr>
+                  <m:sty m:val="p"/>
+                </m:rPr>
+                <m:t>E</m:t>
+              </m:r>
+              <m:r>
+                <m:t>​</m:t>
+              </m:r>
+              <m:d>
+                <m:dPr>
+                  <m:begChr m:val="["/>
+                  <m:sepChr m:val=""/>
+                  <m:endChr m:val="]"/>
+                  <m:grow/>
+                </m:dPr>
+                <m:e>
+                  <m:r>
+                    <m:t>g</m:t>
+                  </m:r>
+                  <m:r>
+                    <m:t>​</m:t>
+                  </m:r>
+                  <m:d>
+                    <m:dPr>
+                      <m:begChr m:val="("/>
+                      <m:sepChr m:val=""/>
+                      <m:endChr m:val=")"/>
+                      <m:grow/>
+                    </m:dPr>
+                    <m:e>
+                      <m:r>
+                        <m:t>x</m:t>
+                      </m:r>
+                      <m:r>
+                        <m:rPr>
+                          <m:sty m:val="p"/>
+                        </m:rPr>
+                        <m:t>;</m:t>
+                      </m:r>
+                      <m:sSub>
+                        <m:e>
+                          <m:r>
+                            <m:rPr>
+                              <m:scr m:val="script"/>
+                              <m:sty m:val="p"/>
+                            </m:rPr>
+                            <m:t>D</m:t>
+                          </m:r>
+                        </m:e>
+                        <m:sub>
+                          <m:r>
+                            <m:rPr>
+                              <m:nor/>
+                              <m:sty m:val="p"/>
+                            </m:rPr>
+                            <m:t>train</m:t>
+                          </m:r>
+                        </m:sub>
+                      </m:sSub>
+                    </m:e>
+                  </m:d>
+                  <m:r>
+                    <m:t>​</m:t>
+                  </m:r>
+                </m:e>
+              </m:d>
+              <m:r>
+                <m:t>​</m:t>
+              </m:r>
+              <m:r>
+                <m:rPr>
+                  <m:sty m:val="p"/>
+                </m:rPr>
+                <m:t>−</m:t>
+              </m:r>
+              <m:r>
+                <m:t>μ</m:t>
+              </m:r>
+              <m:r>
+                <m:rPr>
+                  <m:sty m:val="p"/>
+                </m:rPr>
+                <m:t>(</m:t>
+              </m:r>
+              <m:r>
+                <m:t>x</m:t>
+              </m:r>
+              <m:r>
+                <m:rPr>
+                  <m:sty m:val="p"/>
+                </m:rPr>
+                <m:t>)</m:t>
+              </m:r>
+            </m:e>
+            <m:e>
               <m:r>
                 <m:t>&amp;</m:t>
               </m:r>
@@ -60425,7 +60487,7 @@
         <w:rPr>
           <w:rStyle w:val="CommentTok"/>
         </w:rPr>
-        <w:t xml:space="preserve">#&gt;    8.88178e-15    2.00000e+00</w:t>
+        <w:t xml:space="preserve">#&gt;    7.10543e-15    2.00000e+00</w:t>
       </w:r>
     </w:p>
     <w:p>
@@ -60433,7 +60495,7 @@
         <w:pStyle w:val="FirstParagraph"/>
       </w:pPr>
       <w:r>
-        <w:t xml:space="preserve">The two columns differ by at most 8.9e-15,</w:t>
+        <w:t xml:space="preserve">The two columns differ by at most 7.1e-15,</w:t>
       </w:r>
       <w:r>
         <w:t xml:space="preserve"> </w:t>

--- a/model-validation-handout.docx
+++ b/model-validation-handout.docx
@@ -15,7 +15,7 @@
         <w:pStyle w:val="Date"/>
       </w:pPr>
       <w:r>
-        <w:t xml:space="preserve">Last modified: 2026-10-16 11:26:47 (PDT)</w:t>
+        <w:t xml:space="preserve">Last modified: 2026-10-16 16:37:17 (PDT)</w:t>
       </w:r>
     </w:p>
     <w:bookmarkStart w:id="17" w:name="sec-data-sets"/>
@@ -14777,7 +14777,7 @@
           <m:t>+</m:t>
         </m:r>
         <m:r>
-          <m:t>ε</m:t>
+          <m:t>ν</m:t>
         </m:r>
       </m:oMath>
       <w:r>
@@ -14794,7 +14794,7 @@
       </w:r>
       <m:oMath>
         <m:r>
-          <m:t>ε</m:t>
+          <m:t>ν</m:t>
         </m:r>
       </m:oMath>
       <w:r>
@@ -15508,7 +15508,7 @@
       </w:r>
       <m:oMath>
         <m:r>
-          <m:t>ε</m:t>
+          <m:t>ν</m:t>
         </m:r>
       </m:oMath>
       <w:r>
@@ -15625,7 +15625,7 @@
           <m:t>+</m:t>
         </m:r>
         <m:r>
-          <m:t>ε</m:t>
+          <m:t>ν</m:t>
         </m:r>
       </m:oMath>
       <w:r>
@@ -15642,7 +15642,7 @@
       </w:r>
       <m:oMath>
         <m:r>
-          <m:t>ε</m:t>
+          <m:t>ν</m:t>
         </m:r>
       </m:oMath>
       <w:r>
@@ -16374,7 +16374,7 @@
                 <m:t>=</m:t>
               </m:r>
               <m:r>
-                <m:t>ε</m:t>
+                <m:t>ν</m:t>
               </m:r>
               <m:r>
                 <m:rPr>
@@ -16635,7 +16635,7 @@
               <m:sSup>
                 <m:e>
                   <m:r>
-                    <m:t>ε</m:t>
+                    <m:t>ν</m:t>
                   </m:r>
                 </m:e>
                 <m:sup>
@@ -16654,7 +16654,7 @@
                 <m:t>2</m:t>
               </m:r>
               <m:r>
-                <m:t>ε</m:t>
+                <m:t>ν</m:t>
               </m:r>
               <m:r>
                 <m:t>​</m:t>
@@ -16962,7 +16962,7 @@
             <m:sSup>
               <m:e>
                 <m:r>
-                  <m:t>ε</m:t>
+                  <m:t>ν</m:t>
                 </m:r>
               </m:e>
               <m:sup>
@@ -17013,7 +17013,7 @@
                   </m:dPr>
                   <m:e>
                     <m:r>
-                      <m:t>ε</m:t>
+                      <m:t>ν</m:t>
                     </m:r>
                   </m:e>
                 </m:d>
@@ -17068,7 +17068,7 @@
                   <m:sSup>
                     <m:e>
                       <m:r>
-                        <m:t>ε</m:t>
+                        <m:t>ν</m:t>
                       </m:r>
                     </m:e>
                     <m:sup>
@@ -17140,7 +17140,7 @@
                         </m:dPr>
                         <m:e>
                           <m:r>
-                            <m:t>ε</m:t>
+                            <m:t>ν</m:t>
                           </m:r>
                         </m:e>
                       </m:d>
@@ -17363,7 +17363,7 @@
       </w:r>
       <m:oMath>
         <m:r>
-          <m:t>ε</m:t>
+          <m:t>ν</m:t>
         </m:r>
         <m:r>
           <m:rPr>
@@ -17514,7 +17514,7 @@
       </w:r>
       <m:oMath>
         <m:r>
-          <m:t>ε</m:t>
+          <m:t>ν</m:t>
         </m:r>
       </m:oMath>
       <w:r>
@@ -17735,7 +17735,7 @@
                     <m:t>2</m:t>
                   </m:r>
                   <m:r>
-                    <m:t>ε</m:t>
+                    <m:t>ν</m:t>
                   </m:r>
                   <m:r>
                     <m:t>​</m:t>
@@ -17860,7 +17860,7 @@
                 </m:dPr>
                 <m:e>
                   <m:r>
-                    <m:t>ε</m:t>
+                    <m:t>ν</m:t>
                   </m:r>
                   <m:r>
                     <m:t>​</m:t>
@@ -18000,7 +18000,7 @@
                 </m:dPr>
                 <m:e>
                   <m:r>
-                    <m:t>ε</m:t>
+                    <m:t>ν</m:t>
                   </m:r>
                 </m:e>
               </m:d>
@@ -18655,7 +18655,7 @@
           </m:dPr>
           <m:e>
             <m:r>
-              <m:t>ε</m:t>
+              <m:t>ν</m:t>
             </m:r>
           </m:e>
         </m:d>
@@ -22648,7 +22648,7 @@
           <m:t>+</m:t>
         </m:r>
         <m:r>
-          <m:t>ε</m:t>
+          <m:t>ν</m:t>
         </m:r>
       </m:oMath>
       <w:r>
@@ -22665,7 +22665,7 @@
       </w:r>
       <m:oMath>
         <m:r>
-          <m:t>ε</m:t>
+          <m:t>ν</m:t>
         </m:r>
       </m:oMath>
       <w:r>
@@ -24239,7 +24239,7 @@
           </m:dPr>
           <m:e>
             <m:r>
-              <m:t>ε</m:t>
+              <m:t>ν</m:t>
             </m:r>
           </m:e>
         </m:d>
@@ -60487,7 +60487,7 @@
         <w:rPr>
           <w:rStyle w:val="CommentTok"/>
         </w:rPr>
-        <w:t xml:space="preserve">#&gt;    7.10543e-15    2.00000e+00</w:t>
+        <w:t xml:space="preserve">#&gt;    8.88178e-15    2.00000e+00</w:t>
       </w:r>
     </w:p>
     <w:p>
@@ -60495,7 +60495,7 @@
         <w:pStyle w:val="FirstParagraph"/>
       </w:pPr>
       <w:r>
-        <w:t xml:space="preserve">The two columns differ by at most 7.1e-15,</w:t>
+        <w:t xml:space="preserve">The two columns differ by at most 8.9e-15,</w:t>
       </w:r>
       <w:r>
         <w:t xml:space="preserve"> </w:t>

--- a/model-validation-handout.docx
+++ b/model-validation-handout.docx
@@ -15,7 +15,7 @@
         <w:pStyle w:val="Date"/>
       </w:pPr>
       <w:r>
-        <w:t xml:space="preserve">Last modified: 2026-10-16 23:52:56 (PDT)</w:t>
+        <w:t xml:space="preserve">Last modified: 2026-10-17 00:12:44 (PDT)</w:t>
       </w:r>
     </w:p>
     <w:bookmarkStart w:id="17" w:name="sec-data-sets"/>
@@ -33840,7 +33840,7 @@
     </w:p>
     <w:bookmarkEnd w:id="135"/>
     <w:bookmarkEnd w:id="136"/>
-    <w:bookmarkStart w:id="183" w:name="sec-data-splits"/>
+    <w:bookmarkStart w:id="185" w:name="sec-data-splits"/>
     <w:p>
       <w:pPr>
         <w:pStyle w:val="Heading2"/>
@@ -35369,7 +35369,7 @@
       </w:r>
     </w:p>
     <w:bookmarkEnd w:id="144"/>
-    <w:bookmarkStart w:id="146" w:name="def-validation-set"/>
+    <w:bookmarkStart w:id="145" w:name="def-model-selection"/>
     <w:p>
       <w:pPr>
         <w:pStyle w:val="BodyText"/>
@@ -35379,7 +35379,220 @@
           <w:b/>
           <w:bCs/>
         </w:rPr>
-        <w:t xml:space="preserve">Definition 32 (Validation set)</w:t>
+        <w:t xml:space="preserve">Definition 32 (Model selection)</w:t>
+      </w:r>
+      <w:r>
+        <w:t xml:space="preserve"> </w:t>
+      </w:r>
+      <w:r>
+        <w:rPr>
+          <w:b/>
+          <w:bCs/>
+        </w:rPr>
+        <w:t xml:space="preserve">Model selection</w:t>
+      </w:r>
+      <w:r>
+        <w:t xml:space="preserve"> </w:t>
+      </w:r>
+      <w:r>
+        <w:t xml:space="preserve">is choosing one fitting procedure</w:t>
+      </w:r>
+      <w:r>
+        <w:t xml:space="preserve"> </w:t>
+      </w:r>
+      <w:r>
+        <w:t xml:space="preserve">from a set of candidate</w:t>
+      </w:r>
+      <w:r>
+        <w:t xml:space="preserve"> </w:t>
+      </w:r>
+      <w:hyperlink w:anchor="def-fitting-procedure">
+        <w:r>
+          <w:rPr>
+            <w:rStyle w:val="Hyperlink"/>
+          </w:rPr>
+          <w:t xml:space="preserve">fitting procedures</w:t>
+        </w:r>
+      </w:hyperlink>
+      <w:r>
+        <w:t xml:space="preserve"> </w:t>
+      </w:r>
+      <m:oMath>
+        <m:sSub>
+          <m:e>
+            <m:r>
+              <m:t>g</m:t>
+            </m:r>
+          </m:e>
+          <m:sub>
+            <m:r>
+              <m:t>1</m:t>
+            </m:r>
+          </m:sub>
+        </m:sSub>
+        <m:r>
+          <m:rPr>
+            <m:sty m:val="p"/>
+          </m:rPr>
+          <m:t>,</m:t>
+        </m:r>
+        <m:r>
+          <m:rPr>
+            <m:sty m:val="p"/>
+          </m:rPr>
+          <m:t>…</m:t>
+        </m:r>
+        <m:r>
+          <m:rPr>
+            <m:sty m:val="p"/>
+          </m:rPr>
+          <m:t>,</m:t>
+        </m:r>
+        <m:sSub>
+          <m:e>
+            <m:r>
+              <m:t>g</m:t>
+            </m:r>
+          </m:e>
+          <m:sub>
+            <m:r>
+              <m:t>L</m:t>
+            </m:r>
+          </m:sub>
+        </m:sSub>
+      </m:oMath>
+      <w:r>
+        <w:t xml:space="preserve">,</w:t>
+      </w:r>
+      <w:r>
+        <w:t xml:space="preserve"> </w:t>
+      </w:r>
+      <w:r>
+        <w:t xml:space="preserve">using observations that were</w:t>
+      </w:r>
+      <w:r>
+        <w:t xml:space="preserve"> </w:t>
+      </w:r>
+      <w:hyperlink w:anchor="def-held-out-set">
+        <w:r>
+          <w:rPr>
+            <w:rStyle w:val="Hyperlink"/>
+          </w:rPr>
+          <w:t xml:space="preserve">held out</w:t>
+        </w:r>
+      </w:hyperlink>
+      <w:r>
+        <w:t xml:space="preserve"> </w:t>
+      </w:r>
+      <w:r>
+        <w:t xml:space="preserve">from fitting.</w:t>
+      </w:r>
+    </w:p>
+    <w:bookmarkEnd w:id="145"/>
+    <w:bookmarkStart w:id="146" w:name="exm-model-selection"/>
+    <w:p>
+      <w:pPr>
+        <w:pStyle w:val="BodyText"/>
+      </w:pPr>
+      <w:r>
+        <w:rPr>
+          <w:b/>
+          <w:bCs/>
+        </w:rPr>
+        <w:t xml:space="preserve">Example 17 (Choosing a polynomial degree)</w:t>
+      </w:r>
+      <w:r>
+        <w:t xml:space="preserve"> </w:t>
+      </w:r>
+      <w:r>
+        <w:t xml:space="preserve">In</w:t>
+      </w:r>
+      <w:r>
+        <w:t xml:space="preserve"> </w:t>
+      </w:r>
+      <w:hyperlink w:anchor="exm-tuning-parameter">
+        <w:r>
+          <w:rPr>
+            <w:rStyle w:val="Hyperlink"/>
+          </w:rPr>
+          <w:t xml:space="preserve">Example 16</w:t>
+        </w:r>
+      </w:hyperlink>
+      <w:r>
+        <w:t xml:space="preserve">,</w:t>
+      </w:r>
+      <w:r>
+        <w:t xml:space="preserve"> </w:t>
+      </w:r>
+      <w:r>
+        <w:t xml:space="preserve">the candidates are least-squares polynomial fits of degree</w:t>
+      </w:r>
+      <w:r>
+        <w:t xml:space="preserve"> </w:t>
+      </w:r>
+      <m:oMath>
+        <m:r>
+          <m:t>1</m:t>
+        </m:r>
+        <m:r>
+          <m:rPr>
+            <m:sty m:val="p"/>
+          </m:rPr>
+          <m:t>,</m:t>
+        </m:r>
+        <m:r>
+          <m:t>2</m:t>
+        </m:r>
+        <m:r>
+          <m:rPr>
+            <m:sty m:val="p"/>
+          </m:rPr>
+          <m:t>,</m:t>
+        </m:r>
+        <m:r>
+          <m:t>3</m:t>
+        </m:r>
+        <m:r>
+          <m:rPr>
+            <m:sty m:val="p"/>
+          </m:rPr>
+          <m:t>,</m:t>
+        </m:r>
+        <m:r>
+          <m:t>4</m:t>
+        </m:r>
+      </m:oMath>
+      <w:r>
+        <w:t xml:space="preserve"> </w:t>
+      </w:r>
+      <w:r>
+        <w:t xml:space="preserve">to the training cars.</w:t>
+      </w:r>
+      <w:r>
+        <w:t xml:space="preserve"> </w:t>
+      </w:r>
+      <w:r>
+        <w:t xml:space="preserve">Choosing among these four degrees is model selection,</w:t>
+      </w:r>
+      <w:r>
+        <w:t xml:space="preserve"> </w:t>
+      </w:r>
+      <w:r>
+        <w:t xml:space="preserve">and the observations it uses are cars held out from fitting.</w:t>
+      </w:r>
+    </w:p>
+    <w:bookmarkEnd w:id="146"/>
+    <w:bookmarkStart w:id="148" w:name="def-validation-set"/>
+    <w:p>
+      <w:pPr>
+        <w:pStyle w:val="BodyText"/>
+      </w:pPr>
+      <w:r>
+        <w:rPr>
+          <w:b/>
+          <w:bCs/>
+        </w:rPr>
+        <w:t xml:space="preserve">Definition 33 (Validation set)</w:t>
       </w:r>
       <w:r>
         <w:t xml:space="preserve"> </w:t>
@@ -35489,7 +35702,7 @@
       <w:pPr>
         <w:pStyle w:val="BodyText"/>
       </w:pPr>
-      <w:bookmarkStart w:id="145" w:name="eq-validation-set"/>
+      <w:bookmarkStart w:id="147" w:name="eq-validation-set"/>
       <m:oMathPara>
         <m:oMathParaPr>
           <m:jc m:val="center"/>
@@ -35610,10 +35823,10 @@
           </m:r>
         </m:oMath>
       </m:oMathPara>
-      <w:bookmarkEnd w:id="145"/>
+      <w:bookmarkEnd w:id="147"/>
     </w:p>
-    <w:bookmarkEnd w:id="146"/>
-    <w:bookmarkStart w:id="148" w:name="def-validation-error"/>
+    <w:bookmarkEnd w:id="148"/>
+    <w:bookmarkStart w:id="150" w:name="def-validation-error"/>
     <w:p>
       <w:pPr>
         <w:pStyle w:val="FirstParagraph"/>
@@ -35623,7 +35836,7 @@
           <w:b/>
           <w:bCs/>
         </w:rPr>
-        <w:t xml:space="preserve">Definition 33 (Validation error)</w:t>
+        <w:t xml:space="preserve">Definition 34 (Validation error)</w:t>
       </w:r>
       <w:r>
         <w:t xml:space="preserve"> </w:t>
@@ -35798,7 +36011,7 @@
       <w:pPr>
         <w:pStyle w:val="BodyText"/>
       </w:pPr>
-      <w:bookmarkStart w:id="147" w:name="eq-validation-error"/>
+      <w:bookmarkStart w:id="149" w:name="eq-validation-error"/>
       <m:oMathPara>
         <m:oMathParaPr>
           <m:jc m:val="center"/>
@@ -35973,10 +36186,10 @@
           </m:r>
         </m:oMath>
       </m:oMathPara>
-      <w:bookmarkEnd w:id="147"/>
+      <w:bookmarkEnd w:id="149"/>
     </w:p>
-    <w:bookmarkEnd w:id="148"/>
-    <w:bookmarkStart w:id="150" w:name="def-validation-choice"/>
+    <w:bookmarkEnd w:id="150"/>
+    <w:bookmarkStart w:id="152" w:name="def-validation-choice"/>
     <w:p>
       <w:pPr>
         <w:pStyle w:val="FirstParagraph"/>
@@ -35986,7 +36199,7 @@
           <w:b/>
           <w:bCs/>
         </w:rPr>
-        <w:t xml:space="preserve">Definition 34 (Validation choice)</w:t>
+        <w:t xml:space="preserve">Definition 35 (Validation choice)</w:t>
       </w:r>
       <w:r>
         <w:t xml:space="preserve"> </w:t>
@@ -36165,7 +36378,7 @@
       <w:pPr>
         <w:pStyle w:val="BodyText"/>
       </w:pPr>
-      <w:bookmarkStart w:id="149" w:name="eq-validation-choice"/>
+      <w:bookmarkStart w:id="151" w:name="eq-validation-choice"/>
       <m:oMathPara>
         <m:oMathParaPr>
           <m:jc m:val="center"/>
@@ -36436,10 +36649,10 @@
           </m:r>
         </m:oMath>
       </m:oMathPara>
-      <w:bookmarkEnd w:id="149"/>
+      <w:bookmarkEnd w:id="151"/>
     </w:p>
-    <w:bookmarkEnd w:id="150"/>
-    <w:bookmarkStart w:id="152" w:name="def-test-set"/>
+    <w:bookmarkEnd w:id="152"/>
+    <w:bookmarkStart w:id="154" w:name="def-test-set"/>
     <w:p>
       <w:pPr>
         <w:pStyle w:val="FirstParagraph"/>
@@ -36449,7 +36662,7 @@
           <w:b/>
           <w:bCs/>
         </w:rPr>
-        <w:t xml:space="preserve">Definition 35 (Test set)</w:t>
+        <w:t xml:space="preserve">Definition 36 (Test set)</w:t>
       </w:r>
       <w:r>
         <w:t xml:space="preserve"> </w:t>
@@ -36583,7 +36796,7 @@
       <w:pPr>
         <w:pStyle w:val="BodyText"/>
       </w:pPr>
-      <w:bookmarkStart w:id="151" w:name="eq-test-set"/>
+      <w:bookmarkStart w:id="153" w:name="eq-test-set"/>
       <m:oMathPara>
         <m:oMathParaPr>
           <m:jc m:val="center"/>
@@ -36704,10 +36917,10 @@
           </m:r>
         </m:oMath>
       </m:oMathPara>
-      <w:bookmarkEnd w:id="151"/>
+      <w:bookmarkEnd w:id="153"/>
     </w:p>
-    <w:bookmarkEnd w:id="152"/>
-    <w:bookmarkStart w:id="154" w:name="def-test-error"/>
+    <w:bookmarkEnd w:id="154"/>
+    <w:bookmarkStart w:id="156" w:name="def-test-error"/>
     <w:p>
       <w:pPr>
         <w:pStyle w:val="FirstParagraph"/>
@@ -36717,7 +36930,7 @@
           <w:b/>
           <w:bCs/>
         </w:rPr>
-        <w:t xml:space="preserve">Definition 36 (Test error)</w:t>
+        <w:t xml:space="preserve">Definition 37 (Test error)</w:t>
       </w:r>
       <w:r>
         <w:t xml:space="preserve"> </w:t>
@@ -36892,7 +37105,7 @@
       <w:pPr>
         <w:pStyle w:val="BodyText"/>
       </w:pPr>
-      <w:bookmarkStart w:id="153" w:name="eq-test-error"/>
+      <w:bookmarkStart w:id="155" w:name="eq-test-error"/>
       <m:oMathPara>
         <m:oMathParaPr>
           <m:jc m:val="center"/>
@@ -37067,10 +37280,10 @@
           </m:r>
         </m:oMath>
       </m:oMathPara>
-      <w:bookmarkEnd w:id="153"/>
+      <w:bookmarkEnd w:id="155"/>
     </w:p>
-    <w:bookmarkEnd w:id="154"/>
-    <w:bookmarkStart w:id="158" w:name="rem-data-splits"/>
+    <w:bookmarkEnd w:id="156"/>
+    <w:bookmarkStart w:id="160" w:name="rem-data-splits"/>
     <w:p>
       <w:pPr>
         <w:pStyle w:val="FirstParagraph"/>
@@ -37245,7 +37458,7 @@
       <w:r>
         <w:t xml:space="preserve"> </w:t>
       </w:r>
-      <w:hyperlink r:id="rId155">
+      <w:hyperlink r:id="rId157">
         <w:r>
           <w:rPr>
             <w:rStyle w:val="Hyperlink"/>
@@ -37265,7 +37478,7 @@
       <w:r>
         <w:t xml:space="preserve"> </w:t>
       </w:r>
-      <w:hyperlink r:id="rId156">
+      <w:hyperlink r:id="rId158">
         <w:r>
           <w:rPr>
             <w:rStyle w:val="Hyperlink"/>
@@ -37285,7 +37498,7 @@
       <w:r>
         <w:t xml:space="preserve"> </w:t>
       </w:r>
-      <w:hyperlink r:id="rId157">
+      <w:hyperlink r:id="rId159">
         <w:r>
           <w:rPr>
             <w:rStyle w:val="Hyperlink"/>
@@ -37303,8 +37516,8 @@
         <w:t xml:space="preserve">They use a different symbol for the training set and a parenthesized observation index, but the same three-way split.</w:t>
       </w:r>
     </w:p>
-    <w:bookmarkEnd w:id="158"/>
-    <w:bookmarkStart w:id="159" w:name="rem-validation-test-error"/>
+    <w:bookmarkEnd w:id="160"/>
+    <w:bookmarkStart w:id="161" w:name="rem-validation-test-error"/>
     <w:p>
       <w:pPr>
         <w:pStyle w:val="BodyText"/>
@@ -37528,8 +37741,8 @@
         <w:t xml:space="preserve">under absolute-error loss, they are sample mean absolute errors.</w:t>
       </w:r>
     </w:p>
-    <w:bookmarkEnd w:id="159"/>
-    <w:bookmarkStart w:id="182" w:name="exm-train-validation-test-split"/>
+    <w:bookmarkEnd w:id="161"/>
+    <w:bookmarkStart w:id="184" w:name="exm-train-validation-test-split"/>
     <w:p>
       <w:pPr>
         <w:pStyle w:val="BodyText"/>
@@ -37539,7 +37752,7 @@
           <w:b/>
           <w:bCs/>
         </w:rPr>
-        <w:t xml:space="preserve">Example 17 (Numerical example)</w:t>
+        <w:t xml:space="preserve">Example 18 (Numerical example)</w:t>
       </w:r>
       <w:r>
         <w:t xml:space="preserve"> </w:t>
@@ -37552,7 +37765,7 @@
           <w:rPr>
             <w:rStyle w:val="Hyperlink"/>
           </w:rPr>
-          <w:t xml:space="preserve">Example 17</w:t>
+          <w:t xml:space="preserve">Example 18</w:t>
         </w:r>
       </w:hyperlink>
       <w:r>
@@ -37763,7 +37976,7 @@
       <w:tr>
         <w:tc>
           <w:tcPr/>
-          <w:bookmarkStart w:id="160" w:name="tbl-train-validation-test-split-sizes"/>
+          <w:bookmarkStart w:id="162" w:name="tbl-train-validation-test-split-sizes"/>
           <w:p>
             <w:pPr>
               <w:jc w:val="center"/>
@@ -38395,7 +38608,7 @@
               <w:t xml:space="preserve">#&gt; 3 test           7</w:t>
             </w:r>
           </w:p>
-          <w:bookmarkEnd w:id="160"/>
+          <w:bookmarkEnd w:id="162"/>
         </w:tc>
       </w:tr>
     </w:tbl>
@@ -42253,7 +42466,7 @@
       <w:tr>
         <w:tc>
           <w:tcPr/>
-          <w:bookmarkStart w:id="164" w:name="fig-linear-model-superimposed"/>
+          <w:bookmarkStart w:id="166" w:name="fig-linear-model-superimposed"/>
           <w:p>
             <w:pPr>
               <w:pStyle w:val="SourceCode"/>
@@ -42293,18 +42506,18 @@
                 <wp:inline>
                   <wp:extent cx="4620126" cy="3696101"/>
                   <wp:effectExtent b="0" l="0" r="0" t="0"/>
-                  <wp:docPr descr="" title="" id="162" name="Picture"/>
+                  <wp:docPr descr="" title="" id="164" name="Picture"/>
                   <a:graphic>
                     <a:graphicData uri="http://schemas.openxmlformats.org/drawingml/2006/picture">
                       <pic:pic>
                         <pic:nvPicPr>
-                          <pic:cNvPr descr="model-validation_files/figure-docx/unnamed-chunk-3-1.png" id="163" name="Picture"/>
+                          <pic:cNvPr descr="model-validation_files/figure-docx/unnamed-chunk-3-1.png" id="165" name="Picture"/>
                           <pic:cNvPicPr>
                             <a:picLocks noChangeArrowheads="1" noChangeAspect="1"/>
                           </pic:cNvPicPr>
                         </pic:nvPicPr>
                         <pic:blipFill>
-                          <a:blip r:embed="rId161"/>
+                          <a:blip r:embed="rId163"/>
                           <a:stretch>
                             <a:fillRect/>
                           </a:stretch>
@@ -42344,7 +42557,7 @@
               <w:t xml:space="preserve">Figure 2: Linear model fit superimposed on data partitions</w:t>
             </w:r>
           </w:p>
-          <w:bookmarkEnd w:id="164"/>
+          <w:bookmarkEnd w:id="166"/>
         </w:tc>
       </w:tr>
     </w:tbl>
@@ -42369,7 +42582,7 @@
       <w:tr>
         <w:tc>
           <w:tcPr/>
-          <w:bookmarkStart w:id="168" w:name="fig-quadratic-model-superimposed"/>
+          <w:bookmarkStart w:id="170" w:name="fig-quadratic-model-superimposed"/>
           <w:p>
             <w:pPr>
               <w:pStyle w:val="SourceCode"/>
@@ -42409,18 +42622,18 @@
                 <wp:inline>
                   <wp:extent cx="4620126" cy="3696101"/>
                   <wp:effectExtent b="0" l="0" r="0" t="0"/>
-                  <wp:docPr descr="" title="" id="166" name="Picture"/>
+                  <wp:docPr descr="" title="" id="168" name="Picture"/>
                   <a:graphic>
                     <a:graphicData uri="http://schemas.openxmlformats.org/drawingml/2006/picture">
                       <pic:pic>
                         <pic:nvPicPr>
-                          <pic:cNvPr descr="model-validation_files/figure-docx/unnamed-chunk-4-1.png" id="167" name="Picture"/>
+                          <pic:cNvPr descr="model-validation_files/figure-docx/unnamed-chunk-4-1.png" id="169" name="Picture"/>
                           <pic:cNvPicPr>
                             <a:picLocks noChangeArrowheads="1" noChangeAspect="1"/>
                           </pic:cNvPicPr>
                         </pic:nvPicPr>
                         <pic:blipFill>
-                          <a:blip r:embed="rId165"/>
+                          <a:blip r:embed="rId167"/>
                           <a:stretch>
                             <a:fillRect/>
                           </a:stretch>
@@ -42460,7 +42673,7 @@
               <w:t xml:space="preserve">Figure 3: Quadratic model fit superimposed on data partitions</w:t>
             </w:r>
           </w:p>
-          <w:bookmarkEnd w:id="168"/>
+          <w:bookmarkEnd w:id="170"/>
         </w:tc>
       </w:tr>
     </w:tbl>
@@ -42485,7 +42698,7 @@
       <w:tr>
         <w:tc>
           <w:tcPr/>
-          <w:bookmarkStart w:id="172" w:name="fig-cubic-model-superimposed"/>
+          <w:bookmarkStart w:id="174" w:name="fig-cubic-model-superimposed"/>
           <w:p>
             <w:pPr>
               <w:pStyle w:val="SourceCode"/>
@@ -42525,18 +42738,18 @@
                 <wp:inline>
                   <wp:extent cx="4620126" cy="3696101"/>
                   <wp:effectExtent b="0" l="0" r="0" t="0"/>
-                  <wp:docPr descr="" title="" id="170" name="Picture"/>
+                  <wp:docPr descr="" title="" id="172" name="Picture"/>
                   <a:graphic>
                     <a:graphicData uri="http://schemas.openxmlformats.org/drawingml/2006/picture">
                       <pic:pic>
                         <pic:nvPicPr>
-                          <pic:cNvPr descr="model-validation_files/figure-docx/unnamed-chunk-5-1.png" id="171" name="Picture"/>
+                          <pic:cNvPr descr="model-validation_files/figure-docx/unnamed-chunk-5-1.png" id="173" name="Picture"/>
                           <pic:cNvPicPr>
                             <a:picLocks noChangeArrowheads="1" noChangeAspect="1"/>
                           </pic:cNvPicPr>
                         </pic:nvPicPr>
                         <pic:blipFill>
-                          <a:blip r:embed="rId169"/>
+                          <a:blip r:embed="rId171"/>
                           <a:stretch>
                             <a:fillRect/>
                           </a:stretch>
@@ -42576,7 +42789,7 @@
               <w:t xml:space="preserve">Figure 4: Cubic model fit superimposed on data partitions</w:t>
             </w:r>
           </w:p>
-          <w:bookmarkEnd w:id="172"/>
+          <w:bookmarkEnd w:id="174"/>
         </w:tc>
       </w:tr>
     </w:tbl>
@@ -42601,7 +42814,7 @@
       <w:tr>
         <w:tc>
           <w:tcPr/>
-          <w:bookmarkStart w:id="176" w:name="fig-quartic-model-superimposed"/>
+          <w:bookmarkStart w:id="178" w:name="fig-quartic-model-superimposed"/>
           <w:p>
             <w:pPr>
               <w:pStyle w:val="SourceCode"/>
@@ -42641,18 +42854,18 @@
                 <wp:inline>
                   <wp:extent cx="4620126" cy="3696101"/>
                   <wp:effectExtent b="0" l="0" r="0" t="0"/>
-                  <wp:docPr descr="" title="" id="174" name="Picture"/>
+                  <wp:docPr descr="" title="" id="176" name="Picture"/>
                   <a:graphic>
                     <a:graphicData uri="http://schemas.openxmlformats.org/drawingml/2006/picture">
                       <pic:pic>
                         <pic:nvPicPr>
-                          <pic:cNvPr descr="model-validation_files/figure-docx/unnamed-chunk-6-1.png" id="175" name="Picture"/>
+                          <pic:cNvPr descr="model-validation_files/figure-docx/unnamed-chunk-6-1.png" id="177" name="Picture"/>
                           <pic:cNvPicPr>
                             <a:picLocks noChangeArrowheads="1" noChangeAspect="1"/>
                           </pic:cNvPicPr>
                         </pic:nvPicPr>
                         <pic:blipFill>
-                          <a:blip r:embed="rId173"/>
+                          <a:blip r:embed="rId175"/>
                           <a:stretch>
                             <a:fillRect/>
                           </a:stretch>
@@ -42692,7 +42905,7 @@
               <w:t xml:space="preserve">Figure 5: Quartic model fit superimposed on data partitions</w:t>
             </w:r>
           </w:p>
-          <w:bookmarkEnd w:id="176"/>
+          <w:bookmarkEnd w:id="178"/>
         </w:tc>
       </w:tr>
     </w:tbl>
@@ -42717,7 +42930,7 @@
       <w:tr>
         <w:tc>
           <w:tcPr/>
-          <w:bookmarkStart w:id="177" w:name="tbl-train-validation-results"/>
+          <w:bookmarkStart w:id="179" w:name="tbl-train-validation-results"/>
           <w:p>
             <w:pPr>
               <w:jc w:val="center"/>
@@ -42806,7 +43019,7 @@
               <w:t xml:space="preserve">#&gt; 4 quartic            1.90            3.97</w:t>
             </w:r>
           </w:p>
-          <w:bookmarkEnd w:id="177"/>
+          <w:bookmarkEnd w:id="179"/>
         </w:tc>
       </w:tr>
     </w:tbl>
@@ -42875,7 +43088,7 @@
       <w:tr>
         <w:tc>
           <w:tcPr/>
-          <w:bookmarkStart w:id="178" w:name="tbl-train-validation-test-rmse"/>
+          <w:bookmarkStart w:id="180" w:name="tbl-train-validation-test-rmse"/>
           <w:p>
             <w:pPr>
               <w:jc w:val="center"/>
@@ -42952,7 +43165,7 @@
               <w:t xml:space="preserve">#&gt; 2 test       linear  2.44</w:t>
             </w:r>
           </w:p>
-          <w:bookmarkEnd w:id="178"/>
+          <w:bookmarkEnd w:id="180"/>
         </w:tc>
       </w:tr>
     </w:tbl>
@@ -43005,18 +43218,18 @@
                 <wp:inline>
                   <wp:extent cx="152400" cy="152400"/>
                   <wp:effectExtent b="0" l="0" r="0" t="0"/>
-                  <wp:docPr descr="" title="" id="180" name="Picture"/>
+                  <wp:docPr descr="" title="" id="182" name="Picture"/>
                   <a:graphic>
                     <a:graphicData uri="http://schemas.openxmlformats.org/drawingml/2006/picture">
                       <pic:pic>
                         <pic:nvPicPr>
-                          <pic:cNvPr descr="/opt/quarto/share/formats/docx/note.png" id="181" name="Picture"/>
+                          <pic:cNvPr descr="/opt/quarto/share/formats/docx/note.png" id="183" name="Picture"/>
                           <pic:cNvPicPr>
                             <a:picLocks noChangeArrowheads="1" noChangeAspect="1"/>
                           </pic:cNvPicPr>
                         </pic:nvPicPr>
                         <pic:blipFill>
-                          <a:blip r:embed="rId179"/>
+                          <a:blip r:embed="rId181"/>
                           <a:stretch>
                             <a:fillRect/>
                           </a:stretch>
@@ -43089,9 +43302,9 @@
         </w:tc>
       </w:tr>
     </w:tbl>
-    <w:bookmarkEnd w:id="182"/>
-    <w:bookmarkEnd w:id="183"/>
-    <w:bookmarkStart w:id="219" w:name="sec-kfold"/>
+    <w:bookmarkEnd w:id="184"/>
+    <w:bookmarkEnd w:id="185"/>
+    <w:bookmarkStart w:id="221" w:name="sec-kfold"/>
     <w:p>
       <w:pPr>
         <w:pStyle w:val="Heading2"/>
@@ -43111,7 +43324,7 @@
         <w:t xml:space="preserve">-fold cross-validation</w:t>
       </w:r>
     </w:p>
-    <w:bookmarkStart w:id="184" w:name="exr-kfold"/>
+    <w:bookmarkStart w:id="186" w:name="exr-kfold"/>
     <w:p>
       <w:pPr>
         <w:pStyle w:val="FirstParagraph"/>
@@ -43262,8 +43475,8 @@
         <w:t xml:space="preserve">How many times is a given car used for fitting, and how many times for prediction?</w:t>
       </w:r>
     </w:p>
-    <w:bookmarkEnd w:id="184"/>
-    <w:bookmarkStart w:id="185" w:name="sol-kfold"/>
+    <w:bookmarkEnd w:id="186"/>
+    <w:bookmarkStart w:id="187" w:name="sol-kfold"/>
     <w:p>
       <w:pPr>
         <w:pStyle w:val="FirstParagraph"/>
@@ -43437,8 +43650,8 @@
         <w:t xml:space="preserve">fits.</w:t>
       </w:r>
     </w:p>
-    <w:bookmarkEnd w:id="185"/>
-    <w:bookmarkStart w:id="187" w:name="def-folds"/>
+    <w:bookmarkEnd w:id="187"/>
+    <w:bookmarkStart w:id="189" w:name="def-folds"/>
     <w:p>
       <w:pPr>
         <w:pStyle w:val="FirstParagraph"/>
@@ -43448,7 +43661,7 @@
           <w:b/>
           <w:bCs/>
         </w:rPr>
-        <w:t xml:space="preserve">Definition 37 (Folds)</w:t>
+        <w:t xml:space="preserve">Definition 38 (Folds)</w:t>
       </w:r>
       <w:r>
         <w:t xml:space="preserve"> </w:t>
@@ -43627,7 +43840,7 @@
       <w:pPr>
         <w:pStyle w:val="BodyText"/>
       </w:pPr>
-      <w:bookmarkStart w:id="186" w:name="eq-folds"/>
+      <w:bookmarkStart w:id="188" w:name="eq-folds"/>
       <m:oMathPara>
         <m:oMathParaPr>
           <m:jc m:val="center"/>
@@ -43718,10 +43931,10 @@
           </m:r>
         </m:oMath>
       </m:oMathPara>
-      <w:bookmarkEnd w:id="186"/>
+      <w:bookmarkEnd w:id="188"/>
     </w:p>
-    <w:bookmarkEnd w:id="187"/>
-    <w:bookmarkStart w:id="188" w:name="rem-source-folds"/>
+    <w:bookmarkEnd w:id="189"/>
+    <w:bookmarkStart w:id="190" w:name="rem-source-folds"/>
     <w:p>
       <w:pPr>
         <w:pStyle w:val="FirstParagraph"/>
@@ -43775,8 +43988,8 @@
         <w:t xml:space="preserve">roughly equal-sized parts.</w:t>
       </w:r>
     </w:p>
-    <w:bookmarkEnd w:id="188"/>
-    <w:bookmarkStart w:id="190" w:name="def-fold-size"/>
+    <w:bookmarkEnd w:id="190"/>
+    <w:bookmarkStart w:id="192" w:name="def-fold-size"/>
     <w:p>
       <w:pPr>
         <w:pStyle w:val="BodyText"/>
@@ -43786,7 +43999,7 @@
           <w:b/>
           <w:bCs/>
         </w:rPr>
-        <w:t xml:space="preserve">Definition 38 (Fold size)</w:t>
+        <w:t xml:space="preserve">Definition 39 (Fold size)</w:t>
       </w:r>
       <w:r>
         <w:t xml:space="preserve"> </w:t>
@@ -43870,7 +44083,7 @@
       <w:pPr>
         <w:pStyle w:val="BodyText"/>
       </w:pPr>
-      <w:bookmarkStart w:id="189" w:name="eq-fold-size"/>
+      <w:bookmarkStart w:id="191" w:name="eq-fold-size"/>
       <m:oMathPara>
         <m:oMathParaPr>
           <m:jc m:val="center"/>
@@ -43965,10 +44178,10 @@
           </m:r>
         </m:oMath>
       </m:oMathPara>
-      <w:bookmarkEnd w:id="189"/>
+      <w:bookmarkEnd w:id="191"/>
     </w:p>
-    <w:bookmarkEnd w:id="190"/>
-    <w:bookmarkStart w:id="192" w:name="def-fold-assignment"/>
+    <w:bookmarkEnd w:id="192"/>
+    <w:bookmarkStart w:id="194" w:name="def-fold-assignment"/>
     <w:p>
       <w:pPr>
         <w:pStyle w:val="FirstParagraph"/>
@@ -43978,7 +44191,7 @@
           <w:b/>
           <w:bCs/>
         </w:rPr>
-        <w:t xml:space="preserve">Definition 39 (Fold assignment)</w:t>
+        <w:t xml:space="preserve">Definition 40 (Fold assignment)</w:t>
       </w:r>
       <w:r>
         <w:t xml:space="preserve"> </w:t>
@@ -44123,7 +44336,7 @@
       <w:pPr>
         <w:pStyle w:val="BodyText"/>
       </w:pPr>
-      <w:bookmarkStart w:id="191" w:name="eq-fold-assignment"/>
+      <w:bookmarkStart w:id="193" w:name="eq-fold-assignment"/>
       <m:oMathPara>
         <m:oMathParaPr>
           <m:jc m:val="center"/>
@@ -44199,10 +44412,10 @@
           </m:r>
         </m:oMath>
       </m:oMathPara>
-      <w:bookmarkEnd w:id="191"/>
+      <w:bookmarkEnd w:id="193"/>
     </w:p>
-    <w:bookmarkEnd w:id="192"/>
-    <w:bookmarkStart w:id="193" w:name="rem-source-fold-assignment"/>
+    <w:bookmarkEnd w:id="194"/>
+    <w:bookmarkStart w:id="195" w:name="rem-source-fold-assignment"/>
     <w:p>
       <w:pPr>
         <w:pStyle w:val="FirstParagraph"/>
@@ -44263,8 +44476,8 @@
         <w:t xml:space="preserve">.</w:t>
       </w:r>
     </w:p>
-    <w:bookmarkEnd w:id="193"/>
-    <w:bookmarkStart w:id="195" w:name="def-fold-out-rule"/>
+    <w:bookmarkEnd w:id="195"/>
+    <w:bookmarkStart w:id="197" w:name="def-fold-out-rule"/>
     <w:p>
       <w:pPr>
         <w:pStyle w:val="BodyText"/>
@@ -44274,7 +44487,7 @@
           <w:b/>
           <w:bCs/>
         </w:rPr>
-        <w:t xml:space="preserve">Definition 40 (Fold-out rule)</w:t>
+        <w:t xml:space="preserve">Definition 41 (Fold-out rule)</w:t>
       </w:r>
       <w:r>
         <w:t xml:space="preserve"> </w:t>
@@ -44456,7 +44669,7 @@
       <w:pPr>
         <w:pStyle w:val="BodyText"/>
       </w:pPr>
-      <w:bookmarkStart w:id="194" w:name="eq-fold-out-rule"/>
+      <w:bookmarkStart w:id="196" w:name="eq-fold-out-rule"/>
       <m:oMathPara>
         <m:oMathParaPr>
           <m:jc m:val="center"/>
@@ -44689,10 +44902,10 @@
           </m:r>
         </m:oMath>
       </m:oMathPara>
-      <w:bookmarkEnd w:id="194"/>
+      <w:bookmarkEnd w:id="196"/>
     </w:p>
-    <w:bookmarkEnd w:id="195"/>
-    <w:bookmarkStart w:id="196" w:name="rem-source-fold-out-rule"/>
+    <w:bookmarkEnd w:id="197"/>
+    <w:bookmarkStart w:id="198" w:name="rem-source-fold-out-rule"/>
     <w:p>
       <w:pPr>
         <w:pStyle w:val="FirstParagraph"/>
@@ -44764,8 +44977,8 @@
         <w:t xml:space="preserve">.</w:t>
       </w:r>
     </w:p>
-    <w:bookmarkEnd w:id="196"/>
-    <w:bookmarkStart w:id="197" w:name="def-kfold"/>
+    <w:bookmarkEnd w:id="198"/>
+    <w:bookmarkStart w:id="199" w:name="def-kfold"/>
     <w:p>
       <w:pPr>
         <w:pStyle w:val="BodyText"/>
@@ -44775,7 +44988,7 @@
           <w:b/>
           <w:bCs/>
         </w:rPr>
-        <w:t xml:space="preserve">Definition 41 (</w:t>
+        <w:t xml:space="preserve">Definition 42 (</w:t>
       </w:r>
       <m:oMath>
         <m:r>
@@ -45112,8 +45325,8 @@
         <w:t xml:space="preserve">Compute a summary prediction-error measure across all folds.</w:t>
       </w:r>
     </w:p>
-    <w:bookmarkEnd w:id="197"/>
-    <w:bookmarkStart w:id="198" w:name="rem-kfold-vs-validation-set"/>
+    <w:bookmarkEnd w:id="199"/>
+    <w:bookmarkStart w:id="200" w:name="rem-kfold-vs-validation-set"/>
     <w:p>
       <w:pPr>
         <w:pStyle w:val="FirstParagraph"/>
@@ -45215,8 +45428,8 @@
         <w:t xml:space="preserve">give 4 fits on 24 cars each.</w:t>
       </w:r>
     </w:p>
-    <w:bookmarkEnd w:id="198"/>
-    <w:bookmarkStart w:id="200" w:name="def-cv-estimate"/>
+    <w:bookmarkEnd w:id="200"/>
+    <w:bookmarkStart w:id="202" w:name="def-cv-estimate"/>
     <w:p>
       <w:pPr>
         <w:pStyle w:val="BodyText"/>
@@ -45226,7 +45439,7 @@
           <w:b/>
           <w:bCs/>
         </w:rPr>
-        <w:t xml:space="preserve">Definition 42 (Cross-validation estimate)</w:t>
+        <w:t xml:space="preserve">Definition 43 (Cross-validation estimate)</w:t>
       </w:r>
       <w:r>
         <w:t xml:space="preserve"> </w:t>
@@ -45432,7 +45645,7 @@
       <w:pPr>
         <w:pStyle w:val="BodyText"/>
       </w:pPr>
-      <w:bookmarkStart w:id="199" w:name="eq-cv-estimate"/>
+      <w:bookmarkStart w:id="201" w:name="eq-cv-estimate"/>
       <m:oMathPara>
         <m:oMathParaPr>
           <m:jc m:val="center"/>
@@ -45695,10 +45908,10 @@
           </m:r>
         </m:oMath>
       </m:oMathPara>
-      <w:bookmarkEnd w:id="199"/>
+      <w:bookmarkEnd w:id="201"/>
     </w:p>
-    <w:bookmarkEnd w:id="200"/>
-    <w:bookmarkStart w:id="201" w:name="rem-source-cv-estimate"/>
+    <w:bookmarkEnd w:id="202"/>
+    <w:bookmarkStart w:id="203" w:name="rem-source-cv-estimate"/>
     <w:p>
       <w:pPr>
         <w:pStyle w:val="FirstParagraph"/>
@@ -45750,8 +45963,8 @@
         <w:t xml:space="preserve">.</w:t>
       </w:r>
     </w:p>
-    <w:bookmarkEnd w:id="201"/>
-    <w:bookmarkStart w:id="202" w:name="exr-cv-estimate-by-fold"/>
+    <w:bookmarkEnd w:id="203"/>
+    <w:bookmarkStart w:id="204" w:name="exr-cv-estimate-by-fold"/>
     <w:p>
       <w:pPr>
         <w:pStyle w:val="BodyText"/>
@@ -45956,8 +46169,8 @@
         <w:t xml:space="preserve">.</w:t>
       </w:r>
     </w:p>
-    <w:bookmarkEnd w:id="202"/>
-    <w:bookmarkStart w:id="203" w:name="sol-cv-estimate-by-fold"/>
+    <w:bookmarkEnd w:id="204"/>
+    <w:bookmarkStart w:id="205" w:name="sol-cv-estimate-by-fold"/>
     <w:p>
       <w:pPr>
         <w:pStyle w:val="BodyText"/>
@@ -46055,7 +46268,7 @@
           <w:rPr>
             <w:rStyle w:val="Hyperlink"/>
           </w:rPr>
-          <w:t xml:space="preserve">Definition 37</w:t>
+          <w:t xml:space="preserve">Definition 38</w:t>
         </w:r>
       </w:hyperlink>
       <w:r>
@@ -47118,8 +47331,8 @@
         <w:t xml:space="preserve">so each inner sum uses a single fitted rule.</w:t>
       </w:r>
     </w:p>
-    <w:bookmarkEnd w:id="203"/>
-    <w:bookmarkStart w:id="205" w:name="thm-cv-estimate-by-fold"/>
+    <w:bookmarkEnd w:id="205"/>
+    <w:bookmarkStart w:id="207" w:name="thm-cv-estimate-by-fold"/>
     <w:p>
       <w:pPr>
         <w:pStyle w:val="BodyText"/>
@@ -47208,7 +47421,7 @@
       <w:pPr>
         <w:pStyle w:val="BodyText"/>
       </w:pPr>
-      <w:bookmarkStart w:id="204" w:name="eq-cv-estimate-by-fold"/>
+      <w:bookmarkStart w:id="206" w:name="eq-cv-estimate-by-fold"/>
       <m:oMathPara>
         <m:oMathParaPr>
           <m:jc m:val="center"/>
@@ -47481,9 +47694,9 @@
           </m:r>
         </m:oMath>
       </m:oMathPara>
-      <w:bookmarkEnd w:id="204"/>
+      <w:bookmarkEnd w:id="206"/>
     </w:p>
-    <w:bookmarkEnd w:id="205"/>
+    <w:bookmarkEnd w:id="207"/>
     <w:p>
       <w:pPr>
         <w:pStyle w:val="FirstParagraph"/>
@@ -47516,7 +47729,7 @@
         <w:t xml:space="preserve">.</w:t>
       </w:r>
     </w:p>
-    <w:bookmarkStart w:id="207" w:name="def-fold-mse"/>
+    <w:bookmarkStart w:id="209" w:name="def-fold-mse"/>
     <w:p>
       <w:pPr>
         <w:pStyle w:val="BodyText"/>
@@ -47526,7 +47739,7 @@
           <w:b/>
           <w:bCs/>
         </w:rPr>
-        <w:t xml:space="preserve">Definition 43 (Fold mean squared error)</w:t>
+        <w:t xml:space="preserve">Definition 44 (Fold mean squared error)</w:t>
       </w:r>
       <w:r>
         <w:t xml:space="preserve"> </w:t>
@@ -47684,7 +47897,7 @@
       <w:pPr>
         <w:pStyle w:val="BodyText"/>
       </w:pPr>
-      <w:bookmarkStart w:id="206" w:name="eq-fold-mse"/>
+      <w:bookmarkStart w:id="208" w:name="eq-fold-mse"/>
       <m:oMathPara>
         <m:oMathParaPr>
           <m:jc m:val="center"/>
@@ -47924,10 +48137,10 @@
           </m:r>
         </m:oMath>
       </m:oMathPara>
-      <w:bookmarkEnd w:id="206"/>
+      <w:bookmarkEnd w:id="208"/>
     </w:p>
-    <w:bookmarkEnd w:id="207"/>
-    <w:bookmarkStart w:id="208" w:name="rem-source-fold-mse"/>
+    <w:bookmarkEnd w:id="209"/>
+    <w:bookmarkStart w:id="210" w:name="rem-source-fold-mse"/>
     <w:p>
       <w:pPr>
         <w:pStyle w:val="FirstParagraph"/>
@@ -48007,8 +48220,8 @@
         <w:t xml:space="preserve">.</w:t>
       </w:r>
     </w:p>
-    <w:bookmarkEnd w:id="208"/>
-    <w:bookmarkStart w:id="209" w:name="rem-cv-estimate"/>
+    <w:bookmarkEnd w:id="210"/>
+    <w:bookmarkStart w:id="211" w:name="rem-cv-estimate"/>
     <w:p>
       <w:pPr>
         <w:pStyle w:val="BodyText"/>
@@ -48687,8 +48900,8 @@
         <w:t xml:space="preserve">use.</w:t>
       </w:r>
     </w:p>
-    <w:bookmarkEnd w:id="209"/>
-    <w:bookmarkStart w:id="210" w:name="rem-choosing-k"/>
+    <w:bookmarkEnd w:id="211"/>
+    <w:bookmarkStart w:id="212" w:name="rem-choosing-k"/>
     <w:p>
       <w:pPr>
         <w:pStyle w:val="BodyText"/>
@@ -49095,8 +49308,8 @@
         <w:t xml:space="preserve">is the usual compromise.</w:t>
       </w:r>
     </w:p>
-    <w:bookmarkEnd w:id="210"/>
-    <w:bookmarkStart w:id="215" w:name="exm-kfold-simulated"/>
+    <w:bookmarkEnd w:id="212"/>
+    <w:bookmarkStart w:id="217" w:name="exm-kfold-simulated"/>
     <w:p>
       <w:pPr>
         <w:pStyle w:val="BodyText"/>
@@ -49106,7 +49319,7 @@
           <w:b/>
           <w:bCs/>
         </w:rPr>
-        <w:t xml:space="preserve">Example 18 (Cross-validation versus the generalization error)</w:t>
+        <w:t xml:space="preserve">Example 19 (Cross-validation versus the generalization error)</w:t>
       </w:r>
       <w:r>
         <w:t xml:space="preserve"> </w:t>
@@ -50328,7 +50541,7 @@
       <w:tr>
         <w:tc>
           <w:tcPr/>
-          <w:bookmarkStart w:id="214" w:name="fig-cv-simulated"/>
+          <w:bookmarkStart w:id="216" w:name="fig-cv-simulated"/>
           <w:p>
             <w:pPr>
               <w:pStyle w:val="SourceCode"/>
@@ -51274,18 +51487,18 @@
                 <wp:inline>
                   <wp:extent cx="4620126" cy="3696101"/>
                   <wp:effectExtent b="0" l="0" r="0" t="0"/>
-                  <wp:docPr descr="" title="" id="212" name="Picture"/>
+                  <wp:docPr descr="" title="" id="214" name="Picture"/>
                   <a:graphic>
                     <a:graphicData uri="http://schemas.openxmlformats.org/drawingml/2006/picture">
                       <pic:pic>
                         <pic:nvPicPr>
-                          <pic:cNvPr descr="model-validation_files/figure-docx/cv-simulated-plot-1.png" id="213" name="Picture"/>
+                          <pic:cNvPr descr="model-validation_files/figure-docx/cv-simulated-plot-1.png" id="215" name="Picture"/>
                           <pic:cNvPicPr>
                             <a:picLocks noChangeArrowheads="1" noChangeAspect="1"/>
                           </pic:cNvPicPr>
                         </pic:nvPicPr>
                         <pic:blipFill>
-                          <a:blip r:embed="rId211"/>
+                          <a:blip r:embed="rId213"/>
                           <a:stretch>
                             <a:fillRect/>
                           </a:stretch>
@@ -51354,7 +51567,7 @@
               <w:t xml:space="preserve">could be computed from real data.</w:t>
             </w:r>
           </w:p>
-          <w:bookmarkEnd w:id="214"/>
+          <w:bookmarkEnd w:id="216"/>
         </w:tc>
       </w:tr>
     </w:tbl>
@@ -53255,8 +53468,8 @@
         <w:t xml:space="preserve">new ones.</w:t>
       </w:r>
     </w:p>
-    <w:bookmarkEnd w:id="215"/>
-    <w:bookmarkStart w:id="218" w:name="exm-kfold-mtcars"/>
+    <w:bookmarkEnd w:id="217"/>
+    <w:bookmarkStart w:id="220" w:name="exm-kfold-mtcars"/>
     <w:p>
       <w:pPr>
         <w:pStyle w:val="BodyText"/>
@@ -53266,7 +53479,7 @@
           <w:b/>
           <w:bCs/>
         </w:rPr>
-        <w:t xml:space="preserve">Example 19 (Four-fold cross-validation of the</w:t>
+        <w:t xml:space="preserve">Example 20 (Four-fold cross-validation of the</w:t>
       </w:r>
       <w:r>
         <w:rPr>
@@ -53415,7 +53628,7 @@
           <w:rPr>
             <w:rStyle w:val="Hyperlink"/>
           </w:rPr>
-          <w:t xml:space="preserve">Example 18</w:t>
+          <w:t xml:space="preserve">Example 19</w:t>
         </w:r>
       </w:hyperlink>
       <w:r>
@@ -53459,7 +53672,7 @@
       <w:tr>
         <w:tc>
           <w:tcPr/>
-          <w:bookmarkStart w:id="216" w:name="tbl-cv-mtcars-repeats"/>
+          <w:bookmarkStart w:id="218" w:name="tbl-cv-mtcars-repeats"/>
           <w:p>
             <w:pPr>
               <w:jc w:val="center"/>
@@ -54115,7 +54328,7 @@
               <w:t xml:space="preserve">#&gt; 5         5     3.38     2.74     2.78     2.81</w:t>
             </w:r>
           </w:p>
-          <w:bookmarkEnd w:id="216"/>
+          <w:bookmarkEnd w:id="218"/>
         </w:tc>
       </w:tr>
     </w:tbl>
@@ -54140,7 +54353,7 @@
       <w:tr>
         <w:tc>
           <w:tcPr/>
-          <w:bookmarkStart w:id="217" w:name="tbl-cv-mtcars"/>
+          <w:bookmarkStart w:id="219" w:name="tbl-cv-mtcars"/>
           <w:p>
             <w:pPr>
               <w:jc w:val="center"/>
@@ -54496,7 +54709,7 @@
               <w:t xml:space="preserve">#&gt; 5         5 2       2.74</w:t>
             </w:r>
           </w:p>
-          <w:bookmarkEnd w:id="217"/>
+          <w:bookmarkEnd w:id="219"/>
         </w:tc>
       </w:tr>
     </w:tbl>
@@ -55186,9 +55399,9 @@
         <w:t xml:space="preserve">may not survive a different split.</w:t>
       </w:r>
     </w:p>
-    <w:bookmarkEnd w:id="218"/>
-    <w:bookmarkEnd w:id="219"/>
-    <w:bookmarkStart w:id="247" w:name="sec-loocv"/>
+    <w:bookmarkEnd w:id="220"/>
+    <w:bookmarkEnd w:id="221"/>
+    <w:bookmarkStart w:id="249" w:name="sec-loocv"/>
     <w:p>
       <w:pPr>
         <w:pStyle w:val="Heading2"/>
@@ -55197,7 +55410,7 @@
         <w:t xml:space="preserve">7 Leave-one-out cross-validation</w:t>
       </w:r>
     </w:p>
-    <w:bookmarkStart w:id="220" w:name="exr-loocv"/>
+    <w:bookmarkStart w:id="222" w:name="exr-loocv"/>
     <w:p>
       <w:pPr>
         <w:pStyle w:val="FirstParagraph"/>
@@ -55407,8 +55620,8 @@
         <w:t xml:space="preserve">) differ?</w:t>
       </w:r>
     </w:p>
-    <w:bookmarkEnd w:id="220"/>
-    <w:bookmarkStart w:id="221" w:name="sol-loocv"/>
+    <w:bookmarkEnd w:id="222"/>
+    <w:bookmarkStart w:id="223" w:name="sol-loocv"/>
     <w:p>
       <w:pPr>
         <w:pStyle w:val="FirstParagraph"/>
@@ -55592,7 +55805,7 @@
           <w:rPr>
             <w:rStyle w:val="Hyperlink"/>
           </w:rPr>
-          <w:t xml:space="preserve">Example 19</w:t>
+          <w:t xml:space="preserve">Example 20</w:t>
         </w:r>
       </w:hyperlink>
       <w:r>
@@ -55605,8 +55818,8 @@
         <w:t xml:space="preserve">the estimate is not random.</w:t>
       </w:r>
     </w:p>
-    <w:bookmarkEnd w:id="221"/>
-    <w:bookmarkStart w:id="223" w:name="def-loocv"/>
+    <w:bookmarkEnd w:id="223"/>
+    <w:bookmarkStart w:id="225" w:name="def-loocv"/>
     <w:p>
       <w:pPr>
         <w:pStyle w:val="FirstParagraph"/>
@@ -55616,7 +55829,7 @@
           <w:b/>
           <w:bCs/>
         </w:rPr>
-        <w:t xml:space="preserve">Definition 44 (Leave-one-out cross-validation)</w:t>
+        <w:t xml:space="preserve">Definition 45 (Leave-one-out cross-validation)</w:t>
       </w:r>
       <w:r>
         <w:t xml:space="preserve"> </w:t>
@@ -55914,7 +56127,7 @@
       <w:pPr>
         <w:pStyle w:val="BodyText"/>
       </w:pPr>
-      <w:bookmarkStart w:id="222" w:name="eq-loocv"/>
+      <w:bookmarkStart w:id="224" w:name="eq-loocv"/>
       <m:oMathPara>
         <m:oMathParaPr>
           <m:jc m:val="center"/>
@@ -56164,7 +56377,7 @@
           </m:r>
         </m:oMath>
       </m:oMathPara>
-      <w:bookmarkEnd w:id="222"/>
+      <w:bookmarkEnd w:id="224"/>
     </w:p>
     <w:p>
       <w:pPr>
@@ -56183,8 +56396,8 @@
         <w:t xml:space="preserve">.</w:t>
       </w:r>
     </w:p>
-    <w:bookmarkEnd w:id="223"/>
-    <w:bookmarkStart w:id="224" w:name="lem-loocv-not-random"/>
+    <w:bookmarkEnd w:id="225"/>
+    <w:bookmarkStart w:id="226" w:name="lem-loocv-not-random"/>
     <w:p>
       <w:pPr>
         <w:pStyle w:val="BodyText"/>
@@ -56533,7 +56746,7 @@
         <w:t xml:space="preserve">.</w:t>
       </w:r>
     </w:p>
-    <w:bookmarkEnd w:id="224"/>
+    <w:bookmarkEnd w:id="226"/>
     <w:p>
       <w:pPr>
         <w:pStyle w:val="BodyText"/>
@@ -58059,7 +58272,7 @@
         <w:t xml:space="preserve">fits, with the folds numbered differently.</w:t>
       </w:r>
     </w:p>
-    <w:bookmarkStart w:id="226" w:name="def-term-vector"/>
+    <w:bookmarkStart w:id="228" w:name="def-term-vector"/>
     <w:p>
       <w:pPr>
         <w:pStyle w:val="FirstParagraph"/>
@@ -58069,7 +58282,7 @@
           <w:b/>
           <w:bCs/>
         </w:rPr>
-        <w:t xml:space="preserve">Definition 45 (Term vector)</w:t>
+        <w:t xml:space="preserve">Definition 46 (Term vector)</w:t>
       </w:r>
       <w:r>
         <w:t xml:space="preserve"> </w:t>
@@ -58302,16 +58515,16 @@
       <w:pPr>
         <w:pStyle w:val="BodyText"/>
       </w:pPr>
-      <w:bookmarkStart w:id="225" w:name="eq-term-vector"/>
+      <w:bookmarkStart w:id="227" w:name="eq-term-vector"/>
       <w:r>
         <w:t xml:space="preserve">$$
     \mathord{\smash[b]{\underset{\raise.3ex\hbox{$\scriptstyle\sim$}}{t}}\vphantom{t}}_{i} \stackrel{\text{def}}{=}{\mathopen{}\left(t_{1}(x_{i}), \ldots, t_{p^{*}}(x_{i})\right)\mathclose{}}^{\top}.
      \qquad(41)$$</w:t>
       </w:r>
-      <w:bookmarkEnd w:id="225"/>
+      <w:bookmarkEnd w:id="227"/>
     </w:p>
-    <w:bookmarkEnd w:id="226"/>
-    <w:bookmarkStart w:id="228" w:name="rem-term-vector"/>
+    <w:bookmarkEnd w:id="228"/>
+    <w:bookmarkStart w:id="230" w:name="rem-term-vector"/>
     <w:p>
       <w:pPr>
         <w:pStyle w:val="FirstParagraph"/>
@@ -58386,7 +58599,7 @@
       <w:r>
         <w:t xml:space="preserve"> </w:t>
       </w:r>
-      <w:hyperlink r:id="rId227">
+      <w:hyperlink r:id="rId229">
         <w:r>
           <w:rPr>
             <w:rStyle w:val="Hyperlink"/>
@@ -58404,8 +58617,8 @@
         <w:t xml:space="preserve">.</w:t>
       </w:r>
     </w:p>
-    <w:bookmarkEnd w:id="228"/>
-    <w:bookmarkStart w:id="230" w:name="def-cross-product-matrix"/>
+    <w:bookmarkEnd w:id="230"/>
+    <w:bookmarkStart w:id="232" w:name="def-cross-product-matrix"/>
     <w:p>
       <w:pPr>
         <w:pStyle w:val="BodyText"/>
@@ -58415,7 +58628,7 @@
           <w:b/>
           <w:bCs/>
         </w:rPr>
-        <w:t xml:space="preserve">Definition 46 (Cross-product matrix (sum-of-squares and cross-products matrix))</w:t>
+        <w:t xml:space="preserve">Definition 47 (Cross-product matrix (sum-of-squares and cross-products matrix))</w:t>
       </w:r>
       <w:r>
         <w:t xml:space="preserve"> </w:t>
@@ -58509,16 +58722,16 @@
       <w:pPr>
         <w:pStyle w:val="BodyText"/>
       </w:pPr>
-      <w:bookmarkStart w:id="229" w:name="eq-cross-product-matrix"/>
+      <w:bookmarkStart w:id="231" w:name="eq-cross-product-matrix"/>
       <w:r>
         <w:t xml:space="preserve">$$
     A\stackrel{\text{def}}{=}\sum_{i\in I} \mathord{\smash[b]{\underset{\raise.3ex\hbox{$\scriptstyle\sim$}}{t}}\vphantom{t}}_{i} {\mathord{\smash[b]{\underset{\raise.3ex\hbox{$\scriptstyle\sim$}}{t}}\vphantom{t}}_{i}}^{\top}.
      \qquad(42)$$</w:t>
       </w:r>
-      <w:bookmarkEnd w:id="229"/>
+      <w:bookmarkEnd w:id="231"/>
     </w:p>
-    <w:bookmarkEnd w:id="230"/>
-    <w:bookmarkStart w:id="232" w:name="rem-source-cross-product-matrix"/>
+    <w:bookmarkEnd w:id="232"/>
+    <w:bookmarkStart w:id="234" w:name="rem-source-cross-product-matrix"/>
     <w:p>
       <w:pPr>
         <w:pStyle w:val="FirstParagraph"/>
@@ -58567,7 +58780,7 @@
       <w:r>
         <w:t xml:space="preserve"> </w:t>
       </w:r>
-      <w:hyperlink r:id="rId231">
+      <w:hyperlink r:id="rId233">
         <w:r>
           <w:rPr>
             <w:rStyle w:val="Hyperlink"/>
@@ -58579,8 +58792,8 @@
         <w:t xml:space="preserve">).</w:t>
       </w:r>
     </w:p>
-    <w:bookmarkEnd w:id="232"/>
-    <w:bookmarkStart w:id="235" w:name="rem-cross-product-matrix"/>
+    <w:bookmarkEnd w:id="234"/>
+    <w:bookmarkStart w:id="237" w:name="rem-cross-product-matrix"/>
     <w:p>
       <w:pPr>
         <w:pStyle w:val="BodyText"/>
@@ -58859,18 +59072,18 @@
                 <wp:inline>
                   <wp:extent cx="152400" cy="152400"/>
                   <wp:effectExtent b="0" l="0" r="0" t="0"/>
-                  <wp:docPr descr="" title="" id="233" name="Picture"/>
+                  <wp:docPr descr="" title="" id="235" name="Picture"/>
                   <a:graphic>
                     <a:graphicData uri="http://schemas.openxmlformats.org/drawingml/2006/picture">
                       <pic:pic>
                         <pic:nvPicPr>
-                          <pic:cNvPr descr="/opt/quarto/share/formats/docx/note.png" id="234" name="Picture"/>
+                          <pic:cNvPr descr="/opt/quarto/share/formats/docx/note.png" id="236" name="Picture"/>
                           <pic:cNvPicPr>
                             <a:picLocks noChangeArrowheads="1" noChangeAspect="1"/>
                           </pic:cNvPicPr>
                         </pic:nvPicPr>
                         <pic:blipFill>
-                          <a:blip r:embed="rId179"/>
+                          <a:blip r:embed="rId181"/>
                           <a:stretch>
                             <a:fillRect/>
                           </a:stretch>
@@ -58950,7 +59163,7 @@
             <w:r>
               <w:t xml:space="preserve"> </w:t>
             </w:r>
-            <w:hyperlink r:id="rId231">
+            <w:hyperlink r:id="rId233">
               <w:r>
                 <w:rPr>
                   <w:rStyle w:val="Hyperlink"/>
@@ -58978,8 +59191,8 @@
         </w:tc>
       </w:tr>
     </w:tbl>
-    <w:bookmarkEnd w:id="235"/>
-    <w:bookmarkStart w:id="238" w:name="def-leverage"/>
+    <w:bookmarkEnd w:id="237"/>
+    <w:bookmarkStart w:id="240" w:name="def-leverage"/>
     <w:p>
       <w:pPr>
         <w:pStyle w:val="BodyText"/>
@@ -58989,7 +59202,7 @@
           <w:b/>
           <w:bCs/>
         </w:rPr>
-        <w:t xml:space="preserve">Definition 47 (Leverage)</w:t>
+        <w:t xml:space="preserve">Definition 48 (Leverage)</w:t>
       </w:r>
       <w:r>
         <w:t xml:space="preserve"> </w:t>
@@ -59000,7 +59213,7 @@
       <w:r>
         <w:t xml:space="preserve"> </w:t>
       </w:r>
-      <w:hyperlink r:id="rId236">
+      <w:hyperlink r:id="rId238">
         <w:r>
           <w:rPr>
             <w:rStyle w:val="Hyperlink"/>
@@ -59126,16 +59339,16 @@
       <w:pPr>
         <w:pStyle w:val="BodyText"/>
       </w:pPr>
-      <w:bookmarkStart w:id="237" w:name="eq-leverage"/>
+      <w:bookmarkStart w:id="239" w:name="eq-leverage"/>
       <w:r>
         <w:t xml:space="preserve">$$
     h_{i} \stackrel{\text{def}}{=}{\mathord{\smash[b]{\underset{\raise.3ex\hbox{$\scriptstyle\sim$}}{t}}\vphantom{t}}_{i}}^{\top} A^{-1} \mathord{\smash[b]{\underset{\raise.3ex\hbox{$\scriptstyle\sim$}}{t}}\vphantom{t}}_{i}.
      \qquad(43)$$</w:t>
       </w:r>
-      <w:bookmarkEnd w:id="237"/>
+      <w:bookmarkEnd w:id="239"/>
     </w:p>
-    <w:bookmarkEnd w:id="238"/>
-    <w:bookmarkStart w:id="240" w:name="rem-source-leverage"/>
+    <w:bookmarkEnd w:id="240"/>
+    <w:bookmarkStart w:id="242" w:name="rem-source-leverage"/>
     <w:p>
       <w:pPr>
         <w:pStyle w:val="FirstParagraph"/>
@@ -59182,7 +59395,7 @@
       <w:r>
         <w:t xml:space="preserve"> </w:t>
       </w:r>
-      <w:hyperlink r:id="rId239">
+      <w:hyperlink r:id="rId241">
         <w:r>
           <w:rPr>
             <w:rStyle w:val="Hyperlink"/>
@@ -59194,8 +59407,8 @@
         <w:t xml:space="preserve">.</w:t>
       </w:r>
     </w:p>
-    <w:bookmarkEnd w:id="240"/>
-    <w:bookmarkStart w:id="243" w:name="thm-loocv-shortcut"/>
+    <w:bookmarkEnd w:id="242"/>
+    <w:bookmarkStart w:id="245" w:name="thm-loocv-shortcut"/>
     <w:p>
       <w:pPr>
         <w:pStyle w:val="BodyText"/>
@@ -59216,7 +59429,7 @@
       <w:r>
         <w:t xml:space="preserve"> </w:t>
       </w:r>
-      <w:hyperlink r:id="rId236">
+      <w:hyperlink r:id="rId238">
         <w:r>
           <w:rPr>
             <w:rStyle w:val="Hyperlink"/>
@@ -59316,7 +59529,7 @@
       <w:r>
         <w:t xml:space="preserve"> </w:t>
       </w:r>
-      <w:hyperlink r:id="rId241">
+      <w:hyperlink r:id="rId243">
         <w:r>
           <w:rPr>
             <w:rStyle w:val="Hyperlink"/>
@@ -59442,7 +59655,7 @@
       <w:pPr>
         <w:pStyle w:val="BodyText"/>
       </w:pPr>
-      <w:bookmarkStart w:id="242" w:name="eq-loocv-shortcut"/>
+      <w:bookmarkStart w:id="244" w:name="eq-loocv-shortcut"/>
       <m:oMathPara>
         <m:oMathParaPr>
           <m:jc m:val="center"/>
@@ -59632,9 +59845,9 @@
           </m:r>
         </m:oMath>
       </m:oMathPara>
-      <w:bookmarkEnd w:id="242"/>
+      <w:bookmarkEnd w:id="244"/>
     </w:p>
-    <w:bookmarkEnd w:id="243"/>
+    <w:bookmarkEnd w:id="245"/>
     <w:p>
       <w:pPr>
         <w:pStyle w:val="FirstParagraph"/>
@@ -59714,7 +59927,7 @@
         <w:t xml:space="preserve">which this page does not develop.</w:t>
       </w:r>
     </w:p>
-    <w:bookmarkStart w:id="244" w:name="rem-source-loocv-shortcut"/>
+    <w:bookmarkStart w:id="246" w:name="rem-source-loocv-shortcut"/>
     <w:p>
       <w:pPr>
         <w:pStyle w:val="BodyText"/>
@@ -59757,8 +59970,8 @@
         <w:t xml:space="preserve">for many linear fitting methods.</w:t>
       </w:r>
     </w:p>
-    <w:bookmarkEnd w:id="244"/>
-    <w:bookmarkStart w:id="245" w:name="exm-loocv-shortcut"/>
+    <w:bookmarkEnd w:id="246"/>
+    <w:bookmarkStart w:id="247" w:name="exm-loocv-shortcut"/>
     <w:p>
       <w:pPr>
         <w:pStyle w:val="BodyText"/>
@@ -59768,7 +59981,7 @@
           <w:b/>
           <w:bCs/>
         </w:rPr>
-        <w:t xml:space="preserve">Example 20 (Leave-one-out cross-validation of the</w:t>
+        <w:t xml:space="preserve">Example 21 (Leave-one-out cross-validation of the</w:t>
       </w:r>
       <w:r>
         <w:rPr>
@@ -60846,7 +61059,7 @@
         <w:rPr>
           <w:rStyle w:val="CommentTok"/>
         </w:rPr>
-        <w:t xml:space="preserve">#&gt;    8.88178e-15    2.00000e+00</w:t>
+        <w:t xml:space="preserve">#&gt;    7.10543e-15    2.00000e+00</w:t>
       </w:r>
     </w:p>
     <w:p>
@@ -60854,7 +61067,7 @@
         <w:pStyle w:val="FirstParagraph"/>
       </w:pPr>
       <w:r>
-        <w:t xml:space="preserve">The two columns differ by at most 8.9e-15,</w:t>
+        <w:t xml:space="preserve">The two columns differ by at most 7.1e-15,</w:t>
       </w:r>
       <w:r>
         <w:t xml:space="preserve"> </w:t>
@@ -60898,8 +61111,8 @@
         <w:t xml:space="preserve">rerunning it always gives the same choice.</w:t>
       </w:r>
     </w:p>
-    <w:bookmarkEnd w:id="245"/>
-    <w:bookmarkStart w:id="246" w:name="rem-loocv"/>
+    <w:bookmarkEnd w:id="247"/>
+    <w:bookmarkStart w:id="248" w:name="rem-loocv"/>
     <w:p>
       <w:pPr>
         <w:pStyle w:val="BodyText"/>
@@ -61371,9 +61584,9 @@
         <w:t xml:space="preserve">fits.</w:t>
       </w:r>
     </w:p>
-    <w:bookmarkEnd w:id="246"/>
-    <w:bookmarkEnd w:id="247"/>
-    <w:bookmarkStart w:id="277" w:name="sec-cv-model-choice"/>
+    <w:bookmarkEnd w:id="248"/>
+    <w:bookmarkEnd w:id="249"/>
+    <w:bookmarkStart w:id="279" w:name="sec-cv-model-choice"/>
     <w:p>
       <w:pPr>
         <w:pStyle w:val="Heading2"/>
@@ -61382,7 +61595,7 @@
         <w:t xml:space="preserve">8 Choosing a model by cross-validation</w:t>
       </w:r>
     </w:p>
-    <w:bookmarkStart w:id="249" w:name="def-cv-estimate-indexed"/>
+    <w:bookmarkStart w:id="251" w:name="def-cv-estimate-indexed"/>
     <w:p>
       <w:pPr>
         <w:pStyle w:val="FirstParagraph"/>
@@ -61392,7 +61605,7 @@
           <w:b/>
           <w:bCs/>
         </w:rPr>
-        <w:t xml:space="preserve">Definition 48 (Cross-validation estimate of a named procedure)</w:t>
+        <w:t xml:space="preserve">Definition 49 (Cross-validation estimate of a named procedure)</w:t>
       </w:r>
       <w:r>
         <w:t xml:space="preserve"> </w:t>
@@ -61760,7 +61973,7 @@
       <w:pPr>
         <w:pStyle w:val="BodyText"/>
       </w:pPr>
-      <w:bookmarkStart w:id="248" w:name="eq-cv-estimate-indexed"/>
+      <w:bookmarkStart w:id="250" w:name="eq-cv-estimate-indexed"/>
       <m:oMathPara>
         <m:oMathParaPr>
           <m:jc m:val="center"/>
@@ -62170,10 +62383,10 @@
           </m:r>
         </m:oMath>
       </m:oMathPara>
-      <w:bookmarkEnd w:id="248"/>
+      <w:bookmarkEnd w:id="250"/>
     </w:p>
-    <w:bookmarkEnd w:id="249"/>
-    <w:bookmarkStart w:id="251" w:name="def-cv-choice"/>
+    <w:bookmarkEnd w:id="251"/>
+    <w:bookmarkStart w:id="253" w:name="def-cv-choice"/>
     <w:p>
       <w:pPr>
         <w:pStyle w:val="FirstParagraph"/>
@@ -62183,7 +62396,7 @@
           <w:b/>
           <w:bCs/>
         </w:rPr>
-        <w:t xml:space="preserve">Definition 49 (Cross-validation choice procedure)</w:t>
+        <w:t xml:space="preserve">Definition 50 (Cross-validation choice procedure)</w:t>
       </w:r>
       <w:r>
         <w:t xml:space="preserve"> </w:t>
@@ -62515,7 +62728,7 @@
       <w:pPr>
         <w:pStyle w:val="BodyText"/>
       </w:pPr>
-      <w:bookmarkStart w:id="250" w:name="eq-cv-choice"/>
+      <w:bookmarkStart w:id="252" w:name="eq-cv-choice"/>
       <m:oMathPara>
         <m:oMathParaPr>
           <m:jc m:val="center"/>
@@ -62799,10 +63012,10 @@
           </m:r>
         </m:oMath>
       </m:oMathPara>
-      <w:bookmarkEnd w:id="250"/>
+      <w:bookmarkEnd w:id="252"/>
     </w:p>
-    <w:bookmarkEnd w:id="251"/>
-    <w:bookmarkStart w:id="252" w:name="exm-cv-choice-inputs"/>
+    <w:bookmarkEnd w:id="253"/>
+    <w:bookmarkStart w:id="254" w:name="exm-cv-choice-inputs"/>
     <w:p>
       <w:pPr>
         <w:pStyle w:val="FirstParagraph"/>
@@ -62812,7 +63025,7 @@
           <w:b/>
           <w:bCs/>
         </w:rPr>
-        <w:t xml:space="preserve">Example 21 (Inputs of the cross-validation choice procedure)</w:t>
+        <w:t xml:space="preserve">Example 22 (Inputs of the cross-validation choice procedure)</w:t>
       </w:r>
       <w:r>
         <w:t xml:space="preserve"> </w:t>
@@ -63123,8 +63336,8 @@
         <w:t xml:space="preserve">: none.</w:t>
       </w:r>
     </w:p>
-    <w:bookmarkEnd w:id="252"/>
-    <w:bookmarkStart w:id="254" w:name="def-nested-cv"/>
+    <w:bookmarkEnd w:id="254"/>
+    <w:bookmarkStart w:id="256" w:name="def-nested-cv"/>
     <w:p>
       <w:pPr>
         <w:pStyle w:val="FirstParagraph"/>
@@ -63134,7 +63347,7 @@
           <w:b/>
           <w:bCs/>
         </w:rPr>
-        <w:t xml:space="preserve">Definition 50 (Nested cross-validation)</w:t>
+        <w:t xml:space="preserve">Definition 51 (Nested cross-validation)</w:t>
       </w:r>
       <w:r>
         <w:t xml:space="preserve"> </w:t>
@@ -63251,7 +63464,7 @@
       <w:pPr>
         <w:pStyle w:val="BodyText"/>
       </w:pPr>
-      <w:bookmarkStart w:id="253" w:name="eq-nested-cv"/>
+      <w:bookmarkStart w:id="255" w:name="eq-nested-cv"/>
       <m:oMathPara>
         <m:oMathParaPr>
           <m:jc m:val="center"/>
@@ -63378,10 +63591,10 @@
           </m:r>
         </m:oMath>
       </m:oMathPara>
-      <w:bookmarkEnd w:id="253"/>
+      <w:bookmarkEnd w:id="255"/>
     </w:p>
-    <w:bookmarkEnd w:id="254"/>
-    <w:bookmarkStart w:id="255" w:name="rem-source-nested-cv"/>
+    <w:bookmarkEnd w:id="256"/>
+    <w:bookmarkStart w:id="257" w:name="rem-source-nested-cv"/>
     <w:p>
       <w:pPr>
         <w:pStyle w:val="FirstParagraph"/>
@@ -63412,8 +63625,8 @@
         <w:t xml:space="preserve">choices included.</w:t>
       </w:r>
     </w:p>
-    <w:bookmarkEnd w:id="255"/>
-    <w:bookmarkStart w:id="256" w:name="rem-nested-cv"/>
+    <w:bookmarkEnd w:id="257"/>
+    <w:bookmarkStart w:id="258" w:name="rem-nested-cv"/>
     <w:p>
       <w:pPr>
         <w:pStyle w:val="BodyText"/>
@@ -63569,8 +63782,8 @@
         <w:t xml:space="preserve">That inner cross-validation is the nested one.</w:t>
       </w:r>
     </w:p>
-    <w:bookmarkEnd w:id="256"/>
-    <w:bookmarkStart w:id="259" w:name="rem-cv-winner-optimistic"/>
+    <w:bookmarkEnd w:id="258"/>
+    <w:bookmarkStart w:id="261" w:name="rem-cv-winner-optimistic"/>
     <w:p>
       <w:pPr>
         <w:pStyle w:val="BodyText"/>
@@ -63763,18 +63976,18 @@
                 <wp:inline>
                   <wp:extent cx="152400" cy="152400"/>
                   <wp:effectExtent b="0" l="0" r="0" t="0"/>
-                  <wp:docPr descr="" title="" id="257" name="Picture"/>
+                  <wp:docPr descr="" title="" id="259" name="Picture"/>
                   <a:graphic>
                     <a:graphicData uri="http://schemas.openxmlformats.org/drawingml/2006/picture">
                       <pic:pic>
                         <pic:nvPicPr>
-                          <pic:cNvPr descr="/opt/quarto/share/formats/docx/note.png" id="258" name="Picture"/>
+                          <pic:cNvPr descr="/opt/quarto/share/formats/docx/note.png" id="260" name="Picture"/>
                           <pic:cNvPicPr>
                             <a:picLocks noChangeArrowheads="1" noChangeAspect="1"/>
                           </pic:cNvPicPr>
                         </pic:nvPicPr>
                         <pic:blipFill>
-                          <a:blip r:embed="rId179"/>
+                          <a:blip r:embed="rId181"/>
                           <a:stretch>
                             <a:fillRect/>
                           </a:stretch>
@@ -63838,8 +64051,8 @@
         </w:tc>
       </w:tr>
     </w:tbl>
-    <w:bookmarkEnd w:id="259"/>
-    <w:bookmarkStart w:id="262" w:name="def-cv-se"/>
+    <w:bookmarkEnd w:id="261"/>
+    <w:bookmarkStart w:id="264" w:name="def-cv-se"/>
     <w:p>
       <w:pPr>
         <w:pStyle w:val="BodyText"/>
@@ -63849,7 +64062,7 @@
           <w:b/>
           <w:bCs/>
         </w:rPr>
-        <w:t xml:space="preserve">Definition 51 (Fold-based standard error)</w:t>
+        <w:t xml:space="preserve">Definition 52 (Fold-based standard error)</w:t>
       </w:r>
       <w:r>
         <w:t xml:space="preserve"> </w:t>
@@ -63943,7 +64156,7 @@
       <w:r>
         <w:t xml:space="preserve"> </w:t>
       </w:r>
-      <w:hyperlink r:id="rId260">
+      <w:hyperlink r:id="rId262">
         <w:r>
           <w:rPr>
             <w:rStyle w:val="Hyperlink"/>
@@ -64009,7 +64222,7 @@
       <w:pPr>
         <w:pStyle w:val="BodyText"/>
       </w:pPr>
-      <w:bookmarkStart w:id="261" w:name="eq-cv-se"/>
+      <w:bookmarkStart w:id="263" w:name="eq-cv-se"/>
       <m:oMathPara>
         <m:oMathParaPr>
           <m:jc m:val="center"/>
@@ -64184,10 +64397,10 @@
           </m:r>
         </m:oMath>
       </m:oMathPara>
-      <w:bookmarkEnd w:id="261"/>
+      <w:bookmarkEnd w:id="263"/>
     </w:p>
-    <w:bookmarkEnd w:id="262"/>
-    <w:bookmarkStart w:id="263" w:name="rem-source-cv-se"/>
+    <w:bookmarkEnd w:id="264"/>
+    <w:bookmarkStart w:id="265" w:name="rem-source-cv-se"/>
     <w:p>
       <w:pPr>
         <w:pStyle w:val="FirstParagraph"/>
@@ -64209,8 +64422,8 @@
         <w:t xml:space="preserve">, who call the result a standard error.</w:t>
       </w:r>
     </w:p>
-    <w:bookmarkEnd w:id="263"/>
-    <w:bookmarkStart w:id="265" w:name="rem-cv-se"/>
+    <w:bookmarkEnd w:id="265"/>
+    <w:bookmarkStart w:id="267" w:name="rem-cv-se"/>
     <w:p>
       <w:pPr>
         <w:pStyle w:val="BodyText"/>
@@ -64433,7 +64646,7 @@
       <w:r>
         <w:t xml:space="preserve"> </w:t>
       </w:r>
-      <w:hyperlink r:id="rId264">
+      <w:hyperlink r:id="rId266">
         <w:r>
           <w:rPr>
             <w:rStyle w:val="Hyperlink"/>
@@ -64497,8 +64710,8 @@
         <w:t xml:space="preserve">.</w:t>
       </w:r>
     </w:p>
-    <w:bookmarkEnd w:id="265"/>
-    <w:bookmarkStart w:id="267" w:name="def-fold-mse-indexed"/>
+    <w:bookmarkEnd w:id="267"/>
+    <w:bookmarkStart w:id="269" w:name="def-fold-mse-indexed"/>
     <w:p>
       <w:pPr>
         <w:pStyle w:val="BodyText"/>
@@ -64508,7 +64721,7 @@
           <w:b/>
           <w:bCs/>
         </w:rPr>
-        <w:t xml:space="preserve">Definition 52 (Fold mean squared error of a named procedure)</w:t>
+        <w:t xml:space="preserve">Definition 53 (Fold mean squared error of a named procedure)</w:t>
       </w:r>
       <w:r>
         <w:t xml:space="preserve"> </w:t>
@@ -64676,7 +64889,7 @@
       <w:pPr>
         <w:pStyle w:val="BodyText"/>
       </w:pPr>
-      <w:bookmarkStart w:id="266" w:name="eq-fold-mse-indexed"/>
+      <w:bookmarkStart w:id="268" w:name="eq-fold-mse-indexed"/>
       <m:oMathPara>
         <m:oMathParaPr>
           <m:jc m:val="center"/>
@@ -65063,10 +65276,10 @@
           </m:r>
         </m:oMath>
       </m:oMathPara>
-      <w:bookmarkEnd w:id="266"/>
+      <w:bookmarkEnd w:id="268"/>
     </w:p>
-    <w:bookmarkEnd w:id="267"/>
-    <w:bookmarkStart w:id="269" w:name="def-cv-se-indexed"/>
+    <w:bookmarkEnd w:id="269"/>
+    <w:bookmarkStart w:id="271" w:name="def-cv-se-indexed"/>
     <w:p>
       <w:pPr>
         <w:pStyle w:val="FirstParagraph"/>
@@ -65076,7 +65289,7 @@
           <w:b/>
           <w:bCs/>
         </w:rPr>
-        <w:t xml:space="preserve">Definition 53 (Fold-based standard error of a named procedure)</w:t>
+        <w:t xml:space="preserve">Definition 54 (Fold-based standard error of a named procedure)</w:t>
       </w:r>
       <w:r>
         <w:t xml:space="preserve"> </w:t>
@@ -65272,7 +65485,7 @@
       <w:pPr>
         <w:pStyle w:val="BodyText"/>
       </w:pPr>
-      <w:bookmarkStart w:id="268" w:name="eq-cv-se-indexed"/>
+      <w:bookmarkStart w:id="270" w:name="eq-cv-se-indexed"/>
       <m:oMathPara>
         <m:oMathParaPr>
           <m:jc m:val="center"/>
@@ -65570,10 +65783,10 @@
           </m:r>
         </m:oMath>
       </m:oMathPara>
-      <w:bookmarkEnd w:id="268"/>
+      <w:bookmarkEnd w:id="270"/>
     </w:p>
-    <w:bookmarkEnd w:id="269"/>
-    <w:bookmarkStart w:id="271" w:name="def-one-se-rule"/>
+    <w:bookmarkEnd w:id="271"/>
+    <w:bookmarkStart w:id="273" w:name="def-one-se-rule"/>
     <w:p>
       <w:pPr>
         <w:pStyle w:val="FirstParagraph"/>
@@ -65583,7 +65796,7 @@
           <w:b/>
           <w:bCs/>
         </w:rPr>
-        <w:t xml:space="preserve">Definition 54 (One-standard-error rule)</w:t>
+        <w:t xml:space="preserve">Definition 55 (One-standard-error rule)</w:t>
       </w:r>
       <w:r>
         <w:t xml:space="preserve"> </w:t>
@@ -65831,7 +66044,7 @@
       <w:pPr>
         <w:pStyle w:val="BodyText"/>
       </w:pPr>
-      <w:bookmarkStart w:id="270" w:name="eq-one-se-rule"/>
+      <w:bookmarkStart w:id="272" w:name="eq-one-se-rule"/>
       <m:oMathPara>
         <m:oMathParaPr>
           <m:jc m:v